--- a/EXAMEN FINAL.docx
+++ b/EXAMEN FINAL.docx
@@ -696,6 +696,7 @@
         <w:rPr>
           <w:b/>
           <w:bCs/>
+          <w:highlight w:val="green"/>
         </w:rPr>
         <w:t xml:space="preserve">RF-01 — </w:t>
       </w:r>
@@ -703,6 +704,7 @@
         <w:rPr>
           <w:b/>
           <w:bCs/>
+          <w:highlight w:val="green"/>
         </w:rPr>
         <w:t xml:space="preserve">Mantenimiento </w:t>
       </w:r>
@@ -710,6 +712,7 @@
         <w:rPr>
           <w:b/>
           <w:bCs/>
+          <w:highlight w:val="green"/>
         </w:rPr>
         <w:t xml:space="preserve">de </w:t>
       </w:r>
@@ -717,33 +720,83 @@
         <w:rPr>
           <w:b/>
           <w:bCs/>
+          <w:highlight w:val="green"/>
         </w:rPr>
         <w:t>personas</w:t>
       </w:r>
       <w:r>
+        <w:rPr>
+          <w:highlight w:val="green"/>
+        </w:rPr>
         <w:t xml:space="preserve"> El sistema debe permitir </w:t>
       </w:r>
       <w:r>
+        <w:rPr>
+          <w:highlight w:val="green"/>
+        </w:rPr>
         <w:t xml:space="preserve">realizar el mantenimiento a </w:t>
       </w:r>
       <w:r>
+        <w:rPr>
+          <w:highlight w:val="green"/>
+        </w:rPr>
         <w:t xml:space="preserve">una persona </w:t>
       </w:r>
       <w:r>
-        <w:t xml:space="preserve">usando su número de DNI. Al registrar, debe consultar la API de RENIEC (https://api.decolecta.com/v1/reniec/dni) para obtener y almacenar automáticamente el nombre completo del titular. El correo electrónico debe ser único entre </w:t>
-      </w:r>
-      <w:r>
+        <w:rPr>
+          <w:highlight w:val="green"/>
+        </w:rPr>
+        <w:t>usando su número de DNI.</w:t>
+      </w:r>
+      <w:r>
+        <w:rPr>
+          <w:highlight w:val="green"/>
+        </w:rPr>
+        <w:t xml:space="preserve"> Si el documento ingresado es DNI</w:t>
+      </w:r>
+      <w:r>
+        <w:rPr>
+          <w:highlight w:val="green"/>
+        </w:rPr>
+        <w:t>, debe consultar la API de RENIEC (https://api.decolecta.com/v1/reniec/dni) para obtener y almacenar automáticamente el nombre completo del titular</w:t>
+      </w:r>
+      <w:r>
+        <w:rPr>
+          <w:highlight w:val="green"/>
+        </w:rPr>
+        <w:t xml:space="preserve"> (nombres y apellidos opcionales)</w:t>
+      </w:r>
+      <w:r>
+        <w:rPr>
+          <w:highlight w:val="green"/>
+        </w:rPr>
+        <w:t xml:space="preserve">. El correo electrónico debe ser único entre </w:t>
+      </w:r>
+      <w:r>
+        <w:rPr>
+          <w:highlight w:val="green"/>
+        </w:rPr>
         <w:t>todas las personas</w:t>
       </w:r>
       <w:r>
+        <w:rPr>
+          <w:highlight w:val="green"/>
+        </w:rPr>
         <w:t>.</w:t>
       </w:r>
-    </w:p>
-    <w:p>
-      <w:r>
-        <w:rPr>
-          <w:b/>
-          <w:bCs/>
+      <w:r>
+        <w:rPr>
+          <w:highlight w:val="green"/>
+        </w:rPr>
+        <w:t xml:space="preserve"> Si el tipo de documento no es DNI, deberá proporcionar los datos de nombre completo.</w:t>
+      </w:r>
+    </w:p>
+    <w:p>
+      <w:r>
+        <w:rPr>
+          <w:b/>
+          <w:bCs/>
+          <w:highlight w:val="green"/>
         </w:rPr>
         <w:t xml:space="preserve">RF-02 — </w:t>
       </w:r>
@@ -751,6 +804,7 @@
         <w:rPr>
           <w:b/>
           <w:bCs/>
+          <w:highlight w:val="green"/>
         </w:rPr>
         <w:t xml:space="preserve">Mantenimiento </w:t>
       </w:r>
@@ -758,6 +812,7 @@
         <w:rPr>
           <w:b/>
           <w:bCs/>
+          <w:highlight w:val="green"/>
         </w:rPr>
         <w:t xml:space="preserve">de </w:t>
       </w:r>
@@ -765,10 +820,14 @@
         <w:rPr>
           <w:b/>
           <w:bCs/>
+          <w:highlight w:val="green"/>
         </w:rPr>
         <w:t xml:space="preserve">tipo de documento </w:t>
       </w:r>
       <w:r>
+        <w:rPr>
+          <w:highlight w:val="green"/>
+        </w:rPr>
         <w:t>El sistema debe permitir realizar el mantenimiento a los tipos de documentos.</w:t>
       </w:r>
     </w:p>
@@ -1042,6 +1101,7 @@
           <w:b/>
           <w:bCs/>
         </w:rPr>
+        <w:lastRenderedPageBreak/>
         <w:t xml:space="preserve">RF-07 — </w:t>
       </w:r>
       <w:r>
@@ -1049,14 +1109,7 @@
           <w:b/>
           <w:bCs/>
         </w:rPr>
-        <w:t xml:space="preserve">Mantenimiento </w:t>
-      </w:r>
-      <w:r>
-        <w:rPr>
-          <w:b/>
-          <w:bCs/>
-        </w:rPr>
-        <w:t>de unidad</w:t>
+        <w:t>Mantenimiento de unidad</w:t>
       </w:r>
       <w:r>
         <w:t xml:space="preserve"> El sistema debe </w:t>
@@ -1075,7 +1128,6 @@
           <w:bCs/>
           <w:highlight w:val="red"/>
         </w:rPr>
-        <w:lastRenderedPageBreak/>
         <w:t>RF-08 — Control de acceso por roles</w:t>
       </w:r>
       <w:r>
@@ -1437,36 +1489,58 @@
         <w:rPr>
           <w:b/>
           <w:bCs/>
+          <w:highlight w:val="red"/>
         </w:rPr>
         <w:t>RNF-06 — Gestión de secretos</w:t>
       </w:r>
       <w:r>
+        <w:rPr>
+          <w:highlight w:val="red"/>
+        </w:rPr>
         <w:t xml:space="preserve"> El token de RENIEC, la clave de firma JWT y las contraseñas de base de datos no deben estar </w:t>
       </w:r>
       <w:proofErr w:type="spellStart"/>
       <w:r>
+        <w:rPr>
+          <w:highlight w:val="red"/>
+        </w:rPr>
         <w:t>hardcodeados</w:t>
       </w:r>
       <w:proofErr w:type="spellEnd"/>
       <w:r>
+        <w:rPr>
+          <w:highlight w:val="red"/>
+        </w:rPr>
         <w:t xml:space="preserve">. En los microservicios, la clave JWT debe almacenarse en Vault; el token de RENIEC debe leerse con @Value desde el </w:t>
       </w:r>
       <w:proofErr w:type="spellStart"/>
       <w:r>
+        <w:rPr>
+          <w:highlight w:val="red"/>
+        </w:rPr>
         <w:t>Config</w:t>
       </w:r>
       <w:proofErr w:type="spellEnd"/>
       <w:r>
+        <w:rPr>
+          <w:highlight w:val="red"/>
+        </w:rPr>
         <w:t xml:space="preserve"> Server o desde </w:t>
       </w:r>
       <w:proofErr w:type="spellStart"/>
       <w:proofErr w:type="gramStart"/>
       <w:r>
+        <w:rPr>
+          <w:highlight w:val="red"/>
+        </w:rPr>
         <w:t>application.yaml</w:t>
       </w:r>
       <w:proofErr w:type="spellEnd"/>
       <w:proofErr w:type="gramEnd"/>
       <w:r>
+        <w:rPr>
+          <w:highlight w:val="red"/>
+        </w:rPr>
         <w:t>.</w:t>
       </w:r>
     </w:p>
@@ -1502,6 +1576,12 @@
     </w:p>
     <w:p>
       <w:r>
+        <w:br w:type="page"/>
+      </w:r>
+    </w:p>
+    <w:p>
+      <w:r>
+        <w:lastRenderedPageBreak/>
         <w:pict w14:anchorId="208DE7F7">
           <v:rect id="_x0000_i1028" style="width:0;height:3pt" o:hralign="center" o:hrstd="t" o:hr="t" fillcolor="#a0a0a0" stroked="f"/>
         </w:pict>
@@ -1548,9 +1628,8 @@
     </w:p>
     <w:p>
       <w:r>
-        <w:lastRenderedPageBreak/>
         <w:pict w14:anchorId="7F089F65">
-          <v:rect id="_x0000_i1060" style="width:0;height:3pt" o:hralign="center" o:hrstd="t" o:hr="t" fillcolor="#a0a0a0" stroked="f"/>
+          <v:rect id="_x0000_i1029" style="width:0;height:3pt" o:hralign="center" o:hrstd="t" o:hr="t" fillcolor="#a0a0a0" stroked="f"/>
         </w:pict>
       </w:r>
     </w:p>
@@ -2051,6 +2130,7 @@
         </w:numPr>
       </w:pPr>
       <w:r>
+        <w:lastRenderedPageBreak/>
         <w:t>Mínimo </w:t>
       </w:r>
       <w:r>
@@ -2140,7 +2220,6 @@
         </w:numPr>
       </w:pPr>
       <w:r>
-        <w:lastRenderedPageBreak/>
         <w:t>Al menos </w:t>
       </w:r>
       <w:r>
@@ -2775,6 +2854,7 @@
         </w:numPr>
       </w:pPr>
       <w:r>
+        <w:lastRenderedPageBreak/>
         <w:t>Clase genérica </w:t>
       </w:r>
       <w:proofErr w:type="spellStart"/>
@@ -2839,7 +2919,6 @@
         </w:numPr>
       </w:pPr>
       <w:r>
-        <w:lastRenderedPageBreak/>
         <w:t>Al menos </w:t>
       </w:r>
       <w:r>
@@ -3447,6 +3526,7 @@
                 <w:b/>
                 <w:bCs/>
               </w:rPr>
+              <w:lastRenderedPageBreak/>
               <w:t>Criterio</w:t>
             </w:r>
           </w:p>
@@ -3613,7 +3693,6 @@
           </w:tcPr>
           <w:p>
             <w:r>
-              <w:lastRenderedPageBreak/>
               <w:t>Consulta de filtro por sucursal y estado implementada (RF-06)</w:t>
             </w:r>
           </w:p>
@@ -4099,6 +4178,7 @@
           </w:tcPr>
           <w:p>
             <w:r>
+              <w:lastRenderedPageBreak/>
               <w:t>RF-03: cálculo automático de tarifa implementado y documentado</w:t>
             </w:r>
           </w:p>
@@ -4203,7 +4283,6 @@
           </w:tcPr>
           <w:p>
             <w:r>
-              <w:lastRenderedPageBreak/>
               <w:t xml:space="preserve">RF-05: registro automático de historial con usuario y </w:t>
             </w:r>
             <w:proofErr w:type="spellStart"/>
@@ -4698,6 +4777,7 @@
           </w:tcPr>
           <w:p>
             <w:r>
+              <w:lastRenderedPageBreak/>
               <w:t xml:space="preserve">Todos los </w:t>
             </w:r>
             <w:proofErr w:type="spellStart"/>
@@ -4824,7 +4904,6 @@
           <w:p>
             <w:proofErr w:type="spellStart"/>
             <w:r>
-              <w:lastRenderedPageBreak/>
               <w:t>ResponseEntity</w:t>
             </w:r>
             <w:proofErr w:type="spellEnd"/>
@@ -5429,6 +5508,7 @@
           <w:b/>
           <w:bCs/>
         </w:rPr>
+        <w:lastRenderedPageBreak/>
         <w:t>Qué se evalúa:</w:t>
       </w:r>
       <w:r>
@@ -5460,7 +5540,6 @@
         </w:numPr>
       </w:pPr>
       <w:r>
-        <w:lastRenderedPageBreak/>
         <w:t>Interfaz @FeignClient apuntando a https://api.decolecta.com/v1/reniec/dni en el servicio que gestiona el registro de clientes.</w:t>
       </w:r>
     </w:p>
@@ -6058,6 +6137,7 @@
         </w:numPr>
       </w:pPr>
       <w:r>
+        <w:lastRenderedPageBreak/>
         <w:t>Al menos 1 caso de resultado vacío (repositorio retorna lista vacía u </w:t>
       </w:r>
       <w:proofErr w:type="spellStart"/>
@@ -6077,7 +6157,6 @@
         </w:numPr>
       </w:pPr>
       <w:r>
-        <w:lastRenderedPageBreak/>
         <w:t>Si tienes un componente auxiliar compartido entre servicios (por ejemplo, un calculador de tarifa), usa @Spy y demuestra el impacto cruzado. Si no aplica, justifícalo con un comentario en el archivo de prueba.</w:t>
       </w:r>
     </w:p>
@@ -6726,6 +6805,7 @@
           </w:tcPr>
           <w:p>
             <w:r>
+              <w:lastRenderedPageBreak/>
               <w:t>Los tres roles con restricciones de acceso diferenciadas según RF-08</w:t>
             </w:r>
           </w:p>
@@ -6779,7 +6859,6 @@
           <w:p>
             <w:proofErr w:type="spellStart"/>
             <w:r>
-              <w:lastRenderedPageBreak/>
               <w:t>DataInitializer</w:t>
             </w:r>
             <w:proofErr w:type="spellEnd"/>
@@ -7296,6 +7375,7 @@
           <w:b/>
           <w:bCs/>
         </w:rPr>
+        <w:lastRenderedPageBreak/>
         <w:t>Qué se evalúa:</w:t>
       </w:r>
       <w:r>
@@ -7327,7 +7407,6 @@
         </w:numPr>
       </w:pPr>
       <w:r>
-        <w:lastRenderedPageBreak/>
         <w:t>Proyecto api-</w:t>
       </w:r>
       <w:proofErr w:type="spellStart"/>
@@ -8085,7 +8164,11 @@
       </w:r>
       <w:proofErr w:type="spellEnd"/>
       <w:r>
-        <w:t> en el servicio afectado (requiere @RefreshScope), y verificar que el valor se actualiza sin reiniciar. Documentar el proceso con el comando </w:t>
+        <w:t xml:space="preserve"> en el servicio afectado </w:t>
+      </w:r>
+      <w:r>
+        <w:lastRenderedPageBreak/>
+        <w:t>(requiere @RefreshScope), y verificar que el valor se actualiza sin reiniciar. Documentar el proceso con el comando </w:t>
       </w:r>
       <w:proofErr w:type="spellStart"/>
       <w:r>
@@ -8155,7 +8238,6 @@
                 <w:b/>
                 <w:bCs/>
               </w:rPr>
-              <w:lastRenderedPageBreak/>
               <w:t>Criterio</w:t>
             </w:r>
           </w:p>
@@ -8936,6 +9018,7 @@
           <w:b/>
           <w:bCs/>
         </w:rPr>
+        <w:lastRenderedPageBreak/>
         <w:t xml:space="preserve">Sección 15: Patrones de Resiliencia — </w:t>
       </w:r>
       <w:proofErr w:type="spellStart"/>
@@ -8981,7 +9064,6 @@
           <w:b/>
           <w:bCs/>
         </w:rPr>
-        <w:lastRenderedPageBreak/>
         <w:t>Entregables:</w:t>
       </w:r>
     </w:p>
@@ -9577,6 +9659,7 @@
         </w:numPr>
       </w:pPr>
       <w:r>
+        <w:lastRenderedPageBreak/>
         <w:t>Al menos </w:t>
       </w:r>
       <w:r>
@@ -9625,7 +9708,6 @@
         </w:numPr>
       </w:pPr>
       <w:r>
-        <w:lastRenderedPageBreak/>
         <w:t>Qué tipo de comunicación usaste (sincrónica / asincrónica) y por qué en cada caso.</w:t>
       </w:r>
     </w:p>
@@ -10147,6 +10229,7 @@
     </w:p>
     <w:p>
       <w:r>
+        <w:lastRenderedPageBreak/>
         <w:t>Esperado: 200 OK — </w:t>
       </w:r>
       <w:proofErr w:type="spellStart"/>
@@ -10179,7 +10262,6 @@
     </w:p>
     <w:p>
       <w:r>
-        <w:lastRenderedPageBreak/>
         <w:t xml:space="preserve">  -H "Content-</w:t>
       </w:r>
       <w:proofErr w:type="spellStart"/>
@@ -10607,6 +10689,7 @@
     </w:p>
     <w:p>
       <w:r>
+        <w:lastRenderedPageBreak/>
         <w:t xml:space="preserve">  -H "Content-</w:t>
       </w:r>
       <w:proofErr w:type="spellStart"/>
@@ -10654,67 +10737,376 @@
     </w:p>
     <w:p>
       <w:r>
+        <w:t xml:space="preserve">    "</w:t>
+      </w:r>
+      <w:proofErr w:type="spellStart"/>
+      <w:r>
+        <w:t>descripcion</w:t>
+      </w:r>
+      <w:proofErr w:type="spellEnd"/>
+      <w:r>
+        <w:t>":"Documentos legales",</w:t>
+      </w:r>
+    </w:p>
+    <w:p>
+      <w:r>
+        <w:t xml:space="preserve">    "pesoKg":1.5,</w:t>
+      </w:r>
+    </w:p>
+    <w:p>
+      <w:r>
+        <w:t xml:space="preserve">    "valorDeclarado":200.00,</w:t>
+      </w:r>
+    </w:p>
+    <w:p>
+      <w:r>
+        <w:t xml:space="preserve">    "</w:t>
+      </w:r>
+      <w:proofErr w:type="spellStart"/>
+      <w:r>
+        <w:t>sucursalOrigen</w:t>
+      </w:r>
+      <w:proofErr w:type="spellEnd"/>
+      <w:r>
+        <w:t>":"Lima",</w:t>
+      </w:r>
+    </w:p>
+    <w:p>
+      <w:r>
+        <w:t xml:space="preserve">    "</w:t>
+      </w:r>
+      <w:proofErr w:type="spellStart"/>
+      <w:r>
+        <w:t>sucursalDestino</w:t>
+      </w:r>
+      <w:proofErr w:type="spellEnd"/>
+      <w:r>
+        <w:t>":"Arequipa",</w:t>
+      </w:r>
+    </w:p>
+    <w:p>
+      <w:r>
+        <w:t xml:space="preserve">    "dniRemitente":"12345678",</w:t>
+      </w:r>
+    </w:p>
+    <w:p>
+      <w:r>
+        <w:t xml:space="preserve">    "dniDestinatario":"87654321"</w:t>
+      </w:r>
+    </w:p>
+    <w:p>
+      <w:r>
+        <w:t xml:space="preserve">  }' | </w:t>
+      </w:r>
+      <w:proofErr w:type="spellStart"/>
+      <w:proofErr w:type="gramStart"/>
+      <w:r>
+        <w:t>jq</w:t>
+      </w:r>
+      <w:proofErr w:type="spellEnd"/>
+      <w:r>
+        <w:t xml:space="preserve"> .</w:t>
+      </w:r>
+      <w:proofErr w:type="gramEnd"/>
+    </w:p>
+    <w:p>
+      <w:r>
+        <w:t xml:space="preserve">Esperado: 201 </w:t>
+      </w:r>
+      <w:proofErr w:type="spellStart"/>
+      <w:r>
+        <w:t>Created</w:t>
+      </w:r>
+      <w:proofErr w:type="spellEnd"/>
+      <w:r>
+        <w:t> — código de rastreo generado y tarifa calculada visibles en data.</w:t>
+      </w:r>
+    </w:p>
+    <w:p>
+      <w:r>
+        <w:rPr>
+          <w:b/>
+          <w:bCs/>
+        </w:rPr>
+        <w:t>Caso 8 — Datos inválidos en registro de paquete</w:t>
+      </w:r>
+    </w:p>
+    <w:p>
+      <w:proofErr w:type="spellStart"/>
+      <w:r>
+        <w:t>curl</w:t>
+      </w:r>
+      <w:proofErr w:type="spellEnd"/>
+      <w:r>
+        <w:t xml:space="preserve"> -s -X POST http://localhost:8080/api/v1/paquetes \</w:t>
+      </w:r>
+    </w:p>
+    <w:p>
+      <w:r>
+        <w:t xml:space="preserve">  -H "Content-</w:t>
+      </w:r>
+      <w:proofErr w:type="spellStart"/>
+      <w:r>
+        <w:t>Type</w:t>
+      </w:r>
+      <w:proofErr w:type="spellEnd"/>
+      <w:r>
+        <w:t xml:space="preserve">: </w:t>
+      </w:r>
+      <w:proofErr w:type="spellStart"/>
+      <w:r>
+        <w:t>application</w:t>
+      </w:r>
+      <w:proofErr w:type="spellEnd"/>
+      <w:r>
+        <w:t>/</w:t>
+      </w:r>
+      <w:proofErr w:type="spellStart"/>
+      <w:r>
+        <w:t>json</w:t>
+      </w:r>
+      <w:proofErr w:type="spellEnd"/>
+      <w:r>
+        <w:t>" \</w:t>
+      </w:r>
+    </w:p>
+    <w:p>
+      <w:r>
+        <w:t xml:space="preserve">  -H "</w:t>
+      </w:r>
+      <w:proofErr w:type="spellStart"/>
+      <w:r>
+        <w:t>Authorization</w:t>
+      </w:r>
+      <w:proofErr w:type="spellEnd"/>
+      <w:r>
+        <w:t>: Bearer TOKEN" \</w:t>
+      </w:r>
+    </w:p>
+    <w:p>
+      <w:r>
+        <w:t xml:space="preserve">  -d '{"</w:t>
+      </w:r>
+      <w:proofErr w:type="spellStart"/>
+      <w:r>
+        <w:t>descripcion</w:t>
+      </w:r>
+      <w:proofErr w:type="spellEnd"/>
+      <w:r>
+        <w:t>":"","</w:t>
+      </w:r>
+      <w:proofErr w:type="spellStart"/>
+      <w:r>
+        <w:t>pesoKg</w:t>
+      </w:r>
+      <w:proofErr w:type="spellEnd"/>
+      <w:proofErr w:type="gramStart"/>
+      <w:r>
+        <w:t>":-</w:t>
+      </w:r>
+      <w:proofErr w:type="gramEnd"/>
+      <w:r>
+        <w:t xml:space="preserve">1,"valorDeclarado":0}' | </w:t>
+      </w:r>
+      <w:proofErr w:type="spellStart"/>
+      <w:proofErr w:type="gramStart"/>
+      <w:r>
+        <w:t>jq</w:t>
+      </w:r>
+      <w:proofErr w:type="spellEnd"/>
+      <w:r>
+        <w:t xml:space="preserve"> .</w:t>
+      </w:r>
+      <w:proofErr w:type="gramEnd"/>
+    </w:p>
+    <w:p>
+      <w:r>
+        <w:t xml:space="preserve">Esperado: 400 Bad </w:t>
+      </w:r>
+      <w:proofErr w:type="spellStart"/>
+      <w:r>
+        <w:t>Request</w:t>
+      </w:r>
+      <w:proofErr w:type="spellEnd"/>
+      <w:r>
+        <w:t> — mapa de errores por campo en data.</w:t>
+      </w:r>
+    </w:p>
+    <w:p>
+      <w:r>
+        <w:rPr>
+          <w:b/>
+          <w:bCs/>
+        </w:rPr>
+        <w:t>Caso 9 — Consulta de paquete por ID existente</w:t>
+      </w:r>
+    </w:p>
+    <w:p>
+      <w:proofErr w:type="spellStart"/>
+      <w:r>
+        <w:t>curl</w:t>
+      </w:r>
+      <w:proofErr w:type="spellEnd"/>
+      <w:r>
+        <w:t xml:space="preserve"> -s -X GET http://localhost:8080/api/v1/paquetes/{id} \</w:t>
+      </w:r>
+    </w:p>
+    <w:p>
+      <w:r>
+        <w:t xml:space="preserve">  -H "</w:t>
+      </w:r>
+      <w:proofErr w:type="spellStart"/>
+      <w:r>
+        <w:t>Authorization</w:t>
+      </w:r>
+      <w:proofErr w:type="spellEnd"/>
+      <w:r>
+        <w:t xml:space="preserve">: Bearer TOKEN" | </w:t>
+      </w:r>
+      <w:proofErr w:type="spellStart"/>
+      <w:proofErr w:type="gramStart"/>
+      <w:r>
+        <w:t>jq</w:t>
+      </w:r>
+      <w:proofErr w:type="spellEnd"/>
+      <w:r>
+        <w:t xml:space="preserve"> .</w:t>
+      </w:r>
+      <w:proofErr w:type="gramEnd"/>
+    </w:p>
+    <w:p>
+      <w:r>
+        <w:t>Esperado: 200 OK — datos del paquete incluyendo nombre del remitente y destinatario en data.</w:t>
+      </w:r>
+    </w:p>
+    <w:p>
+      <w:r>
+        <w:rPr>
+          <w:b/>
+          <w:bCs/>
+        </w:rPr>
+        <w:t>Caso 10 — Consulta de paquete por ID inexistente</w:t>
+      </w:r>
+    </w:p>
+    <w:p>
+      <w:proofErr w:type="spellStart"/>
+      <w:r>
+        <w:t>curl</w:t>
+      </w:r>
+      <w:proofErr w:type="spellEnd"/>
+      <w:r>
+        <w:t xml:space="preserve"> -s -X GET http://localhost:8080/api/v1/paquetes/00000000-0000-0000-0000-000000000000 \</w:t>
+      </w:r>
+    </w:p>
+    <w:p>
+      <w:r>
+        <w:t xml:space="preserve">  -H "</w:t>
+      </w:r>
+      <w:proofErr w:type="spellStart"/>
+      <w:r>
+        <w:t>Authorization</w:t>
+      </w:r>
+      <w:proofErr w:type="spellEnd"/>
+      <w:r>
+        <w:t xml:space="preserve">: Bearer TOKEN" | </w:t>
+      </w:r>
+      <w:proofErr w:type="spellStart"/>
+      <w:proofErr w:type="gramStart"/>
+      <w:r>
+        <w:t>jq</w:t>
+      </w:r>
+      <w:proofErr w:type="spellEnd"/>
+      <w:r>
+        <w:t xml:space="preserve"> .</w:t>
+      </w:r>
+      <w:proofErr w:type="gramEnd"/>
+    </w:p>
+    <w:p>
+      <w:r>
+        <w:t>Esperado: 404 Not Found — </w:t>
+      </w:r>
+      <w:proofErr w:type="spellStart"/>
+      <w:r>
+        <w:t>success</w:t>
+      </w:r>
+      <w:proofErr w:type="spellEnd"/>
+      <w:r>
+        <w:t>: false.</w:t>
+      </w:r>
+    </w:p>
+    <w:p>
+      <w:r>
+        <w:rPr>
+          <w:b/>
+          <w:bCs/>
+        </w:rPr>
+        <w:t>Caso 11 — Actualización de estado: transición válida (RF-04)</w:t>
+      </w:r>
+    </w:p>
+    <w:p>
+      <w:proofErr w:type="spellStart"/>
+      <w:r>
+        <w:t>curl</w:t>
+      </w:r>
+      <w:proofErr w:type="spellEnd"/>
+      <w:r>
+        <w:t xml:space="preserve"> -s -X PATCH http://localhost:8080/api/v1/paquetes/{id}/estado \</w:t>
+      </w:r>
+    </w:p>
+    <w:p>
+      <w:r>
+        <w:t xml:space="preserve">  -H "Content-</w:t>
+      </w:r>
+      <w:proofErr w:type="spellStart"/>
+      <w:r>
+        <w:t>Type</w:t>
+      </w:r>
+      <w:proofErr w:type="spellEnd"/>
+      <w:r>
+        <w:t xml:space="preserve">: </w:t>
+      </w:r>
+      <w:proofErr w:type="spellStart"/>
+      <w:r>
+        <w:t>application</w:t>
+      </w:r>
+      <w:proofErr w:type="spellEnd"/>
+      <w:r>
+        <w:t>/</w:t>
+      </w:r>
+      <w:proofErr w:type="spellStart"/>
+      <w:r>
+        <w:t>json</w:t>
+      </w:r>
+      <w:proofErr w:type="spellEnd"/>
+      <w:r>
+        <w:t>" \</w:t>
+      </w:r>
+    </w:p>
+    <w:p>
+      <w:r>
+        <w:t xml:space="preserve">  -H "</w:t>
+      </w:r>
+      <w:proofErr w:type="spellStart"/>
+      <w:r>
+        <w:t>Authorization</w:t>
+      </w:r>
+      <w:proofErr w:type="spellEnd"/>
+      <w:r>
+        <w:t>: Bearer TOKEN" \</w:t>
+      </w:r>
+    </w:p>
+    <w:p>
+      <w:r>
         <w:lastRenderedPageBreak/>
-        <w:t xml:space="preserve">    "</w:t>
-      </w:r>
-      <w:proofErr w:type="spellStart"/>
-      <w:r>
-        <w:t>descripcion</w:t>
-      </w:r>
-      <w:proofErr w:type="spellEnd"/>
-      <w:r>
-        <w:t>":"Documentos legales",</w:t>
-      </w:r>
-    </w:p>
-    <w:p>
-      <w:r>
-        <w:t xml:space="preserve">    "pesoKg":1.5,</w:t>
-      </w:r>
-    </w:p>
-    <w:p>
-      <w:r>
-        <w:t xml:space="preserve">    "valorDeclarado":200.00,</w:t>
-      </w:r>
-    </w:p>
-    <w:p>
-      <w:r>
-        <w:t xml:space="preserve">    "</w:t>
-      </w:r>
-      <w:proofErr w:type="spellStart"/>
-      <w:r>
-        <w:t>sucursalOrigen</w:t>
-      </w:r>
-      <w:proofErr w:type="spellEnd"/>
-      <w:r>
-        <w:t>":"Lima",</w:t>
-      </w:r>
-    </w:p>
-    <w:p>
-      <w:r>
-        <w:t xml:space="preserve">    "</w:t>
-      </w:r>
-      <w:proofErr w:type="spellStart"/>
-      <w:r>
-        <w:t>sucursalDestino</w:t>
-      </w:r>
-      <w:proofErr w:type="spellEnd"/>
-      <w:r>
-        <w:t>":"Arequipa",</w:t>
-      </w:r>
-    </w:p>
-    <w:p>
-      <w:r>
-        <w:t xml:space="preserve">    "dniRemitente":"12345678",</w:t>
-      </w:r>
-    </w:p>
-    <w:p>
-      <w:r>
-        <w:t xml:space="preserve">    "dniDestinatario":"87654321"</w:t>
-      </w:r>
-    </w:p>
-    <w:p>
-      <w:r>
-        <w:t xml:space="preserve">  }' | </w:t>
+        <w:t xml:space="preserve">  -d '{"</w:t>
+      </w:r>
+      <w:proofErr w:type="spellStart"/>
+      <w:r>
+        <w:t>nuevoEstado</w:t>
+      </w:r>
+      <w:proofErr w:type="spellEnd"/>
+      <w:r>
+        <w:t xml:space="preserve">":"EN_TRANSITO"}' | </w:t>
       </w:r>
       <w:proofErr w:type="spellStart"/>
       <w:proofErr w:type="gramStart"/>
@@ -10729,315 +11121,6 @@
     </w:p>
     <w:p>
       <w:r>
-        <w:t xml:space="preserve">Esperado: 201 </w:t>
-      </w:r>
-      <w:proofErr w:type="spellStart"/>
-      <w:r>
-        <w:t>Created</w:t>
-      </w:r>
-      <w:proofErr w:type="spellEnd"/>
-      <w:r>
-        <w:t> — código de rastreo generado y tarifa calculada visibles en data.</w:t>
-      </w:r>
-    </w:p>
-    <w:p>
-      <w:r>
-        <w:rPr>
-          <w:b/>
-          <w:bCs/>
-        </w:rPr>
-        <w:t>Caso 8 — Datos inválidos en registro de paquete</w:t>
-      </w:r>
-    </w:p>
-    <w:p>
-      <w:proofErr w:type="spellStart"/>
-      <w:r>
-        <w:t>curl</w:t>
-      </w:r>
-      <w:proofErr w:type="spellEnd"/>
-      <w:r>
-        <w:t xml:space="preserve"> -s -X POST http://localhost:8080/api/v1/paquetes \</w:t>
-      </w:r>
-    </w:p>
-    <w:p>
-      <w:r>
-        <w:t xml:space="preserve">  -H "Content-</w:t>
-      </w:r>
-      <w:proofErr w:type="spellStart"/>
-      <w:r>
-        <w:t>Type</w:t>
-      </w:r>
-      <w:proofErr w:type="spellEnd"/>
-      <w:r>
-        <w:t xml:space="preserve">: </w:t>
-      </w:r>
-      <w:proofErr w:type="spellStart"/>
-      <w:r>
-        <w:t>application</w:t>
-      </w:r>
-      <w:proofErr w:type="spellEnd"/>
-      <w:r>
-        <w:t>/</w:t>
-      </w:r>
-      <w:proofErr w:type="spellStart"/>
-      <w:r>
-        <w:t>json</w:t>
-      </w:r>
-      <w:proofErr w:type="spellEnd"/>
-      <w:r>
-        <w:t>" \</w:t>
-      </w:r>
-    </w:p>
-    <w:p>
-      <w:r>
-        <w:t xml:space="preserve">  -H "</w:t>
-      </w:r>
-      <w:proofErr w:type="spellStart"/>
-      <w:r>
-        <w:t>Authorization</w:t>
-      </w:r>
-      <w:proofErr w:type="spellEnd"/>
-      <w:r>
-        <w:t>: Bearer TOKEN" \</w:t>
-      </w:r>
-    </w:p>
-    <w:p>
-      <w:r>
-        <w:t xml:space="preserve">  -d '{"</w:t>
-      </w:r>
-      <w:proofErr w:type="spellStart"/>
-      <w:r>
-        <w:t>descripcion</w:t>
-      </w:r>
-      <w:proofErr w:type="spellEnd"/>
-      <w:r>
-        <w:t>":"","</w:t>
-      </w:r>
-      <w:proofErr w:type="spellStart"/>
-      <w:r>
-        <w:t>pesoKg</w:t>
-      </w:r>
-      <w:proofErr w:type="spellEnd"/>
-      <w:proofErr w:type="gramStart"/>
-      <w:r>
-        <w:t>":-</w:t>
-      </w:r>
-      <w:proofErr w:type="gramEnd"/>
-      <w:r>
-        <w:t xml:space="preserve">1,"valorDeclarado":0}' | </w:t>
-      </w:r>
-      <w:proofErr w:type="spellStart"/>
-      <w:proofErr w:type="gramStart"/>
-      <w:r>
-        <w:t>jq</w:t>
-      </w:r>
-      <w:proofErr w:type="spellEnd"/>
-      <w:r>
-        <w:t xml:space="preserve"> .</w:t>
-      </w:r>
-      <w:proofErr w:type="gramEnd"/>
-    </w:p>
-    <w:p>
-      <w:r>
-        <w:t xml:space="preserve">Esperado: 400 Bad </w:t>
-      </w:r>
-      <w:proofErr w:type="spellStart"/>
-      <w:r>
-        <w:t>Request</w:t>
-      </w:r>
-      <w:proofErr w:type="spellEnd"/>
-      <w:r>
-        <w:t> — mapa de errores por campo en data.</w:t>
-      </w:r>
-    </w:p>
-    <w:p>
-      <w:r>
-        <w:rPr>
-          <w:b/>
-          <w:bCs/>
-        </w:rPr>
-        <w:t>Caso 9 — Consulta de paquete por ID existente</w:t>
-      </w:r>
-    </w:p>
-    <w:p>
-      <w:proofErr w:type="spellStart"/>
-      <w:r>
-        <w:t>curl</w:t>
-      </w:r>
-      <w:proofErr w:type="spellEnd"/>
-      <w:r>
-        <w:t xml:space="preserve"> -s -X GET http://localhost:8080/api/v1/paquetes/{id} \</w:t>
-      </w:r>
-    </w:p>
-    <w:p>
-      <w:r>
-        <w:t xml:space="preserve">  -H "</w:t>
-      </w:r>
-      <w:proofErr w:type="spellStart"/>
-      <w:r>
-        <w:t>Authorization</w:t>
-      </w:r>
-      <w:proofErr w:type="spellEnd"/>
-      <w:r>
-        <w:t xml:space="preserve">: Bearer TOKEN" | </w:t>
-      </w:r>
-      <w:proofErr w:type="spellStart"/>
-      <w:proofErr w:type="gramStart"/>
-      <w:r>
-        <w:t>jq</w:t>
-      </w:r>
-      <w:proofErr w:type="spellEnd"/>
-      <w:r>
-        <w:t xml:space="preserve"> .</w:t>
-      </w:r>
-      <w:proofErr w:type="gramEnd"/>
-    </w:p>
-    <w:p>
-      <w:r>
-        <w:t>Esperado: 200 OK — datos del paquete incluyendo nombre del remitente y destinatario en data.</w:t>
-      </w:r>
-    </w:p>
-    <w:p>
-      <w:r>
-        <w:rPr>
-          <w:b/>
-          <w:bCs/>
-        </w:rPr>
-        <w:t>Caso 10 — Consulta de paquete por ID inexistente</w:t>
-      </w:r>
-    </w:p>
-    <w:p>
-      <w:proofErr w:type="spellStart"/>
-      <w:r>
-        <w:t>curl</w:t>
-      </w:r>
-      <w:proofErr w:type="spellEnd"/>
-      <w:r>
-        <w:t xml:space="preserve"> -s -X GET http://localhost:8080/api/v1/paquetes/00000000-0000-0000-0000-000000000000 \</w:t>
-      </w:r>
-    </w:p>
-    <w:p>
-      <w:r>
-        <w:t xml:space="preserve">  -H "</w:t>
-      </w:r>
-      <w:proofErr w:type="spellStart"/>
-      <w:r>
-        <w:t>Authorization</w:t>
-      </w:r>
-      <w:proofErr w:type="spellEnd"/>
-      <w:r>
-        <w:t xml:space="preserve">: Bearer TOKEN" | </w:t>
-      </w:r>
-      <w:proofErr w:type="spellStart"/>
-      <w:proofErr w:type="gramStart"/>
-      <w:r>
-        <w:t>jq</w:t>
-      </w:r>
-      <w:proofErr w:type="spellEnd"/>
-      <w:r>
-        <w:t xml:space="preserve"> .</w:t>
-      </w:r>
-      <w:proofErr w:type="gramEnd"/>
-    </w:p>
-    <w:p>
-      <w:r>
-        <w:t>Esperado: 404 Not Found — </w:t>
-      </w:r>
-      <w:proofErr w:type="spellStart"/>
-      <w:r>
-        <w:t>success</w:t>
-      </w:r>
-      <w:proofErr w:type="spellEnd"/>
-      <w:r>
-        <w:t>: false.</w:t>
-      </w:r>
-    </w:p>
-    <w:p>
-      <w:r>
-        <w:rPr>
-          <w:b/>
-          <w:bCs/>
-        </w:rPr>
-        <w:t>Caso 11 — Actualización de estado: transición válida (RF-04)</w:t>
-      </w:r>
-    </w:p>
-    <w:p>
-      <w:proofErr w:type="spellStart"/>
-      <w:r>
-        <w:t>curl</w:t>
-      </w:r>
-      <w:proofErr w:type="spellEnd"/>
-      <w:r>
-        <w:t xml:space="preserve"> -s -X PATCH http://localhost:8080/api/v1/paquetes/{id}/estado \</w:t>
-      </w:r>
-    </w:p>
-    <w:p>
-      <w:r>
-        <w:t xml:space="preserve">  -H "Content-</w:t>
-      </w:r>
-      <w:proofErr w:type="spellStart"/>
-      <w:r>
-        <w:t>Type</w:t>
-      </w:r>
-      <w:proofErr w:type="spellEnd"/>
-      <w:r>
-        <w:t xml:space="preserve">: </w:t>
-      </w:r>
-      <w:proofErr w:type="spellStart"/>
-      <w:r>
-        <w:t>application</w:t>
-      </w:r>
-      <w:proofErr w:type="spellEnd"/>
-      <w:r>
-        <w:t>/</w:t>
-      </w:r>
-      <w:proofErr w:type="spellStart"/>
-      <w:r>
-        <w:t>json</w:t>
-      </w:r>
-      <w:proofErr w:type="spellEnd"/>
-      <w:r>
-        <w:t>" \</w:t>
-      </w:r>
-    </w:p>
-    <w:p>
-      <w:r>
-        <w:t xml:space="preserve">  -H "</w:t>
-      </w:r>
-      <w:proofErr w:type="spellStart"/>
-      <w:r>
-        <w:t>Authorization</w:t>
-      </w:r>
-      <w:proofErr w:type="spellEnd"/>
-      <w:r>
-        <w:t>: Bearer TOKEN" \</w:t>
-      </w:r>
-    </w:p>
-    <w:p>
-      <w:r>
-        <w:t xml:space="preserve">  -d '{"</w:t>
-      </w:r>
-      <w:proofErr w:type="spellStart"/>
-      <w:r>
-        <w:t>nuevoEstado</w:t>
-      </w:r>
-      <w:proofErr w:type="spellEnd"/>
-      <w:r>
-        <w:t xml:space="preserve">":"EN_TRANSITO"}' | </w:t>
-      </w:r>
-      <w:proofErr w:type="spellStart"/>
-      <w:proofErr w:type="gramStart"/>
-      <w:r>
-        <w:t>jq</w:t>
-      </w:r>
-      <w:proofErr w:type="spellEnd"/>
-      <w:r>
-        <w:t xml:space="preserve"> .</w:t>
-      </w:r>
-      <w:proofErr w:type="gramEnd"/>
-    </w:p>
-    <w:p>
-      <w:r>
         <w:t>Esperado: 200 OK — paquete con nuevo estado en data.</w:t>
       </w:r>
     </w:p>
@@ -11053,7 +11136,6 @@
     <w:p>
       <w:proofErr w:type="spellStart"/>
       <w:r>
-        <w:lastRenderedPageBreak/>
         <w:t>curl</w:t>
       </w:r>
       <w:proofErr w:type="spellEnd"/>
@@ -11429,6 +11511,7 @@
     <w:p>
       <w:proofErr w:type="spellStart"/>
       <w:r>
+        <w:lastRenderedPageBreak/>
         <w:t>curl</w:t>
       </w:r>
       <w:proofErr w:type="spellEnd"/>
@@ -11466,7 +11549,6 @@
     </w:p>
     <w:p>
       <w:r>
-        <w:lastRenderedPageBreak/>
         <w:pict w14:anchorId="4032F29F">
           <v:rect id="_x0000_i1053" style="width:0;height:3pt" o:hralign="center" o:hrstd="t" o:hr="t" fillcolor="#a0a0a0" stroked="f"/>
         </w:pict>
@@ -11843,6 +11925,7 @@
         </w:numPr>
       </w:pPr>
       <w:r>
+        <w:lastRenderedPageBreak/>
         <w:t>Repositorio Git público con todos los proyectos Maven en subdirectorios claramente nombrados.</w:t>
       </w:r>
     </w:p>
@@ -11865,7 +11948,6 @@
         </w:numPr>
       </w:pPr>
       <w:r>
-        <w:lastRenderedPageBreak/>
         <w:t xml:space="preserve"> Mapa de microservicios: nombre, </w:t>
       </w:r>
       <w:proofErr w:type="spellStart"/>
@@ -12984,6 +13066,7 @@
           </w:tcPr>
           <w:p>
             <w:r>
+              <w:lastRenderedPageBreak/>
               <w:t>A</w:t>
             </w:r>
           </w:p>
@@ -13201,7 +13284,6 @@
           </w:tcPr>
           <w:p>
             <w:r>
-              <w:lastRenderedPageBreak/>
               <w:t>A</w:t>
             </w:r>
           </w:p>
@@ -17830,6 +17912,7 @@
   <w:style w:type="character" w:default="1" w:styleId="Fuentedeprrafopredeter">
     <w:name w:val="Default Paragraph Font"/>
     <w:uiPriority w:val="1"/>
+    <w:semiHidden/>
     <w:unhideWhenUsed/>
   </w:style>
   <w:style w:type="table" w:default="1" w:styleId="Tablanormal">

--- a/EXAMEN FINAL.docx
+++ b/EXAMEN FINAL.docx
@@ -1126,13 +1126,13 @@
         <w:rPr>
           <w:b/>
           <w:bCs/>
-          <w:highlight w:val="red"/>
+          <w:highlight w:val="yellow"/>
         </w:rPr>
         <w:t>RF-08 — Control de acceso por roles</w:t>
       </w:r>
       <w:r>
         <w:rPr>
-          <w:highlight w:val="red"/>
+          <w:highlight w:val="yellow"/>
         </w:rPr>
         <w:t> El sistema debe tener al menos tres roles: ADMIN, OPERADOR y CLIENTE. Reglas mínimas: solo ADMIN puede eliminar registros; solo ADMIN y OPERADOR pueden crear o actualizar paquetes; CLIENTE solo puede consultar sus propios paquetes e historial.</w:t>
       </w:r>
@@ -3925,8 +3925,14 @@
           <w:ilvl w:val="0"/>
           <w:numId w:val="7"/>
         </w:numPr>
-      </w:pPr>
-      <w:r>
+        <w:rPr>
+          <w:highlight w:val="green"/>
+        </w:rPr>
+      </w:pPr>
+      <w:r>
+        <w:rPr>
+          <w:highlight w:val="green"/>
+        </w:rPr>
         <w:t>Excepciones personalizadas en cada servicio que las necesite:</w:t>
       </w:r>
     </w:p>
@@ -3936,8 +3942,14 @@
           <w:ilvl w:val="1"/>
           <w:numId w:val="7"/>
         </w:numPr>
-      </w:pPr>
-      <w:r>
+        <w:rPr>
+          <w:highlight w:val="green"/>
+        </w:rPr>
+      </w:pPr>
+      <w:r>
+        <w:rPr>
+          <w:highlight w:val="green"/>
+        </w:rPr>
         <w:t>Recurso no encontrado → 404.</w:t>
       </w:r>
     </w:p>
@@ -3947,8 +3959,14 @@
           <w:ilvl w:val="1"/>
           <w:numId w:val="7"/>
         </w:numPr>
-      </w:pPr>
-      <w:r>
+        <w:rPr>
+          <w:highlight w:val="green"/>
+        </w:rPr>
+      </w:pPr>
+      <w:r>
+        <w:rPr>
+          <w:highlight w:val="green"/>
+        </w:rPr>
         <w:t>Conflicto o duplicado → 409.</w:t>
       </w:r>
     </w:p>
@@ -3958,8 +3976,14 @@
           <w:ilvl w:val="1"/>
           <w:numId w:val="7"/>
         </w:numPr>
-      </w:pPr>
-      <w:r>
+        <w:rPr>
+          <w:highlight w:val="green"/>
+        </w:rPr>
+      </w:pPr>
+      <w:r>
+        <w:rPr>
+          <w:highlight w:val="green"/>
+        </w:rPr>
         <w:t>Transición de estado inválida → 409.</w:t>
       </w:r>
     </w:p>
@@ -3969,8 +3993,14 @@
           <w:ilvl w:val="1"/>
           <w:numId w:val="7"/>
         </w:numPr>
-      </w:pPr>
-      <w:r>
+        <w:rPr>
+          <w:highlight w:val="green"/>
+        </w:rPr>
+      </w:pPr>
+      <w:r>
+        <w:rPr>
+          <w:highlight w:val="green"/>
+        </w:rPr>
         <w:t>Fallo de servicio externo (RENIEC u otro microservicio) → 502.</w:t>
       </w:r>
     </w:p>
@@ -5464,8 +5494,15 @@
         </w:tc>
       </w:tr>
     </w:tbl>
-    <w:p>
-      <w:r>
+    <w:p/>
+    <w:p>
+      <w:r>
+        <w:br w:type="page"/>
+      </w:r>
+    </w:p>
+    <w:p>
+      <w:r>
+        <w:lastRenderedPageBreak/>
         <w:pict w14:anchorId="3873DECB">
           <v:rect id="_x0000_i1036" style="width:0;height:3pt" o:hralign="center" o:hrstd="t" o:hr="t" fillcolor="#a0a0a0" stroked="f"/>
         </w:pict>
@@ -5508,7 +5545,6 @@
           <w:b/>
           <w:bCs/>
         </w:rPr>
-        <w:lastRenderedPageBreak/>
         <w:t>Qué se evalúa:</w:t>
       </w:r>
       <w:r>
@@ -6118,6 +6154,7 @@
         </w:numPr>
       </w:pPr>
       <w:r>
+        <w:lastRenderedPageBreak/>
         <w:t>Al menos 2 rutas de excepción con </w:t>
       </w:r>
       <w:proofErr w:type="spellStart"/>
@@ -6137,7 +6174,6 @@
         </w:numPr>
       </w:pPr>
       <w:r>
-        <w:lastRenderedPageBreak/>
         <w:t>Al menos 1 caso de resultado vacío (repositorio retorna lista vacía u </w:t>
       </w:r>
       <w:proofErr w:type="spellStart"/>
@@ -6691,6 +6727,7 @@
                 <w:b/>
                 <w:bCs/>
               </w:rPr>
+              <w:lastRenderedPageBreak/>
               <w:t>Criterio</w:t>
             </w:r>
           </w:p>
@@ -6805,7 +6842,6 @@
           </w:tcPr>
           <w:p>
             <w:r>
-              <w:lastRenderedPageBreak/>
               <w:t>Los tres roles con restricciones de acceso diferenciadas según RF-08</w:t>
             </w:r>
           </w:p>
@@ -7366,6 +7402,7 @@
           <w:b/>
           <w:bCs/>
         </w:rPr>
+        <w:lastRenderedPageBreak/>
         <w:t>Sección 12: API Gateway — Spring Cloud Gateway (20 puntos)</w:t>
       </w:r>
     </w:p>
@@ -7375,7 +7412,6 @@
           <w:b/>
           <w:bCs/>
         </w:rPr>
-        <w:lastRenderedPageBreak/>
         <w:t>Qué se evalúa:</w:t>
       </w:r>
       <w:r>
@@ -8148,6 +8184,7 @@
         </w:numPr>
       </w:pPr>
       <w:r>
+        <w:lastRenderedPageBreak/>
         <w:t>Demostración de recarga en caliente: cambiar una propiedad en el repositorio de configuración, llamar a /</w:t>
       </w:r>
       <w:proofErr w:type="spellStart"/>
@@ -8164,11 +8201,7 @@
       </w:r>
       <w:proofErr w:type="spellEnd"/>
       <w:r>
-        <w:t xml:space="preserve"> en el servicio afectado </w:t>
-      </w:r>
-      <w:r>
-        <w:lastRenderedPageBreak/>
-        <w:t>(requiere @RefreshScope), y verificar que el valor se actualiza sin reiniciar. Documentar el proceso con el comando </w:t>
+        <w:t> en el servicio afectado (requiere @RefreshScope), y verificar que el valor se actualiza sin reiniciar. Documentar el proceso con el comando </w:t>
       </w:r>
       <w:proofErr w:type="spellStart"/>
       <w:r>
@@ -8958,6 +8991,7 @@
           </w:tcPr>
           <w:p>
             <w:r>
+              <w:lastRenderedPageBreak/>
               <w:t>Configuración de Spring Cloud Vault en </w:t>
             </w:r>
             <w:proofErr w:type="spellStart"/>
@@ -9018,7 +9052,6 @@
           <w:b/>
           <w:bCs/>
         </w:rPr>
-        <w:lastRenderedPageBreak/>
         <w:t xml:space="preserve">Sección 15: Patrones de Resiliencia — </w:t>
       </w:r>
       <w:proofErr w:type="spellStart"/>
@@ -9636,6 +9669,7 @@
           <w:b/>
           <w:bCs/>
         </w:rPr>
+        <w:lastRenderedPageBreak/>
         <w:t>Qué se evalúa:</w:t>
       </w:r>
       <w:r>
@@ -9659,7 +9693,6 @@
         </w:numPr>
       </w:pPr>
       <w:r>
-        <w:lastRenderedPageBreak/>
         <w:t>Al menos </w:t>
       </w:r>
       <w:r>
@@ -10185,6 +10218,7 @@
     </w:p>
     <w:p>
       <w:r>
+        <w:lastRenderedPageBreak/>
         <w:t xml:space="preserve">  -H "Content-</w:t>
       </w:r>
       <w:proofErr w:type="spellStart"/>
@@ -10229,7 +10263,6 @@
     </w:p>
     <w:p>
       <w:r>
-        <w:lastRenderedPageBreak/>
         <w:t>Esperado: 200 OK — </w:t>
       </w:r>
       <w:proofErr w:type="spellStart"/>
@@ -10674,6 +10707,7 @@
           <w:b/>
           <w:bCs/>
         </w:rPr>
+        <w:lastRenderedPageBreak/>
         <w:t>Caso 7 — Registro de paquete con tarifa calculada</w:t>
       </w:r>
     </w:p>
@@ -10685,6 +10719,371 @@
       <w:proofErr w:type="spellEnd"/>
       <w:r>
         <w:t xml:space="preserve"> -s -X POST http://localhost:8080/api/v1/paquetes \</w:t>
+      </w:r>
+    </w:p>
+    <w:p>
+      <w:r>
+        <w:t xml:space="preserve">  -H "Content-</w:t>
+      </w:r>
+      <w:proofErr w:type="spellStart"/>
+      <w:r>
+        <w:t>Type</w:t>
+      </w:r>
+      <w:proofErr w:type="spellEnd"/>
+      <w:r>
+        <w:t xml:space="preserve">: </w:t>
+      </w:r>
+      <w:proofErr w:type="spellStart"/>
+      <w:r>
+        <w:t>application</w:t>
+      </w:r>
+      <w:proofErr w:type="spellEnd"/>
+      <w:r>
+        <w:t>/</w:t>
+      </w:r>
+      <w:proofErr w:type="spellStart"/>
+      <w:r>
+        <w:t>json</w:t>
+      </w:r>
+      <w:proofErr w:type="spellEnd"/>
+      <w:r>
+        <w:t>" \</w:t>
+      </w:r>
+    </w:p>
+    <w:p>
+      <w:r>
+        <w:t xml:space="preserve">  -H "</w:t>
+      </w:r>
+      <w:proofErr w:type="spellStart"/>
+      <w:r>
+        <w:t>Authorization</w:t>
+      </w:r>
+      <w:proofErr w:type="spellEnd"/>
+      <w:r>
+        <w:t>: Bearer TOKEN" \</w:t>
+      </w:r>
+    </w:p>
+    <w:p>
+      <w:r>
+        <w:t xml:space="preserve">  -d '{</w:t>
+      </w:r>
+    </w:p>
+    <w:p>
+      <w:r>
+        <w:t xml:space="preserve">    "</w:t>
+      </w:r>
+      <w:proofErr w:type="spellStart"/>
+      <w:r>
+        <w:t>descripcion</w:t>
+      </w:r>
+      <w:proofErr w:type="spellEnd"/>
+      <w:r>
+        <w:t>":"Documentos legales",</w:t>
+      </w:r>
+    </w:p>
+    <w:p>
+      <w:r>
+        <w:t xml:space="preserve">    "pesoKg":1.5,</w:t>
+      </w:r>
+    </w:p>
+    <w:p>
+      <w:r>
+        <w:t xml:space="preserve">    "valorDeclarado":200.00,</w:t>
+      </w:r>
+    </w:p>
+    <w:p>
+      <w:r>
+        <w:t xml:space="preserve">    "</w:t>
+      </w:r>
+      <w:proofErr w:type="spellStart"/>
+      <w:r>
+        <w:t>sucursalOrigen</w:t>
+      </w:r>
+      <w:proofErr w:type="spellEnd"/>
+      <w:r>
+        <w:t>":"Lima",</w:t>
+      </w:r>
+    </w:p>
+    <w:p>
+      <w:r>
+        <w:t xml:space="preserve">    "</w:t>
+      </w:r>
+      <w:proofErr w:type="spellStart"/>
+      <w:r>
+        <w:t>sucursalDestino</w:t>
+      </w:r>
+      <w:proofErr w:type="spellEnd"/>
+      <w:r>
+        <w:t>":"Arequipa",</w:t>
+      </w:r>
+    </w:p>
+    <w:p>
+      <w:r>
+        <w:t xml:space="preserve">    "dniRemitente":"12345678",</w:t>
+      </w:r>
+    </w:p>
+    <w:p>
+      <w:r>
+        <w:t xml:space="preserve">    "dniDestinatario":"87654321"</w:t>
+      </w:r>
+    </w:p>
+    <w:p>
+      <w:r>
+        <w:t xml:space="preserve">  }' | </w:t>
+      </w:r>
+      <w:proofErr w:type="spellStart"/>
+      <w:proofErr w:type="gramStart"/>
+      <w:r>
+        <w:t>jq</w:t>
+      </w:r>
+      <w:proofErr w:type="spellEnd"/>
+      <w:r>
+        <w:t xml:space="preserve"> .</w:t>
+      </w:r>
+      <w:proofErr w:type="gramEnd"/>
+    </w:p>
+    <w:p>
+      <w:r>
+        <w:t xml:space="preserve">Esperado: 201 </w:t>
+      </w:r>
+      <w:proofErr w:type="spellStart"/>
+      <w:r>
+        <w:t>Created</w:t>
+      </w:r>
+      <w:proofErr w:type="spellEnd"/>
+      <w:r>
+        <w:t> — código de rastreo generado y tarifa calculada visibles en data.</w:t>
+      </w:r>
+    </w:p>
+    <w:p>
+      <w:r>
+        <w:rPr>
+          <w:b/>
+          <w:bCs/>
+        </w:rPr>
+        <w:t>Caso 8 — Datos inválidos en registro de paquete</w:t>
+      </w:r>
+    </w:p>
+    <w:p>
+      <w:proofErr w:type="spellStart"/>
+      <w:r>
+        <w:t>curl</w:t>
+      </w:r>
+      <w:proofErr w:type="spellEnd"/>
+      <w:r>
+        <w:t xml:space="preserve"> -s -X POST http://localhost:8080/api/v1/paquetes \</w:t>
+      </w:r>
+    </w:p>
+    <w:p>
+      <w:r>
+        <w:t xml:space="preserve">  -H "Content-</w:t>
+      </w:r>
+      <w:proofErr w:type="spellStart"/>
+      <w:r>
+        <w:t>Type</w:t>
+      </w:r>
+      <w:proofErr w:type="spellEnd"/>
+      <w:r>
+        <w:t xml:space="preserve">: </w:t>
+      </w:r>
+      <w:proofErr w:type="spellStart"/>
+      <w:r>
+        <w:t>application</w:t>
+      </w:r>
+      <w:proofErr w:type="spellEnd"/>
+      <w:r>
+        <w:t>/</w:t>
+      </w:r>
+      <w:proofErr w:type="spellStart"/>
+      <w:r>
+        <w:t>json</w:t>
+      </w:r>
+      <w:proofErr w:type="spellEnd"/>
+      <w:r>
+        <w:t>" \</w:t>
+      </w:r>
+    </w:p>
+    <w:p>
+      <w:r>
+        <w:t xml:space="preserve">  -H "</w:t>
+      </w:r>
+      <w:proofErr w:type="spellStart"/>
+      <w:r>
+        <w:t>Authorization</w:t>
+      </w:r>
+      <w:proofErr w:type="spellEnd"/>
+      <w:r>
+        <w:t>: Bearer TOKEN" \</w:t>
+      </w:r>
+    </w:p>
+    <w:p>
+      <w:r>
+        <w:t xml:space="preserve">  -d '{"</w:t>
+      </w:r>
+      <w:proofErr w:type="spellStart"/>
+      <w:r>
+        <w:t>descripcion</w:t>
+      </w:r>
+      <w:proofErr w:type="spellEnd"/>
+      <w:r>
+        <w:t>":"","</w:t>
+      </w:r>
+      <w:proofErr w:type="spellStart"/>
+      <w:r>
+        <w:t>pesoKg</w:t>
+      </w:r>
+      <w:proofErr w:type="spellEnd"/>
+      <w:proofErr w:type="gramStart"/>
+      <w:r>
+        <w:t>":-</w:t>
+      </w:r>
+      <w:proofErr w:type="gramEnd"/>
+      <w:r>
+        <w:t xml:space="preserve">1,"valorDeclarado":0}' | </w:t>
+      </w:r>
+      <w:proofErr w:type="spellStart"/>
+      <w:proofErr w:type="gramStart"/>
+      <w:r>
+        <w:t>jq</w:t>
+      </w:r>
+      <w:proofErr w:type="spellEnd"/>
+      <w:r>
+        <w:t xml:space="preserve"> .</w:t>
+      </w:r>
+      <w:proofErr w:type="gramEnd"/>
+    </w:p>
+    <w:p>
+      <w:r>
+        <w:t xml:space="preserve">Esperado: 400 Bad </w:t>
+      </w:r>
+      <w:proofErr w:type="spellStart"/>
+      <w:r>
+        <w:t>Request</w:t>
+      </w:r>
+      <w:proofErr w:type="spellEnd"/>
+      <w:r>
+        <w:t> — mapa de errores por campo en data.</w:t>
+      </w:r>
+    </w:p>
+    <w:p>
+      <w:r>
+        <w:rPr>
+          <w:b/>
+          <w:bCs/>
+        </w:rPr>
+        <w:t>Caso 9 — Consulta de paquete por ID existente</w:t>
+      </w:r>
+    </w:p>
+    <w:p>
+      <w:proofErr w:type="spellStart"/>
+      <w:r>
+        <w:t>curl</w:t>
+      </w:r>
+      <w:proofErr w:type="spellEnd"/>
+      <w:r>
+        <w:t xml:space="preserve"> -s -X GET http://localhost:8080/api/v1/paquetes/{id} \</w:t>
+      </w:r>
+    </w:p>
+    <w:p>
+      <w:r>
+        <w:t xml:space="preserve">  -H "</w:t>
+      </w:r>
+      <w:proofErr w:type="spellStart"/>
+      <w:r>
+        <w:t>Authorization</w:t>
+      </w:r>
+      <w:proofErr w:type="spellEnd"/>
+      <w:r>
+        <w:t xml:space="preserve">: Bearer TOKEN" | </w:t>
+      </w:r>
+      <w:proofErr w:type="spellStart"/>
+      <w:proofErr w:type="gramStart"/>
+      <w:r>
+        <w:t>jq</w:t>
+      </w:r>
+      <w:proofErr w:type="spellEnd"/>
+      <w:r>
+        <w:t xml:space="preserve"> .</w:t>
+      </w:r>
+      <w:proofErr w:type="gramEnd"/>
+    </w:p>
+    <w:p>
+      <w:r>
+        <w:t>Esperado: 200 OK — datos del paquete incluyendo nombre del remitente y destinatario en data.</w:t>
+      </w:r>
+    </w:p>
+    <w:p>
+      <w:r>
+        <w:rPr>
+          <w:b/>
+          <w:bCs/>
+        </w:rPr>
+        <w:t>Caso 10 — Consulta de paquete por ID inexistente</w:t>
+      </w:r>
+    </w:p>
+    <w:p>
+      <w:proofErr w:type="spellStart"/>
+      <w:r>
+        <w:t>curl</w:t>
+      </w:r>
+      <w:proofErr w:type="spellEnd"/>
+      <w:r>
+        <w:t xml:space="preserve"> -s -X GET http://localhost:8080/api/v1/paquetes/00000000-0000-0000-0000-000000000000 \</w:t>
+      </w:r>
+    </w:p>
+    <w:p>
+      <w:r>
+        <w:t xml:space="preserve">  -H "</w:t>
+      </w:r>
+      <w:proofErr w:type="spellStart"/>
+      <w:r>
+        <w:t>Authorization</w:t>
+      </w:r>
+      <w:proofErr w:type="spellEnd"/>
+      <w:r>
+        <w:t xml:space="preserve">: Bearer TOKEN" | </w:t>
+      </w:r>
+      <w:proofErr w:type="spellStart"/>
+      <w:proofErr w:type="gramStart"/>
+      <w:r>
+        <w:t>jq</w:t>
+      </w:r>
+      <w:proofErr w:type="spellEnd"/>
+      <w:r>
+        <w:t xml:space="preserve"> .</w:t>
+      </w:r>
+      <w:proofErr w:type="gramEnd"/>
+    </w:p>
+    <w:p>
+      <w:r>
+        <w:t>Esperado: 404 Not Found — </w:t>
+      </w:r>
+      <w:proofErr w:type="spellStart"/>
+      <w:r>
+        <w:t>success</w:t>
+      </w:r>
+      <w:proofErr w:type="spellEnd"/>
+      <w:r>
+        <w:t>: false.</w:t>
+      </w:r>
+    </w:p>
+    <w:p>
+      <w:r>
+        <w:rPr>
+          <w:b/>
+          <w:bCs/>
+        </w:rPr>
+        <w:t>Caso 11 — Actualización de estado: transición válida (RF-04)</w:t>
+      </w:r>
+    </w:p>
+    <w:p>
+      <w:proofErr w:type="spellStart"/>
+      <w:r>
+        <w:t>curl</w:t>
+      </w:r>
+      <w:proofErr w:type="spellEnd"/>
+      <w:r>
+        <w:t xml:space="preserve"> -s -X PATCH http://localhost:8080/api/v1/paquetes/{id}/estado \</w:t>
       </w:r>
     </w:p>
     <w:p>
@@ -10732,372 +11131,6 @@
     </w:p>
     <w:p>
       <w:r>
-        <w:t xml:space="preserve">  -d '{</w:t>
-      </w:r>
-    </w:p>
-    <w:p>
-      <w:r>
-        <w:t xml:space="preserve">    "</w:t>
-      </w:r>
-      <w:proofErr w:type="spellStart"/>
-      <w:r>
-        <w:t>descripcion</w:t>
-      </w:r>
-      <w:proofErr w:type="spellEnd"/>
-      <w:r>
-        <w:t>":"Documentos legales",</w:t>
-      </w:r>
-    </w:p>
-    <w:p>
-      <w:r>
-        <w:t xml:space="preserve">    "pesoKg":1.5,</w:t>
-      </w:r>
-    </w:p>
-    <w:p>
-      <w:r>
-        <w:t xml:space="preserve">    "valorDeclarado":200.00,</w:t>
-      </w:r>
-    </w:p>
-    <w:p>
-      <w:r>
-        <w:t xml:space="preserve">    "</w:t>
-      </w:r>
-      <w:proofErr w:type="spellStart"/>
-      <w:r>
-        <w:t>sucursalOrigen</w:t>
-      </w:r>
-      <w:proofErr w:type="spellEnd"/>
-      <w:r>
-        <w:t>":"Lima",</w:t>
-      </w:r>
-    </w:p>
-    <w:p>
-      <w:r>
-        <w:t xml:space="preserve">    "</w:t>
-      </w:r>
-      <w:proofErr w:type="spellStart"/>
-      <w:r>
-        <w:t>sucursalDestino</w:t>
-      </w:r>
-      <w:proofErr w:type="spellEnd"/>
-      <w:r>
-        <w:t>":"Arequipa",</w:t>
-      </w:r>
-    </w:p>
-    <w:p>
-      <w:r>
-        <w:t xml:space="preserve">    "dniRemitente":"12345678",</w:t>
-      </w:r>
-    </w:p>
-    <w:p>
-      <w:r>
-        <w:t xml:space="preserve">    "dniDestinatario":"87654321"</w:t>
-      </w:r>
-    </w:p>
-    <w:p>
-      <w:r>
-        <w:t xml:space="preserve">  }' | </w:t>
-      </w:r>
-      <w:proofErr w:type="spellStart"/>
-      <w:proofErr w:type="gramStart"/>
-      <w:r>
-        <w:t>jq</w:t>
-      </w:r>
-      <w:proofErr w:type="spellEnd"/>
-      <w:r>
-        <w:t xml:space="preserve"> .</w:t>
-      </w:r>
-      <w:proofErr w:type="gramEnd"/>
-    </w:p>
-    <w:p>
-      <w:r>
-        <w:t xml:space="preserve">Esperado: 201 </w:t>
-      </w:r>
-      <w:proofErr w:type="spellStart"/>
-      <w:r>
-        <w:t>Created</w:t>
-      </w:r>
-      <w:proofErr w:type="spellEnd"/>
-      <w:r>
-        <w:t> — código de rastreo generado y tarifa calculada visibles en data.</w:t>
-      </w:r>
-    </w:p>
-    <w:p>
-      <w:r>
-        <w:rPr>
-          <w:b/>
-          <w:bCs/>
-        </w:rPr>
-        <w:t>Caso 8 — Datos inválidos en registro de paquete</w:t>
-      </w:r>
-    </w:p>
-    <w:p>
-      <w:proofErr w:type="spellStart"/>
-      <w:r>
-        <w:t>curl</w:t>
-      </w:r>
-      <w:proofErr w:type="spellEnd"/>
-      <w:r>
-        <w:t xml:space="preserve"> -s -X POST http://localhost:8080/api/v1/paquetes \</w:t>
-      </w:r>
-    </w:p>
-    <w:p>
-      <w:r>
-        <w:t xml:space="preserve">  -H "Content-</w:t>
-      </w:r>
-      <w:proofErr w:type="spellStart"/>
-      <w:r>
-        <w:t>Type</w:t>
-      </w:r>
-      <w:proofErr w:type="spellEnd"/>
-      <w:r>
-        <w:t xml:space="preserve">: </w:t>
-      </w:r>
-      <w:proofErr w:type="spellStart"/>
-      <w:r>
-        <w:t>application</w:t>
-      </w:r>
-      <w:proofErr w:type="spellEnd"/>
-      <w:r>
-        <w:t>/</w:t>
-      </w:r>
-      <w:proofErr w:type="spellStart"/>
-      <w:r>
-        <w:t>json</w:t>
-      </w:r>
-      <w:proofErr w:type="spellEnd"/>
-      <w:r>
-        <w:t>" \</w:t>
-      </w:r>
-    </w:p>
-    <w:p>
-      <w:r>
-        <w:t xml:space="preserve">  -H "</w:t>
-      </w:r>
-      <w:proofErr w:type="spellStart"/>
-      <w:r>
-        <w:t>Authorization</w:t>
-      </w:r>
-      <w:proofErr w:type="spellEnd"/>
-      <w:r>
-        <w:t>: Bearer TOKEN" \</w:t>
-      </w:r>
-    </w:p>
-    <w:p>
-      <w:r>
-        <w:t xml:space="preserve">  -d '{"</w:t>
-      </w:r>
-      <w:proofErr w:type="spellStart"/>
-      <w:r>
-        <w:t>descripcion</w:t>
-      </w:r>
-      <w:proofErr w:type="spellEnd"/>
-      <w:r>
-        <w:t>":"","</w:t>
-      </w:r>
-      <w:proofErr w:type="spellStart"/>
-      <w:r>
-        <w:t>pesoKg</w:t>
-      </w:r>
-      <w:proofErr w:type="spellEnd"/>
-      <w:proofErr w:type="gramStart"/>
-      <w:r>
-        <w:t>":-</w:t>
-      </w:r>
-      <w:proofErr w:type="gramEnd"/>
-      <w:r>
-        <w:t xml:space="preserve">1,"valorDeclarado":0}' | </w:t>
-      </w:r>
-      <w:proofErr w:type="spellStart"/>
-      <w:proofErr w:type="gramStart"/>
-      <w:r>
-        <w:t>jq</w:t>
-      </w:r>
-      <w:proofErr w:type="spellEnd"/>
-      <w:r>
-        <w:t xml:space="preserve"> .</w:t>
-      </w:r>
-      <w:proofErr w:type="gramEnd"/>
-    </w:p>
-    <w:p>
-      <w:r>
-        <w:t xml:space="preserve">Esperado: 400 Bad </w:t>
-      </w:r>
-      <w:proofErr w:type="spellStart"/>
-      <w:r>
-        <w:t>Request</w:t>
-      </w:r>
-      <w:proofErr w:type="spellEnd"/>
-      <w:r>
-        <w:t> — mapa de errores por campo en data.</w:t>
-      </w:r>
-    </w:p>
-    <w:p>
-      <w:r>
-        <w:rPr>
-          <w:b/>
-          <w:bCs/>
-        </w:rPr>
-        <w:t>Caso 9 — Consulta de paquete por ID existente</w:t>
-      </w:r>
-    </w:p>
-    <w:p>
-      <w:proofErr w:type="spellStart"/>
-      <w:r>
-        <w:t>curl</w:t>
-      </w:r>
-      <w:proofErr w:type="spellEnd"/>
-      <w:r>
-        <w:t xml:space="preserve"> -s -X GET http://localhost:8080/api/v1/paquetes/{id} \</w:t>
-      </w:r>
-    </w:p>
-    <w:p>
-      <w:r>
-        <w:t xml:space="preserve">  -H "</w:t>
-      </w:r>
-      <w:proofErr w:type="spellStart"/>
-      <w:r>
-        <w:t>Authorization</w:t>
-      </w:r>
-      <w:proofErr w:type="spellEnd"/>
-      <w:r>
-        <w:t xml:space="preserve">: Bearer TOKEN" | </w:t>
-      </w:r>
-      <w:proofErr w:type="spellStart"/>
-      <w:proofErr w:type="gramStart"/>
-      <w:r>
-        <w:t>jq</w:t>
-      </w:r>
-      <w:proofErr w:type="spellEnd"/>
-      <w:r>
-        <w:t xml:space="preserve"> .</w:t>
-      </w:r>
-      <w:proofErr w:type="gramEnd"/>
-    </w:p>
-    <w:p>
-      <w:r>
-        <w:t>Esperado: 200 OK — datos del paquete incluyendo nombre del remitente y destinatario en data.</w:t>
-      </w:r>
-    </w:p>
-    <w:p>
-      <w:r>
-        <w:rPr>
-          <w:b/>
-          <w:bCs/>
-        </w:rPr>
-        <w:t>Caso 10 — Consulta de paquete por ID inexistente</w:t>
-      </w:r>
-    </w:p>
-    <w:p>
-      <w:proofErr w:type="spellStart"/>
-      <w:r>
-        <w:t>curl</w:t>
-      </w:r>
-      <w:proofErr w:type="spellEnd"/>
-      <w:r>
-        <w:t xml:space="preserve"> -s -X GET http://localhost:8080/api/v1/paquetes/00000000-0000-0000-0000-000000000000 \</w:t>
-      </w:r>
-    </w:p>
-    <w:p>
-      <w:r>
-        <w:t xml:space="preserve">  -H "</w:t>
-      </w:r>
-      <w:proofErr w:type="spellStart"/>
-      <w:r>
-        <w:t>Authorization</w:t>
-      </w:r>
-      <w:proofErr w:type="spellEnd"/>
-      <w:r>
-        <w:t xml:space="preserve">: Bearer TOKEN" | </w:t>
-      </w:r>
-      <w:proofErr w:type="spellStart"/>
-      <w:proofErr w:type="gramStart"/>
-      <w:r>
-        <w:t>jq</w:t>
-      </w:r>
-      <w:proofErr w:type="spellEnd"/>
-      <w:r>
-        <w:t xml:space="preserve"> .</w:t>
-      </w:r>
-      <w:proofErr w:type="gramEnd"/>
-    </w:p>
-    <w:p>
-      <w:r>
-        <w:t>Esperado: 404 Not Found — </w:t>
-      </w:r>
-      <w:proofErr w:type="spellStart"/>
-      <w:r>
-        <w:t>success</w:t>
-      </w:r>
-      <w:proofErr w:type="spellEnd"/>
-      <w:r>
-        <w:t>: false.</w:t>
-      </w:r>
-    </w:p>
-    <w:p>
-      <w:r>
-        <w:rPr>
-          <w:b/>
-          <w:bCs/>
-        </w:rPr>
-        <w:t>Caso 11 — Actualización de estado: transición válida (RF-04)</w:t>
-      </w:r>
-    </w:p>
-    <w:p>
-      <w:proofErr w:type="spellStart"/>
-      <w:r>
-        <w:t>curl</w:t>
-      </w:r>
-      <w:proofErr w:type="spellEnd"/>
-      <w:r>
-        <w:t xml:space="preserve"> -s -X PATCH http://localhost:8080/api/v1/paquetes/{id}/estado \</w:t>
-      </w:r>
-    </w:p>
-    <w:p>
-      <w:r>
-        <w:t xml:space="preserve">  -H "Content-</w:t>
-      </w:r>
-      <w:proofErr w:type="spellStart"/>
-      <w:r>
-        <w:t>Type</w:t>
-      </w:r>
-      <w:proofErr w:type="spellEnd"/>
-      <w:r>
-        <w:t xml:space="preserve">: </w:t>
-      </w:r>
-      <w:proofErr w:type="spellStart"/>
-      <w:r>
-        <w:t>application</w:t>
-      </w:r>
-      <w:proofErr w:type="spellEnd"/>
-      <w:r>
-        <w:t>/</w:t>
-      </w:r>
-      <w:proofErr w:type="spellStart"/>
-      <w:r>
-        <w:t>json</w:t>
-      </w:r>
-      <w:proofErr w:type="spellEnd"/>
-      <w:r>
-        <w:t>" \</w:t>
-      </w:r>
-    </w:p>
-    <w:p>
-      <w:r>
-        <w:t xml:space="preserve">  -H "</w:t>
-      </w:r>
-      <w:proofErr w:type="spellStart"/>
-      <w:r>
-        <w:t>Authorization</w:t>
-      </w:r>
-      <w:proofErr w:type="spellEnd"/>
-      <w:r>
-        <w:t>: Bearer TOKEN" \</w:t>
-      </w:r>
-    </w:p>
-    <w:p>
-      <w:r>
-        <w:lastRenderedPageBreak/>
         <w:t xml:space="preserve">  -d '{"</w:t>
       </w:r>
       <w:proofErr w:type="spellStart"/>
@@ -11496,6 +11529,7 @@
           <w:b/>
           <w:bCs/>
         </w:rPr>
+        <w:lastRenderedPageBreak/>
         <w:t>Categorías (RF-09)</w:t>
       </w:r>
     </w:p>
@@ -11511,7 +11545,6 @@
     <w:p>
       <w:proofErr w:type="spellStart"/>
       <w:r>
-        <w:lastRenderedPageBreak/>
         <w:t>curl</w:t>
       </w:r>
       <w:proofErr w:type="spellEnd"/>
@@ -11897,6 +11930,7 @@
     </w:p>
     <w:p>
       <w:r>
+        <w:lastRenderedPageBreak/>
         <w:pict w14:anchorId="7D896CB3">
           <v:rect id="_x0000_i1055" style="width:0;height:3pt" o:hralign="center" o:hrstd="t" o:hr="t" fillcolor="#a0a0a0" stroked="f"/>
         </w:pict>
@@ -11925,7 +11959,6 @@
         </w:numPr>
       </w:pPr>
       <w:r>
-        <w:lastRenderedPageBreak/>
         <w:t>Repositorio Git público con todos los proyectos Maven en subdirectorios claramente nombrados.</w:t>
       </w:r>
     </w:p>
@@ -12964,6 +12997,7 @@
           </w:tcPr>
           <w:p>
             <w:r>
+              <w:lastRenderedPageBreak/>
               <w:t>A</w:t>
             </w:r>
           </w:p>
@@ -13066,7 +13100,6 @@
           </w:tcPr>
           <w:p>
             <w:r>
-              <w:lastRenderedPageBreak/>
               <w:t>A</w:t>
             </w:r>
           </w:p>
@@ -18283,7 +18316,7 @@
       <w14:ligatures w14:val="none"/>
     </w:rPr>
   </w:style>
-  <w:style w:type="character" w:styleId="Fuerte">
+  <w:style w:type="character" w:styleId="Textoennegrita">
     <w:name w:val="Strong"/>
     <w:basedOn w:val="Fuentedeprrafopredeter"/>
     <w:uiPriority w:val="22"/>

--- a/EXAMEN FINAL.docx
+++ b/EXAMEN FINAL.docx
@@ -26,15 +26,7 @@
         <w:t>Curso:</w:t>
       </w:r>
       <w:r>
-        <w:t xml:space="preserve"> Desarrollo </w:t>
-      </w:r>
-      <w:proofErr w:type="spellStart"/>
-      <w:r>
-        <w:t>Backend</w:t>
-      </w:r>
-      <w:proofErr w:type="spellEnd"/>
-      <w:r>
-        <w:t xml:space="preserve"> con Java y Spring Boot </w:t>
+        <w:t> Desarrollo Backend con Java y Spring Boot </w:t>
       </w:r>
       <w:r>
         <w:rPr>
@@ -90,45 +82,20 @@
       </w:r>
     </w:p>
     <w:p>
-      <w:proofErr w:type="spellStart"/>
-      <w:r>
-        <w:rPr>
-          <w:b/>
-          <w:bCs/>
-        </w:rPr>
-        <w:t>RapidoCourier</w:t>
-      </w:r>
-      <w:proofErr w:type="spellEnd"/>
-      <w:r>
-        <w:rPr>
-          <w:b/>
-          <w:bCs/>
-        </w:rPr>
-        <w:t xml:space="preserve"> S.A.C.</w:t>
-      </w:r>
-      <w:r>
-        <w:t xml:space="preserve"> es una empresa peruana de mensajería y </w:t>
-      </w:r>
-      <w:proofErr w:type="spellStart"/>
-      <w:r>
-        <w:t>courier</w:t>
-      </w:r>
-      <w:proofErr w:type="spellEnd"/>
-      <w:r>
-        <w:t xml:space="preserve"> con sucursales en Lima, Arequipa y Cusco. Gestiona envíos de paquetes entre personas naturales y empresas, con tarifas que varían según el peso, el valor declarado y la ruta. Actualmente opera de forma completamente manual y necesita digitalizar su operación.</w:t>
-      </w:r>
-    </w:p>
-    <w:p>
-      <w:r>
-        <w:t xml:space="preserve">Dado su plan de expansión nacional, la empresa ha decidido construir su plataforma </w:t>
-      </w:r>
-      <w:proofErr w:type="spellStart"/>
-      <w:r>
-        <w:t>backend</w:t>
-      </w:r>
-      <w:proofErr w:type="spellEnd"/>
-      <w:r>
-        <w:t> </w:t>
+      <w:r>
+        <w:rPr>
+          <w:b/>
+          <w:bCs/>
+        </w:rPr>
+        <w:t>RapidoCourier S.A.C.</w:t>
+      </w:r>
+      <w:r>
+        <w:t> es una empresa peruana de mensajería y courier con sucursales en Lima, Arequipa y Cusco. Gestiona envíos de paquetes entre personas naturales y empresas, con tarifas que varían según el peso, el valor declarado y la ruta. Actualmente opera de forma completamente manual y necesita digitalizar su operación.</w:t>
+      </w:r>
+    </w:p>
+    <w:p>
+      <w:r>
+        <w:t>Dado su plan de expansión nacional, la empresa ha decidido construir su plataforma backend </w:t>
       </w:r>
       <w:r>
         <w:rPr>
@@ -176,15 +143,22 @@
           <w:ilvl w:val="0"/>
           <w:numId w:val="1"/>
         </w:numPr>
-      </w:pPr>
-      <w:r>
-        <w:rPr>
-          <w:b/>
-          <w:bCs/>
+        <w:rPr>
+          <w:highlight w:val="green"/>
+        </w:rPr>
+      </w:pPr>
+      <w:r>
+        <w:rPr>
+          <w:b/>
+          <w:bCs/>
+          <w:highlight w:val="green"/>
         </w:rPr>
         <w:t>Microservicios:</w:t>
       </w:r>
       <w:r>
+        <w:rPr>
+          <w:highlight w:val="green"/>
+        </w:rPr>
         <w:t> tú defines cuántos servicios de negocio creas, qué responsabilidad tiene cada uno y cómo se llaman. Mínimo 3 servicios de negocio.</w:t>
       </w:r>
     </w:p>
@@ -194,15 +168,22 @@
           <w:ilvl w:val="0"/>
           <w:numId w:val="1"/>
         </w:numPr>
-      </w:pPr>
-      <w:r>
-        <w:rPr>
-          <w:b/>
-          <w:bCs/>
+        <w:rPr>
+          <w:highlight w:val="green"/>
+        </w:rPr>
+      </w:pPr>
+      <w:r>
+        <w:rPr>
+          <w:b/>
+          <w:bCs/>
+          <w:highlight w:val="green"/>
         </w:rPr>
         <w:t>Base de datos por servicio:</w:t>
       </w:r>
       <w:r>
+        <w:rPr>
+          <w:highlight w:val="green"/>
+        </w:rPr>
         <w:t> cada microservicio puede usar la base de datos que consideres más apropiada (PostgreSQL, MySQL, MongoDB u otra). Está permitida la persistencia políglota. Justifica cada elección.</w:t>
       </w:r>
     </w:p>
@@ -228,21 +209,7 @@
         <w:rPr>
           <w:highlight w:val="green"/>
         </w:rPr>
-        <w:t> </w:t>
-      </w:r>
-      <w:proofErr w:type="gramStart"/>
-      <w:r>
-        <w:rPr>
-          <w:highlight w:val="green"/>
-        </w:rPr>
-        <w:t>capas tradicional</w:t>
-      </w:r>
-      <w:proofErr w:type="gramEnd"/>
-      <w:r>
-        <w:rPr>
-          <w:highlight w:val="green"/>
-        </w:rPr>
-        <w:t>, hexagonal u otra. Debe ser consistente dentro de cada servicio.</w:t>
+        <w:t> capas tradicional, hexagonal u otra. Debe ser consistente dentro de cada servicio.</w:t>
       </w:r>
     </w:p>
     <w:p>
@@ -251,15 +218,22 @@
           <w:ilvl w:val="0"/>
           <w:numId w:val="1"/>
         </w:numPr>
-      </w:pPr>
-      <w:r>
-        <w:rPr>
-          <w:b/>
-          <w:bCs/>
+        <w:rPr>
+          <w:highlight w:val="green"/>
+        </w:rPr>
+      </w:pPr>
+      <w:r>
+        <w:rPr>
+          <w:b/>
+          <w:bCs/>
+          <w:highlight w:val="green"/>
         </w:rPr>
         <w:t>Distribución de requerimientos:</w:t>
       </w:r>
       <w:r>
+        <w:rPr>
+          <w:highlight w:val="green"/>
+        </w:rPr>
         <w:t> tú decides en qué microservicio implementas cada requerimiento funcional, siempre que el sistema en conjunto los cumpla todos.</w:t>
       </w:r>
     </w:p>
@@ -269,40 +243,23 @@
           <w:ilvl w:val="0"/>
           <w:numId w:val="1"/>
         </w:numPr>
-      </w:pPr>
-      <w:r>
-        <w:rPr>
-          <w:b/>
-          <w:bCs/>
-        </w:rPr>
-        <w:t xml:space="preserve">Comunicación </w:t>
-      </w:r>
-      <w:proofErr w:type="spellStart"/>
-      <w:r>
-        <w:rPr>
-          <w:b/>
-          <w:bCs/>
-        </w:rPr>
-        <w:t>inter-servicio</w:t>
-      </w:r>
-      <w:proofErr w:type="spellEnd"/>
-      <w:r>
-        <w:rPr>
-          <w:b/>
-          <w:bCs/>
-        </w:rPr>
-        <w:t>:</w:t>
-      </w:r>
-      <w:r>
-        <w:t> sincrónica (</w:t>
-      </w:r>
-      <w:proofErr w:type="spellStart"/>
-      <w:r>
-        <w:t>Feign</w:t>
-      </w:r>
-      <w:proofErr w:type="spellEnd"/>
-      <w:r>
-        <w:t>), asincrónica (eventos) o ambas. Justifica según el caso de uso.</w:t>
+        <w:rPr>
+          <w:highlight w:val="green"/>
+        </w:rPr>
+      </w:pPr>
+      <w:r>
+        <w:rPr>
+          <w:b/>
+          <w:bCs/>
+          <w:highlight w:val="green"/>
+        </w:rPr>
+        <w:t>Comunicación inter-servicio:</w:t>
+      </w:r>
+      <w:r>
+        <w:rPr>
+          <w:highlight w:val="green"/>
+        </w:rPr>
+        <w:t> sincrónica (Feign), asincrónica (eventos) o ambas. Justifica según el caso de uso.</w:t>
       </w:r>
     </w:p>
     <w:p>
@@ -370,21 +327,7 @@
         <w:rPr>
           <w:highlight w:val="green"/>
         </w:rPr>
-        <w:t>Clase genérica </w:t>
-      </w:r>
-      <w:proofErr w:type="spellStart"/>
-      <w:r>
-        <w:rPr>
-          <w:highlight w:val="green"/>
-        </w:rPr>
-        <w:t>ApiResponse</w:t>
-      </w:r>
-      <w:proofErr w:type="spellEnd"/>
-      <w:r>
-        <w:rPr>
-          <w:highlight w:val="green"/>
-        </w:rPr>
-        <w:t>&lt;T&gt; en todas las respuestas HTTP de todos los servicios.</w:t>
+        <w:t>Clase genérica ApiResponse&lt;T&gt; en todas las respuestas HTTP de todos los servicios.</w:t>
       </w:r>
     </w:p>
     <w:p>
@@ -397,37 +340,11 @@
           <w:highlight w:val="green"/>
         </w:rPr>
       </w:pPr>
-      <w:proofErr w:type="spellStart"/>
-      <w:proofErr w:type="gramStart"/>
-      <w:r>
-        <w:rPr>
-          <w:highlight w:val="green"/>
-        </w:rPr>
-        <w:t>application.yaml</w:t>
-      </w:r>
-      <w:proofErr w:type="spellEnd"/>
-      <w:proofErr w:type="gramEnd"/>
-      <w:r>
-        <w:rPr>
-          <w:highlight w:val="green"/>
-        </w:rPr>
-        <w:t> (no </w:t>
-      </w:r>
-      <w:proofErr w:type="spellStart"/>
-      <w:proofErr w:type="gramStart"/>
-      <w:r>
-        <w:rPr>
-          <w:highlight w:val="green"/>
-        </w:rPr>
-        <w:t>application.properties</w:t>
-      </w:r>
-      <w:proofErr w:type="spellEnd"/>
-      <w:proofErr w:type="gramEnd"/>
-      <w:r>
-        <w:rPr>
-          <w:highlight w:val="green"/>
-        </w:rPr>
-        <w:t>).</w:t>
+      <w:r>
+        <w:rPr>
+          <w:highlight w:val="green"/>
+        </w:rPr>
+        <w:t>application.yaml (no application.properties).</w:t>
       </w:r>
     </w:p>
     <w:p>
@@ -479,13 +396,8 @@
       </w:r>
     </w:p>
     <w:p>
-      <w:proofErr w:type="spellStart"/>
-      <w:r>
-        <w:t>rapidocourier</w:t>
-      </w:r>
-      <w:proofErr w:type="spellEnd"/>
-      <w:r>
-        <w:t>/</w:t>
+      <w:r>
+        <w:t>rapidocourier/</w:t>
       </w:r>
     </w:p>
     <w:p>
@@ -519,15 +431,7 @@
         <w:t>──</w:t>
       </w:r>
       <w:r>
-        <w:t xml:space="preserve"> api-</w:t>
-      </w:r>
-      <w:proofErr w:type="spellStart"/>
-      <w:r>
-        <w:t>gateway</w:t>
-      </w:r>
-      <w:proofErr w:type="spellEnd"/>
-      <w:r>
-        <w:t>/</w:t>
+        <w:t xml:space="preserve"> api-gateway/</w:t>
       </w:r>
     </w:p>
     <w:p>
@@ -544,15 +448,7 @@
         <w:t>──</w:t>
       </w:r>
       <w:r>
-        <w:t xml:space="preserve"> </w:t>
-      </w:r>
-      <w:proofErr w:type="spellStart"/>
-      <w:r>
-        <w:t>config</w:t>
-      </w:r>
-      <w:proofErr w:type="spellEnd"/>
-      <w:r>
-        <w:t>-server/</w:t>
+        <w:t xml:space="preserve"> config-server/</w:t>
       </w:r>
     </w:p>
     <w:p>
@@ -576,14 +472,12 @@
         </w:rPr>
         <w:t xml:space="preserve"> servicio-[</w:t>
       </w:r>
-      <w:proofErr w:type="spellStart"/>
       <w:r>
         <w:rPr>
           <w:highlight w:val="green"/>
         </w:rPr>
         <w:t>person-service</w:t>
       </w:r>
-      <w:proofErr w:type="spellEnd"/>
       <w:r>
         <w:rPr>
           <w:highlight w:val="green"/>
@@ -604,19 +498,29 @@
       </w:r>
     </w:p>
     <w:p>
+      <w:pPr>
+        <w:rPr>
+          <w:highlight w:val="green"/>
+        </w:rPr>
+      </w:pPr>
       <w:r>
         <w:rPr>
           <w:rFonts w:ascii="MS Gothic" w:eastAsia="MS Gothic" w:hAnsi="MS Gothic" w:cs="MS Gothic" w:hint="eastAsia"/>
+          <w:highlight w:val="green"/>
         </w:rPr>
         <w:t>├</w:t>
       </w:r>
       <w:r>
         <w:rPr>
           <w:rFonts w:ascii="Calibri" w:hAnsi="Calibri" w:cs="Calibri"/>
+          <w:highlight w:val="green"/>
         </w:rPr>
         <w:t>──</w:t>
       </w:r>
       <w:r>
+        <w:rPr>
+          <w:highlight w:val="green"/>
+        </w:rPr>
         <w:t xml:space="preserve"> servicio-[nombre]/</w:t>
       </w:r>
     </w:p>
@@ -624,16 +528,21 @@
       <w:r>
         <w:rPr>
           <w:rFonts w:ascii="MS Gothic" w:eastAsia="MS Gothic" w:hAnsi="MS Gothic" w:cs="MS Gothic" w:hint="eastAsia"/>
+          <w:highlight w:val="green"/>
         </w:rPr>
         <w:t>├</w:t>
       </w:r>
       <w:r>
         <w:rPr>
           <w:rFonts w:ascii="Calibri" w:hAnsi="Calibri" w:cs="Calibri"/>
+          <w:highlight w:val="green"/>
         </w:rPr>
         <w:t>──</w:t>
       </w:r>
       <w:r>
+        <w:rPr>
+          <w:highlight w:val="green"/>
+        </w:rPr>
         <w:t xml:space="preserve"> servicio-[nombre]/</w:t>
       </w:r>
     </w:p>
@@ -836,6 +745,7 @@
         <w:rPr>
           <w:b/>
           <w:bCs/>
+          <w:highlight w:val="green"/>
         </w:rPr>
         <w:t xml:space="preserve">RF-03 — </w:t>
       </w:r>
@@ -843,6 +753,7 @@
         <w:rPr>
           <w:b/>
           <w:bCs/>
+          <w:highlight w:val="green"/>
         </w:rPr>
         <w:t>Mantenimiento</w:t>
       </w:r>
@@ -850,86 +761,134 @@
         <w:rPr>
           <w:b/>
           <w:bCs/>
+          <w:highlight w:val="green"/>
         </w:rPr>
         <w:t xml:space="preserve"> de usuarios </w:t>
       </w:r>
       <w:r>
+        <w:rPr>
+          <w:highlight w:val="green"/>
+        </w:rPr>
         <w:t>E</w:t>
       </w:r>
       <w:r>
+        <w:rPr>
+          <w:highlight w:val="green"/>
+        </w:rPr>
         <w:t>l</w:t>
       </w:r>
       <w:r>
+        <w:rPr>
+          <w:highlight w:val="green"/>
+        </w:rPr>
         <w:t xml:space="preserve"> sistema debe permitir</w:t>
       </w:r>
       <w:r>
+        <w:rPr>
+          <w:highlight w:val="green"/>
+        </w:rPr>
         <w:t xml:space="preserve"> realizar el mantenimiento </w:t>
       </w:r>
       <w:r>
+        <w:rPr>
+          <w:highlight w:val="green"/>
+        </w:rPr>
         <w:t>a</w:t>
       </w:r>
       <w:r>
+        <w:rPr>
+          <w:highlight w:val="green"/>
+        </w:rPr>
         <w:t xml:space="preserve"> los</w:t>
       </w:r>
       <w:r>
+        <w:rPr>
+          <w:highlight w:val="green"/>
+        </w:rPr>
         <w:t xml:space="preserve"> usuario</w:t>
       </w:r>
       <w:r>
+        <w:rPr>
+          <w:highlight w:val="green"/>
+        </w:rPr>
         <w:t>s</w:t>
       </w:r>
       <w:r>
+        <w:rPr>
+          <w:highlight w:val="green"/>
+        </w:rPr>
         <w:t>, este usuario debe estar relacionado a una persona</w:t>
       </w:r>
       <w:r>
-        <w:t>(</w:t>
-      </w:r>
-      <w:proofErr w:type="spellStart"/>
-      <w:r>
-        <w:t>fk</w:t>
-      </w:r>
-      <w:proofErr w:type="spellEnd"/>
-      <w:r>
-        <w:t>)</w:t>
-      </w:r>
-      <w:r>
-        <w:t xml:space="preserve">, así que en el </w:t>
-      </w:r>
-      <w:proofErr w:type="spellStart"/>
-      <w:r>
-        <w:t>insert</w:t>
-      </w:r>
-      <w:proofErr w:type="spellEnd"/>
-      <w:r>
-        <w:t xml:space="preserve"> deberá de</w:t>
-      </w:r>
-      <w:r>
+        <w:rPr>
+          <w:highlight w:val="green"/>
+        </w:rPr>
+        <w:t>(fk)</w:t>
+      </w:r>
+      <w:r>
+        <w:rPr>
+          <w:highlight w:val="green"/>
+        </w:rPr>
+        <w:t>, así que en el insert deberá de</w:t>
+      </w:r>
+      <w:r>
+        <w:rPr>
+          <w:highlight w:val="green"/>
+        </w:rPr>
         <w:t xml:space="preserve"> enviarse </w:t>
       </w:r>
       <w:r>
+        <w:rPr>
+          <w:highlight w:val="green"/>
+        </w:rPr>
         <w:t xml:space="preserve">el tipo y número de documento </w:t>
       </w:r>
       <w:r>
+        <w:rPr>
+          <w:highlight w:val="green"/>
+        </w:rPr>
         <w:t xml:space="preserve">de la persona, </w:t>
       </w:r>
       <w:r>
+        <w:rPr>
+          <w:highlight w:val="green"/>
+        </w:rPr>
         <w:t xml:space="preserve">para recuperar por </w:t>
       </w:r>
       <w:r>
+        <w:rPr>
+          <w:highlight w:val="green"/>
+        </w:rPr>
         <w:t xml:space="preserve">el microservicio de personas </w:t>
       </w:r>
       <w:r>
+        <w:rPr>
+          <w:highlight w:val="green"/>
+        </w:rPr>
         <w:t xml:space="preserve">el id de </w:t>
       </w:r>
       <w:r>
+        <w:rPr>
+          <w:highlight w:val="green"/>
+        </w:rPr>
         <w:t xml:space="preserve">la persona </w:t>
       </w:r>
       <w:r>
+        <w:rPr>
+          <w:highlight w:val="green"/>
+        </w:rPr>
         <w:t>y registrarlo en la integridad</w:t>
       </w:r>
       <w:r>
+        <w:rPr>
+          <w:highlight w:val="green"/>
+        </w:rPr>
         <w:t xml:space="preserve"> de usuario</w:t>
       </w:r>
       <w:r>
+        <w:rPr>
+          <w:highlight w:val="green"/>
+        </w:rPr>
         <w:t>. Documenta la regla en el README.md.</w:t>
       </w:r>
     </w:p>
@@ -938,6 +897,7 @@
         <w:rPr>
           <w:b/>
           <w:bCs/>
+          <w:highlight w:val="green"/>
         </w:rPr>
         <w:t xml:space="preserve">RF-04 — </w:t>
       </w:r>
@@ -945,111 +905,170 @@
         <w:rPr>
           <w:b/>
           <w:bCs/>
+          <w:highlight w:val="green"/>
         </w:rPr>
         <w:t>Autenticación de usuarios</w:t>
       </w:r>
       <w:r>
+        <w:rPr>
+          <w:highlight w:val="green"/>
+        </w:rPr>
         <w:t xml:space="preserve"> </w:t>
       </w:r>
       <w:r>
+        <w:rPr>
+          <w:highlight w:val="green"/>
+        </w:rPr>
         <w:t>El sistema debe</w:t>
       </w:r>
       <w:r>
-        <w:t xml:space="preserve"> permitir el </w:t>
-      </w:r>
-      <w:proofErr w:type="spellStart"/>
-      <w:r>
-        <w:t>login</w:t>
-      </w:r>
-      <w:proofErr w:type="spellEnd"/>
-      <w:r>
-        <w:t xml:space="preserve"> del usuario creado y autenticarse con un token, realizar los </w:t>
-      </w:r>
-      <w:proofErr w:type="spellStart"/>
-      <w:r>
-        <w:t>jwt</w:t>
-      </w:r>
-      <w:proofErr w:type="spellEnd"/>
-      <w:r>
+        <w:rPr>
+          <w:highlight w:val="green"/>
+        </w:rPr>
+        <w:t xml:space="preserve"> permitir el login del usuario creado y autenticarse con un token, realizar los jwt filter diferenciados por los de acceso libre y los que si requiere autorización.</w:t>
+      </w:r>
+      <w:r>
+        <w:rPr>
+          <w:highlight w:val="green"/>
+        </w:rPr>
         <w:t xml:space="preserve"> </w:t>
       </w:r>
-      <w:proofErr w:type="spellStart"/>
-      <w:r>
-        <w:t>filter</w:t>
-      </w:r>
-      <w:proofErr w:type="spellEnd"/>
-      <w:r>
-        <w:t xml:space="preserve"> diferenciados por los de acceso libre y los que si requiere autorización.</w:t>
-      </w:r>
-      <w:r>
+      <w:r>
+        <w:rPr>
+          <w:highlight w:val="green"/>
+        </w:rPr>
+        <w:t xml:space="preserve">Documentar la regla </w:t>
+      </w:r>
+      <w:r>
+        <w:rPr>
+          <w:highlight w:val="green"/>
+        </w:rPr>
+        <w:t>en el README.md.</w:t>
+      </w:r>
+    </w:p>
+    <w:p>
+      <w:r>
+        <w:rPr>
+          <w:b/>
+          <w:bCs/>
+          <w:highlight w:val="magenta"/>
+        </w:rPr>
+        <w:t xml:space="preserve">RF-05 — </w:t>
+      </w:r>
+      <w:r>
+        <w:rPr>
+          <w:b/>
+          <w:bCs/>
+          <w:highlight w:val="magenta"/>
+        </w:rPr>
+        <w:t xml:space="preserve">Mantenimiento </w:t>
+      </w:r>
+      <w:r>
+        <w:rPr>
+          <w:b/>
+          <w:bCs/>
+          <w:highlight w:val="magenta"/>
+        </w:rPr>
+        <w:t xml:space="preserve">de empresa </w:t>
+      </w:r>
+      <w:r>
+        <w:rPr>
+          <w:highlight w:val="magenta"/>
+        </w:rPr>
+        <w:t xml:space="preserve">El sistema debe permitir </w:t>
+      </w:r>
+      <w:r>
+        <w:rPr>
+          <w:highlight w:val="magenta"/>
+        </w:rPr>
+        <w:t xml:space="preserve">realizar el mantenimiento de las </w:t>
+      </w:r>
+      <w:r>
+        <w:rPr>
+          <w:highlight w:val="magenta"/>
+        </w:rPr>
+        <w:t>empresa</w:t>
+      </w:r>
+      <w:r>
+        <w:rPr>
+          <w:highlight w:val="magenta"/>
+        </w:rPr>
+        <w:t>s, al registrar, debe consultar la API de SUNAT (</w:t>
+      </w:r>
+      <w:r>
+        <w:rPr>
+          <w:highlight w:val="magenta"/>
+        </w:rPr>
+        <w:t>https://api.decolecta.com/v1/sunat/ruc?numero=20601030013</w:t>
+      </w:r>
+      <w:r>
+        <w:rPr>
+          <w:highlight w:val="magenta"/>
+        </w:rPr>
+        <w:t>) para obtener algunos datos y almacenar</w:t>
+      </w:r>
+      <w:r>
+        <w:rPr>
+          <w:highlight w:val="magenta"/>
+        </w:rPr>
+        <w:t>.</w:t>
+      </w:r>
+    </w:p>
+    <w:p>
+      <w:r>
+        <w:rPr>
+          <w:b/>
+          <w:bCs/>
+          <w:highlight w:val="magenta"/>
+        </w:rPr>
+        <w:t xml:space="preserve">RF-06 — </w:t>
+      </w:r>
+      <w:r>
+        <w:rPr>
+          <w:b/>
+          <w:bCs/>
+          <w:highlight w:val="magenta"/>
+        </w:rPr>
+        <w:t>Mantenimiento</w:t>
+      </w:r>
+      <w:r>
+        <w:rPr>
+          <w:b/>
+          <w:bCs/>
+          <w:highlight w:val="magenta"/>
+        </w:rPr>
         <w:t xml:space="preserve"> </w:t>
       </w:r>
       <w:r>
-        <w:t xml:space="preserve">Documentar la regla </w:t>
-      </w:r>
-      <w:r>
-        <w:t>en el README.md.</w:t>
-      </w:r>
-    </w:p>
-    <w:p>
-      <w:r>
-        <w:rPr>
-          <w:b/>
-          <w:bCs/>
-        </w:rPr>
-        <w:t xml:space="preserve">RF-05 — </w:t>
-      </w:r>
-      <w:r>
-        <w:rPr>
-          <w:b/>
-          <w:bCs/>
-        </w:rPr>
-        <w:t xml:space="preserve">Mantenimiento </w:t>
-      </w:r>
-      <w:r>
-        <w:rPr>
-          <w:b/>
-          <w:bCs/>
-        </w:rPr>
-        <w:t xml:space="preserve">de empresa </w:t>
-      </w:r>
-      <w:r>
-        <w:t xml:space="preserve">El sistema debe permitir </w:t>
-      </w:r>
-      <w:r>
-        <w:t xml:space="preserve">realizar el mantenimiento de las </w:t>
-      </w:r>
-      <w:r>
-        <w:t>empresa</w:t>
-      </w:r>
-      <w:r>
-        <w:t>s,</w:t>
-      </w:r>
-      <w:r>
-        <w:t xml:space="preserve"> </w:t>
-      </w:r>
-      <w:r>
-        <w:t>a</w:t>
-      </w:r>
-      <w:r>
-        <w:t xml:space="preserve">l registrar, debe consultar la API de </w:t>
-      </w:r>
-      <w:r>
-        <w:t>SUNAT (</w:t>
-      </w:r>
-      <w:r>
-        <w:t>https://api.decolecta.com/v1/sunat/ruc?numero=20601030013</w:t>
-      </w:r>
-      <w:r>
-        <w:t xml:space="preserve">) para obtener </w:t>
-      </w:r>
-      <w:r>
-        <w:t xml:space="preserve">algunos datos </w:t>
-      </w:r>
-      <w:r>
-        <w:t>y almacenar</w:t>
-      </w:r>
-      <w:r>
+        <w:rPr>
+          <w:b/>
+          <w:bCs/>
+          <w:highlight w:val="magenta"/>
+        </w:rPr>
+        <w:t>de edificio</w:t>
+      </w:r>
+      <w:r>
+        <w:rPr>
+          <w:highlight w:val="magenta"/>
+        </w:rPr>
+        <w:t xml:space="preserve"> El sistema </w:t>
+      </w:r>
+      <w:r>
+        <w:rPr>
+          <w:highlight w:val="magenta"/>
+        </w:rPr>
+        <w:t>debe permitir realizar el mantenimiento de los edificios</w:t>
+      </w:r>
+      <w:r>
+        <w:rPr>
+          <w:highlight w:val="magenta"/>
+        </w:rPr>
+        <w:t>, un edificio pertenece a una empresa, por lo que se deberá verificar la integridad</w:t>
+      </w:r>
+      <w:r>
+        <w:rPr>
+          <w:highlight w:val="magenta"/>
+        </w:rPr>
         <w:t>.</w:t>
       </w:r>
     </w:p>
@@ -1058,48 +1077,7 @@
         <w:rPr>
           <w:b/>
           <w:bCs/>
-        </w:rPr>
-        <w:t xml:space="preserve">RF-06 — </w:t>
-      </w:r>
-      <w:r>
-        <w:rPr>
-          <w:b/>
-          <w:bCs/>
-        </w:rPr>
-        <w:t>Mantenimiento</w:t>
-      </w:r>
-      <w:r>
-        <w:rPr>
-          <w:b/>
-          <w:bCs/>
-        </w:rPr>
-        <w:t xml:space="preserve"> </w:t>
-      </w:r>
-      <w:r>
-        <w:rPr>
-          <w:b/>
-          <w:bCs/>
-        </w:rPr>
-        <w:t>de edificio</w:t>
-      </w:r>
-      <w:r>
-        <w:t xml:space="preserve"> El sistema </w:t>
-      </w:r>
-      <w:r>
-        <w:t>debe permitir realizar el mantenimiento de los edificios</w:t>
-      </w:r>
-      <w:r>
-        <w:t>, un edificio pertenece a una empresa, por lo que se deberá verificar la integridad</w:t>
-      </w:r>
-      <w:r>
-        <w:t>.</w:t>
-      </w:r>
-    </w:p>
-    <w:p>
-      <w:r>
-        <w:rPr>
-          <w:b/>
-          <w:bCs/>
+          <w:highlight w:val="magenta"/>
         </w:rPr>
         <w:lastRenderedPageBreak/>
         <w:t xml:space="preserve">RF-07 — </w:t>
@@ -1108,16 +1086,26 @@
         <w:rPr>
           <w:b/>
           <w:bCs/>
+          <w:highlight w:val="magenta"/>
         </w:rPr>
         <w:t>Mantenimiento de unidad</w:t>
       </w:r>
       <w:r>
+        <w:rPr>
+          <w:highlight w:val="magenta"/>
+        </w:rPr>
         <w:t xml:space="preserve"> El sistema debe </w:t>
       </w:r>
       <w:r>
+        <w:rPr>
+          <w:highlight w:val="magenta"/>
+        </w:rPr>
         <w:t>permitir realizar el mantenimiento de las unidades del edificio, una unidad pertenece a un edificio</w:t>
       </w:r>
       <w:r>
+        <w:rPr>
+          <w:highlight w:val="magenta"/>
+        </w:rPr>
         <w:t>.</w:t>
       </w:r>
     </w:p>
@@ -1126,13 +1114,13 @@
         <w:rPr>
           <w:b/>
           <w:bCs/>
-          <w:highlight w:val="yellow"/>
+          <w:highlight w:val="magenta"/>
         </w:rPr>
         <w:t>RF-08 — Control de acceso por roles</w:t>
       </w:r>
       <w:r>
         <w:rPr>
-          <w:highlight w:val="yellow"/>
+          <w:highlight w:val="magenta"/>
         </w:rPr>
         <w:t> El sistema debe tener al menos tres roles: ADMIN, OPERADOR y CLIENTE. Reglas mínimas: solo ADMIN puede eliminar registros; solo ADMIN y OPERADOR pueden crear o actualizar paquetes; CLIENTE solo puede consultar sus propios paquetes e historial.</w:t>
       </w:r>
@@ -1142,6 +1130,7 @@
         <w:rPr>
           <w:b/>
           <w:bCs/>
+          <w:highlight w:val="magenta"/>
         </w:rPr>
         <w:t xml:space="preserve">RF-09 — </w:t>
       </w:r>
@@ -1149,31 +1138,56 @@
         <w:rPr>
           <w:b/>
           <w:bCs/>
+          <w:highlight w:val="magenta"/>
         </w:rPr>
         <w:t>Mantenimiento persona unidad</w:t>
       </w:r>
       <w:r>
+        <w:rPr>
+          <w:highlight w:val="magenta"/>
+        </w:rPr>
         <w:t xml:space="preserve"> </w:t>
       </w:r>
       <w:r>
+        <w:rPr>
+          <w:highlight w:val="magenta"/>
+        </w:rPr>
         <w:t>El sistema debe permitir asignar un</w:t>
       </w:r>
       <w:r>
+        <w:rPr>
+          <w:highlight w:val="magenta"/>
+        </w:rPr>
         <w:t xml:space="preserve">o o más personas como propietarios a la unidad. </w:t>
       </w:r>
       <w:r>
+        <w:rPr>
+          <w:highlight w:val="magenta"/>
+        </w:rPr>
         <w:t xml:space="preserve">Una </w:t>
       </w:r>
       <w:r>
+        <w:rPr>
+          <w:highlight w:val="magenta"/>
+        </w:rPr>
         <w:t xml:space="preserve">unidad </w:t>
       </w:r>
       <w:r>
+        <w:rPr>
+          <w:highlight w:val="magenta"/>
+        </w:rPr>
         <w:t xml:space="preserve">puede asignarse a múltiples </w:t>
       </w:r>
       <w:r>
+        <w:rPr>
+          <w:highlight w:val="magenta"/>
+        </w:rPr>
         <w:t>personas</w:t>
       </w:r>
       <w:r>
+        <w:rPr>
+          <w:highlight w:val="magenta"/>
+        </w:rPr>
         <w:t>.</w:t>
       </w:r>
     </w:p>
@@ -1217,97 +1231,23 @@
         <w:rPr>
           <w:highlight w:val="green"/>
         </w:rPr>
-        <w:t> Toda respuesta HTTP (éxito y error) en todos los servicios debe usar la estructura genérica </w:t>
-      </w:r>
-      <w:proofErr w:type="spellStart"/>
-      <w:r>
-        <w:rPr>
-          <w:highlight w:val="green"/>
-        </w:rPr>
-        <w:t>ApiResponse</w:t>
-      </w:r>
-      <w:proofErr w:type="spellEnd"/>
-      <w:r>
-        <w:rPr>
-          <w:highlight w:val="green"/>
-        </w:rPr>
-        <w:t>&lt;T&gt; con los campos </w:t>
-      </w:r>
-      <w:proofErr w:type="spellStart"/>
-      <w:r>
-        <w:rPr>
-          <w:highlight w:val="green"/>
-        </w:rPr>
-        <w:t>success</w:t>
-      </w:r>
-      <w:proofErr w:type="spellEnd"/>
-      <w:r>
-        <w:rPr>
-          <w:highlight w:val="green"/>
-        </w:rPr>
-        <w:t> (</w:t>
-      </w:r>
-      <w:proofErr w:type="spellStart"/>
-      <w:r>
-        <w:rPr>
-          <w:highlight w:val="green"/>
-        </w:rPr>
-        <w:t>boolean</w:t>
-      </w:r>
-      <w:proofErr w:type="spellEnd"/>
-      <w:r>
-        <w:rPr>
-          <w:highlight w:val="green"/>
-        </w:rPr>
-        <w:t>), </w:t>
-      </w:r>
-      <w:proofErr w:type="spellStart"/>
-      <w:r>
-        <w:rPr>
-          <w:highlight w:val="green"/>
-        </w:rPr>
-        <w:t>message</w:t>
-      </w:r>
-      <w:proofErr w:type="spellEnd"/>
-      <w:r>
-        <w:rPr>
-          <w:highlight w:val="green"/>
-        </w:rPr>
-        <w:t xml:space="preserve"> (String) y data (T, o </w:t>
-      </w:r>
-      <w:proofErr w:type="spellStart"/>
-      <w:r>
-        <w:rPr>
-          <w:highlight w:val="green"/>
-        </w:rPr>
-        <w:t>null</w:t>
-      </w:r>
-      <w:proofErr w:type="spellEnd"/>
-      <w:r>
-        <w:rPr>
-          <w:highlight w:val="green"/>
-        </w:rPr>
-        <w:t xml:space="preserve"> en error).</w:t>
-      </w:r>
-    </w:p>
-    <w:p>
-      <w:r>
-        <w:rPr>
-          <w:b/>
-          <w:bCs/>
+        <w:t> Toda respuesta HTTP (éxito y error) en todos los servicios debe usar la estructura genérica ApiResponse&lt;T&gt; con los campos success (boolean), message (String) y data (T, o null en error).</w:t>
+      </w:r>
+    </w:p>
+    <w:p>
+      <w:r>
+        <w:rPr>
+          <w:b/>
+          <w:bCs/>
+          <w:highlight w:val="green"/>
         </w:rPr>
         <w:t>RNF-02 — Códigos de estado HTTP</w:t>
       </w:r>
       <w:r>
-        <w:t> 200 para GET/PUT exitosos, 201 para POST exitoso, 204 para DELETE exitoso, 400 para validación fallida (con </w:t>
-      </w:r>
-      <w:proofErr w:type="spellStart"/>
-      <w:r>
-        <w:t>Map</w:t>
-      </w:r>
-      <w:proofErr w:type="spellEnd"/>
-      <w:r>
-        <w:t>&lt;String, List&lt;String&gt;&gt; por campo), 404 para recurso no encontrado, 409 para conflictos o duplicados, 502 para fallo de API externa, 403 para acceso denegado, 500 para errores inesperados.</w:t>
+        <w:rPr>
+          <w:highlight w:val="green"/>
+        </w:rPr>
+        <w:t> 200 para GET/PUT exitosos, 201 para POST exitoso, 204 para DELETE exitoso, 400 para validación fallida (con Map&lt;String, List&lt;String&gt;&gt; por campo), 404 para recurso no encontrado, 409 para conflictos o duplicados, 502 para fallo de API externa, 403 para acceso denegado, 500 para errores inesperados.</w:t>
       </w:r>
     </w:p>
     <w:p>
@@ -1323,49 +1263,7 @@
         <w:rPr>
           <w:highlight w:val="green"/>
         </w:rPr>
-        <w:t xml:space="preserve"> Todos los </w:t>
-      </w:r>
-      <w:proofErr w:type="spellStart"/>
-      <w:r>
-        <w:rPr>
-          <w:highlight w:val="green"/>
-        </w:rPr>
-        <w:t>DTOs</w:t>
-      </w:r>
-      <w:proofErr w:type="spellEnd"/>
-      <w:r>
-        <w:rPr>
-          <w:highlight w:val="green"/>
-        </w:rPr>
-        <w:t xml:space="preserve"> de </w:t>
-      </w:r>
-      <w:proofErr w:type="spellStart"/>
-      <w:r>
-        <w:rPr>
-          <w:highlight w:val="green"/>
-        </w:rPr>
-        <w:t>request</w:t>
-      </w:r>
-      <w:proofErr w:type="spellEnd"/>
-      <w:r>
-        <w:rPr>
-          <w:highlight w:val="green"/>
-        </w:rPr>
-        <w:t xml:space="preserve"> deben estar validados con Bean </w:t>
-      </w:r>
-      <w:proofErr w:type="spellStart"/>
-      <w:r>
-        <w:rPr>
-          <w:highlight w:val="green"/>
-        </w:rPr>
-        <w:t>Validation</w:t>
-      </w:r>
-      <w:proofErr w:type="spellEnd"/>
-      <w:r>
-        <w:rPr>
-          <w:highlight w:val="green"/>
-        </w:rPr>
-        <w:t>. Se deben usar mínimo 6 tipos de anotación distintos en todo el proyecto.</w:t>
+        <w:t> Todos los DTOs de request deben estar validados con Bean Validation. Se deben usar mínimo 6 tipos de anotación distintos en todo el proyecto.</w:t>
       </w:r>
     </w:p>
     <w:p>
@@ -1381,35 +1279,7 @@
         <w:rPr>
           <w:highlight w:val="green"/>
         </w:rPr>
-        <w:t> Al menos dos entidades (en cualquier servicio) deben incluir </w:t>
-      </w:r>
-      <w:proofErr w:type="spellStart"/>
-      <w:r>
-        <w:rPr>
-          <w:highlight w:val="green"/>
-        </w:rPr>
-        <w:t>createdAt</w:t>
-      </w:r>
-      <w:proofErr w:type="spellEnd"/>
-      <w:r>
-        <w:rPr>
-          <w:highlight w:val="green"/>
-        </w:rPr>
-        <w:t> y </w:t>
-      </w:r>
-      <w:proofErr w:type="spellStart"/>
-      <w:r>
-        <w:rPr>
-          <w:highlight w:val="green"/>
-        </w:rPr>
-        <w:t>updatedAt</w:t>
-      </w:r>
-      <w:proofErr w:type="spellEnd"/>
-      <w:r>
-        <w:rPr>
-          <w:highlight w:val="green"/>
-        </w:rPr>
-        <w:t> poblados automáticamente.</w:t>
+        <w:t> Al menos dos entidades (en cualquier servicio) deben incluir createdAt y updatedAt poblados automáticamente.</w:t>
       </w:r>
     </w:p>
     <w:p>
@@ -1425,63 +1295,7 @@
         <w:rPr>
           <w:highlight w:val="yellow"/>
         </w:rPr>
-        <w:t> Las pruebas de la capa de servicio deben correr sin errores con </w:t>
-      </w:r>
-      <w:proofErr w:type="spellStart"/>
-      <w:r>
-        <w:rPr>
-          <w:highlight w:val="yellow"/>
-        </w:rPr>
-        <w:t>mvn</w:t>
-      </w:r>
-      <w:proofErr w:type="spellEnd"/>
-      <w:r>
-        <w:rPr>
-          <w:highlight w:val="yellow"/>
-        </w:rPr>
-        <w:t xml:space="preserve"> test en cada microservicio que tenga pruebas. Deben cubrir: al menos un </w:t>
-      </w:r>
-      <w:proofErr w:type="spellStart"/>
-      <w:r>
-        <w:rPr>
-          <w:highlight w:val="yellow"/>
-        </w:rPr>
-        <w:t>happy</w:t>
-      </w:r>
-      <w:proofErr w:type="spellEnd"/>
-      <w:r>
-        <w:rPr>
-          <w:highlight w:val="yellow"/>
-        </w:rPr>
-        <w:t xml:space="preserve"> </w:t>
-      </w:r>
-      <w:proofErr w:type="spellStart"/>
-      <w:r>
-        <w:rPr>
-          <w:highlight w:val="yellow"/>
-        </w:rPr>
-        <w:t>path</w:t>
-      </w:r>
-      <w:proofErr w:type="spellEnd"/>
-      <w:r>
-        <w:rPr>
-          <w:highlight w:val="yellow"/>
-        </w:rPr>
-        <w:t xml:space="preserve"> por servicio probado, al menos dos rutas de excepción con </w:t>
-      </w:r>
-      <w:proofErr w:type="spellStart"/>
-      <w:r>
-        <w:rPr>
-          <w:highlight w:val="yellow"/>
-        </w:rPr>
-        <w:t>assertThrows</w:t>
-      </w:r>
-      <w:proofErr w:type="spellEnd"/>
-      <w:r>
-        <w:rPr>
-          <w:highlight w:val="yellow"/>
-        </w:rPr>
-        <w:t>, y al menos un caso de resultado vacío.</w:t>
+        <w:t> Las pruebas de la capa de servicio deben correr sin errores con mvn test en cada microservicio que tenga pruebas. Deben cubrir: al menos un happy path por servicio probado, al menos dos rutas de excepción con assertThrows, y al menos un caso de resultado vacío.</w:t>
       </w:r>
     </w:p>
     <w:p>
@@ -1497,51 +1311,7 @@
         <w:rPr>
           <w:highlight w:val="red"/>
         </w:rPr>
-        <w:t xml:space="preserve"> El token de RENIEC, la clave de firma JWT y las contraseñas de base de datos no deben estar </w:t>
-      </w:r>
-      <w:proofErr w:type="spellStart"/>
-      <w:r>
-        <w:rPr>
-          <w:highlight w:val="red"/>
-        </w:rPr>
-        <w:t>hardcodeados</w:t>
-      </w:r>
-      <w:proofErr w:type="spellEnd"/>
-      <w:r>
-        <w:rPr>
-          <w:highlight w:val="red"/>
-        </w:rPr>
-        <w:t xml:space="preserve">. En los microservicios, la clave JWT debe almacenarse en Vault; el token de RENIEC debe leerse con @Value desde el </w:t>
-      </w:r>
-      <w:proofErr w:type="spellStart"/>
-      <w:r>
-        <w:rPr>
-          <w:highlight w:val="red"/>
-        </w:rPr>
-        <w:t>Config</w:t>
-      </w:r>
-      <w:proofErr w:type="spellEnd"/>
-      <w:r>
-        <w:rPr>
-          <w:highlight w:val="red"/>
-        </w:rPr>
-        <w:t xml:space="preserve"> Server o desde </w:t>
-      </w:r>
-      <w:proofErr w:type="spellStart"/>
-      <w:proofErr w:type="gramStart"/>
-      <w:r>
-        <w:rPr>
-          <w:highlight w:val="red"/>
-        </w:rPr>
-        <w:t>application.yaml</w:t>
-      </w:r>
-      <w:proofErr w:type="spellEnd"/>
-      <w:proofErr w:type="gramEnd"/>
-      <w:r>
-        <w:rPr>
-          <w:highlight w:val="red"/>
-        </w:rPr>
-        <w:t>.</w:t>
+        <w:t> El token de RENIEC, la clave de firma JWT y las contraseñas de base de datos no deben estar hardcodeados. En los microservicios, la clave JWT debe almacenarse en Vault; el token de RENIEC debe leerse con @Value desde el Config Server o desde application.yaml.</w:t>
       </w:r>
     </w:p>
     <w:p>
@@ -1657,23 +1427,7 @@
         <w:t>Qué se evalúa:</w:t>
       </w:r>
       <w:r>
-        <w:t xml:space="preserve"> Capacidad de identificar </w:t>
-      </w:r>
-      <w:proofErr w:type="spellStart"/>
-      <w:r>
-        <w:t>bounded</w:t>
-      </w:r>
-      <w:proofErr w:type="spellEnd"/>
-      <w:r>
-        <w:t xml:space="preserve"> </w:t>
-      </w:r>
-      <w:proofErr w:type="spellStart"/>
-      <w:r>
-        <w:t>contexts</w:t>
-      </w:r>
-      <w:proofErr w:type="spellEnd"/>
-      <w:r>
-        <w:t xml:space="preserve"> coherentes y de definir responsabilidades claras para cada servicio antes de implementar.</w:t>
+        <w:t> Capacidad de identificar bounded contexts coherentes y de definir responsabilidades claras para cada servicio antes de implementar.</w:t>
       </w:r>
     </w:p>
     <w:p>
@@ -1704,23 +1458,7 @@
         </w:numPr>
       </w:pPr>
       <w:r>
-        <w:t xml:space="preserve">Su nombre y el </w:t>
-      </w:r>
-      <w:proofErr w:type="spellStart"/>
-      <w:r>
-        <w:t>bounded</w:t>
-      </w:r>
-      <w:proofErr w:type="spellEnd"/>
-      <w:r>
-        <w:t xml:space="preserve"> </w:t>
-      </w:r>
-      <w:proofErr w:type="spellStart"/>
-      <w:r>
-        <w:t>context</w:t>
-      </w:r>
-      <w:proofErr w:type="spellEnd"/>
-      <w:r>
-        <w:t xml:space="preserve"> que representa.</w:t>
+        <w:t>Su nombre y el bounded context que representa.</w:t>
       </w:r>
     </w:p>
     <w:p>
@@ -1920,23 +1658,7 @@
           </w:tcPr>
           <w:p>
             <w:r>
-              <w:t xml:space="preserve">Mínimo 3 microservicios con </w:t>
-            </w:r>
-            <w:proofErr w:type="spellStart"/>
-            <w:r>
-              <w:t>bounded</w:t>
-            </w:r>
-            <w:proofErr w:type="spellEnd"/>
-            <w:r>
-              <w:t xml:space="preserve"> </w:t>
-            </w:r>
-            <w:proofErr w:type="spellStart"/>
-            <w:r>
-              <w:t>contexts</w:t>
-            </w:r>
-            <w:proofErr w:type="spellEnd"/>
-            <w:r>
-              <w:t xml:space="preserve"> diferenciados y documentados</w:t>
+              <w:t>Mínimo 3 microservicios con bounded contexts diferenciados y documentados</w:t>
             </w:r>
           </w:p>
         </w:tc>
@@ -2040,15 +1762,7 @@
           </w:tcPr>
           <w:p>
             <w:r>
-              <w:t xml:space="preserve">Diagrama o tabla de dependencias </w:t>
-            </w:r>
-            <w:proofErr w:type="spellStart"/>
-            <w:r>
-              <w:t>inter-servicio</w:t>
-            </w:r>
-            <w:proofErr w:type="spellEnd"/>
-            <w:r>
-              <w:t xml:space="preserve"> incluido en el README.md</w:t>
+              <w:t>Diagrama o tabla de dependencias inter-servicio incluido en el README.md</w:t>
             </w:r>
           </w:p>
         </w:tc>
@@ -2091,33 +1805,50 @@
         <w:rPr>
           <w:b/>
           <w:bCs/>
-        </w:rPr>
-      </w:pPr>
-      <w:r>
-        <w:rPr>
-          <w:b/>
-          <w:bCs/>
+          <w:highlight w:val="green"/>
+        </w:rPr>
+      </w:pPr>
+      <w:r>
+        <w:rPr>
+          <w:b/>
+          <w:bCs/>
+          <w:highlight w:val="green"/>
         </w:rPr>
         <w:t>Sección 2: Entidades y Base de Datos (20 puntos)</w:t>
       </w:r>
     </w:p>
     <w:p>
-      <w:r>
-        <w:rPr>
-          <w:b/>
-          <w:bCs/>
+      <w:pPr>
+        <w:rPr>
+          <w:highlight w:val="green"/>
+        </w:rPr>
+      </w:pPr>
+      <w:r>
+        <w:rPr>
+          <w:b/>
+          <w:bCs/>
+          <w:highlight w:val="green"/>
         </w:rPr>
         <w:t>Qué se evalúa:</w:t>
       </w:r>
       <w:r>
+        <w:rPr>
+          <w:highlight w:val="green"/>
+        </w:rPr>
         <w:t> Correcto modelado de datos dentro de cada servicio; cada servicio es dueño exclusivo de sus entidades. Cubre RF-01 al RF-09 en el nivel de modelo, y RNF-04.</w:t>
       </w:r>
     </w:p>
     <w:p>
-      <w:r>
-        <w:rPr>
-          <w:b/>
-          <w:bCs/>
+      <w:pPr>
+        <w:rPr>
+          <w:highlight w:val="green"/>
+        </w:rPr>
+      </w:pPr>
+      <w:r>
+        <w:rPr>
+          <w:b/>
+          <w:bCs/>
+          <w:highlight w:val="green"/>
         </w:rPr>
         <w:t>Entregables (evaluados sobre el conjunto de servicios):</w:t>
       </w:r>
@@ -2128,8 +1859,14 @@
           <w:ilvl w:val="0"/>
           <w:numId w:val="4"/>
         </w:numPr>
-      </w:pPr>
-      <w:r>
+        <w:rPr>
+          <w:highlight w:val="green"/>
+        </w:rPr>
+      </w:pPr>
+      <w:r>
+        <w:rPr>
+          <w:highlight w:val="green"/>
+        </w:rPr>
         <w:lastRenderedPageBreak/>
         <w:t>Mínimo </w:t>
       </w:r>
@@ -2137,10 +1874,14 @@
         <w:rPr>
           <w:b/>
           <w:bCs/>
+          <w:highlight w:val="green"/>
         </w:rPr>
         <w:t>4 entidades en total</w:t>
       </w:r>
       <w:r>
+        <w:rPr>
+          <w:highlight w:val="green"/>
+        </w:rPr>
         <w:t> distribuidas entre los servicios, cada una con anotaciones JPA o MongoDB completas.</w:t>
       </w:r>
     </w:p>
@@ -2150,35 +1891,29 @@
           <w:ilvl w:val="0"/>
           <w:numId w:val="4"/>
         </w:numPr>
-      </w:pPr>
-      <w:r>
+        <w:rPr>
+          <w:highlight w:val="green"/>
+        </w:rPr>
+      </w:pPr>
+      <w:r>
+        <w:rPr>
+          <w:highlight w:val="green"/>
+        </w:rPr>
         <w:t>Cada microservicio gestiona sus propias entidades; </w:t>
       </w:r>
       <w:r>
         <w:rPr>
           <w:b/>
           <w:bCs/>
+          <w:highlight w:val="green"/>
         </w:rPr>
         <w:t>ninguna entidad JPA es compartida entre servicios</w:t>
       </w:r>
       <w:r>
-        <w:t xml:space="preserve"> (la comunicación entre servicios usa </w:t>
-      </w:r>
-      <w:proofErr w:type="spellStart"/>
-      <w:r>
-        <w:t>DTOs</w:t>
-      </w:r>
-      <w:proofErr w:type="spellEnd"/>
-      <w:r>
-        <w:t xml:space="preserve"> o </w:t>
-      </w:r>
-      <w:proofErr w:type="spellStart"/>
-      <w:r>
-        <w:t>IDs</w:t>
-      </w:r>
-      <w:proofErr w:type="spellEnd"/>
-      <w:r>
-        <w:t>, no entidades).</w:t>
+        <w:rPr>
+          <w:highlight w:val="green"/>
+        </w:rPr>
+        <w:t> (la comunicación entre servicios usa DTOs o IDs, no entidades).</w:t>
       </w:r>
     </w:p>
     <w:p>
@@ -2247,35 +1982,7 @@
         <w:rPr>
           <w:highlight w:val="green"/>
         </w:rPr>
-        <w:t>Campos </w:t>
-      </w:r>
-      <w:proofErr w:type="spellStart"/>
-      <w:r>
-        <w:rPr>
-          <w:highlight w:val="green"/>
-        </w:rPr>
-        <w:t>createdAt</w:t>
-      </w:r>
-      <w:proofErr w:type="spellEnd"/>
-      <w:r>
-        <w:rPr>
-          <w:highlight w:val="green"/>
-        </w:rPr>
-        <w:t> y </w:t>
-      </w:r>
-      <w:proofErr w:type="spellStart"/>
-      <w:r>
-        <w:rPr>
-          <w:highlight w:val="green"/>
-        </w:rPr>
-        <w:t>updatedAt</w:t>
-      </w:r>
-      <w:proofErr w:type="spellEnd"/>
-      <w:r>
-        <w:rPr>
-          <w:highlight w:val="green"/>
-        </w:rPr>
-        <w:t> en al menos 2 entidades con gestión automática (cubre RNF-04).</w:t>
+        <w:t>Campos createdAt y updatedAt en al menos 2 entidades con gestión automática (cubre RNF-04).</w:t>
       </w:r>
     </w:p>
     <w:p>
@@ -2479,29 +2186,8 @@
           </w:tcPr>
           <w:p>
             <w:r>
-              <w:t xml:space="preserve">Ninguna entidad JPA compartida entre servicios; comunicación </w:t>
-            </w:r>
-            <w:proofErr w:type="spellStart"/>
-            <w:r>
-              <w:t>inter-servicio</w:t>
-            </w:r>
-            <w:proofErr w:type="spellEnd"/>
-            <w:r>
-              <w:t xml:space="preserve"> solo por </w:t>
-            </w:r>
-            <w:proofErr w:type="spellStart"/>
-            <w:r>
-              <w:t>DTOs</w:t>
-            </w:r>
-            <w:proofErr w:type="spellEnd"/>
-            <w:r>
-              <w:t xml:space="preserve"> o </w:t>
-            </w:r>
-            <w:proofErr w:type="spellStart"/>
-            <w:r>
-              <w:t>IDs</w:t>
-            </w:r>
-            <w:proofErr w:type="spellEnd"/>
+              <w:t>Ninguna entidad JPA compartida entre servicios; comunicación inter-servicio solo por DTOs o IDs</w:t>
+            </w:r>
           </w:p>
         </w:tc>
         <w:tc>
@@ -2656,23 +2342,7 @@
           </w:tcPr>
           <w:p>
             <w:r>
-              <w:t>Campos </w:t>
-            </w:r>
-            <w:proofErr w:type="spellStart"/>
-            <w:r>
-              <w:t>createdAt</w:t>
-            </w:r>
-            <w:proofErr w:type="spellEnd"/>
-            <w:r>
-              <w:t> y </w:t>
-            </w:r>
-            <w:proofErr w:type="spellStart"/>
-            <w:r>
-              <w:t>updatedAt</w:t>
-            </w:r>
-            <w:proofErr w:type="spellEnd"/>
-            <w:r>
-              <w:t> en al menos 2 entidades con gestión automática (RNF-04)</w:t>
+              <w:t>Campos createdAt y updatedAt en al menos 2 entidades con gestión automática (RNF-04)</w:t>
             </w:r>
           </w:p>
         </w:tc>
@@ -2776,25 +2446,7 @@
           <w:bCs/>
           <w:highlight w:val="green"/>
         </w:rPr>
-        <w:t xml:space="preserve">Sección 3: </w:t>
-      </w:r>
-      <w:proofErr w:type="spellStart"/>
-      <w:r>
-        <w:rPr>
-          <w:b/>
-          <w:bCs/>
-          <w:highlight w:val="green"/>
-        </w:rPr>
-        <w:t>DTOs</w:t>
-      </w:r>
-      <w:proofErr w:type="spellEnd"/>
-      <w:r>
-        <w:rPr>
-          <w:b/>
-          <w:bCs/>
-          <w:highlight w:val="green"/>
-        </w:rPr>
-        <w:t xml:space="preserve"> y Validaciones (10 puntos)</w:t>
+        <w:t>Sección 3: DTOs y Validaciones (10 puntos)</w:t>
       </w:r>
     </w:p>
     <w:p>
@@ -2814,10 +2466,16 @@
       </w:r>
     </w:p>
     <w:p>
-      <w:r>
-        <w:rPr>
-          <w:b/>
-          <w:bCs/>
+      <w:pPr>
+        <w:rPr>
+          <w:highlight w:val="green"/>
+        </w:rPr>
+      </w:pPr>
+      <w:r>
+        <w:rPr>
+          <w:b/>
+          <w:bCs/>
+          <w:highlight w:val="green"/>
         </w:rPr>
         <w:t>Entregables:</w:t>
       </w:r>
@@ -2828,22 +2486,15 @@
           <w:ilvl w:val="0"/>
           <w:numId w:val="5"/>
         </w:numPr>
-      </w:pPr>
-      <w:proofErr w:type="spellStart"/>
-      <w:r>
-        <w:t>DTOs</w:t>
-      </w:r>
-      <w:proofErr w:type="spellEnd"/>
-      <w:r>
-        <w:t xml:space="preserve"> separados en paquetes </w:t>
-      </w:r>
-      <w:proofErr w:type="spellStart"/>
-      <w:r>
-        <w:t>request</w:t>
-      </w:r>
-      <w:proofErr w:type="spellEnd"/>
-      <w:r>
-        <w:t>/ y response/ en cada servicio.</w:t>
+        <w:rPr>
+          <w:highlight w:val="green"/>
+        </w:rPr>
+      </w:pPr>
+      <w:r>
+        <w:rPr>
+          <w:highlight w:val="green"/>
+        </w:rPr>
+        <w:t>DTOs separados en paquetes request/ y response/ en cada servicio.</w:t>
       </w:r>
     </w:p>
     <w:p>
@@ -2852,26 +2503,16 @@
           <w:ilvl w:val="0"/>
           <w:numId w:val="5"/>
         </w:numPr>
-      </w:pPr>
-      <w:r>
+        <w:rPr>
+          <w:highlight w:val="green"/>
+        </w:rPr>
+      </w:pPr>
+      <w:r>
+        <w:rPr>
+          <w:highlight w:val="green"/>
+        </w:rPr>
         <w:lastRenderedPageBreak/>
-        <w:t>Clase genérica </w:t>
-      </w:r>
-      <w:proofErr w:type="spellStart"/>
-      <w:r>
-        <w:t>ApiResponse</w:t>
-      </w:r>
-      <w:proofErr w:type="spellEnd"/>
-      <w:r>
-        <w:t xml:space="preserve">&lt;T&gt; implementada en cada servicio y usada en todos sus </w:t>
-      </w:r>
-      <w:proofErr w:type="spellStart"/>
-      <w:r>
-        <w:t>endpoints</w:t>
-      </w:r>
-      <w:proofErr w:type="spellEnd"/>
-      <w:r>
-        <w:t xml:space="preserve"> (cubre RNF-01).</w:t>
+        <w:t>Clase genérica ApiResponse&lt;T&gt; implementada en cada servicio y usada en todos sus endpoints (cubre RNF-01).</w:t>
       </w:r>
     </w:p>
     <w:p>
@@ -2880,35 +2521,29 @@
           <w:ilvl w:val="0"/>
           <w:numId w:val="5"/>
         </w:numPr>
-      </w:pPr>
-      <w:r>
+        <w:rPr>
+          <w:highlight w:val="green"/>
+        </w:rPr>
+      </w:pPr>
+      <w:r>
+        <w:rPr>
+          <w:highlight w:val="green"/>
+        </w:rPr>
         <w:t>Mínimo </w:t>
       </w:r>
       <w:r>
         <w:rPr>
           <w:b/>
           <w:bCs/>
+          <w:highlight w:val="green"/>
         </w:rPr>
         <w:t>6 tipos de anotación de validación distintos</w:t>
       </w:r>
       <w:r>
-        <w:t xml:space="preserve"> usados en los </w:t>
-      </w:r>
-      <w:proofErr w:type="spellStart"/>
-      <w:r>
-        <w:t>DTOs</w:t>
-      </w:r>
-      <w:proofErr w:type="spellEnd"/>
-      <w:r>
-        <w:t xml:space="preserve"> de </w:t>
-      </w:r>
-      <w:proofErr w:type="spellStart"/>
-      <w:r>
-        <w:t>request</w:t>
-      </w:r>
-      <w:proofErr w:type="spellEnd"/>
-      <w:r>
-        <w:t xml:space="preserve"> del proyecto. Ejemplos: @NotBlank, @NotNull, @Email, @Pattern, @Positive, @Size, @Min, @Max, @Past, @Future (cubre RNF-03).</w:t>
+        <w:rPr>
+          <w:highlight w:val="green"/>
+        </w:rPr>
+        <w:t> usados en los DTOs de request del proyecto. Ejemplos: @NotBlank, @NotNull, @Email, @Pattern, @Positive, @Size, @Min, @Max, @Past, @Future (cubre RNF-03).</w:t>
       </w:r>
     </w:p>
     <w:p>
@@ -2929,31 +2564,7 @@
         <w:t>un DTO de response con datos anidados</w:t>
       </w:r>
       <w:r>
-        <w:t xml:space="preserve"> de otro servicio: un recurso cuyo response incluye información de una entidad de otro </w:t>
-      </w:r>
-      <w:proofErr w:type="spellStart"/>
-      <w:r>
-        <w:t>bounded</w:t>
-      </w:r>
-      <w:proofErr w:type="spellEnd"/>
-      <w:r>
-        <w:t xml:space="preserve"> </w:t>
-      </w:r>
-      <w:proofErr w:type="spellStart"/>
-      <w:r>
-        <w:t>context</w:t>
-      </w:r>
-      <w:proofErr w:type="spellEnd"/>
-      <w:r>
-        <w:t xml:space="preserve">, obtenida mediante llamada </w:t>
-      </w:r>
-      <w:proofErr w:type="spellStart"/>
-      <w:r>
-        <w:t>inter-servicio</w:t>
-      </w:r>
-      <w:proofErr w:type="spellEnd"/>
-      <w:r>
-        <w:t>.</w:t>
+        <w:t> de otro servicio: un recurso cuyo response incluye información de una entidad de otro bounded context, obtenida mediante llamada inter-servicio.</w:t>
       </w:r>
     </w:p>
     <w:p>
@@ -3076,21 +2687,8 @@
             <w:hideMark/>
           </w:tcPr>
           <w:p>
-            <w:proofErr w:type="spellStart"/>
-            <w:r>
-              <w:t>DTOs</w:t>
-            </w:r>
-            <w:proofErr w:type="spellEnd"/>
-            <w:r>
-              <w:t xml:space="preserve"> de </w:t>
-            </w:r>
-            <w:proofErr w:type="spellStart"/>
-            <w:r>
-              <w:t>request</w:t>
-            </w:r>
-            <w:proofErr w:type="spellEnd"/>
-            <w:r>
-              <w:t xml:space="preserve"> y response diferenciados en todos los servicios</w:t>
+            <w:r>
+              <w:t>DTOs de request y response diferenciados en todos los servicios</w:t>
             </w:r>
           </w:p>
         </w:tc>
@@ -3141,21 +2739,8 @@
             <w:hideMark/>
           </w:tcPr>
           <w:p>
-            <w:proofErr w:type="spellStart"/>
-            <w:r>
-              <w:t>ApiResponse</w:t>
-            </w:r>
-            <w:proofErr w:type="spellEnd"/>
-            <w:r>
-              <w:t xml:space="preserve">&lt;T&gt; en todos los </w:t>
-            </w:r>
-            <w:proofErr w:type="spellStart"/>
-            <w:r>
-              <w:t>endpoints</w:t>
-            </w:r>
-            <w:proofErr w:type="spellEnd"/>
-            <w:r>
-              <w:t xml:space="preserve"> de todos los servicios (RNF-01)</w:t>
+            <w:r>
+              <w:t>ApiResponse&lt;T&gt; en todos los endpoints de todos los servicios (RNF-01)</w:t>
             </w:r>
           </w:p>
         </w:tc>
@@ -3207,23 +2792,7 @@
           </w:tcPr>
           <w:p>
             <w:r>
-              <w:t xml:space="preserve">Mínimo 6 tipos de anotación de validación distintos en los </w:t>
-            </w:r>
-            <w:proofErr w:type="spellStart"/>
-            <w:r>
-              <w:t>DTOs</w:t>
-            </w:r>
-            <w:proofErr w:type="spellEnd"/>
-            <w:r>
-              <w:t xml:space="preserve"> de </w:t>
-            </w:r>
-            <w:proofErr w:type="spellStart"/>
-            <w:r>
-              <w:t>request</w:t>
-            </w:r>
-            <w:proofErr w:type="spellEnd"/>
-            <w:r>
-              <w:t xml:space="preserve"> (RNF-03)</w:t>
+              <w:t>Mínimo 6 tipos de anotación de validación distintos en los DTOs de request (RNF-03)</w:t>
             </w:r>
           </w:p>
         </w:tc>
@@ -3275,13 +2844,8 @@
           </w:tcPr>
           <w:p>
             <w:r>
-              <w:t xml:space="preserve">Al menos un DTO de response que incluya datos obtenidos de otro servicio mediante llamada </w:t>
-            </w:r>
-            <w:proofErr w:type="spellStart"/>
-            <w:r>
-              <w:t>inter-servicio</w:t>
-            </w:r>
-            <w:proofErr w:type="spellEnd"/>
+              <w:t>Al menos un DTO de response que incluya datos obtenidos de otro servicio mediante llamada inter-servicio</w:t>
+            </w:r>
           </w:p>
         </w:tc>
         <w:tc>
@@ -3323,33 +2887,50 @@
         <w:rPr>
           <w:b/>
           <w:bCs/>
-        </w:rPr>
-      </w:pPr>
-      <w:r>
-        <w:rPr>
-          <w:b/>
-          <w:bCs/>
+          <w:highlight w:val="green"/>
+        </w:rPr>
+      </w:pPr>
+      <w:r>
+        <w:rPr>
+          <w:b/>
+          <w:bCs/>
+          <w:highlight w:val="green"/>
         </w:rPr>
         <w:t>Sección 4: Repositorios (10 puntos)</w:t>
       </w:r>
     </w:p>
     <w:p>
-      <w:r>
-        <w:rPr>
-          <w:b/>
-          <w:bCs/>
+      <w:pPr>
+        <w:rPr>
+          <w:highlight w:val="green"/>
+        </w:rPr>
+      </w:pPr>
+      <w:r>
+        <w:rPr>
+          <w:b/>
+          <w:bCs/>
+          <w:highlight w:val="green"/>
         </w:rPr>
         <w:t>Qué se evalúa:</w:t>
       </w:r>
       <w:r>
+        <w:rPr>
+          <w:highlight w:val="green"/>
+        </w:rPr>
         <w:t> Uso correcto de Spring Data en cada servicio; consultas personalizadas para los requerimientos de búsqueda y filtro. Cubre RF-06 y RF-07.</w:t>
       </w:r>
     </w:p>
     <w:p>
-      <w:r>
-        <w:rPr>
-          <w:b/>
-          <w:bCs/>
+      <w:pPr>
+        <w:rPr>
+          <w:highlight w:val="green"/>
+        </w:rPr>
+      </w:pPr>
+      <w:r>
+        <w:rPr>
+          <w:b/>
+          <w:bCs/>
+          <w:highlight w:val="green"/>
         </w:rPr>
         <w:t>Entregables:</w:t>
       </w:r>
@@ -3360,33 +2941,15 @@
           <w:ilvl w:val="0"/>
           <w:numId w:val="6"/>
         </w:numPr>
-      </w:pPr>
-      <w:r>
-        <w:t>Una interfaz </w:t>
-      </w:r>
-      <w:proofErr w:type="spellStart"/>
-      <w:r>
-        <w:t>Repository</w:t>
-      </w:r>
-      <w:proofErr w:type="spellEnd"/>
-      <w:r>
-        <w:t> por entidad principal en cada servicio, extendiendo </w:t>
-      </w:r>
-      <w:proofErr w:type="spellStart"/>
-      <w:r>
-        <w:t>JpaRepository</w:t>
-      </w:r>
-      <w:proofErr w:type="spellEnd"/>
-      <w:r>
-        <w:t>&lt;E, UUID&gt; o </w:t>
-      </w:r>
-      <w:proofErr w:type="spellStart"/>
-      <w:r>
-        <w:t>MongoRepository</w:t>
-      </w:r>
-      <w:proofErr w:type="spellEnd"/>
-      <w:r>
-        <w:t>&lt;D, UUID&gt;.</w:t>
+        <w:rPr>
+          <w:highlight w:val="green"/>
+        </w:rPr>
+      </w:pPr>
+      <w:r>
+        <w:rPr>
+          <w:highlight w:val="green"/>
+        </w:rPr>
+        <w:t>Una interfaz Repository por entidad principal en cada servicio, extendiendo JpaRepository&lt;E, UUID&gt; o MongoRepository&lt;D, UUID&gt;.</w:t>
       </w:r>
     </w:p>
     <w:p>
@@ -3395,35 +2958,29 @@
           <w:ilvl w:val="0"/>
           <w:numId w:val="6"/>
         </w:numPr>
-      </w:pPr>
-      <w:r>
+        <w:rPr>
+          <w:highlight w:val="green"/>
+        </w:rPr>
+      </w:pPr>
+      <w:r>
+        <w:rPr>
+          <w:highlight w:val="green"/>
+        </w:rPr>
         <w:t>Mínimo </w:t>
       </w:r>
       <w:r>
         <w:rPr>
           <w:b/>
           <w:bCs/>
+          <w:highlight w:val="green"/>
         </w:rPr>
         <w:t>3 consultas personalizadas en total</w:t>
       </w:r>
       <w:r>
-        <w:t> distribuidas entre los servicios, usando @</w:t>
-      </w:r>
-      <w:proofErr w:type="gramStart"/>
-      <w:r>
-        <w:t>Query(</w:t>
-      </w:r>
-      <w:proofErr w:type="gramEnd"/>
-      <w:r>
-        <w:t>nativeQuery = true) para SQL o @Aggregation / </w:t>
-      </w:r>
-      <w:proofErr w:type="spellStart"/>
-      <w:r>
-        <w:t>MongoTemplate</w:t>
-      </w:r>
-      <w:proofErr w:type="spellEnd"/>
-      <w:r>
-        <w:t> para MongoDB. Deben cubrir:</w:t>
+        <w:rPr>
+          <w:highlight w:val="green"/>
+        </w:rPr>
+        <w:t> distribuidas entre los servicios, usando @Query(nativeQuery = true) para SQL o @Aggregation / MongoTemplate para MongoDB. Deben cubrir:</w:t>
       </w:r>
     </w:p>
     <w:p>
@@ -3432,8 +2989,14 @@
           <w:ilvl w:val="1"/>
           <w:numId w:val="6"/>
         </w:numPr>
-      </w:pPr>
-      <w:r>
+        <w:rPr>
+          <w:highlight w:val="green"/>
+        </w:rPr>
+      </w:pPr>
+      <w:r>
+        <w:rPr>
+          <w:highlight w:val="green"/>
+        </w:rPr>
         <w:t>Búsqueda por texto parcial sobre código de rastreo o nombre de cliente (cubre RF-07).</w:t>
       </w:r>
     </w:p>
@@ -3443,9 +3006,27 @@
           <w:ilvl w:val="1"/>
           <w:numId w:val="6"/>
         </w:numPr>
-      </w:pPr>
-      <w:r>
-        <w:t>Filtro por sucursal y estado del paquete (cubre RF-06).</w:t>
+        <w:rPr>
+          <w:highlight w:val="green"/>
+        </w:rPr>
+      </w:pPr>
+      <w:r>
+        <w:rPr>
+          <w:highlight w:val="green"/>
+        </w:rPr>
+        <w:t xml:space="preserve">Filtro por </w:t>
+      </w:r>
+      <w:r>
+        <w:rPr>
+          <w:highlight w:val="green"/>
+        </w:rPr>
+        <w:t>edificio del usuario despendiendo de estado</w:t>
+      </w:r>
+      <w:r>
+        <w:rPr>
+          <w:highlight w:val="green"/>
+        </w:rPr>
+        <w:t xml:space="preserve"> (cubre RF-06).</w:t>
       </w:r>
     </w:p>
     <w:p>
@@ -3454,24 +3035,23 @@
           <w:ilvl w:val="1"/>
           <w:numId w:val="6"/>
         </w:numPr>
-      </w:pPr>
-      <w:r>
-        <w:t>Consulta que combine datos de dos o más entidades del mismo servicio (JOIN o $</w:t>
-      </w:r>
-      <w:proofErr w:type="spellStart"/>
-      <w:r>
-        <w:t>lookup</w:t>
-      </w:r>
-      <w:proofErr w:type="spellEnd"/>
-      <w:r>
-        <w:t>).</w:t>
-      </w:r>
-    </w:p>
-    <w:p>
-      <w:r>
-        <w:rPr>
-          <w:b/>
-          <w:bCs/>
+        <w:rPr>
+          <w:highlight w:val="green"/>
+        </w:rPr>
+      </w:pPr>
+      <w:r>
+        <w:rPr>
+          <w:highlight w:val="green"/>
+        </w:rPr>
+        <w:t>Consulta que combine datos de dos o más entidades del mismo servicio (JOIN o $lookup).</w:t>
+      </w:r>
+    </w:p>
+    <w:p>
+      <w:r>
+        <w:rPr>
+          <w:b/>
+          <w:bCs/>
+          <w:highlight w:val="green"/>
         </w:rPr>
         <w:t>Rúbrica:</w:t>
       </w:r>
@@ -3745,23 +3325,7 @@
           </w:tcPr>
           <w:p>
             <w:r>
-              <w:t xml:space="preserve">Consulta </w:t>
-            </w:r>
-            <w:proofErr w:type="spellStart"/>
-            <w:r>
-              <w:t>multi-entidad</w:t>
-            </w:r>
-            <w:proofErr w:type="spellEnd"/>
-            <w:r>
-              <w:t xml:space="preserve"> con JOIN o $</w:t>
-            </w:r>
-            <w:proofErr w:type="spellStart"/>
-            <w:r>
-              <w:t>lookup</w:t>
-            </w:r>
-            <w:proofErr w:type="spellEnd"/>
-            <w:r>
-              <w:t> implementada</w:t>
+              <w:t>Consulta multi-entidad con JOIN o $lookup implementada</w:t>
             </w:r>
           </w:p>
         </w:tc>
@@ -3804,33 +3368,50 @@
         <w:rPr>
           <w:b/>
           <w:bCs/>
-        </w:rPr>
-      </w:pPr>
-      <w:r>
-        <w:rPr>
-          <w:b/>
-          <w:bCs/>
+          <w:highlight w:val="green"/>
+        </w:rPr>
+      </w:pPr>
+      <w:r>
+        <w:rPr>
+          <w:b/>
+          <w:bCs/>
+          <w:highlight w:val="green"/>
         </w:rPr>
         <w:t>Sección 5: Capa de Servicio y Lógica de Negocio (20 puntos)</w:t>
       </w:r>
     </w:p>
     <w:p>
-      <w:r>
-        <w:rPr>
-          <w:b/>
-          <w:bCs/>
+      <w:pPr>
+        <w:rPr>
+          <w:highlight w:val="green"/>
+        </w:rPr>
+      </w:pPr>
+      <w:r>
+        <w:rPr>
+          <w:b/>
+          <w:bCs/>
+          <w:highlight w:val="green"/>
         </w:rPr>
         <w:t>Qué se evalúa:</w:t>
       </w:r>
       <w:r>
+        <w:rPr>
+          <w:highlight w:val="green"/>
+        </w:rPr>
         <w:t> Lógica de negocio en la capa correcta; excepciones personalizadas; conversión entre capas. Cubre RF-03, RF-04 y RF-05.</w:t>
       </w:r>
     </w:p>
     <w:p>
-      <w:r>
-        <w:rPr>
-          <w:b/>
-          <w:bCs/>
+      <w:pPr>
+        <w:rPr>
+          <w:highlight w:val="green"/>
+        </w:rPr>
+      </w:pPr>
+      <w:r>
+        <w:rPr>
+          <w:b/>
+          <w:bCs/>
+          <w:highlight w:val="green"/>
         </w:rPr>
         <w:t>Entregables:</w:t>
       </w:r>
@@ -3841,8 +3422,14 @@
           <w:ilvl w:val="0"/>
           <w:numId w:val="7"/>
         </w:numPr>
-      </w:pPr>
-      <w:r>
+        <w:rPr>
+          <w:highlight w:val="green"/>
+        </w:rPr>
+      </w:pPr>
+      <w:r>
+        <w:rPr>
+          <w:highlight w:val="green"/>
+        </w:rPr>
         <w:t>Una clase @Service por entidad o caso de uso principal, con inyección por constructor en todos los servicios.</w:t>
       </w:r>
     </w:p>
@@ -3852,8 +3439,14 @@
           <w:ilvl w:val="0"/>
           <w:numId w:val="7"/>
         </w:numPr>
-      </w:pPr>
-      <w:r>
+        <w:rPr>
+          <w:highlight w:val="green"/>
+        </w:rPr>
+      </w:pPr>
+      <w:r>
+        <w:rPr>
+          <w:highlight w:val="green"/>
+        </w:rPr>
         <w:t>Las siguientes reglas de negocio implementadas (distribuidas donde corresponda según tu diseño):</w:t>
       </w:r>
     </w:p>
@@ -3908,15 +3501,7 @@
         <w:t>RF-05:</w:t>
       </w:r>
       <w:r>
-        <w:t xml:space="preserve"> registro automático en el historial de estados en cada cambio, incluyendo usuario y </w:t>
-      </w:r>
-      <w:proofErr w:type="spellStart"/>
-      <w:r>
-        <w:t>timestamp</w:t>
-      </w:r>
-      <w:proofErr w:type="spellEnd"/>
-      <w:r>
-        <w:t>.</w:t>
+        <w:t> registro automático en el historial de estados en cada cambio, incluyendo usuario y timestamp.</w:t>
       </w:r>
     </w:p>
     <w:p>
@@ -4018,21 +3603,7 @@
         <w:rPr>
           <w:highlight w:val="green"/>
         </w:rPr>
-        <w:t>Conversión entidad ↔ DTO mediante </w:t>
-      </w:r>
-      <w:proofErr w:type="spellStart"/>
-      <w:r>
-        <w:rPr>
-          <w:highlight w:val="green"/>
-        </w:rPr>
-        <w:t>ModelMapper</w:t>
-      </w:r>
-      <w:proofErr w:type="spellEnd"/>
-      <w:r>
-        <w:rPr>
-          <w:highlight w:val="green"/>
-        </w:rPr>
-        <w:t> o mapeo manual justificado.</w:t>
+        <w:t>Conversión entidad ↔ DTO mediante ModelMapper o mapeo manual justificado.</w:t>
       </w:r>
     </w:p>
     <w:p>
@@ -4313,15 +3884,7 @@
           </w:tcPr>
           <w:p>
             <w:r>
-              <w:t xml:space="preserve">RF-05: registro automático de historial con usuario y </w:t>
-            </w:r>
-            <w:proofErr w:type="spellStart"/>
-            <w:r>
-              <w:t>timestamp</w:t>
-            </w:r>
-            <w:proofErr w:type="spellEnd"/>
-            <w:r>
-              <w:t xml:space="preserve"> en cada cambio de estado</w:t>
+              <w:t>RF-05: registro automático de historial con usuario y timestamp en cada cambio de estado</w:t>
             </w:r>
           </w:p>
         </w:tc>
@@ -4416,33 +3979,50 @@
         <w:rPr>
           <w:b/>
           <w:bCs/>
-        </w:rPr>
-      </w:pPr>
-      <w:r>
-        <w:rPr>
-          <w:b/>
-          <w:bCs/>
+          <w:highlight w:val="green"/>
+        </w:rPr>
+      </w:pPr>
+      <w:r>
+        <w:rPr>
+          <w:b/>
+          <w:bCs/>
+          <w:highlight w:val="green"/>
         </w:rPr>
         <w:t>Sección 6: Controladores REST (15 puntos)</w:t>
       </w:r>
     </w:p>
     <w:p>
-      <w:r>
-        <w:rPr>
-          <w:b/>
-          <w:bCs/>
+      <w:pPr>
+        <w:rPr>
+          <w:highlight w:val="green"/>
+        </w:rPr>
+      </w:pPr>
+      <w:r>
+        <w:rPr>
+          <w:b/>
+          <w:bCs/>
+          <w:highlight w:val="green"/>
         </w:rPr>
         <w:t>Qué se evalúa:</w:t>
       </w:r>
       <w:r>
+        <w:rPr>
+          <w:highlight w:val="green"/>
+        </w:rPr>
         <w:t> Exposición correcta de recursos HTTP en cada servicio; verbos, códigos de estado y estructura de respuesta. Cubre RNF-01 y RNF-02.</w:t>
       </w:r>
     </w:p>
     <w:p>
-      <w:r>
-        <w:rPr>
-          <w:b/>
-          <w:bCs/>
+      <w:pPr>
+        <w:rPr>
+          <w:highlight w:val="green"/>
+        </w:rPr>
+      </w:pPr>
+      <w:r>
+        <w:rPr>
+          <w:b/>
+          <w:bCs/>
+          <w:highlight w:val="green"/>
         </w:rPr>
         <w:t>Entregables:</w:t>
       </w:r>
@@ -4453,8 +4033,14 @@
           <w:ilvl w:val="0"/>
           <w:numId w:val="8"/>
         </w:numPr>
-      </w:pPr>
-      <w:r>
+        <w:rPr>
+          <w:highlight w:val="green"/>
+        </w:rPr>
+      </w:pPr>
+      <w:r>
+        <w:rPr>
+          <w:highlight w:val="green"/>
+        </w:rPr>
         <w:t>Un @RestController por entidad o recurso principal en cada servicio.</w:t>
       </w:r>
     </w:p>
@@ -4464,18 +4050,28 @@
           <w:ilvl w:val="0"/>
           <w:numId w:val="8"/>
         </w:numPr>
-      </w:pPr>
-      <w:r>
+        <w:rPr>
+          <w:highlight w:val="green"/>
+        </w:rPr>
+      </w:pPr>
+      <w:r>
+        <w:rPr>
+          <w:highlight w:val="green"/>
+        </w:rPr>
         <w:t>CRUD completo para al menos </w:t>
       </w:r>
       <w:r>
         <w:rPr>
           <w:b/>
           <w:bCs/>
+          <w:highlight w:val="green"/>
         </w:rPr>
         <w:t>2 recursos</w:t>
       </w:r>
       <w:r>
+        <w:rPr>
+          <w:highlight w:val="green"/>
+        </w:rPr>
         <w:t> en el proyecto (pueden estar en servicios distintos).</w:t>
       </w:r>
     </w:p>
@@ -4485,17 +4081,15 @@
           <w:ilvl w:val="0"/>
           <w:numId w:val="8"/>
         </w:numPr>
-      </w:pPr>
-      <w:r>
-        <w:t xml:space="preserve">Los siguientes </w:t>
-      </w:r>
-      <w:proofErr w:type="spellStart"/>
-      <w:r>
-        <w:t>endpoints</w:t>
-      </w:r>
-      <w:proofErr w:type="spellEnd"/>
-      <w:r>
-        <w:t xml:space="preserve"> deben existir en algún servicio (tú decides dónde):</w:t>
+        <w:rPr>
+          <w:highlight w:val="green"/>
+        </w:rPr>
+      </w:pPr>
+      <w:r>
+        <w:rPr>
+          <w:highlight w:val="green"/>
+        </w:rPr>
+        <w:t>Los siguientes endpoints deben existir en algún servicio (tú decides dónde):</w:t>
       </w:r>
     </w:p>
     <w:p>
@@ -4504,8 +4098,14 @@
           <w:ilvl w:val="1"/>
           <w:numId w:val="8"/>
         </w:numPr>
-      </w:pPr>
-      <w:r>
+        <w:rPr>
+          <w:highlight w:val="green"/>
+        </w:rPr>
+      </w:pPr>
+      <w:r>
+        <w:rPr>
+          <w:highlight w:val="green"/>
+        </w:rPr>
         <w:t>POST registrar cliente con validación RENIEC automática (RF-01).</w:t>
       </w:r>
     </w:p>
@@ -4517,7 +4117,13 @@
         </w:numPr>
       </w:pPr>
       <w:r>
-        <w:t>POST registrar paquete con cálculo de tarifa automático (RF-02, RF-03).</w:t>
+        <w:t>POST registrar</w:t>
+      </w:r>
+      <w:r>
+        <w:t xml:space="preserve"> una unidad a una persona</w:t>
+      </w:r>
+      <w:r>
+        <w:t xml:space="preserve"> (RF-02, RF-03).</w:t>
       </w:r>
     </w:p>
     <w:p>
@@ -4528,7 +4134,13 @@
         </w:numPr>
       </w:pPr>
       <w:r>
-        <w:t>PATCH o PUT actualizar estado de paquete con validación de transición (RF-04).</w:t>
+        <w:t>PATCH o PUT actualizar</w:t>
+      </w:r>
+      <w:r>
+        <w:t xml:space="preserve"> los datos de una unidad</w:t>
+      </w:r>
+      <w:r>
+        <w:t xml:space="preserve"> (RF-04).</w:t>
       </w:r>
     </w:p>
     <w:p>
@@ -4539,7 +4151,13 @@
         </w:numPr>
       </w:pPr>
       <w:r>
-        <w:t>GET historial de estados de un paquete (RF-05).</w:t>
+        <w:t>GET </w:t>
+      </w:r>
+      <w:r>
+        <w:t>Obtener el listado de propietarios y sus unidades</w:t>
+      </w:r>
+      <w:r>
+        <w:t xml:space="preserve"> (RF-05).</w:t>
       </w:r>
     </w:p>
     <w:p>
@@ -4550,7 +4168,13 @@
         </w:numPr>
       </w:pPr>
       <w:r>
-        <w:t>GET con @RequestParam filtro por sucursal y estado (RF-06).</w:t>
+        <w:t xml:space="preserve">GET con @RequestParam filtro por </w:t>
+      </w:r>
+      <w:r>
+        <w:t xml:space="preserve">edifico </w:t>
+      </w:r>
+      <w:r>
+        <w:t>y estado (RF-06).</w:t>
       </w:r>
     </w:p>
     <w:p>
@@ -4561,7 +4185,13 @@
         </w:numPr>
       </w:pPr>
       <w:r>
-        <w:t>GET con @RequestParam búsqueda por texto parcial (RF-07).</w:t>
+        <w:t xml:space="preserve">GET con @RequestParam búsqueda por </w:t>
+      </w:r>
+      <w:r>
+        <w:t xml:space="preserve">nombre o apellido </w:t>
+      </w:r>
+      <w:r>
+        <w:t>parcial (RF-07).</w:t>
       </w:r>
     </w:p>
     <w:p>
@@ -4572,7 +4202,13 @@
         </w:numPr>
       </w:pPr>
       <w:r>
-        <w:t>POST o PUT asignar categorías a un paquete (RF-09).</w:t>
+        <w:t xml:space="preserve">POST o PUT asignar </w:t>
+      </w:r>
+      <w:r>
+        <w:t xml:space="preserve">unidades a un edificio </w:t>
+      </w:r>
+      <w:r>
+        <w:t>(RF-09).</w:t>
       </w:r>
     </w:p>
     <w:p>
@@ -4583,23 +4219,7 @@
         </w:numPr>
       </w:pPr>
       <w:r>
-        <w:t xml:space="preserve">@Valid en todos los </w:t>
-      </w:r>
-      <w:proofErr w:type="spellStart"/>
-      <w:r>
-        <w:t>endpoints</w:t>
-      </w:r>
-      <w:proofErr w:type="spellEnd"/>
-      <w:r>
-        <w:t xml:space="preserve"> que reciban un </w:t>
-      </w:r>
-      <w:proofErr w:type="spellStart"/>
-      <w:r>
-        <w:t>body</w:t>
-      </w:r>
-      <w:proofErr w:type="spellEnd"/>
-      <w:r>
-        <w:t>.</w:t>
+        <w:t>@Valid en todos los endpoints que reciban un body.</w:t>
       </w:r>
     </w:p>
     <w:p>
@@ -4609,29 +4229,8 @@
           <w:numId w:val="8"/>
         </w:numPr>
       </w:pPr>
-      <w:proofErr w:type="spellStart"/>
-      <w:r>
-        <w:t>ResponseEntity</w:t>
-      </w:r>
-      <w:proofErr w:type="spellEnd"/>
-      <w:r>
-        <w:t>&lt;</w:t>
-      </w:r>
-      <w:proofErr w:type="spellStart"/>
-      <w:r>
-        <w:t>ApiResponse</w:t>
-      </w:r>
-      <w:proofErr w:type="spellEnd"/>
-      <w:r>
-        <w:t xml:space="preserve">&lt;T&gt;&gt; con código HTTP correcto según RNF-02 en todos los </w:t>
-      </w:r>
-      <w:proofErr w:type="spellStart"/>
-      <w:r>
-        <w:t>endpoints</w:t>
-      </w:r>
-      <w:proofErr w:type="spellEnd"/>
-      <w:r>
-        <w:t>.</w:t>
+      <w:r>
+        <w:t>ResponseEntity&lt;ApiResponse&lt;T&gt;&gt; con código HTTP correcto según RNF-02 en todos los endpoints.</w:t>
       </w:r>
     </w:p>
     <w:p>
@@ -4808,15 +4407,7 @@
           <w:p>
             <w:r>
               <w:lastRenderedPageBreak/>
-              <w:t xml:space="preserve">Todos los </w:t>
-            </w:r>
-            <w:proofErr w:type="spellStart"/>
-            <w:r>
-              <w:t>endpoints</w:t>
-            </w:r>
-            <w:proofErr w:type="spellEnd"/>
-            <w:r>
-              <w:t xml:space="preserve"> específicos de RF-01 al RF-09 presentes y funcionando</w:t>
+              <w:t>Todos los endpoints específicos de RF-01 al RF-09 presentes y funcionando</w:t>
             </w:r>
           </w:p>
         </w:tc>
@@ -4868,21 +4459,8 @@
           </w:tcPr>
           <w:p>
             <w:r>
-              <w:t xml:space="preserve">@Valid aplicado en todos los </w:t>
-            </w:r>
-            <w:proofErr w:type="spellStart"/>
-            <w:r>
-              <w:t>endpoints</w:t>
-            </w:r>
-            <w:proofErr w:type="spellEnd"/>
-            <w:r>
-              <w:t xml:space="preserve"> con </w:t>
-            </w:r>
-            <w:proofErr w:type="spellStart"/>
-            <w:r>
-              <w:t>body</w:t>
-            </w:r>
-            <w:proofErr w:type="spellEnd"/>
+              <w:t>@Valid aplicado en todos los endpoints con body</w:t>
+            </w:r>
           </w:p>
         </w:tc>
         <w:tc>
@@ -4932,21 +4510,8 @@
             <w:hideMark/>
           </w:tcPr>
           <w:p>
-            <w:proofErr w:type="spellStart"/>
-            <w:r>
-              <w:t>ResponseEntity</w:t>
-            </w:r>
-            <w:proofErr w:type="spellEnd"/>
-            <w:r>
-              <w:t>&lt;</w:t>
-            </w:r>
-            <w:proofErr w:type="spellStart"/>
-            <w:r>
-              <w:t>ApiResponse</w:t>
-            </w:r>
-            <w:proofErr w:type="spellEnd"/>
-            <w:r>
-              <w:t>&lt;T&gt;&gt; con códigos HTTP correctos en todos los casos (RNF-02)</w:t>
+            <w:r>
+              <w:t>ResponseEntity&lt;ApiResponse&lt;T&gt;&gt; con códigos HTTP correctos en todos los casos (RNF-02)</w:t>
             </w:r>
           </w:p>
         </w:tc>
@@ -4989,33 +4554,50 @@
         <w:rPr>
           <w:b/>
           <w:bCs/>
-        </w:rPr>
-      </w:pPr>
-      <w:r>
-        <w:rPr>
-          <w:b/>
-          <w:bCs/>
+          <w:highlight w:val="green"/>
+        </w:rPr>
+      </w:pPr>
+      <w:r>
+        <w:rPr>
+          <w:b/>
+          <w:bCs/>
+          <w:highlight w:val="green"/>
         </w:rPr>
         <w:t>Sección 7: Manejo Global de Excepciones (10 puntos)</w:t>
       </w:r>
     </w:p>
     <w:p>
-      <w:r>
-        <w:rPr>
-          <w:b/>
-          <w:bCs/>
+      <w:pPr>
+        <w:rPr>
+          <w:highlight w:val="green"/>
+        </w:rPr>
+      </w:pPr>
+      <w:r>
+        <w:rPr>
+          <w:b/>
+          <w:bCs/>
+          <w:highlight w:val="green"/>
         </w:rPr>
         <w:t>Qué se evalúa:</w:t>
       </w:r>
       <w:r>
+        <w:rPr>
+          <w:highlight w:val="green"/>
+        </w:rPr>
         <w:t> Centralización del manejo de errores en cada servicio; respuestas de error consistentes. Cubre RNF-01 y RNF-02.</w:t>
       </w:r>
     </w:p>
     <w:p>
-      <w:r>
-        <w:rPr>
-          <w:b/>
-          <w:bCs/>
+      <w:pPr>
+        <w:rPr>
+          <w:highlight w:val="green"/>
+        </w:rPr>
+      </w:pPr>
+      <w:r>
+        <w:rPr>
+          <w:b/>
+          <w:bCs/>
+          <w:highlight w:val="green"/>
         </w:rPr>
         <w:t>Entregables:</w:t>
       </w:r>
@@ -5026,26 +4608,28 @@
           <w:ilvl w:val="0"/>
           <w:numId w:val="9"/>
         </w:numPr>
-      </w:pPr>
-      <w:r>
-        <w:t>Clase </w:t>
-      </w:r>
-      <w:proofErr w:type="spellStart"/>
-      <w:r>
-        <w:t>GlobalExceptionHandler</w:t>
-      </w:r>
-      <w:proofErr w:type="spellEnd"/>
-      <w:r>
-        <w:t> con @RestControllerAdvice en </w:t>
-      </w:r>
-      <w:r>
-        <w:rPr>
-          <w:b/>
-          <w:bCs/>
+        <w:rPr>
+          <w:highlight w:val="green"/>
+        </w:rPr>
+      </w:pPr>
+      <w:r>
+        <w:rPr>
+          <w:highlight w:val="green"/>
+        </w:rPr>
+        <w:t>Clase GlobalExceptionHandler con @RestControllerAdvice en </w:t>
+      </w:r>
+      <w:r>
+        <w:rPr>
+          <w:b/>
+          <w:bCs/>
+          <w:highlight w:val="green"/>
         </w:rPr>
         <w:t>cada microservicio de negocio</w:t>
       </w:r>
       <w:r>
+        <w:rPr>
+          <w:highlight w:val="green"/>
+        </w:rPr>
         <w:t>.</w:t>
       </w:r>
     </w:p>
@@ -5055,14 +4639,15 @@
           <w:ilvl w:val="0"/>
           <w:numId w:val="9"/>
         </w:numPr>
-      </w:pPr>
-      <w:proofErr w:type="spellStart"/>
-      <w:r>
-        <w:t>Handlers</w:t>
-      </w:r>
-      <w:proofErr w:type="spellEnd"/>
-      <w:r>
-        <w:t xml:space="preserve"> en cada servicio para:</w:t>
+        <w:rPr>
+          <w:highlight w:val="green"/>
+        </w:rPr>
+      </w:pPr>
+      <w:r>
+        <w:rPr>
+          <w:highlight w:val="green"/>
+        </w:rPr>
+        <w:t>Handlers en cada servicio para:</w:t>
       </w:r>
     </w:p>
     <w:p>
@@ -5071,22 +4656,15 @@
           <w:ilvl w:val="1"/>
           <w:numId w:val="9"/>
         </w:numPr>
-      </w:pPr>
-      <w:proofErr w:type="spellStart"/>
-      <w:r>
-        <w:t>MethodArgumentNotValidException</w:t>
-      </w:r>
-      <w:proofErr w:type="spellEnd"/>
-      <w:r>
-        <w:t> → 400 con </w:t>
-      </w:r>
-      <w:proofErr w:type="spellStart"/>
-      <w:r>
-        <w:t>Map</w:t>
-      </w:r>
-      <w:proofErr w:type="spellEnd"/>
-      <w:r>
-        <w:t>&lt;String, List&lt;String&gt;&gt; agrupado por campo.</w:t>
+        <w:rPr>
+          <w:highlight w:val="green"/>
+        </w:rPr>
+      </w:pPr>
+      <w:r>
+        <w:rPr>
+          <w:highlight w:val="green"/>
+        </w:rPr>
+        <w:t>MethodArgumentNotValidException → 400 con Map&lt;String, List&lt;String&gt;&gt; agrupado por campo.</w:t>
       </w:r>
     </w:p>
     <w:p>
@@ -5095,8 +4673,14 @@
           <w:ilvl w:val="1"/>
           <w:numId w:val="9"/>
         </w:numPr>
-      </w:pPr>
-      <w:r>
+        <w:rPr>
+          <w:highlight w:val="green"/>
+        </w:rPr>
+      </w:pPr>
+      <w:r>
+        <w:rPr>
+          <w:highlight w:val="green"/>
+        </w:rPr>
         <w:t>Excepción de recurso no encontrado → 404.</w:t>
       </w:r>
     </w:p>
@@ -5106,8 +4690,14 @@
           <w:ilvl w:val="1"/>
           <w:numId w:val="9"/>
         </w:numPr>
-      </w:pPr>
-      <w:r>
+        <w:rPr>
+          <w:highlight w:val="green"/>
+        </w:rPr>
+      </w:pPr>
+      <w:r>
+        <w:rPr>
+          <w:highlight w:val="green"/>
+        </w:rPr>
         <w:t>Excepción de conflicto o transición inválida → 409.</w:t>
       </w:r>
     </w:p>
@@ -5117,8 +4707,14 @@
           <w:ilvl w:val="1"/>
           <w:numId w:val="9"/>
         </w:numPr>
-      </w:pPr>
-      <w:r>
+        <w:rPr>
+          <w:highlight w:val="green"/>
+        </w:rPr>
+      </w:pPr>
+      <w:r>
+        <w:rPr>
+          <w:highlight w:val="green"/>
+        </w:rPr>
         <w:t>Excepción de fallo de servicio externo → 502.</w:t>
       </w:r>
     </w:p>
@@ -5128,22 +4724,15 @@
           <w:ilvl w:val="1"/>
           <w:numId w:val="9"/>
         </w:numPr>
-      </w:pPr>
-      <w:proofErr w:type="spellStart"/>
-      <w:r>
-        <w:t>Exception</w:t>
-      </w:r>
-      <w:proofErr w:type="spellEnd"/>
-      <w:r>
-        <w:t xml:space="preserve"> genérica → 500 como </w:t>
-      </w:r>
-      <w:proofErr w:type="spellStart"/>
-      <w:r>
-        <w:t>fallback</w:t>
-      </w:r>
-      <w:proofErr w:type="spellEnd"/>
-      <w:r>
-        <w:t>.</w:t>
+        <w:rPr>
+          <w:highlight w:val="green"/>
+        </w:rPr>
+      </w:pPr>
+      <w:r>
+        <w:rPr>
+          <w:highlight w:val="green"/>
+        </w:rPr>
+        <w:t>Exception genérica → 500 como fallback.</w:t>
       </w:r>
     </w:p>
     <w:p>
@@ -5152,25 +4741,15 @@
           <w:ilvl w:val="0"/>
           <w:numId w:val="9"/>
         </w:numPr>
-      </w:pPr>
-      <w:r>
-        <w:t>Todos los errores retornan </w:t>
-      </w:r>
-      <w:proofErr w:type="spellStart"/>
-      <w:r>
-        <w:t>ApiResponse</w:t>
-      </w:r>
-      <w:proofErr w:type="spellEnd"/>
-      <w:r>
-        <w:t>&lt;T&gt; con </w:t>
-      </w:r>
-      <w:proofErr w:type="spellStart"/>
-      <w:r>
-        <w:t>success</w:t>
-      </w:r>
-      <w:proofErr w:type="spellEnd"/>
-      <w:r>
-        <w:t>: false.</w:t>
+        <w:rPr>
+          <w:highlight w:val="green"/>
+        </w:rPr>
+      </w:pPr>
+      <w:r>
+        <w:rPr>
+          <w:highlight w:val="green"/>
+        </w:rPr>
+        <w:t>Todos los errores retornan ApiResponse&lt;T&gt; con success: false.</w:t>
       </w:r>
     </w:p>
     <w:p>
@@ -5397,13 +4976,8 @@
             <w:hideMark/>
           </w:tcPr>
           <w:p>
-            <w:proofErr w:type="spellStart"/>
-            <w:r>
-              <w:t>Handlers</w:t>
-            </w:r>
-            <w:proofErr w:type="spellEnd"/>
-            <w:r>
-              <w:t xml:space="preserve"> para 404 y 409 en todos los servicios</w:t>
+            <w:r>
+              <w:t>Handlers para 404 y 409 en todos los servicios</w:t>
             </w:r>
           </w:p>
         </w:tc>
@@ -5455,15 +5029,7 @@
           </w:tcPr>
           <w:p>
             <w:r>
-              <w:t xml:space="preserve">Handler para 502 y </w:t>
-            </w:r>
-            <w:proofErr w:type="spellStart"/>
-            <w:r>
-              <w:t>handler</w:t>
-            </w:r>
-            <w:proofErr w:type="spellEnd"/>
-            <w:r>
-              <w:t xml:space="preserve"> genérico 500 en todos los servicios</w:t>
+              <w:t>Handler para 502 y handler genérico 500 en todos los servicios</w:t>
             </w:r>
           </w:p>
         </w:tc>
@@ -5513,57 +5079,50 @@
         <w:rPr>
           <w:b/>
           <w:bCs/>
-        </w:rPr>
-      </w:pPr>
-      <w:r>
-        <w:rPr>
-          <w:b/>
-          <w:bCs/>
-        </w:rPr>
-        <w:t xml:space="preserve">Sección 8: Integración con API Externa — </w:t>
-      </w:r>
-      <w:proofErr w:type="spellStart"/>
-      <w:r>
-        <w:rPr>
-          <w:b/>
-          <w:bCs/>
-        </w:rPr>
-        <w:t>Feign</w:t>
-      </w:r>
-      <w:proofErr w:type="spellEnd"/>
-      <w:r>
-        <w:rPr>
-          <w:b/>
-          <w:bCs/>
-        </w:rPr>
-        <w:t xml:space="preserve"> Client (10 puntos)</w:t>
-      </w:r>
-    </w:p>
-    <w:p>
-      <w:r>
-        <w:rPr>
-          <w:b/>
-          <w:bCs/>
+          <w:highlight w:val="green"/>
+        </w:rPr>
+      </w:pPr>
+      <w:r>
+        <w:rPr>
+          <w:b/>
+          <w:bCs/>
+          <w:highlight w:val="green"/>
+        </w:rPr>
+        <w:t>Sección 8: Integración con API Externa — Feign Client (10 puntos)</w:t>
+      </w:r>
+    </w:p>
+    <w:p>
+      <w:pPr>
+        <w:rPr>
+          <w:highlight w:val="green"/>
+        </w:rPr>
+      </w:pPr>
+      <w:r>
+        <w:rPr>
+          <w:b/>
+          <w:bCs/>
+          <w:highlight w:val="green"/>
         </w:rPr>
         <w:t>Qué se evalúa:</w:t>
       </w:r>
       <w:r>
-        <w:t xml:space="preserve"> Consumo de RENIEC con Spring Cloud </w:t>
-      </w:r>
-      <w:proofErr w:type="spellStart"/>
-      <w:r>
-        <w:t>OpenFeign</w:t>
-      </w:r>
-      <w:proofErr w:type="spellEnd"/>
-      <w:r>
-        <w:t>; gestión segura del token. Cubre RF-01 y RNF-06.</w:t>
-      </w:r>
-    </w:p>
-    <w:p>
-      <w:r>
-        <w:rPr>
-          <w:b/>
-          <w:bCs/>
+        <w:rPr>
+          <w:highlight w:val="green"/>
+        </w:rPr>
+        <w:t> Consumo de RENIEC con Spring Cloud OpenFeign; gestión segura del token. Cubre RF-01 y RNF-06.</w:t>
+      </w:r>
+    </w:p>
+    <w:p>
+      <w:pPr>
+        <w:rPr>
+          <w:highlight w:val="green"/>
+        </w:rPr>
+      </w:pPr>
+      <w:r>
+        <w:rPr>
+          <w:b/>
+          <w:bCs/>
+          <w:highlight w:val="green"/>
         </w:rPr>
         <w:t>Entregables:</w:t>
       </w:r>
@@ -5574,8 +5133,14 @@
           <w:ilvl w:val="0"/>
           <w:numId w:val="10"/>
         </w:numPr>
-      </w:pPr>
-      <w:r>
+        <w:rPr>
+          <w:highlight w:val="green"/>
+        </w:rPr>
+      </w:pPr>
+      <w:r>
+        <w:rPr>
+          <w:highlight w:val="green"/>
+        </w:rPr>
         <w:t>Interfaz @FeignClient apuntando a https://api.decolecta.com/v1/reniec/dni en el servicio que gestiona el registro de clientes.</w:t>
       </w:r>
     </w:p>
@@ -5585,27 +5150,29 @@
           <w:ilvl w:val="0"/>
           <w:numId w:val="10"/>
         </w:numPr>
-      </w:pPr>
-      <w:r>
+        <w:rPr>
+          <w:highlight w:val="green"/>
+        </w:rPr>
+      </w:pPr>
+      <w:r>
+        <w:rPr>
+          <w:highlight w:val="green"/>
+        </w:rPr>
         <w:t>Al registrar un cliente, el nombre completo debe obtenerse </w:t>
       </w:r>
       <w:r>
         <w:rPr>
           <w:b/>
           <w:bCs/>
+          <w:highlight w:val="green"/>
         </w:rPr>
         <w:t>exclusivamente de RENIEC</w:t>
       </w:r>
       <w:r>
-        <w:t xml:space="preserve">; no puede ser enviado por el cliente en el </w:t>
-      </w:r>
-      <w:proofErr w:type="spellStart"/>
-      <w:r>
-        <w:t>request</w:t>
-      </w:r>
-      <w:proofErr w:type="spellEnd"/>
-      <w:r>
-        <w:t>.</w:t>
+        <w:rPr>
+          <w:highlight w:val="green"/>
+        </w:rPr>
+        <w:t>; no puede ser enviado por el cliente en el request.</w:t>
       </w:r>
     </w:p>
     <w:p>
@@ -5614,35 +5181,15 @@
           <w:ilvl w:val="0"/>
           <w:numId w:val="10"/>
         </w:numPr>
-      </w:pPr>
-      <w:r>
-        <w:t>El token de RENIEC leído con @Value desde </w:t>
-      </w:r>
-      <w:proofErr w:type="spellStart"/>
-      <w:proofErr w:type="gramStart"/>
-      <w:r>
-        <w:t>application.yaml</w:t>
-      </w:r>
-      <w:proofErr w:type="spellEnd"/>
-      <w:proofErr w:type="gramEnd"/>
-      <w:r>
-        <w:t xml:space="preserve"> o desde el </w:t>
-      </w:r>
-      <w:proofErr w:type="spellStart"/>
-      <w:r>
-        <w:t>Config</w:t>
-      </w:r>
-      <w:proofErr w:type="spellEnd"/>
-      <w:r>
-        <w:t xml:space="preserve"> Server. No puede estar </w:t>
-      </w:r>
-      <w:proofErr w:type="spellStart"/>
-      <w:r>
-        <w:t>hardcodeado</w:t>
-      </w:r>
-      <w:proofErr w:type="spellEnd"/>
-      <w:r>
-        <w:t xml:space="preserve"> (cubre RNF-06).</w:t>
+        <w:rPr>
+          <w:highlight w:val="green"/>
+        </w:rPr>
+      </w:pPr>
+      <w:r>
+        <w:rPr>
+          <w:highlight w:val="green"/>
+        </w:rPr>
+        <w:t>El token de RENIEC leído con @Value desde application.yaml o desde el Config Server. No puede estar hardcodeado (cubre RNF-06).</w:t>
       </w:r>
     </w:p>
     <w:p>
@@ -5651,8 +5198,14 @@
           <w:ilvl w:val="0"/>
           <w:numId w:val="10"/>
         </w:numPr>
-      </w:pPr>
-      <w:r>
+        <w:rPr>
+          <w:highlight w:val="green"/>
+        </w:rPr>
+      </w:pPr>
+      <w:r>
+        <w:rPr>
+          <w:highlight w:val="green"/>
+        </w:rPr>
         <w:t>Si RENIEC falla, lanzar la excepción de servicio externo y retornar 502.</w:t>
       </w:r>
     </w:p>
@@ -5662,8 +5215,14 @@
           <w:ilvl w:val="0"/>
           <w:numId w:val="10"/>
         </w:numPr>
-      </w:pPr>
-      <w:r>
+        <w:rPr>
+          <w:highlight w:val="green"/>
+        </w:rPr>
+      </w:pPr>
+      <w:r>
+        <w:rPr>
+          <w:highlight w:val="green"/>
+        </w:rPr>
         <w:t>@EnableFeignClients habilitado en la clase principal del servicio correspondiente.</w:t>
       </w:r>
     </w:p>
@@ -5892,15 +5451,7 @@
           </w:tcPr>
           <w:p>
             <w:r>
-              <w:t xml:space="preserve">Token de RENIEC inyectado con @Value, sin </w:t>
-            </w:r>
-            <w:proofErr w:type="spellStart"/>
-            <w:r>
-              <w:t>hardcodear</w:t>
-            </w:r>
-            <w:proofErr w:type="spellEnd"/>
-            <w:r>
-              <w:t xml:space="preserve"> (RNF-06)</w:t>
+              <w:t>Token de RENIEC inyectado con @Value, sin hardcodear (RNF-06)</w:t>
             </w:r>
           </w:p>
         </w:tc>
@@ -6002,23 +5553,7 @@
           <w:b/>
           <w:bCs/>
         </w:rPr>
-        <w:t xml:space="preserve">Sección 9: Pruebas Unitarias con </w:t>
-      </w:r>
-      <w:proofErr w:type="spellStart"/>
-      <w:r>
-        <w:rPr>
-          <w:b/>
-          <w:bCs/>
-        </w:rPr>
-        <w:t>Mockito</w:t>
-      </w:r>
-      <w:proofErr w:type="spellEnd"/>
-      <w:r>
-        <w:rPr>
-          <w:b/>
-          <w:bCs/>
-        </w:rPr>
-        <w:t xml:space="preserve"> (10 puntos)</w:t>
+        <w:t>Sección 9: Pruebas Unitarias con Mockito (10 puntos)</w:t>
       </w:r>
     </w:p>
     <w:p>
@@ -6060,15 +5595,7 @@
         <w:t>2 microservicios distintos</w:t>
       </w:r>
       <w:r>
-        <w:t> usando @</w:t>
-      </w:r>
-      <w:proofErr w:type="gramStart"/>
-      <w:r>
-        <w:t>ExtendWith(</w:t>
-      </w:r>
-      <w:proofErr w:type="gramEnd"/>
-      <w:r>
-        <w:t>MockitoExtension.class).</w:t>
+        <w:t> usando @ExtendWith(MockitoExtension.class).</w:t>
       </w:r>
     </w:p>
     <w:p>
@@ -6111,39 +5638,7 @@
         </w:numPr>
       </w:pPr>
       <w:r>
-        <w:t xml:space="preserve">Al menos 1 </w:t>
-      </w:r>
-      <w:proofErr w:type="spellStart"/>
-      <w:r>
-        <w:t>happy</w:t>
-      </w:r>
-      <w:proofErr w:type="spellEnd"/>
-      <w:r>
-        <w:t xml:space="preserve"> </w:t>
-      </w:r>
-      <w:proofErr w:type="spellStart"/>
-      <w:r>
-        <w:t>path</w:t>
-      </w:r>
-      <w:proofErr w:type="spellEnd"/>
-      <w:r>
-        <w:t xml:space="preserve"> por servicio probado (verificado con </w:t>
-      </w:r>
-      <w:proofErr w:type="spellStart"/>
-      <w:r>
-        <w:t>assertEquals</w:t>
-      </w:r>
-      <w:proofErr w:type="spellEnd"/>
-      <w:r>
-        <w:t> / </w:t>
-      </w:r>
-      <w:proofErr w:type="spellStart"/>
-      <w:r>
-        <w:t>assertNotNull</w:t>
-      </w:r>
-      <w:proofErr w:type="spellEnd"/>
-      <w:r>
-        <w:t>).</w:t>
+        <w:t>Al menos 1 happy path por servicio probado (verificado con assertEquals / assertNotNull).</w:t>
       </w:r>
     </w:p>
     <w:p>
@@ -6155,15 +5650,7 @@
       </w:pPr>
       <w:r>
         <w:lastRenderedPageBreak/>
-        <w:t>Al menos 2 rutas de excepción con </w:t>
-      </w:r>
-      <w:proofErr w:type="spellStart"/>
-      <w:r>
-        <w:t>assertThrows</w:t>
-      </w:r>
-      <w:proofErr w:type="spellEnd"/>
-      <w:r>
-        <w:t> verificando tipo y mensaje (ejemplos: email duplicado, transición de estado inválida).</w:t>
+        <w:t>Al menos 2 rutas de excepción con assertThrows verificando tipo y mensaje (ejemplos: email duplicado, transición de estado inválida).</w:t>
       </w:r>
     </w:p>
     <w:p>
@@ -6174,15 +5661,7 @@
         </w:numPr>
       </w:pPr>
       <w:r>
-        <w:t>Al menos 1 caso de resultado vacío (repositorio retorna lista vacía u </w:t>
-      </w:r>
-      <w:proofErr w:type="spellStart"/>
-      <w:r>
-        <w:t>Optional.empty</w:t>
-      </w:r>
-      <w:proofErr w:type="spellEnd"/>
-      <w:r>
-        <w:t>()).</w:t>
+        <w:t>Al menos 1 caso de resultado vacío (repositorio retorna lista vacía u Optional.empty()).</w:t>
       </w:r>
     </w:p>
     <w:p>
@@ -6369,23 +5848,7 @@
           </w:tcPr>
           <w:p>
             <w:r>
-              <w:t xml:space="preserve">Mínimo 2 </w:t>
-            </w:r>
-            <w:proofErr w:type="spellStart"/>
-            <w:r>
-              <w:t>happy</w:t>
-            </w:r>
-            <w:proofErr w:type="spellEnd"/>
-            <w:r>
-              <w:t xml:space="preserve"> </w:t>
-            </w:r>
-            <w:proofErr w:type="spellStart"/>
-            <w:r>
-              <w:t>paths</w:t>
-            </w:r>
-            <w:proofErr w:type="spellEnd"/>
-            <w:r>
-              <w:t xml:space="preserve"> verificados con aserciones sobre el DTO retornado</w:t>
+              <w:t>Mínimo 2 happy paths verificados con aserciones sobre el DTO retornado</w:t>
             </w:r>
           </w:p>
         </w:tc>
@@ -6437,15 +5900,7 @@
           </w:tcPr>
           <w:p>
             <w:r>
-              <w:t>Mínimo 2 rutas de excepción con </w:t>
-            </w:r>
-            <w:proofErr w:type="spellStart"/>
-            <w:r>
-              <w:t>assertThrows</w:t>
-            </w:r>
-            <w:proofErr w:type="spellEnd"/>
-            <w:r>
-              <w:t> y verificación del mensaje</w:t>
+              <w:t>Mínimo 2 rutas de excepción con assertThrows y verificación del mensaje</w:t>
             </w:r>
           </w:p>
         </w:tc>
@@ -6540,41 +5995,50 @@
         <w:rPr>
           <w:b/>
           <w:bCs/>
-        </w:rPr>
-      </w:pPr>
-      <w:r>
-        <w:rPr>
-          <w:b/>
-          <w:bCs/>
+          <w:highlight w:val="green"/>
+        </w:rPr>
+      </w:pPr>
+      <w:r>
+        <w:rPr>
+          <w:b/>
+          <w:bCs/>
+          <w:highlight w:val="green"/>
         </w:rPr>
         <w:t>Sección 10: Seguridad con Spring Security y JWT (5 puntos)</w:t>
       </w:r>
     </w:p>
     <w:p>
-      <w:r>
-        <w:rPr>
-          <w:b/>
-          <w:bCs/>
+      <w:pPr>
+        <w:rPr>
+          <w:highlight w:val="green"/>
+        </w:rPr>
+      </w:pPr>
+      <w:r>
+        <w:rPr>
+          <w:b/>
+          <w:bCs/>
+          <w:highlight w:val="green"/>
         </w:rPr>
         <w:t>Qué se evalúa:</w:t>
       </w:r>
       <w:r>
-        <w:t xml:space="preserve"> Autenticación y autorización </w:t>
-      </w:r>
-      <w:proofErr w:type="spellStart"/>
-      <w:r>
-        <w:t>stateless</w:t>
-      </w:r>
-      <w:proofErr w:type="spellEnd"/>
-      <w:r>
-        <w:t xml:space="preserve"> aplicada en el ecosistema de microservicios. Cubre RF-08 y RNF-06.</w:t>
-      </w:r>
-    </w:p>
-    <w:p>
-      <w:r>
-        <w:rPr>
-          <w:b/>
-          <w:bCs/>
+        <w:rPr>
+          <w:highlight w:val="green"/>
+        </w:rPr>
+        <w:t> Autenticación y autorización stateless aplicada en el ecosistema de microservicios. Cubre RF-08 y RNF-06.</w:t>
+      </w:r>
+    </w:p>
+    <w:p>
+      <w:pPr>
+        <w:rPr>
+          <w:highlight w:val="green"/>
+        </w:rPr>
+      </w:pPr>
+      <w:r>
+        <w:rPr>
+          <w:b/>
+          <w:bCs/>
+          <w:highlight w:val="green"/>
         </w:rPr>
         <w:t>Entregables:</w:t>
       </w:r>
@@ -6585,8 +6049,14 @@
           <w:ilvl w:val="0"/>
           <w:numId w:val="12"/>
         </w:numPr>
-      </w:pPr>
-      <w:r>
+        <w:rPr>
+          <w:highlight w:val="green"/>
+        </w:rPr>
+      </w:pPr>
+      <w:r>
+        <w:rPr>
+          <w:highlight w:val="green"/>
+        </w:rPr>
         <w:t>La validación de JWT puede realizarse en el API Gateway (filtro de autenticación centralizado) o en cada microservicio individualmente. Documenta la decisión en el README.md.</w:t>
       </w:r>
     </w:p>
@@ -6596,9 +6066,51 @@
           <w:ilvl w:val="0"/>
           <w:numId w:val="12"/>
         </w:numPr>
-      </w:pPr>
-      <w:r>
-        <w:t>Tres roles implementados: ADMIN, OPERADOR y CLIENTE, con las restricciones del RF-08.</w:t>
+        <w:rPr>
+          <w:highlight w:val="green"/>
+        </w:rPr>
+      </w:pPr>
+      <w:r>
+        <w:rPr>
+          <w:highlight w:val="green"/>
+        </w:rPr>
+        <w:t>Tres roles implementados: ADMIN</w:t>
+      </w:r>
+      <w:r>
+        <w:rPr>
+          <w:highlight w:val="green"/>
+        </w:rPr>
+        <w:t>ISTRADOR</w:t>
+      </w:r>
+      <w:r>
+        <w:rPr>
+          <w:highlight w:val="green"/>
+        </w:rPr>
+        <w:t>, </w:t>
+      </w:r>
+      <w:r>
+        <w:rPr>
+          <w:highlight w:val="green"/>
+        </w:rPr>
+        <w:t>ADMINISTRACION</w:t>
+      </w:r>
+      <w:r>
+        <w:rPr>
+          <w:highlight w:val="green"/>
+        </w:rPr>
+        <w:t> y </w:t>
+      </w:r>
+      <w:r>
+        <w:rPr>
+          <w:highlight w:val="green"/>
+        </w:rPr>
+        <w:t>PROPIETARIO</w:t>
+      </w:r>
+      <w:r>
+        <w:rPr>
+          <w:highlight w:val="green"/>
+        </w:rPr>
+        <w:t>, con las restricciones del RF-08.</w:t>
       </w:r>
     </w:p>
     <w:p>
@@ -6607,17 +6119,15 @@
           <w:ilvl w:val="0"/>
           <w:numId w:val="12"/>
         </w:numPr>
-      </w:pPr>
-      <w:r>
-        <w:t xml:space="preserve">Token JWT generado al hacer </w:t>
-      </w:r>
-      <w:proofErr w:type="spellStart"/>
-      <w:r>
-        <w:t>login</w:t>
-      </w:r>
-      <w:proofErr w:type="spellEnd"/>
-      <w:r>
-        <w:t>, firmado con clave HMAC leída desde Vault (cubre RNF-06). La clave no puede aparecer en ningún archivo de configuración del repositorio.</w:t>
+        <w:rPr>
+          <w:highlight w:val="green"/>
+        </w:rPr>
+      </w:pPr>
+      <w:r>
+        <w:rPr>
+          <w:highlight w:val="green"/>
+        </w:rPr>
+        <w:t>Token JWT generado al hacer login, firmado con clave HMAC leída desde Vault (cubre RNF-06). La clave no puede aparecer en ningún archivo de configuración del repositorio.</w:t>
       </w:r>
     </w:p>
     <w:p>
@@ -6627,13 +6137,8 @@
           <w:numId w:val="12"/>
         </w:numPr>
       </w:pPr>
-      <w:proofErr w:type="spellStart"/>
-      <w:r>
-        <w:t>DataInitializer</w:t>
-      </w:r>
-      <w:proofErr w:type="spellEnd"/>
-      <w:r>
-        <w:t> en el servicio de autenticación que inserte los tres roles y al menos un usuario por rol al iniciar.</w:t>
+      <w:r>
+        <w:t>DataInitializer en el servicio de autenticación que inserte los tres roles y al menos un usuario por rol al iniciar.</w:t>
       </w:r>
     </w:p>
     <w:p>
@@ -6642,30 +6147,15 @@
           <w:ilvl w:val="0"/>
           <w:numId w:val="12"/>
         </w:numPr>
-      </w:pPr>
-      <w:proofErr w:type="spellStart"/>
-      <w:r>
-        <w:t>Endpoints</w:t>
-      </w:r>
-      <w:proofErr w:type="spellEnd"/>
-      <w:r>
-        <w:t xml:space="preserve"> de </w:t>
-      </w:r>
-      <w:proofErr w:type="spellStart"/>
-      <w:r>
-        <w:t>login</w:t>
-      </w:r>
-      <w:proofErr w:type="spellEnd"/>
-      <w:r>
-        <w:t xml:space="preserve"> y </w:t>
-      </w:r>
-      <w:proofErr w:type="gramStart"/>
-      <w:r>
-        <w:t>registro públicos</w:t>
-      </w:r>
-      <w:proofErr w:type="gramEnd"/>
-      <w:r>
-        <w:t>; todos los demás requieren token válido.</w:t>
+        <w:rPr>
+          <w:highlight w:val="green"/>
+        </w:rPr>
+      </w:pPr>
+      <w:r>
+        <w:rPr>
+          <w:highlight w:val="green"/>
+        </w:rPr>
+        <w:t>Endpoints de login y registro públicos; todos los demás requieren token válido.</w:t>
       </w:r>
     </w:p>
     <w:p>
@@ -6893,13 +6383,8 @@
             <w:hideMark/>
           </w:tcPr>
           <w:p>
-            <w:proofErr w:type="spellStart"/>
-            <w:r>
-              <w:t>DataInitializer</w:t>
-            </w:r>
-            <w:proofErr w:type="spellEnd"/>
-            <w:r>
-              <w:t> que puebla roles y usuarios; clave JWT en Vault, no en archivos del repo (RNF-06)</w:t>
+            <w:r>
+              <w:t>DataInitializer que puebla roles y usuarios; clave JWT en Vault, no en archivos del repo (RNF-06)</w:t>
             </w:r>
           </w:p>
         </w:tc>
@@ -7035,15 +6520,7 @@
         </w:numPr>
       </w:pPr>
       <w:r>
-        <w:t xml:space="preserve">Captura de pantalla del </w:t>
-      </w:r>
-      <w:proofErr w:type="spellStart"/>
-      <w:r>
-        <w:t>dashboard</w:t>
-      </w:r>
-      <w:proofErr w:type="spellEnd"/>
-      <w:r>
-        <w:t xml:space="preserve"> de Eureka mostrando todos los servicios en estado UP. Incluirla en el README.md.</w:t>
+        <w:t>Captura de pantalla del dashboard de Eureka mostrando todos los servicios en estado UP. Incluirla en el README.md.</w:t>
       </w:r>
     </w:p>
     <w:p>
@@ -7053,13 +6530,8 @@
           <w:numId w:val="13"/>
         </w:numPr>
       </w:pPr>
-      <w:proofErr w:type="spellStart"/>
-      <w:r>
-        <w:t>Heartbeat</w:t>
-      </w:r>
-      <w:proofErr w:type="spellEnd"/>
-      <w:r>
-        <w:t xml:space="preserve"> e intervalo de renovación configurados explícitamente en al menos 1 servicio cliente (lease-renewal-interval-in-seconds, lease-expiration-duration-in-seconds).</w:t>
+      <w:r>
+        <w:t>Heartbeat e intervalo de renovación configurados explícitamente en al menos 1 servicio cliente (lease-renewal-interval-in-seconds, lease-expiration-duration-in-seconds).</w:t>
       </w:r>
     </w:p>
     <w:p>
@@ -7287,15 +6759,7 @@
           </w:tcPr>
           <w:p>
             <w:r>
-              <w:t xml:space="preserve">Captura del </w:t>
-            </w:r>
-            <w:proofErr w:type="spellStart"/>
-            <w:r>
-              <w:t>dashboard</w:t>
-            </w:r>
-            <w:proofErr w:type="spellEnd"/>
-            <w:r>
-              <w:t xml:space="preserve"> con todos los servicios en estado UP incluida en el README.md</w:t>
+              <w:t>Captura del dashboard con todos los servicios en estado UP incluida en el README.md</w:t>
             </w:r>
           </w:p>
         </w:tc>
@@ -7346,13 +6810,8 @@
             <w:hideMark/>
           </w:tcPr>
           <w:p>
-            <w:proofErr w:type="spellStart"/>
-            <w:r>
-              <w:t>Heartbeat</w:t>
-            </w:r>
-            <w:proofErr w:type="spellEnd"/>
-            <w:r>
-              <w:t xml:space="preserve"> e intervalo de renovación configurados en al menos 1 cliente</w:t>
+            <w:r>
+              <w:t>Heartbeat e intervalo de renovación configurados en al menos 1 cliente</w:t>
             </w:r>
           </w:p>
         </w:tc>
@@ -7415,15 +6874,7 @@
         <w:t>Qué se evalúa:</w:t>
       </w:r>
       <w:r>
-        <w:t> Punto de entrada único; enrutamiento load-</w:t>
-      </w:r>
-      <w:proofErr w:type="spellStart"/>
-      <w:r>
-        <w:t>balanced</w:t>
-      </w:r>
-      <w:proofErr w:type="spellEnd"/>
-      <w:r>
-        <w:t xml:space="preserve"> vía Eureka; filtros globales y por ruta. Cubre RNF-08.</w:t>
+        <w:t> Punto de entrada único; enrutamiento load-balanced vía Eureka; filtros globales y por ruta. Cubre RNF-08.</w:t>
       </w:r>
     </w:p>
     <w:p>
@@ -7443,25 +6894,7 @@
         </w:numPr>
       </w:pPr>
       <w:r>
-        <w:t>Proyecto api-</w:t>
-      </w:r>
-      <w:proofErr w:type="spellStart"/>
-      <w:r>
-        <w:t>gateway</w:t>
-      </w:r>
-      <w:proofErr w:type="spellEnd"/>
-      <w:r>
-        <w:t> configurado en </w:t>
-      </w:r>
-      <w:proofErr w:type="spellStart"/>
-      <w:proofErr w:type="gramStart"/>
-      <w:r>
-        <w:t>application.yaml</w:t>
-      </w:r>
-      <w:proofErr w:type="spellEnd"/>
-      <w:proofErr w:type="gramEnd"/>
-      <w:r>
-        <w:t>.</w:t>
+        <w:t>Proyecto api-gateway configurado en application.yaml.</w:t>
       </w:r>
     </w:p>
     <w:p>
@@ -7524,63 +6957,7 @@
         <w:t>1 filtro global personalizado</w:t>
       </w:r>
       <w:r>
-        <w:t> implementando </w:t>
-      </w:r>
-      <w:proofErr w:type="spellStart"/>
-      <w:r>
-        <w:t>GlobalFilter</w:t>
-      </w:r>
-      <w:proofErr w:type="spellEnd"/>
-      <w:r>
-        <w:t> y </w:t>
-      </w:r>
-      <w:proofErr w:type="spellStart"/>
-      <w:r>
-        <w:t>Ordered</w:t>
-      </w:r>
-      <w:proofErr w:type="spellEnd"/>
-      <w:r>
-        <w:t xml:space="preserve"> que agregue un </w:t>
-      </w:r>
-      <w:proofErr w:type="spellStart"/>
-      <w:r>
-        <w:t>header</w:t>
-      </w:r>
-      <w:proofErr w:type="spellEnd"/>
-      <w:r>
-        <w:t xml:space="preserve"> de trazabilidad a cada </w:t>
-      </w:r>
-      <w:proofErr w:type="spellStart"/>
-      <w:r>
-        <w:t>request</w:t>
-      </w:r>
-      <w:proofErr w:type="spellEnd"/>
-      <w:r>
-        <w:t xml:space="preserve"> (por </w:t>
-      </w:r>
-      <w:proofErr w:type="gramStart"/>
-      <w:r>
-        <w:t>ejemplo</w:t>
-      </w:r>
-      <w:proofErr w:type="gramEnd"/>
-      <w:r>
-        <w:t> X-</w:t>
-      </w:r>
-      <w:proofErr w:type="spellStart"/>
-      <w:r>
-        <w:t>Request</w:t>
-      </w:r>
-      <w:proofErr w:type="spellEnd"/>
-      <w:r>
-        <w:t>-Id con UUID o X-Gateway-</w:t>
-      </w:r>
-      <w:proofErr w:type="spellStart"/>
-      <w:r>
-        <w:t>Timestamp</w:t>
-      </w:r>
-      <w:proofErr w:type="spellEnd"/>
-      <w:r>
-        <w:t>).</w:t>
+        <w:t> implementando GlobalFilter y Ordered que agregue un header de trazabilidad a cada request (por ejemplo X-Request-Id con UUID o X-Gateway-Timestamp).</w:t>
       </w:r>
     </w:p>
     <w:p>
@@ -7601,31 +6978,7 @@
         <w:t>1 filtro de ruta específico</w:t>
       </w:r>
       <w:r>
-        <w:t> aplicado a al menos una ruta (</w:t>
-      </w:r>
-      <w:proofErr w:type="spellStart"/>
-      <w:r>
-        <w:t>StripPrefix</w:t>
-      </w:r>
-      <w:proofErr w:type="spellEnd"/>
-      <w:r>
-        <w:t>, </w:t>
-      </w:r>
-      <w:proofErr w:type="spellStart"/>
-      <w:r>
-        <w:t>AddRequestHeader</w:t>
-      </w:r>
-      <w:proofErr w:type="spellEnd"/>
-      <w:r>
-        <w:t>, </w:t>
-      </w:r>
-      <w:proofErr w:type="spellStart"/>
-      <w:r>
-        <w:t>CircuitBreaker</w:t>
-      </w:r>
-      <w:proofErr w:type="spellEnd"/>
-      <w:r>
-        <w:t> u otro de Spring Cloud Gateway).</w:t>
+        <w:t> aplicado a al menos una ruta (StripPrefix, AddRequestHeader, CircuitBreaker u otro de Spring Cloud Gateway).</w:t>
       </w:r>
     </w:p>
     <w:p>
@@ -7812,15 +7165,8 @@
           </w:tcPr>
           <w:p>
             <w:r>
-              <w:t>Mínimo 3 rutas con predicados correctamente definidos en </w:t>
-            </w:r>
-            <w:proofErr w:type="spellStart"/>
-            <w:proofErr w:type="gramStart"/>
-            <w:r>
-              <w:t>application.yaml</w:t>
-            </w:r>
-            <w:proofErr w:type="spellEnd"/>
-            <w:proofErr w:type="gramEnd"/>
+              <w:t>Mínimo 3 rutas con predicados correctamente definidos en application.yaml</w:t>
+            </w:r>
           </w:p>
         </w:tc>
         <w:tc>
@@ -7870,21 +7216,8 @@
             <w:hideMark/>
           </w:tcPr>
           <w:p>
-            <w:proofErr w:type="spellStart"/>
-            <w:r>
-              <w:t>GlobalFilter</w:t>
-            </w:r>
-            <w:proofErr w:type="spellEnd"/>
-            <w:r>
-              <w:t xml:space="preserve"> personalizado con </w:t>
-            </w:r>
-            <w:proofErr w:type="spellStart"/>
-            <w:r>
-              <w:t>header</w:t>
-            </w:r>
-            <w:proofErr w:type="spellEnd"/>
-            <w:r>
-              <w:t xml:space="preserve"> de trazabilidad aplicado a todas las solicitudes</w:t>
+            <w:r>
+              <w:t>GlobalFilter personalizado con header de trazabilidad aplicado a todas las solicitudes</w:t>
             </w:r>
           </w:p>
         </w:tc>
@@ -7986,39 +7319,7 @@
           <w:b/>
           <w:bCs/>
         </w:rPr>
-        <w:t xml:space="preserve">Sección 13: </w:t>
-      </w:r>
-      <w:proofErr w:type="spellStart"/>
-      <w:r>
-        <w:rPr>
-          <w:b/>
-          <w:bCs/>
-        </w:rPr>
-        <w:t>Config</w:t>
-      </w:r>
-      <w:proofErr w:type="spellEnd"/>
-      <w:r>
-        <w:rPr>
-          <w:b/>
-          <w:bCs/>
-        </w:rPr>
-        <w:t xml:space="preserve"> Server y </w:t>
-      </w:r>
-      <w:proofErr w:type="spellStart"/>
-      <w:r>
-        <w:rPr>
-          <w:b/>
-          <w:bCs/>
-        </w:rPr>
-        <w:t>Config</w:t>
-      </w:r>
-      <w:proofErr w:type="spellEnd"/>
-      <w:r>
-        <w:rPr>
-          <w:b/>
-          <w:bCs/>
-        </w:rPr>
-        <w:t xml:space="preserve"> Client (15 puntos)</w:t>
+        <w:t>Sección 13: Config Server y Config Client (15 puntos)</w:t>
       </w:r>
     </w:p>
     <w:p>
@@ -8050,15 +7351,7 @@
         </w:numPr>
       </w:pPr>
       <w:r>
-        <w:t>Proyecto </w:t>
-      </w:r>
-      <w:proofErr w:type="spellStart"/>
-      <w:r>
-        <w:t>config</w:t>
-      </w:r>
-      <w:proofErr w:type="spellEnd"/>
-      <w:r>
-        <w:t>-server con @EnableConfigServer apuntando a un repositorio Git local o remoto con archivos de configuración por servicio.</w:t>
+        <w:t>Proyecto config-server con @EnableConfigServer apuntando a un repositorio Git local o remoto con archivos de configuración por servicio.</w:t>
       </w:r>
     </w:p>
     <w:p>
@@ -8079,39 +7372,8 @@
         <w:t>2 microservicios</w:t>
       </w:r>
       <w:r>
-        <w:t xml:space="preserve"> configurados como </w:t>
-      </w:r>
-      <w:proofErr w:type="spellStart"/>
-      <w:r>
-        <w:t>Config</w:t>
-      </w:r>
-      <w:proofErr w:type="spellEnd"/>
-      <w:r>
-        <w:t xml:space="preserve"> Client con </w:t>
-      </w:r>
-      <w:proofErr w:type="spellStart"/>
-      <w:r>
-        <w:t>spring.</w:t>
-      </w:r>
-      <w:proofErr w:type="gramStart"/>
-      <w:r>
-        <w:t>config.import</w:t>
-      </w:r>
-      <w:proofErr w:type="spellEnd"/>
-      <w:proofErr w:type="gramEnd"/>
-      <w:r>
-        <w:t>=</w:t>
-      </w:r>
-      <w:proofErr w:type="spellStart"/>
-      <w:proofErr w:type="gramStart"/>
-      <w:r>
-        <w:t>configserver</w:t>
-      </w:r>
-      <w:proofErr w:type="spellEnd"/>
-      <w:r>
-        <w:t>:.</w:t>
-      </w:r>
-      <w:proofErr w:type="gramEnd"/>
+        <w:t> configurados como Config Client con spring.config.import=configserver:.</w:t>
+      </w:r>
     </w:p>
     <w:p>
       <w:pPr>
@@ -8121,59 +7383,17 @@
         </w:numPr>
       </w:pPr>
       <w:r>
-        <w:t xml:space="preserve">Los </w:t>
-      </w:r>
-      <w:proofErr w:type="spellStart"/>
-      <w:r>
-        <w:t>Config</w:t>
-      </w:r>
-      <w:proofErr w:type="spellEnd"/>
-      <w:r>
-        <w:t xml:space="preserve"> </w:t>
-      </w:r>
-      <w:proofErr w:type="spellStart"/>
-      <w:r>
-        <w:t>Clients</w:t>
-      </w:r>
-      <w:proofErr w:type="spellEnd"/>
-      <w:r>
-        <w:t xml:space="preserve"> deben obtener al menos una propiedad de negocio o de infraestructura </w:t>
-      </w:r>
-      <w:r>
-        <w:rPr>
-          <w:b/>
-          <w:bCs/>
-        </w:rPr>
-        <w:t xml:space="preserve">exclusivamente del </w:t>
-      </w:r>
-      <w:proofErr w:type="spellStart"/>
-      <w:r>
-        <w:rPr>
-          <w:b/>
-          <w:bCs/>
-        </w:rPr>
-        <w:t>Config</w:t>
-      </w:r>
-      <w:proofErr w:type="spellEnd"/>
-      <w:r>
-        <w:rPr>
-          <w:b/>
-          <w:bCs/>
-        </w:rPr>
-        <w:t xml:space="preserve"> Server</w:t>
-      </w:r>
-      <w:r>
-        <w:t> (no de su </w:t>
-      </w:r>
-      <w:proofErr w:type="spellStart"/>
-      <w:proofErr w:type="gramStart"/>
-      <w:r>
-        <w:t>application.yaml</w:t>
-      </w:r>
-      <w:proofErr w:type="spellEnd"/>
-      <w:proofErr w:type="gramEnd"/>
-      <w:r>
-        <w:t> local). Ejemplos: puerto, nombre de base de datos, umbral de negocio configurable.</w:t>
+        <w:t>Los Config Clients deben obtener al menos una propiedad de negocio o de infraestructura </w:t>
+      </w:r>
+      <w:r>
+        <w:rPr>
+          <w:b/>
+          <w:bCs/>
+        </w:rPr>
+        <w:t>exclusivamente del Config Server</w:t>
+      </w:r>
+      <w:r>
+        <w:t> (no de su application.yaml local). Ejemplos: puerto, nombre de base de datos, umbral de negocio configurable.</w:t>
       </w:r>
     </w:p>
     <w:p>
@@ -8185,31 +7405,7 @@
       </w:pPr>
       <w:r>
         <w:lastRenderedPageBreak/>
-        <w:t>Demostración de recarga en caliente: cambiar una propiedad en el repositorio de configuración, llamar a /</w:t>
-      </w:r>
-      <w:proofErr w:type="spellStart"/>
-      <w:r>
-        <w:t>actuator</w:t>
-      </w:r>
-      <w:proofErr w:type="spellEnd"/>
-      <w:r>
-        <w:t>/</w:t>
-      </w:r>
-      <w:proofErr w:type="spellStart"/>
-      <w:r>
-        <w:t>refresh</w:t>
-      </w:r>
-      <w:proofErr w:type="spellEnd"/>
-      <w:r>
-        <w:t> en el servicio afectado (requiere @RefreshScope), y verificar que el valor se actualiza sin reiniciar. Documentar el proceso con el comando </w:t>
-      </w:r>
-      <w:proofErr w:type="spellStart"/>
-      <w:r>
-        <w:t>curl</w:t>
-      </w:r>
-      <w:proofErr w:type="spellEnd"/>
-      <w:r>
-        <w:t> exacto en el README.md.</w:t>
+        <w:t>Demostración de recarga en caliente: cambiar una propiedad en el repositorio de configuración, llamar a /actuator/refresh en el servicio afectado (requiere @RefreshScope), y verificar que el valor se actualiza sin reiniciar. Documentar el proceso con el comando curl exacto en el README.md.</w:t>
       </w:r>
     </w:p>
     <w:p>
@@ -8332,13 +7528,8 @@
             <w:hideMark/>
           </w:tcPr>
           <w:p>
-            <w:proofErr w:type="spellStart"/>
-            <w:r>
-              <w:t>config</w:t>
-            </w:r>
-            <w:proofErr w:type="spellEnd"/>
-            <w:r>
-              <w:t>-server levanta y sirve configuración desde repositorio Git</w:t>
+            <w:r>
+              <w:t>config-server levanta y sirve configuración desde repositorio Git</w:t>
             </w:r>
           </w:p>
         </w:tc>
@@ -8390,15 +7581,7 @@
           </w:tcPr>
           <w:p>
             <w:r>
-              <w:t xml:space="preserve">Mínimo 2 microservicios consumen configuración del </w:t>
-            </w:r>
-            <w:proofErr w:type="spellStart"/>
-            <w:r>
-              <w:t>Config</w:t>
-            </w:r>
-            <w:proofErr w:type="spellEnd"/>
-            <w:r>
-              <w:t xml:space="preserve"> Server correctamente</w:t>
+              <w:t>Mínimo 2 microservicios consumen configuración del Config Server correctamente</w:t>
             </w:r>
           </w:p>
         </w:tc>
@@ -8450,15 +7633,7 @@
           </w:tcPr>
           <w:p>
             <w:r>
-              <w:t xml:space="preserve">Al menos una propiedad de negocio o infraestructura proviene exclusivamente del </w:t>
-            </w:r>
-            <w:proofErr w:type="spellStart"/>
-            <w:r>
-              <w:t>Config</w:t>
-            </w:r>
-            <w:proofErr w:type="spellEnd"/>
-            <w:r>
-              <w:t xml:space="preserve"> Server</w:t>
+              <w:t>Al menos una propiedad de negocio o infraestructura proviene exclusivamente del Config Server</w:t>
             </w:r>
           </w:p>
         </w:tc>
@@ -8510,31 +7685,7 @@
           </w:tcPr>
           <w:p>
             <w:r>
-              <w:t>@RefreshScope + /</w:t>
-            </w:r>
-            <w:proofErr w:type="spellStart"/>
-            <w:r>
-              <w:t>actuator</w:t>
-            </w:r>
-            <w:proofErr w:type="spellEnd"/>
-            <w:r>
-              <w:t>/</w:t>
-            </w:r>
-            <w:proofErr w:type="spellStart"/>
-            <w:r>
-              <w:t>refresh</w:t>
-            </w:r>
-            <w:proofErr w:type="spellEnd"/>
-            <w:r>
-              <w:t> demostrado y documentado con </w:t>
-            </w:r>
-            <w:proofErr w:type="spellStart"/>
-            <w:r>
-              <w:t>curl</w:t>
-            </w:r>
-            <w:proofErr w:type="spellEnd"/>
-            <w:r>
-              <w:t> en el README.md</w:t>
+              <w:t>@RefreshScope + /actuator/refresh demostrado y documentado con curl en el README.md</w:t>
             </w:r>
           </w:p>
         </w:tc>
@@ -8577,49 +7728,50 @@
         <w:rPr>
           <w:b/>
           <w:bCs/>
-        </w:rPr>
-      </w:pPr>
-      <w:r>
-        <w:rPr>
-          <w:b/>
-          <w:bCs/>
-        </w:rPr>
-        <w:t xml:space="preserve">Sección 14: Gestión de Secretos con </w:t>
-      </w:r>
-      <w:proofErr w:type="spellStart"/>
-      <w:r>
-        <w:rPr>
-          <w:b/>
-          <w:bCs/>
-        </w:rPr>
-        <w:t>HashiCorp</w:t>
-      </w:r>
-      <w:proofErr w:type="spellEnd"/>
-      <w:r>
-        <w:rPr>
-          <w:b/>
-          <w:bCs/>
-        </w:rPr>
-        <w:t xml:space="preserve"> Vault (10 puntos)</w:t>
-      </w:r>
-    </w:p>
-    <w:p>
-      <w:r>
-        <w:rPr>
-          <w:b/>
-          <w:bCs/>
+          <w:highlight w:val="red"/>
+        </w:rPr>
+      </w:pPr>
+      <w:r>
+        <w:rPr>
+          <w:b/>
+          <w:bCs/>
+          <w:highlight w:val="red"/>
+        </w:rPr>
+        <w:t>Sección 14: Gestión de Secretos con HashiCorp Vault (10 puntos)</w:t>
+      </w:r>
+    </w:p>
+    <w:p>
+      <w:pPr>
+        <w:rPr>
+          <w:highlight w:val="red"/>
+        </w:rPr>
+      </w:pPr>
+      <w:r>
+        <w:rPr>
+          <w:b/>
+          <w:bCs/>
+          <w:highlight w:val="red"/>
         </w:rPr>
         <w:t>Qué se evalúa:</w:t>
       </w:r>
       <w:r>
+        <w:rPr>
+          <w:highlight w:val="red"/>
+        </w:rPr>
         <w:t> Almacenamiento y lectura de secretos sensibles fuera del código fuente. Cubre RNF-06.</w:t>
       </w:r>
     </w:p>
     <w:p>
-      <w:r>
-        <w:rPr>
-          <w:b/>
-          <w:bCs/>
+      <w:pPr>
+        <w:rPr>
+          <w:highlight w:val="red"/>
+        </w:rPr>
+      </w:pPr>
+      <w:r>
+        <w:rPr>
+          <w:b/>
+          <w:bCs/>
+          <w:highlight w:val="red"/>
         </w:rPr>
         <w:t>Entregables:</w:t>
       </w:r>
@@ -8630,25 +7782,15 @@
           <w:ilvl w:val="0"/>
           <w:numId w:val="16"/>
         </w:numPr>
-      </w:pPr>
-      <w:r>
-        <w:t>Vault en ejecución en modo desarrollo (</w:t>
-      </w:r>
-      <w:proofErr w:type="spellStart"/>
-      <w:r>
-        <w:t>vault</w:t>
-      </w:r>
-      <w:proofErr w:type="spellEnd"/>
-      <w:r>
-        <w:t xml:space="preserve"> server -</w:t>
-      </w:r>
-      <w:proofErr w:type="spellStart"/>
-      <w:r>
-        <w:t>dev</w:t>
-      </w:r>
-      <w:proofErr w:type="spellEnd"/>
-      <w:r>
-        <w:t>) o mediante Docker.</w:t>
+        <w:rPr>
+          <w:highlight w:val="red"/>
+        </w:rPr>
+      </w:pPr>
+      <w:r>
+        <w:rPr>
+          <w:highlight w:val="red"/>
+        </w:rPr>
+        <w:t>Vault en ejecución en modo desarrollo (vault server -dev) o mediante Docker.</w:t>
       </w:r>
     </w:p>
     <w:p>
@@ -8657,35 +7799,29 @@
           <w:ilvl w:val="0"/>
           <w:numId w:val="16"/>
         </w:numPr>
-      </w:pPr>
-      <w:r>
+        <w:rPr>
+          <w:highlight w:val="red"/>
+        </w:rPr>
+      </w:pPr>
+      <w:r>
+        <w:rPr>
+          <w:highlight w:val="red"/>
+        </w:rPr>
         <w:t>La </w:t>
       </w:r>
       <w:r>
         <w:rPr>
           <w:b/>
           <w:bCs/>
+          <w:highlight w:val="red"/>
         </w:rPr>
         <w:t>clave de firma JWT</w:t>
       </w:r>
       <w:r>
-        <w:t> (secreto HMAC) almacenada en Vault (</w:t>
-      </w:r>
-      <w:proofErr w:type="spellStart"/>
-      <w:r>
-        <w:t>backend</w:t>
-      </w:r>
-      <w:proofErr w:type="spellEnd"/>
-      <w:r>
-        <w:t> </w:t>
-      </w:r>
-      <w:proofErr w:type="spellStart"/>
-      <w:r>
-        <w:t>kv</w:t>
-      </w:r>
-      <w:proofErr w:type="spellEnd"/>
-      <w:r>
-        <w:t>) y leída por el servicio de autenticación usando Spring Cloud Vault.</w:t>
+        <w:rPr>
+          <w:highlight w:val="red"/>
+        </w:rPr>
+        <w:t> (secreto HMAC) almacenada en Vault (backend kv) y leída por el servicio de autenticación usando Spring Cloud Vault.</w:t>
       </w:r>
     </w:p>
     <w:p>
@@ -8694,47 +7830,29 @@
           <w:ilvl w:val="0"/>
           <w:numId w:val="16"/>
         </w:numPr>
-      </w:pPr>
-      <w:r>
+        <w:rPr>
+          <w:highlight w:val="red"/>
+        </w:rPr>
+      </w:pPr>
+      <w:r>
+        <w:rPr>
+          <w:highlight w:val="red"/>
+        </w:rPr>
         <w:t>El secreto </w:t>
       </w:r>
       <w:r>
         <w:rPr>
           <w:b/>
           <w:bCs/>
+          <w:highlight w:val="red"/>
         </w:rPr>
         <w:t>no debe aparecer</w:t>
       </w:r>
       <w:r>
-        <w:t> en ningún </w:t>
-      </w:r>
-      <w:proofErr w:type="spellStart"/>
-      <w:proofErr w:type="gramStart"/>
-      <w:r>
-        <w:t>application.yaml</w:t>
-      </w:r>
-      <w:proofErr w:type="spellEnd"/>
-      <w:proofErr w:type="gramEnd"/>
-      <w:r>
-        <w:t>, </w:t>
-      </w:r>
-      <w:proofErr w:type="spellStart"/>
-      <w:proofErr w:type="gramStart"/>
-      <w:r>
-        <w:t>bootstrap.yaml</w:t>
-      </w:r>
-      <w:proofErr w:type="spellEnd"/>
-      <w:proofErr w:type="gramEnd"/>
-      <w:r>
-        <w:t xml:space="preserve">, archivo de configuración del </w:t>
-      </w:r>
-      <w:proofErr w:type="spellStart"/>
-      <w:r>
-        <w:t>Config</w:t>
-      </w:r>
-      <w:proofErr w:type="spellEnd"/>
-      <w:r>
-        <w:t xml:space="preserve"> Server ni en código fuente. Su ausencia es verificable.</w:t>
+        <w:rPr>
+          <w:highlight w:val="red"/>
+        </w:rPr>
+        <w:t> en ningún application.yaml, bootstrap.yaml, archivo de configuración del Config Server ni en código fuente. Su ausencia es verificable.</w:t>
       </w:r>
     </w:p>
     <w:p>
@@ -8743,27 +7861,15 @@
           <w:ilvl w:val="0"/>
           <w:numId w:val="16"/>
         </w:numPr>
-      </w:pPr>
-      <w:r>
-        <w:t>Configuración de Spring Cloud Vault en el </w:t>
-      </w:r>
-      <w:proofErr w:type="spellStart"/>
-      <w:proofErr w:type="gramStart"/>
-      <w:r>
-        <w:t>bootstrap.yaml</w:t>
-      </w:r>
-      <w:proofErr w:type="spellEnd"/>
-      <w:proofErr w:type="gramEnd"/>
-      <w:r>
-        <w:t xml:space="preserve"> del servicio cliente: dirección de Vault, token de acceso, </w:t>
-      </w:r>
-      <w:proofErr w:type="spellStart"/>
-      <w:r>
-        <w:t>backend</w:t>
-      </w:r>
-      <w:proofErr w:type="spellEnd"/>
-      <w:r>
-        <w:t xml:space="preserve"> y ruta del secreto.</w:t>
+        <w:rPr>
+          <w:highlight w:val="red"/>
+        </w:rPr>
+      </w:pPr>
+      <w:r>
+        <w:rPr>
+          <w:highlight w:val="red"/>
+        </w:rPr>
+        <w:t>Configuración de Spring Cloud Vault en el bootstrap.yaml del servicio cliente: dirección de Vault, token de acceso, backend y ruta del secreto.</w:t>
       </w:r>
     </w:p>
     <w:p>
@@ -8992,17 +8098,7 @@
           <w:p>
             <w:r>
               <w:lastRenderedPageBreak/>
-              <w:t>Configuración de Spring Cloud Vault en </w:t>
-            </w:r>
-            <w:proofErr w:type="spellStart"/>
-            <w:proofErr w:type="gramStart"/>
-            <w:r>
-              <w:t>bootstrap.yaml</w:t>
-            </w:r>
-            <w:proofErr w:type="spellEnd"/>
-            <w:proofErr w:type="gramEnd"/>
-            <w:r>
-              <w:t> correcta y completa</w:t>
+              <w:t>Configuración de Spring Cloud Vault en bootstrap.yaml correcta y completa</w:t>
             </w:r>
           </w:p>
         </w:tc>
@@ -9052,23 +8148,7 @@
           <w:b/>
           <w:bCs/>
         </w:rPr>
-        <w:t xml:space="preserve">Sección 15: Patrones de Resiliencia — </w:t>
-      </w:r>
-      <w:proofErr w:type="spellStart"/>
-      <w:r>
-        <w:rPr>
-          <w:b/>
-          <w:bCs/>
-        </w:rPr>
-        <w:t>Circuit</w:t>
-      </w:r>
-      <w:proofErr w:type="spellEnd"/>
-      <w:r>
-        <w:rPr>
-          <w:b/>
-          <w:bCs/>
-        </w:rPr>
-        <w:t xml:space="preserve"> Breaker (15 puntos)</w:t>
+        <w:t>Sección 15: Patrones de Resiliencia — Circuit Breaker (15 puntos)</w:t>
       </w:r>
     </w:p>
     <w:p>
@@ -9080,15 +8160,7 @@
         <w:t>Qué se evalúa:</w:t>
       </w:r>
       <w:r>
-        <w:t xml:space="preserve"> Resiliencia en la comunicación </w:t>
-      </w:r>
-      <w:proofErr w:type="spellStart"/>
-      <w:r>
-        <w:t>inter-servicio</w:t>
-      </w:r>
-      <w:proofErr w:type="spellEnd"/>
-      <w:r>
-        <w:t xml:space="preserve"> con Resilience4j.</w:t>
+        <w:t> Resiliencia en la comunicación inter-servicio con Resilience4j.</w:t>
       </w:r>
     </w:p>
     <w:p>
@@ -9139,31 +8211,7 @@
         <w:t>1 método</w:t>
       </w:r>
       <w:r>
-        <w:t xml:space="preserve"> de comunicación </w:t>
-      </w:r>
-      <w:proofErr w:type="spellStart"/>
-      <w:r>
-        <w:t>inter-servicio</w:t>
-      </w:r>
-      <w:proofErr w:type="spellEnd"/>
-      <w:r>
-        <w:t>, con un método </w:t>
-      </w:r>
-      <w:proofErr w:type="spellStart"/>
-      <w:r>
-        <w:t>fallback</w:t>
-      </w:r>
-      <w:proofErr w:type="spellEnd"/>
-      <w:r>
-        <w:t xml:space="preserve"> que retorne una respuesta degradada pero funcional. El </w:t>
-      </w:r>
-      <w:proofErr w:type="spellStart"/>
-      <w:r>
-        <w:t>fallback</w:t>
-      </w:r>
-      <w:proofErr w:type="spellEnd"/>
-      <w:r>
-        <w:t xml:space="preserve"> no puede lanzar una excepción genérica.</w:t>
+        <w:t> de comunicación inter-servicio, con un método fallback que retorne una respuesta degradada pero funcional. El fallback no puede lanzar una excepción genérica.</w:t>
       </w:r>
     </w:p>
     <w:p>
@@ -9174,17 +8222,7 @@
         </w:numPr>
       </w:pPr>
       <w:r>
-        <w:t>Configuración en </w:t>
-      </w:r>
-      <w:proofErr w:type="spellStart"/>
-      <w:proofErr w:type="gramStart"/>
-      <w:r>
-        <w:t>application.yaml</w:t>
-      </w:r>
-      <w:proofErr w:type="spellEnd"/>
-      <w:proofErr w:type="gramEnd"/>
-      <w:r>
-        <w:t>:</w:t>
+        <w:t>Configuración en application.yaml:</w:t>
       </w:r>
     </w:p>
     <w:p>
@@ -9194,13 +8232,8 @@
           <w:numId w:val="17"/>
         </w:numPr>
       </w:pPr>
-      <w:proofErr w:type="spellStart"/>
-      <w:r>
-        <w:t>failureRateThreshold</w:t>
-      </w:r>
-      <w:proofErr w:type="spellEnd"/>
-      <w:r>
-        <w:t>: porcentaje de fallos que abre el circuito.</w:t>
+      <w:r>
+        <w:t>failureRateThreshold: porcentaje de fallos que abre el circuito.</w:t>
       </w:r>
     </w:p>
     <w:p>
@@ -9210,13 +8243,8 @@
           <w:numId w:val="17"/>
         </w:numPr>
       </w:pPr>
-      <w:proofErr w:type="spellStart"/>
-      <w:r>
-        <w:t>waitDurationInOpenState</w:t>
-      </w:r>
-      <w:proofErr w:type="spellEnd"/>
-      <w:r>
-        <w:t>: tiempo en estado abierto antes de pasar a Half-Open.</w:t>
+      <w:r>
+        <w:t>waitDurationInOpenState: tiempo en estado abierto antes de pasar a Half-Open.</w:t>
       </w:r>
     </w:p>
     <w:p>
@@ -9226,13 +8254,8 @@
           <w:numId w:val="17"/>
         </w:numPr>
       </w:pPr>
-      <w:proofErr w:type="spellStart"/>
-      <w:r>
-        <w:t>slidingWindowSize</w:t>
-      </w:r>
-      <w:proofErr w:type="spellEnd"/>
-      <w:r>
-        <w:t>: número de llamadas evaluadas.</w:t>
+      <w:r>
+        <w:t>slidingWindowSize: número de llamadas evaluadas.</w:t>
       </w:r>
     </w:p>
     <w:p>
@@ -9253,15 +8276,7 @@
         <w:t>1 patrón adicional</w:t>
       </w:r>
       <w:r>
-        <w:t xml:space="preserve">: @Retry con </w:t>
-      </w:r>
-      <w:proofErr w:type="spellStart"/>
-      <w:r>
-        <w:t>backoff</w:t>
-      </w:r>
-      <w:proofErr w:type="spellEnd"/>
-      <w:r>
-        <w:t xml:space="preserve"> configurable, @RateLimiter o @TimeLimiter.</w:t>
+        <w:t>: @Retry con backoff configurable, @RateLimiter o @TimeLimiter.</w:t>
       </w:r>
     </w:p>
     <w:p>
@@ -9271,29 +8286,8 @@
           <w:numId w:val="17"/>
         </w:numPr>
       </w:pPr>
-      <w:proofErr w:type="spellStart"/>
-      <w:r>
-        <w:t>Endpoint</w:t>
-      </w:r>
-      <w:proofErr w:type="spellEnd"/>
-      <w:r>
-        <w:t> /</w:t>
-      </w:r>
-      <w:proofErr w:type="spellStart"/>
-      <w:r>
-        <w:t>actuator</w:t>
-      </w:r>
-      <w:proofErr w:type="spellEnd"/>
-      <w:r>
-        <w:t>/</w:t>
-      </w:r>
-      <w:proofErr w:type="spellStart"/>
-      <w:r>
-        <w:t>circuitbreakers</w:t>
-      </w:r>
-      <w:proofErr w:type="spellEnd"/>
-      <w:r>
-        <w:t> accesible en el servicio configurado.</w:t>
+      <w:r>
+        <w:t>Endpoint /actuator/circuitbreakers accesible en el servicio configurado.</w:t>
       </w:r>
     </w:p>
     <w:p>
@@ -9417,21 +8411,8 @@
           </w:tcPr>
           <w:p>
             <w:r>
-              <w:t>@CircuitBreaker con </w:t>
-            </w:r>
-            <w:proofErr w:type="spellStart"/>
-            <w:r>
-              <w:t>fallback</w:t>
-            </w:r>
-            <w:proofErr w:type="spellEnd"/>
-            <w:r>
-              <w:t xml:space="preserve"> funcional aplicado en al menos 1 llamada </w:t>
-            </w:r>
-            <w:proofErr w:type="spellStart"/>
-            <w:r>
-              <w:t>inter-servicio</w:t>
-            </w:r>
-            <w:proofErr w:type="spellEnd"/>
+              <w:t>@CircuitBreaker con fallback funcional aplicado en al menos 1 llamada inter-servicio</w:t>
+            </w:r>
           </w:p>
         </w:tc>
         <w:tc>
@@ -9482,15 +8463,7 @@
           </w:tcPr>
           <w:p>
             <w:r>
-              <w:t>Configuración completa en </w:t>
-            </w:r>
-            <w:proofErr w:type="gramStart"/>
-            <w:r>
-              <w:t>application.yaml</w:t>
-            </w:r>
-            <w:proofErr w:type="gramEnd"/>
-            <w:r>
-              <w:t>: failureRateThreshold, waitDurationInOpenState, slidingWindowSize</w:t>
+              <w:t>Configuración completa en application.yaml: failureRateThreshold, waitDurationInOpenState, slidingWindowSize</w:t>
             </w:r>
           </w:p>
         </w:tc>
@@ -9594,23 +8567,7 @@
           </w:tcPr>
           <w:p>
             <w:r>
-              <w:t>/</w:t>
-            </w:r>
-            <w:proofErr w:type="spellStart"/>
-            <w:r>
-              <w:t>actuator</w:t>
-            </w:r>
-            <w:proofErr w:type="spellEnd"/>
-            <w:r>
-              <w:t>/</w:t>
-            </w:r>
-            <w:proofErr w:type="spellStart"/>
-            <w:r>
-              <w:t>circuitbreakers</w:t>
-            </w:r>
-            <w:proofErr w:type="spellEnd"/>
-            <w:r>
-              <w:t> accesible y muestra el estado actual</w:t>
+              <w:t>/actuator/circuitbreakers accesible y muestra el estado actual</w:t>
             </w:r>
           </w:p>
         </w:tc>
@@ -9700,26 +8657,40 @@
           <w:b/>
           <w:bCs/>
         </w:rPr>
-        <w:t xml:space="preserve">1 llamada </w:t>
-      </w:r>
-      <w:proofErr w:type="spellStart"/>
-      <w:r>
-        <w:rPr>
-          <w:b/>
-          <w:bCs/>
-        </w:rPr>
-        <w:t>inter-servicio</w:t>
-      </w:r>
-      <w:proofErr w:type="spellEnd"/>
-      <w:r>
-        <w:rPr>
-          <w:b/>
-          <w:bCs/>
-        </w:rPr>
-        <w:t xml:space="preserve"> real</w:t>
-      </w:r>
-      <w:r>
-        <w:t> implementada (por ejemplo: el servicio de paquetes consulta al servicio de clientes para verificar que el remitente existe antes de registrar el paquete).</w:t>
+        <w:t>1 llamada inter-servicio real</w:t>
+      </w:r>
+      <w:r>
+        <w:t> implementada (por ejemplo: el servicio</w:t>
+      </w:r>
+      <w:r>
+        <w:t xml:space="preserve"> de asignar una persona a una unidad </w:t>
+      </w:r>
+      <w:r>
+        <w:t xml:space="preserve">consulta al servicio de </w:t>
+      </w:r>
+      <w:r>
+        <w:t xml:space="preserve">personas </w:t>
+      </w:r>
+      <w:r>
+        <w:t xml:space="preserve">para verificar que </w:t>
+      </w:r>
+      <w:r>
+        <w:t>la</w:t>
+      </w:r>
+      <w:r>
+        <w:t xml:space="preserve"> </w:t>
+      </w:r>
+      <w:r>
+        <w:t xml:space="preserve">persona </w:t>
+      </w:r>
+      <w:r>
+        <w:t xml:space="preserve">existe antes de registrar </w:t>
+      </w:r>
+      <w:r>
+        <w:t>la relación</w:t>
+      </w:r>
+      <w:r>
+        <w:t>).</w:t>
       </w:r>
     </w:p>
     <w:p>
@@ -9887,15 +8858,7 @@
           </w:tcPr>
           <w:p>
             <w:r>
-              <w:t xml:space="preserve">Al menos 1 llamada </w:t>
-            </w:r>
-            <w:proofErr w:type="spellStart"/>
-            <w:r>
-              <w:t>inter-servicio</w:t>
-            </w:r>
-            <w:proofErr w:type="spellEnd"/>
-            <w:r>
-              <w:t xml:space="preserve"> real implementada y funcionando</w:t>
+              <w:t>Al menos 1 llamada inter-servicio real implementada y funcionando</w:t>
             </w:r>
           </w:p>
         </w:tc>
@@ -10054,15 +9017,7 @@
     </w:p>
     <w:p>
       <w:r>
-        <w:t>Todos los </w:t>
-      </w:r>
-      <w:proofErr w:type="spellStart"/>
-      <w:r>
-        <w:t>curl</w:t>
-      </w:r>
-      <w:proofErr w:type="spellEnd"/>
-      <w:r>
-        <w:t> van dirigidos al </w:t>
+        <w:t>Todos los curl van dirigidos al </w:t>
       </w:r>
       <w:r>
         <w:rPr>
@@ -10072,15 +9027,7 @@
         <w:t>API Gateway</w:t>
       </w:r>
       <w:r>
-        <w:t xml:space="preserve"> (localhost:8080), nunca directamente a los microservicios. Adapta las rutas al diseño que hayas implementado; si cambias alguna ruta, documéntala en el README.md. Reemplaza TOKEN por el JWT obtenido en el caso de </w:t>
-      </w:r>
-      <w:proofErr w:type="spellStart"/>
-      <w:r>
-        <w:t>login</w:t>
-      </w:r>
-      <w:proofErr w:type="spellEnd"/>
-      <w:r>
-        <w:t>. Reemplaza {id} por el UUID real del recurso.</w:t>
+        <w:t> (localhost:8080), nunca directamente a los microservicios. Adapta las rutas al diseño que hayas implementado; si cambias alguna ruta, documéntala en el README.md. Reemplaza TOKEN por el JWT obtenido en el caso de login. Reemplaza {id} por el UUID real del recurso.</w:t>
       </w:r>
     </w:p>
     <w:p>
@@ -10115,86 +9062,23 @@
       </w:r>
     </w:p>
     <w:p>
-      <w:proofErr w:type="spellStart"/>
-      <w:r>
-        <w:t>curl</w:t>
-      </w:r>
-      <w:proofErr w:type="spellEnd"/>
-      <w:r>
-        <w:t xml:space="preserve"> -s -X POST http://localhost:8080/api/v1/auth/register \</w:t>
-      </w:r>
-    </w:p>
-    <w:p>
-      <w:r>
-        <w:t xml:space="preserve">  -H "Content-</w:t>
-      </w:r>
-      <w:proofErr w:type="spellStart"/>
-      <w:r>
-        <w:t>Type</w:t>
-      </w:r>
-      <w:proofErr w:type="spellEnd"/>
-      <w:r>
-        <w:t xml:space="preserve">: </w:t>
-      </w:r>
-      <w:proofErr w:type="spellStart"/>
-      <w:r>
-        <w:t>application</w:t>
-      </w:r>
-      <w:proofErr w:type="spellEnd"/>
-      <w:r>
-        <w:t>/</w:t>
-      </w:r>
-      <w:proofErr w:type="spellStart"/>
-      <w:r>
-        <w:t>json</w:t>
-      </w:r>
-      <w:proofErr w:type="spellEnd"/>
-      <w:r>
-        <w:t>" \</w:t>
-      </w:r>
-    </w:p>
-    <w:p>
-      <w:r>
-        <w:t xml:space="preserve">  -d '{"</w:t>
-      </w:r>
-      <w:proofErr w:type="spellStart"/>
-      <w:r>
-        <w:t>nombre":"Carlos</w:t>
-      </w:r>
-      <w:proofErr w:type="spellEnd"/>
-      <w:r>
-        <w:t xml:space="preserve"> Quispe","email":"carlos@rapidocourier.pe","password":"Segura123!","role":"OPERADOR"}' | </w:t>
-      </w:r>
-      <w:proofErr w:type="spellStart"/>
-      <w:proofErr w:type="gramStart"/>
-      <w:r>
-        <w:t>jq</w:t>
-      </w:r>
-      <w:proofErr w:type="spellEnd"/>
-      <w:r>
-        <w:t xml:space="preserve"> .</w:t>
-      </w:r>
-      <w:proofErr w:type="gramEnd"/>
-    </w:p>
-    <w:p>
-      <w:r>
-        <w:t xml:space="preserve">Esperado: 201 </w:t>
-      </w:r>
-      <w:proofErr w:type="spellStart"/>
-      <w:r>
-        <w:t>Created</w:t>
-      </w:r>
-      <w:proofErr w:type="spellEnd"/>
-      <w:r>
-        <w:t> — </w:t>
-      </w:r>
-      <w:proofErr w:type="spellStart"/>
-      <w:r>
-        <w:t>success</w:t>
-      </w:r>
-      <w:proofErr w:type="spellEnd"/>
-      <w:r>
-        <w:t>: true, JWT en data.</w:t>
+      <w:r>
+        <w:t>curl -s -X POST http://localhost:8080/api/v1/auth/register \</w:t>
+      </w:r>
+    </w:p>
+    <w:p>
+      <w:r>
+        <w:t xml:space="preserve">  -H "Content-Type: application/json" \</w:t>
+      </w:r>
+    </w:p>
+    <w:p>
+      <w:r>
+        <w:t xml:space="preserve">  -d '{"nombre":"Carlos Quispe","email":"carlos@rapidocourier.pe","password":"Segura123!","role":"OPERADOR"}' | jq .</w:t>
+      </w:r>
+    </w:p>
+    <w:p>
+      <w:r>
+        <w:t>Esperado: 201 Created — success: true, JWT en data.</w:t>
       </w:r>
     </w:p>
     <w:p>
@@ -10207,71 +9091,24 @@
       </w:r>
     </w:p>
     <w:p>
-      <w:proofErr w:type="spellStart"/>
-      <w:r>
-        <w:t>curl</w:t>
-      </w:r>
-      <w:proofErr w:type="spellEnd"/>
-      <w:r>
-        <w:t xml:space="preserve"> -s -X POST http://localhost:8080/api/v1/auth/login \</w:t>
+      <w:r>
+        <w:t>curl -s -X POST http://localhost:8080/api/v1/auth/login \</w:t>
       </w:r>
     </w:p>
     <w:p>
       <w:r>
         <w:lastRenderedPageBreak/>
-        <w:t xml:space="preserve">  -H "Content-</w:t>
-      </w:r>
-      <w:proofErr w:type="spellStart"/>
-      <w:r>
-        <w:t>Type</w:t>
-      </w:r>
-      <w:proofErr w:type="spellEnd"/>
-      <w:r>
-        <w:t xml:space="preserve">: </w:t>
-      </w:r>
-      <w:proofErr w:type="spellStart"/>
-      <w:r>
-        <w:t>application</w:t>
-      </w:r>
-      <w:proofErr w:type="spellEnd"/>
-      <w:r>
-        <w:t>/</w:t>
-      </w:r>
-      <w:proofErr w:type="spellStart"/>
-      <w:r>
-        <w:t>json</w:t>
-      </w:r>
-      <w:proofErr w:type="spellEnd"/>
-      <w:r>
-        <w:t>" \</w:t>
-      </w:r>
-    </w:p>
-    <w:p>
-      <w:r>
-        <w:t xml:space="preserve">  -d '{"email":"carlos@rapidocourier.pe","password":"Segura123!"}' | </w:t>
-      </w:r>
-      <w:proofErr w:type="spellStart"/>
-      <w:proofErr w:type="gramStart"/>
-      <w:r>
-        <w:t>jq</w:t>
-      </w:r>
-      <w:proofErr w:type="spellEnd"/>
-      <w:r>
-        <w:t xml:space="preserve"> .</w:t>
-      </w:r>
-      <w:proofErr w:type="gramEnd"/>
-    </w:p>
-    <w:p>
-      <w:r>
-        <w:t>Esperado: 200 OK — </w:t>
-      </w:r>
-      <w:proofErr w:type="spellStart"/>
-      <w:r>
-        <w:t>success</w:t>
-      </w:r>
-      <w:proofErr w:type="spellEnd"/>
-      <w:r>
-        <w:t>: true, JWT válido en data.</w:t>
+        <w:t xml:space="preserve">  -H "Content-Type: application/json" \</w:t>
+      </w:r>
+    </w:p>
+    <w:p>
+      <w:r>
+        <w:t xml:space="preserve">  -d '{"email":"carlos@rapidocourier.pe","password":"Segura123!"}' | jq .</w:t>
+      </w:r>
+    </w:p>
+    <w:p>
+      <w:r>
+        <w:t>Esperado: 200 OK — success: true, JWT válido en data.</w:t>
       </w:r>
     </w:p>
     <w:p>
@@ -10284,86 +9121,23 @@
       </w:r>
     </w:p>
     <w:p>
-      <w:proofErr w:type="spellStart"/>
-      <w:r>
-        <w:t>curl</w:t>
-      </w:r>
-      <w:proofErr w:type="spellEnd"/>
-      <w:r>
-        <w:t xml:space="preserve"> -s -X POST http://localhost:8080/api/v1/auth/login \</w:t>
-      </w:r>
-    </w:p>
-    <w:p>
-      <w:r>
-        <w:t xml:space="preserve">  -H "Content-</w:t>
-      </w:r>
-      <w:proofErr w:type="spellStart"/>
-      <w:r>
-        <w:t>Type</w:t>
-      </w:r>
-      <w:proofErr w:type="spellEnd"/>
-      <w:r>
-        <w:t xml:space="preserve">: </w:t>
-      </w:r>
-      <w:proofErr w:type="spellStart"/>
-      <w:r>
-        <w:t>application</w:t>
-      </w:r>
-      <w:proofErr w:type="spellEnd"/>
-      <w:r>
-        <w:t>/</w:t>
-      </w:r>
-      <w:proofErr w:type="spellStart"/>
-      <w:r>
-        <w:t>json</w:t>
-      </w:r>
-      <w:proofErr w:type="spellEnd"/>
-      <w:r>
-        <w:t>" \</w:t>
-      </w:r>
-    </w:p>
-    <w:p>
-      <w:r>
-        <w:t xml:space="preserve">  -d '{"email":"carlos@rapidocourier.pe","</w:t>
-      </w:r>
-      <w:proofErr w:type="spellStart"/>
-      <w:r>
-        <w:t>password</w:t>
-      </w:r>
-      <w:proofErr w:type="spellEnd"/>
-      <w:r>
-        <w:t xml:space="preserve">":"incorrecta"}' | </w:t>
-      </w:r>
-      <w:proofErr w:type="spellStart"/>
-      <w:proofErr w:type="gramStart"/>
-      <w:r>
-        <w:t>jq</w:t>
-      </w:r>
-      <w:proofErr w:type="spellEnd"/>
-      <w:r>
-        <w:t xml:space="preserve"> .</w:t>
-      </w:r>
-      <w:proofErr w:type="gramEnd"/>
-    </w:p>
-    <w:p>
-      <w:r>
-        <w:t xml:space="preserve">Esperado: 401 </w:t>
-      </w:r>
-      <w:proofErr w:type="spellStart"/>
-      <w:r>
-        <w:t>Unauthorized</w:t>
-      </w:r>
-      <w:proofErr w:type="spellEnd"/>
-      <w:r>
-        <w:t> — </w:t>
-      </w:r>
-      <w:proofErr w:type="spellStart"/>
-      <w:r>
-        <w:t>success</w:t>
-      </w:r>
-      <w:proofErr w:type="spellEnd"/>
-      <w:r>
-        <w:t>: false.</w:t>
+      <w:r>
+        <w:t>curl -s -X POST http://localhost:8080/api/v1/auth/login \</w:t>
+      </w:r>
+    </w:p>
+    <w:p>
+      <w:r>
+        <w:t xml:space="preserve">  -H "Content-Type: application/json" \</w:t>
+      </w:r>
+    </w:p>
+    <w:p>
+      <w:r>
+        <w:t xml:space="preserve">  -d '{"email":"carlos@rapidocourier.pe","password":"incorrecta"}' | jq .</w:t>
+      </w:r>
+    </w:p>
+    <w:p>
+      <w:r>
+        <w:t>Esperado: 401 Unauthorized — success: false.</w:t>
       </w:r>
     </w:p>
     <w:p>
@@ -10398,91 +9172,28 @@
       </w:r>
     </w:p>
     <w:p>
-      <w:proofErr w:type="spellStart"/>
-      <w:r>
-        <w:t>curl</w:t>
-      </w:r>
-      <w:proofErr w:type="spellEnd"/>
-      <w:r>
-        <w:t xml:space="preserve"> -s -X POST http://localhost:8080/api/v1/clientes \</w:t>
-      </w:r>
-    </w:p>
-    <w:p>
-      <w:r>
-        <w:t xml:space="preserve">  -H "Content-</w:t>
-      </w:r>
-      <w:proofErr w:type="spellStart"/>
-      <w:r>
-        <w:t>Type</w:t>
-      </w:r>
-      <w:proofErr w:type="spellEnd"/>
-      <w:r>
-        <w:t xml:space="preserve">: </w:t>
-      </w:r>
-      <w:proofErr w:type="spellStart"/>
-      <w:r>
-        <w:t>application</w:t>
-      </w:r>
-      <w:proofErr w:type="spellEnd"/>
-      <w:r>
-        <w:t>/</w:t>
-      </w:r>
-      <w:proofErr w:type="spellStart"/>
-      <w:r>
-        <w:t>json</w:t>
-      </w:r>
-      <w:proofErr w:type="spellEnd"/>
-      <w:r>
-        <w:t>" \</w:t>
-      </w:r>
-    </w:p>
-    <w:p>
-      <w:r>
-        <w:t xml:space="preserve">  -H "</w:t>
-      </w:r>
-      <w:proofErr w:type="spellStart"/>
-      <w:r>
-        <w:t>Authorization</w:t>
-      </w:r>
-      <w:proofErr w:type="spellEnd"/>
-      <w:r>
-        <w:t>: Bearer TOKEN" \</w:t>
-      </w:r>
-    </w:p>
-    <w:p>
-      <w:r>
-        <w:t xml:space="preserve">  -d '{"dni":"12345678","email":"ana.flores@correo.com","telefono":"987654321"}' | </w:t>
-      </w:r>
-      <w:proofErr w:type="spellStart"/>
-      <w:proofErr w:type="gramStart"/>
-      <w:r>
-        <w:t>jq</w:t>
-      </w:r>
-      <w:proofErr w:type="spellEnd"/>
-      <w:r>
-        <w:t xml:space="preserve"> .</w:t>
-      </w:r>
-      <w:proofErr w:type="gramEnd"/>
-    </w:p>
-    <w:p>
-      <w:r>
-        <w:t xml:space="preserve">Esperado: 201 </w:t>
-      </w:r>
-      <w:proofErr w:type="spellStart"/>
-      <w:r>
-        <w:t>Created</w:t>
-      </w:r>
-      <w:proofErr w:type="spellEnd"/>
-      <w:r>
-        <w:t xml:space="preserve"> — nombre completo obtenido de RENIEC visible en data; el campo nombre no estaba en el </w:t>
-      </w:r>
-      <w:proofErr w:type="spellStart"/>
-      <w:r>
-        <w:t>request</w:t>
-      </w:r>
-      <w:proofErr w:type="spellEnd"/>
-      <w:r>
-        <w:t>.</w:t>
+      <w:r>
+        <w:t>curl -s -X POST http://localhost:8080/api/v1/clientes \</w:t>
+      </w:r>
+    </w:p>
+    <w:p>
+      <w:r>
+        <w:t xml:space="preserve">  -H "Content-Type: application/json" \</w:t>
+      </w:r>
+    </w:p>
+    <w:p>
+      <w:r>
+        <w:t xml:space="preserve">  -H "Authorization: Bearer TOKEN" \</w:t>
+      </w:r>
+    </w:p>
+    <w:p>
+      <w:r>
+        <w:t xml:space="preserve">  -d '{"dni":"12345678","email":"ana.flores@correo.com","telefono":"987654321"}' | jq .</w:t>
+      </w:r>
+    </w:p>
+    <w:p>
+      <w:r>
+        <w:t>Esperado: 201 Created — nombre completo obtenido de RENIEC visible en data; el campo nombre no estaba en el request.</w:t>
       </w:r>
     </w:p>
     <w:p>
@@ -10495,91 +9206,28 @@
       </w:r>
     </w:p>
     <w:p>
-      <w:proofErr w:type="spellStart"/>
-      <w:r>
-        <w:t>curl</w:t>
-      </w:r>
-      <w:proofErr w:type="spellEnd"/>
-      <w:r>
-        <w:t xml:space="preserve"> -s -X POST http://localhost:8080/api/v1/clientes \</w:t>
-      </w:r>
-    </w:p>
-    <w:p>
-      <w:r>
-        <w:t xml:space="preserve">  -H "Content-</w:t>
-      </w:r>
-      <w:proofErr w:type="spellStart"/>
-      <w:r>
-        <w:t>Type</w:t>
-      </w:r>
-      <w:proofErr w:type="spellEnd"/>
-      <w:r>
-        <w:t xml:space="preserve">: </w:t>
-      </w:r>
-      <w:proofErr w:type="spellStart"/>
-      <w:r>
-        <w:t>application</w:t>
-      </w:r>
-      <w:proofErr w:type="spellEnd"/>
-      <w:r>
-        <w:t>/</w:t>
-      </w:r>
-      <w:proofErr w:type="spellStart"/>
-      <w:r>
-        <w:t>json</w:t>
-      </w:r>
-      <w:proofErr w:type="spellEnd"/>
-      <w:r>
-        <w:t>" \</w:t>
-      </w:r>
-    </w:p>
-    <w:p>
-      <w:r>
-        <w:t xml:space="preserve">  -H "</w:t>
-      </w:r>
-      <w:proofErr w:type="spellStart"/>
-      <w:r>
-        <w:t>Authorization</w:t>
-      </w:r>
-      <w:proofErr w:type="spellEnd"/>
-      <w:r>
-        <w:t>: Bearer TOKEN" \</w:t>
-      </w:r>
-    </w:p>
-    <w:p>
-      <w:r>
-        <w:t xml:space="preserve">  -d '{"dni":"87654321","email":"ana.flores@correo.com","telefono":"999888777"}' | </w:t>
-      </w:r>
-      <w:proofErr w:type="spellStart"/>
-      <w:proofErr w:type="gramStart"/>
-      <w:r>
-        <w:t>jq</w:t>
-      </w:r>
-      <w:proofErr w:type="spellEnd"/>
-      <w:r>
-        <w:t xml:space="preserve"> .</w:t>
-      </w:r>
-      <w:proofErr w:type="gramEnd"/>
-    </w:p>
-    <w:p>
-      <w:r>
-        <w:t xml:space="preserve">Esperado: 409 </w:t>
-      </w:r>
-      <w:proofErr w:type="spellStart"/>
-      <w:r>
-        <w:t>Conflict</w:t>
-      </w:r>
-      <w:proofErr w:type="spellEnd"/>
-      <w:r>
-        <w:t> — </w:t>
-      </w:r>
-      <w:proofErr w:type="spellStart"/>
-      <w:r>
-        <w:t>success</w:t>
-      </w:r>
-      <w:proofErr w:type="spellEnd"/>
-      <w:r>
-        <w:t>: false, mensaje indica email ya registrado.</w:t>
+      <w:r>
+        <w:t>curl -s -X POST http://localhost:8080/api/v1/clientes \</w:t>
+      </w:r>
+    </w:p>
+    <w:p>
+      <w:r>
+        <w:t xml:space="preserve">  -H "Content-Type: application/json" \</w:t>
+      </w:r>
+    </w:p>
+    <w:p>
+      <w:r>
+        <w:t xml:space="preserve">  -H "Authorization: Bearer TOKEN" \</w:t>
+      </w:r>
+    </w:p>
+    <w:p>
+      <w:r>
+        <w:t xml:space="preserve">  -d '{"dni":"87654321","email":"ana.flores@correo.com","telefono":"999888777"}' | jq .</w:t>
+      </w:r>
+    </w:p>
+    <w:p>
+      <w:r>
+        <w:t>Esperado: 409 Conflict — success: false, mensaje indica email ya registrado.</w:t>
       </w:r>
     </w:p>
     <w:p>
@@ -10592,91 +9240,28 @@
       </w:r>
     </w:p>
     <w:p>
-      <w:proofErr w:type="spellStart"/>
-      <w:r>
-        <w:t>curl</w:t>
-      </w:r>
-      <w:proofErr w:type="spellEnd"/>
-      <w:r>
-        <w:t xml:space="preserve"> -s -X POST http://localhost:8080/api/v1/clientes \</w:t>
-      </w:r>
-    </w:p>
-    <w:p>
-      <w:r>
-        <w:t xml:space="preserve">  -H "Content-</w:t>
-      </w:r>
-      <w:proofErr w:type="spellStart"/>
-      <w:r>
-        <w:t>Type</w:t>
-      </w:r>
-      <w:proofErr w:type="spellEnd"/>
-      <w:r>
-        <w:t xml:space="preserve">: </w:t>
-      </w:r>
-      <w:proofErr w:type="spellStart"/>
-      <w:r>
-        <w:t>application</w:t>
-      </w:r>
-      <w:proofErr w:type="spellEnd"/>
-      <w:r>
-        <w:t>/</w:t>
-      </w:r>
-      <w:proofErr w:type="spellStart"/>
-      <w:r>
-        <w:t>json</w:t>
-      </w:r>
-      <w:proofErr w:type="spellEnd"/>
-      <w:r>
-        <w:t>" \</w:t>
-      </w:r>
-    </w:p>
-    <w:p>
-      <w:r>
-        <w:t xml:space="preserve">  -H "</w:t>
-      </w:r>
-      <w:proofErr w:type="spellStart"/>
-      <w:r>
-        <w:t>Authorization</w:t>
-      </w:r>
-      <w:proofErr w:type="spellEnd"/>
-      <w:r>
-        <w:t>: Bearer TOKEN" \</w:t>
-      </w:r>
-    </w:p>
-    <w:p>
-      <w:r>
-        <w:t xml:space="preserve">  -d '{"dni":"123","email":"correo-invalido","telefono":""}' | </w:t>
-      </w:r>
-      <w:proofErr w:type="spellStart"/>
-      <w:proofErr w:type="gramStart"/>
-      <w:r>
-        <w:t>jq</w:t>
-      </w:r>
-      <w:proofErr w:type="spellEnd"/>
-      <w:r>
-        <w:t xml:space="preserve"> .</w:t>
-      </w:r>
-      <w:proofErr w:type="gramEnd"/>
-    </w:p>
-    <w:p>
-      <w:r>
-        <w:t xml:space="preserve">Esperado: 400 Bad </w:t>
-      </w:r>
-      <w:proofErr w:type="spellStart"/>
-      <w:r>
-        <w:t>Request</w:t>
-      </w:r>
-      <w:proofErr w:type="spellEnd"/>
-      <w:r>
-        <w:t> — </w:t>
-      </w:r>
-      <w:proofErr w:type="spellStart"/>
-      <w:r>
-        <w:t>success</w:t>
-      </w:r>
-      <w:proofErr w:type="spellEnd"/>
-      <w:r>
-        <w:t>: false, data con mapa de errores agrupado por campo.</w:t>
+      <w:r>
+        <w:t>curl -s -X POST http://localhost:8080/api/v1/clientes \</w:t>
+      </w:r>
+    </w:p>
+    <w:p>
+      <w:r>
+        <w:t xml:space="preserve">  -H "Content-Type: application/json" \</w:t>
+      </w:r>
+    </w:p>
+    <w:p>
+      <w:r>
+        <w:t xml:space="preserve">  -H "Authorization: Bearer TOKEN" \</w:t>
+      </w:r>
+    </w:p>
+    <w:p>
+      <w:r>
+        <w:t xml:space="preserve">  -d '{"dni":"123","email":"correo-invalido","telefono":""}' | jq .</w:t>
+      </w:r>
+    </w:p>
+    <w:p>
+      <w:r>
+        <w:t>Esperado: 400 Bad Request — success: false, data con mapa de errores agrupado por campo.</w:t>
       </w:r>
     </w:p>
     <w:p>
@@ -10712,55 +9297,18 @@
       </w:r>
     </w:p>
     <w:p>
-      <w:proofErr w:type="spellStart"/>
-      <w:r>
-        <w:t>curl</w:t>
-      </w:r>
-      <w:proofErr w:type="spellEnd"/>
-      <w:r>
-        <w:t xml:space="preserve"> -s -X POST http://localhost:8080/api/v1/paquetes \</w:t>
-      </w:r>
-    </w:p>
-    <w:p>
-      <w:r>
-        <w:t xml:space="preserve">  -H "Content-</w:t>
-      </w:r>
-      <w:proofErr w:type="spellStart"/>
-      <w:r>
-        <w:t>Type</w:t>
-      </w:r>
-      <w:proofErr w:type="spellEnd"/>
-      <w:r>
-        <w:t xml:space="preserve">: </w:t>
-      </w:r>
-      <w:proofErr w:type="spellStart"/>
-      <w:r>
-        <w:t>application</w:t>
-      </w:r>
-      <w:proofErr w:type="spellEnd"/>
-      <w:r>
-        <w:t>/</w:t>
-      </w:r>
-      <w:proofErr w:type="spellStart"/>
-      <w:r>
-        <w:t>json</w:t>
-      </w:r>
-      <w:proofErr w:type="spellEnd"/>
-      <w:r>
-        <w:t>" \</w:t>
-      </w:r>
-    </w:p>
-    <w:p>
-      <w:r>
-        <w:t xml:space="preserve">  -H "</w:t>
-      </w:r>
-      <w:proofErr w:type="spellStart"/>
-      <w:r>
-        <w:t>Authorization</w:t>
-      </w:r>
-      <w:proofErr w:type="spellEnd"/>
-      <w:r>
-        <w:t>: Bearer TOKEN" \</w:t>
+      <w:r>
+        <w:t>curl -s -X POST http://localhost:8080/api/v1/paquetes \</w:t>
+      </w:r>
+    </w:p>
+    <w:p>
+      <w:r>
+        <w:t xml:space="preserve">  -H "Content-Type: application/json" \</w:t>
+      </w:r>
+    </w:p>
+    <w:p>
+      <w:r>
+        <w:t xml:space="preserve">  -H "Authorization: Bearer TOKEN" \</w:t>
       </w:r>
     </w:p>
     <w:p>
@@ -10770,15 +9318,7 @@
     </w:p>
     <w:p>
       <w:r>
-        <w:t xml:space="preserve">    "</w:t>
-      </w:r>
-      <w:proofErr w:type="spellStart"/>
-      <w:r>
-        <w:t>descripcion</w:t>
-      </w:r>
-      <w:proofErr w:type="spellEnd"/>
-      <w:r>
-        <w:t>":"Documentos legales",</w:t>
+        <w:t xml:space="preserve">    "descripcion":"Documentos legales",</w:t>
       </w:r>
     </w:p>
     <w:p>
@@ -10793,28 +9333,12 @@
     </w:p>
     <w:p>
       <w:r>
-        <w:t xml:space="preserve">    "</w:t>
-      </w:r>
-      <w:proofErr w:type="spellStart"/>
-      <w:r>
-        <w:t>sucursalOrigen</w:t>
-      </w:r>
-      <w:proofErr w:type="spellEnd"/>
-      <w:r>
-        <w:t>":"Lima",</w:t>
-      </w:r>
-    </w:p>
-    <w:p>
-      <w:r>
-        <w:t xml:space="preserve">    "</w:t>
-      </w:r>
-      <w:proofErr w:type="spellStart"/>
-      <w:r>
-        <w:t>sucursalDestino</w:t>
-      </w:r>
-      <w:proofErr w:type="spellEnd"/>
-      <w:r>
-        <w:t>":"Arequipa",</w:t>
+        <w:t xml:space="preserve">    "sucursalOrigen":"Lima",</w:t>
+      </w:r>
+    </w:p>
+    <w:p>
+      <w:r>
+        <w:t xml:space="preserve">    "sucursalDestino":"Arequipa",</w:t>
       </w:r>
     </w:p>
     <w:p>
@@ -10829,30 +9353,12 @@
     </w:p>
     <w:p>
       <w:r>
-        <w:t xml:space="preserve">  }' | </w:t>
-      </w:r>
-      <w:proofErr w:type="spellStart"/>
-      <w:proofErr w:type="gramStart"/>
-      <w:r>
-        <w:t>jq</w:t>
-      </w:r>
-      <w:proofErr w:type="spellEnd"/>
-      <w:r>
-        <w:t xml:space="preserve"> .</w:t>
-      </w:r>
-      <w:proofErr w:type="gramEnd"/>
-    </w:p>
-    <w:p>
-      <w:r>
-        <w:t xml:space="preserve">Esperado: 201 </w:t>
-      </w:r>
-      <w:proofErr w:type="spellStart"/>
-      <w:r>
-        <w:t>Created</w:t>
-      </w:r>
-      <w:proofErr w:type="spellEnd"/>
-      <w:r>
-        <w:t> — código de rastreo generado y tarifa calculada visibles en data.</w:t>
+        <w:t xml:space="preserve">  }' | jq .</w:t>
+      </w:r>
+    </w:p>
+    <w:p>
+      <w:r>
+        <w:t>Esperado: 201 Created — código de rastreo generado y tarifa calculada visibles en data.</w:t>
       </w:r>
     </w:p>
     <w:p>
@@ -10865,104 +9371,28 @@
       </w:r>
     </w:p>
     <w:p>
-      <w:proofErr w:type="spellStart"/>
-      <w:r>
-        <w:t>curl</w:t>
-      </w:r>
-      <w:proofErr w:type="spellEnd"/>
-      <w:r>
-        <w:t xml:space="preserve"> -s -X POST http://localhost:8080/api/v1/paquetes \</w:t>
-      </w:r>
-    </w:p>
-    <w:p>
-      <w:r>
-        <w:t xml:space="preserve">  -H "Content-</w:t>
-      </w:r>
-      <w:proofErr w:type="spellStart"/>
-      <w:r>
-        <w:t>Type</w:t>
-      </w:r>
-      <w:proofErr w:type="spellEnd"/>
-      <w:r>
-        <w:t xml:space="preserve">: </w:t>
-      </w:r>
-      <w:proofErr w:type="spellStart"/>
-      <w:r>
-        <w:t>application</w:t>
-      </w:r>
-      <w:proofErr w:type="spellEnd"/>
-      <w:r>
-        <w:t>/</w:t>
-      </w:r>
-      <w:proofErr w:type="spellStart"/>
-      <w:r>
-        <w:t>json</w:t>
-      </w:r>
-      <w:proofErr w:type="spellEnd"/>
-      <w:r>
-        <w:t>" \</w:t>
-      </w:r>
-    </w:p>
-    <w:p>
-      <w:r>
-        <w:t xml:space="preserve">  -H "</w:t>
-      </w:r>
-      <w:proofErr w:type="spellStart"/>
-      <w:r>
-        <w:t>Authorization</w:t>
-      </w:r>
-      <w:proofErr w:type="spellEnd"/>
-      <w:r>
-        <w:t>: Bearer TOKEN" \</w:t>
-      </w:r>
-    </w:p>
-    <w:p>
-      <w:r>
-        <w:t xml:space="preserve">  -d '{"</w:t>
-      </w:r>
-      <w:proofErr w:type="spellStart"/>
-      <w:r>
-        <w:t>descripcion</w:t>
-      </w:r>
-      <w:proofErr w:type="spellEnd"/>
-      <w:r>
-        <w:t>":"","</w:t>
-      </w:r>
-      <w:proofErr w:type="spellStart"/>
-      <w:r>
-        <w:t>pesoKg</w:t>
-      </w:r>
-      <w:proofErr w:type="spellEnd"/>
-      <w:proofErr w:type="gramStart"/>
-      <w:r>
-        <w:t>":-</w:t>
-      </w:r>
-      <w:proofErr w:type="gramEnd"/>
-      <w:r>
-        <w:t xml:space="preserve">1,"valorDeclarado":0}' | </w:t>
-      </w:r>
-      <w:proofErr w:type="spellStart"/>
-      <w:proofErr w:type="gramStart"/>
-      <w:r>
-        <w:t>jq</w:t>
-      </w:r>
-      <w:proofErr w:type="spellEnd"/>
-      <w:r>
-        <w:t xml:space="preserve"> .</w:t>
-      </w:r>
-      <w:proofErr w:type="gramEnd"/>
-    </w:p>
-    <w:p>
-      <w:r>
-        <w:t xml:space="preserve">Esperado: 400 Bad </w:t>
-      </w:r>
-      <w:proofErr w:type="spellStart"/>
-      <w:r>
-        <w:t>Request</w:t>
-      </w:r>
-      <w:proofErr w:type="spellEnd"/>
-      <w:r>
-        <w:t> — mapa de errores por campo en data.</w:t>
+      <w:r>
+        <w:t>curl -s -X POST http://localhost:8080/api/v1/paquetes \</w:t>
+      </w:r>
+    </w:p>
+    <w:p>
+      <w:r>
+        <w:t xml:space="preserve">  -H "Content-Type: application/json" \</w:t>
+      </w:r>
+    </w:p>
+    <w:p>
+      <w:r>
+        <w:t xml:space="preserve">  -H "Authorization: Bearer TOKEN" \</w:t>
+      </w:r>
+    </w:p>
+    <w:p>
+      <w:r>
+        <w:t xml:space="preserve">  -d '{"descripcion":"","pesoKg":-1,"valorDeclarado":0}' | jq .</w:t>
+      </w:r>
+    </w:p>
+    <w:p>
+      <w:r>
+        <w:t>Esperado: 400 Bad Request — mapa de errores por campo en data.</w:t>
       </w:r>
     </w:p>
     <w:p>
@@ -10975,37 +9405,14 @@
       </w:r>
     </w:p>
     <w:p>
-      <w:proofErr w:type="spellStart"/>
-      <w:r>
-        <w:t>curl</w:t>
-      </w:r>
-      <w:proofErr w:type="spellEnd"/>
-      <w:r>
-        <w:t xml:space="preserve"> -s -X GET http://localhost:8080/api/v1/paquetes/{id} \</w:t>
-      </w:r>
-    </w:p>
-    <w:p>
-      <w:r>
-        <w:t xml:space="preserve">  -H "</w:t>
-      </w:r>
-      <w:proofErr w:type="spellStart"/>
-      <w:r>
-        <w:t>Authorization</w:t>
-      </w:r>
-      <w:proofErr w:type="spellEnd"/>
-      <w:r>
-        <w:t xml:space="preserve">: Bearer TOKEN" | </w:t>
-      </w:r>
-      <w:proofErr w:type="spellStart"/>
-      <w:proofErr w:type="gramStart"/>
-      <w:r>
-        <w:t>jq</w:t>
-      </w:r>
-      <w:proofErr w:type="spellEnd"/>
-      <w:r>
-        <w:t xml:space="preserve"> .</w:t>
-      </w:r>
-      <w:proofErr w:type="gramEnd"/>
+      <w:r>
+        <w:t>curl -s -X GET http://localhost:8080/api/v1/paquetes/{id} \</w:t>
+      </w:r>
+    </w:p>
+    <w:p>
+      <w:r>
+        <w:t xml:space="preserve">  -H "Authorization: Bearer TOKEN" | jq .</w:t>
+      </w:r>
     </w:p>
     <w:p>
       <w:r>
@@ -11022,49 +9429,18 @@
       </w:r>
     </w:p>
     <w:p>
-      <w:proofErr w:type="spellStart"/>
-      <w:r>
-        <w:t>curl</w:t>
-      </w:r>
-      <w:proofErr w:type="spellEnd"/>
-      <w:r>
-        <w:t xml:space="preserve"> -s -X GET http://localhost:8080/api/v1/paquetes/00000000-0000-0000-0000-000000000000 \</w:t>
-      </w:r>
-    </w:p>
-    <w:p>
-      <w:r>
-        <w:t xml:space="preserve">  -H "</w:t>
-      </w:r>
-      <w:proofErr w:type="spellStart"/>
-      <w:r>
-        <w:t>Authorization</w:t>
-      </w:r>
-      <w:proofErr w:type="spellEnd"/>
-      <w:r>
-        <w:t xml:space="preserve">: Bearer TOKEN" | </w:t>
-      </w:r>
-      <w:proofErr w:type="spellStart"/>
-      <w:proofErr w:type="gramStart"/>
-      <w:r>
-        <w:t>jq</w:t>
-      </w:r>
-      <w:proofErr w:type="spellEnd"/>
-      <w:r>
-        <w:t xml:space="preserve"> .</w:t>
-      </w:r>
-      <w:proofErr w:type="gramEnd"/>
-    </w:p>
-    <w:p>
-      <w:r>
-        <w:t>Esperado: 404 Not Found — </w:t>
-      </w:r>
-      <w:proofErr w:type="spellStart"/>
-      <w:r>
-        <w:t>success</w:t>
-      </w:r>
-      <w:proofErr w:type="spellEnd"/>
-      <w:r>
-        <w:t>: false.</w:t>
+      <w:r>
+        <w:t>curl -s -X GET http://localhost:8080/api/v1/paquetes/00000000-0000-0000-0000-000000000000 \</w:t>
+      </w:r>
+    </w:p>
+    <w:p>
+      <w:r>
+        <w:t xml:space="preserve">  -H "Authorization: Bearer TOKEN" | jq .</w:t>
+      </w:r>
+    </w:p>
+    <w:p>
+      <w:r>
+        <w:t>Esperado: 404 Not Found — success: false.</w:t>
       </w:r>
     </w:p>
     <w:p>
@@ -11077,80 +9453,25 @@
       </w:r>
     </w:p>
     <w:p>
-      <w:proofErr w:type="spellStart"/>
-      <w:r>
-        <w:t>curl</w:t>
-      </w:r>
-      <w:proofErr w:type="spellEnd"/>
-      <w:r>
-        <w:t xml:space="preserve"> -s -X PATCH http://localhost:8080/api/v1/paquetes/{id}/estado \</w:t>
+      <w:r>
+        <w:t>curl -s -X PATCH http://localhost:8080/api/v1/paquetes/{id}/estado \</w:t>
       </w:r>
     </w:p>
     <w:p>
       <w:r>
         <w:lastRenderedPageBreak/>
-        <w:t xml:space="preserve">  -H "Content-</w:t>
-      </w:r>
-      <w:proofErr w:type="spellStart"/>
-      <w:r>
-        <w:t>Type</w:t>
-      </w:r>
-      <w:proofErr w:type="spellEnd"/>
-      <w:r>
-        <w:t xml:space="preserve">: </w:t>
-      </w:r>
-      <w:proofErr w:type="spellStart"/>
-      <w:r>
-        <w:t>application</w:t>
-      </w:r>
-      <w:proofErr w:type="spellEnd"/>
-      <w:r>
-        <w:t>/</w:t>
-      </w:r>
-      <w:proofErr w:type="spellStart"/>
-      <w:r>
-        <w:t>json</w:t>
-      </w:r>
-      <w:proofErr w:type="spellEnd"/>
-      <w:r>
-        <w:t>" \</w:t>
-      </w:r>
-    </w:p>
-    <w:p>
-      <w:r>
-        <w:t xml:space="preserve">  -H "</w:t>
-      </w:r>
-      <w:proofErr w:type="spellStart"/>
-      <w:r>
-        <w:t>Authorization</w:t>
-      </w:r>
-      <w:proofErr w:type="spellEnd"/>
-      <w:r>
-        <w:t>: Bearer TOKEN" \</w:t>
-      </w:r>
-    </w:p>
-    <w:p>
-      <w:r>
-        <w:t xml:space="preserve">  -d '{"</w:t>
-      </w:r>
-      <w:proofErr w:type="spellStart"/>
-      <w:r>
-        <w:t>nuevoEstado</w:t>
-      </w:r>
-      <w:proofErr w:type="spellEnd"/>
-      <w:r>
-        <w:t xml:space="preserve">":"EN_TRANSITO"}' | </w:t>
-      </w:r>
-      <w:proofErr w:type="spellStart"/>
-      <w:proofErr w:type="gramStart"/>
-      <w:r>
-        <w:t>jq</w:t>
-      </w:r>
-      <w:proofErr w:type="spellEnd"/>
-      <w:r>
-        <w:t xml:space="preserve"> .</w:t>
-      </w:r>
-      <w:proofErr w:type="gramEnd"/>
+        <w:t xml:space="preserve">  -H "Content-Type: application/json" \</w:t>
+      </w:r>
+    </w:p>
+    <w:p>
+      <w:r>
+        <w:t xml:space="preserve">  -H "Authorization: Bearer TOKEN" \</w:t>
+      </w:r>
+    </w:p>
+    <w:p>
+      <w:r>
+        <w:t xml:space="preserve">  -d '{"nuevoEstado":"EN_TRANSITO"}' | jq .</w:t>
+      </w:r>
     </w:p>
     <w:p>
       <w:r>
@@ -11167,91 +9488,28 @@
       </w:r>
     </w:p>
     <w:p>
-      <w:proofErr w:type="spellStart"/>
-      <w:r>
-        <w:t>curl</w:t>
-      </w:r>
-      <w:proofErr w:type="spellEnd"/>
-      <w:r>
-        <w:t xml:space="preserve"> -s -X PATCH http://localhost:8080/api/v1/paquetes/{id}/estado \</w:t>
-      </w:r>
-    </w:p>
-    <w:p>
-      <w:r>
-        <w:t xml:space="preserve">  -H "Content-</w:t>
-      </w:r>
-      <w:proofErr w:type="spellStart"/>
-      <w:r>
-        <w:t>Type</w:t>
-      </w:r>
-      <w:proofErr w:type="spellEnd"/>
-      <w:r>
-        <w:t xml:space="preserve">: </w:t>
-      </w:r>
-      <w:proofErr w:type="spellStart"/>
-      <w:r>
-        <w:t>application</w:t>
-      </w:r>
-      <w:proofErr w:type="spellEnd"/>
-      <w:r>
-        <w:t>/</w:t>
-      </w:r>
-      <w:proofErr w:type="spellStart"/>
-      <w:r>
-        <w:t>json</w:t>
-      </w:r>
-      <w:proofErr w:type="spellEnd"/>
-      <w:r>
-        <w:t>" \</w:t>
-      </w:r>
-    </w:p>
-    <w:p>
-      <w:r>
-        <w:t xml:space="preserve">  -H "</w:t>
-      </w:r>
-      <w:proofErr w:type="spellStart"/>
-      <w:r>
-        <w:t>Authorization</w:t>
-      </w:r>
-      <w:proofErr w:type="spellEnd"/>
-      <w:r>
-        <w:t>: Bearer TOKEN" \</w:t>
-      </w:r>
-    </w:p>
-    <w:p>
-      <w:r>
-        <w:t xml:space="preserve">  -d '{"</w:t>
-      </w:r>
-      <w:proofErr w:type="spellStart"/>
-      <w:r>
-        <w:t>nuevoEstado</w:t>
-      </w:r>
-      <w:proofErr w:type="spellEnd"/>
-      <w:r>
-        <w:t xml:space="preserve">":"REGISTRADO"}' | </w:t>
-      </w:r>
-      <w:proofErr w:type="spellStart"/>
-      <w:proofErr w:type="gramStart"/>
-      <w:r>
-        <w:t>jq</w:t>
-      </w:r>
-      <w:proofErr w:type="spellEnd"/>
-      <w:r>
-        <w:t xml:space="preserve"> .</w:t>
-      </w:r>
-      <w:proofErr w:type="gramEnd"/>
-    </w:p>
-    <w:p>
-      <w:r>
-        <w:t xml:space="preserve">Esperado: 409 </w:t>
-      </w:r>
-      <w:proofErr w:type="spellStart"/>
-      <w:r>
-        <w:t>Conflict</w:t>
-      </w:r>
-      <w:proofErr w:type="spellEnd"/>
-      <w:r>
-        <w:t> — mensaje descriptivo con los estados involucrados.</w:t>
+      <w:r>
+        <w:t>curl -s -X PATCH http://localhost:8080/api/v1/paquetes/{id}/estado \</w:t>
+      </w:r>
+    </w:p>
+    <w:p>
+      <w:r>
+        <w:t xml:space="preserve">  -H "Content-Type: application/json" \</w:t>
+      </w:r>
+    </w:p>
+    <w:p>
+      <w:r>
+        <w:t xml:space="preserve">  -H "Authorization: Bearer TOKEN" \</w:t>
+      </w:r>
+    </w:p>
+    <w:p>
+      <w:r>
+        <w:t xml:space="preserve">  -d '{"nuevoEstado":"REGISTRADO"}' | jq .</w:t>
+      </w:r>
+    </w:p>
+    <w:p>
+      <w:r>
+        <w:t>Esperado: 409 Conflict — mensaje descriptivo con los estados involucrados.</w:t>
       </w:r>
     </w:p>
     <w:p>
@@ -11286,49 +9544,18 @@
       </w:r>
     </w:p>
     <w:p>
-      <w:proofErr w:type="spellStart"/>
-      <w:r>
-        <w:t>curl</w:t>
-      </w:r>
-      <w:proofErr w:type="spellEnd"/>
-      <w:r>
-        <w:t xml:space="preserve"> -s -X GET http://localhost:8080/api/v1/paquetes/{id}/historial \</w:t>
-      </w:r>
-    </w:p>
-    <w:p>
-      <w:r>
-        <w:t xml:space="preserve">  -H "</w:t>
-      </w:r>
-      <w:proofErr w:type="spellStart"/>
-      <w:r>
-        <w:t>Authorization</w:t>
-      </w:r>
-      <w:proofErr w:type="spellEnd"/>
-      <w:r>
-        <w:t xml:space="preserve">: Bearer TOKEN" | </w:t>
-      </w:r>
-      <w:proofErr w:type="spellStart"/>
-      <w:proofErr w:type="gramStart"/>
-      <w:r>
-        <w:t>jq</w:t>
-      </w:r>
-      <w:proofErr w:type="spellEnd"/>
-      <w:r>
-        <w:t xml:space="preserve"> .</w:t>
-      </w:r>
-      <w:proofErr w:type="gramEnd"/>
-    </w:p>
-    <w:p>
-      <w:r>
-        <w:t xml:space="preserve">Esperado: 200 OK — lista ordenada de cambios de estado con </w:t>
-      </w:r>
-      <w:proofErr w:type="spellStart"/>
-      <w:r>
-        <w:t>timestamp</w:t>
-      </w:r>
-      <w:proofErr w:type="spellEnd"/>
-      <w:r>
-        <w:t xml:space="preserve"> y usuario en data.</w:t>
+      <w:r>
+        <w:t>curl -s -X GET http://localhost:8080/api/v1/paquetes/{id}/historial \</w:t>
+      </w:r>
+    </w:p>
+    <w:p>
+      <w:r>
+        <w:t xml:space="preserve">  -H "Authorization: Bearer TOKEN" | jq .</w:t>
+      </w:r>
+    </w:p>
+    <w:p>
+      <w:r>
+        <w:t>Esperado: 200 OK — lista ordenada de cambios de estado con timestamp y usuario en data.</w:t>
       </w:r>
     </w:p>
     <w:p>
@@ -11363,45 +9590,14 @@
       </w:r>
     </w:p>
     <w:p>
-      <w:proofErr w:type="spellStart"/>
-      <w:r>
-        <w:t>curl</w:t>
-      </w:r>
-      <w:proofErr w:type="spellEnd"/>
-      <w:r>
-        <w:t xml:space="preserve"> -s -X GET "http://localhost:8080/api/v1/</w:t>
-      </w:r>
-      <w:proofErr w:type="spellStart"/>
-      <w:r>
-        <w:t>paquetes?busqueda</w:t>
-      </w:r>
-      <w:proofErr w:type="spellEnd"/>
-      <w:r>
-        <w:t>=RC2024" \</w:t>
-      </w:r>
-    </w:p>
-    <w:p>
-      <w:r>
-        <w:t xml:space="preserve">  -H "</w:t>
-      </w:r>
-      <w:proofErr w:type="spellStart"/>
-      <w:r>
-        <w:t>Authorization</w:t>
-      </w:r>
-      <w:proofErr w:type="spellEnd"/>
-      <w:r>
-        <w:t xml:space="preserve">: Bearer TOKEN" | </w:t>
-      </w:r>
-      <w:proofErr w:type="spellStart"/>
-      <w:proofErr w:type="gramStart"/>
-      <w:r>
-        <w:t>jq</w:t>
-      </w:r>
-      <w:proofErr w:type="spellEnd"/>
-      <w:r>
-        <w:t xml:space="preserve"> .</w:t>
-      </w:r>
-      <w:proofErr w:type="gramEnd"/>
+      <w:r>
+        <w:t>curl -s -X GET "http://localhost:8080/api/v1/paquetes?busqueda=RC2024" \</w:t>
+      </w:r>
+    </w:p>
+    <w:p>
+      <w:r>
+        <w:t xml:space="preserve">  -H "Authorization: Bearer TOKEN" | jq .</w:t>
+      </w:r>
     </w:p>
     <w:p>
       <w:r>
@@ -11418,45 +9614,14 @@
       </w:r>
     </w:p>
     <w:p>
-      <w:proofErr w:type="spellStart"/>
-      <w:r>
-        <w:t>curl</w:t>
-      </w:r>
-      <w:proofErr w:type="spellEnd"/>
-      <w:r>
-        <w:t xml:space="preserve"> -s -X GET "http://localhost:8080/api/v1/</w:t>
-      </w:r>
-      <w:proofErr w:type="spellStart"/>
-      <w:r>
-        <w:t>paquetes?busqueda</w:t>
-      </w:r>
-      <w:proofErr w:type="spellEnd"/>
-      <w:r>
-        <w:t>=flores" \</w:t>
-      </w:r>
-    </w:p>
-    <w:p>
-      <w:r>
-        <w:t xml:space="preserve">  -H "</w:t>
-      </w:r>
-      <w:proofErr w:type="spellStart"/>
-      <w:r>
-        <w:t>Authorization</w:t>
-      </w:r>
-      <w:proofErr w:type="spellEnd"/>
-      <w:r>
-        <w:t xml:space="preserve">: Bearer TOKEN" | </w:t>
-      </w:r>
-      <w:proofErr w:type="spellStart"/>
-      <w:proofErr w:type="gramStart"/>
-      <w:r>
-        <w:t>jq</w:t>
-      </w:r>
-      <w:proofErr w:type="spellEnd"/>
-      <w:r>
-        <w:t xml:space="preserve"> .</w:t>
-      </w:r>
-      <w:proofErr w:type="gramEnd"/>
+      <w:r>
+        <w:t>curl -s -X GET "http://localhost:8080/api/v1/paquetes?busqueda=flores" \</w:t>
+      </w:r>
+    </w:p>
+    <w:p>
+      <w:r>
+        <w:t xml:space="preserve">  -H "Authorization: Bearer TOKEN" | jq .</w:t>
+      </w:r>
     </w:p>
     <w:p>
       <w:r>
@@ -11473,37 +9638,14 @@
       </w:r>
     </w:p>
     <w:p>
-      <w:proofErr w:type="spellStart"/>
-      <w:r>
-        <w:t>curl</w:t>
-      </w:r>
-      <w:proofErr w:type="spellEnd"/>
-      <w:r>
-        <w:t xml:space="preserve"> -s -X GET "http://localhost:8080/api/v1/paquetes?sucursal=Lima&amp;estado=EN_TRANSITO" \</w:t>
-      </w:r>
-    </w:p>
-    <w:p>
-      <w:r>
-        <w:t xml:space="preserve">  -H "</w:t>
-      </w:r>
-      <w:proofErr w:type="spellStart"/>
-      <w:r>
-        <w:t>Authorization</w:t>
-      </w:r>
-      <w:proofErr w:type="spellEnd"/>
-      <w:r>
-        <w:t xml:space="preserve">: Bearer TOKEN" | </w:t>
-      </w:r>
-      <w:proofErr w:type="spellStart"/>
-      <w:proofErr w:type="gramStart"/>
-      <w:r>
-        <w:t>jq</w:t>
-      </w:r>
-      <w:proofErr w:type="spellEnd"/>
-      <w:r>
-        <w:t xml:space="preserve"> .</w:t>
-      </w:r>
-      <w:proofErr w:type="gramEnd"/>
+      <w:r>
+        <w:t>curl -s -X GET "http://localhost:8080/api/v1/paquetes?sucursal=Lima&amp;estado=EN_TRANSITO" \</w:t>
+      </w:r>
+    </w:p>
+    <w:p>
+      <w:r>
+        <w:t xml:space="preserve">  -H "Authorization: Bearer TOKEN" | jq .</w:t>
+      </w:r>
     </w:p>
     <w:p>
       <w:r>
@@ -11543,37 +9685,14 @@
       </w:r>
     </w:p>
     <w:p>
-      <w:proofErr w:type="spellStart"/>
-      <w:r>
-        <w:t>curl</w:t>
-      </w:r>
-      <w:proofErr w:type="spellEnd"/>
-      <w:r>
-        <w:t xml:space="preserve"> -s -X POST http://localhost:8080/api/v1/paquetes/{id}/categorias/{categoriaId} \</w:t>
-      </w:r>
-    </w:p>
-    <w:p>
-      <w:r>
-        <w:t xml:space="preserve">  -H "</w:t>
-      </w:r>
-      <w:proofErr w:type="spellStart"/>
-      <w:r>
-        <w:t>Authorization</w:t>
-      </w:r>
-      <w:proofErr w:type="spellEnd"/>
-      <w:r>
-        <w:t xml:space="preserve">: Bearer TOKEN" | </w:t>
-      </w:r>
-      <w:proofErr w:type="spellStart"/>
-      <w:proofErr w:type="gramStart"/>
-      <w:r>
-        <w:t>jq</w:t>
-      </w:r>
-      <w:proofErr w:type="spellEnd"/>
-      <w:r>
-        <w:t xml:space="preserve"> .</w:t>
-      </w:r>
-      <w:proofErr w:type="gramEnd"/>
+      <w:r>
+        <w:t>curl -s -X POST http://localhost:8080/api/v1/paquetes/{id}/categorias/{categoriaId} \</w:t>
+      </w:r>
+    </w:p>
+    <w:p>
+      <w:r>
+        <w:t xml:space="preserve">  -H "Authorization: Bearer TOKEN" | jq .</w:t>
+      </w:r>
     </w:p>
     <w:p>
       <w:r>
@@ -11612,79 +9731,24 @@
       </w:r>
     </w:p>
     <w:p>
-      <w:proofErr w:type="spellStart"/>
-      <w:r>
-        <w:t>curl</w:t>
-      </w:r>
-      <w:proofErr w:type="spellEnd"/>
-      <w:r>
-        <w:t xml:space="preserve"> -s -X PUT http://localhost:8080/api/v1/paquetes/{id} \</w:t>
-      </w:r>
-    </w:p>
-    <w:p>
-      <w:r>
-        <w:t xml:space="preserve">  -H "Content-</w:t>
-      </w:r>
-      <w:proofErr w:type="spellStart"/>
-      <w:r>
-        <w:t>Type</w:t>
-      </w:r>
-      <w:proofErr w:type="spellEnd"/>
-      <w:r>
-        <w:t xml:space="preserve">: </w:t>
-      </w:r>
-      <w:proofErr w:type="spellStart"/>
-      <w:r>
-        <w:t>application</w:t>
-      </w:r>
-      <w:proofErr w:type="spellEnd"/>
-      <w:r>
-        <w:t>/</w:t>
-      </w:r>
-      <w:proofErr w:type="spellStart"/>
-      <w:r>
-        <w:t>json</w:t>
-      </w:r>
-      <w:proofErr w:type="spellEnd"/>
-      <w:r>
-        <w:t>" \</w:t>
-      </w:r>
-    </w:p>
-    <w:p>
-      <w:r>
-        <w:t xml:space="preserve">  -H "</w:t>
-      </w:r>
-      <w:proofErr w:type="spellStart"/>
-      <w:r>
-        <w:t>Authorization</w:t>
-      </w:r>
-      <w:proofErr w:type="spellEnd"/>
-      <w:r>
-        <w:t>: Bearer TOKEN" \</w:t>
-      </w:r>
-    </w:p>
-    <w:p>
-      <w:r>
-        <w:t xml:space="preserve">  -d '{"</w:t>
-      </w:r>
-      <w:proofErr w:type="spellStart"/>
-      <w:r>
-        <w:t>descripcion</w:t>
-      </w:r>
-      <w:proofErr w:type="spellEnd"/>
-      <w:r>
-        <w:t xml:space="preserve">":"Documentos actualizados","pesoKg":2.0}' | </w:t>
-      </w:r>
-      <w:proofErr w:type="spellStart"/>
-      <w:proofErr w:type="gramStart"/>
-      <w:r>
-        <w:t>jq</w:t>
-      </w:r>
-      <w:proofErr w:type="spellEnd"/>
-      <w:r>
-        <w:t xml:space="preserve"> .</w:t>
-      </w:r>
-      <w:proofErr w:type="gramEnd"/>
+      <w:r>
+        <w:t>curl -s -X PUT http://localhost:8080/api/v1/paquetes/{id} \</w:t>
+      </w:r>
+    </w:p>
+    <w:p>
+      <w:r>
+        <w:t xml:space="preserve">  -H "Content-Type: application/json" \</w:t>
+      </w:r>
+    </w:p>
+    <w:p>
+      <w:r>
+        <w:t xml:space="preserve">  -H "Authorization: Bearer TOKEN" \</w:t>
+      </w:r>
+    </w:p>
+    <w:p>
+      <w:r>
+        <w:t xml:space="preserve">  -d '{"descripcion":"Documentos actualizados","pesoKg":2.0}' | jq .</w:t>
+      </w:r>
     </w:p>
     <w:p>
       <w:r>
@@ -11701,37 +9765,14 @@
       </w:r>
     </w:p>
     <w:p>
-      <w:proofErr w:type="spellStart"/>
-      <w:r>
-        <w:t>curl</w:t>
-      </w:r>
-      <w:proofErr w:type="spellEnd"/>
-      <w:r>
-        <w:t xml:space="preserve"> -s -X DELETE http://localhost:8080/api/v1/paquetes/{id} \</w:t>
-      </w:r>
-    </w:p>
-    <w:p>
-      <w:r>
-        <w:t xml:space="preserve">  -H "</w:t>
-      </w:r>
-      <w:proofErr w:type="spellStart"/>
-      <w:r>
-        <w:t>Authorization</w:t>
-      </w:r>
-      <w:proofErr w:type="spellEnd"/>
-      <w:r>
-        <w:t xml:space="preserve">: Bearer TOKEN_ADMIN" | </w:t>
-      </w:r>
-      <w:proofErr w:type="spellStart"/>
-      <w:proofErr w:type="gramStart"/>
-      <w:r>
-        <w:t>jq</w:t>
-      </w:r>
-      <w:proofErr w:type="spellEnd"/>
-      <w:r>
-        <w:t xml:space="preserve"> .</w:t>
-      </w:r>
-      <w:proofErr w:type="gramEnd"/>
+      <w:r>
+        <w:t>curl -s -X DELETE http://localhost:8080/api/v1/paquetes/{id} \</w:t>
+      </w:r>
+    </w:p>
+    <w:p>
+      <w:r>
+        <w:t xml:space="preserve">  -H "Authorization: Bearer TOKEN_ADMIN" | jq .</w:t>
+      </w:r>
     </w:p>
     <w:p>
       <w:r>
@@ -11748,49 +9789,18 @@
       </w:r>
     </w:p>
     <w:p>
-      <w:proofErr w:type="spellStart"/>
-      <w:r>
-        <w:t>curl</w:t>
-      </w:r>
-      <w:proofErr w:type="spellEnd"/>
-      <w:r>
-        <w:t xml:space="preserve"> -s -X DELETE http://localhost:8080/api/v1/paquetes/00000000-0000-0000-0000-000000000000 \</w:t>
-      </w:r>
-    </w:p>
-    <w:p>
-      <w:r>
-        <w:t xml:space="preserve">  -H "</w:t>
-      </w:r>
-      <w:proofErr w:type="spellStart"/>
-      <w:r>
-        <w:t>Authorization</w:t>
-      </w:r>
-      <w:proofErr w:type="spellEnd"/>
-      <w:r>
-        <w:t xml:space="preserve">: Bearer TOKEN_ADMIN" | </w:t>
-      </w:r>
-      <w:proofErr w:type="spellStart"/>
-      <w:proofErr w:type="gramStart"/>
-      <w:r>
-        <w:t>jq</w:t>
-      </w:r>
-      <w:proofErr w:type="spellEnd"/>
-      <w:r>
-        <w:t xml:space="preserve"> .</w:t>
-      </w:r>
-      <w:proofErr w:type="gramEnd"/>
-    </w:p>
-    <w:p>
-      <w:r>
-        <w:t>Esperado: 404 Not Found — </w:t>
-      </w:r>
-      <w:proofErr w:type="spellStart"/>
-      <w:r>
-        <w:t>success</w:t>
-      </w:r>
-      <w:proofErr w:type="spellEnd"/>
-      <w:r>
-        <w:t>: false.</w:t>
+      <w:r>
+        <w:t>curl -s -X DELETE http://localhost:8080/api/v1/paquetes/00000000-0000-0000-0000-000000000000 \</w:t>
+      </w:r>
+    </w:p>
+    <w:p>
+      <w:r>
+        <w:t xml:space="preserve">  -H "Authorization: Bearer TOKEN_ADMIN" | jq .</w:t>
+      </w:r>
+    </w:p>
+    <w:p>
+      <w:r>
+        <w:t>Esperado: 404 Not Found — success: false.</w:t>
       </w:r>
     </w:p>
     <w:p>
@@ -11821,56 +9831,17 @@
           <w:b/>
           <w:bCs/>
         </w:rPr>
-        <w:t xml:space="preserve">Caso 21 — Acceso sin token a </w:t>
-      </w:r>
-      <w:proofErr w:type="spellStart"/>
-      <w:r>
-        <w:rPr>
-          <w:b/>
-          <w:bCs/>
-        </w:rPr>
-        <w:t>endpoint</w:t>
-      </w:r>
-      <w:proofErr w:type="spellEnd"/>
-      <w:r>
-        <w:rPr>
-          <w:b/>
-          <w:bCs/>
-        </w:rPr>
-        <w:t xml:space="preserve"> protegido</w:t>
-      </w:r>
-    </w:p>
-    <w:p>
-      <w:proofErr w:type="spellStart"/>
-      <w:r>
-        <w:t>curl</w:t>
-      </w:r>
-      <w:proofErr w:type="spellEnd"/>
-      <w:r>
-        <w:t xml:space="preserve"> -s -X GET http://localhost:8080/api/v1/paquetes | </w:t>
-      </w:r>
-      <w:proofErr w:type="spellStart"/>
-      <w:proofErr w:type="gramStart"/>
-      <w:r>
-        <w:t>jq</w:t>
-      </w:r>
-      <w:proofErr w:type="spellEnd"/>
-      <w:r>
-        <w:t xml:space="preserve"> .</w:t>
-      </w:r>
-      <w:proofErr w:type="gramEnd"/>
-    </w:p>
-    <w:p>
-      <w:r>
-        <w:t xml:space="preserve">Esperado: 401 </w:t>
-      </w:r>
-      <w:proofErr w:type="spellStart"/>
-      <w:r>
-        <w:t>Unauthorized</w:t>
-      </w:r>
-      <w:proofErr w:type="spellEnd"/>
-      <w:r>
-        <w:t>.</w:t>
+        <w:t>Caso 21 — Acceso sin token a endpoint protegido</w:t>
+      </w:r>
+    </w:p>
+    <w:p>
+      <w:r>
+        <w:t>curl -s -X GET http://localhost:8080/api/v1/paquetes | jq .</w:t>
+      </w:r>
+    </w:p>
+    <w:p>
+      <w:r>
+        <w:t>Esperado: 401 Unauthorized.</w:t>
       </w:r>
     </w:p>
     <w:p>
@@ -11883,49 +9854,18 @@
       </w:r>
     </w:p>
     <w:p>
-      <w:proofErr w:type="spellStart"/>
-      <w:r>
-        <w:t>curl</w:t>
-      </w:r>
-      <w:proofErr w:type="spellEnd"/>
-      <w:r>
-        <w:t xml:space="preserve"> -s -X DELETE http://localhost:8080/api/v1/paquetes/{id} \</w:t>
-      </w:r>
-    </w:p>
-    <w:p>
-      <w:r>
-        <w:t xml:space="preserve">  -H "</w:t>
-      </w:r>
-      <w:proofErr w:type="spellStart"/>
-      <w:r>
-        <w:t>Authorization</w:t>
-      </w:r>
-      <w:proofErr w:type="spellEnd"/>
-      <w:r>
-        <w:t xml:space="preserve">: Bearer TOKEN_CLIENTE" | </w:t>
-      </w:r>
-      <w:proofErr w:type="spellStart"/>
-      <w:proofErr w:type="gramStart"/>
-      <w:r>
-        <w:t>jq</w:t>
-      </w:r>
-      <w:proofErr w:type="spellEnd"/>
-      <w:r>
-        <w:t xml:space="preserve"> .</w:t>
-      </w:r>
-      <w:proofErr w:type="gramEnd"/>
-    </w:p>
-    <w:p>
-      <w:r>
-        <w:t xml:space="preserve">Esperado: 403 </w:t>
-      </w:r>
-      <w:proofErr w:type="spellStart"/>
-      <w:r>
-        <w:t>Forbidden</w:t>
-      </w:r>
-      <w:proofErr w:type="spellEnd"/>
-      <w:r>
-        <w:t>.</w:t>
+      <w:r>
+        <w:t>curl -s -X DELETE http://localhost:8080/api/v1/paquetes/{id} \</w:t>
+      </w:r>
+    </w:p>
+    <w:p>
+      <w:r>
+        <w:t xml:space="preserve">  -H "Authorization: Bearer TOKEN_CLIENTE" | jq .</w:t>
+      </w:r>
+    </w:p>
+    <w:p>
+      <w:r>
+        <w:t>Esperado: 403 Forbidden.</w:t>
       </w:r>
     </w:p>
     <w:p>
@@ -11981,23 +9921,7 @@
         </w:numPr>
       </w:pPr>
       <w:r>
-        <w:t xml:space="preserve"> Mapa de microservicios: nombre, </w:t>
-      </w:r>
-      <w:proofErr w:type="spellStart"/>
-      <w:r>
-        <w:t>bounded</w:t>
-      </w:r>
-      <w:proofErr w:type="spellEnd"/>
-      <w:r>
-        <w:t xml:space="preserve"> </w:t>
-      </w:r>
-      <w:proofErr w:type="spellStart"/>
-      <w:r>
-        <w:t>context</w:t>
-      </w:r>
-      <w:proofErr w:type="spellEnd"/>
-      <w:r>
-        <w:t>, RF asignados, base de datos y dependencias.</w:t>
+        <w:t> Mapa de microservicios: nombre, bounded context, RF asignados, base de datos y dependencias.</w:t>
       </w:r>
     </w:p>
     <w:p>
@@ -12074,15 +9998,7 @@
         </w:numPr>
       </w:pPr>
       <w:r>
-        <w:t xml:space="preserve"> Captura del </w:t>
-      </w:r>
-      <w:proofErr w:type="spellStart"/>
-      <w:r>
-        <w:t>dashboard</w:t>
-      </w:r>
-      <w:proofErr w:type="spellEnd"/>
-      <w:r>
-        <w:t xml:space="preserve"> de Eureka con todos los servicios en estado UP.</w:t>
+        <w:t> Captura del dashboard de Eureka con todos los servicios en estado UP.</w:t>
       </w:r>
     </w:p>
     <w:p>
@@ -12093,39 +10009,7 @@
         </w:numPr>
       </w:pPr>
       <w:r>
-        <w:t> Comando </w:t>
-      </w:r>
-      <w:proofErr w:type="spellStart"/>
-      <w:r>
-        <w:t>curl</w:t>
-      </w:r>
-      <w:proofErr w:type="spellEnd"/>
-      <w:r>
-        <w:t xml:space="preserve"> exacto para demostrar el </w:t>
-      </w:r>
-      <w:proofErr w:type="spellStart"/>
-      <w:r>
-        <w:t>refresh</w:t>
-      </w:r>
-      <w:proofErr w:type="spellEnd"/>
-      <w:r>
-        <w:t xml:space="preserve"> de configuración con /</w:t>
-      </w:r>
-      <w:proofErr w:type="spellStart"/>
-      <w:r>
-        <w:t>actuator</w:t>
-      </w:r>
-      <w:proofErr w:type="spellEnd"/>
-      <w:r>
-        <w:t>/</w:t>
-      </w:r>
-      <w:proofErr w:type="spellStart"/>
-      <w:r>
-        <w:t>refresh</w:t>
-      </w:r>
-      <w:proofErr w:type="spellEnd"/>
-      <w:r>
-        <w:t>.</w:t>
+        <w:t> Comando curl exacto para demostrar el refresh de configuración con /actuator/refresh.</w:t>
       </w:r>
     </w:p>
     <w:p>
@@ -12136,15 +10020,7 @@
         </w:numPr>
       </w:pPr>
       <w:r>
-        <w:t xml:space="preserve"> Justificación de la descomposición y decisiones de comunicación </w:t>
-      </w:r>
-      <w:proofErr w:type="spellStart"/>
-      <w:r>
-        <w:t>inter-servicio</w:t>
-      </w:r>
-      <w:proofErr w:type="spellEnd"/>
-      <w:r>
-        <w:t>.</w:t>
+        <w:t> Justificación de la descomposición y decisiones de comunicación inter-servicio.</w:t>
       </w:r>
     </w:p>
     <w:p>
@@ -12165,13 +10041,8 @@
           <w:numId w:val="19"/>
         </w:numPr>
       </w:pPr>
-      <w:proofErr w:type="spellStart"/>
-      <w:r>
-        <w:t>mvn</w:t>
-      </w:r>
-      <w:proofErr w:type="spellEnd"/>
-      <w:r>
-        <w:t xml:space="preserve"> test sin errores en cada microservicio que contenga pruebas unitarias.</w:t>
+      <w:r>
+        <w:t>mvn test sin errores en cada microservicio que contenga pruebas unitarias.</w:t>
       </w:r>
     </w:p>
     <w:p>
@@ -12633,13 +10504,8 @@
             <w:hideMark/>
           </w:tcPr>
           <w:p>
-            <w:proofErr w:type="spellStart"/>
-            <w:r>
-              <w:t>DTOs</w:t>
-            </w:r>
-            <w:proofErr w:type="spellEnd"/>
-            <w:r>
-              <w:t xml:space="preserve"> y Validaciones</w:t>
+            <w:r>
+              <w:t>DTOs y Validaciones</w:t>
             </w:r>
           </w:p>
         </w:tc>
@@ -13150,15 +11016,7 @@
           </w:tcPr>
           <w:p>
             <w:r>
-              <w:t xml:space="preserve">Integración RENIEC — </w:t>
-            </w:r>
-            <w:proofErr w:type="spellStart"/>
-            <w:r>
-              <w:t>Feign</w:t>
-            </w:r>
-            <w:proofErr w:type="spellEnd"/>
-            <w:r>
-              <w:t xml:space="preserve"> Client</w:t>
+              <w:t>Integración RENIEC — Feign Client</w:t>
             </w:r>
           </w:p>
         </w:tc>
@@ -13260,13 +11118,8 @@
           </w:tcPr>
           <w:p>
             <w:r>
-              <w:t xml:space="preserve">Pruebas Unitarias con </w:t>
-            </w:r>
-            <w:proofErr w:type="spellStart"/>
-            <w:r>
-              <w:t>Mockito</w:t>
-            </w:r>
-            <w:proofErr w:type="spellEnd"/>
+              <w:t>Pruebas Unitarias con Mockito</w:t>
+            </w:r>
           </w:p>
         </w:tc>
         <w:tc>
@@ -13774,21 +11627,8 @@
             <w:hideMark/>
           </w:tcPr>
           <w:p>
-            <w:proofErr w:type="spellStart"/>
-            <w:r>
-              <w:t>Config</w:t>
-            </w:r>
-            <w:proofErr w:type="spellEnd"/>
-            <w:r>
-              <w:t xml:space="preserve"> Server y </w:t>
-            </w:r>
-            <w:proofErr w:type="spellStart"/>
-            <w:r>
-              <w:t>Config</w:t>
-            </w:r>
-            <w:proofErr w:type="spellEnd"/>
-            <w:r>
-              <w:t xml:space="preserve"> Client</w:t>
+            <w:r>
+              <w:t>Config Server y Config Client</w:t>
             </w:r>
           </w:p>
         </w:tc>
@@ -13991,13 +11831,8 @@
             <w:hideMark/>
           </w:tcPr>
           <w:p>
-            <w:proofErr w:type="spellStart"/>
-            <w:r>
-              <w:t>Circuit</w:t>
-            </w:r>
-            <w:proofErr w:type="spellEnd"/>
-            <w:r>
-              <w:t xml:space="preserve"> Breaker con Resilience4j</w:t>
+            <w:r>
+              <w:t>Circuit Breaker con Resilience4j</w:t>
             </w:r>
           </w:p>
         </w:tc>
@@ -14303,15 +12138,7 @@
           </w:tcPr>
           <w:p>
             <w:r>
-              <w:t xml:space="preserve">Preguntas Conceptuales (5 × 2 </w:t>
-            </w:r>
-            <w:proofErr w:type="spellStart"/>
-            <w:r>
-              <w:t>pts</w:t>
-            </w:r>
-            <w:proofErr w:type="spellEnd"/>
-            <w:r>
-              <w:t>)</w:t>
+              <w:t>Preguntas Conceptuales (5 × 2 pts)</w:t>
             </w:r>
           </w:p>
         </w:tc>

--- a/EXAMEN FINAL.docx
+++ b/EXAMEN FINAL.docx
@@ -26,7 +26,15 @@
         <w:t>Curso:</w:t>
       </w:r>
       <w:r>
-        <w:t> Desarrollo Backend con Java y Spring Boot </w:t>
+        <w:t xml:space="preserve"> Desarrollo </w:t>
+      </w:r>
+      <w:proofErr w:type="spellStart"/>
+      <w:r>
+        <w:t>Backend</w:t>
+      </w:r>
+      <w:proofErr w:type="spellEnd"/>
+      <w:r>
+        <w:t xml:space="preserve"> con Java y Spring Boot </w:t>
       </w:r>
       <w:r>
         <w:rPr>
@@ -82,20 +90,45 @@
       </w:r>
     </w:p>
     <w:p>
-      <w:r>
-        <w:rPr>
-          <w:b/>
-          <w:bCs/>
-        </w:rPr>
-        <w:t>RapidoCourier S.A.C.</w:t>
-      </w:r>
-      <w:r>
-        <w:t> es una empresa peruana de mensajería y courier con sucursales en Lima, Arequipa y Cusco. Gestiona envíos de paquetes entre personas naturales y empresas, con tarifas que varían según el peso, el valor declarado y la ruta. Actualmente opera de forma completamente manual y necesita digitalizar su operación.</w:t>
-      </w:r>
-    </w:p>
-    <w:p>
-      <w:r>
-        <w:t>Dado su plan de expansión nacional, la empresa ha decidido construir su plataforma backend </w:t>
+      <w:proofErr w:type="spellStart"/>
+      <w:r>
+        <w:rPr>
+          <w:b/>
+          <w:bCs/>
+        </w:rPr>
+        <w:t>RapidoCourier</w:t>
+      </w:r>
+      <w:proofErr w:type="spellEnd"/>
+      <w:r>
+        <w:rPr>
+          <w:b/>
+          <w:bCs/>
+        </w:rPr>
+        <w:t xml:space="preserve"> S.A.C.</w:t>
+      </w:r>
+      <w:r>
+        <w:t xml:space="preserve"> es una empresa peruana de mensajería y </w:t>
+      </w:r>
+      <w:proofErr w:type="spellStart"/>
+      <w:r>
+        <w:t>courier</w:t>
+      </w:r>
+      <w:proofErr w:type="spellEnd"/>
+      <w:r>
+        <w:t xml:space="preserve"> con sucursales en Lima, Arequipa y Cusco. Gestiona envíos de paquetes entre personas naturales y empresas, con tarifas que varían según el peso, el valor declarado y la ruta. Actualmente opera de forma completamente manual y necesita digitalizar su operación.</w:t>
+      </w:r>
+    </w:p>
+    <w:p>
+      <w:r>
+        <w:t xml:space="preserve">Dado su plan de expansión nacional, la empresa ha decidido construir su plataforma </w:t>
+      </w:r>
+      <w:proofErr w:type="spellStart"/>
+      <w:r>
+        <w:t>backend</w:t>
+      </w:r>
+      <w:proofErr w:type="spellEnd"/>
+      <w:r>
+        <w:t> </w:t>
       </w:r>
       <w:r>
         <w:rPr>
@@ -209,7 +242,21 @@
         <w:rPr>
           <w:highlight w:val="green"/>
         </w:rPr>
-        <w:t> capas tradicional, hexagonal u otra. Debe ser consistente dentro de cada servicio.</w:t>
+        <w:t> </w:t>
+      </w:r>
+      <w:proofErr w:type="gramStart"/>
+      <w:r>
+        <w:rPr>
+          <w:highlight w:val="green"/>
+        </w:rPr>
+        <w:t>capas tradicional</w:t>
+      </w:r>
+      <w:proofErr w:type="gramEnd"/>
+      <w:r>
+        <w:rPr>
+          <w:highlight w:val="green"/>
+        </w:rPr>
+        <w:t>, hexagonal u otra. Debe ser consistente dentro de cada servicio.</w:t>
       </w:r>
     </w:p>
     <w:p>
@@ -253,13 +300,45 @@
           <w:bCs/>
           <w:highlight w:val="green"/>
         </w:rPr>
-        <w:t>Comunicación inter-servicio:</w:t>
-      </w:r>
-      <w:r>
-        <w:rPr>
-          <w:highlight w:val="green"/>
-        </w:rPr>
-        <w:t> sincrónica (Feign), asincrónica (eventos) o ambas. Justifica según el caso de uso.</w:t>
+        <w:t xml:space="preserve">Comunicación </w:t>
+      </w:r>
+      <w:proofErr w:type="spellStart"/>
+      <w:r>
+        <w:rPr>
+          <w:b/>
+          <w:bCs/>
+          <w:highlight w:val="green"/>
+        </w:rPr>
+        <w:t>inter-servicio</w:t>
+      </w:r>
+      <w:proofErr w:type="spellEnd"/>
+      <w:r>
+        <w:rPr>
+          <w:b/>
+          <w:bCs/>
+          <w:highlight w:val="green"/>
+        </w:rPr>
+        <w:t>:</w:t>
+      </w:r>
+      <w:r>
+        <w:rPr>
+          <w:highlight w:val="green"/>
+        </w:rPr>
+        <w:t> sincrónica (</w:t>
+      </w:r>
+      <w:proofErr w:type="spellStart"/>
+      <w:r>
+        <w:rPr>
+          <w:highlight w:val="green"/>
+        </w:rPr>
+        <w:t>Feign</w:t>
+      </w:r>
+      <w:proofErr w:type="spellEnd"/>
+      <w:r>
+        <w:rPr>
+          <w:highlight w:val="green"/>
+        </w:rPr>
+        <w:t>), asincrónica (eventos) o ambas. Justifica según el caso de uso.</w:t>
       </w:r>
     </w:p>
     <w:p>
@@ -327,7 +406,21 @@
         <w:rPr>
           <w:highlight w:val="green"/>
         </w:rPr>
-        <w:t>Clase genérica ApiResponse&lt;T&gt; en todas las respuestas HTTP de todos los servicios.</w:t>
+        <w:t>Clase genérica </w:t>
+      </w:r>
+      <w:proofErr w:type="spellStart"/>
+      <w:r>
+        <w:rPr>
+          <w:highlight w:val="green"/>
+        </w:rPr>
+        <w:t>ApiResponse</w:t>
+      </w:r>
+      <w:proofErr w:type="spellEnd"/>
+      <w:r>
+        <w:rPr>
+          <w:highlight w:val="green"/>
+        </w:rPr>
+        <w:t>&lt;T&gt; en todas las respuestas HTTP de todos los servicios.</w:t>
       </w:r>
     </w:p>
     <w:p>
@@ -340,11 +433,37 @@
           <w:highlight w:val="green"/>
         </w:rPr>
       </w:pPr>
-      <w:r>
-        <w:rPr>
-          <w:highlight w:val="green"/>
-        </w:rPr>
-        <w:t>application.yaml (no application.properties).</w:t>
+      <w:proofErr w:type="spellStart"/>
+      <w:proofErr w:type="gramStart"/>
+      <w:r>
+        <w:rPr>
+          <w:highlight w:val="green"/>
+        </w:rPr>
+        <w:t>application.yaml</w:t>
+      </w:r>
+      <w:proofErr w:type="spellEnd"/>
+      <w:proofErr w:type="gramEnd"/>
+      <w:r>
+        <w:rPr>
+          <w:highlight w:val="green"/>
+        </w:rPr>
+        <w:t> (no </w:t>
+      </w:r>
+      <w:proofErr w:type="spellStart"/>
+      <w:proofErr w:type="gramStart"/>
+      <w:r>
+        <w:rPr>
+          <w:highlight w:val="green"/>
+        </w:rPr>
+        <w:t>application.properties</w:t>
+      </w:r>
+      <w:proofErr w:type="spellEnd"/>
+      <w:proofErr w:type="gramEnd"/>
+      <w:r>
+        <w:rPr>
+          <w:highlight w:val="green"/>
+        </w:rPr>
+        <w:t>).</w:t>
       </w:r>
     </w:p>
     <w:p>
@@ -396,8 +515,13 @@
       </w:r>
     </w:p>
     <w:p>
-      <w:r>
-        <w:t>rapidocourier/</w:t>
+      <w:proofErr w:type="spellStart"/>
+      <w:r>
+        <w:t>rapidocourier</w:t>
+      </w:r>
+      <w:proofErr w:type="spellEnd"/>
+      <w:r>
+        <w:t>/</w:t>
       </w:r>
     </w:p>
     <w:p>
@@ -431,7 +555,15 @@
         <w:t>──</w:t>
       </w:r>
       <w:r>
-        <w:t xml:space="preserve"> api-gateway/</w:t>
+        <w:t xml:space="preserve"> api-</w:t>
+      </w:r>
+      <w:proofErr w:type="spellStart"/>
+      <w:r>
+        <w:t>gateway</w:t>
+      </w:r>
+      <w:proofErr w:type="spellEnd"/>
+      <w:r>
+        <w:t>/</w:t>
       </w:r>
     </w:p>
     <w:p>
@@ -448,7 +580,15 @@
         <w:t>──</w:t>
       </w:r>
       <w:r>
-        <w:t xml:space="preserve"> config-server/</w:t>
+        <w:t xml:space="preserve"> </w:t>
+      </w:r>
+      <w:proofErr w:type="spellStart"/>
+      <w:r>
+        <w:t>config</w:t>
+      </w:r>
+      <w:proofErr w:type="spellEnd"/>
+      <w:r>
+        <w:t>-server/</w:t>
       </w:r>
     </w:p>
     <w:p>
@@ -472,12 +612,14 @@
         </w:rPr>
         <w:t xml:space="preserve"> servicio-[</w:t>
       </w:r>
+      <w:proofErr w:type="spellStart"/>
       <w:r>
         <w:rPr>
           <w:highlight w:val="green"/>
         </w:rPr>
         <w:t>person-service</w:t>
       </w:r>
+      <w:proofErr w:type="spellEnd"/>
       <w:r>
         <w:rPr>
           <w:highlight w:val="green"/>
@@ -823,13 +965,41 @@
         <w:rPr>
           <w:highlight w:val="green"/>
         </w:rPr>
-        <w:t>(fk)</w:t>
-      </w:r>
-      <w:r>
-        <w:rPr>
-          <w:highlight w:val="green"/>
-        </w:rPr>
-        <w:t>, así que en el insert deberá de</w:t>
+        <w:t>(</w:t>
+      </w:r>
+      <w:proofErr w:type="spellStart"/>
+      <w:r>
+        <w:rPr>
+          <w:highlight w:val="green"/>
+        </w:rPr>
+        <w:t>fk</w:t>
+      </w:r>
+      <w:proofErr w:type="spellEnd"/>
+      <w:r>
+        <w:rPr>
+          <w:highlight w:val="green"/>
+        </w:rPr>
+        <w:t>)</w:t>
+      </w:r>
+      <w:r>
+        <w:rPr>
+          <w:highlight w:val="green"/>
+        </w:rPr>
+        <w:t xml:space="preserve">, así que en el </w:t>
+      </w:r>
+      <w:proofErr w:type="spellStart"/>
+      <w:r>
+        <w:rPr>
+          <w:highlight w:val="green"/>
+        </w:rPr>
+        <w:t>insert</w:t>
+      </w:r>
+      <w:proofErr w:type="spellEnd"/>
+      <w:r>
+        <w:rPr>
+          <w:highlight w:val="green"/>
+        </w:rPr>
+        <w:t xml:space="preserve"> deberá de</w:t>
       </w:r>
       <w:r>
         <w:rPr>
@@ -925,14 +1095,56 @@
         <w:rPr>
           <w:highlight w:val="green"/>
         </w:rPr>
-        <w:t xml:space="preserve"> permitir el login del usuario creado y autenticarse con un token, realizar los jwt filter diferenciados por los de acceso libre y los que si requiere autorización.</w:t>
-      </w:r>
+        <w:t xml:space="preserve"> permitir el </w:t>
+      </w:r>
+      <w:proofErr w:type="spellStart"/>
+      <w:r>
+        <w:rPr>
+          <w:highlight w:val="green"/>
+        </w:rPr>
+        <w:t>login</w:t>
+      </w:r>
+      <w:proofErr w:type="spellEnd"/>
+      <w:r>
+        <w:rPr>
+          <w:highlight w:val="green"/>
+        </w:rPr>
+        <w:t xml:space="preserve"> del usuario creado y autenticarse con un token, realizar los </w:t>
+      </w:r>
+      <w:proofErr w:type="spellStart"/>
+      <w:r>
+        <w:rPr>
+          <w:highlight w:val="green"/>
+        </w:rPr>
+        <w:t>jwt</w:t>
+      </w:r>
+      <w:proofErr w:type="spellEnd"/>
       <w:r>
         <w:rPr>
           <w:highlight w:val="green"/>
         </w:rPr>
         <w:t xml:space="preserve"> </w:t>
       </w:r>
+      <w:proofErr w:type="spellStart"/>
+      <w:r>
+        <w:rPr>
+          <w:highlight w:val="green"/>
+        </w:rPr>
+        <w:t>filter</w:t>
+      </w:r>
+      <w:proofErr w:type="spellEnd"/>
+      <w:r>
+        <w:rPr>
+          <w:highlight w:val="green"/>
+        </w:rPr>
+        <w:t xml:space="preserve"> diferenciados por los de acceso libre y los que si requiere autorización.</w:t>
+      </w:r>
+      <w:r>
+        <w:rPr>
+          <w:highlight w:val="green"/>
+        </w:rPr>
+        <w:t xml:space="preserve"> </w:t>
+      </w:r>
       <w:r>
         <w:rPr>
           <w:highlight w:val="green"/>
@@ -951,7 +1163,7 @@
         <w:rPr>
           <w:b/>
           <w:bCs/>
-          <w:highlight w:val="magenta"/>
+          <w:highlight w:val="green"/>
         </w:rPr>
         <w:t xml:space="preserve">RF-05 — </w:t>
       </w:r>
@@ -959,7 +1171,7 @@
         <w:rPr>
           <w:b/>
           <w:bCs/>
-          <w:highlight w:val="magenta"/>
+          <w:highlight w:val="green"/>
         </w:rPr>
         <w:t xml:space="preserve">Mantenimiento </w:t>
       </w:r>
@@ -967,49 +1179,49 @@
         <w:rPr>
           <w:b/>
           <w:bCs/>
-          <w:highlight w:val="magenta"/>
+          <w:highlight w:val="green"/>
         </w:rPr>
         <w:t xml:space="preserve">de empresa </w:t>
       </w:r>
       <w:r>
         <w:rPr>
-          <w:highlight w:val="magenta"/>
+          <w:highlight w:val="green"/>
         </w:rPr>
         <w:t xml:space="preserve">El sistema debe permitir </w:t>
       </w:r>
       <w:r>
         <w:rPr>
-          <w:highlight w:val="magenta"/>
+          <w:highlight w:val="green"/>
         </w:rPr>
         <w:t xml:space="preserve">realizar el mantenimiento de las </w:t>
       </w:r>
       <w:r>
         <w:rPr>
-          <w:highlight w:val="magenta"/>
+          <w:highlight w:val="green"/>
         </w:rPr>
         <w:t>empresa</w:t>
       </w:r>
       <w:r>
         <w:rPr>
-          <w:highlight w:val="magenta"/>
+          <w:highlight w:val="green"/>
         </w:rPr>
         <w:t>s, al registrar, debe consultar la API de SUNAT (</w:t>
       </w:r>
       <w:r>
         <w:rPr>
-          <w:highlight w:val="magenta"/>
+          <w:highlight w:val="green"/>
         </w:rPr>
         <w:t>https://api.decolecta.com/v1/sunat/ruc?numero=20601030013</w:t>
       </w:r>
       <w:r>
         <w:rPr>
-          <w:highlight w:val="magenta"/>
+          <w:highlight w:val="green"/>
         </w:rPr>
         <w:t>) para obtener algunos datos y almacenar</w:t>
       </w:r>
       <w:r>
         <w:rPr>
-          <w:highlight w:val="magenta"/>
+          <w:highlight w:val="green"/>
         </w:rPr>
         <w:t>.</w:t>
       </w:r>
@@ -1231,7 +1443,77 @@
         <w:rPr>
           <w:highlight w:val="green"/>
         </w:rPr>
-        <w:t> Toda respuesta HTTP (éxito y error) en todos los servicios debe usar la estructura genérica ApiResponse&lt;T&gt; con los campos success (boolean), message (String) y data (T, o null en error).</w:t>
+        <w:t> Toda respuesta HTTP (éxito y error) en todos los servicios debe usar la estructura genérica </w:t>
+      </w:r>
+      <w:proofErr w:type="spellStart"/>
+      <w:r>
+        <w:rPr>
+          <w:highlight w:val="green"/>
+        </w:rPr>
+        <w:t>ApiResponse</w:t>
+      </w:r>
+      <w:proofErr w:type="spellEnd"/>
+      <w:r>
+        <w:rPr>
+          <w:highlight w:val="green"/>
+        </w:rPr>
+        <w:t>&lt;T&gt; con los campos </w:t>
+      </w:r>
+      <w:proofErr w:type="spellStart"/>
+      <w:r>
+        <w:rPr>
+          <w:highlight w:val="green"/>
+        </w:rPr>
+        <w:t>success</w:t>
+      </w:r>
+      <w:proofErr w:type="spellEnd"/>
+      <w:r>
+        <w:rPr>
+          <w:highlight w:val="green"/>
+        </w:rPr>
+        <w:t> (</w:t>
+      </w:r>
+      <w:proofErr w:type="spellStart"/>
+      <w:r>
+        <w:rPr>
+          <w:highlight w:val="green"/>
+        </w:rPr>
+        <w:t>boolean</w:t>
+      </w:r>
+      <w:proofErr w:type="spellEnd"/>
+      <w:r>
+        <w:rPr>
+          <w:highlight w:val="green"/>
+        </w:rPr>
+        <w:t>), </w:t>
+      </w:r>
+      <w:proofErr w:type="spellStart"/>
+      <w:r>
+        <w:rPr>
+          <w:highlight w:val="green"/>
+        </w:rPr>
+        <w:t>message</w:t>
+      </w:r>
+      <w:proofErr w:type="spellEnd"/>
+      <w:r>
+        <w:rPr>
+          <w:highlight w:val="green"/>
+        </w:rPr>
+        <w:t xml:space="preserve"> (String) y data (T, o </w:t>
+      </w:r>
+      <w:proofErr w:type="spellStart"/>
+      <w:r>
+        <w:rPr>
+          <w:highlight w:val="green"/>
+        </w:rPr>
+        <w:t>null</w:t>
+      </w:r>
+      <w:proofErr w:type="spellEnd"/>
+      <w:r>
+        <w:rPr>
+          <w:highlight w:val="green"/>
+        </w:rPr>
+        <w:t xml:space="preserve"> en error).</w:t>
       </w:r>
     </w:p>
     <w:p>
@@ -1247,7 +1529,21 @@
         <w:rPr>
           <w:highlight w:val="green"/>
         </w:rPr>
-        <w:t> 200 para GET/PUT exitosos, 201 para POST exitoso, 204 para DELETE exitoso, 400 para validación fallida (con Map&lt;String, List&lt;String&gt;&gt; por campo), 404 para recurso no encontrado, 409 para conflictos o duplicados, 502 para fallo de API externa, 403 para acceso denegado, 500 para errores inesperados.</w:t>
+        <w:t> 200 para GET/PUT exitosos, 201 para POST exitoso, 204 para DELETE exitoso, 400 para validación fallida (con </w:t>
+      </w:r>
+      <w:proofErr w:type="spellStart"/>
+      <w:r>
+        <w:rPr>
+          <w:highlight w:val="green"/>
+        </w:rPr>
+        <w:t>Map</w:t>
+      </w:r>
+      <w:proofErr w:type="spellEnd"/>
+      <w:r>
+        <w:rPr>
+          <w:highlight w:val="green"/>
+        </w:rPr>
+        <w:t>&lt;String, List&lt;String&gt;&gt; por campo), 404 para recurso no encontrado, 409 para conflictos o duplicados, 502 para fallo de API externa, 403 para acceso denegado, 500 para errores inesperados.</w:t>
       </w:r>
     </w:p>
     <w:p>
@@ -1263,7 +1559,49 @@
         <w:rPr>
           <w:highlight w:val="green"/>
         </w:rPr>
-        <w:t> Todos los DTOs de request deben estar validados con Bean Validation. Se deben usar mínimo 6 tipos de anotación distintos en todo el proyecto.</w:t>
+        <w:t xml:space="preserve"> Todos los </w:t>
+      </w:r>
+      <w:proofErr w:type="spellStart"/>
+      <w:r>
+        <w:rPr>
+          <w:highlight w:val="green"/>
+        </w:rPr>
+        <w:t>DTOs</w:t>
+      </w:r>
+      <w:proofErr w:type="spellEnd"/>
+      <w:r>
+        <w:rPr>
+          <w:highlight w:val="green"/>
+        </w:rPr>
+        <w:t xml:space="preserve"> de </w:t>
+      </w:r>
+      <w:proofErr w:type="spellStart"/>
+      <w:r>
+        <w:rPr>
+          <w:highlight w:val="green"/>
+        </w:rPr>
+        <w:t>request</w:t>
+      </w:r>
+      <w:proofErr w:type="spellEnd"/>
+      <w:r>
+        <w:rPr>
+          <w:highlight w:val="green"/>
+        </w:rPr>
+        <w:t xml:space="preserve"> deben estar validados con Bean </w:t>
+      </w:r>
+      <w:proofErr w:type="spellStart"/>
+      <w:r>
+        <w:rPr>
+          <w:highlight w:val="green"/>
+        </w:rPr>
+        <w:t>Validation</w:t>
+      </w:r>
+      <w:proofErr w:type="spellEnd"/>
+      <w:r>
+        <w:rPr>
+          <w:highlight w:val="green"/>
+        </w:rPr>
+        <w:t>. Se deben usar mínimo 6 tipos de anotación distintos en todo el proyecto.</w:t>
       </w:r>
     </w:p>
     <w:p>
@@ -1279,7 +1617,35 @@
         <w:rPr>
           <w:highlight w:val="green"/>
         </w:rPr>
-        <w:t> Al menos dos entidades (en cualquier servicio) deben incluir createdAt y updatedAt poblados automáticamente.</w:t>
+        <w:t> Al menos dos entidades (en cualquier servicio) deben incluir </w:t>
+      </w:r>
+      <w:proofErr w:type="spellStart"/>
+      <w:r>
+        <w:rPr>
+          <w:highlight w:val="green"/>
+        </w:rPr>
+        <w:t>createdAt</w:t>
+      </w:r>
+      <w:proofErr w:type="spellEnd"/>
+      <w:r>
+        <w:rPr>
+          <w:highlight w:val="green"/>
+        </w:rPr>
+        <w:t> y </w:t>
+      </w:r>
+      <w:proofErr w:type="spellStart"/>
+      <w:r>
+        <w:rPr>
+          <w:highlight w:val="green"/>
+        </w:rPr>
+        <w:t>updatedAt</w:t>
+      </w:r>
+      <w:proofErr w:type="spellEnd"/>
+      <w:r>
+        <w:rPr>
+          <w:highlight w:val="green"/>
+        </w:rPr>
+        <w:t> poblados automáticamente.</w:t>
       </w:r>
     </w:p>
     <w:p>
@@ -1295,7 +1661,63 @@
         <w:rPr>
           <w:highlight w:val="yellow"/>
         </w:rPr>
-        <w:t> Las pruebas de la capa de servicio deben correr sin errores con mvn test en cada microservicio que tenga pruebas. Deben cubrir: al menos un happy path por servicio probado, al menos dos rutas de excepción con assertThrows, y al menos un caso de resultado vacío.</w:t>
+        <w:t> Las pruebas de la capa de servicio deben correr sin errores con </w:t>
+      </w:r>
+      <w:proofErr w:type="spellStart"/>
+      <w:r>
+        <w:rPr>
+          <w:highlight w:val="yellow"/>
+        </w:rPr>
+        <w:t>mvn</w:t>
+      </w:r>
+      <w:proofErr w:type="spellEnd"/>
+      <w:r>
+        <w:rPr>
+          <w:highlight w:val="yellow"/>
+        </w:rPr>
+        <w:t xml:space="preserve"> test en cada microservicio que tenga pruebas. Deben cubrir: al menos un </w:t>
+      </w:r>
+      <w:proofErr w:type="spellStart"/>
+      <w:r>
+        <w:rPr>
+          <w:highlight w:val="yellow"/>
+        </w:rPr>
+        <w:t>happy</w:t>
+      </w:r>
+      <w:proofErr w:type="spellEnd"/>
+      <w:r>
+        <w:rPr>
+          <w:highlight w:val="yellow"/>
+        </w:rPr>
+        <w:t xml:space="preserve"> </w:t>
+      </w:r>
+      <w:proofErr w:type="spellStart"/>
+      <w:r>
+        <w:rPr>
+          <w:highlight w:val="yellow"/>
+        </w:rPr>
+        <w:t>path</w:t>
+      </w:r>
+      <w:proofErr w:type="spellEnd"/>
+      <w:r>
+        <w:rPr>
+          <w:highlight w:val="yellow"/>
+        </w:rPr>
+        <w:t xml:space="preserve"> por servicio probado, al menos dos rutas de excepción con </w:t>
+      </w:r>
+      <w:proofErr w:type="spellStart"/>
+      <w:r>
+        <w:rPr>
+          <w:highlight w:val="yellow"/>
+        </w:rPr>
+        <w:t>assertThrows</w:t>
+      </w:r>
+      <w:proofErr w:type="spellEnd"/>
+      <w:r>
+        <w:rPr>
+          <w:highlight w:val="yellow"/>
+        </w:rPr>
+        <w:t>, y al menos un caso de resultado vacío.</w:t>
       </w:r>
     </w:p>
     <w:p>
@@ -1311,7 +1733,51 @@
         <w:rPr>
           <w:highlight w:val="red"/>
         </w:rPr>
-        <w:t> El token de RENIEC, la clave de firma JWT y las contraseñas de base de datos no deben estar hardcodeados. En los microservicios, la clave JWT debe almacenarse en Vault; el token de RENIEC debe leerse con @Value desde el Config Server o desde application.yaml.</w:t>
+        <w:t xml:space="preserve"> El token de RENIEC, la clave de firma JWT y las contraseñas de base de datos no deben estar </w:t>
+      </w:r>
+      <w:proofErr w:type="spellStart"/>
+      <w:r>
+        <w:rPr>
+          <w:highlight w:val="red"/>
+        </w:rPr>
+        <w:t>hardcodeados</w:t>
+      </w:r>
+      <w:proofErr w:type="spellEnd"/>
+      <w:r>
+        <w:rPr>
+          <w:highlight w:val="red"/>
+        </w:rPr>
+        <w:t xml:space="preserve">. En los microservicios, la clave JWT debe almacenarse en Vault; el token de RENIEC debe leerse con @Value desde el </w:t>
+      </w:r>
+      <w:proofErr w:type="spellStart"/>
+      <w:r>
+        <w:rPr>
+          <w:highlight w:val="red"/>
+        </w:rPr>
+        <w:t>Config</w:t>
+      </w:r>
+      <w:proofErr w:type="spellEnd"/>
+      <w:r>
+        <w:rPr>
+          <w:highlight w:val="red"/>
+        </w:rPr>
+        <w:t xml:space="preserve"> Server o desde </w:t>
+      </w:r>
+      <w:proofErr w:type="spellStart"/>
+      <w:proofErr w:type="gramStart"/>
+      <w:r>
+        <w:rPr>
+          <w:highlight w:val="red"/>
+        </w:rPr>
+        <w:t>application.yaml</w:t>
+      </w:r>
+      <w:proofErr w:type="spellEnd"/>
+      <w:proofErr w:type="gramEnd"/>
+      <w:r>
+        <w:rPr>
+          <w:highlight w:val="red"/>
+        </w:rPr>
+        <w:t>.</w:t>
       </w:r>
     </w:p>
     <w:p>
@@ -1427,7 +1893,23 @@
         <w:t>Qué se evalúa:</w:t>
       </w:r>
       <w:r>
-        <w:t> Capacidad de identificar bounded contexts coherentes y de definir responsabilidades claras para cada servicio antes de implementar.</w:t>
+        <w:t xml:space="preserve"> Capacidad de identificar </w:t>
+      </w:r>
+      <w:proofErr w:type="spellStart"/>
+      <w:r>
+        <w:t>bounded</w:t>
+      </w:r>
+      <w:proofErr w:type="spellEnd"/>
+      <w:r>
+        <w:t xml:space="preserve"> </w:t>
+      </w:r>
+      <w:proofErr w:type="spellStart"/>
+      <w:r>
+        <w:t>contexts</w:t>
+      </w:r>
+      <w:proofErr w:type="spellEnd"/>
+      <w:r>
+        <w:t xml:space="preserve"> coherentes y de definir responsabilidades claras para cada servicio antes de implementar.</w:t>
       </w:r>
     </w:p>
     <w:p>
@@ -1458,7 +1940,23 @@
         </w:numPr>
       </w:pPr>
       <w:r>
-        <w:t>Su nombre y el bounded context que representa.</w:t>
+        <w:t xml:space="preserve">Su nombre y el </w:t>
+      </w:r>
+      <w:proofErr w:type="spellStart"/>
+      <w:r>
+        <w:t>bounded</w:t>
+      </w:r>
+      <w:proofErr w:type="spellEnd"/>
+      <w:r>
+        <w:t xml:space="preserve"> </w:t>
+      </w:r>
+      <w:proofErr w:type="spellStart"/>
+      <w:r>
+        <w:t>context</w:t>
+      </w:r>
+      <w:proofErr w:type="spellEnd"/>
+      <w:r>
+        <w:t xml:space="preserve"> que representa.</w:t>
       </w:r>
     </w:p>
     <w:p>
@@ -1658,7 +2156,23 @@
           </w:tcPr>
           <w:p>
             <w:r>
-              <w:t>Mínimo 3 microservicios con bounded contexts diferenciados y documentados</w:t>
+              <w:t xml:space="preserve">Mínimo 3 microservicios con </w:t>
+            </w:r>
+            <w:proofErr w:type="spellStart"/>
+            <w:r>
+              <w:t>bounded</w:t>
+            </w:r>
+            <w:proofErr w:type="spellEnd"/>
+            <w:r>
+              <w:t xml:space="preserve"> </w:t>
+            </w:r>
+            <w:proofErr w:type="spellStart"/>
+            <w:r>
+              <w:t>contexts</w:t>
+            </w:r>
+            <w:proofErr w:type="spellEnd"/>
+            <w:r>
+              <w:t xml:space="preserve"> diferenciados y documentados</w:t>
             </w:r>
           </w:p>
         </w:tc>
@@ -1762,7 +2276,15 @@
           </w:tcPr>
           <w:p>
             <w:r>
-              <w:t>Diagrama o tabla de dependencias inter-servicio incluido en el README.md</w:t>
+              <w:t xml:space="preserve">Diagrama o tabla de dependencias </w:t>
+            </w:r>
+            <w:proofErr w:type="spellStart"/>
+            <w:r>
+              <w:t>inter-servicio</w:t>
+            </w:r>
+            <w:proofErr w:type="spellEnd"/>
+            <w:r>
+              <w:t xml:space="preserve"> incluido en el README.md</w:t>
             </w:r>
           </w:p>
         </w:tc>
@@ -1913,7 +2435,35 @@
         <w:rPr>
           <w:highlight w:val="green"/>
         </w:rPr>
-        <w:t> (la comunicación entre servicios usa DTOs o IDs, no entidades).</w:t>
+        <w:t xml:space="preserve"> (la comunicación entre servicios usa </w:t>
+      </w:r>
+      <w:proofErr w:type="spellStart"/>
+      <w:r>
+        <w:rPr>
+          <w:highlight w:val="green"/>
+        </w:rPr>
+        <w:t>DTOs</w:t>
+      </w:r>
+      <w:proofErr w:type="spellEnd"/>
+      <w:r>
+        <w:rPr>
+          <w:highlight w:val="green"/>
+        </w:rPr>
+        <w:t xml:space="preserve"> o </w:t>
+      </w:r>
+      <w:proofErr w:type="spellStart"/>
+      <w:r>
+        <w:rPr>
+          <w:highlight w:val="green"/>
+        </w:rPr>
+        <w:t>IDs</w:t>
+      </w:r>
+      <w:proofErr w:type="spellEnd"/>
+      <w:r>
+        <w:rPr>
+          <w:highlight w:val="green"/>
+        </w:rPr>
+        <w:t>, no entidades).</w:t>
       </w:r>
     </w:p>
     <w:p>
@@ -1982,7 +2532,35 @@
         <w:rPr>
           <w:highlight w:val="green"/>
         </w:rPr>
-        <w:t>Campos createdAt y updatedAt en al menos 2 entidades con gestión automática (cubre RNF-04).</w:t>
+        <w:t>Campos </w:t>
+      </w:r>
+      <w:proofErr w:type="spellStart"/>
+      <w:r>
+        <w:rPr>
+          <w:highlight w:val="green"/>
+        </w:rPr>
+        <w:t>createdAt</w:t>
+      </w:r>
+      <w:proofErr w:type="spellEnd"/>
+      <w:r>
+        <w:rPr>
+          <w:highlight w:val="green"/>
+        </w:rPr>
+        <w:t> y </w:t>
+      </w:r>
+      <w:proofErr w:type="spellStart"/>
+      <w:r>
+        <w:rPr>
+          <w:highlight w:val="green"/>
+        </w:rPr>
+        <w:t>updatedAt</w:t>
+      </w:r>
+      <w:proofErr w:type="spellEnd"/>
+      <w:r>
+        <w:rPr>
+          <w:highlight w:val="green"/>
+        </w:rPr>
+        <w:t> en al menos 2 entidades con gestión automática (cubre RNF-04).</w:t>
       </w:r>
     </w:p>
     <w:p>
@@ -2186,8 +2764,29 @@
           </w:tcPr>
           <w:p>
             <w:r>
-              <w:t>Ninguna entidad JPA compartida entre servicios; comunicación inter-servicio solo por DTOs o IDs</w:t>
-            </w:r>
+              <w:t xml:space="preserve">Ninguna entidad JPA compartida entre servicios; comunicación </w:t>
+            </w:r>
+            <w:proofErr w:type="spellStart"/>
+            <w:r>
+              <w:t>inter-servicio</w:t>
+            </w:r>
+            <w:proofErr w:type="spellEnd"/>
+            <w:r>
+              <w:t xml:space="preserve"> solo por </w:t>
+            </w:r>
+            <w:proofErr w:type="spellStart"/>
+            <w:r>
+              <w:t>DTOs</w:t>
+            </w:r>
+            <w:proofErr w:type="spellEnd"/>
+            <w:r>
+              <w:t xml:space="preserve"> o </w:t>
+            </w:r>
+            <w:proofErr w:type="spellStart"/>
+            <w:r>
+              <w:t>IDs</w:t>
+            </w:r>
+            <w:proofErr w:type="spellEnd"/>
           </w:p>
         </w:tc>
         <w:tc>
@@ -2342,7 +2941,23 @@
           </w:tcPr>
           <w:p>
             <w:r>
-              <w:t>Campos createdAt y updatedAt en al menos 2 entidades con gestión automática (RNF-04)</w:t>
+              <w:t>Campos </w:t>
+            </w:r>
+            <w:proofErr w:type="spellStart"/>
+            <w:r>
+              <w:t>createdAt</w:t>
+            </w:r>
+            <w:proofErr w:type="spellEnd"/>
+            <w:r>
+              <w:t> y </w:t>
+            </w:r>
+            <w:proofErr w:type="spellStart"/>
+            <w:r>
+              <w:t>updatedAt</w:t>
+            </w:r>
+            <w:proofErr w:type="spellEnd"/>
+            <w:r>
+              <w:t> en al menos 2 entidades con gestión automática (RNF-04)</w:t>
             </w:r>
           </w:p>
         </w:tc>
@@ -2446,7 +3061,25 @@
           <w:bCs/>
           <w:highlight w:val="green"/>
         </w:rPr>
-        <w:t>Sección 3: DTOs y Validaciones (10 puntos)</w:t>
+        <w:t xml:space="preserve">Sección 3: </w:t>
+      </w:r>
+      <w:proofErr w:type="spellStart"/>
+      <w:r>
+        <w:rPr>
+          <w:b/>
+          <w:bCs/>
+          <w:highlight w:val="green"/>
+        </w:rPr>
+        <w:t>DTOs</w:t>
+      </w:r>
+      <w:proofErr w:type="spellEnd"/>
+      <w:r>
+        <w:rPr>
+          <w:b/>
+          <w:bCs/>
+          <w:highlight w:val="green"/>
+        </w:rPr>
+        <w:t xml:space="preserve"> y Validaciones (10 puntos)</w:t>
       </w:r>
     </w:p>
     <w:p>
@@ -2490,11 +3123,33 @@
           <w:highlight w:val="green"/>
         </w:rPr>
       </w:pPr>
-      <w:r>
-        <w:rPr>
-          <w:highlight w:val="green"/>
-        </w:rPr>
-        <w:t>DTOs separados en paquetes request/ y response/ en cada servicio.</w:t>
+      <w:proofErr w:type="spellStart"/>
+      <w:r>
+        <w:rPr>
+          <w:highlight w:val="green"/>
+        </w:rPr>
+        <w:t>DTOs</w:t>
+      </w:r>
+      <w:proofErr w:type="spellEnd"/>
+      <w:r>
+        <w:rPr>
+          <w:highlight w:val="green"/>
+        </w:rPr>
+        <w:t xml:space="preserve"> separados en paquetes </w:t>
+      </w:r>
+      <w:proofErr w:type="spellStart"/>
+      <w:r>
+        <w:rPr>
+          <w:highlight w:val="green"/>
+        </w:rPr>
+        <w:t>request</w:t>
+      </w:r>
+      <w:proofErr w:type="spellEnd"/>
+      <w:r>
+        <w:rPr>
+          <w:highlight w:val="green"/>
+        </w:rPr>
+        <w:t>/ y response/ en cada servicio.</w:t>
       </w:r>
     </w:p>
     <w:p>
@@ -2512,7 +3167,35 @@
           <w:highlight w:val="green"/>
         </w:rPr>
         <w:lastRenderedPageBreak/>
-        <w:t>Clase genérica ApiResponse&lt;T&gt; implementada en cada servicio y usada en todos sus endpoints (cubre RNF-01).</w:t>
+        <w:t>Clase genérica </w:t>
+      </w:r>
+      <w:proofErr w:type="spellStart"/>
+      <w:r>
+        <w:rPr>
+          <w:highlight w:val="green"/>
+        </w:rPr>
+        <w:t>ApiResponse</w:t>
+      </w:r>
+      <w:proofErr w:type="spellEnd"/>
+      <w:r>
+        <w:rPr>
+          <w:highlight w:val="green"/>
+        </w:rPr>
+        <w:t xml:space="preserve">&lt;T&gt; implementada en cada servicio y usada en todos sus </w:t>
+      </w:r>
+      <w:proofErr w:type="spellStart"/>
+      <w:r>
+        <w:rPr>
+          <w:highlight w:val="green"/>
+        </w:rPr>
+        <w:t>endpoints</w:t>
+      </w:r>
+      <w:proofErr w:type="spellEnd"/>
+      <w:r>
+        <w:rPr>
+          <w:highlight w:val="green"/>
+        </w:rPr>
+        <w:t xml:space="preserve"> (cubre RNF-01).</w:t>
       </w:r>
     </w:p>
     <w:p>
@@ -2543,7 +3226,35 @@
         <w:rPr>
           <w:highlight w:val="green"/>
         </w:rPr>
-        <w:t> usados en los DTOs de request del proyecto. Ejemplos: @NotBlank, @NotNull, @Email, @Pattern, @Positive, @Size, @Min, @Max, @Past, @Future (cubre RNF-03).</w:t>
+        <w:t xml:space="preserve"> usados en los </w:t>
+      </w:r>
+      <w:proofErr w:type="spellStart"/>
+      <w:r>
+        <w:rPr>
+          <w:highlight w:val="green"/>
+        </w:rPr>
+        <w:t>DTOs</w:t>
+      </w:r>
+      <w:proofErr w:type="spellEnd"/>
+      <w:r>
+        <w:rPr>
+          <w:highlight w:val="green"/>
+        </w:rPr>
+        <w:t xml:space="preserve"> de </w:t>
+      </w:r>
+      <w:proofErr w:type="spellStart"/>
+      <w:r>
+        <w:rPr>
+          <w:highlight w:val="green"/>
+        </w:rPr>
+        <w:t>request</w:t>
+      </w:r>
+      <w:proofErr w:type="spellEnd"/>
+      <w:r>
+        <w:rPr>
+          <w:highlight w:val="green"/>
+        </w:rPr>
+        <w:t xml:space="preserve"> del proyecto. Ejemplos: @NotBlank, @NotNull, @Email, @Pattern, @Positive, @Size, @Min, @Max, @Past, @Future (cubre RNF-03).</w:t>
       </w:r>
     </w:p>
     <w:p>
@@ -2564,7 +3275,31 @@
         <w:t>un DTO de response con datos anidados</w:t>
       </w:r>
       <w:r>
-        <w:t> de otro servicio: un recurso cuyo response incluye información de una entidad de otro bounded context, obtenida mediante llamada inter-servicio.</w:t>
+        <w:t xml:space="preserve"> de otro servicio: un recurso cuyo response incluye información de una entidad de otro </w:t>
+      </w:r>
+      <w:proofErr w:type="spellStart"/>
+      <w:r>
+        <w:t>bounded</w:t>
+      </w:r>
+      <w:proofErr w:type="spellEnd"/>
+      <w:r>
+        <w:t xml:space="preserve"> </w:t>
+      </w:r>
+      <w:proofErr w:type="spellStart"/>
+      <w:r>
+        <w:t>context</w:t>
+      </w:r>
+      <w:proofErr w:type="spellEnd"/>
+      <w:r>
+        <w:t xml:space="preserve">, obtenida mediante llamada </w:t>
+      </w:r>
+      <w:proofErr w:type="spellStart"/>
+      <w:r>
+        <w:t>inter-servicio</w:t>
+      </w:r>
+      <w:proofErr w:type="spellEnd"/>
+      <w:r>
+        <w:t>.</w:t>
       </w:r>
     </w:p>
     <w:p>
@@ -2687,8 +3422,21 @@
             <w:hideMark/>
           </w:tcPr>
           <w:p>
-            <w:r>
-              <w:t>DTOs de request y response diferenciados en todos los servicios</w:t>
+            <w:proofErr w:type="spellStart"/>
+            <w:r>
+              <w:t>DTOs</w:t>
+            </w:r>
+            <w:proofErr w:type="spellEnd"/>
+            <w:r>
+              <w:t xml:space="preserve"> de </w:t>
+            </w:r>
+            <w:proofErr w:type="spellStart"/>
+            <w:r>
+              <w:t>request</w:t>
+            </w:r>
+            <w:proofErr w:type="spellEnd"/>
+            <w:r>
+              <w:t xml:space="preserve"> y response diferenciados en todos los servicios</w:t>
             </w:r>
           </w:p>
         </w:tc>
@@ -2739,8 +3487,21 @@
             <w:hideMark/>
           </w:tcPr>
           <w:p>
-            <w:r>
-              <w:t>ApiResponse&lt;T&gt; en todos los endpoints de todos los servicios (RNF-01)</w:t>
+            <w:proofErr w:type="spellStart"/>
+            <w:r>
+              <w:t>ApiResponse</w:t>
+            </w:r>
+            <w:proofErr w:type="spellEnd"/>
+            <w:r>
+              <w:t xml:space="preserve">&lt;T&gt; en todos los </w:t>
+            </w:r>
+            <w:proofErr w:type="spellStart"/>
+            <w:r>
+              <w:t>endpoints</w:t>
+            </w:r>
+            <w:proofErr w:type="spellEnd"/>
+            <w:r>
+              <w:t xml:space="preserve"> de todos los servicios (RNF-01)</w:t>
             </w:r>
           </w:p>
         </w:tc>
@@ -2792,7 +3553,23 @@
           </w:tcPr>
           <w:p>
             <w:r>
-              <w:t>Mínimo 6 tipos de anotación de validación distintos en los DTOs de request (RNF-03)</w:t>
+              <w:t xml:space="preserve">Mínimo 6 tipos de anotación de validación distintos en los </w:t>
+            </w:r>
+            <w:proofErr w:type="spellStart"/>
+            <w:r>
+              <w:t>DTOs</w:t>
+            </w:r>
+            <w:proofErr w:type="spellEnd"/>
+            <w:r>
+              <w:t xml:space="preserve"> de </w:t>
+            </w:r>
+            <w:proofErr w:type="spellStart"/>
+            <w:r>
+              <w:t>request</w:t>
+            </w:r>
+            <w:proofErr w:type="spellEnd"/>
+            <w:r>
+              <w:t xml:space="preserve"> (RNF-03)</w:t>
             </w:r>
           </w:p>
         </w:tc>
@@ -2844,8 +3621,13 @@
           </w:tcPr>
           <w:p>
             <w:r>
-              <w:t>Al menos un DTO de response que incluya datos obtenidos de otro servicio mediante llamada inter-servicio</w:t>
-            </w:r>
+              <w:t xml:space="preserve">Al menos un DTO de response que incluya datos obtenidos de otro servicio mediante llamada </w:t>
+            </w:r>
+            <w:proofErr w:type="spellStart"/>
+            <w:r>
+              <w:t>inter-servicio</w:t>
+            </w:r>
+            <w:proofErr w:type="spellEnd"/>
           </w:p>
         </w:tc>
         <w:tc>
@@ -2949,7 +3731,49 @@
         <w:rPr>
           <w:highlight w:val="green"/>
         </w:rPr>
-        <w:t>Una interfaz Repository por entidad principal en cada servicio, extendiendo JpaRepository&lt;E, UUID&gt; o MongoRepository&lt;D, UUID&gt;.</w:t>
+        <w:t>Una interfaz </w:t>
+      </w:r>
+      <w:proofErr w:type="spellStart"/>
+      <w:r>
+        <w:rPr>
+          <w:highlight w:val="green"/>
+        </w:rPr>
+        <w:t>Repository</w:t>
+      </w:r>
+      <w:proofErr w:type="spellEnd"/>
+      <w:r>
+        <w:rPr>
+          <w:highlight w:val="green"/>
+        </w:rPr>
+        <w:t> por entidad principal en cada servicio, extendiendo </w:t>
+      </w:r>
+      <w:proofErr w:type="spellStart"/>
+      <w:r>
+        <w:rPr>
+          <w:highlight w:val="green"/>
+        </w:rPr>
+        <w:t>JpaRepository</w:t>
+      </w:r>
+      <w:proofErr w:type="spellEnd"/>
+      <w:r>
+        <w:rPr>
+          <w:highlight w:val="green"/>
+        </w:rPr>
+        <w:t>&lt;E, UUID&gt; o </w:t>
+      </w:r>
+      <w:proofErr w:type="spellStart"/>
+      <w:r>
+        <w:rPr>
+          <w:highlight w:val="green"/>
+        </w:rPr>
+        <w:t>MongoRepository</w:t>
+      </w:r>
+      <w:proofErr w:type="spellEnd"/>
+      <w:r>
+        <w:rPr>
+          <w:highlight w:val="green"/>
+        </w:rPr>
+        <w:t>&lt;D, UUID&gt;.</w:t>
       </w:r>
     </w:p>
     <w:p>
@@ -2980,7 +3804,35 @@
         <w:rPr>
           <w:highlight w:val="green"/>
         </w:rPr>
-        <w:t> distribuidas entre los servicios, usando @Query(nativeQuery = true) para SQL o @Aggregation / MongoTemplate para MongoDB. Deben cubrir:</w:t>
+        <w:t> distribuidas entre los servicios, usando @</w:t>
+      </w:r>
+      <w:proofErr w:type="gramStart"/>
+      <w:r>
+        <w:rPr>
+          <w:highlight w:val="green"/>
+        </w:rPr>
+        <w:t>Query(</w:t>
+      </w:r>
+      <w:proofErr w:type="gramEnd"/>
+      <w:r>
+        <w:rPr>
+          <w:highlight w:val="green"/>
+        </w:rPr>
+        <w:t>nativeQuery = true) para SQL o @Aggregation / </w:t>
+      </w:r>
+      <w:proofErr w:type="spellStart"/>
+      <w:r>
+        <w:rPr>
+          <w:highlight w:val="green"/>
+        </w:rPr>
+        <w:t>MongoTemplate</w:t>
+      </w:r>
+      <w:proofErr w:type="spellEnd"/>
+      <w:r>
+        <w:rPr>
+          <w:highlight w:val="green"/>
+        </w:rPr>
+        <w:t> para MongoDB. Deben cubrir:</w:t>
       </w:r>
     </w:p>
     <w:p>
@@ -3043,7 +3895,21 @@
         <w:rPr>
           <w:highlight w:val="green"/>
         </w:rPr>
-        <w:t>Consulta que combine datos de dos o más entidades del mismo servicio (JOIN o $lookup).</w:t>
+        <w:t>Consulta que combine datos de dos o más entidades del mismo servicio (JOIN o $</w:t>
+      </w:r>
+      <w:proofErr w:type="spellStart"/>
+      <w:r>
+        <w:rPr>
+          <w:highlight w:val="green"/>
+        </w:rPr>
+        <w:t>lookup</w:t>
+      </w:r>
+      <w:proofErr w:type="spellEnd"/>
+      <w:r>
+        <w:rPr>
+          <w:highlight w:val="green"/>
+        </w:rPr>
+        <w:t>).</w:t>
       </w:r>
     </w:p>
     <w:p>
@@ -3325,7 +4191,23 @@
           </w:tcPr>
           <w:p>
             <w:r>
-              <w:t>Consulta multi-entidad con JOIN o $lookup implementada</w:t>
+              <w:t xml:space="preserve">Consulta </w:t>
+            </w:r>
+            <w:proofErr w:type="spellStart"/>
+            <w:r>
+              <w:t>multi-entidad</w:t>
+            </w:r>
+            <w:proofErr w:type="spellEnd"/>
+            <w:r>
+              <w:t xml:space="preserve"> con JOIN o $</w:t>
+            </w:r>
+            <w:proofErr w:type="spellStart"/>
+            <w:r>
+              <w:t>lookup</w:t>
+            </w:r>
+            <w:proofErr w:type="spellEnd"/>
+            <w:r>
+              <w:t> implementada</w:t>
             </w:r>
           </w:p>
         </w:tc>
@@ -3501,7 +4383,15 @@
         <w:t>RF-05:</w:t>
       </w:r>
       <w:r>
-        <w:t> registro automático en el historial de estados en cada cambio, incluyendo usuario y timestamp.</w:t>
+        <w:t xml:space="preserve"> registro automático en el historial de estados en cada cambio, incluyendo usuario y </w:t>
+      </w:r>
+      <w:proofErr w:type="spellStart"/>
+      <w:r>
+        <w:t>timestamp</w:t>
+      </w:r>
+      <w:proofErr w:type="spellEnd"/>
+      <w:r>
+        <w:t>.</w:t>
       </w:r>
     </w:p>
     <w:p>
@@ -3603,7 +4493,21 @@
         <w:rPr>
           <w:highlight w:val="green"/>
         </w:rPr>
-        <w:t>Conversión entidad ↔ DTO mediante ModelMapper o mapeo manual justificado.</w:t>
+        <w:t>Conversión entidad ↔ DTO mediante </w:t>
+      </w:r>
+      <w:proofErr w:type="spellStart"/>
+      <w:r>
+        <w:rPr>
+          <w:highlight w:val="green"/>
+        </w:rPr>
+        <w:t>ModelMapper</w:t>
+      </w:r>
+      <w:proofErr w:type="spellEnd"/>
+      <w:r>
+        <w:rPr>
+          <w:highlight w:val="green"/>
+        </w:rPr>
+        <w:t> o mapeo manual justificado.</w:t>
       </w:r>
     </w:p>
     <w:p>
@@ -3884,7 +4788,15 @@
           </w:tcPr>
           <w:p>
             <w:r>
-              <w:t>RF-05: registro automático de historial con usuario y timestamp en cada cambio de estado</w:t>
+              <w:t xml:space="preserve">RF-05: registro automático de historial con usuario y </w:t>
+            </w:r>
+            <w:proofErr w:type="spellStart"/>
+            <w:r>
+              <w:t>timestamp</w:t>
+            </w:r>
+            <w:proofErr w:type="spellEnd"/>
+            <w:r>
+              <w:t xml:space="preserve"> en cada cambio de estado</w:t>
             </w:r>
           </w:p>
         </w:tc>
@@ -4089,7 +5001,21 @@
         <w:rPr>
           <w:highlight w:val="green"/>
         </w:rPr>
-        <w:t>Los siguientes endpoints deben existir en algún servicio (tú decides dónde):</w:t>
+        <w:t xml:space="preserve">Los siguientes </w:t>
+      </w:r>
+      <w:proofErr w:type="spellStart"/>
+      <w:r>
+        <w:rPr>
+          <w:highlight w:val="green"/>
+        </w:rPr>
+        <w:t>endpoints</w:t>
+      </w:r>
+      <w:proofErr w:type="spellEnd"/>
+      <w:r>
+        <w:rPr>
+          <w:highlight w:val="green"/>
+        </w:rPr>
+        <w:t xml:space="preserve"> deben existir en algún servicio (tú decides dónde):</w:t>
       </w:r>
     </w:p>
     <w:p>
@@ -4219,7 +5145,23 @@
         </w:numPr>
       </w:pPr>
       <w:r>
-        <w:t>@Valid en todos los endpoints que reciban un body.</w:t>
+        <w:t xml:space="preserve">@Valid en todos los </w:t>
+      </w:r>
+      <w:proofErr w:type="spellStart"/>
+      <w:r>
+        <w:t>endpoints</w:t>
+      </w:r>
+      <w:proofErr w:type="spellEnd"/>
+      <w:r>
+        <w:t xml:space="preserve"> que reciban un </w:t>
+      </w:r>
+      <w:proofErr w:type="spellStart"/>
+      <w:r>
+        <w:t>body</w:t>
+      </w:r>
+      <w:proofErr w:type="spellEnd"/>
+      <w:r>
+        <w:t>.</w:t>
       </w:r>
     </w:p>
     <w:p>
@@ -4229,8 +5171,29 @@
           <w:numId w:val="8"/>
         </w:numPr>
       </w:pPr>
-      <w:r>
-        <w:t>ResponseEntity&lt;ApiResponse&lt;T&gt;&gt; con código HTTP correcto según RNF-02 en todos los endpoints.</w:t>
+      <w:proofErr w:type="spellStart"/>
+      <w:r>
+        <w:t>ResponseEntity</w:t>
+      </w:r>
+      <w:proofErr w:type="spellEnd"/>
+      <w:r>
+        <w:t>&lt;</w:t>
+      </w:r>
+      <w:proofErr w:type="spellStart"/>
+      <w:r>
+        <w:t>ApiResponse</w:t>
+      </w:r>
+      <w:proofErr w:type="spellEnd"/>
+      <w:r>
+        <w:t xml:space="preserve">&lt;T&gt;&gt; con código HTTP correcto según RNF-02 en todos los </w:t>
+      </w:r>
+      <w:proofErr w:type="spellStart"/>
+      <w:r>
+        <w:t>endpoints</w:t>
+      </w:r>
+      <w:proofErr w:type="spellEnd"/>
+      <w:r>
+        <w:t>.</w:t>
       </w:r>
     </w:p>
     <w:p>
@@ -4407,7 +5370,15 @@
           <w:p>
             <w:r>
               <w:lastRenderedPageBreak/>
-              <w:t>Todos los endpoints específicos de RF-01 al RF-09 presentes y funcionando</w:t>
+              <w:t xml:space="preserve">Todos los </w:t>
+            </w:r>
+            <w:proofErr w:type="spellStart"/>
+            <w:r>
+              <w:t>endpoints</w:t>
+            </w:r>
+            <w:proofErr w:type="spellEnd"/>
+            <w:r>
+              <w:t xml:space="preserve"> específicos de RF-01 al RF-09 presentes y funcionando</w:t>
             </w:r>
           </w:p>
         </w:tc>
@@ -4459,8 +5430,21 @@
           </w:tcPr>
           <w:p>
             <w:r>
-              <w:t>@Valid aplicado en todos los endpoints con body</w:t>
-            </w:r>
+              <w:t xml:space="preserve">@Valid aplicado en todos los </w:t>
+            </w:r>
+            <w:proofErr w:type="spellStart"/>
+            <w:r>
+              <w:t>endpoints</w:t>
+            </w:r>
+            <w:proofErr w:type="spellEnd"/>
+            <w:r>
+              <w:t xml:space="preserve"> con </w:t>
+            </w:r>
+            <w:proofErr w:type="spellStart"/>
+            <w:r>
+              <w:t>body</w:t>
+            </w:r>
+            <w:proofErr w:type="spellEnd"/>
           </w:p>
         </w:tc>
         <w:tc>
@@ -4510,8 +5494,21 @@
             <w:hideMark/>
           </w:tcPr>
           <w:p>
-            <w:r>
-              <w:t>ResponseEntity&lt;ApiResponse&lt;T&gt;&gt; con códigos HTTP correctos en todos los casos (RNF-02)</w:t>
+            <w:proofErr w:type="spellStart"/>
+            <w:r>
+              <w:t>ResponseEntity</w:t>
+            </w:r>
+            <w:proofErr w:type="spellEnd"/>
+            <w:r>
+              <w:t>&lt;</w:t>
+            </w:r>
+            <w:proofErr w:type="spellStart"/>
+            <w:r>
+              <w:t>ApiResponse</w:t>
+            </w:r>
+            <w:proofErr w:type="spellEnd"/>
+            <w:r>
+              <w:t>&lt;T&gt;&gt; con códigos HTTP correctos en todos los casos (RNF-02)</w:t>
             </w:r>
           </w:p>
         </w:tc>
@@ -4616,7 +5613,21 @@
         <w:rPr>
           <w:highlight w:val="green"/>
         </w:rPr>
-        <w:t>Clase GlobalExceptionHandler con @RestControllerAdvice en </w:t>
+        <w:t>Clase </w:t>
+      </w:r>
+      <w:proofErr w:type="spellStart"/>
+      <w:r>
+        <w:rPr>
+          <w:highlight w:val="green"/>
+        </w:rPr>
+        <w:t>GlobalExceptionHandler</w:t>
+      </w:r>
+      <w:proofErr w:type="spellEnd"/>
+      <w:r>
+        <w:rPr>
+          <w:highlight w:val="green"/>
+        </w:rPr>
+        <w:t> con @RestControllerAdvice en </w:t>
       </w:r>
       <w:r>
         <w:rPr>
@@ -4643,11 +5654,19 @@
           <w:highlight w:val="green"/>
         </w:rPr>
       </w:pPr>
-      <w:r>
-        <w:rPr>
-          <w:highlight w:val="green"/>
-        </w:rPr>
-        <w:t>Handlers en cada servicio para:</w:t>
+      <w:proofErr w:type="spellStart"/>
+      <w:r>
+        <w:rPr>
+          <w:highlight w:val="green"/>
+        </w:rPr>
+        <w:t>Handlers</w:t>
+      </w:r>
+      <w:proofErr w:type="spellEnd"/>
+      <w:r>
+        <w:rPr>
+          <w:highlight w:val="green"/>
+        </w:rPr>
+        <w:t xml:space="preserve"> en cada servicio para:</w:t>
       </w:r>
     </w:p>
     <w:p>
@@ -4660,11 +5679,33 @@
           <w:highlight w:val="green"/>
         </w:rPr>
       </w:pPr>
-      <w:r>
-        <w:rPr>
-          <w:highlight w:val="green"/>
-        </w:rPr>
-        <w:t>MethodArgumentNotValidException → 400 con Map&lt;String, List&lt;String&gt;&gt; agrupado por campo.</w:t>
+      <w:proofErr w:type="spellStart"/>
+      <w:r>
+        <w:rPr>
+          <w:highlight w:val="green"/>
+        </w:rPr>
+        <w:t>MethodArgumentNotValidException</w:t>
+      </w:r>
+      <w:proofErr w:type="spellEnd"/>
+      <w:r>
+        <w:rPr>
+          <w:highlight w:val="green"/>
+        </w:rPr>
+        <w:t> → 400 con </w:t>
+      </w:r>
+      <w:proofErr w:type="spellStart"/>
+      <w:r>
+        <w:rPr>
+          <w:highlight w:val="green"/>
+        </w:rPr>
+        <w:t>Map</w:t>
+      </w:r>
+      <w:proofErr w:type="spellEnd"/>
+      <w:r>
+        <w:rPr>
+          <w:highlight w:val="green"/>
+        </w:rPr>
+        <w:t>&lt;String, List&lt;String&gt;&gt; agrupado por campo.</w:t>
       </w:r>
     </w:p>
     <w:p>
@@ -4728,11 +5769,33 @@
           <w:highlight w:val="green"/>
         </w:rPr>
       </w:pPr>
-      <w:r>
-        <w:rPr>
-          <w:highlight w:val="green"/>
-        </w:rPr>
-        <w:t>Exception genérica → 500 como fallback.</w:t>
+      <w:proofErr w:type="spellStart"/>
+      <w:r>
+        <w:rPr>
+          <w:highlight w:val="green"/>
+        </w:rPr>
+        <w:t>Exception</w:t>
+      </w:r>
+      <w:proofErr w:type="spellEnd"/>
+      <w:r>
+        <w:rPr>
+          <w:highlight w:val="green"/>
+        </w:rPr>
+        <w:t xml:space="preserve"> genérica → 500 como </w:t>
+      </w:r>
+      <w:proofErr w:type="spellStart"/>
+      <w:r>
+        <w:rPr>
+          <w:highlight w:val="green"/>
+        </w:rPr>
+        <w:t>fallback</w:t>
+      </w:r>
+      <w:proofErr w:type="spellEnd"/>
+      <w:r>
+        <w:rPr>
+          <w:highlight w:val="green"/>
+        </w:rPr>
+        <w:t>.</w:t>
       </w:r>
     </w:p>
     <w:p>
@@ -4749,7 +5812,35 @@
         <w:rPr>
           <w:highlight w:val="green"/>
         </w:rPr>
-        <w:t>Todos los errores retornan ApiResponse&lt;T&gt; con success: false.</w:t>
+        <w:t>Todos los errores retornan </w:t>
+      </w:r>
+      <w:proofErr w:type="spellStart"/>
+      <w:r>
+        <w:rPr>
+          <w:highlight w:val="green"/>
+        </w:rPr>
+        <w:t>ApiResponse</w:t>
+      </w:r>
+      <w:proofErr w:type="spellEnd"/>
+      <w:r>
+        <w:rPr>
+          <w:highlight w:val="green"/>
+        </w:rPr>
+        <w:t>&lt;T&gt; con </w:t>
+      </w:r>
+      <w:proofErr w:type="spellStart"/>
+      <w:r>
+        <w:rPr>
+          <w:highlight w:val="green"/>
+        </w:rPr>
+        <w:t>success</w:t>
+      </w:r>
+      <w:proofErr w:type="spellEnd"/>
+      <w:r>
+        <w:rPr>
+          <w:highlight w:val="green"/>
+        </w:rPr>
+        <w:t>: false.</w:t>
       </w:r>
     </w:p>
     <w:p>
@@ -4976,8 +6067,13 @@
             <w:hideMark/>
           </w:tcPr>
           <w:p>
-            <w:r>
-              <w:t>Handlers para 404 y 409 en todos los servicios</w:t>
+            <w:proofErr w:type="spellStart"/>
+            <w:r>
+              <w:t>Handlers</w:t>
+            </w:r>
+            <w:proofErr w:type="spellEnd"/>
+            <w:r>
+              <w:t xml:space="preserve"> para 404 y 409 en todos los servicios</w:t>
             </w:r>
           </w:p>
         </w:tc>
@@ -5029,7 +6125,15 @@
           </w:tcPr>
           <w:p>
             <w:r>
-              <w:t>Handler para 502 y handler genérico 500 en todos los servicios</w:t>
+              <w:t xml:space="preserve">Handler para 502 y </w:t>
+            </w:r>
+            <w:proofErr w:type="spellStart"/>
+            <w:r>
+              <w:t>handler</w:t>
+            </w:r>
+            <w:proofErr w:type="spellEnd"/>
+            <w:r>
+              <w:t xml:space="preserve"> genérico 500 en todos los servicios</w:t>
             </w:r>
           </w:p>
         </w:tc>
@@ -5088,7 +6192,25 @@
           <w:bCs/>
           <w:highlight w:val="green"/>
         </w:rPr>
-        <w:t>Sección 8: Integración con API Externa — Feign Client (10 puntos)</w:t>
+        <w:t xml:space="preserve">Sección 8: Integración con API Externa — </w:t>
+      </w:r>
+      <w:proofErr w:type="spellStart"/>
+      <w:r>
+        <w:rPr>
+          <w:b/>
+          <w:bCs/>
+          <w:highlight w:val="green"/>
+        </w:rPr>
+        <w:t>Feign</w:t>
+      </w:r>
+      <w:proofErr w:type="spellEnd"/>
+      <w:r>
+        <w:rPr>
+          <w:b/>
+          <w:bCs/>
+          <w:highlight w:val="green"/>
+        </w:rPr>
+        <w:t xml:space="preserve"> Client (10 puntos)</w:t>
       </w:r>
     </w:p>
     <w:p>
@@ -5109,7 +6231,21 @@
         <w:rPr>
           <w:highlight w:val="green"/>
         </w:rPr>
-        <w:t> Consumo de RENIEC con Spring Cloud OpenFeign; gestión segura del token. Cubre RF-01 y RNF-06.</w:t>
+        <w:t xml:space="preserve"> Consumo de RENIEC con Spring Cloud </w:t>
+      </w:r>
+      <w:proofErr w:type="spellStart"/>
+      <w:r>
+        <w:rPr>
+          <w:highlight w:val="green"/>
+        </w:rPr>
+        <w:t>OpenFeign</w:t>
+      </w:r>
+      <w:proofErr w:type="spellEnd"/>
+      <w:r>
+        <w:rPr>
+          <w:highlight w:val="green"/>
+        </w:rPr>
+        <w:t>; gestión segura del token. Cubre RF-01 y RNF-06.</w:t>
       </w:r>
     </w:p>
     <w:p>
@@ -5172,7 +6308,21 @@
         <w:rPr>
           <w:highlight w:val="green"/>
         </w:rPr>
-        <w:t>; no puede ser enviado por el cliente en el request.</w:t>
+        <w:t xml:space="preserve">; no puede ser enviado por el cliente en el </w:t>
+      </w:r>
+      <w:proofErr w:type="spellStart"/>
+      <w:r>
+        <w:rPr>
+          <w:highlight w:val="green"/>
+        </w:rPr>
+        <w:t>request</w:t>
+      </w:r>
+      <w:proofErr w:type="spellEnd"/>
+      <w:r>
+        <w:rPr>
+          <w:highlight w:val="green"/>
+        </w:rPr>
+        <w:t>.</w:t>
       </w:r>
     </w:p>
     <w:p>
@@ -5189,7 +6339,51 @@
         <w:rPr>
           <w:highlight w:val="green"/>
         </w:rPr>
-        <w:t>El token de RENIEC leído con @Value desde application.yaml o desde el Config Server. No puede estar hardcodeado (cubre RNF-06).</w:t>
+        <w:t>El token de RENIEC leído con @Value desde </w:t>
+      </w:r>
+      <w:proofErr w:type="spellStart"/>
+      <w:proofErr w:type="gramStart"/>
+      <w:r>
+        <w:rPr>
+          <w:highlight w:val="green"/>
+        </w:rPr>
+        <w:t>application.yaml</w:t>
+      </w:r>
+      <w:proofErr w:type="spellEnd"/>
+      <w:proofErr w:type="gramEnd"/>
+      <w:r>
+        <w:rPr>
+          <w:highlight w:val="green"/>
+        </w:rPr>
+        <w:t xml:space="preserve"> o desde el </w:t>
+      </w:r>
+      <w:proofErr w:type="spellStart"/>
+      <w:r>
+        <w:rPr>
+          <w:highlight w:val="green"/>
+        </w:rPr>
+        <w:t>Config</w:t>
+      </w:r>
+      <w:proofErr w:type="spellEnd"/>
+      <w:r>
+        <w:rPr>
+          <w:highlight w:val="green"/>
+        </w:rPr>
+        <w:t xml:space="preserve"> Server. No puede estar </w:t>
+      </w:r>
+      <w:proofErr w:type="spellStart"/>
+      <w:r>
+        <w:rPr>
+          <w:highlight w:val="green"/>
+        </w:rPr>
+        <w:t>hardcodeado</w:t>
+      </w:r>
+      <w:proofErr w:type="spellEnd"/>
+      <w:r>
+        <w:rPr>
+          <w:highlight w:val="green"/>
+        </w:rPr>
+        <w:t xml:space="preserve"> (cubre RNF-06).</w:t>
       </w:r>
     </w:p>
     <w:p>
@@ -5451,7 +6645,15 @@
           </w:tcPr>
           <w:p>
             <w:r>
-              <w:t>Token de RENIEC inyectado con @Value, sin hardcodear (RNF-06)</w:t>
+              <w:t xml:space="preserve">Token de RENIEC inyectado con @Value, sin </w:t>
+            </w:r>
+            <w:proofErr w:type="spellStart"/>
+            <w:r>
+              <w:t>hardcodear</w:t>
+            </w:r>
+            <w:proofErr w:type="spellEnd"/>
+            <w:r>
+              <w:t xml:space="preserve"> (RNF-06)</w:t>
             </w:r>
           </w:p>
         </w:tc>
@@ -5553,7 +6755,23 @@
           <w:b/>
           <w:bCs/>
         </w:rPr>
-        <w:t>Sección 9: Pruebas Unitarias con Mockito (10 puntos)</w:t>
+        <w:t xml:space="preserve">Sección 9: Pruebas Unitarias con </w:t>
+      </w:r>
+      <w:proofErr w:type="spellStart"/>
+      <w:r>
+        <w:rPr>
+          <w:b/>
+          <w:bCs/>
+        </w:rPr>
+        <w:t>Mockito</w:t>
+      </w:r>
+      <w:proofErr w:type="spellEnd"/>
+      <w:r>
+        <w:rPr>
+          <w:b/>
+          <w:bCs/>
+        </w:rPr>
+        <w:t xml:space="preserve"> (10 puntos)</w:t>
       </w:r>
     </w:p>
     <w:p>
@@ -5595,7 +6813,15 @@
         <w:t>2 microservicios distintos</w:t>
       </w:r>
       <w:r>
-        <w:t> usando @ExtendWith(MockitoExtension.class).</w:t>
+        <w:t> usando @</w:t>
+      </w:r>
+      <w:proofErr w:type="gramStart"/>
+      <w:r>
+        <w:t>ExtendWith(</w:t>
+      </w:r>
+      <w:proofErr w:type="gramEnd"/>
+      <w:r>
+        <w:t>MockitoExtension.class).</w:t>
       </w:r>
     </w:p>
     <w:p>
@@ -5638,7 +6864,39 @@
         </w:numPr>
       </w:pPr>
       <w:r>
-        <w:t>Al menos 1 happy path por servicio probado (verificado con assertEquals / assertNotNull).</w:t>
+        <w:t xml:space="preserve">Al menos 1 </w:t>
+      </w:r>
+      <w:proofErr w:type="spellStart"/>
+      <w:r>
+        <w:t>happy</w:t>
+      </w:r>
+      <w:proofErr w:type="spellEnd"/>
+      <w:r>
+        <w:t xml:space="preserve"> </w:t>
+      </w:r>
+      <w:proofErr w:type="spellStart"/>
+      <w:r>
+        <w:t>path</w:t>
+      </w:r>
+      <w:proofErr w:type="spellEnd"/>
+      <w:r>
+        <w:t xml:space="preserve"> por servicio probado (verificado con </w:t>
+      </w:r>
+      <w:proofErr w:type="spellStart"/>
+      <w:r>
+        <w:t>assertEquals</w:t>
+      </w:r>
+      <w:proofErr w:type="spellEnd"/>
+      <w:r>
+        <w:t> / </w:t>
+      </w:r>
+      <w:proofErr w:type="spellStart"/>
+      <w:r>
+        <w:t>assertNotNull</w:t>
+      </w:r>
+      <w:proofErr w:type="spellEnd"/>
+      <w:r>
+        <w:t>).</w:t>
       </w:r>
     </w:p>
     <w:p>
@@ -5650,7 +6908,15 @@
       </w:pPr>
       <w:r>
         <w:lastRenderedPageBreak/>
-        <w:t>Al menos 2 rutas de excepción con assertThrows verificando tipo y mensaje (ejemplos: email duplicado, transición de estado inválida).</w:t>
+        <w:t>Al menos 2 rutas de excepción con </w:t>
+      </w:r>
+      <w:proofErr w:type="spellStart"/>
+      <w:r>
+        <w:t>assertThrows</w:t>
+      </w:r>
+      <w:proofErr w:type="spellEnd"/>
+      <w:r>
+        <w:t> verificando tipo y mensaje (ejemplos: email duplicado, transición de estado inválida).</w:t>
       </w:r>
     </w:p>
     <w:p>
@@ -5661,7 +6927,15 @@
         </w:numPr>
       </w:pPr>
       <w:r>
-        <w:t>Al menos 1 caso de resultado vacío (repositorio retorna lista vacía u Optional.empty()).</w:t>
+        <w:t>Al menos 1 caso de resultado vacío (repositorio retorna lista vacía u </w:t>
+      </w:r>
+      <w:proofErr w:type="spellStart"/>
+      <w:r>
+        <w:t>Optional.empty</w:t>
+      </w:r>
+      <w:proofErr w:type="spellEnd"/>
+      <w:r>
+        <w:t>()).</w:t>
       </w:r>
     </w:p>
     <w:p>
@@ -5848,7 +7122,23 @@
           </w:tcPr>
           <w:p>
             <w:r>
-              <w:t>Mínimo 2 happy paths verificados con aserciones sobre el DTO retornado</w:t>
+              <w:t xml:space="preserve">Mínimo 2 </w:t>
+            </w:r>
+            <w:proofErr w:type="spellStart"/>
+            <w:r>
+              <w:t>happy</w:t>
+            </w:r>
+            <w:proofErr w:type="spellEnd"/>
+            <w:r>
+              <w:t xml:space="preserve"> </w:t>
+            </w:r>
+            <w:proofErr w:type="spellStart"/>
+            <w:r>
+              <w:t>paths</w:t>
+            </w:r>
+            <w:proofErr w:type="spellEnd"/>
+            <w:r>
+              <w:t xml:space="preserve"> verificados con aserciones sobre el DTO retornado</w:t>
             </w:r>
           </w:p>
         </w:tc>
@@ -5900,7 +7190,15 @@
           </w:tcPr>
           <w:p>
             <w:r>
-              <w:t>Mínimo 2 rutas de excepción con assertThrows y verificación del mensaje</w:t>
+              <w:t>Mínimo 2 rutas de excepción con </w:t>
+            </w:r>
+            <w:proofErr w:type="spellStart"/>
+            <w:r>
+              <w:t>assertThrows</w:t>
+            </w:r>
+            <w:proofErr w:type="spellEnd"/>
+            <w:r>
+              <w:t> y verificación del mensaje</w:t>
             </w:r>
           </w:p>
         </w:tc>
@@ -6025,7 +7323,21 @@
         <w:rPr>
           <w:highlight w:val="green"/>
         </w:rPr>
-        <w:t> Autenticación y autorización stateless aplicada en el ecosistema de microservicios. Cubre RF-08 y RNF-06.</w:t>
+        <w:t xml:space="preserve"> Autenticación y autorización </w:t>
+      </w:r>
+      <w:proofErr w:type="spellStart"/>
+      <w:r>
+        <w:rPr>
+          <w:highlight w:val="green"/>
+        </w:rPr>
+        <w:t>stateless</w:t>
+      </w:r>
+      <w:proofErr w:type="spellEnd"/>
+      <w:r>
+        <w:rPr>
+          <w:highlight w:val="green"/>
+        </w:rPr>
+        <w:t xml:space="preserve"> aplicada en el ecosistema de microservicios. Cubre RF-08 y RNF-06.</w:t>
       </w:r>
     </w:p>
     <w:p>
@@ -6127,7 +7439,21 @@
         <w:rPr>
           <w:highlight w:val="green"/>
         </w:rPr>
-        <w:t>Token JWT generado al hacer login, firmado con clave HMAC leída desde Vault (cubre RNF-06). La clave no puede aparecer en ningún archivo de configuración del repositorio.</w:t>
+        <w:t xml:space="preserve">Token JWT generado al hacer </w:t>
+      </w:r>
+      <w:proofErr w:type="spellStart"/>
+      <w:r>
+        <w:rPr>
+          <w:highlight w:val="green"/>
+        </w:rPr>
+        <w:t>login</w:t>
+      </w:r>
+      <w:proofErr w:type="spellEnd"/>
+      <w:r>
+        <w:rPr>
+          <w:highlight w:val="green"/>
+        </w:rPr>
+        <w:t>, firmado con clave HMAC leída desde Vault (cubre RNF-06). La clave no puede aparecer en ningún archivo de configuración del repositorio.</w:t>
       </w:r>
     </w:p>
     <w:p>
@@ -6137,8 +7463,13 @@
           <w:numId w:val="12"/>
         </w:numPr>
       </w:pPr>
-      <w:r>
-        <w:t>DataInitializer en el servicio de autenticación que inserte los tres roles y al menos un usuario por rol al iniciar.</w:t>
+      <w:proofErr w:type="spellStart"/>
+      <w:r>
+        <w:t>DataInitializer</w:t>
+      </w:r>
+      <w:proofErr w:type="spellEnd"/>
+      <w:r>
+        <w:t> en el servicio de autenticación que inserte los tres roles y al menos un usuario por rol al iniciar.</w:t>
       </w:r>
     </w:p>
     <w:p>
@@ -6151,11 +7482,47 @@
           <w:highlight w:val="green"/>
         </w:rPr>
       </w:pPr>
-      <w:r>
-        <w:rPr>
-          <w:highlight w:val="green"/>
-        </w:rPr>
-        <w:t>Endpoints de login y registro públicos; todos los demás requieren token válido.</w:t>
+      <w:proofErr w:type="spellStart"/>
+      <w:r>
+        <w:rPr>
+          <w:highlight w:val="green"/>
+        </w:rPr>
+        <w:t>Endpoints</w:t>
+      </w:r>
+      <w:proofErr w:type="spellEnd"/>
+      <w:r>
+        <w:rPr>
+          <w:highlight w:val="green"/>
+        </w:rPr>
+        <w:t xml:space="preserve"> de </w:t>
+      </w:r>
+      <w:proofErr w:type="spellStart"/>
+      <w:r>
+        <w:rPr>
+          <w:highlight w:val="green"/>
+        </w:rPr>
+        <w:t>login</w:t>
+      </w:r>
+      <w:proofErr w:type="spellEnd"/>
+      <w:r>
+        <w:rPr>
+          <w:highlight w:val="green"/>
+        </w:rPr>
+        <w:t xml:space="preserve"> y </w:t>
+      </w:r>
+      <w:proofErr w:type="gramStart"/>
+      <w:r>
+        <w:rPr>
+          <w:highlight w:val="green"/>
+        </w:rPr>
+        <w:t>registro públicos</w:t>
+      </w:r>
+      <w:proofErr w:type="gramEnd"/>
+      <w:r>
+        <w:rPr>
+          <w:highlight w:val="green"/>
+        </w:rPr>
+        <w:t>; todos los demás requieren token válido.</w:t>
       </w:r>
     </w:p>
     <w:p>
@@ -6383,8 +7750,13 @@
             <w:hideMark/>
           </w:tcPr>
           <w:p>
-            <w:r>
-              <w:t>DataInitializer que puebla roles y usuarios; clave JWT en Vault, no en archivos del repo (RNF-06)</w:t>
+            <w:proofErr w:type="spellStart"/>
+            <w:r>
+              <w:t>DataInitializer</w:t>
+            </w:r>
+            <w:proofErr w:type="spellEnd"/>
+            <w:r>
+              <w:t> que puebla roles y usuarios; clave JWT en Vault, no en archivos del repo (RNF-06)</w:t>
             </w:r>
           </w:p>
         </w:tc>
@@ -6520,7 +7892,15 @@
         </w:numPr>
       </w:pPr>
       <w:r>
-        <w:t>Captura de pantalla del dashboard de Eureka mostrando todos los servicios en estado UP. Incluirla en el README.md.</w:t>
+        <w:t xml:space="preserve">Captura de pantalla del </w:t>
+      </w:r>
+      <w:proofErr w:type="spellStart"/>
+      <w:r>
+        <w:t>dashboard</w:t>
+      </w:r>
+      <w:proofErr w:type="spellEnd"/>
+      <w:r>
+        <w:t xml:space="preserve"> de Eureka mostrando todos los servicios en estado UP. Incluirla en el README.md.</w:t>
       </w:r>
     </w:p>
     <w:p>
@@ -6530,8 +7910,13 @@
           <w:numId w:val="13"/>
         </w:numPr>
       </w:pPr>
-      <w:r>
-        <w:t>Heartbeat e intervalo de renovación configurados explícitamente en al menos 1 servicio cliente (lease-renewal-interval-in-seconds, lease-expiration-duration-in-seconds).</w:t>
+      <w:proofErr w:type="spellStart"/>
+      <w:r>
+        <w:t>Heartbeat</w:t>
+      </w:r>
+      <w:proofErr w:type="spellEnd"/>
+      <w:r>
+        <w:t xml:space="preserve"> e intervalo de renovación configurados explícitamente en al menos 1 servicio cliente (lease-renewal-interval-in-seconds, lease-expiration-duration-in-seconds).</w:t>
       </w:r>
     </w:p>
     <w:p>
@@ -6759,7 +8144,15 @@
           </w:tcPr>
           <w:p>
             <w:r>
-              <w:t>Captura del dashboard con todos los servicios en estado UP incluida en el README.md</w:t>
+              <w:t xml:space="preserve">Captura del </w:t>
+            </w:r>
+            <w:proofErr w:type="spellStart"/>
+            <w:r>
+              <w:t>dashboard</w:t>
+            </w:r>
+            <w:proofErr w:type="spellEnd"/>
+            <w:r>
+              <w:t xml:space="preserve"> con todos los servicios en estado UP incluida en el README.md</w:t>
             </w:r>
           </w:p>
         </w:tc>
@@ -6810,8 +8203,13 @@
             <w:hideMark/>
           </w:tcPr>
           <w:p>
-            <w:r>
-              <w:t>Heartbeat e intervalo de renovación configurados en al menos 1 cliente</w:t>
+            <w:proofErr w:type="spellStart"/>
+            <w:r>
+              <w:t>Heartbeat</w:t>
+            </w:r>
+            <w:proofErr w:type="spellEnd"/>
+            <w:r>
+              <w:t xml:space="preserve"> e intervalo de renovación configurados en al menos 1 cliente</w:t>
             </w:r>
           </w:p>
         </w:tc>
@@ -6874,7 +8272,15 @@
         <w:t>Qué se evalúa:</w:t>
       </w:r>
       <w:r>
-        <w:t> Punto de entrada único; enrutamiento load-balanced vía Eureka; filtros globales y por ruta. Cubre RNF-08.</w:t>
+        <w:t> Punto de entrada único; enrutamiento load-</w:t>
+      </w:r>
+      <w:proofErr w:type="spellStart"/>
+      <w:r>
+        <w:t>balanced</w:t>
+      </w:r>
+      <w:proofErr w:type="spellEnd"/>
+      <w:r>
+        <w:t xml:space="preserve"> vía Eureka; filtros globales y por ruta. Cubre RNF-08.</w:t>
       </w:r>
     </w:p>
     <w:p>
@@ -6894,7 +8300,25 @@
         </w:numPr>
       </w:pPr>
       <w:r>
-        <w:t>Proyecto api-gateway configurado en application.yaml.</w:t>
+        <w:t>Proyecto api-</w:t>
+      </w:r>
+      <w:proofErr w:type="spellStart"/>
+      <w:r>
+        <w:t>gateway</w:t>
+      </w:r>
+      <w:proofErr w:type="spellEnd"/>
+      <w:r>
+        <w:t> configurado en </w:t>
+      </w:r>
+      <w:proofErr w:type="spellStart"/>
+      <w:proofErr w:type="gramStart"/>
+      <w:r>
+        <w:t>application.yaml</w:t>
+      </w:r>
+      <w:proofErr w:type="spellEnd"/>
+      <w:proofErr w:type="gramEnd"/>
+      <w:r>
+        <w:t>.</w:t>
       </w:r>
     </w:p>
     <w:p>
@@ -6957,7 +8381,63 @@
         <w:t>1 filtro global personalizado</w:t>
       </w:r>
       <w:r>
-        <w:t> implementando GlobalFilter y Ordered que agregue un header de trazabilidad a cada request (por ejemplo X-Request-Id con UUID o X-Gateway-Timestamp).</w:t>
+        <w:t> implementando </w:t>
+      </w:r>
+      <w:proofErr w:type="spellStart"/>
+      <w:r>
+        <w:t>GlobalFilter</w:t>
+      </w:r>
+      <w:proofErr w:type="spellEnd"/>
+      <w:r>
+        <w:t> y </w:t>
+      </w:r>
+      <w:proofErr w:type="spellStart"/>
+      <w:r>
+        <w:t>Ordered</w:t>
+      </w:r>
+      <w:proofErr w:type="spellEnd"/>
+      <w:r>
+        <w:t xml:space="preserve"> que agregue un </w:t>
+      </w:r>
+      <w:proofErr w:type="spellStart"/>
+      <w:r>
+        <w:t>header</w:t>
+      </w:r>
+      <w:proofErr w:type="spellEnd"/>
+      <w:r>
+        <w:t xml:space="preserve"> de trazabilidad a cada </w:t>
+      </w:r>
+      <w:proofErr w:type="spellStart"/>
+      <w:r>
+        <w:t>request</w:t>
+      </w:r>
+      <w:proofErr w:type="spellEnd"/>
+      <w:r>
+        <w:t xml:space="preserve"> (por </w:t>
+      </w:r>
+      <w:proofErr w:type="gramStart"/>
+      <w:r>
+        <w:t>ejemplo</w:t>
+      </w:r>
+      <w:proofErr w:type="gramEnd"/>
+      <w:r>
+        <w:t> X-</w:t>
+      </w:r>
+      <w:proofErr w:type="spellStart"/>
+      <w:r>
+        <w:t>Request</w:t>
+      </w:r>
+      <w:proofErr w:type="spellEnd"/>
+      <w:r>
+        <w:t>-Id con UUID o X-Gateway-</w:t>
+      </w:r>
+      <w:proofErr w:type="spellStart"/>
+      <w:r>
+        <w:t>Timestamp</w:t>
+      </w:r>
+      <w:proofErr w:type="spellEnd"/>
+      <w:r>
+        <w:t>).</w:t>
       </w:r>
     </w:p>
     <w:p>
@@ -6978,7 +8458,31 @@
         <w:t>1 filtro de ruta específico</w:t>
       </w:r>
       <w:r>
-        <w:t> aplicado a al menos una ruta (StripPrefix, AddRequestHeader, CircuitBreaker u otro de Spring Cloud Gateway).</w:t>
+        <w:t> aplicado a al menos una ruta (</w:t>
+      </w:r>
+      <w:proofErr w:type="spellStart"/>
+      <w:r>
+        <w:t>StripPrefix</w:t>
+      </w:r>
+      <w:proofErr w:type="spellEnd"/>
+      <w:r>
+        <w:t>, </w:t>
+      </w:r>
+      <w:proofErr w:type="spellStart"/>
+      <w:r>
+        <w:t>AddRequestHeader</w:t>
+      </w:r>
+      <w:proofErr w:type="spellEnd"/>
+      <w:r>
+        <w:t>, </w:t>
+      </w:r>
+      <w:proofErr w:type="spellStart"/>
+      <w:r>
+        <w:t>CircuitBreaker</w:t>
+      </w:r>
+      <w:proofErr w:type="spellEnd"/>
+      <w:r>
+        <w:t> u otro de Spring Cloud Gateway).</w:t>
       </w:r>
     </w:p>
     <w:p>
@@ -7165,8 +8669,15 @@
           </w:tcPr>
           <w:p>
             <w:r>
-              <w:t>Mínimo 3 rutas con predicados correctamente definidos en application.yaml</w:t>
-            </w:r>
+              <w:t>Mínimo 3 rutas con predicados correctamente definidos en </w:t>
+            </w:r>
+            <w:proofErr w:type="spellStart"/>
+            <w:proofErr w:type="gramStart"/>
+            <w:r>
+              <w:t>application.yaml</w:t>
+            </w:r>
+            <w:proofErr w:type="spellEnd"/>
+            <w:proofErr w:type="gramEnd"/>
           </w:p>
         </w:tc>
         <w:tc>
@@ -7216,8 +8727,21 @@
             <w:hideMark/>
           </w:tcPr>
           <w:p>
-            <w:r>
-              <w:t>GlobalFilter personalizado con header de trazabilidad aplicado a todas las solicitudes</w:t>
+            <w:proofErr w:type="spellStart"/>
+            <w:r>
+              <w:t>GlobalFilter</w:t>
+            </w:r>
+            <w:proofErr w:type="spellEnd"/>
+            <w:r>
+              <w:t xml:space="preserve"> personalizado con </w:t>
+            </w:r>
+            <w:proofErr w:type="spellStart"/>
+            <w:r>
+              <w:t>header</w:t>
+            </w:r>
+            <w:proofErr w:type="spellEnd"/>
+            <w:r>
+              <w:t xml:space="preserve"> de trazabilidad aplicado a todas las solicitudes</w:t>
             </w:r>
           </w:p>
         </w:tc>
@@ -7319,7 +8843,39 @@
           <w:b/>
           <w:bCs/>
         </w:rPr>
-        <w:t>Sección 13: Config Server y Config Client (15 puntos)</w:t>
+        <w:t xml:space="preserve">Sección 13: </w:t>
+      </w:r>
+      <w:proofErr w:type="spellStart"/>
+      <w:r>
+        <w:rPr>
+          <w:b/>
+          <w:bCs/>
+        </w:rPr>
+        <w:t>Config</w:t>
+      </w:r>
+      <w:proofErr w:type="spellEnd"/>
+      <w:r>
+        <w:rPr>
+          <w:b/>
+          <w:bCs/>
+        </w:rPr>
+        <w:t xml:space="preserve"> Server y </w:t>
+      </w:r>
+      <w:proofErr w:type="spellStart"/>
+      <w:r>
+        <w:rPr>
+          <w:b/>
+          <w:bCs/>
+        </w:rPr>
+        <w:t>Config</w:t>
+      </w:r>
+      <w:proofErr w:type="spellEnd"/>
+      <w:r>
+        <w:rPr>
+          <w:b/>
+          <w:bCs/>
+        </w:rPr>
+        <w:t xml:space="preserve"> Client (15 puntos)</w:t>
       </w:r>
     </w:p>
     <w:p>
@@ -7351,7 +8907,15 @@
         </w:numPr>
       </w:pPr>
       <w:r>
-        <w:t>Proyecto config-server con @EnableConfigServer apuntando a un repositorio Git local o remoto con archivos de configuración por servicio.</w:t>
+        <w:t>Proyecto </w:t>
+      </w:r>
+      <w:proofErr w:type="spellStart"/>
+      <w:r>
+        <w:t>config</w:t>
+      </w:r>
+      <w:proofErr w:type="spellEnd"/>
+      <w:r>
+        <w:t>-server con @EnableConfigServer apuntando a un repositorio Git local o remoto con archivos de configuración por servicio.</w:t>
       </w:r>
     </w:p>
     <w:p>
@@ -7372,8 +8936,39 @@
         <w:t>2 microservicios</w:t>
       </w:r>
       <w:r>
-        <w:t> configurados como Config Client con spring.config.import=configserver:.</w:t>
-      </w:r>
+        <w:t xml:space="preserve"> configurados como </w:t>
+      </w:r>
+      <w:proofErr w:type="spellStart"/>
+      <w:r>
+        <w:t>Config</w:t>
+      </w:r>
+      <w:proofErr w:type="spellEnd"/>
+      <w:r>
+        <w:t xml:space="preserve"> Client con </w:t>
+      </w:r>
+      <w:proofErr w:type="spellStart"/>
+      <w:r>
+        <w:t>spring.</w:t>
+      </w:r>
+      <w:proofErr w:type="gramStart"/>
+      <w:r>
+        <w:t>config.import</w:t>
+      </w:r>
+      <w:proofErr w:type="spellEnd"/>
+      <w:proofErr w:type="gramEnd"/>
+      <w:r>
+        <w:t>=</w:t>
+      </w:r>
+      <w:proofErr w:type="spellStart"/>
+      <w:proofErr w:type="gramStart"/>
+      <w:r>
+        <w:t>configserver</w:t>
+      </w:r>
+      <w:proofErr w:type="spellEnd"/>
+      <w:r>
+        <w:t>:.</w:t>
+      </w:r>
+      <w:proofErr w:type="gramEnd"/>
     </w:p>
     <w:p>
       <w:pPr>
@@ -7383,17 +8978,59 @@
         </w:numPr>
       </w:pPr>
       <w:r>
-        <w:t>Los Config Clients deben obtener al menos una propiedad de negocio o de infraestructura </w:t>
-      </w:r>
-      <w:r>
-        <w:rPr>
-          <w:b/>
-          <w:bCs/>
-        </w:rPr>
-        <w:t>exclusivamente del Config Server</w:t>
-      </w:r>
-      <w:r>
-        <w:t> (no de su application.yaml local). Ejemplos: puerto, nombre de base de datos, umbral de negocio configurable.</w:t>
+        <w:t xml:space="preserve">Los </w:t>
+      </w:r>
+      <w:proofErr w:type="spellStart"/>
+      <w:r>
+        <w:t>Config</w:t>
+      </w:r>
+      <w:proofErr w:type="spellEnd"/>
+      <w:r>
+        <w:t xml:space="preserve"> </w:t>
+      </w:r>
+      <w:proofErr w:type="spellStart"/>
+      <w:r>
+        <w:t>Clients</w:t>
+      </w:r>
+      <w:proofErr w:type="spellEnd"/>
+      <w:r>
+        <w:t xml:space="preserve"> deben obtener al menos una propiedad de negocio o de infraestructura </w:t>
+      </w:r>
+      <w:r>
+        <w:rPr>
+          <w:b/>
+          <w:bCs/>
+        </w:rPr>
+        <w:t xml:space="preserve">exclusivamente del </w:t>
+      </w:r>
+      <w:proofErr w:type="spellStart"/>
+      <w:r>
+        <w:rPr>
+          <w:b/>
+          <w:bCs/>
+        </w:rPr>
+        <w:t>Config</w:t>
+      </w:r>
+      <w:proofErr w:type="spellEnd"/>
+      <w:r>
+        <w:rPr>
+          <w:b/>
+          <w:bCs/>
+        </w:rPr>
+        <w:t xml:space="preserve"> Server</w:t>
+      </w:r>
+      <w:r>
+        <w:t> (no de su </w:t>
+      </w:r>
+      <w:proofErr w:type="spellStart"/>
+      <w:proofErr w:type="gramStart"/>
+      <w:r>
+        <w:t>application.yaml</w:t>
+      </w:r>
+      <w:proofErr w:type="spellEnd"/>
+      <w:proofErr w:type="gramEnd"/>
+      <w:r>
+        <w:t> local). Ejemplos: puerto, nombre de base de datos, umbral de negocio configurable.</w:t>
       </w:r>
     </w:p>
     <w:p>
@@ -7405,7 +9042,31 @@
       </w:pPr>
       <w:r>
         <w:lastRenderedPageBreak/>
-        <w:t>Demostración de recarga en caliente: cambiar una propiedad en el repositorio de configuración, llamar a /actuator/refresh en el servicio afectado (requiere @RefreshScope), y verificar que el valor se actualiza sin reiniciar. Documentar el proceso con el comando curl exacto en el README.md.</w:t>
+        <w:t>Demostración de recarga en caliente: cambiar una propiedad en el repositorio de configuración, llamar a /</w:t>
+      </w:r>
+      <w:proofErr w:type="spellStart"/>
+      <w:r>
+        <w:t>actuator</w:t>
+      </w:r>
+      <w:proofErr w:type="spellEnd"/>
+      <w:r>
+        <w:t>/</w:t>
+      </w:r>
+      <w:proofErr w:type="spellStart"/>
+      <w:r>
+        <w:t>refresh</w:t>
+      </w:r>
+      <w:proofErr w:type="spellEnd"/>
+      <w:r>
+        <w:t> en el servicio afectado (requiere @RefreshScope), y verificar que el valor se actualiza sin reiniciar. Documentar el proceso con el comando </w:t>
+      </w:r>
+      <w:proofErr w:type="spellStart"/>
+      <w:r>
+        <w:t>curl</w:t>
+      </w:r>
+      <w:proofErr w:type="spellEnd"/>
+      <w:r>
+        <w:t> exacto en el README.md.</w:t>
       </w:r>
     </w:p>
     <w:p>
@@ -7528,8 +9189,13 @@
             <w:hideMark/>
           </w:tcPr>
           <w:p>
-            <w:r>
-              <w:t>config-server levanta y sirve configuración desde repositorio Git</w:t>
+            <w:proofErr w:type="spellStart"/>
+            <w:r>
+              <w:t>config</w:t>
+            </w:r>
+            <w:proofErr w:type="spellEnd"/>
+            <w:r>
+              <w:t>-server levanta y sirve configuración desde repositorio Git</w:t>
             </w:r>
           </w:p>
         </w:tc>
@@ -7581,7 +9247,15 @@
           </w:tcPr>
           <w:p>
             <w:r>
-              <w:t>Mínimo 2 microservicios consumen configuración del Config Server correctamente</w:t>
+              <w:t xml:space="preserve">Mínimo 2 microservicios consumen configuración del </w:t>
+            </w:r>
+            <w:proofErr w:type="spellStart"/>
+            <w:r>
+              <w:t>Config</w:t>
+            </w:r>
+            <w:proofErr w:type="spellEnd"/>
+            <w:r>
+              <w:t xml:space="preserve"> Server correctamente</w:t>
             </w:r>
           </w:p>
         </w:tc>
@@ -7633,7 +9307,15 @@
           </w:tcPr>
           <w:p>
             <w:r>
-              <w:t>Al menos una propiedad de negocio o infraestructura proviene exclusivamente del Config Server</w:t>
+              <w:t xml:space="preserve">Al menos una propiedad de negocio o infraestructura proviene exclusivamente del </w:t>
+            </w:r>
+            <w:proofErr w:type="spellStart"/>
+            <w:r>
+              <w:t>Config</w:t>
+            </w:r>
+            <w:proofErr w:type="spellEnd"/>
+            <w:r>
+              <w:t xml:space="preserve"> Server</w:t>
             </w:r>
           </w:p>
         </w:tc>
@@ -7685,7 +9367,31 @@
           </w:tcPr>
           <w:p>
             <w:r>
-              <w:t>@RefreshScope + /actuator/refresh demostrado y documentado con curl en el README.md</w:t>
+              <w:t>@RefreshScope + /</w:t>
+            </w:r>
+            <w:proofErr w:type="spellStart"/>
+            <w:r>
+              <w:t>actuator</w:t>
+            </w:r>
+            <w:proofErr w:type="spellEnd"/>
+            <w:r>
+              <w:t>/</w:t>
+            </w:r>
+            <w:proofErr w:type="spellStart"/>
+            <w:r>
+              <w:t>refresh</w:t>
+            </w:r>
+            <w:proofErr w:type="spellEnd"/>
+            <w:r>
+              <w:t> demostrado y documentado con </w:t>
+            </w:r>
+            <w:proofErr w:type="spellStart"/>
+            <w:r>
+              <w:t>curl</w:t>
+            </w:r>
+            <w:proofErr w:type="spellEnd"/>
+            <w:r>
+              <w:t> en el README.md</w:t>
             </w:r>
           </w:p>
         </w:tc>
@@ -7737,7 +9443,25 @@
           <w:bCs/>
           <w:highlight w:val="red"/>
         </w:rPr>
-        <w:t>Sección 14: Gestión de Secretos con HashiCorp Vault (10 puntos)</w:t>
+        <w:t xml:space="preserve">Sección 14: Gestión de Secretos con </w:t>
+      </w:r>
+      <w:proofErr w:type="spellStart"/>
+      <w:r>
+        <w:rPr>
+          <w:b/>
+          <w:bCs/>
+          <w:highlight w:val="red"/>
+        </w:rPr>
+        <w:t>HashiCorp</w:t>
+      </w:r>
+      <w:proofErr w:type="spellEnd"/>
+      <w:r>
+        <w:rPr>
+          <w:b/>
+          <w:bCs/>
+          <w:highlight w:val="red"/>
+        </w:rPr>
+        <w:t xml:space="preserve"> Vault (10 puntos)</w:t>
       </w:r>
     </w:p>
     <w:p>
@@ -7790,7 +9514,35 @@
         <w:rPr>
           <w:highlight w:val="red"/>
         </w:rPr>
-        <w:t>Vault en ejecución en modo desarrollo (vault server -dev) o mediante Docker.</w:t>
+        <w:t>Vault en ejecución en modo desarrollo (</w:t>
+      </w:r>
+      <w:proofErr w:type="spellStart"/>
+      <w:r>
+        <w:rPr>
+          <w:highlight w:val="red"/>
+        </w:rPr>
+        <w:t>vault</w:t>
+      </w:r>
+      <w:proofErr w:type="spellEnd"/>
+      <w:r>
+        <w:rPr>
+          <w:highlight w:val="red"/>
+        </w:rPr>
+        <w:t xml:space="preserve"> server -</w:t>
+      </w:r>
+      <w:proofErr w:type="spellStart"/>
+      <w:r>
+        <w:rPr>
+          <w:highlight w:val="red"/>
+        </w:rPr>
+        <w:t>dev</w:t>
+      </w:r>
+      <w:proofErr w:type="spellEnd"/>
+      <w:r>
+        <w:rPr>
+          <w:highlight w:val="red"/>
+        </w:rPr>
+        <w:t>) o mediante Docker.</w:t>
       </w:r>
     </w:p>
     <w:p>
@@ -7821,7 +9573,35 @@
         <w:rPr>
           <w:highlight w:val="red"/>
         </w:rPr>
-        <w:t> (secreto HMAC) almacenada en Vault (backend kv) y leída por el servicio de autenticación usando Spring Cloud Vault.</w:t>
+        <w:t> (secreto HMAC) almacenada en Vault (</w:t>
+      </w:r>
+      <w:proofErr w:type="spellStart"/>
+      <w:r>
+        <w:rPr>
+          <w:highlight w:val="red"/>
+        </w:rPr>
+        <w:t>backend</w:t>
+      </w:r>
+      <w:proofErr w:type="spellEnd"/>
+      <w:r>
+        <w:rPr>
+          <w:highlight w:val="red"/>
+        </w:rPr>
+        <w:t> </w:t>
+      </w:r>
+      <w:proofErr w:type="spellStart"/>
+      <w:r>
+        <w:rPr>
+          <w:highlight w:val="red"/>
+        </w:rPr>
+        <w:t>kv</w:t>
+      </w:r>
+      <w:proofErr w:type="spellEnd"/>
+      <w:r>
+        <w:rPr>
+          <w:highlight w:val="red"/>
+        </w:rPr>
+        <w:t>) y leída por el servicio de autenticación usando Spring Cloud Vault.</w:t>
       </w:r>
     </w:p>
     <w:p>
@@ -7852,7 +9632,53 @@
         <w:rPr>
           <w:highlight w:val="red"/>
         </w:rPr>
-        <w:t> en ningún application.yaml, bootstrap.yaml, archivo de configuración del Config Server ni en código fuente. Su ausencia es verificable.</w:t>
+        <w:t> en ningún </w:t>
+      </w:r>
+      <w:proofErr w:type="spellStart"/>
+      <w:proofErr w:type="gramStart"/>
+      <w:r>
+        <w:rPr>
+          <w:highlight w:val="red"/>
+        </w:rPr>
+        <w:t>application.yaml</w:t>
+      </w:r>
+      <w:proofErr w:type="spellEnd"/>
+      <w:proofErr w:type="gramEnd"/>
+      <w:r>
+        <w:rPr>
+          <w:highlight w:val="red"/>
+        </w:rPr>
+        <w:t>, </w:t>
+      </w:r>
+      <w:proofErr w:type="spellStart"/>
+      <w:proofErr w:type="gramStart"/>
+      <w:r>
+        <w:rPr>
+          <w:highlight w:val="red"/>
+        </w:rPr>
+        <w:t>bootstrap.yaml</w:t>
+      </w:r>
+      <w:proofErr w:type="spellEnd"/>
+      <w:proofErr w:type="gramEnd"/>
+      <w:r>
+        <w:rPr>
+          <w:highlight w:val="red"/>
+        </w:rPr>
+        <w:t xml:space="preserve">, archivo de configuración del </w:t>
+      </w:r>
+      <w:proofErr w:type="spellStart"/>
+      <w:r>
+        <w:rPr>
+          <w:highlight w:val="red"/>
+        </w:rPr>
+        <w:t>Config</w:t>
+      </w:r>
+      <w:proofErr w:type="spellEnd"/>
+      <w:r>
+        <w:rPr>
+          <w:highlight w:val="red"/>
+        </w:rPr>
+        <w:t xml:space="preserve"> Server ni en código fuente. Su ausencia es verificable.</w:t>
       </w:r>
     </w:p>
     <w:p>
@@ -7869,7 +9695,37 @@
         <w:rPr>
           <w:highlight w:val="red"/>
         </w:rPr>
-        <w:t>Configuración de Spring Cloud Vault en el bootstrap.yaml del servicio cliente: dirección de Vault, token de acceso, backend y ruta del secreto.</w:t>
+        <w:t>Configuración de Spring Cloud Vault en el </w:t>
+      </w:r>
+      <w:proofErr w:type="spellStart"/>
+      <w:proofErr w:type="gramStart"/>
+      <w:r>
+        <w:rPr>
+          <w:highlight w:val="red"/>
+        </w:rPr>
+        <w:t>bootstrap.yaml</w:t>
+      </w:r>
+      <w:proofErr w:type="spellEnd"/>
+      <w:proofErr w:type="gramEnd"/>
+      <w:r>
+        <w:rPr>
+          <w:highlight w:val="red"/>
+        </w:rPr>
+        <w:t xml:space="preserve"> del servicio cliente: dirección de Vault, token de acceso, </w:t>
+      </w:r>
+      <w:proofErr w:type="spellStart"/>
+      <w:r>
+        <w:rPr>
+          <w:highlight w:val="red"/>
+        </w:rPr>
+        <w:t>backend</w:t>
+      </w:r>
+      <w:proofErr w:type="spellEnd"/>
+      <w:r>
+        <w:rPr>
+          <w:highlight w:val="red"/>
+        </w:rPr>
+        <w:t xml:space="preserve"> y ruta del secreto.</w:t>
       </w:r>
     </w:p>
     <w:p>
@@ -8098,7 +9954,17 @@
           <w:p>
             <w:r>
               <w:lastRenderedPageBreak/>
-              <w:t>Configuración de Spring Cloud Vault en bootstrap.yaml correcta y completa</w:t>
+              <w:t>Configuración de Spring Cloud Vault en </w:t>
+            </w:r>
+            <w:proofErr w:type="spellStart"/>
+            <w:proofErr w:type="gramStart"/>
+            <w:r>
+              <w:t>bootstrap.yaml</w:t>
+            </w:r>
+            <w:proofErr w:type="spellEnd"/>
+            <w:proofErr w:type="gramEnd"/>
+            <w:r>
+              <w:t> correcta y completa</w:t>
             </w:r>
           </w:p>
         </w:tc>
@@ -8148,7 +10014,23 @@
           <w:b/>
           <w:bCs/>
         </w:rPr>
-        <w:t>Sección 15: Patrones de Resiliencia — Circuit Breaker (15 puntos)</w:t>
+        <w:t xml:space="preserve">Sección 15: Patrones de Resiliencia — </w:t>
+      </w:r>
+      <w:proofErr w:type="spellStart"/>
+      <w:r>
+        <w:rPr>
+          <w:b/>
+          <w:bCs/>
+        </w:rPr>
+        <w:t>Circuit</w:t>
+      </w:r>
+      <w:proofErr w:type="spellEnd"/>
+      <w:r>
+        <w:rPr>
+          <w:b/>
+          <w:bCs/>
+        </w:rPr>
+        <w:t xml:space="preserve"> Breaker (15 puntos)</w:t>
       </w:r>
     </w:p>
     <w:p>
@@ -8160,7 +10042,15 @@
         <w:t>Qué se evalúa:</w:t>
       </w:r>
       <w:r>
-        <w:t> Resiliencia en la comunicación inter-servicio con Resilience4j.</w:t>
+        <w:t xml:space="preserve"> Resiliencia en la comunicación </w:t>
+      </w:r>
+      <w:proofErr w:type="spellStart"/>
+      <w:r>
+        <w:t>inter-servicio</w:t>
+      </w:r>
+      <w:proofErr w:type="spellEnd"/>
+      <w:r>
+        <w:t xml:space="preserve"> con Resilience4j.</w:t>
       </w:r>
     </w:p>
     <w:p>
@@ -8211,7 +10101,31 @@
         <w:t>1 método</w:t>
       </w:r>
       <w:r>
-        <w:t> de comunicación inter-servicio, con un método fallback que retorne una respuesta degradada pero funcional. El fallback no puede lanzar una excepción genérica.</w:t>
+        <w:t xml:space="preserve"> de comunicación </w:t>
+      </w:r>
+      <w:proofErr w:type="spellStart"/>
+      <w:r>
+        <w:t>inter-servicio</w:t>
+      </w:r>
+      <w:proofErr w:type="spellEnd"/>
+      <w:r>
+        <w:t>, con un método </w:t>
+      </w:r>
+      <w:proofErr w:type="spellStart"/>
+      <w:r>
+        <w:t>fallback</w:t>
+      </w:r>
+      <w:proofErr w:type="spellEnd"/>
+      <w:r>
+        <w:t xml:space="preserve"> que retorne una respuesta degradada pero funcional. El </w:t>
+      </w:r>
+      <w:proofErr w:type="spellStart"/>
+      <w:r>
+        <w:t>fallback</w:t>
+      </w:r>
+      <w:proofErr w:type="spellEnd"/>
+      <w:r>
+        <w:t xml:space="preserve"> no puede lanzar una excepción genérica.</w:t>
       </w:r>
     </w:p>
     <w:p>
@@ -8222,7 +10136,17 @@
         </w:numPr>
       </w:pPr>
       <w:r>
-        <w:t>Configuración en application.yaml:</w:t>
+        <w:t>Configuración en </w:t>
+      </w:r>
+      <w:proofErr w:type="spellStart"/>
+      <w:proofErr w:type="gramStart"/>
+      <w:r>
+        <w:t>application.yaml</w:t>
+      </w:r>
+      <w:proofErr w:type="spellEnd"/>
+      <w:proofErr w:type="gramEnd"/>
+      <w:r>
+        <w:t>:</w:t>
       </w:r>
     </w:p>
     <w:p>
@@ -8232,8 +10156,13 @@
           <w:numId w:val="17"/>
         </w:numPr>
       </w:pPr>
-      <w:r>
-        <w:t>failureRateThreshold: porcentaje de fallos que abre el circuito.</w:t>
+      <w:proofErr w:type="spellStart"/>
+      <w:r>
+        <w:t>failureRateThreshold</w:t>
+      </w:r>
+      <w:proofErr w:type="spellEnd"/>
+      <w:r>
+        <w:t>: porcentaje de fallos que abre el circuito.</w:t>
       </w:r>
     </w:p>
     <w:p>
@@ -8243,8 +10172,13 @@
           <w:numId w:val="17"/>
         </w:numPr>
       </w:pPr>
-      <w:r>
-        <w:t>waitDurationInOpenState: tiempo en estado abierto antes de pasar a Half-Open.</w:t>
+      <w:proofErr w:type="spellStart"/>
+      <w:r>
+        <w:t>waitDurationInOpenState</w:t>
+      </w:r>
+      <w:proofErr w:type="spellEnd"/>
+      <w:r>
+        <w:t>: tiempo en estado abierto antes de pasar a Half-Open.</w:t>
       </w:r>
     </w:p>
     <w:p>
@@ -8254,8 +10188,13 @@
           <w:numId w:val="17"/>
         </w:numPr>
       </w:pPr>
-      <w:r>
-        <w:t>slidingWindowSize: número de llamadas evaluadas.</w:t>
+      <w:proofErr w:type="spellStart"/>
+      <w:r>
+        <w:t>slidingWindowSize</w:t>
+      </w:r>
+      <w:proofErr w:type="spellEnd"/>
+      <w:r>
+        <w:t>: número de llamadas evaluadas.</w:t>
       </w:r>
     </w:p>
     <w:p>
@@ -8276,7 +10215,15 @@
         <w:t>1 patrón adicional</w:t>
       </w:r>
       <w:r>
-        <w:t>: @Retry con backoff configurable, @RateLimiter o @TimeLimiter.</w:t>
+        <w:t xml:space="preserve">: @Retry con </w:t>
+      </w:r>
+      <w:proofErr w:type="spellStart"/>
+      <w:r>
+        <w:t>backoff</w:t>
+      </w:r>
+      <w:proofErr w:type="spellEnd"/>
+      <w:r>
+        <w:t xml:space="preserve"> configurable, @RateLimiter o @TimeLimiter.</w:t>
       </w:r>
     </w:p>
     <w:p>
@@ -8286,8 +10233,29 @@
           <w:numId w:val="17"/>
         </w:numPr>
       </w:pPr>
-      <w:r>
-        <w:t>Endpoint /actuator/circuitbreakers accesible en el servicio configurado.</w:t>
+      <w:proofErr w:type="spellStart"/>
+      <w:r>
+        <w:t>Endpoint</w:t>
+      </w:r>
+      <w:proofErr w:type="spellEnd"/>
+      <w:r>
+        <w:t> /</w:t>
+      </w:r>
+      <w:proofErr w:type="spellStart"/>
+      <w:r>
+        <w:t>actuator</w:t>
+      </w:r>
+      <w:proofErr w:type="spellEnd"/>
+      <w:r>
+        <w:t>/</w:t>
+      </w:r>
+      <w:proofErr w:type="spellStart"/>
+      <w:r>
+        <w:t>circuitbreakers</w:t>
+      </w:r>
+      <w:proofErr w:type="spellEnd"/>
+      <w:r>
+        <w:t> accesible en el servicio configurado.</w:t>
       </w:r>
     </w:p>
     <w:p>
@@ -8411,8 +10379,21 @@
           </w:tcPr>
           <w:p>
             <w:r>
-              <w:t>@CircuitBreaker con fallback funcional aplicado en al menos 1 llamada inter-servicio</w:t>
-            </w:r>
+              <w:t>@CircuitBreaker con </w:t>
+            </w:r>
+            <w:proofErr w:type="spellStart"/>
+            <w:r>
+              <w:t>fallback</w:t>
+            </w:r>
+            <w:proofErr w:type="spellEnd"/>
+            <w:r>
+              <w:t xml:space="preserve"> funcional aplicado en al menos 1 llamada </w:t>
+            </w:r>
+            <w:proofErr w:type="spellStart"/>
+            <w:r>
+              <w:t>inter-servicio</w:t>
+            </w:r>
+            <w:proofErr w:type="spellEnd"/>
           </w:p>
         </w:tc>
         <w:tc>
@@ -8463,7 +10444,15 @@
           </w:tcPr>
           <w:p>
             <w:r>
-              <w:t>Configuración completa en application.yaml: failureRateThreshold, waitDurationInOpenState, slidingWindowSize</w:t>
+              <w:t>Configuración completa en </w:t>
+            </w:r>
+            <w:proofErr w:type="gramStart"/>
+            <w:r>
+              <w:t>application.yaml</w:t>
+            </w:r>
+            <w:proofErr w:type="gramEnd"/>
+            <w:r>
+              <w:t>: failureRateThreshold, waitDurationInOpenState, slidingWindowSize</w:t>
             </w:r>
           </w:p>
         </w:tc>
@@ -8567,7 +10556,23 @@
           </w:tcPr>
           <w:p>
             <w:r>
-              <w:t>/actuator/circuitbreakers accesible y muestra el estado actual</w:t>
+              <w:t>/</w:t>
+            </w:r>
+            <w:proofErr w:type="spellStart"/>
+            <w:r>
+              <w:t>actuator</w:t>
+            </w:r>
+            <w:proofErr w:type="spellEnd"/>
+            <w:r>
+              <w:t>/</w:t>
+            </w:r>
+            <w:proofErr w:type="spellStart"/>
+            <w:r>
+              <w:t>circuitbreakers</w:t>
+            </w:r>
+            <w:proofErr w:type="spellEnd"/>
+            <w:r>
+              <w:t> accesible y muestra el estado actual</w:t>
             </w:r>
           </w:p>
         </w:tc>
@@ -8657,7 +10662,23 @@
           <w:b/>
           <w:bCs/>
         </w:rPr>
-        <w:t>1 llamada inter-servicio real</w:t>
+        <w:t xml:space="preserve">1 llamada </w:t>
+      </w:r>
+      <w:proofErr w:type="spellStart"/>
+      <w:r>
+        <w:rPr>
+          <w:b/>
+          <w:bCs/>
+        </w:rPr>
+        <w:t>inter-servicio</w:t>
+      </w:r>
+      <w:proofErr w:type="spellEnd"/>
+      <w:r>
+        <w:rPr>
+          <w:b/>
+          <w:bCs/>
+        </w:rPr>
+        <w:t xml:space="preserve"> real</w:t>
       </w:r>
       <w:r>
         <w:t> implementada (por ejemplo: el servicio</w:t>
@@ -8858,7 +10879,15 @@
           </w:tcPr>
           <w:p>
             <w:r>
-              <w:t>Al menos 1 llamada inter-servicio real implementada y funcionando</w:t>
+              <w:t xml:space="preserve">Al menos 1 llamada </w:t>
+            </w:r>
+            <w:proofErr w:type="spellStart"/>
+            <w:r>
+              <w:t>inter-servicio</w:t>
+            </w:r>
+            <w:proofErr w:type="spellEnd"/>
+            <w:r>
+              <w:t xml:space="preserve"> real implementada y funcionando</w:t>
             </w:r>
           </w:p>
         </w:tc>
@@ -9017,7 +11046,15 @@
     </w:p>
     <w:p>
       <w:r>
-        <w:t>Todos los curl van dirigidos al </w:t>
+        <w:t>Todos los </w:t>
+      </w:r>
+      <w:proofErr w:type="spellStart"/>
+      <w:r>
+        <w:t>curl</w:t>
+      </w:r>
+      <w:proofErr w:type="spellEnd"/>
+      <w:r>
+        <w:t> van dirigidos al </w:t>
       </w:r>
       <w:r>
         <w:rPr>
@@ -9027,7 +11064,15 @@
         <w:t>API Gateway</w:t>
       </w:r>
       <w:r>
-        <w:t> (localhost:8080), nunca directamente a los microservicios. Adapta las rutas al diseño que hayas implementado; si cambias alguna ruta, documéntala en el README.md. Reemplaza TOKEN por el JWT obtenido en el caso de login. Reemplaza {id} por el UUID real del recurso.</w:t>
+        <w:t xml:space="preserve"> (localhost:8080), nunca directamente a los microservicios. Adapta las rutas al diseño que hayas implementado; si cambias alguna ruta, documéntala en el README.md. Reemplaza TOKEN por el JWT obtenido en el caso de </w:t>
+      </w:r>
+      <w:proofErr w:type="spellStart"/>
+      <w:r>
+        <w:t>login</w:t>
+      </w:r>
+      <w:proofErr w:type="spellEnd"/>
+      <w:r>
+        <w:t>. Reemplaza {id} por el UUID real del recurso.</w:t>
       </w:r>
     </w:p>
     <w:p>
@@ -9062,23 +11107,86 @@
       </w:r>
     </w:p>
     <w:p>
-      <w:r>
-        <w:t>curl -s -X POST http://localhost:8080/api/v1/auth/register \</w:t>
-      </w:r>
-    </w:p>
-    <w:p>
-      <w:r>
-        <w:t xml:space="preserve">  -H "Content-Type: application/json" \</w:t>
-      </w:r>
-    </w:p>
-    <w:p>
-      <w:r>
-        <w:t xml:space="preserve">  -d '{"nombre":"Carlos Quispe","email":"carlos@rapidocourier.pe","password":"Segura123!","role":"OPERADOR"}' | jq .</w:t>
-      </w:r>
-    </w:p>
-    <w:p>
-      <w:r>
-        <w:t>Esperado: 201 Created — success: true, JWT en data.</w:t>
+      <w:proofErr w:type="spellStart"/>
+      <w:r>
+        <w:t>curl</w:t>
+      </w:r>
+      <w:proofErr w:type="spellEnd"/>
+      <w:r>
+        <w:t xml:space="preserve"> -s -X POST http://localhost:8080/api/v1/auth/register \</w:t>
+      </w:r>
+    </w:p>
+    <w:p>
+      <w:r>
+        <w:t xml:space="preserve">  -H "Content-</w:t>
+      </w:r>
+      <w:proofErr w:type="spellStart"/>
+      <w:r>
+        <w:t>Type</w:t>
+      </w:r>
+      <w:proofErr w:type="spellEnd"/>
+      <w:r>
+        <w:t xml:space="preserve">: </w:t>
+      </w:r>
+      <w:proofErr w:type="spellStart"/>
+      <w:r>
+        <w:t>application</w:t>
+      </w:r>
+      <w:proofErr w:type="spellEnd"/>
+      <w:r>
+        <w:t>/</w:t>
+      </w:r>
+      <w:proofErr w:type="spellStart"/>
+      <w:r>
+        <w:t>json</w:t>
+      </w:r>
+      <w:proofErr w:type="spellEnd"/>
+      <w:r>
+        <w:t>" \</w:t>
+      </w:r>
+    </w:p>
+    <w:p>
+      <w:r>
+        <w:t xml:space="preserve">  -d '{"</w:t>
+      </w:r>
+      <w:proofErr w:type="spellStart"/>
+      <w:r>
+        <w:t>nombre":"Carlos</w:t>
+      </w:r>
+      <w:proofErr w:type="spellEnd"/>
+      <w:r>
+        <w:t xml:space="preserve"> Quispe","email":"carlos@rapidocourier.pe","password":"Segura123!","role":"OPERADOR"}' | </w:t>
+      </w:r>
+      <w:proofErr w:type="spellStart"/>
+      <w:proofErr w:type="gramStart"/>
+      <w:r>
+        <w:t>jq</w:t>
+      </w:r>
+      <w:proofErr w:type="spellEnd"/>
+      <w:r>
+        <w:t xml:space="preserve"> .</w:t>
+      </w:r>
+      <w:proofErr w:type="gramEnd"/>
+    </w:p>
+    <w:p>
+      <w:r>
+        <w:t xml:space="preserve">Esperado: 201 </w:t>
+      </w:r>
+      <w:proofErr w:type="spellStart"/>
+      <w:r>
+        <w:t>Created</w:t>
+      </w:r>
+      <w:proofErr w:type="spellEnd"/>
+      <w:r>
+        <w:t> — </w:t>
+      </w:r>
+      <w:proofErr w:type="spellStart"/>
+      <w:r>
+        <w:t>success</w:t>
+      </w:r>
+      <w:proofErr w:type="spellEnd"/>
+      <w:r>
+        <w:t>: true, JWT en data.</w:t>
       </w:r>
     </w:p>
     <w:p>
@@ -9091,24 +11199,71 @@
       </w:r>
     </w:p>
     <w:p>
-      <w:r>
-        <w:t>curl -s -X POST http://localhost:8080/api/v1/auth/login \</w:t>
+      <w:proofErr w:type="spellStart"/>
+      <w:r>
+        <w:t>curl</w:t>
+      </w:r>
+      <w:proofErr w:type="spellEnd"/>
+      <w:r>
+        <w:t xml:space="preserve"> -s -X POST http://localhost:8080/api/v1/auth/login \</w:t>
       </w:r>
     </w:p>
     <w:p>
       <w:r>
         <w:lastRenderedPageBreak/>
-        <w:t xml:space="preserve">  -H "Content-Type: application/json" \</w:t>
-      </w:r>
-    </w:p>
-    <w:p>
-      <w:r>
-        <w:t xml:space="preserve">  -d '{"email":"carlos@rapidocourier.pe","password":"Segura123!"}' | jq .</w:t>
-      </w:r>
-    </w:p>
-    <w:p>
-      <w:r>
-        <w:t>Esperado: 200 OK — success: true, JWT válido en data.</w:t>
+        <w:t xml:space="preserve">  -H "Content-</w:t>
+      </w:r>
+      <w:proofErr w:type="spellStart"/>
+      <w:r>
+        <w:t>Type</w:t>
+      </w:r>
+      <w:proofErr w:type="spellEnd"/>
+      <w:r>
+        <w:t xml:space="preserve">: </w:t>
+      </w:r>
+      <w:proofErr w:type="spellStart"/>
+      <w:r>
+        <w:t>application</w:t>
+      </w:r>
+      <w:proofErr w:type="spellEnd"/>
+      <w:r>
+        <w:t>/</w:t>
+      </w:r>
+      <w:proofErr w:type="spellStart"/>
+      <w:r>
+        <w:t>json</w:t>
+      </w:r>
+      <w:proofErr w:type="spellEnd"/>
+      <w:r>
+        <w:t>" \</w:t>
+      </w:r>
+    </w:p>
+    <w:p>
+      <w:r>
+        <w:t xml:space="preserve">  -d '{"email":"carlos@rapidocourier.pe","password":"Segura123!"}' | </w:t>
+      </w:r>
+      <w:proofErr w:type="spellStart"/>
+      <w:proofErr w:type="gramStart"/>
+      <w:r>
+        <w:t>jq</w:t>
+      </w:r>
+      <w:proofErr w:type="spellEnd"/>
+      <w:r>
+        <w:t xml:space="preserve"> .</w:t>
+      </w:r>
+      <w:proofErr w:type="gramEnd"/>
+    </w:p>
+    <w:p>
+      <w:r>
+        <w:t>Esperado: 200 OK — </w:t>
+      </w:r>
+      <w:proofErr w:type="spellStart"/>
+      <w:r>
+        <w:t>success</w:t>
+      </w:r>
+      <w:proofErr w:type="spellEnd"/>
+      <w:r>
+        <w:t>: true, JWT válido en data.</w:t>
       </w:r>
     </w:p>
     <w:p>
@@ -9121,23 +11276,86 @@
       </w:r>
     </w:p>
     <w:p>
-      <w:r>
-        <w:t>curl -s -X POST http://localhost:8080/api/v1/auth/login \</w:t>
-      </w:r>
-    </w:p>
-    <w:p>
-      <w:r>
-        <w:t xml:space="preserve">  -H "Content-Type: application/json" \</w:t>
-      </w:r>
-    </w:p>
-    <w:p>
-      <w:r>
-        <w:t xml:space="preserve">  -d '{"email":"carlos@rapidocourier.pe","password":"incorrecta"}' | jq .</w:t>
-      </w:r>
-    </w:p>
-    <w:p>
-      <w:r>
-        <w:t>Esperado: 401 Unauthorized — success: false.</w:t>
+      <w:proofErr w:type="spellStart"/>
+      <w:r>
+        <w:t>curl</w:t>
+      </w:r>
+      <w:proofErr w:type="spellEnd"/>
+      <w:r>
+        <w:t xml:space="preserve"> -s -X POST http://localhost:8080/api/v1/auth/login \</w:t>
+      </w:r>
+    </w:p>
+    <w:p>
+      <w:r>
+        <w:t xml:space="preserve">  -H "Content-</w:t>
+      </w:r>
+      <w:proofErr w:type="spellStart"/>
+      <w:r>
+        <w:t>Type</w:t>
+      </w:r>
+      <w:proofErr w:type="spellEnd"/>
+      <w:r>
+        <w:t xml:space="preserve">: </w:t>
+      </w:r>
+      <w:proofErr w:type="spellStart"/>
+      <w:r>
+        <w:t>application</w:t>
+      </w:r>
+      <w:proofErr w:type="spellEnd"/>
+      <w:r>
+        <w:t>/</w:t>
+      </w:r>
+      <w:proofErr w:type="spellStart"/>
+      <w:r>
+        <w:t>json</w:t>
+      </w:r>
+      <w:proofErr w:type="spellEnd"/>
+      <w:r>
+        <w:t>" \</w:t>
+      </w:r>
+    </w:p>
+    <w:p>
+      <w:r>
+        <w:t xml:space="preserve">  -d '{"email":"carlos@rapidocourier.pe","</w:t>
+      </w:r>
+      <w:proofErr w:type="spellStart"/>
+      <w:r>
+        <w:t>password</w:t>
+      </w:r>
+      <w:proofErr w:type="spellEnd"/>
+      <w:r>
+        <w:t xml:space="preserve">":"incorrecta"}' | </w:t>
+      </w:r>
+      <w:proofErr w:type="spellStart"/>
+      <w:proofErr w:type="gramStart"/>
+      <w:r>
+        <w:t>jq</w:t>
+      </w:r>
+      <w:proofErr w:type="spellEnd"/>
+      <w:r>
+        <w:t xml:space="preserve"> .</w:t>
+      </w:r>
+      <w:proofErr w:type="gramEnd"/>
+    </w:p>
+    <w:p>
+      <w:r>
+        <w:t xml:space="preserve">Esperado: 401 </w:t>
+      </w:r>
+      <w:proofErr w:type="spellStart"/>
+      <w:r>
+        <w:t>Unauthorized</w:t>
+      </w:r>
+      <w:proofErr w:type="spellEnd"/>
+      <w:r>
+        <w:t> — </w:t>
+      </w:r>
+      <w:proofErr w:type="spellStart"/>
+      <w:r>
+        <w:t>success</w:t>
+      </w:r>
+      <w:proofErr w:type="spellEnd"/>
+      <w:r>
+        <w:t>: false.</w:t>
       </w:r>
     </w:p>
     <w:p>
@@ -9172,28 +11390,91 @@
       </w:r>
     </w:p>
     <w:p>
-      <w:r>
-        <w:t>curl -s -X POST http://localhost:8080/api/v1/clientes \</w:t>
-      </w:r>
-    </w:p>
-    <w:p>
-      <w:r>
-        <w:t xml:space="preserve">  -H "Content-Type: application/json" \</w:t>
-      </w:r>
-    </w:p>
-    <w:p>
-      <w:r>
-        <w:t xml:space="preserve">  -H "Authorization: Bearer TOKEN" \</w:t>
-      </w:r>
-    </w:p>
-    <w:p>
-      <w:r>
-        <w:t xml:space="preserve">  -d '{"dni":"12345678","email":"ana.flores@correo.com","telefono":"987654321"}' | jq .</w:t>
-      </w:r>
-    </w:p>
-    <w:p>
-      <w:r>
-        <w:t>Esperado: 201 Created — nombre completo obtenido de RENIEC visible en data; el campo nombre no estaba en el request.</w:t>
+      <w:proofErr w:type="spellStart"/>
+      <w:r>
+        <w:t>curl</w:t>
+      </w:r>
+      <w:proofErr w:type="spellEnd"/>
+      <w:r>
+        <w:t xml:space="preserve"> -s -X POST http://localhost:8080/api/v1/clientes \</w:t>
+      </w:r>
+    </w:p>
+    <w:p>
+      <w:r>
+        <w:t xml:space="preserve">  -H "Content-</w:t>
+      </w:r>
+      <w:proofErr w:type="spellStart"/>
+      <w:r>
+        <w:t>Type</w:t>
+      </w:r>
+      <w:proofErr w:type="spellEnd"/>
+      <w:r>
+        <w:t xml:space="preserve">: </w:t>
+      </w:r>
+      <w:proofErr w:type="spellStart"/>
+      <w:r>
+        <w:t>application</w:t>
+      </w:r>
+      <w:proofErr w:type="spellEnd"/>
+      <w:r>
+        <w:t>/</w:t>
+      </w:r>
+      <w:proofErr w:type="spellStart"/>
+      <w:r>
+        <w:t>json</w:t>
+      </w:r>
+      <w:proofErr w:type="spellEnd"/>
+      <w:r>
+        <w:t>" \</w:t>
+      </w:r>
+    </w:p>
+    <w:p>
+      <w:r>
+        <w:t xml:space="preserve">  -H "</w:t>
+      </w:r>
+      <w:proofErr w:type="spellStart"/>
+      <w:r>
+        <w:t>Authorization</w:t>
+      </w:r>
+      <w:proofErr w:type="spellEnd"/>
+      <w:r>
+        <w:t>: Bearer TOKEN" \</w:t>
+      </w:r>
+    </w:p>
+    <w:p>
+      <w:r>
+        <w:t xml:space="preserve">  -d '{"dni":"12345678","email":"ana.flores@correo.com","telefono":"987654321"}' | </w:t>
+      </w:r>
+      <w:proofErr w:type="spellStart"/>
+      <w:proofErr w:type="gramStart"/>
+      <w:r>
+        <w:t>jq</w:t>
+      </w:r>
+      <w:proofErr w:type="spellEnd"/>
+      <w:r>
+        <w:t xml:space="preserve"> .</w:t>
+      </w:r>
+      <w:proofErr w:type="gramEnd"/>
+    </w:p>
+    <w:p>
+      <w:r>
+        <w:t xml:space="preserve">Esperado: 201 </w:t>
+      </w:r>
+      <w:proofErr w:type="spellStart"/>
+      <w:r>
+        <w:t>Created</w:t>
+      </w:r>
+      <w:proofErr w:type="spellEnd"/>
+      <w:r>
+        <w:t xml:space="preserve"> — nombre completo obtenido de RENIEC visible en data; el campo nombre no estaba en el </w:t>
+      </w:r>
+      <w:proofErr w:type="spellStart"/>
+      <w:r>
+        <w:t>request</w:t>
+      </w:r>
+      <w:proofErr w:type="spellEnd"/>
+      <w:r>
+        <w:t>.</w:t>
       </w:r>
     </w:p>
     <w:p>
@@ -9206,28 +11487,91 @@
       </w:r>
     </w:p>
     <w:p>
-      <w:r>
-        <w:t>curl -s -X POST http://localhost:8080/api/v1/clientes \</w:t>
-      </w:r>
-    </w:p>
-    <w:p>
-      <w:r>
-        <w:t xml:space="preserve">  -H "Content-Type: application/json" \</w:t>
-      </w:r>
-    </w:p>
-    <w:p>
-      <w:r>
-        <w:t xml:space="preserve">  -H "Authorization: Bearer TOKEN" \</w:t>
-      </w:r>
-    </w:p>
-    <w:p>
-      <w:r>
-        <w:t xml:space="preserve">  -d '{"dni":"87654321","email":"ana.flores@correo.com","telefono":"999888777"}' | jq .</w:t>
-      </w:r>
-    </w:p>
-    <w:p>
-      <w:r>
-        <w:t>Esperado: 409 Conflict — success: false, mensaje indica email ya registrado.</w:t>
+      <w:proofErr w:type="spellStart"/>
+      <w:r>
+        <w:t>curl</w:t>
+      </w:r>
+      <w:proofErr w:type="spellEnd"/>
+      <w:r>
+        <w:t xml:space="preserve"> -s -X POST http://localhost:8080/api/v1/clientes \</w:t>
+      </w:r>
+    </w:p>
+    <w:p>
+      <w:r>
+        <w:t xml:space="preserve">  -H "Content-</w:t>
+      </w:r>
+      <w:proofErr w:type="spellStart"/>
+      <w:r>
+        <w:t>Type</w:t>
+      </w:r>
+      <w:proofErr w:type="spellEnd"/>
+      <w:r>
+        <w:t xml:space="preserve">: </w:t>
+      </w:r>
+      <w:proofErr w:type="spellStart"/>
+      <w:r>
+        <w:t>application</w:t>
+      </w:r>
+      <w:proofErr w:type="spellEnd"/>
+      <w:r>
+        <w:t>/</w:t>
+      </w:r>
+      <w:proofErr w:type="spellStart"/>
+      <w:r>
+        <w:t>json</w:t>
+      </w:r>
+      <w:proofErr w:type="spellEnd"/>
+      <w:r>
+        <w:t>" \</w:t>
+      </w:r>
+    </w:p>
+    <w:p>
+      <w:r>
+        <w:t xml:space="preserve">  -H "</w:t>
+      </w:r>
+      <w:proofErr w:type="spellStart"/>
+      <w:r>
+        <w:t>Authorization</w:t>
+      </w:r>
+      <w:proofErr w:type="spellEnd"/>
+      <w:r>
+        <w:t>: Bearer TOKEN" \</w:t>
+      </w:r>
+    </w:p>
+    <w:p>
+      <w:r>
+        <w:t xml:space="preserve">  -d '{"dni":"87654321","email":"ana.flores@correo.com","telefono":"999888777"}' | </w:t>
+      </w:r>
+      <w:proofErr w:type="spellStart"/>
+      <w:proofErr w:type="gramStart"/>
+      <w:r>
+        <w:t>jq</w:t>
+      </w:r>
+      <w:proofErr w:type="spellEnd"/>
+      <w:r>
+        <w:t xml:space="preserve"> .</w:t>
+      </w:r>
+      <w:proofErr w:type="gramEnd"/>
+    </w:p>
+    <w:p>
+      <w:r>
+        <w:t xml:space="preserve">Esperado: 409 </w:t>
+      </w:r>
+      <w:proofErr w:type="spellStart"/>
+      <w:r>
+        <w:t>Conflict</w:t>
+      </w:r>
+      <w:proofErr w:type="spellEnd"/>
+      <w:r>
+        <w:t> — </w:t>
+      </w:r>
+      <w:proofErr w:type="spellStart"/>
+      <w:r>
+        <w:t>success</w:t>
+      </w:r>
+      <w:proofErr w:type="spellEnd"/>
+      <w:r>
+        <w:t>: false, mensaje indica email ya registrado.</w:t>
       </w:r>
     </w:p>
     <w:p>
@@ -9240,28 +11584,91 @@
       </w:r>
     </w:p>
     <w:p>
-      <w:r>
-        <w:t>curl -s -X POST http://localhost:8080/api/v1/clientes \</w:t>
-      </w:r>
-    </w:p>
-    <w:p>
-      <w:r>
-        <w:t xml:space="preserve">  -H "Content-Type: application/json" \</w:t>
-      </w:r>
-    </w:p>
-    <w:p>
-      <w:r>
-        <w:t xml:space="preserve">  -H "Authorization: Bearer TOKEN" \</w:t>
-      </w:r>
-    </w:p>
-    <w:p>
-      <w:r>
-        <w:t xml:space="preserve">  -d '{"dni":"123","email":"correo-invalido","telefono":""}' | jq .</w:t>
-      </w:r>
-    </w:p>
-    <w:p>
-      <w:r>
-        <w:t>Esperado: 400 Bad Request — success: false, data con mapa de errores agrupado por campo.</w:t>
+      <w:proofErr w:type="spellStart"/>
+      <w:r>
+        <w:t>curl</w:t>
+      </w:r>
+      <w:proofErr w:type="spellEnd"/>
+      <w:r>
+        <w:t xml:space="preserve"> -s -X POST http://localhost:8080/api/v1/clientes \</w:t>
+      </w:r>
+    </w:p>
+    <w:p>
+      <w:r>
+        <w:t xml:space="preserve">  -H "Content-</w:t>
+      </w:r>
+      <w:proofErr w:type="spellStart"/>
+      <w:r>
+        <w:t>Type</w:t>
+      </w:r>
+      <w:proofErr w:type="spellEnd"/>
+      <w:r>
+        <w:t xml:space="preserve">: </w:t>
+      </w:r>
+      <w:proofErr w:type="spellStart"/>
+      <w:r>
+        <w:t>application</w:t>
+      </w:r>
+      <w:proofErr w:type="spellEnd"/>
+      <w:r>
+        <w:t>/</w:t>
+      </w:r>
+      <w:proofErr w:type="spellStart"/>
+      <w:r>
+        <w:t>json</w:t>
+      </w:r>
+      <w:proofErr w:type="spellEnd"/>
+      <w:r>
+        <w:t>" \</w:t>
+      </w:r>
+    </w:p>
+    <w:p>
+      <w:r>
+        <w:t xml:space="preserve">  -H "</w:t>
+      </w:r>
+      <w:proofErr w:type="spellStart"/>
+      <w:r>
+        <w:t>Authorization</w:t>
+      </w:r>
+      <w:proofErr w:type="spellEnd"/>
+      <w:r>
+        <w:t>: Bearer TOKEN" \</w:t>
+      </w:r>
+    </w:p>
+    <w:p>
+      <w:r>
+        <w:t xml:space="preserve">  -d '{"dni":"123","email":"correo-invalido","telefono":""}' | </w:t>
+      </w:r>
+      <w:proofErr w:type="spellStart"/>
+      <w:proofErr w:type="gramStart"/>
+      <w:r>
+        <w:t>jq</w:t>
+      </w:r>
+      <w:proofErr w:type="spellEnd"/>
+      <w:r>
+        <w:t xml:space="preserve"> .</w:t>
+      </w:r>
+      <w:proofErr w:type="gramEnd"/>
+    </w:p>
+    <w:p>
+      <w:r>
+        <w:t xml:space="preserve">Esperado: 400 Bad </w:t>
+      </w:r>
+      <w:proofErr w:type="spellStart"/>
+      <w:r>
+        <w:t>Request</w:t>
+      </w:r>
+      <w:proofErr w:type="spellEnd"/>
+      <w:r>
+        <w:t> — </w:t>
+      </w:r>
+      <w:proofErr w:type="spellStart"/>
+      <w:r>
+        <w:t>success</w:t>
+      </w:r>
+      <w:proofErr w:type="spellEnd"/>
+      <w:r>
+        <w:t>: false, data con mapa de errores agrupado por campo.</w:t>
       </w:r>
     </w:p>
     <w:p>
@@ -9297,18 +11704,55 @@
       </w:r>
     </w:p>
     <w:p>
-      <w:r>
-        <w:t>curl -s -X POST http://localhost:8080/api/v1/paquetes \</w:t>
-      </w:r>
-    </w:p>
-    <w:p>
-      <w:r>
-        <w:t xml:space="preserve">  -H "Content-Type: application/json" \</w:t>
-      </w:r>
-    </w:p>
-    <w:p>
-      <w:r>
-        <w:t xml:space="preserve">  -H "Authorization: Bearer TOKEN" \</w:t>
+      <w:proofErr w:type="spellStart"/>
+      <w:r>
+        <w:t>curl</w:t>
+      </w:r>
+      <w:proofErr w:type="spellEnd"/>
+      <w:r>
+        <w:t xml:space="preserve"> -s -X POST http://localhost:8080/api/v1/paquetes \</w:t>
+      </w:r>
+    </w:p>
+    <w:p>
+      <w:r>
+        <w:t xml:space="preserve">  -H "Content-</w:t>
+      </w:r>
+      <w:proofErr w:type="spellStart"/>
+      <w:r>
+        <w:t>Type</w:t>
+      </w:r>
+      <w:proofErr w:type="spellEnd"/>
+      <w:r>
+        <w:t xml:space="preserve">: </w:t>
+      </w:r>
+      <w:proofErr w:type="spellStart"/>
+      <w:r>
+        <w:t>application</w:t>
+      </w:r>
+      <w:proofErr w:type="spellEnd"/>
+      <w:r>
+        <w:t>/</w:t>
+      </w:r>
+      <w:proofErr w:type="spellStart"/>
+      <w:r>
+        <w:t>json</w:t>
+      </w:r>
+      <w:proofErr w:type="spellEnd"/>
+      <w:r>
+        <w:t>" \</w:t>
+      </w:r>
+    </w:p>
+    <w:p>
+      <w:r>
+        <w:t xml:space="preserve">  -H "</w:t>
+      </w:r>
+      <w:proofErr w:type="spellStart"/>
+      <w:r>
+        <w:t>Authorization</w:t>
+      </w:r>
+      <w:proofErr w:type="spellEnd"/>
+      <w:r>
+        <w:t>: Bearer TOKEN" \</w:t>
       </w:r>
     </w:p>
     <w:p>
@@ -9318,7 +11762,15 @@
     </w:p>
     <w:p>
       <w:r>
-        <w:t xml:space="preserve">    "descripcion":"Documentos legales",</w:t>
+        <w:t xml:space="preserve">    "</w:t>
+      </w:r>
+      <w:proofErr w:type="spellStart"/>
+      <w:r>
+        <w:t>descripcion</w:t>
+      </w:r>
+      <w:proofErr w:type="spellEnd"/>
+      <w:r>
+        <w:t>":"Documentos legales",</w:t>
       </w:r>
     </w:p>
     <w:p>
@@ -9333,12 +11785,28 @@
     </w:p>
     <w:p>
       <w:r>
-        <w:t xml:space="preserve">    "sucursalOrigen":"Lima",</w:t>
-      </w:r>
-    </w:p>
-    <w:p>
-      <w:r>
-        <w:t xml:space="preserve">    "sucursalDestino":"Arequipa",</w:t>
+        <w:t xml:space="preserve">    "</w:t>
+      </w:r>
+      <w:proofErr w:type="spellStart"/>
+      <w:r>
+        <w:t>sucursalOrigen</w:t>
+      </w:r>
+      <w:proofErr w:type="spellEnd"/>
+      <w:r>
+        <w:t>":"Lima",</w:t>
+      </w:r>
+    </w:p>
+    <w:p>
+      <w:r>
+        <w:t xml:space="preserve">    "</w:t>
+      </w:r>
+      <w:proofErr w:type="spellStart"/>
+      <w:r>
+        <w:t>sucursalDestino</w:t>
+      </w:r>
+      <w:proofErr w:type="spellEnd"/>
+      <w:r>
+        <w:t>":"Arequipa",</w:t>
       </w:r>
     </w:p>
     <w:p>
@@ -9353,12 +11821,30 @@
     </w:p>
     <w:p>
       <w:r>
-        <w:t xml:space="preserve">  }' | jq .</w:t>
-      </w:r>
-    </w:p>
-    <w:p>
-      <w:r>
-        <w:t>Esperado: 201 Created — código de rastreo generado y tarifa calculada visibles en data.</w:t>
+        <w:t xml:space="preserve">  }' | </w:t>
+      </w:r>
+      <w:proofErr w:type="spellStart"/>
+      <w:proofErr w:type="gramStart"/>
+      <w:r>
+        <w:t>jq</w:t>
+      </w:r>
+      <w:proofErr w:type="spellEnd"/>
+      <w:r>
+        <w:t xml:space="preserve"> .</w:t>
+      </w:r>
+      <w:proofErr w:type="gramEnd"/>
+    </w:p>
+    <w:p>
+      <w:r>
+        <w:t xml:space="preserve">Esperado: 201 </w:t>
+      </w:r>
+      <w:proofErr w:type="spellStart"/>
+      <w:r>
+        <w:t>Created</w:t>
+      </w:r>
+      <w:proofErr w:type="spellEnd"/>
+      <w:r>
+        <w:t> — código de rastreo generado y tarifa calculada visibles en data.</w:t>
       </w:r>
     </w:p>
     <w:p>
@@ -9371,28 +11857,104 @@
       </w:r>
     </w:p>
     <w:p>
-      <w:r>
-        <w:t>curl -s -X POST http://localhost:8080/api/v1/paquetes \</w:t>
-      </w:r>
-    </w:p>
-    <w:p>
-      <w:r>
-        <w:t xml:space="preserve">  -H "Content-Type: application/json" \</w:t>
-      </w:r>
-    </w:p>
-    <w:p>
-      <w:r>
-        <w:t xml:space="preserve">  -H "Authorization: Bearer TOKEN" \</w:t>
-      </w:r>
-    </w:p>
-    <w:p>
-      <w:r>
-        <w:t xml:space="preserve">  -d '{"descripcion":"","pesoKg":-1,"valorDeclarado":0}' | jq .</w:t>
-      </w:r>
-    </w:p>
-    <w:p>
-      <w:r>
-        <w:t>Esperado: 400 Bad Request — mapa de errores por campo en data.</w:t>
+      <w:proofErr w:type="spellStart"/>
+      <w:r>
+        <w:t>curl</w:t>
+      </w:r>
+      <w:proofErr w:type="spellEnd"/>
+      <w:r>
+        <w:t xml:space="preserve"> -s -X POST http://localhost:8080/api/v1/paquetes \</w:t>
+      </w:r>
+    </w:p>
+    <w:p>
+      <w:r>
+        <w:t xml:space="preserve">  -H "Content-</w:t>
+      </w:r>
+      <w:proofErr w:type="spellStart"/>
+      <w:r>
+        <w:t>Type</w:t>
+      </w:r>
+      <w:proofErr w:type="spellEnd"/>
+      <w:r>
+        <w:t xml:space="preserve">: </w:t>
+      </w:r>
+      <w:proofErr w:type="spellStart"/>
+      <w:r>
+        <w:t>application</w:t>
+      </w:r>
+      <w:proofErr w:type="spellEnd"/>
+      <w:r>
+        <w:t>/</w:t>
+      </w:r>
+      <w:proofErr w:type="spellStart"/>
+      <w:r>
+        <w:t>json</w:t>
+      </w:r>
+      <w:proofErr w:type="spellEnd"/>
+      <w:r>
+        <w:t>" \</w:t>
+      </w:r>
+    </w:p>
+    <w:p>
+      <w:r>
+        <w:t xml:space="preserve">  -H "</w:t>
+      </w:r>
+      <w:proofErr w:type="spellStart"/>
+      <w:r>
+        <w:t>Authorization</w:t>
+      </w:r>
+      <w:proofErr w:type="spellEnd"/>
+      <w:r>
+        <w:t>: Bearer TOKEN" \</w:t>
+      </w:r>
+    </w:p>
+    <w:p>
+      <w:r>
+        <w:t xml:space="preserve">  -d '{"</w:t>
+      </w:r>
+      <w:proofErr w:type="spellStart"/>
+      <w:r>
+        <w:t>descripcion</w:t>
+      </w:r>
+      <w:proofErr w:type="spellEnd"/>
+      <w:r>
+        <w:t>":"","</w:t>
+      </w:r>
+      <w:proofErr w:type="spellStart"/>
+      <w:r>
+        <w:t>pesoKg</w:t>
+      </w:r>
+      <w:proofErr w:type="spellEnd"/>
+      <w:proofErr w:type="gramStart"/>
+      <w:r>
+        <w:t>":-</w:t>
+      </w:r>
+      <w:proofErr w:type="gramEnd"/>
+      <w:r>
+        <w:t xml:space="preserve">1,"valorDeclarado":0}' | </w:t>
+      </w:r>
+      <w:proofErr w:type="spellStart"/>
+      <w:proofErr w:type="gramStart"/>
+      <w:r>
+        <w:t>jq</w:t>
+      </w:r>
+      <w:proofErr w:type="spellEnd"/>
+      <w:r>
+        <w:t xml:space="preserve"> .</w:t>
+      </w:r>
+      <w:proofErr w:type="gramEnd"/>
+    </w:p>
+    <w:p>
+      <w:r>
+        <w:t xml:space="preserve">Esperado: 400 Bad </w:t>
+      </w:r>
+      <w:proofErr w:type="spellStart"/>
+      <w:r>
+        <w:t>Request</w:t>
+      </w:r>
+      <w:proofErr w:type="spellEnd"/>
+      <w:r>
+        <w:t> — mapa de errores por campo en data.</w:t>
       </w:r>
     </w:p>
     <w:p>
@@ -9405,14 +11967,37 @@
       </w:r>
     </w:p>
     <w:p>
-      <w:r>
-        <w:t>curl -s -X GET http://localhost:8080/api/v1/paquetes/{id} \</w:t>
-      </w:r>
-    </w:p>
-    <w:p>
-      <w:r>
-        <w:t xml:space="preserve">  -H "Authorization: Bearer TOKEN" | jq .</w:t>
-      </w:r>
+      <w:proofErr w:type="spellStart"/>
+      <w:r>
+        <w:t>curl</w:t>
+      </w:r>
+      <w:proofErr w:type="spellEnd"/>
+      <w:r>
+        <w:t xml:space="preserve"> -s -X GET http://localhost:8080/api/v1/paquetes/{id} \</w:t>
+      </w:r>
+    </w:p>
+    <w:p>
+      <w:r>
+        <w:t xml:space="preserve">  -H "</w:t>
+      </w:r>
+      <w:proofErr w:type="spellStart"/>
+      <w:r>
+        <w:t>Authorization</w:t>
+      </w:r>
+      <w:proofErr w:type="spellEnd"/>
+      <w:r>
+        <w:t xml:space="preserve">: Bearer TOKEN" | </w:t>
+      </w:r>
+      <w:proofErr w:type="spellStart"/>
+      <w:proofErr w:type="gramStart"/>
+      <w:r>
+        <w:t>jq</w:t>
+      </w:r>
+      <w:proofErr w:type="spellEnd"/>
+      <w:r>
+        <w:t xml:space="preserve"> .</w:t>
+      </w:r>
+      <w:proofErr w:type="gramEnd"/>
     </w:p>
     <w:p>
       <w:r>
@@ -9429,18 +12014,49 @@
       </w:r>
     </w:p>
     <w:p>
-      <w:r>
-        <w:t>curl -s -X GET http://localhost:8080/api/v1/paquetes/00000000-0000-0000-0000-000000000000 \</w:t>
-      </w:r>
-    </w:p>
-    <w:p>
-      <w:r>
-        <w:t xml:space="preserve">  -H "Authorization: Bearer TOKEN" | jq .</w:t>
-      </w:r>
-    </w:p>
-    <w:p>
-      <w:r>
-        <w:t>Esperado: 404 Not Found — success: false.</w:t>
+      <w:proofErr w:type="spellStart"/>
+      <w:r>
+        <w:t>curl</w:t>
+      </w:r>
+      <w:proofErr w:type="spellEnd"/>
+      <w:r>
+        <w:t xml:space="preserve"> -s -X GET http://localhost:8080/api/v1/paquetes/00000000-0000-0000-0000-000000000000 \</w:t>
+      </w:r>
+    </w:p>
+    <w:p>
+      <w:r>
+        <w:t xml:space="preserve">  -H "</w:t>
+      </w:r>
+      <w:proofErr w:type="spellStart"/>
+      <w:r>
+        <w:t>Authorization</w:t>
+      </w:r>
+      <w:proofErr w:type="spellEnd"/>
+      <w:r>
+        <w:t xml:space="preserve">: Bearer TOKEN" | </w:t>
+      </w:r>
+      <w:proofErr w:type="spellStart"/>
+      <w:proofErr w:type="gramStart"/>
+      <w:r>
+        <w:t>jq</w:t>
+      </w:r>
+      <w:proofErr w:type="spellEnd"/>
+      <w:r>
+        <w:t xml:space="preserve"> .</w:t>
+      </w:r>
+      <w:proofErr w:type="gramEnd"/>
+    </w:p>
+    <w:p>
+      <w:r>
+        <w:t>Esperado: 404 Not Found — </w:t>
+      </w:r>
+      <w:proofErr w:type="spellStart"/>
+      <w:r>
+        <w:t>success</w:t>
+      </w:r>
+      <w:proofErr w:type="spellEnd"/>
+      <w:r>
+        <w:t>: false.</w:t>
       </w:r>
     </w:p>
     <w:p>
@@ -9453,25 +12069,80 @@
       </w:r>
     </w:p>
     <w:p>
-      <w:r>
-        <w:t>curl -s -X PATCH http://localhost:8080/api/v1/paquetes/{id}/estado \</w:t>
+      <w:proofErr w:type="spellStart"/>
+      <w:r>
+        <w:t>curl</w:t>
+      </w:r>
+      <w:proofErr w:type="spellEnd"/>
+      <w:r>
+        <w:t xml:space="preserve"> -s -X PATCH http://localhost:8080/api/v1/paquetes/{id}/estado \</w:t>
       </w:r>
     </w:p>
     <w:p>
       <w:r>
         <w:lastRenderedPageBreak/>
-        <w:t xml:space="preserve">  -H "Content-Type: application/json" \</w:t>
-      </w:r>
-    </w:p>
-    <w:p>
-      <w:r>
-        <w:t xml:space="preserve">  -H "Authorization: Bearer TOKEN" \</w:t>
-      </w:r>
-    </w:p>
-    <w:p>
-      <w:r>
-        <w:t xml:space="preserve">  -d '{"nuevoEstado":"EN_TRANSITO"}' | jq .</w:t>
-      </w:r>
+        <w:t xml:space="preserve">  -H "Content-</w:t>
+      </w:r>
+      <w:proofErr w:type="spellStart"/>
+      <w:r>
+        <w:t>Type</w:t>
+      </w:r>
+      <w:proofErr w:type="spellEnd"/>
+      <w:r>
+        <w:t xml:space="preserve">: </w:t>
+      </w:r>
+      <w:proofErr w:type="spellStart"/>
+      <w:r>
+        <w:t>application</w:t>
+      </w:r>
+      <w:proofErr w:type="spellEnd"/>
+      <w:r>
+        <w:t>/</w:t>
+      </w:r>
+      <w:proofErr w:type="spellStart"/>
+      <w:r>
+        <w:t>json</w:t>
+      </w:r>
+      <w:proofErr w:type="spellEnd"/>
+      <w:r>
+        <w:t>" \</w:t>
+      </w:r>
+    </w:p>
+    <w:p>
+      <w:r>
+        <w:t xml:space="preserve">  -H "</w:t>
+      </w:r>
+      <w:proofErr w:type="spellStart"/>
+      <w:r>
+        <w:t>Authorization</w:t>
+      </w:r>
+      <w:proofErr w:type="spellEnd"/>
+      <w:r>
+        <w:t>: Bearer TOKEN" \</w:t>
+      </w:r>
+    </w:p>
+    <w:p>
+      <w:r>
+        <w:t xml:space="preserve">  -d '{"</w:t>
+      </w:r>
+      <w:proofErr w:type="spellStart"/>
+      <w:r>
+        <w:t>nuevoEstado</w:t>
+      </w:r>
+      <w:proofErr w:type="spellEnd"/>
+      <w:r>
+        <w:t xml:space="preserve">":"EN_TRANSITO"}' | </w:t>
+      </w:r>
+      <w:proofErr w:type="spellStart"/>
+      <w:proofErr w:type="gramStart"/>
+      <w:r>
+        <w:t>jq</w:t>
+      </w:r>
+      <w:proofErr w:type="spellEnd"/>
+      <w:r>
+        <w:t xml:space="preserve"> .</w:t>
+      </w:r>
+      <w:proofErr w:type="gramEnd"/>
     </w:p>
     <w:p>
       <w:r>
@@ -9488,28 +12159,91 @@
       </w:r>
     </w:p>
     <w:p>
-      <w:r>
-        <w:t>curl -s -X PATCH http://localhost:8080/api/v1/paquetes/{id}/estado \</w:t>
-      </w:r>
-    </w:p>
-    <w:p>
-      <w:r>
-        <w:t xml:space="preserve">  -H "Content-Type: application/json" \</w:t>
-      </w:r>
-    </w:p>
-    <w:p>
-      <w:r>
-        <w:t xml:space="preserve">  -H "Authorization: Bearer TOKEN" \</w:t>
-      </w:r>
-    </w:p>
-    <w:p>
-      <w:r>
-        <w:t xml:space="preserve">  -d '{"nuevoEstado":"REGISTRADO"}' | jq .</w:t>
-      </w:r>
-    </w:p>
-    <w:p>
-      <w:r>
-        <w:t>Esperado: 409 Conflict — mensaje descriptivo con los estados involucrados.</w:t>
+      <w:proofErr w:type="spellStart"/>
+      <w:r>
+        <w:t>curl</w:t>
+      </w:r>
+      <w:proofErr w:type="spellEnd"/>
+      <w:r>
+        <w:t xml:space="preserve"> -s -X PATCH http://localhost:8080/api/v1/paquetes/{id}/estado \</w:t>
+      </w:r>
+    </w:p>
+    <w:p>
+      <w:r>
+        <w:t xml:space="preserve">  -H "Content-</w:t>
+      </w:r>
+      <w:proofErr w:type="spellStart"/>
+      <w:r>
+        <w:t>Type</w:t>
+      </w:r>
+      <w:proofErr w:type="spellEnd"/>
+      <w:r>
+        <w:t xml:space="preserve">: </w:t>
+      </w:r>
+      <w:proofErr w:type="spellStart"/>
+      <w:r>
+        <w:t>application</w:t>
+      </w:r>
+      <w:proofErr w:type="spellEnd"/>
+      <w:r>
+        <w:t>/</w:t>
+      </w:r>
+      <w:proofErr w:type="spellStart"/>
+      <w:r>
+        <w:t>json</w:t>
+      </w:r>
+      <w:proofErr w:type="spellEnd"/>
+      <w:r>
+        <w:t>" \</w:t>
+      </w:r>
+    </w:p>
+    <w:p>
+      <w:r>
+        <w:t xml:space="preserve">  -H "</w:t>
+      </w:r>
+      <w:proofErr w:type="spellStart"/>
+      <w:r>
+        <w:t>Authorization</w:t>
+      </w:r>
+      <w:proofErr w:type="spellEnd"/>
+      <w:r>
+        <w:t>: Bearer TOKEN" \</w:t>
+      </w:r>
+    </w:p>
+    <w:p>
+      <w:r>
+        <w:t xml:space="preserve">  -d '{"</w:t>
+      </w:r>
+      <w:proofErr w:type="spellStart"/>
+      <w:r>
+        <w:t>nuevoEstado</w:t>
+      </w:r>
+      <w:proofErr w:type="spellEnd"/>
+      <w:r>
+        <w:t xml:space="preserve">":"REGISTRADO"}' | </w:t>
+      </w:r>
+      <w:proofErr w:type="spellStart"/>
+      <w:proofErr w:type="gramStart"/>
+      <w:r>
+        <w:t>jq</w:t>
+      </w:r>
+      <w:proofErr w:type="spellEnd"/>
+      <w:r>
+        <w:t xml:space="preserve"> .</w:t>
+      </w:r>
+      <w:proofErr w:type="gramEnd"/>
+    </w:p>
+    <w:p>
+      <w:r>
+        <w:t xml:space="preserve">Esperado: 409 </w:t>
+      </w:r>
+      <w:proofErr w:type="spellStart"/>
+      <w:r>
+        <w:t>Conflict</w:t>
+      </w:r>
+      <w:proofErr w:type="spellEnd"/>
+      <w:r>
+        <w:t> — mensaje descriptivo con los estados involucrados.</w:t>
       </w:r>
     </w:p>
     <w:p>
@@ -9544,18 +12278,49 @@
       </w:r>
     </w:p>
     <w:p>
-      <w:r>
-        <w:t>curl -s -X GET http://localhost:8080/api/v1/paquetes/{id}/historial \</w:t>
-      </w:r>
-    </w:p>
-    <w:p>
-      <w:r>
-        <w:t xml:space="preserve">  -H "Authorization: Bearer TOKEN" | jq .</w:t>
-      </w:r>
-    </w:p>
-    <w:p>
-      <w:r>
-        <w:t>Esperado: 200 OK — lista ordenada de cambios de estado con timestamp y usuario en data.</w:t>
+      <w:proofErr w:type="spellStart"/>
+      <w:r>
+        <w:t>curl</w:t>
+      </w:r>
+      <w:proofErr w:type="spellEnd"/>
+      <w:r>
+        <w:t xml:space="preserve"> -s -X GET http://localhost:8080/api/v1/paquetes/{id}/historial \</w:t>
+      </w:r>
+    </w:p>
+    <w:p>
+      <w:r>
+        <w:t xml:space="preserve">  -H "</w:t>
+      </w:r>
+      <w:proofErr w:type="spellStart"/>
+      <w:r>
+        <w:t>Authorization</w:t>
+      </w:r>
+      <w:proofErr w:type="spellEnd"/>
+      <w:r>
+        <w:t xml:space="preserve">: Bearer TOKEN" | </w:t>
+      </w:r>
+      <w:proofErr w:type="spellStart"/>
+      <w:proofErr w:type="gramStart"/>
+      <w:r>
+        <w:t>jq</w:t>
+      </w:r>
+      <w:proofErr w:type="spellEnd"/>
+      <w:r>
+        <w:t xml:space="preserve"> .</w:t>
+      </w:r>
+      <w:proofErr w:type="gramEnd"/>
+    </w:p>
+    <w:p>
+      <w:r>
+        <w:t xml:space="preserve">Esperado: 200 OK — lista ordenada de cambios de estado con </w:t>
+      </w:r>
+      <w:proofErr w:type="spellStart"/>
+      <w:r>
+        <w:t>timestamp</w:t>
+      </w:r>
+      <w:proofErr w:type="spellEnd"/>
+      <w:r>
+        <w:t xml:space="preserve"> y usuario en data.</w:t>
       </w:r>
     </w:p>
     <w:p>
@@ -9590,14 +12355,45 @@
       </w:r>
     </w:p>
     <w:p>
-      <w:r>
-        <w:t>curl -s -X GET "http://localhost:8080/api/v1/paquetes?busqueda=RC2024" \</w:t>
-      </w:r>
-    </w:p>
-    <w:p>
-      <w:r>
-        <w:t xml:space="preserve">  -H "Authorization: Bearer TOKEN" | jq .</w:t>
-      </w:r>
+      <w:proofErr w:type="spellStart"/>
+      <w:r>
+        <w:t>curl</w:t>
+      </w:r>
+      <w:proofErr w:type="spellEnd"/>
+      <w:r>
+        <w:t xml:space="preserve"> -s -X GET "http://localhost:8080/api/v1/</w:t>
+      </w:r>
+      <w:proofErr w:type="spellStart"/>
+      <w:r>
+        <w:t>paquetes?busqueda</w:t>
+      </w:r>
+      <w:proofErr w:type="spellEnd"/>
+      <w:r>
+        <w:t>=RC2024" \</w:t>
+      </w:r>
+    </w:p>
+    <w:p>
+      <w:r>
+        <w:t xml:space="preserve">  -H "</w:t>
+      </w:r>
+      <w:proofErr w:type="spellStart"/>
+      <w:r>
+        <w:t>Authorization</w:t>
+      </w:r>
+      <w:proofErr w:type="spellEnd"/>
+      <w:r>
+        <w:t xml:space="preserve">: Bearer TOKEN" | </w:t>
+      </w:r>
+      <w:proofErr w:type="spellStart"/>
+      <w:proofErr w:type="gramStart"/>
+      <w:r>
+        <w:t>jq</w:t>
+      </w:r>
+      <w:proofErr w:type="spellEnd"/>
+      <w:r>
+        <w:t xml:space="preserve"> .</w:t>
+      </w:r>
+      <w:proofErr w:type="gramEnd"/>
     </w:p>
     <w:p>
       <w:r>
@@ -9614,14 +12410,45 @@
       </w:r>
     </w:p>
     <w:p>
-      <w:r>
-        <w:t>curl -s -X GET "http://localhost:8080/api/v1/paquetes?busqueda=flores" \</w:t>
-      </w:r>
-    </w:p>
-    <w:p>
-      <w:r>
-        <w:t xml:space="preserve">  -H "Authorization: Bearer TOKEN" | jq .</w:t>
-      </w:r>
+      <w:proofErr w:type="spellStart"/>
+      <w:r>
+        <w:t>curl</w:t>
+      </w:r>
+      <w:proofErr w:type="spellEnd"/>
+      <w:r>
+        <w:t xml:space="preserve"> -s -X GET "http://localhost:8080/api/v1/</w:t>
+      </w:r>
+      <w:proofErr w:type="spellStart"/>
+      <w:r>
+        <w:t>paquetes?busqueda</w:t>
+      </w:r>
+      <w:proofErr w:type="spellEnd"/>
+      <w:r>
+        <w:t>=flores" \</w:t>
+      </w:r>
+    </w:p>
+    <w:p>
+      <w:r>
+        <w:t xml:space="preserve">  -H "</w:t>
+      </w:r>
+      <w:proofErr w:type="spellStart"/>
+      <w:r>
+        <w:t>Authorization</w:t>
+      </w:r>
+      <w:proofErr w:type="spellEnd"/>
+      <w:r>
+        <w:t xml:space="preserve">: Bearer TOKEN" | </w:t>
+      </w:r>
+      <w:proofErr w:type="spellStart"/>
+      <w:proofErr w:type="gramStart"/>
+      <w:r>
+        <w:t>jq</w:t>
+      </w:r>
+      <w:proofErr w:type="spellEnd"/>
+      <w:r>
+        <w:t xml:space="preserve"> .</w:t>
+      </w:r>
+      <w:proofErr w:type="gramEnd"/>
     </w:p>
     <w:p>
       <w:r>
@@ -9638,14 +12465,37 @@
       </w:r>
     </w:p>
     <w:p>
-      <w:r>
-        <w:t>curl -s -X GET "http://localhost:8080/api/v1/paquetes?sucursal=Lima&amp;estado=EN_TRANSITO" \</w:t>
-      </w:r>
-    </w:p>
-    <w:p>
-      <w:r>
-        <w:t xml:space="preserve">  -H "Authorization: Bearer TOKEN" | jq .</w:t>
-      </w:r>
+      <w:proofErr w:type="spellStart"/>
+      <w:r>
+        <w:t>curl</w:t>
+      </w:r>
+      <w:proofErr w:type="spellEnd"/>
+      <w:r>
+        <w:t xml:space="preserve"> -s -X GET "http://localhost:8080/api/v1/paquetes?sucursal=Lima&amp;estado=EN_TRANSITO" \</w:t>
+      </w:r>
+    </w:p>
+    <w:p>
+      <w:r>
+        <w:t xml:space="preserve">  -H "</w:t>
+      </w:r>
+      <w:proofErr w:type="spellStart"/>
+      <w:r>
+        <w:t>Authorization</w:t>
+      </w:r>
+      <w:proofErr w:type="spellEnd"/>
+      <w:r>
+        <w:t xml:space="preserve">: Bearer TOKEN" | </w:t>
+      </w:r>
+      <w:proofErr w:type="spellStart"/>
+      <w:proofErr w:type="gramStart"/>
+      <w:r>
+        <w:t>jq</w:t>
+      </w:r>
+      <w:proofErr w:type="spellEnd"/>
+      <w:r>
+        <w:t xml:space="preserve"> .</w:t>
+      </w:r>
+      <w:proofErr w:type="gramEnd"/>
     </w:p>
     <w:p>
       <w:r>
@@ -9685,14 +12535,37 @@
       </w:r>
     </w:p>
     <w:p>
-      <w:r>
-        <w:t>curl -s -X POST http://localhost:8080/api/v1/paquetes/{id}/categorias/{categoriaId} \</w:t>
-      </w:r>
-    </w:p>
-    <w:p>
-      <w:r>
-        <w:t xml:space="preserve">  -H "Authorization: Bearer TOKEN" | jq .</w:t>
-      </w:r>
+      <w:proofErr w:type="spellStart"/>
+      <w:r>
+        <w:t>curl</w:t>
+      </w:r>
+      <w:proofErr w:type="spellEnd"/>
+      <w:r>
+        <w:t xml:space="preserve"> -s -X POST http://localhost:8080/api/v1/paquetes/{id}/categorias/{categoriaId} \</w:t>
+      </w:r>
+    </w:p>
+    <w:p>
+      <w:r>
+        <w:t xml:space="preserve">  -H "</w:t>
+      </w:r>
+      <w:proofErr w:type="spellStart"/>
+      <w:r>
+        <w:t>Authorization</w:t>
+      </w:r>
+      <w:proofErr w:type="spellEnd"/>
+      <w:r>
+        <w:t xml:space="preserve">: Bearer TOKEN" | </w:t>
+      </w:r>
+      <w:proofErr w:type="spellStart"/>
+      <w:proofErr w:type="gramStart"/>
+      <w:r>
+        <w:t>jq</w:t>
+      </w:r>
+      <w:proofErr w:type="spellEnd"/>
+      <w:r>
+        <w:t xml:space="preserve"> .</w:t>
+      </w:r>
+      <w:proofErr w:type="gramEnd"/>
     </w:p>
     <w:p>
       <w:r>
@@ -9731,24 +12604,79 @@
       </w:r>
     </w:p>
     <w:p>
-      <w:r>
-        <w:t>curl -s -X PUT http://localhost:8080/api/v1/paquetes/{id} \</w:t>
-      </w:r>
-    </w:p>
-    <w:p>
-      <w:r>
-        <w:t xml:space="preserve">  -H "Content-Type: application/json" \</w:t>
-      </w:r>
-    </w:p>
-    <w:p>
-      <w:r>
-        <w:t xml:space="preserve">  -H "Authorization: Bearer TOKEN" \</w:t>
-      </w:r>
-    </w:p>
-    <w:p>
-      <w:r>
-        <w:t xml:space="preserve">  -d '{"descripcion":"Documentos actualizados","pesoKg":2.0}' | jq .</w:t>
-      </w:r>
+      <w:proofErr w:type="spellStart"/>
+      <w:r>
+        <w:t>curl</w:t>
+      </w:r>
+      <w:proofErr w:type="spellEnd"/>
+      <w:r>
+        <w:t xml:space="preserve"> -s -X PUT http://localhost:8080/api/v1/paquetes/{id} \</w:t>
+      </w:r>
+    </w:p>
+    <w:p>
+      <w:r>
+        <w:t xml:space="preserve">  -H "Content-</w:t>
+      </w:r>
+      <w:proofErr w:type="spellStart"/>
+      <w:r>
+        <w:t>Type</w:t>
+      </w:r>
+      <w:proofErr w:type="spellEnd"/>
+      <w:r>
+        <w:t xml:space="preserve">: </w:t>
+      </w:r>
+      <w:proofErr w:type="spellStart"/>
+      <w:r>
+        <w:t>application</w:t>
+      </w:r>
+      <w:proofErr w:type="spellEnd"/>
+      <w:r>
+        <w:t>/</w:t>
+      </w:r>
+      <w:proofErr w:type="spellStart"/>
+      <w:r>
+        <w:t>json</w:t>
+      </w:r>
+      <w:proofErr w:type="spellEnd"/>
+      <w:r>
+        <w:t>" \</w:t>
+      </w:r>
+    </w:p>
+    <w:p>
+      <w:r>
+        <w:t xml:space="preserve">  -H "</w:t>
+      </w:r>
+      <w:proofErr w:type="spellStart"/>
+      <w:r>
+        <w:t>Authorization</w:t>
+      </w:r>
+      <w:proofErr w:type="spellEnd"/>
+      <w:r>
+        <w:t>: Bearer TOKEN" \</w:t>
+      </w:r>
+    </w:p>
+    <w:p>
+      <w:r>
+        <w:t xml:space="preserve">  -d '{"</w:t>
+      </w:r>
+      <w:proofErr w:type="spellStart"/>
+      <w:r>
+        <w:t>descripcion</w:t>
+      </w:r>
+      <w:proofErr w:type="spellEnd"/>
+      <w:r>
+        <w:t xml:space="preserve">":"Documentos actualizados","pesoKg":2.0}' | </w:t>
+      </w:r>
+      <w:proofErr w:type="spellStart"/>
+      <w:proofErr w:type="gramStart"/>
+      <w:r>
+        <w:t>jq</w:t>
+      </w:r>
+      <w:proofErr w:type="spellEnd"/>
+      <w:r>
+        <w:t xml:space="preserve"> .</w:t>
+      </w:r>
+      <w:proofErr w:type="gramEnd"/>
     </w:p>
     <w:p>
       <w:r>
@@ -9765,14 +12693,37 @@
       </w:r>
     </w:p>
     <w:p>
-      <w:r>
-        <w:t>curl -s -X DELETE http://localhost:8080/api/v1/paquetes/{id} \</w:t>
-      </w:r>
-    </w:p>
-    <w:p>
-      <w:r>
-        <w:t xml:space="preserve">  -H "Authorization: Bearer TOKEN_ADMIN" | jq .</w:t>
-      </w:r>
+      <w:proofErr w:type="spellStart"/>
+      <w:r>
+        <w:t>curl</w:t>
+      </w:r>
+      <w:proofErr w:type="spellEnd"/>
+      <w:r>
+        <w:t xml:space="preserve"> -s -X DELETE http://localhost:8080/api/v1/paquetes/{id} \</w:t>
+      </w:r>
+    </w:p>
+    <w:p>
+      <w:r>
+        <w:t xml:space="preserve">  -H "</w:t>
+      </w:r>
+      <w:proofErr w:type="spellStart"/>
+      <w:r>
+        <w:t>Authorization</w:t>
+      </w:r>
+      <w:proofErr w:type="spellEnd"/>
+      <w:r>
+        <w:t xml:space="preserve">: Bearer TOKEN_ADMIN" | </w:t>
+      </w:r>
+      <w:proofErr w:type="spellStart"/>
+      <w:proofErr w:type="gramStart"/>
+      <w:r>
+        <w:t>jq</w:t>
+      </w:r>
+      <w:proofErr w:type="spellEnd"/>
+      <w:r>
+        <w:t xml:space="preserve"> .</w:t>
+      </w:r>
+      <w:proofErr w:type="gramEnd"/>
     </w:p>
     <w:p>
       <w:r>
@@ -9789,18 +12740,49 @@
       </w:r>
     </w:p>
     <w:p>
-      <w:r>
-        <w:t>curl -s -X DELETE http://localhost:8080/api/v1/paquetes/00000000-0000-0000-0000-000000000000 \</w:t>
-      </w:r>
-    </w:p>
-    <w:p>
-      <w:r>
-        <w:t xml:space="preserve">  -H "Authorization: Bearer TOKEN_ADMIN" | jq .</w:t>
-      </w:r>
-    </w:p>
-    <w:p>
-      <w:r>
-        <w:t>Esperado: 404 Not Found — success: false.</w:t>
+      <w:proofErr w:type="spellStart"/>
+      <w:r>
+        <w:t>curl</w:t>
+      </w:r>
+      <w:proofErr w:type="spellEnd"/>
+      <w:r>
+        <w:t xml:space="preserve"> -s -X DELETE http://localhost:8080/api/v1/paquetes/00000000-0000-0000-0000-000000000000 \</w:t>
+      </w:r>
+    </w:p>
+    <w:p>
+      <w:r>
+        <w:t xml:space="preserve">  -H "</w:t>
+      </w:r>
+      <w:proofErr w:type="spellStart"/>
+      <w:r>
+        <w:t>Authorization</w:t>
+      </w:r>
+      <w:proofErr w:type="spellEnd"/>
+      <w:r>
+        <w:t xml:space="preserve">: Bearer TOKEN_ADMIN" | </w:t>
+      </w:r>
+      <w:proofErr w:type="spellStart"/>
+      <w:proofErr w:type="gramStart"/>
+      <w:r>
+        <w:t>jq</w:t>
+      </w:r>
+      <w:proofErr w:type="spellEnd"/>
+      <w:r>
+        <w:t xml:space="preserve"> .</w:t>
+      </w:r>
+      <w:proofErr w:type="gramEnd"/>
+    </w:p>
+    <w:p>
+      <w:r>
+        <w:t>Esperado: 404 Not Found — </w:t>
+      </w:r>
+      <w:proofErr w:type="spellStart"/>
+      <w:r>
+        <w:t>success</w:t>
+      </w:r>
+      <w:proofErr w:type="spellEnd"/>
+      <w:r>
+        <w:t>: false.</w:t>
       </w:r>
     </w:p>
     <w:p>
@@ -9831,17 +12813,56 @@
           <w:b/>
           <w:bCs/>
         </w:rPr>
-        <w:t>Caso 21 — Acceso sin token a endpoint protegido</w:t>
-      </w:r>
-    </w:p>
-    <w:p>
-      <w:r>
-        <w:t>curl -s -X GET http://localhost:8080/api/v1/paquetes | jq .</w:t>
-      </w:r>
-    </w:p>
-    <w:p>
-      <w:r>
-        <w:t>Esperado: 401 Unauthorized.</w:t>
+        <w:t xml:space="preserve">Caso 21 — Acceso sin token a </w:t>
+      </w:r>
+      <w:proofErr w:type="spellStart"/>
+      <w:r>
+        <w:rPr>
+          <w:b/>
+          <w:bCs/>
+        </w:rPr>
+        <w:t>endpoint</w:t>
+      </w:r>
+      <w:proofErr w:type="spellEnd"/>
+      <w:r>
+        <w:rPr>
+          <w:b/>
+          <w:bCs/>
+        </w:rPr>
+        <w:t xml:space="preserve"> protegido</w:t>
+      </w:r>
+    </w:p>
+    <w:p>
+      <w:proofErr w:type="spellStart"/>
+      <w:r>
+        <w:t>curl</w:t>
+      </w:r>
+      <w:proofErr w:type="spellEnd"/>
+      <w:r>
+        <w:t xml:space="preserve"> -s -X GET http://localhost:8080/api/v1/paquetes | </w:t>
+      </w:r>
+      <w:proofErr w:type="spellStart"/>
+      <w:proofErr w:type="gramStart"/>
+      <w:r>
+        <w:t>jq</w:t>
+      </w:r>
+      <w:proofErr w:type="spellEnd"/>
+      <w:r>
+        <w:t xml:space="preserve"> .</w:t>
+      </w:r>
+      <w:proofErr w:type="gramEnd"/>
+    </w:p>
+    <w:p>
+      <w:r>
+        <w:t xml:space="preserve">Esperado: 401 </w:t>
+      </w:r>
+      <w:proofErr w:type="spellStart"/>
+      <w:r>
+        <w:t>Unauthorized</w:t>
+      </w:r>
+      <w:proofErr w:type="spellEnd"/>
+      <w:r>
+        <w:t>.</w:t>
       </w:r>
     </w:p>
     <w:p>
@@ -9854,18 +12875,49 @@
       </w:r>
     </w:p>
     <w:p>
-      <w:r>
-        <w:t>curl -s -X DELETE http://localhost:8080/api/v1/paquetes/{id} \</w:t>
-      </w:r>
-    </w:p>
-    <w:p>
-      <w:r>
-        <w:t xml:space="preserve">  -H "Authorization: Bearer TOKEN_CLIENTE" | jq .</w:t>
-      </w:r>
-    </w:p>
-    <w:p>
-      <w:r>
-        <w:t>Esperado: 403 Forbidden.</w:t>
+      <w:proofErr w:type="spellStart"/>
+      <w:r>
+        <w:t>curl</w:t>
+      </w:r>
+      <w:proofErr w:type="spellEnd"/>
+      <w:r>
+        <w:t xml:space="preserve"> -s -X DELETE http://localhost:8080/api/v1/paquetes/{id} \</w:t>
+      </w:r>
+    </w:p>
+    <w:p>
+      <w:r>
+        <w:t xml:space="preserve">  -H "</w:t>
+      </w:r>
+      <w:proofErr w:type="spellStart"/>
+      <w:r>
+        <w:t>Authorization</w:t>
+      </w:r>
+      <w:proofErr w:type="spellEnd"/>
+      <w:r>
+        <w:t xml:space="preserve">: Bearer TOKEN_CLIENTE" | </w:t>
+      </w:r>
+      <w:proofErr w:type="spellStart"/>
+      <w:proofErr w:type="gramStart"/>
+      <w:r>
+        <w:t>jq</w:t>
+      </w:r>
+      <w:proofErr w:type="spellEnd"/>
+      <w:r>
+        <w:t xml:space="preserve"> .</w:t>
+      </w:r>
+      <w:proofErr w:type="gramEnd"/>
+    </w:p>
+    <w:p>
+      <w:r>
+        <w:t xml:space="preserve">Esperado: 403 </w:t>
+      </w:r>
+      <w:proofErr w:type="spellStart"/>
+      <w:r>
+        <w:t>Forbidden</w:t>
+      </w:r>
+      <w:proofErr w:type="spellEnd"/>
+      <w:r>
+        <w:t>.</w:t>
       </w:r>
     </w:p>
     <w:p>
@@ -9921,7 +12973,23 @@
         </w:numPr>
       </w:pPr>
       <w:r>
-        <w:t> Mapa de microservicios: nombre, bounded context, RF asignados, base de datos y dependencias.</w:t>
+        <w:t xml:space="preserve"> Mapa de microservicios: nombre, </w:t>
+      </w:r>
+      <w:proofErr w:type="spellStart"/>
+      <w:r>
+        <w:t>bounded</w:t>
+      </w:r>
+      <w:proofErr w:type="spellEnd"/>
+      <w:r>
+        <w:t xml:space="preserve"> </w:t>
+      </w:r>
+      <w:proofErr w:type="spellStart"/>
+      <w:r>
+        <w:t>context</w:t>
+      </w:r>
+      <w:proofErr w:type="spellEnd"/>
+      <w:r>
+        <w:t>, RF asignados, base de datos y dependencias.</w:t>
       </w:r>
     </w:p>
     <w:p>
@@ -9998,7 +13066,15 @@
         </w:numPr>
       </w:pPr>
       <w:r>
-        <w:t> Captura del dashboard de Eureka con todos los servicios en estado UP.</w:t>
+        <w:t xml:space="preserve"> Captura del </w:t>
+      </w:r>
+      <w:proofErr w:type="spellStart"/>
+      <w:r>
+        <w:t>dashboard</w:t>
+      </w:r>
+      <w:proofErr w:type="spellEnd"/>
+      <w:r>
+        <w:t xml:space="preserve"> de Eureka con todos los servicios en estado UP.</w:t>
       </w:r>
     </w:p>
     <w:p>
@@ -10009,7 +13085,39 @@
         </w:numPr>
       </w:pPr>
       <w:r>
-        <w:t> Comando curl exacto para demostrar el refresh de configuración con /actuator/refresh.</w:t>
+        <w:t> Comando </w:t>
+      </w:r>
+      <w:proofErr w:type="spellStart"/>
+      <w:r>
+        <w:t>curl</w:t>
+      </w:r>
+      <w:proofErr w:type="spellEnd"/>
+      <w:r>
+        <w:t xml:space="preserve"> exacto para demostrar el </w:t>
+      </w:r>
+      <w:proofErr w:type="spellStart"/>
+      <w:r>
+        <w:t>refresh</w:t>
+      </w:r>
+      <w:proofErr w:type="spellEnd"/>
+      <w:r>
+        <w:t xml:space="preserve"> de configuración con /</w:t>
+      </w:r>
+      <w:proofErr w:type="spellStart"/>
+      <w:r>
+        <w:t>actuator</w:t>
+      </w:r>
+      <w:proofErr w:type="spellEnd"/>
+      <w:r>
+        <w:t>/</w:t>
+      </w:r>
+      <w:proofErr w:type="spellStart"/>
+      <w:r>
+        <w:t>refresh</w:t>
+      </w:r>
+      <w:proofErr w:type="spellEnd"/>
+      <w:r>
+        <w:t>.</w:t>
       </w:r>
     </w:p>
     <w:p>
@@ -10020,7 +13128,15 @@
         </w:numPr>
       </w:pPr>
       <w:r>
-        <w:t> Justificación de la descomposición y decisiones de comunicación inter-servicio.</w:t>
+        <w:t xml:space="preserve"> Justificación de la descomposición y decisiones de comunicación </w:t>
+      </w:r>
+      <w:proofErr w:type="spellStart"/>
+      <w:r>
+        <w:t>inter-servicio</w:t>
+      </w:r>
+      <w:proofErr w:type="spellEnd"/>
+      <w:r>
+        <w:t>.</w:t>
       </w:r>
     </w:p>
     <w:p>
@@ -10041,8 +13157,13 @@
           <w:numId w:val="19"/>
         </w:numPr>
       </w:pPr>
-      <w:r>
-        <w:t>mvn test sin errores en cada microservicio que contenga pruebas unitarias.</w:t>
+      <w:proofErr w:type="spellStart"/>
+      <w:r>
+        <w:t>mvn</w:t>
+      </w:r>
+      <w:proofErr w:type="spellEnd"/>
+      <w:r>
+        <w:t xml:space="preserve"> test sin errores en cada microservicio que contenga pruebas unitarias.</w:t>
       </w:r>
     </w:p>
     <w:p>
@@ -10504,8 +13625,13 @@
             <w:hideMark/>
           </w:tcPr>
           <w:p>
-            <w:r>
-              <w:t>DTOs y Validaciones</w:t>
+            <w:proofErr w:type="spellStart"/>
+            <w:r>
+              <w:t>DTOs</w:t>
+            </w:r>
+            <w:proofErr w:type="spellEnd"/>
+            <w:r>
+              <w:t xml:space="preserve"> y Validaciones</w:t>
             </w:r>
           </w:p>
         </w:tc>
@@ -11016,7 +14142,15 @@
           </w:tcPr>
           <w:p>
             <w:r>
-              <w:t>Integración RENIEC — Feign Client</w:t>
+              <w:t xml:space="preserve">Integración RENIEC — </w:t>
+            </w:r>
+            <w:proofErr w:type="spellStart"/>
+            <w:r>
+              <w:t>Feign</w:t>
+            </w:r>
+            <w:proofErr w:type="spellEnd"/>
+            <w:r>
+              <w:t xml:space="preserve"> Client</w:t>
             </w:r>
           </w:p>
         </w:tc>
@@ -11118,8 +14252,13 @@
           </w:tcPr>
           <w:p>
             <w:r>
-              <w:t>Pruebas Unitarias con Mockito</w:t>
-            </w:r>
+              <w:t xml:space="preserve">Pruebas Unitarias con </w:t>
+            </w:r>
+            <w:proofErr w:type="spellStart"/>
+            <w:r>
+              <w:t>Mockito</w:t>
+            </w:r>
+            <w:proofErr w:type="spellEnd"/>
           </w:p>
         </w:tc>
         <w:tc>
@@ -11627,8 +14766,21 @@
             <w:hideMark/>
           </w:tcPr>
           <w:p>
-            <w:r>
-              <w:t>Config Server y Config Client</w:t>
+            <w:proofErr w:type="spellStart"/>
+            <w:r>
+              <w:t>Config</w:t>
+            </w:r>
+            <w:proofErr w:type="spellEnd"/>
+            <w:r>
+              <w:t xml:space="preserve"> Server y </w:t>
+            </w:r>
+            <w:proofErr w:type="spellStart"/>
+            <w:r>
+              <w:t>Config</w:t>
+            </w:r>
+            <w:proofErr w:type="spellEnd"/>
+            <w:r>
+              <w:t xml:space="preserve"> Client</w:t>
             </w:r>
           </w:p>
         </w:tc>
@@ -11831,8 +14983,13 @@
             <w:hideMark/>
           </w:tcPr>
           <w:p>
-            <w:r>
-              <w:t>Circuit Breaker con Resilience4j</w:t>
+            <w:proofErr w:type="spellStart"/>
+            <w:r>
+              <w:t>Circuit</w:t>
+            </w:r>
+            <w:proofErr w:type="spellEnd"/>
+            <w:r>
+              <w:t xml:space="preserve"> Breaker con Resilience4j</w:t>
             </w:r>
           </w:p>
         </w:tc>
@@ -12138,7 +15295,15 @@
           </w:tcPr>
           <w:p>
             <w:r>
-              <w:t>Preguntas Conceptuales (5 × 2 pts)</w:t>
+              <w:t xml:space="preserve">Preguntas Conceptuales (5 × 2 </w:t>
+            </w:r>
+            <w:proofErr w:type="spellStart"/>
+            <w:r>
+              <w:t>pts</w:t>
+            </w:r>
+            <w:proofErr w:type="spellEnd"/>
+            <w:r>
+              <w:t>)</w:t>
             </w:r>
           </w:p>
         </w:tc>

--- a/EXAMEN FINAL.docx
+++ b/EXAMEN FINAL.docx
@@ -26,15 +26,7 @@
         <w:t>Curso:</w:t>
       </w:r>
       <w:r>
-        <w:t xml:space="preserve"> Desarrollo </w:t>
-      </w:r>
-      <w:proofErr w:type="spellStart"/>
-      <w:r>
-        <w:t>Backend</w:t>
-      </w:r>
-      <w:proofErr w:type="spellEnd"/>
-      <w:r>
-        <w:t xml:space="preserve"> con Java y Spring Boot </w:t>
+        <w:t> Desarrollo Backend con Java y Spring Boot </w:t>
       </w:r>
       <w:r>
         <w:rPr>
@@ -90,45 +82,20 @@
       </w:r>
     </w:p>
     <w:p>
-      <w:proofErr w:type="spellStart"/>
-      <w:r>
-        <w:rPr>
-          <w:b/>
-          <w:bCs/>
-        </w:rPr>
-        <w:t>RapidoCourier</w:t>
-      </w:r>
-      <w:proofErr w:type="spellEnd"/>
-      <w:r>
-        <w:rPr>
-          <w:b/>
-          <w:bCs/>
-        </w:rPr>
-        <w:t xml:space="preserve"> S.A.C.</w:t>
-      </w:r>
-      <w:r>
-        <w:t xml:space="preserve"> es una empresa peruana de mensajería y </w:t>
-      </w:r>
-      <w:proofErr w:type="spellStart"/>
-      <w:r>
-        <w:t>courier</w:t>
-      </w:r>
-      <w:proofErr w:type="spellEnd"/>
-      <w:r>
-        <w:t xml:space="preserve"> con sucursales en Lima, Arequipa y Cusco. Gestiona envíos de paquetes entre personas naturales y empresas, con tarifas que varían según el peso, el valor declarado y la ruta. Actualmente opera de forma completamente manual y necesita digitalizar su operación.</w:t>
-      </w:r>
-    </w:p>
-    <w:p>
-      <w:r>
-        <w:t xml:space="preserve">Dado su plan de expansión nacional, la empresa ha decidido construir su plataforma </w:t>
-      </w:r>
-      <w:proofErr w:type="spellStart"/>
-      <w:r>
-        <w:t>backend</w:t>
-      </w:r>
-      <w:proofErr w:type="spellEnd"/>
-      <w:r>
-        <w:t> </w:t>
+      <w:r>
+        <w:rPr>
+          <w:b/>
+          <w:bCs/>
+        </w:rPr>
+        <w:t>RapidoCourier S.A.C.</w:t>
+      </w:r>
+      <w:r>
+        <w:t> es una empresa peruana de mensajería y courier con sucursales en Lima, Arequipa y Cusco. Gestiona envíos de paquetes entre personas naturales y empresas, con tarifas que varían según el peso, el valor declarado y la ruta. Actualmente opera de forma completamente manual y necesita digitalizar su operación.</w:t>
+      </w:r>
+    </w:p>
+    <w:p>
+      <w:r>
+        <w:t>Dado su plan de expansión nacional, la empresa ha decidido construir su plataforma backend </w:t>
       </w:r>
       <w:r>
         <w:rPr>
@@ -242,21 +209,7 @@
         <w:rPr>
           <w:highlight w:val="green"/>
         </w:rPr>
-        <w:t> </w:t>
-      </w:r>
-      <w:proofErr w:type="gramStart"/>
-      <w:r>
-        <w:rPr>
-          <w:highlight w:val="green"/>
-        </w:rPr>
-        <w:t>capas tradicional</w:t>
-      </w:r>
-      <w:proofErr w:type="gramEnd"/>
-      <w:r>
-        <w:rPr>
-          <w:highlight w:val="green"/>
-        </w:rPr>
-        <w:t>, hexagonal u otra. Debe ser consistente dentro de cada servicio.</w:t>
+        <w:t> capas tradicional, hexagonal u otra. Debe ser consistente dentro de cada servicio.</w:t>
       </w:r>
     </w:p>
     <w:p>
@@ -300,45 +253,13 @@
           <w:bCs/>
           <w:highlight w:val="green"/>
         </w:rPr>
-        <w:t xml:space="preserve">Comunicación </w:t>
-      </w:r>
-      <w:proofErr w:type="spellStart"/>
-      <w:r>
-        <w:rPr>
-          <w:b/>
-          <w:bCs/>
-          <w:highlight w:val="green"/>
-        </w:rPr>
-        <w:t>inter-servicio</w:t>
-      </w:r>
-      <w:proofErr w:type="spellEnd"/>
-      <w:r>
-        <w:rPr>
-          <w:b/>
-          <w:bCs/>
-          <w:highlight w:val="green"/>
-        </w:rPr>
-        <w:t>:</w:t>
-      </w:r>
-      <w:r>
-        <w:rPr>
-          <w:highlight w:val="green"/>
-        </w:rPr>
-        <w:t> sincrónica (</w:t>
-      </w:r>
-      <w:proofErr w:type="spellStart"/>
-      <w:r>
-        <w:rPr>
-          <w:highlight w:val="green"/>
-        </w:rPr>
-        <w:t>Feign</w:t>
-      </w:r>
-      <w:proofErr w:type="spellEnd"/>
-      <w:r>
-        <w:rPr>
-          <w:highlight w:val="green"/>
-        </w:rPr>
-        <w:t>), asincrónica (eventos) o ambas. Justifica según el caso de uso.</w:t>
+        <w:t>Comunicación inter-servicio:</w:t>
+      </w:r>
+      <w:r>
+        <w:rPr>
+          <w:highlight w:val="green"/>
+        </w:rPr>
+        <w:t> sincrónica (Feign), asincrónica (eventos) o ambas. Justifica según el caso de uso.</w:t>
       </w:r>
     </w:p>
     <w:p>
@@ -406,21 +327,7 @@
         <w:rPr>
           <w:highlight w:val="green"/>
         </w:rPr>
-        <w:t>Clase genérica </w:t>
-      </w:r>
-      <w:proofErr w:type="spellStart"/>
-      <w:r>
-        <w:rPr>
-          <w:highlight w:val="green"/>
-        </w:rPr>
-        <w:t>ApiResponse</w:t>
-      </w:r>
-      <w:proofErr w:type="spellEnd"/>
-      <w:r>
-        <w:rPr>
-          <w:highlight w:val="green"/>
-        </w:rPr>
-        <w:t>&lt;T&gt; en todas las respuestas HTTP de todos los servicios.</w:t>
+        <w:t>Clase genérica ApiResponse&lt;T&gt; en todas las respuestas HTTP de todos los servicios.</w:t>
       </w:r>
     </w:p>
     <w:p>
@@ -433,37 +340,11 @@
           <w:highlight w:val="green"/>
         </w:rPr>
       </w:pPr>
-      <w:proofErr w:type="spellStart"/>
-      <w:proofErr w:type="gramStart"/>
-      <w:r>
-        <w:rPr>
-          <w:highlight w:val="green"/>
-        </w:rPr>
-        <w:t>application.yaml</w:t>
-      </w:r>
-      <w:proofErr w:type="spellEnd"/>
-      <w:proofErr w:type="gramEnd"/>
-      <w:r>
-        <w:rPr>
-          <w:highlight w:val="green"/>
-        </w:rPr>
-        <w:t> (no </w:t>
-      </w:r>
-      <w:proofErr w:type="spellStart"/>
-      <w:proofErr w:type="gramStart"/>
-      <w:r>
-        <w:rPr>
-          <w:highlight w:val="green"/>
-        </w:rPr>
-        <w:t>application.properties</w:t>
-      </w:r>
-      <w:proofErr w:type="spellEnd"/>
-      <w:proofErr w:type="gramEnd"/>
-      <w:r>
-        <w:rPr>
-          <w:highlight w:val="green"/>
-        </w:rPr>
-        <w:t>).</w:t>
+      <w:r>
+        <w:rPr>
+          <w:highlight w:val="green"/>
+        </w:rPr>
+        <w:t>application.yaml (no application.properties).</w:t>
       </w:r>
     </w:p>
     <w:p>
@@ -515,13 +396,8 @@
       </w:r>
     </w:p>
     <w:p>
-      <w:proofErr w:type="spellStart"/>
-      <w:r>
-        <w:t>rapidocourier</w:t>
-      </w:r>
-      <w:proofErr w:type="spellEnd"/>
-      <w:r>
-        <w:t>/</w:t>
+      <w:r>
+        <w:t>rapidocourier/</w:t>
       </w:r>
     </w:p>
     <w:p>
@@ -555,15 +431,7 @@
         <w:t>──</w:t>
       </w:r>
       <w:r>
-        <w:t xml:space="preserve"> api-</w:t>
-      </w:r>
-      <w:proofErr w:type="spellStart"/>
-      <w:r>
-        <w:t>gateway</w:t>
-      </w:r>
-      <w:proofErr w:type="spellEnd"/>
-      <w:r>
-        <w:t>/</w:t>
+        <w:t xml:space="preserve"> api-gateway/</w:t>
       </w:r>
     </w:p>
     <w:p>
@@ -580,15 +448,7 @@
         <w:t>──</w:t>
       </w:r>
       <w:r>
-        <w:t xml:space="preserve"> </w:t>
-      </w:r>
-      <w:proofErr w:type="spellStart"/>
-      <w:r>
-        <w:t>config</w:t>
-      </w:r>
-      <w:proofErr w:type="spellEnd"/>
-      <w:r>
-        <w:t>-server/</w:t>
+        <w:t xml:space="preserve"> config-server/</w:t>
       </w:r>
     </w:p>
     <w:p>
@@ -612,14 +472,12 @@
         </w:rPr>
         <w:t xml:space="preserve"> servicio-[</w:t>
       </w:r>
-      <w:proofErr w:type="spellStart"/>
       <w:r>
         <w:rPr>
           <w:highlight w:val="green"/>
         </w:rPr>
         <w:t>person-service</w:t>
       </w:r>
-      <w:proofErr w:type="spellEnd"/>
       <w:r>
         <w:rPr>
           <w:highlight w:val="green"/>
@@ -965,41 +823,13 @@
         <w:rPr>
           <w:highlight w:val="green"/>
         </w:rPr>
-        <w:t>(</w:t>
-      </w:r>
-      <w:proofErr w:type="spellStart"/>
-      <w:r>
-        <w:rPr>
-          <w:highlight w:val="green"/>
-        </w:rPr>
-        <w:t>fk</w:t>
-      </w:r>
-      <w:proofErr w:type="spellEnd"/>
-      <w:r>
-        <w:rPr>
-          <w:highlight w:val="green"/>
-        </w:rPr>
-        <w:t>)</w:t>
-      </w:r>
-      <w:r>
-        <w:rPr>
-          <w:highlight w:val="green"/>
-        </w:rPr>
-        <w:t xml:space="preserve">, así que en el </w:t>
-      </w:r>
-      <w:proofErr w:type="spellStart"/>
-      <w:r>
-        <w:rPr>
-          <w:highlight w:val="green"/>
-        </w:rPr>
-        <w:t>insert</w:t>
-      </w:r>
-      <w:proofErr w:type="spellEnd"/>
-      <w:r>
-        <w:rPr>
-          <w:highlight w:val="green"/>
-        </w:rPr>
-        <w:t xml:space="preserve"> deberá de</w:t>
+        <w:t>(fk)</w:t>
+      </w:r>
+      <w:r>
+        <w:rPr>
+          <w:highlight w:val="green"/>
+        </w:rPr>
+        <w:t>, así que en el insert deberá de</w:t>
       </w:r>
       <w:r>
         <w:rPr>
@@ -1095,187 +925,175 @@
         <w:rPr>
           <w:highlight w:val="green"/>
         </w:rPr>
-        <w:t xml:space="preserve"> permitir el </w:t>
-      </w:r>
-      <w:proofErr w:type="spellStart"/>
-      <w:r>
-        <w:rPr>
-          <w:highlight w:val="green"/>
-        </w:rPr>
-        <w:t>login</w:t>
-      </w:r>
-      <w:proofErr w:type="spellEnd"/>
-      <w:r>
-        <w:rPr>
-          <w:highlight w:val="green"/>
-        </w:rPr>
-        <w:t xml:space="preserve"> del usuario creado y autenticarse con un token, realizar los </w:t>
-      </w:r>
-      <w:proofErr w:type="spellStart"/>
-      <w:r>
-        <w:rPr>
-          <w:highlight w:val="green"/>
-        </w:rPr>
-        <w:t>jwt</w:t>
-      </w:r>
-      <w:proofErr w:type="spellEnd"/>
+        <w:t xml:space="preserve"> permitir el login del usuario creado y autenticarse con un token, realizar los jwt filter diferenciados por los de acceso libre y los que si requiere autorización.</w:t>
+      </w:r>
       <w:r>
         <w:rPr>
           <w:highlight w:val="green"/>
         </w:rPr>
         <w:t xml:space="preserve"> </w:t>
       </w:r>
-      <w:proofErr w:type="spellStart"/>
-      <w:r>
-        <w:rPr>
-          <w:highlight w:val="green"/>
-        </w:rPr>
-        <w:t>filter</w:t>
-      </w:r>
-      <w:proofErr w:type="spellEnd"/>
-      <w:r>
-        <w:rPr>
-          <w:highlight w:val="green"/>
-        </w:rPr>
-        <w:t xml:space="preserve"> diferenciados por los de acceso libre y los que si requiere autorización.</w:t>
-      </w:r>
-      <w:r>
-        <w:rPr>
-          <w:highlight w:val="green"/>
+      <w:r>
+        <w:rPr>
+          <w:highlight w:val="green"/>
+        </w:rPr>
+        <w:t xml:space="preserve">Documentar la regla </w:t>
+      </w:r>
+      <w:r>
+        <w:rPr>
+          <w:highlight w:val="green"/>
+        </w:rPr>
+        <w:t>en el README.md.</w:t>
+      </w:r>
+    </w:p>
+    <w:p>
+      <w:r>
+        <w:rPr>
+          <w:b/>
+          <w:bCs/>
+          <w:highlight w:val="green"/>
+        </w:rPr>
+        <w:t xml:space="preserve">RF-05 — </w:t>
+      </w:r>
+      <w:r>
+        <w:rPr>
+          <w:b/>
+          <w:bCs/>
+          <w:highlight w:val="green"/>
+        </w:rPr>
+        <w:t xml:space="preserve">Mantenimiento </w:t>
+      </w:r>
+      <w:r>
+        <w:rPr>
+          <w:b/>
+          <w:bCs/>
+          <w:highlight w:val="green"/>
+        </w:rPr>
+        <w:t xml:space="preserve">de empresa </w:t>
+      </w:r>
+      <w:r>
+        <w:rPr>
+          <w:highlight w:val="green"/>
+        </w:rPr>
+        <w:t xml:space="preserve">El sistema debe permitir </w:t>
+      </w:r>
+      <w:r>
+        <w:rPr>
+          <w:highlight w:val="green"/>
+        </w:rPr>
+        <w:t xml:space="preserve">crear </w:t>
+      </w:r>
+      <w:r>
+        <w:rPr>
+          <w:highlight w:val="green"/>
+        </w:rPr>
+        <w:t>empresa</w:t>
+      </w:r>
+      <w:r>
+        <w:rPr>
+          <w:highlight w:val="green"/>
+        </w:rPr>
+        <w:t>s, al registrar, debe consultar la API de SUNAT (</w:t>
+      </w:r>
+      <w:r>
+        <w:rPr>
+          <w:highlight w:val="green"/>
+        </w:rPr>
+        <w:t>https://api.decolecta.com/v1/sunat/ruc?numero=20601030013</w:t>
+      </w:r>
+      <w:r>
+        <w:rPr>
+          <w:highlight w:val="green"/>
+        </w:rPr>
+        <w:t>) para obtener algunos datos y almacenar</w:t>
+      </w:r>
+      <w:r>
+        <w:rPr>
+          <w:highlight w:val="green"/>
+        </w:rPr>
+        <w:t>.</w:t>
+      </w:r>
+    </w:p>
+    <w:p>
+      <w:r>
+        <w:rPr>
+          <w:b/>
+          <w:bCs/>
+          <w:highlight w:val="magenta"/>
+        </w:rPr>
+        <w:t xml:space="preserve">RF-06 — </w:t>
+      </w:r>
+      <w:r>
+        <w:rPr>
+          <w:b/>
+          <w:bCs/>
+          <w:highlight w:val="magenta"/>
+        </w:rPr>
+        <w:t>Mantenimiento</w:t>
+      </w:r>
+      <w:r>
+        <w:rPr>
+          <w:b/>
+          <w:bCs/>
+          <w:highlight w:val="magenta"/>
         </w:rPr>
         <w:t xml:space="preserve"> </w:t>
       </w:r>
       <w:r>
         <w:rPr>
-          <w:highlight w:val="green"/>
-        </w:rPr>
-        <w:t xml:space="preserve">Documentar la regla </w:t>
-      </w:r>
-      <w:r>
-        <w:rPr>
-          <w:highlight w:val="green"/>
-        </w:rPr>
-        <w:t>en el README.md.</w:t>
-      </w:r>
-    </w:p>
-    <w:p>
-      <w:r>
-        <w:rPr>
-          <w:b/>
-          <w:bCs/>
-          <w:highlight w:val="green"/>
-        </w:rPr>
-        <w:t xml:space="preserve">RF-05 — </w:t>
-      </w:r>
-      <w:r>
-        <w:rPr>
-          <w:b/>
-          <w:bCs/>
-          <w:highlight w:val="green"/>
-        </w:rPr>
-        <w:t xml:space="preserve">Mantenimiento </w:t>
-      </w:r>
-      <w:r>
-        <w:rPr>
-          <w:b/>
-          <w:bCs/>
-          <w:highlight w:val="green"/>
-        </w:rPr>
-        <w:t xml:space="preserve">de empresa </w:t>
-      </w:r>
-      <w:r>
-        <w:rPr>
-          <w:highlight w:val="green"/>
-        </w:rPr>
-        <w:t xml:space="preserve">El sistema debe permitir </w:t>
-      </w:r>
-      <w:r>
-        <w:rPr>
-          <w:highlight w:val="green"/>
-        </w:rPr>
-        <w:t xml:space="preserve">realizar el mantenimiento de las </w:t>
-      </w:r>
-      <w:r>
-        <w:rPr>
-          <w:highlight w:val="green"/>
-        </w:rPr>
-        <w:t>empresa</w:t>
-      </w:r>
-      <w:r>
-        <w:rPr>
-          <w:highlight w:val="green"/>
-        </w:rPr>
-        <w:t>s, al registrar, debe consultar la API de SUNAT (</w:t>
-      </w:r>
-      <w:r>
-        <w:rPr>
-          <w:highlight w:val="green"/>
-        </w:rPr>
-        <w:t>https://api.decolecta.com/v1/sunat/ruc?numero=20601030013</w:t>
-      </w:r>
-      <w:r>
-        <w:rPr>
-          <w:highlight w:val="green"/>
-        </w:rPr>
-        <w:t>) para obtener algunos datos y almacenar</w:t>
-      </w:r>
-      <w:r>
-        <w:rPr>
-          <w:highlight w:val="green"/>
-        </w:rPr>
-        <w:t>.</w:t>
-      </w:r>
-    </w:p>
-    <w:p>
-      <w:r>
-        <w:rPr>
           <w:b/>
           <w:bCs/>
           <w:highlight w:val="magenta"/>
         </w:rPr>
-        <w:t xml:space="preserve">RF-06 — </w:t>
-      </w:r>
-      <w:r>
-        <w:rPr>
-          <w:b/>
-          <w:bCs/>
+        <w:t>de edificio</w:t>
+      </w:r>
+      <w:r>
+        <w:rPr>
           <w:highlight w:val="magenta"/>
         </w:rPr>
-        <w:t>Mantenimiento</w:t>
-      </w:r>
-      <w:r>
-        <w:rPr>
-          <w:b/>
-          <w:bCs/>
+        <w:t xml:space="preserve"> El sistema </w:t>
+      </w:r>
+      <w:r>
+        <w:rPr>
           <w:highlight w:val="magenta"/>
         </w:rPr>
-        <w:t xml:space="preserve"> </w:t>
-      </w:r>
-      <w:r>
-        <w:rPr>
-          <w:b/>
-          <w:bCs/>
+        <w:t>debe permitir realizar el mantenimiento de los edificios</w:t>
+      </w:r>
+      <w:r>
+        <w:rPr>
           <w:highlight w:val="magenta"/>
         </w:rPr>
-        <w:t>de edificio</w:t>
+        <w:t xml:space="preserve">, un edificio </w:t>
       </w:r>
       <w:r>
         <w:rPr>
           <w:highlight w:val="magenta"/>
         </w:rPr>
-        <w:t xml:space="preserve"> El sistema </w:t>
+        <w:t xml:space="preserve">puede </w:t>
       </w:r>
       <w:r>
         <w:rPr>
           <w:highlight w:val="magenta"/>
         </w:rPr>
-        <w:t>debe permitir realizar el mantenimiento de los edificios</w:t>
+        <w:t>pertenece</w:t>
       </w:r>
       <w:r>
         <w:rPr>
           <w:highlight w:val="magenta"/>
         </w:rPr>
-        <w:t>, un edificio pertenece a una empresa, por lo que se deberá verificar la integridad</w:t>
+        <w:t>r o no</w:t>
+      </w:r>
+      <w:r>
+        <w:rPr>
+          <w:highlight w:val="magenta"/>
+        </w:rPr>
+        <w:t xml:space="preserve"> a una empresa, por lo que se deberá verificar la integridad</w:t>
+      </w:r>
+      <w:r>
+        <w:rPr>
+          <w:highlight w:val="magenta"/>
+        </w:rPr>
+        <w:t xml:space="preserve"> de ser el caso</w:t>
       </w:r>
       <w:r>
         <w:rPr>
@@ -1443,77 +1261,7 @@
         <w:rPr>
           <w:highlight w:val="green"/>
         </w:rPr>
-        <w:t> Toda respuesta HTTP (éxito y error) en todos los servicios debe usar la estructura genérica </w:t>
-      </w:r>
-      <w:proofErr w:type="spellStart"/>
-      <w:r>
-        <w:rPr>
-          <w:highlight w:val="green"/>
-        </w:rPr>
-        <w:t>ApiResponse</w:t>
-      </w:r>
-      <w:proofErr w:type="spellEnd"/>
-      <w:r>
-        <w:rPr>
-          <w:highlight w:val="green"/>
-        </w:rPr>
-        <w:t>&lt;T&gt; con los campos </w:t>
-      </w:r>
-      <w:proofErr w:type="spellStart"/>
-      <w:r>
-        <w:rPr>
-          <w:highlight w:val="green"/>
-        </w:rPr>
-        <w:t>success</w:t>
-      </w:r>
-      <w:proofErr w:type="spellEnd"/>
-      <w:r>
-        <w:rPr>
-          <w:highlight w:val="green"/>
-        </w:rPr>
-        <w:t> (</w:t>
-      </w:r>
-      <w:proofErr w:type="spellStart"/>
-      <w:r>
-        <w:rPr>
-          <w:highlight w:val="green"/>
-        </w:rPr>
-        <w:t>boolean</w:t>
-      </w:r>
-      <w:proofErr w:type="spellEnd"/>
-      <w:r>
-        <w:rPr>
-          <w:highlight w:val="green"/>
-        </w:rPr>
-        <w:t>), </w:t>
-      </w:r>
-      <w:proofErr w:type="spellStart"/>
-      <w:r>
-        <w:rPr>
-          <w:highlight w:val="green"/>
-        </w:rPr>
-        <w:t>message</w:t>
-      </w:r>
-      <w:proofErr w:type="spellEnd"/>
-      <w:r>
-        <w:rPr>
-          <w:highlight w:val="green"/>
-        </w:rPr>
-        <w:t xml:space="preserve"> (String) y data (T, o </w:t>
-      </w:r>
-      <w:proofErr w:type="spellStart"/>
-      <w:r>
-        <w:rPr>
-          <w:highlight w:val="green"/>
-        </w:rPr>
-        <w:t>null</w:t>
-      </w:r>
-      <w:proofErr w:type="spellEnd"/>
-      <w:r>
-        <w:rPr>
-          <w:highlight w:val="green"/>
-        </w:rPr>
-        <w:t xml:space="preserve"> en error).</w:t>
+        <w:t> Toda respuesta HTTP (éxito y error) en todos los servicios debe usar la estructura genérica ApiResponse&lt;T&gt; con los campos success (boolean), message (String) y data (T, o null en error).</w:t>
       </w:r>
     </w:p>
     <w:p>
@@ -1529,21 +1277,7 @@
         <w:rPr>
           <w:highlight w:val="green"/>
         </w:rPr>
-        <w:t> 200 para GET/PUT exitosos, 201 para POST exitoso, 204 para DELETE exitoso, 400 para validación fallida (con </w:t>
-      </w:r>
-      <w:proofErr w:type="spellStart"/>
-      <w:r>
-        <w:rPr>
-          <w:highlight w:val="green"/>
-        </w:rPr>
-        <w:t>Map</w:t>
-      </w:r>
-      <w:proofErr w:type="spellEnd"/>
-      <w:r>
-        <w:rPr>
-          <w:highlight w:val="green"/>
-        </w:rPr>
-        <w:t>&lt;String, List&lt;String&gt;&gt; por campo), 404 para recurso no encontrado, 409 para conflictos o duplicados, 502 para fallo de API externa, 403 para acceso denegado, 500 para errores inesperados.</w:t>
+        <w:t> 200 para GET/PUT exitosos, 201 para POST exitoso, 204 para DELETE exitoso, 400 para validación fallida (con Map&lt;String, List&lt;String&gt;&gt; por campo), 404 para recurso no encontrado, 409 para conflictos o duplicados, 502 para fallo de API externa, 403 para acceso denegado, 500 para errores inesperados.</w:t>
       </w:r>
     </w:p>
     <w:p>
@@ -1559,49 +1293,7 @@
         <w:rPr>
           <w:highlight w:val="green"/>
         </w:rPr>
-        <w:t xml:space="preserve"> Todos los </w:t>
-      </w:r>
-      <w:proofErr w:type="spellStart"/>
-      <w:r>
-        <w:rPr>
-          <w:highlight w:val="green"/>
-        </w:rPr>
-        <w:t>DTOs</w:t>
-      </w:r>
-      <w:proofErr w:type="spellEnd"/>
-      <w:r>
-        <w:rPr>
-          <w:highlight w:val="green"/>
-        </w:rPr>
-        <w:t xml:space="preserve"> de </w:t>
-      </w:r>
-      <w:proofErr w:type="spellStart"/>
-      <w:r>
-        <w:rPr>
-          <w:highlight w:val="green"/>
-        </w:rPr>
-        <w:t>request</w:t>
-      </w:r>
-      <w:proofErr w:type="spellEnd"/>
-      <w:r>
-        <w:rPr>
-          <w:highlight w:val="green"/>
-        </w:rPr>
-        <w:t xml:space="preserve"> deben estar validados con Bean </w:t>
-      </w:r>
-      <w:proofErr w:type="spellStart"/>
-      <w:r>
-        <w:rPr>
-          <w:highlight w:val="green"/>
-        </w:rPr>
-        <w:t>Validation</w:t>
-      </w:r>
-      <w:proofErr w:type="spellEnd"/>
-      <w:r>
-        <w:rPr>
-          <w:highlight w:val="green"/>
-        </w:rPr>
-        <w:t>. Se deben usar mínimo 6 tipos de anotación distintos en todo el proyecto.</w:t>
+        <w:t> Todos los DTOs de request deben estar validados con Bean Validation. Se deben usar mínimo 6 tipos de anotación distintos en todo el proyecto.</w:t>
       </w:r>
     </w:p>
     <w:p>
@@ -1617,35 +1309,7 @@
         <w:rPr>
           <w:highlight w:val="green"/>
         </w:rPr>
-        <w:t> Al menos dos entidades (en cualquier servicio) deben incluir </w:t>
-      </w:r>
-      <w:proofErr w:type="spellStart"/>
-      <w:r>
-        <w:rPr>
-          <w:highlight w:val="green"/>
-        </w:rPr>
-        <w:t>createdAt</w:t>
-      </w:r>
-      <w:proofErr w:type="spellEnd"/>
-      <w:r>
-        <w:rPr>
-          <w:highlight w:val="green"/>
-        </w:rPr>
-        <w:t> y </w:t>
-      </w:r>
-      <w:proofErr w:type="spellStart"/>
-      <w:r>
-        <w:rPr>
-          <w:highlight w:val="green"/>
-        </w:rPr>
-        <w:t>updatedAt</w:t>
-      </w:r>
-      <w:proofErr w:type="spellEnd"/>
-      <w:r>
-        <w:rPr>
-          <w:highlight w:val="green"/>
-        </w:rPr>
-        <w:t> poblados automáticamente.</w:t>
+        <w:t> Al menos dos entidades (en cualquier servicio) deben incluir createdAt y updatedAt poblados automáticamente.</w:t>
       </w:r>
     </w:p>
     <w:p>
@@ -1661,63 +1325,7 @@
         <w:rPr>
           <w:highlight w:val="yellow"/>
         </w:rPr>
-        <w:t> Las pruebas de la capa de servicio deben correr sin errores con </w:t>
-      </w:r>
-      <w:proofErr w:type="spellStart"/>
-      <w:r>
-        <w:rPr>
-          <w:highlight w:val="yellow"/>
-        </w:rPr>
-        <w:t>mvn</w:t>
-      </w:r>
-      <w:proofErr w:type="spellEnd"/>
-      <w:r>
-        <w:rPr>
-          <w:highlight w:val="yellow"/>
-        </w:rPr>
-        <w:t xml:space="preserve"> test en cada microservicio que tenga pruebas. Deben cubrir: al menos un </w:t>
-      </w:r>
-      <w:proofErr w:type="spellStart"/>
-      <w:r>
-        <w:rPr>
-          <w:highlight w:val="yellow"/>
-        </w:rPr>
-        <w:t>happy</w:t>
-      </w:r>
-      <w:proofErr w:type="spellEnd"/>
-      <w:r>
-        <w:rPr>
-          <w:highlight w:val="yellow"/>
-        </w:rPr>
-        <w:t xml:space="preserve"> </w:t>
-      </w:r>
-      <w:proofErr w:type="spellStart"/>
-      <w:r>
-        <w:rPr>
-          <w:highlight w:val="yellow"/>
-        </w:rPr>
-        <w:t>path</w:t>
-      </w:r>
-      <w:proofErr w:type="spellEnd"/>
-      <w:r>
-        <w:rPr>
-          <w:highlight w:val="yellow"/>
-        </w:rPr>
-        <w:t xml:space="preserve"> por servicio probado, al menos dos rutas de excepción con </w:t>
-      </w:r>
-      <w:proofErr w:type="spellStart"/>
-      <w:r>
-        <w:rPr>
-          <w:highlight w:val="yellow"/>
-        </w:rPr>
-        <w:t>assertThrows</w:t>
-      </w:r>
-      <w:proofErr w:type="spellEnd"/>
-      <w:r>
-        <w:rPr>
-          <w:highlight w:val="yellow"/>
-        </w:rPr>
-        <w:t>, y al menos un caso de resultado vacío.</w:t>
+        <w:t> Las pruebas de la capa de servicio deben correr sin errores con mvn test en cada microservicio que tenga pruebas. Deben cubrir: al menos un happy path por servicio probado, al menos dos rutas de excepción con assertThrows, y al menos un caso de resultado vacío.</w:t>
       </w:r>
     </w:p>
     <w:p>
@@ -1733,51 +1341,7 @@
         <w:rPr>
           <w:highlight w:val="red"/>
         </w:rPr>
-        <w:t xml:space="preserve"> El token de RENIEC, la clave de firma JWT y las contraseñas de base de datos no deben estar </w:t>
-      </w:r>
-      <w:proofErr w:type="spellStart"/>
-      <w:r>
-        <w:rPr>
-          <w:highlight w:val="red"/>
-        </w:rPr>
-        <w:t>hardcodeados</w:t>
-      </w:r>
-      <w:proofErr w:type="spellEnd"/>
-      <w:r>
-        <w:rPr>
-          <w:highlight w:val="red"/>
-        </w:rPr>
-        <w:t xml:space="preserve">. En los microservicios, la clave JWT debe almacenarse en Vault; el token de RENIEC debe leerse con @Value desde el </w:t>
-      </w:r>
-      <w:proofErr w:type="spellStart"/>
-      <w:r>
-        <w:rPr>
-          <w:highlight w:val="red"/>
-        </w:rPr>
-        <w:t>Config</w:t>
-      </w:r>
-      <w:proofErr w:type="spellEnd"/>
-      <w:r>
-        <w:rPr>
-          <w:highlight w:val="red"/>
-        </w:rPr>
-        <w:t xml:space="preserve"> Server o desde </w:t>
-      </w:r>
-      <w:proofErr w:type="spellStart"/>
-      <w:proofErr w:type="gramStart"/>
-      <w:r>
-        <w:rPr>
-          <w:highlight w:val="red"/>
-        </w:rPr>
-        <w:t>application.yaml</w:t>
-      </w:r>
-      <w:proofErr w:type="spellEnd"/>
-      <w:proofErr w:type="gramEnd"/>
-      <w:r>
-        <w:rPr>
-          <w:highlight w:val="red"/>
-        </w:rPr>
-        <w:t>.</w:t>
+        <w:t> El token de RENIEC, la clave de firma JWT y las contraseñas de base de datos no deben estar hardcodeados. En los microservicios, la clave JWT debe almacenarse en Vault; el token de RENIEC debe leerse con @Value desde el Config Server o desde application.yaml.</w:t>
       </w:r>
     </w:p>
     <w:p>
@@ -1893,23 +1457,7 @@
         <w:t>Qué se evalúa:</w:t>
       </w:r>
       <w:r>
-        <w:t xml:space="preserve"> Capacidad de identificar </w:t>
-      </w:r>
-      <w:proofErr w:type="spellStart"/>
-      <w:r>
-        <w:t>bounded</w:t>
-      </w:r>
-      <w:proofErr w:type="spellEnd"/>
-      <w:r>
-        <w:t xml:space="preserve"> </w:t>
-      </w:r>
-      <w:proofErr w:type="spellStart"/>
-      <w:r>
-        <w:t>contexts</w:t>
-      </w:r>
-      <w:proofErr w:type="spellEnd"/>
-      <w:r>
-        <w:t xml:space="preserve"> coherentes y de definir responsabilidades claras para cada servicio antes de implementar.</w:t>
+        <w:t> Capacidad de identificar bounded contexts coherentes y de definir responsabilidades claras para cada servicio antes de implementar.</w:t>
       </w:r>
     </w:p>
     <w:p>
@@ -1940,23 +1488,7 @@
         </w:numPr>
       </w:pPr>
       <w:r>
-        <w:t xml:space="preserve">Su nombre y el </w:t>
-      </w:r>
-      <w:proofErr w:type="spellStart"/>
-      <w:r>
-        <w:t>bounded</w:t>
-      </w:r>
-      <w:proofErr w:type="spellEnd"/>
-      <w:r>
-        <w:t xml:space="preserve"> </w:t>
-      </w:r>
-      <w:proofErr w:type="spellStart"/>
-      <w:r>
-        <w:t>context</w:t>
-      </w:r>
-      <w:proofErr w:type="spellEnd"/>
-      <w:r>
-        <w:t xml:space="preserve"> que representa.</w:t>
+        <w:t>Su nombre y el bounded context que representa.</w:t>
       </w:r>
     </w:p>
     <w:p>
@@ -2156,23 +1688,7 @@
           </w:tcPr>
           <w:p>
             <w:r>
-              <w:t xml:space="preserve">Mínimo 3 microservicios con </w:t>
-            </w:r>
-            <w:proofErr w:type="spellStart"/>
-            <w:r>
-              <w:t>bounded</w:t>
-            </w:r>
-            <w:proofErr w:type="spellEnd"/>
-            <w:r>
-              <w:t xml:space="preserve"> </w:t>
-            </w:r>
-            <w:proofErr w:type="spellStart"/>
-            <w:r>
-              <w:t>contexts</w:t>
-            </w:r>
-            <w:proofErr w:type="spellEnd"/>
-            <w:r>
-              <w:t xml:space="preserve"> diferenciados y documentados</w:t>
+              <w:t>Mínimo 3 microservicios con bounded contexts diferenciados y documentados</w:t>
             </w:r>
           </w:p>
         </w:tc>
@@ -2276,15 +1792,7 @@
           </w:tcPr>
           <w:p>
             <w:r>
-              <w:t xml:space="preserve">Diagrama o tabla de dependencias </w:t>
-            </w:r>
-            <w:proofErr w:type="spellStart"/>
-            <w:r>
-              <w:t>inter-servicio</w:t>
-            </w:r>
-            <w:proofErr w:type="spellEnd"/>
-            <w:r>
-              <w:t xml:space="preserve"> incluido en el README.md</w:t>
+              <w:t>Diagrama o tabla de dependencias inter-servicio incluido en el README.md</w:t>
             </w:r>
           </w:p>
         </w:tc>
@@ -2435,35 +1943,7 @@
         <w:rPr>
           <w:highlight w:val="green"/>
         </w:rPr>
-        <w:t xml:space="preserve"> (la comunicación entre servicios usa </w:t>
-      </w:r>
-      <w:proofErr w:type="spellStart"/>
-      <w:r>
-        <w:rPr>
-          <w:highlight w:val="green"/>
-        </w:rPr>
-        <w:t>DTOs</w:t>
-      </w:r>
-      <w:proofErr w:type="spellEnd"/>
-      <w:r>
-        <w:rPr>
-          <w:highlight w:val="green"/>
-        </w:rPr>
-        <w:t xml:space="preserve"> o </w:t>
-      </w:r>
-      <w:proofErr w:type="spellStart"/>
-      <w:r>
-        <w:rPr>
-          <w:highlight w:val="green"/>
-        </w:rPr>
-        <w:t>IDs</w:t>
-      </w:r>
-      <w:proofErr w:type="spellEnd"/>
-      <w:r>
-        <w:rPr>
-          <w:highlight w:val="green"/>
-        </w:rPr>
-        <w:t>, no entidades).</w:t>
+        <w:t> (la comunicación entre servicios usa DTOs o IDs, no entidades).</w:t>
       </w:r>
     </w:p>
     <w:p>
@@ -2532,35 +2012,7 @@
         <w:rPr>
           <w:highlight w:val="green"/>
         </w:rPr>
-        <w:t>Campos </w:t>
-      </w:r>
-      <w:proofErr w:type="spellStart"/>
-      <w:r>
-        <w:rPr>
-          <w:highlight w:val="green"/>
-        </w:rPr>
-        <w:t>createdAt</w:t>
-      </w:r>
-      <w:proofErr w:type="spellEnd"/>
-      <w:r>
-        <w:rPr>
-          <w:highlight w:val="green"/>
-        </w:rPr>
-        <w:t> y </w:t>
-      </w:r>
-      <w:proofErr w:type="spellStart"/>
-      <w:r>
-        <w:rPr>
-          <w:highlight w:val="green"/>
-        </w:rPr>
-        <w:t>updatedAt</w:t>
-      </w:r>
-      <w:proofErr w:type="spellEnd"/>
-      <w:r>
-        <w:rPr>
-          <w:highlight w:val="green"/>
-        </w:rPr>
-        <w:t> en al menos 2 entidades con gestión automática (cubre RNF-04).</w:t>
+        <w:t>Campos createdAt y updatedAt en al menos 2 entidades con gestión automática (cubre RNF-04).</w:t>
       </w:r>
     </w:p>
     <w:p>
@@ -2764,29 +2216,8 @@
           </w:tcPr>
           <w:p>
             <w:r>
-              <w:t xml:space="preserve">Ninguna entidad JPA compartida entre servicios; comunicación </w:t>
-            </w:r>
-            <w:proofErr w:type="spellStart"/>
-            <w:r>
-              <w:t>inter-servicio</w:t>
-            </w:r>
-            <w:proofErr w:type="spellEnd"/>
-            <w:r>
-              <w:t xml:space="preserve"> solo por </w:t>
-            </w:r>
-            <w:proofErr w:type="spellStart"/>
-            <w:r>
-              <w:t>DTOs</w:t>
-            </w:r>
-            <w:proofErr w:type="spellEnd"/>
-            <w:r>
-              <w:t xml:space="preserve"> o </w:t>
-            </w:r>
-            <w:proofErr w:type="spellStart"/>
-            <w:r>
-              <w:t>IDs</w:t>
-            </w:r>
-            <w:proofErr w:type="spellEnd"/>
+              <w:t>Ninguna entidad JPA compartida entre servicios; comunicación inter-servicio solo por DTOs o IDs</w:t>
+            </w:r>
           </w:p>
         </w:tc>
         <w:tc>
@@ -2941,23 +2372,7 @@
           </w:tcPr>
           <w:p>
             <w:r>
-              <w:t>Campos </w:t>
-            </w:r>
-            <w:proofErr w:type="spellStart"/>
-            <w:r>
-              <w:t>createdAt</w:t>
-            </w:r>
-            <w:proofErr w:type="spellEnd"/>
-            <w:r>
-              <w:t> y </w:t>
-            </w:r>
-            <w:proofErr w:type="spellStart"/>
-            <w:r>
-              <w:t>updatedAt</w:t>
-            </w:r>
-            <w:proofErr w:type="spellEnd"/>
-            <w:r>
-              <w:t> en al menos 2 entidades con gestión automática (RNF-04)</w:t>
+              <w:t>Campos createdAt y updatedAt en al menos 2 entidades con gestión automática (RNF-04)</w:t>
             </w:r>
           </w:p>
         </w:tc>
@@ -3061,25 +2476,7 @@
           <w:bCs/>
           <w:highlight w:val="green"/>
         </w:rPr>
-        <w:t xml:space="preserve">Sección 3: </w:t>
-      </w:r>
-      <w:proofErr w:type="spellStart"/>
-      <w:r>
-        <w:rPr>
-          <w:b/>
-          <w:bCs/>
-          <w:highlight w:val="green"/>
-        </w:rPr>
-        <w:t>DTOs</w:t>
-      </w:r>
-      <w:proofErr w:type="spellEnd"/>
-      <w:r>
-        <w:rPr>
-          <w:b/>
-          <w:bCs/>
-          <w:highlight w:val="green"/>
-        </w:rPr>
-        <w:t xml:space="preserve"> y Validaciones (10 puntos)</w:t>
+        <w:t>Sección 3: DTOs y Validaciones (10 puntos)</w:t>
       </w:r>
     </w:p>
     <w:p>
@@ -3123,33 +2520,11 @@
           <w:highlight w:val="green"/>
         </w:rPr>
       </w:pPr>
-      <w:proofErr w:type="spellStart"/>
-      <w:r>
-        <w:rPr>
-          <w:highlight w:val="green"/>
-        </w:rPr>
-        <w:t>DTOs</w:t>
-      </w:r>
-      <w:proofErr w:type="spellEnd"/>
-      <w:r>
-        <w:rPr>
-          <w:highlight w:val="green"/>
-        </w:rPr>
-        <w:t xml:space="preserve"> separados en paquetes </w:t>
-      </w:r>
-      <w:proofErr w:type="spellStart"/>
-      <w:r>
-        <w:rPr>
-          <w:highlight w:val="green"/>
-        </w:rPr>
-        <w:t>request</w:t>
-      </w:r>
-      <w:proofErr w:type="spellEnd"/>
-      <w:r>
-        <w:rPr>
-          <w:highlight w:val="green"/>
-        </w:rPr>
-        <w:t>/ y response/ en cada servicio.</w:t>
+      <w:r>
+        <w:rPr>
+          <w:highlight w:val="green"/>
+        </w:rPr>
+        <w:t>DTOs separados en paquetes request/ y response/ en cada servicio.</w:t>
       </w:r>
     </w:p>
     <w:p>
@@ -3167,35 +2542,7 @@
           <w:highlight w:val="green"/>
         </w:rPr>
         <w:lastRenderedPageBreak/>
-        <w:t>Clase genérica </w:t>
-      </w:r>
-      <w:proofErr w:type="spellStart"/>
-      <w:r>
-        <w:rPr>
-          <w:highlight w:val="green"/>
-        </w:rPr>
-        <w:t>ApiResponse</w:t>
-      </w:r>
-      <w:proofErr w:type="spellEnd"/>
-      <w:r>
-        <w:rPr>
-          <w:highlight w:val="green"/>
-        </w:rPr>
-        <w:t xml:space="preserve">&lt;T&gt; implementada en cada servicio y usada en todos sus </w:t>
-      </w:r>
-      <w:proofErr w:type="spellStart"/>
-      <w:r>
-        <w:rPr>
-          <w:highlight w:val="green"/>
-        </w:rPr>
-        <w:t>endpoints</w:t>
-      </w:r>
-      <w:proofErr w:type="spellEnd"/>
-      <w:r>
-        <w:rPr>
-          <w:highlight w:val="green"/>
-        </w:rPr>
-        <w:t xml:space="preserve"> (cubre RNF-01).</w:t>
+        <w:t>Clase genérica ApiResponse&lt;T&gt; implementada en cada servicio y usada en todos sus endpoints (cubre RNF-01).</w:t>
       </w:r>
     </w:p>
     <w:p>
@@ -3226,35 +2573,7 @@
         <w:rPr>
           <w:highlight w:val="green"/>
         </w:rPr>
-        <w:t xml:space="preserve"> usados en los </w:t>
-      </w:r>
-      <w:proofErr w:type="spellStart"/>
-      <w:r>
-        <w:rPr>
-          <w:highlight w:val="green"/>
-        </w:rPr>
-        <w:t>DTOs</w:t>
-      </w:r>
-      <w:proofErr w:type="spellEnd"/>
-      <w:r>
-        <w:rPr>
-          <w:highlight w:val="green"/>
-        </w:rPr>
-        <w:t xml:space="preserve"> de </w:t>
-      </w:r>
-      <w:proofErr w:type="spellStart"/>
-      <w:r>
-        <w:rPr>
-          <w:highlight w:val="green"/>
-        </w:rPr>
-        <w:t>request</w:t>
-      </w:r>
-      <w:proofErr w:type="spellEnd"/>
-      <w:r>
-        <w:rPr>
-          <w:highlight w:val="green"/>
-        </w:rPr>
-        <w:t xml:space="preserve"> del proyecto. Ejemplos: @NotBlank, @NotNull, @Email, @Pattern, @Positive, @Size, @Min, @Max, @Past, @Future (cubre RNF-03).</w:t>
+        <w:t> usados en los DTOs de request del proyecto. Ejemplos: @NotBlank, @NotNull, @Email, @Pattern, @Positive, @Size, @Min, @Max, @Past, @Future (cubre RNF-03).</w:t>
       </w:r>
     </w:p>
     <w:p>
@@ -3275,31 +2594,7 @@
         <w:t>un DTO de response con datos anidados</w:t>
       </w:r>
       <w:r>
-        <w:t xml:space="preserve"> de otro servicio: un recurso cuyo response incluye información de una entidad de otro </w:t>
-      </w:r>
-      <w:proofErr w:type="spellStart"/>
-      <w:r>
-        <w:t>bounded</w:t>
-      </w:r>
-      <w:proofErr w:type="spellEnd"/>
-      <w:r>
-        <w:t xml:space="preserve"> </w:t>
-      </w:r>
-      <w:proofErr w:type="spellStart"/>
-      <w:r>
-        <w:t>context</w:t>
-      </w:r>
-      <w:proofErr w:type="spellEnd"/>
-      <w:r>
-        <w:t xml:space="preserve">, obtenida mediante llamada </w:t>
-      </w:r>
-      <w:proofErr w:type="spellStart"/>
-      <w:r>
-        <w:t>inter-servicio</w:t>
-      </w:r>
-      <w:proofErr w:type="spellEnd"/>
-      <w:r>
-        <w:t>.</w:t>
+        <w:t> de otro servicio: un recurso cuyo response incluye información de una entidad de otro bounded context, obtenida mediante llamada inter-servicio.</w:t>
       </w:r>
     </w:p>
     <w:p>
@@ -3422,21 +2717,8 @@
             <w:hideMark/>
           </w:tcPr>
           <w:p>
-            <w:proofErr w:type="spellStart"/>
-            <w:r>
-              <w:t>DTOs</w:t>
-            </w:r>
-            <w:proofErr w:type="spellEnd"/>
-            <w:r>
-              <w:t xml:space="preserve"> de </w:t>
-            </w:r>
-            <w:proofErr w:type="spellStart"/>
-            <w:r>
-              <w:t>request</w:t>
-            </w:r>
-            <w:proofErr w:type="spellEnd"/>
-            <w:r>
-              <w:t xml:space="preserve"> y response diferenciados en todos los servicios</w:t>
+            <w:r>
+              <w:t>DTOs de request y response diferenciados en todos los servicios</w:t>
             </w:r>
           </w:p>
         </w:tc>
@@ -3487,21 +2769,8 @@
             <w:hideMark/>
           </w:tcPr>
           <w:p>
-            <w:proofErr w:type="spellStart"/>
-            <w:r>
-              <w:t>ApiResponse</w:t>
-            </w:r>
-            <w:proofErr w:type="spellEnd"/>
-            <w:r>
-              <w:t xml:space="preserve">&lt;T&gt; en todos los </w:t>
-            </w:r>
-            <w:proofErr w:type="spellStart"/>
-            <w:r>
-              <w:t>endpoints</w:t>
-            </w:r>
-            <w:proofErr w:type="spellEnd"/>
-            <w:r>
-              <w:t xml:space="preserve"> de todos los servicios (RNF-01)</w:t>
+            <w:r>
+              <w:t>ApiResponse&lt;T&gt; en todos los endpoints de todos los servicios (RNF-01)</w:t>
             </w:r>
           </w:p>
         </w:tc>
@@ -3553,23 +2822,7 @@
           </w:tcPr>
           <w:p>
             <w:r>
-              <w:t xml:space="preserve">Mínimo 6 tipos de anotación de validación distintos en los </w:t>
-            </w:r>
-            <w:proofErr w:type="spellStart"/>
-            <w:r>
-              <w:t>DTOs</w:t>
-            </w:r>
-            <w:proofErr w:type="spellEnd"/>
-            <w:r>
-              <w:t xml:space="preserve"> de </w:t>
-            </w:r>
-            <w:proofErr w:type="spellStart"/>
-            <w:r>
-              <w:t>request</w:t>
-            </w:r>
-            <w:proofErr w:type="spellEnd"/>
-            <w:r>
-              <w:t xml:space="preserve"> (RNF-03)</w:t>
+              <w:t>Mínimo 6 tipos de anotación de validación distintos en los DTOs de request (RNF-03)</w:t>
             </w:r>
           </w:p>
         </w:tc>
@@ -3621,13 +2874,8 @@
           </w:tcPr>
           <w:p>
             <w:r>
-              <w:t xml:space="preserve">Al menos un DTO de response que incluya datos obtenidos de otro servicio mediante llamada </w:t>
-            </w:r>
-            <w:proofErr w:type="spellStart"/>
-            <w:r>
-              <w:t>inter-servicio</w:t>
-            </w:r>
-            <w:proofErr w:type="spellEnd"/>
+              <w:t>Al menos un DTO de response que incluya datos obtenidos de otro servicio mediante llamada inter-servicio</w:t>
+            </w:r>
           </w:p>
         </w:tc>
         <w:tc>
@@ -3731,49 +2979,7 @@
         <w:rPr>
           <w:highlight w:val="green"/>
         </w:rPr>
-        <w:t>Una interfaz </w:t>
-      </w:r>
-      <w:proofErr w:type="spellStart"/>
-      <w:r>
-        <w:rPr>
-          <w:highlight w:val="green"/>
-        </w:rPr>
-        <w:t>Repository</w:t>
-      </w:r>
-      <w:proofErr w:type="spellEnd"/>
-      <w:r>
-        <w:rPr>
-          <w:highlight w:val="green"/>
-        </w:rPr>
-        <w:t> por entidad principal en cada servicio, extendiendo </w:t>
-      </w:r>
-      <w:proofErr w:type="spellStart"/>
-      <w:r>
-        <w:rPr>
-          <w:highlight w:val="green"/>
-        </w:rPr>
-        <w:t>JpaRepository</w:t>
-      </w:r>
-      <w:proofErr w:type="spellEnd"/>
-      <w:r>
-        <w:rPr>
-          <w:highlight w:val="green"/>
-        </w:rPr>
-        <w:t>&lt;E, UUID&gt; o </w:t>
-      </w:r>
-      <w:proofErr w:type="spellStart"/>
-      <w:r>
-        <w:rPr>
-          <w:highlight w:val="green"/>
-        </w:rPr>
-        <w:t>MongoRepository</w:t>
-      </w:r>
-      <w:proofErr w:type="spellEnd"/>
-      <w:r>
-        <w:rPr>
-          <w:highlight w:val="green"/>
-        </w:rPr>
-        <w:t>&lt;D, UUID&gt;.</w:t>
+        <w:t>Una interfaz Repository por entidad principal en cada servicio, extendiendo JpaRepository&lt;E, UUID&gt; o MongoRepository&lt;D, UUID&gt;.</w:t>
       </w:r>
     </w:p>
     <w:p>
@@ -3804,35 +3010,7 @@
         <w:rPr>
           <w:highlight w:val="green"/>
         </w:rPr>
-        <w:t> distribuidas entre los servicios, usando @</w:t>
-      </w:r>
-      <w:proofErr w:type="gramStart"/>
-      <w:r>
-        <w:rPr>
-          <w:highlight w:val="green"/>
-        </w:rPr>
-        <w:t>Query(</w:t>
-      </w:r>
-      <w:proofErr w:type="gramEnd"/>
-      <w:r>
-        <w:rPr>
-          <w:highlight w:val="green"/>
-        </w:rPr>
-        <w:t>nativeQuery = true) para SQL o @Aggregation / </w:t>
-      </w:r>
-      <w:proofErr w:type="spellStart"/>
-      <w:r>
-        <w:rPr>
-          <w:highlight w:val="green"/>
-        </w:rPr>
-        <w:t>MongoTemplate</w:t>
-      </w:r>
-      <w:proofErr w:type="spellEnd"/>
-      <w:r>
-        <w:rPr>
-          <w:highlight w:val="green"/>
-        </w:rPr>
-        <w:t> para MongoDB. Deben cubrir:</w:t>
+        <w:t> distribuidas entre los servicios, usando @Query(nativeQuery = true) para SQL o @Aggregation / MongoTemplate para MongoDB. Deben cubrir:</w:t>
       </w:r>
     </w:p>
     <w:p>
@@ -3895,21 +3073,7 @@
         <w:rPr>
           <w:highlight w:val="green"/>
         </w:rPr>
-        <w:t>Consulta que combine datos de dos o más entidades del mismo servicio (JOIN o $</w:t>
-      </w:r>
-      <w:proofErr w:type="spellStart"/>
-      <w:r>
-        <w:rPr>
-          <w:highlight w:val="green"/>
-        </w:rPr>
-        <w:t>lookup</w:t>
-      </w:r>
-      <w:proofErr w:type="spellEnd"/>
-      <w:r>
-        <w:rPr>
-          <w:highlight w:val="green"/>
-        </w:rPr>
-        <w:t>).</w:t>
+        <w:t>Consulta que combine datos de dos o más entidades del mismo servicio (JOIN o $lookup).</w:t>
       </w:r>
     </w:p>
     <w:p>
@@ -4191,23 +3355,7 @@
           </w:tcPr>
           <w:p>
             <w:r>
-              <w:t xml:space="preserve">Consulta </w:t>
-            </w:r>
-            <w:proofErr w:type="spellStart"/>
-            <w:r>
-              <w:t>multi-entidad</w:t>
-            </w:r>
-            <w:proofErr w:type="spellEnd"/>
-            <w:r>
-              <w:t xml:space="preserve"> con JOIN o $</w:t>
-            </w:r>
-            <w:proofErr w:type="spellStart"/>
-            <w:r>
-              <w:t>lookup</w:t>
-            </w:r>
-            <w:proofErr w:type="spellEnd"/>
-            <w:r>
-              <w:t> implementada</w:t>
+              <w:t>Consulta multi-entidad con JOIN o $lookup implementada</w:t>
             </w:r>
           </w:p>
         </w:tc>
@@ -4383,15 +3531,7 @@
         <w:t>RF-05:</w:t>
       </w:r>
       <w:r>
-        <w:t xml:space="preserve"> registro automático en el historial de estados en cada cambio, incluyendo usuario y </w:t>
-      </w:r>
-      <w:proofErr w:type="spellStart"/>
-      <w:r>
-        <w:t>timestamp</w:t>
-      </w:r>
-      <w:proofErr w:type="spellEnd"/>
-      <w:r>
-        <w:t>.</w:t>
+        <w:t> registro automático en el historial de estados en cada cambio, incluyendo usuario y timestamp.</w:t>
       </w:r>
     </w:p>
     <w:p>
@@ -4493,21 +3633,7 @@
         <w:rPr>
           <w:highlight w:val="green"/>
         </w:rPr>
-        <w:t>Conversión entidad ↔ DTO mediante </w:t>
-      </w:r>
-      <w:proofErr w:type="spellStart"/>
-      <w:r>
-        <w:rPr>
-          <w:highlight w:val="green"/>
-        </w:rPr>
-        <w:t>ModelMapper</w:t>
-      </w:r>
-      <w:proofErr w:type="spellEnd"/>
-      <w:r>
-        <w:rPr>
-          <w:highlight w:val="green"/>
-        </w:rPr>
-        <w:t> o mapeo manual justificado.</w:t>
+        <w:t>Conversión entidad ↔ DTO mediante ModelMapper o mapeo manual justificado.</w:t>
       </w:r>
     </w:p>
     <w:p>
@@ -4788,15 +3914,7 @@
           </w:tcPr>
           <w:p>
             <w:r>
-              <w:t xml:space="preserve">RF-05: registro automático de historial con usuario y </w:t>
-            </w:r>
-            <w:proofErr w:type="spellStart"/>
-            <w:r>
-              <w:t>timestamp</w:t>
-            </w:r>
-            <w:proofErr w:type="spellEnd"/>
-            <w:r>
-              <w:t xml:space="preserve"> en cada cambio de estado</w:t>
+              <w:t>RF-05: registro automático de historial con usuario y timestamp en cada cambio de estado</w:t>
             </w:r>
           </w:p>
         </w:tc>
@@ -5001,21 +4119,7 @@
         <w:rPr>
           <w:highlight w:val="green"/>
         </w:rPr>
-        <w:t xml:space="preserve">Los siguientes </w:t>
-      </w:r>
-      <w:proofErr w:type="spellStart"/>
-      <w:r>
-        <w:rPr>
-          <w:highlight w:val="green"/>
-        </w:rPr>
-        <w:t>endpoints</w:t>
-      </w:r>
-      <w:proofErr w:type="spellEnd"/>
-      <w:r>
-        <w:rPr>
-          <w:highlight w:val="green"/>
-        </w:rPr>
-        <w:t xml:space="preserve"> deben existir en algún servicio (tú decides dónde):</w:t>
+        <w:t>Los siguientes endpoints deben existir en algún servicio (tú decides dónde):</w:t>
       </w:r>
     </w:p>
     <w:p>
@@ -5145,23 +4249,7 @@
         </w:numPr>
       </w:pPr>
       <w:r>
-        <w:t xml:space="preserve">@Valid en todos los </w:t>
-      </w:r>
-      <w:proofErr w:type="spellStart"/>
-      <w:r>
-        <w:t>endpoints</w:t>
-      </w:r>
-      <w:proofErr w:type="spellEnd"/>
-      <w:r>
-        <w:t xml:space="preserve"> que reciban un </w:t>
-      </w:r>
-      <w:proofErr w:type="spellStart"/>
-      <w:r>
-        <w:t>body</w:t>
-      </w:r>
-      <w:proofErr w:type="spellEnd"/>
-      <w:r>
-        <w:t>.</w:t>
+        <w:t>@Valid en todos los endpoints que reciban un body.</w:t>
       </w:r>
     </w:p>
     <w:p>
@@ -5171,29 +4259,8 @@
           <w:numId w:val="8"/>
         </w:numPr>
       </w:pPr>
-      <w:proofErr w:type="spellStart"/>
-      <w:r>
-        <w:t>ResponseEntity</w:t>
-      </w:r>
-      <w:proofErr w:type="spellEnd"/>
-      <w:r>
-        <w:t>&lt;</w:t>
-      </w:r>
-      <w:proofErr w:type="spellStart"/>
-      <w:r>
-        <w:t>ApiResponse</w:t>
-      </w:r>
-      <w:proofErr w:type="spellEnd"/>
-      <w:r>
-        <w:t xml:space="preserve">&lt;T&gt;&gt; con código HTTP correcto según RNF-02 en todos los </w:t>
-      </w:r>
-      <w:proofErr w:type="spellStart"/>
-      <w:r>
-        <w:t>endpoints</w:t>
-      </w:r>
-      <w:proofErr w:type="spellEnd"/>
-      <w:r>
-        <w:t>.</w:t>
+      <w:r>
+        <w:t>ResponseEntity&lt;ApiResponse&lt;T&gt;&gt; con código HTTP correcto según RNF-02 en todos los endpoints.</w:t>
       </w:r>
     </w:p>
     <w:p>
@@ -5370,15 +4437,7 @@
           <w:p>
             <w:r>
               <w:lastRenderedPageBreak/>
-              <w:t xml:space="preserve">Todos los </w:t>
-            </w:r>
-            <w:proofErr w:type="spellStart"/>
-            <w:r>
-              <w:t>endpoints</w:t>
-            </w:r>
-            <w:proofErr w:type="spellEnd"/>
-            <w:r>
-              <w:t xml:space="preserve"> específicos de RF-01 al RF-09 presentes y funcionando</w:t>
+              <w:t>Todos los endpoints específicos de RF-01 al RF-09 presentes y funcionando</w:t>
             </w:r>
           </w:p>
         </w:tc>
@@ -5430,21 +4489,8 @@
           </w:tcPr>
           <w:p>
             <w:r>
-              <w:t xml:space="preserve">@Valid aplicado en todos los </w:t>
-            </w:r>
-            <w:proofErr w:type="spellStart"/>
-            <w:r>
-              <w:t>endpoints</w:t>
-            </w:r>
-            <w:proofErr w:type="spellEnd"/>
-            <w:r>
-              <w:t xml:space="preserve"> con </w:t>
-            </w:r>
-            <w:proofErr w:type="spellStart"/>
-            <w:r>
-              <w:t>body</w:t>
-            </w:r>
-            <w:proofErr w:type="spellEnd"/>
+              <w:t>@Valid aplicado en todos los endpoints con body</w:t>
+            </w:r>
           </w:p>
         </w:tc>
         <w:tc>
@@ -5494,21 +4540,8 @@
             <w:hideMark/>
           </w:tcPr>
           <w:p>
-            <w:proofErr w:type="spellStart"/>
-            <w:r>
-              <w:t>ResponseEntity</w:t>
-            </w:r>
-            <w:proofErr w:type="spellEnd"/>
-            <w:r>
-              <w:t>&lt;</w:t>
-            </w:r>
-            <w:proofErr w:type="spellStart"/>
-            <w:r>
-              <w:t>ApiResponse</w:t>
-            </w:r>
-            <w:proofErr w:type="spellEnd"/>
-            <w:r>
-              <w:t>&lt;T&gt;&gt; con códigos HTTP correctos en todos los casos (RNF-02)</w:t>
+            <w:r>
+              <w:t>ResponseEntity&lt;ApiResponse&lt;T&gt;&gt; con códigos HTTP correctos en todos los casos (RNF-02)</w:t>
             </w:r>
           </w:p>
         </w:tc>
@@ -5613,21 +4646,7 @@
         <w:rPr>
           <w:highlight w:val="green"/>
         </w:rPr>
-        <w:t>Clase </w:t>
-      </w:r>
-      <w:proofErr w:type="spellStart"/>
-      <w:r>
-        <w:rPr>
-          <w:highlight w:val="green"/>
-        </w:rPr>
-        <w:t>GlobalExceptionHandler</w:t>
-      </w:r>
-      <w:proofErr w:type="spellEnd"/>
-      <w:r>
-        <w:rPr>
-          <w:highlight w:val="green"/>
-        </w:rPr>
-        <w:t> con @RestControllerAdvice en </w:t>
+        <w:t>Clase GlobalExceptionHandler con @RestControllerAdvice en </w:t>
       </w:r>
       <w:r>
         <w:rPr>
@@ -5654,19 +4673,11 @@
           <w:highlight w:val="green"/>
         </w:rPr>
       </w:pPr>
-      <w:proofErr w:type="spellStart"/>
-      <w:r>
-        <w:rPr>
-          <w:highlight w:val="green"/>
-        </w:rPr>
-        <w:t>Handlers</w:t>
-      </w:r>
-      <w:proofErr w:type="spellEnd"/>
-      <w:r>
-        <w:rPr>
-          <w:highlight w:val="green"/>
-        </w:rPr>
-        <w:t xml:space="preserve"> en cada servicio para:</w:t>
+      <w:r>
+        <w:rPr>
+          <w:highlight w:val="green"/>
+        </w:rPr>
+        <w:t>Handlers en cada servicio para:</w:t>
       </w:r>
     </w:p>
     <w:p>
@@ -5679,33 +4690,11 @@
           <w:highlight w:val="green"/>
         </w:rPr>
       </w:pPr>
-      <w:proofErr w:type="spellStart"/>
-      <w:r>
-        <w:rPr>
-          <w:highlight w:val="green"/>
-        </w:rPr>
-        <w:t>MethodArgumentNotValidException</w:t>
-      </w:r>
-      <w:proofErr w:type="spellEnd"/>
-      <w:r>
-        <w:rPr>
-          <w:highlight w:val="green"/>
-        </w:rPr>
-        <w:t> → 400 con </w:t>
-      </w:r>
-      <w:proofErr w:type="spellStart"/>
-      <w:r>
-        <w:rPr>
-          <w:highlight w:val="green"/>
-        </w:rPr>
-        <w:t>Map</w:t>
-      </w:r>
-      <w:proofErr w:type="spellEnd"/>
-      <w:r>
-        <w:rPr>
-          <w:highlight w:val="green"/>
-        </w:rPr>
-        <w:t>&lt;String, List&lt;String&gt;&gt; agrupado por campo.</w:t>
+      <w:r>
+        <w:rPr>
+          <w:highlight w:val="green"/>
+        </w:rPr>
+        <w:t>MethodArgumentNotValidException → 400 con Map&lt;String, List&lt;String&gt;&gt; agrupado por campo.</w:t>
       </w:r>
     </w:p>
     <w:p>
@@ -5769,33 +4758,11 @@
           <w:highlight w:val="green"/>
         </w:rPr>
       </w:pPr>
-      <w:proofErr w:type="spellStart"/>
-      <w:r>
-        <w:rPr>
-          <w:highlight w:val="green"/>
-        </w:rPr>
-        <w:t>Exception</w:t>
-      </w:r>
-      <w:proofErr w:type="spellEnd"/>
-      <w:r>
-        <w:rPr>
-          <w:highlight w:val="green"/>
-        </w:rPr>
-        <w:t xml:space="preserve"> genérica → 500 como </w:t>
-      </w:r>
-      <w:proofErr w:type="spellStart"/>
-      <w:r>
-        <w:rPr>
-          <w:highlight w:val="green"/>
-        </w:rPr>
-        <w:t>fallback</w:t>
-      </w:r>
-      <w:proofErr w:type="spellEnd"/>
-      <w:r>
-        <w:rPr>
-          <w:highlight w:val="green"/>
-        </w:rPr>
-        <w:t>.</w:t>
+      <w:r>
+        <w:rPr>
+          <w:highlight w:val="green"/>
+        </w:rPr>
+        <w:t>Exception genérica → 500 como fallback.</w:t>
       </w:r>
     </w:p>
     <w:p>
@@ -5812,35 +4779,7 @@
         <w:rPr>
           <w:highlight w:val="green"/>
         </w:rPr>
-        <w:t>Todos los errores retornan </w:t>
-      </w:r>
-      <w:proofErr w:type="spellStart"/>
-      <w:r>
-        <w:rPr>
-          <w:highlight w:val="green"/>
-        </w:rPr>
-        <w:t>ApiResponse</w:t>
-      </w:r>
-      <w:proofErr w:type="spellEnd"/>
-      <w:r>
-        <w:rPr>
-          <w:highlight w:val="green"/>
-        </w:rPr>
-        <w:t>&lt;T&gt; con </w:t>
-      </w:r>
-      <w:proofErr w:type="spellStart"/>
-      <w:r>
-        <w:rPr>
-          <w:highlight w:val="green"/>
-        </w:rPr>
-        <w:t>success</w:t>
-      </w:r>
-      <w:proofErr w:type="spellEnd"/>
-      <w:r>
-        <w:rPr>
-          <w:highlight w:val="green"/>
-        </w:rPr>
-        <w:t>: false.</w:t>
+        <w:t>Todos los errores retornan ApiResponse&lt;T&gt; con success: false.</w:t>
       </w:r>
     </w:p>
     <w:p>
@@ -6067,13 +5006,8 @@
             <w:hideMark/>
           </w:tcPr>
           <w:p>
-            <w:proofErr w:type="spellStart"/>
-            <w:r>
-              <w:t>Handlers</w:t>
-            </w:r>
-            <w:proofErr w:type="spellEnd"/>
-            <w:r>
-              <w:t xml:space="preserve"> para 404 y 409 en todos los servicios</w:t>
+            <w:r>
+              <w:t>Handlers para 404 y 409 en todos los servicios</w:t>
             </w:r>
           </w:p>
         </w:tc>
@@ -6125,15 +5059,7 @@
           </w:tcPr>
           <w:p>
             <w:r>
-              <w:t xml:space="preserve">Handler para 502 y </w:t>
-            </w:r>
-            <w:proofErr w:type="spellStart"/>
-            <w:r>
-              <w:t>handler</w:t>
-            </w:r>
-            <w:proofErr w:type="spellEnd"/>
-            <w:r>
-              <w:t xml:space="preserve"> genérico 500 en todos los servicios</w:t>
+              <w:t>Handler para 502 y handler genérico 500 en todos los servicios</w:t>
             </w:r>
           </w:p>
         </w:tc>
@@ -6192,25 +5118,7 @@
           <w:bCs/>
           <w:highlight w:val="green"/>
         </w:rPr>
-        <w:t xml:space="preserve">Sección 8: Integración con API Externa — </w:t>
-      </w:r>
-      <w:proofErr w:type="spellStart"/>
-      <w:r>
-        <w:rPr>
-          <w:b/>
-          <w:bCs/>
-          <w:highlight w:val="green"/>
-        </w:rPr>
-        <w:t>Feign</w:t>
-      </w:r>
-      <w:proofErr w:type="spellEnd"/>
-      <w:r>
-        <w:rPr>
-          <w:b/>
-          <w:bCs/>
-          <w:highlight w:val="green"/>
-        </w:rPr>
-        <w:t xml:space="preserve"> Client (10 puntos)</w:t>
+        <w:t>Sección 8: Integración con API Externa — Feign Client (10 puntos)</w:t>
       </w:r>
     </w:p>
     <w:p>
@@ -6231,21 +5139,7 @@
         <w:rPr>
           <w:highlight w:val="green"/>
         </w:rPr>
-        <w:t xml:space="preserve"> Consumo de RENIEC con Spring Cloud </w:t>
-      </w:r>
-      <w:proofErr w:type="spellStart"/>
-      <w:r>
-        <w:rPr>
-          <w:highlight w:val="green"/>
-        </w:rPr>
-        <w:t>OpenFeign</w:t>
-      </w:r>
-      <w:proofErr w:type="spellEnd"/>
-      <w:r>
-        <w:rPr>
-          <w:highlight w:val="green"/>
-        </w:rPr>
-        <w:t>; gestión segura del token. Cubre RF-01 y RNF-06.</w:t>
+        <w:t> Consumo de RENIEC con Spring Cloud OpenFeign; gestión segura del token. Cubre RF-01 y RNF-06.</w:t>
       </w:r>
     </w:p>
     <w:p>
@@ -6308,21 +5202,7 @@
         <w:rPr>
           <w:highlight w:val="green"/>
         </w:rPr>
-        <w:t xml:space="preserve">; no puede ser enviado por el cliente en el </w:t>
-      </w:r>
-      <w:proofErr w:type="spellStart"/>
-      <w:r>
-        <w:rPr>
-          <w:highlight w:val="green"/>
-        </w:rPr>
-        <w:t>request</w:t>
-      </w:r>
-      <w:proofErr w:type="spellEnd"/>
-      <w:r>
-        <w:rPr>
-          <w:highlight w:val="green"/>
-        </w:rPr>
-        <w:t>.</w:t>
+        <w:t>; no puede ser enviado por el cliente en el request.</w:t>
       </w:r>
     </w:p>
     <w:p>
@@ -6339,51 +5219,7 @@
         <w:rPr>
           <w:highlight w:val="green"/>
         </w:rPr>
-        <w:t>El token de RENIEC leído con @Value desde </w:t>
-      </w:r>
-      <w:proofErr w:type="spellStart"/>
-      <w:proofErr w:type="gramStart"/>
-      <w:r>
-        <w:rPr>
-          <w:highlight w:val="green"/>
-        </w:rPr>
-        <w:t>application.yaml</w:t>
-      </w:r>
-      <w:proofErr w:type="spellEnd"/>
-      <w:proofErr w:type="gramEnd"/>
-      <w:r>
-        <w:rPr>
-          <w:highlight w:val="green"/>
-        </w:rPr>
-        <w:t xml:space="preserve"> o desde el </w:t>
-      </w:r>
-      <w:proofErr w:type="spellStart"/>
-      <w:r>
-        <w:rPr>
-          <w:highlight w:val="green"/>
-        </w:rPr>
-        <w:t>Config</w:t>
-      </w:r>
-      <w:proofErr w:type="spellEnd"/>
-      <w:r>
-        <w:rPr>
-          <w:highlight w:val="green"/>
-        </w:rPr>
-        <w:t xml:space="preserve"> Server. No puede estar </w:t>
-      </w:r>
-      <w:proofErr w:type="spellStart"/>
-      <w:r>
-        <w:rPr>
-          <w:highlight w:val="green"/>
-        </w:rPr>
-        <w:t>hardcodeado</w:t>
-      </w:r>
-      <w:proofErr w:type="spellEnd"/>
-      <w:r>
-        <w:rPr>
-          <w:highlight w:val="green"/>
-        </w:rPr>
-        <w:t xml:space="preserve"> (cubre RNF-06).</w:t>
+        <w:t>El token de RENIEC leído con @Value desde application.yaml o desde el Config Server. No puede estar hardcodeado (cubre RNF-06).</w:t>
       </w:r>
     </w:p>
     <w:p>
@@ -6645,15 +5481,7 @@
           </w:tcPr>
           <w:p>
             <w:r>
-              <w:t xml:space="preserve">Token de RENIEC inyectado con @Value, sin </w:t>
-            </w:r>
-            <w:proofErr w:type="spellStart"/>
-            <w:r>
-              <w:t>hardcodear</w:t>
-            </w:r>
-            <w:proofErr w:type="spellEnd"/>
-            <w:r>
-              <w:t xml:space="preserve"> (RNF-06)</w:t>
+              <w:t>Token de RENIEC inyectado con @Value, sin hardcodear (RNF-06)</w:t>
             </w:r>
           </w:p>
         </w:tc>
@@ -6755,23 +5583,7 @@
           <w:b/>
           <w:bCs/>
         </w:rPr>
-        <w:t xml:space="preserve">Sección 9: Pruebas Unitarias con </w:t>
-      </w:r>
-      <w:proofErr w:type="spellStart"/>
-      <w:r>
-        <w:rPr>
-          <w:b/>
-          <w:bCs/>
-        </w:rPr>
-        <w:t>Mockito</w:t>
-      </w:r>
-      <w:proofErr w:type="spellEnd"/>
-      <w:r>
-        <w:rPr>
-          <w:b/>
-          <w:bCs/>
-        </w:rPr>
-        <w:t xml:space="preserve"> (10 puntos)</w:t>
+        <w:t>Sección 9: Pruebas Unitarias con Mockito (10 puntos)</w:t>
       </w:r>
     </w:p>
     <w:p>
@@ -6813,15 +5625,7 @@
         <w:t>2 microservicios distintos</w:t>
       </w:r>
       <w:r>
-        <w:t> usando @</w:t>
-      </w:r>
-      <w:proofErr w:type="gramStart"/>
-      <w:r>
-        <w:t>ExtendWith(</w:t>
-      </w:r>
-      <w:proofErr w:type="gramEnd"/>
-      <w:r>
-        <w:t>MockitoExtension.class).</w:t>
+        <w:t> usando @ExtendWith(MockitoExtension.class).</w:t>
       </w:r>
     </w:p>
     <w:p>
@@ -6864,39 +5668,7 @@
         </w:numPr>
       </w:pPr>
       <w:r>
-        <w:t xml:space="preserve">Al menos 1 </w:t>
-      </w:r>
-      <w:proofErr w:type="spellStart"/>
-      <w:r>
-        <w:t>happy</w:t>
-      </w:r>
-      <w:proofErr w:type="spellEnd"/>
-      <w:r>
-        <w:t xml:space="preserve"> </w:t>
-      </w:r>
-      <w:proofErr w:type="spellStart"/>
-      <w:r>
-        <w:t>path</w:t>
-      </w:r>
-      <w:proofErr w:type="spellEnd"/>
-      <w:r>
-        <w:t xml:space="preserve"> por servicio probado (verificado con </w:t>
-      </w:r>
-      <w:proofErr w:type="spellStart"/>
-      <w:r>
-        <w:t>assertEquals</w:t>
-      </w:r>
-      <w:proofErr w:type="spellEnd"/>
-      <w:r>
-        <w:t> / </w:t>
-      </w:r>
-      <w:proofErr w:type="spellStart"/>
-      <w:r>
-        <w:t>assertNotNull</w:t>
-      </w:r>
-      <w:proofErr w:type="spellEnd"/>
-      <w:r>
-        <w:t>).</w:t>
+        <w:t>Al menos 1 happy path por servicio probado (verificado con assertEquals / assertNotNull).</w:t>
       </w:r>
     </w:p>
     <w:p>
@@ -6908,15 +5680,7 @@
       </w:pPr>
       <w:r>
         <w:lastRenderedPageBreak/>
-        <w:t>Al menos 2 rutas de excepción con </w:t>
-      </w:r>
-      <w:proofErr w:type="spellStart"/>
-      <w:r>
-        <w:t>assertThrows</w:t>
-      </w:r>
-      <w:proofErr w:type="spellEnd"/>
-      <w:r>
-        <w:t> verificando tipo y mensaje (ejemplos: email duplicado, transición de estado inválida).</w:t>
+        <w:t>Al menos 2 rutas de excepción con assertThrows verificando tipo y mensaje (ejemplos: email duplicado, transición de estado inválida).</w:t>
       </w:r>
     </w:p>
     <w:p>
@@ -6927,15 +5691,7 @@
         </w:numPr>
       </w:pPr>
       <w:r>
-        <w:t>Al menos 1 caso de resultado vacío (repositorio retorna lista vacía u </w:t>
-      </w:r>
-      <w:proofErr w:type="spellStart"/>
-      <w:r>
-        <w:t>Optional.empty</w:t>
-      </w:r>
-      <w:proofErr w:type="spellEnd"/>
-      <w:r>
-        <w:t>()).</w:t>
+        <w:t>Al menos 1 caso de resultado vacío (repositorio retorna lista vacía u Optional.empty()).</w:t>
       </w:r>
     </w:p>
     <w:p>
@@ -7122,23 +5878,7 @@
           </w:tcPr>
           <w:p>
             <w:r>
-              <w:t xml:space="preserve">Mínimo 2 </w:t>
-            </w:r>
-            <w:proofErr w:type="spellStart"/>
-            <w:r>
-              <w:t>happy</w:t>
-            </w:r>
-            <w:proofErr w:type="spellEnd"/>
-            <w:r>
-              <w:t xml:space="preserve"> </w:t>
-            </w:r>
-            <w:proofErr w:type="spellStart"/>
-            <w:r>
-              <w:t>paths</w:t>
-            </w:r>
-            <w:proofErr w:type="spellEnd"/>
-            <w:r>
-              <w:t xml:space="preserve"> verificados con aserciones sobre el DTO retornado</w:t>
+              <w:t>Mínimo 2 happy paths verificados con aserciones sobre el DTO retornado</w:t>
             </w:r>
           </w:p>
         </w:tc>
@@ -7190,15 +5930,7 @@
           </w:tcPr>
           <w:p>
             <w:r>
-              <w:t>Mínimo 2 rutas de excepción con </w:t>
-            </w:r>
-            <w:proofErr w:type="spellStart"/>
-            <w:r>
-              <w:t>assertThrows</w:t>
-            </w:r>
-            <w:proofErr w:type="spellEnd"/>
-            <w:r>
-              <w:t> y verificación del mensaje</w:t>
+              <w:t>Mínimo 2 rutas de excepción con assertThrows y verificación del mensaje</w:t>
             </w:r>
           </w:p>
         </w:tc>
@@ -7323,21 +6055,7 @@
         <w:rPr>
           <w:highlight w:val="green"/>
         </w:rPr>
-        <w:t xml:space="preserve"> Autenticación y autorización </w:t>
-      </w:r>
-      <w:proofErr w:type="spellStart"/>
-      <w:r>
-        <w:rPr>
-          <w:highlight w:val="green"/>
-        </w:rPr>
-        <w:t>stateless</w:t>
-      </w:r>
-      <w:proofErr w:type="spellEnd"/>
-      <w:r>
-        <w:rPr>
-          <w:highlight w:val="green"/>
-        </w:rPr>
-        <w:t xml:space="preserve"> aplicada en el ecosistema de microservicios. Cubre RF-08 y RNF-06.</w:t>
+        <w:t> Autenticación y autorización stateless aplicada en el ecosistema de microservicios. Cubre RF-08 y RNF-06.</w:t>
       </w:r>
     </w:p>
     <w:p>
@@ -7439,21 +6157,7 @@
         <w:rPr>
           <w:highlight w:val="green"/>
         </w:rPr>
-        <w:t xml:space="preserve">Token JWT generado al hacer </w:t>
-      </w:r>
-      <w:proofErr w:type="spellStart"/>
-      <w:r>
-        <w:rPr>
-          <w:highlight w:val="green"/>
-        </w:rPr>
-        <w:t>login</w:t>
-      </w:r>
-      <w:proofErr w:type="spellEnd"/>
-      <w:r>
-        <w:rPr>
-          <w:highlight w:val="green"/>
-        </w:rPr>
-        <w:t>, firmado con clave HMAC leída desde Vault (cubre RNF-06). La clave no puede aparecer en ningún archivo de configuración del repositorio.</w:t>
+        <w:t>Token JWT generado al hacer login, firmado con clave HMAC leída desde Vault (cubre RNF-06). La clave no puede aparecer en ningún archivo de configuración del repositorio.</w:t>
       </w:r>
     </w:p>
     <w:p>
@@ -7463,13 +6167,8 @@
           <w:numId w:val="12"/>
         </w:numPr>
       </w:pPr>
-      <w:proofErr w:type="spellStart"/>
-      <w:r>
-        <w:t>DataInitializer</w:t>
-      </w:r>
-      <w:proofErr w:type="spellEnd"/>
-      <w:r>
-        <w:t> en el servicio de autenticación que inserte los tres roles y al menos un usuario por rol al iniciar.</w:t>
+      <w:r>
+        <w:t>DataInitializer en el servicio de autenticación que inserte los tres roles y al menos un usuario por rol al iniciar.</w:t>
       </w:r>
     </w:p>
     <w:p>
@@ -7482,47 +6181,11 @@
           <w:highlight w:val="green"/>
         </w:rPr>
       </w:pPr>
-      <w:proofErr w:type="spellStart"/>
-      <w:r>
-        <w:rPr>
-          <w:highlight w:val="green"/>
-        </w:rPr>
-        <w:t>Endpoints</w:t>
-      </w:r>
-      <w:proofErr w:type="spellEnd"/>
-      <w:r>
-        <w:rPr>
-          <w:highlight w:val="green"/>
-        </w:rPr>
-        <w:t xml:space="preserve"> de </w:t>
-      </w:r>
-      <w:proofErr w:type="spellStart"/>
-      <w:r>
-        <w:rPr>
-          <w:highlight w:val="green"/>
-        </w:rPr>
-        <w:t>login</w:t>
-      </w:r>
-      <w:proofErr w:type="spellEnd"/>
-      <w:r>
-        <w:rPr>
-          <w:highlight w:val="green"/>
-        </w:rPr>
-        <w:t xml:space="preserve"> y </w:t>
-      </w:r>
-      <w:proofErr w:type="gramStart"/>
-      <w:r>
-        <w:rPr>
-          <w:highlight w:val="green"/>
-        </w:rPr>
-        <w:t>registro públicos</w:t>
-      </w:r>
-      <w:proofErr w:type="gramEnd"/>
-      <w:r>
-        <w:rPr>
-          <w:highlight w:val="green"/>
-        </w:rPr>
-        <w:t>; todos los demás requieren token válido.</w:t>
+      <w:r>
+        <w:rPr>
+          <w:highlight w:val="green"/>
+        </w:rPr>
+        <w:t>Endpoints de login y registro públicos; todos los demás requieren token válido.</w:t>
       </w:r>
     </w:p>
     <w:p>
@@ -7750,13 +6413,8 @@
             <w:hideMark/>
           </w:tcPr>
           <w:p>
-            <w:proofErr w:type="spellStart"/>
-            <w:r>
-              <w:t>DataInitializer</w:t>
-            </w:r>
-            <w:proofErr w:type="spellEnd"/>
-            <w:r>
-              <w:t> que puebla roles y usuarios; clave JWT en Vault, no en archivos del repo (RNF-06)</w:t>
+            <w:r>
+              <w:t>DataInitializer que puebla roles y usuarios; clave JWT en Vault, no en archivos del repo (RNF-06)</w:t>
             </w:r>
           </w:p>
         </w:tc>
@@ -7892,15 +6550,7 @@
         </w:numPr>
       </w:pPr>
       <w:r>
-        <w:t xml:space="preserve">Captura de pantalla del </w:t>
-      </w:r>
-      <w:proofErr w:type="spellStart"/>
-      <w:r>
-        <w:t>dashboard</w:t>
-      </w:r>
-      <w:proofErr w:type="spellEnd"/>
-      <w:r>
-        <w:t xml:space="preserve"> de Eureka mostrando todos los servicios en estado UP. Incluirla en el README.md.</w:t>
+        <w:t>Captura de pantalla del dashboard de Eureka mostrando todos los servicios en estado UP. Incluirla en el README.md.</w:t>
       </w:r>
     </w:p>
     <w:p>
@@ -7910,13 +6560,8 @@
           <w:numId w:val="13"/>
         </w:numPr>
       </w:pPr>
-      <w:proofErr w:type="spellStart"/>
-      <w:r>
-        <w:t>Heartbeat</w:t>
-      </w:r>
-      <w:proofErr w:type="spellEnd"/>
-      <w:r>
-        <w:t xml:space="preserve"> e intervalo de renovación configurados explícitamente en al menos 1 servicio cliente (lease-renewal-interval-in-seconds, lease-expiration-duration-in-seconds).</w:t>
+      <w:r>
+        <w:t>Heartbeat e intervalo de renovación configurados explícitamente en al menos 1 servicio cliente (lease-renewal-interval-in-seconds, lease-expiration-duration-in-seconds).</w:t>
       </w:r>
     </w:p>
     <w:p>
@@ -8144,15 +6789,7 @@
           </w:tcPr>
           <w:p>
             <w:r>
-              <w:t xml:space="preserve">Captura del </w:t>
-            </w:r>
-            <w:proofErr w:type="spellStart"/>
-            <w:r>
-              <w:t>dashboard</w:t>
-            </w:r>
-            <w:proofErr w:type="spellEnd"/>
-            <w:r>
-              <w:t xml:space="preserve"> con todos los servicios en estado UP incluida en el README.md</w:t>
+              <w:t>Captura del dashboard con todos los servicios en estado UP incluida en el README.md</w:t>
             </w:r>
           </w:p>
         </w:tc>
@@ -8203,13 +6840,8 @@
             <w:hideMark/>
           </w:tcPr>
           <w:p>
-            <w:proofErr w:type="spellStart"/>
-            <w:r>
-              <w:t>Heartbeat</w:t>
-            </w:r>
-            <w:proofErr w:type="spellEnd"/>
-            <w:r>
-              <w:t xml:space="preserve"> e intervalo de renovación configurados en al menos 1 cliente</w:t>
+            <w:r>
+              <w:t>Heartbeat e intervalo de renovación configurados en al menos 1 cliente</w:t>
             </w:r>
           </w:p>
         </w:tc>
@@ -8272,15 +6904,7 @@
         <w:t>Qué se evalúa:</w:t>
       </w:r>
       <w:r>
-        <w:t> Punto de entrada único; enrutamiento load-</w:t>
-      </w:r>
-      <w:proofErr w:type="spellStart"/>
-      <w:r>
-        <w:t>balanced</w:t>
-      </w:r>
-      <w:proofErr w:type="spellEnd"/>
-      <w:r>
-        <w:t xml:space="preserve"> vía Eureka; filtros globales y por ruta. Cubre RNF-08.</w:t>
+        <w:t> Punto de entrada único; enrutamiento load-balanced vía Eureka; filtros globales y por ruta. Cubre RNF-08.</w:t>
       </w:r>
     </w:p>
     <w:p>
@@ -8300,25 +6924,7 @@
         </w:numPr>
       </w:pPr>
       <w:r>
-        <w:t>Proyecto api-</w:t>
-      </w:r>
-      <w:proofErr w:type="spellStart"/>
-      <w:r>
-        <w:t>gateway</w:t>
-      </w:r>
-      <w:proofErr w:type="spellEnd"/>
-      <w:r>
-        <w:t> configurado en </w:t>
-      </w:r>
-      <w:proofErr w:type="spellStart"/>
-      <w:proofErr w:type="gramStart"/>
-      <w:r>
-        <w:t>application.yaml</w:t>
-      </w:r>
-      <w:proofErr w:type="spellEnd"/>
-      <w:proofErr w:type="gramEnd"/>
-      <w:r>
-        <w:t>.</w:t>
+        <w:t>Proyecto api-gateway configurado en application.yaml.</w:t>
       </w:r>
     </w:p>
     <w:p>
@@ -8381,63 +6987,7 @@
         <w:t>1 filtro global personalizado</w:t>
       </w:r>
       <w:r>
-        <w:t> implementando </w:t>
-      </w:r>
-      <w:proofErr w:type="spellStart"/>
-      <w:r>
-        <w:t>GlobalFilter</w:t>
-      </w:r>
-      <w:proofErr w:type="spellEnd"/>
-      <w:r>
-        <w:t> y </w:t>
-      </w:r>
-      <w:proofErr w:type="spellStart"/>
-      <w:r>
-        <w:t>Ordered</w:t>
-      </w:r>
-      <w:proofErr w:type="spellEnd"/>
-      <w:r>
-        <w:t xml:space="preserve"> que agregue un </w:t>
-      </w:r>
-      <w:proofErr w:type="spellStart"/>
-      <w:r>
-        <w:t>header</w:t>
-      </w:r>
-      <w:proofErr w:type="spellEnd"/>
-      <w:r>
-        <w:t xml:space="preserve"> de trazabilidad a cada </w:t>
-      </w:r>
-      <w:proofErr w:type="spellStart"/>
-      <w:r>
-        <w:t>request</w:t>
-      </w:r>
-      <w:proofErr w:type="spellEnd"/>
-      <w:r>
-        <w:t xml:space="preserve"> (por </w:t>
-      </w:r>
-      <w:proofErr w:type="gramStart"/>
-      <w:r>
-        <w:t>ejemplo</w:t>
-      </w:r>
-      <w:proofErr w:type="gramEnd"/>
-      <w:r>
-        <w:t> X-</w:t>
-      </w:r>
-      <w:proofErr w:type="spellStart"/>
-      <w:r>
-        <w:t>Request</w:t>
-      </w:r>
-      <w:proofErr w:type="spellEnd"/>
-      <w:r>
-        <w:t>-Id con UUID o X-Gateway-</w:t>
-      </w:r>
-      <w:proofErr w:type="spellStart"/>
-      <w:r>
-        <w:t>Timestamp</w:t>
-      </w:r>
-      <w:proofErr w:type="spellEnd"/>
-      <w:r>
-        <w:t>).</w:t>
+        <w:t> implementando GlobalFilter y Ordered que agregue un header de trazabilidad a cada request (por ejemplo X-Request-Id con UUID o X-Gateway-Timestamp).</w:t>
       </w:r>
     </w:p>
     <w:p>
@@ -8458,31 +7008,7 @@
         <w:t>1 filtro de ruta específico</w:t>
       </w:r>
       <w:r>
-        <w:t> aplicado a al menos una ruta (</w:t>
-      </w:r>
-      <w:proofErr w:type="spellStart"/>
-      <w:r>
-        <w:t>StripPrefix</w:t>
-      </w:r>
-      <w:proofErr w:type="spellEnd"/>
-      <w:r>
-        <w:t>, </w:t>
-      </w:r>
-      <w:proofErr w:type="spellStart"/>
-      <w:r>
-        <w:t>AddRequestHeader</w:t>
-      </w:r>
-      <w:proofErr w:type="spellEnd"/>
-      <w:r>
-        <w:t>, </w:t>
-      </w:r>
-      <w:proofErr w:type="spellStart"/>
-      <w:r>
-        <w:t>CircuitBreaker</w:t>
-      </w:r>
-      <w:proofErr w:type="spellEnd"/>
-      <w:r>
-        <w:t> u otro de Spring Cloud Gateway).</w:t>
+        <w:t> aplicado a al menos una ruta (StripPrefix, AddRequestHeader, CircuitBreaker u otro de Spring Cloud Gateway).</w:t>
       </w:r>
     </w:p>
     <w:p>
@@ -8669,15 +7195,8 @@
           </w:tcPr>
           <w:p>
             <w:r>
-              <w:t>Mínimo 3 rutas con predicados correctamente definidos en </w:t>
-            </w:r>
-            <w:proofErr w:type="spellStart"/>
-            <w:proofErr w:type="gramStart"/>
-            <w:r>
-              <w:t>application.yaml</w:t>
-            </w:r>
-            <w:proofErr w:type="spellEnd"/>
-            <w:proofErr w:type="gramEnd"/>
+              <w:t>Mínimo 3 rutas con predicados correctamente definidos en application.yaml</w:t>
+            </w:r>
           </w:p>
         </w:tc>
         <w:tc>
@@ -8727,21 +7246,8 @@
             <w:hideMark/>
           </w:tcPr>
           <w:p>
-            <w:proofErr w:type="spellStart"/>
-            <w:r>
-              <w:t>GlobalFilter</w:t>
-            </w:r>
-            <w:proofErr w:type="spellEnd"/>
-            <w:r>
-              <w:t xml:space="preserve"> personalizado con </w:t>
-            </w:r>
-            <w:proofErr w:type="spellStart"/>
-            <w:r>
-              <w:t>header</w:t>
-            </w:r>
-            <w:proofErr w:type="spellEnd"/>
-            <w:r>
-              <w:t xml:space="preserve"> de trazabilidad aplicado a todas las solicitudes</w:t>
+            <w:r>
+              <w:t>GlobalFilter personalizado con header de trazabilidad aplicado a todas las solicitudes</w:t>
             </w:r>
           </w:p>
         </w:tc>
@@ -8843,39 +7349,7 @@
           <w:b/>
           <w:bCs/>
         </w:rPr>
-        <w:t xml:space="preserve">Sección 13: </w:t>
-      </w:r>
-      <w:proofErr w:type="spellStart"/>
-      <w:r>
-        <w:rPr>
-          <w:b/>
-          <w:bCs/>
-        </w:rPr>
-        <w:t>Config</w:t>
-      </w:r>
-      <w:proofErr w:type="spellEnd"/>
-      <w:r>
-        <w:rPr>
-          <w:b/>
-          <w:bCs/>
-        </w:rPr>
-        <w:t xml:space="preserve"> Server y </w:t>
-      </w:r>
-      <w:proofErr w:type="spellStart"/>
-      <w:r>
-        <w:rPr>
-          <w:b/>
-          <w:bCs/>
-        </w:rPr>
-        <w:t>Config</w:t>
-      </w:r>
-      <w:proofErr w:type="spellEnd"/>
-      <w:r>
-        <w:rPr>
-          <w:b/>
-          <w:bCs/>
-        </w:rPr>
-        <w:t xml:space="preserve"> Client (15 puntos)</w:t>
+        <w:t>Sección 13: Config Server y Config Client (15 puntos)</w:t>
       </w:r>
     </w:p>
     <w:p>
@@ -8907,15 +7381,7 @@
         </w:numPr>
       </w:pPr>
       <w:r>
-        <w:t>Proyecto </w:t>
-      </w:r>
-      <w:proofErr w:type="spellStart"/>
-      <w:r>
-        <w:t>config</w:t>
-      </w:r>
-      <w:proofErr w:type="spellEnd"/>
-      <w:r>
-        <w:t>-server con @EnableConfigServer apuntando a un repositorio Git local o remoto con archivos de configuración por servicio.</w:t>
+        <w:t>Proyecto config-server con @EnableConfigServer apuntando a un repositorio Git local o remoto con archivos de configuración por servicio.</w:t>
       </w:r>
     </w:p>
     <w:p>
@@ -8936,39 +7402,8 @@
         <w:t>2 microservicios</w:t>
       </w:r>
       <w:r>
-        <w:t xml:space="preserve"> configurados como </w:t>
-      </w:r>
-      <w:proofErr w:type="spellStart"/>
-      <w:r>
-        <w:t>Config</w:t>
-      </w:r>
-      <w:proofErr w:type="spellEnd"/>
-      <w:r>
-        <w:t xml:space="preserve"> Client con </w:t>
-      </w:r>
-      <w:proofErr w:type="spellStart"/>
-      <w:r>
-        <w:t>spring.</w:t>
-      </w:r>
-      <w:proofErr w:type="gramStart"/>
-      <w:r>
-        <w:t>config.import</w:t>
-      </w:r>
-      <w:proofErr w:type="spellEnd"/>
-      <w:proofErr w:type="gramEnd"/>
-      <w:r>
-        <w:t>=</w:t>
-      </w:r>
-      <w:proofErr w:type="spellStart"/>
-      <w:proofErr w:type="gramStart"/>
-      <w:r>
-        <w:t>configserver</w:t>
-      </w:r>
-      <w:proofErr w:type="spellEnd"/>
-      <w:r>
-        <w:t>:.</w:t>
-      </w:r>
-      <w:proofErr w:type="gramEnd"/>
+        <w:t> configurados como Config Client con spring.config.import=configserver:.</w:t>
+      </w:r>
     </w:p>
     <w:p>
       <w:pPr>
@@ -8978,59 +7413,17 @@
         </w:numPr>
       </w:pPr>
       <w:r>
-        <w:t xml:space="preserve">Los </w:t>
-      </w:r>
-      <w:proofErr w:type="spellStart"/>
-      <w:r>
-        <w:t>Config</w:t>
-      </w:r>
-      <w:proofErr w:type="spellEnd"/>
-      <w:r>
-        <w:t xml:space="preserve"> </w:t>
-      </w:r>
-      <w:proofErr w:type="spellStart"/>
-      <w:r>
-        <w:t>Clients</w:t>
-      </w:r>
-      <w:proofErr w:type="spellEnd"/>
-      <w:r>
-        <w:t xml:space="preserve"> deben obtener al menos una propiedad de negocio o de infraestructura </w:t>
-      </w:r>
-      <w:r>
-        <w:rPr>
-          <w:b/>
-          <w:bCs/>
-        </w:rPr>
-        <w:t xml:space="preserve">exclusivamente del </w:t>
-      </w:r>
-      <w:proofErr w:type="spellStart"/>
-      <w:r>
-        <w:rPr>
-          <w:b/>
-          <w:bCs/>
-        </w:rPr>
-        <w:t>Config</w:t>
-      </w:r>
-      <w:proofErr w:type="spellEnd"/>
-      <w:r>
-        <w:rPr>
-          <w:b/>
-          <w:bCs/>
-        </w:rPr>
-        <w:t xml:space="preserve"> Server</w:t>
-      </w:r>
-      <w:r>
-        <w:t> (no de su </w:t>
-      </w:r>
-      <w:proofErr w:type="spellStart"/>
-      <w:proofErr w:type="gramStart"/>
-      <w:r>
-        <w:t>application.yaml</w:t>
-      </w:r>
-      <w:proofErr w:type="spellEnd"/>
-      <w:proofErr w:type="gramEnd"/>
-      <w:r>
-        <w:t> local). Ejemplos: puerto, nombre de base de datos, umbral de negocio configurable.</w:t>
+        <w:t>Los Config Clients deben obtener al menos una propiedad de negocio o de infraestructura </w:t>
+      </w:r>
+      <w:r>
+        <w:rPr>
+          <w:b/>
+          <w:bCs/>
+        </w:rPr>
+        <w:t>exclusivamente del Config Server</w:t>
+      </w:r>
+      <w:r>
+        <w:t> (no de su application.yaml local). Ejemplos: puerto, nombre de base de datos, umbral de negocio configurable.</w:t>
       </w:r>
     </w:p>
     <w:p>
@@ -9042,31 +7435,7 @@
       </w:pPr>
       <w:r>
         <w:lastRenderedPageBreak/>
-        <w:t>Demostración de recarga en caliente: cambiar una propiedad en el repositorio de configuración, llamar a /</w:t>
-      </w:r>
-      <w:proofErr w:type="spellStart"/>
-      <w:r>
-        <w:t>actuator</w:t>
-      </w:r>
-      <w:proofErr w:type="spellEnd"/>
-      <w:r>
-        <w:t>/</w:t>
-      </w:r>
-      <w:proofErr w:type="spellStart"/>
-      <w:r>
-        <w:t>refresh</w:t>
-      </w:r>
-      <w:proofErr w:type="spellEnd"/>
-      <w:r>
-        <w:t> en el servicio afectado (requiere @RefreshScope), y verificar que el valor se actualiza sin reiniciar. Documentar el proceso con el comando </w:t>
-      </w:r>
-      <w:proofErr w:type="spellStart"/>
-      <w:r>
-        <w:t>curl</w:t>
-      </w:r>
-      <w:proofErr w:type="spellEnd"/>
-      <w:r>
-        <w:t> exacto en el README.md.</w:t>
+        <w:t>Demostración de recarga en caliente: cambiar una propiedad en el repositorio de configuración, llamar a /actuator/refresh en el servicio afectado (requiere @RefreshScope), y verificar que el valor se actualiza sin reiniciar. Documentar el proceso con el comando curl exacto en el README.md.</w:t>
       </w:r>
     </w:p>
     <w:p>
@@ -9189,13 +7558,8 @@
             <w:hideMark/>
           </w:tcPr>
           <w:p>
-            <w:proofErr w:type="spellStart"/>
-            <w:r>
-              <w:t>config</w:t>
-            </w:r>
-            <w:proofErr w:type="spellEnd"/>
-            <w:r>
-              <w:t>-server levanta y sirve configuración desde repositorio Git</w:t>
+            <w:r>
+              <w:t>config-server levanta y sirve configuración desde repositorio Git</w:t>
             </w:r>
           </w:p>
         </w:tc>
@@ -9247,15 +7611,7 @@
           </w:tcPr>
           <w:p>
             <w:r>
-              <w:t xml:space="preserve">Mínimo 2 microservicios consumen configuración del </w:t>
-            </w:r>
-            <w:proofErr w:type="spellStart"/>
-            <w:r>
-              <w:t>Config</w:t>
-            </w:r>
-            <w:proofErr w:type="spellEnd"/>
-            <w:r>
-              <w:t xml:space="preserve"> Server correctamente</w:t>
+              <w:t>Mínimo 2 microservicios consumen configuración del Config Server correctamente</w:t>
             </w:r>
           </w:p>
         </w:tc>
@@ -9307,15 +7663,7 @@
           </w:tcPr>
           <w:p>
             <w:r>
-              <w:t xml:space="preserve">Al menos una propiedad de negocio o infraestructura proviene exclusivamente del </w:t>
-            </w:r>
-            <w:proofErr w:type="spellStart"/>
-            <w:r>
-              <w:t>Config</w:t>
-            </w:r>
-            <w:proofErr w:type="spellEnd"/>
-            <w:r>
-              <w:t xml:space="preserve"> Server</w:t>
+              <w:t>Al menos una propiedad de negocio o infraestructura proviene exclusivamente del Config Server</w:t>
             </w:r>
           </w:p>
         </w:tc>
@@ -9367,31 +7715,7 @@
           </w:tcPr>
           <w:p>
             <w:r>
-              <w:t>@RefreshScope + /</w:t>
-            </w:r>
-            <w:proofErr w:type="spellStart"/>
-            <w:r>
-              <w:t>actuator</w:t>
-            </w:r>
-            <w:proofErr w:type="spellEnd"/>
-            <w:r>
-              <w:t>/</w:t>
-            </w:r>
-            <w:proofErr w:type="spellStart"/>
-            <w:r>
-              <w:t>refresh</w:t>
-            </w:r>
-            <w:proofErr w:type="spellEnd"/>
-            <w:r>
-              <w:t> demostrado y documentado con </w:t>
-            </w:r>
-            <w:proofErr w:type="spellStart"/>
-            <w:r>
-              <w:t>curl</w:t>
-            </w:r>
-            <w:proofErr w:type="spellEnd"/>
-            <w:r>
-              <w:t> en el README.md</w:t>
+              <w:t>@RefreshScope + /actuator/refresh demostrado y documentado con curl en el README.md</w:t>
             </w:r>
           </w:p>
         </w:tc>
@@ -9443,25 +7767,7 @@
           <w:bCs/>
           <w:highlight w:val="red"/>
         </w:rPr>
-        <w:t xml:space="preserve">Sección 14: Gestión de Secretos con </w:t>
-      </w:r>
-      <w:proofErr w:type="spellStart"/>
-      <w:r>
-        <w:rPr>
-          <w:b/>
-          <w:bCs/>
-          <w:highlight w:val="red"/>
-        </w:rPr>
-        <w:t>HashiCorp</w:t>
-      </w:r>
-      <w:proofErr w:type="spellEnd"/>
-      <w:r>
-        <w:rPr>
-          <w:b/>
-          <w:bCs/>
-          <w:highlight w:val="red"/>
-        </w:rPr>
-        <w:t xml:space="preserve"> Vault (10 puntos)</w:t>
+        <w:t>Sección 14: Gestión de Secretos con HashiCorp Vault (10 puntos)</w:t>
       </w:r>
     </w:p>
     <w:p>
@@ -9514,35 +7820,7 @@
         <w:rPr>
           <w:highlight w:val="red"/>
         </w:rPr>
-        <w:t>Vault en ejecución en modo desarrollo (</w:t>
-      </w:r>
-      <w:proofErr w:type="spellStart"/>
-      <w:r>
-        <w:rPr>
-          <w:highlight w:val="red"/>
-        </w:rPr>
-        <w:t>vault</w:t>
-      </w:r>
-      <w:proofErr w:type="spellEnd"/>
-      <w:r>
-        <w:rPr>
-          <w:highlight w:val="red"/>
-        </w:rPr>
-        <w:t xml:space="preserve"> server -</w:t>
-      </w:r>
-      <w:proofErr w:type="spellStart"/>
-      <w:r>
-        <w:rPr>
-          <w:highlight w:val="red"/>
-        </w:rPr>
-        <w:t>dev</w:t>
-      </w:r>
-      <w:proofErr w:type="spellEnd"/>
-      <w:r>
-        <w:rPr>
-          <w:highlight w:val="red"/>
-        </w:rPr>
-        <w:t>) o mediante Docker.</w:t>
+        <w:t>Vault en ejecución en modo desarrollo (vault server -dev) o mediante Docker.</w:t>
       </w:r>
     </w:p>
     <w:p>
@@ -9573,35 +7851,7 @@
         <w:rPr>
           <w:highlight w:val="red"/>
         </w:rPr>
-        <w:t> (secreto HMAC) almacenada en Vault (</w:t>
-      </w:r>
-      <w:proofErr w:type="spellStart"/>
-      <w:r>
-        <w:rPr>
-          <w:highlight w:val="red"/>
-        </w:rPr>
-        <w:t>backend</w:t>
-      </w:r>
-      <w:proofErr w:type="spellEnd"/>
-      <w:r>
-        <w:rPr>
-          <w:highlight w:val="red"/>
-        </w:rPr>
-        <w:t> </w:t>
-      </w:r>
-      <w:proofErr w:type="spellStart"/>
-      <w:r>
-        <w:rPr>
-          <w:highlight w:val="red"/>
-        </w:rPr>
-        <w:t>kv</w:t>
-      </w:r>
-      <w:proofErr w:type="spellEnd"/>
-      <w:r>
-        <w:rPr>
-          <w:highlight w:val="red"/>
-        </w:rPr>
-        <w:t>) y leída por el servicio de autenticación usando Spring Cloud Vault.</w:t>
+        <w:t> (secreto HMAC) almacenada en Vault (backend kv) y leída por el servicio de autenticación usando Spring Cloud Vault.</w:t>
       </w:r>
     </w:p>
     <w:p>
@@ -9632,53 +7882,7 @@
         <w:rPr>
           <w:highlight w:val="red"/>
         </w:rPr>
-        <w:t> en ningún </w:t>
-      </w:r>
-      <w:proofErr w:type="spellStart"/>
-      <w:proofErr w:type="gramStart"/>
-      <w:r>
-        <w:rPr>
-          <w:highlight w:val="red"/>
-        </w:rPr>
-        <w:t>application.yaml</w:t>
-      </w:r>
-      <w:proofErr w:type="spellEnd"/>
-      <w:proofErr w:type="gramEnd"/>
-      <w:r>
-        <w:rPr>
-          <w:highlight w:val="red"/>
-        </w:rPr>
-        <w:t>, </w:t>
-      </w:r>
-      <w:proofErr w:type="spellStart"/>
-      <w:proofErr w:type="gramStart"/>
-      <w:r>
-        <w:rPr>
-          <w:highlight w:val="red"/>
-        </w:rPr>
-        <w:t>bootstrap.yaml</w:t>
-      </w:r>
-      <w:proofErr w:type="spellEnd"/>
-      <w:proofErr w:type="gramEnd"/>
-      <w:r>
-        <w:rPr>
-          <w:highlight w:val="red"/>
-        </w:rPr>
-        <w:t xml:space="preserve">, archivo de configuración del </w:t>
-      </w:r>
-      <w:proofErr w:type="spellStart"/>
-      <w:r>
-        <w:rPr>
-          <w:highlight w:val="red"/>
-        </w:rPr>
-        <w:t>Config</w:t>
-      </w:r>
-      <w:proofErr w:type="spellEnd"/>
-      <w:r>
-        <w:rPr>
-          <w:highlight w:val="red"/>
-        </w:rPr>
-        <w:t xml:space="preserve"> Server ni en código fuente. Su ausencia es verificable.</w:t>
+        <w:t> en ningún application.yaml, bootstrap.yaml, archivo de configuración del Config Server ni en código fuente. Su ausencia es verificable.</w:t>
       </w:r>
     </w:p>
     <w:p>
@@ -9695,37 +7899,7 @@
         <w:rPr>
           <w:highlight w:val="red"/>
         </w:rPr>
-        <w:t>Configuración de Spring Cloud Vault en el </w:t>
-      </w:r>
-      <w:proofErr w:type="spellStart"/>
-      <w:proofErr w:type="gramStart"/>
-      <w:r>
-        <w:rPr>
-          <w:highlight w:val="red"/>
-        </w:rPr>
-        <w:t>bootstrap.yaml</w:t>
-      </w:r>
-      <w:proofErr w:type="spellEnd"/>
-      <w:proofErr w:type="gramEnd"/>
-      <w:r>
-        <w:rPr>
-          <w:highlight w:val="red"/>
-        </w:rPr>
-        <w:t xml:space="preserve"> del servicio cliente: dirección de Vault, token de acceso, </w:t>
-      </w:r>
-      <w:proofErr w:type="spellStart"/>
-      <w:r>
-        <w:rPr>
-          <w:highlight w:val="red"/>
-        </w:rPr>
-        <w:t>backend</w:t>
-      </w:r>
-      <w:proofErr w:type="spellEnd"/>
-      <w:r>
-        <w:rPr>
-          <w:highlight w:val="red"/>
-        </w:rPr>
-        <w:t xml:space="preserve"> y ruta del secreto.</w:t>
+        <w:t>Configuración de Spring Cloud Vault en el bootstrap.yaml del servicio cliente: dirección de Vault, token de acceso, backend y ruta del secreto.</w:t>
       </w:r>
     </w:p>
     <w:p>
@@ -9954,17 +8128,7 @@
           <w:p>
             <w:r>
               <w:lastRenderedPageBreak/>
-              <w:t>Configuración de Spring Cloud Vault en </w:t>
-            </w:r>
-            <w:proofErr w:type="spellStart"/>
-            <w:proofErr w:type="gramStart"/>
-            <w:r>
-              <w:t>bootstrap.yaml</w:t>
-            </w:r>
-            <w:proofErr w:type="spellEnd"/>
-            <w:proofErr w:type="gramEnd"/>
-            <w:r>
-              <w:t> correcta y completa</w:t>
+              <w:t>Configuración de Spring Cloud Vault en bootstrap.yaml correcta y completa</w:t>
             </w:r>
           </w:p>
         </w:tc>
@@ -10014,23 +8178,7 @@
           <w:b/>
           <w:bCs/>
         </w:rPr>
-        <w:t xml:space="preserve">Sección 15: Patrones de Resiliencia — </w:t>
-      </w:r>
-      <w:proofErr w:type="spellStart"/>
-      <w:r>
-        <w:rPr>
-          <w:b/>
-          <w:bCs/>
-        </w:rPr>
-        <w:t>Circuit</w:t>
-      </w:r>
-      <w:proofErr w:type="spellEnd"/>
-      <w:r>
-        <w:rPr>
-          <w:b/>
-          <w:bCs/>
-        </w:rPr>
-        <w:t xml:space="preserve"> Breaker (15 puntos)</w:t>
+        <w:t>Sección 15: Patrones de Resiliencia — Circuit Breaker (15 puntos)</w:t>
       </w:r>
     </w:p>
     <w:p>
@@ -10042,15 +8190,7 @@
         <w:t>Qué se evalúa:</w:t>
       </w:r>
       <w:r>
-        <w:t xml:space="preserve"> Resiliencia en la comunicación </w:t>
-      </w:r>
-      <w:proofErr w:type="spellStart"/>
-      <w:r>
-        <w:t>inter-servicio</w:t>
-      </w:r>
-      <w:proofErr w:type="spellEnd"/>
-      <w:r>
-        <w:t xml:space="preserve"> con Resilience4j.</w:t>
+        <w:t> Resiliencia en la comunicación inter-servicio con Resilience4j.</w:t>
       </w:r>
     </w:p>
     <w:p>
@@ -10101,31 +8241,7 @@
         <w:t>1 método</w:t>
       </w:r>
       <w:r>
-        <w:t xml:space="preserve"> de comunicación </w:t>
-      </w:r>
-      <w:proofErr w:type="spellStart"/>
-      <w:r>
-        <w:t>inter-servicio</w:t>
-      </w:r>
-      <w:proofErr w:type="spellEnd"/>
-      <w:r>
-        <w:t>, con un método </w:t>
-      </w:r>
-      <w:proofErr w:type="spellStart"/>
-      <w:r>
-        <w:t>fallback</w:t>
-      </w:r>
-      <w:proofErr w:type="spellEnd"/>
-      <w:r>
-        <w:t xml:space="preserve"> que retorne una respuesta degradada pero funcional. El </w:t>
-      </w:r>
-      <w:proofErr w:type="spellStart"/>
-      <w:r>
-        <w:t>fallback</w:t>
-      </w:r>
-      <w:proofErr w:type="spellEnd"/>
-      <w:r>
-        <w:t xml:space="preserve"> no puede lanzar una excepción genérica.</w:t>
+        <w:t> de comunicación inter-servicio, con un método fallback que retorne una respuesta degradada pero funcional. El fallback no puede lanzar una excepción genérica.</w:t>
       </w:r>
     </w:p>
     <w:p>
@@ -10136,17 +8252,7 @@
         </w:numPr>
       </w:pPr>
       <w:r>
-        <w:t>Configuración en </w:t>
-      </w:r>
-      <w:proofErr w:type="spellStart"/>
-      <w:proofErr w:type="gramStart"/>
-      <w:r>
-        <w:t>application.yaml</w:t>
-      </w:r>
-      <w:proofErr w:type="spellEnd"/>
-      <w:proofErr w:type="gramEnd"/>
-      <w:r>
-        <w:t>:</w:t>
+        <w:t>Configuración en application.yaml:</w:t>
       </w:r>
     </w:p>
     <w:p>
@@ -10156,13 +8262,8 @@
           <w:numId w:val="17"/>
         </w:numPr>
       </w:pPr>
-      <w:proofErr w:type="spellStart"/>
-      <w:r>
-        <w:t>failureRateThreshold</w:t>
-      </w:r>
-      <w:proofErr w:type="spellEnd"/>
-      <w:r>
-        <w:t>: porcentaje de fallos que abre el circuito.</w:t>
+      <w:r>
+        <w:t>failureRateThreshold: porcentaje de fallos que abre el circuito.</w:t>
       </w:r>
     </w:p>
     <w:p>
@@ -10172,13 +8273,8 @@
           <w:numId w:val="17"/>
         </w:numPr>
       </w:pPr>
-      <w:proofErr w:type="spellStart"/>
-      <w:r>
-        <w:t>waitDurationInOpenState</w:t>
-      </w:r>
-      <w:proofErr w:type="spellEnd"/>
-      <w:r>
-        <w:t>: tiempo en estado abierto antes de pasar a Half-Open.</w:t>
+      <w:r>
+        <w:t>waitDurationInOpenState: tiempo en estado abierto antes de pasar a Half-Open.</w:t>
       </w:r>
     </w:p>
     <w:p>
@@ -10188,13 +8284,8 @@
           <w:numId w:val="17"/>
         </w:numPr>
       </w:pPr>
-      <w:proofErr w:type="spellStart"/>
-      <w:r>
-        <w:t>slidingWindowSize</w:t>
-      </w:r>
-      <w:proofErr w:type="spellEnd"/>
-      <w:r>
-        <w:t>: número de llamadas evaluadas.</w:t>
+      <w:r>
+        <w:t>slidingWindowSize: número de llamadas evaluadas.</w:t>
       </w:r>
     </w:p>
     <w:p>
@@ -10215,15 +8306,7 @@
         <w:t>1 patrón adicional</w:t>
       </w:r>
       <w:r>
-        <w:t xml:space="preserve">: @Retry con </w:t>
-      </w:r>
-      <w:proofErr w:type="spellStart"/>
-      <w:r>
-        <w:t>backoff</w:t>
-      </w:r>
-      <w:proofErr w:type="spellEnd"/>
-      <w:r>
-        <w:t xml:space="preserve"> configurable, @RateLimiter o @TimeLimiter.</w:t>
+        <w:t>: @Retry con backoff configurable, @RateLimiter o @TimeLimiter.</w:t>
       </w:r>
     </w:p>
     <w:p>
@@ -10233,29 +8316,8 @@
           <w:numId w:val="17"/>
         </w:numPr>
       </w:pPr>
-      <w:proofErr w:type="spellStart"/>
-      <w:r>
-        <w:t>Endpoint</w:t>
-      </w:r>
-      <w:proofErr w:type="spellEnd"/>
-      <w:r>
-        <w:t> /</w:t>
-      </w:r>
-      <w:proofErr w:type="spellStart"/>
-      <w:r>
-        <w:t>actuator</w:t>
-      </w:r>
-      <w:proofErr w:type="spellEnd"/>
-      <w:r>
-        <w:t>/</w:t>
-      </w:r>
-      <w:proofErr w:type="spellStart"/>
-      <w:r>
-        <w:t>circuitbreakers</w:t>
-      </w:r>
-      <w:proofErr w:type="spellEnd"/>
-      <w:r>
-        <w:t> accesible en el servicio configurado.</w:t>
+      <w:r>
+        <w:t>Endpoint /actuator/circuitbreakers accesible en el servicio configurado.</w:t>
       </w:r>
     </w:p>
     <w:p>
@@ -10379,21 +8441,8 @@
           </w:tcPr>
           <w:p>
             <w:r>
-              <w:t>@CircuitBreaker con </w:t>
-            </w:r>
-            <w:proofErr w:type="spellStart"/>
-            <w:r>
-              <w:t>fallback</w:t>
-            </w:r>
-            <w:proofErr w:type="spellEnd"/>
-            <w:r>
-              <w:t xml:space="preserve"> funcional aplicado en al menos 1 llamada </w:t>
-            </w:r>
-            <w:proofErr w:type="spellStart"/>
-            <w:r>
-              <w:t>inter-servicio</w:t>
-            </w:r>
-            <w:proofErr w:type="spellEnd"/>
+              <w:t>@CircuitBreaker con fallback funcional aplicado en al menos 1 llamada inter-servicio</w:t>
+            </w:r>
           </w:p>
         </w:tc>
         <w:tc>
@@ -10444,15 +8493,7 @@
           </w:tcPr>
           <w:p>
             <w:r>
-              <w:t>Configuración completa en </w:t>
-            </w:r>
-            <w:proofErr w:type="gramStart"/>
-            <w:r>
-              <w:t>application.yaml</w:t>
-            </w:r>
-            <w:proofErr w:type="gramEnd"/>
-            <w:r>
-              <w:t>: failureRateThreshold, waitDurationInOpenState, slidingWindowSize</w:t>
+              <w:t>Configuración completa en application.yaml: failureRateThreshold, waitDurationInOpenState, slidingWindowSize</w:t>
             </w:r>
           </w:p>
         </w:tc>
@@ -10556,23 +8597,7 @@
           </w:tcPr>
           <w:p>
             <w:r>
-              <w:t>/</w:t>
-            </w:r>
-            <w:proofErr w:type="spellStart"/>
-            <w:r>
-              <w:t>actuator</w:t>
-            </w:r>
-            <w:proofErr w:type="spellEnd"/>
-            <w:r>
-              <w:t>/</w:t>
-            </w:r>
-            <w:proofErr w:type="spellStart"/>
-            <w:r>
-              <w:t>circuitbreakers</w:t>
-            </w:r>
-            <w:proofErr w:type="spellEnd"/>
-            <w:r>
-              <w:t> accesible y muestra el estado actual</w:t>
+              <w:t>/actuator/circuitbreakers accesible y muestra el estado actual</w:t>
             </w:r>
           </w:p>
         </w:tc>
@@ -10662,23 +8687,7 @@
           <w:b/>
           <w:bCs/>
         </w:rPr>
-        <w:t xml:space="preserve">1 llamada </w:t>
-      </w:r>
-      <w:proofErr w:type="spellStart"/>
-      <w:r>
-        <w:rPr>
-          <w:b/>
-          <w:bCs/>
-        </w:rPr>
-        <w:t>inter-servicio</w:t>
-      </w:r>
-      <w:proofErr w:type="spellEnd"/>
-      <w:r>
-        <w:rPr>
-          <w:b/>
-          <w:bCs/>
-        </w:rPr>
-        <w:t xml:space="preserve"> real</w:t>
+        <w:t>1 llamada inter-servicio real</w:t>
       </w:r>
       <w:r>
         <w:t> implementada (por ejemplo: el servicio</w:t>
@@ -10879,15 +8888,7 @@
           </w:tcPr>
           <w:p>
             <w:r>
-              <w:t xml:space="preserve">Al menos 1 llamada </w:t>
-            </w:r>
-            <w:proofErr w:type="spellStart"/>
-            <w:r>
-              <w:t>inter-servicio</w:t>
-            </w:r>
-            <w:proofErr w:type="spellEnd"/>
-            <w:r>
-              <w:t xml:space="preserve"> real implementada y funcionando</w:t>
+              <w:t>Al menos 1 llamada inter-servicio real implementada y funcionando</w:t>
             </w:r>
           </w:p>
         </w:tc>
@@ -11046,15 +9047,7 @@
     </w:p>
     <w:p>
       <w:r>
-        <w:t>Todos los </w:t>
-      </w:r>
-      <w:proofErr w:type="spellStart"/>
-      <w:r>
-        <w:t>curl</w:t>
-      </w:r>
-      <w:proofErr w:type="spellEnd"/>
-      <w:r>
-        <w:t> van dirigidos al </w:t>
+        <w:t>Todos los curl van dirigidos al </w:t>
       </w:r>
       <w:r>
         <w:rPr>
@@ -11064,15 +9057,7 @@
         <w:t>API Gateway</w:t>
       </w:r>
       <w:r>
-        <w:t xml:space="preserve"> (localhost:8080), nunca directamente a los microservicios. Adapta las rutas al diseño que hayas implementado; si cambias alguna ruta, documéntala en el README.md. Reemplaza TOKEN por el JWT obtenido en el caso de </w:t>
-      </w:r>
-      <w:proofErr w:type="spellStart"/>
-      <w:r>
-        <w:t>login</w:t>
-      </w:r>
-      <w:proofErr w:type="spellEnd"/>
-      <w:r>
-        <w:t>. Reemplaza {id} por el UUID real del recurso.</w:t>
+        <w:t> (localhost:8080), nunca directamente a los microservicios. Adapta las rutas al diseño que hayas implementado; si cambias alguna ruta, documéntala en el README.md. Reemplaza TOKEN por el JWT obtenido en el caso de login. Reemplaza {id} por el UUID real del recurso.</w:t>
       </w:r>
     </w:p>
     <w:p>
@@ -11107,86 +9092,23 @@
       </w:r>
     </w:p>
     <w:p>
-      <w:proofErr w:type="spellStart"/>
-      <w:r>
-        <w:t>curl</w:t>
-      </w:r>
-      <w:proofErr w:type="spellEnd"/>
-      <w:r>
-        <w:t xml:space="preserve"> -s -X POST http://localhost:8080/api/v1/auth/register \</w:t>
-      </w:r>
-    </w:p>
-    <w:p>
-      <w:r>
-        <w:t xml:space="preserve">  -H "Content-</w:t>
-      </w:r>
-      <w:proofErr w:type="spellStart"/>
-      <w:r>
-        <w:t>Type</w:t>
-      </w:r>
-      <w:proofErr w:type="spellEnd"/>
-      <w:r>
-        <w:t xml:space="preserve">: </w:t>
-      </w:r>
-      <w:proofErr w:type="spellStart"/>
-      <w:r>
-        <w:t>application</w:t>
-      </w:r>
-      <w:proofErr w:type="spellEnd"/>
-      <w:r>
-        <w:t>/</w:t>
-      </w:r>
-      <w:proofErr w:type="spellStart"/>
-      <w:r>
-        <w:t>json</w:t>
-      </w:r>
-      <w:proofErr w:type="spellEnd"/>
-      <w:r>
-        <w:t>" \</w:t>
-      </w:r>
-    </w:p>
-    <w:p>
-      <w:r>
-        <w:t xml:space="preserve">  -d '{"</w:t>
-      </w:r>
-      <w:proofErr w:type="spellStart"/>
-      <w:r>
-        <w:t>nombre":"Carlos</w:t>
-      </w:r>
-      <w:proofErr w:type="spellEnd"/>
-      <w:r>
-        <w:t xml:space="preserve"> Quispe","email":"carlos@rapidocourier.pe","password":"Segura123!","role":"OPERADOR"}' | </w:t>
-      </w:r>
-      <w:proofErr w:type="spellStart"/>
-      <w:proofErr w:type="gramStart"/>
-      <w:r>
-        <w:t>jq</w:t>
-      </w:r>
-      <w:proofErr w:type="spellEnd"/>
-      <w:r>
-        <w:t xml:space="preserve"> .</w:t>
-      </w:r>
-      <w:proofErr w:type="gramEnd"/>
-    </w:p>
-    <w:p>
-      <w:r>
-        <w:t xml:space="preserve">Esperado: 201 </w:t>
-      </w:r>
-      <w:proofErr w:type="spellStart"/>
-      <w:r>
-        <w:t>Created</w:t>
-      </w:r>
-      <w:proofErr w:type="spellEnd"/>
-      <w:r>
-        <w:t> — </w:t>
-      </w:r>
-      <w:proofErr w:type="spellStart"/>
-      <w:r>
-        <w:t>success</w:t>
-      </w:r>
-      <w:proofErr w:type="spellEnd"/>
-      <w:r>
-        <w:t>: true, JWT en data.</w:t>
+      <w:r>
+        <w:t>curl -s -X POST http://localhost:8080/api/v1/auth/register \</w:t>
+      </w:r>
+    </w:p>
+    <w:p>
+      <w:r>
+        <w:t xml:space="preserve">  -H "Content-Type: application/json" \</w:t>
+      </w:r>
+    </w:p>
+    <w:p>
+      <w:r>
+        <w:t xml:space="preserve">  -d '{"nombre":"Carlos Quispe","email":"carlos@rapidocourier.pe","password":"Segura123!","role":"OPERADOR"}' | jq .</w:t>
+      </w:r>
+    </w:p>
+    <w:p>
+      <w:r>
+        <w:t>Esperado: 201 Created — success: true, JWT en data.</w:t>
       </w:r>
     </w:p>
     <w:p>
@@ -11199,71 +9121,24 @@
       </w:r>
     </w:p>
     <w:p>
-      <w:proofErr w:type="spellStart"/>
-      <w:r>
-        <w:t>curl</w:t>
-      </w:r>
-      <w:proofErr w:type="spellEnd"/>
-      <w:r>
-        <w:t xml:space="preserve"> -s -X POST http://localhost:8080/api/v1/auth/login \</w:t>
+      <w:r>
+        <w:t>curl -s -X POST http://localhost:8080/api/v1/auth/login \</w:t>
       </w:r>
     </w:p>
     <w:p>
       <w:r>
         <w:lastRenderedPageBreak/>
-        <w:t xml:space="preserve">  -H "Content-</w:t>
-      </w:r>
-      <w:proofErr w:type="spellStart"/>
-      <w:r>
-        <w:t>Type</w:t>
-      </w:r>
-      <w:proofErr w:type="spellEnd"/>
-      <w:r>
-        <w:t xml:space="preserve">: </w:t>
-      </w:r>
-      <w:proofErr w:type="spellStart"/>
-      <w:r>
-        <w:t>application</w:t>
-      </w:r>
-      <w:proofErr w:type="spellEnd"/>
-      <w:r>
-        <w:t>/</w:t>
-      </w:r>
-      <w:proofErr w:type="spellStart"/>
-      <w:r>
-        <w:t>json</w:t>
-      </w:r>
-      <w:proofErr w:type="spellEnd"/>
-      <w:r>
-        <w:t>" \</w:t>
-      </w:r>
-    </w:p>
-    <w:p>
-      <w:r>
-        <w:t xml:space="preserve">  -d '{"email":"carlos@rapidocourier.pe","password":"Segura123!"}' | </w:t>
-      </w:r>
-      <w:proofErr w:type="spellStart"/>
-      <w:proofErr w:type="gramStart"/>
-      <w:r>
-        <w:t>jq</w:t>
-      </w:r>
-      <w:proofErr w:type="spellEnd"/>
-      <w:r>
-        <w:t xml:space="preserve"> .</w:t>
-      </w:r>
-      <w:proofErr w:type="gramEnd"/>
-    </w:p>
-    <w:p>
-      <w:r>
-        <w:t>Esperado: 200 OK — </w:t>
-      </w:r>
-      <w:proofErr w:type="spellStart"/>
-      <w:r>
-        <w:t>success</w:t>
-      </w:r>
-      <w:proofErr w:type="spellEnd"/>
-      <w:r>
-        <w:t>: true, JWT válido en data.</w:t>
+        <w:t xml:space="preserve">  -H "Content-Type: application/json" \</w:t>
+      </w:r>
+    </w:p>
+    <w:p>
+      <w:r>
+        <w:t xml:space="preserve">  -d '{"email":"carlos@rapidocourier.pe","password":"Segura123!"}' | jq .</w:t>
+      </w:r>
+    </w:p>
+    <w:p>
+      <w:r>
+        <w:t>Esperado: 200 OK — success: true, JWT válido en data.</w:t>
       </w:r>
     </w:p>
     <w:p>
@@ -11276,86 +9151,23 @@
       </w:r>
     </w:p>
     <w:p>
-      <w:proofErr w:type="spellStart"/>
-      <w:r>
-        <w:t>curl</w:t>
-      </w:r>
-      <w:proofErr w:type="spellEnd"/>
-      <w:r>
-        <w:t xml:space="preserve"> -s -X POST http://localhost:8080/api/v1/auth/login \</w:t>
-      </w:r>
-    </w:p>
-    <w:p>
-      <w:r>
-        <w:t xml:space="preserve">  -H "Content-</w:t>
-      </w:r>
-      <w:proofErr w:type="spellStart"/>
-      <w:r>
-        <w:t>Type</w:t>
-      </w:r>
-      <w:proofErr w:type="spellEnd"/>
-      <w:r>
-        <w:t xml:space="preserve">: </w:t>
-      </w:r>
-      <w:proofErr w:type="spellStart"/>
-      <w:r>
-        <w:t>application</w:t>
-      </w:r>
-      <w:proofErr w:type="spellEnd"/>
-      <w:r>
-        <w:t>/</w:t>
-      </w:r>
-      <w:proofErr w:type="spellStart"/>
-      <w:r>
-        <w:t>json</w:t>
-      </w:r>
-      <w:proofErr w:type="spellEnd"/>
-      <w:r>
-        <w:t>" \</w:t>
-      </w:r>
-    </w:p>
-    <w:p>
-      <w:r>
-        <w:t xml:space="preserve">  -d '{"email":"carlos@rapidocourier.pe","</w:t>
-      </w:r>
-      <w:proofErr w:type="spellStart"/>
-      <w:r>
-        <w:t>password</w:t>
-      </w:r>
-      <w:proofErr w:type="spellEnd"/>
-      <w:r>
-        <w:t xml:space="preserve">":"incorrecta"}' | </w:t>
-      </w:r>
-      <w:proofErr w:type="spellStart"/>
-      <w:proofErr w:type="gramStart"/>
-      <w:r>
-        <w:t>jq</w:t>
-      </w:r>
-      <w:proofErr w:type="spellEnd"/>
-      <w:r>
-        <w:t xml:space="preserve"> .</w:t>
-      </w:r>
-      <w:proofErr w:type="gramEnd"/>
-    </w:p>
-    <w:p>
-      <w:r>
-        <w:t xml:space="preserve">Esperado: 401 </w:t>
-      </w:r>
-      <w:proofErr w:type="spellStart"/>
-      <w:r>
-        <w:t>Unauthorized</w:t>
-      </w:r>
-      <w:proofErr w:type="spellEnd"/>
-      <w:r>
-        <w:t> — </w:t>
-      </w:r>
-      <w:proofErr w:type="spellStart"/>
-      <w:r>
-        <w:t>success</w:t>
-      </w:r>
-      <w:proofErr w:type="spellEnd"/>
-      <w:r>
-        <w:t>: false.</w:t>
+      <w:r>
+        <w:t>curl -s -X POST http://localhost:8080/api/v1/auth/login \</w:t>
+      </w:r>
+    </w:p>
+    <w:p>
+      <w:r>
+        <w:t xml:space="preserve">  -H "Content-Type: application/json" \</w:t>
+      </w:r>
+    </w:p>
+    <w:p>
+      <w:r>
+        <w:t xml:space="preserve">  -d '{"email":"carlos@rapidocourier.pe","password":"incorrecta"}' | jq .</w:t>
+      </w:r>
+    </w:p>
+    <w:p>
+      <w:r>
+        <w:t>Esperado: 401 Unauthorized — success: false.</w:t>
       </w:r>
     </w:p>
     <w:p>
@@ -11390,91 +9202,28 @@
       </w:r>
     </w:p>
     <w:p>
-      <w:proofErr w:type="spellStart"/>
-      <w:r>
-        <w:t>curl</w:t>
-      </w:r>
-      <w:proofErr w:type="spellEnd"/>
-      <w:r>
-        <w:t xml:space="preserve"> -s -X POST http://localhost:8080/api/v1/clientes \</w:t>
-      </w:r>
-    </w:p>
-    <w:p>
-      <w:r>
-        <w:t xml:space="preserve">  -H "Content-</w:t>
-      </w:r>
-      <w:proofErr w:type="spellStart"/>
-      <w:r>
-        <w:t>Type</w:t>
-      </w:r>
-      <w:proofErr w:type="spellEnd"/>
-      <w:r>
-        <w:t xml:space="preserve">: </w:t>
-      </w:r>
-      <w:proofErr w:type="spellStart"/>
-      <w:r>
-        <w:t>application</w:t>
-      </w:r>
-      <w:proofErr w:type="spellEnd"/>
-      <w:r>
-        <w:t>/</w:t>
-      </w:r>
-      <w:proofErr w:type="spellStart"/>
-      <w:r>
-        <w:t>json</w:t>
-      </w:r>
-      <w:proofErr w:type="spellEnd"/>
-      <w:r>
-        <w:t>" \</w:t>
-      </w:r>
-    </w:p>
-    <w:p>
-      <w:r>
-        <w:t xml:space="preserve">  -H "</w:t>
-      </w:r>
-      <w:proofErr w:type="spellStart"/>
-      <w:r>
-        <w:t>Authorization</w:t>
-      </w:r>
-      <w:proofErr w:type="spellEnd"/>
-      <w:r>
-        <w:t>: Bearer TOKEN" \</w:t>
-      </w:r>
-    </w:p>
-    <w:p>
-      <w:r>
-        <w:t xml:space="preserve">  -d '{"dni":"12345678","email":"ana.flores@correo.com","telefono":"987654321"}' | </w:t>
-      </w:r>
-      <w:proofErr w:type="spellStart"/>
-      <w:proofErr w:type="gramStart"/>
-      <w:r>
-        <w:t>jq</w:t>
-      </w:r>
-      <w:proofErr w:type="spellEnd"/>
-      <w:r>
-        <w:t xml:space="preserve"> .</w:t>
-      </w:r>
-      <w:proofErr w:type="gramEnd"/>
-    </w:p>
-    <w:p>
-      <w:r>
-        <w:t xml:space="preserve">Esperado: 201 </w:t>
-      </w:r>
-      <w:proofErr w:type="spellStart"/>
-      <w:r>
-        <w:t>Created</w:t>
-      </w:r>
-      <w:proofErr w:type="spellEnd"/>
-      <w:r>
-        <w:t xml:space="preserve"> — nombre completo obtenido de RENIEC visible en data; el campo nombre no estaba en el </w:t>
-      </w:r>
-      <w:proofErr w:type="spellStart"/>
-      <w:r>
-        <w:t>request</w:t>
-      </w:r>
-      <w:proofErr w:type="spellEnd"/>
-      <w:r>
-        <w:t>.</w:t>
+      <w:r>
+        <w:t>curl -s -X POST http://localhost:8080/api/v1/clientes \</w:t>
+      </w:r>
+    </w:p>
+    <w:p>
+      <w:r>
+        <w:t xml:space="preserve">  -H "Content-Type: application/json" \</w:t>
+      </w:r>
+    </w:p>
+    <w:p>
+      <w:r>
+        <w:t xml:space="preserve">  -H "Authorization: Bearer TOKEN" \</w:t>
+      </w:r>
+    </w:p>
+    <w:p>
+      <w:r>
+        <w:t xml:space="preserve">  -d '{"dni":"12345678","email":"ana.flores@correo.com","telefono":"987654321"}' | jq .</w:t>
+      </w:r>
+    </w:p>
+    <w:p>
+      <w:r>
+        <w:t>Esperado: 201 Created — nombre completo obtenido de RENIEC visible en data; el campo nombre no estaba en el request.</w:t>
       </w:r>
     </w:p>
     <w:p>
@@ -11487,91 +9236,28 @@
       </w:r>
     </w:p>
     <w:p>
-      <w:proofErr w:type="spellStart"/>
-      <w:r>
-        <w:t>curl</w:t>
-      </w:r>
-      <w:proofErr w:type="spellEnd"/>
-      <w:r>
-        <w:t xml:space="preserve"> -s -X POST http://localhost:8080/api/v1/clientes \</w:t>
-      </w:r>
-    </w:p>
-    <w:p>
-      <w:r>
-        <w:t xml:space="preserve">  -H "Content-</w:t>
-      </w:r>
-      <w:proofErr w:type="spellStart"/>
-      <w:r>
-        <w:t>Type</w:t>
-      </w:r>
-      <w:proofErr w:type="spellEnd"/>
-      <w:r>
-        <w:t xml:space="preserve">: </w:t>
-      </w:r>
-      <w:proofErr w:type="spellStart"/>
-      <w:r>
-        <w:t>application</w:t>
-      </w:r>
-      <w:proofErr w:type="spellEnd"/>
-      <w:r>
-        <w:t>/</w:t>
-      </w:r>
-      <w:proofErr w:type="spellStart"/>
-      <w:r>
-        <w:t>json</w:t>
-      </w:r>
-      <w:proofErr w:type="spellEnd"/>
-      <w:r>
-        <w:t>" \</w:t>
-      </w:r>
-    </w:p>
-    <w:p>
-      <w:r>
-        <w:t xml:space="preserve">  -H "</w:t>
-      </w:r>
-      <w:proofErr w:type="spellStart"/>
-      <w:r>
-        <w:t>Authorization</w:t>
-      </w:r>
-      <w:proofErr w:type="spellEnd"/>
-      <w:r>
-        <w:t>: Bearer TOKEN" \</w:t>
-      </w:r>
-    </w:p>
-    <w:p>
-      <w:r>
-        <w:t xml:space="preserve">  -d '{"dni":"87654321","email":"ana.flores@correo.com","telefono":"999888777"}' | </w:t>
-      </w:r>
-      <w:proofErr w:type="spellStart"/>
-      <w:proofErr w:type="gramStart"/>
-      <w:r>
-        <w:t>jq</w:t>
-      </w:r>
-      <w:proofErr w:type="spellEnd"/>
-      <w:r>
-        <w:t xml:space="preserve"> .</w:t>
-      </w:r>
-      <w:proofErr w:type="gramEnd"/>
-    </w:p>
-    <w:p>
-      <w:r>
-        <w:t xml:space="preserve">Esperado: 409 </w:t>
-      </w:r>
-      <w:proofErr w:type="spellStart"/>
-      <w:r>
-        <w:t>Conflict</w:t>
-      </w:r>
-      <w:proofErr w:type="spellEnd"/>
-      <w:r>
-        <w:t> — </w:t>
-      </w:r>
-      <w:proofErr w:type="spellStart"/>
-      <w:r>
-        <w:t>success</w:t>
-      </w:r>
-      <w:proofErr w:type="spellEnd"/>
-      <w:r>
-        <w:t>: false, mensaje indica email ya registrado.</w:t>
+      <w:r>
+        <w:t>curl -s -X POST http://localhost:8080/api/v1/clientes \</w:t>
+      </w:r>
+    </w:p>
+    <w:p>
+      <w:r>
+        <w:t xml:space="preserve">  -H "Content-Type: application/json" \</w:t>
+      </w:r>
+    </w:p>
+    <w:p>
+      <w:r>
+        <w:t xml:space="preserve">  -H "Authorization: Bearer TOKEN" \</w:t>
+      </w:r>
+    </w:p>
+    <w:p>
+      <w:r>
+        <w:t xml:space="preserve">  -d '{"dni":"87654321","email":"ana.flores@correo.com","telefono":"999888777"}' | jq .</w:t>
+      </w:r>
+    </w:p>
+    <w:p>
+      <w:r>
+        <w:t>Esperado: 409 Conflict — success: false, mensaje indica email ya registrado.</w:t>
       </w:r>
     </w:p>
     <w:p>
@@ -11584,91 +9270,28 @@
       </w:r>
     </w:p>
     <w:p>
-      <w:proofErr w:type="spellStart"/>
-      <w:r>
-        <w:t>curl</w:t>
-      </w:r>
-      <w:proofErr w:type="spellEnd"/>
-      <w:r>
-        <w:t xml:space="preserve"> -s -X POST http://localhost:8080/api/v1/clientes \</w:t>
-      </w:r>
-    </w:p>
-    <w:p>
-      <w:r>
-        <w:t xml:space="preserve">  -H "Content-</w:t>
-      </w:r>
-      <w:proofErr w:type="spellStart"/>
-      <w:r>
-        <w:t>Type</w:t>
-      </w:r>
-      <w:proofErr w:type="spellEnd"/>
-      <w:r>
-        <w:t xml:space="preserve">: </w:t>
-      </w:r>
-      <w:proofErr w:type="spellStart"/>
-      <w:r>
-        <w:t>application</w:t>
-      </w:r>
-      <w:proofErr w:type="spellEnd"/>
-      <w:r>
-        <w:t>/</w:t>
-      </w:r>
-      <w:proofErr w:type="spellStart"/>
-      <w:r>
-        <w:t>json</w:t>
-      </w:r>
-      <w:proofErr w:type="spellEnd"/>
-      <w:r>
-        <w:t>" \</w:t>
-      </w:r>
-    </w:p>
-    <w:p>
-      <w:r>
-        <w:t xml:space="preserve">  -H "</w:t>
-      </w:r>
-      <w:proofErr w:type="spellStart"/>
-      <w:r>
-        <w:t>Authorization</w:t>
-      </w:r>
-      <w:proofErr w:type="spellEnd"/>
-      <w:r>
-        <w:t>: Bearer TOKEN" \</w:t>
-      </w:r>
-    </w:p>
-    <w:p>
-      <w:r>
-        <w:t xml:space="preserve">  -d '{"dni":"123","email":"correo-invalido","telefono":""}' | </w:t>
-      </w:r>
-      <w:proofErr w:type="spellStart"/>
-      <w:proofErr w:type="gramStart"/>
-      <w:r>
-        <w:t>jq</w:t>
-      </w:r>
-      <w:proofErr w:type="spellEnd"/>
-      <w:r>
-        <w:t xml:space="preserve"> .</w:t>
-      </w:r>
-      <w:proofErr w:type="gramEnd"/>
-    </w:p>
-    <w:p>
-      <w:r>
-        <w:t xml:space="preserve">Esperado: 400 Bad </w:t>
-      </w:r>
-      <w:proofErr w:type="spellStart"/>
-      <w:r>
-        <w:t>Request</w:t>
-      </w:r>
-      <w:proofErr w:type="spellEnd"/>
-      <w:r>
-        <w:t> — </w:t>
-      </w:r>
-      <w:proofErr w:type="spellStart"/>
-      <w:r>
-        <w:t>success</w:t>
-      </w:r>
-      <w:proofErr w:type="spellEnd"/>
-      <w:r>
-        <w:t>: false, data con mapa de errores agrupado por campo.</w:t>
+      <w:r>
+        <w:t>curl -s -X POST http://localhost:8080/api/v1/clientes \</w:t>
+      </w:r>
+    </w:p>
+    <w:p>
+      <w:r>
+        <w:t xml:space="preserve">  -H "Content-Type: application/json" \</w:t>
+      </w:r>
+    </w:p>
+    <w:p>
+      <w:r>
+        <w:t xml:space="preserve">  -H "Authorization: Bearer TOKEN" \</w:t>
+      </w:r>
+    </w:p>
+    <w:p>
+      <w:r>
+        <w:t xml:space="preserve">  -d '{"dni":"123","email":"correo-invalido","telefono":""}' | jq .</w:t>
+      </w:r>
+    </w:p>
+    <w:p>
+      <w:r>
+        <w:t>Esperado: 400 Bad Request — success: false, data con mapa de errores agrupado por campo.</w:t>
       </w:r>
     </w:p>
     <w:p>
@@ -11704,55 +9327,18 @@
       </w:r>
     </w:p>
     <w:p>
-      <w:proofErr w:type="spellStart"/>
-      <w:r>
-        <w:t>curl</w:t>
-      </w:r>
-      <w:proofErr w:type="spellEnd"/>
-      <w:r>
-        <w:t xml:space="preserve"> -s -X POST http://localhost:8080/api/v1/paquetes \</w:t>
-      </w:r>
-    </w:p>
-    <w:p>
-      <w:r>
-        <w:t xml:space="preserve">  -H "Content-</w:t>
-      </w:r>
-      <w:proofErr w:type="spellStart"/>
-      <w:r>
-        <w:t>Type</w:t>
-      </w:r>
-      <w:proofErr w:type="spellEnd"/>
-      <w:r>
-        <w:t xml:space="preserve">: </w:t>
-      </w:r>
-      <w:proofErr w:type="spellStart"/>
-      <w:r>
-        <w:t>application</w:t>
-      </w:r>
-      <w:proofErr w:type="spellEnd"/>
-      <w:r>
-        <w:t>/</w:t>
-      </w:r>
-      <w:proofErr w:type="spellStart"/>
-      <w:r>
-        <w:t>json</w:t>
-      </w:r>
-      <w:proofErr w:type="spellEnd"/>
-      <w:r>
-        <w:t>" \</w:t>
-      </w:r>
-    </w:p>
-    <w:p>
-      <w:r>
-        <w:t xml:space="preserve">  -H "</w:t>
-      </w:r>
-      <w:proofErr w:type="spellStart"/>
-      <w:r>
-        <w:t>Authorization</w:t>
-      </w:r>
-      <w:proofErr w:type="spellEnd"/>
-      <w:r>
-        <w:t>: Bearer TOKEN" \</w:t>
+      <w:r>
+        <w:t>curl -s -X POST http://localhost:8080/api/v1/paquetes \</w:t>
+      </w:r>
+    </w:p>
+    <w:p>
+      <w:r>
+        <w:t xml:space="preserve">  -H "Content-Type: application/json" \</w:t>
+      </w:r>
+    </w:p>
+    <w:p>
+      <w:r>
+        <w:t xml:space="preserve">  -H "Authorization: Bearer TOKEN" \</w:t>
       </w:r>
     </w:p>
     <w:p>
@@ -11762,15 +9348,7 @@
     </w:p>
     <w:p>
       <w:r>
-        <w:t xml:space="preserve">    "</w:t>
-      </w:r>
-      <w:proofErr w:type="spellStart"/>
-      <w:r>
-        <w:t>descripcion</w:t>
-      </w:r>
-      <w:proofErr w:type="spellEnd"/>
-      <w:r>
-        <w:t>":"Documentos legales",</w:t>
+        <w:t xml:space="preserve">    "descripcion":"Documentos legales",</w:t>
       </w:r>
     </w:p>
     <w:p>
@@ -11785,28 +9363,12 @@
     </w:p>
     <w:p>
       <w:r>
-        <w:t xml:space="preserve">    "</w:t>
-      </w:r>
-      <w:proofErr w:type="spellStart"/>
-      <w:r>
-        <w:t>sucursalOrigen</w:t>
-      </w:r>
-      <w:proofErr w:type="spellEnd"/>
-      <w:r>
-        <w:t>":"Lima",</w:t>
-      </w:r>
-    </w:p>
-    <w:p>
-      <w:r>
-        <w:t xml:space="preserve">    "</w:t>
-      </w:r>
-      <w:proofErr w:type="spellStart"/>
-      <w:r>
-        <w:t>sucursalDestino</w:t>
-      </w:r>
-      <w:proofErr w:type="spellEnd"/>
-      <w:r>
-        <w:t>":"Arequipa",</w:t>
+        <w:t xml:space="preserve">    "sucursalOrigen":"Lima",</w:t>
+      </w:r>
+    </w:p>
+    <w:p>
+      <w:r>
+        <w:t xml:space="preserve">    "sucursalDestino":"Arequipa",</w:t>
       </w:r>
     </w:p>
     <w:p>
@@ -11821,30 +9383,12 @@
     </w:p>
     <w:p>
       <w:r>
-        <w:t xml:space="preserve">  }' | </w:t>
-      </w:r>
-      <w:proofErr w:type="spellStart"/>
-      <w:proofErr w:type="gramStart"/>
-      <w:r>
-        <w:t>jq</w:t>
-      </w:r>
-      <w:proofErr w:type="spellEnd"/>
-      <w:r>
-        <w:t xml:space="preserve"> .</w:t>
-      </w:r>
-      <w:proofErr w:type="gramEnd"/>
-    </w:p>
-    <w:p>
-      <w:r>
-        <w:t xml:space="preserve">Esperado: 201 </w:t>
-      </w:r>
-      <w:proofErr w:type="spellStart"/>
-      <w:r>
-        <w:t>Created</w:t>
-      </w:r>
-      <w:proofErr w:type="spellEnd"/>
-      <w:r>
-        <w:t> — código de rastreo generado y tarifa calculada visibles en data.</w:t>
+        <w:t xml:space="preserve">  }' | jq .</w:t>
+      </w:r>
+    </w:p>
+    <w:p>
+      <w:r>
+        <w:t>Esperado: 201 Created — código de rastreo generado y tarifa calculada visibles en data.</w:t>
       </w:r>
     </w:p>
     <w:p>
@@ -11857,104 +9401,28 @@
       </w:r>
     </w:p>
     <w:p>
-      <w:proofErr w:type="spellStart"/>
-      <w:r>
-        <w:t>curl</w:t>
-      </w:r>
-      <w:proofErr w:type="spellEnd"/>
-      <w:r>
-        <w:t xml:space="preserve"> -s -X POST http://localhost:8080/api/v1/paquetes \</w:t>
-      </w:r>
-    </w:p>
-    <w:p>
-      <w:r>
-        <w:t xml:space="preserve">  -H "Content-</w:t>
-      </w:r>
-      <w:proofErr w:type="spellStart"/>
-      <w:r>
-        <w:t>Type</w:t>
-      </w:r>
-      <w:proofErr w:type="spellEnd"/>
-      <w:r>
-        <w:t xml:space="preserve">: </w:t>
-      </w:r>
-      <w:proofErr w:type="spellStart"/>
-      <w:r>
-        <w:t>application</w:t>
-      </w:r>
-      <w:proofErr w:type="spellEnd"/>
-      <w:r>
-        <w:t>/</w:t>
-      </w:r>
-      <w:proofErr w:type="spellStart"/>
-      <w:r>
-        <w:t>json</w:t>
-      </w:r>
-      <w:proofErr w:type="spellEnd"/>
-      <w:r>
-        <w:t>" \</w:t>
-      </w:r>
-    </w:p>
-    <w:p>
-      <w:r>
-        <w:t xml:space="preserve">  -H "</w:t>
-      </w:r>
-      <w:proofErr w:type="spellStart"/>
-      <w:r>
-        <w:t>Authorization</w:t>
-      </w:r>
-      <w:proofErr w:type="spellEnd"/>
-      <w:r>
-        <w:t>: Bearer TOKEN" \</w:t>
-      </w:r>
-    </w:p>
-    <w:p>
-      <w:r>
-        <w:t xml:space="preserve">  -d '{"</w:t>
-      </w:r>
-      <w:proofErr w:type="spellStart"/>
-      <w:r>
-        <w:t>descripcion</w:t>
-      </w:r>
-      <w:proofErr w:type="spellEnd"/>
-      <w:r>
-        <w:t>":"","</w:t>
-      </w:r>
-      <w:proofErr w:type="spellStart"/>
-      <w:r>
-        <w:t>pesoKg</w:t>
-      </w:r>
-      <w:proofErr w:type="spellEnd"/>
-      <w:proofErr w:type="gramStart"/>
-      <w:r>
-        <w:t>":-</w:t>
-      </w:r>
-      <w:proofErr w:type="gramEnd"/>
-      <w:r>
-        <w:t xml:space="preserve">1,"valorDeclarado":0}' | </w:t>
-      </w:r>
-      <w:proofErr w:type="spellStart"/>
-      <w:proofErr w:type="gramStart"/>
-      <w:r>
-        <w:t>jq</w:t>
-      </w:r>
-      <w:proofErr w:type="spellEnd"/>
-      <w:r>
-        <w:t xml:space="preserve"> .</w:t>
-      </w:r>
-      <w:proofErr w:type="gramEnd"/>
-    </w:p>
-    <w:p>
-      <w:r>
-        <w:t xml:space="preserve">Esperado: 400 Bad </w:t>
-      </w:r>
-      <w:proofErr w:type="spellStart"/>
-      <w:r>
-        <w:t>Request</w:t>
-      </w:r>
-      <w:proofErr w:type="spellEnd"/>
-      <w:r>
-        <w:t> — mapa de errores por campo en data.</w:t>
+      <w:r>
+        <w:t>curl -s -X POST http://localhost:8080/api/v1/paquetes \</w:t>
+      </w:r>
+    </w:p>
+    <w:p>
+      <w:r>
+        <w:t xml:space="preserve">  -H "Content-Type: application/json" \</w:t>
+      </w:r>
+    </w:p>
+    <w:p>
+      <w:r>
+        <w:t xml:space="preserve">  -H "Authorization: Bearer TOKEN" \</w:t>
+      </w:r>
+    </w:p>
+    <w:p>
+      <w:r>
+        <w:t xml:space="preserve">  -d '{"descripcion":"","pesoKg":-1,"valorDeclarado":0}' | jq .</w:t>
+      </w:r>
+    </w:p>
+    <w:p>
+      <w:r>
+        <w:t>Esperado: 400 Bad Request — mapa de errores por campo en data.</w:t>
       </w:r>
     </w:p>
     <w:p>
@@ -11967,37 +9435,14 @@
       </w:r>
     </w:p>
     <w:p>
-      <w:proofErr w:type="spellStart"/>
-      <w:r>
-        <w:t>curl</w:t>
-      </w:r>
-      <w:proofErr w:type="spellEnd"/>
-      <w:r>
-        <w:t xml:space="preserve"> -s -X GET http://localhost:8080/api/v1/paquetes/{id} \</w:t>
-      </w:r>
-    </w:p>
-    <w:p>
-      <w:r>
-        <w:t xml:space="preserve">  -H "</w:t>
-      </w:r>
-      <w:proofErr w:type="spellStart"/>
-      <w:r>
-        <w:t>Authorization</w:t>
-      </w:r>
-      <w:proofErr w:type="spellEnd"/>
-      <w:r>
-        <w:t xml:space="preserve">: Bearer TOKEN" | </w:t>
-      </w:r>
-      <w:proofErr w:type="spellStart"/>
-      <w:proofErr w:type="gramStart"/>
-      <w:r>
-        <w:t>jq</w:t>
-      </w:r>
-      <w:proofErr w:type="spellEnd"/>
-      <w:r>
-        <w:t xml:space="preserve"> .</w:t>
-      </w:r>
-      <w:proofErr w:type="gramEnd"/>
+      <w:r>
+        <w:t>curl -s -X GET http://localhost:8080/api/v1/paquetes/{id} \</w:t>
+      </w:r>
+    </w:p>
+    <w:p>
+      <w:r>
+        <w:t xml:space="preserve">  -H "Authorization: Bearer TOKEN" | jq .</w:t>
+      </w:r>
     </w:p>
     <w:p>
       <w:r>
@@ -12014,49 +9459,18 @@
       </w:r>
     </w:p>
     <w:p>
-      <w:proofErr w:type="spellStart"/>
-      <w:r>
-        <w:t>curl</w:t>
-      </w:r>
-      <w:proofErr w:type="spellEnd"/>
-      <w:r>
-        <w:t xml:space="preserve"> -s -X GET http://localhost:8080/api/v1/paquetes/00000000-0000-0000-0000-000000000000 \</w:t>
-      </w:r>
-    </w:p>
-    <w:p>
-      <w:r>
-        <w:t xml:space="preserve">  -H "</w:t>
-      </w:r>
-      <w:proofErr w:type="spellStart"/>
-      <w:r>
-        <w:t>Authorization</w:t>
-      </w:r>
-      <w:proofErr w:type="spellEnd"/>
-      <w:r>
-        <w:t xml:space="preserve">: Bearer TOKEN" | </w:t>
-      </w:r>
-      <w:proofErr w:type="spellStart"/>
-      <w:proofErr w:type="gramStart"/>
-      <w:r>
-        <w:t>jq</w:t>
-      </w:r>
-      <w:proofErr w:type="spellEnd"/>
-      <w:r>
-        <w:t xml:space="preserve"> .</w:t>
-      </w:r>
-      <w:proofErr w:type="gramEnd"/>
-    </w:p>
-    <w:p>
-      <w:r>
-        <w:t>Esperado: 404 Not Found — </w:t>
-      </w:r>
-      <w:proofErr w:type="spellStart"/>
-      <w:r>
-        <w:t>success</w:t>
-      </w:r>
-      <w:proofErr w:type="spellEnd"/>
-      <w:r>
-        <w:t>: false.</w:t>
+      <w:r>
+        <w:t>curl -s -X GET http://localhost:8080/api/v1/paquetes/00000000-0000-0000-0000-000000000000 \</w:t>
+      </w:r>
+    </w:p>
+    <w:p>
+      <w:r>
+        <w:t xml:space="preserve">  -H "Authorization: Bearer TOKEN" | jq .</w:t>
+      </w:r>
+    </w:p>
+    <w:p>
+      <w:r>
+        <w:t>Esperado: 404 Not Found — success: false.</w:t>
       </w:r>
     </w:p>
     <w:p>
@@ -12069,80 +9483,25 @@
       </w:r>
     </w:p>
     <w:p>
-      <w:proofErr w:type="spellStart"/>
-      <w:r>
-        <w:t>curl</w:t>
-      </w:r>
-      <w:proofErr w:type="spellEnd"/>
-      <w:r>
-        <w:t xml:space="preserve"> -s -X PATCH http://localhost:8080/api/v1/paquetes/{id}/estado \</w:t>
+      <w:r>
+        <w:t>curl -s -X PATCH http://localhost:8080/api/v1/paquetes/{id}/estado \</w:t>
       </w:r>
     </w:p>
     <w:p>
       <w:r>
         <w:lastRenderedPageBreak/>
-        <w:t xml:space="preserve">  -H "Content-</w:t>
-      </w:r>
-      <w:proofErr w:type="spellStart"/>
-      <w:r>
-        <w:t>Type</w:t>
-      </w:r>
-      <w:proofErr w:type="spellEnd"/>
-      <w:r>
-        <w:t xml:space="preserve">: </w:t>
-      </w:r>
-      <w:proofErr w:type="spellStart"/>
-      <w:r>
-        <w:t>application</w:t>
-      </w:r>
-      <w:proofErr w:type="spellEnd"/>
-      <w:r>
-        <w:t>/</w:t>
-      </w:r>
-      <w:proofErr w:type="spellStart"/>
-      <w:r>
-        <w:t>json</w:t>
-      </w:r>
-      <w:proofErr w:type="spellEnd"/>
-      <w:r>
-        <w:t>" \</w:t>
-      </w:r>
-    </w:p>
-    <w:p>
-      <w:r>
-        <w:t xml:space="preserve">  -H "</w:t>
-      </w:r>
-      <w:proofErr w:type="spellStart"/>
-      <w:r>
-        <w:t>Authorization</w:t>
-      </w:r>
-      <w:proofErr w:type="spellEnd"/>
-      <w:r>
-        <w:t>: Bearer TOKEN" \</w:t>
-      </w:r>
-    </w:p>
-    <w:p>
-      <w:r>
-        <w:t xml:space="preserve">  -d '{"</w:t>
-      </w:r>
-      <w:proofErr w:type="spellStart"/>
-      <w:r>
-        <w:t>nuevoEstado</w:t>
-      </w:r>
-      <w:proofErr w:type="spellEnd"/>
-      <w:r>
-        <w:t xml:space="preserve">":"EN_TRANSITO"}' | </w:t>
-      </w:r>
-      <w:proofErr w:type="spellStart"/>
-      <w:proofErr w:type="gramStart"/>
-      <w:r>
-        <w:t>jq</w:t>
-      </w:r>
-      <w:proofErr w:type="spellEnd"/>
-      <w:r>
-        <w:t xml:space="preserve"> .</w:t>
-      </w:r>
-      <w:proofErr w:type="gramEnd"/>
+        <w:t xml:space="preserve">  -H "Content-Type: application/json" \</w:t>
+      </w:r>
+    </w:p>
+    <w:p>
+      <w:r>
+        <w:t xml:space="preserve">  -H "Authorization: Bearer TOKEN" \</w:t>
+      </w:r>
+    </w:p>
+    <w:p>
+      <w:r>
+        <w:t xml:space="preserve">  -d '{"nuevoEstado":"EN_TRANSITO"}' | jq .</w:t>
+      </w:r>
     </w:p>
     <w:p>
       <w:r>
@@ -12159,91 +9518,28 @@
       </w:r>
     </w:p>
     <w:p>
-      <w:proofErr w:type="spellStart"/>
-      <w:r>
-        <w:t>curl</w:t>
-      </w:r>
-      <w:proofErr w:type="spellEnd"/>
-      <w:r>
-        <w:t xml:space="preserve"> -s -X PATCH http://localhost:8080/api/v1/paquetes/{id}/estado \</w:t>
-      </w:r>
-    </w:p>
-    <w:p>
-      <w:r>
-        <w:t xml:space="preserve">  -H "Content-</w:t>
-      </w:r>
-      <w:proofErr w:type="spellStart"/>
-      <w:r>
-        <w:t>Type</w:t>
-      </w:r>
-      <w:proofErr w:type="spellEnd"/>
-      <w:r>
-        <w:t xml:space="preserve">: </w:t>
-      </w:r>
-      <w:proofErr w:type="spellStart"/>
-      <w:r>
-        <w:t>application</w:t>
-      </w:r>
-      <w:proofErr w:type="spellEnd"/>
-      <w:r>
-        <w:t>/</w:t>
-      </w:r>
-      <w:proofErr w:type="spellStart"/>
-      <w:r>
-        <w:t>json</w:t>
-      </w:r>
-      <w:proofErr w:type="spellEnd"/>
-      <w:r>
-        <w:t>" \</w:t>
-      </w:r>
-    </w:p>
-    <w:p>
-      <w:r>
-        <w:t xml:space="preserve">  -H "</w:t>
-      </w:r>
-      <w:proofErr w:type="spellStart"/>
-      <w:r>
-        <w:t>Authorization</w:t>
-      </w:r>
-      <w:proofErr w:type="spellEnd"/>
-      <w:r>
-        <w:t>: Bearer TOKEN" \</w:t>
-      </w:r>
-    </w:p>
-    <w:p>
-      <w:r>
-        <w:t xml:space="preserve">  -d '{"</w:t>
-      </w:r>
-      <w:proofErr w:type="spellStart"/>
-      <w:r>
-        <w:t>nuevoEstado</w:t>
-      </w:r>
-      <w:proofErr w:type="spellEnd"/>
-      <w:r>
-        <w:t xml:space="preserve">":"REGISTRADO"}' | </w:t>
-      </w:r>
-      <w:proofErr w:type="spellStart"/>
-      <w:proofErr w:type="gramStart"/>
-      <w:r>
-        <w:t>jq</w:t>
-      </w:r>
-      <w:proofErr w:type="spellEnd"/>
-      <w:r>
-        <w:t xml:space="preserve"> .</w:t>
-      </w:r>
-      <w:proofErr w:type="gramEnd"/>
-    </w:p>
-    <w:p>
-      <w:r>
-        <w:t xml:space="preserve">Esperado: 409 </w:t>
-      </w:r>
-      <w:proofErr w:type="spellStart"/>
-      <w:r>
-        <w:t>Conflict</w:t>
-      </w:r>
-      <w:proofErr w:type="spellEnd"/>
-      <w:r>
-        <w:t> — mensaje descriptivo con los estados involucrados.</w:t>
+      <w:r>
+        <w:t>curl -s -X PATCH http://localhost:8080/api/v1/paquetes/{id}/estado \</w:t>
+      </w:r>
+    </w:p>
+    <w:p>
+      <w:r>
+        <w:t xml:space="preserve">  -H "Content-Type: application/json" \</w:t>
+      </w:r>
+    </w:p>
+    <w:p>
+      <w:r>
+        <w:t xml:space="preserve">  -H "Authorization: Bearer TOKEN" \</w:t>
+      </w:r>
+    </w:p>
+    <w:p>
+      <w:r>
+        <w:t xml:space="preserve">  -d '{"nuevoEstado":"REGISTRADO"}' | jq .</w:t>
+      </w:r>
+    </w:p>
+    <w:p>
+      <w:r>
+        <w:t>Esperado: 409 Conflict — mensaje descriptivo con los estados involucrados.</w:t>
       </w:r>
     </w:p>
     <w:p>
@@ -12278,49 +9574,18 @@
       </w:r>
     </w:p>
     <w:p>
-      <w:proofErr w:type="spellStart"/>
-      <w:r>
-        <w:t>curl</w:t>
-      </w:r>
-      <w:proofErr w:type="spellEnd"/>
-      <w:r>
-        <w:t xml:space="preserve"> -s -X GET http://localhost:8080/api/v1/paquetes/{id}/historial \</w:t>
-      </w:r>
-    </w:p>
-    <w:p>
-      <w:r>
-        <w:t xml:space="preserve">  -H "</w:t>
-      </w:r>
-      <w:proofErr w:type="spellStart"/>
-      <w:r>
-        <w:t>Authorization</w:t>
-      </w:r>
-      <w:proofErr w:type="spellEnd"/>
-      <w:r>
-        <w:t xml:space="preserve">: Bearer TOKEN" | </w:t>
-      </w:r>
-      <w:proofErr w:type="spellStart"/>
-      <w:proofErr w:type="gramStart"/>
-      <w:r>
-        <w:t>jq</w:t>
-      </w:r>
-      <w:proofErr w:type="spellEnd"/>
-      <w:r>
-        <w:t xml:space="preserve"> .</w:t>
-      </w:r>
-      <w:proofErr w:type="gramEnd"/>
-    </w:p>
-    <w:p>
-      <w:r>
-        <w:t xml:space="preserve">Esperado: 200 OK — lista ordenada de cambios de estado con </w:t>
-      </w:r>
-      <w:proofErr w:type="spellStart"/>
-      <w:r>
-        <w:t>timestamp</w:t>
-      </w:r>
-      <w:proofErr w:type="spellEnd"/>
-      <w:r>
-        <w:t xml:space="preserve"> y usuario en data.</w:t>
+      <w:r>
+        <w:t>curl -s -X GET http://localhost:8080/api/v1/paquetes/{id}/historial \</w:t>
+      </w:r>
+    </w:p>
+    <w:p>
+      <w:r>
+        <w:t xml:space="preserve">  -H "Authorization: Bearer TOKEN" | jq .</w:t>
+      </w:r>
+    </w:p>
+    <w:p>
+      <w:r>
+        <w:t>Esperado: 200 OK — lista ordenada de cambios de estado con timestamp y usuario en data.</w:t>
       </w:r>
     </w:p>
     <w:p>
@@ -12355,45 +9620,14 @@
       </w:r>
     </w:p>
     <w:p>
-      <w:proofErr w:type="spellStart"/>
-      <w:r>
-        <w:t>curl</w:t>
-      </w:r>
-      <w:proofErr w:type="spellEnd"/>
-      <w:r>
-        <w:t xml:space="preserve"> -s -X GET "http://localhost:8080/api/v1/</w:t>
-      </w:r>
-      <w:proofErr w:type="spellStart"/>
-      <w:r>
-        <w:t>paquetes?busqueda</w:t>
-      </w:r>
-      <w:proofErr w:type="spellEnd"/>
-      <w:r>
-        <w:t>=RC2024" \</w:t>
-      </w:r>
-    </w:p>
-    <w:p>
-      <w:r>
-        <w:t xml:space="preserve">  -H "</w:t>
-      </w:r>
-      <w:proofErr w:type="spellStart"/>
-      <w:r>
-        <w:t>Authorization</w:t>
-      </w:r>
-      <w:proofErr w:type="spellEnd"/>
-      <w:r>
-        <w:t xml:space="preserve">: Bearer TOKEN" | </w:t>
-      </w:r>
-      <w:proofErr w:type="spellStart"/>
-      <w:proofErr w:type="gramStart"/>
-      <w:r>
-        <w:t>jq</w:t>
-      </w:r>
-      <w:proofErr w:type="spellEnd"/>
-      <w:r>
-        <w:t xml:space="preserve"> .</w:t>
-      </w:r>
-      <w:proofErr w:type="gramEnd"/>
+      <w:r>
+        <w:t>curl -s -X GET "http://localhost:8080/api/v1/paquetes?busqueda=RC2024" \</w:t>
+      </w:r>
+    </w:p>
+    <w:p>
+      <w:r>
+        <w:t xml:space="preserve">  -H "Authorization: Bearer TOKEN" | jq .</w:t>
+      </w:r>
     </w:p>
     <w:p>
       <w:r>
@@ -12410,45 +9644,14 @@
       </w:r>
     </w:p>
     <w:p>
-      <w:proofErr w:type="spellStart"/>
-      <w:r>
-        <w:t>curl</w:t>
-      </w:r>
-      <w:proofErr w:type="spellEnd"/>
-      <w:r>
-        <w:t xml:space="preserve"> -s -X GET "http://localhost:8080/api/v1/</w:t>
-      </w:r>
-      <w:proofErr w:type="spellStart"/>
-      <w:r>
-        <w:t>paquetes?busqueda</w:t>
-      </w:r>
-      <w:proofErr w:type="spellEnd"/>
-      <w:r>
-        <w:t>=flores" \</w:t>
-      </w:r>
-    </w:p>
-    <w:p>
-      <w:r>
-        <w:t xml:space="preserve">  -H "</w:t>
-      </w:r>
-      <w:proofErr w:type="spellStart"/>
-      <w:r>
-        <w:t>Authorization</w:t>
-      </w:r>
-      <w:proofErr w:type="spellEnd"/>
-      <w:r>
-        <w:t xml:space="preserve">: Bearer TOKEN" | </w:t>
-      </w:r>
-      <w:proofErr w:type="spellStart"/>
-      <w:proofErr w:type="gramStart"/>
-      <w:r>
-        <w:t>jq</w:t>
-      </w:r>
-      <w:proofErr w:type="spellEnd"/>
-      <w:r>
-        <w:t xml:space="preserve"> .</w:t>
-      </w:r>
-      <w:proofErr w:type="gramEnd"/>
+      <w:r>
+        <w:t>curl -s -X GET "http://localhost:8080/api/v1/paquetes?busqueda=flores" \</w:t>
+      </w:r>
+    </w:p>
+    <w:p>
+      <w:r>
+        <w:t xml:space="preserve">  -H "Authorization: Bearer TOKEN" | jq .</w:t>
+      </w:r>
     </w:p>
     <w:p>
       <w:r>
@@ -12465,37 +9668,14 @@
       </w:r>
     </w:p>
     <w:p>
-      <w:proofErr w:type="spellStart"/>
-      <w:r>
-        <w:t>curl</w:t>
-      </w:r>
-      <w:proofErr w:type="spellEnd"/>
-      <w:r>
-        <w:t xml:space="preserve"> -s -X GET "http://localhost:8080/api/v1/paquetes?sucursal=Lima&amp;estado=EN_TRANSITO" \</w:t>
-      </w:r>
-    </w:p>
-    <w:p>
-      <w:r>
-        <w:t xml:space="preserve">  -H "</w:t>
-      </w:r>
-      <w:proofErr w:type="spellStart"/>
-      <w:r>
-        <w:t>Authorization</w:t>
-      </w:r>
-      <w:proofErr w:type="spellEnd"/>
-      <w:r>
-        <w:t xml:space="preserve">: Bearer TOKEN" | </w:t>
-      </w:r>
-      <w:proofErr w:type="spellStart"/>
-      <w:proofErr w:type="gramStart"/>
-      <w:r>
-        <w:t>jq</w:t>
-      </w:r>
-      <w:proofErr w:type="spellEnd"/>
-      <w:r>
-        <w:t xml:space="preserve"> .</w:t>
-      </w:r>
-      <w:proofErr w:type="gramEnd"/>
+      <w:r>
+        <w:t>curl -s -X GET "http://localhost:8080/api/v1/paquetes?sucursal=Lima&amp;estado=EN_TRANSITO" \</w:t>
+      </w:r>
+    </w:p>
+    <w:p>
+      <w:r>
+        <w:t xml:space="preserve">  -H "Authorization: Bearer TOKEN" | jq .</w:t>
+      </w:r>
     </w:p>
     <w:p>
       <w:r>
@@ -12535,37 +9715,14 @@
       </w:r>
     </w:p>
     <w:p>
-      <w:proofErr w:type="spellStart"/>
-      <w:r>
-        <w:t>curl</w:t>
-      </w:r>
-      <w:proofErr w:type="spellEnd"/>
-      <w:r>
-        <w:t xml:space="preserve"> -s -X POST http://localhost:8080/api/v1/paquetes/{id}/categorias/{categoriaId} \</w:t>
-      </w:r>
-    </w:p>
-    <w:p>
-      <w:r>
-        <w:t xml:space="preserve">  -H "</w:t>
-      </w:r>
-      <w:proofErr w:type="spellStart"/>
-      <w:r>
-        <w:t>Authorization</w:t>
-      </w:r>
-      <w:proofErr w:type="spellEnd"/>
-      <w:r>
-        <w:t xml:space="preserve">: Bearer TOKEN" | </w:t>
-      </w:r>
-      <w:proofErr w:type="spellStart"/>
-      <w:proofErr w:type="gramStart"/>
-      <w:r>
-        <w:t>jq</w:t>
-      </w:r>
-      <w:proofErr w:type="spellEnd"/>
-      <w:r>
-        <w:t xml:space="preserve"> .</w:t>
-      </w:r>
-      <w:proofErr w:type="gramEnd"/>
+      <w:r>
+        <w:t>curl -s -X POST http://localhost:8080/api/v1/paquetes/{id}/categorias/{categoriaId} \</w:t>
+      </w:r>
+    </w:p>
+    <w:p>
+      <w:r>
+        <w:t xml:space="preserve">  -H "Authorization: Bearer TOKEN" | jq .</w:t>
+      </w:r>
     </w:p>
     <w:p>
       <w:r>
@@ -12604,79 +9761,24 @@
       </w:r>
     </w:p>
     <w:p>
-      <w:proofErr w:type="spellStart"/>
-      <w:r>
-        <w:t>curl</w:t>
-      </w:r>
-      <w:proofErr w:type="spellEnd"/>
-      <w:r>
-        <w:t xml:space="preserve"> -s -X PUT http://localhost:8080/api/v1/paquetes/{id} \</w:t>
-      </w:r>
-    </w:p>
-    <w:p>
-      <w:r>
-        <w:t xml:space="preserve">  -H "Content-</w:t>
-      </w:r>
-      <w:proofErr w:type="spellStart"/>
-      <w:r>
-        <w:t>Type</w:t>
-      </w:r>
-      <w:proofErr w:type="spellEnd"/>
-      <w:r>
-        <w:t xml:space="preserve">: </w:t>
-      </w:r>
-      <w:proofErr w:type="spellStart"/>
-      <w:r>
-        <w:t>application</w:t>
-      </w:r>
-      <w:proofErr w:type="spellEnd"/>
-      <w:r>
-        <w:t>/</w:t>
-      </w:r>
-      <w:proofErr w:type="spellStart"/>
-      <w:r>
-        <w:t>json</w:t>
-      </w:r>
-      <w:proofErr w:type="spellEnd"/>
-      <w:r>
-        <w:t>" \</w:t>
-      </w:r>
-    </w:p>
-    <w:p>
-      <w:r>
-        <w:t xml:space="preserve">  -H "</w:t>
-      </w:r>
-      <w:proofErr w:type="spellStart"/>
-      <w:r>
-        <w:t>Authorization</w:t>
-      </w:r>
-      <w:proofErr w:type="spellEnd"/>
-      <w:r>
-        <w:t>: Bearer TOKEN" \</w:t>
-      </w:r>
-    </w:p>
-    <w:p>
-      <w:r>
-        <w:t xml:space="preserve">  -d '{"</w:t>
-      </w:r>
-      <w:proofErr w:type="spellStart"/>
-      <w:r>
-        <w:t>descripcion</w:t>
-      </w:r>
-      <w:proofErr w:type="spellEnd"/>
-      <w:r>
-        <w:t xml:space="preserve">":"Documentos actualizados","pesoKg":2.0}' | </w:t>
-      </w:r>
-      <w:proofErr w:type="spellStart"/>
-      <w:proofErr w:type="gramStart"/>
-      <w:r>
-        <w:t>jq</w:t>
-      </w:r>
-      <w:proofErr w:type="spellEnd"/>
-      <w:r>
-        <w:t xml:space="preserve"> .</w:t>
-      </w:r>
-      <w:proofErr w:type="gramEnd"/>
+      <w:r>
+        <w:t>curl -s -X PUT http://localhost:8080/api/v1/paquetes/{id} \</w:t>
+      </w:r>
+    </w:p>
+    <w:p>
+      <w:r>
+        <w:t xml:space="preserve">  -H "Content-Type: application/json" \</w:t>
+      </w:r>
+    </w:p>
+    <w:p>
+      <w:r>
+        <w:t xml:space="preserve">  -H "Authorization: Bearer TOKEN" \</w:t>
+      </w:r>
+    </w:p>
+    <w:p>
+      <w:r>
+        <w:t xml:space="preserve">  -d '{"descripcion":"Documentos actualizados","pesoKg":2.0}' | jq .</w:t>
+      </w:r>
     </w:p>
     <w:p>
       <w:r>
@@ -12693,37 +9795,14 @@
       </w:r>
     </w:p>
     <w:p>
-      <w:proofErr w:type="spellStart"/>
-      <w:r>
-        <w:t>curl</w:t>
-      </w:r>
-      <w:proofErr w:type="spellEnd"/>
-      <w:r>
-        <w:t xml:space="preserve"> -s -X DELETE http://localhost:8080/api/v1/paquetes/{id} \</w:t>
-      </w:r>
-    </w:p>
-    <w:p>
-      <w:r>
-        <w:t xml:space="preserve">  -H "</w:t>
-      </w:r>
-      <w:proofErr w:type="spellStart"/>
-      <w:r>
-        <w:t>Authorization</w:t>
-      </w:r>
-      <w:proofErr w:type="spellEnd"/>
-      <w:r>
-        <w:t xml:space="preserve">: Bearer TOKEN_ADMIN" | </w:t>
-      </w:r>
-      <w:proofErr w:type="spellStart"/>
-      <w:proofErr w:type="gramStart"/>
-      <w:r>
-        <w:t>jq</w:t>
-      </w:r>
-      <w:proofErr w:type="spellEnd"/>
-      <w:r>
-        <w:t xml:space="preserve"> .</w:t>
-      </w:r>
-      <w:proofErr w:type="gramEnd"/>
+      <w:r>
+        <w:t>curl -s -X DELETE http://localhost:8080/api/v1/paquetes/{id} \</w:t>
+      </w:r>
+    </w:p>
+    <w:p>
+      <w:r>
+        <w:t xml:space="preserve">  -H "Authorization: Bearer TOKEN_ADMIN" | jq .</w:t>
+      </w:r>
     </w:p>
     <w:p>
       <w:r>
@@ -12740,49 +9819,18 @@
       </w:r>
     </w:p>
     <w:p>
-      <w:proofErr w:type="spellStart"/>
-      <w:r>
-        <w:t>curl</w:t>
-      </w:r>
-      <w:proofErr w:type="spellEnd"/>
-      <w:r>
-        <w:t xml:space="preserve"> -s -X DELETE http://localhost:8080/api/v1/paquetes/00000000-0000-0000-0000-000000000000 \</w:t>
-      </w:r>
-    </w:p>
-    <w:p>
-      <w:r>
-        <w:t xml:space="preserve">  -H "</w:t>
-      </w:r>
-      <w:proofErr w:type="spellStart"/>
-      <w:r>
-        <w:t>Authorization</w:t>
-      </w:r>
-      <w:proofErr w:type="spellEnd"/>
-      <w:r>
-        <w:t xml:space="preserve">: Bearer TOKEN_ADMIN" | </w:t>
-      </w:r>
-      <w:proofErr w:type="spellStart"/>
-      <w:proofErr w:type="gramStart"/>
-      <w:r>
-        <w:t>jq</w:t>
-      </w:r>
-      <w:proofErr w:type="spellEnd"/>
-      <w:r>
-        <w:t xml:space="preserve"> .</w:t>
-      </w:r>
-      <w:proofErr w:type="gramEnd"/>
-    </w:p>
-    <w:p>
-      <w:r>
-        <w:t>Esperado: 404 Not Found — </w:t>
-      </w:r>
-      <w:proofErr w:type="spellStart"/>
-      <w:r>
-        <w:t>success</w:t>
-      </w:r>
-      <w:proofErr w:type="spellEnd"/>
-      <w:r>
-        <w:t>: false.</w:t>
+      <w:r>
+        <w:t>curl -s -X DELETE http://localhost:8080/api/v1/paquetes/00000000-0000-0000-0000-000000000000 \</w:t>
+      </w:r>
+    </w:p>
+    <w:p>
+      <w:r>
+        <w:t xml:space="preserve">  -H "Authorization: Bearer TOKEN_ADMIN" | jq .</w:t>
+      </w:r>
+    </w:p>
+    <w:p>
+      <w:r>
+        <w:t>Esperado: 404 Not Found — success: false.</w:t>
       </w:r>
     </w:p>
     <w:p>
@@ -12813,56 +9861,17 @@
           <w:b/>
           <w:bCs/>
         </w:rPr>
-        <w:t xml:space="preserve">Caso 21 — Acceso sin token a </w:t>
-      </w:r>
-      <w:proofErr w:type="spellStart"/>
-      <w:r>
-        <w:rPr>
-          <w:b/>
-          <w:bCs/>
-        </w:rPr>
-        <w:t>endpoint</w:t>
-      </w:r>
-      <w:proofErr w:type="spellEnd"/>
-      <w:r>
-        <w:rPr>
-          <w:b/>
-          <w:bCs/>
-        </w:rPr>
-        <w:t xml:space="preserve"> protegido</w:t>
-      </w:r>
-    </w:p>
-    <w:p>
-      <w:proofErr w:type="spellStart"/>
-      <w:r>
-        <w:t>curl</w:t>
-      </w:r>
-      <w:proofErr w:type="spellEnd"/>
-      <w:r>
-        <w:t xml:space="preserve"> -s -X GET http://localhost:8080/api/v1/paquetes | </w:t>
-      </w:r>
-      <w:proofErr w:type="spellStart"/>
-      <w:proofErr w:type="gramStart"/>
-      <w:r>
-        <w:t>jq</w:t>
-      </w:r>
-      <w:proofErr w:type="spellEnd"/>
-      <w:r>
-        <w:t xml:space="preserve"> .</w:t>
-      </w:r>
-      <w:proofErr w:type="gramEnd"/>
-    </w:p>
-    <w:p>
-      <w:r>
-        <w:t xml:space="preserve">Esperado: 401 </w:t>
-      </w:r>
-      <w:proofErr w:type="spellStart"/>
-      <w:r>
-        <w:t>Unauthorized</w:t>
-      </w:r>
-      <w:proofErr w:type="spellEnd"/>
-      <w:r>
-        <w:t>.</w:t>
+        <w:t>Caso 21 — Acceso sin token a endpoint protegido</w:t>
+      </w:r>
+    </w:p>
+    <w:p>
+      <w:r>
+        <w:t>curl -s -X GET http://localhost:8080/api/v1/paquetes | jq .</w:t>
+      </w:r>
+    </w:p>
+    <w:p>
+      <w:r>
+        <w:t>Esperado: 401 Unauthorized.</w:t>
       </w:r>
     </w:p>
     <w:p>
@@ -12875,49 +9884,18 @@
       </w:r>
     </w:p>
     <w:p>
-      <w:proofErr w:type="spellStart"/>
-      <w:r>
-        <w:t>curl</w:t>
-      </w:r>
-      <w:proofErr w:type="spellEnd"/>
-      <w:r>
-        <w:t xml:space="preserve"> -s -X DELETE http://localhost:8080/api/v1/paquetes/{id} \</w:t>
-      </w:r>
-    </w:p>
-    <w:p>
-      <w:r>
-        <w:t xml:space="preserve">  -H "</w:t>
-      </w:r>
-      <w:proofErr w:type="spellStart"/>
-      <w:r>
-        <w:t>Authorization</w:t>
-      </w:r>
-      <w:proofErr w:type="spellEnd"/>
-      <w:r>
-        <w:t xml:space="preserve">: Bearer TOKEN_CLIENTE" | </w:t>
-      </w:r>
-      <w:proofErr w:type="spellStart"/>
-      <w:proofErr w:type="gramStart"/>
-      <w:r>
-        <w:t>jq</w:t>
-      </w:r>
-      <w:proofErr w:type="spellEnd"/>
-      <w:r>
-        <w:t xml:space="preserve"> .</w:t>
-      </w:r>
-      <w:proofErr w:type="gramEnd"/>
-    </w:p>
-    <w:p>
-      <w:r>
-        <w:t xml:space="preserve">Esperado: 403 </w:t>
-      </w:r>
-      <w:proofErr w:type="spellStart"/>
-      <w:r>
-        <w:t>Forbidden</w:t>
-      </w:r>
-      <w:proofErr w:type="spellEnd"/>
-      <w:r>
-        <w:t>.</w:t>
+      <w:r>
+        <w:t>curl -s -X DELETE http://localhost:8080/api/v1/paquetes/{id} \</w:t>
+      </w:r>
+    </w:p>
+    <w:p>
+      <w:r>
+        <w:t xml:space="preserve">  -H "Authorization: Bearer TOKEN_CLIENTE" | jq .</w:t>
+      </w:r>
+    </w:p>
+    <w:p>
+      <w:r>
+        <w:t>Esperado: 403 Forbidden.</w:t>
       </w:r>
     </w:p>
     <w:p>
@@ -12973,23 +9951,7 @@
         </w:numPr>
       </w:pPr>
       <w:r>
-        <w:t xml:space="preserve"> Mapa de microservicios: nombre, </w:t>
-      </w:r>
-      <w:proofErr w:type="spellStart"/>
-      <w:r>
-        <w:t>bounded</w:t>
-      </w:r>
-      <w:proofErr w:type="spellEnd"/>
-      <w:r>
-        <w:t xml:space="preserve"> </w:t>
-      </w:r>
-      <w:proofErr w:type="spellStart"/>
-      <w:r>
-        <w:t>context</w:t>
-      </w:r>
-      <w:proofErr w:type="spellEnd"/>
-      <w:r>
-        <w:t>, RF asignados, base de datos y dependencias.</w:t>
+        <w:t> Mapa de microservicios: nombre, bounded context, RF asignados, base de datos y dependencias.</w:t>
       </w:r>
     </w:p>
     <w:p>
@@ -13066,15 +10028,7 @@
         </w:numPr>
       </w:pPr>
       <w:r>
-        <w:t xml:space="preserve"> Captura del </w:t>
-      </w:r>
-      <w:proofErr w:type="spellStart"/>
-      <w:r>
-        <w:t>dashboard</w:t>
-      </w:r>
-      <w:proofErr w:type="spellEnd"/>
-      <w:r>
-        <w:t xml:space="preserve"> de Eureka con todos los servicios en estado UP.</w:t>
+        <w:t> Captura del dashboard de Eureka con todos los servicios en estado UP.</w:t>
       </w:r>
     </w:p>
     <w:p>
@@ -13085,39 +10039,7 @@
         </w:numPr>
       </w:pPr>
       <w:r>
-        <w:t> Comando </w:t>
-      </w:r>
-      <w:proofErr w:type="spellStart"/>
-      <w:r>
-        <w:t>curl</w:t>
-      </w:r>
-      <w:proofErr w:type="spellEnd"/>
-      <w:r>
-        <w:t xml:space="preserve"> exacto para demostrar el </w:t>
-      </w:r>
-      <w:proofErr w:type="spellStart"/>
-      <w:r>
-        <w:t>refresh</w:t>
-      </w:r>
-      <w:proofErr w:type="spellEnd"/>
-      <w:r>
-        <w:t xml:space="preserve"> de configuración con /</w:t>
-      </w:r>
-      <w:proofErr w:type="spellStart"/>
-      <w:r>
-        <w:t>actuator</w:t>
-      </w:r>
-      <w:proofErr w:type="spellEnd"/>
-      <w:r>
-        <w:t>/</w:t>
-      </w:r>
-      <w:proofErr w:type="spellStart"/>
-      <w:r>
-        <w:t>refresh</w:t>
-      </w:r>
-      <w:proofErr w:type="spellEnd"/>
-      <w:r>
-        <w:t>.</w:t>
+        <w:t> Comando curl exacto para demostrar el refresh de configuración con /actuator/refresh.</w:t>
       </w:r>
     </w:p>
     <w:p>
@@ -13128,15 +10050,7 @@
         </w:numPr>
       </w:pPr>
       <w:r>
-        <w:t xml:space="preserve"> Justificación de la descomposición y decisiones de comunicación </w:t>
-      </w:r>
-      <w:proofErr w:type="spellStart"/>
-      <w:r>
-        <w:t>inter-servicio</w:t>
-      </w:r>
-      <w:proofErr w:type="spellEnd"/>
-      <w:r>
-        <w:t>.</w:t>
+        <w:t> Justificación de la descomposición y decisiones de comunicación inter-servicio.</w:t>
       </w:r>
     </w:p>
     <w:p>
@@ -13157,13 +10071,8 @@
           <w:numId w:val="19"/>
         </w:numPr>
       </w:pPr>
-      <w:proofErr w:type="spellStart"/>
-      <w:r>
-        <w:t>mvn</w:t>
-      </w:r>
-      <w:proofErr w:type="spellEnd"/>
-      <w:r>
-        <w:t xml:space="preserve"> test sin errores en cada microservicio que contenga pruebas unitarias.</w:t>
+      <w:r>
+        <w:t>mvn test sin errores en cada microservicio que contenga pruebas unitarias.</w:t>
       </w:r>
     </w:p>
     <w:p>
@@ -13625,13 +10534,8 @@
             <w:hideMark/>
           </w:tcPr>
           <w:p>
-            <w:proofErr w:type="spellStart"/>
-            <w:r>
-              <w:t>DTOs</w:t>
-            </w:r>
-            <w:proofErr w:type="spellEnd"/>
-            <w:r>
-              <w:t xml:space="preserve"> y Validaciones</w:t>
+            <w:r>
+              <w:t>DTOs y Validaciones</w:t>
             </w:r>
           </w:p>
         </w:tc>
@@ -14142,15 +11046,7 @@
           </w:tcPr>
           <w:p>
             <w:r>
-              <w:t xml:space="preserve">Integración RENIEC — </w:t>
-            </w:r>
-            <w:proofErr w:type="spellStart"/>
-            <w:r>
-              <w:t>Feign</w:t>
-            </w:r>
-            <w:proofErr w:type="spellEnd"/>
-            <w:r>
-              <w:t xml:space="preserve"> Client</w:t>
+              <w:t>Integración RENIEC — Feign Client</w:t>
             </w:r>
           </w:p>
         </w:tc>
@@ -14252,13 +11148,8 @@
           </w:tcPr>
           <w:p>
             <w:r>
-              <w:t xml:space="preserve">Pruebas Unitarias con </w:t>
-            </w:r>
-            <w:proofErr w:type="spellStart"/>
-            <w:r>
-              <w:t>Mockito</w:t>
-            </w:r>
-            <w:proofErr w:type="spellEnd"/>
+              <w:t>Pruebas Unitarias con Mockito</w:t>
+            </w:r>
           </w:p>
         </w:tc>
         <w:tc>
@@ -14766,21 +11657,8 @@
             <w:hideMark/>
           </w:tcPr>
           <w:p>
-            <w:proofErr w:type="spellStart"/>
-            <w:r>
-              <w:t>Config</w:t>
-            </w:r>
-            <w:proofErr w:type="spellEnd"/>
-            <w:r>
-              <w:t xml:space="preserve"> Server y </w:t>
-            </w:r>
-            <w:proofErr w:type="spellStart"/>
-            <w:r>
-              <w:t>Config</w:t>
-            </w:r>
-            <w:proofErr w:type="spellEnd"/>
-            <w:r>
-              <w:t xml:space="preserve"> Client</w:t>
+            <w:r>
+              <w:t>Config Server y Config Client</w:t>
             </w:r>
           </w:p>
         </w:tc>
@@ -14983,13 +11861,8 @@
             <w:hideMark/>
           </w:tcPr>
           <w:p>
-            <w:proofErr w:type="spellStart"/>
-            <w:r>
-              <w:t>Circuit</w:t>
-            </w:r>
-            <w:proofErr w:type="spellEnd"/>
-            <w:r>
-              <w:t xml:space="preserve"> Breaker con Resilience4j</w:t>
+            <w:r>
+              <w:t>Circuit Breaker con Resilience4j</w:t>
             </w:r>
           </w:p>
         </w:tc>
@@ -15295,15 +12168,7 @@
           </w:tcPr>
           <w:p>
             <w:r>
-              <w:t xml:space="preserve">Preguntas Conceptuales (5 × 2 </w:t>
-            </w:r>
-            <w:proofErr w:type="spellStart"/>
-            <w:r>
-              <w:t>pts</w:t>
-            </w:r>
-            <w:proofErr w:type="spellEnd"/>
-            <w:r>
-              <w:t>)</w:t>
+              <w:t>Preguntas Conceptuales (5 × 2 pts)</w:t>
             </w:r>
           </w:p>
         </w:tc>
@@ -19308,7 +16173,7 @@
       <w14:ligatures w14:val="none"/>
     </w:rPr>
   </w:style>
-  <w:style w:type="character" w:styleId="Textoennegrita">
+  <w:style w:type="character" w:styleId="Fuerte">
     <w:name w:val="Strong"/>
     <w:basedOn w:val="Fuentedeprrafopredeter"/>
     <w:uiPriority w:val="22"/>

--- a/EXAMEN FINAL.docx
+++ b/EXAMEN FINAL.docx
@@ -26,7 +26,15 @@
         <w:t>Curso:</w:t>
       </w:r>
       <w:r>
-        <w:t> Desarrollo Backend con Java y Spring Boot </w:t>
+        <w:t xml:space="preserve"> Desarrollo </w:t>
+      </w:r>
+      <w:proofErr w:type="spellStart"/>
+      <w:r>
+        <w:t>Backend</w:t>
+      </w:r>
+      <w:proofErr w:type="spellEnd"/>
+      <w:r>
+        <w:t xml:space="preserve"> con Java y Spring Boot </w:t>
       </w:r>
       <w:r>
         <w:rPr>
@@ -82,20 +90,45 @@
       </w:r>
     </w:p>
     <w:p>
-      <w:r>
-        <w:rPr>
-          <w:b/>
-          <w:bCs/>
-        </w:rPr>
-        <w:t>RapidoCourier S.A.C.</w:t>
-      </w:r>
-      <w:r>
-        <w:t> es una empresa peruana de mensajería y courier con sucursales en Lima, Arequipa y Cusco. Gestiona envíos de paquetes entre personas naturales y empresas, con tarifas que varían según el peso, el valor declarado y la ruta. Actualmente opera de forma completamente manual y necesita digitalizar su operación.</w:t>
-      </w:r>
-    </w:p>
-    <w:p>
-      <w:r>
-        <w:t>Dado su plan de expansión nacional, la empresa ha decidido construir su plataforma backend </w:t>
+      <w:proofErr w:type="spellStart"/>
+      <w:r>
+        <w:rPr>
+          <w:b/>
+          <w:bCs/>
+        </w:rPr>
+        <w:t>RapidoCourier</w:t>
+      </w:r>
+      <w:proofErr w:type="spellEnd"/>
+      <w:r>
+        <w:rPr>
+          <w:b/>
+          <w:bCs/>
+        </w:rPr>
+        <w:t xml:space="preserve"> S.A.C.</w:t>
+      </w:r>
+      <w:r>
+        <w:t xml:space="preserve"> es una empresa peruana de mensajería y </w:t>
+      </w:r>
+      <w:proofErr w:type="spellStart"/>
+      <w:r>
+        <w:t>courier</w:t>
+      </w:r>
+      <w:proofErr w:type="spellEnd"/>
+      <w:r>
+        <w:t xml:space="preserve"> con sucursales en Lima, Arequipa y Cusco. Gestiona envíos de paquetes entre personas naturales y empresas, con tarifas que varían según el peso, el valor declarado y la ruta. Actualmente opera de forma completamente manual y necesita digitalizar su operación.</w:t>
+      </w:r>
+    </w:p>
+    <w:p>
+      <w:r>
+        <w:t xml:space="preserve">Dado su plan de expansión nacional, la empresa ha decidido construir su plataforma </w:t>
+      </w:r>
+      <w:proofErr w:type="spellStart"/>
+      <w:r>
+        <w:t>backend</w:t>
+      </w:r>
+      <w:proofErr w:type="spellEnd"/>
+      <w:r>
+        <w:t> </w:t>
       </w:r>
       <w:r>
         <w:rPr>
@@ -209,7 +242,21 @@
         <w:rPr>
           <w:highlight w:val="green"/>
         </w:rPr>
-        <w:t> capas tradicional, hexagonal u otra. Debe ser consistente dentro de cada servicio.</w:t>
+        <w:t> </w:t>
+      </w:r>
+      <w:proofErr w:type="gramStart"/>
+      <w:r>
+        <w:rPr>
+          <w:highlight w:val="green"/>
+        </w:rPr>
+        <w:t>capas tradicional</w:t>
+      </w:r>
+      <w:proofErr w:type="gramEnd"/>
+      <w:r>
+        <w:rPr>
+          <w:highlight w:val="green"/>
+        </w:rPr>
+        <w:t>, hexagonal u otra. Debe ser consistente dentro de cada servicio.</w:t>
       </w:r>
     </w:p>
     <w:p>
@@ -253,13 +300,45 @@
           <w:bCs/>
           <w:highlight w:val="green"/>
         </w:rPr>
-        <w:t>Comunicación inter-servicio:</w:t>
-      </w:r>
-      <w:r>
-        <w:rPr>
-          <w:highlight w:val="green"/>
-        </w:rPr>
-        <w:t> sincrónica (Feign), asincrónica (eventos) o ambas. Justifica según el caso de uso.</w:t>
+        <w:t xml:space="preserve">Comunicación </w:t>
+      </w:r>
+      <w:proofErr w:type="spellStart"/>
+      <w:r>
+        <w:rPr>
+          <w:b/>
+          <w:bCs/>
+          <w:highlight w:val="green"/>
+        </w:rPr>
+        <w:t>inter-servicio</w:t>
+      </w:r>
+      <w:proofErr w:type="spellEnd"/>
+      <w:r>
+        <w:rPr>
+          <w:b/>
+          <w:bCs/>
+          <w:highlight w:val="green"/>
+        </w:rPr>
+        <w:t>:</w:t>
+      </w:r>
+      <w:r>
+        <w:rPr>
+          <w:highlight w:val="green"/>
+        </w:rPr>
+        <w:t> sincrónica (</w:t>
+      </w:r>
+      <w:proofErr w:type="spellStart"/>
+      <w:r>
+        <w:rPr>
+          <w:highlight w:val="green"/>
+        </w:rPr>
+        <w:t>Feign</w:t>
+      </w:r>
+      <w:proofErr w:type="spellEnd"/>
+      <w:r>
+        <w:rPr>
+          <w:highlight w:val="green"/>
+        </w:rPr>
+        <w:t>), asincrónica (eventos) o ambas. Justifica según el caso de uso.</w:t>
       </w:r>
     </w:p>
     <w:p>
@@ -327,7 +406,21 @@
         <w:rPr>
           <w:highlight w:val="green"/>
         </w:rPr>
-        <w:t>Clase genérica ApiResponse&lt;T&gt; en todas las respuestas HTTP de todos los servicios.</w:t>
+        <w:t>Clase genérica </w:t>
+      </w:r>
+      <w:proofErr w:type="spellStart"/>
+      <w:r>
+        <w:rPr>
+          <w:highlight w:val="green"/>
+        </w:rPr>
+        <w:t>ApiResponse</w:t>
+      </w:r>
+      <w:proofErr w:type="spellEnd"/>
+      <w:r>
+        <w:rPr>
+          <w:highlight w:val="green"/>
+        </w:rPr>
+        <w:t>&lt;T&gt; en todas las respuestas HTTP de todos los servicios.</w:t>
       </w:r>
     </w:p>
     <w:p>
@@ -340,11 +433,37 @@
           <w:highlight w:val="green"/>
         </w:rPr>
       </w:pPr>
-      <w:r>
-        <w:rPr>
-          <w:highlight w:val="green"/>
-        </w:rPr>
-        <w:t>application.yaml (no application.properties).</w:t>
+      <w:proofErr w:type="spellStart"/>
+      <w:proofErr w:type="gramStart"/>
+      <w:r>
+        <w:rPr>
+          <w:highlight w:val="green"/>
+        </w:rPr>
+        <w:t>application.yaml</w:t>
+      </w:r>
+      <w:proofErr w:type="spellEnd"/>
+      <w:proofErr w:type="gramEnd"/>
+      <w:r>
+        <w:rPr>
+          <w:highlight w:val="green"/>
+        </w:rPr>
+        <w:t> (no </w:t>
+      </w:r>
+      <w:proofErr w:type="spellStart"/>
+      <w:proofErr w:type="gramStart"/>
+      <w:r>
+        <w:rPr>
+          <w:highlight w:val="green"/>
+        </w:rPr>
+        <w:t>application.properties</w:t>
+      </w:r>
+      <w:proofErr w:type="spellEnd"/>
+      <w:proofErr w:type="gramEnd"/>
+      <w:r>
+        <w:rPr>
+          <w:highlight w:val="green"/>
+        </w:rPr>
+        <w:t>).</w:t>
       </w:r>
     </w:p>
     <w:p>
@@ -396,8 +515,13 @@
       </w:r>
     </w:p>
     <w:p>
-      <w:r>
-        <w:t>rapidocourier/</w:t>
+      <w:proofErr w:type="spellStart"/>
+      <w:r>
+        <w:t>rapidocourier</w:t>
+      </w:r>
+      <w:proofErr w:type="spellEnd"/>
+      <w:r>
+        <w:t>/</w:t>
       </w:r>
     </w:p>
     <w:p>
@@ -431,7 +555,15 @@
         <w:t>──</w:t>
       </w:r>
       <w:r>
-        <w:t xml:space="preserve"> api-gateway/</w:t>
+        <w:t xml:space="preserve"> api-</w:t>
+      </w:r>
+      <w:proofErr w:type="spellStart"/>
+      <w:r>
+        <w:t>gateway</w:t>
+      </w:r>
+      <w:proofErr w:type="spellEnd"/>
+      <w:r>
+        <w:t>/</w:t>
       </w:r>
     </w:p>
     <w:p>
@@ -448,7 +580,15 @@
         <w:t>──</w:t>
       </w:r>
       <w:r>
-        <w:t xml:space="preserve"> config-server/</w:t>
+        <w:t xml:space="preserve"> </w:t>
+      </w:r>
+      <w:proofErr w:type="spellStart"/>
+      <w:r>
+        <w:t>config</w:t>
+      </w:r>
+      <w:proofErr w:type="spellEnd"/>
+      <w:r>
+        <w:t>-server/</w:t>
       </w:r>
     </w:p>
     <w:p>
@@ -472,12 +612,14 @@
         </w:rPr>
         <w:t xml:space="preserve"> servicio-[</w:t>
       </w:r>
+      <w:proofErr w:type="spellStart"/>
       <w:r>
         <w:rPr>
           <w:highlight w:val="green"/>
         </w:rPr>
         <w:t>person-service</w:t>
       </w:r>
+      <w:proofErr w:type="spellEnd"/>
       <w:r>
         <w:rPr>
           <w:highlight w:val="green"/>
@@ -823,13 +965,41 @@
         <w:rPr>
           <w:highlight w:val="green"/>
         </w:rPr>
-        <w:t>(fk)</w:t>
-      </w:r>
-      <w:r>
-        <w:rPr>
-          <w:highlight w:val="green"/>
-        </w:rPr>
-        <w:t>, así que en el insert deberá de</w:t>
+        <w:t>(</w:t>
+      </w:r>
+      <w:proofErr w:type="spellStart"/>
+      <w:r>
+        <w:rPr>
+          <w:highlight w:val="green"/>
+        </w:rPr>
+        <w:t>fk</w:t>
+      </w:r>
+      <w:proofErr w:type="spellEnd"/>
+      <w:r>
+        <w:rPr>
+          <w:highlight w:val="green"/>
+        </w:rPr>
+        <w:t>)</w:t>
+      </w:r>
+      <w:r>
+        <w:rPr>
+          <w:highlight w:val="green"/>
+        </w:rPr>
+        <w:t xml:space="preserve">, así que en el </w:t>
+      </w:r>
+      <w:proofErr w:type="spellStart"/>
+      <w:r>
+        <w:rPr>
+          <w:highlight w:val="green"/>
+        </w:rPr>
+        <w:t>insert</w:t>
+      </w:r>
+      <w:proofErr w:type="spellEnd"/>
+      <w:r>
+        <w:rPr>
+          <w:highlight w:val="green"/>
+        </w:rPr>
+        <w:t xml:space="preserve"> deberá de</w:t>
       </w:r>
       <w:r>
         <w:rPr>
@@ -925,14 +1095,56 @@
         <w:rPr>
           <w:highlight w:val="green"/>
         </w:rPr>
-        <w:t xml:space="preserve"> permitir el login del usuario creado y autenticarse con un token, realizar los jwt filter diferenciados por los de acceso libre y los que si requiere autorización.</w:t>
-      </w:r>
+        <w:t xml:space="preserve"> permitir el </w:t>
+      </w:r>
+      <w:proofErr w:type="spellStart"/>
+      <w:r>
+        <w:rPr>
+          <w:highlight w:val="green"/>
+        </w:rPr>
+        <w:t>login</w:t>
+      </w:r>
+      <w:proofErr w:type="spellEnd"/>
+      <w:r>
+        <w:rPr>
+          <w:highlight w:val="green"/>
+        </w:rPr>
+        <w:t xml:space="preserve"> del usuario creado y autenticarse con un token, realizar los </w:t>
+      </w:r>
+      <w:proofErr w:type="spellStart"/>
+      <w:r>
+        <w:rPr>
+          <w:highlight w:val="green"/>
+        </w:rPr>
+        <w:t>jwt</w:t>
+      </w:r>
+      <w:proofErr w:type="spellEnd"/>
       <w:r>
         <w:rPr>
           <w:highlight w:val="green"/>
         </w:rPr>
         <w:t xml:space="preserve"> </w:t>
       </w:r>
+      <w:proofErr w:type="spellStart"/>
+      <w:r>
+        <w:rPr>
+          <w:highlight w:val="green"/>
+        </w:rPr>
+        <w:t>filter</w:t>
+      </w:r>
+      <w:proofErr w:type="spellEnd"/>
+      <w:r>
+        <w:rPr>
+          <w:highlight w:val="green"/>
+        </w:rPr>
+        <w:t xml:space="preserve"> diferenciados por los de acceso libre y los que si requiere autorización.</w:t>
+      </w:r>
+      <w:r>
+        <w:rPr>
+          <w:highlight w:val="green"/>
+        </w:rPr>
+        <w:t xml:space="preserve"> </w:t>
+      </w:r>
       <w:r>
         <w:rPr>
           <w:highlight w:val="green"/>
@@ -1019,7 +1231,7 @@
         <w:rPr>
           <w:b/>
           <w:bCs/>
-          <w:highlight w:val="magenta"/>
+          <w:highlight w:val="green"/>
         </w:rPr>
         <w:t xml:space="preserve">RF-06 — </w:t>
       </w:r>
@@ -1027,7 +1239,7 @@
         <w:rPr>
           <w:b/>
           <w:bCs/>
-          <w:highlight w:val="magenta"/>
+          <w:highlight w:val="green"/>
         </w:rPr>
         <w:t>Mantenimiento</w:t>
       </w:r>
@@ -1035,7 +1247,7 @@
         <w:rPr>
           <w:b/>
           <w:bCs/>
-          <w:highlight w:val="magenta"/>
+          <w:highlight w:val="green"/>
         </w:rPr>
         <w:t xml:space="preserve"> </w:t>
       </w:r>
@@ -1043,61 +1255,61 @@
         <w:rPr>
           <w:b/>
           <w:bCs/>
-          <w:highlight w:val="magenta"/>
+          <w:highlight w:val="green"/>
         </w:rPr>
         <w:t>de edificio</w:t>
       </w:r>
       <w:r>
         <w:rPr>
-          <w:highlight w:val="magenta"/>
+          <w:highlight w:val="green"/>
         </w:rPr>
         <w:t xml:space="preserve"> El sistema </w:t>
       </w:r>
       <w:r>
         <w:rPr>
-          <w:highlight w:val="magenta"/>
+          <w:highlight w:val="green"/>
         </w:rPr>
         <w:t>debe permitir realizar el mantenimiento de los edificios</w:t>
       </w:r>
       <w:r>
         <w:rPr>
-          <w:highlight w:val="magenta"/>
+          <w:highlight w:val="green"/>
         </w:rPr>
         <w:t xml:space="preserve">, un edificio </w:t>
       </w:r>
       <w:r>
         <w:rPr>
-          <w:highlight w:val="magenta"/>
+          <w:highlight w:val="green"/>
         </w:rPr>
         <w:t xml:space="preserve">puede </w:t>
       </w:r>
       <w:r>
         <w:rPr>
-          <w:highlight w:val="magenta"/>
+          <w:highlight w:val="green"/>
         </w:rPr>
         <w:t>pertenece</w:t>
       </w:r>
       <w:r>
         <w:rPr>
-          <w:highlight w:val="magenta"/>
+          <w:highlight w:val="green"/>
         </w:rPr>
         <w:t>r o no</w:t>
       </w:r>
       <w:r>
         <w:rPr>
-          <w:highlight w:val="magenta"/>
+          <w:highlight w:val="green"/>
         </w:rPr>
         <w:t xml:space="preserve"> a una empresa, por lo que se deberá verificar la integridad</w:t>
       </w:r>
       <w:r>
         <w:rPr>
-          <w:highlight w:val="magenta"/>
+          <w:highlight w:val="green"/>
         </w:rPr>
         <w:t xml:space="preserve"> de ser el caso</w:t>
       </w:r>
       <w:r>
         <w:rPr>
-          <w:highlight w:val="magenta"/>
+          <w:highlight w:val="green"/>
         </w:rPr>
         <w:t>.</w:t>
       </w:r>
@@ -1261,7 +1473,77 @@
         <w:rPr>
           <w:highlight w:val="green"/>
         </w:rPr>
-        <w:t> Toda respuesta HTTP (éxito y error) en todos los servicios debe usar la estructura genérica ApiResponse&lt;T&gt; con los campos success (boolean), message (String) y data (T, o null en error).</w:t>
+        <w:t> Toda respuesta HTTP (éxito y error) en todos los servicios debe usar la estructura genérica </w:t>
+      </w:r>
+      <w:proofErr w:type="spellStart"/>
+      <w:r>
+        <w:rPr>
+          <w:highlight w:val="green"/>
+        </w:rPr>
+        <w:t>ApiResponse</w:t>
+      </w:r>
+      <w:proofErr w:type="spellEnd"/>
+      <w:r>
+        <w:rPr>
+          <w:highlight w:val="green"/>
+        </w:rPr>
+        <w:t>&lt;T&gt; con los campos </w:t>
+      </w:r>
+      <w:proofErr w:type="spellStart"/>
+      <w:r>
+        <w:rPr>
+          <w:highlight w:val="green"/>
+        </w:rPr>
+        <w:t>success</w:t>
+      </w:r>
+      <w:proofErr w:type="spellEnd"/>
+      <w:r>
+        <w:rPr>
+          <w:highlight w:val="green"/>
+        </w:rPr>
+        <w:t> (</w:t>
+      </w:r>
+      <w:proofErr w:type="spellStart"/>
+      <w:r>
+        <w:rPr>
+          <w:highlight w:val="green"/>
+        </w:rPr>
+        <w:t>boolean</w:t>
+      </w:r>
+      <w:proofErr w:type="spellEnd"/>
+      <w:r>
+        <w:rPr>
+          <w:highlight w:val="green"/>
+        </w:rPr>
+        <w:t>), </w:t>
+      </w:r>
+      <w:proofErr w:type="spellStart"/>
+      <w:r>
+        <w:rPr>
+          <w:highlight w:val="green"/>
+        </w:rPr>
+        <w:t>message</w:t>
+      </w:r>
+      <w:proofErr w:type="spellEnd"/>
+      <w:r>
+        <w:rPr>
+          <w:highlight w:val="green"/>
+        </w:rPr>
+        <w:t xml:space="preserve"> (String) y data (T, o </w:t>
+      </w:r>
+      <w:proofErr w:type="spellStart"/>
+      <w:r>
+        <w:rPr>
+          <w:highlight w:val="green"/>
+        </w:rPr>
+        <w:t>null</w:t>
+      </w:r>
+      <w:proofErr w:type="spellEnd"/>
+      <w:r>
+        <w:rPr>
+          <w:highlight w:val="green"/>
+        </w:rPr>
+        <w:t xml:space="preserve"> en error).</w:t>
       </w:r>
     </w:p>
     <w:p>
@@ -1277,7 +1559,21 @@
         <w:rPr>
           <w:highlight w:val="green"/>
         </w:rPr>
-        <w:t> 200 para GET/PUT exitosos, 201 para POST exitoso, 204 para DELETE exitoso, 400 para validación fallida (con Map&lt;String, List&lt;String&gt;&gt; por campo), 404 para recurso no encontrado, 409 para conflictos o duplicados, 502 para fallo de API externa, 403 para acceso denegado, 500 para errores inesperados.</w:t>
+        <w:t> 200 para GET/PUT exitosos, 201 para POST exitoso, 204 para DELETE exitoso, 400 para validación fallida (con </w:t>
+      </w:r>
+      <w:proofErr w:type="spellStart"/>
+      <w:r>
+        <w:rPr>
+          <w:highlight w:val="green"/>
+        </w:rPr>
+        <w:t>Map</w:t>
+      </w:r>
+      <w:proofErr w:type="spellEnd"/>
+      <w:r>
+        <w:rPr>
+          <w:highlight w:val="green"/>
+        </w:rPr>
+        <w:t>&lt;String, List&lt;String&gt;&gt; por campo), 404 para recurso no encontrado, 409 para conflictos o duplicados, 502 para fallo de API externa, 403 para acceso denegado, 500 para errores inesperados.</w:t>
       </w:r>
     </w:p>
     <w:p>
@@ -1293,7 +1589,49 @@
         <w:rPr>
           <w:highlight w:val="green"/>
         </w:rPr>
-        <w:t> Todos los DTOs de request deben estar validados con Bean Validation. Se deben usar mínimo 6 tipos de anotación distintos en todo el proyecto.</w:t>
+        <w:t xml:space="preserve"> Todos los </w:t>
+      </w:r>
+      <w:proofErr w:type="spellStart"/>
+      <w:r>
+        <w:rPr>
+          <w:highlight w:val="green"/>
+        </w:rPr>
+        <w:t>DTOs</w:t>
+      </w:r>
+      <w:proofErr w:type="spellEnd"/>
+      <w:r>
+        <w:rPr>
+          <w:highlight w:val="green"/>
+        </w:rPr>
+        <w:t xml:space="preserve"> de </w:t>
+      </w:r>
+      <w:proofErr w:type="spellStart"/>
+      <w:r>
+        <w:rPr>
+          <w:highlight w:val="green"/>
+        </w:rPr>
+        <w:t>request</w:t>
+      </w:r>
+      <w:proofErr w:type="spellEnd"/>
+      <w:r>
+        <w:rPr>
+          <w:highlight w:val="green"/>
+        </w:rPr>
+        <w:t xml:space="preserve"> deben estar validados con Bean </w:t>
+      </w:r>
+      <w:proofErr w:type="spellStart"/>
+      <w:r>
+        <w:rPr>
+          <w:highlight w:val="green"/>
+        </w:rPr>
+        <w:t>Validation</w:t>
+      </w:r>
+      <w:proofErr w:type="spellEnd"/>
+      <w:r>
+        <w:rPr>
+          <w:highlight w:val="green"/>
+        </w:rPr>
+        <w:t>. Se deben usar mínimo 6 tipos de anotación distintos en todo el proyecto.</w:t>
       </w:r>
     </w:p>
     <w:p>
@@ -1309,7 +1647,35 @@
         <w:rPr>
           <w:highlight w:val="green"/>
         </w:rPr>
-        <w:t> Al menos dos entidades (en cualquier servicio) deben incluir createdAt y updatedAt poblados automáticamente.</w:t>
+        <w:t> Al menos dos entidades (en cualquier servicio) deben incluir </w:t>
+      </w:r>
+      <w:proofErr w:type="spellStart"/>
+      <w:r>
+        <w:rPr>
+          <w:highlight w:val="green"/>
+        </w:rPr>
+        <w:t>createdAt</w:t>
+      </w:r>
+      <w:proofErr w:type="spellEnd"/>
+      <w:r>
+        <w:rPr>
+          <w:highlight w:val="green"/>
+        </w:rPr>
+        <w:t> y </w:t>
+      </w:r>
+      <w:proofErr w:type="spellStart"/>
+      <w:r>
+        <w:rPr>
+          <w:highlight w:val="green"/>
+        </w:rPr>
+        <w:t>updatedAt</w:t>
+      </w:r>
+      <w:proofErr w:type="spellEnd"/>
+      <w:r>
+        <w:rPr>
+          <w:highlight w:val="green"/>
+        </w:rPr>
+        <w:t> poblados automáticamente.</w:t>
       </w:r>
     </w:p>
     <w:p>
@@ -1325,7 +1691,63 @@
         <w:rPr>
           <w:highlight w:val="yellow"/>
         </w:rPr>
-        <w:t> Las pruebas de la capa de servicio deben correr sin errores con mvn test en cada microservicio que tenga pruebas. Deben cubrir: al menos un happy path por servicio probado, al menos dos rutas de excepción con assertThrows, y al menos un caso de resultado vacío.</w:t>
+        <w:t> Las pruebas de la capa de servicio deben correr sin errores con </w:t>
+      </w:r>
+      <w:proofErr w:type="spellStart"/>
+      <w:r>
+        <w:rPr>
+          <w:highlight w:val="yellow"/>
+        </w:rPr>
+        <w:t>mvn</w:t>
+      </w:r>
+      <w:proofErr w:type="spellEnd"/>
+      <w:r>
+        <w:rPr>
+          <w:highlight w:val="yellow"/>
+        </w:rPr>
+        <w:t xml:space="preserve"> test en cada microservicio que tenga pruebas. Deben cubrir: al menos un </w:t>
+      </w:r>
+      <w:proofErr w:type="spellStart"/>
+      <w:r>
+        <w:rPr>
+          <w:highlight w:val="yellow"/>
+        </w:rPr>
+        <w:t>happy</w:t>
+      </w:r>
+      <w:proofErr w:type="spellEnd"/>
+      <w:r>
+        <w:rPr>
+          <w:highlight w:val="yellow"/>
+        </w:rPr>
+        <w:t xml:space="preserve"> </w:t>
+      </w:r>
+      <w:proofErr w:type="spellStart"/>
+      <w:r>
+        <w:rPr>
+          <w:highlight w:val="yellow"/>
+        </w:rPr>
+        <w:t>path</w:t>
+      </w:r>
+      <w:proofErr w:type="spellEnd"/>
+      <w:r>
+        <w:rPr>
+          <w:highlight w:val="yellow"/>
+        </w:rPr>
+        <w:t xml:space="preserve"> por servicio probado, al menos dos rutas de excepción con </w:t>
+      </w:r>
+      <w:proofErr w:type="spellStart"/>
+      <w:r>
+        <w:rPr>
+          <w:highlight w:val="yellow"/>
+        </w:rPr>
+        <w:t>assertThrows</w:t>
+      </w:r>
+      <w:proofErr w:type="spellEnd"/>
+      <w:r>
+        <w:rPr>
+          <w:highlight w:val="yellow"/>
+        </w:rPr>
+        <w:t>, y al menos un caso de resultado vacío.</w:t>
       </w:r>
     </w:p>
     <w:p>
@@ -1341,7 +1763,51 @@
         <w:rPr>
           <w:highlight w:val="red"/>
         </w:rPr>
-        <w:t> El token de RENIEC, la clave de firma JWT y las contraseñas de base de datos no deben estar hardcodeados. En los microservicios, la clave JWT debe almacenarse en Vault; el token de RENIEC debe leerse con @Value desde el Config Server o desde application.yaml.</w:t>
+        <w:t xml:space="preserve"> El token de RENIEC, la clave de firma JWT y las contraseñas de base de datos no deben estar </w:t>
+      </w:r>
+      <w:proofErr w:type="spellStart"/>
+      <w:r>
+        <w:rPr>
+          <w:highlight w:val="red"/>
+        </w:rPr>
+        <w:t>hardcodeados</w:t>
+      </w:r>
+      <w:proofErr w:type="spellEnd"/>
+      <w:r>
+        <w:rPr>
+          <w:highlight w:val="red"/>
+        </w:rPr>
+        <w:t xml:space="preserve">. En los microservicios, la clave JWT debe almacenarse en Vault; el token de RENIEC debe leerse con @Value desde el </w:t>
+      </w:r>
+      <w:proofErr w:type="spellStart"/>
+      <w:r>
+        <w:rPr>
+          <w:highlight w:val="red"/>
+        </w:rPr>
+        <w:t>Config</w:t>
+      </w:r>
+      <w:proofErr w:type="spellEnd"/>
+      <w:r>
+        <w:rPr>
+          <w:highlight w:val="red"/>
+        </w:rPr>
+        <w:t xml:space="preserve"> Server o desde </w:t>
+      </w:r>
+      <w:proofErr w:type="spellStart"/>
+      <w:proofErr w:type="gramStart"/>
+      <w:r>
+        <w:rPr>
+          <w:highlight w:val="red"/>
+        </w:rPr>
+        <w:t>application.yaml</w:t>
+      </w:r>
+      <w:proofErr w:type="spellEnd"/>
+      <w:proofErr w:type="gramEnd"/>
+      <w:r>
+        <w:rPr>
+          <w:highlight w:val="red"/>
+        </w:rPr>
+        <w:t>.</w:t>
       </w:r>
     </w:p>
     <w:p>
@@ -1457,7 +1923,23 @@
         <w:t>Qué se evalúa:</w:t>
       </w:r>
       <w:r>
-        <w:t> Capacidad de identificar bounded contexts coherentes y de definir responsabilidades claras para cada servicio antes de implementar.</w:t>
+        <w:t xml:space="preserve"> Capacidad de identificar </w:t>
+      </w:r>
+      <w:proofErr w:type="spellStart"/>
+      <w:r>
+        <w:t>bounded</w:t>
+      </w:r>
+      <w:proofErr w:type="spellEnd"/>
+      <w:r>
+        <w:t xml:space="preserve"> </w:t>
+      </w:r>
+      <w:proofErr w:type="spellStart"/>
+      <w:r>
+        <w:t>contexts</w:t>
+      </w:r>
+      <w:proofErr w:type="spellEnd"/>
+      <w:r>
+        <w:t xml:space="preserve"> coherentes y de definir responsabilidades claras para cada servicio antes de implementar.</w:t>
       </w:r>
     </w:p>
     <w:p>
@@ -1488,7 +1970,23 @@
         </w:numPr>
       </w:pPr>
       <w:r>
-        <w:t>Su nombre y el bounded context que representa.</w:t>
+        <w:t xml:space="preserve">Su nombre y el </w:t>
+      </w:r>
+      <w:proofErr w:type="spellStart"/>
+      <w:r>
+        <w:t>bounded</w:t>
+      </w:r>
+      <w:proofErr w:type="spellEnd"/>
+      <w:r>
+        <w:t xml:space="preserve"> </w:t>
+      </w:r>
+      <w:proofErr w:type="spellStart"/>
+      <w:r>
+        <w:t>context</w:t>
+      </w:r>
+      <w:proofErr w:type="spellEnd"/>
+      <w:r>
+        <w:t xml:space="preserve"> que representa.</w:t>
       </w:r>
     </w:p>
     <w:p>
@@ -1688,7 +2186,23 @@
           </w:tcPr>
           <w:p>
             <w:r>
-              <w:t>Mínimo 3 microservicios con bounded contexts diferenciados y documentados</w:t>
+              <w:t xml:space="preserve">Mínimo 3 microservicios con </w:t>
+            </w:r>
+            <w:proofErr w:type="spellStart"/>
+            <w:r>
+              <w:t>bounded</w:t>
+            </w:r>
+            <w:proofErr w:type="spellEnd"/>
+            <w:r>
+              <w:t xml:space="preserve"> </w:t>
+            </w:r>
+            <w:proofErr w:type="spellStart"/>
+            <w:r>
+              <w:t>contexts</w:t>
+            </w:r>
+            <w:proofErr w:type="spellEnd"/>
+            <w:r>
+              <w:t xml:space="preserve"> diferenciados y documentados</w:t>
             </w:r>
           </w:p>
         </w:tc>
@@ -1792,7 +2306,15 @@
           </w:tcPr>
           <w:p>
             <w:r>
-              <w:t>Diagrama o tabla de dependencias inter-servicio incluido en el README.md</w:t>
+              <w:t xml:space="preserve">Diagrama o tabla de dependencias </w:t>
+            </w:r>
+            <w:proofErr w:type="spellStart"/>
+            <w:r>
+              <w:t>inter-servicio</w:t>
+            </w:r>
+            <w:proofErr w:type="spellEnd"/>
+            <w:r>
+              <w:t xml:space="preserve"> incluido en el README.md</w:t>
             </w:r>
           </w:p>
         </w:tc>
@@ -1943,7 +2465,35 @@
         <w:rPr>
           <w:highlight w:val="green"/>
         </w:rPr>
-        <w:t> (la comunicación entre servicios usa DTOs o IDs, no entidades).</w:t>
+        <w:t xml:space="preserve"> (la comunicación entre servicios usa </w:t>
+      </w:r>
+      <w:proofErr w:type="spellStart"/>
+      <w:r>
+        <w:rPr>
+          <w:highlight w:val="green"/>
+        </w:rPr>
+        <w:t>DTOs</w:t>
+      </w:r>
+      <w:proofErr w:type="spellEnd"/>
+      <w:r>
+        <w:rPr>
+          <w:highlight w:val="green"/>
+        </w:rPr>
+        <w:t xml:space="preserve"> o </w:t>
+      </w:r>
+      <w:proofErr w:type="spellStart"/>
+      <w:r>
+        <w:rPr>
+          <w:highlight w:val="green"/>
+        </w:rPr>
+        <w:t>IDs</w:t>
+      </w:r>
+      <w:proofErr w:type="spellEnd"/>
+      <w:r>
+        <w:rPr>
+          <w:highlight w:val="green"/>
+        </w:rPr>
+        <w:t>, no entidades).</w:t>
       </w:r>
     </w:p>
     <w:p>
@@ -2012,7 +2562,35 @@
         <w:rPr>
           <w:highlight w:val="green"/>
         </w:rPr>
-        <w:t>Campos createdAt y updatedAt en al menos 2 entidades con gestión automática (cubre RNF-04).</w:t>
+        <w:t>Campos </w:t>
+      </w:r>
+      <w:proofErr w:type="spellStart"/>
+      <w:r>
+        <w:rPr>
+          <w:highlight w:val="green"/>
+        </w:rPr>
+        <w:t>createdAt</w:t>
+      </w:r>
+      <w:proofErr w:type="spellEnd"/>
+      <w:r>
+        <w:rPr>
+          <w:highlight w:val="green"/>
+        </w:rPr>
+        <w:t> y </w:t>
+      </w:r>
+      <w:proofErr w:type="spellStart"/>
+      <w:r>
+        <w:rPr>
+          <w:highlight w:val="green"/>
+        </w:rPr>
+        <w:t>updatedAt</w:t>
+      </w:r>
+      <w:proofErr w:type="spellEnd"/>
+      <w:r>
+        <w:rPr>
+          <w:highlight w:val="green"/>
+        </w:rPr>
+        <w:t> en al menos 2 entidades con gestión automática (cubre RNF-04).</w:t>
       </w:r>
     </w:p>
     <w:p>
@@ -2216,8 +2794,29 @@
           </w:tcPr>
           <w:p>
             <w:r>
-              <w:t>Ninguna entidad JPA compartida entre servicios; comunicación inter-servicio solo por DTOs o IDs</w:t>
-            </w:r>
+              <w:t xml:space="preserve">Ninguna entidad JPA compartida entre servicios; comunicación </w:t>
+            </w:r>
+            <w:proofErr w:type="spellStart"/>
+            <w:r>
+              <w:t>inter-servicio</w:t>
+            </w:r>
+            <w:proofErr w:type="spellEnd"/>
+            <w:r>
+              <w:t xml:space="preserve"> solo por </w:t>
+            </w:r>
+            <w:proofErr w:type="spellStart"/>
+            <w:r>
+              <w:t>DTOs</w:t>
+            </w:r>
+            <w:proofErr w:type="spellEnd"/>
+            <w:r>
+              <w:t xml:space="preserve"> o </w:t>
+            </w:r>
+            <w:proofErr w:type="spellStart"/>
+            <w:r>
+              <w:t>IDs</w:t>
+            </w:r>
+            <w:proofErr w:type="spellEnd"/>
           </w:p>
         </w:tc>
         <w:tc>
@@ -2372,7 +2971,23 @@
           </w:tcPr>
           <w:p>
             <w:r>
-              <w:t>Campos createdAt y updatedAt en al menos 2 entidades con gestión automática (RNF-04)</w:t>
+              <w:t>Campos </w:t>
+            </w:r>
+            <w:proofErr w:type="spellStart"/>
+            <w:r>
+              <w:t>createdAt</w:t>
+            </w:r>
+            <w:proofErr w:type="spellEnd"/>
+            <w:r>
+              <w:t> y </w:t>
+            </w:r>
+            <w:proofErr w:type="spellStart"/>
+            <w:r>
+              <w:t>updatedAt</w:t>
+            </w:r>
+            <w:proofErr w:type="spellEnd"/>
+            <w:r>
+              <w:t> en al menos 2 entidades con gestión automática (RNF-04)</w:t>
             </w:r>
           </w:p>
         </w:tc>
@@ -2476,7 +3091,25 @@
           <w:bCs/>
           <w:highlight w:val="green"/>
         </w:rPr>
-        <w:t>Sección 3: DTOs y Validaciones (10 puntos)</w:t>
+        <w:t xml:space="preserve">Sección 3: </w:t>
+      </w:r>
+      <w:proofErr w:type="spellStart"/>
+      <w:r>
+        <w:rPr>
+          <w:b/>
+          <w:bCs/>
+          <w:highlight w:val="green"/>
+        </w:rPr>
+        <w:t>DTOs</w:t>
+      </w:r>
+      <w:proofErr w:type="spellEnd"/>
+      <w:r>
+        <w:rPr>
+          <w:b/>
+          <w:bCs/>
+          <w:highlight w:val="green"/>
+        </w:rPr>
+        <w:t xml:space="preserve"> y Validaciones (10 puntos)</w:t>
       </w:r>
     </w:p>
     <w:p>
@@ -2520,11 +3153,33 @@
           <w:highlight w:val="green"/>
         </w:rPr>
       </w:pPr>
-      <w:r>
-        <w:rPr>
-          <w:highlight w:val="green"/>
-        </w:rPr>
-        <w:t>DTOs separados en paquetes request/ y response/ en cada servicio.</w:t>
+      <w:proofErr w:type="spellStart"/>
+      <w:r>
+        <w:rPr>
+          <w:highlight w:val="green"/>
+        </w:rPr>
+        <w:t>DTOs</w:t>
+      </w:r>
+      <w:proofErr w:type="spellEnd"/>
+      <w:r>
+        <w:rPr>
+          <w:highlight w:val="green"/>
+        </w:rPr>
+        <w:t xml:space="preserve"> separados en paquetes </w:t>
+      </w:r>
+      <w:proofErr w:type="spellStart"/>
+      <w:r>
+        <w:rPr>
+          <w:highlight w:val="green"/>
+        </w:rPr>
+        <w:t>request</w:t>
+      </w:r>
+      <w:proofErr w:type="spellEnd"/>
+      <w:r>
+        <w:rPr>
+          <w:highlight w:val="green"/>
+        </w:rPr>
+        <w:t>/ y response/ en cada servicio.</w:t>
       </w:r>
     </w:p>
     <w:p>
@@ -2542,7 +3197,35 @@
           <w:highlight w:val="green"/>
         </w:rPr>
         <w:lastRenderedPageBreak/>
-        <w:t>Clase genérica ApiResponse&lt;T&gt; implementada en cada servicio y usada en todos sus endpoints (cubre RNF-01).</w:t>
+        <w:t>Clase genérica </w:t>
+      </w:r>
+      <w:proofErr w:type="spellStart"/>
+      <w:r>
+        <w:rPr>
+          <w:highlight w:val="green"/>
+        </w:rPr>
+        <w:t>ApiResponse</w:t>
+      </w:r>
+      <w:proofErr w:type="spellEnd"/>
+      <w:r>
+        <w:rPr>
+          <w:highlight w:val="green"/>
+        </w:rPr>
+        <w:t xml:space="preserve">&lt;T&gt; implementada en cada servicio y usada en todos sus </w:t>
+      </w:r>
+      <w:proofErr w:type="spellStart"/>
+      <w:r>
+        <w:rPr>
+          <w:highlight w:val="green"/>
+        </w:rPr>
+        <w:t>endpoints</w:t>
+      </w:r>
+      <w:proofErr w:type="spellEnd"/>
+      <w:r>
+        <w:rPr>
+          <w:highlight w:val="green"/>
+        </w:rPr>
+        <w:t xml:space="preserve"> (cubre RNF-01).</w:t>
       </w:r>
     </w:p>
     <w:p>
@@ -2573,7 +3256,35 @@
         <w:rPr>
           <w:highlight w:val="green"/>
         </w:rPr>
-        <w:t> usados en los DTOs de request del proyecto. Ejemplos: @NotBlank, @NotNull, @Email, @Pattern, @Positive, @Size, @Min, @Max, @Past, @Future (cubre RNF-03).</w:t>
+        <w:t xml:space="preserve"> usados en los </w:t>
+      </w:r>
+      <w:proofErr w:type="spellStart"/>
+      <w:r>
+        <w:rPr>
+          <w:highlight w:val="green"/>
+        </w:rPr>
+        <w:t>DTOs</w:t>
+      </w:r>
+      <w:proofErr w:type="spellEnd"/>
+      <w:r>
+        <w:rPr>
+          <w:highlight w:val="green"/>
+        </w:rPr>
+        <w:t xml:space="preserve"> de </w:t>
+      </w:r>
+      <w:proofErr w:type="spellStart"/>
+      <w:r>
+        <w:rPr>
+          <w:highlight w:val="green"/>
+        </w:rPr>
+        <w:t>request</w:t>
+      </w:r>
+      <w:proofErr w:type="spellEnd"/>
+      <w:r>
+        <w:rPr>
+          <w:highlight w:val="green"/>
+        </w:rPr>
+        <w:t xml:space="preserve"> del proyecto. Ejemplos: @NotBlank, @NotNull, @Email, @Pattern, @Positive, @Size, @Min, @Max, @Past, @Future (cubre RNF-03).</w:t>
       </w:r>
     </w:p>
     <w:p>
@@ -2594,7 +3305,31 @@
         <w:t>un DTO de response con datos anidados</w:t>
       </w:r>
       <w:r>
-        <w:t> de otro servicio: un recurso cuyo response incluye información de una entidad de otro bounded context, obtenida mediante llamada inter-servicio.</w:t>
+        <w:t xml:space="preserve"> de otro servicio: un recurso cuyo response incluye información de una entidad de otro </w:t>
+      </w:r>
+      <w:proofErr w:type="spellStart"/>
+      <w:r>
+        <w:t>bounded</w:t>
+      </w:r>
+      <w:proofErr w:type="spellEnd"/>
+      <w:r>
+        <w:t xml:space="preserve"> </w:t>
+      </w:r>
+      <w:proofErr w:type="spellStart"/>
+      <w:r>
+        <w:t>context</w:t>
+      </w:r>
+      <w:proofErr w:type="spellEnd"/>
+      <w:r>
+        <w:t xml:space="preserve">, obtenida mediante llamada </w:t>
+      </w:r>
+      <w:proofErr w:type="spellStart"/>
+      <w:r>
+        <w:t>inter-servicio</w:t>
+      </w:r>
+      <w:proofErr w:type="spellEnd"/>
+      <w:r>
+        <w:t>.</w:t>
       </w:r>
     </w:p>
     <w:p>
@@ -2717,8 +3452,21 @@
             <w:hideMark/>
           </w:tcPr>
           <w:p>
-            <w:r>
-              <w:t>DTOs de request y response diferenciados en todos los servicios</w:t>
+            <w:proofErr w:type="spellStart"/>
+            <w:r>
+              <w:t>DTOs</w:t>
+            </w:r>
+            <w:proofErr w:type="spellEnd"/>
+            <w:r>
+              <w:t xml:space="preserve"> de </w:t>
+            </w:r>
+            <w:proofErr w:type="spellStart"/>
+            <w:r>
+              <w:t>request</w:t>
+            </w:r>
+            <w:proofErr w:type="spellEnd"/>
+            <w:r>
+              <w:t xml:space="preserve"> y response diferenciados en todos los servicios</w:t>
             </w:r>
           </w:p>
         </w:tc>
@@ -2769,8 +3517,21 @@
             <w:hideMark/>
           </w:tcPr>
           <w:p>
-            <w:r>
-              <w:t>ApiResponse&lt;T&gt; en todos los endpoints de todos los servicios (RNF-01)</w:t>
+            <w:proofErr w:type="spellStart"/>
+            <w:r>
+              <w:t>ApiResponse</w:t>
+            </w:r>
+            <w:proofErr w:type="spellEnd"/>
+            <w:r>
+              <w:t xml:space="preserve">&lt;T&gt; en todos los </w:t>
+            </w:r>
+            <w:proofErr w:type="spellStart"/>
+            <w:r>
+              <w:t>endpoints</w:t>
+            </w:r>
+            <w:proofErr w:type="spellEnd"/>
+            <w:r>
+              <w:t xml:space="preserve"> de todos los servicios (RNF-01)</w:t>
             </w:r>
           </w:p>
         </w:tc>
@@ -2822,7 +3583,23 @@
           </w:tcPr>
           <w:p>
             <w:r>
-              <w:t>Mínimo 6 tipos de anotación de validación distintos en los DTOs de request (RNF-03)</w:t>
+              <w:t xml:space="preserve">Mínimo 6 tipos de anotación de validación distintos en los </w:t>
+            </w:r>
+            <w:proofErr w:type="spellStart"/>
+            <w:r>
+              <w:t>DTOs</w:t>
+            </w:r>
+            <w:proofErr w:type="spellEnd"/>
+            <w:r>
+              <w:t xml:space="preserve"> de </w:t>
+            </w:r>
+            <w:proofErr w:type="spellStart"/>
+            <w:r>
+              <w:t>request</w:t>
+            </w:r>
+            <w:proofErr w:type="spellEnd"/>
+            <w:r>
+              <w:t xml:space="preserve"> (RNF-03)</w:t>
             </w:r>
           </w:p>
         </w:tc>
@@ -2874,8 +3651,13 @@
           </w:tcPr>
           <w:p>
             <w:r>
-              <w:t>Al menos un DTO de response que incluya datos obtenidos de otro servicio mediante llamada inter-servicio</w:t>
-            </w:r>
+              <w:t xml:space="preserve">Al menos un DTO de response que incluya datos obtenidos de otro servicio mediante llamada </w:t>
+            </w:r>
+            <w:proofErr w:type="spellStart"/>
+            <w:r>
+              <w:t>inter-servicio</w:t>
+            </w:r>
+            <w:proofErr w:type="spellEnd"/>
           </w:p>
         </w:tc>
         <w:tc>
@@ -2979,7 +3761,49 @@
         <w:rPr>
           <w:highlight w:val="green"/>
         </w:rPr>
-        <w:t>Una interfaz Repository por entidad principal en cada servicio, extendiendo JpaRepository&lt;E, UUID&gt; o MongoRepository&lt;D, UUID&gt;.</w:t>
+        <w:t>Una interfaz </w:t>
+      </w:r>
+      <w:proofErr w:type="spellStart"/>
+      <w:r>
+        <w:rPr>
+          <w:highlight w:val="green"/>
+        </w:rPr>
+        <w:t>Repository</w:t>
+      </w:r>
+      <w:proofErr w:type="spellEnd"/>
+      <w:r>
+        <w:rPr>
+          <w:highlight w:val="green"/>
+        </w:rPr>
+        <w:t> por entidad principal en cada servicio, extendiendo </w:t>
+      </w:r>
+      <w:proofErr w:type="spellStart"/>
+      <w:r>
+        <w:rPr>
+          <w:highlight w:val="green"/>
+        </w:rPr>
+        <w:t>JpaRepository</w:t>
+      </w:r>
+      <w:proofErr w:type="spellEnd"/>
+      <w:r>
+        <w:rPr>
+          <w:highlight w:val="green"/>
+        </w:rPr>
+        <w:t>&lt;E, UUID&gt; o </w:t>
+      </w:r>
+      <w:proofErr w:type="spellStart"/>
+      <w:r>
+        <w:rPr>
+          <w:highlight w:val="green"/>
+        </w:rPr>
+        <w:t>MongoRepository</w:t>
+      </w:r>
+      <w:proofErr w:type="spellEnd"/>
+      <w:r>
+        <w:rPr>
+          <w:highlight w:val="green"/>
+        </w:rPr>
+        <w:t>&lt;D, UUID&gt;.</w:t>
       </w:r>
     </w:p>
     <w:p>
@@ -3010,7 +3834,35 @@
         <w:rPr>
           <w:highlight w:val="green"/>
         </w:rPr>
-        <w:t> distribuidas entre los servicios, usando @Query(nativeQuery = true) para SQL o @Aggregation / MongoTemplate para MongoDB. Deben cubrir:</w:t>
+        <w:t> distribuidas entre los servicios, usando @</w:t>
+      </w:r>
+      <w:proofErr w:type="gramStart"/>
+      <w:r>
+        <w:rPr>
+          <w:highlight w:val="green"/>
+        </w:rPr>
+        <w:t>Query(</w:t>
+      </w:r>
+      <w:proofErr w:type="gramEnd"/>
+      <w:r>
+        <w:rPr>
+          <w:highlight w:val="green"/>
+        </w:rPr>
+        <w:t>nativeQuery = true) para SQL o @Aggregation / </w:t>
+      </w:r>
+      <w:proofErr w:type="spellStart"/>
+      <w:r>
+        <w:rPr>
+          <w:highlight w:val="green"/>
+        </w:rPr>
+        <w:t>MongoTemplate</w:t>
+      </w:r>
+      <w:proofErr w:type="spellEnd"/>
+      <w:r>
+        <w:rPr>
+          <w:highlight w:val="green"/>
+        </w:rPr>
+        <w:t> para MongoDB. Deben cubrir:</w:t>
       </w:r>
     </w:p>
     <w:p>
@@ -3073,7 +3925,21 @@
         <w:rPr>
           <w:highlight w:val="green"/>
         </w:rPr>
-        <w:t>Consulta que combine datos de dos o más entidades del mismo servicio (JOIN o $lookup).</w:t>
+        <w:t>Consulta que combine datos de dos o más entidades del mismo servicio (JOIN o $</w:t>
+      </w:r>
+      <w:proofErr w:type="spellStart"/>
+      <w:r>
+        <w:rPr>
+          <w:highlight w:val="green"/>
+        </w:rPr>
+        <w:t>lookup</w:t>
+      </w:r>
+      <w:proofErr w:type="spellEnd"/>
+      <w:r>
+        <w:rPr>
+          <w:highlight w:val="green"/>
+        </w:rPr>
+        <w:t>).</w:t>
       </w:r>
     </w:p>
     <w:p>
@@ -3355,7 +4221,23 @@
           </w:tcPr>
           <w:p>
             <w:r>
-              <w:t>Consulta multi-entidad con JOIN o $lookup implementada</w:t>
+              <w:t xml:space="preserve">Consulta </w:t>
+            </w:r>
+            <w:proofErr w:type="spellStart"/>
+            <w:r>
+              <w:t>multi-entidad</w:t>
+            </w:r>
+            <w:proofErr w:type="spellEnd"/>
+            <w:r>
+              <w:t xml:space="preserve"> con JOIN o $</w:t>
+            </w:r>
+            <w:proofErr w:type="spellStart"/>
+            <w:r>
+              <w:t>lookup</w:t>
+            </w:r>
+            <w:proofErr w:type="spellEnd"/>
+            <w:r>
+              <w:t> implementada</w:t>
             </w:r>
           </w:p>
         </w:tc>
@@ -3531,7 +4413,15 @@
         <w:t>RF-05:</w:t>
       </w:r>
       <w:r>
-        <w:t> registro automático en el historial de estados en cada cambio, incluyendo usuario y timestamp.</w:t>
+        <w:t xml:space="preserve"> registro automático en el historial de estados en cada cambio, incluyendo usuario y </w:t>
+      </w:r>
+      <w:proofErr w:type="spellStart"/>
+      <w:r>
+        <w:t>timestamp</w:t>
+      </w:r>
+      <w:proofErr w:type="spellEnd"/>
+      <w:r>
+        <w:t>.</w:t>
       </w:r>
     </w:p>
     <w:p>
@@ -3633,7 +4523,21 @@
         <w:rPr>
           <w:highlight w:val="green"/>
         </w:rPr>
-        <w:t>Conversión entidad ↔ DTO mediante ModelMapper o mapeo manual justificado.</w:t>
+        <w:t>Conversión entidad ↔ DTO mediante </w:t>
+      </w:r>
+      <w:proofErr w:type="spellStart"/>
+      <w:r>
+        <w:rPr>
+          <w:highlight w:val="green"/>
+        </w:rPr>
+        <w:t>ModelMapper</w:t>
+      </w:r>
+      <w:proofErr w:type="spellEnd"/>
+      <w:r>
+        <w:rPr>
+          <w:highlight w:val="green"/>
+        </w:rPr>
+        <w:t> o mapeo manual justificado.</w:t>
       </w:r>
     </w:p>
     <w:p>
@@ -3914,7 +4818,15 @@
           </w:tcPr>
           <w:p>
             <w:r>
-              <w:t>RF-05: registro automático de historial con usuario y timestamp en cada cambio de estado</w:t>
+              <w:t xml:space="preserve">RF-05: registro automático de historial con usuario y </w:t>
+            </w:r>
+            <w:proofErr w:type="spellStart"/>
+            <w:r>
+              <w:t>timestamp</w:t>
+            </w:r>
+            <w:proofErr w:type="spellEnd"/>
+            <w:r>
+              <w:t xml:space="preserve"> en cada cambio de estado</w:t>
             </w:r>
           </w:p>
         </w:tc>
@@ -4119,7 +5031,21 @@
         <w:rPr>
           <w:highlight w:val="green"/>
         </w:rPr>
-        <w:t>Los siguientes endpoints deben existir en algún servicio (tú decides dónde):</w:t>
+        <w:t xml:space="preserve">Los siguientes </w:t>
+      </w:r>
+      <w:proofErr w:type="spellStart"/>
+      <w:r>
+        <w:rPr>
+          <w:highlight w:val="green"/>
+        </w:rPr>
+        <w:t>endpoints</w:t>
+      </w:r>
+      <w:proofErr w:type="spellEnd"/>
+      <w:r>
+        <w:rPr>
+          <w:highlight w:val="green"/>
+        </w:rPr>
+        <w:t xml:space="preserve"> deben existir en algún servicio (tú decides dónde):</w:t>
       </w:r>
     </w:p>
     <w:p>
@@ -4249,7 +5175,23 @@
         </w:numPr>
       </w:pPr>
       <w:r>
-        <w:t>@Valid en todos los endpoints que reciban un body.</w:t>
+        <w:t xml:space="preserve">@Valid en todos los </w:t>
+      </w:r>
+      <w:proofErr w:type="spellStart"/>
+      <w:r>
+        <w:t>endpoints</w:t>
+      </w:r>
+      <w:proofErr w:type="spellEnd"/>
+      <w:r>
+        <w:t xml:space="preserve"> que reciban un </w:t>
+      </w:r>
+      <w:proofErr w:type="spellStart"/>
+      <w:r>
+        <w:t>body</w:t>
+      </w:r>
+      <w:proofErr w:type="spellEnd"/>
+      <w:r>
+        <w:t>.</w:t>
       </w:r>
     </w:p>
     <w:p>
@@ -4259,8 +5201,29 @@
           <w:numId w:val="8"/>
         </w:numPr>
       </w:pPr>
-      <w:r>
-        <w:t>ResponseEntity&lt;ApiResponse&lt;T&gt;&gt; con código HTTP correcto según RNF-02 en todos los endpoints.</w:t>
+      <w:proofErr w:type="spellStart"/>
+      <w:r>
+        <w:t>ResponseEntity</w:t>
+      </w:r>
+      <w:proofErr w:type="spellEnd"/>
+      <w:r>
+        <w:t>&lt;</w:t>
+      </w:r>
+      <w:proofErr w:type="spellStart"/>
+      <w:r>
+        <w:t>ApiResponse</w:t>
+      </w:r>
+      <w:proofErr w:type="spellEnd"/>
+      <w:r>
+        <w:t xml:space="preserve">&lt;T&gt;&gt; con código HTTP correcto según RNF-02 en todos los </w:t>
+      </w:r>
+      <w:proofErr w:type="spellStart"/>
+      <w:r>
+        <w:t>endpoints</w:t>
+      </w:r>
+      <w:proofErr w:type="spellEnd"/>
+      <w:r>
+        <w:t>.</w:t>
       </w:r>
     </w:p>
     <w:p>
@@ -4437,7 +5400,15 @@
           <w:p>
             <w:r>
               <w:lastRenderedPageBreak/>
-              <w:t>Todos los endpoints específicos de RF-01 al RF-09 presentes y funcionando</w:t>
+              <w:t xml:space="preserve">Todos los </w:t>
+            </w:r>
+            <w:proofErr w:type="spellStart"/>
+            <w:r>
+              <w:t>endpoints</w:t>
+            </w:r>
+            <w:proofErr w:type="spellEnd"/>
+            <w:r>
+              <w:t xml:space="preserve"> específicos de RF-01 al RF-09 presentes y funcionando</w:t>
             </w:r>
           </w:p>
         </w:tc>
@@ -4489,8 +5460,21 @@
           </w:tcPr>
           <w:p>
             <w:r>
-              <w:t>@Valid aplicado en todos los endpoints con body</w:t>
-            </w:r>
+              <w:t xml:space="preserve">@Valid aplicado en todos los </w:t>
+            </w:r>
+            <w:proofErr w:type="spellStart"/>
+            <w:r>
+              <w:t>endpoints</w:t>
+            </w:r>
+            <w:proofErr w:type="spellEnd"/>
+            <w:r>
+              <w:t xml:space="preserve"> con </w:t>
+            </w:r>
+            <w:proofErr w:type="spellStart"/>
+            <w:r>
+              <w:t>body</w:t>
+            </w:r>
+            <w:proofErr w:type="spellEnd"/>
           </w:p>
         </w:tc>
         <w:tc>
@@ -4540,8 +5524,21 @@
             <w:hideMark/>
           </w:tcPr>
           <w:p>
-            <w:r>
-              <w:t>ResponseEntity&lt;ApiResponse&lt;T&gt;&gt; con códigos HTTP correctos en todos los casos (RNF-02)</w:t>
+            <w:proofErr w:type="spellStart"/>
+            <w:r>
+              <w:t>ResponseEntity</w:t>
+            </w:r>
+            <w:proofErr w:type="spellEnd"/>
+            <w:r>
+              <w:t>&lt;</w:t>
+            </w:r>
+            <w:proofErr w:type="spellStart"/>
+            <w:r>
+              <w:t>ApiResponse</w:t>
+            </w:r>
+            <w:proofErr w:type="spellEnd"/>
+            <w:r>
+              <w:t>&lt;T&gt;&gt; con códigos HTTP correctos en todos los casos (RNF-02)</w:t>
             </w:r>
           </w:p>
         </w:tc>
@@ -4646,7 +5643,21 @@
         <w:rPr>
           <w:highlight w:val="green"/>
         </w:rPr>
-        <w:t>Clase GlobalExceptionHandler con @RestControllerAdvice en </w:t>
+        <w:t>Clase </w:t>
+      </w:r>
+      <w:proofErr w:type="spellStart"/>
+      <w:r>
+        <w:rPr>
+          <w:highlight w:val="green"/>
+        </w:rPr>
+        <w:t>GlobalExceptionHandler</w:t>
+      </w:r>
+      <w:proofErr w:type="spellEnd"/>
+      <w:r>
+        <w:rPr>
+          <w:highlight w:val="green"/>
+        </w:rPr>
+        <w:t> con @RestControllerAdvice en </w:t>
       </w:r>
       <w:r>
         <w:rPr>
@@ -4673,11 +5684,19 @@
           <w:highlight w:val="green"/>
         </w:rPr>
       </w:pPr>
-      <w:r>
-        <w:rPr>
-          <w:highlight w:val="green"/>
-        </w:rPr>
-        <w:t>Handlers en cada servicio para:</w:t>
+      <w:proofErr w:type="spellStart"/>
+      <w:r>
+        <w:rPr>
+          <w:highlight w:val="green"/>
+        </w:rPr>
+        <w:t>Handlers</w:t>
+      </w:r>
+      <w:proofErr w:type="spellEnd"/>
+      <w:r>
+        <w:rPr>
+          <w:highlight w:val="green"/>
+        </w:rPr>
+        <w:t xml:space="preserve"> en cada servicio para:</w:t>
       </w:r>
     </w:p>
     <w:p>
@@ -4690,11 +5709,33 @@
           <w:highlight w:val="green"/>
         </w:rPr>
       </w:pPr>
-      <w:r>
-        <w:rPr>
-          <w:highlight w:val="green"/>
-        </w:rPr>
-        <w:t>MethodArgumentNotValidException → 400 con Map&lt;String, List&lt;String&gt;&gt; agrupado por campo.</w:t>
+      <w:proofErr w:type="spellStart"/>
+      <w:r>
+        <w:rPr>
+          <w:highlight w:val="green"/>
+        </w:rPr>
+        <w:t>MethodArgumentNotValidException</w:t>
+      </w:r>
+      <w:proofErr w:type="spellEnd"/>
+      <w:r>
+        <w:rPr>
+          <w:highlight w:val="green"/>
+        </w:rPr>
+        <w:t> → 400 con </w:t>
+      </w:r>
+      <w:proofErr w:type="spellStart"/>
+      <w:r>
+        <w:rPr>
+          <w:highlight w:val="green"/>
+        </w:rPr>
+        <w:t>Map</w:t>
+      </w:r>
+      <w:proofErr w:type="spellEnd"/>
+      <w:r>
+        <w:rPr>
+          <w:highlight w:val="green"/>
+        </w:rPr>
+        <w:t>&lt;String, List&lt;String&gt;&gt; agrupado por campo.</w:t>
       </w:r>
     </w:p>
     <w:p>
@@ -4758,11 +5799,33 @@
           <w:highlight w:val="green"/>
         </w:rPr>
       </w:pPr>
-      <w:r>
-        <w:rPr>
-          <w:highlight w:val="green"/>
-        </w:rPr>
-        <w:t>Exception genérica → 500 como fallback.</w:t>
+      <w:proofErr w:type="spellStart"/>
+      <w:r>
+        <w:rPr>
+          <w:highlight w:val="green"/>
+        </w:rPr>
+        <w:t>Exception</w:t>
+      </w:r>
+      <w:proofErr w:type="spellEnd"/>
+      <w:r>
+        <w:rPr>
+          <w:highlight w:val="green"/>
+        </w:rPr>
+        <w:t xml:space="preserve"> genérica → 500 como </w:t>
+      </w:r>
+      <w:proofErr w:type="spellStart"/>
+      <w:r>
+        <w:rPr>
+          <w:highlight w:val="green"/>
+        </w:rPr>
+        <w:t>fallback</w:t>
+      </w:r>
+      <w:proofErr w:type="spellEnd"/>
+      <w:r>
+        <w:rPr>
+          <w:highlight w:val="green"/>
+        </w:rPr>
+        <w:t>.</w:t>
       </w:r>
     </w:p>
     <w:p>
@@ -4779,7 +5842,35 @@
         <w:rPr>
           <w:highlight w:val="green"/>
         </w:rPr>
-        <w:t>Todos los errores retornan ApiResponse&lt;T&gt; con success: false.</w:t>
+        <w:t>Todos los errores retornan </w:t>
+      </w:r>
+      <w:proofErr w:type="spellStart"/>
+      <w:r>
+        <w:rPr>
+          <w:highlight w:val="green"/>
+        </w:rPr>
+        <w:t>ApiResponse</w:t>
+      </w:r>
+      <w:proofErr w:type="spellEnd"/>
+      <w:r>
+        <w:rPr>
+          <w:highlight w:val="green"/>
+        </w:rPr>
+        <w:t>&lt;T&gt; con </w:t>
+      </w:r>
+      <w:proofErr w:type="spellStart"/>
+      <w:r>
+        <w:rPr>
+          <w:highlight w:val="green"/>
+        </w:rPr>
+        <w:t>success</w:t>
+      </w:r>
+      <w:proofErr w:type="spellEnd"/>
+      <w:r>
+        <w:rPr>
+          <w:highlight w:val="green"/>
+        </w:rPr>
+        <w:t>: false.</w:t>
       </w:r>
     </w:p>
     <w:p>
@@ -5006,8 +6097,13 @@
             <w:hideMark/>
           </w:tcPr>
           <w:p>
-            <w:r>
-              <w:t>Handlers para 404 y 409 en todos los servicios</w:t>
+            <w:proofErr w:type="spellStart"/>
+            <w:r>
+              <w:t>Handlers</w:t>
+            </w:r>
+            <w:proofErr w:type="spellEnd"/>
+            <w:r>
+              <w:t xml:space="preserve"> para 404 y 409 en todos los servicios</w:t>
             </w:r>
           </w:p>
         </w:tc>
@@ -5059,7 +6155,15 @@
           </w:tcPr>
           <w:p>
             <w:r>
-              <w:t>Handler para 502 y handler genérico 500 en todos los servicios</w:t>
+              <w:t xml:space="preserve">Handler para 502 y </w:t>
+            </w:r>
+            <w:proofErr w:type="spellStart"/>
+            <w:r>
+              <w:t>handler</w:t>
+            </w:r>
+            <w:proofErr w:type="spellEnd"/>
+            <w:r>
+              <w:t xml:space="preserve"> genérico 500 en todos los servicios</w:t>
             </w:r>
           </w:p>
         </w:tc>
@@ -5118,7 +6222,25 @@
           <w:bCs/>
           <w:highlight w:val="green"/>
         </w:rPr>
-        <w:t>Sección 8: Integración con API Externa — Feign Client (10 puntos)</w:t>
+        <w:t xml:space="preserve">Sección 8: Integración con API Externa — </w:t>
+      </w:r>
+      <w:proofErr w:type="spellStart"/>
+      <w:r>
+        <w:rPr>
+          <w:b/>
+          <w:bCs/>
+          <w:highlight w:val="green"/>
+        </w:rPr>
+        <w:t>Feign</w:t>
+      </w:r>
+      <w:proofErr w:type="spellEnd"/>
+      <w:r>
+        <w:rPr>
+          <w:b/>
+          <w:bCs/>
+          <w:highlight w:val="green"/>
+        </w:rPr>
+        <w:t xml:space="preserve"> Client (10 puntos)</w:t>
       </w:r>
     </w:p>
     <w:p>
@@ -5139,7 +6261,21 @@
         <w:rPr>
           <w:highlight w:val="green"/>
         </w:rPr>
-        <w:t> Consumo de RENIEC con Spring Cloud OpenFeign; gestión segura del token. Cubre RF-01 y RNF-06.</w:t>
+        <w:t xml:space="preserve"> Consumo de RENIEC con Spring Cloud </w:t>
+      </w:r>
+      <w:proofErr w:type="spellStart"/>
+      <w:r>
+        <w:rPr>
+          <w:highlight w:val="green"/>
+        </w:rPr>
+        <w:t>OpenFeign</w:t>
+      </w:r>
+      <w:proofErr w:type="spellEnd"/>
+      <w:r>
+        <w:rPr>
+          <w:highlight w:val="green"/>
+        </w:rPr>
+        <w:t>; gestión segura del token. Cubre RF-01 y RNF-06.</w:t>
       </w:r>
     </w:p>
     <w:p>
@@ -5202,7 +6338,21 @@
         <w:rPr>
           <w:highlight w:val="green"/>
         </w:rPr>
-        <w:t>; no puede ser enviado por el cliente en el request.</w:t>
+        <w:t xml:space="preserve">; no puede ser enviado por el cliente en el </w:t>
+      </w:r>
+      <w:proofErr w:type="spellStart"/>
+      <w:r>
+        <w:rPr>
+          <w:highlight w:val="green"/>
+        </w:rPr>
+        <w:t>request</w:t>
+      </w:r>
+      <w:proofErr w:type="spellEnd"/>
+      <w:r>
+        <w:rPr>
+          <w:highlight w:val="green"/>
+        </w:rPr>
+        <w:t>.</w:t>
       </w:r>
     </w:p>
     <w:p>
@@ -5219,7 +6369,51 @@
         <w:rPr>
           <w:highlight w:val="green"/>
         </w:rPr>
-        <w:t>El token de RENIEC leído con @Value desde application.yaml o desde el Config Server. No puede estar hardcodeado (cubre RNF-06).</w:t>
+        <w:t>El token de RENIEC leído con @Value desde </w:t>
+      </w:r>
+      <w:proofErr w:type="spellStart"/>
+      <w:proofErr w:type="gramStart"/>
+      <w:r>
+        <w:rPr>
+          <w:highlight w:val="green"/>
+        </w:rPr>
+        <w:t>application.yaml</w:t>
+      </w:r>
+      <w:proofErr w:type="spellEnd"/>
+      <w:proofErr w:type="gramEnd"/>
+      <w:r>
+        <w:rPr>
+          <w:highlight w:val="green"/>
+        </w:rPr>
+        <w:t xml:space="preserve"> o desde el </w:t>
+      </w:r>
+      <w:proofErr w:type="spellStart"/>
+      <w:r>
+        <w:rPr>
+          <w:highlight w:val="green"/>
+        </w:rPr>
+        <w:t>Config</w:t>
+      </w:r>
+      <w:proofErr w:type="spellEnd"/>
+      <w:r>
+        <w:rPr>
+          <w:highlight w:val="green"/>
+        </w:rPr>
+        <w:t xml:space="preserve"> Server. No puede estar </w:t>
+      </w:r>
+      <w:proofErr w:type="spellStart"/>
+      <w:r>
+        <w:rPr>
+          <w:highlight w:val="green"/>
+        </w:rPr>
+        <w:t>hardcodeado</w:t>
+      </w:r>
+      <w:proofErr w:type="spellEnd"/>
+      <w:r>
+        <w:rPr>
+          <w:highlight w:val="green"/>
+        </w:rPr>
+        <w:t xml:space="preserve"> (cubre RNF-06).</w:t>
       </w:r>
     </w:p>
     <w:p>
@@ -5481,7 +6675,15 @@
           </w:tcPr>
           <w:p>
             <w:r>
-              <w:t>Token de RENIEC inyectado con @Value, sin hardcodear (RNF-06)</w:t>
+              <w:t xml:space="preserve">Token de RENIEC inyectado con @Value, sin </w:t>
+            </w:r>
+            <w:proofErr w:type="spellStart"/>
+            <w:r>
+              <w:t>hardcodear</w:t>
+            </w:r>
+            <w:proofErr w:type="spellEnd"/>
+            <w:r>
+              <w:t xml:space="preserve"> (RNF-06)</w:t>
             </w:r>
           </w:p>
         </w:tc>
@@ -5583,7 +6785,23 @@
           <w:b/>
           <w:bCs/>
         </w:rPr>
-        <w:t>Sección 9: Pruebas Unitarias con Mockito (10 puntos)</w:t>
+        <w:t xml:space="preserve">Sección 9: Pruebas Unitarias con </w:t>
+      </w:r>
+      <w:proofErr w:type="spellStart"/>
+      <w:r>
+        <w:rPr>
+          <w:b/>
+          <w:bCs/>
+        </w:rPr>
+        <w:t>Mockito</w:t>
+      </w:r>
+      <w:proofErr w:type="spellEnd"/>
+      <w:r>
+        <w:rPr>
+          <w:b/>
+          <w:bCs/>
+        </w:rPr>
+        <w:t xml:space="preserve"> (10 puntos)</w:t>
       </w:r>
     </w:p>
     <w:p>
@@ -5625,7 +6843,15 @@
         <w:t>2 microservicios distintos</w:t>
       </w:r>
       <w:r>
-        <w:t> usando @ExtendWith(MockitoExtension.class).</w:t>
+        <w:t> usando @</w:t>
+      </w:r>
+      <w:proofErr w:type="gramStart"/>
+      <w:r>
+        <w:t>ExtendWith(</w:t>
+      </w:r>
+      <w:proofErr w:type="gramEnd"/>
+      <w:r>
+        <w:t>MockitoExtension.class).</w:t>
       </w:r>
     </w:p>
     <w:p>
@@ -5668,7 +6894,39 @@
         </w:numPr>
       </w:pPr>
       <w:r>
-        <w:t>Al menos 1 happy path por servicio probado (verificado con assertEquals / assertNotNull).</w:t>
+        <w:t xml:space="preserve">Al menos 1 </w:t>
+      </w:r>
+      <w:proofErr w:type="spellStart"/>
+      <w:r>
+        <w:t>happy</w:t>
+      </w:r>
+      <w:proofErr w:type="spellEnd"/>
+      <w:r>
+        <w:t xml:space="preserve"> </w:t>
+      </w:r>
+      <w:proofErr w:type="spellStart"/>
+      <w:r>
+        <w:t>path</w:t>
+      </w:r>
+      <w:proofErr w:type="spellEnd"/>
+      <w:r>
+        <w:t xml:space="preserve"> por servicio probado (verificado con </w:t>
+      </w:r>
+      <w:proofErr w:type="spellStart"/>
+      <w:r>
+        <w:t>assertEquals</w:t>
+      </w:r>
+      <w:proofErr w:type="spellEnd"/>
+      <w:r>
+        <w:t> / </w:t>
+      </w:r>
+      <w:proofErr w:type="spellStart"/>
+      <w:r>
+        <w:t>assertNotNull</w:t>
+      </w:r>
+      <w:proofErr w:type="spellEnd"/>
+      <w:r>
+        <w:t>).</w:t>
       </w:r>
     </w:p>
     <w:p>
@@ -5680,7 +6938,15 @@
       </w:pPr>
       <w:r>
         <w:lastRenderedPageBreak/>
-        <w:t>Al menos 2 rutas de excepción con assertThrows verificando tipo y mensaje (ejemplos: email duplicado, transición de estado inválida).</w:t>
+        <w:t>Al menos 2 rutas de excepción con </w:t>
+      </w:r>
+      <w:proofErr w:type="spellStart"/>
+      <w:r>
+        <w:t>assertThrows</w:t>
+      </w:r>
+      <w:proofErr w:type="spellEnd"/>
+      <w:r>
+        <w:t> verificando tipo y mensaje (ejemplos: email duplicado, transición de estado inválida).</w:t>
       </w:r>
     </w:p>
     <w:p>
@@ -5691,7 +6957,15 @@
         </w:numPr>
       </w:pPr>
       <w:r>
-        <w:t>Al menos 1 caso de resultado vacío (repositorio retorna lista vacía u Optional.empty()).</w:t>
+        <w:t>Al menos 1 caso de resultado vacío (repositorio retorna lista vacía u </w:t>
+      </w:r>
+      <w:proofErr w:type="spellStart"/>
+      <w:r>
+        <w:t>Optional.empty</w:t>
+      </w:r>
+      <w:proofErr w:type="spellEnd"/>
+      <w:r>
+        <w:t>()).</w:t>
       </w:r>
     </w:p>
     <w:p>
@@ -5878,7 +7152,23 @@
           </w:tcPr>
           <w:p>
             <w:r>
-              <w:t>Mínimo 2 happy paths verificados con aserciones sobre el DTO retornado</w:t>
+              <w:t xml:space="preserve">Mínimo 2 </w:t>
+            </w:r>
+            <w:proofErr w:type="spellStart"/>
+            <w:r>
+              <w:t>happy</w:t>
+            </w:r>
+            <w:proofErr w:type="spellEnd"/>
+            <w:r>
+              <w:t xml:space="preserve"> </w:t>
+            </w:r>
+            <w:proofErr w:type="spellStart"/>
+            <w:r>
+              <w:t>paths</w:t>
+            </w:r>
+            <w:proofErr w:type="spellEnd"/>
+            <w:r>
+              <w:t xml:space="preserve"> verificados con aserciones sobre el DTO retornado</w:t>
             </w:r>
           </w:p>
         </w:tc>
@@ -5930,7 +7220,15 @@
           </w:tcPr>
           <w:p>
             <w:r>
-              <w:t>Mínimo 2 rutas de excepción con assertThrows y verificación del mensaje</w:t>
+              <w:t>Mínimo 2 rutas de excepción con </w:t>
+            </w:r>
+            <w:proofErr w:type="spellStart"/>
+            <w:r>
+              <w:t>assertThrows</w:t>
+            </w:r>
+            <w:proofErr w:type="spellEnd"/>
+            <w:r>
+              <w:t> y verificación del mensaje</w:t>
             </w:r>
           </w:p>
         </w:tc>
@@ -6055,7 +7353,21 @@
         <w:rPr>
           <w:highlight w:val="green"/>
         </w:rPr>
-        <w:t> Autenticación y autorización stateless aplicada en el ecosistema de microservicios. Cubre RF-08 y RNF-06.</w:t>
+        <w:t xml:space="preserve"> Autenticación y autorización </w:t>
+      </w:r>
+      <w:proofErr w:type="spellStart"/>
+      <w:r>
+        <w:rPr>
+          <w:highlight w:val="green"/>
+        </w:rPr>
+        <w:t>stateless</w:t>
+      </w:r>
+      <w:proofErr w:type="spellEnd"/>
+      <w:r>
+        <w:rPr>
+          <w:highlight w:val="green"/>
+        </w:rPr>
+        <w:t xml:space="preserve"> aplicada en el ecosistema de microservicios. Cubre RF-08 y RNF-06.</w:t>
       </w:r>
     </w:p>
     <w:p>
@@ -6157,7 +7469,21 @@
         <w:rPr>
           <w:highlight w:val="green"/>
         </w:rPr>
-        <w:t>Token JWT generado al hacer login, firmado con clave HMAC leída desde Vault (cubre RNF-06). La clave no puede aparecer en ningún archivo de configuración del repositorio.</w:t>
+        <w:t xml:space="preserve">Token JWT generado al hacer </w:t>
+      </w:r>
+      <w:proofErr w:type="spellStart"/>
+      <w:r>
+        <w:rPr>
+          <w:highlight w:val="green"/>
+        </w:rPr>
+        <w:t>login</w:t>
+      </w:r>
+      <w:proofErr w:type="spellEnd"/>
+      <w:r>
+        <w:rPr>
+          <w:highlight w:val="green"/>
+        </w:rPr>
+        <w:t>, firmado con clave HMAC leída desde Vault (cubre RNF-06). La clave no puede aparecer en ningún archivo de configuración del repositorio.</w:t>
       </w:r>
     </w:p>
     <w:p>
@@ -6167,8 +7493,13 @@
           <w:numId w:val="12"/>
         </w:numPr>
       </w:pPr>
-      <w:r>
-        <w:t>DataInitializer en el servicio de autenticación que inserte los tres roles y al menos un usuario por rol al iniciar.</w:t>
+      <w:proofErr w:type="spellStart"/>
+      <w:r>
+        <w:t>DataInitializer</w:t>
+      </w:r>
+      <w:proofErr w:type="spellEnd"/>
+      <w:r>
+        <w:t> en el servicio de autenticación que inserte los tres roles y al menos un usuario por rol al iniciar.</w:t>
       </w:r>
     </w:p>
     <w:p>
@@ -6181,11 +7512,47 @@
           <w:highlight w:val="green"/>
         </w:rPr>
       </w:pPr>
-      <w:r>
-        <w:rPr>
-          <w:highlight w:val="green"/>
-        </w:rPr>
-        <w:t>Endpoints de login y registro públicos; todos los demás requieren token válido.</w:t>
+      <w:proofErr w:type="spellStart"/>
+      <w:r>
+        <w:rPr>
+          <w:highlight w:val="green"/>
+        </w:rPr>
+        <w:t>Endpoints</w:t>
+      </w:r>
+      <w:proofErr w:type="spellEnd"/>
+      <w:r>
+        <w:rPr>
+          <w:highlight w:val="green"/>
+        </w:rPr>
+        <w:t xml:space="preserve"> de </w:t>
+      </w:r>
+      <w:proofErr w:type="spellStart"/>
+      <w:r>
+        <w:rPr>
+          <w:highlight w:val="green"/>
+        </w:rPr>
+        <w:t>login</w:t>
+      </w:r>
+      <w:proofErr w:type="spellEnd"/>
+      <w:r>
+        <w:rPr>
+          <w:highlight w:val="green"/>
+        </w:rPr>
+        <w:t xml:space="preserve"> y </w:t>
+      </w:r>
+      <w:proofErr w:type="gramStart"/>
+      <w:r>
+        <w:rPr>
+          <w:highlight w:val="green"/>
+        </w:rPr>
+        <w:t>registro públicos</w:t>
+      </w:r>
+      <w:proofErr w:type="gramEnd"/>
+      <w:r>
+        <w:rPr>
+          <w:highlight w:val="green"/>
+        </w:rPr>
+        <w:t>; todos los demás requieren token válido.</w:t>
       </w:r>
     </w:p>
     <w:p>
@@ -6413,8 +7780,13 @@
             <w:hideMark/>
           </w:tcPr>
           <w:p>
-            <w:r>
-              <w:t>DataInitializer que puebla roles y usuarios; clave JWT en Vault, no en archivos del repo (RNF-06)</w:t>
+            <w:proofErr w:type="spellStart"/>
+            <w:r>
+              <w:t>DataInitializer</w:t>
+            </w:r>
+            <w:proofErr w:type="spellEnd"/>
+            <w:r>
+              <w:t> que puebla roles y usuarios; clave JWT en Vault, no en archivos del repo (RNF-06)</w:t>
             </w:r>
           </w:p>
         </w:tc>
@@ -6550,7 +7922,15 @@
         </w:numPr>
       </w:pPr>
       <w:r>
-        <w:t>Captura de pantalla del dashboard de Eureka mostrando todos los servicios en estado UP. Incluirla en el README.md.</w:t>
+        <w:t xml:space="preserve">Captura de pantalla del </w:t>
+      </w:r>
+      <w:proofErr w:type="spellStart"/>
+      <w:r>
+        <w:t>dashboard</w:t>
+      </w:r>
+      <w:proofErr w:type="spellEnd"/>
+      <w:r>
+        <w:t xml:space="preserve"> de Eureka mostrando todos los servicios en estado UP. Incluirla en el README.md.</w:t>
       </w:r>
     </w:p>
     <w:p>
@@ -6560,8 +7940,13 @@
           <w:numId w:val="13"/>
         </w:numPr>
       </w:pPr>
-      <w:r>
-        <w:t>Heartbeat e intervalo de renovación configurados explícitamente en al menos 1 servicio cliente (lease-renewal-interval-in-seconds, lease-expiration-duration-in-seconds).</w:t>
+      <w:proofErr w:type="spellStart"/>
+      <w:r>
+        <w:t>Heartbeat</w:t>
+      </w:r>
+      <w:proofErr w:type="spellEnd"/>
+      <w:r>
+        <w:t xml:space="preserve"> e intervalo de renovación configurados explícitamente en al menos 1 servicio cliente (lease-renewal-interval-in-seconds, lease-expiration-duration-in-seconds).</w:t>
       </w:r>
     </w:p>
     <w:p>
@@ -6789,7 +8174,15 @@
           </w:tcPr>
           <w:p>
             <w:r>
-              <w:t>Captura del dashboard con todos los servicios en estado UP incluida en el README.md</w:t>
+              <w:t xml:space="preserve">Captura del </w:t>
+            </w:r>
+            <w:proofErr w:type="spellStart"/>
+            <w:r>
+              <w:t>dashboard</w:t>
+            </w:r>
+            <w:proofErr w:type="spellEnd"/>
+            <w:r>
+              <w:t xml:space="preserve"> con todos los servicios en estado UP incluida en el README.md</w:t>
             </w:r>
           </w:p>
         </w:tc>
@@ -6840,8 +8233,13 @@
             <w:hideMark/>
           </w:tcPr>
           <w:p>
-            <w:r>
-              <w:t>Heartbeat e intervalo de renovación configurados en al menos 1 cliente</w:t>
+            <w:proofErr w:type="spellStart"/>
+            <w:r>
+              <w:t>Heartbeat</w:t>
+            </w:r>
+            <w:proofErr w:type="spellEnd"/>
+            <w:r>
+              <w:t xml:space="preserve"> e intervalo de renovación configurados en al menos 1 cliente</w:t>
             </w:r>
           </w:p>
         </w:tc>
@@ -6904,7 +8302,15 @@
         <w:t>Qué se evalúa:</w:t>
       </w:r>
       <w:r>
-        <w:t> Punto de entrada único; enrutamiento load-balanced vía Eureka; filtros globales y por ruta. Cubre RNF-08.</w:t>
+        <w:t> Punto de entrada único; enrutamiento load-</w:t>
+      </w:r>
+      <w:proofErr w:type="spellStart"/>
+      <w:r>
+        <w:t>balanced</w:t>
+      </w:r>
+      <w:proofErr w:type="spellEnd"/>
+      <w:r>
+        <w:t xml:space="preserve"> vía Eureka; filtros globales y por ruta. Cubre RNF-08.</w:t>
       </w:r>
     </w:p>
     <w:p>
@@ -6924,7 +8330,25 @@
         </w:numPr>
       </w:pPr>
       <w:r>
-        <w:t>Proyecto api-gateway configurado en application.yaml.</w:t>
+        <w:t>Proyecto api-</w:t>
+      </w:r>
+      <w:proofErr w:type="spellStart"/>
+      <w:r>
+        <w:t>gateway</w:t>
+      </w:r>
+      <w:proofErr w:type="spellEnd"/>
+      <w:r>
+        <w:t> configurado en </w:t>
+      </w:r>
+      <w:proofErr w:type="spellStart"/>
+      <w:proofErr w:type="gramStart"/>
+      <w:r>
+        <w:t>application.yaml</w:t>
+      </w:r>
+      <w:proofErr w:type="spellEnd"/>
+      <w:proofErr w:type="gramEnd"/>
+      <w:r>
+        <w:t>.</w:t>
       </w:r>
     </w:p>
     <w:p>
@@ -6987,7 +8411,63 @@
         <w:t>1 filtro global personalizado</w:t>
       </w:r>
       <w:r>
-        <w:t> implementando GlobalFilter y Ordered que agregue un header de trazabilidad a cada request (por ejemplo X-Request-Id con UUID o X-Gateway-Timestamp).</w:t>
+        <w:t> implementando </w:t>
+      </w:r>
+      <w:proofErr w:type="spellStart"/>
+      <w:r>
+        <w:t>GlobalFilter</w:t>
+      </w:r>
+      <w:proofErr w:type="spellEnd"/>
+      <w:r>
+        <w:t> y </w:t>
+      </w:r>
+      <w:proofErr w:type="spellStart"/>
+      <w:r>
+        <w:t>Ordered</w:t>
+      </w:r>
+      <w:proofErr w:type="spellEnd"/>
+      <w:r>
+        <w:t xml:space="preserve"> que agregue un </w:t>
+      </w:r>
+      <w:proofErr w:type="spellStart"/>
+      <w:r>
+        <w:t>header</w:t>
+      </w:r>
+      <w:proofErr w:type="spellEnd"/>
+      <w:r>
+        <w:t xml:space="preserve"> de trazabilidad a cada </w:t>
+      </w:r>
+      <w:proofErr w:type="spellStart"/>
+      <w:r>
+        <w:t>request</w:t>
+      </w:r>
+      <w:proofErr w:type="spellEnd"/>
+      <w:r>
+        <w:t xml:space="preserve"> (por </w:t>
+      </w:r>
+      <w:proofErr w:type="gramStart"/>
+      <w:r>
+        <w:t>ejemplo</w:t>
+      </w:r>
+      <w:proofErr w:type="gramEnd"/>
+      <w:r>
+        <w:t> X-</w:t>
+      </w:r>
+      <w:proofErr w:type="spellStart"/>
+      <w:r>
+        <w:t>Request</w:t>
+      </w:r>
+      <w:proofErr w:type="spellEnd"/>
+      <w:r>
+        <w:t>-Id con UUID o X-Gateway-</w:t>
+      </w:r>
+      <w:proofErr w:type="spellStart"/>
+      <w:r>
+        <w:t>Timestamp</w:t>
+      </w:r>
+      <w:proofErr w:type="spellEnd"/>
+      <w:r>
+        <w:t>).</w:t>
       </w:r>
     </w:p>
     <w:p>
@@ -7008,7 +8488,31 @@
         <w:t>1 filtro de ruta específico</w:t>
       </w:r>
       <w:r>
-        <w:t> aplicado a al menos una ruta (StripPrefix, AddRequestHeader, CircuitBreaker u otro de Spring Cloud Gateway).</w:t>
+        <w:t> aplicado a al menos una ruta (</w:t>
+      </w:r>
+      <w:proofErr w:type="spellStart"/>
+      <w:r>
+        <w:t>StripPrefix</w:t>
+      </w:r>
+      <w:proofErr w:type="spellEnd"/>
+      <w:r>
+        <w:t>, </w:t>
+      </w:r>
+      <w:proofErr w:type="spellStart"/>
+      <w:r>
+        <w:t>AddRequestHeader</w:t>
+      </w:r>
+      <w:proofErr w:type="spellEnd"/>
+      <w:r>
+        <w:t>, </w:t>
+      </w:r>
+      <w:proofErr w:type="spellStart"/>
+      <w:r>
+        <w:t>CircuitBreaker</w:t>
+      </w:r>
+      <w:proofErr w:type="spellEnd"/>
+      <w:r>
+        <w:t> u otro de Spring Cloud Gateway).</w:t>
       </w:r>
     </w:p>
     <w:p>
@@ -7195,8 +8699,15 @@
           </w:tcPr>
           <w:p>
             <w:r>
-              <w:t>Mínimo 3 rutas con predicados correctamente definidos en application.yaml</w:t>
-            </w:r>
+              <w:t>Mínimo 3 rutas con predicados correctamente definidos en </w:t>
+            </w:r>
+            <w:proofErr w:type="spellStart"/>
+            <w:proofErr w:type="gramStart"/>
+            <w:r>
+              <w:t>application.yaml</w:t>
+            </w:r>
+            <w:proofErr w:type="spellEnd"/>
+            <w:proofErr w:type="gramEnd"/>
           </w:p>
         </w:tc>
         <w:tc>
@@ -7246,8 +8757,21 @@
             <w:hideMark/>
           </w:tcPr>
           <w:p>
-            <w:r>
-              <w:t>GlobalFilter personalizado con header de trazabilidad aplicado a todas las solicitudes</w:t>
+            <w:proofErr w:type="spellStart"/>
+            <w:r>
+              <w:t>GlobalFilter</w:t>
+            </w:r>
+            <w:proofErr w:type="spellEnd"/>
+            <w:r>
+              <w:t xml:space="preserve"> personalizado con </w:t>
+            </w:r>
+            <w:proofErr w:type="spellStart"/>
+            <w:r>
+              <w:t>header</w:t>
+            </w:r>
+            <w:proofErr w:type="spellEnd"/>
+            <w:r>
+              <w:t xml:space="preserve"> de trazabilidad aplicado a todas las solicitudes</w:t>
             </w:r>
           </w:p>
         </w:tc>
@@ -7349,7 +8873,39 @@
           <w:b/>
           <w:bCs/>
         </w:rPr>
-        <w:t>Sección 13: Config Server y Config Client (15 puntos)</w:t>
+        <w:t xml:space="preserve">Sección 13: </w:t>
+      </w:r>
+      <w:proofErr w:type="spellStart"/>
+      <w:r>
+        <w:rPr>
+          <w:b/>
+          <w:bCs/>
+        </w:rPr>
+        <w:t>Config</w:t>
+      </w:r>
+      <w:proofErr w:type="spellEnd"/>
+      <w:r>
+        <w:rPr>
+          <w:b/>
+          <w:bCs/>
+        </w:rPr>
+        <w:t xml:space="preserve"> Server y </w:t>
+      </w:r>
+      <w:proofErr w:type="spellStart"/>
+      <w:r>
+        <w:rPr>
+          <w:b/>
+          <w:bCs/>
+        </w:rPr>
+        <w:t>Config</w:t>
+      </w:r>
+      <w:proofErr w:type="spellEnd"/>
+      <w:r>
+        <w:rPr>
+          <w:b/>
+          <w:bCs/>
+        </w:rPr>
+        <w:t xml:space="preserve"> Client (15 puntos)</w:t>
       </w:r>
     </w:p>
     <w:p>
@@ -7381,7 +8937,15 @@
         </w:numPr>
       </w:pPr>
       <w:r>
-        <w:t>Proyecto config-server con @EnableConfigServer apuntando a un repositorio Git local o remoto con archivos de configuración por servicio.</w:t>
+        <w:t>Proyecto </w:t>
+      </w:r>
+      <w:proofErr w:type="spellStart"/>
+      <w:r>
+        <w:t>config</w:t>
+      </w:r>
+      <w:proofErr w:type="spellEnd"/>
+      <w:r>
+        <w:t>-server con @EnableConfigServer apuntando a un repositorio Git local o remoto con archivos de configuración por servicio.</w:t>
       </w:r>
     </w:p>
     <w:p>
@@ -7402,8 +8966,39 @@
         <w:t>2 microservicios</w:t>
       </w:r>
       <w:r>
-        <w:t> configurados como Config Client con spring.config.import=configserver:.</w:t>
-      </w:r>
+        <w:t xml:space="preserve"> configurados como </w:t>
+      </w:r>
+      <w:proofErr w:type="spellStart"/>
+      <w:r>
+        <w:t>Config</w:t>
+      </w:r>
+      <w:proofErr w:type="spellEnd"/>
+      <w:r>
+        <w:t xml:space="preserve"> Client con </w:t>
+      </w:r>
+      <w:proofErr w:type="spellStart"/>
+      <w:r>
+        <w:t>spring.</w:t>
+      </w:r>
+      <w:proofErr w:type="gramStart"/>
+      <w:r>
+        <w:t>config.import</w:t>
+      </w:r>
+      <w:proofErr w:type="spellEnd"/>
+      <w:proofErr w:type="gramEnd"/>
+      <w:r>
+        <w:t>=</w:t>
+      </w:r>
+      <w:proofErr w:type="spellStart"/>
+      <w:proofErr w:type="gramStart"/>
+      <w:r>
+        <w:t>configserver</w:t>
+      </w:r>
+      <w:proofErr w:type="spellEnd"/>
+      <w:r>
+        <w:t>:.</w:t>
+      </w:r>
+      <w:proofErr w:type="gramEnd"/>
     </w:p>
     <w:p>
       <w:pPr>
@@ -7413,17 +9008,59 @@
         </w:numPr>
       </w:pPr>
       <w:r>
-        <w:t>Los Config Clients deben obtener al menos una propiedad de negocio o de infraestructura </w:t>
-      </w:r>
-      <w:r>
-        <w:rPr>
-          <w:b/>
-          <w:bCs/>
-        </w:rPr>
-        <w:t>exclusivamente del Config Server</w:t>
-      </w:r>
-      <w:r>
-        <w:t> (no de su application.yaml local). Ejemplos: puerto, nombre de base de datos, umbral de negocio configurable.</w:t>
+        <w:t xml:space="preserve">Los </w:t>
+      </w:r>
+      <w:proofErr w:type="spellStart"/>
+      <w:r>
+        <w:t>Config</w:t>
+      </w:r>
+      <w:proofErr w:type="spellEnd"/>
+      <w:r>
+        <w:t xml:space="preserve"> </w:t>
+      </w:r>
+      <w:proofErr w:type="spellStart"/>
+      <w:r>
+        <w:t>Clients</w:t>
+      </w:r>
+      <w:proofErr w:type="spellEnd"/>
+      <w:r>
+        <w:t xml:space="preserve"> deben obtener al menos una propiedad de negocio o de infraestructura </w:t>
+      </w:r>
+      <w:r>
+        <w:rPr>
+          <w:b/>
+          <w:bCs/>
+        </w:rPr>
+        <w:t xml:space="preserve">exclusivamente del </w:t>
+      </w:r>
+      <w:proofErr w:type="spellStart"/>
+      <w:r>
+        <w:rPr>
+          <w:b/>
+          <w:bCs/>
+        </w:rPr>
+        <w:t>Config</w:t>
+      </w:r>
+      <w:proofErr w:type="spellEnd"/>
+      <w:r>
+        <w:rPr>
+          <w:b/>
+          <w:bCs/>
+        </w:rPr>
+        <w:t xml:space="preserve"> Server</w:t>
+      </w:r>
+      <w:r>
+        <w:t> (no de su </w:t>
+      </w:r>
+      <w:proofErr w:type="spellStart"/>
+      <w:proofErr w:type="gramStart"/>
+      <w:r>
+        <w:t>application.yaml</w:t>
+      </w:r>
+      <w:proofErr w:type="spellEnd"/>
+      <w:proofErr w:type="gramEnd"/>
+      <w:r>
+        <w:t> local). Ejemplos: puerto, nombre de base de datos, umbral de negocio configurable.</w:t>
       </w:r>
     </w:p>
     <w:p>
@@ -7435,7 +9072,31 @@
       </w:pPr>
       <w:r>
         <w:lastRenderedPageBreak/>
-        <w:t>Demostración de recarga en caliente: cambiar una propiedad en el repositorio de configuración, llamar a /actuator/refresh en el servicio afectado (requiere @RefreshScope), y verificar que el valor se actualiza sin reiniciar. Documentar el proceso con el comando curl exacto en el README.md.</w:t>
+        <w:t>Demostración de recarga en caliente: cambiar una propiedad en el repositorio de configuración, llamar a /</w:t>
+      </w:r>
+      <w:proofErr w:type="spellStart"/>
+      <w:r>
+        <w:t>actuator</w:t>
+      </w:r>
+      <w:proofErr w:type="spellEnd"/>
+      <w:r>
+        <w:t>/</w:t>
+      </w:r>
+      <w:proofErr w:type="spellStart"/>
+      <w:r>
+        <w:t>refresh</w:t>
+      </w:r>
+      <w:proofErr w:type="spellEnd"/>
+      <w:r>
+        <w:t> en el servicio afectado (requiere @RefreshScope), y verificar que el valor se actualiza sin reiniciar. Documentar el proceso con el comando </w:t>
+      </w:r>
+      <w:proofErr w:type="spellStart"/>
+      <w:r>
+        <w:t>curl</w:t>
+      </w:r>
+      <w:proofErr w:type="spellEnd"/>
+      <w:r>
+        <w:t> exacto en el README.md.</w:t>
       </w:r>
     </w:p>
     <w:p>
@@ -7558,8 +9219,13 @@
             <w:hideMark/>
           </w:tcPr>
           <w:p>
-            <w:r>
-              <w:t>config-server levanta y sirve configuración desde repositorio Git</w:t>
+            <w:proofErr w:type="spellStart"/>
+            <w:r>
+              <w:t>config</w:t>
+            </w:r>
+            <w:proofErr w:type="spellEnd"/>
+            <w:r>
+              <w:t>-server levanta y sirve configuración desde repositorio Git</w:t>
             </w:r>
           </w:p>
         </w:tc>
@@ -7611,7 +9277,15 @@
           </w:tcPr>
           <w:p>
             <w:r>
-              <w:t>Mínimo 2 microservicios consumen configuración del Config Server correctamente</w:t>
+              <w:t xml:space="preserve">Mínimo 2 microservicios consumen configuración del </w:t>
+            </w:r>
+            <w:proofErr w:type="spellStart"/>
+            <w:r>
+              <w:t>Config</w:t>
+            </w:r>
+            <w:proofErr w:type="spellEnd"/>
+            <w:r>
+              <w:t xml:space="preserve"> Server correctamente</w:t>
             </w:r>
           </w:p>
         </w:tc>
@@ -7663,7 +9337,15 @@
           </w:tcPr>
           <w:p>
             <w:r>
-              <w:t>Al menos una propiedad de negocio o infraestructura proviene exclusivamente del Config Server</w:t>
+              <w:t xml:space="preserve">Al menos una propiedad de negocio o infraestructura proviene exclusivamente del </w:t>
+            </w:r>
+            <w:proofErr w:type="spellStart"/>
+            <w:r>
+              <w:t>Config</w:t>
+            </w:r>
+            <w:proofErr w:type="spellEnd"/>
+            <w:r>
+              <w:t xml:space="preserve"> Server</w:t>
             </w:r>
           </w:p>
         </w:tc>
@@ -7715,7 +9397,31 @@
           </w:tcPr>
           <w:p>
             <w:r>
-              <w:t>@RefreshScope + /actuator/refresh demostrado y documentado con curl en el README.md</w:t>
+              <w:t>@RefreshScope + /</w:t>
+            </w:r>
+            <w:proofErr w:type="spellStart"/>
+            <w:r>
+              <w:t>actuator</w:t>
+            </w:r>
+            <w:proofErr w:type="spellEnd"/>
+            <w:r>
+              <w:t>/</w:t>
+            </w:r>
+            <w:proofErr w:type="spellStart"/>
+            <w:r>
+              <w:t>refresh</w:t>
+            </w:r>
+            <w:proofErr w:type="spellEnd"/>
+            <w:r>
+              <w:t> demostrado y documentado con </w:t>
+            </w:r>
+            <w:proofErr w:type="spellStart"/>
+            <w:r>
+              <w:t>curl</w:t>
+            </w:r>
+            <w:proofErr w:type="spellEnd"/>
+            <w:r>
+              <w:t> en el README.md</w:t>
             </w:r>
           </w:p>
         </w:tc>
@@ -7767,7 +9473,25 @@
           <w:bCs/>
           <w:highlight w:val="red"/>
         </w:rPr>
-        <w:t>Sección 14: Gestión de Secretos con HashiCorp Vault (10 puntos)</w:t>
+        <w:t xml:space="preserve">Sección 14: Gestión de Secretos con </w:t>
+      </w:r>
+      <w:proofErr w:type="spellStart"/>
+      <w:r>
+        <w:rPr>
+          <w:b/>
+          <w:bCs/>
+          <w:highlight w:val="red"/>
+        </w:rPr>
+        <w:t>HashiCorp</w:t>
+      </w:r>
+      <w:proofErr w:type="spellEnd"/>
+      <w:r>
+        <w:rPr>
+          <w:b/>
+          <w:bCs/>
+          <w:highlight w:val="red"/>
+        </w:rPr>
+        <w:t xml:space="preserve"> Vault (10 puntos)</w:t>
       </w:r>
     </w:p>
     <w:p>
@@ -7820,7 +9544,35 @@
         <w:rPr>
           <w:highlight w:val="red"/>
         </w:rPr>
-        <w:t>Vault en ejecución en modo desarrollo (vault server -dev) o mediante Docker.</w:t>
+        <w:t>Vault en ejecución en modo desarrollo (</w:t>
+      </w:r>
+      <w:proofErr w:type="spellStart"/>
+      <w:r>
+        <w:rPr>
+          <w:highlight w:val="red"/>
+        </w:rPr>
+        <w:t>vault</w:t>
+      </w:r>
+      <w:proofErr w:type="spellEnd"/>
+      <w:r>
+        <w:rPr>
+          <w:highlight w:val="red"/>
+        </w:rPr>
+        <w:t xml:space="preserve"> server -</w:t>
+      </w:r>
+      <w:proofErr w:type="spellStart"/>
+      <w:r>
+        <w:rPr>
+          <w:highlight w:val="red"/>
+        </w:rPr>
+        <w:t>dev</w:t>
+      </w:r>
+      <w:proofErr w:type="spellEnd"/>
+      <w:r>
+        <w:rPr>
+          <w:highlight w:val="red"/>
+        </w:rPr>
+        <w:t>) o mediante Docker.</w:t>
       </w:r>
     </w:p>
     <w:p>
@@ -7851,7 +9603,35 @@
         <w:rPr>
           <w:highlight w:val="red"/>
         </w:rPr>
-        <w:t> (secreto HMAC) almacenada en Vault (backend kv) y leída por el servicio de autenticación usando Spring Cloud Vault.</w:t>
+        <w:t> (secreto HMAC) almacenada en Vault (</w:t>
+      </w:r>
+      <w:proofErr w:type="spellStart"/>
+      <w:r>
+        <w:rPr>
+          <w:highlight w:val="red"/>
+        </w:rPr>
+        <w:t>backend</w:t>
+      </w:r>
+      <w:proofErr w:type="spellEnd"/>
+      <w:r>
+        <w:rPr>
+          <w:highlight w:val="red"/>
+        </w:rPr>
+        <w:t> </w:t>
+      </w:r>
+      <w:proofErr w:type="spellStart"/>
+      <w:r>
+        <w:rPr>
+          <w:highlight w:val="red"/>
+        </w:rPr>
+        <w:t>kv</w:t>
+      </w:r>
+      <w:proofErr w:type="spellEnd"/>
+      <w:r>
+        <w:rPr>
+          <w:highlight w:val="red"/>
+        </w:rPr>
+        <w:t>) y leída por el servicio de autenticación usando Spring Cloud Vault.</w:t>
       </w:r>
     </w:p>
     <w:p>
@@ -7882,7 +9662,53 @@
         <w:rPr>
           <w:highlight w:val="red"/>
         </w:rPr>
-        <w:t> en ningún application.yaml, bootstrap.yaml, archivo de configuración del Config Server ni en código fuente. Su ausencia es verificable.</w:t>
+        <w:t> en ningún </w:t>
+      </w:r>
+      <w:proofErr w:type="spellStart"/>
+      <w:proofErr w:type="gramStart"/>
+      <w:r>
+        <w:rPr>
+          <w:highlight w:val="red"/>
+        </w:rPr>
+        <w:t>application.yaml</w:t>
+      </w:r>
+      <w:proofErr w:type="spellEnd"/>
+      <w:proofErr w:type="gramEnd"/>
+      <w:r>
+        <w:rPr>
+          <w:highlight w:val="red"/>
+        </w:rPr>
+        <w:t>, </w:t>
+      </w:r>
+      <w:proofErr w:type="spellStart"/>
+      <w:proofErr w:type="gramStart"/>
+      <w:r>
+        <w:rPr>
+          <w:highlight w:val="red"/>
+        </w:rPr>
+        <w:t>bootstrap.yaml</w:t>
+      </w:r>
+      <w:proofErr w:type="spellEnd"/>
+      <w:proofErr w:type="gramEnd"/>
+      <w:r>
+        <w:rPr>
+          <w:highlight w:val="red"/>
+        </w:rPr>
+        <w:t xml:space="preserve">, archivo de configuración del </w:t>
+      </w:r>
+      <w:proofErr w:type="spellStart"/>
+      <w:r>
+        <w:rPr>
+          <w:highlight w:val="red"/>
+        </w:rPr>
+        <w:t>Config</w:t>
+      </w:r>
+      <w:proofErr w:type="spellEnd"/>
+      <w:r>
+        <w:rPr>
+          <w:highlight w:val="red"/>
+        </w:rPr>
+        <w:t xml:space="preserve"> Server ni en código fuente. Su ausencia es verificable.</w:t>
       </w:r>
     </w:p>
     <w:p>
@@ -7899,7 +9725,37 @@
         <w:rPr>
           <w:highlight w:val="red"/>
         </w:rPr>
-        <w:t>Configuración de Spring Cloud Vault en el bootstrap.yaml del servicio cliente: dirección de Vault, token de acceso, backend y ruta del secreto.</w:t>
+        <w:t>Configuración de Spring Cloud Vault en el </w:t>
+      </w:r>
+      <w:proofErr w:type="spellStart"/>
+      <w:proofErr w:type="gramStart"/>
+      <w:r>
+        <w:rPr>
+          <w:highlight w:val="red"/>
+        </w:rPr>
+        <w:t>bootstrap.yaml</w:t>
+      </w:r>
+      <w:proofErr w:type="spellEnd"/>
+      <w:proofErr w:type="gramEnd"/>
+      <w:r>
+        <w:rPr>
+          <w:highlight w:val="red"/>
+        </w:rPr>
+        <w:t xml:space="preserve"> del servicio cliente: dirección de Vault, token de acceso, </w:t>
+      </w:r>
+      <w:proofErr w:type="spellStart"/>
+      <w:r>
+        <w:rPr>
+          <w:highlight w:val="red"/>
+        </w:rPr>
+        <w:t>backend</w:t>
+      </w:r>
+      <w:proofErr w:type="spellEnd"/>
+      <w:r>
+        <w:rPr>
+          <w:highlight w:val="red"/>
+        </w:rPr>
+        <w:t xml:space="preserve"> y ruta del secreto.</w:t>
       </w:r>
     </w:p>
     <w:p>
@@ -8128,7 +9984,17 @@
           <w:p>
             <w:r>
               <w:lastRenderedPageBreak/>
-              <w:t>Configuración de Spring Cloud Vault en bootstrap.yaml correcta y completa</w:t>
+              <w:t>Configuración de Spring Cloud Vault en </w:t>
+            </w:r>
+            <w:proofErr w:type="spellStart"/>
+            <w:proofErr w:type="gramStart"/>
+            <w:r>
+              <w:t>bootstrap.yaml</w:t>
+            </w:r>
+            <w:proofErr w:type="spellEnd"/>
+            <w:proofErr w:type="gramEnd"/>
+            <w:r>
+              <w:t> correcta y completa</w:t>
             </w:r>
           </w:p>
         </w:tc>
@@ -8178,7 +10044,23 @@
           <w:b/>
           <w:bCs/>
         </w:rPr>
-        <w:t>Sección 15: Patrones de Resiliencia — Circuit Breaker (15 puntos)</w:t>
+        <w:t xml:space="preserve">Sección 15: Patrones de Resiliencia — </w:t>
+      </w:r>
+      <w:proofErr w:type="spellStart"/>
+      <w:r>
+        <w:rPr>
+          <w:b/>
+          <w:bCs/>
+        </w:rPr>
+        <w:t>Circuit</w:t>
+      </w:r>
+      <w:proofErr w:type="spellEnd"/>
+      <w:r>
+        <w:rPr>
+          <w:b/>
+          <w:bCs/>
+        </w:rPr>
+        <w:t xml:space="preserve"> Breaker (15 puntos)</w:t>
       </w:r>
     </w:p>
     <w:p>
@@ -8190,7 +10072,15 @@
         <w:t>Qué se evalúa:</w:t>
       </w:r>
       <w:r>
-        <w:t> Resiliencia en la comunicación inter-servicio con Resilience4j.</w:t>
+        <w:t xml:space="preserve"> Resiliencia en la comunicación </w:t>
+      </w:r>
+      <w:proofErr w:type="spellStart"/>
+      <w:r>
+        <w:t>inter-servicio</w:t>
+      </w:r>
+      <w:proofErr w:type="spellEnd"/>
+      <w:r>
+        <w:t xml:space="preserve"> con Resilience4j.</w:t>
       </w:r>
     </w:p>
     <w:p>
@@ -8241,7 +10131,31 @@
         <w:t>1 método</w:t>
       </w:r>
       <w:r>
-        <w:t> de comunicación inter-servicio, con un método fallback que retorne una respuesta degradada pero funcional. El fallback no puede lanzar una excepción genérica.</w:t>
+        <w:t xml:space="preserve"> de comunicación </w:t>
+      </w:r>
+      <w:proofErr w:type="spellStart"/>
+      <w:r>
+        <w:t>inter-servicio</w:t>
+      </w:r>
+      <w:proofErr w:type="spellEnd"/>
+      <w:r>
+        <w:t>, con un método </w:t>
+      </w:r>
+      <w:proofErr w:type="spellStart"/>
+      <w:r>
+        <w:t>fallback</w:t>
+      </w:r>
+      <w:proofErr w:type="spellEnd"/>
+      <w:r>
+        <w:t xml:space="preserve"> que retorne una respuesta degradada pero funcional. El </w:t>
+      </w:r>
+      <w:proofErr w:type="spellStart"/>
+      <w:r>
+        <w:t>fallback</w:t>
+      </w:r>
+      <w:proofErr w:type="spellEnd"/>
+      <w:r>
+        <w:t xml:space="preserve"> no puede lanzar una excepción genérica.</w:t>
       </w:r>
     </w:p>
     <w:p>
@@ -8252,7 +10166,17 @@
         </w:numPr>
       </w:pPr>
       <w:r>
-        <w:t>Configuración en application.yaml:</w:t>
+        <w:t>Configuración en </w:t>
+      </w:r>
+      <w:proofErr w:type="spellStart"/>
+      <w:proofErr w:type="gramStart"/>
+      <w:r>
+        <w:t>application.yaml</w:t>
+      </w:r>
+      <w:proofErr w:type="spellEnd"/>
+      <w:proofErr w:type="gramEnd"/>
+      <w:r>
+        <w:t>:</w:t>
       </w:r>
     </w:p>
     <w:p>
@@ -8262,8 +10186,13 @@
           <w:numId w:val="17"/>
         </w:numPr>
       </w:pPr>
-      <w:r>
-        <w:t>failureRateThreshold: porcentaje de fallos que abre el circuito.</w:t>
+      <w:proofErr w:type="spellStart"/>
+      <w:r>
+        <w:t>failureRateThreshold</w:t>
+      </w:r>
+      <w:proofErr w:type="spellEnd"/>
+      <w:r>
+        <w:t>: porcentaje de fallos que abre el circuito.</w:t>
       </w:r>
     </w:p>
     <w:p>
@@ -8273,8 +10202,13 @@
           <w:numId w:val="17"/>
         </w:numPr>
       </w:pPr>
-      <w:r>
-        <w:t>waitDurationInOpenState: tiempo en estado abierto antes de pasar a Half-Open.</w:t>
+      <w:proofErr w:type="spellStart"/>
+      <w:r>
+        <w:t>waitDurationInOpenState</w:t>
+      </w:r>
+      <w:proofErr w:type="spellEnd"/>
+      <w:r>
+        <w:t>: tiempo en estado abierto antes de pasar a Half-Open.</w:t>
       </w:r>
     </w:p>
     <w:p>
@@ -8284,8 +10218,13 @@
           <w:numId w:val="17"/>
         </w:numPr>
       </w:pPr>
-      <w:r>
-        <w:t>slidingWindowSize: número de llamadas evaluadas.</w:t>
+      <w:proofErr w:type="spellStart"/>
+      <w:r>
+        <w:t>slidingWindowSize</w:t>
+      </w:r>
+      <w:proofErr w:type="spellEnd"/>
+      <w:r>
+        <w:t>: número de llamadas evaluadas.</w:t>
       </w:r>
     </w:p>
     <w:p>
@@ -8306,7 +10245,15 @@
         <w:t>1 patrón adicional</w:t>
       </w:r>
       <w:r>
-        <w:t>: @Retry con backoff configurable, @RateLimiter o @TimeLimiter.</w:t>
+        <w:t xml:space="preserve">: @Retry con </w:t>
+      </w:r>
+      <w:proofErr w:type="spellStart"/>
+      <w:r>
+        <w:t>backoff</w:t>
+      </w:r>
+      <w:proofErr w:type="spellEnd"/>
+      <w:r>
+        <w:t xml:space="preserve"> configurable, @RateLimiter o @TimeLimiter.</w:t>
       </w:r>
     </w:p>
     <w:p>
@@ -8316,8 +10263,29 @@
           <w:numId w:val="17"/>
         </w:numPr>
       </w:pPr>
-      <w:r>
-        <w:t>Endpoint /actuator/circuitbreakers accesible en el servicio configurado.</w:t>
+      <w:proofErr w:type="spellStart"/>
+      <w:r>
+        <w:t>Endpoint</w:t>
+      </w:r>
+      <w:proofErr w:type="spellEnd"/>
+      <w:r>
+        <w:t> /</w:t>
+      </w:r>
+      <w:proofErr w:type="spellStart"/>
+      <w:r>
+        <w:t>actuator</w:t>
+      </w:r>
+      <w:proofErr w:type="spellEnd"/>
+      <w:r>
+        <w:t>/</w:t>
+      </w:r>
+      <w:proofErr w:type="spellStart"/>
+      <w:r>
+        <w:t>circuitbreakers</w:t>
+      </w:r>
+      <w:proofErr w:type="spellEnd"/>
+      <w:r>
+        <w:t> accesible en el servicio configurado.</w:t>
       </w:r>
     </w:p>
     <w:p>
@@ -8441,8 +10409,21 @@
           </w:tcPr>
           <w:p>
             <w:r>
-              <w:t>@CircuitBreaker con fallback funcional aplicado en al menos 1 llamada inter-servicio</w:t>
-            </w:r>
+              <w:t>@CircuitBreaker con </w:t>
+            </w:r>
+            <w:proofErr w:type="spellStart"/>
+            <w:r>
+              <w:t>fallback</w:t>
+            </w:r>
+            <w:proofErr w:type="spellEnd"/>
+            <w:r>
+              <w:t xml:space="preserve"> funcional aplicado en al menos 1 llamada </w:t>
+            </w:r>
+            <w:proofErr w:type="spellStart"/>
+            <w:r>
+              <w:t>inter-servicio</w:t>
+            </w:r>
+            <w:proofErr w:type="spellEnd"/>
           </w:p>
         </w:tc>
         <w:tc>
@@ -8493,7 +10474,15 @@
           </w:tcPr>
           <w:p>
             <w:r>
-              <w:t>Configuración completa en application.yaml: failureRateThreshold, waitDurationInOpenState, slidingWindowSize</w:t>
+              <w:t>Configuración completa en </w:t>
+            </w:r>
+            <w:proofErr w:type="gramStart"/>
+            <w:r>
+              <w:t>application.yaml</w:t>
+            </w:r>
+            <w:proofErr w:type="gramEnd"/>
+            <w:r>
+              <w:t>: failureRateThreshold, waitDurationInOpenState, slidingWindowSize</w:t>
             </w:r>
           </w:p>
         </w:tc>
@@ -8597,7 +10586,23 @@
           </w:tcPr>
           <w:p>
             <w:r>
-              <w:t>/actuator/circuitbreakers accesible y muestra el estado actual</w:t>
+              <w:t>/</w:t>
+            </w:r>
+            <w:proofErr w:type="spellStart"/>
+            <w:r>
+              <w:t>actuator</w:t>
+            </w:r>
+            <w:proofErr w:type="spellEnd"/>
+            <w:r>
+              <w:t>/</w:t>
+            </w:r>
+            <w:proofErr w:type="spellStart"/>
+            <w:r>
+              <w:t>circuitbreakers</w:t>
+            </w:r>
+            <w:proofErr w:type="spellEnd"/>
+            <w:r>
+              <w:t> accesible y muestra el estado actual</w:t>
             </w:r>
           </w:p>
         </w:tc>
@@ -8687,7 +10692,23 @@
           <w:b/>
           <w:bCs/>
         </w:rPr>
-        <w:t>1 llamada inter-servicio real</w:t>
+        <w:t xml:space="preserve">1 llamada </w:t>
+      </w:r>
+      <w:proofErr w:type="spellStart"/>
+      <w:r>
+        <w:rPr>
+          <w:b/>
+          <w:bCs/>
+        </w:rPr>
+        <w:t>inter-servicio</w:t>
+      </w:r>
+      <w:proofErr w:type="spellEnd"/>
+      <w:r>
+        <w:rPr>
+          <w:b/>
+          <w:bCs/>
+        </w:rPr>
+        <w:t xml:space="preserve"> real</w:t>
       </w:r>
       <w:r>
         <w:t> implementada (por ejemplo: el servicio</w:t>
@@ -8888,7 +10909,15 @@
           </w:tcPr>
           <w:p>
             <w:r>
-              <w:t>Al menos 1 llamada inter-servicio real implementada y funcionando</w:t>
+              <w:t xml:space="preserve">Al menos 1 llamada </w:t>
+            </w:r>
+            <w:proofErr w:type="spellStart"/>
+            <w:r>
+              <w:t>inter-servicio</w:t>
+            </w:r>
+            <w:proofErr w:type="spellEnd"/>
+            <w:r>
+              <w:t xml:space="preserve"> real implementada y funcionando</w:t>
             </w:r>
           </w:p>
         </w:tc>
@@ -9047,7 +11076,15 @@
     </w:p>
     <w:p>
       <w:r>
-        <w:t>Todos los curl van dirigidos al </w:t>
+        <w:t>Todos los </w:t>
+      </w:r>
+      <w:proofErr w:type="spellStart"/>
+      <w:r>
+        <w:t>curl</w:t>
+      </w:r>
+      <w:proofErr w:type="spellEnd"/>
+      <w:r>
+        <w:t> van dirigidos al </w:t>
       </w:r>
       <w:r>
         <w:rPr>
@@ -9057,7 +11094,15 @@
         <w:t>API Gateway</w:t>
       </w:r>
       <w:r>
-        <w:t> (localhost:8080), nunca directamente a los microservicios. Adapta las rutas al diseño que hayas implementado; si cambias alguna ruta, documéntala en el README.md. Reemplaza TOKEN por el JWT obtenido en el caso de login. Reemplaza {id} por el UUID real del recurso.</w:t>
+        <w:t xml:space="preserve"> (localhost:8080), nunca directamente a los microservicios. Adapta las rutas al diseño que hayas implementado; si cambias alguna ruta, documéntala en el README.md. Reemplaza TOKEN por el JWT obtenido en el caso de </w:t>
+      </w:r>
+      <w:proofErr w:type="spellStart"/>
+      <w:r>
+        <w:t>login</w:t>
+      </w:r>
+      <w:proofErr w:type="spellEnd"/>
+      <w:r>
+        <w:t>. Reemplaza {id} por el UUID real del recurso.</w:t>
       </w:r>
     </w:p>
     <w:p>
@@ -9092,23 +11137,86 @@
       </w:r>
     </w:p>
     <w:p>
-      <w:r>
-        <w:t>curl -s -X POST http://localhost:8080/api/v1/auth/register \</w:t>
-      </w:r>
-    </w:p>
-    <w:p>
-      <w:r>
-        <w:t xml:space="preserve">  -H "Content-Type: application/json" \</w:t>
-      </w:r>
-    </w:p>
-    <w:p>
-      <w:r>
-        <w:t xml:space="preserve">  -d '{"nombre":"Carlos Quispe","email":"carlos@rapidocourier.pe","password":"Segura123!","role":"OPERADOR"}' | jq .</w:t>
-      </w:r>
-    </w:p>
-    <w:p>
-      <w:r>
-        <w:t>Esperado: 201 Created — success: true, JWT en data.</w:t>
+      <w:proofErr w:type="spellStart"/>
+      <w:r>
+        <w:t>curl</w:t>
+      </w:r>
+      <w:proofErr w:type="spellEnd"/>
+      <w:r>
+        <w:t xml:space="preserve"> -s -X POST http://localhost:8080/api/v1/auth/register \</w:t>
+      </w:r>
+    </w:p>
+    <w:p>
+      <w:r>
+        <w:t xml:space="preserve">  -H "Content-</w:t>
+      </w:r>
+      <w:proofErr w:type="spellStart"/>
+      <w:r>
+        <w:t>Type</w:t>
+      </w:r>
+      <w:proofErr w:type="spellEnd"/>
+      <w:r>
+        <w:t xml:space="preserve">: </w:t>
+      </w:r>
+      <w:proofErr w:type="spellStart"/>
+      <w:r>
+        <w:t>application</w:t>
+      </w:r>
+      <w:proofErr w:type="spellEnd"/>
+      <w:r>
+        <w:t>/</w:t>
+      </w:r>
+      <w:proofErr w:type="spellStart"/>
+      <w:r>
+        <w:t>json</w:t>
+      </w:r>
+      <w:proofErr w:type="spellEnd"/>
+      <w:r>
+        <w:t>" \</w:t>
+      </w:r>
+    </w:p>
+    <w:p>
+      <w:r>
+        <w:t xml:space="preserve">  -d '{"</w:t>
+      </w:r>
+      <w:proofErr w:type="spellStart"/>
+      <w:r>
+        <w:t>nombre":"Carlos</w:t>
+      </w:r>
+      <w:proofErr w:type="spellEnd"/>
+      <w:r>
+        <w:t xml:space="preserve"> Quispe","email":"carlos@rapidocourier.pe","password":"Segura123!","role":"OPERADOR"}' | </w:t>
+      </w:r>
+      <w:proofErr w:type="spellStart"/>
+      <w:proofErr w:type="gramStart"/>
+      <w:r>
+        <w:t>jq</w:t>
+      </w:r>
+      <w:proofErr w:type="spellEnd"/>
+      <w:r>
+        <w:t xml:space="preserve"> .</w:t>
+      </w:r>
+      <w:proofErr w:type="gramEnd"/>
+    </w:p>
+    <w:p>
+      <w:r>
+        <w:t xml:space="preserve">Esperado: 201 </w:t>
+      </w:r>
+      <w:proofErr w:type="spellStart"/>
+      <w:r>
+        <w:t>Created</w:t>
+      </w:r>
+      <w:proofErr w:type="spellEnd"/>
+      <w:r>
+        <w:t> — </w:t>
+      </w:r>
+      <w:proofErr w:type="spellStart"/>
+      <w:r>
+        <w:t>success</w:t>
+      </w:r>
+      <w:proofErr w:type="spellEnd"/>
+      <w:r>
+        <w:t>: true, JWT en data.</w:t>
       </w:r>
     </w:p>
     <w:p>
@@ -9121,24 +11229,71 @@
       </w:r>
     </w:p>
     <w:p>
-      <w:r>
-        <w:t>curl -s -X POST http://localhost:8080/api/v1/auth/login \</w:t>
+      <w:proofErr w:type="spellStart"/>
+      <w:r>
+        <w:t>curl</w:t>
+      </w:r>
+      <w:proofErr w:type="spellEnd"/>
+      <w:r>
+        <w:t xml:space="preserve"> -s -X POST http://localhost:8080/api/v1/auth/login \</w:t>
       </w:r>
     </w:p>
     <w:p>
       <w:r>
         <w:lastRenderedPageBreak/>
-        <w:t xml:space="preserve">  -H "Content-Type: application/json" \</w:t>
-      </w:r>
-    </w:p>
-    <w:p>
-      <w:r>
-        <w:t xml:space="preserve">  -d '{"email":"carlos@rapidocourier.pe","password":"Segura123!"}' | jq .</w:t>
-      </w:r>
-    </w:p>
-    <w:p>
-      <w:r>
-        <w:t>Esperado: 200 OK — success: true, JWT válido en data.</w:t>
+        <w:t xml:space="preserve">  -H "Content-</w:t>
+      </w:r>
+      <w:proofErr w:type="spellStart"/>
+      <w:r>
+        <w:t>Type</w:t>
+      </w:r>
+      <w:proofErr w:type="spellEnd"/>
+      <w:r>
+        <w:t xml:space="preserve">: </w:t>
+      </w:r>
+      <w:proofErr w:type="spellStart"/>
+      <w:r>
+        <w:t>application</w:t>
+      </w:r>
+      <w:proofErr w:type="spellEnd"/>
+      <w:r>
+        <w:t>/</w:t>
+      </w:r>
+      <w:proofErr w:type="spellStart"/>
+      <w:r>
+        <w:t>json</w:t>
+      </w:r>
+      <w:proofErr w:type="spellEnd"/>
+      <w:r>
+        <w:t>" \</w:t>
+      </w:r>
+    </w:p>
+    <w:p>
+      <w:r>
+        <w:t xml:space="preserve">  -d '{"email":"carlos@rapidocourier.pe","password":"Segura123!"}' | </w:t>
+      </w:r>
+      <w:proofErr w:type="spellStart"/>
+      <w:proofErr w:type="gramStart"/>
+      <w:r>
+        <w:t>jq</w:t>
+      </w:r>
+      <w:proofErr w:type="spellEnd"/>
+      <w:r>
+        <w:t xml:space="preserve"> .</w:t>
+      </w:r>
+      <w:proofErr w:type="gramEnd"/>
+    </w:p>
+    <w:p>
+      <w:r>
+        <w:t>Esperado: 200 OK — </w:t>
+      </w:r>
+      <w:proofErr w:type="spellStart"/>
+      <w:r>
+        <w:t>success</w:t>
+      </w:r>
+      <w:proofErr w:type="spellEnd"/>
+      <w:r>
+        <w:t>: true, JWT válido en data.</w:t>
       </w:r>
     </w:p>
     <w:p>
@@ -9151,23 +11306,86 @@
       </w:r>
     </w:p>
     <w:p>
-      <w:r>
-        <w:t>curl -s -X POST http://localhost:8080/api/v1/auth/login \</w:t>
-      </w:r>
-    </w:p>
-    <w:p>
-      <w:r>
-        <w:t xml:space="preserve">  -H "Content-Type: application/json" \</w:t>
-      </w:r>
-    </w:p>
-    <w:p>
-      <w:r>
-        <w:t xml:space="preserve">  -d '{"email":"carlos@rapidocourier.pe","password":"incorrecta"}' | jq .</w:t>
-      </w:r>
-    </w:p>
-    <w:p>
-      <w:r>
-        <w:t>Esperado: 401 Unauthorized — success: false.</w:t>
+      <w:proofErr w:type="spellStart"/>
+      <w:r>
+        <w:t>curl</w:t>
+      </w:r>
+      <w:proofErr w:type="spellEnd"/>
+      <w:r>
+        <w:t xml:space="preserve"> -s -X POST http://localhost:8080/api/v1/auth/login \</w:t>
+      </w:r>
+    </w:p>
+    <w:p>
+      <w:r>
+        <w:t xml:space="preserve">  -H "Content-</w:t>
+      </w:r>
+      <w:proofErr w:type="spellStart"/>
+      <w:r>
+        <w:t>Type</w:t>
+      </w:r>
+      <w:proofErr w:type="spellEnd"/>
+      <w:r>
+        <w:t xml:space="preserve">: </w:t>
+      </w:r>
+      <w:proofErr w:type="spellStart"/>
+      <w:r>
+        <w:t>application</w:t>
+      </w:r>
+      <w:proofErr w:type="spellEnd"/>
+      <w:r>
+        <w:t>/</w:t>
+      </w:r>
+      <w:proofErr w:type="spellStart"/>
+      <w:r>
+        <w:t>json</w:t>
+      </w:r>
+      <w:proofErr w:type="spellEnd"/>
+      <w:r>
+        <w:t>" \</w:t>
+      </w:r>
+    </w:p>
+    <w:p>
+      <w:r>
+        <w:t xml:space="preserve">  -d '{"email":"carlos@rapidocourier.pe","</w:t>
+      </w:r>
+      <w:proofErr w:type="spellStart"/>
+      <w:r>
+        <w:t>password</w:t>
+      </w:r>
+      <w:proofErr w:type="spellEnd"/>
+      <w:r>
+        <w:t xml:space="preserve">":"incorrecta"}' | </w:t>
+      </w:r>
+      <w:proofErr w:type="spellStart"/>
+      <w:proofErr w:type="gramStart"/>
+      <w:r>
+        <w:t>jq</w:t>
+      </w:r>
+      <w:proofErr w:type="spellEnd"/>
+      <w:r>
+        <w:t xml:space="preserve"> .</w:t>
+      </w:r>
+      <w:proofErr w:type="gramEnd"/>
+    </w:p>
+    <w:p>
+      <w:r>
+        <w:t xml:space="preserve">Esperado: 401 </w:t>
+      </w:r>
+      <w:proofErr w:type="spellStart"/>
+      <w:r>
+        <w:t>Unauthorized</w:t>
+      </w:r>
+      <w:proofErr w:type="spellEnd"/>
+      <w:r>
+        <w:t> — </w:t>
+      </w:r>
+      <w:proofErr w:type="spellStart"/>
+      <w:r>
+        <w:t>success</w:t>
+      </w:r>
+      <w:proofErr w:type="spellEnd"/>
+      <w:r>
+        <w:t>: false.</w:t>
       </w:r>
     </w:p>
     <w:p>
@@ -9202,28 +11420,91 @@
       </w:r>
     </w:p>
     <w:p>
-      <w:r>
-        <w:t>curl -s -X POST http://localhost:8080/api/v1/clientes \</w:t>
-      </w:r>
-    </w:p>
-    <w:p>
-      <w:r>
-        <w:t xml:space="preserve">  -H "Content-Type: application/json" \</w:t>
-      </w:r>
-    </w:p>
-    <w:p>
-      <w:r>
-        <w:t xml:space="preserve">  -H "Authorization: Bearer TOKEN" \</w:t>
-      </w:r>
-    </w:p>
-    <w:p>
-      <w:r>
-        <w:t xml:space="preserve">  -d '{"dni":"12345678","email":"ana.flores@correo.com","telefono":"987654321"}' | jq .</w:t>
-      </w:r>
-    </w:p>
-    <w:p>
-      <w:r>
-        <w:t>Esperado: 201 Created — nombre completo obtenido de RENIEC visible en data; el campo nombre no estaba en el request.</w:t>
+      <w:proofErr w:type="spellStart"/>
+      <w:r>
+        <w:t>curl</w:t>
+      </w:r>
+      <w:proofErr w:type="spellEnd"/>
+      <w:r>
+        <w:t xml:space="preserve"> -s -X POST http://localhost:8080/api/v1/clientes \</w:t>
+      </w:r>
+    </w:p>
+    <w:p>
+      <w:r>
+        <w:t xml:space="preserve">  -H "Content-</w:t>
+      </w:r>
+      <w:proofErr w:type="spellStart"/>
+      <w:r>
+        <w:t>Type</w:t>
+      </w:r>
+      <w:proofErr w:type="spellEnd"/>
+      <w:r>
+        <w:t xml:space="preserve">: </w:t>
+      </w:r>
+      <w:proofErr w:type="spellStart"/>
+      <w:r>
+        <w:t>application</w:t>
+      </w:r>
+      <w:proofErr w:type="spellEnd"/>
+      <w:r>
+        <w:t>/</w:t>
+      </w:r>
+      <w:proofErr w:type="spellStart"/>
+      <w:r>
+        <w:t>json</w:t>
+      </w:r>
+      <w:proofErr w:type="spellEnd"/>
+      <w:r>
+        <w:t>" \</w:t>
+      </w:r>
+    </w:p>
+    <w:p>
+      <w:r>
+        <w:t xml:space="preserve">  -H "</w:t>
+      </w:r>
+      <w:proofErr w:type="spellStart"/>
+      <w:r>
+        <w:t>Authorization</w:t>
+      </w:r>
+      <w:proofErr w:type="spellEnd"/>
+      <w:r>
+        <w:t>: Bearer TOKEN" \</w:t>
+      </w:r>
+    </w:p>
+    <w:p>
+      <w:r>
+        <w:t xml:space="preserve">  -d '{"dni":"12345678","email":"ana.flores@correo.com","telefono":"987654321"}' | </w:t>
+      </w:r>
+      <w:proofErr w:type="spellStart"/>
+      <w:proofErr w:type="gramStart"/>
+      <w:r>
+        <w:t>jq</w:t>
+      </w:r>
+      <w:proofErr w:type="spellEnd"/>
+      <w:r>
+        <w:t xml:space="preserve"> .</w:t>
+      </w:r>
+      <w:proofErr w:type="gramEnd"/>
+    </w:p>
+    <w:p>
+      <w:r>
+        <w:t xml:space="preserve">Esperado: 201 </w:t>
+      </w:r>
+      <w:proofErr w:type="spellStart"/>
+      <w:r>
+        <w:t>Created</w:t>
+      </w:r>
+      <w:proofErr w:type="spellEnd"/>
+      <w:r>
+        <w:t xml:space="preserve"> — nombre completo obtenido de RENIEC visible en data; el campo nombre no estaba en el </w:t>
+      </w:r>
+      <w:proofErr w:type="spellStart"/>
+      <w:r>
+        <w:t>request</w:t>
+      </w:r>
+      <w:proofErr w:type="spellEnd"/>
+      <w:r>
+        <w:t>.</w:t>
       </w:r>
     </w:p>
     <w:p>
@@ -9236,28 +11517,91 @@
       </w:r>
     </w:p>
     <w:p>
-      <w:r>
-        <w:t>curl -s -X POST http://localhost:8080/api/v1/clientes \</w:t>
-      </w:r>
-    </w:p>
-    <w:p>
-      <w:r>
-        <w:t xml:space="preserve">  -H "Content-Type: application/json" \</w:t>
-      </w:r>
-    </w:p>
-    <w:p>
-      <w:r>
-        <w:t xml:space="preserve">  -H "Authorization: Bearer TOKEN" \</w:t>
-      </w:r>
-    </w:p>
-    <w:p>
-      <w:r>
-        <w:t xml:space="preserve">  -d '{"dni":"87654321","email":"ana.flores@correo.com","telefono":"999888777"}' | jq .</w:t>
-      </w:r>
-    </w:p>
-    <w:p>
-      <w:r>
-        <w:t>Esperado: 409 Conflict — success: false, mensaje indica email ya registrado.</w:t>
+      <w:proofErr w:type="spellStart"/>
+      <w:r>
+        <w:t>curl</w:t>
+      </w:r>
+      <w:proofErr w:type="spellEnd"/>
+      <w:r>
+        <w:t xml:space="preserve"> -s -X POST http://localhost:8080/api/v1/clientes \</w:t>
+      </w:r>
+    </w:p>
+    <w:p>
+      <w:r>
+        <w:t xml:space="preserve">  -H "Content-</w:t>
+      </w:r>
+      <w:proofErr w:type="spellStart"/>
+      <w:r>
+        <w:t>Type</w:t>
+      </w:r>
+      <w:proofErr w:type="spellEnd"/>
+      <w:r>
+        <w:t xml:space="preserve">: </w:t>
+      </w:r>
+      <w:proofErr w:type="spellStart"/>
+      <w:r>
+        <w:t>application</w:t>
+      </w:r>
+      <w:proofErr w:type="spellEnd"/>
+      <w:r>
+        <w:t>/</w:t>
+      </w:r>
+      <w:proofErr w:type="spellStart"/>
+      <w:r>
+        <w:t>json</w:t>
+      </w:r>
+      <w:proofErr w:type="spellEnd"/>
+      <w:r>
+        <w:t>" \</w:t>
+      </w:r>
+    </w:p>
+    <w:p>
+      <w:r>
+        <w:t xml:space="preserve">  -H "</w:t>
+      </w:r>
+      <w:proofErr w:type="spellStart"/>
+      <w:r>
+        <w:t>Authorization</w:t>
+      </w:r>
+      <w:proofErr w:type="spellEnd"/>
+      <w:r>
+        <w:t>: Bearer TOKEN" \</w:t>
+      </w:r>
+    </w:p>
+    <w:p>
+      <w:r>
+        <w:t xml:space="preserve">  -d '{"dni":"87654321","email":"ana.flores@correo.com","telefono":"999888777"}' | </w:t>
+      </w:r>
+      <w:proofErr w:type="spellStart"/>
+      <w:proofErr w:type="gramStart"/>
+      <w:r>
+        <w:t>jq</w:t>
+      </w:r>
+      <w:proofErr w:type="spellEnd"/>
+      <w:r>
+        <w:t xml:space="preserve"> .</w:t>
+      </w:r>
+      <w:proofErr w:type="gramEnd"/>
+    </w:p>
+    <w:p>
+      <w:r>
+        <w:t xml:space="preserve">Esperado: 409 </w:t>
+      </w:r>
+      <w:proofErr w:type="spellStart"/>
+      <w:r>
+        <w:t>Conflict</w:t>
+      </w:r>
+      <w:proofErr w:type="spellEnd"/>
+      <w:r>
+        <w:t> — </w:t>
+      </w:r>
+      <w:proofErr w:type="spellStart"/>
+      <w:r>
+        <w:t>success</w:t>
+      </w:r>
+      <w:proofErr w:type="spellEnd"/>
+      <w:r>
+        <w:t>: false, mensaje indica email ya registrado.</w:t>
       </w:r>
     </w:p>
     <w:p>
@@ -9270,28 +11614,91 @@
       </w:r>
     </w:p>
     <w:p>
-      <w:r>
-        <w:t>curl -s -X POST http://localhost:8080/api/v1/clientes \</w:t>
-      </w:r>
-    </w:p>
-    <w:p>
-      <w:r>
-        <w:t xml:space="preserve">  -H "Content-Type: application/json" \</w:t>
-      </w:r>
-    </w:p>
-    <w:p>
-      <w:r>
-        <w:t xml:space="preserve">  -H "Authorization: Bearer TOKEN" \</w:t>
-      </w:r>
-    </w:p>
-    <w:p>
-      <w:r>
-        <w:t xml:space="preserve">  -d '{"dni":"123","email":"correo-invalido","telefono":""}' | jq .</w:t>
-      </w:r>
-    </w:p>
-    <w:p>
-      <w:r>
-        <w:t>Esperado: 400 Bad Request — success: false, data con mapa de errores agrupado por campo.</w:t>
+      <w:proofErr w:type="spellStart"/>
+      <w:r>
+        <w:t>curl</w:t>
+      </w:r>
+      <w:proofErr w:type="spellEnd"/>
+      <w:r>
+        <w:t xml:space="preserve"> -s -X POST http://localhost:8080/api/v1/clientes \</w:t>
+      </w:r>
+    </w:p>
+    <w:p>
+      <w:r>
+        <w:t xml:space="preserve">  -H "Content-</w:t>
+      </w:r>
+      <w:proofErr w:type="spellStart"/>
+      <w:r>
+        <w:t>Type</w:t>
+      </w:r>
+      <w:proofErr w:type="spellEnd"/>
+      <w:r>
+        <w:t xml:space="preserve">: </w:t>
+      </w:r>
+      <w:proofErr w:type="spellStart"/>
+      <w:r>
+        <w:t>application</w:t>
+      </w:r>
+      <w:proofErr w:type="spellEnd"/>
+      <w:r>
+        <w:t>/</w:t>
+      </w:r>
+      <w:proofErr w:type="spellStart"/>
+      <w:r>
+        <w:t>json</w:t>
+      </w:r>
+      <w:proofErr w:type="spellEnd"/>
+      <w:r>
+        <w:t>" \</w:t>
+      </w:r>
+    </w:p>
+    <w:p>
+      <w:r>
+        <w:t xml:space="preserve">  -H "</w:t>
+      </w:r>
+      <w:proofErr w:type="spellStart"/>
+      <w:r>
+        <w:t>Authorization</w:t>
+      </w:r>
+      <w:proofErr w:type="spellEnd"/>
+      <w:r>
+        <w:t>: Bearer TOKEN" \</w:t>
+      </w:r>
+    </w:p>
+    <w:p>
+      <w:r>
+        <w:t xml:space="preserve">  -d '{"dni":"123","email":"correo-invalido","telefono":""}' | </w:t>
+      </w:r>
+      <w:proofErr w:type="spellStart"/>
+      <w:proofErr w:type="gramStart"/>
+      <w:r>
+        <w:t>jq</w:t>
+      </w:r>
+      <w:proofErr w:type="spellEnd"/>
+      <w:r>
+        <w:t xml:space="preserve"> .</w:t>
+      </w:r>
+      <w:proofErr w:type="gramEnd"/>
+    </w:p>
+    <w:p>
+      <w:r>
+        <w:t xml:space="preserve">Esperado: 400 Bad </w:t>
+      </w:r>
+      <w:proofErr w:type="spellStart"/>
+      <w:r>
+        <w:t>Request</w:t>
+      </w:r>
+      <w:proofErr w:type="spellEnd"/>
+      <w:r>
+        <w:t> — </w:t>
+      </w:r>
+      <w:proofErr w:type="spellStart"/>
+      <w:r>
+        <w:t>success</w:t>
+      </w:r>
+      <w:proofErr w:type="spellEnd"/>
+      <w:r>
+        <w:t>: false, data con mapa de errores agrupado por campo.</w:t>
       </w:r>
     </w:p>
     <w:p>
@@ -9327,18 +11734,55 @@
       </w:r>
     </w:p>
     <w:p>
-      <w:r>
-        <w:t>curl -s -X POST http://localhost:8080/api/v1/paquetes \</w:t>
-      </w:r>
-    </w:p>
-    <w:p>
-      <w:r>
-        <w:t xml:space="preserve">  -H "Content-Type: application/json" \</w:t>
-      </w:r>
-    </w:p>
-    <w:p>
-      <w:r>
-        <w:t xml:space="preserve">  -H "Authorization: Bearer TOKEN" \</w:t>
+      <w:proofErr w:type="spellStart"/>
+      <w:r>
+        <w:t>curl</w:t>
+      </w:r>
+      <w:proofErr w:type="spellEnd"/>
+      <w:r>
+        <w:t xml:space="preserve"> -s -X POST http://localhost:8080/api/v1/paquetes \</w:t>
+      </w:r>
+    </w:p>
+    <w:p>
+      <w:r>
+        <w:t xml:space="preserve">  -H "Content-</w:t>
+      </w:r>
+      <w:proofErr w:type="spellStart"/>
+      <w:r>
+        <w:t>Type</w:t>
+      </w:r>
+      <w:proofErr w:type="spellEnd"/>
+      <w:r>
+        <w:t xml:space="preserve">: </w:t>
+      </w:r>
+      <w:proofErr w:type="spellStart"/>
+      <w:r>
+        <w:t>application</w:t>
+      </w:r>
+      <w:proofErr w:type="spellEnd"/>
+      <w:r>
+        <w:t>/</w:t>
+      </w:r>
+      <w:proofErr w:type="spellStart"/>
+      <w:r>
+        <w:t>json</w:t>
+      </w:r>
+      <w:proofErr w:type="spellEnd"/>
+      <w:r>
+        <w:t>" \</w:t>
+      </w:r>
+    </w:p>
+    <w:p>
+      <w:r>
+        <w:t xml:space="preserve">  -H "</w:t>
+      </w:r>
+      <w:proofErr w:type="spellStart"/>
+      <w:r>
+        <w:t>Authorization</w:t>
+      </w:r>
+      <w:proofErr w:type="spellEnd"/>
+      <w:r>
+        <w:t>: Bearer TOKEN" \</w:t>
       </w:r>
     </w:p>
     <w:p>
@@ -9348,7 +11792,15 @@
     </w:p>
     <w:p>
       <w:r>
-        <w:t xml:space="preserve">    "descripcion":"Documentos legales",</w:t>
+        <w:t xml:space="preserve">    "</w:t>
+      </w:r>
+      <w:proofErr w:type="spellStart"/>
+      <w:r>
+        <w:t>descripcion</w:t>
+      </w:r>
+      <w:proofErr w:type="spellEnd"/>
+      <w:r>
+        <w:t>":"Documentos legales",</w:t>
       </w:r>
     </w:p>
     <w:p>
@@ -9363,12 +11815,28 @@
     </w:p>
     <w:p>
       <w:r>
-        <w:t xml:space="preserve">    "sucursalOrigen":"Lima",</w:t>
-      </w:r>
-    </w:p>
-    <w:p>
-      <w:r>
-        <w:t xml:space="preserve">    "sucursalDestino":"Arequipa",</w:t>
+        <w:t xml:space="preserve">    "</w:t>
+      </w:r>
+      <w:proofErr w:type="spellStart"/>
+      <w:r>
+        <w:t>sucursalOrigen</w:t>
+      </w:r>
+      <w:proofErr w:type="spellEnd"/>
+      <w:r>
+        <w:t>":"Lima",</w:t>
+      </w:r>
+    </w:p>
+    <w:p>
+      <w:r>
+        <w:t xml:space="preserve">    "</w:t>
+      </w:r>
+      <w:proofErr w:type="spellStart"/>
+      <w:r>
+        <w:t>sucursalDestino</w:t>
+      </w:r>
+      <w:proofErr w:type="spellEnd"/>
+      <w:r>
+        <w:t>":"Arequipa",</w:t>
       </w:r>
     </w:p>
     <w:p>
@@ -9383,12 +11851,30 @@
     </w:p>
     <w:p>
       <w:r>
-        <w:t xml:space="preserve">  }' | jq .</w:t>
-      </w:r>
-    </w:p>
-    <w:p>
-      <w:r>
-        <w:t>Esperado: 201 Created — código de rastreo generado y tarifa calculada visibles en data.</w:t>
+        <w:t xml:space="preserve">  }' | </w:t>
+      </w:r>
+      <w:proofErr w:type="spellStart"/>
+      <w:proofErr w:type="gramStart"/>
+      <w:r>
+        <w:t>jq</w:t>
+      </w:r>
+      <w:proofErr w:type="spellEnd"/>
+      <w:r>
+        <w:t xml:space="preserve"> .</w:t>
+      </w:r>
+      <w:proofErr w:type="gramEnd"/>
+    </w:p>
+    <w:p>
+      <w:r>
+        <w:t xml:space="preserve">Esperado: 201 </w:t>
+      </w:r>
+      <w:proofErr w:type="spellStart"/>
+      <w:r>
+        <w:t>Created</w:t>
+      </w:r>
+      <w:proofErr w:type="spellEnd"/>
+      <w:r>
+        <w:t> — código de rastreo generado y tarifa calculada visibles en data.</w:t>
       </w:r>
     </w:p>
     <w:p>
@@ -9401,28 +11887,104 @@
       </w:r>
     </w:p>
     <w:p>
-      <w:r>
-        <w:t>curl -s -X POST http://localhost:8080/api/v1/paquetes \</w:t>
-      </w:r>
-    </w:p>
-    <w:p>
-      <w:r>
-        <w:t xml:space="preserve">  -H "Content-Type: application/json" \</w:t>
-      </w:r>
-    </w:p>
-    <w:p>
-      <w:r>
-        <w:t xml:space="preserve">  -H "Authorization: Bearer TOKEN" \</w:t>
-      </w:r>
-    </w:p>
-    <w:p>
-      <w:r>
-        <w:t xml:space="preserve">  -d '{"descripcion":"","pesoKg":-1,"valorDeclarado":0}' | jq .</w:t>
-      </w:r>
-    </w:p>
-    <w:p>
-      <w:r>
-        <w:t>Esperado: 400 Bad Request — mapa de errores por campo en data.</w:t>
+      <w:proofErr w:type="spellStart"/>
+      <w:r>
+        <w:t>curl</w:t>
+      </w:r>
+      <w:proofErr w:type="spellEnd"/>
+      <w:r>
+        <w:t xml:space="preserve"> -s -X POST http://localhost:8080/api/v1/paquetes \</w:t>
+      </w:r>
+    </w:p>
+    <w:p>
+      <w:r>
+        <w:t xml:space="preserve">  -H "Content-</w:t>
+      </w:r>
+      <w:proofErr w:type="spellStart"/>
+      <w:r>
+        <w:t>Type</w:t>
+      </w:r>
+      <w:proofErr w:type="spellEnd"/>
+      <w:r>
+        <w:t xml:space="preserve">: </w:t>
+      </w:r>
+      <w:proofErr w:type="spellStart"/>
+      <w:r>
+        <w:t>application</w:t>
+      </w:r>
+      <w:proofErr w:type="spellEnd"/>
+      <w:r>
+        <w:t>/</w:t>
+      </w:r>
+      <w:proofErr w:type="spellStart"/>
+      <w:r>
+        <w:t>json</w:t>
+      </w:r>
+      <w:proofErr w:type="spellEnd"/>
+      <w:r>
+        <w:t>" \</w:t>
+      </w:r>
+    </w:p>
+    <w:p>
+      <w:r>
+        <w:t xml:space="preserve">  -H "</w:t>
+      </w:r>
+      <w:proofErr w:type="spellStart"/>
+      <w:r>
+        <w:t>Authorization</w:t>
+      </w:r>
+      <w:proofErr w:type="spellEnd"/>
+      <w:r>
+        <w:t>: Bearer TOKEN" \</w:t>
+      </w:r>
+    </w:p>
+    <w:p>
+      <w:r>
+        <w:t xml:space="preserve">  -d '{"</w:t>
+      </w:r>
+      <w:proofErr w:type="spellStart"/>
+      <w:r>
+        <w:t>descripcion</w:t>
+      </w:r>
+      <w:proofErr w:type="spellEnd"/>
+      <w:r>
+        <w:t>":"","</w:t>
+      </w:r>
+      <w:proofErr w:type="spellStart"/>
+      <w:r>
+        <w:t>pesoKg</w:t>
+      </w:r>
+      <w:proofErr w:type="spellEnd"/>
+      <w:proofErr w:type="gramStart"/>
+      <w:r>
+        <w:t>":-</w:t>
+      </w:r>
+      <w:proofErr w:type="gramEnd"/>
+      <w:r>
+        <w:t xml:space="preserve">1,"valorDeclarado":0}' | </w:t>
+      </w:r>
+      <w:proofErr w:type="spellStart"/>
+      <w:proofErr w:type="gramStart"/>
+      <w:r>
+        <w:t>jq</w:t>
+      </w:r>
+      <w:proofErr w:type="spellEnd"/>
+      <w:r>
+        <w:t xml:space="preserve"> .</w:t>
+      </w:r>
+      <w:proofErr w:type="gramEnd"/>
+    </w:p>
+    <w:p>
+      <w:r>
+        <w:t xml:space="preserve">Esperado: 400 Bad </w:t>
+      </w:r>
+      <w:proofErr w:type="spellStart"/>
+      <w:r>
+        <w:t>Request</w:t>
+      </w:r>
+      <w:proofErr w:type="spellEnd"/>
+      <w:r>
+        <w:t> — mapa de errores por campo en data.</w:t>
       </w:r>
     </w:p>
     <w:p>
@@ -9435,14 +11997,37 @@
       </w:r>
     </w:p>
     <w:p>
-      <w:r>
-        <w:t>curl -s -X GET http://localhost:8080/api/v1/paquetes/{id} \</w:t>
-      </w:r>
-    </w:p>
-    <w:p>
-      <w:r>
-        <w:t xml:space="preserve">  -H "Authorization: Bearer TOKEN" | jq .</w:t>
-      </w:r>
+      <w:proofErr w:type="spellStart"/>
+      <w:r>
+        <w:t>curl</w:t>
+      </w:r>
+      <w:proofErr w:type="spellEnd"/>
+      <w:r>
+        <w:t xml:space="preserve"> -s -X GET http://localhost:8080/api/v1/paquetes/{id} \</w:t>
+      </w:r>
+    </w:p>
+    <w:p>
+      <w:r>
+        <w:t xml:space="preserve">  -H "</w:t>
+      </w:r>
+      <w:proofErr w:type="spellStart"/>
+      <w:r>
+        <w:t>Authorization</w:t>
+      </w:r>
+      <w:proofErr w:type="spellEnd"/>
+      <w:r>
+        <w:t xml:space="preserve">: Bearer TOKEN" | </w:t>
+      </w:r>
+      <w:proofErr w:type="spellStart"/>
+      <w:proofErr w:type="gramStart"/>
+      <w:r>
+        <w:t>jq</w:t>
+      </w:r>
+      <w:proofErr w:type="spellEnd"/>
+      <w:r>
+        <w:t xml:space="preserve"> .</w:t>
+      </w:r>
+      <w:proofErr w:type="gramEnd"/>
     </w:p>
     <w:p>
       <w:r>
@@ -9459,18 +12044,49 @@
       </w:r>
     </w:p>
     <w:p>
-      <w:r>
-        <w:t>curl -s -X GET http://localhost:8080/api/v1/paquetes/00000000-0000-0000-0000-000000000000 \</w:t>
-      </w:r>
-    </w:p>
-    <w:p>
-      <w:r>
-        <w:t xml:space="preserve">  -H "Authorization: Bearer TOKEN" | jq .</w:t>
-      </w:r>
-    </w:p>
-    <w:p>
-      <w:r>
-        <w:t>Esperado: 404 Not Found — success: false.</w:t>
+      <w:proofErr w:type="spellStart"/>
+      <w:r>
+        <w:t>curl</w:t>
+      </w:r>
+      <w:proofErr w:type="spellEnd"/>
+      <w:r>
+        <w:t xml:space="preserve"> -s -X GET http://localhost:8080/api/v1/paquetes/00000000-0000-0000-0000-000000000000 \</w:t>
+      </w:r>
+    </w:p>
+    <w:p>
+      <w:r>
+        <w:t xml:space="preserve">  -H "</w:t>
+      </w:r>
+      <w:proofErr w:type="spellStart"/>
+      <w:r>
+        <w:t>Authorization</w:t>
+      </w:r>
+      <w:proofErr w:type="spellEnd"/>
+      <w:r>
+        <w:t xml:space="preserve">: Bearer TOKEN" | </w:t>
+      </w:r>
+      <w:proofErr w:type="spellStart"/>
+      <w:proofErr w:type="gramStart"/>
+      <w:r>
+        <w:t>jq</w:t>
+      </w:r>
+      <w:proofErr w:type="spellEnd"/>
+      <w:r>
+        <w:t xml:space="preserve"> .</w:t>
+      </w:r>
+      <w:proofErr w:type="gramEnd"/>
+    </w:p>
+    <w:p>
+      <w:r>
+        <w:t>Esperado: 404 Not Found — </w:t>
+      </w:r>
+      <w:proofErr w:type="spellStart"/>
+      <w:r>
+        <w:t>success</w:t>
+      </w:r>
+      <w:proofErr w:type="spellEnd"/>
+      <w:r>
+        <w:t>: false.</w:t>
       </w:r>
     </w:p>
     <w:p>
@@ -9483,25 +12099,80 @@
       </w:r>
     </w:p>
     <w:p>
-      <w:r>
-        <w:t>curl -s -X PATCH http://localhost:8080/api/v1/paquetes/{id}/estado \</w:t>
+      <w:proofErr w:type="spellStart"/>
+      <w:r>
+        <w:t>curl</w:t>
+      </w:r>
+      <w:proofErr w:type="spellEnd"/>
+      <w:r>
+        <w:t xml:space="preserve"> -s -X PATCH http://localhost:8080/api/v1/paquetes/{id}/estado \</w:t>
       </w:r>
     </w:p>
     <w:p>
       <w:r>
         <w:lastRenderedPageBreak/>
-        <w:t xml:space="preserve">  -H "Content-Type: application/json" \</w:t>
-      </w:r>
-    </w:p>
-    <w:p>
-      <w:r>
-        <w:t xml:space="preserve">  -H "Authorization: Bearer TOKEN" \</w:t>
-      </w:r>
-    </w:p>
-    <w:p>
-      <w:r>
-        <w:t xml:space="preserve">  -d '{"nuevoEstado":"EN_TRANSITO"}' | jq .</w:t>
-      </w:r>
+        <w:t xml:space="preserve">  -H "Content-</w:t>
+      </w:r>
+      <w:proofErr w:type="spellStart"/>
+      <w:r>
+        <w:t>Type</w:t>
+      </w:r>
+      <w:proofErr w:type="spellEnd"/>
+      <w:r>
+        <w:t xml:space="preserve">: </w:t>
+      </w:r>
+      <w:proofErr w:type="spellStart"/>
+      <w:r>
+        <w:t>application</w:t>
+      </w:r>
+      <w:proofErr w:type="spellEnd"/>
+      <w:r>
+        <w:t>/</w:t>
+      </w:r>
+      <w:proofErr w:type="spellStart"/>
+      <w:r>
+        <w:t>json</w:t>
+      </w:r>
+      <w:proofErr w:type="spellEnd"/>
+      <w:r>
+        <w:t>" \</w:t>
+      </w:r>
+    </w:p>
+    <w:p>
+      <w:r>
+        <w:t xml:space="preserve">  -H "</w:t>
+      </w:r>
+      <w:proofErr w:type="spellStart"/>
+      <w:r>
+        <w:t>Authorization</w:t>
+      </w:r>
+      <w:proofErr w:type="spellEnd"/>
+      <w:r>
+        <w:t>: Bearer TOKEN" \</w:t>
+      </w:r>
+    </w:p>
+    <w:p>
+      <w:r>
+        <w:t xml:space="preserve">  -d '{"</w:t>
+      </w:r>
+      <w:proofErr w:type="spellStart"/>
+      <w:r>
+        <w:t>nuevoEstado</w:t>
+      </w:r>
+      <w:proofErr w:type="spellEnd"/>
+      <w:r>
+        <w:t xml:space="preserve">":"EN_TRANSITO"}' | </w:t>
+      </w:r>
+      <w:proofErr w:type="spellStart"/>
+      <w:proofErr w:type="gramStart"/>
+      <w:r>
+        <w:t>jq</w:t>
+      </w:r>
+      <w:proofErr w:type="spellEnd"/>
+      <w:r>
+        <w:t xml:space="preserve"> .</w:t>
+      </w:r>
+      <w:proofErr w:type="gramEnd"/>
     </w:p>
     <w:p>
       <w:r>
@@ -9518,28 +12189,91 @@
       </w:r>
     </w:p>
     <w:p>
-      <w:r>
-        <w:t>curl -s -X PATCH http://localhost:8080/api/v1/paquetes/{id}/estado \</w:t>
-      </w:r>
-    </w:p>
-    <w:p>
-      <w:r>
-        <w:t xml:space="preserve">  -H "Content-Type: application/json" \</w:t>
-      </w:r>
-    </w:p>
-    <w:p>
-      <w:r>
-        <w:t xml:space="preserve">  -H "Authorization: Bearer TOKEN" \</w:t>
-      </w:r>
-    </w:p>
-    <w:p>
-      <w:r>
-        <w:t xml:space="preserve">  -d '{"nuevoEstado":"REGISTRADO"}' | jq .</w:t>
-      </w:r>
-    </w:p>
-    <w:p>
-      <w:r>
-        <w:t>Esperado: 409 Conflict — mensaje descriptivo con los estados involucrados.</w:t>
+      <w:proofErr w:type="spellStart"/>
+      <w:r>
+        <w:t>curl</w:t>
+      </w:r>
+      <w:proofErr w:type="spellEnd"/>
+      <w:r>
+        <w:t xml:space="preserve"> -s -X PATCH http://localhost:8080/api/v1/paquetes/{id}/estado \</w:t>
+      </w:r>
+    </w:p>
+    <w:p>
+      <w:r>
+        <w:t xml:space="preserve">  -H "Content-</w:t>
+      </w:r>
+      <w:proofErr w:type="spellStart"/>
+      <w:r>
+        <w:t>Type</w:t>
+      </w:r>
+      <w:proofErr w:type="spellEnd"/>
+      <w:r>
+        <w:t xml:space="preserve">: </w:t>
+      </w:r>
+      <w:proofErr w:type="spellStart"/>
+      <w:r>
+        <w:t>application</w:t>
+      </w:r>
+      <w:proofErr w:type="spellEnd"/>
+      <w:r>
+        <w:t>/</w:t>
+      </w:r>
+      <w:proofErr w:type="spellStart"/>
+      <w:r>
+        <w:t>json</w:t>
+      </w:r>
+      <w:proofErr w:type="spellEnd"/>
+      <w:r>
+        <w:t>" \</w:t>
+      </w:r>
+    </w:p>
+    <w:p>
+      <w:r>
+        <w:t xml:space="preserve">  -H "</w:t>
+      </w:r>
+      <w:proofErr w:type="spellStart"/>
+      <w:r>
+        <w:t>Authorization</w:t>
+      </w:r>
+      <w:proofErr w:type="spellEnd"/>
+      <w:r>
+        <w:t>: Bearer TOKEN" \</w:t>
+      </w:r>
+    </w:p>
+    <w:p>
+      <w:r>
+        <w:t xml:space="preserve">  -d '{"</w:t>
+      </w:r>
+      <w:proofErr w:type="spellStart"/>
+      <w:r>
+        <w:t>nuevoEstado</w:t>
+      </w:r>
+      <w:proofErr w:type="spellEnd"/>
+      <w:r>
+        <w:t xml:space="preserve">":"REGISTRADO"}' | </w:t>
+      </w:r>
+      <w:proofErr w:type="spellStart"/>
+      <w:proofErr w:type="gramStart"/>
+      <w:r>
+        <w:t>jq</w:t>
+      </w:r>
+      <w:proofErr w:type="spellEnd"/>
+      <w:r>
+        <w:t xml:space="preserve"> .</w:t>
+      </w:r>
+      <w:proofErr w:type="gramEnd"/>
+    </w:p>
+    <w:p>
+      <w:r>
+        <w:t xml:space="preserve">Esperado: 409 </w:t>
+      </w:r>
+      <w:proofErr w:type="spellStart"/>
+      <w:r>
+        <w:t>Conflict</w:t>
+      </w:r>
+      <w:proofErr w:type="spellEnd"/>
+      <w:r>
+        <w:t> — mensaje descriptivo con los estados involucrados.</w:t>
       </w:r>
     </w:p>
     <w:p>
@@ -9574,18 +12308,49 @@
       </w:r>
     </w:p>
     <w:p>
-      <w:r>
-        <w:t>curl -s -X GET http://localhost:8080/api/v1/paquetes/{id}/historial \</w:t>
-      </w:r>
-    </w:p>
-    <w:p>
-      <w:r>
-        <w:t xml:space="preserve">  -H "Authorization: Bearer TOKEN" | jq .</w:t>
-      </w:r>
-    </w:p>
-    <w:p>
-      <w:r>
-        <w:t>Esperado: 200 OK — lista ordenada de cambios de estado con timestamp y usuario en data.</w:t>
+      <w:proofErr w:type="spellStart"/>
+      <w:r>
+        <w:t>curl</w:t>
+      </w:r>
+      <w:proofErr w:type="spellEnd"/>
+      <w:r>
+        <w:t xml:space="preserve"> -s -X GET http://localhost:8080/api/v1/paquetes/{id}/historial \</w:t>
+      </w:r>
+    </w:p>
+    <w:p>
+      <w:r>
+        <w:t xml:space="preserve">  -H "</w:t>
+      </w:r>
+      <w:proofErr w:type="spellStart"/>
+      <w:r>
+        <w:t>Authorization</w:t>
+      </w:r>
+      <w:proofErr w:type="spellEnd"/>
+      <w:r>
+        <w:t xml:space="preserve">: Bearer TOKEN" | </w:t>
+      </w:r>
+      <w:proofErr w:type="spellStart"/>
+      <w:proofErr w:type="gramStart"/>
+      <w:r>
+        <w:t>jq</w:t>
+      </w:r>
+      <w:proofErr w:type="spellEnd"/>
+      <w:r>
+        <w:t xml:space="preserve"> .</w:t>
+      </w:r>
+      <w:proofErr w:type="gramEnd"/>
+    </w:p>
+    <w:p>
+      <w:r>
+        <w:t xml:space="preserve">Esperado: 200 OK — lista ordenada de cambios de estado con </w:t>
+      </w:r>
+      <w:proofErr w:type="spellStart"/>
+      <w:r>
+        <w:t>timestamp</w:t>
+      </w:r>
+      <w:proofErr w:type="spellEnd"/>
+      <w:r>
+        <w:t xml:space="preserve"> y usuario en data.</w:t>
       </w:r>
     </w:p>
     <w:p>
@@ -9620,14 +12385,45 @@
       </w:r>
     </w:p>
     <w:p>
-      <w:r>
-        <w:t>curl -s -X GET "http://localhost:8080/api/v1/paquetes?busqueda=RC2024" \</w:t>
-      </w:r>
-    </w:p>
-    <w:p>
-      <w:r>
-        <w:t xml:space="preserve">  -H "Authorization: Bearer TOKEN" | jq .</w:t>
-      </w:r>
+      <w:proofErr w:type="spellStart"/>
+      <w:r>
+        <w:t>curl</w:t>
+      </w:r>
+      <w:proofErr w:type="spellEnd"/>
+      <w:r>
+        <w:t xml:space="preserve"> -s -X GET "http://localhost:8080/api/v1/</w:t>
+      </w:r>
+      <w:proofErr w:type="spellStart"/>
+      <w:r>
+        <w:t>paquetes?busqueda</w:t>
+      </w:r>
+      <w:proofErr w:type="spellEnd"/>
+      <w:r>
+        <w:t>=RC2024" \</w:t>
+      </w:r>
+    </w:p>
+    <w:p>
+      <w:r>
+        <w:t xml:space="preserve">  -H "</w:t>
+      </w:r>
+      <w:proofErr w:type="spellStart"/>
+      <w:r>
+        <w:t>Authorization</w:t>
+      </w:r>
+      <w:proofErr w:type="spellEnd"/>
+      <w:r>
+        <w:t xml:space="preserve">: Bearer TOKEN" | </w:t>
+      </w:r>
+      <w:proofErr w:type="spellStart"/>
+      <w:proofErr w:type="gramStart"/>
+      <w:r>
+        <w:t>jq</w:t>
+      </w:r>
+      <w:proofErr w:type="spellEnd"/>
+      <w:r>
+        <w:t xml:space="preserve"> .</w:t>
+      </w:r>
+      <w:proofErr w:type="gramEnd"/>
     </w:p>
     <w:p>
       <w:r>
@@ -9644,14 +12440,45 @@
       </w:r>
     </w:p>
     <w:p>
-      <w:r>
-        <w:t>curl -s -X GET "http://localhost:8080/api/v1/paquetes?busqueda=flores" \</w:t>
-      </w:r>
-    </w:p>
-    <w:p>
-      <w:r>
-        <w:t xml:space="preserve">  -H "Authorization: Bearer TOKEN" | jq .</w:t>
-      </w:r>
+      <w:proofErr w:type="spellStart"/>
+      <w:r>
+        <w:t>curl</w:t>
+      </w:r>
+      <w:proofErr w:type="spellEnd"/>
+      <w:r>
+        <w:t xml:space="preserve"> -s -X GET "http://localhost:8080/api/v1/</w:t>
+      </w:r>
+      <w:proofErr w:type="spellStart"/>
+      <w:r>
+        <w:t>paquetes?busqueda</w:t>
+      </w:r>
+      <w:proofErr w:type="spellEnd"/>
+      <w:r>
+        <w:t>=flores" \</w:t>
+      </w:r>
+    </w:p>
+    <w:p>
+      <w:r>
+        <w:t xml:space="preserve">  -H "</w:t>
+      </w:r>
+      <w:proofErr w:type="spellStart"/>
+      <w:r>
+        <w:t>Authorization</w:t>
+      </w:r>
+      <w:proofErr w:type="spellEnd"/>
+      <w:r>
+        <w:t xml:space="preserve">: Bearer TOKEN" | </w:t>
+      </w:r>
+      <w:proofErr w:type="spellStart"/>
+      <w:proofErr w:type="gramStart"/>
+      <w:r>
+        <w:t>jq</w:t>
+      </w:r>
+      <w:proofErr w:type="spellEnd"/>
+      <w:r>
+        <w:t xml:space="preserve"> .</w:t>
+      </w:r>
+      <w:proofErr w:type="gramEnd"/>
     </w:p>
     <w:p>
       <w:r>
@@ -9668,14 +12495,37 @@
       </w:r>
     </w:p>
     <w:p>
-      <w:r>
-        <w:t>curl -s -X GET "http://localhost:8080/api/v1/paquetes?sucursal=Lima&amp;estado=EN_TRANSITO" \</w:t>
-      </w:r>
-    </w:p>
-    <w:p>
-      <w:r>
-        <w:t xml:space="preserve">  -H "Authorization: Bearer TOKEN" | jq .</w:t>
-      </w:r>
+      <w:proofErr w:type="spellStart"/>
+      <w:r>
+        <w:t>curl</w:t>
+      </w:r>
+      <w:proofErr w:type="spellEnd"/>
+      <w:r>
+        <w:t xml:space="preserve"> -s -X GET "http://localhost:8080/api/v1/paquetes?sucursal=Lima&amp;estado=EN_TRANSITO" \</w:t>
+      </w:r>
+    </w:p>
+    <w:p>
+      <w:r>
+        <w:t xml:space="preserve">  -H "</w:t>
+      </w:r>
+      <w:proofErr w:type="spellStart"/>
+      <w:r>
+        <w:t>Authorization</w:t>
+      </w:r>
+      <w:proofErr w:type="spellEnd"/>
+      <w:r>
+        <w:t xml:space="preserve">: Bearer TOKEN" | </w:t>
+      </w:r>
+      <w:proofErr w:type="spellStart"/>
+      <w:proofErr w:type="gramStart"/>
+      <w:r>
+        <w:t>jq</w:t>
+      </w:r>
+      <w:proofErr w:type="spellEnd"/>
+      <w:r>
+        <w:t xml:space="preserve"> .</w:t>
+      </w:r>
+      <w:proofErr w:type="gramEnd"/>
     </w:p>
     <w:p>
       <w:r>
@@ -9715,14 +12565,37 @@
       </w:r>
     </w:p>
     <w:p>
-      <w:r>
-        <w:t>curl -s -X POST http://localhost:8080/api/v1/paquetes/{id}/categorias/{categoriaId} \</w:t>
-      </w:r>
-    </w:p>
-    <w:p>
-      <w:r>
-        <w:t xml:space="preserve">  -H "Authorization: Bearer TOKEN" | jq .</w:t>
-      </w:r>
+      <w:proofErr w:type="spellStart"/>
+      <w:r>
+        <w:t>curl</w:t>
+      </w:r>
+      <w:proofErr w:type="spellEnd"/>
+      <w:r>
+        <w:t xml:space="preserve"> -s -X POST http://localhost:8080/api/v1/paquetes/{id}/categorias/{categoriaId} \</w:t>
+      </w:r>
+    </w:p>
+    <w:p>
+      <w:r>
+        <w:t xml:space="preserve">  -H "</w:t>
+      </w:r>
+      <w:proofErr w:type="spellStart"/>
+      <w:r>
+        <w:t>Authorization</w:t>
+      </w:r>
+      <w:proofErr w:type="spellEnd"/>
+      <w:r>
+        <w:t xml:space="preserve">: Bearer TOKEN" | </w:t>
+      </w:r>
+      <w:proofErr w:type="spellStart"/>
+      <w:proofErr w:type="gramStart"/>
+      <w:r>
+        <w:t>jq</w:t>
+      </w:r>
+      <w:proofErr w:type="spellEnd"/>
+      <w:r>
+        <w:t xml:space="preserve"> .</w:t>
+      </w:r>
+      <w:proofErr w:type="gramEnd"/>
     </w:p>
     <w:p>
       <w:r>
@@ -9761,24 +12634,79 @@
       </w:r>
     </w:p>
     <w:p>
-      <w:r>
-        <w:t>curl -s -X PUT http://localhost:8080/api/v1/paquetes/{id} \</w:t>
-      </w:r>
-    </w:p>
-    <w:p>
-      <w:r>
-        <w:t xml:space="preserve">  -H "Content-Type: application/json" \</w:t>
-      </w:r>
-    </w:p>
-    <w:p>
-      <w:r>
-        <w:t xml:space="preserve">  -H "Authorization: Bearer TOKEN" \</w:t>
-      </w:r>
-    </w:p>
-    <w:p>
-      <w:r>
-        <w:t xml:space="preserve">  -d '{"descripcion":"Documentos actualizados","pesoKg":2.0}' | jq .</w:t>
-      </w:r>
+      <w:proofErr w:type="spellStart"/>
+      <w:r>
+        <w:t>curl</w:t>
+      </w:r>
+      <w:proofErr w:type="spellEnd"/>
+      <w:r>
+        <w:t xml:space="preserve"> -s -X PUT http://localhost:8080/api/v1/paquetes/{id} \</w:t>
+      </w:r>
+    </w:p>
+    <w:p>
+      <w:r>
+        <w:t xml:space="preserve">  -H "Content-</w:t>
+      </w:r>
+      <w:proofErr w:type="spellStart"/>
+      <w:r>
+        <w:t>Type</w:t>
+      </w:r>
+      <w:proofErr w:type="spellEnd"/>
+      <w:r>
+        <w:t xml:space="preserve">: </w:t>
+      </w:r>
+      <w:proofErr w:type="spellStart"/>
+      <w:r>
+        <w:t>application</w:t>
+      </w:r>
+      <w:proofErr w:type="spellEnd"/>
+      <w:r>
+        <w:t>/</w:t>
+      </w:r>
+      <w:proofErr w:type="spellStart"/>
+      <w:r>
+        <w:t>json</w:t>
+      </w:r>
+      <w:proofErr w:type="spellEnd"/>
+      <w:r>
+        <w:t>" \</w:t>
+      </w:r>
+    </w:p>
+    <w:p>
+      <w:r>
+        <w:t xml:space="preserve">  -H "</w:t>
+      </w:r>
+      <w:proofErr w:type="spellStart"/>
+      <w:r>
+        <w:t>Authorization</w:t>
+      </w:r>
+      <w:proofErr w:type="spellEnd"/>
+      <w:r>
+        <w:t>: Bearer TOKEN" \</w:t>
+      </w:r>
+    </w:p>
+    <w:p>
+      <w:r>
+        <w:t xml:space="preserve">  -d '{"</w:t>
+      </w:r>
+      <w:proofErr w:type="spellStart"/>
+      <w:r>
+        <w:t>descripcion</w:t>
+      </w:r>
+      <w:proofErr w:type="spellEnd"/>
+      <w:r>
+        <w:t xml:space="preserve">":"Documentos actualizados","pesoKg":2.0}' | </w:t>
+      </w:r>
+      <w:proofErr w:type="spellStart"/>
+      <w:proofErr w:type="gramStart"/>
+      <w:r>
+        <w:t>jq</w:t>
+      </w:r>
+      <w:proofErr w:type="spellEnd"/>
+      <w:r>
+        <w:t xml:space="preserve"> .</w:t>
+      </w:r>
+      <w:proofErr w:type="gramEnd"/>
     </w:p>
     <w:p>
       <w:r>
@@ -9795,14 +12723,37 @@
       </w:r>
     </w:p>
     <w:p>
-      <w:r>
-        <w:t>curl -s -X DELETE http://localhost:8080/api/v1/paquetes/{id} \</w:t>
-      </w:r>
-    </w:p>
-    <w:p>
-      <w:r>
-        <w:t xml:space="preserve">  -H "Authorization: Bearer TOKEN_ADMIN" | jq .</w:t>
-      </w:r>
+      <w:proofErr w:type="spellStart"/>
+      <w:r>
+        <w:t>curl</w:t>
+      </w:r>
+      <w:proofErr w:type="spellEnd"/>
+      <w:r>
+        <w:t xml:space="preserve"> -s -X DELETE http://localhost:8080/api/v1/paquetes/{id} \</w:t>
+      </w:r>
+    </w:p>
+    <w:p>
+      <w:r>
+        <w:t xml:space="preserve">  -H "</w:t>
+      </w:r>
+      <w:proofErr w:type="spellStart"/>
+      <w:r>
+        <w:t>Authorization</w:t>
+      </w:r>
+      <w:proofErr w:type="spellEnd"/>
+      <w:r>
+        <w:t xml:space="preserve">: Bearer TOKEN_ADMIN" | </w:t>
+      </w:r>
+      <w:proofErr w:type="spellStart"/>
+      <w:proofErr w:type="gramStart"/>
+      <w:r>
+        <w:t>jq</w:t>
+      </w:r>
+      <w:proofErr w:type="spellEnd"/>
+      <w:r>
+        <w:t xml:space="preserve"> .</w:t>
+      </w:r>
+      <w:proofErr w:type="gramEnd"/>
     </w:p>
     <w:p>
       <w:r>
@@ -9819,18 +12770,49 @@
       </w:r>
     </w:p>
     <w:p>
-      <w:r>
-        <w:t>curl -s -X DELETE http://localhost:8080/api/v1/paquetes/00000000-0000-0000-0000-000000000000 \</w:t>
-      </w:r>
-    </w:p>
-    <w:p>
-      <w:r>
-        <w:t xml:space="preserve">  -H "Authorization: Bearer TOKEN_ADMIN" | jq .</w:t>
-      </w:r>
-    </w:p>
-    <w:p>
-      <w:r>
-        <w:t>Esperado: 404 Not Found — success: false.</w:t>
+      <w:proofErr w:type="spellStart"/>
+      <w:r>
+        <w:t>curl</w:t>
+      </w:r>
+      <w:proofErr w:type="spellEnd"/>
+      <w:r>
+        <w:t xml:space="preserve"> -s -X DELETE http://localhost:8080/api/v1/paquetes/00000000-0000-0000-0000-000000000000 \</w:t>
+      </w:r>
+    </w:p>
+    <w:p>
+      <w:r>
+        <w:t xml:space="preserve">  -H "</w:t>
+      </w:r>
+      <w:proofErr w:type="spellStart"/>
+      <w:r>
+        <w:t>Authorization</w:t>
+      </w:r>
+      <w:proofErr w:type="spellEnd"/>
+      <w:r>
+        <w:t xml:space="preserve">: Bearer TOKEN_ADMIN" | </w:t>
+      </w:r>
+      <w:proofErr w:type="spellStart"/>
+      <w:proofErr w:type="gramStart"/>
+      <w:r>
+        <w:t>jq</w:t>
+      </w:r>
+      <w:proofErr w:type="spellEnd"/>
+      <w:r>
+        <w:t xml:space="preserve"> .</w:t>
+      </w:r>
+      <w:proofErr w:type="gramEnd"/>
+    </w:p>
+    <w:p>
+      <w:r>
+        <w:t>Esperado: 404 Not Found — </w:t>
+      </w:r>
+      <w:proofErr w:type="spellStart"/>
+      <w:r>
+        <w:t>success</w:t>
+      </w:r>
+      <w:proofErr w:type="spellEnd"/>
+      <w:r>
+        <w:t>: false.</w:t>
       </w:r>
     </w:p>
     <w:p>
@@ -9861,17 +12843,56 @@
           <w:b/>
           <w:bCs/>
         </w:rPr>
-        <w:t>Caso 21 — Acceso sin token a endpoint protegido</w:t>
-      </w:r>
-    </w:p>
-    <w:p>
-      <w:r>
-        <w:t>curl -s -X GET http://localhost:8080/api/v1/paquetes | jq .</w:t>
-      </w:r>
-    </w:p>
-    <w:p>
-      <w:r>
-        <w:t>Esperado: 401 Unauthorized.</w:t>
+        <w:t xml:space="preserve">Caso 21 — Acceso sin token a </w:t>
+      </w:r>
+      <w:proofErr w:type="spellStart"/>
+      <w:r>
+        <w:rPr>
+          <w:b/>
+          <w:bCs/>
+        </w:rPr>
+        <w:t>endpoint</w:t>
+      </w:r>
+      <w:proofErr w:type="spellEnd"/>
+      <w:r>
+        <w:rPr>
+          <w:b/>
+          <w:bCs/>
+        </w:rPr>
+        <w:t xml:space="preserve"> protegido</w:t>
+      </w:r>
+    </w:p>
+    <w:p>
+      <w:proofErr w:type="spellStart"/>
+      <w:r>
+        <w:t>curl</w:t>
+      </w:r>
+      <w:proofErr w:type="spellEnd"/>
+      <w:r>
+        <w:t xml:space="preserve"> -s -X GET http://localhost:8080/api/v1/paquetes | </w:t>
+      </w:r>
+      <w:proofErr w:type="spellStart"/>
+      <w:proofErr w:type="gramStart"/>
+      <w:r>
+        <w:t>jq</w:t>
+      </w:r>
+      <w:proofErr w:type="spellEnd"/>
+      <w:r>
+        <w:t xml:space="preserve"> .</w:t>
+      </w:r>
+      <w:proofErr w:type="gramEnd"/>
+    </w:p>
+    <w:p>
+      <w:r>
+        <w:t xml:space="preserve">Esperado: 401 </w:t>
+      </w:r>
+      <w:proofErr w:type="spellStart"/>
+      <w:r>
+        <w:t>Unauthorized</w:t>
+      </w:r>
+      <w:proofErr w:type="spellEnd"/>
+      <w:r>
+        <w:t>.</w:t>
       </w:r>
     </w:p>
     <w:p>
@@ -9884,18 +12905,49 @@
       </w:r>
     </w:p>
     <w:p>
-      <w:r>
-        <w:t>curl -s -X DELETE http://localhost:8080/api/v1/paquetes/{id} \</w:t>
-      </w:r>
-    </w:p>
-    <w:p>
-      <w:r>
-        <w:t xml:space="preserve">  -H "Authorization: Bearer TOKEN_CLIENTE" | jq .</w:t>
-      </w:r>
-    </w:p>
-    <w:p>
-      <w:r>
-        <w:t>Esperado: 403 Forbidden.</w:t>
+      <w:proofErr w:type="spellStart"/>
+      <w:r>
+        <w:t>curl</w:t>
+      </w:r>
+      <w:proofErr w:type="spellEnd"/>
+      <w:r>
+        <w:t xml:space="preserve"> -s -X DELETE http://localhost:8080/api/v1/paquetes/{id} \</w:t>
+      </w:r>
+    </w:p>
+    <w:p>
+      <w:r>
+        <w:t xml:space="preserve">  -H "</w:t>
+      </w:r>
+      <w:proofErr w:type="spellStart"/>
+      <w:r>
+        <w:t>Authorization</w:t>
+      </w:r>
+      <w:proofErr w:type="spellEnd"/>
+      <w:r>
+        <w:t xml:space="preserve">: Bearer TOKEN_CLIENTE" | </w:t>
+      </w:r>
+      <w:proofErr w:type="spellStart"/>
+      <w:proofErr w:type="gramStart"/>
+      <w:r>
+        <w:t>jq</w:t>
+      </w:r>
+      <w:proofErr w:type="spellEnd"/>
+      <w:r>
+        <w:t xml:space="preserve"> .</w:t>
+      </w:r>
+      <w:proofErr w:type="gramEnd"/>
+    </w:p>
+    <w:p>
+      <w:r>
+        <w:t xml:space="preserve">Esperado: 403 </w:t>
+      </w:r>
+      <w:proofErr w:type="spellStart"/>
+      <w:r>
+        <w:t>Forbidden</w:t>
+      </w:r>
+      <w:proofErr w:type="spellEnd"/>
+      <w:r>
+        <w:t>.</w:t>
       </w:r>
     </w:p>
     <w:p>
@@ -9951,7 +13003,23 @@
         </w:numPr>
       </w:pPr>
       <w:r>
-        <w:t> Mapa de microservicios: nombre, bounded context, RF asignados, base de datos y dependencias.</w:t>
+        <w:t xml:space="preserve"> Mapa de microservicios: nombre, </w:t>
+      </w:r>
+      <w:proofErr w:type="spellStart"/>
+      <w:r>
+        <w:t>bounded</w:t>
+      </w:r>
+      <w:proofErr w:type="spellEnd"/>
+      <w:r>
+        <w:t xml:space="preserve"> </w:t>
+      </w:r>
+      <w:proofErr w:type="spellStart"/>
+      <w:r>
+        <w:t>context</w:t>
+      </w:r>
+      <w:proofErr w:type="spellEnd"/>
+      <w:r>
+        <w:t>, RF asignados, base de datos y dependencias.</w:t>
       </w:r>
     </w:p>
     <w:p>
@@ -10028,7 +13096,15 @@
         </w:numPr>
       </w:pPr>
       <w:r>
-        <w:t> Captura del dashboard de Eureka con todos los servicios en estado UP.</w:t>
+        <w:t xml:space="preserve"> Captura del </w:t>
+      </w:r>
+      <w:proofErr w:type="spellStart"/>
+      <w:r>
+        <w:t>dashboard</w:t>
+      </w:r>
+      <w:proofErr w:type="spellEnd"/>
+      <w:r>
+        <w:t xml:space="preserve"> de Eureka con todos los servicios en estado UP.</w:t>
       </w:r>
     </w:p>
     <w:p>
@@ -10039,7 +13115,39 @@
         </w:numPr>
       </w:pPr>
       <w:r>
-        <w:t> Comando curl exacto para demostrar el refresh de configuración con /actuator/refresh.</w:t>
+        <w:t> Comando </w:t>
+      </w:r>
+      <w:proofErr w:type="spellStart"/>
+      <w:r>
+        <w:t>curl</w:t>
+      </w:r>
+      <w:proofErr w:type="spellEnd"/>
+      <w:r>
+        <w:t xml:space="preserve"> exacto para demostrar el </w:t>
+      </w:r>
+      <w:proofErr w:type="spellStart"/>
+      <w:r>
+        <w:t>refresh</w:t>
+      </w:r>
+      <w:proofErr w:type="spellEnd"/>
+      <w:r>
+        <w:t xml:space="preserve"> de configuración con /</w:t>
+      </w:r>
+      <w:proofErr w:type="spellStart"/>
+      <w:r>
+        <w:t>actuator</w:t>
+      </w:r>
+      <w:proofErr w:type="spellEnd"/>
+      <w:r>
+        <w:t>/</w:t>
+      </w:r>
+      <w:proofErr w:type="spellStart"/>
+      <w:r>
+        <w:t>refresh</w:t>
+      </w:r>
+      <w:proofErr w:type="spellEnd"/>
+      <w:r>
+        <w:t>.</w:t>
       </w:r>
     </w:p>
     <w:p>
@@ -10050,7 +13158,15 @@
         </w:numPr>
       </w:pPr>
       <w:r>
-        <w:t> Justificación de la descomposición y decisiones de comunicación inter-servicio.</w:t>
+        <w:t xml:space="preserve"> Justificación de la descomposición y decisiones de comunicación </w:t>
+      </w:r>
+      <w:proofErr w:type="spellStart"/>
+      <w:r>
+        <w:t>inter-servicio</w:t>
+      </w:r>
+      <w:proofErr w:type="spellEnd"/>
+      <w:r>
+        <w:t>.</w:t>
       </w:r>
     </w:p>
     <w:p>
@@ -10071,8 +13187,13 @@
           <w:numId w:val="19"/>
         </w:numPr>
       </w:pPr>
-      <w:r>
-        <w:t>mvn test sin errores en cada microservicio que contenga pruebas unitarias.</w:t>
+      <w:proofErr w:type="spellStart"/>
+      <w:r>
+        <w:t>mvn</w:t>
+      </w:r>
+      <w:proofErr w:type="spellEnd"/>
+      <w:r>
+        <w:t xml:space="preserve"> test sin errores en cada microservicio que contenga pruebas unitarias.</w:t>
       </w:r>
     </w:p>
     <w:p>
@@ -10534,8 +13655,13 @@
             <w:hideMark/>
           </w:tcPr>
           <w:p>
-            <w:r>
-              <w:t>DTOs y Validaciones</w:t>
+            <w:proofErr w:type="spellStart"/>
+            <w:r>
+              <w:t>DTOs</w:t>
+            </w:r>
+            <w:proofErr w:type="spellEnd"/>
+            <w:r>
+              <w:t xml:space="preserve"> y Validaciones</w:t>
             </w:r>
           </w:p>
         </w:tc>
@@ -11046,7 +14172,15 @@
           </w:tcPr>
           <w:p>
             <w:r>
-              <w:t>Integración RENIEC — Feign Client</w:t>
+              <w:t xml:space="preserve">Integración RENIEC — </w:t>
+            </w:r>
+            <w:proofErr w:type="spellStart"/>
+            <w:r>
+              <w:t>Feign</w:t>
+            </w:r>
+            <w:proofErr w:type="spellEnd"/>
+            <w:r>
+              <w:t xml:space="preserve"> Client</w:t>
             </w:r>
           </w:p>
         </w:tc>
@@ -11148,8 +14282,13 @@
           </w:tcPr>
           <w:p>
             <w:r>
-              <w:t>Pruebas Unitarias con Mockito</w:t>
-            </w:r>
+              <w:t xml:space="preserve">Pruebas Unitarias con </w:t>
+            </w:r>
+            <w:proofErr w:type="spellStart"/>
+            <w:r>
+              <w:t>Mockito</w:t>
+            </w:r>
+            <w:proofErr w:type="spellEnd"/>
           </w:p>
         </w:tc>
         <w:tc>
@@ -11657,8 +14796,21 @@
             <w:hideMark/>
           </w:tcPr>
           <w:p>
-            <w:r>
-              <w:t>Config Server y Config Client</w:t>
+            <w:proofErr w:type="spellStart"/>
+            <w:r>
+              <w:t>Config</w:t>
+            </w:r>
+            <w:proofErr w:type="spellEnd"/>
+            <w:r>
+              <w:t xml:space="preserve"> Server y </w:t>
+            </w:r>
+            <w:proofErr w:type="spellStart"/>
+            <w:r>
+              <w:t>Config</w:t>
+            </w:r>
+            <w:proofErr w:type="spellEnd"/>
+            <w:r>
+              <w:t xml:space="preserve"> Client</w:t>
             </w:r>
           </w:p>
         </w:tc>
@@ -11861,8 +15013,13 @@
             <w:hideMark/>
           </w:tcPr>
           <w:p>
-            <w:r>
-              <w:t>Circuit Breaker con Resilience4j</w:t>
+            <w:proofErr w:type="spellStart"/>
+            <w:r>
+              <w:t>Circuit</w:t>
+            </w:r>
+            <w:proofErr w:type="spellEnd"/>
+            <w:r>
+              <w:t xml:space="preserve"> Breaker con Resilience4j</w:t>
             </w:r>
           </w:p>
         </w:tc>
@@ -12168,7 +15325,15 @@
           </w:tcPr>
           <w:p>
             <w:r>
-              <w:t>Preguntas Conceptuales (5 × 2 pts)</w:t>
+              <w:t xml:space="preserve">Preguntas Conceptuales (5 × 2 </w:t>
+            </w:r>
+            <w:proofErr w:type="spellStart"/>
+            <w:r>
+              <w:t>pts</w:t>
+            </w:r>
+            <w:proofErr w:type="spellEnd"/>
+            <w:r>
+              <w:t>)</w:t>
             </w:r>
           </w:p>
         </w:tc>

--- a/EXAMEN FINAL.docx
+++ b/EXAMEN FINAL.docx
@@ -26,15 +26,7 @@
         <w:t>Curso:</w:t>
       </w:r>
       <w:r>
-        <w:t xml:space="preserve"> Desarrollo </w:t>
-      </w:r>
-      <w:proofErr w:type="spellStart"/>
-      <w:r>
-        <w:t>Backend</w:t>
-      </w:r>
-      <w:proofErr w:type="spellEnd"/>
-      <w:r>
-        <w:t xml:space="preserve"> con Java y Spring Boot </w:t>
+        <w:t> Desarrollo Backend con Java y Spring Boot </w:t>
       </w:r>
       <w:r>
         <w:rPr>
@@ -90,45 +82,20 @@
       </w:r>
     </w:p>
     <w:p>
-      <w:proofErr w:type="spellStart"/>
-      <w:r>
-        <w:rPr>
-          <w:b/>
-          <w:bCs/>
-        </w:rPr>
-        <w:t>RapidoCourier</w:t>
-      </w:r>
-      <w:proofErr w:type="spellEnd"/>
-      <w:r>
-        <w:rPr>
-          <w:b/>
-          <w:bCs/>
-        </w:rPr>
-        <w:t xml:space="preserve"> S.A.C.</w:t>
-      </w:r>
-      <w:r>
-        <w:t xml:space="preserve"> es una empresa peruana de mensajería y </w:t>
-      </w:r>
-      <w:proofErr w:type="spellStart"/>
-      <w:r>
-        <w:t>courier</w:t>
-      </w:r>
-      <w:proofErr w:type="spellEnd"/>
-      <w:r>
-        <w:t xml:space="preserve"> con sucursales en Lima, Arequipa y Cusco. Gestiona envíos de paquetes entre personas naturales y empresas, con tarifas que varían según el peso, el valor declarado y la ruta. Actualmente opera de forma completamente manual y necesita digitalizar su operación.</w:t>
-      </w:r>
-    </w:p>
-    <w:p>
-      <w:r>
-        <w:t xml:space="preserve">Dado su plan de expansión nacional, la empresa ha decidido construir su plataforma </w:t>
-      </w:r>
-      <w:proofErr w:type="spellStart"/>
-      <w:r>
-        <w:t>backend</w:t>
-      </w:r>
-      <w:proofErr w:type="spellEnd"/>
-      <w:r>
-        <w:t> </w:t>
+      <w:r>
+        <w:rPr>
+          <w:b/>
+          <w:bCs/>
+        </w:rPr>
+        <w:t>RapidoCourier S.A.C.</w:t>
+      </w:r>
+      <w:r>
+        <w:t> es una empresa peruana de mensajería y courier con sucursales en Lima, Arequipa y Cusco. Gestiona envíos de paquetes entre personas naturales y empresas, con tarifas que varían según el peso, el valor declarado y la ruta. Actualmente opera de forma completamente manual y necesita digitalizar su operación.</w:t>
+      </w:r>
+    </w:p>
+    <w:p>
+      <w:r>
+        <w:t>Dado su plan de expansión nacional, la empresa ha decidido construir su plataforma backend </w:t>
       </w:r>
       <w:r>
         <w:rPr>
@@ -242,21 +209,7 @@
         <w:rPr>
           <w:highlight w:val="green"/>
         </w:rPr>
-        <w:t> </w:t>
-      </w:r>
-      <w:proofErr w:type="gramStart"/>
-      <w:r>
-        <w:rPr>
-          <w:highlight w:val="green"/>
-        </w:rPr>
-        <w:t>capas tradicional</w:t>
-      </w:r>
-      <w:proofErr w:type="gramEnd"/>
-      <w:r>
-        <w:rPr>
-          <w:highlight w:val="green"/>
-        </w:rPr>
-        <w:t>, hexagonal u otra. Debe ser consistente dentro de cada servicio.</w:t>
+        <w:t> capas tradicional, hexagonal u otra. Debe ser consistente dentro de cada servicio.</w:t>
       </w:r>
     </w:p>
     <w:p>
@@ -300,45 +253,13 @@
           <w:bCs/>
           <w:highlight w:val="green"/>
         </w:rPr>
-        <w:t xml:space="preserve">Comunicación </w:t>
-      </w:r>
-      <w:proofErr w:type="spellStart"/>
-      <w:r>
-        <w:rPr>
-          <w:b/>
-          <w:bCs/>
-          <w:highlight w:val="green"/>
-        </w:rPr>
-        <w:t>inter-servicio</w:t>
-      </w:r>
-      <w:proofErr w:type="spellEnd"/>
-      <w:r>
-        <w:rPr>
-          <w:b/>
-          <w:bCs/>
-          <w:highlight w:val="green"/>
-        </w:rPr>
-        <w:t>:</w:t>
-      </w:r>
-      <w:r>
-        <w:rPr>
-          <w:highlight w:val="green"/>
-        </w:rPr>
-        <w:t> sincrónica (</w:t>
-      </w:r>
-      <w:proofErr w:type="spellStart"/>
-      <w:r>
-        <w:rPr>
-          <w:highlight w:val="green"/>
-        </w:rPr>
-        <w:t>Feign</w:t>
-      </w:r>
-      <w:proofErr w:type="spellEnd"/>
-      <w:r>
-        <w:rPr>
-          <w:highlight w:val="green"/>
-        </w:rPr>
-        <w:t>), asincrónica (eventos) o ambas. Justifica según el caso de uso.</w:t>
+        <w:t>Comunicación inter-servicio:</w:t>
+      </w:r>
+      <w:r>
+        <w:rPr>
+          <w:highlight w:val="green"/>
+        </w:rPr>
+        <w:t> sincrónica (Feign), asincrónica (eventos) o ambas. Justifica según el caso de uso.</w:t>
       </w:r>
     </w:p>
     <w:p>
@@ -406,21 +327,7 @@
         <w:rPr>
           <w:highlight w:val="green"/>
         </w:rPr>
-        <w:t>Clase genérica </w:t>
-      </w:r>
-      <w:proofErr w:type="spellStart"/>
-      <w:r>
-        <w:rPr>
-          <w:highlight w:val="green"/>
-        </w:rPr>
-        <w:t>ApiResponse</w:t>
-      </w:r>
-      <w:proofErr w:type="spellEnd"/>
-      <w:r>
-        <w:rPr>
-          <w:highlight w:val="green"/>
-        </w:rPr>
-        <w:t>&lt;T&gt; en todas las respuestas HTTP de todos los servicios.</w:t>
+        <w:t>Clase genérica ApiResponse&lt;T&gt; en todas las respuestas HTTP de todos los servicios.</w:t>
       </w:r>
     </w:p>
     <w:p>
@@ -433,37 +340,11 @@
           <w:highlight w:val="green"/>
         </w:rPr>
       </w:pPr>
-      <w:proofErr w:type="spellStart"/>
-      <w:proofErr w:type="gramStart"/>
-      <w:r>
-        <w:rPr>
-          <w:highlight w:val="green"/>
-        </w:rPr>
-        <w:t>application.yaml</w:t>
-      </w:r>
-      <w:proofErr w:type="spellEnd"/>
-      <w:proofErr w:type="gramEnd"/>
-      <w:r>
-        <w:rPr>
-          <w:highlight w:val="green"/>
-        </w:rPr>
-        <w:t> (no </w:t>
-      </w:r>
-      <w:proofErr w:type="spellStart"/>
-      <w:proofErr w:type="gramStart"/>
-      <w:r>
-        <w:rPr>
-          <w:highlight w:val="green"/>
-        </w:rPr>
-        <w:t>application.properties</w:t>
-      </w:r>
-      <w:proofErr w:type="spellEnd"/>
-      <w:proofErr w:type="gramEnd"/>
-      <w:r>
-        <w:rPr>
-          <w:highlight w:val="green"/>
-        </w:rPr>
-        <w:t>).</w:t>
+      <w:r>
+        <w:rPr>
+          <w:highlight w:val="green"/>
+        </w:rPr>
+        <w:t>application.yaml (no application.properties).</w:t>
       </w:r>
     </w:p>
     <w:p>
@@ -515,13 +396,8 @@
       </w:r>
     </w:p>
     <w:p>
-      <w:proofErr w:type="spellStart"/>
-      <w:r>
-        <w:t>rapidocourier</w:t>
-      </w:r>
-      <w:proofErr w:type="spellEnd"/>
-      <w:r>
-        <w:t>/</w:t>
+      <w:r>
+        <w:t>rapidocourier/</w:t>
       </w:r>
     </w:p>
     <w:p>
@@ -555,15 +431,7 @@
         <w:t>──</w:t>
       </w:r>
       <w:r>
-        <w:t xml:space="preserve"> api-</w:t>
-      </w:r>
-      <w:proofErr w:type="spellStart"/>
-      <w:r>
-        <w:t>gateway</w:t>
-      </w:r>
-      <w:proofErr w:type="spellEnd"/>
-      <w:r>
-        <w:t>/</w:t>
+        <w:t xml:space="preserve"> api-gateway/</w:t>
       </w:r>
     </w:p>
     <w:p>
@@ -580,15 +448,7 @@
         <w:t>──</w:t>
       </w:r>
       <w:r>
-        <w:t xml:space="preserve"> </w:t>
-      </w:r>
-      <w:proofErr w:type="spellStart"/>
-      <w:r>
-        <w:t>config</w:t>
-      </w:r>
-      <w:proofErr w:type="spellEnd"/>
-      <w:r>
-        <w:t>-server/</w:t>
+        <w:t xml:space="preserve"> config-server/</w:t>
       </w:r>
     </w:p>
     <w:p>
@@ -612,14 +472,12 @@
         </w:rPr>
         <w:t xml:space="preserve"> servicio-[</w:t>
       </w:r>
-      <w:proofErr w:type="spellStart"/>
       <w:r>
         <w:rPr>
           <w:highlight w:val="green"/>
         </w:rPr>
         <w:t>person-service</w:t>
       </w:r>
-      <w:proofErr w:type="spellEnd"/>
       <w:r>
         <w:rPr>
           <w:highlight w:val="green"/>
@@ -965,41 +823,13 @@
         <w:rPr>
           <w:highlight w:val="green"/>
         </w:rPr>
-        <w:t>(</w:t>
-      </w:r>
-      <w:proofErr w:type="spellStart"/>
-      <w:r>
-        <w:rPr>
-          <w:highlight w:val="green"/>
-        </w:rPr>
-        <w:t>fk</w:t>
-      </w:r>
-      <w:proofErr w:type="spellEnd"/>
-      <w:r>
-        <w:rPr>
-          <w:highlight w:val="green"/>
-        </w:rPr>
-        <w:t>)</w:t>
-      </w:r>
-      <w:r>
-        <w:rPr>
-          <w:highlight w:val="green"/>
-        </w:rPr>
-        <w:t xml:space="preserve">, así que en el </w:t>
-      </w:r>
-      <w:proofErr w:type="spellStart"/>
-      <w:r>
-        <w:rPr>
-          <w:highlight w:val="green"/>
-        </w:rPr>
-        <w:t>insert</w:t>
-      </w:r>
-      <w:proofErr w:type="spellEnd"/>
-      <w:r>
-        <w:rPr>
-          <w:highlight w:val="green"/>
-        </w:rPr>
-        <w:t xml:space="preserve"> deberá de</w:t>
+        <w:t>(fk)</w:t>
+      </w:r>
+      <w:r>
+        <w:rPr>
+          <w:highlight w:val="green"/>
+        </w:rPr>
+        <w:t>, así que en el insert deberá de</w:t>
       </w:r>
       <w:r>
         <w:rPr>
@@ -1095,129 +925,175 @@
         <w:rPr>
           <w:highlight w:val="green"/>
         </w:rPr>
-        <w:t xml:space="preserve"> permitir el </w:t>
-      </w:r>
-      <w:proofErr w:type="spellStart"/>
-      <w:r>
-        <w:rPr>
-          <w:highlight w:val="green"/>
-        </w:rPr>
-        <w:t>login</w:t>
-      </w:r>
-      <w:proofErr w:type="spellEnd"/>
-      <w:r>
-        <w:rPr>
-          <w:highlight w:val="green"/>
-        </w:rPr>
-        <w:t xml:space="preserve"> del usuario creado y autenticarse con un token, realizar los </w:t>
-      </w:r>
-      <w:proofErr w:type="spellStart"/>
-      <w:r>
-        <w:rPr>
-          <w:highlight w:val="green"/>
-        </w:rPr>
-        <w:t>jwt</w:t>
-      </w:r>
-      <w:proofErr w:type="spellEnd"/>
+        <w:t xml:space="preserve"> permitir el login del usuario creado y autenticarse con un token, realizar los jwt filter diferenciados por los de acceso libre y los que si requiere autorización.</w:t>
+      </w:r>
       <w:r>
         <w:rPr>
           <w:highlight w:val="green"/>
         </w:rPr>
         <w:t xml:space="preserve"> </w:t>
       </w:r>
-      <w:proofErr w:type="spellStart"/>
-      <w:r>
-        <w:rPr>
-          <w:highlight w:val="green"/>
-        </w:rPr>
-        <w:t>filter</w:t>
-      </w:r>
-      <w:proofErr w:type="spellEnd"/>
-      <w:r>
-        <w:rPr>
-          <w:highlight w:val="green"/>
-        </w:rPr>
-        <w:t xml:space="preserve"> diferenciados por los de acceso libre y los que si requiere autorización.</w:t>
-      </w:r>
-      <w:r>
-        <w:rPr>
+      <w:r>
+        <w:rPr>
+          <w:highlight w:val="green"/>
+        </w:rPr>
+        <w:t xml:space="preserve">Documentar la regla </w:t>
+      </w:r>
+      <w:r>
+        <w:rPr>
+          <w:highlight w:val="green"/>
+        </w:rPr>
+        <w:t>en el README.md.</w:t>
+      </w:r>
+    </w:p>
+    <w:p>
+      <w:r>
+        <w:rPr>
+          <w:b/>
+          <w:bCs/>
+          <w:highlight w:val="green"/>
+        </w:rPr>
+        <w:t xml:space="preserve">RF-05 — </w:t>
+      </w:r>
+      <w:r>
+        <w:rPr>
+          <w:b/>
+          <w:bCs/>
+          <w:highlight w:val="green"/>
+        </w:rPr>
+        <w:t xml:space="preserve">Mantenimiento </w:t>
+      </w:r>
+      <w:r>
+        <w:rPr>
+          <w:b/>
+          <w:bCs/>
+          <w:highlight w:val="green"/>
+        </w:rPr>
+        <w:t xml:space="preserve">de empresa </w:t>
+      </w:r>
+      <w:r>
+        <w:rPr>
+          <w:highlight w:val="green"/>
+        </w:rPr>
+        <w:t xml:space="preserve">El sistema debe permitir </w:t>
+      </w:r>
+      <w:r>
+        <w:rPr>
+          <w:highlight w:val="green"/>
+        </w:rPr>
+        <w:t xml:space="preserve">crear </w:t>
+      </w:r>
+      <w:r>
+        <w:rPr>
+          <w:highlight w:val="green"/>
+        </w:rPr>
+        <w:t>empresa</w:t>
+      </w:r>
+      <w:r>
+        <w:rPr>
+          <w:highlight w:val="green"/>
+        </w:rPr>
+        <w:t>s, al registrar, debe consultar la API de SUNAT (</w:t>
+      </w:r>
+      <w:r>
+        <w:rPr>
+          <w:highlight w:val="green"/>
+        </w:rPr>
+        <w:t>https://api.decolecta.com/v1/sunat/ruc?numero=20601030013</w:t>
+      </w:r>
+      <w:r>
+        <w:rPr>
+          <w:highlight w:val="green"/>
+        </w:rPr>
+        <w:t>) para obtener algunos datos y almacenar</w:t>
+      </w:r>
+      <w:r>
+        <w:rPr>
+          <w:highlight w:val="green"/>
+        </w:rPr>
+        <w:t>.</w:t>
+      </w:r>
+    </w:p>
+    <w:p>
+      <w:r>
+        <w:rPr>
+          <w:b/>
+          <w:bCs/>
+          <w:highlight w:val="green"/>
+        </w:rPr>
+        <w:t xml:space="preserve">RF-06 — </w:t>
+      </w:r>
+      <w:r>
+        <w:rPr>
+          <w:b/>
+          <w:bCs/>
+          <w:highlight w:val="green"/>
+        </w:rPr>
+        <w:t>Mantenimiento</w:t>
+      </w:r>
+      <w:r>
+        <w:rPr>
+          <w:b/>
+          <w:bCs/>
           <w:highlight w:val="green"/>
         </w:rPr>
         <w:t xml:space="preserve"> </w:t>
       </w:r>
       <w:r>
         <w:rPr>
-          <w:highlight w:val="green"/>
-        </w:rPr>
-        <w:t xml:space="preserve">Documentar la regla </w:t>
-      </w:r>
-      <w:r>
-        <w:rPr>
-          <w:highlight w:val="green"/>
-        </w:rPr>
-        <w:t>en el README.md.</w:t>
-      </w:r>
-    </w:p>
-    <w:p>
-      <w:r>
-        <w:rPr>
-          <w:b/>
-          <w:bCs/>
-          <w:highlight w:val="green"/>
-        </w:rPr>
-        <w:t xml:space="preserve">RF-05 — </w:t>
-      </w:r>
-      <w:r>
-        <w:rPr>
-          <w:b/>
-          <w:bCs/>
-          <w:highlight w:val="green"/>
-        </w:rPr>
-        <w:t xml:space="preserve">Mantenimiento </w:t>
-      </w:r>
-      <w:r>
-        <w:rPr>
-          <w:b/>
-          <w:bCs/>
-          <w:highlight w:val="green"/>
-        </w:rPr>
-        <w:t xml:space="preserve">de empresa </w:t>
-      </w:r>
-      <w:r>
-        <w:rPr>
-          <w:highlight w:val="green"/>
-        </w:rPr>
-        <w:t xml:space="preserve">El sistema debe permitir </w:t>
-      </w:r>
-      <w:r>
-        <w:rPr>
-          <w:highlight w:val="green"/>
-        </w:rPr>
-        <w:t xml:space="preserve">crear </w:t>
-      </w:r>
-      <w:r>
-        <w:rPr>
-          <w:highlight w:val="green"/>
-        </w:rPr>
-        <w:t>empresa</w:t>
-      </w:r>
-      <w:r>
-        <w:rPr>
-          <w:highlight w:val="green"/>
-        </w:rPr>
-        <w:t>s, al registrar, debe consultar la API de SUNAT (</w:t>
-      </w:r>
-      <w:r>
-        <w:rPr>
-          <w:highlight w:val="green"/>
-        </w:rPr>
-        <w:t>https://api.decolecta.com/v1/sunat/ruc?numero=20601030013</w:t>
-      </w:r>
-      <w:r>
-        <w:rPr>
-          <w:highlight w:val="green"/>
-        </w:rPr>
-        <w:t>) para obtener algunos datos y almacenar</w:t>
+          <w:b/>
+          <w:bCs/>
+          <w:highlight w:val="green"/>
+        </w:rPr>
+        <w:t>de edificio</w:t>
+      </w:r>
+      <w:r>
+        <w:rPr>
+          <w:highlight w:val="green"/>
+        </w:rPr>
+        <w:t xml:space="preserve"> El sistema </w:t>
+      </w:r>
+      <w:r>
+        <w:rPr>
+          <w:highlight w:val="green"/>
+        </w:rPr>
+        <w:t>debe permitir realizar el mantenimiento de los edificios</w:t>
+      </w:r>
+      <w:r>
+        <w:rPr>
+          <w:highlight w:val="green"/>
+        </w:rPr>
+        <w:t xml:space="preserve">, un edificio </w:t>
+      </w:r>
+      <w:r>
+        <w:rPr>
+          <w:highlight w:val="green"/>
+        </w:rPr>
+        <w:t xml:space="preserve">puede </w:t>
+      </w:r>
+      <w:r>
+        <w:rPr>
+          <w:highlight w:val="green"/>
+        </w:rPr>
+        <w:t>pertenece</w:t>
+      </w:r>
+      <w:r>
+        <w:rPr>
+          <w:highlight w:val="green"/>
+        </w:rPr>
+        <w:t>r o no</w:t>
+      </w:r>
+      <w:r>
+        <w:rPr>
+          <w:highlight w:val="green"/>
+        </w:rPr>
+        <w:t xml:space="preserve"> a una empresa, por lo que se deberá verificar la integridad</w:t>
+      </w:r>
+      <w:r>
+        <w:rPr>
+          <w:highlight w:val="green"/>
+        </w:rPr>
+        <w:t xml:space="preserve"> de ser el caso</w:t>
       </w:r>
       <w:r>
         <w:rPr>
@@ -1232,94 +1108,6 @@
           <w:b/>
           <w:bCs/>
           <w:highlight w:val="green"/>
-        </w:rPr>
-        <w:t xml:space="preserve">RF-06 — </w:t>
-      </w:r>
-      <w:r>
-        <w:rPr>
-          <w:b/>
-          <w:bCs/>
-          <w:highlight w:val="green"/>
-        </w:rPr>
-        <w:t>Mantenimiento</w:t>
-      </w:r>
-      <w:r>
-        <w:rPr>
-          <w:b/>
-          <w:bCs/>
-          <w:highlight w:val="green"/>
-        </w:rPr>
-        <w:t xml:space="preserve"> </w:t>
-      </w:r>
-      <w:r>
-        <w:rPr>
-          <w:b/>
-          <w:bCs/>
-          <w:highlight w:val="green"/>
-        </w:rPr>
-        <w:t>de edificio</w:t>
-      </w:r>
-      <w:r>
-        <w:rPr>
-          <w:highlight w:val="green"/>
-        </w:rPr>
-        <w:t xml:space="preserve"> El sistema </w:t>
-      </w:r>
-      <w:r>
-        <w:rPr>
-          <w:highlight w:val="green"/>
-        </w:rPr>
-        <w:t>debe permitir realizar el mantenimiento de los edificios</w:t>
-      </w:r>
-      <w:r>
-        <w:rPr>
-          <w:highlight w:val="green"/>
-        </w:rPr>
-        <w:t xml:space="preserve">, un edificio </w:t>
-      </w:r>
-      <w:r>
-        <w:rPr>
-          <w:highlight w:val="green"/>
-        </w:rPr>
-        <w:t xml:space="preserve">puede </w:t>
-      </w:r>
-      <w:r>
-        <w:rPr>
-          <w:highlight w:val="green"/>
-        </w:rPr>
-        <w:t>pertenece</w:t>
-      </w:r>
-      <w:r>
-        <w:rPr>
-          <w:highlight w:val="green"/>
-        </w:rPr>
-        <w:t>r o no</w:t>
-      </w:r>
-      <w:r>
-        <w:rPr>
-          <w:highlight w:val="green"/>
-        </w:rPr>
-        <w:t xml:space="preserve"> a una empresa, por lo que se deberá verificar la integridad</w:t>
-      </w:r>
-      <w:r>
-        <w:rPr>
-          <w:highlight w:val="green"/>
-        </w:rPr>
-        <w:t xml:space="preserve"> de ser el caso</w:t>
-      </w:r>
-      <w:r>
-        <w:rPr>
-          <w:highlight w:val="green"/>
-        </w:rPr>
-        <w:t>.</w:t>
-      </w:r>
-    </w:p>
-    <w:p>
-      <w:r>
-        <w:rPr>
-          <w:b/>
-          <w:bCs/>
-          <w:highlight w:val="magenta"/>
         </w:rPr>
         <w:lastRenderedPageBreak/>
         <w:t xml:space="preserve">RF-07 — </w:t>
@@ -1328,43 +1116,169 @@
         <w:rPr>
           <w:b/>
           <w:bCs/>
+          <w:highlight w:val="green"/>
+        </w:rPr>
+        <w:t>Mantenimiento de unidad</w:t>
+      </w:r>
+      <w:r>
+        <w:rPr>
+          <w:highlight w:val="green"/>
+        </w:rPr>
+        <w:t xml:space="preserve"> El sistema debe </w:t>
+      </w:r>
+      <w:r>
+        <w:rPr>
+          <w:highlight w:val="green"/>
+        </w:rPr>
+        <w:t>permitir realizar el mantenimiento de las unidades del edificio, una unidad pertenece a un edificio</w:t>
+      </w:r>
+      <w:r>
+        <w:rPr>
+          <w:highlight w:val="green"/>
+        </w:rPr>
+        <w:t xml:space="preserve"> y se recalcule con un endpoint el % de participación de cada unidad del edificio</w:t>
+      </w:r>
+      <w:r>
+        <w:rPr>
+          <w:highlight w:val="green"/>
+        </w:rPr>
+        <w:t>.</w:t>
+      </w:r>
+    </w:p>
+    <w:p>
+      <w:r>
+        <w:rPr>
+          <w:b/>
+          <w:bCs/>
           <w:highlight w:val="magenta"/>
         </w:rPr>
-        <w:t>Mantenimiento de unidad</w:t>
+        <w:t>RF-08 — Control de acceso por roles</w:t>
       </w:r>
       <w:r>
         <w:rPr>
           <w:highlight w:val="magenta"/>
         </w:rPr>
-        <w:t xml:space="preserve"> El sistema debe </w:t>
+        <w:t> El sistema debe tener al menos tres roles: </w:t>
       </w:r>
       <w:r>
         <w:rPr>
           <w:highlight w:val="magenta"/>
         </w:rPr>
-        <w:t>permitir realizar el mantenimiento de las unidades del edificio, una unidad pertenece a un edificio</w:t>
+        <w:t>ADMINISTRACION</w:t>
       </w:r>
       <w:r>
         <w:rPr>
           <w:highlight w:val="magenta"/>
         </w:rPr>
-        <w:t>.</w:t>
-      </w:r>
-    </w:p>
-    <w:p>
-      <w:r>
-        <w:rPr>
-          <w:b/>
-          <w:bCs/>
+        <w:t>, </w:t>
+      </w:r>
+      <w:r>
+        <w:rPr>
           <w:highlight w:val="magenta"/>
         </w:rPr>
-        <w:t>RF-08 — Control de acceso por roles</w:t>
+        <w:t xml:space="preserve">ADMINISTRADOR </w:t>
       </w:r>
       <w:r>
         <w:rPr>
           <w:highlight w:val="magenta"/>
         </w:rPr>
-        <w:t> El sistema debe tener al menos tres roles: ADMIN, OPERADOR y CLIENTE. Reglas mínimas: solo ADMIN puede eliminar registros; solo ADMIN y OPERADOR pueden crear o actualizar paquetes; CLIENTE solo puede consultar sus propios paquetes e historial.</w:t>
+        <w:t>y </w:t>
+      </w:r>
+      <w:r>
+        <w:rPr>
+          <w:highlight w:val="magenta"/>
+        </w:rPr>
+        <w:t>PROPIETARIO</w:t>
+      </w:r>
+      <w:r>
+        <w:rPr>
+          <w:highlight w:val="magenta"/>
+        </w:rPr>
+        <w:t>. Reglas mínimas: solo ADMIN</w:t>
+      </w:r>
+      <w:r>
+        <w:rPr>
+          <w:highlight w:val="magenta"/>
+        </w:rPr>
+        <w:t>ISTRADOR</w:t>
+      </w:r>
+      <w:r>
+        <w:rPr>
+          <w:highlight w:val="magenta"/>
+        </w:rPr>
+        <w:t> puede eliminar registros; solo ADMIN</w:t>
+      </w:r>
+      <w:r>
+        <w:rPr>
+          <w:highlight w:val="magenta"/>
+        </w:rPr>
+        <w:t>ISTRADOR</w:t>
+      </w:r>
+      <w:r>
+        <w:rPr>
+          <w:highlight w:val="magenta"/>
+        </w:rPr>
+        <w:t> y </w:t>
+      </w:r>
+      <w:r>
+        <w:rPr>
+          <w:highlight w:val="magenta"/>
+        </w:rPr>
+        <w:t xml:space="preserve">ADMINISTRACION </w:t>
+      </w:r>
+      <w:r>
+        <w:rPr>
+          <w:highlight w:val="magenta"/>
+        </w:rPr>
+        <w:t>pueden crear o actualizar</w:t>
+      </w:r>
+      <w:r>
+        <w:rPr>
+          <w:highlight w:val="magenta"/>
+        </w:rPr>
+        <w:t xml:space="preserve"> unidades</w:t>
+      </w:r>
+      <w:r>
+        <w:rPr>
+          <w:highlight w:val="magenta"/>
+        </w:rPr>
+        <w:t>; </w:t>
+      </w:r>
+      <w:r>
+        <w:rPr>
+          <w:highlight w:val="magenta"/>
+        </w:rPr>
+        <w:t>PROPIETARIO</w:t>
+      </w:r>
+      <w:r>
+        <w:rPr>
+          <w:highlight w:val="magenta"/>
+        </w:rPr>
+        <w:t> solo puede consultar sus propi</w:t>
+      </w:r>
+      <w:r>
+        <w:rPr>
+          <w:highlight w:val="magenta"/>
+        </w:rPr>
+        <w:t>a</w:t>
+      </w:r>
+      <w:r>
+        <w:rPr>
+          <w:highlight w:val="magenta"/>
+        </w:rPr>
+        <w:t>s</w:t>
+      </w:r>
+      <w:r>
+        <w:rPr>
+          <w:highlight w:val="magenta"/>
+        </w:rPr>
+        <w:t xml:space="preserve"> unidades </w:t>
+      </w:r>
+      <w:r>
+        <w:rPr>
+          <w:highlight w:val="magenta"/>
+        </w:rPr>
+        <w:t>e historial.</w:t>
       </w:r>
     </w:p>
     <w:p>
@@ -1473,77 +1387,7 @@
         <w:rPr>
           <w:highlight w:val="green"/>
         </w:rPr>
-        <w:t> Toda respuesta HTTP (éxito y error) en todos los servicios debe usar la estructura genérica </w:t>
-      </w:r>
-      <w:proofErr w:type="spellStart"/>
-      <w:r>
-        <w:rPr>
-          <w:highlight w:val="green"/>
-        </w:rPr>
-        <w:t>ApiResponse</w:t>
-      </w:r>
-      <w:proofErr w:type="spellEnd"/>
-      <w:r>
-        <w:rPr>
-          <w:highlight w:val="green"/>
-        </w:rPr>
-        <w:t>&lt;T&gt; con los campos </w:t>
-      </w:r>
-      <w:proofErr w:type="spellStart"/>
-      <w:r>
-        <w:rPr>
-          <w:highlight w:val="green"/>
-        </w:rPr>
-        <w:t>success</w:t>
-      </w:r>
-      <w:proofErr w:type="spellEnd"/>
-      <w:r>
-        <w:rPr>
-          <w:highlight w:val="green"/>
-        </w:rPr>
-        <w:t> (</w:t>
-      </w:r>
-      <w:proofErr w:type="spellStart"/>
-      <w:r>
-        <w:rPr>
-          <w:highlight w:val="green"/>
-        </w:rPr>
-        <w:t>boolean</w:t>
-      </w:r>
-      <w:proofErr w:type="spellEnd"/>
-      <w:r>
-        <w:rPr>
-          <w:highlight w:val="green"/>
-        </w:rPr>
-        <w:t>), </w:t>
-      </w:r>
-      <w:proofErr w:type="spellStart"/>
-      <w:r>
-        <w:rPr>
-          <w:highlight w:val="green"/>
-        </w:rPr>
-        <w:t>message</w:t>
-      </w:r>
-      <w:proofErr w:type="spellEnd"/>
-      <w:r>
-        <w:rPr>
-          <w:highlight w:val="green"/>
-        </w:rPr>
-        <w:t xml:space="preserve"> (String) y data (T, o </w:t>
-      </w:r>
-      <w:proofErr w:type="spellStart"/>
-      <w:r>
-        <w:rPr>
-          <w:highlight w:val="green"/>
-        </w:rPr>
-        <w:t>null</w:t>
-      </w:r>
-      <w:proofErr w:type="spellEnd"/>
-      <w:r>
-        <w:rPr>
-          <w:highlight w:val="green"/>
-        </w:rPr>
-        <w:t xml:space="preserve"> en error).</w:t>
+        <w:t> Toda respuesta HTTP (éxito y error) en todos los servicios debe usar la estructura genérica ApiResponse&lt;T&gt; con los campos success (boolean), message (String) y data (T, o null en error).</w:t>
       </w:r>
     </w:p>
     <w:p>
@@ -1559,21 +1403,7 @@
         <w:rPr>
           <w:highlight w:val="green"/>
         </w:rPr>
-        <w:t> 200 para GET/PUT exitosos, 201 para POST exitoso, 204 para DELETE exitoso, 400 para validación fallida (con </w:t>
-      </w:r>
-      <w:proofErr w:type="spellStart"/>
-      <w:r>
-        <w:rPr>
-          <w:highlight w:val="green"/>
-        </w:rPr>
-        <w:t>Map</w:t>
-      </w:r>
-      <w:proofErr w:type="spellEnd"/>
-      <w:r>
-        <w:rPr>
-          <w:highlight w:val="green"/>
-        </w:rPr>
-        <w:t>&lt;String, List&lt;String&gt;&gt; por campo), 404 para recurso no encontrado, 409 para conflictos o duplicados, 502 para fallo de API externa, 403 para acceso denegado, 500 para errores inesperados.</w:t>
+        <w:t> 200 para GET/PUT exitosos, 201 para POST exitoso, 204 para DELETE exitoso, 400 para validación fallida (con Map&lt;String, List&lt;String&gt;&gt; por campo), 404 para recurso no encontrado, 409 para conflictos o duplicados, 502 para fallo de API externa, 403 para acceso denegado, 500 para errores inesperados.</w:t>
       </w:r>
     </w:p>
     <w:p>
@@ -1589,49 +1419,7 @@
         <w:rPr>
           <w:highlight w:val="green"/>
         </w:rPr>
-        <w:t xml:space="preserve"> Todos los </w:t>
-      </w:r>
-      <w:proofErr w:type="spellStart"/>
-      <w:r>
-        <w:rPr>
-          <w:highlight w:val="green"/>
-        </w:rPr>
-        <w:t>DTOs</w:t>
-      </w:r>
-      <w:proofErr w:type="spellEnd"/>
-      <w:r>
-        <w:rPr>
-          <w:highlight w:val="green"/>
-        </w:rPr>
-        <w:t xml:space="preserve"> de </w:t>
-      </w:r>
-      <w:proofErr w:type="spellStart"/>
-      <w:r>
-        <w:rPr>
-          <w:highlight w:val="green"/>
-        </w:rPr>
-        <w:t>request</w:t>
-      </w:r>
-      <w:proofErr w:type="spellEnd"/>
-      <w:r>
-        <w:rPr>
-          <w:highlight w:val="green"/>
-        </w:rPr>
-        <w:t xml:space="preserve"> deben estar validados con Bean </w:t>
-      </w:r>
-      <w:proofErr w:type="spellStart"/>
-      <w:r>
-        <w:rPr>
-          <w:highlight w:val="green"/>
-        </w:rPr>
-        <w:t>Validation</w:t>
-      </w:r>
-      <w:proofErr w:type="spellEnd"/>
-      <w:r>
-        <w:rPr>
-          <w:highlight w:val="green"/>
-        </w:rPr>
-        <w:t>. Se deben usar mínimo 6 tipos de anotación distintos en todo el proyecto.</w:t>
+        <w:t> Todos los DTOs de request deben estar validados con Bean Validation. Se deben usar mínimo 6 tipos de anotación distintos en todo el proyecto.</w:t>
       </w:r>
     </w:p>
     <w:p>
@@ -1647,35 +1435,7 @@
         <w:rPr>
           <w:highlight w:val="green"/>
         </w:rPr>
-        <w:t> Al menos dos entidades (en cualquier servicio) deben incluir </w:t>
-      </w:r>
-      <w:proofErr w:type="spellStart"/>
-      <w:r>
-        <w:rPr>
-          <w:highlight w:val="green"/>
-        </w:rPr>
-        <w:t>createdAt</w:t>
-      </w:r>
-      <w:proofErr w:type="spellEnd"/>
-      <w:r>
-        <w:rPr>
-          <w:highlight w:val="green"/>
-        </w:rPr>
-        <w:t> y </w:t>
-      </w:r>
-      <w:proofErr w:type="spellStart"/>
-      <w:r>
-        <w:rPr>
-          <w:highlight w:val="green"/>
-        </w:rPr>
-        <w:t>updatedAt</w:t>
-      </w:r>
-      <w:proofErr w:type="spellEnd"/>
-      <w:r>
-        <w:rPr>
-          <w:highlight w:val="green"/>
-        </w:rPr>
-        <w:t> poblados automáticamente.</w:t>
+        <w:t> Al menos dos entidades (en cualquier servicio) deben incluir createdAt y updatedAt poblados automáticamente.</w:t>
       </w:r>
     </w:p>
     <w:p>
@@ -1691,63 +1451,7 @@
         <w:rPr>
           <w:highlight w:val="yellow"/>
         </w:rPr>
-        <w:t> Las pruebas de la capa de servicio deben correr sin errores con </w:t>
-      </w:r>
-      <w:proofErr w:type="spellStart"/>
-      <w:r>
-        <w:rPr>
-          <w:highlight w:val="yellow"/>
-        </w:rPr>
-        <w:t>mvn</w:t>
-      </w:r>
-      <w:proofErr w:type="spellEnd"/>
-      <w:r>
-        <w:rPr>
-          <w:highlight w:val="yellow"/>
-        </w:rPr>
-        <w:t xml:space="preserve"> test en cada microservicio que tenga pruebas. Deben cubrir: al menos un </w:t>
-      </w:r>
-      <w:proofErr w:type="spellStart"/>
-      <w:r>
-        <w:rPr>
-          <w:highlight w:val="yellow"/>
-        </w:rPr>
-        <w:t>happy</w:t>
-      </w:r>
-      <w:proofErr w:type="spellEnd"/>
-      <w:r>
-        <w:rPr>
-          <w:highlight w:val="yellow"/>
-        </w:rPr>
-        <w:t xml:space="preserve"> </w:t>
-      </w:r>
-      <w:proofErr w:type="spellStart"/>
-      <w:r>
-        <w:rPr>
-          <w:highlight w:val="yellow"/>
-        </w:rPr>
-        <w:t>path</w:t>
-      </w:r>
-      <w:proofErr w:type="spellEnd"/>
-      <w:r>
-        <w:rPr>
-          <w:highlight w:val="yellow"/>
-        </w:rPr>
-        <w:t xml:space="preserve"> por servicio probado, al menos dos rutas de excepción con </w:t>
-      </w:r>
-      <w:proofErr w:type="spellStart"/>
-      <w:r>
-        <w:rPr>
-          <w:highlight w:val="yellow"/>
-        </w:rPr>
-        <w:t>assertThrows</w:t>
-      </w:r>
-      <w:proofErr w:type="spellEnd"/>
-      <w:r>
-        <w:rPr>
-          <w:highlight w:val="yellow"/>
-        </w:rPr>
-        <w:t>, y al menos un caso de resultado vacío.</w:t>
+        <w:t> Las pruebas de la capa de servicio deben correr sin errores con mvn test en cada microservicio que tenga pruebas. Deben cubrir: al menos un happy path por servicio probado, al menos dos rutas de excepción con assertThrows, y al menos un caso de resultado vacío.</w:t>
       </w:r>
     </w:p>
     <w:p>
@@ -1763,51 +1467,7 @@
         <w:rPr>
           <w:highlight w:val="red"/>
         </w:rPr>
-        <w:t xml:space="preserve"> El token de RENIEC, la clave de firma JWT y las contraseñas de base de datos no deben estar </w:t>
-      </w:r>
-      <w:proofErr w:type="spellStart"/>
-      <w:r>
-        <w:rPr>
-          <w:highlight w:val="red"/>
-        </w:rPr>
-        <w:t>hardcodeados</w:t>
-      </w:r>
-      <w:proofErr w:type="spellEnd"/>
-      <w:r>
-        <w:rPr>
-          <w:highlight w:val="red"/>
-        </w:rPr>
-        <w:t xml:space="preserve">. En los microservicios, la clave JWT debe almacenarse en Vault; el token de RENIEC debe leerse con @Value desde el </w:t>
-      </w:r>
-      <w:proofErr w:type="spellStart"/>
-      <w:r>
-        <w:rPr>
-          <w:highlight w:val="red"/>
-        </w:rPr>
-        <w:t>Config</w:t>
-      </w:r>
-      <w:proofErr w:type="spellEnd"/>
-      <w:r>
-        <w:rPr>
-          <w:highlight w:val="red"/>
-        </w:rPr>
-        <w:t xml:space="preserve"> Server o desde </w:t>
-      </w:r>
-      <w:proofErr w:type="spellStart"/>
-      <w:proofErr w:type="gramStart"/>
-      <w:r>
-        <w:rPr>
-          <w:highlight w:val="red"/>
-        </w:rPr>
-        <w:t>application.yaml</w:t>
-      </w:r>
-      <w:proofErr w:type="spellEnd"/>
-      <w:proofErr w:type="gramEnd"/>
-      <w:r>
-        <w:rPr>
-          <w:highlight w:val="red"/>
-        </w:rPr>
-        <w:t>.</w:t>
+        <w:t> El token de RENIEC, la clave de firma JWT y las contraseñas de base de datos no deben estar hardcodeados. En los microservicios, la clave JWT debe almacenarse en Vault; el token de RENIEC debe leerse con @Value desde el Config Server o desde application.yaml.</w:t>
       </w:r>
     </w:p>
     <w:p>
@@ -1923,23 +1583,7 @@
         <w:t>Qué se evalúa:</w:t>
       </w:r>
       <w:r>
-        <w:t xml:space="preserve"> Capacidad de identificar </w:t>
-      </w:r>
-      <w:proofErr w:type="spellStart"/>
-      <w:r>
-        <w:t>bounded</w:t>
-      </w:r>
-      <w:proofErr w:type="spellEnd"/>
-      <w:r>
-        <w:t xml:space="preserve"> </w:t>
-      </w:r>
-      <w:proofErr w:type="spellStart"/>
-      <w:r>
-        <w:t>contexts</w:t>
-      </w:r>
-      <w:proofErr w:type="spellEnd"/>
-      <w:r>
-        <w:t xml:space="preserve"> coherentes y de definir responsabilidades claras para cada servicio antes de implementar.</w:t>
+        <w:t> Capacidad de identificar bounded contexts coherentes y de definir responsabilidades claras para cada servicio antes de implementar.</w:t>
       </w:r>
     </w:p>
     <w:p>
@@ -1970,23 +1614,7 @@
         </w:numPr>
       </w:pPr>
       <w:r>
-        <w:t xml:space="preserve">Su nombre y el </w:t>
-      </w:r>
-      <w:proofErr w:type="spellStart"/>
-      <w:r>
-        <w:t>bounded</w:t>
-      </w:r>
-      <w:proofErr w:type="spellEnd"/>
-      <w:r>
-        <w:t xml:space="preserve"> </w:t>
-      </w:r>
-      <w:proofErr w:type="spellStart"/>
-      <w:r>
-        <w:t>context</w:t>
-      </w:r>
-      <w:proofErr w:type="spellEnd"/>
-      <w:r>
-        <w:t xml:space="preserve"> que representa.</w:t>
+        <w:t>Su nombre y el bounded context que representa.</w:t>
       </w:r>
     </w:p>
     <w:p>
@@ -2186,23 +1814,7 @@
           </w:tcPr>
           <w:p>
             <w:r>
-              <w:t xml:space="preserve">Mínimo 3 microservicios con </w:t>
-            </w:r>
-            <w:proofErr w:type="spellStart"/>
-            <w:r>
-              <w:t>bounded</w:t>
-            </w:r>
-            <w:proofErr w:type="spellEnd"/>
-            <w:r>
-              <w:t xml:space="preserve"> </w:t>
-            </w:r>
-            <w:proofErr w:type="spellStart"/>
-            <w:r>
-              <w:t>contexts</w:t>
-            </w:r>
-            <w:proofErr w:type="spellEnd"/>
-            <w:r>
-              <w:t xml:space="preserve"> diferenciados y documentados</w:t>
+              <w:t>Mínimo 3 microservicios con bounded contexts diferenciados y documentados</w:t>
             </w:r>
           </w:p>
         </w:tc>
@@ -2306,15 +1918,7 @@
           </w:tcPr>
           <w:p>
             <w:r>
-              <w:t xml:space="preserve">Diagrama o tabla de dependencias </w:t>
-            </w:r>
-            <w:proofErr w:type="spellStart"/>
-            <w:r>
-              <w:t>inter-servicio</w:t>
-            </w:r>
-            <w:proofErr w:type="spellEnd"/>
-            <w:r>
-              <w:t xml:space="preserve"> incluido en el README.md</w:t>
+              <w:t>Diagrama o tabla de dependencias inter-servicio incluido en el README.md</w:t>
             </w:r>
           </w:p>
         </w:tc>
@@ -2465,35 +2069,7 @@
         <w:rPr>
           <w:highlight w:val="green"/>
         </w:rPr>
-        <w:t xml:space="preserve"> (la comunicación entre servicios usa </w:t>
-      </w:r>
-      <w:proofErr w:type="spellStart"/>
-      <w:r>
-        <w:rPr>
-          <w:highlight w:val="green"/>
-        </w:rPr>
-        <w:t>DTOs</w:t>
-      </w:r>
-      <w:proofErr w:type="spellEnd"/>
-      <w:r>
-        <w:rPr>
-          <w:highlight w:val="green"/>
-        </w:rPr>
-        <w:t xml:space="preserve"> o </w:t>
-      </w:r>
-      <w:proofErr w:type="spellStart"/>
-      <w:r>
-        <w:rPr>
-          <w:highlight w:val="green"/>
-        </w:rPr>
-        <w:t>IDs</w:t>
-      </w:r>
-      <w:proofErr w:type="spellEnd"/>
-      <w:r>
-        <w:rPr>
-          <w:highlight w:val="green"/>
-        </w:rPr>
-        <w:t>, no entidades).</w:t>
+        <w:t> (la comunicación entre servicios usa DTOs o IDs, no entidades).</w:t>
       </w:r>
     </w:p>
     <w:p>
@@ -2562,35 +2138,7 @@
         <w:rPr>
           <w:highlight w:val="green"/>
         </w:rPr>
-        <w:t>Campos </w:t>
-      </w:r>
-      <w:proofErr w:type="spellStart"/>
-      <w:r>
-        <w:rPr>
-          <w:highlight w:val="green"/>
-        </w:rPr>
-        <w:t>createdAt</w:t>
-      </w:r>
-      <w:proofErr w:type="spellEnd"/>
-      <w:r>
-        <w:rPr>
-          <w:highlight w:val="green"/>
-        </w:rPr>
-        <w:t> y </w:t>
-      </w:r>
-      <w:proofErr w:type="spellStart"/>
-      <w:r>
-        <w:rPr>
-          <w:highlight w:val="green"/>
-        </w:rPr>
-        <w:t>updatedAt</w:t>
-      </w:r>
-      <w:proofErr w:type="spellEnd"/>
-      <w:r>
-        <w:rPr>
-          <w:highlight w:val="green"/>
-        </w:rPr>
-        <w:t> en al menos 2 entidades con gestión automática (cubre RNF-04).</w:t>
+        <w:t>Campos createdAt y updatedAt en al menos 2 entidades con gestión automática (cubre RNF-04).</w:t>
       </w:r>
     </w:p>
     <w:p>
@@ -2794,29 +2342,8 @@
           </w:tcPr>
           <w:p>
             <w:r>
-              <w:t xml:space="preserve">Ninguna entidad JPA compartida entre servicios; comunicación </w:t>
-            </w:r>
-            <w:proofErr w:type="spellStart"/>
-            <w:r>
-              <w:t>inter-servicio</w:t>
-            </w:r>
-            <w:proofErr w:type="spellEnd"/>
-            <w:r>
-              <w:t xml:space="preserve"> solo por </w:t>
-            </w:r>
-            <w:proofErr w:type="spellStart"/>
-            <w:r>
-              <w:t>DTOs</w:t>
-            </w:r>
-            <w:proofErr w:type="spellEnd"/>
-            <w:r>
-              <w:t xml:space="preserve"> o </w:t>
-            </w:r>
-            <w:proofErr w:type="spellStart"/>
-            <w:r>
-              <w:t>IDs</w:t>
-            </w:r>
-            <w:proofErr w:type="spellEnd"/>
+              <w:t>Ninguna entidad JPA compartida entre servicios; comunicación inter-servicio solo por DTOs o IDs</w:t>
+            </w:r>
           </w:p>
         </w:tc>
         <w:tc>
@@ -2971,23 +2498,7 @@
           </w:tcPr>
           <w:p>
             <w:r>
-              <w:t>Campos </w:t>
-            </w:r>
-            <w:proofErr w:type="spellStart"/>
-            <w:r>
-              <w:t>createdAt</w:t>
-            </w:r>
-            <w:proofErr w:type="spellEnd"/>
-            <w:r>
-              <w:t> y </w:t>
-            </w:r>
-            <w:proofErr w:type="spellStart"/>
-            <w:r>
-              <w:t>updatedAt</w:t>
-            </w:r>
-            <w:proofErr w:type="spellEnd"/>
-            <w:r>
-              <w:t> en al menos 2 entidades con gestión automática (RNF-04)</w:t>
+              <w:t>Campos createdAt y updatedAt en al menos 2 entidades con gestión automática (RNF-04)</w:t>
             </w:r>
           </w:p>
         </w:tc>
@@ -3091,25 +2602,7 @@
           <w:bCs/>
           <w:highlight w:val="green"/>
         </w:rPr>
-        <w:t xml:space="preserve">Sección 3: </w:t>
-      </w:r>
-      <w:proofErr w:type="spellStart"/>
-      <w:r>
-        <w:rPr>
-          <w:b/>
-          <w:bCs/>
-          <w:highlight w:val="green"/>
-        </w:rPr>
-        <w:t>DTOs</w:t>
-      </w:r>
-      <w:proofErr w:type="spellEnd"/>
-      <w:r>
-        <w:rPr>
-          <w:b/>
-          <w:bCs/>
-          <w:highlight w:val="green"/>
-        </w:rPr>
-        <w:t xml:space="preserve"> y Validaciones (10 puntos)</w:t>
+        <w:t>Sección 3: DTOs y Validaciones (10 puntos)</w:t>
       </w:r>
     </w:p>
     <w:p>
@@ -3153,33 +2646,11 @@
           <w:highlight w:val="green"/>
         </w:rPr>
       </w:pPr>
-      <w:proofErr w:type="spellStart"/>
-      <w:r>
-        <w:rPr>
-          <w:highlight w:val="green"/>
-        </w:rPr>
-        <w:t>DTOs</w:t>
-      </w:r>
-      <w:proofErr w:type="spellEnd"/>
-      <w:r>
-        <w:rPr>
-          <w:highlight w:val="green"/>
-        </w:rPr>
-        <w:t xml:space="preserve"> separados en paquetes </w:t>
-      </w:r>
-      <w:proofErr w:type="spellStart"/>
-      <w:r>
-        <w:rPr>
-          <w:highlight w:val="green"/>
-        </w:rPr>
-        <w:t>request</w:t>
-      </w:r>
-      <w:proofErr w:type="spellEnd"/>
-      <w:r>
-        <w:rPr>
-          <w:highlight w:val="green"/>
-        </w:rPr>
-        <w:t>/ y response/ en cada servicio.</w:t>
+      <w:r>
+        <w:rPr>
+          <w:highlight w:val="green"/>
+        </w:rPr>
+        <w:t>DTOs separados en paquetes request/ y response/ en cada servicio.</w:t>
       </w:r>
     </w:p>
     <w:p>
@@ -3197,35 +2668,7 @@
           <w:highlight w:val="green"/>
         </w:rPr>
         <w:lastRenderedPageBreak/>
-        <w:t>Clase genérica </w:t>
-      </w:r>
-      <w:proofErr w:type="spellStart"/>
-      <w:r>
-        <w:rPr>
-          <w:highlight w:val="green"/>
-        </w:rPr>
-        <w:t>ApiResponse</w:t>
-      </w:r>
-      <w:proofErr w:type="spellEnd"/>
-      <w:r>
-        <w:rPr>
-          <w:highlight w:val="green"/>
-        </w:rPr>
-        <w:t xml:space="preserve">&lt;T&gt; implementada en cada servicio y usada en todos sus </w:t>
-      </w:r>
-      <w:proofErr w:type="spellStart"/>
-      <w:r>
-        <w:rPr>
-          <w:highlight w:val="green"/>
-        </w:rPr>
-        <w:t>endpoints</w:t>
-      </w:r>
-      <w:proofErr w:type="spellEnd"/>
-      <w:r>
-        <w:rPr>
-          <w:highlight w:val="green"/>
-        </w:rPr>
-        <w:t xml:space="preserve"> (cubre RNF-01).</w:t>
+        <w:t>Clase genérica ApiResponse&lt;T&gt; implementada en cada servicio y usada en todos sus endpoints (cubre RNF-01).</w:t>
       </w:r>
     </w:p>
     <w:p>
@@ -3256,35 +2699,7 @@
         <w:rPr>
           <w:highlight w:val="green"/>
         </w:rPr>
-        <w:t xml:space="preserve"> usados en los </w:t>
-      </w:r>
-      <w:proofErr w:type="spellStart"/>
-      <w:r>
-        <w:rPr>
-          <w:highlight w:val="green"/>
-        </w:rPr>
-        <w:t>DTOs</w:t>
-      </w:r>
-      <w:proofErr w:type="spellEnd"/>
-      <w:r>
-        <w:rPr>
-          <w:highlight w:val="green"/>
-        </w:rPr>
-        <w:t xml:space="preserve"> de </w:t>
-      </w:r>
-      <w:proofErr w:type="spellStart"/>
-      <w:r>
-        <w:rPr>
-          <w:highlight w:val="green"/>
-        </w:rPr>
-        <w:t>request</w:t>
-      </w:r>
-      <w:proofErr w:type="spellEnd"/>
-      <w:r>
-        <w:rPr>
-          <w:highlight w:val="green"/>
-        </w:rPr>
-        <w:t xml:space="preserve"> del proyecto. Ejemplos: @NotBlank, @NotNull, @Email, @Pattern, @Positive, @Size, @Min, @Max, @Past, @Future (cubre RNF-03).</w:t>
+        <w:t> usados en los DTOs de request del proyecto. Ejemplos: @NotBlank, @NotNull, @Email, @Pattern, @Positive, @Size, @Min, @Max, @Past, @Future (cubre RNF-03).</w:t>
       </w:r>
     </w:p>
     <w:p>
@@ -3305,31 +2720,7 @@
         <w:t>un DTO de response con datos anidados</w:t>
       </w:r>
       <w:r>
-        <w:t xml:space="preserve"> de otro servicio: un recurso cuyo response incluye información de una entidad de otro </w:t>
-      </w:r>
-      <w:proofErr w:type="spellStart"/>
-      <w:r>
-        <w:t>bounded</w:t>
-      </w:r>
-      <w:proofErr w:type="spellEnd"/>
-      <w:r>
-        <w:t xml:space="preserve"> </w:t>
-      </w:r>
-      <w:proofErr w:type="spellStart"/>
-      <w:r>
-        <w:t>context</w:t>
-      </w:r>
-      <w:proofErr w:type="spellEnd"/>
-      <w:r>
-        <w:t xml:space="preserve">, obtenida mediante llamada </w:t>
-      </w:r>
-      <w:proofErr w:type="spellStart"/>
-      <w:r>
-        <w:t>inter-servicio</w:t>
-      </w:r>
-      <w:proofErr w:type="spellEnd"/>
-      <w:r>
-        <w:t>.</w:t>
+        <w:t> de otro servicio: un recurso cuyo response incluye información de una entidad de otro bounded context, obtenida mediante llamada inter-servicio.</w:t>
       </w:r>
     </w:p>
     <w:p>
@@ -3452,21 +2843,8 @@
             <w:hideMark/>
           </w:tcPr>
           <w:p>
-            <w:proofErr w:type="spellStart"/>
-            <w:r>
-              <w:t>DTOs</w:t>
-            </w:r>
-            <w:proofErr w:type="spellEnd"/>
-            <w:r>
-              <w:t xml:space="preserve"> de </w:t>
-            </w:r>
-            <w:proofErr w:type="spellStart"/>
-            <w:r>
-              <w:t>request</w:t>
-            </w:r>
-            <w:proofErr w:type="spellEnd"/>
-            <w:r>
-              <w:t xml:space="preserve"> y response diferenciados en todos los servicios</w:t>
+            <w:r>
+              <w:t>DTOs de request y response diferenciados en todos los servicios</w:t>
             </w:r>
           </w:p>
         </w:tc>
@@ -3517,21 +2895,8 @@
             <w:hideMark/>
           </w:tcPr>
           <w:p>
-            <w:proofErr w:type="spellStart"/>
-            <w:r>
-              <w:t>ApiResponse</w:t>
-            </w:r>
-            <w:proofErr w:type="spellEnd"/>
-            <w:r>
-              <w:t xml:space="preserve">&lt;T&gt; en todos los </w:t>
-            </w:r>
-            <w:proofErr w:type="spellStart"/>
-            <w:r>
-              <w:t>endpoints</w:t>
-            </w:r>
-            <w:proofErr w:type="spellEnd"/>
-            <w:r>
-              <w:t xml:space="preserve"> de todos los servicios (RNF-01)</w:t>
+            <w:r>
+              <w:t>ApiResponse&lt;T&gt; en todos los endpoints de todos los servicios (RNF-01)</w:t>
             </w:r>
           </w:p>
         </w:tc>
@@ -3583,23 +2948,7 @@
           </w:tcPr>
           <w:p>
             <w:r>
-              <w:t xml:space="preserve">Mínimo 6 tipos de anotación de validación distintos en los </w:t>
-            </w:r>
-            <w:proofErr w:type="spellStart"/>
-            <w:r>
-              <w:t>DTOs</w:t>
-            </w:r>
-            <w:proofErr w:type="spellEnd"/>
-            <w:r>
-              <w:t xml:space="preserve"> de </w:t>
-            </w:r>
-            <w:proofErr w:type="spellStart"/>
-            <w:r>
-              <w:t>request</w:t>
-            </w:r>
-            <w:proofErr w:type="spellEnd"/>
-            <w:r>
-              <w:t xml:space="preserve"> (RNF-03)</w:t>
+              <w:t>Mínimo 6 tipos de anotación de validación distintos en los DTOs de request (RNF-03)</w:t>
             </w:r>
           </w:p>
         </w:tc>
@@ -3651,13 +3000,8 @@
           </w:tcPr>
           <w:p>
             <w:r>
-              <w:t xml:space="preserve">Al menos un DTO de response que incluya datos obtenidos de otro servicio mediante llamada </w:t>
-            </w:r>
-            <w:proofErr w:type="spellStart"/>
-            <w:r>
-              <w:t>inter-servicio</w:t>
-            </w:r>
-            <w:proofErr w:type="spellEnd"/>
+              <w:t>Al menos un DTO de response que incluya datos obtenidos de otro servicio mediante llamada inter-servicio</w:t>
+            </w:r>
           </w:p>
         </w:tc>
         <w:tc>
@@ -3761,49 +3105,7 @@
         <w:rPr>
           <w:highlight w:val="green"/>
         </w:rPr>
-        <w:t>Una interfaz </w:t>
-      </w:r>
-      <w:proofErr w:type="spellStart"/>
-      <w:r>
-        <w:rPr>
-          <w:highlight w:val="green"/>
-        </w:rPr>
-        <w:t>Repository</w:t>
-      </w:r>
-      <w:proofErr w:type="spellEnd"/>
-      <w:r>
-        <w:rPr>
-          <w:highlight w:val="green"/>
-        </w:rPr>
-        <w:t> por entidad principal en cada servicio, extendiendo </w:t>
-      </w:r>
-      <w:proofErr w:type="spellStart"/>
-      <w:r>
-        <w:rPr>
-          <w:highlight w:val="green"/>
-        </w:rPr>
-        <w:t>JpaRepository</w:t>
-      </w:r>
-      <w:proofErr w:type="spellEnd"/>
-      <w:r>
-        <w:rPr>
-          <w:highlight w:val="green"/>
-        </w:rPr>
-        <w:t>&lt;E, UUID&gt; o </w:t>
-      </w:r>
-      <w:proofErr w:type="spellStart"/>
-      <w:r>
-        <w:rPr>
-          <w:highlight w:val="green"/>
-        </w:rPr>
-        <w:t>MongoRepository</w:t>
-      </w:r>
-      <w:proofErr w:type="spellEnd"/>
-      <w:r>
-        <w:rPr>
-          <w:highlight w:val="green"/>
-        </w:rPr>
-        <w:t>&lt;D, UUID&gt;.</w:t>
+        <w:t>Una interfaz Repository por entidad principal en cada servicio, extendiendo JpaRepository&lt;E, UUID&gt; o MongoRepository&lt;D, UUID&gt;.</w:t>
       </w:r>
     </w:p>
     <w:p>
@@ -3834,35 +3136,7 @@
         <w:rPr>
           <w:highlight w:val="green"/>
         </w:rPr>
-        <w:t> distribuidas entre los servicios, usando @</w:t>
-      </w:r>
-      <w:proofErr w:type="gramStart"/>
-      <w:r>
-        <w:rPr>
-          <w:highlight w:val="green"/>
-        </w:rPr>
-        <w:t>Query(</w:t>
-      </w:r>
-      <w:proofErr w:type="gramEnd"/>
-      <w:r>
-        <w:rPr>
-          <w:highlight w:val="green"/>
-        </w:rPr>
-        <w:t>nativeQuery = true) para SQL o @Aggregation / </w:t>
-      </w:r>
-      <w:proofErr w:type="spellStart"/>
-      <w:r>
-        <w:rPr>
-          <w:highlight w:val="green"/>
-        </w:rPr>
-        <w:t>MongoTemplate</w:t>
-      </w:r>
-      <w:proofErr w:type="spellEnd"/>
-      <w:r>
-        <w:rPr>
-          <w:highlight w:val="green"/>
-        </w:rPr>
-        <w:t> para MongoDB. Deben cubrir:</w:t>
+        <w:t> distribuidas entre los servicios, usando @Query(nativeQuery = true) para SQL o @Aggregation / MongoTemplate para MongoDB. Deben cubrir:</w:t>
       </w:r>
     </w:p>
     <w:p>
@@ -3925,21 +3199,7 @@
         <w:rPr>
           <w:highlight w:val="green"/>
         </w:rPr>
-        <w:t>Consulta que combine datos de dos o más entidades del mismo servicio (JOIN o $</w:t>
-      </w:r>
-      <w:proofErr w:type="spellStart"/>
-      <w:r>
-        <w:rPr>
-          <w:highlight w:val="green"/>
-        </w:rPr>
-        <w:t>lookup</w:t>
-      </w:r>
-      <w:proofErr w:type="spellEnd"/>
-      <w:r>
-        <w:rPr>
-          <w:highlight w:val="green"/>
-        </w:rPr>
-        <w:t>).</w:t>
+        <w:t>Consulta que combine datos de dos o más entidades del mismo servicio (JOIN o $lookup).</w:t>
       </w:r>
     </w:p>
     <w:p>
@@ -4221,23 +3481,7 @@
           </w:tcPr>
           <w:p>
             <w:r>
-              <w:t xml:space="preserve">Consulta </w:t>
-            </w:r>
-            <w:proofErr w:type="spellStart"/>
-            <w:r>
-              <w:t>multi-entidad</w:t>
-            </w:r>
-            <w:proofErr w:type="spellEnd"/>
-            <w:r>
-              <w:t xml:space="preserve"> con JOIN o $</w:t>
-            </w:r>
-            <w:proofErr w:type="spellStart"/>
-            <w:r>
-              <w:t>lookup</w:t>
-            </w:r>
-            <w:proofErr w:type="spellEnd"/>
-            <w:r>
-              <w:t> implementada</w:t>
+              <w:t>Consulta multi-entidad con JOIN o $lookup implementada</w:t>
             </w:r>
           </w:p>
         </w:tc>
@@ -4413,15 +3657,7 @@
         <w:t>RF-05:</w:t>
       </w:r>
       <w:r>
-        <w:t xml:space="preserve"> registro automático en el historial de estados en cada cambio, incluyendo usuario y </w:t>
-      </w:r>
-      <w:proofErr w:type="spellStart"/>
-      <w:r>
-        <w:t>timestamp</w:t>
-      </w:r>
-      <w:proofErr w:type="spellEnd"/>
-      <w:r>
-        <w:t>.</w:t>
+        <w:t> registro automático en el historial de estados en cada cambio, incluyendo usuario y timestamp.</w:t>
       </w:r>
     </w:p>
     <w:p>
@@ -4523,21 +3759,7 @@
         <w:rPr>
           <w:highlight w:val="green"/>
         </w:rPr>
-        <w:t>Conversión entidad ↔ DTO mediante </w:t>
-      </w:r>
-      <w:proofErr w:type="spellStart"/>
-      <w:r>
-        <w:rPr>
-          <w:highlight w:val="green"/>
-        </w:rPr>
-        <w:t>ModelMapper</w:t>
-      </w:r>
-      <w:proofErr w:type="spellEnd"/>
-      <w:r>
-        <w:rPr>
-          <w:highlight w:val="green"/>
-        </w:rPr>
-        <w:t> o mapeo manual justificado.</w:t>
+        <w:t>Conversión entidad ↔ DTO mediante ModelMapper o mapeo manual justificado.</w:t>
       </w:r>
     </w:p>
     <w:p>
@@ -4818,15 +4040,7 @@
           </w:tcPr>
           <w:p>
             <w:r>
-              <w:t xml:space="preserve">RF-05: registro automático de historial con usuario y </w:t>
-            </w:r>
-            <w:proofErr w:type="spellStart"/>
-            <w:r>
-              <w:t>timestamp</w:t>
-            </w:r>
-            <w:proofErr w:type="spellEnd"/>
-            <w:r>
-              <w:t xml:space="preserve"> en cada cambio de estado</w:t>
+              <w:t>RF-05: registro automático de historial con usuario y timestamp en cada cambio de estado</w:t>
             </w:r>
           </w:p>
         </w:tc>
@@ -5031,21 +4245,7 @@
         <w:rPr>
           <w:highlight w:val="green"/>
         </w:rPr>
-        <w:t xml:space="preserve">Los siguientes </w:t>
-      </w:r>
-      <w:proofErr w:type="spellStart"/>
-      <w:r>
-        <w:rPr>
-          <w:highlight w:val="green"/>
-        </w:rPr>
-        <w:t>endpoints</w:t>
-      </w:r>
-      <w:proofErr w:type="spellEnd"/>
-      <w:r>
-        <w:rPr>
-          <w:highlight w:val="green"/>
-        </w:rPr>
-        <w:t xml:space="preserve"> deben existir en algún servicio (tú decides dónde):</w:t>
+        <w:t>Los siguientes endpoints deben existir en algún servicio (tú decides dónde):</w:t>
       </w:r>
     </w:p>
     <w:p>
@@ -5175,23 +4375,7 @@
         </w:numPr>
       </w:pPr>
       <w:r>
-        <w:t xml:space="preserve">@Valid en todos los </w:t>
-      </w:r>
-      <w:proofErr w:type="spellStart"/>
-      <w:r>
-        <w:t>endpoints</w:t>
-      </w:r>
-      <w:proofErr w:type="spellEnd"/>
-      <w:r>
-        <w:t xml:space="preserve"> que reciban un </w:t>
-      </w:r>
-      <w:proofErr w:type="spellStart"/>
-      <w:r>
-        <w:t>body</w:t>
-      </w:r>
-      <w:proofErr w:type="spellEnd"/>
-      <w:r>
-        <w:t>.</w:t>
+        <w:t>@Valid en todos los endpoints que reciban un body.</w:t>
       </w:r>
     </w:p>
     <w:p>
@@ -5201,29 +4385,8 @@
           <w:numId w:val="8"/>
         </w:numPr>
       </w:pPr>
-      <w:proofErr w:type="spellStart"/>
-      <w:r>
-        <w:t>ResponseEntity</w:t>
-      </w:r>
-      <w:proofErr w:type="spellEnd"/>
-      <w:r>
-        <w:t>&lt;</w:t>
-      </w:r>
-      <w:proofErr w:type="spellStart"/>
-      <w:r>
-        <w:t>ApiResponse</w:t>
-      </w:r>
-      <w:proofErr w:type="spellEnd"/>
-      <w:r>
-        <w:t xml:space="preserve">&lt;T&gt;&gt; con código HTTP correcto según RNF-02 en todos los </w:t>
-      </w:r>
-      <w:proofErr w:type="spellStart"/>
-      <w:r>
-        <w:t>endpoints</w:t>
-      </w:r>
-      <w:proofErr w:type="spellEnd"/>
-      <w:r>
-        <w:t>.</w:t>
+      <w:r>
+        <w:t>ResponseEntity&lt;ApiResponse&lt;T&gt;&gt; con código HTTP correcto según RNF-02 en todos los endpoints.</w:t>
       </w:r>
     </w:p>
     <w:p>
@@ -5400,15 +4563,7 @@
           <w:p>
             <w:r>
               <w:lastRenderedPageBreak/>
-              <w:t xml:space="preserve">Todos los </w:t>
-            </w:r>
-            <w:proofErr w:type="spellStart"/>
-            <w:r>
-              <w:t>endpoints</w:t>
-            </w:r>
-            <w:proofErr w:type="spellEnd"/>
-            <w:r>
-              <w:t xml:space="preserve"> específicos de RF-01 al RF-09 presentes y funcionando</w:t>
+              <w:t>Todos los endpoints específicos de RF-01 al RF-09 presentes y funcionando</w:t>
             </w:r>
           </w:p>
         </w:tc>
@@ -5460,21 +4615,8 @@
           </w:tcPr>
           <w:p>
             <w:r>
-              <w:t xml:space="preserve">@Valid aplicado en todos los </w:t>
-            </w:r>
-            <w:proofErr w:type="spellStart"/>
-            <w:r>
-              <w:t>endpoints</w:t>
-            </w:r>
-            <w:proofErr w:type="spellEnd"/>
-            <w:r>
-              <w:t xml:space="preserve"> con </w:t>
-            </w:r>
-            <w:proofErr w:type="spellStart"/>
-            <w:r>
-              <w:t>body</w:t>
-            </w:r>
-            <w:proofErr w:type="spellEnd"/>
+              <w:t>@Valid aplicado en todos los endpoints con body</w:t>
+            </w:r>
           </w:p>
         </w:tc>
         <w:tc>
@@ -5524,21 +4666,8 @@
             <w:hideMark/>
           </w:tcPr>
           <w:p>
-            <w:proofErr w:type="spellStart"/>
-            <w:r>
-              <w:t>ResponseEntity</w:t>
-            </w:r>
-            <w:proofErr w:type="spellEnd"/>
-            <w:r>
-              <w:t>&lt;</w:t>
-            </w:r>
-            <w:proofErr w:type="spellStart"/>
-            <w:r>
-              <w:t>ApiResponse</w:t>
-            </w:r>
-            <w:proofErr w:type="spellEnd"/>
-            <w:r>
-              <w:t>&lt;T&gt;&gt; con códigos HTTP correctos en todos los casos (RNF-02)</w:t>
+            <w:r>
+              <w:t>ResponseEntity&lt;ApiResponse&lt;T&gt;&gt; con códigos HTTP correctos en todos los casos (RNF-02)</w:t>
             </w:r>
           </w:p>
         </w:tc>
@@ -5643,21 +4772,7 @@
         <w:rPr>
           <w:highlight w:val="green"/>
         </w:rPr>
-        <w:t>Clase </w:t>
-      </w:r>
-      <w:proofErr w:type="spellStart"/>
-      <w:r>
-        <w:rPr>
-          <w:highlight w:val="green"/>
-        </w:rPr>
-        <w:t>GlobalExceptionHandler</w:t>
-      </w:r>
-      <w:proofErr w:type="spellEnd"/>
-      <w:r>
-        <w:rPr>
-          <w:highlight w:val="green"/>
-        </w:rPr>
-        <w:t> con @RestControllerAdvice en </w:t>
+        <w:t>Clase GlobalExceptionHandler con @RestControllerAdvice en </w:t>
       </w:r>
       <w:r>
         <w:rPr>
@@ -5684,19 +4799,11 @@
           <w:highlight w:val="green"/>
         </w:rPr>
       </w:pPr>
-      <w:proofErr w:type="spellStart"/>
-      <w:r>
-        <w:rPr>
-          <w:highlight w:val="green"/>
-        </w:rPr>
-        <w:t>Handlers</w:t>
-      </w:r>
-      <w:proofErr w:type="spellEnd"/>
-      <w:r>
-        <w:rPr>
-          <w:highlight w:val="green"/>
-        </w:rPr>
-        <w:t xml:space="preserve"> en cada servicio para:</w:t>
+      <w:r>
+        <w:rPr>
+          <w:highlight w:val="green"/>
+        </w:rPr>
+        <w:t>Handlers en cada servicio para:</w:t>
       </w:r>
     </w:p>
     <w:p>
@@ -5709,33 +4816,11 @@
           <w:highlight w:val="green"/>
         </w:rPr>
       </w:pPr>
-      <w:proofErr w:type="spellStart"/>
-      <w:r>
-        <w:rPr>
-          <w:highlight w:val="green"/>
-        </w:rPr>
-        <w:t>MethodArgumentNotValidException</w:t>
-      </w:r>
-      <w:proofErr w:type="spellEnd"/>
-      <w:r>
-        <w:rPr>
-          <w:highlight w:val="green"/>
-        </w:rPr>
-        <w:t> → 400 con </w:t>
-      </w:r>
-      <w:proofErr w:type="spellStart"/>
-      <w:r>
-        <w:rPr>
-          <w:highlight w:val="green"/>
-        </w:rPr>
-        <w:t>Map</w:t>
-      </w:r>
-      <w:proofErr w:type="spellEnd"/>
-      <w:r>
-        <w:rPr>
-          <w:highlight w:val="green"/>
-        </w:rPr>
-        <w:t>&lt;String, List&lt;String&gt;&gt; agrupado por campo.</w:t>
+      <w:r>
+        <w:rPr>
+          <w:highlight w:val="green"/>
+        </w:rPr>
+        <w:t>MethodArgumentNotValidException → 400 con Map&lt;String, List&lt;String&gt;&gt; agrupado por campo.</w:t>
       </w:r>
     </w:p>
     <w:p>
@@ -5799,33 +4884,11 @@
           <w:highlight w:val="green"/>
         </w:rPr>
       </w:pPr>
-      <w:proofErr w:type="spellStart"/>
-      <w:r>
-        <w:rPr>
-          <w:highlight w:val="green"/>
-        </w:rPr>
-        <w:t>Exception</w:t>
-      </w:r>
-      <w:proofErr w:type="spellEnd"/>
-      <w:r>
-        <w:rPr>
-          <w:highlight w:val="green"/>
-        </w:rPr>
-        <w:t xml:space="preserve"> genérica → 500 como </w:t>
-      </w:r>
-      <w:proofErr w:type="spellStart"/>
-      <w:r>
-        <w:rPr>
-          <w:highlight w:val="green"/>
-        </w:rPr>
-        <w:t>fallback</w:t>
-      </w:r>
-      <w:proofErr w:type="spellEnd"/>
-      <w:r>
-        <w:rPr>
-          <w:highlight w:val="green"/>
-        </w:rPr>
-        <w:t>.</w:t>
+      <w:r>
+        <w:rPr>
+          <w:highlight w:val="green"/>
+        </w:rPr>
+        <w:t>Exception genérica → 500 como fallback.</w:t>
       </w:r>
     </w:p>
     <w:p>
@@ -5842,35 +4905,7 @@
         <w:rPr>
           <w:highlight w:val="green"/>
         </w:rPr>
-        <w:t>Todos los errores retornan </w:t>
-      </w:r>
-      <w:proofErr w:type="spellStart"/>
-      <w:r>
-        <w:rPr>
-          <w:highlight w:val="green"/>
-        </w:rPr>
-        <w:t>ApiResponse</w:t>
-      </w:r>
-      <w:proofErr w:type="spellEnd"/>
-      <w:r>
-        <w:rPr>
-          <w:highlight w:val="green"/>
-        </w:rPr>
-        <w:t>&lt;T&gt; con </w:t>
-      </w:r>
-      <w:proofErr w:type="spellStart"/>
-      <w:r>
-        <w:rPr>
-          <w:highlight w:val="green"/>
-        </w:rPr>
-        <w:t>success</w:t>
-      </w:r>
-      <w:proofErr w:type="spellEnd"/>
-      <w:r>
-        <w:rPr>
-          <w:highlight w:val="green"/>
-        </w:rPr>
-        <w:t>: false.</w:t>
+        <w:t>Todos los errores retornan ApiResponse&lt;T&gt; con success: false.</w:t>
       </w:r>
     </w:p>
     <w:p>
@@ -6097,13 +5132,8 @@
             <w:hideMark/>
           </w:tcPr>
           <w:p>
-            <w:proofErr w:type="spellStart"/>
-            <w:r>
-              <w:t>Handlers</w:t>
-            </w:r>
-            <w:proofErr w:type="spellEnd"/>
-            <w:r>
-              <w:t xml:space="preserve"> para 404 y 409 en todos los servicios</w:t>
+            <w:r>
+              <w:t>Handlers para 404 y 409 en todos los servicios</w:t>
             </w:r>
           </w:p>
         </w:tc>
@@ -6155,15 +5185,7 @@
           </w:tcPr>
           <w:p>
             <w:r>
-              <w:t xml:space="preserve">Handler para 502 y </w:t>
-            </w:r>
-            <w:proofErr w:type="spellStart"/>
-            <w:r>
-              <w:t>handler</w:t>
-            </w:r>
-            <w:proofErr w:type="spellEnd"/>
-            <w:r>
-              <w:t xml:space="preserve"> genérico 500 en todos los servicios</w:t>
+              <w:t>Handler para 502 y handler genérico 500 en todos los servicios</w:t>
             </w:r>
           </w:p>
         </w:tc>
@@ -6222,25 +5244,7 @@
           <w:bCs/>
           <w:highlight w:val="green"/>
         </w:rPr>
-        <w:t xml:space="preserve">Sección 8: Integración con API Externa — </w:t>
-      </w:r>
-      <w:proofErr w:type="spellStart"/>
-      <w:r>
-        <w:rPr>
-          <w:b/>
-          <w:bCs/>
-          <w:highlight w:val="green"/>
-        </w:rPr>
-        <w:t>Feign</w:t>
-      </w:r>
-      <w:proofErr w:type="spellEnd"/>
-      <w:r>
-        <w:rPr>
-          <w:b/>
-          <w:bCs/>
-          <w:highlight w:val="green"/>
-        </w:rPr>
-        <w:t xml:space="preserve"> Client (10 puntos)</w:t>
+        <w:t>Sección 8: Integración con API Externa — Feign Client (10 puntos)</w:t>
       </w:r>
     </w:p>
     <w:p>
@@ -6261,21 +5265,7 @@
         <w:rPr>
           <w:highlight w:val="green"/>
         </w:rPr>
-        <w:t xml:space="preserve"> Consumo de RENIEC con Spring Cloud </w:t>
-      </w:r>
-      <w:proofErr w:type="spellStart"/>
-      <w:r>
-        <w:rPr>
-          <w:highlight w:val="green"/>
-        </w:rPr>
-        <w:t>OpenFeign</w:t>
-      </w:r>
-      <w:proofErr w:type="spellEnd"/>
-      <w:r>
-        <w:rPr>
-          <w:highlight w:val="green"/>
-        </w:rPr>
-        <w:t>; gestión segura del token. Cubre RF-01 y RNF-06.</w:t>
+        <w:t> Consumo de RENIEC con Spring Cloud OpenFeign; gestión segura del token. Cubre RF-01 y RNF-06.</w:t>
       </w:r>
     </w:p>
     <w:p>
@@ -6338,21 +5328,7 @@
         <w:rPr>
           <w:highlight w:val="green"/>
         </w:rPr>
-        <w:t xml:space="preserve">; no puede ser enviado por el cliente en el </w:t>
-      </w:r>
-      <w:proofErr w:type="spellStart"/>
-      <w:r>
-        <w:rPr>
-          <w:highlight w:val="green"/>
-        </w:rPr>
-        <w:t>request</w:t>
-      </w:r>
-      <w:proofErr w:type="spellEnd"/>
-      <w:r>
-        <w:rPr>
-          <w:highlight w:val="green"/>
-        </w:rPr>
-        <w:t>.</w:t>
+        <w:t>; no puede ser enviado por el cliente en el request.</w:t>
       </w:r>
     </w:p>
     <w:p>
@@ -6369,51 +5345,7 @@
         <w:rPr>
           <w:highlight w:val="green"/>
         </w:rPr>
-        <w:t>El token de RENIEC leído con @Value desde </w:t>
-      </w:r>
-      <w:proofErr w:type="spellStart"/>
-      <w:proofErr w:type="gramStart"/>
-      <w:r>
-        <w:rPr>
-          <w:highlight w:val="green"/>
-        </w:rPr>
-        <w:t>application.yaml</w:t>
-      </w:r>
-      <w:proofErr w:type="spellEnd"/>
-      <w:proofErr w:type="gramEnd"/>
-      <w:r>
-        <w:rPr>
-          <w:highlight w:val="green"/>
-        </w:rPr>
-        <w:t xml:space="preserve"> o desde el </w:t>
-      </w:r>
-      <w:proofErr w:type="spellStart"/>
-      <w:r>
-        <w:rPr>
-          <w:highlight w:val="green"/>
-        </w:rPr>
-        <w:t>Config</w:t>
-      </w:r>
-      <w:proofErr w:type="spellEnd"/>
-      <w:r>
-        <w:rPr>
-          <w:highlight w:val="green"/>
-        </w:rPr>
-        <w:t xml:space="preserve"> Server. No puede estar </w:t>
-      </w:r>
-      <w:proofErr w:type="spellStart"/>
-      <w:r>
-        <w:rPr>
-          <w:highlight w:val="green"/>
-        </w:rPr>
-        <w:t>hardcodeado</w:t>
-      </w:r>
-      <w:proofErr w:type="spellEnd"/>
-      <w:r>
-        <w:rPr>
-          <w:highlight w:val="green"/>
-        </w:rPr>
-        <w:t xml:space="preserve"> (cubre RNF-06).</w:t>
+        <w:t>El token de RENIEC leído con @Value desde application.yaml o desde el Config Server. No puede estar hardcodeado (cubre RNF-06).</w:t>
       </w:r>
     </w:p>
     <w:p>
@@ -6675,15 +5607,7 @@
           </w:tcPr>
           <w:p>
             <w:r>
-              <w:t xml:space="preserve">Token de RENIEC inyectado con @Value, sin </w:t>
-            </w:r>
-            <w:proofErr w:type="spellStart"/>
-            <w:r>
-              <w:t>hardcodear</w:t>
-            </w:r>
-            <w:proofErr w:type="spellEnd"/>
-            <w:r>
-              <w:t xml:space="preserve"> (RNF-06)</w:t>
+              <w:t>Token de RENIEC inyectado con @Value, sin hardcodear (RNF-06)</w:t>
             </w:r>
           </w:p>
         </w:tc>
@@ -6785,23 +5709,7 @@
           <w:b/>
           <w:bCs/>
         </w:rPr>
-        <w:t xml:space="preserve">Sección 9: Pruebas Unitarias con </w:t>
-      </w:r>
-      <w:proofErr w:type="spellStart"/>
-      <w:r>
-        <w:rPr>
-          <w:b/>
-          <w:bCs/>
-        </w:rPr>
-        <w:t>Mockito</w:t>
-      </w:r>
-      <w:proofErr w:type="spellEnd"/>
-      <w:r>
-        <w:rPr>
-          <w:b/>
-          <w:bCs/>
-        </w:rPr>
-        <w:t xml:space="preserve"> (10 puntos)</w:t>
+        <w:t>Sección 9: Pruebas Unitarias con Mockito (10 puntos)</w:t>
       </w:r>
     </w:p>
     <w:p>
@@ -6843,15 +5751,7 @@
         <w:t>2 microservicios distintos</w:t>
       </w:r>
       <w:r>
-        <w:t> usando @</w:t>
-      </w:r>
-      <w:proofErr w:type="gramStart"/>
-      <w:r>
-        <w:t>ExtendWith(</w:t>
-      </w:r>
-      <w:proofErr w:type="gramEnd"/>
-      <w:r>
-        <w:t>MockitoExtension.class).</w:t>
+        <w:t> usando @ExtendWith(MockitoExtension.class).</w:t>
       </w:r>
     </w:p>
     <w:p>
@@ -6894,39 +5794,7 @@
         </w:numPr>
       </w:pPr>
       <w:r>
-        <w:t xml:space="preserve">Al menos 1 </w:t>
-      </w:r>
-      <w:proofErr w:type="spellStart"/>
-      <w:r>
-        <w:t>happy</w:t>
-      </w:r>
-      <w:proofErr w:type="spellEnd"/>
-      <w:r>
-        <w:t xml:space="preserve"> </w:t>
-      </w:r>
-      <w:proofErr w:type="spellStart"/>
-      <w:r>
-        <w:t>path</w:t>
-      </w:r>
-      <w:proofErr w:type="spellEnd"/>
-      <w:r>
-        <w:t xml:space="preserve"> por servicio probado (verificado con </w:t>
-      </w:r>
-      <w:proofErr w:type="spellStart"/>
-      <w:r>
-        <w:t>assertEquals</w:t>
-      </w:r>
-      <w:proofErr w:type="spellEnd"/>
-      <w:r>
-        <w:t> / </w:t>
-      </w:r>
-      <w:proofErr w:type="spellStart"/>
-      <w:r>
-        <w:t>assertNotNull</w:t>
-      </w:r>
-      <w:proofErr w:type="spellEnd"/>
-      <w:r>
-        <w:t>).</w:t>
+        <w:t>Al menos 1 happy path por servicio probado (verificado con assertEquals / assertNotNull).</w:t>
       </w:r>
     </w:p>
     <w:p>
@@ -6938,15 +5806,7 @@
       </w:pPr>
       <w:r>
         <w:lastRenderedPageBreak/>
-        <w:t>Al menos 2 rutas de excepción con </w:t>
-      </w:r>
-      <w:proofErr w:type="spellStart"/>
-      <w:r>
-        <w:t>assertThrows</w:t>
-      </w:r>
-      <w:proofErr w:type="spellEnd"/>
-      <w:r>
-        <w:t> verificando tipo y mensaje (ejemplos: email duplicado, transición de estado inválida).</w:t>
+        <w:t>Al menos 2 rutas de excepción con assertThrows verificando tipo y mensaje (ejemplos: email duplicado, transición de estado inválida).</w:t>
       </w:r>
     </w:p>
     <w:p>
@@ -6957,15 +5817,7 @@
         </w:numPr>
       </w:pPr>
       <w:r>
-        <w:t>Al menos 1 caso de resultado vacío (repositorio retorna lista vacía u </w:t>
-      </w:r>
-      <w:proofErr w:type="spellStart"/>
-      <w:r>
-        <w:t>Optional.empty</w:t>
-      </w:r>
-      <w:proofErr w:type="spellEnd"/>
-      <w:r>
-        <w:t>()).</w:t>
+        <w:t>Al menos 1 caso de resultado vacío (repositorio retorna lista vacía u Optional.empty()).</w:t>
       </w:r>
     </w:p>
     <w:p>
@@ -7152,23 +6004,7 @@
           </w:tcPr>
           <w:p>
             <w:r>
-              <w:t xml:space="preserve">Mínimo 2 </w:t>
-            </w:r>
-            <w:proofErr w:type="spellStart"/>
-            <w:r>
-              <w:t>happy</w:t>
-            </w:r>
-            <w:proofErr w:type="spellEnd"/>
-            <w:r>
-              <w:t xml:space="preserve"> </w:t>
-            </w:r>
-            <w:proofErr w:type="spellStart"/>
-            <w:r>
-              <w:t>paths</w:t>
-            </w:r>
-            <w:proofErr w:type="spellEnd"/>
-            <w:r>
-              <w:t xml:space="preserve"> verificados con aserciones sobre el DTO retornado</w:t>
+              <w:t>Mínimo 2 happy paths verificados con aserciones sobre el DTO retornado</w:t>
             </w:r>
           </w:p>
         </w:tc>
@@ -7220,15 +6056,7 @@
           </w:tcPr>
           <w:p>
             <w:r>
-              <w:t>Mínimo 2 rutas de excepción con </w:t>
-            </w:r>
-            <w:proofErr w:type="spellStart"/>
-            <w:r>
-              <w:t>assertThrows</w:t>
-            </w:r>
-            <w:proofErr w:type="spellEnd"/>
-            <w:r>
-              <w:t> y verificación del mensaje</w:t>
+              <w:t>Mínimo 2 rutas de excepción con assertThrows y verificación del mensaje</w:t>
             </w:r>
           </w:p>
         </w:tc>
@@ -7353,21 +6181,7 @@
         <w:rPr>
           <w:highlight w:val="green"/>
         </w:rPr>
-        <w:t xml:space="preserve"> Autenticación y autorización </w:t>
-      </w:r>
-      <w:proofErr w:type="spellStart"/>
-      <w:r>
-        <w:rPr>
-          <w:highlight w:val="green"/>
-        </w:rPr>
-        <w:t>stateless</w:t>
-      </w:r>
-      <w:proofErr w:type="spellEnd"/>
-      <w:r>
-        <w:rPr>
-          <w:highlight w:val="green"/>
-        </w:rPr>
-        <w:t xml:space="preserve"> aplicada en el ecosistema de microservicios. Cubre RF-08 y RNF-06.</w:t>
+        <w:t> Autenticación y autorización stateless aplicada en el ecosistema de microservicios. Cubre RF-08 y RNF-06.</w:t>
       </w:r>
     </w:p>
     <w:p>
@@ -7469,21 +6283,7 @@
         <w:rPr>
           <w:highlight w:val="green"/>
         </w:rPr>
-        <w:t xml:space="preserve">Token JWT generado al hacer </w:t>
-      </w:r>
-      <w:proofErr w:type="spellStart"/>
-      <w:r>
-        <w:rPr>
-          <w:highlight w:val="green"/>
-        </w:rPr>
-        <w:t>login</w:t>
-      </w:r>
-      <w:proofErr w:type="spellEnd"/>
-      <w:r>
-        <w:rPr>
-          <w:highlight w:val="green"/>
-        </w:rPr>
-        <w:t>, firmado con clave HMAC leída desde Vault (cubre RNF-06). La clave no puede aparecer en ningún archivo de configuración del repositorio.</w:t>
+        <w:t>Token JWT generado al hacer login, firmado con clave HMAC leída desde Vault (cubre RNF-06). La clave no puede aparecer en ningún archivo de configuración del repositorio.</w:t>
       </w:r>
     </w:p>
     <w:p>
@@ -7493,13 +6293,8 @@
           <w:numId w:val="12"/>
         </w:numPr>
       </w:pPr>
-      <w:proofErr w:type="spellStart"/>
-      <w:r>
-        <w:t>DataInitializer</w:t>
-      </w:r>
-      <w:proofErr w:type="spellEnd"/>
-      <w:r>
-        <w:t> en el servicio de autenticación que inserte los tres roles y al menos un usuario por rol al iniciar.</w:t>
+      <w:r>
+        <w:t>DataInitializer en el servicio de autenticación que inserte los tres roles y al menos un usuario por rol al iniciar.</w:t>
       </w:r>
     </w:p>
     <w:p>
@@ -7512,47 +6307,11 @@
           <w:highlight w:val="green"/>
         </w:rPr>
       </w:pPr>
-      <w:proofErr w:type="spellStart"/>
-      <w:r>
-        <w:rPr>
-          <w:highlight w:val="green"/>
-        </w:rPr>
-        <w:t>Endpoints</w:t>
-      </w:r>
-      <w:proofErr w:type="spellEnd"/>
-      <w:r>
-        <w:rPr>
-          <w:highlight w:val="green"/>
-        </w:rPr>
-        <w:t xml:space="preserve"> de </w:t>
-      </w:r>
-      <w:proofErr w:type="spellStart"/>
-      <w:r>
-        <w:rPr>
-          <w:highlight w:val="green"/>
-        </w:rPr>
-        <w:t>login</w:t>
-      </w:r>
-      <w:proofErr w:type="spellEnd"/>
-      <w:r>
-        <w:rPr>
-          <w:highlight w:val="green"/>
-        </w:rPr>
-        <w:t xml:space="preserve"> y </w:t>
-      </w:r>
-      <w:proofErr w:type="gramStart"/>
-      <w:r>
-        <w:rPr>
-          <w:highlight w:val="green"/>
-        </w:rPr>
-        <w:t>registro públicos</w:t>
-      </w:r>
-      <w:proofErr w:type="gramEnd"/>
-      <w:r>
-        <w:rPr>
-          <w:highlight w:val="green"/>
-        </w:rPr>
-        <w:t>; todos los demás requieren token válido.</w:t>
+      <w:r>
+        <w:rPr>
+          <w:highlight w:val="green"/>
+        </w:rPr>
+        <w:t>Endpoints de login y registro públicos; todos los demás requieren token válido.</w:t>
       </w:r>
     </w:p>
     <w:p>
@@ -7780,13 +6539,8 @@
             <w:hideMark/>
           </w:tcPr>
           <w:p>
-            <w:proofErr w:type="spellStart"/>
-            <w:r>
-              <w:t>DataInitializer</w:t>
-            </w:r>
-            <w:proofErr w:type="spellEnd"/>
-            <w:r>
-              <w:t> que puebla roles y usuarios; clave JWT en Vault, no en archivos del repo (RNF-06)</w:t>
+            <w:r>
+              <w:t>DataInitializer que puebla roles y usuarios; clave JWT en Vault, no en archivos del repo (RNF-06)</w:t>
             </w:r>
           </w:p>
         </w:tc>
@@ -7922,15 +6676,7 @@
         </w:numPr>
       </w:pPr>
       <w:r>
-        <w:t xml:space="preserve">Captura de pantalla del </w:t>
-      </w:r>
-      <w:proofErr w:type="spellStart"/>
-      <w:r>
-        <w:t>dashboard</w:t>
-      </w:r>
-      <w:proofErr w:type="spellEnd"/>
-      <w:r>
-        <w:t xml:space="preserve"> de Eureka mostrando todos los servicios en estado UP. Incluirla en el README.md.</w:t>
+        <w:t>Captura de pantalla del dashboard de Eureka mostrando todos los servicios en estado UP. Incluirla en el README.md.</w:t>
       </w:r>
     </w:p>
     <w:p>
@@ -7940,13 +6686,8 @@
           <w:numId w:val="13"/>
         </w:numPr>
       </w:pPr>
-      <w:proofErr w:type="spellStart"/>
-      <w:r>
-        <w:t>Heartbeat</w:t>
-      </w:r>
-      <w:proofErr w:type="spellEnd"/>
-      <w:r>
-        <w:t xml:space="preserve"> e intervalo de renovación configurados explícitamente en al menos 1 servicio cliente (lease-renewal-interval-in-seconds, lease-expiration-duration-in-seconds).</w:t>
+      <w:r>
+        <w:t>Heartbeat e intervalo de renovación configurados explícitamente en al menos 1 servicio cliente (lease-renewal-interval-in-seconds, lease-expiration-duration-in-seconds).</w:t>
       </w:r>
     </w:p>
     <w:p>
@@ -8174,15 +6915,7 @@
           </w:tcPr>
           <w:p>
             <w:r>
-              <w:t xml:space="preserve">Captura del </w:t>
-            </w:r>
-            <w:proofErr w:type="spellStart"/>
-            <w:r>
-              <w:t>dashboard</w:t>
-            </w:r>
-            <w:proofErr w:type="spellEnd"/>
-            <w:r>
-              <w:t xml:space="preserve"> con todos los servicios en estado UP incluida en el README.md</w:t>
+              <w:t>Captura del dashboard con todos los servicios en estado UP incluida en el README.md</w:t>
             </w:r>
           </w:p>
         </w:tc>
@@ -8233,13 +6966,8 @@
             <w:hideMark/>
           </w:tcPr>
           <w:p>
-            <w:proofErr w:type="spellStart"/>
-            <w:r>
-              <w:t>Heartbeat</w:t>
-            </w:r>
-            <w:proofErr w:type="spellEnd"/>
-            <w:r>
-              <w:t xml:space="preserve"> e intervalo de renovación configurados en al menos 1 cliente</w:t>
+            <w:r>
+              <w:t>Heartbeat e intervalo de renovación configurados en al menos 1 cliente</w:t>
             </w:r>
           </w:p>
         </w:tc>
@@ -8302,15 +7030,7 @@
         <w:t>Qué se evalúa:</w:t>
       </w:r>
       <w:r>
-        <w:t> Punto de entrada único; enrutamiento load-</w:t>
-      </w:r>
-      <w:proofErr w:type="spellStart"/>
-      <w:r>
-        <w:t>balanced</w:t>
-      </w:r>
-      <w:proofErr w:type="spellEnd"/>
-      <w:r>
-        <w:t xml:space="preserve"> vía Eureka; filtros globales y por ruta. Cubre RNF-08.</w:t>
+        <w:t> Punto de entrada único; enrutamiento load-balanced vía Eureka; filtros globales y por ruta. Cubre RNF-08.</w:t>
       </w:r>
     </w:p>
     <w:p>
@@ -8330,25 +7050,7 @@
         </w:numPr>
       </w:pPr>
       <w:r>
-        <w:t>Proyecto api-</w:t>
-      </w:r>
-      <w:proofErr w:type="spellStart"/>
-      <w:r>
-        <w:t>gateway</w:t>
-      </w:r>
-      <w:proofErr w:type="spellEnd"/>
-      <w:r>
-        <w:t> configurado en </w:t>
-      </w:r>
-      <w:proofErr w:type="spellStart"/>
-      <w:proofErr w:type="gramStart"/>
-      <w:r>
-        <w:t>application.yaml</w:t>
-      </w:r>
-      <w:proofErr w:type="spellEnd"/>
-      <w:proofErr w:type="gramEnd"/>
-      <w:r>
-        <w:t>.</w:t>
+        <w:t>Proyecto api-gateway configurado en application.yaml.</w:t>
       </w:r>
     </w:p>
     <w:p>
@@ -8411,63 +7113,7 @@
         <w:t>1 filtro global personalizado</w:t>
       </w:r>
       <w:r>
-        <w:t> implementando </w:t>
-      </w:r>
-      <w:proofErr w:type="spellStart"/>
-      <w:r>
-        <w:t>GlobalFilter</w:t>
-      </w:r>
-      <w:proofErr w:type="spellEnd"/>
-      <w:r>
-        <w:t> y </w:t>
-      </w:r>
-      <w:proofErr w:type="spellStart"/>
-      <w:r>
-        <w:t>Ordered</w:t>
-      </w:r>
-      <w:proofErr w:type="spellEnd"/>
-      <w:r>
-        <w:t xml:space="preserve"> que agregue un </w:t>
-      </w:r>
-      <w:proofErr w:type="spellStart"/>
-      <w:r>
-        <w:t>header</w:t>
-      </w:r>
-      <w:proofErr w:type="spellEnd"/>
-      <w:r>
-        <w:t xml:space="preserve"> de trazabilidad a cada </w:t>
-      </w:r>
-      <w:proofErr w:type="spellStart"/>
-      <w:r>
-        <w:t>request</w:t>
-      </w:r>
-      <w:proofErr w:type="spellEnd"/>
-      <w:r>
-        <w:t xml:space="preserve"> (por </w:t>
-      </w:r>
-      <w:proofErr w:type="gramStart"/>
-      <w:r>
-        <w:t>ejemplo</w:t>
-      </w:r>
-      <w:proofErr w:type="gramEnd"/>
-      <w:r>
-        <w:t> X-</w:t>
-      </w:r>
-      <w:proofErr w:type="spellStart"/>
-      <w:r>
-        <w:t>Request</w:t>
-      </w:r>
-      <w:proofErr w:type="spellEnd"/>
-      <w:r>
-        <w:t>-Id con UUID o X-Gateway-</w:t>
-      </w:r>
-      <w:proofErr w:type="spellStart"/>
-      <w:r>
-        <w:t>Timestamp</w:t>
-      </w:r>
-      <w:proofErr w:type="spellEnd"/>
-      <w:r>
-        <w:t>).</w:t>
+        <w:t> implementando GlobalFilter y Ordered que agregue un header de trazabilidad a cada request (por ejemplo X-Request-Id con UUID o X-Gateway-Timestamp).</w:t>
       </w:r>
     </w:p>
     <w:p>
@@ -8488,31 +7134,7 @@
         <w:t>1 filtro de ruta específico</w:t>
       </w:r>
       <w:r>
-        <w:t> aplicado a al menos una ruta (</w:t>
-      </w:r>
-      <w:proofErr w:type="spellStart"/>
-      <w:r>
-        <w:t>StripPrefix</w:t>
-      </w:r>
-      <w:proofErr w:type="spellEnd"/>
-      <w:r>
-        <w:t>, </w:t>
-      </w:r>
-      <w:proofErr w:type="spellStart"/>
-      <w:r>
-        <w:t>AddRequestHeader</w:t>
-      </w:r>
-      <w:proofErr w:type="spellEnd"/>
-      <w:r>
-        <w:t>, </w:t>
-      </w:r>
-      <w:proofErr w:type="spellStart"/>
-      <w:r>
-        <w:t>CircuitBreaker</w:t>
-      </w:r>
-      <w:proofErr w:type="spellEnd"/>
-      <w:r>
-        <w:t> u otro de Spring Cloud Gateway).</w:t>
+        <w:t> aplicado a al menos una ruta (StripPrefix, AddRequestHeader, CircuitBreaker u otro de Spring Cloud Gateway).</w:t>
       </w:r>
     </w:p>
     <w:p>
@@ -8699,15 +7321,8 @@
           </w:tcPr>
           <w:p>
             <w:r>
-              <w:t>Mínimo 3 rutas con predicados correctamente definidos en </w:t>
-            </w:r>
-            <w:proofErr w:type="spellStart"/>
-            <w:proofErr w:type="gramStart"/>
-            <w:r>
-              <w:t>application.yaml</w:t>
-            </w:r>
-            <w:proofErr w:type="spellEnd"/>
-            <w:proofErr w:type="gramEnd"/>
+              <w:t>Mínimo 3 rutas con predicados correctamente definidos en application.yaml</w:t>
+            </w:r>
           </w:p>
         </w:tc>
         <w:tc>
@@ -8757,21 +7372,8 @@
             <w:hideMark/>
           </w:tcPr>
           <w:p>
-            <w:proofErr w:type="spellStart"/>
-            <w:r>
-              <w:t>GlobalFilter</w:t>
-            </w:r>
-            <w:proofErr w:type="spellEnd"/>
-            <w:r>
-              <w:t xml:space="preserve"> personalizado con </w:t>
-            </w:r>
-            <w:proofErr w:type="spellStart"/>
-            <w:r>
-              <w:t>header</w:t>
-            </w:r>
-            <w:proofErr w:type="spellEnd"/>
-            <w:r>
-              <w:t xml:space="preserve"> de trazabilidad aplicado a todas las solicitudes</w:t>
+            <w:r>
+              <w:t>GlobalFilter personalizado con header de trazabilidad aplicado a todas las solicitudes</w:t>
             </w:r>
           </w:p>
         </w:tc>
@@ -8873,39 +7475,7 @@
           <w:b/>
           <w:bCs/>
         </w:rPr>
-        <w:t xml:space="preserve">Sección 13: </w:t>
-      </w:r>
-      <w:proofErr w:type="spellStart"/>
-      <w:r>
-        <w:rPr>
-          <w:b/>
-          <w:bCs/>
-        </w:rPr>
-        <w:t>Config</w:t>
-      </w:r>
-      <w:proofErr w:type="spellEnd"/>
-      <w:r>
-        <w:rPr>
-          <w:b/>
-          <w:bCs/>
-        </w:rPr>
-        <w:t xml:space="preserve"> Server y </w:t>
-      </w:r>
-      <w:proofErr w:type="spellStart"/>
-      <w:r>
-        <w:rPr>
-          <w:b/>
-          <w:bCs/>
-        </w:rPr>
-        <w:t>Config</w:t>
-      </w:r>
-      <w:proofErr w:type="spellEnd"/>
-      <w:r>
-        <w:rPr>
-          <w:b/>
-          <w:bCs/>
-        </w:rPr>
-        <w:t xml:space="preserve"> Client (15 puntos)</w:t>
+        <w:t>Sección 13: Config Server y Config Client (15 puntos)</w:t>
       </w:r>
     </w:p>
     <w:p>
@@ -8937,15 +7507,7 @@
         </w:numPr>
       </w:pPr>
       <w:r>
-        <w:t>Proyecto </w:t>
-      </w:r>
-      <w:proofErr w:type="spellStart"/>
-      <w:r>
-        <w:t>config</w:t>
-      </w:r>
-      <w:proofErr w:type="spellEnd"/>
-      <w:r>
-        <w:t>-server con @EnableConfigServer apuntando a un repositorio Git local o remoto con archivos de configuración por servicio.</w:t>
+        <w:t>Proyecto config-server con @EnableConfigServer apuntando a un repositorio Git local o remoto con archivos de configuración por servicio.</w:t>
       </w:r>
     </w:p>
     <w:p>
@@ -8966,39 +7528,8 @@
         <w:t>2 microservicios</w:t>
       </w:r>
       <w:r>
-        <w:t xml:space="preserve"> configurados como </w:t>
-      </w:r>
-      <w:proofErr w:type="spellStart"/>
-      <w:r>
-        <w:t>Config</w:t>
-      </w:r>
-      <w:proofErr w:type="spellEnd"/>
-      <w:r>
-        <w:t xml:space="preserve"> Client con </w:t>
-      </w:r>
-      <w:proofErr w:type="spellStart"/>
-      <w:r>
-        <w:t>spring.</w:t>
-      </w:r>
-      <w:proofErr w:type="gramStart"/>
-      <w:r>
-        <w:t>config.import</w:t>
-      </w:r>
-      <w:proofErr w:type="spellEnd"/>
-      <w:proofErr w:type="gramEnd"/>
-      <w:r>
-        <w:t>=</w:t>
-      </w:r>
-      <w:proofErr w:type="spellStart"/>
-      <w:proofErr w:type="gramStart"/>
-      <w:r>
-        <w:t>configserver</w:t>
-      </w:r>
-      <w:proofErr w:type="spellEnd"/>
-      <w:r>
-        <w:t>:.</w:t>
-      </w:r>
-      <w:proofErr w:type="gramEnd"/>
+        <w:t> configurados como Config Client con spring.config.import=configserver:.</w:t>
+      </w:r>
     </w:p>
     <w:p>
       <w:pPr>
@@ -9008,59 +7539,17 @@
         </w:numPr>
       </w:pPr>
       <w:r>
-        <w:t xml:space="preserve">Los </w:t>
-      </w:r>
-      <w:proofErr w:type="spellStart"/>
-      <w:r>
-        <w:t>Config</w:t>
-      </w:r>
-      <w:proofErr w:type="spellEnd"/>
-      <w:r>
-        <w:t xml:space="preserve"> </w:t>
-      </w:r>
-      <w:proofErr w:type="spellStart"/>
-      <w:r>
-        <w:t>Clients</w:t>
-      </w:r>
-      <w:proofErr w:type="spellEnd"/>
-      <w:r>
-        <w:t xml:space="preserve"> deben obtener al menos una propiedad de negocio o de infraestructura </w:t>
-      </w:r>
-      <w:r>
-        <w:rPr>
-          <w:b/>
-          <w:bCs/>
-        </w:rPr>
-        <w:t xml:space="preserve">exclusivamente del </w:t>
-      </w:r>
-      <w:proofErr w:type="spellStart"/>
-      <w:r>
-        <w:rPr>
-          <w:b/>
-          <w:bCs/>
-        </w:rPr>
-        <w:t>Config</w:t>
-      </w:r>
-      <w:proofErr w:type="spellEnd"/>
-      <w:r>
-        <w:rPr>
-          <w:b/>
-          <w:bCs/>
-        </w:rPr>
-        <w:t xml:space="preserve"> Server</w:t>
-      </w:r>
-      <w:r>
-        <w:t> (no de su </w:t>
-      </w:r>
-      <w:proofErr w:type="spellStart"/>
-      <w:proofErr w:type="gramStart"/>
-      <w:r>
-        <w:t>application.yaml</w:t>
-      </w:r>
-      <w:proofErr w:type="spellEnd"/>
-      <w:proofErr w:type="gramEnd"/>
-      <w:r>
-        <w:t> local). Ejemplos: puerto, nombre de base de datos, umbral de negocio configurable.</w:t>
+        <w:t>Los Config Clients deben obtener al menos una propiedad de negocio o de infraestructura </w:t>
+      </w:r>
+      <w:r>
+        <w:rPr>
+          <w:b/>
+          <w:bCs/>
+        </w:rPr>
+        <w:t>exclusivamente del Config Server</w:t>
+      </w:r>
+      <w:r>
+        <w:t> (no de su application.yaml local). Ejemplos: puerto, nombre de base de datos, umbral de negocio configurable.</w:t>
       </w:r>
     </w:p>
     <w:p>
@@ -9072,31 +7561,7 @@
       </w:pPr>
       <w:r>
         <w:lastRenderedPageBreak/>
-        <w:t>Demostración de recarga en caliente: cambiar una propiedad en el repositorio de configuración, llamar a /</w:t>
-      </w:r>
-      <w:proofErr w:type="spellStart"/>
-      <w:r>
-        <w:t>actuator</w:t>
-      </w:r>
-      <w:proofErr w:type="spellEnd"/>
-      <w:r>
-        <w:t>/</w:t>
-      </w:r>
-      <w:proofErr w:type="spellStart"/>
-      <w:r>
-        <w:t>refresh</w:t>
-      </w:r>
-      <w:proofErr w:type="spellEnd"/>
-      <w:r>
-        <w:t> en el servicio afectado (requiere @RefreshScope), y verificar que el valor se actualiza sin reiniciar. Documentar el proceso con el comando </w:t>
-      </w:r>
-      <w:proofErr w:type="spellStart"/>
-      <w:r>
-        <w:t>curl</w:t>
-      </w:r>
-      <w:proofErr w:type="spellEnd"/>
-      <w:r>
-        <w:t> exacto en el README.md.</w:t>
+        <w:t>Demostración de recarga en caliente: cambiar una propiedad en el repositorio de configuración, llamar a /actuator/refresh en el servicio afectado (requiere @RefreshScope), y verificar que el valor se actualiza sin reiniciar. Documentar el proceso con el comando curl exacto en el README.md.</w:t>
       </w:r>
     </w:p>
     <w:p>
@@ -9219,13 +7684,8 @@
             <w:hideMark/>
           </w:tcPr>
           <w:p>
-            <w:proofErr w:type="spellStart"/>
-            <w:r>
-              <w:t>config</w:t>
-            </w:r>
-            <w:proofErr w:type="spellEnd"/>
-            <w:r>
-              <w:t>-server levanta y sirve configuración desde repositorio Git</w:t>
+            <w:r>
+              <w:t>config-server levanta y sirve configuración desde repositorio Git</w:t>
             </w:r>
           </w:p>
         </w:tc>
@@ -9277,15 +7737,7 @@
           </w:tcPr>
           <w:p>
             <w:r>
-              <w:t xml:space="preserve">Mínimo 2 microservicios consumen configuración del </w:t>
-            </w:r>
-            <w:proofErr w:type="spellStart"/>
-            <w:r>
-              <w:t>Config</w:t>
-            </w:r>
-            <w:proofErr w:type="spellEnd"/>
-            <w:r>
-              <w:t xml:space="preserve"> Server correctamente</w:t>
+              <w:t>Mínimo 2 microservicios consumen configuración del Config Server correctamente</w:t>
             </w:r>
           </w:p>
         </w:tc>
@@ -9337,15 +7789,7 @@
           </w:tcPr>
           <w:p>
             <w:r>
-              <w:t xml:space="preserve">Al menos una propiedad de negocio o infraestructura proviene exclusivamente del </w:t>
-            </w:r>
-            <w:proofErr w:type="spellStart"/>
-            <w:r>
-              <w:t>Config</w:t>
-            </w:r>
-            <w:proofErr w:type="spellEnd"/>
-            <w:r>
-              <w:t xml:space="preserve"> Server</w:t>
+              <w:t>Al menos una propiedad de negocio o infraestructura proviene exclusivamente del Config Server</w:t>
             </w:r>
           </w:p>
         </w:tc>
@@ -9397,31 +7841,7 @@
           </w:tcPr>
           <w:p>
             <w:r>
-              <w:t>@RefreshScope + /</w:t>
-            </w:r>
-            <w:proofErr w:type="spellStart"/>
-            <w:r>
-              <w:t>actuator</w:t>
-            </w:r>
-            <w:proofErr w:type="spellEnd"/>
-            <w:r>
-              <w:t>/</w:t>
-            </w:r>
-            <w:proofErr w:type="spellStart"/>
-            <w:r>
-              <w:t>refresh</w:t>
-            </w:r>
-            <w:proofErr w:type="spellEnd"/>
-            <w:r>
-              <w:t> demostrado y documentado con </w:t>
-            </w:r>
-            <w:proofErr w:type="spellStart"/>
-            <w:r>
-              <w:t>curl</w:t>
-            </w:r>
-            <w:proofErr w:type="spellEnd"/>
-            <w:r>
-              <w:t> en el README.md</w:t>
+              <w:t>@RefreshScope + /actuator/refresh demostrado y documentado con curl en el README.md</w:t>
             </w:r>
           </w:p>
         </w:tc>
@@ -9473,25 +7893,7 @@
           <w:bCs/>
           <w:highlight w:val="red"/>
         </w:rPr>
-        <w:t xml:space="preserve">Sección 14: Gestión de Secretos con </w:t>
-      </w:r>
-      <w:proofErr w:type="spellStart"/>
-      <w:r>
-        <w:rPr>
-          <w:b/>
-          <w:bCs/>
-          <w:highlight w:val="red"/>
-        </w:rPr>
-        <w:t>HashiCorp</w:t>
-      </w:r>
-      <w:proofErr w:type="spellEnd"/>
-      <w:r>
-        <w:rPr>
-          <w:b/>
-          <w:bCs/>
-          <w:highlight w:val="red"/>
-        </w:rPr>
-        <w:t xml:space="preserve"> Vault (10 puntos)</w:t>
+        <w:t>Sección 14: Gestión de Secretos con HashiCorp Vault (10 puntos)</w:t>
       </w:r>
     </w:p>
     <w:p>
@@ -9544,35 +7946,7 @@
         <w:rPr>
           <w:highlight w:val="red"/>
         </w:rPr>
-        <w:t>Vault en ejecución en modo desarrollo (</w:t>
-      </w:r>
-      <w:proofErr w:type="spellStart"/>
-      <w:r>
-        <w:rPr>
-          <w:highlight w:val="red"/>
-        </w:rPr>
-        <w:t>vault</w:t>
-      </w:r>
-      <w:proofErr w:type="spellEnd"/>
-      <w:r>
-        <w:rPr>
-          <w:highlight w:val="red"/>
-        </w:rPr>
-        <w:t xml:space="preserve"> server -</w:t>
-      </w:r>
-      <w:proofErr w:type="spellStart"/>
-      <w:r>
-        <w:rPr>
-          <w:highlight w:val="red"/>
-        </w:rPr>
-        <w:t>dev</w:t>
-      </w:r>
-      <w:proofErr w:type="spellEnd"/>
-      <w:r>
-        <w:rPr>
-          <w:highlight w:val="red"/>
-        </w:rPr>
-        <w:t>) o mediante Docker.</w:t>
+        <w:t>Vault en ejecución en modo desarrollo (vault server -dev) o mediante Docker.</w:t>
       </w:r>
     </w:p>
     <w:p>
@@ -9603,35 +7977,7 @@
         <w:rPr>
           <w:highlight w:val="red"/>
         </w:rPr>
-        <w:t> (secreto HMAC) almacenada en Vault (</w:t>
-      </w:r>
-      <w:proofErr w:type="spellStart"/>
-      <w:r>
-        <w:rPr>
-          <w:highlight w:val="red"/>
-        </w:rPr>
-        <w:t>backend</w:t>
-      </w:r>
-      <w:proofErr w:type="spellEnd"/>
-      <w:r>
-        <w:rPr>
-          <w:highlight w:val="red"/>
-        </w:rPr>
-        <w:t> </w:t>
-      </w:r>
-      <w:proofErr w:type="spellStart"/>
-      <w:r>
-        <w:rPr>
-          <w:highlight w:val="red"/>
-        </w:rPr>
-        <w:t>kv</w:t>
-      </w:r>
-      <w:proofErr w:type="spellEnd"/>
-      <w:r>
-        <w:rPr>
-          <w:highlight w:val="red"/>
-        </w:rPr>
-        <w:t>) y leída por el servicio de autenticación usando Spring Cloud Vault.</w:t>
+        <w:t> (secreto HMAC) almacenada en Vault (backend kv) y leída por el servicio de autenticación usando Spring Cloud Vault.</w:t>
       </w:r>
     </w:p>
     <w:p>
@@ -9662,53 +8008,7 @@
         <w:rPr>
           <w:highlight w:val="red"/>
         </w:rPr>
-        <w:t> en ningún </w:t>
-      </w:r>
-      <w:proofErr w:type="spellStart"/>
-      <w:proofErr w:type="gramStart"/>
-      <w:r>
-        <w:rPr>
-          <w:highlight w:val="red"/>
-        </w:rPr>
-        <w:t>application.yaml</w:t>
-      </w:r>
-      <w:proofErr w:type="spellEnd"/>
-      <w:proofErr w:type="gramEnd"/>
-      <w:r>
-        <w:rPr>
-          <w:highlight w:val="red"/>
-        </w:rPr>
-        <w:t>, </w:t>
-      </w:r>
-      <w:proofErr w:type="spellStart"/>
-      <w:proofErr w:type="gramStart"/>
-      <w:r>
-        <w:rPr>
-          <w:highlight w:val="red"/>
-        </w:rPr>
-        <w:t>bootstrap.yaml</w:t>
-      </w:r>
-      <w:proofErr w:type="spellEnd"/>
-      <w:proofErr w:type="gramEnd"/>
-      <w:r>
-        <w:rPr>
-          <w:highlight w:val="red"/>
-        </w:rPr>
-        <w:t xml:space="preserve">, archivo de configuración del </w:t>
-      </w:r>
-      <w:proofErr w:type="spellStart"/>
-      <w:r>
-        <w:rPr>
-          <w:highlight w:val="red"/>
-        </w:rPr>
-        <w:t>Config</w:t>
-      </w:r>
-      <w:proofErr w:type="spellEnd"/>
-      <w:r>
-        <w:rPr>
-          <w:highlight w:val="red"/>
-        </w:rPr>
-        <w:t xml:space="preserve"> Server ni en código fuente. Su ausencia es verificable.</w:t>
+        <w:t> en ningún application.yaml, bootstrap.yaml, archivo de configuración del Config Server ni en código fuente. Su ausencia es verificable.</w:t>
       </w:r>
     </w:p>
     <w:p>
@@ -9725,37 +8025,7 @@
         <w:rPr>
           <w:highlight w:val="red"/>
         </w:rPr>
-        <w:t>Configuración de Spring Cloud Vault en el </w:t>
-      </w:r>
-      <w:proofErr w:type="spellStart"/>
-      <w:proofErr w:type="gramStart"/>
-      <w:r>
-        <w:rPr>
-          <w:highlight w:val="red"/>
-        </w:rPr>
-        <w:t>bootstrap.yaml</w:t>
-      </w:r>
-      <w:proofErr w:type="spellEnd"/>
-      <w:proofErr w:type="gramEnd"/>
-      <w:r>
-        <w:rPr>
-          <w:highlight w:val="red"/>
-        </w:rPr>
-        <w:t xml:space="preserve"> del servicio cliente: dirección de Vault, token de acceso, </w:t>
-      </w:r>
-      <w:proofErr w:type="spellStart"/>
-      <w:r>
-        <w:rPr>
-          <w:highlight w:val="red"/>
-        </w:rPr>
-        <w:t>backend</w:t>
-      </w:r>
-      <w:proofErr w:type="spellEnd"/>
-      <w:r>
-        <w:rPr>
-          <w:highlight w:val="red"/>
-        </w:rPr>
-        <w:t xml:space="preserve"> y ruta del secreto.</w:t>
+        <w:t>Configuración de Spring Cloud Vault en el bootstrap.yaml del servicio cliente: dirección de Vault, token de acceso, backend y ruta del secreto.</w:t>
       </w:r>
     </w:p>
     <w:p>
@@ -9984,17 +8254,7 @@
           <w:p>
             <w:r>
               <w:lastRenderedPageBreak/>
-              <w:t>Configuración de Spring Cloud Vault en </w:t>
-            </w:r>
-            <w:proofErr w:type="spellStart"/>
-            <w:proofErr w:type="gramStart"/>
-            <w:r>
-              <w:t>bootstrap.yaml</w:t>
-            </w:r>
-            <w:proofErr w:type="spellEnd"/>
-            <w:proofErr w:type="gramEnd"/>
-            <w:r>
-              <w:t> correcta y completa</w:t>
+              <w:t>Configuración de Spring Cloud Vault en bootstrap.yaml correcta y completa</w:t>
             </w:r>
           </w:p>
         </w:tc>
@@ -10044,23 +8304,7 @@
           <w:b/>
           <w:bCs/>
         </w:rPr>
-        <w:t xml:space="preserve">Sección 15: Patrones de Resiliencia — </w:t>
-      </w:r>
-      <w:proofErr w:type="spellStart"/>
-      <w:r>
-        <w:rPr>
-          <w:b/>
-          <w:bCs/>
-        </w:rPr>
-        <w:t>Circuit</w:t>
-      </w:r>
-      <w:proofErr w:type="spellEnd"/>
-      <w:r>
-        <w:rPr>
-          <w:b/>
-          <w:bCs/>
-        </w:rPr>
-        <w:t xml:space="preserve"> Breaker (15 puntos)</w:t>
+        <w:t>Sección 15: Patrones de Resiliencia — Circuit Breaker (15 puntos)</w:t>
       </w:r>
     </w:p>
     <w:p>
@@ -10072,15 +8316,7 @@
         <w:t>Qué se evalúa:</w:t>
       </w:r>
       <w:r>
-        <w:t xml:space="preserve"> Resiliencia en la comunicación </w:t>
-      </w:r>
-      <w:proofErr w:type="spellStart"/>
-      <w:r>
-        <w:t>inter-servicio</w:t>
-      </w:r>
-      <w:proofErr w:type="spellEnd"/>
-      <w:r>
-        <w:t xml:space="preserve"> con Resilience4j.</w:t>
+        <w:t> Resiliencia en la comunicación inter-servicio con Resilience4j.</w:t>
       </w:r>
     </w:p>
     <w:p>
@@ -10131,31 +8367,7 @@
         <w:t>1 método</w:t>
       </w:r>
       <w:r>
-        <w:t xml:space="preserve"> de comunicación </w:t>
-      </w:r>
-      <w:proofErr w:type="spellStart"/>
-      <w:r>
-        <w:t>inter-servicio</w:t>
-      </w:r>
-      <w:proofErr w:type="spellEnd"/>
-      <w:r>
-        <w:t>, con un método </w:t>
-      </w:r>
-      <w:proofErr w:type="spellStart"/>
-      <w:r>
-        <w:t>fallback</w:t>
-      </w:r>
-      <w:proofErr w:type="spellEnd"/>
-      <w:r>
-        <w:t xml:space="preserve"> que retorne una respuesta degradada pero funcional. El </w:t>
-      </w:r>
-      <w:proofErr w:type="spellStart"/>
-      <w:r>
-        <w:t>fallback</w:t>
-      </w:r>
-      <w:proofErr w:type="spellEnd"/>
-      <w:r>
-        <w:t xml:space="preserve"> no puede lanzar una excepción genérica.</w:t>
+        <w:t> de comunicación inter-servicio, con un método fallback que retorne una respuesta degradada pero funcional. El fallback no puede lanzar una excepción genérica.</w:t>
       </w:r>
     </w:p>
     <w:p>
@@ -10166,17 +8378,7 @@
         </w:numPr>
       </w:pPr>
       <w:r>
-        <w:t>Configuración en </w:t>
-      </w:r>
-      <w:proofErr w:type="spellStart"/>
-      <w:proofErr w:type="gramStart"/>
-      <w:r>
-        <w:t>application.yaml</w:t>
-      </w:r>
-      <w:proofErr w:type="spellEnd"/>
-      <w:proofErr w:type="gramEnd"/>
-      <w:r>
-        <w:t>:</w:t>
+        <w:t>Configuración en application.yaml:</w:t>
       </w:r>
     </w:p>
     <w:p>
@@ -10186,13 +8388,8 @@
           <w:numId w:val="17"/>
         </w:numPr>
       </w:pPr>
-      <w:proofErr w:type="spellStart"/>
-      <w:r>
-        <w:t>failureRateThreshold</w:t>
-      </w:r>
-      <w:proofErr w:type="spellEnd"/>
-      <w:r>
-        <w:t>: porcentaje de fallos que abre el circuito.</w:t>
+      <w:r>
+        <w:t>failureRateThreshold: porcentaje de fallos que abre el circuito.</w:t>
       </w:r>
     </w:p>
     <w:p>
@@ -10202,13 +8399,8 @@
           <w:numId w:val="17"/>
         </w:numPr>
       </w:pPr>
-      <w:proofErr w:type="spellStart"/>
-      <w:r>
-        <w:t>waitDurationInOpenState</w:t>
-      </w:r>
-      <w:proofErr w:type="spellEnd"/>
-      <w:r>
-        <w:t>: tiempo en estado abierto antes de pasar a Half-Open.</w:t>
+      <w:r>
+        <w:t>waitDurationInOpenState: tiempo en estado abierto antes de pasar a Half-Open.</w:t>
       </w:r>
     </w:p>
     <w:p>
@@ -10218,13 +8410,8 @@
           <w:numId w:val="17"/>
         </w:numPr>
       </w:pPr>
-      <w:proofErr w:type="spellStart"/>
-      <w:r>
-        <w:t>slidingWindowSize</w:t>
-      </w:r>
-      <w:proofErr w:type="spellEnd"/>
-      <w:r>
-        <w:t>: número de llamadas evaluadas.</w:t>
+      <w:r>
+        <w:t>slidingWindowSize: número de llamadas evaluadas.</w:t>
       </w:r>
     </w:p>
     <w:p>
@@ -10245,15 +8432,7 @@
         <w:t>1 patrón adicional</w:t>
       </w:r>
       <w:r>
-        <w:t xml:space="preserve">: @Retry con </w:t>
-      </w:r>
-      <w:proofErr w:type="spellStart"/>
-      <w:r>
-        <w:t>backoff</w:t>
-      </w:r>
-      <w:proofErr w:type="spellEnd"/>
-      <w:r>
-        <w:t xml:space="preserve"> configurable, @RateLimiter o @TimeLimiter.</w:t>
+        <w:t>: @Retry con backoff configurable, @RateLimiter o @TimeLimiter.</w:t>
       </w:r>
     </w:p>
     <w:p>
@@ -10263,29 +8442,8 @@
           <w:numId w:val="17"/>
         </w:numPr>
       </w:pPr>
-      <w:proofErr w:type="spellStart"/>
-      <w:r>
-        <w:t>Endpoint</w:t>
-      </w:r>
-      <w:proofErr w:type="spellEnd"/>
-      <w:r>
-        <w:t> /</w:t>
-      </w:r>
-      <w:proofErr w:type="spellStart"/>
-      <w:r>
-        <w:t>actuator</w:t>
-      </w:r>
-      <w:proofErr w:type="spellEnd"/>
-      <w:r>
-        <w:t>/</w:t>
-      </w:r>
-      <w:proofErr w:type="spellStart"/>
-      <w:r>
-        <w:t>circuitbreakers</w:t>
-      </w:r>
-      <w:proofErr w:type="spellEnd"/>
-      <w:r>
-        <w:t> accesible en el servicio configurado.</w:t>
+      <w:r>
+        <w:t>Endpoint /actuator/circuitbreakers accesible en el servicio configurado.</w:t>
       </w:r>
     </w:p>
     <w:p>
@@ -10409,21 +8567,8 @@
           </w:tcPr>
           <w:p>
             <w:r>
-              <w:t>@CircuitBreaker con </w:t>
-            </w:r>
-            <w:proofErr w:type="spellStart"/>
-            <w:r>
-              <w:t>fallback</w:t>
-            </w:r>
-            <w:proofErr w:type="spellEnd"/>
-            <w:r>
-              <w:t xml:space="preserve"> funcional aplicado en al menos 1 llamada </w:t>
-            </w:r>
-            <w:proofErr w:type="spellStart"/>
-            <w:r>
-              <w:t>inter-servicio</w:t>
-            </w:r>
-            <w:proofErr w:type="spellEnd"/>
+              <w:t>@CircuitBreaker con fallback funcional aplicado en al menos 1 llamada inter-servicio</w:t>
+            </w:r>
           </w:p>
         </w:tc>
         <w:tc>
@@ -10474,15 +8619,7 @@
           </w:tcPr>
           <w:p>
             <w:r>
-              <w:t>Configuración completa en </w:t>
-            </w:r>
-            <w:proofErr w:type="gramStart"/>
-            <w:r>
-              <w:t>application.yaml</w:t>
-            </w:r>
-            <w:proofErr w:type="gramEnd"/>
-            <w:r>
-              <w:t>: failureRateThreshold, waitDurationInOpenState, slidingWindowSize</w:t>
+              <w:t>Configuración completa en application.yaml: failureRateThreshold, waitDurationInOpenState, slidingWindowSize</w:t>
             </w:r>
           </w:p>
         </w:tc>
@@ -10586,23 +8723,7 @@
           </w:tcPr>
           <w:p>
             <w:r>
-              <w:t>/</w:t>
-            </w:r>
-            <w:proofErr w:type="spellStart"/>
-            <w:r>
-              <w:t>actuator</w:t>
-            </w:r>
-            <w:proofErr w:type="spellEnd"/>
-            <w:r>
-              <w:t>/</w:t>
-            </w:r>
-            <w:proofErr w:type="spellStart"/>
-            <w:r>
-              <w:t>circuitbreakers</w:t>
-            </w:r>
-            <w:proofErr w:type="spellEnd"/>
-            <w:r>
-              <w:t> accesible y muestra el estado actual</w:t>
+              <w:t>/actuator/circuitbreakers accesible y muestra el estado actual</w:t>
             </w:r>
           </w:p>
         </w:tc>
@@ -10692,23 +8813,7 @@
           <w:b/>
           <w:bCs/>
         </w:rPr>
-        <w:t xml:space="preserve">1 llamada </w:t>
-      </w:r>
-      <w:proofErr w:type="spellStart"/>
-      <w:r>
-        <w:rPr>
-          <w:b/>
-          <w:bCs/>
-        </w:rPr>
-        <w:t>inter-servicio</w:t>
-      </w:r>
-      <w:proofErr w:type="spellEnd"/>
-      <w:r>
-        <w:rPr>
-          <w:b/>
-          <w:bCs/>
-        </w:rPr>
-        <w:t xml:space="preserve"> real</w:t>
+        <w:t>1 llamada inter-servicio real</w:t>
       </w:r>
       <w:r>
         <w:t> implementada (por ejemplo: el servicio</w:t>
@@ -10909,15 +9014,7 @@
           </w:tcPr>
           <w:p>
             <w:r>
-              <w:t xml:space="preserve">Al menos 1 llamada </w:t>
-            </w:r>
-            <w:proofErr w:type="spellStart"/>
-            <w:r>
-              <w:t>inter-servicio</w:t>
-            </w:r>
-            <w:proofErr w:type="spellEnd"/>
-            <w:r>
-              <w:t xml:space="preserve"> real implementada y funcionando</w:t>
+              <w:t>Al menos 1 llamada inter-servicio real implementada y funcionando</w:t>
             </w:r>
           </w:p>
         </w:tc>
@@ -11076,15 +9173,7 @@
     </w:p>
     <w:p>
       <w:r>
-        <w:t>Todos los </w:t>
-      </w:r>
-      <w:proofErr w:type="spellStart"/>
-      <w:r>
-        <w:t>curl</w:t>
-      </w:r>
-      <w:proofErr w:type="spellEnd"/>
-      <w:r>
-        <w:t> van dirigidos al </w:t>
+        <w:t>Todos los curl van dirigidos al </w:t>
       </w:r>
       <w:r>
         <w:rPr>
@@ -11094,15 +9183,7 @@
         <w:t>API Gateway</w:t>
       </w:r>
       <w:r>
-        <w:t xml:space="preserve"> (localhost:8080), nunca directamente a los microservicios. Adapta las rutas al diseño que hayas implementado; si cambias alguna ruta, documéntala en el README.md. Reemplaza TOKEN por el JWT obtenido en el caso de </w:t>
-      </w:r>
-      <w:proofErr w:type="spellStart"/>
-      <w:r>
-        <w:t>login</w:t>
-      </w:r>
-      <w:proofErr w:type="spellEnd"/>
-      <w:r>
-        <w:t>. Reemplaza {id} por el UUID real del recurso.</w:t>
+        <w:t> (localhost:8080), nunca directamente a los microservicios. Adapta las rutas al diseño que hayas implementado; si cambias alguna ruta, documéntala en el README.md. Reemplaza TOKEN por el JWT obtenido en el caso de login. Reemplaza {id} por el UUID real del recurso.</w:t>
       </w:r>
     </w:p>
     <w:p>
@@ -11137,86 +9218,23 @@
       </w:r>
     </w:p>
     <w:p>
-      <w:proofErr w:type="spellStart"/>
-      <w:r>
-        <w:t>curl</w:t>
-      </w:r>
-      <w:proofErr w:type="spellEnd"/>
-      <w:r>
-        <w:t xml:space="preserve"> -s -X POST http://localhost:8080/api/v1/auth/register \</w:t>
-      </w:r>
-    </w:p>
-    <w:p>
-      <w:r>
-        <w:t xml:space="preserve">  -H "Content-</w:t>
-      </w:r>
-      <w:proofErr w:type="spellStart"/>
-      <w:r>
-        <w:t>Type</w:t>
-      </w:r>
-      <w:proofErr w:type="spellEnd"/>
-      <w:r>
-        <w:t xml:space="preserve">: </w:t>
-      </w:r>
-      <w:proofErr w:type="spellStart"/>
-      <w:r>
-        <w:t>application</w:t>
-      </w:r>
-      <w:proofErr w:type="spellEnd"/>
-      <w:r>
-        <w:t>/</w:t>
-      </w:r>
-      <w:proofErr w:type="spellStart"/>
-      <w:r>
-        <w:t>json</w:t>
-      </w:r>
-      <w:proofErr w:type="spellEnd"/>
-      <w:r>
-        <w:t>" \</w:t>
-      </w:r>
-    </w:p>
-    <w:p>
-      <w:r>
-        <w:t xml:space="preserve">  -d '{"</w:t>
-      </w:r>
-      <w:proofErr w:type="spellStart"/>
-      <w:r>
-        <w:t>nombre":"Carlos</w:t>
-      </w:r>
-      <w:proofErr w:type="spellEnd"/>
-      <w:r>
-        <w:t xml:space="preserve"> Quispe","email":"carlos@rapidocourier.pe","password":"Segura123!","role":"OPERADOR"}' | </w:t>
-      </w:r>
-      <w:proofErr w:type="spellStart"/>
-      <w:proofErr w:type="gramStart"/>
-      <w:r>
-        <w:t>jq</w:t>
-      </w:r>
-      <w:proofErr w:type="spellEnd"/>
-      <w:r>
-        <w:t xml:space="preserve"> .</w:t>
-      </w:r>
-      <w:proofErr w:type="gramEnd"/>
-    </w:p>
-    <w:p>
-      <w:r>
-        <w:t xml:space="preserve">Esperado: 201 </w:t>
-      </w:r>
-      <w:proofErr w:type="spellStart"/>
-      <w:r>
-        <w:t>Created</w:t>
-      </w:r>
-      <w:proofErr w:type="spellEnd"/>
-      <w:r>
-        <w:t> — </w:t>
-      </w:r>
-      <w:proofErr w:type="spellStart"/>
-      <w:r>
-        <w:t>success</w:t>
-      </w:r>
-      <w:proofErr w:type="spellEnd"/>
-      <w:r>
-        <w:t>: true, JWT en data.</w:t>
+      <w:r>
+        <w:t>curl -s -X POST http://localhost:8080/api/v1/auth/register \</w:t>
+      </w:r>
+    </w:p>
+    <w:p>
+      <w:r>
+        <w:t xml:space="preserve">  -H "Content-Type: application/json" \</w:t>
+      </w:r>
+    </w:p>
+    <w:p>
+      <w:r>
+        <w:t xml:space="preserve">  -d '{"nombre":"Carlos Quispe","email":"carlos@rapidocourier.pe","password":"Segura123!","role":"OPERADOR"}' | jq .</w:t>
+      </w:r>
+    </w:p>
+    <w:p>
+      <w:r>
+        <w:t>Esperado: 201 Created — success: true, JWT en data.</w:t>
       </w:r>
     </w:p>
     <w:p>
@@ -11229,71 +9247,24 @@
       </w:r>
     </w:p>
     <w:p>
-      <w:proofErr w:type="spellStart"/>
-      <w:r>
-        <w:t>curl</w:t>
-      </w:r>
-      <w:proofErr w:type="spellEnd"/>
-      <w:r>
-        <w:t xml:space="preserve"> -s -X POST http://localhost:8080/api/v1/auth/login \</w:t>
+      <w:r>
+        <w:t>curl -s -X POST http://localhost:8080/api/v1/auth/login \</w:t>
       </w:r>
     </w:p>
     <w:p>
       <w:r>
         <w:lastRenderedPageBreak/>
-        <w:t xml:space="preserve">  -H "Content-</w:t>
-      </w:r>
-      <w:proofErr w:type="spellStart"/>
-      <w:r>
-        <w:t>Type</w:t>
-      </w:r>
-      <w:proofErr w:type="spellEnd"/>
-      <w:r>
-        <w:t xml:space="preserve">: </w:t>
-      </w:r>
-      <w:proofErr w:type="spellStart"/>
-      <w:r>
-        <w:t>application</w:t>
-      </w:r>
-      <w:proofErr w:type="spellEnd"/>
-      <w:r>
-        <w:t>/</w:t>
-      </w:r>
-      <w:proofErr w:type="spellStart"/>
-      <w:r>
-        <w:t>json</w:t>
-      </w:r>
-      <w:proofErr w:type="spellEnd"/>
-      <w:r>
-        <w:t>" \</w:t>
-      </w:r>
-    </w:p>
-    <w:p>
-      <w:r>
-        <w:t xml:space="preserve">  -d '{"email":"carlos@rapidocourier.pe","password":"Segura123!"}' | </w:t>
-      </w:r>
-      <w:proofErr w:type="spellStart"/>
-      <w:proofErr w:type="gramStart"/>
-      <w:r>
-        <w:t>jq</w:t>
-      </w:r>
-      <w:proofErr w:type="spellEnd"/>
-      <w:r>
-        <w:t xml:space="preserve"> .</w:t>
-      </w:r>
-      <w:proofErr w:type="gramEnd"/>
-    </w:p>
-    <w:p>
-      <w:r>
-        <w:t>Esperado: 200 OK — </w:t>
-      </w:r>
-      <w:proofErr w:type="spellStart"/>
-      <w:r>
-        <w:t>success</w:t>
-      </w:r>
-      <w:proofErr w:type="spellEnd"/>
-      <w:r>
-        <w:t>: true, JWT válido en data.</w:t>
+        <w:t xml:space="preserve">  -H "Content-Type: application/json" \</w:t>
+      </w:r>
+    </w:p>
+    <w:p>
+      <w:r>
+        <w:t xml:space="preserve">  -d '{"email":"carlos@rapidocourier.pe","password":"Segura123!"}' | jq .</w:t>
+      </w:r>
+    </w:p>
+    <w:p>
+      <w:r>
+        <w:t>Esperado: 200 OK — success: true, JWT válido en data.</w:t>
       </w:r>
     </w:p>
     <w:p>
@@ -11306,86 +9277,23 @@
       </w:r>
     </w:p>
     <w:p>
-      <w:proofErr w:type="spellStart"/>
-      <w:r>
-        <w:t>curl</w:t>
-      </w:r>
-      <w:proofErr w:type="spellEnd"/>
-      <w:r>
-        <w:t xml:space="preserve"> -s -X POST http://localhost:8080/api/v1/auth/login \</w:t>
-      </w:r>
-    </w:p>
-    <w:p>
-      <w:r>
-        <w:t xml:space="preserve">  -H "Content-</w:t>
-      </w:r>
-      <w:proofErr w:type="spellStart"/>
-      <w:r>
-        <w:t>Type</w:t>
-      </w:r>
-      <w:proofErr w:type="spellEnd"/>
-      <w:r>
-        <w:t xml:space="preserve">: </w:t>
-      </w:r>
-      <w:proofErr w:type="spellStart"/>
-      <w:r>
-        <w:t>application</w:t>
-      </w:r>
-      <w:proofErr w:type="spellEnd"/>
-      <w:r>
-        <w:t>/</w:t>
-      </w:r>
-      <w:proofErr w:type="spellStart"/>
-      <w:r>
-        <w:t>json</w:t>
-      </w:r>
-      <w:proofErr w:type="spellEnd"/>
-      <w:r>
-        <w:t>" \</w:t>
-      </w:r>
-    </w:p>
-    <w:p>
-      <w:r>
-        <w:t xml:space="preserve">  -d '{"email":"carlos@rapidocourier.pe","</w:t>
-      </w:r>
-      <w:proofErr w:type="spellStart"/>
-      <w:r>
-        <w:t>password</w:t>
-      </w:r>
-      <w:proofErr w:type="spellEnd"/>
-      <w:r>
-        <w:t xml:space="preserve">":"incorrecta"}' | </w:t>
-      </w:r>
-      <w:proofErr w:type="spellStart"/>
-      <w:proofErr w:type="gramStart"/>
-      <w:r>
-        <w:t>jq</w:t>
-      </w:r>
-      <w:proofErr w:type="spellEnd"/>
-      <w:r>
-        <w:t xml:space="preserve"> .</w:t>
-      </w:r>
-      <w:proofErr w:type="gramEnd"/>
-    </w:p>
-    <w:p>
-      <w:r>
-        <w:t xml:space="preserve">Esperado: 401 </w:t>
-      </w:r>
-      <w:proofErr w:type="spellStart"/>
-      <w:r>
-        <w:t>Unauthorized</w:t>
-      </w:r>
-      <w:proofErr w:type="spellEnd"/>
-      <w:r>
-        <w:t> — </w:t>
-      </w:r>
-      <w:proofErr w:type="spellStart"/>
-      <w:r>
-        <w:t>success</w:t>
-      </w:r>
-      <w:proofErr w:type="spellEnd"/>
-      <w:r>
-        <w:t>: false.</w:t>
+      <w:r>
+        <w:t>curl -s -X POST http://localhost:8080/api/v1/auth/login \</w:t>
+      </w:r>
+    </w:p>
+    <w:p>
+      <w:r>
+        <w:t xml:space="preserve">  -H "Content-Type: application/json" \</w:t>
+      </w:r>
+    </w:p>
+    <w:p>
+      <w:r>
+        <w:t xml:space="preserve">  -d '{"email":"carlos@rapidocourier.pe","password":"incorrecta"}' | jq .</w:t>
+      </w:r>
+    </w:p>
+    <w:p>
+      <w:r>
+        <w:t>Esperado: 401 Unauthorized — success: false.</w:t>
       </w:r>
     </w:p>
     <w:p>
@@ -11420,91 +9328,28 @@
       </w:r>
     </w:p>
     <w:p>
-      <w:proofErr w:type="spellStart"/>
-      <w:r>
-        <w:t>curl</w:t>
-      </w:r>
-      <w:proofErr w:type="spellEnd"/>
-      <w:r>
-        <w:t xml:space="preserve"> -s -X POST http://localhost:8080/api/v1/clientes \</w:t>
-      </w:r>
-    </w:p>
-    <w:p>
-      <w:r>
-        <w:t xml:space="preserve">  -H "Content-</w:t>
-      </w:r>
-      <w:proofErr w:type="spellStart"/>
-      <w:r>
-        <w:t>Type</w:t>
-      </w:r>
-      <w:proofErr w:type="spellEnd"/>
-      <w:r>
-        <w:t xml:space="preserve">: </w:t>
-      </w:r>
-      <w:proofErr w:type="spellStart"/>
-      <w:r>
-        <w:t>application</w:t>
-      </w:r>
-      <w:proofErr w:type="spellEnd"/>
-      <w:r>
-        <w:t>/</w:t>
-      </w:r>
-      <w:proofErr w:type="spellStart"/>
-      <w:r>
-        <w:t>json</w:t>
-      </w:r>
-      <w:proofErr w:type="spellEnd"/>
-      <w:r>
-        <w:t>" \</w:t>
-      </w:r>
-    </w:p>
-    <w:p>
-      <w:r>
-        <w:t xml:space="preserve">  -H "</w:t>
-      </w:r>
-      <w:proofErr w:type="spellStart"/>
-      <w:r>
-        <w:t>Authorization</w:t>
-      </w:r>
-      <w:proofErr w:type="spellEnd"/>
-      <w:r>
-        <w:t>: Bearer TOKEN" \</w:t>
-      </w:r>
-    </w:p>
-    <w:p>
-      <w:r>
-        <w:t xml:space="preserve">  -d '{"dni":"12345678","email":"ana.flores@correo.com","telefono":"987654321"}' | </w:t>
-      </w:r>
-      <w:proofErr w:type="spellStart"/>
-      <w:proofErr w:type="gramStart"/>
-      <w:r>
-        <w:t>jq</w:t>
-      </w:r>
-      <w:proofErr w:type="spellEnd"/>
-      <w:r>
-        <w:t xml:space="preserve"> .</w:t>
-      </w:r>
-      <w:proofErr w:type="gramEnd"/>
-    </w:p>
-    <w:p>
-      <w:r>
-        <w:t xml:space="preserve">Esperado: 201 </w:t>
-      </w:r>
-      <w:proofErr w:type="spellStart"/>
-      <w:r>
-        <w:t>Created</w:t>
-      </w:r>
-      <w:proofErr w:type="spellEnd"/>
-      <w:r>
-        <w:t xml:space="preserve"> — nombre completo obtenido de RENIEC visible en data; el campo nombre no estaba en el </w:t>
-      </w:r>
-      <w:proofErr w:type="spellStart"/>
-      <w:r>
-        <w:t>request</w:t>
-      </w:r>
-      <w:proofErr w:type="spellEnd"/>
-      <w:r>
-        <w:t>.</w:t>
+      <w:r>
+        <w:t>curl -s -X POST http://localhost:8080/api/v1/clientes \</w:t>
+      </w:r>
+    </w:p>
+    <w:p>
+      <w:r>
+        <w:t xml:space="preserve">  -H "Content-Type: application/json" \</w:t>
+      </w:r>
+    </w:p>
+    <w:p>
+      <w:r>
+        <w:t xml:space="preserve">  -H "Authorization: Bearer TOKEN" \</w:t>
+      </w:r>
+    </w:p>
+    <w:p>
+      <w:r>
+        <w:t xml:space="preserve">  -d '{"dni":"12345678","email":"ana.flores@correo.com","telefono":"987654321"}' | jq .</w:t>
+      </w:r>
+    </w:p>
+    <w:p>
+      <w:r>
+        <w:t>Esperado: 201 Created — nombre completo obtenido de RENIEC visible en data; el campo nombre no estaba en el request.</w:t>
       </w:r>
     </w:p>
     <w:p>
@@ -11517,91 +9362,28 @@
       </w:r>
     </w:p>
     <w:p>
-      <w:proofErr w:type="spellStart"/>
-      <w:r>
-        <w:t>curl</w:t>
-      </w:r>
-      <w:proofErr w:type="spellEnd"/>
-      <w:r>
-        <w:t xml:space="preserve"> -s -X POST http://localhost:8080/api/v1/clientes \</w:t>
-      </w:r>
-    </w:p>
-    <w:p>
-      <w:r>
-        <w:t xml:space="preserve">  -H "Content-</w:t>
-      </w:r>
-      <w:proofErr w:type="spellStart"/>
-      <w:r>
-        <w:t>Type</w:t>
-      </w:r>
-      <w:proofErr w:type="spellEnd"/>
-      <w:r>
-        <w:t xml:space="preserve">: </w:t>
-      </w:r>
-      <w:proofErr w:type="spellStart"/>
-      <w:r>
-        <w:t>application</w:t>
-      </w:r>
-      <w:proofErr w:type="spellEnd"/>
-      <w:r>
-        <w:t>/</w:t>
-      </w:r>
-      <w:proofErr w:type="spellStart"/>
-      <w:r>
-        <w:t>json</w:t>
-      </w:r>
-      <w:proofErr w:type="spellEnd"/>
-      <w:r>
-        <w:t>" \</w:t>
-      </w:r>
-    </w:p>
-    <w:p>
-      <w:r>
-        <w:t xml:space="preserve">  -H "</w:t>
-      </w:r>
-      <w:proofErr w:type="spellStart"/>
-      <w:r>
-        <w:t>Authorization</w:t>
-      </w:r>
-      <w:proofErr w:type="spellEnd"/>
-      <w:r>
-        <w:t>: Bearer TOKEN" \</w:t>
-      </w:r>
-    </w:p>
-    <w:p>
-      <w:r>
-        <w:t xml:space="preserve">  -d '{"dni":"87654321","email":"ana.flores@correo.com","telefono":"999888777"}' | </w:t>
-      </w:r>
-      <w:proofErr w:type="spellStart"/>
-      <w:proofErr w:type="gramStart"/>
-      <w:r>
-        <w:t>jq</w:t>
-      </w:r>
-      <w:proofErr w:type="spellEnd"/>
-      <w:r>
-        <w:t xml:space="preserve"> .</w:t>
-      </w:r>
-      <w:proofErr w:type="gramEnd"/>
-    </w:p>
-    <w:p>
-      <w:r>
-        <w:t xml:space="preserve">Esperado: 409 </w:t>
-      </w:r>
-      <w:proofErr w:type="spellStart"/>
-      <w:r>
-        <w:t>Conflict</w:t>
-      </w:r>
-      <w:proofErr w:type="spellEnd"/>
-      <w:r>
-        <w:t> — </w:t>
-      </w:r>
-      <w:proofErr w:type="spellStart"/>
-      <w:r>
-        <w:t>success</w:t>
-      </w:r>
-      <w:proofErr w:type="spellEnd"/>
-      <w:r>
-        <w:t>: false, mensaje indica email ya registrado.</w:t>
+      <w:r>
+        <w:t>curl -s -X POST http://localhost:8080/api/v1/clientes \</w:t>
+      </w:r>
+    </w:p>
+    <w:p>
+      <w:r>
+        <w:t xml:space="preserve">  -H "Content-Type: application/json" \</w:t>
+      </w:r>
+    </w:p>
+    <w:p>
+      <w:r>
+        <w:t xml:space="preserve">  -H "Authorization: Bearer TOKEN" \</w:t>
+      </w:r>
+    </w:p>
+    <w:p>
+      <w:r>
+        <w:t xml:space="preserve">  -d '{"dni":"87654321","email":"ana.flores@correo.com","telefono":"999888777"}' | jq .</w:t>
+      </w:r>
+    </w:p>
+    <w:p>
+      <w:r>
+        <w:t>Esperado: 409 Conflict — success: false, mensaje indica email ya registrado.</w:t>
       </w:r>
     </w:p>
     <w:p>
@@ -11614,91 +9396,28 @@
       </w:r>
     </w:p>
     <w:p>
-      <w:proofErr w:type="spellStart"/>
-      <w:r>
-        <w:t>curl</w:t>
-      </w:r>
-      <w:proofErr w:type="spellEnd"/>
-      <w:r>
-        <w:t xml:space="preserve"> -s -X POST http://localhost:8080/api/v1/clientes \</w:t>
-      </w:r>
-    </w:p>
-    <w:p>
-      <w:r>
-        <w:t xml:space="preserve">  -H "Content-</w:t>
-      </w:r>
-      <w:proofErr w:type="spellStart"/>
-      <w:r>
-        <w:t>Type</w:t>
-      </w:r>
-      <w:proofErr w:type="spellEnd"/>
-      <w:r>
-        <w:t xml:space="preserve">: </w:t>
-      </w:r>
-      <w:proofErr w:type="spellStart"/>
-      <w:r>
-        <w:t>application</w:t>
-      </w:r>
-      <w:proofErr w:type="spellEnd"/>
-      <w:r>
-        <w:t>/</w:t>
-      </w:r>
-      <w:proofErr w:type="spellStart"/>
-      <w:r>
-        <w:t>json</w:t>
-      </w:r>
-      <w:proofErr w:type="spellEnd"/>
-      <w:r>
-        <w:t>" \</w:t>
-      </w:r>
-    </w:p>
-    <w:p>
-      <w:r>
-        <w:t xml:space="preserve">  -H "</w:t>
-      </w:r>
-      <w:proofErr w:type="spellStart"/>
-      <w:r>
-        <w:t>Authorization</w:t>
-      </w:r>
-      <w:proofErr w:type="spellEnd"/>
-      <w:r>
-        <w:t>: Bearer TOKEN" \</w:t>
-      </w:r>
-    </w:p>
-    <w:p>
-      <w:r>
-        <w:t xml:space="preserve">  -d '{"dni":"123","email":"correo-invalido","telefono":""}' | </w:t>
-      </w:r>
-      <w:proofErr w:type="spellStart"/>
-      <w:proofErr w:type="gramStart"/>
-      <w:r>
-        <w:t>jq</w:t>
-      </w:r>
-      <w:proofErr w:type="spellEnd"/>
-      <w:r>
-        <w:t xml:space="preserve"> .</w:t>
-      </w:r>
-      <w:proofErr w:type="gramEnd"/>
-    </w:p>
-    <w:p>
-      <w:r>
-        <w:t xml:space="preserve">Esperado: 400 Bad </w:t>
-      </w:r>
-      <w:proofErr w:type="spellStart"/>
-      <w:r>
-        <w:t>Request</w:t>
-      </w:r>
-      <w:proofErr w:type="spellEnd"/>
-      <w:r>
-        <w:t> — </w:t>
-      </w:r>
-      <w:proofErr w:type="spellStart"/>
-      <w:r>
-        <w:t>success</w:t>
-      </w:r>
-      <w:proofErr w:type="spellEnd"/>
-      <w:r>
-        <w:t>: false, data con mapa de errores agrupado por campo.</w:t>
+      <w:r>
+        <w:t>curl -s -X POST http://localhost:8080/api/v1/clientes \</w:t>
+      </w:r>
+    </w:p>
+    <w:p>
+      <w:r>
+        <w:t xml:space="preserve">  -H "Content-Type: application/json" \</w:t>
+      </w:r>
+    </w:p>
+    <w:p>
+      <w:r>
+        <w:t xml:space="preserve">  -H "Authorization: Bearer TOKEN" \</w:t>
+      </w:r>
+    </w:p>
+    <w:p>
+      <w:r>
+        <w:t xml:space="preserve">  -d '{"dni":"123","email":"correo-invalido","telefono":""}' | jq .</w:t>
+      </w:r>
+    </w:p>
+    <w:p>
+      <w:r>
+        <w:t>Esperado: 400 Bad Request — success: false, data con mapa de errores agrupado por campo.</w:t>
       </w:r>
     </w:p>
     <w:p>
@@ -11734,55 +9453,18 @@
       </w:r>
     </w:p>
     <w:p>
-      <w:proofErr w:type="spellStart"/>
-      <w:r>
-        <w:t>curl</w:t>
-      </w:r>
-      <w:proofErr w:type="spellEnd"/>
-      <w:r>
-        <w:t xml:space="preserve"> -s -X POST http://localhost:8080/api/v1/paquetes \</w:t>
-      </w:r>
-    </w:p>
-    <w:p>
-      <w:r>
-        <w:t xml:space="preserve">  -H "Content-</w:t>
-      </w:r>
-      <w:proofErr w:type="spellStart"/>
-      <w:r>
-        <w:t>Type</w:t>
-      </w:r>
-      <w:proofErr w:type="spellEnd"/>
-      <w:r>
-        <w:t xml:space="preserve">: </w:t>
-      </w:r>
-      <w:proofErr w:type="spellStart"/>
-      <w:r>
-        <w:t>application</w:t>
-      </w:r>
-      <w:proofErr w:type="spellEnd"/>
-      <w:r>
-        <w:t>/</w:t>
-      </w:r>
-      <w:proofErr w:type="spellStart"/>
-      <w:r>
-        <w:t>json</w:t>
-      </w:r>
-      <w:proofErr w:type="spellEnd"/>
-      <w:r>
-        <w:t>" \</w:t>
-      </w:r>
-    </w:p>
-    <w:p>
-      <w:r>
-        <w:t xml:space="preserve">  -H "</w:t>
-      </w:r>
-      <w:proofErr w:type="spellStart"/>
-      <w:r>
-        <w:t>Authorization</w:t>
-      </w:r>
-      <w:proofErr w:type="spellEnd"/>
-      <w:r>
-        <w:t>: Bearer TOKEN" \</w:t>
+      <w:r>
+        <w:t>curl -s -X POST http://localhost:8080/api/v1/paquetes \</w:t>
+      </w:r>
+    </w:p>
+    <w:p>
+      <w:r>
+        <w:t xml:space="preserve">  -H "Content-Type: application/json" \</w:t>
+      </w:r>
+    </w:p>
+    <w:p>
+      <w:r>
+        <w:t xml:space="preserve">  -H "Authorization: Bearer TOKEN" \</w:t>
       </w:r>
     </w:p>
     <w:p>
@@ -11792,15 +9474,7 @@
     </w:p>
     <w:p>
       <w:r>
-        <w:t xml:space="preserve">    "</w:t>
-      </w:r>
-      <w:proofErr w:type="spellStart"/>
-      <w:r>
-        <w:t>descripcion</w:t>
-      </w:r>
-      <w:proofErr w:type="spellEnd"/>
-      <w:r>
-        <w:t>":"Documentos legales",</w:t>
+        <w:t xml:space="preserve">    "descripcion":"Documentos legales",</w:t>
       </w:r>
     </w:p>
     <w:p>
@@ -11815,28 +9489,12 @@
     </w:p>
     <w:p>
       <w:r>
-        <w:t xml:space="preserve">    "</w:t>
-      </w:r>
-      <w:proofErr w:type="spellStart"/>
-      <w:r>
-        <w:t>sucursalOrigen</w:t>
-      </w:r>
-      <w:proofErr w:type="spellEnd"/>
-      <w:r>
-        <w:t>":"Lima",</w:t>
-      </w:r>
-    </w:p>
-    <w:p>
-      <w:r>
-        <w:t xml:space="preserve">    "</w:t>
-      </w:r>
-      <w:proofErr w:type="spellStart"/>
-      <w:r>
-        <w:t>sucursalDestino</w:t>
-      </w:r>
-      <w:proofErr w:type="spellEnd"/>
-      <w:r>
-        <w:t>":"Arequipa",</w:t>
+        <w:t xml:space="preserve">    "sucursalOrigen":"Lima",</w:t>
+      </w:r>
+    </w:p>
+    <w:p>
+      <w:r>
+        <w:t xml:space="preserve">    "sucursalDestino":"Arequipa",</w:t>
       </w:r>
     </w:p>
     <w:p>
@@ -11851,30 +9509,12 @@
     </w:p>
     <w:p>
       <w:r>
-        <w:t xml:space="preserve">  }' | </w:t>
-      </w:r>
-      <w:proofErr w:type="spellStart"/>
-      <w:proofErr w:type="gramStart"/>
-      <w:r>
-        <w:t>jq</w:t>
-      </w:r>
-      <w:proofErr w:type="spellEnd"/>
-      <w:r>
-        <w:t xml:space="preserve"> .</w:t>
-      </w:r>
-      <w:proofErr w:type="gramEnd"/>
-    </w:p>
-    <w:p>
-      <w:r>
-        <w:t xml:space="preserve">Esperado: 201 </w:t>
-      </w:r>
-      <w:proofErr w:type="spellStart"/>
-      <w:r>
-        <w:t>Created</w:t>
-      </w:r>
-      <w:proofErr w:type="spellEnd"/>
-      <w:r>
-        <w:t> — código de rastreo generado y tarifa calculada visibles en data.</w:t>
+        <w:t xml:space="preserve">  }' | jq .</w:t>
+      </w:r>
+    </w:p>
+    <w:p>
+      <w:r>
+        <w:t>Esperado: 201 Created — código de rastreo generado y tarifa calculada visibles en data.</w:t>
       </w:r>
     </w:p>
     <w:p>
@@ -11887,104 +9527,28 @@
       </w:r>
     </w:p>
     <w:p>
-      <w:proofErr w:type="spellStart"/>
-      <w:r>
-        <w:t>curl</w:t>
-      </w:r>
-      <w:proofErr w:type="spellEnd"/>
-      <w:r>
-        <w:t xml:space="preserve"> -s -X POST http://localhost:8080/api/v1/paquetes \</w:t>
-      </w:r>
-    </w:p>
-    <w:p>
-      <w:r>
-        <w:t xml:space="preserve">  -H "Content-</w:t>
-      </w:r>
-      <w:proofErr w:type="spellStart"/>
-      <w:r>
-        <w:t>Type</w:t>
-      </w:r>
-      <w:proofErr w:type="spellEnd"/>
-      <w:r>
-        <w:t xml:space="preserve">: </w:t>
-      </w:r>
-      <w:proofErr w:type="spellStart"/>
-      <w:r>
-        <w:t>application</w:t>
-      </w:r>
-      <w:proofErr w:type="spellEnd"/>
-      <w:r>
-        <w:t>/</w:t>
-      </w:r>
-      <w:proofErr w:type="spellStart"/>
-      <w:r>
-        <w:t>json</w:t>
-      </w:r>
-      <w:proofErr w:type="spellEnd"/>
-      <w:r>
-        <w:t>" \</w:t>
-      </w:r>
-    </w:p>
-    <w:p>
-      <w:r>
-        <w:t xml:space="preserve">  -H "</w:t>
-      </w:r>
-      <w:proofErr w:type="spellStart"/>
-      <w:r>
-        <w:t>Authorization</w:t>
-      </w:r>
-      <w:proofErr w:type="spellEnd"/>
-      <w:r>
-        <w:t>: Bearer TOKEN" \</w:t>
-      </w:r>
-    </w:p>
-    <w:p>
-      <w:r>
-        <w:t xml:space="preserve">  -d '{"</w:t>
-      </w:r>
-      <w:proofErr w:type="spellStart"/>
-      <w:r>
-        <w:t>descripcion</w:t>
-      </w:r>
-      <w:proofErr w:type="spellEnd"/>
-      <w:r>
-        <w:t>":"","</w:t>
-      </w:r>
-      <w:proofErr w:type="spellStart"/>
-      <w:r>
-        <w:t>pesoKg</w:t>
-      </w:r>
-      <w:proofErr w:type="spellEnd"/>
-      <w:proofErr w:type="gramStart"/>
-      <w:r>
-        <w:t>":-</w:t>
-      </w:r>
-      <w:proofErr w:type="gramEnd"/>
-      <w:r>
-        <w:t xml:space="preserve">1,"valorDeclarado":0}' | </w:t>
-      </w:r>
-      <w:proofErr w:type="spellStart"/>
-      <w:proofErr w:type="gramStart"/>
-      <w:r>
-        <w:t>jq</w:t>
-      </w:r>
-      <w:proofErr w:type="spellEnd"/>
-      <w:r>
-        <w:t xml:space="preserve"> .</w:t>
-      </w:r>
-      <w:proofErr w:type="gramEnd"/>
-    </w:p>
-    <w:p>
-      <w:r>
-        <w:t xml:space="preserve">Esperado: 400 Bad </w:t>
-      </w:r>
-      <w:proofErr w:type="spellStart"/>
-      <w:r>
-        <w:t>Request</w:t>
-      </w:r>
-      <w:proofErr w:type="spellEnd"/>
-      <w:r>
-        <w:t> — mapa de errores por campo en data.</w:t>
+      <w:r>
+        <w:t>curl -s -X POST http://localhost:8080/api/v1/paquetes \</w:t>
+      </w:r>
+    </w:p>
+    <w:p>
+      <w:r>
+        <w:t xml:space="preserve">  -H "Content-Type: application/json" \</w:t>
+      </w:r>
+    </w:p>
+    <w:p>
+      <w:r>
+        <w:t xml:space="preserve">  -H "Authorization: Bearer TOKEN" \</w:t>
+      </w:r>
+    </w:p>
+    <w:p>
+      <w:r>
+        <w:t xml:space="preserve">  -d '{"descripcion":"","pesoKg":-1,"valorDeclarado":0}' | jq .</w:t>
+      </w:r>
+    </w:p>
+    <w:p>
+      <w:r>
+        <w:t>Esperado: 400 Bad Request — mapa de errores por campo en data.</w:t>
       </w:r>
     </w:p>
     <w:p>
@@ -11997,37 +9561,14 @@
       </w:r>
     </w:p>
     <w:p>
-      <w:proofErr w:type="spellStart"/>
-      <w:r>
-        <w:t>curl</w:t>
-      </w:r>
-      <w:proofErr w:type="spellEnd"/>
-      <w:r>
-        <w:t xml:space="preserve"> -s -X GET http://localhost:8080/api/v1/paquetes/{id} \</w:t>
-      </w:r>
-    </w:p>
-    <w:p>
-      <w:r>
-        <w:t xml:space="preserve">  -H "</w:t>
-      </w:r>
-      <w:proofErr w:type="spellStart"/>
-      <w:r>
-        <w:t>Authorization</w:t>
-      </w:r>
-      <w:proofErr w:type="spellEnd"/>
-      <w:r>
-        <w:t xml:space="preserve">: Bearer TOKEN" | </w:t>
-      </w:r>
-      <w:proofErr w:type="spellStart"/>
-      <w:proofErr w:type="gramStart"/>
-      <w:r>
-        <w:t>jq</w:t>
-      </w:r>
-      <w:proofErr w:type="spellEnd"/>
-      <w:r>
-        <w:t xml:space="preserve"> .</w:t>
-      </w:r>
-      <w:proofErr w:type="gramEnd"/>
+      <w:r>
+        <w:t>curl -s -X GET http://localhost:8080/api/v1/paquetes/{id} \</w:t>
+      </w:r>
+    </w:p>
+    <w:p>
+      <w:r>
+        <w:t xml:space="preserve">  -H "Authorization: Bearer TOKEN" | jq .</w:t>
+      </w:r>
     </w:p>
     <w:p>
       <w:r>
@@ -12044,49 +9585,18 @@
       </w:r>
     </w:p>
     <w:p>
-      <w:proofErr w:type="spellStart"/>
-      <w:r>
-        <w:t>curl</w:t>
-      </w:r>
-      <w:proofErr w:type="spellEnd"/>
-      <w:r>
-        <w:t xml:space="preserve"> -s -X GET http://localhost:8080/api/v1/paquetes/00000000-0000-0000-0000-000000000000 \</w:t>
-      </w:r>
-    </w:p>
-    <w:p>
-      <w:r>
-        <w:t xml:space="preserve">  -H "</w:t>
-      </w:r>
-      <w:proofErr w:type="spellStart"/>
-      <w:r>
-        <w:t>Authorization</w:t>
-      </w:r>
-      <w:proofErr w:type="spellEnd"/>
-      <w:r>
-        <w:t xml:space="preserve">: Bearer TOKEN" | </w:t>
-      </w:r>
-      <w:proofErr w:type="spellStart"/>
-      <w:proofErr w:type="gramStart"/>
-      <w:r>
-        <w:t>jq</w:t>
-      </w:r>
-      <w:proofErr w:type="spellEnd"/>
-      <w:r>
-        <w:t xml:space="preserve"> .</w:t>
-      </w:r>
-      <w:proofErr w:type="gramEnd"/>
-    </w:p>
-    <w:p>
-      <w:r>
-        <w:t>Esperado: 404 Not Found — </w:t>
-      </w:r>
-      <w:proofErr w:type="spellStart"/>
-      <w:r>
-        <w:t>success</w:t>
-      </w:r>
-      <w:proofErr w:type="spellEnd"/>
-      <w:r>
-        <w:t>: false.</w:t>
+      <w:r>
+        <w:t>curl -s -X GET http://localhost:8080/api/v1/paquetes/00000000-0000-0000-0000-000000000000 \</w:t>
+      </w:r>
+    </w:p>
+    <w:p>
+      <w:r>
+        <w:t xml:space="preserve">  -H "Authorization: Bearer TOKEN" | jq .</w:t>
+      </w:r>
+    </w:p>
+    <w:p>
+      <w:r>
+        <w:t>Esperado: 404 Not Found — success: false.</w:t>
       </w:r>
     </w:p>
     <w:p>
@@ -12099,80 +9609,25 @@
       </w:r>
     </w:p>
     <w:p>
-      <w:proofErr w:type="spellStart"/>
-      <w:r>
-        <w:t>curl</w:t>
-      </w:r>
-      <w:proofErr w:type="spellEnd"/>
-      <w:r>
-        <w:t xml:space="preserve"> -s -X PATCH http://localhost:8080/api/v1/paquetes/{id}/estado \</w:t>
+      <w:r>
+        <w:t>curl -s -X PATCH http://localhost:8080/api/v1/paquetes/{id}/estado \</w:t>
       </w:r>
     </w:p>
     <w:p>
       <w:r>
         <w:lastRenderedPageBreak/>
-        <w:t xml:space="preserve">  -H "Content-</w:t>
-      </w:r>
-      <w:proofErr w:type="spellStart"/>
-      <w:r>
-        <w:t>Type</w:t>
-      </w:r>
-      <w:proofErr w:type="spellEnd"/>
-      <w:r>
-        <w:t xml:space="preserve">: </w:t>
-      </w:r>
-      <w:proofErr w:type="spellStart"/>
-      <w:r>
-        <w:t>application</w:t>
-      </w:r>
-      <w:proofErr w:type="spellEnd"/>
-      <w:r>
-        <w:t>/</w:t>
-      </w:r>
-      <w:proofErr w:type="spellStart"/>
-      <w:r>
-        <w:t>json</w:t>
-      </w:r>
-      <w:proofErr w:type="spellEnd"/>
-      <w:r>
-        <w:t>" \</w:t>
-      </w:r>
-    </w:p>
-    <w:p>
-      <w:r>
-        <w:t xml:space="preserve">  -H "</w:t>
-      </w:r>
-      <w:proofErr w:type="spellStart"/>
-      <w:r>
-        <w:t>Authorization</w:t>
-      </w:r>
-      <w:proofErr w:type="spellEnd"/>
-      <w:r>
-        <w:t>: Bearer TOKEN" \</w:t>
-      </w:r>
-    </w:p>
-    <w:p>
-      <w:r>
-        <w:t xml:space="preserve">  -d '{"</w:t>
-      </w:r>
-      <w:proofErr w:type="spellStart"/>
-      <w:r>
-        <w:t>nuevoEstado</w:t>
-      </w:r>
-      <w:proofErr w:type="spellEnd"/>
-      <w:r>
-        <w:t xml:space="preserve">":"EN_TRANSITO"}' | </w:t>
-      </w:r>
-      <w:proofErr w:type="spellStart"/>
-      <w:proofErr w:type="gramStart"/>
-      <w:r>
-        <w:t>jq</w:t>
-      </w:r>
-      <w:proofErr w:type="spellEnd"/>
-      <w:r>
-        <w:t xml:space="preserve"> .</w:t>
-      </w:r>
-      <w:proofErr w:type="gramEnd"/>
+        <w:t xml:space="preserve">  -H "Content-Type: application/json" \</w:t>
+      </w:r>
+    </w:p>
+    <w:p>
+      <w:r>
+        <w:t xml:space="preserve">  -H "Authorization: Bearer TOKEN" \</w:t>
+      </w:r>
+    </w:p>
+    <w:p>
+      <w:r>
+        <w:t xml:space="preserve">  -d '{"nuevoEstado":"EN_TRANSITO"}' | jq .</w:t>
+      </w:r>
     </w:p>
     <w:p>
       <w:r>
@@ -12189,91 +9644,28 @@
       </w:r>
     </w:p>
     <w:p>
-      <w:proofErr w:type="spellStart"/>
-      <w:r>
-        <w:t>curl</w:t>
-      </w:r>
-      <w:proofErr w:type="spellEnd"/>
-      <w:r>
-        <w:t xml:space="preserve"> -s -X PATCH http://localhost:8080/api/v1/paquetes/{id}/estado \</w:t>
-      </w:r>
-    </w:p>
-    <w:p>
-      <w:r>
-        <w:t xml:space="preserve">  -H "Content-</w:t>
-      </w:r>
-      <w:proofErr w:type="spellStart"/>
-      <w:r>
-        <w:t>Type</w:t>
-      </w:r>
-      <w:proofErr w:type="spellEnd"/>
-      <w:r>
-        <w:t xml:space="preserve">: </w:t>
-      </w:r>
-      <w:proofErr w:type="spellStart"/>
-      <w:r>
-        <w:t>application</w:t>
-      </w:r>
-      <w:proofErr w:type="spellEnd"/>
-      <w:r>
-        <w:t>/</w:t>
-      </w:r>
-      <w:proofErr w:type="spellStart"/>
-      <w:r>
-        <w:t>json</w:t>
-      </w:r>
-      <w:proofErr w:type="spellEnd"/>
-      <w:r>
-        <w:t>" \</w:t>
-      </w:r>
-    </w:p>
-    <w:p>
-      <w:r>
-        <w:t xml:space="preserve">  -H "</w:t>
-      </w:r>
-      <w:proofErr w:type="spellStart"/>
-      <w:r>
-        <w:t>Authorization</w:t>
-      </w:r>
-      <w:proofErr w:type="spellEnd"/>
-      <w:r>
-        <w:t>: Bearer TOKEN" \</w:t>
-      </w:r>
-    </w:p>
-    <w:p>
-      <w:r>
-        <w:t xml:space="preserve">  -d '{"</w:t>
-      </w:r>
-      <w:proofErr w:type="spellStart"/>
-      <w:r>
-        <w:t>nuevoEstado</w:t>
-      </w:r>
-      <w:proofErr w:type="spellEnd"/>
-      <w:r>
-        <w:t xml:space="preserve">":"REGISTRADO"}' | </w:t>
-      </w:r>
-      <w:proofErr w:type="spellStart"/>
-      <w:proofErr w:type="gramStart"/>
-      <w:r>
-        <w:t>jq</w:t>
-      </w:r>
-      <w:proofErr w:type="spellEnd"/>
-      <w:r>
-        <w:t xml:space="preserve"> .</w:t>
-      </w:r>
-      <w:proofErr w:type="gramEnd"/>
-    </w:p>
-    <w:p>
-      <w:r>
-        <w:t xml:space="preserve">Esperado: 409 </w:t>
-      </w:r>
-      <w:proofErr w:type="spellStart"/>
-      <w:r>
-        <w:t>Conflict</w:t>
-      </w:r>
-      <w:proofErr w:type="spellEnd"/>
-      <w:r>
-        <w:t> — mensaje descriptivo con los estados involucrados.</w:t>
+      <w:r>
+        <w:t>curl -s -X PATCH http://localhost:8080/api/v1/paquetes/{id}/estado \</w:t>
+      </w:r>
+    </w:p>
+    <w:p>
+      <w:r>
+        <w:t xml:space="preserve">  -H "Content-Type: application/json" \</w:t>
+      </w:r>
+    </w:p>
+    <w:p>
+      <w:r>
+        <w:t xml:space="preserve">  -H "Authorization: Bearer TOKEN" \</w:t>
+      </w:r>
+    </w:p>
+    <w:p>
+      <w:r>
+        <w:t xml:space="preserve">  -d '{"nuevoEstado":"REGISTRADO"}' | jq .</w:t>
+      </w:r>
+    </w:p>
+    <w:p>
+      <w:r>
+        <w:t>Esperado: 409 Conflict — mensaje descriptivo con los estados involucrados.</w:t>
       </w:r>
     </w:p>
     <w:p>
@@ -12308,49 +9700,18 @@
       </w:r>
     </w:p>
     <w:p>
-      <w:proofErr w:type="spellStart"/>
-      <w:r>
-        <w:t>curl</w:t>
-      </w:r>
-      <w:proofErr w:type="spellEnd"/>
-      <w:r>
-        <w:t xml:space="preserve"> -s -X GET http://localhost:8080/api/v1/paquetes/{id}/historial \</w:t>
-      </w:r>
-    </w:p>
-    <w:p>
-      <w:r>
-        <w:t xml:space="preserve">  -H "</w:t>
-      </w:r>
-      <w:proofErr w:type="spellStart"/>
-      <w:r>
-        <w:t>Authorization</w:t>
-      </w:r>
-      <w:proofErr w:type="spellEnd"/>
-      <w:r>
-        <w:t xml:space="preserve">: Bearer TOKEN" | </w:t>
-      </w:r>
-      <w:proofErr w:type="spellStart"/>
-      <w:proofErr w:type="gramStart"/>
-      <w:r>
-        <w:t>jq</w:t>
-      </w:r>
-      <w:proofErr w:type="spellEnd"/>
-      <w:r>
-        <w:t xml:space="preserve"> .</w:t>
-      </w:r>
-      <w:proofErr w:type="gramEnd"/>
-    </w:p>
-    <w:p>
-      <w:r>
-        <w:t xml:space="preserve">Esperado: 200 OK — lista ordenada de cambios de estado con </w:t>
-      </w:r>
-      <w:proofErr w:type="spellStart"/>
-      <w:r>
-        <w:t>timestamp</w:t>
-      </w:r>
-      <w:proofErr w:type="spellEnd"/>
-      <w:r>
-        <w:t xml:space="preserve"> y usuario en data.</w:t>
+      <w:r>
+        <w:t>curl -s -X GET http://localhost:8080/api/v1/paquetes/{id}/historial \</w:t>
+      </w:r>
+    </w:p>
+    <w:p>
+      <w:r>
+        <w:t xml:space="preserve">  -H "Authorization: Bearer TOKEN" | jq .</w:t>
+      </w:r>
+    </w:p>
+    <w:p>
+      <w:r>
+        <w:t>Esperado: 200 OK — lista ordenada de cambios de estado con timestamp y usuario en data.</w:t>
       </w:r>
     </w:p>
     <w:p>
@@ -12385,45 +9746,14 @@
       </w:r>
     </w:p>
     <w:p>
-      <w:proofErr w:type="spellStart"/>
-      <w:r>
-        <w:t>curl</w:t>
-      </w:r>
-      <w:proofErr w:type="spellEnd"/>
-      <w:r>
-        <w:t xml:space="preserve"> -s -X GET "http://localhost:8080/api/v1/</w:t>
-      </w:r>
-      <w:proofErr w:type="spellStart"/>
-      <w:r>
-        <w:t>paquetes?busqueda</w:t>
-      </w:r>
-      <w:proofErr w:type="spellEnd"/>
-      <w:r>
-        <w:t>=RC2024" \</w:t>
-      </w:r>
-    </w:p>
-    <w:p>
-      <w:r>
-        <w:t xml:space="preserve">  -H "</w:t>
-      </w:r>
-      <w:proofErr w:type="spellStart"/>
-      <w:r>
-        <w:t>Authorization</w:t>
-      </w:r>
-      <w:proofErr w:type="spellEnd"/>
-      <w:r>
-        <w:t xml:space="preserve">: Bearer TOKEN" | </w:t>
-      </w:r>
-      <w:proofErr w:type="spellStart"/>
-      <w:proofErr w:type="gramStart"/>
-      <w:r>
-        <w:t>jq</w:t>
-      </w:r>
-      <w:proofErr w:type="spellEnd"/>
-      <w:r>
-        <w:t xml:space="preserve"> .</w:t>
-      </w:r>
-      <w:proofErr w:type="gramEnd"/>
+      <w:r>
+        <w:t>curl -s -X GET "http://localhost:8080/api/v1/paquetes?busqueda=RC2024" \</w:t>
+      </w:r>
+    </w:p>
+    <w:p>
+      <w:r>
+        <w:t xml:space="preserve">  -H "Authorization: Bearer TOKEN" | jq .</w:t>
+      </w:r>
     </w:p>
     <w:p>
       <w:r>
@@ -12440,45 +9770,14 @@
       </w:r>
     </w:p>
     <w:p>
-      <w:proofErr w:type="spellStart"/>
-      <w:r>
-        <w:t>curl</w:t>
-      </w:r>
-      <w:proofErr w:type="spellEnd"/>
-      <w:r>
-        <w:t xml:space="preserve"> -s -X GET "http://localhost:8080/api/v1/</w:t>
-      </w:r>
-      <w:proofErr w:type="spellStart"/>
-      <w:r>
-        <w:t>paquetes?busqueda</w:t>
-      </w:r>
-      <w:proofErr w:type="spellEnd"/>
-      <w:r>
-        <w:t>=flores" \</w:t>
-      </w:r>
-    </w:p>
-    <w:p>
-      <w:r>
-        <w:t xml:space="preserve">  -H "</w:t>
-      </w:r>
-      <w:proofErr w:type="spellStart"/>
-      <w:r>
-        <w:t>Authorization</w:t>
-      </w:r>
-      <w:proofErr w:type="spellEnd"/>
-      <w:r>
-        <w:t xml:space="preserve">: Bearer TOKEN" | </w:t>
-      </w:r>
-      <w:proofErr w:type="spellStart"/>
-      <w:proofErr w:type="gramStart"/>
-      <w:r>
-        <w:t>jq</w:t>
-      </w:r>
-      <w:proofErr w:type="spellEnd"/>
-      <w:r>
-        <w:t xml:space="preserve"> .</w:t>
-      </w:r>
-      <w:proofErr w:type="gramEnd"/>
+      <w:r>
+        <w:t>curl -s -X GET "http://localhost:8080/api/v1/paquetes?busqueda=flores" \</w:t>
+      </w:r>
+    </w:p>
+    <w:p>
+      <w:r>
+        <w:t xml:space="preserve">  -H "Authorization: Bearer TOKEN" | jq .</w:t>
+      </w:r>
     </w:p>
     <w:p>
       <w:r>
@@ -12495,37 +9794,14 @@
       </w:r>
     </w:p>
     <w:p>
-      <w:proofErr w:type="spellStart"/>
-      <w:r>
-        <w:t>curl</w:t>
-      </w:r>
-      <w:proofErr w:type="spellEnd"/>
-      <w:r>
-        <w:t xml:space="preserve"> -s -X GET "http://localhost:8080/api/v1/paquetes?sucursal=Lima&amp;estado=EN_TRANSITO" \</w:t>
-      </w:r>
-    </w:p>
-    <w:p>
-      <w:r>
-        <w:t xml:space="preserve">  -H "</w:t>
-      </w:r>
-      <w:proofErr w:type="spellStart"/>
-      <w:r>
-        <w:t>Authorization</w:t>
-      </w:r>
-      <w:proofErr w:type="spellEnd"/>
-      <w:r>
-        <w:t xml:space="preserve">: Bearer TOKEN" | </w:t>
-      </w:r>
-      <w:proofErr w:type="spellStart"/>
-      <w:proofErr w:type="gramStart"/>
-      <w:r>
-        <w:t>jq</w:t>
-      </w:r>
-      <w:proofErr w:type="spellEnd"/>
-      <w:r>
-        <w:t xml:space="preserve"> .</w:t>
-      </w:r>
-      <w:proofErr w:type="gramEnd"/>
+      <w:r>
+        <w:t>curl -s -X GET "http://localhost:8080/api/v1/paquetes?sucursal=Lima&amp;estado=EN_TRANSITO" \</w:t>
+      </w:r>
+    </w:p>
+    <w:p>
+      <w:r>
+        <w:t xml:space="preserve">  -H "Authorization: Bearer TOKEN" | jq .</w:t>
+      </w:r>
     </w:p>
     <w:p>
       <w:r>
@@ -12565,37 +9841,14 @@
       </w:r>
     </w:p>
     <w:p>
-      <w:proofErr w:type="spellStart"/>
-      <w:r>
-        <w:t>curl</w:t>
-      </w:r>
-      <w:proofErr w:type="spellEnd"/>
-      <w:r>
-        <w:t xml:space="preserve"> -s -X POST http://localhost:8080/api/v1/paquetes/{id}/categorias/{categoriaId} \</w:t>
-      </w:r>
-    </w:p>
-    <w:p>
-      <w:r>
-        <w:t xml:space="preserve">  -H "</w:t>
-      </w:r>
-      <w:proofErr w:type="spellStart"/>
-      <w:r>
-        <w:t>Authorization</w:t>
-      </w:r>
-      <w:proofErr w:type="spellEnd"/>
-      <w:r>
-        <w:t xml:space="preserve">: Bearer TOKEN" | </w:t>
-      </w:r>
-      <w:proofErr w:type="spellStart"/>
-      <w:proofErr w:type="gramStart"/>
-      <w:r>
-        <w:t>jq</w:t>
-      </w:r>
-      <w:proofErr w:type="spellEnd"/>
-      <w:r>
-        <w:t xml:space="preserve"> .</w:t>
-      </w:r>
-      <w:proofErr w:type="gramEnd"/>
+      <w:r>
+        <w:t>curl -s -X POST http://localhost:8080/api/v1/paquetes/{id}/categorias/{categoriaId} \</w:t>
+      </w:r>
+    </w:p>
+    <w:p>
+      <w:r>
+        <w:t xml:space="preserve">  -H "Authorization: Bearer TOKEN" | jq .</w:t>
+      </w:r>
     </w:p>
     <w:p>
       <w:r>
@@ -12634,79 +9887,24 @@
       </w:r>
     </w:p>
     <w:p>
-      <w:proofErr w:type="spellStart"/>
-      <w:r>
-        <w:t>curl</w:t>
-      </w:r>
-      <w:proofErr w:type="spellEnd"/>
-      <w:r>
-        <w:t xml:space="preserve"> -s -X PUT http://localhost:8080/api/v1/paquetes/{id} \</w:t>
-      </w:r>
-    </w:p>
-    <w:p>
-      <w:r>
-        <w:t xml:space="preserve">  -H "Content-</w:t>
-      </w:r>
-      <w:proofErr w:type="spellStart"/>
-      <w:r>
-        <w:t>Type</w:t>
-      </w:r>
-      <w:proofErr w:type="spellEnd"/>
-      <w:r>
-        <w:t xml:space="preserve">: </w:t>
-      </w:r>
-      <w:proofErr w:type="spellStart"/>
-      <w:r>
-        <w:t>application</w:t>
-      </w:r>
-      <w:proofErr w:type="spellEnd"/>
-      <w:r>
-        <w:t>/</w:t>
-      </w:r>
-      <w:proofErr w:type="spellStart"/>
-      <w:r>
-        <w:t>json</w:t>
-      </w:r>
-      <w:proofErr w:type="spellEnd"/>
-      <w:r>
-        <w:t>" \</w:t>
-      </w:r>
-    </w:p>
-    <w:p>
-      <w:r>
-        <w:t xml:space="preserve">  -H "</w:t>
-      </w:r>
-      <w:proofErr w:type="spellStart"/>
-      <w:r>
-        <w:t>Authorization</w:t>
-      </w:r>
-      <w:proofErr w:type="spellEnd"/>
-      <w:r>
-        <w:t>: Bearer TOKEN" \</w:t>
-      </w:r>
-    </w:p>
-    <w:p>
-      <w:r>
-        <w:t xml:space="preserve">  -d '{"</w:t>
-      </w:r>
-      <w:proofErr w:type="spellStart"/>
-      <w:r>
-        <w:t>descripcion</w:t>
-      </w:r>
-      <w:proofErr w:type="spellEnd"/>
-      <w:r>
-        <w:t xml:space="preserve">":"Documentos actualizados","pesoKg":2.0}' | </w:t>
-      </w:r>
-      <w:proofErr w:type="spellStart"/>
-      <w:proofErr w:type="gramStart"/>
-      <w:r>
-        <w:t>jq</w:t>
-      </w:r>
-      <w:proofErr w:type="spellEnd"/>
-      <w:r>
-        <w:t xml:space="preserve"> .</w:t>
-      </w:r>
-      <w:proofErr w:type="gramEnd"/>
+      <w:r>
+        <w:t>curl -s -X PUT http://localhost:8080/api/v1/paquetes/{id} \</w:t>
+      </w:r>
+    </w:p>
+    <w:p>
+      <w:r>
+        <w:t xml:space="preserve">  -H "Content-Type: application/json" \</w:t>
+      </w:r>
+    </w:p>
+    <w:p>
+      <w:r>
+        <w:t xml:space="preserve">  -H "Authorization: Bearer TOKEN" \</w:t>
+      </w:r>
+    </w:p>
+    <w:p>
+      <w:r>
+        <w:t xml:space="preserve">  -d '{"descripcion":"Documentos actualizados","pesoKg":2.0}' | jq .</w:t>
+      </w:r>
     </w:p>
     <w:p>
       <w:r>
@@ -12723,37 +9921,14 @@
       </w:r>
     </w:p>
     <w:p>
-      <w:proofErr w:type="spellStart"/>
-      <w:r>
-        <w:t>curl</w:t>
-      </w:r>
-      <w:proofErr w:type="spellEnd"/>
-      <w:r>
-        <w:t xml:space="preserve"> -s -X DELETE http://localhost:8080/api/v1/paquetes/{id} \</w:t>
-      </w:r>
-    </w:p>
-    <w:p>
-      <w:r>
-        <w:t xml:space="preserve">  -H "</w:t>
-      </w:r>
-      <w:proofErr w:type="spellStart"/>
-      <w:r>
-        <w:t>Authorization</w:t>
-      </w:r>
-      <w:proofErr w:type="spellEnd"/>
-      <w:r>
-        <w:t xml:space="preserve">: Bearer TOKEN_ADMIN" | </w:t>
-      </w:r>
-      <w:proofErr w:type="spellStart"/>
-      <w:proofErr w:type="gramStart"/>
-      <w:r>
-        <w:t>jq</w:t>
-      </w:r>
-      <w:proofErr w:type="spellEnd"/>
-      <w:r>
-        <w:t xml:space="preserve"> .</w:t>
-      </w:r>
-      <w:proofErr w:type="gramEnd"/>
+      <w:r>
+        <w:t>curl -s -X DELETE http://localhost:8080/api/v1/paquetes/{id} \</w:t>
+      </w:r>
+    </w:p>
+    <w:p>
+      <w:r>
+        <w:t xml:space="preserve">  -H "Authorization: Bearer TOKEN_ADMIN" | jq .</w:t>
+      </w:r>
     </w:p>
     <w:p>
       <w:r>
@@ -12770,49 +9945,18 @@
       </w:r>
     </w:p>
     <w:p>
-      <w:proofErr w:type="spellStart"/>
-      <w:r>
-        <w:t>curl</w:t>
-      </w:r>
-      <w:proofErr w:type="spellEnd"/>
-      <w:r>
-        <w:t xml:space="preserve"> -s -X DELETE http://localhost:8080/api/v1/paquetes/00000000-0000-0000-0000-000000000000 \</w:t>
-      </w:r>
-    </w:p>
-    <w:p>
-      <w:r>
-        <w:t xml:space="preserve">  -H "</w:t>
-      </w:r>
-      <w:proofErr w:type="spellStart"/>
-      <w:r>
-        <w:t>Authorization</w:t>
-      </w:r>
-      <w:proofErr w:type="spellEnd"/>
-      <w:r>
-        <w:t xml:space="preserve">: Bearer TOKEN_ADMIN" | </w:t>
-      </w:r>
-      <w:proofErr w:type="spellStart"/>
-      <w:proofErr w:type="gramStart"/>
-      <w:r>
-        <w:t>jq</w:t>
-      </w:r>
-      <w:proofErr w:type="spellEnd"/>
-      <w:r>
-        <w:t xml:space="preserve"> .</w:t>
-      </w:r>
-      <w:proofErr w:type="gramEnd"/>
-    </w:p>
-    <w:p>
-      <w:r>
-        <w:t>Esperado: 404 Not Found — </w:t>
-      </w:r>
-      <w:proofErr w:type="spellStart"/>
-      <w:r>
-        <w:t>success</w:t>
-      </w:r>
-      <w:proofErr w:type="spellEnd"/>
-      <w:r>
-        <w:t>: false.</w:t>
+      <w:r>
+        <w:t>curl -s -X DELETE http://localhost:8080/api/v1/paquetes/00000000-0000-0000-0000-000000000000 \</w:t>
+      </w:r>
+    </w:p>
+    <w:p>
+      <w:r>
+        <w:t xml:space="preserve">  -H "Authorization: Bearer TOKEN_ADMIN" | jq .</w:t>
+      </w:r>
+    </w:p>
+    <w:p>
+      <w:r>
+        <w:t>Esperado: 404 Not Found — success: false.</w:t>
       </w:r>
     </w:p>
     <w:p>
@@ -12843,56 +9987,17 @@
           <w:b/>
           <w:bCs/>
         </w:rPr>
-        <w:t xml:space="preserve">Caso 21 — Acceso sin token a </w:t>
-      </w:r>
-      <w:proofErr w:type="spellStart"/>
-      <w:r>
-        <w:rPr>
-          <w:b/>
-          <w:bCs/>
-        </w:rPr>
-        <w:t>endpoint</w:t>
-      </w:r>
-      <w:proofErr w:type="spellEnd"/>
-      <w:r>
-        <w:rPr>
-          <w:b/>
-          <w:bCs/>
-        </w:rPr>
-        <w:t xml:space="preserve"> protegido</w:t>
-      </w:r>
-    </w:p>
-    <w:p>
-      <w:proofErr w:type="spellStart"/>
-      <w:r>
-        <w:t>curl</w:t>
-      </w:r>
-      <w:proofErr w:type="spellEnd"/>
-      <w:r>
-        <w:t xml:space="preserve"> -s -X GET http://localhost:8080/api/v1/paquetes | </w:t>
-      </w:r>
-      <w:proofErr w:type="spellStart"/>
-      <w:proofErr w:type="gramStart"/>
-      <w:r>
-        <w:t>jq</w:t>
-      </w:r>
-      <w:proofErr w:type="spellEnd"/>
-      <w:r>
-        <w:t xml:space="preserve"> .</w:t>
-      </w:r>
-      <w:proofErr w:type="gramEnd"/>
-    </w:p>
-    <w:p>
-      <w:r>
-        <w:t xml:space="preserve">Esperado: 401 </w:t>
-      </w:r>
-      <w:proofErr w:type="spellStart"/>
-      <w:r>
-        <w:t>Unauthorized</w:t>
-      </w:r>
-      <w:proofErr w:type="spellEnd"/>
-      <w:r>
-        <w:t>.</w:t>
+        <w:t>Caso 21 — Acceso sin token a endpoint protegido</w:t>
+      </w:r>
+    </w:p>
+    <w:p>
+      <w:r>
+        <w:t>curl -s -X GET http://localhost:8080/api/v1/paquetes | jq .</w:t>
+      </w:r>
+    </w:p>
+    <w:p>
+      <w:r>
+        <w:t>Esperado: 401 Unauthorized.</w:t>
       </w:r>
     </w:p>
     <w:p>
@@ -12905,49 +10010,18 @@
       </w:r>
     </w:p>
     <w:p>
-      <w:proofErr w:type="spellStart"/>
-      <w:r>
-        <w:t>curl</w:t>
-      </w:r>
-      <w:proofErr w:type="spellEnd"/>
-      <w:r>
-        <w:t xml:space="preserve"> -s -X DELETE http://localhost:8080/api/v1/paquetes/{id} \</w:t>
-      </w:r>
-    </w:p>
-    <w:p>
-      <w:r>
-        <w:t xml:space="preserve">  -H "</w:t>
-      </w:r>
-      <w:proofErr w:type="spellStart"/>
-      <w:r>
-        <w:t>Authorization</w:t>
-      </w:r>
-      <w:proofErr w:type="spellEnd"/>
-      <w:r>
-        <w:t xml:space="preserve">: Bearer TOKEN_CLIENTE" | </w:t>
-      </w:r>
-      <w:proofErr w:type="spellStart"/>
-      <w:proofErr w:type="gramStart"/>
-      <w:r>
-        <w:t>jq</w:t>
-      </w:r>
-      <w:proofErr w:type="spellEnd"/>
-      <w:r>
-        <w:t xml:space="preserve"> .</w:t>
-      </w:r>
-      <w:proofErr w:type="gramEnd"/>
-    </w:p>
-    <w:p>
-      <w:r>
-        <w:t xml:space="preserve">Esperado: 403 </w:t>
-      </w:r>
-      <w:proofErr w:type="spellStart"/>
-      <w:r>
-        <w:t>Forbidden</w:t>
-      </w:r>
-      <w:proofErr w:type="spellEnd"/>
-      <w:r>
-        <w:t>.</w:t>
+      <w:r>
+        <w:t>curl -s -X DELETE http://localhost:8080/api/v1/paquetes/{id} \</w:t>
+      </w:r>
+    </w:p>
+    <w:p>
+      <w:r>
+        <w:t xml:space="preserve">  -H "Authorization: Bearer TOKEN_CLIENTE" | jq .</w:t>
+      </w:r>
+    </w:p>
+    <w:p>
+      <w:r>
+        <w:t>Esperado: 403 Forbidden.</w:t>
       </w:r>
     </w:p>
     <w:p>
@@ -13003,23 +10077,7 @@
         </w:numPr>
       </w:pPr>
       <w:r>
-        <w:t xml:space="preserve"> Mapa de microservicios: nombre, </w:t>
-      </w:r>
-      <w:proofErr w:type="spellStart"/>
-      <w:r>
-        <w:t>bounded</w:t>
-      </w:r>
-      <w:proofErr w:type="spellEnd"/>
-      <w:r>
-        <w:t xml:space="preserve"> </w:t>
-      </w:r>
-      <w:proofErr w:type="spellStart"/>
-      <w:r>
-        <w:t>context</w:t>
-      </w:r>
-      <w:proofErr w:type="spellEnd"/>
-      <w:r>
-        <w:t>, RF asignados, base de datos y dependencias.</w:t>
+        <w:t> Mapa de microservicios: nombre, bounded context, RF asignados, base de datos y dependencias.</w:t>
       </w:r>
     </w:p>
     <w:p>
@@ -13096,15 +10154,7 @@
         </w:numPr>
       </w:pPr>
       <w:r>
-        <w:t xml:space="preserve"> Captura del </w:t>
-      </w:r>
-      <w:proofErr w:type="spellStart"/>
-      <w:r>
-        <w:t>dashboard</w:t>
-      </w:r>
-      <w:proofErr w:type="spellEnd"/>
-      <w:r>
-        <w:t xml:space="preserve"> de Eureka con todos los servicios en estado UP.</w:t>
+        <w:t> Captura del dashboard de Eureka con todos los servicios en estado UP.</w:t>
       </w:r>
     </w:p>
     <w:p>
@@ -13115,39 +10165,7 @@
         </w:numPr>
       </w:pPr>
       <w:r>
-        <w:t> Comando </w:t>
-      </w:r>
-      <w:proofErr w:type="spellStart"/>
-      <w:r>
-        <w:t>curl</w:t>
-      </w:r>
-      <w:proofErr w:type="spellEnd"/>
-      <w:r>
-        <w:t xml:space="preserve"> exacto para demostrar el </w:t>
-      </w:r>
-      <w:proofErr w:type="spellStart"/>
-      <w:r>
-        <w:t>refresh</w:t>
-      </w:r>
-      <w:proofErr w:type="spellEnd"/>
-      <w:r>
-        <w:t xml:space="preserve"> de configuración con /</w:t>
-      </w:r>
-      <w:proofErr w:type="spellStart"/>
-      <w:r>
-        <w:t>actuator</w:t>
-      </w:r>
-      <w:proofErr w:type="spellEnd"/>
-      <w:r>
-        <w:t>/</w:t>
-      </w:r>
-      <w:proofErr w:type="spellStart"/>
-      <w:r>
-        <w:t>refresh</w:t>
-      </w:r>
-      <w:proofErr w:type="spellEnd"/>
-      <w:r>
-        <w:t>.</w:t>
+        <w:t> Comando curl exacto para demostrar el refresh de configuración con /actuator/refresh.</w:t>
       </w:r>
     </w:p>
     <w:p>
@@ -13158,15 +10176,7 @@
         </w:numPr>
       </w:pPr>
       <w:r>
-        <w:t xml:space="preserve"> Justificación de la descomposición y decisiones de comunicación </w:t>
-      </w:r>
-      <w:proofErr w:type="spellStart"/>
-      <w:r>
-        <w:t>inter-servicio</w:t>
-      </w:r>
-      <w:proofErr w:type="spellEnd"/>
-      <w:r>
-        <w:t>.</w:t>
+        <w:t> Justificación de la descomposición y decisiones de comunicación inter-servicio.</w:t>
       </w:r>
     </w:p>
     <w:p>
@@ -13187,13 +10197,8 @@
           <w:numId w:val="19"/>
         </w:numPr>
       </w:pPr>
-      <w:proofErr w:type="spellStart"/>
-      <w:r>
-        <w:t>mvn</w:t>
-      </w:r>
-      <w:proofErr w:type="spellEnd"/>
-      <w:r>
-        <w:t xml:space="preserve"> test sin errores en cada microservicio que contenga pruebas unitarias.</w:t>
+      <w:r>
+        <w:t>mvn test sin errores en cada microservicio que contenga pruebas unitarias.</w:t>
       </w:r>
     </w:p>
     <w:p>
@@ -13655,13 +10660,8 @@
             <w:hideMark/>
           </w:tcPr>
           <w:p>
-            <w:proofErr w:type="spellStart"/>
-            <w:r>
-              <w:t>DTOs</w:t>
-            </w:r>
-            <w:proofErr w:type="spellEnd"/>
-            <w:r>
-              <w:t xml:space="preserve"> y Validaciones</w:t>
+            <w:r>
+              <w:t>DTOs y Validaciones</w:t>
             </w:r>
           </w:p>
         </w:tc>
@@ -14172,15 +11172,7 @@
           </w:tcPr>
           <w:p>
             <w:r>
-              <w:t xml:space="preserve">Integración RENIEC — </w:t>
-            </w:r>
-            <w:proofErr w:type="spellStart"/>
-            <w:r>
-              <w:t>Feign</w:t>
-            </w:r>
-            <w:proofErr w:type="spellEnd"/>
-            <w:r>
-              <w:t xml:space="preserve"> Client</w:t>
+              <w:t>Integración RENIEC — Feign Client</w:t>
             </w:r>
           </w:p>
         </w:tc>
@@ -14282,13 +11274,8 @@
           </w:tcPr>
           <w:p>
             <w:r>
-              <w:t xml:space="preserve">Pruebas Unitarias con </w:t>
-            </w:r>
-            <w:proofErr w:type="spellStart"/>
-            <w:r>
-              <w:t>Mockito</w:t>
-            </w:r>
-            <w:proofErr w:type="spellEnd"/>
+              <w:t>Pruebas Unitarias con Mockito</w:t>
+            </w:r>
           </w:p>
         </w:tc>
         <w:tc>
@@ -14796,21 +11783,8 @@
             <w:hideMark/>
           </w:tcPr>
           <w:p>
-            <w:proofErr w:type="spellStart"/>
-            <w:r>
-              <w:t>Config</w:t>
-            </w:r>
-            <w:proofErr w:type="spellEnd"/>
-            <w:r>
-              <w:t xml:space="preserve"> Server y </w:t>
-            </w:r>
-            <w:proofErr w:type="spellStart"/>
-            <w:r>
-              <w:t>Config</w:t>
-            </w:r>
-            <w:proofErr w:type="spellEnd"/>
-            <w:r>
-              <w:t xml:space="preserve"> Client</w:t>
+            <w:r>
+              <w:t>Config Server y Config Client</w:t>
             </w:r>
           </w:p>
         </w:tc>
@@ -15013,13 +11987,8 @@
             <w:hideMark/>
           </w:tcPr>
           <w:p>
-            <w:proofErr w:type="spellStart"/>
-            <w:r>
-              <w:t>Circuit</w:t>
-            </w:r>
-            <w:proofErr w:type="spellEnd"/>
-            <w:r>
-              <w:t xml:space="preserve"> Breaker con Resilience4j</w:t>
+            <w:r>
+              <w:t>Circuit Breaker con Resilience4j</w:t>
             </w:r>
           </w:p>
         </w:tc>
@@ -15325,15 +12294,7 @@
           </w:tcPr>
           <w:p>
             <w:r>
-              <w:t xml:space="preserve">Preguntas Conceptuales (5 × 2 </w:t>
-            </w:r>
-            <w:proofErr w:type="spellStart"/>
-            <w:r>
-              <w:t>pts</w:t>
-            </w:r>
-            <w:proofErr w:type="spellEnd"/>
-            <w:r>
-              <w:t>)</w:t>
+              <w:t>Preguntas Conceptuales (5 × 2 pts)</w:t>
             </w:r>
           </w:p>
         </w:tc>

--- a/EXAMEN FINAL.docx
+++ b/EXAMEN FINAL.docx
@@ -26,7 +26,15 @@
         <w:t>Curso:</w:t>
       </w:r>
       <w:r>
-        <w:t> Desarrollo Backend con Java y Spring Boot </w:t>
+        <w:t xml:space="preserve"> Desarrollo </w:t>
+      </w:r>
+      <w:proofErr w:type="spellStart"/>
+      <w:r>
+        <w:t>Backend</w:t>
+      </w:r>
+      <w:proofErr w:type="spellEnd"/>
+      <w:r>
+        <w:t xml:space="preserve"> con Java y Spring Boot </w:t>
       </w:r>
       <w:r>
         <w:rPr>
@@ -82,20 +90,45 @@
       </w:r>
     </w:p>
     <w:p>
-      <w:r>
-        <w:rPr>
-          <w:b/>
-          <w:bCs/>
-        </w:rPr>
-        <w:t>RapidoCourier S.A.C.</w:t>
-      </w:r>
-      <w:r>
-        <w:t> es una empresa peruana de mensajería y courier con sucursales en Lima, Arequipa y Cusco. Gestiona envíos de paquetes entre personas naturales y empresas, con tarifas que varían según el peso, el valor declarado y la ruta. Actualmente opera de forma completamente manual y necesita digitalizar su operación.</w:t>
-      </w:r>
-    </w:p>
-    <w:p>
-      <w:r>
-        <w:t>Dado su plan de expansión nacional, la empresa ha decidido construir su plataforma backend </w:t>
+      <w:proofErr w:type="spellStart"/>
+      <w:r>
+        <w:rPr>
+          <w:b/>
+          <w:bCs/>
+        </w:rPr>
+        <w:t>RapidoCourier</w:t>
+      </w:r>
+      <w:proofErr w:type="spellEnd"/>
+      <w:r>
+        <w:rPr>
+          <w:b/>
+          <w:bCs/>
+        </w:rPr>
+        <w:t xml:space="preserve"> S.A.C.</w:t>
+      </w:r>
+      <w:r>
+        <w:t xml:space="preserve"> es una empresa peruana de mensajería y </w:t>
+      </w:r>
+      <w:proofErr w:type="spellStart"/>
+      <w:r>
+        <w:t>courier</w:t>
+      </w:r>
+      <w:proofErr w:type="spellEnd"/>
+      <w:r>
+        <w:t xml:space="preserve"> con sucursales en Lima, Arequipa y Cusco. Gestiona envíos de paquetes entre personas naturales y empresas, con tarifas que varían según el peso, el valor declarado y la ruta. Actualmente opera de forma completamente manual y necesita digitalizar su operación.</w:t>
+      </w:r>
+    </w:p>
+    <w:p>
+      <w:r>
+        <w:t xml:space="preserve">Dado su plan de expansión nacional, la empresa ha decidido construir su plataforma </w:t>
+      </w:r>
+      <w:proofErr w:type="spellStart"/>
+      <w:r>
+        <w:t>backend</w:t>
+      </w:r>
+      <w:proofErr w:type="spellEnd"/>
+      <w:r>
+        <w:t> </w:t>
       </w:r>
       <w:r>
         <w:rPr>
@@ -209,7 +242,21 @@
         <w:rPr>
           <w:highlight w:val="green"/>
         </w:rPr>
-        <w:t> capas tradicional, hexagonal u otra. Debe ser consistente dentro de cada servicio.</w:t>
+        <w:t> </w:t>
+      </w:r>
+      <w:proofErr w:type="gramStart"/>
+      <w:r>
+        <w:rPr>
+          <w:highlight w:val="green"/>
+        </w:rPr>
+        <w:t>capas tradicional</w:t>
+      </w:r>
+      <w:proofErr w:type="gramEnd"/>
+      <w:r>
+        <w:rPr>
+          <w:highlight w:val="green"/>
+        </w:rPr>
+        <w:t>, hexagonal u otra. Debe ser consistente dentro de cada servicio.</w:t>
       </w:r>
     </w:p>
     <w:p>
@@ -253,13 +300,45 @@
           <w:bCs/>
           <w:highlight w:val="green"/>
         </w:rPr>
-        <w:t>Comunicación inter-servicio:</w:t>
-      </w:r>
-      <w:r>
-        <w:rPr>
-          <w:highlight w:val="green"/>
-        </w:rPr>
-        <w:t> sincrónica (Feign), asincrónica (eventos) o ambas. Justifica según el caso de uso.</w:t>
+        <w:t xml:space="preserve">Comunicación </w:t>
+      </w:r>
+      <w:proofErr w:type="spellStart"/>
+      <w:r>
+        <w:rPr>
+          <w:b/>
+          <w:bCs/>
+          <w:highlight w:val="green"/>
+        </w:rPr>
+        <w:t>inter-servicio</w:t>
+      </w:r>
+      <w:proofErr w:type="spellEnd"/>
+      <w:r>
+        <w:rPr>
+          <w:b/>
+          <w:bCs/>
+          <w:highlight w:val="green"/>
+        </w:rPr>
+        <w:t>:</w:t>
+      </w:r>
+      <w:r>
+        <w:rPr>
+          <w:highlight w:val="green"/>
+        </w:rPr>
+        <w:t> sincrónica (</w:t>
+      </w:r>
+      <w:proofErr w:type="spellStart"/>
+      <w:r>
+        <w:rPr>
+          <w:highlight w:val="green"/>
+        </w:rPr>
+        <w:t>Feign</w:t>
+      </w:r>
+      <w:proofErr w:type="spellEnd"/>
+      <w:r>
+        <w:rPr>
+          <w:highlight w:val="green"/>
+        </w:rPr>
+        <w:t>), asincrónica (eventos) o ambas. Justifica según el caso de uso.</w:t>
       </w:r>
     </w:p>
     <w:p>
@@ -327,7 +406,21 @@
         <w:rPr>
           <w:highlight w:val="green"/>
         </w:rPr>
-        <w:t>Clase genérica ApiResponse&lt;T&gt; en todas las respuestas HTTP de todos los servicios.</w:t>
+        <w:t>Clase genérica </w:t>
+      </w:r>
+      <w:proofErr w:type="spellStart"/>
+      <w:r>
+        <w:rPr>
+          <w:highlight w:val="green"/>
+        </w:rPr>
+        <w:t>ApiResponse</w:t>
+      </w:r>
+      <w:proofErr w:type="spellEnd"/>
+      <w:r>
+        <w:rPr>
+          <w:highlight w:val="green"/>
+        </w:rPr>
+        <w:t>&lt;T&gt; en todas las respuestas HTTP de todos los servicios.</w:t>
       </w:r>
     </w:p>
     <w:p>
@@ -340,11 +433,37 @@
           <w:highlight w:val="green"/>
         </w:rPr>
       </w:pPr>
-      <w:r>
-        <w:rPr>
-          <w:highlight w:val="green"/>
-        </w:rPr>
-        <w:t>application.yaml (no application.properties).</w:t>
+      <w:proofErr w:type="spellStart"/>
+      <w:proofErr w:type="gramStart"/>
+      <w:r>
+        <w:rPr>
+          <w:highlight w:val="green"/>
+        </w:rPr>
+        <w:t>application.yaml</w:t>
+      </w:r>
+      <w:proofErr w:type="spellEnd"/>
+      <w:proofErr w:type="gramEnd"/>
+      <w:r>
+        <w:rPr>
+          <w:highlight w:val="green"/>
+        </w:rPr>
+        <w:t> (no </w:t>
+      </w:r>
+      <w:proofErr w:type="spellStart"/>
+      <w:proofErr w:type="gramStart"/>
+      <w:r>
+        <w:rPr>
+          <w:highlight w:val="green"/>
+        </w:rPr>
+        <w:t>application.properties</w:t>
+      </w:r>
+      <w:proofErr w:type="spellEnd"/>
+      <w:proofErr w:type="gramEnd"/>
+      <w:r>
+        <w:rPr>
+          <w:highlight w:val="green"/>
+        </w:rPr>
+        <w:t>).</w:t>
       </w:r>
     </w:p>
     <w:p>
@@ -396,8 +515,13 @@
       </w:r>
     </w:p>
     <w:p>
-      <w:r>
-        <w:t>rapidocourier/</w:t>
+      <w:proofErr w:type="spellStart"/>
+      <w:r>
+        <w:t>rapidocourier</w:t>
+      </w:r>
+      <w:proofErr w:type="spellEnd"/>
+      <w:r>
+        <w:t>/</w:t>
       </w:r>
     </w:p>
     <w:p>
@@ -431,7 +555,15 @@
         <w:t>──</w:t>
       </w:r>
       <w:r>
-        <w:t xml:space="preserve"> api-gateway/</w:t>
+        <w:t xml:space="preserve"> api-</w:t>
+      </w:r>
+      <w:proofErr w:type="spellStart"/>
+      <w:r>
+        <w:t>gateway</w:t>
+      </w:r>
+      <w:proofErr w:type="spellEnd"/>
+      <w:r>
+        <w:t>/</w:t>
       </w:r>
     </w:p>
     <w:p>
@@ -448,7 +580,15 @@
         <w:t>──</w:t>
       </w:r>
       <w:r>
-        <w:t xml:space="preserve"> config-server/</w:t>
+        <w:t xml:space="preserve"> </w:t>
+      </w:r>
+      <w:proofErr w:type="spellStart"/>
+      <w:r>
+        <w:t>config</w:t>
+      </w:r>
+      <w:proofErr w:type="spellEnd"/>
+      <w:r>
+        <w:t>-server/</w:t>
       </w:r>
     </w:p>
     <w:p>
@@ -472,12 +612,14 @@
         </w:rPr>
         <w:t xml:space="preserve"> servicio-[</w:t>
       </w:r>
+      <w:proofErr w:type="spellStart"/>
       <w:r>
         <w:rPr>
           <w:highlight w:val="green"/>
         </w:rPr>
         <w:t>person-service</w:t>
       </w:r>
+      <w:proofErr w:type="spellEnd"/>
       <w:r>
         <w:rPr>
           <w:highlight w:val="green"/>
@@ -823,13 +965,41 @@
         <w:rPr>
           <w:highlight w:val="green"/>
         </w:rPr>
-        <w:t>(fk)</w:t>
-      </w:r>
-      <w:r>
-        <w:rPr>
-          <w:highlight w:val="green"/>
-        </w:rPr>
-        <w:t>, así que en el insert deberá de</w:t>
+        <w:t>(</w:t>
+      </w:r>
+      <w:proofErr w:type="spellStart"/>
+      <w:r>
+        <w:rPr>
+          <w:highlight w:val="green"/>
+        </w:rPr>
+        <w:t>fk</w:t>
+      </w:r>
+      <w:proofErr w:type="spellEnd"/>
+      <w:r>
+        <w:rPr>
+          <w:highlight w:val="green"/>
+        </w:rPr>
+        <w:t>)</w:t>
+      </w:r>
+      <w:r>
+        <w:rPr>
+          <w:highlight w:val="green"/>
+        </w:rPr>
+        <w:t xml:space="preserve">, así que en el </w:t>
+      </w:r>
+      <w:proofErr w:type="spellStart"/>
+      <w:r>
+        <w:rPr>
+          <w:highlight w:val="green"/>
+        </w:rPr>
+        <w:t>insert</w:t>
+      </w:r>
+      <w:proofErr w:type="spellEnd"/>
+      <w:r>
+        <w:rPr>
+          <w:highlight w:val="green"/>
+        </w:rPr>
+        <w:t xml:space="preserve"> deberá de</w:t>
       </w:r>
       <w:r>
         <w:rPr>
@@ -925,7 +1095,49 @@
         <w:rPr>
           <w:highlight w:val="green"/>
         </w:rPr>
-        <w:t xml:space="preserve"> permitir el login del usuario creado y autenticarse con un token, realizar los jwt filter diferenciados por los de acceso libre y los que si requiere autorización.</w:t>
+        <w:t xml:space="preserve"> permitir el </w:t>
+      </w:r>
+      <w:proofErr w:type="spellStart"/>
+      <w:r>
+        <w:rPr>
+          <w:highlight w:val="green"/>
+        </w:rPr>
+        <w:t>login</w:t>
+      </w:r>
+      <w:proofErr w:type="spellEnd"/>
+      <w:r>
+        <w:rPr>
+          <w:highlight w:val="green"/>
+        </w:rPr>
+        <w:t xml:space="preserve"> del usuario creado y autenticarse con un token, realizar los </w:t>
+      </w:r>
+      <w:proofErr w:type="spellStart"/>
+      <w:r>
+        <w:rPr>
+          <w:highlight w:val="green"/>
+        </w:rPr>
+        <w:t>jwt</w:t>
+      </w:r>
+      <w:proofErr w:type="spellEnd"/>
+      <w:r>
+        <w:rPr>
+          <w:highlight w:val="green"/>
+        </w:rPr>
+        <w:t xml:space="preserve"> </w:t>
+      </w:r>
+      <w:proofErr w:type="spellStart"/>
+      <w:r>
+        <w:rPr>
+          <w:highlight w:val="green"/>
+        </w:rPr>
+        <w:t>filter</w:t>
+      </w:r>
+      <w:proofErr w:type="spellEnd"/>
+      <w:r>
+        <w:rPr>
+          <w:highlight w:val="green"/>
+        </w:rPr>
+        <w:t xml:space="preserve"> diferenciados por los de acceso libre y los que si requiere autorización.</w:t>
       </w:r>
       <w:r>
         <w:rPr>
@@ -1136,7 +1348,21 @@
         <w:rPr>
           <w:highlight w:val="green"/>
         </w:rPr>
-        <w:t xml:space="preserve"> y se recalcule con un endpoint el % de participación de cada unidad del edificio</w:t>
+        <w:t xml:space="preserve"> y se recalcule con un </w:t>
+      </w:r>
+      <w:proofErr w:type="spellStart"/>
+      <w:r>
+        <w:rPr>
+          <w:highlight w:val="green"/>
+        </w:rPr>
+        <w:t>endpoint</w:t>
+      </w:r>
+      <w:proofErr w:type="spellEnd"/>
+      <w:r>
+        <w:rPr>
+          <w:highlight w:val="green"/>
+        </w:rPr>
+        <w:t xml:space="preserve"> el % de participación de cada unidad del edificio</w:t>
       </w:r>
       <w:r>
         <w:rPr>
@@ -1286,7 +1512,7 @@
         <w:rPr>
           <w:b/>
           <w:bCs/>
-          <w:highlight w:val="magenta"/>
+          <w:highlight w:val="green"/>
         </w:rPr>
         <w:t xml:space="preserve">RF-09 — </w:t>
       </w:r>
@@ -1294,55 +1520,55 @@
         <w:rPr>
           <w:b/>
           <w:bCs/>
-          <w:highlight w:val="magenta"/>
+          <w:highlight w:val="green"/>
         </w:rPr>
         <w:t>Mantenimiento persona unidad</w:t>
       </w:r>
       <w:r>
         <w:rPr>
-          <w:highlight w:val="magenta"/>
+          <w:highlight w:val="green"/>
         </w:rPr>
         <w:t xml:space="preserve"> </w:t>
       </w:r>
       <w:r>
         <w:rPr>
-          <w:highlight w:val="magenta"/>
+          <w:highlight w:val="green"/>
         </w:rPr>
         <w:t>El sistema debe permitir asignar un</w:t>
       </w:r>
       <w:r>
         <w:rPr>
-          <w:highlight w:val="magenta"/>
+          <w:highlight w:val="green"/>
         </w:rPr>
         <w:t xml:space="preserve">o o más personas como propietarios a la unidad. </w:t>
       </w:r>
       <w:r>
         <w:rPr>
-          <w:highlight w:val="magenta"/>
+          <w:highlight w:val="green"/>
         </w:rPr>
         <w:t xml:space="preserve">Una </w:t>
       </w:r>
       <w:r>
         <w:rPr>
-          <w:highlight w:val="magenta"/>
+          <w:highlight w:val="green"/>
         </w:rPr>
         <w:t xml:space="preserve">unidad </w:t>
       </w:r>
       <w:r>
         <w:rPr>
-          <w:highlight w:val="magenta"/>
+          <w:highlight w:val="green"/>
         </w:rPr>
         <w:t xml:space="preserve">puede asignarse a múltiples </w:t>
       </w:r>
       <w:r>
         <w:rPr>
-          <w:highlight w:val="magenta"/>
+          <w:highlight w:val="green"/>
         </w:rPr>
         <w:t>personas</w:t>
       </w:r>
       <w:r>
         <w:rPr>
-          <w:highlight w:val="magenta"/>
+          <w:highlight w:val="green"/>
         </w:rPr>
         <w:t>.</w:t>
       </w:r>
@@ -1387,7 +1613,77 @@
         <w:rPr>
           <w:highlight w:val="green"/>
         </w:rPr>
-        <w:t> Toda respuesta HTTP (éxito y error) en todos los servicios debe usar la estructura genérica ApiResponse&lt;T&gt; con los campos success (boolean), message (String) y data (T, o null en error).</w:t>
+        <w:t> Toda respuesta HTTP (éxito y error) en todos los servicios debe usar la estructura genérica </w:t>
+      </w:r>
+      <w:proofErr w:type="spellStart"/>
+      <w:r>
+        <w:rPr>
+          <w:highlight w:val="green"/>
+        </w:rPr>
+        <w:t>ApiResponse</w:t>
+      </w:r>
+      <w:proofErr w:type="spellEnd"/>
+      <w:r>
+        <w:rPr>
+          <w:highlight w:val="green"/>
+        </w:rPr>
+        <w:t>&lt;T&gt; con los campos </w:t>
+      </w:r>
+      <w:proofErr w:type="spellStart"/>
+      <w:r>
+        <w:rPr>
+          <w:highlight w:val="green"/>
+        </w:rPr>
+        <w:t>success</w:t>
+      </w:r>
+      <w:proofErr w:type="spellEnd"/>
+      <w:r>
+        <w:rPr>
+          <w:highlight w:val="green"/>
+        </w:rPr>
+        <w:t> (</w:t>
+      </w:r>
+      <w:proofErr w:type="spellStart"/>
+      <w:r>
+        <w:rPr>
+          <w:highlight w:val="green"/>
+        </w:rPr>
+        <w:t>boolean</w:t>
+      </w:r>
+      <w:proofErr w:type="spellEnd"/>
+      <w:r>
+        <w:rPr>
+          <w:highlight w:val="green"/>
+        </w:rPr>
+        <w:t>), </w:t>
+      </w:r>
+      <w:proofErr w:type="spellStart"/>
+      <w:r>
+        <w:rPr>
+          <w:highlight w:val="green"/>
+        </w:rPr>
+        <w:t>message</w:t>
+      </w:r>
+      <w:proofErr w:type="spellEnd"/>
+      <w:r>
+        <w:rPr>
+          <w:highlight w:val="green"/>
+        </w:rPr>
+        <w:t xml:space="preserve"> (String) y data (T, o </w:t>
+      </w:r>
+      <w:proofErr w:type="spellStart"/>
+      <w:r>
+        <w:rPr>
+          <w:highlight w:val="green"/>
+        </w:rPr>
+        <w:t>null</w:t>
+      </w:r>
+      <w:proofErr w:type="spellEnd"/>
+      <w:r>
+        <w:rPr>
+          <w:highlight w:val="green"/>
+        </w:rPr>
+        <w:t xml:space="preserve"> en error).</w:t>
       </w:r>
     </w:p>
     <w:p>
@@ -1403,7 +1699,21 @@
         <w:rPr>
           <w:highlight w:val="green"/>
         </w:rPr>
-        <w:t> 200 para GET/PUT exitosos, 201 para POST exitoso, 204 para DELETE exitoso, 400 para validación fallida (con Map&lt;String, List&lt;String&gt;&gt; por campo), 404 para recurso no encontrado, 409 para conflictos o duplicados, 502 para fallo de API externa, 403 para acceso denegado, 500 para errores inesperados.</w:t>
+        <w:t> 200 para GET/PUT exitosos, 201 para POST exitoso, 204 para DELETE exitoso, 400 para validación fallida (con </w:t>
+      </w:r>
+      <w:proofErr w:type="spellStart"/>
+      <w:r>
+        <w:rPr>
+          <w:highlight w:val="green"/>
+        </w:rPr>
+        <w:t>Map</w:t>
+      </w:r>
+      <w:proofErr w:type="spellEnd"/>
+      <w:r>
+        <w:rPr>
+          <w:highlight w:val="green"/>
+        </w:rPr>
+        <w:t>&lt;String, List&lt;String&gt;&gt; por campo), 404 para recurso no encontrado, 409 para conflictos o duplicados, 502 para fallo de API externa, 403 para acceso denegado, 500 para errores inesperados.</w:t>
       </w:r>
     </w:p>
     <w:p>
@@ -1419,7 +1729,49 @@
         <w:rPr>
           <w:highlight w:val="green"/>
         </w:rPr>
-        <w:t> Todos los DTOs de request deben estar validados con Bean Validation. Se deben usar mínimo 6 tipos de anotación distintos en todo el proyecto.</w:t>
+        <w:t xml:space="preserve"> Todos los </w:t>
+      </w:r>
+      <w:proofErr w:type="spellStart"/>
+      <w:r>
+        <w:rPr>
+          <w:highlight w:val="green"/>
+        </w:rPr>
+        <w:t>DTOs</w:t>
+      </w:r>
+      <w:proofErr w:type="spellEnd"/>
+      <w:r>
+        <w:rPr>
+          <w:highlight w:val="green"/>
+        </w:rPr>
+        <w:t xml:space="preserve"> de </w:t>
+      </w:r>
+      <w:proofErr w:type="spellStart"/>
+      <w:r>
+        <w:rPr>
+          <w:highlight w:val="green"/>
+        </w:rPr>
+        <w:t>request</w:t>
+      </w:r>
+      <w:proofErr w:type="spellEnd"/>
+      <w:r>
+        <w:rPr>
+          <w:highlight w:val="green"/>
+        </w:rPr>
+        <w:t xml:space="preserve"> deben estar validados con Bean </w:t>
+      </w:r>
+      <w:proofErr w:type="spellStart"/>
+      <w:r>
+        <w:rPr>
+          <w:highlight w:val="green"/>
+        </w:rPr>
+        <w:t>Validation</w:t>
+      </w:r>
+      <w:proofErr w:type="spellEnd"/>
+      <w:r>
+        <w:rPr>
+          <w:highlight w:val="green"/>
+        </w:rPr>
+        <w:t>. Se deben usar mínimo 6 tipos de anotación distintos en todo el proyecto.</w:t>
       </w:r>
     </w:p>
     <w:p>
@@ -1435,7 +1787,35 @@
         <w:rPr>
           <w:highlight w:val="green"/>
         </w:rPr>
-        <w:t> Al menos dos entidades (en cualquier servicio) deben incluir createdAt y updatedAt poblados automáticamente.</w:t>
+        <w:t> Al menos dos entidades (en cualquier servicio) deben incluir </w:t>
+      </w:r>
+      <w:proofErr w:type="spellStart"/>
+      <w:r>
+        <w:rPr>
+          <w:highlight w:val="green"/>
+        </w:rPr>
+        <w:t>createdAt</w:t>
+      </w:r>
+      <w:proofErr w:type="spellEnd"/>
+      <w:r>
+        <w:rPr>
+          <w:highlight w:val="green"/>
+        </w:rPr>
+        <w:t> y </w:t>
+      </w:r>
+      <w:proofErr w:type="spellStart"/>
+      <w:r>
+        <w:rPr>
+          <w:highlight w:val="green"/>
+        </w:rPr>
+        <w:t>updatedAt</w:t>
+      </w:r>
+      <w:proofErr w:type="spellEnd"/>
+      <w:r>
+        <w:rPr>
+          <w:highlight w:val="green"/>
+        </w:rPr>
+        <w:t> poblados automáticamente.</w:t>
       </w:r>
     </w:p>
     <w:p>
@@ -1451,7 +1831,63 @@
         <w:rPr>
           <w:highlight w:val="yellow"/>
         </w:rPr>
-        <w:t> Las pruebas de la capa de servicio deben correr sin errores con mvn test en cada microservicio que tenga pruebas. Deben cubrir: al menos un happy path por servicio probado, al menos dos rutas de excepción con assertThrows, y al menos un caso de resultado vacío.</w:t>
+        <w:t> Las pruebas de la capa de servicio deben correr sin errores con </w:t>
+      </w:r>
+      <w:proofErr w:type="spellStart"/>
+      <w:r>
+        <w:rPr>
+          <w:highlight w:val="yellow"/>
+        </w:rPr>
+        <w:t>mvn</w:t>
+      </w:r>
+      <w:proofErr w:type="spellEnd"/>
+      <w:r>
+        <w:rPr>
+          <w:highlight w:val="yellow"/>
+        </w:rPr>
+        <w:t xml:space="preserve"> test en cada microservicio que tenga pruebas. Deben cubrir: al menos un </w:t>
+      </w:r>
+      <w:proofErr w:type="spellStart"/>
+      <w:r>
+        <w:rPr>
+          <w:highlight w:val="yellow"/>
+        </w:rPr>
+        <w:t>happy</w:t>
+      </w:r>
+      <w:proofErr w:type="spellEnd"/>
+      <w:r>
+        <w:rPr>
+          <w:highlight w:val="yellow"/>
+        </w:rPr>
+        <w:t xml:space="preserve"> </w:t>
+      </w:r>
+      <w:proofErr w:type="spellStart"/>
+      <w:r>
+        <w:rPr>
+          <w:highlight w:val="yellow"/>
+        </w:rPr>
+        <w:t>path</w:t>
+      </w:r>
+      <w:proofErr w:type="spellEnd"/>
+      <w:r>
+        <w:rPr>
+          <w:highlight w:val="yellow"/>
+        </w:rPr>
+        <w:t xml:space="preserve"> por servicio probado, al menos dos rutas de excepción con </w:t>
+      </w:r>
+      <w:proofErr w:type="spellStart"/>
+      <w:r>
+        <w:rPr>
+          <w:highlight w:val="yellow"/>
+        </w:rPr>
+        <w:t>assertThrows</w:t>
+      </w:r>
+      <w:proofErr w:type="spellEnd"/>
+      <w:r>
+        <w:rPr>
+          <w:highlight w:val="yellow"/>
+        </w:rPr>
+        <w:t>, y al menos un caso de resultado vacío.</w:t>
       </w:r>
     </w:p>
     <w:p>
@@ -1467,7 +1903,51 @@
         <w:rPr>
           <w:highlight w:val="red"/>
         </w:rPr>
-        <w:t> El token de RENIEC, la clave de firma JWT y las contraseñas de base de datos no deben estar hardcodeados. En los microservicios, la clave JWT debe almacenarse en Vault; el token de RENIEC debe leerse con @Value desde el Config Server o desde application.yaml.</w:t>
+        <w:t xml:space="preserve"> El token de RENIEC, la clave de firma JWT y las contraseñas de base de datos no deben estar </w:t>
+      </w:r>
+      <w:proofErr w:type="spellStart"/>
+      <w:r>
+        <w:rPr>
+          <w:highlight w:val="red"/>
+        </w:rPr>
+        <w:t>hardcodeados</w:t>
+      </w:r>
+      <w:proofErr w:type="spellEnd"/>
+      <w:r>
+        <w:rPr>
+          <w:highlight w:val="red"/>
+        </w:rPr>
+        <w:t xml:space="preserve">. En los microservicios, la clave JWT debe almacenarse en Vault; el token de RENIEC debe leerse con @Value desde el </w:t>
+      </w:r>
+      <w:proofErr w:type="spellStart"/>
+      <w:r>
+        <w:rPr>
+          <w:highlight w:val="red"/>
+        </w:rPr>
+        <w:t>Config</w:t>
+      </w:r>
+      <w:proofErr w:type="spellEnd"/>
+      <w:r>
+        <w:rPr>
+          <w:highlight w:val="red"/>
+        </w:rPr>
+        <w:t xml:space="preserve"> Server o desde </w:t>
+      </w:r>
+      <w:proofErr w:type="spellStart"/>
+      <w:proofErr w:type="gramStart"/>
+      <w:r>
+        <w:rPr>
+          <w:highlight w:val="red"/>
+        </w:rPr>
+        <w:t>application.yaml</w:t>
+      </w:r>
+      <w:proofErr w:type="spellEnd"/>
+      <w:proofErr w:type="gramEnd"/>
+      <w:r>
+        <w:rPr>
+          <w:highlight w:val="red"/>
+        </w:rPr>
+        <w:t>.</w:t>
       </w:r>
     </w:p>
     <w:p>
@@ -1583,7 +2063,23 @@
         <w:t>Qué se evalúa:</w:t>
       </w:r>
       <w:r>
-        <w:t> Capacidad de identificar bounded contexts coherentes y de definir responsabilidades claras para cada servicio antes de implementar.</w:t>
+        <w:t xml:space="preserve"> Capacidad de identificar </w:t>
+      </w:r>
+      <w:proofErr w:type="spellStart"/>
+      <w:r>
+        <w:t>bounded</w:t>
+      </w:r>
+      <w:proofErr w:type="spellEnd"/>
+      <w:r>
+        <w:t xml:space="preserve"> </w:t>
+      </w:r>
+      <w:proofErr w:type="spellStart"/>
+      <w:r>
+        <w:t>contexts</w:t>
+      </w:r>
+      <w:proofErr w:type="spellEnd"/>
+      <w:r>
+        <w:t xml:space="preserve"> coherentes y de definir responsabilidades claras para cada servicio antes de implementar.</w:t>
       </w:r>
     </w:p>
     <w:p>
@@ -1614,7 +2110,23 @@
         </w:numPr>
       </w:pPr>
       <w:r>
-        <w:t>Su nombre y el bounded context que representa.</w:t>
+        <w:t xml:space="preserve">Su nombre y el </w:t>
+      </w:r>
+      <w:proofErr w:type="spellStart"/>
+      <w:r>
+        <w:t>bounded</w:t>
+      </w:r>
+      <w:proofErr w:type="spellEnd"/>
+      <w:r>
+        <w:t xml:space="preserve"> </w:t>
+      </w:r>
+      <w:proofErr w:type="spellStart"/>
+      <w:r>
+        <w:t>context</w:t>
+      </w:r>
+      <w:proofErr w:type="spellEnd"/>
+      <w:r>
+        <w:t xml:space="preserve"> que representa.</w:t>
       </w:r>
     </w:p>
     <w:p>
@@ -1814,7 +2326,23 @@
           </w:tcPr>
           <w:p>
             <w:r>
-              <w:t>Mínimo 3 microservicios con bounded contexts diferenciados y documentados</w:t>
+              <w:t xml:space="preserve">Mínimo 3 microservicios con </w:t>
+            </w:r>
+            <w:proofErr w:type="spellStart"/>
+            <w:r>
+              <w:t>bounded</w:t>
+            </w:r>
+            <w:proofErr w:type="spellEnd"/>
+            <w:r>
+              <w:t xml:space="preserve"> </w:t>
+            </w:r>
+            <w:proofErr w:type="spellStart"/>
+            <w:r>
+              <w:t>contexts</w:t>
+            </w:r>
+            <w:proofErr w:type="spellEnd"/>
+            <w:r>
+              <w:t xml:space="preserve"> diferenciados y documentados</w:t>
             </w:r>
           </w:p>
         </w:tc>
@@ -1918,7 +2446,15 @@
           </w:tcPr>
           <w:p>
             <w:r>
-              <w:t>Diagrama o tabla de dependencias inter-servicio incluido en el README.md</w:t>
+              <w:t xml:space="preserve">Diagrama o tabla de dependencias </w:t>
+            </w:r>
+            <w:proofErr w:type="spellStart"/>
+            <w:r>
+              <w:t>inter-servicio</w:t>
+            </w:r>
+            <w:proofErr w:type="spellEnd"/>
+            <w:r>
+              <w:t xml:space="preserve"> incluido en el README.md</w:t>
             </w:r>
           </w:p>
         </w:tc>
@@ -2069,7 +2605,35 @@
         <w:rPr>
           <w:highlight w:val="green"/>
         </w:rPr>
-        <w:t> (la comunicación entre servicios usa DTOs o IDs, no entidades).</w:t>
+        <w:t xml:space="preserve"> (la comunicación entre servicios usa </w:t>
+      </w:r>
+      <w:proofErr w:type="spellStart"/>
+      <w:r>
+        <w:rPr>
+          <w:highlight w:val="green"/>
+        </w:rPr>
+        <w:t>DTOs</w:t>
+      </w:r>
+      <w:proofErr w:type="spellEnd"/>
+      <w:r>
+        <w:rPr>
+          <w:highlight w:val="green"/>
+        </w:rPr>
+        <w:t xml:space="preserve"> o </w:t>
+      </w:r>
+      <w:proofErr w:type="spellStart"/>
+      <w:r>
+        <w:rPr>
+          <w:highlight w:val="green"/>
+        </w:rPr>
+        <w:t>IDs</w:t>
+      </w:r>
+      <w:proofErr w:type="spellEnd"/>
+      <w:r>
+        <w:rPr>
+          <w:highlight w:val="green"/>
+        </w:rPr>
+        <w:t>, no entidades).</w:t>
       </w:r>
     </w:p>
     <w:p>
@@ -2138,7 +2702,35 @@
         <w:rPr>
           <w:highlight w:val="green"/>
         </w:rPr>
-        <w:t>Campos createdAt y updatedAt en al menos 2 entidades con gestión automática (cubre RNF-04).</w:t>
+        <w:t>Campos </w:t>
+      </w:r>
+      <w:proofErr w:type="spellStart"/>
+      <w:r>
+        <w:rPr>
+          <w:highlight w:val="green"/>
+        </w:rPr>
+        <w:t>createdAt</w:t>
+      </w:r>
+      <w:proofErr w:type="spellEnd"/>
+      <w:r>
+        <w:rPr>
+          <w:highlight w:val="green"/>
+        </w:rPr>
+        <w:t> y </w:t>
+      </w:r>
+      <w:proofErr w:type="spellStart"/>
+      <w:r>
+        <w:rPr>
+          <w:highlight w:val="green"/>
+        </w:rPr>
+        <w:t>updatedAt</w:t>
+      </w:r>
+      <w:proofErr w:type="spellEnd"/>
+      <w:r>
+        <w:rPr>
+          <w:highlight w:val="green"/>
+        </w:rPr>
+        <w:t> en al menos 2 entidades con gestión automática (cubre RNF-04).</w:t>
       </w:r>
     </w:p>
     <w:p>
@@ -2342,8 +2934,29 @@
           </w:tcPr>
           <w:p>
             <w:r>
-              <w:t>Ninguna entidad JPA compartida entre servicios; comunicación inter-servicio solo por DTOs o IDs</w:t>
-            </w:r>
+              <w:t xml:space="preserve">Ninguna entidad JPA compartida entre servicios; comunicación </w:t>
+            </w:r>
+            <w:proofErr w:type="spellStart"/>
+            <w:r>
+              <w:t>inter-servicio</w:t>
+            </w:r>
+            <w:proofErr w:type="spellEnd"/>
+            <w:r>
+              <w:t xml:space="preserve"> solo por </w:t>
+            </w:r>
+            <w:proofErr w:type="spellStart"/>
+            <w:r>
+              <w:t>DTOs</w:t>
+            </w:r>
+            <w:proofErr w:type="spellEnd"/>
+            <w:r>
+              <w:t xml:space="preserve"> o </w:t>
+            </w:r>
+            <w:proofErr w:type="spellStart"/>
+            <w:r>
+              <w:t>IDs</w:t>
+            </w:r>
+            <w:proofErr w:type="spellEnd"/>
           </w:p>
         </w:tc>
         <w:tc>
@@ -2498,7 +3111,23 @@
           </w:tcPr>
           <w:p>
             <w:r>
-              <w:t>Campos createdAt y updatedAt en al menos 2 entidades con gestión automática (RNF-04)</w:t>
+              <w:t>Campos </w:t>
+            </w:r>
+            <w:proofErr w:type="spellStart"/>
+            <w:r>
+              <w:t>createdAt</w:t>
+            </w:r>
+            <w:proofErr w:type="spellEnd"/>
+            <w:r>
+              <w:t> y </w:t>
+            </w:r>
+            <w:proofErr w:type="spellStart"/>
+            <w:r>
+              <w:t>updatedAt</w:t>
+            </w:r>
+            <w:proofErr w:type="spellEnd"/>
+            <w:r>
+              <w:t> en al menos 2 entidades con gestión automática (RNF-04)</w:t>
             </w:r>
           </w:p>
         </w:tc>
@@ -2602,7 +3231,25 @@
           <w:bCs/>
           <w:highlight w:val="green"/>
         </w:rPr>
-        <w:t>Sección 3: DTOs y Validaciones (10 puntos)</w:t>
+        <w:t xml:space="preserve">Sección 3: </w:t>
+      </w:r>
+      <w:proofErr w:type="spellStart"/>
+      <w:r>
+        <w:rPr>
+          <w:b/>
+          <w:bCs/>
+          <w:highlight w:val="green"/>
+        </w:rPr>
+        <w:t>DTOs</w:t>
+      </w:r>
+      <w:proofErr w:type="spellEnd"/>
+      <w:r>
+        <w:rPr>
+          <w:b/>
+          <w:bCs/>
+          <w:highlight w:val="green"/>
+        </w:rPr>
+        <w:t xml:space="preserve"> y Validaciones (10 puntos)</w:t>
       </w:r>
     </w:p>
     <w:p>
@@ -2646,11 +3293,33 @@
           <w:highlight w:val="green"/>
         </w:rPr>
       </w:pPr>
-      <w:r>
-        <w:rPr>
-          <w:highlight w:val="green"/>
-        </w:rPr>
-        <w:t>DTOs separados en paquetes request/ y response/ en cada servicio.</w:t>
+      <w:proofErr w:type="spellStart"/>
+      <w:r>
+        <w:rPr>
+          <w:highlight w:val="green"/>
+        </w:rPr>
+        <w:t>DTOs</w:t>
+      </w:r>
+      <w:proofErr w:type="spellEnd"/>
+      <w:r>
+        <w:rPr>
+          <w:highlight w:val="green"/>
+        </w:rPr>
+        <w:t xml:space="preserve"> separados en paquetes </w:t>
+      </w:r>
+      <w:proofErr w:type="spellStart"/>
+      <w:r>
+        <w:rPr>
+          <w:highlight w:val="green"/>
+        </w:rPr>
+        <w:t>request</w:t>
+      </w:r>
+      <w:proofErr w:type="spellEnd"/>
+      <w:r>
+        <w:rPr>
+          <w:highlight w:val="green"/>
+        </w:rPr>
+        <w:t>/ y response/ en cada servicio.</w:t>
       </w:r>
     </w:p>
     <w:p>
@@ -2668,7 +3337,35 @@
           <w:highlight w:val="green"/>
         </w:rPr>
         <w:lastRenderedPageBreak/>
-        <w:t>Clase genérica ApiResponse&lt;T&gt; implementada en cada servicio y usada en todos sus endpoints (cubre RNF-01).</w:t>
+        <w:t>Clase genérica </w:t>
+      </w:r>
+      <w:proofErr w:type="spellStart"/>
+      <w:r>
+        <w:rPr>
+          <w:highlight w:val="green"/>
+        </w:rPr>
+        <w:t>ApiResponse</w:t>
+      </w:r>
+      <w:proofErr w:type="spellEnd"/>
+      <w:r>
+        <w:rPr>
+          <w:highlight w:val="green"/>
+        </w:rPr>
+        <w:t xml:space="preserve">&lt;T&gt; implementada en cada servicio y usada en todos sus </w:t>
+      </w:r>
+      <w:proofErr w:type="spellStart"/>
+      <w:r>
+        <w:rPr>
+          <w:highlight w:val="green"/>
+        </w:rPr>
+        <w:t>endpoints</w:t>
+      </w:r>
+      <w:proofErr w:type="spellEnd"/>
+      <w:r>
+        <w:rPr>
+          <w:highlight w:val="green"/>
+        </w:rPr>
+        <w:t xml:space="preserve"> (cubre RNF-01).</w:t>
       </w:r>
     </w:p>
     <w:p>
@@ -2699,7 +3396,35 @@
         <w:rPr>
           <w:highlight w:val="green"/>
         </w:rPr>
-        <w:t> usados en los DTOs de request del proyecto. Ejemplos: @NotBlank, @NotNull, @Email, @Pattern, @Positive, @Size, @Min, @Max, @Past, @Future (cubre RNF-03).</w:t>
+        <w:t xml:space="preserve"> usados en los </w:t>
+      </w:r>
+      <w:proofErr w:type="spellStart"/>
+      <w:r>
+        <w:rPr>
+          <w:highlight w:val="green"/>
+        </w:rPr>
+        <w:t>DTOs</w:t>
+      </w:r>
+      <w:proofErr w:type="spellEnd"/>
+      <w:r>
+        <w:rPr>
+          <w:highlight w:val="green"/>
+        </w:rPr>
+        <w:t xml:space="preserve"> de </w:t>
+      </w:r>
+      <w:proofErr w:type="spellStart"/>
+      <w:r>
+        <w:rPr>
+          <w:highlight w:val="green"/>
+        </w:rPr>
+        <w:t>request</w:t>
+      </w:r>
+      <w:proofErr w:type="spellEnd"/>
+      <w:r>
+        <w:rPr>
+          <w:highlight w:val="green"/>
+        </w:rPr>
+        <w:t xml:space="preserve"> del proyecto. Ejemplos: @NotBlank, @NotNull, @Email, @Pattern, @Positive, @Size, @Min, @Max, @Past, @Future (cubre RNF-03).</w:t>
       </w:r>
     </w:p>
     <w:p>
@@ -2720,7 +3445,31 @@
         <w:t>un DTO de response con datos anidados</w:t>
       </w:r>
       <w:r>
-        <w:t> de otro servicio: un recurso cuyo response incluye información de una entidad de otro bounded context, obtenida mediante llamada inter-servicio.</w:t>
+        <w:t xml:space="preserve"> de otro servicio: un recurso cuyo response incluye información de una entidad de otro </w:t>
+      </w:r>
+      <w:proofErr w:type="spellStart"/>
+      <w:r>
+        <w:t>bounded</w:t>
+      </w:r>
+      <w:proofErr w:type="spellEnd"/>
+      <w:r>
+        <w:t xml:space="preserve"> </w:t>
+      </w:r>
+      <w:proofErr w:type="spellStart"/>
+      <w:r>
+        <w:t>context</w:t>
+      </w:r>
+      <w:proofErr w:type="spellEnd"/>
+      <w:r>
+        <w:t xml:space="preserve">, obtenida mediante llamada </w:t>
+      </w:r>
+      <w:proofErr w:type="spellStart"/>
+      <w:r>
+        <w:t>inter-servicio</w:t>
+      </w:r>
+      <w:proofErr w:type="spellEnd"/>
+      <w:r>
+        <w:t>.</w:t>
       </w:r>
     </w:p>
     <w:p>
@@ -2843,8 +3592,21 @@
             <w:hideMark/>
           </w:tcPr>
           <w:p>
-            <w:r>
-              <w:t>DTOs de request y response diferenciados en todos los servicios</w:t>
+            <w:proofErr w:type="spellStart"/>
+            <w:r>
+              <w:t>DTOs</w:t>
+            </w:r>
+            <w:proofErr w:type="spellEnd"/>
+            <w:r>
+              <w:t xml:space="preserve"> de </w:t>
+            </w:r>
+            <w:proofErr w:type="spellStart"/>
+            <w:r>
+              <w:t>request</w:t>
+            </w:r>
+            <w:proofErr w:type="spellEnd"/>
+            <w:r>
+              <w:t xml:space="preserve"> y response diferenciados en todos los servicios</w:t>
             </w:r>
           </w:p>
         </w:tc>
@@ -2895,8 +3657,21 @@
             <w:hideMark/>
           </w:tcPr>
           <w:p>
-            <w:r>
-              <w:t>ApiResponse&lt;T&gt; en todos los endpoints de todos los servicios (RNF-01)</w:t>
+            <w:proofErr w:type="spellStart"/>
+            <w:r>
+              <w:t>ApiResponse</w:t>
+            </w:r>
+            <w:proofErr w:type="spellEnd"/>
+            <w:r>
+              <w:t xml:space="preserve">&lt;T&gt; en todos los </w:t>
+            </w:r>
+            <w:proofErr w:type="spellStart"/>
+            <w:r>
+              <w:t>endpoints</w:t>
+            </w:r>
+            <w:proofErr w:type="spellEnd"/>
+            <w:r>
+              <w:t xml:space="preserve"> de todos los servicios (RNF-01)</w:t>
             </w:r>
           </w:p>
         </w:tc>
@@ -2948,7 +3723,23 @@
           </w:tcPr>
           <w:p>
             <w:r>
-              <w:t>Mínimo 6 tipos de anotación de validación distintos en los DTOs de request (RNF-03)</w:t>
+              <w:t xml:space="preserve">Mínimo 6 tipos de anotación de validación distintos en los </w:t>
+            </w:r>
+            <w:proofErr w:type="spellStart"/>
+            <w:r>
+              <w:t>DTOs</w:t>
+            </w:r>
+            <w:proofErr w:type="spellEnd"/>
+            <w:r>
+              <w:t xml:space="preserve"> de </w:t>
+            </w:r>
+            <w:proofErr w:type="spellStart"/>
+            <w:r>
+              <w:t>request</w:t>
+            </w:r>
+            <w:proofErr w:type="spellEnd"/>
+            <w:r>
+              <w:t xml:space="preserve"> (RNF-03)</w:t>
             </w:r>
           </w:p>
         </w:tc>
@@ -3000,8 +3791,13 @@
           </w:tcPr>
           <w:p>
             <w:r>
-              <w:t>Al menos un DTO de response que incluya datos obtenidos de otro servicio mediante llamada inter-servicio</w:t>
-            </w:r>
+              <w:t xml:space="preserve">Al menos un DTO de response que incluya datos obtenidos de otro servicio mediante llamada </w:t>
+            </w:r>
+            <w:proofErr w:type="spellStart"/>
+            <w:r>
+              <w:t>inter-servicio</w:t>
+            </w:r>
+            <w:proofErr w:type="spellEnd"/>
           </w:p>
         </w:tc>
         <w:tc>
@@ -3105,7 +3901,49 @@
         <w:rPr>
           <w:highlight w:val="green"/>
         </w:rPr>
-        <w:t>Una interfaz Repository por entidad principal en cada servicio, extendiendo JpaRepository&lt;E, UUID&gt; o MongoRepository&lt;D, UUID&gt;.</w:t>
+        <w:t>Una interfaz </w:t>
+      </w:r>
+      <w:proofErr w:type="spellStart"/>
+      <w:r>
+        <w:rPr>
+          <w:highlight w:val="green"/>
+        </w:rPr>
+        <w:t>Repository</w:t>
+      </w:r>
+      <w:proofErr w:type="spellEnd"/>
+      <w:r>
+        <w:rPr>
+          <w:highlight w:val="green"/>
+        </w:rPr>
+        <w:t> por entidad principal en cada servicio, extendiendo </w:t>
+      </w:r>
+      <w:proofErr w:type="spellStart"/>
+      <w:r>
+        <w:rPr>
+          <w:highlight w:val="green"/>
+        </w:rPr>
+        <w:t>JpaRepository</w:t>
+      </w:r>
+      <w:proofErr w:type="spellEnd"/>
+      <w:r>
+        <w:rPr>
+          <w:highlight w:val="green"/>
+        </w:rPr>
+        <w:t>&lt;E, UUID&gt; o </w:t>
+      </w:r>
+      <w:proofErr w:type="spellStart"/>
+      <w:r>
+        <w:rPr>
+          <w:highlight w:val="green"/>
+        </w:rPr>
+        <w:t>MongoRepository</w:t>
+      </w:r>
+      <w:proofErr w:type="spellEnd"/>
+      <w:r>
+        <w:rPr>
+          <w:highlight w:val="green"/>
+        </w:rPr>
+        <w:t>&lt;D, UUID&gt;.</w:t>
       </w:r>
     </w:p>
     <w:p>
@@ -3136,7 +3974,35 @@
         <w:rPr>
           <w:highlight w:val="green"/>
         </w:rPr>
-        <w:t> distribuidas entre los servicios, usando @Query(nativeQuery = true) para SQL o @Aggregation / MongoTemplate para MongoDB. Deben cubrir:</w:t>
+        <w:t> distribuidas entre los servicios, usando @</w:t>
+      </w:r>
+      <w:proofErr w:type="gramStart"/>
+      <w:r>
+        <w:rPr>
+          <w:highlight w:val="green"/>
+        </w:rPr>
+        <w:t>Query(</w:t>
+      </w:r>
+      <w:proofErr w:type="gramEnd"/>
+      <w:r>
+        <w:rPr>
+          <w:highlight w:val="green"/>
+        </w:rPr>
+        <w:t>nativeQuery = true) para SQL o @Aggregation / </w:t>
+      </w:r>
+      <w:proofErr w:type="spellStart"/>
+      <w:r>
+        <w:rPr>
+          <w:highlight w:val="green"/>
+        </w:rPr>
+        <w:t>MongoTemplate</w:t>
+      </w:r>
+      <w:proofErr w:type="spellEnd"/>
+      <w:r>
+        <w:rPr>
+          <w:highlight w:val="green"/>
+        </w:rPr>
+        <w:t> para MongoDB. Deben cubrir:</w:t>
       </w:r>
     </w:p>
     <w:p>
@@ -3199,7 +4065,21 @@
         <w:rPr>
           <w:highlight w:val="green"/>
         </w:rPr>
-        <w:t>Consulta que combine datos de dos o más entidades del mismo servicio (JOIN o $lookup).</w:t>
+        <w:t>Consulta que combine datos de dos o más entidades del mismo servicio (JOIN o $</w:t>
+      </w:r>
+      <w:proofErr w:type="spellStart"/>
+      <w:r>
+        <w:rPr>
+          <w:highlight w:val="green"/>
+        </w:rPr>
+        <w:t>lookup</w:t>
+      </w:r>
+      <w:proofErr w:type="spellEnd"/>
+      <w:r>
+        <w:rPr>
+          <w:highlight w:val="green"/>
+        </w:rPr>
+        <w:t>).</w:t>
       </w:r>
     </w:p>
     <w:p>
@@ -3481,7 +4361,23 @@
           </w:tcPr>
           <w:p>
             <w:r>
-              <w:t>Consulta multi-entidad con JOIN o $lookup implementada</w:t>
+              <w:t xml:space="preserve">Consulta </w:t>
+            </w:r>
+            <w:proofErr w:type="spellStart"/>
+            <w:r>
+              <w:t>multi-entidad</w:t>
+            </w:r>
+            <w:proofErr w:type="spellEnd"/>
+            <w:r>
+              <w:t xml:space="preserve"> con JOIN o $</w:t>
+            </w:r>
+            <w:proofErr w:type="spellStart"/>
+            <w:r>
+              <w:t>lookup</w:t>
+            </w:r>
+            <w:proofErr w:type="spellEnd"/>
+            <w:r>
+              <w:t> implementada</w:t>
             </w:r>
           </w:p>
         </w:tc>
@@ -3657,7 +4553,15 @@
         <w:t>RF-05:</w:t>
       </w:r>
       <w:r>
-        <w:t> registro automático en el historial de estados en cada cambio, incluyendo usuario y timestamp.</w:t>
+        <w:t xml:space="preserve"> registro automático en el historial de estados en cada cambio, incluyendo usuario y </w:t>
+      </w:r>
+      <w:proofErr w:type="spellStart"/>
+      <w:r>
+        <w:t>timestamp</w:t>
+      </w:r>
+      <w:proofErr w:type="spellEnd"/>
+      <w:r>
+        <w:t>.</w:t>
       </w:r>
     </w:p>
     <w:p>
@@ -3759,7 +4663,21 @@
         <w:rPr>
           <w:highlight w:val="green"/>
         </w:rPr>
-        <w:t>Conversión entidad ↔ DTO mediante ModelMapper o mapeo manual justificado.</w:t>
+        <w:t>Conversión entidad ↔ DTO mediante </w:t>
+      </w:r>
+      <w:proofErr w:type="spellStart"/>
+      <w:r>
+        <w:rPr>
+          <w:highlight w:val="green"/>
+        </w:rPr>
+        <w:t>ModelMapper</w:t>
+      </w:r>
+      <w:proofErr w:type="spellEnd"/>
+      <w:r>
+        <w:rPr>
+          <w:highlight w:val="green"/>
+        </w:rPr>
+        <w:t> o mapeo manual justificado.</w:t>
       </w:r>
     </w:p>
     <w:p>
@@ -4040,7 +4958,15 @@
           </w:tcPr>
           <w:p>
             <w:r>
-              <w:t>RF-05: registro automático de historial con usuario y timestamp en cada cambio de estado</w:t>
+              <w:t xml:space="preserve">RF-05: registro automático de historial con usuario y </w:t>
+            </w:r>
+            <w:proofErr w:type="spellStart"/>
+            <w:r>
+              <w:t>timestamp</w:t>
+            </w:r>
+            <w:proofErr w:type="spellEnd"/>
+            <w:r>
+              <w:t xml:space="preserve"> en cada cambio de estado</w:t>
             </w:r>
           </w:p>
         </w:tc>
@@ -4245,7 +5171,21 @@
         <w:rPr>
           <w:highlight w:val="green"/>
         </w:rPr>
-        <w:t>Los siguientes endpoints deben existir en algún servicio (tú decides dónde):</w:t>
+        <w:t xml:space="preserve">Los siguientes </w:t>
+      </w:r>
+      <w:proofErr w:type="spellStart"/>
+      <w:r>
+        <w:rPr>
+          <w:highlight w:val="green"/>
+        </w:rPr>
+        <w:t>endpoints</w:t>
+      </w:r>
+      <w:proofErr w:type="spellEnd"/>
+      <w:r>
+        <w:rPr>
+          <w:highlight w:val="green"/>
+        </w:rPr>
+        <w:t xml:space="preserve"> deben existir en algún servicio (tú decides dónde):</w:t>
       </w:r>
     </w:p>
     <w:p>
@@ -4375,7 +5315,23 @@
         </w:numPr>
       </w:pPr>
       <w:r>
-        <w:t>@Valid en todos los endpoints que reciban un body.</w:t>
+        <w:t xml:space="preserve">@Valid en todos los </w:t>
+      </w:r>
+      <w:proofErr w:type="spellStart"/>
+      <w:r>
+        <w:t>endpoints</w:t>
+      </w:r>
+      <w:proofErr w:type="spellEnd"/>
+      <w:r>
+        <w:t xml:space="preserve"> que reciban un </w:t>
+      </w:r>
+      <w:proofErr w:type="spellStart"/>
+      <w:r>
+        <w:t>body</w:t>
+      </w:r>
+      <w:proofErr w:type="spellEnd"/>
+      <w:r>
+        <w:t>.</w:t>
       </w:r>
     </w:p>
     <w:p>
@@ -4385,8 +5341,29 @@
           <w:numId w:val="8"/>
         </w:numPr>
       </w:pPr>
-      <w:r>
-        <w:t>ResponseEntity&lt;ApiResponse&lt;T&gt;&gt; con código HTTP correcto según RNF-02 en todos los endpoints.</w:t>
+      <w:proofErr w:type="spellStart"/>
+      <w:r>
+        <w:t>ResponseEntity</w:t>
+      </w:r>
+      <w:proofErr w:type="spellEnd"/>
+      <w:r>
+        <w:t>&lt;</w:t>
+      </w:r>
+      <w:proofErr w:type="spellStart"/>
+      <w:r>
+        <w:t>ApiResponse</w:t>
+      </w:r>
+      <w:proofErr w:type="spellEnd"/>
+      <w:r>
+        <w:t xml:space="preserve">&lt;T&gt;&gt; con código HTTP correcto según RNF-02 en todos los </w:t>
+      </w:r>
+      <w:proofErr w:type="spellStart"/>
+      <w:r>
+        <w:t>endpoints</w:t>
+      </w:r>
+      <w:proofErr w:type="spellEnd"/>
+      <w:r>
+        <w:t>.</w:t>
       </w:r>
     </w:p>
     <w:p>
@@ -4563,7 +5540,15 @@
           <w:p>
             <w:r>
               <w:lastRenderedPageBreak/>
-              <w:t>Todos los endpoints específicos de RF-01 al RF-09 presentes y funcionando</w:t>
+              <w:t xml:space="preserve">Todos los </w:t>
+            </w:r>
+            <w:proofErr w:type="spellStart"/>
+            <w:r>
+              <w:t>endpoints</w:t>
+            </w:r>
+            <w:proofErr w:type="spellEnd"/>
+            <w:r>
+              <w:t xml:space="preserve"> específicos de RF-01 al RF-09 presentes y funcionando</w:t>
             </w:r>
           </w:p>
         </w:tc>
@@ -4615,8 +5600,21 @@
           </w:tcPr>
           <w:p>
             <w:r>
-              <w:t>@Valid aplicado en todos los endpoints con body</w:t>
-            </w:r>
+              <w:t xml:space="preserve">@Valid aplicado en todos los </w:t>
+            </w:r>
+            <w:proofErr w:type="spellStart"/>
+            <w:r>
+              <w:t>endpoints</w:t>
+            </w:r>
+            <w:proofErr w:type="spellEnd"/>
+            <w:r>
+              <w:t xml:space="preserve"> con </w:t>
+            </w:r>
+            <w:proofErr w:type="spellStart"/>
+            <w:r>
+              <w:t>body</w:t>
+            </w:r>
+            <w:proofErr w:type="spellEnd"/>
           </w:p>
         </w:tc>
         <w:tc>
@@ -4666,8 +5664,21 @@
             <w:hideMark/>
           </w:tcPr>
           <w:p>
-            <w:r>
-              <w:t>ResponseEntity&lt;ApiResponse&lt;T&gt;&gt; con códigos HTTP correctos en todos los casos (RNF-02)</w:t>
+            <w:proofErr w:type="spellStart"/>
+            <w:r>
+              <w:t>ResponseEntity</w:t>
+            </w:r>
+            <w:proofErr w:type="spellEnd"/>
+            <w:r>
+              <w:t>&lt;</w:t>
+            </w:r>
+            <w:proofErr w:type="spellStart"/>
+            <w:r>
+              <w:t>ApiResponse</w:t>
+            </w:r>
+            <w:proofErr w:type="spellEnd"/>
+            <w:r>
+              <w:t>&lt;T&gt;&gt; con códigos HTTP correctos en todos los casos (RNF-02)</w:t>
             </w:r>
           </w:p>
         </w:tc>
@@ -4772,7 +5783,21 @@
         <w:rPr>
           <w:highlight w:val="green"/>
         </w:rPr>
-        <w:t>Clase GlobalExceptionHandler con @RestControllerAdvice en </w:t>
+        <w:t>Clase </w:t>
+      </w:r>
+      <w:proofErr w:type="spellStart"/>
+      <w:r>
+        <w:rPr>
+          <w:highlight w:val="green"/>
+        </w:rPr>
+        <w:t>GlobalExceptionHandler</w:t>
+      </w:r>
+      <w:proofErr w:type="spellEnd"/>
+      <w:r>
+        <w:rPr>
+          <w:highlight w:val="green"/>
+        </w:rPr>
+        <w:t> con @RestControllerAdvice en </w:t>
       </w:r>
       <w:r>
         <w:rPr>
@@ -4799,11 +5824,19 @@
           <w:highlight w:val="green"/>
         </w:rPr>
       </w:pPr>
-      <w:r>
-        <w:rPr>
-          <w:highlight w:val="green"/>
-        </w:rPr>
-        <w:t>Handlers en cada servicio para:</w:t>
+      <w:proofErr w:type="spellStart"/>
+      <w:r>
+        <w:rPr>
+          <w:highlight w:val="green"/>
+        </w:rPr>
+        <w:t>Handlers</w:t>
+      </w:r>
+      <w:proofErr w:type="spellEnd"/>
+      <w:r>
+        <w:rPr>
+          <w:highlight w:val="green"/>
+        </w:rPr>
+        <w:t xml:space="preserve"> en cada servicio para:</w:t>
       </w:r>
     </w:p>
     <w:p>
@@ -4816,11 +5849,33 @@
           <w:highlight w:val="green"/>
         </w:rPr>
       </w:pPr>
-      <w:r>
-        <w:rPr>
-          <w:highlight w:val="green"/>
-        </w:rPr>
-        <w:t>MethodArgumentNotValidException → 400 con Map&lt;String, List&lt;String&gt;&gt; agrupado por campo.</w:t>
+      <w:proofErr w:type="spellStart"/>
+      <w:r>
+        <w:rPr>
+          <w:highlight w:val="green"/>
+        </w:rPr>
+        <w:t>MethodArgumentNotValidException</w:t>
+      </w:r>
+      <w:proofErr w:type="spellEnd"/>
+      <w:r>
+        <w:rPr>
+          <w:highlight w:val="green"/>
+        </w:rPr>
+        <w:t> → 400 con </w:t>
+      </w:r>
+      <w:proofErr w:type="spellStart"/>
+      <w:r>
+        <w:rPr>
+          <w:highlight w:val="green"/>
+        </w:rPr>
+        <w:t>Map</w:t>
+      </w:r>
+      <w:proofErr w:type="spellEnd"/>
+      <w:r>
+        <w:rPr>
+          <w:highlight w:val="green"/>
+        </w:rPr>
+        <w:t>&lt;String, List&lt;String&gt;&gt; agrupado por campo.</w:t>
       </w:r>
     </w:p>
     <w:p>
@@ -4884,11 +5939,33 @@
           <w:highlight w:val="green"/>
         </w:rPr>
       </w:pPr>
-      <w:r>
-        <w:rPr>
-          <w:highlight w:val="green"/>
-        </w:rPr>
-        <w:t>Exception genérica → 500 como fallback.</w:t>
+      <w:proofErr w:type="spellStart"/>
+      <w:r>
+        <w:rPr>
+          <w:highlight w:val="green"/>
+        </w:rPr>
+        <w:t>Exception</w:t>
+      </w:r>
+      <w:proofErr w:type="spellEnd"/>
+      <w:r>
+        <w:rPr>
+          <w:highlight w:val="green"/>
+        </w:rPr>
+        <w:t xml:space="preserve"> genérica → 500 como </w:t>
+      </w:r>
+      <w:proofErr w:type="spellStart"/>
+      <w:r>
+        <w:rPr>
+          <w:highlight w:val="green"/>
+        </w:rPr>
+        <w:t>fallback</w:t>
+      </w:r>
+      <w:proofErr w:type="spellEnd"/>
+      <w:r>
+        <w:rPr>
+          <w:highlight w:val="green"/>
+        </w:rPr>
+        <w:t>.</w:t>
       </w:r>
     </w:p>
     <w:p>
@@ -4905,7 +5982,35 @@
         <w:rPr>
           <w:highlight w:val="green"/>
         </w:rPr>
-        <w:t>Todos los errores retornan ApiResponse&lt;T&gt; con success: false.</w:t>
+        <w:t>Todos los errores retornan </w:t>
+      </w:r>
+      <w:proofErr w:type="spellStart"/>
+      <w:r>
+        <w:rPr>
+          <w:highlight w:val="green"/>
+        </w:rPr>
+        <w:t>ApiResponse</w:t>
+      </w:r>
+      <w:proofErr w:type="spellEnd"/>
+      <w:r>
+        <w:rPr>
+          <w:highlight w:val="green"/>
+        </w:rPr>
+        <w:t>&lt;T&gt; con </w:t>
+      </w:r>
+      <w:proofErr w:type="spellStart"/>
+      <w:r>
+        <w:rPr>
+          <w:highlight w:val="green"/>
+        </w:rPr>
+        <w:t>success</w:t>
+      </w:r>
+      <w:proofErr w:type="spellEnd"/>
+      <w:r>
+        <w:rPr>
+          <w:highlight w:val="green"/>
+        </w:rPr>
+        <w:t>: false.</w:t>
       </w:r>
     </w:p>
     <w:p>
@@ -5132,8 +6237,13 @@
             <w:hideMark/>
           </w:tcPr>
           <w:p>
-            <w:r>
-              <w:t>Handlers para 404 y 409 en todos los servicios</w:t>
+            <w:proofErr w:type="spellStart"/>
+            <w:r>
+              <w:t>Handlers</w:t>
+            </w:r>
+            <w:proofErr w:type="spellEnd"/>
+            <w:r>
+              <w:t xml:space="preserve"> para 404 y 409 en todos los servicios</w:t>
             </w:r>
           </w:p>
         </w:tc>
@@ -5185,7 +6295,15 @@
           </w:tcPr>
           <w:p>
             <w:r>
-              <w:t>Handler para 502 y handler genérico 500 en todos los servicios</w:t>
+              <w:t xml:space="preserve">Handler para 502 y </w:t>
+            </w:r>
+            <w:proofErr w:type="spellStart"/>
+            <w:r>
+              <w:t>handler</w:t>
+            </w:r>
+            <w:proofErr w:type="spellEnd"/>
+            <w:r>
+              <w:t xml:space="preserve"> genérico 500 en todos los servicios</w:t>
             </w:r>
           </w:p>
         </w:tc>
@@ -5244,7 +6362,25 @@
           <w:bCs/>
           <w:highlight w:val="green"/>
         </w:rPr>
-        <w:t>Sección 8: Integración con API Externa — Feign Client (10 puntos)</w:t>
+        <w:t xml:space="preserve">Sección 8: Integración con API Externa — </w:t>
+      </w:r>
+      <w:proofErr w:type="spellStart"/>
+      <w:r>
+        <w:rPr>
+          <w:b/>
+          <w:bCs/>
+          <w:highlight w:val="green"/>
+        </w:rPr>
+        <w:t>Feign</w:t>
+      </w:r>
+      <w:proofErr w:type="spellEnd"/>
+      <w:r>
+        <w:rPr>
+          <w:b/>
+          <w:bCs/>
+          <w:highlight w:val="green"/>
+        </w:rPr>
+        <w:t xml:space="preserve"> Client (10 puntos)</w:t>
       </w:r>
     </w:p>
     <w:p>
@@ -5265,7 +6401,21 @@
         <w:rPr>
           <w:highlight w:val="green"/>
         </w:rPr>
-        <w:t> Consumo de RENIEC con Spring Cloud OpenFeign; gestión segura del token. Cubre RF-01 y RNF-06.</w:t>
+        <w:t xml:space="preserve"> Consumo de RENIEC con Spring Cloud </w:t>
+      </w:r>
+      <w:proofErr w:type="spellStart"/>
+      <w:r>
+        <w:rPr>
+          <w:highlight w:val="green"/>
+        </w:rPr>
+        <w:t>OpenFeign</w:t>
+      </w:r>
+      <w:proofErr w:type="spellEnd"/>
+      <w:r>
+        <w:rPr>
+          <w:highlight w:val="green"/>
+        </w:rPr>
+        <w:t>; gestión segura del token. Cubre RF-01 y RNF-06.</w:t>
       </w:r>
     </w:p>
     <w:p>
@@ -5328,7 +6478,21 @@
         <w:rPr>
           <w:highlight w:val="green"/>
         </w:rPr>
-        <w:t>; no puede ser enviado por el cliente en el request.</w:t>
+        <w:t xml:space="preserve">; no puede ser enviado por el cliente en el </w:t>
+      </w:r>
+      <w:proofErr w:type="spellStart"/>
+      <w:r>
+        <w:rPr>
+          <w:highlight w:val="green"/>
+        </w:rPr>
+        <w:t>request</w:t>
+      </w:r>
+      <w:proofErr w:type="spellEnd"/>
+      <w:r>
+        <w:rPr>
+          <w:highlight w:val="green"/>
+        </w:rPr>
+        <w:t>.</w:t>
       </w:r>
     </w:p>
     <w:p>
@@ -5345,7 +6509,51 @@
         <w:rPr>
           <w:highlight w:val="green"/>
         </w:rPr>
-        <w:t>El token de RENIEC leído con @Value desde application.yaml o desde el Config Server. No puede estar hardcodeado (cubre RNF-06).</w:t>
+        <w:t>El token de RENIEC leído con @Value desde </w:t>
+      </w:r>
+      <w:proofErr w:type="spellStart"/>
+      <w:proofErr w:type="gramStart"/>
+      <w:r>
+        <w:rPr>
+          <w:highlight w:val="green"/>
+        </w:rPr>
+        <w:t>application.yaml</w:t>
+      </w:r>
+      <w:proofErr w:type="spellEnd"/>
+      <w:proofErr w:type="gramEnd"/>
+      <w:r>
+        <w:rPr>
+          <w:highlight w:val="green"/>
+        </w:rPr>
+        <w:t xml:space="preserve"> o desde el </w:t>
+      </w:r>
+      <w:proofErr w:type="spellStart"/>
+      <w:r>
+        <w:rPr>
+          <w:highlight w:val="green"/>
+        </w:rPr>
+        <w:t>Config</w:t>
+      </w:r>
+      <w:proofErr w:type="spellEnd"/>
+      <w:r>
+        <w:rPr>
+          <w:highlight w:val="green"/>
+        </w:rPr>
+        <w:t xml:space="preserve"> Server. No puede estar </w:t>
+      </w:r>
+      <w:proofErr w:type="spellStart"/>
+      <w:r>
+        <w:rPr>
+          <w:highlight w:val="green"/>
+        </w:rPr>
+        <w:t>hardcodeado</w:t>
+      </w:r>
+      <w:proofErr w:type="spellEnd"/>
+      <w:r>
+        <w:rPr>
+          <w:highlight w:val="green"/>
+        </w:rPr>
+        <w:t xml:space="preserve"> (cubre RNF-06).</w:t>
       </w:r>
     </w:p>
     <w:p>
@@ -5607,7 +6815,15 @@
           </w:tcPr>
           <w:p>
             <w:r>
-              <w:t>Token de RENIEC inyectado con @Value, sin hardcodear (RNF-06)</w:t>
+              <w:t xml:space="preserve">Token de RENIEC inyectado con @Value, sin </w:t>
+            </w:r>
+            <w:proofErr w:type="spellStart"/>
+            <w:r>
+              <w:t>hardcodear</w:t>
+            </w:r>
+            <w:proofErr w:type="spellEnd"/>
+            <w:r>
+              <w:t xml:space="preserve"> (RNF-06)</w:t>
             </w:r>
           </w:p>
         </w:tc>
@@ -5709,7 +6925,23 @@
           <w:b/>
           <w:bCs/>
         </w:rPr>
-        <w:t>Sección 9: Pruebas Unitarias con Mockito (10 puntos)</w:t>
+        <w:t xml:space="preserve">Sección 9: Pruebas Unitarias con </w:t>
+      </w:r>
+      <w:proofErr w:type="spellStart"/>
+      <w:r>
+        <w:rPr>
+          <w:b/>
+          <w:bCs/>
+        </w:rPr>
+        <w:t>Mockito</w:t>
+      </w:r>
+      <w:proofErr w:type="spellEnd"/>
+      <w:r>
+        <w:rPr>
+          <w:b/>
+          <w:bCs/>
+        </w:rPr>
+        <w:t xml:space="preserve"> (10 puntos)</w:t>
       </w:r>
     </w:p>
     <w:p>
@@ -5751,7 +6983,15 @@
         <w:t>2 microservicios distintos</w:t>
       </w:r>
       <w:r>
-        <w:t> usando @ExtendWith(MockitoExtension.class).</w:t>
+        <w:t> usando @</w:t>
+      </w:r>
+      <w:proofErr w:type="gramStart"/>
+      <w:r>
+        <w:t>ExtendWith(</w:t>
+      </w:r>
+      <w:proofErr w:type="gramEnd"/>
+      <w:r>
+        <w:t>MockitoExtension.class).</w:t>
       </w:r>
     </w:p>
     <w:p>
@@ -5794,7 +7034,39 @@
         </w:numPr>
       </w:pPr>
       <w:r>
-        <w:t>Al menos 1 happy path por servicio probado (verificado con assertEquals / assertNotNull).</w:t>
+        <w:t xml:space="preserve">Al menos 1 </w:t>
+      </w:r>
+      <w:proofErr w:type="spellStart"/>
+      <w:r>
+        <w:t>happy</w:t>
+      </w:r>
+      <w:proofErr w:type="spellEnd"/>
+      <w:r>
+        <w:t xml:space="preserve"> </w:t>
+      </w:r>
+      <w:proofErr w:type="spellStart"/>
+      <w:r>
+        <w:t>path</w:t>
+      </w:r>
+      <w:proofErr w:type="spellEnd"/>
+      <w:r>
+        <w:t xml:space="preserve"> por servicio probado (verificado con </w:t>
+      </w:r>
+      <w:proofErr w:type="spellStart"/>
+      <w:r>
+        <w:t>assertEquals</w:t>
+      </w:r>
+      <w:proofErr w:type="spellEnd"/>
+      <w:r>
+        <w:t> / </w:t>
+      </w:r>
+      <w:proofErr w:type="spellStart"/>
+      <w:r>
+        <w:t>assertNotNull</w:t>
+      </w:r>
+      <w:proofErr w:type="spellEnd"/>
+      <w:r>
+        <w:t>).</w:t>
       </w:r>
     </w:p>
     <w:p>
@@ -5806,7 +7078,15 @@
       </w:pPr>
       <w:r>
         <w:lastRenderedPageBreak/>
-        <w:t>Al menos 2 rutas de excepción con assertThrows verificando tipo y mensaje (ejemplos: email duplicado, transición de estado inválida).</w:t>
+        <w:t>Al menos 2 rutas de excepción con </w:t>
+      </w:r>
+      <w:proofErr w:type="spellStart"/>
+      <w:r>
+        <w:t>assertThrows</w:t>
+      </w:r>
+      <w:proofErr w:type="spellEnd"/>
+      <w:r>
+        <w:t> verificando tipo y mensaje (ejemplos: email duplicado, transición de estado inválida).</w:t>
       </w:r>
     </w:p>
     <w:p>
@@ -5817,7 +7097,15 @@
         </w:numPr>
       </w:pPr>
       <w:r>
-        <w:t>Al menos 1 caso de resultado vacío (repositorio retorna lista vacía u Optional.empty()).</w:t>
+        <w:t>Al menos 1 caso de resultado vacío (repositorio retorna lista vacía u </w:t>
+      </w:r>
+      <w:proofErr w:type="spellStart"/>
+      <w:r>
+        <w:t>Optional.empty</w:t>
+      </w:r>
+      <w:proofErr w:type="spellEnd"/>
+      <w:r>
+        <w:t>()).</w:t>
       </w:r>
     </w:p>
     <w:p>
@@ -6004,7 +7292,23 @@
           </w:tcPr>
           <w:p>
             <w:r>
-              <w:t>Mínimo 2 happy paths verificados con aserciones sobre el DTO retornado</w:t>
+              <w:t xml:space="preserve">Mínimo 2 </w:t>
+            </w:r>
+            <w:proofErr w:type="spellStart"/>
+            <w:r>
+              <w:t>happy</w:t>
+            </w:r>
+            <w:proofErr w:type="spellEnd"/>
+            <w:r>
+              <w:t xml:space="preserve"> </w:t>
+            </w:r>
+            <w:proofErr w:type="spellStart"/>
+            <w:r>
+              <w:t>paths</w:t>
+            </w:r>
+            <w:proofErr w:type="spellEnd"/>
+            <w:r>
+              <w:t xml:space="preserve"> verificados con aserciones sobre el DTO retornado</w:t>
             </w:r>
           </w:p>
         </w:tc>
@@ -6056,7 +7360,15 @@
           </w:tcPr>
           <w:p>
             <w:r>
-              <w:t>Mínimo 2 rutas de excepción con assertThrows y verificación del mensaje</w:t>
+              <w:t>Mínimo 2 rutas de excepción con </w:t>
+            </w:r>
+            <w:proofErr w:type="spellStart"/>
+            <w:r>
+              <w:t>assertThrows</w:t>
+            </w:r>
+            <w:proofErr w:type="spellEnd"/>
+            <w:r>
+              <w:t> y verificación del mensaje</w:t>
             </w:r>
           </w:p>
         </w:tc>
@@ -6181,7 +7493,21 @@
         <w:rPr>
           <w:highlight w:val="green"/>
         </w:rPr>
-        <w:t> Autenticación y autorización stateless aplicada en el ecosistema de microservicios. Cubre RF-08 y RNF-06.</w:t>
+        <w:t xml:space="preserve"> Autenticación y autorización </w:t>
+      </w:r>
+      <w:proofErr w:type="spellStart"/>
+      <w:r>
+        <w:rPr>
+          <w:highlight w:val="green"/>
+        </w:rPr>
+        <w:t>stateless</w:t>
+      </w:r>
+      <w:proofErr w:type="spellEnd"/>
+      <w:r>
+        <w:rPr>
+          <w:highlight w:val="green"/>
+        </w:rPr>
+        <w:t xml:space="preserve"> aplicada en el ecosistema de microservicios. Cubre RF-08 y RNF-06.</w:t>
       </w:r>
     </w:p>
     <w:p>
@@ -6283,7 +7609,21 @@
         <w:rPr>
           <w:highlight w:val="green"/>
         </w:rPr>
-        <w:t>Token JWT generado al hacer login, firmado con clave HMAC leída desde Vault (cubre RNF-06). La clave no puede aparecer en ningún archivo de configuración del repositorio.</w:t>
+        <w:t xml:space="preserve">Token JWT generado al hacer </w:t>
+      </w:r>
+      <w:proofErr w:type="spellStart"/>
+      <w:r>
+        <w:rPr>
+          <w:highlight w:val="green"/>
+        </w:rPr>
+        <w:t>login</w:t>
+      </w:r>
+      <w:proofErr w:type="spellEnd"/>
+      <w:r>
+        <w:rPr>
+          <w:highlight w:val="green"/>
+        </w:rPr>
+        <w:t>, firmado con clave HMAC leída desde Vault (cubre RNF-06). La clave no puede aparecer en ningún archivo de configuración del repositorio.</w:t>
       </w:r>
     </w:p>
     <w:p>
@@ -6293,8 +7633,13 @@
           <w:numId w:val="12"/>
         </w:numPr>
       </w:pPr>
-      <w:r>
-        <w:t>DataInitializer en el servicio de autenticación que inserte los tres roles y al menos un usuario por rol al iniciar.</w:t>
+      <w:proofErr w:type="spellStart"/>
+      <w:r>
+        <w:t>DataInitializer</w:t>
+      </w:r>
+      <w:proofErr w:type="spellEnd"/>
+      <w:r>
+        <w:t> en el servicio de autenticación que inserte los tres roles y al menos un usuario por rol al iniciar.</w:t>
       </w:r>
     </w:p>
     <w:p>
@@ -6307,11 +7652,47 @@
           <w:highlight w:val="green"/>
         </w:rPr>
       </w:pPr>
-      <w:r>
-        <w:rPr>
-          <w:highlight w:val="green"/>
-        </w:rPr>
-        <w:t>Endpoints de login y registro públicos; todos los demás requieren token válido.</w:t>
+      <w:proofErr w:type="spellStart"/>
+      <w:r>
+        <w:rPr>
+          <w:highlight w:val="green"/>
+        </w:rPr>
+        <w:t>Endpoints</w:t>
+      </w:r>
+      <w:proofErr w:type="spellEnd"/>
+      <w:r>
+        <w:rPr>
+          <w:highlight w:val="green"/>
+        </w:rPr>
+        <w:t xml:space="preserve"> de </w:t>
+      </w:r>
+      <w:proofErr w:type="spellStart"/>
+      <w:r>
+        <w:rPr>
+          <w:highlight w:val="green"/>
+        </w:rPr>
+        <w:t>login</w:t>
+      </w:r>
+      <w:proofErr w:type="spellEnd"/>
+      <w:r>
+        <w:rPr>
+          <w:highlight w:val="green"/>
+        </w:rPr>
+        <w:t xml:space="preserve"> y </w:t>
+      </w:r>
+      <w:proofErr w:type="gramStart"/>
+      <w:r>
+        <w:rPr>
+          <w:highlight w:val="green"/>
+        </w:rPr>
+        <w:t>registro públicos</w:t>
+      </w:r>
+      <w:proofErr w:type="gramEnd"/>
+      <w:r>
+        <w:rPr>
+          <w:highlight w:val="green"/>
+        </w:rPr>
+        <w:t>; todos los demás requieren token válido.</w:t>
       </w:r>
     </w:p>
     <w:p>
@@ -6539,8 +7920,13 @@
             <w:hideMark/>
           </w:tcPr>
           <w:p>
-            <w:r>
-              <w:t>DataInitializer que puebla roles y usuarios; clave JWT en Vault, no en archivos del repo (RNF-06)</w:t>
+            <w:proofErr w:type="spellStart"/>
+            <w:r>
+              <w:t>DataInitializer</w:t>
+            </w:r>
+            <w:proofErr w:type="spellEnd"/>
+            <w:r>
+              <w:t> que puebla roles y usuarios; clave JWT en Vault, no en archivos del repo (RNF-06)</w:t>
             </w:r>
           </w:p>
         </w:tc>
@@ -6676,7 +8062,15 @@
         </w:numPr>
       </w:pPr>
       <w:r>
-        <w:t>Captura de pantalla del dashboard de Eureka mostrando todos los servicios en estado UP. Incluirla en el README.md.</w:t>
+        <w:t xml:space="preserve">Captura de pantalla del </w:t>
+      </w:r>
+      <w:proofErr w:type="spellStart"/>
+      <w:r>
+        <w:t>dashboard</w:t>
+      </w:r>
+      <w:proofErr w:type="spellEnd"/>
+      <w:r>
+        <w:t xml:space="preserve"> de Eureka mostrando todos los servicios en estado UP. Incluirla en el README.md.</w:t>
       </w:r>
     </w:p>
     <w:p>
@@ -6686,8 +8080,13 @@
           <w:numId w:val="13"/>
         </w:numPr>
       </w:pPr>
-      <w:r>
-        <w:t>Heartbeat e intervalo de renovación configurados explícitamente en al menos 1 servicio cliente (lease-renewal-interval-in-seconds, lease-expiration-duration-in-seconds).</w:t>
+      <w:proofErr w:type="spellStart"/>
+      <w:r>
+        <w:t>Heartbeat</w:t>
+      </w:r>
+      <w:proofErr w:type="spellEnd"/>
+      <w:r>
+        <w:t xml:space="preserve"> e intervalo de renovación configurados explícitamente en al menos 1 servicio cliente (lease-renewal-interval-in-seconds, lease-expiration-duration-in-seconds).</w:t>
       </w:r>
     </w:p>
     <w:p>
@@ -6915,7 +8314,15 @@
           </w:tcPr>
           <w:p>
             <w:r>
-              <w:t>Captura del dashboard con todos los servicios en estado UP incluida en el README.md</w:t>
+              <w:t xml:space="preserve">Captura del </w:t>
+            </w:r>
+            <w:proofErr w:type="spellStart"/>
+            <w:r>
+              <w:t>dashboard</w:t>
+            </w:r>
+            <w:proofErr w:type="spellEnd"/>
+            <w:r>
+              <w:t xml:space="preserve"> con todos los servicios en estado UP incluida en el README.md</w:t>
             </w:r>
           </w:p>
         </w:tc>
@@ -6966,8 +8373,13 @@
             <w:hideMark/>
           </w:tcPr>
           <w:p>
-            <w:r>
-              <w:t>Heartbeat e intervalo de renovación configurados en al menos 1 cliente</w:t>
+            <w:proofErr w:type="spellStart"/>
+            <w:r>
+              <w:t>Heartbeat</w:t>
+            </w:r>
+            <w:proofErr w:type="spellEnd"/>
+            <w:r>
+              <w:t xml:space="preserve"> e intervalo de renovación configurados en al menos 1 cliente</w:t>
             </w:r>
           </w:p>
         </w:tc>
@@ -7030,7 +8442,15 @@
         <w:t>Qué se evalúa:</w:t>
       </w:r>
       <w:r>
-        <w:t> Punto de entrada único; enrutamiento load-balanced vía Eureka; filtros globales y por ruta. Cubre RNF-08.</w:t>
+        <w:t> Punto de entrada único; enrutamiento load-</w:t>
+      </w:r>
+      <w:proofErr w:type="spellStart"/>
+      <w:r>
+        <w:t>balanced</w:t>
+      </w:r>
+      <w:proofErr w:type="spellEnd"/>
+      <w:r>
+        <w:t xml:space="preserve"> vía Eureka; filtros globales y por ruta. Cubre RNF-08.</w:t>
       </w:r>
     </w:p>
     <w:p>
@@ -7050,7 +8470,25 @@
         </w:numPr>
       </w:pPr>
       <w:r>
-        <w:t>Proyecto api-gateway configurado en application.yaml.</w:t>
+        <w:t>Proyecto api-</w:t>
+      </w:r>
+      <w:proofErr w:type="spellStart"/>
+      <w:r>
+        <w:t>gateway</w:t>
+      </w:r>
+      <w:proofErr w:type="spellEnd"/>
+      <w:r>
+        <w:t> configurado en </w:t>
+      </w:r>
+      <w:proofErr w:type="spellStart"/>
+      <w:proofErr w:type="gramStart"/>
+      <w:r>
+        <w:t>application.yaml</w:t>
+      </w:r>
+      <w:proofErr w:type="spellEnd"/>
+      <w:proofErr w:type="gramEnd"/>
+      <w:r>
+        <w:t>.</w:t>
       </w:r>
     </w:p>
     <w:p>
@@ -7113,7 +8551,63 @@
         <w:t>1 filtro global personalizado</w:t>
       </w:r>
       <w:r>
-        <w:t> implementando GlobalFilter y Ordered que agregue un header de trazabilidad a cada request (por ejemplo X-Request-Id con UUID o X-Gateway-Timestamp).</w:t>
+        <w:t> implementando </w:t>
+      </w:r>
+      <w:proofErr w:type="spellStart"/>
+      <w:r>
+        <w:t>GlobalFilter</w:t>
+      </w:r>
+      <w:proofErr w:type="spellEnd"/>
+      <w:r>
+        <w:t> y </w:t>
+      </w:r>
+      <w:proofErr w:type="spellStart"/>
+      <w:r>
+        <w:t>Ordered</w:t>
+      </w:r>
+      <w:proofErr w:type="spellEnd"/>
+      <w:r>
+        <w:t xml:space="preserve"> que agregue un </w:t>
+      </w:r>
+      <w:proofErr w:type="spellStart"/>
+      <w:r>
+        <w:t>header</w:t>
+      </w:r>
+      <w:proofErr w:type="spellEnd"/>
+      <w:r>
+        <w:t xml:space="preserve"> de trazabilidad a cada </w:t>
+      </w:r>
+      <w:proofErr w:type="spellStart"/>
+      <w:r>
+        <w:t>request</w:t>
+      </w:r>
+      <w:proofErr w:type="spellEnd"/>
+      <w:r>
+        <w:t xml:space="preserve"> (por </w:t>
+      </w:r>
+      <w:proofErr w:type="gramStart"/>
+      <w:r>
+        <w:t>ejemplo</w:t>
+      </w:r>
+      <w:proofErr w:type="gramEnd"/>
+      <w:r>
+        <w:t> X-</w:t>
+      </w:r>
+      <w:proofErr w:type="spellStart"/>
+      <w:r>
+        <w:t>Request</w:t>
+      </w:r>
+      <w:proofErr w:type="spellEnd"/>
+      <w:r>
+        <w:t>-Id con UUID o X-Gateway-</w:t>
+      </w:r>
+      <w:proofErr w:type="spellStart"/>
+      <w:r>
+        <w:t>Timestamp</w:t>
+      </w:r>
+      <w:proofErr w:type="spellEnd"/>
+      <w:r>
+        <w:t>).</w:t>
       </w:r>
     </w:p>
     <w:p>
@@ -7134,7 +8628,31 @@
         <w:t>1 filtro de ruta específico</w:t>
       </w:r>
       <w:r>
-        <w:t> aplicado a al menos una ruta (StripPrefix, AddRequestHeader, CircuitBreaker u otro de Spring Cloud Gateway).</w:t>
+        <w:t> aplicado a al menos una ruta (</w:t>
+      </w:r>
+      <w:proofErr w:type="spellStart"/>
+      <w:r>
+        <w:t>StripPrefix</w:t>
+      </w:r>
+      <w:proofErr w:type="spellEnd"/>
+      <w:r>
+        <w:t>, </w:t>
+      </w:r>
+      <w:proofErr w:type="spellStart"/>
+      <w:r>
+        <w:t>AddRequestHeader</w:t>
+      </w:r>
+      <w:proofErr w:type="spellEnd"/>
+      <w:r>
+        <w:t>, </w:t>
+      </w:r>
+      <w:proofErr w:type="spellStart"/>
+      <w:r>
+        <w:t>CircuitBreaker</w:t>
+      </w:r>
+      <w:proofErr w:type="spellEnd"/>
+      <w:r>
+        <w:t> u otro de Spring Cloud Gateway).</w:t>
       </w:r>
     </w:p>
     <w:p>
@@ -7321,8 +8839,15 @@
           </w:tcPr>
           <w:p>
             <w:r>
-              <w:t>Mínimo 3 rutas con predicados correctamente definidos en application.yaml</w:t>
-            </w:r>
+              <w:t>Mínimo 3 rutas con predicados correctamente definidos en </w:t>
+            </w:r>
+            <w:proofErr w:type="spellStart"/>
+            <w:proofErr w:type="gramStart"/>
+            <w:r>
+              <w:t>application.yaml</w:t>
+            </w:r>
+            <w:proofErr w:type="spellEnd"/>
+            <w:proofErr w:type="gramEnd"/>
           </w:p>
         </w:tc>
         <w:tc>
@@ -7372,8 +8897,21 @@
             <w:hideMark/>
           </w:tcPr>
           <w:p>
-            <w:r>
-              <w:t>GlobalFilter personalizado con header de trazabilidad aplicado a todas las solicitudes</w:t>
+            <w:proofErr w:type="spellStart"/>
+            <w:r>
+              <w:t>GlobalFilter</w:t>
+            </w:r>
+            <w:proofErr w:type="spellEnd"/>
+            <w:r>
+              <w:t xml:space="preserve"> personalizado con </w:t>
+            </w:r>
+            <w:proofErr w:type="spellStart"/>
+            <w:r>
+              <w:t>header</w:t>
+            </w:r>
+            <w:proofErr w:type="spellEnd"/>
+            <w:r>
+              <w:t xml:space="preserve"> de trazabilidad aplicado a todas las solicitudes</w:t>
             </w:r>
           </w:p>
         </w:tc>
@@ -7475,7 +9013,39 @@
           <w:b/>
           <w:bCs/>
         </w:rPr>
-        <w:t>Sección 13: Config Server y Config Client (15 puntos)</w:t>
+        <w:t xml:space="preserve">Sección 13: </w:t>
+      </w:r>
+      <w:proofErr w:type="spellStart"/>
+      <w:r>
+        <w:rPr>
+          <w:b/>
+          <w:bCs/>
+        </w:rPr>
+        <w:t>Config</w:t>
+      </w:r>
+      <w:proofErr w:type="spellEnd"/>
+      <w:r>
+        <w:rPr>
+          <w:b/>
+          <w:bCs/>
+        </w:rPr>
+        <w:t xml:space="preserve"> Server y </w:t>
+      </w:r>
+      <w:proofErr w:type="spellStart"/>
+      <w:r>
+        <w:rPr>
+          <w:b/>
+          <w:bCs/>
+        </w:rPr>
+        <w:t>Config</w:t>
+      </w:r>
+      <w:proofErr w:type="spellEnd"/>
+      <w:r>
+        <w:rPr>
+          <w:b/>
+          <w:bCs/>
+        </w:rPr>
+        <w:t xml:space="preserve"> Client (15 puntos)</w:t>
       </w:r>
     </w:p>
     <w:p>
@@ -7507,7 +9077,15 @@
         </w:numPr>
       </w:pPr>
       <w:r>
-        <w:t>Proyecto config-server con @EnableConfigServer apuntando a un repositorio Git local o remoto con archivos de configuración por servicio.</w:t>
+        <w:t>Proyecto </w:t>
+      </w:r>
+      <w:proofErr w:type="spellStart"/>
+      <w:r>
+        <w:t>config</w:t>
+      </w:r>
+      <w:proofErr w:type="spellEnd"/>
+      <w:r>
+        <w:t>-server con @EnableConfigServer apuntando a un repositorio Git local o remoto con archivos de configuración por servicio.</w:t>
       </w:r>
     </w:p>
     <w:p>
@@ -7528,8 +9106,39 @@
         <w:t>2 microservicios</w:t>
       </w:r>
       <w:r>
-        <w:t> configurados como Config Client con spring.config.import=configserver:.</w:t>
-      </w:r>
+        <w:t xml:space="preserve"> configurados como </w:t>
+      </w:r>
+      <w:proofErr w:type="spellStart"/>
+      <w:r>
+        <w:t>Config</w:t>
+      </w:r>
+      <w:proofErr w:type="spellEnd"/>
+      <w:r>
+        <w:t xml:space="preserve"> Client con </w:t>
+      </w:r>
+      <w:proofErr w:type="spellStart"/>
+      <w:r>
+        <w:t>spring.</w:t>
+      </w:r>
+      <w:proofErr w:type="gramStart"/>
+      <w:r>
+        <w:t>config.import</w:t>
+      </w:r>
+      <w:proofErr w:type="spellEnd"/>
+      <w:proofErr w:type="gramEnd"/>
+      <w:r>
+        <w:t>=</w:t>
+      </w:r>
+      <w:proofErr w:type="spellStart"/>
+      <w:proofErr w:type="gramStart"/>
+      <w:r>
+        <w:t>configserver</w:t>
+      </w:r>
+      <w:proofErr w:type="spellEnd"/>
+      <w:r>
+        <w:t>:.</w:t>
+      </w:r>
+      <w:proofErr w:type="gramEnd"/>
     </w:p>
     <w:p>
       <w:pPr>
@@ -7539,17 +9148,59 @@
         </w:numPr>
       </w:pPr>
       <w:r>
-        <w:t>Los Config Clients deben obtener al menos una propiedad de negocio o de infraestructura </w:t>
-      </w:r>
-      <w:r>
-        <w:rPr>
-          <w:b/>
-          <w:bCs/>
-        </w:rPr>
-        <w:t>exclusivamente del Config Server</w:t>
-      </w:r>
-      <w:r>
-        <w:t> (no de su application.yaml local). Ejemplos: puerto, nombre de base de datos, umbral de negocio configurable.</w:t>
+        <w:t xml:space="preserve">Los </w:t>
+      </w:r>
+      <w:proofErr w:type="spellStart"/>
+      <w:r>
+        <w:t>Config</w:t>
+      </w:r>
+      <w:proofErr w:type="spellEnd"/>
+      <w:r>
+        <w:t xml:space="preserve"> </w:t>
+      </w:r>
+      <w:proofErr w:type="spellStart"/>
+      <w:r>
+        <w:t>Clients</w:t>
+      </w:r>
+      <w:proofErr w:type="spellEnd"/>
+      <w:r>
+        <w:t xml:space="preserve"> deben obtener al menos una propiedad de negocio o de infraestructura </w:t>
+      </w:r>
+      <w:r>
+        <w:rPr>
+          <w:b/>
+          <w:bCs/>
+        </w:rPr>
+        <w:t xml:space="preserve">exclusivamente del </w:t>
+      </w:r>
+      <w:proofErr w:type="spellStart"/>
+      <w:r>
+        <w:rPr>
+          <w:b/>
+          <w:bCs/>
+        </w:rPr>
+        <w:t>Config</w:t>
+      </w:r>
+      <w:proofErr w:type="spellEnd"/>
+      <w:r>
+        <w:rPr>
+          <w:b/>
+          <w:bCs/>
+        </w:rPr>
+        <w:t xml:space="preserve"> Server</w:t>
+      </w:r>
+      <w:r>
+        <w:t> (no de su </w:t>
+      </w:r>
+      <w:proofErr w:type="spellStart"/>
+      <w:proofErr w:type="gramStart"/>
+      <w:r>
+        <w:t>application.yaml</w:t>
+      </w:r>
+      <w:proofErr w:type="spellEnd"/>
+      <w:proofErr w:type="gramEnd"/>
+      <w:r>
+        <w:t> local). Ejemplos: puerto, nombre de base de datos, umbral de negocio configurable.</w:t>
       </w:r>
     </w:p>
     <w:p>
@@ -7561,7 +9212,31 @@
       </w:pPr>
       <w:r>
         <w:lastRenderedPageBreak/>
-        <w:t>Demostración de recarga en caliente: cambiar una propiedad en el repositorio de configuración, llamar a /actuator/refresh en el servicio afectado (requiere @RefreshScope), y verificar que el valor se actualiza sin reiniciar. Documentar el proceso con el comando curl exacto en el README.md.</w:t>
+        <w:t>Demostración de recarga en caliente: cambiar una propiedad en el repositorio de configuración, llamar a /</w:t>
+      </w:r>
+      <w:proofErr w:type="spellStart"/>
+      <w:r>
+        <w:t>actuator</w:t>
+      </w:r>
+      <w:proofErr w:type="spellEnd"/>
+      <w:r>
+        <w:t>/</w:t>
+      </w:r>
+      <w:proofErr w:type="spellStart"/>
+      <w:r>
+        <w:t>refresh</w:t>
+      </w:r>
+      <w:proofErr w:type="spellEnd"/>
+      <w:r>
+        <w:t> en el servicio afectado (requiere @RefreshScope), y verificar que el valor se actualiza sin reiniciar. Documentar el proceso con el comando </w:t>
+      </w:r>
+      <w:proofErr w:type="spellStart"/>
+      <w:r>
+        <w:t>curl</w:t>
+      </w:r>
+      <w:proofErr w:type="spellEnd"/>
+      <w:r>
+        <w:t> exacto en el README.md.</w:t>
       </w:r>
     </w:p>
     <w:p>
@@ -7684,8 +9359,13 @@
             <w:hideMark/>
           </w:tcPr>
           <w:p>
-            <w:r>
-              <w:t>config-server levanta y sirve configuración desde repositorio Git</w:t>
+            <w:proofErr w:type="spellStart"/>
+            <w:r>
+              <w:t>config</w:t>
+            </w:r>
+            <w:proofErr w:type="spellEnd"/>
+            <w:r>
+              <w:t>-server levanta y sirve configuración desde repositorio Git</w:t>
             </w:r>
           </w:p>
         </w:tc>
@@ -7737,7 +9417,15 @@
           </w:tcPr>
           <w:p>
             <w:r>
-              <w:t>Mínimo 2 microservicios consumen configuración del Config Server correctamente</w:t>
+              <w:t xml:space="preserve">Mínimo 2 microservicios consumen configuración del </w:t>
+            </w:r>
+            <w:proofErr w:type="spellStart"/>
+            <w:r>
+              <w:t>Config</w:t>
+            </w:r>
+            <w:proofErr w:type="spellEnd"/>
+            <w:r>
+              <w:t xml:space="preserve"> Server correctamente</w:t>
             </w:r>
           </w:p>
         </w:tc>
@@ -7789,7 +9477,15 @@
           </w:tcPr>
           <w:p>
             <w:r>
-              <w:t>Al menos una propiedad de negocio o infraestructura proviene exclusivamente del Config Server</w:t>
+              <w:t xml:space="preserve">Al menos una propiedad de negocio o infraestructura proviene exclusivamente del </w:t>
+            </w:r>
+            <w:proofErr w:type="spellStart"/>
+            <w:r>
+              <w:t>Config</w:t>
+            </w:r>
+            <w:proofErr w:type="spellEnd"/>
+            <w:r>
+              <w:t xml:space="preserve"> Server</w:t>
             </w:r>
           </w:p>
         </w:tc>
@@ -7841,7 +9537,31 @@
           </w:tcPr>
           <w:p>
             <w:r>
-              <w:t>@RefreshScope + /actuator/refresh demostrado y documentado con curl en el README.md</w:t>
+              <w:t>@RefreshScope + /</w:t>
+            </w:r>
+            <w:proofErr w:type="spellStart"/>
+            <w:r>
+              <w:t>actuator</w:t>
+            </w:r>
+            <w:proofErr w:type="spellEnd"/>
+            <w:r>
+              <w:t>/</w:t>
+            </w:r>
+            <w:proofErr w:type="spellStart"/>
+            <w:r>
+              <w:t>refresh</w:t>
+            </w:r>
+            <w:proofErr w:type="spellEnd"/>
+            <w:r>
+              <w:t> demostrado y documentado con </w:t>
+            </w:r>
+            <w:proofErr w:type="spellStart"/>
+            <w:r>
+              <w:t>curl</w:t>
+            </w:r>
+            <w:proofErr w:type="spellEnd"/>
+            <w:r>
+              <w:t> en el README.md</w:t>
             </w:r>
           </w:p>
         </w:tc>
@@ -7893,7 +9613,25 @@
           <w:bCs/>
           <w:highlight w:val="red"/>
         </w:rPr>
-        <w:t>Sección 14: Gestión de Secretos con HashiCorp Vault (10 puntos)</w:t>
+        <w:t xml:space="preserve">Sección 14: Gestión de Secretos con </w:t>
+      </w:r>
+      <w:proofErr w:type="spellStart"/>
+      <w:r>
+        <w:rPr>
+          <w:b/>
+          <w:bCs/>
+          <w:highlight w:val="red"/>
+        </w:rPr>
+        <w:t>HashiCorp</w:t>
+      </w:r>
+      <w:proofErr w:type="spellEnd"/>
+      <w:r>
+        <w:rPr>
+          <w:b/>
+          <w:bCs/>
+          <w:highlight w:val="red"/>
+        </w:rPr>
+        <w:t xml:space="preserve"> Vault (10 puntos)</w:t>
       </w:r>
     </w:p>
     <w:p>
@@ -7946,7 +9684,35 @@
         <w:rPr>
           <w:highlight w:val="red"/>
         </w:rPr>
-        <w:t>Vault en ejecución en modo desarrollo (vault server -dev) o mediante Docker.</w:t>
+        <w:t>Vault en ejecución en modo desarrollo (</w:t>
+      </w:r>
+      <w:proofErr w:type="spellStart"/>
+      <w:r>
+        <w:rPr>
+          <w:highlight w:val="red"/>
+        </w:rPr>
+        <w:t>vault</w:t>
+      </w:r>
+      <w:proofErr w:type="spellEnd"/>
+      <w:r>
+        <w:rPr>
+          <w:highlight w:val="red"/>
+        </w:rPr>
+        <w:t xml:space="preserve"> server -</w:t>
+      </w:r>
+      <w:proofErr w:type="spellStart"/>
+      <w:r>
+        <w:rPr>
+          <w:highlight w:val="red"/>
+        </w:rPr>
+        <w:t>dev</w:t>
+      </w:r>
+      <w:proofErr w:type="spellEnd"/>
+      <w:r>
+        <w:rPr>
+          <w:highlight w:val="red"/>
+        </w:rPr>
+        <w:t>) o mediante Docker.</w:t>
       </w:r>
     </w:p>
     <w:p>
@@ -7977,7 +9743,35 @@
         <w:rPr>
           <w:highlight w:val="red"/>
         </w:rPr>
-        <w:t> (secreto HMAC) almacenada en Vault (backend kv) y leída por el servicio de autenticación usando Spring Cloud Vault.</w:t>
+        <w:t> (secreto HMAC) almacenada en Vault (</w:t>
+      </w:r>
+      <w:proofErr w:type="spellStart"/>
+      <w:r>
+        <w:rPr>
+          <w:highlight w:val="red"/>
+        </w:rPr>
+        <w:t>backend</w:t>
+      </w:r>
+      <w:proofErr w:type="spellEnd"/>
+      <w:r>
+        <w:rPr>
+          <w:highlight w:val="red"/>
+        </w:rPr>
+        <w:t> </w:t>
+      </w:r>
+      <w:proofErr w:type="spellStart"/>
+      <w:r>
+        <w:rPr>
+          <w:highlight w:val="red"/>
+        </w:rPr>
+        <w:t>kv</w:t>
+      </w:r>
+      <w:proofErr w:type="spellEnd"/>
+      <w:r>
+        <w:rPr>
+          <w:highlight w:val="red"/>
+        </w:rPr>
+        <w:t>) y leída por el servicio de autenticación usando Spring Cloud Vault.</w:t>
       </w:r>
     </w:p>
     <w:p>
@@ -8008,7 +9802,53 @@
         <w:rPr>
           <w:highlight w:val="red"/>
         </w:rPr>
-        <w:t> en ningún application.yaml, bootstrap.yaml, archivo de configuración del Config Server ni en código fuente. Su ausencia es verificable.</w:t>
+        <w:t> en ningún </w:t>
+      </w:r>
+      <w:proofErr w:type="spellStart"/>
+      <w:proofErr w:type="gramStart"/>
+      <w:r>
+        <w:rPr>
+          <w:highlight w:val="red"/>
+        </w:rPr>
+        <w:t>application.yaml</w:t>
+      </w:r>
+      <w:proofErr w:type="spellEnd"/>
+      <w:proofErr w:type="gramEnd"/>
+      <w:r>
+        <w:rPr>
+          <w:highlight w:val="red"/>
+        </w:rPr>
+        <w:t>, </w:t>
+      </w:r>
+      <w:proofErr w:type="spellStart"/>
+      <w:proofErr w:type="gramStart"/>
+      <w:r>
+        <w:rPr>
+          <w:highlight w:val="red"/>
+        </w:rPr>
+        <w:t>bootstrap.yaml</w:t>
+      </w:r>
+      <w:proofErr w:type="spellEnd"/>
+      <w:proofErr w:type="gramEnd"/>
+      <w:r>
+        <w:rPr>
+          <w:highlight w:val="red"/>
+        </w:rPr>
+        <w:t xml:space="preserve">, archivo de configuración del </w:t>
+      </w:r>
+      <w:proofErr w:type="spellStart"/>
+      <w:r>
+        <w:rPr>
+          <w:highlight w:val="red"/>
+        </w:rPr>
+        <w:t>Config</w:t>
+      </w:r>
+      <w:proofErr w:type="spellEnd"/>
+      <w:r>
+        <w:rPr>
+          <w:highlight w:val="red"/>
+        </w:rPr>
+        <w:t xml:space="preserve"> Server ni en código fuente. Su ausencia es verificable.</w:t>
       </w:r>
     </w:p>
     <w:p>
@@ -8025,7 +9865,37 @@
         <w:rPr>
           <w:highlight w:val="red"/>
         </w:rPr>
-        <w:t>Configuración de Spring Cloud Vault en el bootstrap.yaml del servicio cliente: dirección de Vault, token de acceso, backend y ruta del secreto.</w:t>
+        <w:t>Configuración de Spring Cloud Vault en el </w:t>
+      </w:r>
+      <w:proofErr w:type="spellStart"/>
+      <w:proofErr w:type="gramStart"/>
+      <w:r>
+        <w:rPr>
+          <w:highlight w:val="red"/>
+        </w:rPr>
+        <w:t>bootstrap.yaml</w:t>
+      </w:r>
+      <w:proofErr w:type="spellEnd"/>
+      <w:proofErr w:type="gramEnd"/>
+      <w:r>
+        <w:rPr>
+          <w:highlight w:val="red"/>
+        </w:rPr>
+        <w:t xml:space="preserve"> del servicio cliente: dirección de Vault, token de acceso, </w:t>
+      </w:r>
+      <w:proofErr w:type="spellStart"/>
+      <w:r>
+        <w:rPr>
+          <w:highlight w:val="red"/>
+        </w:rPr>
+        <w:t>backend</w:t>
+      </w:r>
+      <w:proofErr w:type="spellEnd"/>
+      <w:r>
+        <w:rPr>
+          <w:highlight w:val="red"/>
+        </w:rPr>
+        <w:t xml:space="preserve"> y ruta del secreto.</w:t>
       </w:r>
     </w:p>
     <w:p>
@@ -8254,7 +10124,17 @@
           <w:p>
             <w:r>
               <w:lastRenderedPageBreak/>
-              <w:t>Configuración de Spring Cloud Vault en bootstrap.yaml correcta y completa</w:t>
+              <w:t>Configuración de Spring Cloud Vault en </w:t>
+            </w:r>
+            <w:proofErr w:type="spellStart"/>
+            <w:proofErr w:type="gramStart"/>
+            <w:r>
+              <w:t>bootstrap.yaml</w:t>
+            </w:r>
+            <w:proofErr w:type="spellEnd"/>
+            <w:proofErr w:type="gramEnd"/>
+            <w:r>
+              <w:t> correcta y completa</w:t>
             </w:r>
           </w:p>
         </w:tc>
@@ -8304,7 +10184,23 @@
           <w:b/>
           <w:bCs/>
         </w:rPr>
-        <w:t>Sección 15: Patrones de Resiliencia — Circuit Breaker (15 puntos)</w:t>
+        <w:t xml:space="preserve">Sección 15: Patrones de Resiliencia — </w:t>
+      </w:r>
+      <w:proofErr w:type="spellStart"/>
+      <w:r>
+        <w:rPr>
+          <w:b/>
+          <w:bCs/>
+        </w:rPr>
+        <w:t>Circuit</w:t>
+      </w:r>
+      <w:proofErr w:type="spellEnd"/>
+      <w:r>
+        <w:rPr>
+          <w:b/>
+          <w:bCs/>
+        </w:rPr>
+        <w:t xml:space="preserve"> Breaker (15 puntos)</w:t>
       </w:r>
     </w:p>
     <w:p>
@@ -8316,7 +10212,15 @@
         <w:t>Qué se evalúa:</w:t>
       </w:r>
       <w:r>
-        <w:t> Resiliencia en la comunicación inter-servicio con Resilience4j.</w:t>
+        <w:t xml:space="preserve"> Resiliencia en la comunicación </w:t>
+      </w:r>
+      <w:proofErr w:type="spellStart"/>
+      <w:r>
+        <w:t>inter-servicio</w:t>
+      </w:r>
+      <w:proofErr w:type="spellEnd"/>
+      <w:r>
+        <w:t xml:space="preserve"> con Resilience4j.</w:t>
       </w:r>
     </w:p>
     <w:p>
@@ -8367,7 +10271,31 @@
         <w:t>1 método</w:t>
       </w:r>
       <w:r>
-        <w:t> de comunicación inter-servicio, con un método fallback que retorne una respuesta degradada pero funcional. El fallback no puede lanzar una excepción genérica.</w:t>
+        <w:t xml:space="preserve"> de comunicación </w:t>
+      </w:r>
+      <w:proofErr w:type="spellStart"/>
+      <w:r>
+        <w:t>inter-servicio</w:t>
+      </w:r>
+      <w:proofErr w:type="spellEnd"/>
+      <w:r>
+        <w:t>, con un método </w:t>
+      </w:r>
+      <w:proofErr w:type="spellStart"/>
+      <w:r>
+        <w:t>fallback</w:t>
+      </w:r>
+      <w:proofErr w:type="spellEnd"/>
+      <w:r>
+        <w:t xml:space="preserve"> que retorne una respuesta degradada pero funcional. El </w:t>
+      </w:r>
+      <w:proofErr w:type="spellStart"/>
+      <w:r>
+        <w:t>fallback</w:t>
+      </w:r>
+      <w:proofErr w:type="spellEnd"/>
+      <w:r>
+        <w:t xml:space="preserve"> no puede lanzar una excepción genérica.</w:t>
       </w:r>
     </w:p>
     <w:p>
@@ -8378,7 +10306,17 @@
         </w:numPr>
       </w:pPr>
       <w:r>
-        <w:t>Configuración en application.yaml:</w:t>
+        <w:t>Configuración en </w:t>
+      </w:r>
+      <w:proofErr w:type="spellStart"/>
+      <w:proofErr w:type="gramStart"/>
+      <w:r>
+        <w:t>application.yaml</w:t>
+      </w:r>
+      <w:proofErr w:type="spellEnd"/>
+      <w:proofErr w:type="gramEnd"/>
+      <w:r>
+        <w:t>:</w:t>
       </w:r>
     </w:p>
     <w:p>
@@ -8388,8 +10326,13 @@
           <w:numId w:val="17"/>
         </w:numPr>
       </w:pPr>
-      <w:r>
-        <w:t>failureRateThreshold: porcentaje de fallos que abre el circuito.</w:t>
+      <w:proofErr w:type="spellStart"/>
+      <w:r>
+        <w:t>failureRateThreshold</w:t>
+      </w:r>
+      <w:proofErr w:type="spellEnd"/>
+      <w:r>
+        <w:t>: porcentaje de fallos que abre el circuito.</w:t>
       </w:r>
     </w:p>
     <w:p>
@@ -8399,8 +10342,13 @@
           <w:numId w:val="17"/>
         </w:numPr>
       </w:pPr>
-      <w:r>
-        <w:t>waitDurationInOpenState: tiempo en estado abierto antes de pasar a Half-Open.</w:t>
+      <w:proofErr w:type="spellStart"/>
+      <w:r>
+        <w:t>waitDurationInOpenState</w:t>
+      </w:r>
+      <w:proofErr w:type="spellEnd"/>
+      <w:r>
+        <w:t>: tiempo en estado abierto antes de pasar a Half-Open.</w:t>
       </w:r>
     </w:p>
     <w:p>
@@ -8410,8 +10358,13 @@
           <w:numId w:val="17"/>
         </w:numPr>
       </w:pPr>
-      <w:r>
-        <w:t>slidingWindowSize: número de llamadas evaluadas.</w:t>
+      <w:proofErr w:type="spellStart"/>
+      <w:r>
+        <w:t>slidingWindowSize</w:t>
+      </w:r>
+      <w:proofErr w:type="spellEnd"/>
+      <w:r>
+        <w:t>: número de llamadas evaluadas.</w:t>
       </w:r>
     </w:p>
     <w:p>
@@ -8432,7 +10385,15 @@
         <w:t>1 patrón adicional</w:t>
       </w:r>
       <w:r>
-        <w:t>: @Retry con backoff configurable, @RateLimiter o @TimeLimiter.</w:t>
+        <w:t xml:space="preserve">: @Retry con </w:t>
+      </w:r>
+      <w:proofErr w:type="spellStart"/>
+      <w:r>
+        <w:t>backoff</w:t>
+      </w:r>
+      <w:proofErr w:type="spellEnd"/>
+      <w:r>
+        <w:t xml:space="preserve"> configurable, @RateLimiter o @TimeLimiter.</w:t>
       </w:r>
     </w:p>
     <w:p>
@@ -8442,8 +10403,29 @@
           <w:numId w:val="17"/>
         </w:numPr>
       </w:pPr>
-      <w:r>
-        <w:t>Endpoint /actuator/circuitbreakers accesible en el servicio configurado.</w:t>
+      <w:proofErr w:type="spellStart"/>
+      <w:r>
+        <w:t>Endpoint</w:t>
+      </w:r>
+      <w:proofErr w:type="spellEnd"/>
+      <w:r>
+        <w:t> /</w:t>
+      </w:r>
+      <w:proofErr w:type="spellStart"/>
+      <w:r>
+        <w:t>actuator</w:t>
+      </w:r>
+      <w:proofErr w:type="spellEnd"/>
+      <w:r>
+        <w:t>/</w:t>
+      </w:r>
+      <w:proofErr w:type="spellStart"/>
+      <w:r>
+        <w:t>circuitbreakers</w:t>
+      </w:r>
+      <w:proofErr w:type="spellEnd"/>
+      <w:r>
+        <w:t> accesible en el servicio configurado.</w:t>
       </w:r>
     </w:p>
     <w:p>
@@ -8567,8 +10549,21 @@
           </w:tcPr>
           <w:p>
             <w:r>
-              <w:t>@CircuitBreaker con fallback funcional aplicado en al menos 1 llamada inter-servicio</w:t>
-            </w:r>
+              <w:t>@CircuitBreaker con </w:t>
+            </w:r>
+            <w:proofErr w:type="spellStart"/>
+            <w:r>
+              <w:t>fallback</w:t>
+            </w:r>
+            <w:proofErr w:type="spellEnd"/>
+            <w:r>
+              <w:t xml:space="preserve"> funcional aplicado en al menos 1 llamada </w:t>
+            </w:r>
+            <w:proofErr w:type="spellStart"/>
+            <w:r>
+              <w:t>inter-servicio</w:t>
+            </w:r>
+            <w:proofErr w:type="spellEnd"/>
           </w:p>
         </w:tc>
         <w:tc>
@@ -8619,7 +10614,15 @@
           </w:tcPr>
           <w:p>
             <w:r>
-              <w:t>Configuración completa en application.yaml: failureRateThreshold, waitDurationInOpenState, slidingWindowSize</w:t>
+              <w:t>Configuración completa en </w:t>
+            </w:r>
+            <w:proofErr w:type="gramStart"/>
+            <w:r>
+              <w:t>application.yaml</w:t>
+            </w:r>
+            <w:proofErr w:type="gramEnd"/>
+            <w:r>
+              <w:t>: failureRateThreshold, waitDurationInOpenState, slidingWindowSize</w:t>
             </w:r>
           </w:p>
         </w:tc>
@@ -8723,7 +10726,23 @@
           </w:tcPr>
           <w:p>
             <w:r>
-              <w:t>/actuator/circuitbreakers accesible y muestra el estado actual</w:t>
+              <w:t>/</w:t>
+            </w:r>
+            <w:proofErr w:type="spellStart"/>
+            <w:r>
+              <w:t>actuator</w:t>
+            </w:r>
+            <w:proofErr w:type="spellEnd"/>
+            <w:r>
+              <w:t>/</w:t>
+            </w:r>
+            <w:proofErr w:type="spellStart"/>
+            <w:r>
+              <w:t>circuitbreakers</w:t>
+            </w:r>
+            <w:proofErr w:type="spellEnd"/>
+            <w:r>
+              <w:t> accesible y muestra el estado actual</w:t>
             </w:r>
           </w:p>
         </w:tc>
@@ -8813,7 +10832,23 @@
           <w:b/>
           <w:bCs/>
         </w:rPr>
-        <w:t>1 llamada inter-servicio real</w:t>
+        <w:t xml:space="preserve">1 llamada </w:t>
+      </w:r>
+      <w:proofErr w:type="spellStart"/>
+      <w:r>
+        <w:rPr>
+          <w:b/>
+          <w:bCs/>
+        </w:rPr>
+        <w:t>inter-servicio</w:t>
+      </w:r>
+      <w:proofErr w:type="spellEnd"/>
+      <w:r>
+        <w:rPr>
+          <w:b/>
+          <w:bCs/>
+        </w:rPr>
+        <w:t xml:space="preserve"> real</w:t>
       </w:r>
       <w:r>
         <w:t> implementada (por ejemplo: el servicio</w:t>
@@ -9014,7 +11049,15 @@
           </w:tcPr>
           <w:p>
             <w:r>
-              <w:t>Al menos 1 llamada inter-servicio real implementada y funcionando</w:t>
+              <w:t xml:space="preserve">Al menos 1 llamada </w:t>
+            </w:r>
+            <w:proofErr w:type="spellStart"/>
+            <w:r>
+              <w:t>inter-servicio</w:t>
+            </w:r>
+            <w:proofErr w:type="spellEnd"/>
+            <w:r>
+              <w:t xml:space="preserve"> real implementada y funcionando</w:t>
             </w:r>
           </w:p>
         </w:tc>
@@ -9173,7 +11216,15 @@
     </w:p>
     <w:p>
       <w:r>
-        <w:t>Todos los curl van dirigidos al </w:t>
+        <w:t>Todos los </w:t>
+      </w:r>
+      <w:proofErr w:type="spellStart"/>
+      <w:r>
+        <w:t>curl</w:t>
+      </w:r>
+      <w:proofErr w:type="spellEnd"/>
+      <w:r>
+        <w:t> van dirigidos al </w:t>
       </w:r>
       <w:r>
         <w:rPr>
@@ -9183,7 +11234,15 @@
         <w:t>API Gateway</w:t>
       </w:r>
       <w:r>
-        <w:t> (localhost:8080), nunca directamente a los microservicios. Adapta las rutas al diseño que hayas implementado; si cambias alguna ruta, documéntala en el README.md. Reemplaza TOKEN por el JWT obtenido en el caso de login. Reemplaza {id} por el UUID real del recurso.</w:t>
+        <w:t xml:space="preserve"> (localhost:8080), nunca directamente a los microservicios. Adapta las rutas al diseño que hayas implementado; si cambias alguna ruta, documéntala en el README.md. Reemplaza TOKEN por el JWT obtenido en el caso de </w:t>
+      </w:r>
+      <w:proofErr w:type="spellStart"/>
+      <w:r>
+        <w:t>login</w:t>
+      </w:r>
+      <w:proofErr w:type="spellEnd"/>
+      <w:r>
+        <w:t>. Reemplaza {id} por el UUID real del recurso.</w:t>
       </w:r>
     </w:p>
     <w:p>
@@ -9218,23 +11277,86 @@
       </w:r>
     </w:p>
     <w:p>
-      <w:r>
-        <w:t>curl -s -X POST http://localhost:8080/api/v1/auth/register \</w:t>
-      </w:r>
-    </w:p>
-    <w:p>
-      <w:r>
-        <w:t xml:space="preserve">  -H "Content-Type: application/json" \</w:t>
-      </w:r>
-    </w:p>
-    <w:p>
-      <w:r>
-        <w:t xml:space="preserve">  -d '{"nombre":"Carlos Quispe","email":"carlos@rapidocourier.pe","password":"Segura123!","role":"OPERADOR"}' | jq .</w:t>
-      </w:r>
-    </w:p>
-    <w:p>
-      <w:r>
-        <w:t>Esperado: 201 Created — success: true, JWT en data.</w:t>
+      <w:proofErr w:type="spellStart"/>
+      <w:r>
+        <w:t>curl</w:t>
+      </w:r>
+      <w:proofErr w:type="spellEnd"/>
+      <w:r>
+        <w:t xml:space="preserve"> -s -X POST http://localhost:8080/api/v1/auth/register \</w:t>
+      </w:r>
+    </w:p>
+    <w:p>
+      <w:r>
+        <w:t xml:space="preserve">  -H "Content-</w:t>
+      </w:r>
+      <w:proofErr w:type="spellStart"/>
+      <w:r>
+        <w:t>Type</w:t>
+      </w:r>
+      <w:proofErr w:type="spellEnd"/>
+      <w:r>
+        <w:t xml:space="preserve">: </w:t>
+      </w:r>
+      <w:proofErr w:type="spellStart"/>
+      <w:r>
+        <w:t>application</w:t>
+      </w:r>
+      <w:proofErr w:type="spellEnd"/>
+      <w:r>
+        <w:t>/</w:t>
+      </w:r>
+      <w:proofErr w:type="spellStart"/>
+      <w:r>
+        <w:t>json</w:t>
+      </w:r>
+      <w:proofErr w:type="spellEnd"/>
+      <w:r>
+        <w:t>" \</w:t>
+      </w:r>
+    </w:p>
+    <w:p>
+      <w:r>
+        <w:t xml:space="preserve">  -d '{"</w:t>
+      </w:r>
+      <w:proofErr w:type="spellStart"/>
+      <w:r>
+        <w:t>nombre":"Carlos</w:t>
+      </w:r>
+      <w:proofErr w:type="spellEnd"/>
+      <w:r>
+        <w:t xml:space="preserve"> Quispe","email":"carlos@rapidocourier.pe","password":"Segura123!","role":"OPERADOR"}' | </w:t>
+      </w:r>
+      <w:proofErr w:type="spellStart"/>
+      <w:proofErr w:type="gramStart"/>
+      <w:r>
+        <w:t>jq</w:t>
+      </w:r>
+      <w:proofErr w:type="spellEnd"/>
+      <w:r>
+        <w:t xml:space="preserve"> .</w:t>
+      </w:r>
+      <w:proofErr w:type="gramEnd"/>
+    </w:p>
+    <w:p>
+      <w:r>
+        <w:t xml:space="preserve">Esperado: 201 </w:t>
+      </w:r>
+      <w:proofErr w:type="spellStart"/>
+      <w:r>
+        <w:t>Created</w:t>
+      </w:r>
+      <w:proofErr w:type="spellEnd"/>
+      <w:r>
+        <w:t> — </w:t>
+      </w:r>
+      <w:proofErr w:type="spellStart"/>
+      <w:r>
+        <w:t>success</w:t>
+      </w:r>
+      <w:proofErr w:type="spellEnd"/>
+      <w:r>
+        <w:t>: true, JWT en data.</w:t>
       </w:r>
     </w:p>
     <w:p>
@@ -9247,24 +11369,71 @@
       </w:r>
     </w:p>
     <w:p>
-      <w:r>
-        <w:t>curl -s -X POST http://localhost:8080/api/v1/auth/login \</w:t>
+      <w:proofErr w:type="spellStart"/>
+      <w:r>
+        <w:t>curl</w:t>
+      </w:r>
+      <w:proofErr w:type="spellEnd"/>
+      <w:r>
+        <w:t xml:space="preserve"> -s -X POST http://localhost:8080/api/v1/auth/login \</w:t>
       </w:r>
     </w:p>
     <w:p>
       <w:r>
         <w:lastRenderedPageBreak/>
-        <w:t xml:space="preserve">  -H "Content-Type: application/json" \</w:t>
-      </w:r>
-    </w:p>
-    <w:p>
-      <w:r>
-        <w:t xml:space="preserve">  -d '{"email":"carlos@rapidocourier.pe","password":"Segura123!"}' | jq .</w:t>
-      </w:r>
-    </w:p>
-    <w:p>
-      <w:r>
-        <w:t>Esperado: 200 OK — success: true, JWT válido en data.</w:t>
+        <w:t xml:space="preserve">  -H "Content-</w:t>
+      </w:r>
+      <w:proofErr w:type="spellStart"/>
+      <w:r>
+        <w:t>Type</w:t>
+      </w:r>
+      <w:proofErr w:type="spellEnd"/>
+      <w:r>
+        <w:t xml:space="preserve">: </w:t>
+      </w:r>
+      <w:proofErr w:type="spellStart"/>
+      <w:r>
+        <w:t>application</w:t>
+      </w:r>
+      <w:proofErr w:type="spellEnd"/>
+      <w:r>
+        <w:t>/</w:t>
+      </w:r>
+      <w:proofErr w:type="spellStart"/>
+      <w:r>
+        <w:t>json</w:t>
+      </w:r>
+      <w:proofErr w:type="spellEnd"/>
+      <w:r>
+        <w:t>" \</w:t>
+      </w:r>
+    </w:p>
+    <w:p>
+      <w:r>
+        <w:t xml:space="preserve">  -d '{"email":"carlos@rapidocourier.pe","password":"Segura123!"}' | </w:t>
+      </w:r>
+      <w:proofErr w:type="spellStart"/>
+      <w:proofErr w:type="gramStart"/>
+      <w:r>
+        <w:t>jq</w:t>
+      </w:r>
+      <w:proofErr w:type="spellEnd"/>
+      <w:r>
+        <w:t xml:space="preserve"> .</w:t>
+      </w:r>
+      <w:proofErr w:type="gramEnd"/>
+    </w:p>
+    <w:p>
+      <w:r>
+        <w:t>Esperado: 200 OK — </w:t>
+      </w:r>
+      <w:proofErr w:type="spellStart"/>
+      <w:r>
+        <w:t>success</w:t>
+      </w:r>
+      <w:proofErr w:type="spellEnd"/>
+      <w:r>
+        <w:t>: true, JWT válido en data.</w:t>
       </w:r>
     </w:p>
     <w:p>
@@ -9277,23 +11446,86 @@
       </w:r>
     </w:p>
     <w:p>
-      <w:r>
-        <w:t>curl -s -X POST http://localhost:8080/api/v1/auth/login \</w:t>
-      </w:r>
-    </w:p>
-    <w:p>
-      <w:r>
-        <w:t xml:space="preserve">  -H "Content-Type: application/json" \</w:t>
-      </w:r>
-    </w:p>
-    <w:p>
-      <w:r>
-        <w:t xml:space="preserve">  -d '{"email":"carlos@rapidocourier.pe","password":"incorrecta"}' | jq .</w:t>
-      </w:r>
-    </w:p>
-    <w:p>
-      <w:r>
-        <w:t>Esperado: 401 Unauthorized — success: false.</w:t>
+      <w:proofErr w:type="spellStart"/>
+      <w:r>
+        <w:t>curl</w:t>
+      </w:r>
+      <w:proofErr w:type="spellEnd"/>
+      <w:r>
+        <w:t xml:space="preserve"> -s -X POST http://localhost:8080/api/v1/auth/login \</w:t>
+      </w:r>
+    </w:p>
+    <w:p>
+      <w:r>
+        <w:t xml:space="preserve">  -H "Content-</w:t>
+      </w:r>
+      <w:proofErr w:type="spellStart"/>
+      <w:r>
+        <w:t>Type</w:t>
+      </w:r>
+      <w:proofErr w:type="spellEnd"/>
+      <w:r>
+        <w:t xml:space="preserve">: </w:t>
+      </w:r>
+      <w:proofErr w:type="spellStart"/>
+      <w:r>
+        <w:t>application</w:t>
+      </w:r>
+      <w:proofErr w:type="spellEnd"/>
+      <w:r>
+        <w:t>/</w:t>
+      </w:r>
+      <w:proofErr w:type="spellStart"/>
+      <w:r>
+        <w:t>json</w:t>
+      </w:r>
+      <w:proofErr w:type="spellEnd"/>
+      <w:r>
+        <w:t>" \</w:t>
+      </w:r>
+    </w:p>
+    <w:p>
+      <w:r>
+        <w:t xml:space="preserve">  -d '{"email":"carlos@rapidocourier.pe","</w:t>
+      </w:r>
+      <w:proofErr w:type="spellStart"/>
+      <w:r>
+        <w:t>password</w:t>
+      </w:r>
+      <w:proofErr w:type="spellEnd"/>
+      <w:r>
+        <w:t xml:space="preserve">":"incorrecta"}' | </w:t>
+      </w:r>
+      <w:proofErr w:type="spellStart"/>
+      <w:proofErr w:type="gramStart"/>
+      <w:r>
+        <w:t>jq</w:t>
+      </w:r>
+      <w:proofErr w:type="spellEnd"/>
+      <w:r>
+        <w:t xml:space="preserve"> .</w:t>
+      </w:r>
+      <w:proofErr w:type="gramEnd"/>
+    </w:p>
+    <w:p>
+      <w:r>
+        <w:t xml:space="preserve">Esperado: 401 </w:t>
+      </w:r>
+      <w:proofErr w:type="spellStart"/>
+      <w:r>
+        <w:t>Unauthorized</w:t>
+      </w:r>
+      <w:proofErr w:type="spellEnd"/>
+      <w:r>
+        <w:t> — </w:t>
+      </w:r>
+      <w:proofErr w:type="spellStart"/>
+      <w:r>
+        <w:t>success</w:t>
+      </w:r>
+      <w:proofErr w:type="spellEnd"/>
+      <w:r>
+        <w:t>: false.</w:t>
       </w:r>
     </w:p>
     <w:p>
@@ -9328,28 +11560,91 @@
       </w:r>
     </w:p>
     <w:p>
-      <w:r>
-        <w:t>curl -s -X POST http://localhost:8080/api/v1/clientes \</w:t>
-      </w:r>
-    </w:p>
-    <w:p>
-      <w:r>
-        <w:t xml:space="preserve">  -H "Content-Type: application/json" \</w:t>
-      </w:r>
-    </w:p>
-    <w:p>
-      <w:r>
-        <w:t xml:space="preserve">  -H "Authorization: Bearer TOKEN" \</w:t>
-      </w:r>
-    </w:p>
-    <w:p>
-      <w:r>
-        <w:t xml:space="preserve">  -d '{"dni":"12345678","email":"ana.flores@correo.com","telefono":"987654321"}' | jq .</w:t>
-      </w:r>
-    </w:p>
-    <w:p>
-      <w:r>
-        <w:t>Esperado: 201 Created — nombre completo obtenido de RENIEC visible en data; el campo nombre no estaba en el request.</w:t>
+      <w:proofErr w:type="spellStart"/>
+      <w:r>
+        <w:t>curl</w:t>
+      </w:r>
+      <w:proofErr w:type="spellEnd"/>
+      <w:r>
+        <w:t xml:space="preserve"> -s -X POST http://localhost:8080/api/v1/clientes \</w:t>
+      </w:r>
+    </w:p>
+    <w:p>
+      <w:r>
+        <w:t xml:space="preserve">  -H "Content-</w:t>
+      </w:r>
+      <w:proofErr w:type="spellStart"/>
+      <w:r>
+        <w:t>Type</w:t>
+      </w:r>
+      <w:proofErr w:type="spellEnd"/>
+      <w:r>
+        <w:t xml:space="preserve">: </w:t>
+      </w:r>
+      <w:proofErr w:type="spellStart"/>
+      <w:r>
+        <w:t>application</w:t>
+      </w:r>
+      <w:proofErr w:type="spellEnd"/>
+      <w:r>
+        <w:t>/</w:t>
+      </w:r>
+      <w:proofErr w:type="spellStart"/>
+      <w:r>
+        <w:t>json</w:t>
+      </w:r>
+      <w:proofErr w:type="spellEnd"/>
+      <w:r>
+        <w:t>" \</w:t>
+      </w:r>
+    </w:p>
+    <w:p>
+      <w:r>
+        <w:t xml:space="preserve">  -H "</w:t>
+      </w:r>
+      <w:proofErr w:type="spellStart"/>
+      <w:r>
+        <w:t>Authorization</w:t>
+      </w:r>
+      <w:proofErr w:type="spellEnd"/>
+      <w:r>
+        <w:t>: Bearer TOKEN" \</w:t>
+      </w:r>
+    </w:p>
+    <w:p>
+      <w:r>
+        <w:t xml:space="preserve">  -d '{"dni":"12345678","email":"ana.flores@correo.com","telefono":"987654321"}' | </w:t>
+      </w:r>
+      <w:proofErr w:type="spellStart"/>
+      <w:proofErr w:type="gramStart"/>
+      <w:r>
+        <w:t>jq</w:t>
+      </w:r>
+      <w:proofErr w:type="spellEnd"/>
+      <w:r>
+        <w:t xml:space="preserve"> .</w:t>
+      </w:r>
+      <w:proofErr w:type="gramEnd"/>
+    </w:p>
+    <w:p>
+      <w:r>
+        <w:t xml:space="preserve">Esperado: 201 </w:t>
+      </w:r>
+      <w:proofErr w:type="spellStart"/>
+      <w:r>
+        <w:t>Created</w:t>
+      </w:r>
+      <w:proofErr w:type="spellEnd"/>
+      <w:r>
+        <w:t xml:space="preserve"> — nombre completo obtenido de RENIEC visible en data; el campo nombre no estaba en el </w:t>
+      </w:r>
+      <w:proofErr w:type="spellStart"/>
+      <w:r>
+        <w:t>request</w:t>
+      </w:r>
+      <w:proofErr w:type="spellEnd"/>
+      <w:r>
+        <w:t>.</w:t>
       </w:r>
     </w:p>
     <w:p>
@@ -9362,28 +11657,91 @@
       </w:r>
     </w:p>
     <w:p>
-      <w:r>
-        <w:t>curl -s -X POST http://localhost:8080/api/v1/clientes \</w:t>
-      </w:r>
-    </w:p>
-    <w:p>
-      <w:r>
-        <w:t xml:space="preserve">  -H "Content-Type: application/json" \</w:t>
-      </w:r>
-    </w:p>
-    <w:p>
-      <w:r>
-        <w:t xml:space="preserve">  -H "Authorization: Bearer TOKEN" \</w:t>
-      </w:r>
-    </w:p>
-    <w:p>
-      <w:r>
-        <w:t xml:space="preserve">  -d '{"dni":"87654321","email":"ana.flores@correo.com","telefono":"999888777"}' | jq .</w:t>
-      </w:r>
-    </w:p>
-    <w:p>
-      <w:r>
-        <w:t>Esperado: 409 Conflict — success: false, mensaje indica email ya registrado.</w:t>
+      <w:proofErr w:type="spellStart"/>
+      <w:r>
+        <w:t>curl</w:t>
+      </w:r>
+      <w:proofErr w:type="spellEnd"/>
+      <w:r>
+        <w:t xml:space="preserve"> -s -X POST http://localhost:8080/api/v1/clientes \</w:t>
+      </w:r>
+    </w:p>
+    <w:p>
+      <w:r>
+        <w:t xml:space="preserve">  -H "Content-</w:t>
+      </w:r>
+      <w:proofErr w:type="spellStart"/>
+      <w:r>
+        <w:t>Type</w:t>
+      </w:r>
+      <w:proofErr w:type="spellEnd"/>
+      <w:r>
+        <w:t xml:space="preserve">: </w:t>
+      </w:r>
+      <w:proofErr w:type="spellStart"/>
+      <w:r>
+        <w:t>application</w:t>
+      </w:r>
+      <w:proofErr w:type="spellEnd"/>
+      <w:r>
+        <w:t>/</w:t>
+      </w:r>
+      <w:proofErr w:type="spellStart"/>
+      <w:r>
+        <w:t>json</w:t>
+      </w:r>
+      <w:proofErr w:type="spellEnd"/>
+      <w:r>
+        <w:t>" \</w:t>
+      </w:r>
+    </w:p>
+    <w:p>
+      <w:r>
+        <w:t xml:space="preserve">  -H "</w:t>
+      </w:r>
+      <w:proofErr w:type="spellStart"/>
+      <w:r>
+        <w:t>Authorization</w:t>
+      </w:r>
+      <w:proofErr w:type="spellEnd"/>
+      <w:r>
+        <w:t>: Bearer TOKEN" \</w:t>
+      </w:r>
+    </w:p>
+    <w:p>
+      <w:r>
+        <w:t xml:space="preserve">  -d '{"dni":"87654321","email":"ana.flores@correo.com","telefono":"999888777"}' | </w:t>
+      </w:r>
+      <w:proofErr w:type="spellStart"/>
+      <w:proofErr w:type="gramStart"/>
+      <w:r>
+        <w:t>jq</w:t>
+      </w:r>
+      <w:proofErr w:type="spellEnd"/>
+      <w:r>
+        <w:t xml:space="preserve"> .</w:t>
+      </w:r>
+      <w:proofErr w:type="gramEnd"/>
+    </w:p>
+    <w:p>
+      <w:r>
+        <w:t xml:space="preserve">Esperado: 409 </w:t>
+      </w:r>
+      <w:proofErr w:type="spellStart"/>
+      <w:r>
+        <w:t>Conflict</w:t>
+      </w:r>
+      <w:proofErr w:type="spellEnd"/>
+      <w:r>
+        <w:t> — </w:t>
+      </w:r>
+      <w:proofErr w:type="spellStart"/>
+      <w:r>
+        <w:t>success</w:t>
+      </w:r>
+      <w:proofErr w:type="spellEnd"/>
+      <w:r>
+        <w:t>: false, mensaje indica email ya registrado.</w:t>
       </w:r>
     </w:p>
     <w:p>
@@ -9396,28 +11754,91 @@
       </w:r>
     </w:p>
     <w:p>
-      <w:r>
-        <w:t>curl -s -X POST http://localhost:8080/api/v1/clientes \</w:t>
-      </w:r>
-    </w:p>
-    <w:p>
-      <w:r>
-        <w:t xml:space="preserve">  -H "Content-Type: application/json" \</w:t>
-      </w:r>
-    </w:p>
-    <w:p>
-      <w:r>
-        <w:t xml:space="preserve">  -H "Authorization: Bearer TOKEN" \</w:t>
-      </w:r>
-    </w:p>
-    <w:p>
-      <w:r>
-        <w:t xml:space="preserve">  -d '{"dni":"123","email":"correo-invalido","telefono":""}' | jq .</w:t>
-      </w:r>
-    </w:p>
-    <w:p>
-      <w:r>
-        <w:t>Esperado: 400 Bad Request — success: false, data con mapa de errores agrupado por campo.</w:t>
+      <w:proofErr w:type="spellStart"/>
+      <w:r>
+        <w:t>curl</w:t>
+      </w:r>
+      <w:proofErr w:type="spellEnd"/>
+      <w:r>
+        <w:t xml:space="preserve"> -s -X POST http://localhost:8080/api/v1/clientes \</w:t>
+      </w:r>
+    </w:p>
+    <w:p>
+      <w:r>
+        <w:t xml:space="preserve">  -H "Content-</w:t>
+      </w:r>
+      <w:proofErr w:type="spellStart"/>
+      <w:r>
+        <w:t>Type</w:t>
+      </w:r>
+      <w:proofErr w:type="spellEnd"/>
+      <w:r>
+        <w:t xml:space="preserve">: </w:t>
+      </w:r>
+      <w:proofErr w:type="spellStart"/>
+      <w:r>
+        <w:t>application</w:t>
+      </w:r>
+      <w:proofErr w:type="spellEnd"/>
+      <w:r>
+        <w:t>/</w:t>
+      </w:r>
+      <w:proofErr w:type="spellStart"/>
+      <w:r>
+        <w:t>json</w:t>
+      </w:r>
+      <w:proofErr w:type="spellEnd"/>
+      <w:r>
+        <w:t>" \</w:t>
+      </w:r>
+    </w:p>
+    <w:p>
+      <w:r>
+        <w:t xml:space="preserve">  -H "</w:t>
+      </w:r>
+      <w:proofErr w:type="spellStart"/>
+      <w:r>
+        <w:t>Authorization</w:t>
+      </w:r>
+      <w:proofErr w:type="spellEnd"/>
+      <w:r>
+        <w:t>: Bearer TOKEN" \</w:t>
+      </w:r>
+    </w:p>
+    <w:p>
+      <w:r>
+        <w:t xml:space="preserve">  -d '{"dni":"123","email":"correo-invalido","telefono":""}' | </w:t>
+      </w:r>
+      <w:proofErr w:type="spellStart"/>
+      <w:proofErr w:type="gramStart"/>
+      <w:r>
+        <w:t>jq</w:t>
+      </w:r>
+      <w:proofErr w:type="spellEnd"/>
+      <w:r>
+        <w:t xml:space="preserve"> .</w:t>
+      </w:r>
+      <w:proofErr w:type="gramEnd"/>
+    </w:p>
+    <w:p>
+      <w:r>
+        <w:t xml:space="preserve">Esperado: 400 Bad </w:t>
+      </w:r>
+      <w:proofErr w:type="spellStart"/>
+      <w:r>
+        <w:t>Request</w:t>
+      </w:r>
+      <w:proofErr w:type="spellEnd"/>
+      <w:r>
+        <w:t> — </w:t>
+      </w:r>
+      <w:proofErr w:type="spellStart"/>
+      <w:r>
+        <w:t>success</w:t>
+      </w:r>
+      <w:proofErr w:type="spellEnd"/>
+      <w:r>
+        <w:t>: false, data con mapa de errores agrupado por campo.</w:t>
       </w:r>
     </w:p>
     <w:p>
@@ -9453,18 +11874,55 @@
       </w:r>
     </w:p>
     <w:p>
-      <w:r>
-        <w:t>curl -s -X POST http://localhost:8080/api/v1/paquetes \</w:t>
-      </w:r>
-    </w:p>
-    <w:p>
-      <w:r>
-        <w:t xml:space="preserve">  -H "Content-Type: application/json" \</w:t>
-      </w:r>
-    </w:p>
-    <w:p>
-      <w:r>
-        <w:t xml:space="preserve">  -H "Authorization: Bearer TOKEN" \</w:t>
+      <w:proofErr w:type="spellStart"/>
+      <w:r>
+        <w:t>curl</w:t>
+      </w:r>
+      <w:proofErr w:type="spellEnd"/>
+      <w:r>
+        <w:t xml:space="preserve"> -s -X POST http://localhost:8080/api/v1/paquetes \</w:t>
+      </w:r>
+    </w:p>
+    <w:p>
+      <w:r>
+        <w:t xml:space="preserve">  -H "Content-</w:t>
+      </w:r>
+      <w:proofErr w:type="spellStart"/>
+      <w:r>
+        <w:t>Type</w:t>
+      </w:r>
+      <w:proofErr w:type="spellEnd"/>
+      <w:r>
+        <w:t xml:space="preserve">: </w:t>
+      </w:r>
+      <w:proofErr w:type="spellStart"/>
+      <w:r>
+        <w:t>application</w:t>
+      </w:r>
+      <w:proofErr w:type="spellEnd"/>
+      <w:r>
+        <w:t>/</w:t>
+      </w:r>
+      <w:proofErr w:type="spellStart"/>
+      <w:r>
+        <w:t>json</w:t>
+      </w:r>
+      <w:proofErr w:type="spellEnd"/>
+      <w:r>
+        <w:t>" \</w:t>
+      </w:r>
+    </w:p>
+    <w:p>
+      <w:r>
+        <w:t xml:space="preserve">  -H "</w:t>
+      </w:r>
+      <w:proofErr w:type="spellStart"/>
+      <w:r>
+        <w:t>Authorization</w:t>
+      </w:r>
+      <w:proofErr w:type="spellEnd"/>
+      <w:r>
+        <w:t>: Bearer TOKEN" \</w:t>
       </w:r>
     </w:p>
     <w:p>
@@ -9474,7 +11932,15 @@
     </w:p>
     <w:p>
       <w:r>
-        <w:t xml:space="preserve">    "descripcion":"Documentos legales",</w:t>
+        <w:t xml:space="preserve">    "</w:t>
+      </w:r>
+      <w:proofErr w:type="spellStart"/>
+      <w:r>
+        <w:t>descripcion</w:t>
+      </w:r>
+      <w:proofErr w:type="spellEnd"/>
+      <w:r>
+        <w:t>":"Documentos legales",</w:t>
       </w:r>
     </w:p>
     <w:p>
@@ -9489,12 +11955,28 @@
     </w:p>
     <w:p>
       <w:r>
-        <w:t xml:space="preserve">    "sucursalOrigen":"Lima",</w:t>
-      </w:r>
-    </w:p>
-    <w:p>
-      <w:r>
-        <w:t xml:space="preserve">    "sucursalDestino":"Arequipa",</w:t>
+        <w:t xml:space="preserve">    "</w:t>
+      </w:r>
+      <w:proofErr w:type="spellStart"/>
+      <w:r>
+        <w:t>sucursalOrigen</w:t>
+      </w:r>
+      <w:proofErr w:type="spellEnd"/>
+      <w:r>
+        <w:t>":"Lima",</w:t>
+      </w:r>
+    </w:p>
+    <w:p>
+      <w:r>
+        <w:t xml:space="preserve">    "</w:t>
+      </w:r>
+      <w:proofErr w:type="spellStart"/>
+      <w:r>
+        <w:t>sucursalDestino</w:t>
+      </w:r>
+      <w:proofErr w:type="spellEnd"/>
+      <w:r>
+        <w:t>":"Arequipa",</w:t>
       </w:r>
     </w:p>
     <w:p>
@@ -9509,12 +11991,30 @@
     </w:p>
     <w:p>
       <w:r>
-        <w:t xml:space="preserve">  }' | jq .</w:t>
-      </w:r>
-    </w:p>
-    <w:p>
-      <w:r>
-        <w:t>Esperado: 201 Created — código de rastreo generado y tarifa calculada visibles en data.</w:t>
+        <w:t xml:space="preserve">  }' | </w:t>
+      </w:r>
+      <w:proofErr w:type="spellStart"/>
+      <w:proofErr w:type="gramStart"/>
+      <w:r>
+        <w:t>jq</w:t>
+      </w:r>
+      <w:proofErr w:type="spellEnd"/>
+      <w:r>
+        <w:t xml:space="preserve"> .</w:t>
+      </w:r>
+      <w:proofErr w:type="gramEnd"/>
+    </w:p>
+    <w:p>
+      <w:r>
+        <w:t xml:space="preserve">Esperado: 201 </w:t>
+      </w:r>
+      <w:proofErr w:type="spellStart"/>
+      <w:r>
+        <w:t>Created</w:t>
+      </w:r>
+      <w:proofErr w:type="spellEnd"/>
+      <w:r>
+        <w:t> — código de rastreo generado y tarifa calculada visibles en data.</w:t>
       </w:r>
     </w:p>
     <w:p>
@@ -9527,28 +12027,104 @@
       </w:r>
     </w:p>
     <w:p>
-      <w:r>
-        <w:t>curl -s -X POST http://localhost:8080/api/v1/paquetes \</w:t>
-      </w:r>
-    </w:p>
-    <w:p>
-      <w:r>
-        <w:t xml:space="preserve">  -H "Content-Type: application/json" \</w:t>
-      </w:r>
-    </w:p>
-    <w:p>
-      <w:r>
-        <w:t xml:space="preserve">  -H "Authorization: Bearer TOKEN" \</w:t>
-      </w:r>
-    </w:p>
-    <w:p>
-      <w:r>
-        <w:t xml:space="preserve">  -d '{"descripcion":"","pesoKg":-1,"valorDeclarado":0}' | jq .</w:t>
-      </w:r>
-    </w:p>
-    <w:p>
-      <w:r>
-        <w:t>Esperado: 400 Bad Request — mapa de errores por campo en data.</w:t>
+      <w:proofErr w:type="spellStart"/>
+      <w:r>
+        <w:t>curl</w:t>
+      </w:r>
+      <w:proofErr w:type="spellEnd"/>
+      <w:r>
+        <w:t xml:space="preserve"> -s -X POST http://localhost:8080/api/v1/paquetes \</w:t>
+      </w:r>
+    </w:p>
+    <w:p>
+      <w:r>
+        <w:t xml:space="preserve">  -H "Content-</w:t>
+      </w:r>
+      <w:proofErr w:type="spellStart"/>
+      <w:r>
+        <w:t>Type</w:t>
+      </w:r>
+      <w:proofErr w:type="spellEnd"/>
+      <w:r>
+        <w:t xml:space="preserve">: </w:t>
+      </w:r>
+      <w:proofErr w:type="spellStart"/>
+      <w:r>
+        <w:t>application</w:t>
+      </w:r>
+      <w:proofErr w:type="spellEnd"/>
+      <w:r>
+        <w:t>/</w:t>
+      </w:r>
+      <w:proofErr w:type="spellStart"/>
+      <w:r>
+        <w:t>json</w:t>
+      </w:r>
+      <w:proofErr w:type="spellEnd"/>
+      <w:r>
+        <w:t>" \</w:t>
+      </w:r>
+    </w:p>
+    <w:p>
+      <w:r>
+        <w:t xml:space="preserve">  -H "</w:t>
+      </w:r>
+      <w:proofErr w:type="spellStart"/>
+      <w:r>
+        <w:t>Authorization</w:t>
+      </w:r>
+      <w:proofErr w:type="spellEnd"/>
+      <w:r>
+        <w:t>: Bearer TOKEN" \</w:t>
+      </w:r>
+    </w:p>
+    <w:p>
+      <w:r>
+        <w:t xml:space="preserve">  -d '{"</w:t>
+      </w:r>
+      <w:proofErr w:type="spellStart"/>
+      <w:r>
+        <w:t>descripcion</w:t>
+      </w:r>
+      <w:proofErr w:type="spellEnd"/>
+      <w:r>
+        <w:t>":"","</w:t>
+      </w:r>
+      <w:proofErr w:type="spellStart"/>
+      <w:r>
+        <w:t>pesoKg</w:t>
+      </w:r>
+      <w:proofErr w:type="spellEnd"/>
+      <w:proofErr w:type="gramStart"/>
+      <w:r>
+        <w:t>":-</w:t>
+      </w:r>
+      <w:proofErr w:type="gramEnd"/>
+      <w:r>
+        <w:t xml:space="preserve">1,"valorDeclarado":0}' | </w:t>
+      </w:r>
+      <w:proofErr w:type="spellStart"/>
+      <w:proofErr w:type="gramStart"/>
+      <w:r>
+        <w:t>jq</w:t>
+      </w:r>
+      <w:proofErr w:type="spellEnd"/>
+      <w:r>
+        <w:t xml:space="preserve"> .</w:t>
+      </w:r>
+      <w:proofErr w:type="gramEnd"/>
+    </w:p>
+    <w:p>
+      <w:r>
+        <w:t xml:space="preserve">Esperado: 400 Bad </w:t>
+      </w:r>
+      <w:proofErr w:type="spellStart"/>
+      <w:r>
+        <w:t>Request</w:t>
+      </w:r>
+      <w:proofErr w:type="spellEnd"/>
+      <w:r>
+        <w:t> — mapa de errores por campo en data.</w:t>
       </w:r>
     </w:p>
     <w:p>
@@ -9561,14 +12137,37 @@
       </w:r>
     </w:p>
     <w:p>
-      <w:r>
-        <w:t>curl -s -X GET http://localhost:8080/api/v1/paquetes/{id} \</w:t>
-      </w:r>
-    </w:p>
-    <w:p>
-      <w:r>
-        <w:t xml:space="preserve">  -H "Authorization: Bearer TOKEN" | jq .</w:t>
-      </w:r>
+      <w:proofErr w:type="spellStart"/>
+      <w:r>
+        <w:t>curl</w:t>
+      </w:r>
+      <w:proofErr w:type="spellEnd"/>
+      <w:r>
+        <w:t xml:space="preserve"> -s -X GET http://localhost:8080/api/v1/paquetes/{id} \</w:t>
+      </w:r>
+    </w:p>
+    <w:p>
+      <w:r>
+        <w:t xml:space="preserve">  -H "</w:t>
+      </w:r>
+      <w:proofErr w:type="spellStart"/>
+      <w:r>
+        <w:t>Authorization</w:t>
+      </w:r>
+      <w:proofErr w:type="spellEnd"/>
+      <w:r>
+        <w:t xml:space="preserve">: Bearer TOKEN" | </w:t>
+      </w:r>
+      <w:proofErr w:type="spellStart"/>
+      <w:proofErr w:type="gramStart"/>
+      <w:r>
+        <w:t>jq</w:t>
+      </w:r>
+      <w:proofErr w:type="spellEnd"/>
+      <w:r>
+        <w:t xml:space="preserve"> .</w:t>
+      </w:r>
+      <w:proofErr w:type="gramEnd"/>
     </w:p>
     <w:p>
       <w:r>
@@ -9585,18 +12184,49 @@
       </w:r>
     </w:p>
     <w:p>
-      <w:r>
-        <w:t>curl -s -X GET http://localhost:8080/api/v1/paquetes/00000000-0000-0000-0000-000000000000 \</w:t>
-      </w:r>
-    </w:p>
-    <w:p>
-      <w:r>
-        <w:t xml:space="preserve">  -H "Authorization: Bearer TOKEN" | jq .</w:t>
-      </w:r>
-    </w:p>
-    <w:p>
-      <w:r>
-        <w:t>Esperado: 404 Not Found — success: false.</w:t>
+      <w:proofErr w:type="spellStart"/>
+      <w:r>
+        <w:t>curl</w:t>
+      </w:r>
+      <w:proofErr w:type="spellEnd"/>
+      <w:r>
+        <w:t xml:space="preserve"> -s -X GET http://localhost:8080/api/v1/paquetes/00000000-0000-0000-0000-000000000000 \</w:t>
+      </w:r>
+    </w:p>
+    <w:p>
+      <w:r>
+        <w:t xml:space="preserve">  -H "</w:t>
+      </w:r>
+      <w:proofErr w:type="spellStart"/>
+      <w:r>
+        <w:t>Authorization</w:t>
+      </w:r>
+      <w:proofErr w:type="spellEnd"/>
+      <w:r>
+        <w:t xml:space="preserve">: Bearer TOKEN" | </w:t>
+      </w:r>
+      <w:proofErr w:type="spellStart"/>
+      <w:proofErr w:type="gramStart"/>
+      <w:r>
+        <w:t>jq</w:t>
+      </w:r>
+      <w:proofErr w:type="spellEnd"/>
+      <w:r>
+        <w:t xml:space="preserve"> .</w:t>
+      </w:r>
+      <w:proofErr w:type="gramEnd"/>
+    </w:p>
+    <w:p>
+      <w:r>
+        <w:t>Esperado: 404 Not Found — </w:t>
+      </w:r>
+      <w:proofErr w:type="spellStart"/>
+      <w:r>
+        <w:t>success</w:t>
+      </w:r>
+      <w:proofErr w:type="spellEnd"/>
+      <w:r>
+        <w:t>: false.</w:t>
       </w:r>
     </w:p>
     <w:p>
@@ -9609,25 +12239,80 @@
       </w:r>
     </w:p>
     <w:p>
-      <w:r>
-        <w:t>curl -s -X PATCH http://localhost:8080/api/v1/paquetes/{id}/estado \</w:t>
+      <w:proofErr w:type="spellStart"/>
+      <w:r>
+        <w:t>curl</w:t>
+      </w:r>
+      <w:proofErr w:type="spellEnd"/>
+      <w:r>
+        <w:t xml:space="preserve"> -s -X PATCH http://localhost:8080/api/v1/paquetes/{id}/estado \</w:t>
       </w:r>
     </w:p>
     <w:p>
       <w:r>
         <w:lastRenderedPageBreak/>
-        <w:t xml:space="preserve">  -H "Content-Type: application/json" \</w:t>
-      </w:r>
-    </w:p>
-    <w:p>
-      <w:r>
-        <w:t xml:space="preserve">  -H "Authorization: Bearer TOKEN" \</w:t>
-      </w:r>
-    </w:p>
-    <w:p>
-      <w:r>
-        <w:t xml:space="preserve">  -d '{"nuevoEstado":"EN_TRANSITO"}' | jq .</w:t>
-      </w:r>
+        <w:t xml:space="preserve">  -H "Content-</w:t>
+      </w:r>
+      <w:proofErr w:type="spellStart"/>
+      <w:r>
+        <w:t>Type</w:t>
+      </w:r>
+      <w:proofErr w:type="spellEnd"/>
+      <w:r>
+        <w:t xml:space="preserve">: </w:t>
+      </w:r>
+      <w:proofErr w:type="spellStart"/>
+      <w:r>
+        <w:t>application</w:t>
+      </w:r>
+      <w:proofErr w:type="spellEnd"/>
+      <w:r>
+        <w:t>/</w:t>
+      </w:r>
+      <w:proofErr w:type="spellStart"/>
+      <w:r>
+        <w:t>json</w:t>
+      </w:r>
+      <w:proofErr w:type="spellEnd"/>
+      <w:r>
+        <w:t>" \</w:t>
+      </w:r>
+    </w:p>
+    <w:p>
+      <w:r>
+        <w:t xml:space="preserve">  -H "</w:t>
+      </w:r>
+      <w:proofErr w:type="spellStart"/>
+      <w:r>
+        <w:t>Authorization</w:t>
+      </w:r>
+      <w:proofErr w:type="spellEnd"/>
+      <w:r>
+        <w:t>: Bearer TOKEN" \</w:t>
+      </w:r>
+    </w:p>
+    <w:p>
+      <w:r>
+        <w:t xml:space="preserve">  -d '{"</w:t>
+      </w:r>
+      <w:proofErr w:type="spellStart"/>
+      <w:r>
+        <w:t>nuevoEstado</w:t>
+      </w:r>
+      <w:proofErr w:type="spellEnd"/>
+      <w:r>
+        <w:t xml:space="preserve">":"EN_TRANSITO"}' | </w:t>
+      </w:r>
+      <w:proofErr w:type="spellStart"/>
+      <w:proofErr w:type="gramStart"/>
+      <w:r>
+        <w:t>jq</w:t>
+      </w:r>
+      <w:proofErr w:type="spellEnd"/>
+      <w:r>
+        <w:t xml:space="preserve"> .</w:t>
+      </w:r>
+      <w:proofErr w:type="gramEnd"/>
     </w:p>
     <w:p>
       <w:r>
@@ -9644,28 +12329,91 @@
       </w:r>
     </w:p>
     <w:p>
-      <w:r>
-        <w:t>curl -s -X PATCH http://localhost:8080/api/v1/paquetes/{id}/estado \</w:t>
-      </w:r>
-    </w:p>
-    <w:p>
-      <w:r>
-        <w:t xml:space="preserve">  -H "Content-Type: application/json" \</w:t>
-      </w:r>
-    </w:p>
-    <w:p>
-      <w:r>
-        <w:t xml:space="preserve">  -H "Authorization: Bearer TOKEN" \</w:t>
-      </w:r>
-    </w:p>
-    <w:p>
-      <w:r>
-        <w:t xml:space="preserve">  -d '{"nuevoEstado":"REGISTRADO"}' | jq .</w:t>
-      </w:r>
-    </w:p>
-    <w:p>
-      <w:r>
-        <w:t>Esperado: 409 Conflict — mensaje descriptivo con los estados involucrados.</w:t>
+      <w:proofErr w:type="spellStart"/>
+      <w:r>
+        <w:t>curl</w:t>
+      </w:r>
+      <w:proofErr w:type="spellEnd"/>
+      <w:r>
+        <w:t xml:space="preserve"> -s -X PATCH http://localhost:8080/api/v1/paquetes/{id}/estado \</w:t>
+      </w:r>
+    </w:p>
+    <w:p>
+      <w:r>
+        <w:t xml:space="preserve">  -H "Content-</w:t>
+      </w:r>
+      <w:proofErr w:type="spellStart"/>
+      <w:r>
+        <w:t>Type</w:t>
+      </w:r>
+      <w:proofErr w:type="spellEnd"/>
+      <w:r>
+        <w:t xml:space="preserve">: </w:t>
+      </w:r>
+      <w:proofErr w:type="spellStart"/>
+      <w:r>
+        <w:t>application</w:t>
+      </w:r>
+      <w:proofErr w:type="spellEnd"/>
+      <w:r>
+        <w:t>/</w:t>
+      </w:r>
+      <w:proofErr w:type="spellStart"/>
+      <w:r>
+        <w:t>json</w:t>
+      </w:r>
+      <w:proofErr w:type="spellEnd"/>
+      <w:r>
+        <w:t>" \</w:t>
+      </w:r>
+    </w:p>
+    <w:p>
+      <w:r>
+        <w:t xml:space="preserve">  -H "</w:t>
+      </w:r>
+      <w:proofErr w:type="spellStart"/>
+      <w:r>
+        <w:t>Authorization</w:t>
+      </w:r>
+      <w:proofErr w:type="spellEnd"/>
+      <w:r>
+        <w:t>: Bearer TOKEN" \</w:t>
+      </w:r>
+    </w:p>
+    <w:p>
+      <w:r>
+        <w:t xml:space="preserve">  -d '{"</w:t>
+      </w:r>
+      <w:proofErr w:type="spellStart"/>
+      <w:r>
+        <w:t>nuevoEstado</w:t>
+      </w:r>
+      <w:proofErr w:type="spellEnd"/>
+      <w:r>
+        <w:t xml:space="preserve">":"REGISTRADO"}' | </w:t>
+      </w:r>
+      <w:proofErr w:type="spellStart"/>
+      <w:proofErr w:type="gramStart"/>
+      <w:r>
+        <w:t>jq</w:t>
+      </w:r>
+      <w:proofErr w:type="spellEnd"/>
+      <w:r>
+        <w:t xml:space="preserve"> .</w:t>
+      </w:r>
+      <w:proofErr w:type="gramEnd"/>
+    </w:p>
+    <w:p>
+      <w:r>
+        <w:t xml:space="preserve">Esperado: 409 </w:t>
+      </w:r>
+      <w:proofErr w:type="spellStart"/>
+      <w:r>
+        <w:t>Conflict</w:t>
+      </w:r>
+      <w:proofErr w:type="spellEnd"/>
+      <w:r>
+        <w:t> — mensaje descriptivo con los estados involucrados.</w:t>
       </w:r>
     </w:p>
     <w:p>
@@ -9700,18 +12448,49 @@
       </w:r>
     </w:p>
     <w:p>
-      <w:r>
-        <w:t>curl -s -X GET http://localhost:8080/api/v1/paquetes/{id}/historial \</w:t>
-      </w:r>
-    </w:p>
-    <w:p>
-      <w:r>
-        <w:t xml:space="preserve">  -H "Authorization: Bearer TOKEN" | jq .</w:t>
-      </w:r>
-    </w:p>
-    <w:p>
-      <w:r>
-        <w:t>Esperado: 200 OK — lista ordenada de cambios de estado con timestamp y usuario en data.</w:t>
+      <w:proofErr w:type="spellStart"/>
+      <w:r>
+        <w:t>curl</w:t>
+      </w:r>
+      <w:proofErr w:type="spellEnd"/>
+      <w:r>
+        <w:t xml:space="preserve"> -s -X GET http://localhost:8080/api/v1/paquetes/{id}/historial \</w:t>
+      </w:r>
+    </w:p>
+    <w:p>
+      <w:r>
+        <w:t xml:space="preserve">  -H "</w:t>
+      </w:r>
+      <w:proofErr w:type="spellStart"/>
+      <w:r>
+        <w:t>Authorization</w:t>
+      </w:r>
+      <w:proofErr w:type="spellEnd"/>
+      <w:r>
+        <w:t xml:space="preserve">: Bearer TOKEN" | </w:t>
+      </w:r>
+      <w:proofErr w:type="spellStart"/>
+      <w:proofErr w:type="gramStart"/>
+      <w:r>
+        <w:t>jq</w:t>
+      </w:r>
+      <w:proofErr w:type="spellEnd"/>
+      <w:r>
+        <w:t xml:space="preserve"> .</w:t>
+      </w:r>
+      <w:proofErr w:type="gramEnd"/>
+    </w:p>
+    <w:p>
+      <w:r>
+        <w:t xml:space="preserve">Esperado: 200 OK — lista ordenada de cambios de estado con </w:t>
+      </w:r>
+      <w:proofErr w:type="spellStart"/>
+      <w:r>
+        <w:t>timestamp</w:t>
+      </w:r>
+      <w:proofErr w:type="spellEnd"/>
+      <w:r>
+        <w:t xml:space="preserve"> y usuario en data.</w:t>
       </w:r>
     </w:p>
     <w:p>
@@ -9746,14 +12525,45 @@
       </w:r>
     </w:p>
     <w:p>
-      <w:r>
-        <w:t>curl -s -X GET "http://localhost:8080/api/v1/paquetes?busqueda=RC2024" \</w:t>
-      </w:r>
-    </w:p>
-    <w:p>
-      <w:r>
-        <w:t xml:space="preserve">  -H "Authorization: Bearer TOKEN" | jq .</w:t>
-      </w:r>
+      <w:proofErr w:type="spellStart"/>
+      <w:r>
+        <w:t>curl</w:t>
+      </w:r>
+      <w:proofErr w:type="spellEnd"/>
+      <w:r>
+        <w:t xml:space="preserve"> -s -X GET "http://localhost:8080/api/v1/</w:t>
+      </w:r>
+      <w:proofErr w:type="spellStart"/>
+      <w:r>
+        <w:t>paquetes?busqueda</w:t>
+      </w:r>
+      <w:proofErr w:type="spellEnd"/>
+      <w:r>
+        <w:t>=RC2024" \</w:t>
+      </w:r>
+    </w:p>
+    <w:p>
+      <w:r>
+        <w:t xml:space="preserve">  -H "</w:t>
+      </w:r>
+      <w:proofErr w:type="spellStart"/>
+      <w:r>
+        <w:t>Authorization</w:t>
+      </w:r>
+      <w:proofErr w:type="spellEnd"/>
+      <w:r>
+        <w:t xml:space="preserve">: Bearer TOKEN" | </w:t>
+      </w:r>
+      <w:proofErr w:type="spellStart"/>
+      <w:proofErr w:type="gramStart"/>
+      <w:r>
+        <w:t>jq</w:t>
+      </w:r>
+      <w:proofErr w:type="spellEnd"/>
+      <w:r>
+        <w:t xml:space="preserve"> .</w:t>
+      </w:r>
+      <w:proofErr w:type="gramEnd"/>
     </w:p>
     <w:p>
       <w:r>
@@ -9770,14 +12580,45 @@
       </w:r>
     </w:p>
     <w:p>
-      <w:r>
-        <w:t>curl -s -X GET "http://localhost:8080/api/v1/paquetes?busqueda=flores" \</w:t>
-      </w:r>
-    </w:p>
-    <w:p>
-      <w:r>
-        <w:t xml:space="preserve">  -H "Authorization: Bearer TOKEN" | jq .</w:t>
-      </w:r>
+      <w:proofErr w:type="spellStart"/>
+      <w:r>
+        <w:t>curl</w:t>
+      </w:r>
+      <w:proofErr w:type="spellEnd"/>
+      <w:r>
+        <w:t xml:space="preserve"> -s -X GET "http://localhost:8080/api/v1/</w:t>
+      </w:r>
+      <w:proofErr w:type="spellStart"/>
+      <w:r>
+        <w:t>paquetes?busqueda</w:t>
+      </w:r>
+      <w:proofErr w:type="spellEnd"/>
+      <w:r>
+        <w:t>=flores" \</w:t>
+      </w:r>
+    </w:p>
+    <w:p>
+      <w:r>
+        <w:t xml:space="preserve">  -H "</w:t>
+      </w:r>
+      <w:proofErr w:type="spellStart"/>
+      <w:r>
+        <w:t>Authorization</w:t>
+      </w:r>
+      <w:proofErr w:type="spellEnd"/>
+      <w:r>
+        <w:t xml:space="preserve">: Bearer TOKEN" | </w:t>
+      </w:r>
+      <w:proofErr w:type="spellStart"/>
+      <w:proofErr w:type="gramStart"/>
+      <w:r>
+        <w:t>jq</w:t>
+      </w:r>
+      <w:proofErr w:type="spellEnd"/>
+      <w:r>
+        <w:t xml:space="preserve"> .</w:t>
+      </w:r>
+      <w:proofErr w:type="gramEnd"/>
     </w:p>
     <w:p>
       <w:r>
@@ -9794,14 +12635,37 @@
       </w:r>
     </w:p>
     <w:p>
-      <w:r>
-        <w:t>curl -s -X GET "http://localhost:8080/api/v1/paquetes?sucursal=Lima&amp;estado=EN_TRANSITO" \</w:t>
-      </w:r>
-    </w:p>
-    <w:p>
-      <w:r>
-        <w:t xml:space="preserve">  -H "Authorization: Bearer TOKEN" | jq .</w:t>
-      </w:r>
+      <w:proofErr w:type="spellStart"/>
+      <w:r>
+        <w:t>curl</w:t>
+      </w:r>
+      <w:proofErr w:type="spellEnd"/>
+      <w:r>
+        <w:t xml:space="preserve"> -s -X GET "http://localhost:8080/api/v1/paquetes?sucursal=Lima&amp;estado=EN_TRANSITO" \</w:t>
+      </w:r>
+    </w:p>
+    <w:p>
+      <w:r>
+        <w:t xml:space="preserve">  -H "</w:t>
+      </w:r>
+      <w:proofErr w:type="spellStart"/>
+      <w:r>
+        <w:t>Authorization</w:t>
+      </w:r>
+      <w:proofErr w:type="spellEnd"/>
+      <w:r>
+        <w:t xml:space="preserve">: Bearer TOKEN" | </w:t>
+      </w:r>
+      <w:proofErr w:type="spellStart"/>
+      <w:proofErr w:type="gramStart"/>
+      <w:r>
+        <w:t>jq</w:t>
+      </w:r>
+      <w:proofErr w:type="spellEnd"/>
+      <w:r>
+        <w:t xml:space="preserve"> .</w:t>
+      </w:r>
+      <w:proofErr w:type="gramEnd"/>
     </w:p>
     <w:p>
       <w:r>
@@ -9841,14 +12705,37 @@
       </w:r>
     </w:p>
     <w:p>
-      <w:r>
-        <w:t>curl -s -X POST http://localhost:8080/api/v1/paquetes/{id}/categorias/{categoriaId} \</w:t>
-      </w:r>
-    </w:p>
-    <w:p>
-      <w:r>
-        <w:t xml:space="preserve">  -H "Authorization: Bearer TOKEN" | jq .</w:t>
-      </w:r>
+      <w:proofErr w:type="spellStart"/>
+      <w:r>
+        <w:t>curl</w:t>
+      </w:r>
+      <w:proofErr w:type="spellEnd"/>
+      <w:r>
+        <w:t xml:space="preserve"> -s -X POST http://localhost:8080/api/v1/paquetes/{id}/categorias/{categoriaId} \</w:t>
+      </w:r>
+    </w:p>
+    <w:p>
+      <w:r>
+        <w:t xml:space="preserve">  -H "</w:t>
+      </w:r>
+      <w:proofErr w:type="spellStart"/>
+      <w:r>
+        <w:t>Authorization</w:t>
+      </w:r>
+      <w:proofErr w:type="spellEnd"/>
+      <w:r>
+        <w:t xml:space="preserve">: Bearer TOKEN" | </w:t>
+      </w:r>
+      <w:proofErr w:type="spellStart"/>
+      <w:proofErr w:type="gramStart"/>
+      <w:r>
+        <w:t>jq</w:t>
+      </w:r>
+      <w:proofErr w:type="spellEnd"/>
+      <w:r>
+        <w:t xml:space="preserve"> .</w:t>
+      </w:r>
+      <w:proofErr w:type="gramEnd"/>
     </w:p>
     <w:p>
       <w:r>
@@ -9887,24 +12774,79 @@
       </w:r>
     </w:p>
     <w:p>
-      <w:r>
-        <w:t>curl -s -X PUT http://localhost:8080/api/v1/paquetes/{id} \</w:t>
-      </w:r>
-    </w:p>
-    <w:p>
-      <w:r>
-        <w:t xml:space="preserve">  -H "Content-Type: application/json" \</w:t>
-      </w:r>
-    </w:p>
-    <w:p>
-      <w:r>
-        <w:t xml:space="preserve">  -H "Authorization: Bearer TOKEN" \</w:t>
-      </w:r>
-    </w:p>
-    <w:p>
-      <w:r>
-        <w:t xml:space="preserve">  -d '{"descripcion":"Documentos actualizados","pesoKg":2.0}' | jq .</w:t>
-      </w:r>
+      <w:proofErr w:type="spellStart"/>
+      <w:r>
+        <w:t>curl</w:t>
+      </w:r>
+      <w:proofErr w:type="spellEnd"/>
+      <w:r>
+        <w:t xml:space="preserve"> -s -X PUT http://localhost:8080/api/v1/paquetes/{id} \</w:t>
+      </w:r>
+    </w:p>
+    <w:p>
+      <w:r>
+        <w:t xml:space="preserve">  -H "Content-</w:t>
+      </w:r>
+      <w:proofErr w:type="spellStart"/>
+      <w:r>
+        <w:t>Type</w:t>
+      </w:r>
+      <w:proofErr w:type="spellEnd"/>
+      <w:r>
+        <w:t xml:space="preserve">: </w:t>
+      </w:r>
+      <w:proofErr w:type="spellStart"/>
+      <w:r>
+        <w:t>application</w:t>
+      </w:r>
+      <w:proofErr w:type="spellEnd"/>
+      <w:r>
+        <w:t>/</w:t>
+      </w:r>
+      <w:proofErr w:type="spellStart"/>
+      <w:r>
+        <w:t>json</w:t>
+      </w:r>
+      <w:proofErr w:type="spellEnd"/>
+      <w:r>
+        <w:t>" \</w:t>
+      </w:r>
+    </w:p>
+    <w:p>
+      <w:r>
+        <w:t xml:space="preserve">  -H "</w:t>
+      </w:r>
+      <w:proofErr w:type="spellStart"/>
+      <w:r>
+        <w:t>Authorization</w:t>
+      </w:r>
+      <w:proofErr w:type="spellEnd"/>
+      <w:r>
+        <w:t>: Bearer TOKEN" \</w:t>
+      </w:r>
+    </w:p>
+    <w:p>
+      <w:r>
+        <w:t xml:space="preserve">  -d '{"</w:t>
+      </w:r>
+      <w:proofErr w:type="spellStart"/>
+      <w:r>
+        <w:t>descripcion</w:t>
+      </w:r>
+      <w:proofErr w:type="spellEnd"/>
+      <w:r>
+        <w:t xml:space="preserve">":"Documentos actualizados","pesoKg":2.0}' | </w:t>
+      </w:r>
+      <w:proofErr w:type="spellStart"/>
+      <w:proofErr w:type="gramStart"/>
+      <w:r>
+        <w:t>jq</w:t>
+      </w:r>
+      <w:proofErr w:type="spellEnd"/>
+      <w:r>
+        <w:t xml:space="preserve"> .</w:t>
+      </w:r>
+      <w:proofErr w:type="gramEnd"/>
     </w:p>
     <w:p>
       <w:r>
@@ -9921,14 +12863,37 @@
       </w:r>
     </w:p>
     <w:p>
-      <w:r>
-        <w:t>curl -s -X DELETE http://localhost:8080/api/v1/paquetes/{id} \</w:t>
-      </w:r>
-    </w:p>
-    <w:p>
-      <w:r>
-        <w:t xml:space="preserve">  -H "Authorization: Bearer TOKEN_ADMIN" | jq .</w:t>
-      </w:r>
+      <w:proofErr w:type="spellStart"/>
+      <w:r>
+        <w:t>curl</w:t>
+      </w:r>
+      <w:proofErr w:type="spellEnd"/>
+      <w:r>
+        <w:t xml:space="preserve"> -s -X DELETE http://localhost:8080/api/v1/paquetes/{id} \</w:t>
+      </w:r>
+    </w:p>
+    <w:p>
+      <w:r>
+        <w:t xml:space="preserve">  -H "</w:t>
+      </w:r>
+      <w:proofErr w:type="spellStart"/>
+      <w:r>
+        <w:t>Authorization</w:t>
+      </w:r>
+      <w:proofErr w:type="spellEnd"/>
+      <w:r>
+        <w:t xml:space="preserve">: Bearer TOKEN_ADMIN" | </w:t>
+      </w:r>
+      <w:proofErr w:type="spellStart"/>
+      <w:proofErr w:type="gramStart"/>
+      <w:r>
+        <w:t>jq</w:t>
+      </w:r>
+      <w:proofErr w:type="spellEnd"/>
+      <w:r>
+        <w:t xml:space="preserve"> .</w:t>
+      </w:r>
+      <w:proofErr w:type="gramEnd"/>
     </w:p>
     <w:p>
       <w:r>
@@ -9945,18 +12910,49 @@
       </w:r>
     </w:p>
     <w:p>
-      <w:r>
-        <w:t>curl -s -X DELETE http://localhost:8080/api/v1/paquetes/00000000-0000-0000-0000-000000000000 \</w:t>
-      </w:r>
-    </w:p>
-    <w:p>
-      <w:r>
-        <w:t xml:space="preserve">  -H "Authorization: Bearer TOKEN_ADMIN" | jq .</w:t>
-      </w:r>
-    </w:p>
-    <w:p>
-      <w:r>
-        <w:t>Esperado: 404 Not Found — success: false.</w:t>
+      <w:proofErr w:type="spellStart"/>
+      <w:r>
+        <w:t>curl</w:t>
+      </w:r>
+      <w:proofErr w:type="spellEnd"/>
+      <w:r>
+        <w:t xml:space="preserve"> -s -X DELETE http://localhost:8080/api/v1/paquetes/00000000-0000-0000-0000-000000000000 \</w:t>
+      </w:r>
+    </w:p>
+    <w:p>
+      <w:r>
+        <w:t xml:space="preserve">  -H "</w:t>
+      </w:r>
+      <w:proofErr w:type="spellStart"/>
+      <w:r>
+        <w:t>Authorization</w:t>
+      </w:r>
+      <w:proofErr w:type="spellEnd"/>
+      <w:r>
+        <w:t xml:space="preserve">: Bearer TOKEN_ADMIN" | </w:t>
+      </w:r>
+      <w:proofErr w:type="spellStart"/>
+      <w:proofErr w:type="gramStart"/>
+      <w:r>
+        <w:t>jq</w:t>
+      </w:r>
+      <w:proofErr w:type="spellEnd"/>
+      <w:r>
+        <w:t xml:space="preserve"> .</w:t>
+      </w:r>
+      <w:proofErr w:type="gramEnd"/>
+    </w:p>
+    <w:p>
+      <w:r>
+        <w:t>Esperado: 404 Not Found — </w:t>
+      </w:r>
+      <w:proofErr w:type="spellStart"/>
+      <w:r>
+        <w:t>success</w:t>
+      </w:r>
+      <w:proofErr w:type="spellEnd"/>
+      <w:r>
+        <w:t>: false.</w:t>
       </w:r>
     </w:p>
     <w:p>
@@ -9987,17 +12983,56 @@
           <w:b/>
           <w:bCs/>
         </w:rPr>
-        <w:t>Caso 21 — Acceso sin token a endpoint protegido</w:t>
-      </w:r>
-    </w:p>
-    <w:p>
-      <w:r>
-        <w:t>curl -s -X GET http://localhost:8080/api/v1/paquetes | jq .</w:t>
-      </w:r>
-    </w:p>
-    <w:p>
-      <w:r>
-        <w:t>Esperado: 401 Unauthorized.</w:t>
+        <w:t xml:space="preserve">Caso 21 — Acceso sin token a </w:t>
+      </w:r>
+      <w:proofErr w:type="spellStart"/>
+      <w:r>
+        <w:rPr>
+          <w:b/>
+          <w:bCs/>
+        </w:rPr>
+        <w:t>endpoint</w:t>
+      </w:r>
+      <w:proofErr w:type="spellEnd"/>
+      <w:r>
+        <w:rPr>
+          <w:b/>
+          <w:bCs/>
+        </w:rPr>
+        <w:t xml:space="preserve"> protegido</w:t>
+      </w:r>
+    </w:p>
+    <w:p>
+      <w:proofErr w:type="spellStart"/>
+      <w:r>
+        <w:t>curl</w:t>
+      </w:r>
+      <w:proofErr w:type="spellEnd"/>
+      <w:r>
+        <w:t xml:space="preserve"> -s -X GET http://localhost:8080/api/v1/paquetes | </w:t>
+      </w:r>
+      <w:proofErr w:type="spellStart"/>
+      <w:proofErr w:type="gramStart"/>
+      <w:r>
+        <w:t>jq</w:t>
+      </w:r>
+      <w:proofErr w:type="spellEnd"/>
+      <w:r>
+        <w:t xml:space="preserve"> .</w:t>
+      </w:r>
+      <w:proofErr w:type="gramEnd"/>
+    </w:p>
+    <w:p>
+      <w:r>
+        <w:t xml:space="preserve">Esperado: 401 </w:t>
+      </w:r>
+      <w:proofErr w:type="spellStart"/>
+      <w:r>
+        <w:t>Unauthorized</w:t>
+      </w:r>
+      <w:proofErr w:type="spellEnd"/>
+      <w:r>
+        <w:t>.</w:t>
       </w:r>
     </w:p>
     <w:p>
@@ -10010,18 +13045,49 @@
       </w:r>
     </w:p>
     <w:p>
-      <w:r>
-        <w:t>curl -s -X DELETE http://localhost:8080/api/v1/paquetes/{id} \</w:t>
-      </w:r>
-    </w:p>
-    <w:p>
-      <w:r>
-        <w:t xml:space="preserve">  -H "Authorization: Bearer TOKEN_CLIENTE" | jq .</w:t>
-      </w:r>
-    </w:p>
-    <w:p>
-      <w:r>
-        <w:t>Esperado: 403 Forbidden.</w:t>
+      <w:proofErr w:type="spellStart"/>
+      <w:r>
+        <w:t>curl</w:t>
+      </w:r>
+      <w:proofErr w:type="spellEnd"/>
+      <w:r>
+        <w:t xml:space="preserve"> -s -X DELETE http://localhost:8080/api/v1/paquetes/{id} \</w:t>
+      </w:r>
+    </w:p>
+    <w:p>
+      <w:r>
+        <w:t xml:space="preserve">  -H "</w:t>
+      </w:r>
+      <w:proofErr w:type="spellStart"/>
+      <w:r>
+        <w:t>Authorization</w:t>
+      </w:r>
+      <w:proofErr w:type="spellEnd"/>
+      <w:r>
+        <w:t xml:space="preserve">: Bearer TOKEN_CLIENTE" | </w:t>
+      </w:r>
+      <w:proofErr w:type="spellStart"/>
+      <w:proofErr w:type="gramStart"/>
+      <w:r>
+        <w:t>jq</w:t>
+      </w:r>
+      <w:proofErr w:type="spellEnd"/>
+      <w:r>
+        <w:t xml:space="preserve"> .</w:t>
+      </w:r>
+      <w:proofErr w:type="gramEnd"/>
+    </w:p>
+    <w:p>
+      <w:r>
+        <w:t xml:space="preserve">Esperado: 403 </w:t>
+      </w:r>
+      <w:proofErr w:type="spellStart"/>
+      <w:r>
+        <w:t>Forbidden</w:t>
+      </w:r>
+      <w:proofErr w:type="spellEnd"/>
+      <w:r>
+        <w:t>.</w:t>
       </w:r>
     </w:p>
     <w:p>
@@ -10077,7 +13143,23 @@
         </w:numPr>
       </w:pPr>
       <w:r>
-        <w:t> Mapa de microservicios: nombre, bounded context, RF asignados, base de datos y dependencias.</w:t>
+        <w:t xml:space="preserve"> Mapa de microservicios: nombre, </w:t>
+      </w:r>
+      <w:proofErr w:type="spellStart"/>
+      <w:r>
+        <w:t>bounded</w:t>
+      </w:r>
+      <w:proofErr w:type="spellEnd"/>
+      <w:r>
+        <w:t xml:space="preserve"> </w:t>
+      </w:r>
+      <w:proofErr w:type="spellStart"/>
+      <w:r>
+        <w:t>context</w:t>
+      </w:r>
+      <w:proofErr w:type="spellEnd"/>
+      <w:r>
+        <w:t>, RF asignados, base de datos y dependencias.</w:t>
       </w:r>
     </w:p>
     <w:p>
@@ -10154,7 +13236,15 @@
         </w:numPr>
       </w:pPr>
       <w:r>
-        <w:t> Captura del dashboard de Eureka con todos los servicios en estado UP.</w:t>
+        <w:t xml:space="preserve"> Captura del </w:t>
+      </w:r>
+      <w:proofErr w:type="spellStart"/>
+      <w:r>
+        <w:t>dashboard</w:t>
+      </w:r>
+      <w:proofErr w:type="spellEnd"/>
+      <w:r>
+        <w:t xml:space="preserve"> de Eureka con todos los servicios en estado UP.</w:t>
       </w:r>
     </w:p>
     <w:p>
@@ -10165,7 +13255,39 @@
         </w:numPr>
       </w:pPr>
       <w:r>
-        <w:t> Comando curl exacto para demostrar el refresh de configuración con /actuator/refresh.</w:t>
+        <w:t> Comando </w:t>
+      </w:r>
+      <w:proofErr w:type="spellStart"/>
+      <w:r>
+        <w:t>curl</w:t>
+      </w:r>
+      <w:proofErr w:type="spellEnd"/>
+      <w:r>
+        <w:t xml:space="preserve"> exacto para demostrar el </w:t>
+      </w:r>
+      <w:proofErr w:type="spellStart"/>
+      <w:r>
+        <w:t>refresh</w:t>
+      </w:r>
+      <w:proofErr w:type="spellEnd"/>
+      <w:r>
+        <w:t xml:space="preserve"> de configuración con /</w:t>
+      </w:r>
+      <w:proofErr w:type="spellStart"/>
+      <w:r>
+        <w:t>actuator</w:t>
+      </w:r>
+      <w:proofErr w:type="spellEnd"/>
+      <w:r>
+        <w:t>/</w:t>
+      </w:r>
+      <w:proofErr w:type="spellStart"/>
+      <w:r>
+        <w:t>refresh</w:t>
+      </w:r>
+      <w:proofErr w:type="spellEnd"/>
+      <w:r>
+        <w:t>.</w:t>
       </w:r>
     </w:p>
     <w:p>
@@ -10176,7 +13298,15 @@
         </w:numPr>
       </w:pPr>
       <w:r>
-        <w:t> Justificación de la descomposición y decisiones de comunicación inter-servicio.</w:t>
+        <w:t xml:space="preserve"> Justificación de la descomposición y decisiones de comunicación </w:t>
+      </w:r>
+      <w:proofErr w:type="spellStart"/>
+      <w:r>
+        <w:t>inter-servicio</w:t>
+      </w:r>
+      <w:proofErr w:type="spellEnd"/>
+      <w:r>
+        <w:t>.</w:t>
       </w:r>
     </w:p>
     <w:p>
@@ -10197,8 +13327,13 @@
           <w:numId w:val="19"/>
         </w:numPr>
       </w:pPr>
-      <w:r>
-        <w:t>mvn test sin errores en cada microservicio que contenga pruebas unitarias.</w:t>
+      <w:proofErr w:type="spellStart"/>
+      <w:r>
+        <w:t>mvn</w:t>
+      </w:r>
+      <w:proofErr w:type="spellEnd"/>
+      <w:r>
+        <w:t xml:space="preserve"> test sin errores en cada microservicio que contenga pruebas unitarias.</w:t>
       </w:r>
     </w:p>
     <w:p>
@@ -10660,8 +13795,13 @@
             <w:hideMark/>
           </w:tcPr>
           <w:p>
-            <w:r>
-              <w:t>DTOs y Validaciones</w:t>
+            <w:proofErr w:type="spellStart"/>
+            <w:r>
+              <w:t>DTOs</w:t>
+            </w:r>
+            <w:proofErr w:type="spellEnd"/>
+            <w:r>
+              <w:t xml:space="preserve"> y Validaciones</w:t>
             </w:r>
           </w:p>
         </w:tc>
@@ -11172,7 +14312,15 @@
           </w:tcPr>
           <w:p>
             <w:r>
-              <w:t>Integración RENIEC — Feign Client</w:t>
+              <w:t xml:space="preserve">Integración RENIEC — </w:t>
+            </w:r>
+            <w:proofErr w:type="spellStart"/>
+            <w:r>
+              <w:t>Feign</w:t>
+            </w:r>
+            <w:proofErr w:type="spellEnd"/>
+            <w:r>
+              <w:t xml:space="preserve"> Client</w:t>
             </w:r>
           </w:p>
         </w:tc>
@@ -11274,8 +14422,13 @@
           </w:tcPr>
           <w:p>
             <w:r>
-              <w:t>Pruebas Unitarias con Mockito</w:t>
-            </w:r>
+              <w:t xml:space="preserve">Pruebas Unitarias con </w:t>
+            </w:r>
+            <w:proofErr w:type="spellStart"/>
+            <w:r>
+              <w:t>Mockito</w:t>
+            </w:r>
+            <w:proofErr w:type="spellEnd"/>
           </w:p>
         </w:tc>
         <w:tc>
@@ -11783,8 +14936,21 @@
             <w:hideMark/>
           </w:tcPr>
           <w:p>
-            <w:r>
-              <w:t>Config Server y Config Client</w:t>
+            <w:proofErr w:type="spellStart"/>
+            <w:r>
+              <w:t>Config</w:t>
+            </w:r>
+            <w:proofErr w:type="spellEnd"/>
+            <w:r>
+              <w:t xml:space="preserve"> Server y </w:t>
+            </w:r>
+            <w:proofErr w:type="spellStart"/>
+            <w:r>
+              <w:t>Config</w:t>
+            </w:r>
+            <w:proofErr w:type="spellEnd"/>
+            <w:r>
+              <w:t xml:space="preserve"> Client</w:t>
             </w:r>
           </w:p>
         </w:tc>
@@ -11987,8 +15153,13 @@
             <w:hideMark/>
           </w:tcPr>
           <w:p>
-            <w:r>
-              <w:t>Circuit Breaker con Resilience4j</w:t>
+            <w:proofErr w:type="spellStart"/>
+            <w:r>
+              <w:t>Circuit</w:t>
+            </w:r>
+            <w:proofErr w:type="spellEnd"/>
+            <w:r>
+              <w:t xml:space="preserve"> Breaker con Resilience4j</w:t>
             </w:r>
           </w:p>
         </w:tc>
@@ -12294,7 +15465,15 @@
           </w:tcPr>
           <w:p>
             <w:r>
-              <w:t>Preguntas Conceptuales (5 × 2 pts)</w:t>
+              <w:t xml:space="preserve">Preguntas Conceptuales (5 × 2 </w:t>
+            </w:r>
+            <w:proofErr w:type="spellStart"/>
+            <w:r>
+              <w:t>pts</w:t>
+            </w:r>
+            <w:proofErr w:type="spellEnd"/>
+            <w:r>
+              <w:t>)</w:t>
             </w:r>
           </w:p>
         </w:tc>

--- a/EXAMEN FINAL.docx
+++ b/EXAMEN FINAL.docx
@@ -26,15 +26,7 @@
         <w:t>Curso:</w:t>
       </w:r>
       <w:r>
-        <w:t xml:space="preserve"> Desarrollo </w:t>
-      </w:r>
-      <w:proofErr w:type="spellStart"/>
-      <w:r>
-        <w:t>Backend</w:t>
-      </w:r>
-      <w:proofErr w:type="spellEnd"/>
-      <w:r>
-        <w:t xml:space="preserve"> con Java y Spring Boot </w:t>
+        <w:t> Desarrollo Backend con Java y Spring Boot </w:t>
       </w:r>
       <w:r>
         <w:rPr>
@@ -90,45 +82,20 @@
       </w:r>
     </w:p>
     <w:p>
-      <w:proofErr w:type="spellStart"/>
-      <w:r>
-        <w:rPr>
-          <w:b/>
-          <w:bCs/>
-        </w:rPr>
-        <w:t>RapidoCourier</w:t>
-      </w:r>
-      <w:proofErr w:type="spellEnd"/>
-      <w:r>
-        <w:rPr>
-          <w:b/>
-          <w:bCs/>
-        </w:rPr>
-        <w:t xml:space="preserve"> S.A.C.</w:t>
-      </w:r>
-      <w:r>
-        <w:t xml:space="preserve"> es una empresa peruana de mensajería y </w:t>
-      </w:r>
-      <w:proofErr w:type="spellStart"/>
-      <w:r>
-        <w:t>courier</w:t>
-      </w:r>
-      <w:proofErr w:type="spellEnd"/>
-      <w:r>
-        <w:t xml:space="preserve"> con sucursales en Lima, Arequipa y Cusco. Gestiona envíos de paquetes entre personas naturales y empresas, con tarifas que varían según el peso, el valor declarado y la ruta. Actualmente opera de forma completamente manual y necesita digitalizar su operación.</w:t>
-      </w:r>
-    </w:p>
-    <w:p>
-      <w:r>
-        <w:t xml:space="preserve">Dado su plan de expansión nacional, la empresa ha decidido construir su plataforma </w:t>
-      </w:r>
-      <w:proofErr w:type="spellStart"/>
-      <w:r>
-        <w:t>backend</w:t>
-      </w:r>
-      <w:proofErr w:type="spellEnd"/>
-      <w:r>
-        <w:t> </w:t>
+      <w:r>
+        <w:rPr>
+          <w:b/>
+          <w:bCs/>
+        </w:rPr>
+        <w:t>RapidoCourier S.A.C.</w:t>
+      </w:r>
+      <w:r>
+        <w:t> es una empresa peruana de mensajería y courier con sucursales en Lima, Arequipa y Cusco. Gestiona envíos de paquetes entre personas naturales y empresas, con tarifas que varían según el peso, el valor declarado y la ruta. Actualmente opera de forma completamente manual y necesita digitalizar su operación.</w:t>
+      </w:r>
+    </w:p>
+    <w:p>
+      <w:r>
+        <w:t>Dado su plan de expansión nacional, la empresa ha decidido construir su plataforma backend </w:t>
       </w:r>
       <w:r>
         <w:rPr>
@@ -242,21 +209,7 @@
         <w:rPr>
           <w:highlight w:val="green"/>
         </w:rPr>
-        <w:t> </w:t>
-      </w:r>
-      <w:proofErr w:type="gramStart"/>
-      <w:r>
-        <w:rPr>
-          <w:highlight w:val="green"/>
-        </w:rPr>
-        <w:t>capas tradicional</w:t>
-      </w:r>
-      <w:proofErr w:type="gramEnd"/>
-      <w:r>
-        <w:rPr>
-          <w:highlight w:val="green"/>
-        </w:rPr>
-        <w:t>, hexagonal u otra. Debe ser consistente dentro de cada servicio.</w:t>
+        <w:t> capas tradicional, hexagonal u otra. Debe ser consistente dentro de cada servicio.</w:t>
       </w:r>
     </w:p>
     <w:p>
@@ -300,45 +253,13 @@
           <w:bCs/>
           <w:highlight w:val="green"/>
         </w:rPr>
-        <w:t xml:space="preserve">Comunicación </w:t>
-      </w:r>
-      <w:proofErr w:type="spellStart"/>
-      <w:r>
-        <w:rPr>
-          <w:b/>
-          <w:bCs/>
-          <w:highlight w:val="green"/>
-        </w:rPr>
-        <w:t>inter-servicio</w:t>
-      </w:r>
-      <w:proofErr w:type="spellEnd"/>
-      <w:r>
-        <w:rPr>
-          <w:b/>
-          <w:bCs/>
-          <w:highlight w:val="green"/>
-        </w:rPr>
-        <w:t>:</w:t>
-      </w:r>
-      <w:r>
-        <w:rPr>
-          <w:highlight w:val="green"/>
-        </w:rPr>
-        <w:t> sincrónica (</w:t>
-      </w:r>
-      <w:proofErr w:type="spellStart"/>
-      <w:r>
-        <w:rPr>
-          <w:highlight w:val="green"/>
-        </w:rPr>
-        <w:t>Feign</w:t>
-      </w:r>
-      <w:proofErr w:type="spellEnd"/>
-      <w:r>
-        <w:rPr>
-          <w:highlight w:val="green"/>
-        </w:rPr>
-        <w:t>), asincrónica (eventos) o ambas. Justifica según el caso de uso.</w:t>
+        <w:t>Comunicación inter-servicio:</w:t>
+      </w:r>
+      <w:r>
+        <w:rPr>
+          <w:highlight w:val="green"/>
+        </w:rPr>
+        <w:t> sincrónica (Feign), asincrónica (eventos) o ambas. Justifica según el caso de uso.</w:t>
       </w:r>
     </w:p>
     <w:p>
@@ -406,21 +327,7 @@
         <w:rPr>
           <w:highlight w:val="green"/>
         </w:rPr>
-        <w:t>Clase genérica </w:t>
-      </w:r>
-      <w:proofErr w:type="spellStart"/>
-      <w:r>
-        <w:rPr>
-          <w:highlight w:val="green"/>
-        </w:rPr>
-        <w:t>ApiResponse</w:t>
-      </w:r>
-      <w:proofErr w:type="spellEnd"/>
-      <w:r>
-        <w:rPr>
-          <w:highlight w:val="green"/>
-        </w:rPr>
-        <w:t>&lt;T&gt; en todas las respuestas HTTP de todos los servicios.</w:t>
+        <w:t>Clase genérica ApiResponse&lt;T&gt; en todas las respuestas HTTP de todos los servicios.</w:t>
       </w:r>
     </w:p>
     <w:p>
@@ -433,37 +340,11 @@
           <w:highlight w:val="green"/>
         </w:rPr>
       </w:pPr>
-      <w:proofErr w:type="spellStart"/>
-      <w:proofErr w:type="gramStart"/>
-      <w:r>
-        <w:rPr>
-          <w:highlight w:val="green"/>
-        </w:rPr>
-        <w:t>application.yaml</w:t>
-      </w:r>
-      <w:proofErr w:type="spellEnd"/>
-      <w:proofErr w:type="gramEnd"/>
-      <w:r>
-        <w:rPr>
-          <w:highlight w:val="green"/>
-        </w:rPr>
-        <w:t> (no </w:t>
-      </w:r>
-      <w:proofErr w:type="spellStart"/>
-      <w:proofErr w:type="gramStart"/>
-      <w:r>
-        <w:rPr>
-          <w:highlight w:val="green"/>
-        </w:rPr>
-        <w:t>application.properties</w:t>
-      </w:r>
-      <w:proofErr w:type="spellEnd"/>
-      <w:proofErr w:type="gramEnd"/>
-      <w:r>
-        <w:rPr>
-          <w:highlight w:val="green"/>
-        </w:rPr>
-        <w:t>).</w:t>
+      <w:r>
+        <w:rPr>
+          <w:highlight w:val="green"/>
+        </w:rPr>
+        <w:t>application.yaml (no application.properties).</w:t>
       </w:r>
     </w:p>
     <w:p>
@@ -515,13 +396,8 @@
       </w:r>
     </w:p>
     <w:p>
-      <w:proofErr w:type="spellStart"/>
-      <w:r>
-        <w:t>rapidocourier</w:t>
-      </w:r>
-      <w:proofErr w:type="spellEnd"/>
-      <w:r>
-        <w:t>/</w:t>
+      <w:r>
+        <w:t>rapidocourier/</w:t>
       </w:r>
     </w:p>
     <w:p>
@@ -555,15 +431,7 @@
         <w:t>──</w:t>
       </w:r>
       <w:r>
-        <w:t xml:space="preserve"> api-</w:t>
-      </w:r>
-      <w:proofErr w:type="spellStart"/>
-      <w:r>
-        <w:t>gateway</w:t>
-      </w:r>
-      <w:proofErr w:type="spellEnd"/>
-      <w:r>
-        <w:t>/</w:t>
+        <w:t xml:space="preserve"> api-gateway/</w:t>
       </w:r>
     </w:p>
     <w:p>
@@ -580,15 +448,7 @@
         <w:t>──</w:t>
       </w:r>
       <w:r>
-        <w:t xml:space="preserve"> </w:t>
-      </w:r>
-      <w:proofErr w:type="spellStart"/>
-      <w:r>
-        <w:t>config</w:t>
-      </w:r>
-      <w:proofErr w:type="spellEnd"/>
-      <w:r>
-        <w:t>-server/</w:t>
+        <w:t xml:space="preserve"> config-server/</w:t>
       </w:r>
     </w:p>
     <w:p>
@@ -612,14 +472,12 @@
         </w:rPr>
         <w:t xml:space="preserve"> servicio-[</w:t>
       </w:r>
-      <w:proofErr w:type="spellStart"/>
       <w:r>
         <w:rPr>
           <w:highlight w:val="green"/>
         </w:rPr>
         <w:t>person-service</w:t>
       </w:r>
-      <w:proofErr w:type="spellEnd"/>
       <w:r>
         <w:rPr>
           <w:highlight w:val="green"/>
@@ -965,41 +823,13 @@
         <w:rPr>
           <w:highlight w:val="green"/>
         </w:rPr>
-        <w:t>(</w:t>
-      </w:r>
-      <w:proofErr w:type="spellStart"/>
-      <w:r>
-        <w:rPr>
-          <w:highlight w:val="green"/>
-        </w:rPr>
-        <w:t>fk</w:t>
-      </w:r>
-      <w:proofErr w:type="spellEnd"/>
-      <w:r>
-        <w:rPr>
-          <w:highlight w:val="green"/>
-        </w:rPr>
-        <w:t>)</w:t>
-      </w:r>
-      <w:r>
-        <w:rPr>
-          <w:highlight w:val="green"/>
-        </w:rPr>
-        <w:t xml:space="preserve">, así que en el </w:t>
-      </w:r>
-      <w:proofErr w:type="spellStart"/>
-      <w:r>
-        <w:rPr>
-          <w:highlight w:val="green"/>
-        </w:rPr>
-        <w:t>insert</w:t>
-      </w:r>
-      <w:proofErr w:type="spellEnd"/>
-      <w:r>
-        <w:rPr>
-          <w:highlight w:val="green"/>
-        </w:rPr>
-        <w:t xml:space="preserve"> deberá de</w:t>
+        <w:t>(fk)</w:t>
+      </w:r>
+      <w:r>
+        <w:rPr>
+          <w:highlight w:val="green"/>
+        </w:rPr>
+        <w:t>, así que en el insert deberá de</w:t>
       </w:r>
       <w:r>
         <w:rPr>
@@ -1095,49 +925,7 @@
         <w:rPr>
           <w:highlight w:val="green"/>
         </w:rPr>
-        <w:t xml:space="preserve"> permitir el </w:t>
-      </w:r>
-      <w:proofErr w:type="spellStart"/>
-      <w:r>
-        <w:rPr>
-          <w:highlight w:val="green"/>
-        </w:rPr>
-        <w:t>login</w:t>
-      </w:r>
-      <w:proofErr w:type="spellEnd"/>
-      <w:r>
-        <w:rPr>
-          <w:highlight w:val="green"/>
-        </w:rPr>
-        <w:t xml:space="preserve"> del usuario creado y autenticarse con un token, realizar los </w:t>
-      </w:r>
-      <w:proofErr w:type="spellStart"/>
-      <w:r>
-        <w:rPr>
-          <w:highlight w:val="green"/>
-        </w:rPr>
-        <w:t>jwt</w:t>
-      </w:r>
-      <w:proofErr w:type="spellEnd"/>
-      <w:r>
-        <w:rPr>
-          <w:highlight w:val="green"/>
-        </w:rPr>
-        <w:t xml:space="preserve"> </w:t>
-      </w:r>
-      <w:proofErr w:type="spellStart"/>
-      <w:r>
-        <w:rPr>
-          <w:highlight w:val="green"/>
-        </w:rPr>
-        <w:t>filter</w:t>
-      </w:r>
-      <w:proofErr w:type="spellEnd"/>
-      <w:r>
-        <w:rPr>
-          <w:highlight w:val="green"/>
-        </w:rPr>
-        <w:t xml:space="preserve"> diferenciados por los de acceso libre y los que si requiere autorización.</w:t>
+        <w:t xml:space="preserve"> permitir el login del usuario creado y autenticarse con un token, realizar los jwt filter diferenciados por los de acceso libre y los que si requiere autorización.</w:t>
       </w:r>
       <w:r>
         <w:rPr>
@@ -1348,21 +1136,7 @@
         <w:rPr>
           <w:highlight w:val="green"/>
         </w:rPr>
-        <w:t xml:space="preserve"> y se recalcule con un </w:t>
-      </w:r>
-      <w:proofErr w:type="spellStart"/>
-      <w:r>
-        <w:rPr>
-          <w:highlight w:val="green"/>
-        </w:rPr>
-        <w:t>endpoint</w:t>
-      </w:r>
-      <w:proofErr w:type="spellEnd"/>
-      <w:r>
-        <w:rPr>
-          <w:highlight w:val="green"/>
-        </w:rPr>
-        <w:t xml:space="preserve"> el % de participación de cada unidad del edificio</w:t>
+        <w:t xml:space="preserve"> y se recalcule con un endpoint el % de participación de cada unidad del edificio</w:t>
       </w:r>
       <w:r>
         <w:rPr>
@@ -1376,133 +1150,133 @@
         <w:rPr>
           <w:b/>
           <w:bCs/>
-          <w:highlight w:val="magenta"/>
+          <w:highlight w:val="green"/>
         </w:rPr>
         <w:t>RF-08 — Control de acceso por roles</w:t>
       </w:r>
       <w:r>
         <w:rPr>
-          <w:highlight w:val="magenta"/>
+          <w:highlight w:val="green"/>
         </w:rPr>
         <w:t> El sistema debe tener al menos tres roles: </w:t>
       </w:r>
       <w:r>
         <w:rPr>
-          <w:highlight w:val="magenta"/>
+          <w:highlight w:val="green"/>
         </w:rPr>
         <w:t>ADMINISTRACION</w:t>
       </w:r>
       <w:r>
         <w:rPr>
-          <w:highlight w:val="magenta"/>
+          <w:highlight w:val="green"/>
         </w:rPr>
         <w:t>, </w:t>
       </w:r>
       <w:r>
         <w:rPr>
-          <w:highlight w:val="magenta"/>
+          <w:highlight w:val="green"/>
         </w:rPr>
         <w:t xml:space="preserve">ADMINISTRADOR </w:t>
       </w:r>
       <w:r>
         <w:rPr>
-          <w:highlight w:val="magenta"/>
+          <w:highlight w:val="green"/>
         </w:rPr>
         <w:t>y </w:t>
       </w:r>
       <w:r>
         <w:rPr>
-          <w:highlight w:val="magenta"/>
+          <w:highlight w:val="green"/>
         </w:rPr>
         <w:t>PROPIETARIO</w:t>
       </w:r>
       <w:r>
         <w:rPr>
-          <w:highlight w:val="magenta"/>
+          <w:highlight w:val="green"/>
         </w:rPr>
         <w:t>. Reglas mínimas: solo ADMIN</w:t>
       </w:r>
       <w:r>
         <w:rPr>
-          <w:highlight w:val="magenta"/>
+          <w:highlight w:val="green"/>
         </w:rPr>
         <w:t>ISTRADOR</w:t>
       </w:r>
       <w:r>
         <w:rPr>
-          <w:highlight w:val="magenta"/>
+          <w:highlight w:val="green"/>
         </w:rPr>
         <w:t> puede eliminar registros; solo ADMIN</w:t>
       </w:r>
       <w:r>
         <w:rPr>
-          <w:highlight w:val="magenta"/>
+          <w:highlight w:val="green"/>
         </w:rPr>
         <w:t>ISTRADOR</w:t>
       </w:r>
       <w:r>
         <w:rPr>
-          <w:highlight w:val="magenta"/>
+          <w:highlight w:val="green"/>
         </w:rPr>
         <w:t> y </w:t>
       </w:r>
       <w:r>
         <w:rPr>
-          <w:highlight w:val="magenta"/>
+          <w:highlight w:val="green"/>
         </w:rPr>
         <w:t xml:space="preserve">ADMINISTRACION </w:t>
       </w:r>
       <w:r>
         <w:rPr>
-          <w:highlight w:val="magenta"/>
+          <w:highlight w:val="green"/>
         </w:rPr>
         <w:t>pueden crear o actualizar</w:t>
       </w:r>
       <w:r>
         <w:rPr>
-          <w:highlight w:val="magenta"/>
+          <w:highlight w:val="green"/>
         </w:rPr>
         <w:t xml:space="preserve"> unidades</w:t>
       </w:r>
       <w:r>
         <w:rPr>
-          <w:highlight w:val="magenta"/>
+          <w:highlight w:val="green"/>
         </w:rPr>
         <w:t>; </w:t>
       </w:r>
       <w:r>
         <w:rPr>
-          <w:highlight w:val="magenta"/>
+          <w:highlight w:val="green"/>
         </w:rPr>
         <w:t>PROPIETARIO</w:t>
       </w:r>
       <w:r>
         <w:rPr>
-          <w:highlight w:val="magenta"/>
+          <w:highlight w:val="green"/>
         </w:rPr>
         <w:t> solo puede consultar sus propi</w:t>
       </w:r>
       <w:r>
         <w:rPr>
-          <w:highlight w:val="magenta"/>
+          <w:highlight w:val="green"/>
         </w:rPr>
         <w:t>a</w:t>
       </w:r>
       <w:r>
         <w:rPr>
-          <w:highlight w:val="magenta"/>
+          <w:highlight w:val="green"/>
         </w:rPr>
         <w:t>s</w:t>
       </w:r>
       <w:r>
         <w:rPr>
-          <w:highlight w:val="magenta"/>
+          <w:highlight w:val="green"/>
         </w:rPr>
         <w:t xml:space="preserve"> unidades </w:t>
       </w:r>
       <w:r>
         <w:rPr>
-          <w:highlight w:val="magenta"/>
+          <w:highlight w:val="green"/>
         </w:rPr>
         <w:t>e historial.</w:t>
       </w:r>
@@ -1613,77 +1387,7 @@
         <w:rPr>
           <w:highlight w:val="green"/>
         </w:rPr>
-        <w:t> Toda respuesta HTTP (éxito y error) en todos los servicios debe usar la estructura genérica </w:t>
-      </w:r>
-      <w:proofErr w:type="spellStart"/>
-      <w:r>
-        <w:rPr>
-          <w:highlight w:val="green"/>
-        </w:rPr>
-        <w:t>ApiResponse</w:t>
-      </w:r>
-      <w:proofErr w:type="spellEnd"/>
-      <w:r>
-        <w:rPr>
-          <w:highlight w:val="green"/>
-        </w:rPr>
-        <w:t>&lt;T&gt; con los campos </w:t>
-      </w:r>
-      <w:proofErr w:type="spellStart"/>
-      <w:r>
-        <w:rPr>
-          <w:highlight w:val="green"/>
-        </w:rPr>
-        <w:t>success</w:t>
-      </w:r>
-      <w:proofErr w:type="spellEnd"/>
-      <w:r>
-        <w:rPr>
-          <w:highlight w:val="green"/>
-        </w:rPr>
-        <w:t> (</w:t>
-      </w:r>
-      <w:proofErr w:type="spellStart"/>
-      <w:r>
-        <w:rPr>
-          <w:highlight w:val="green"/>
-        </w:rPr>
-        <w:t>boolean</w:t>
-      </w:r>
-      <w:proofErr w:type="spellEnd"/>
-      <w:r>
-        <w:rPr>
-          <w:highlight w:val="green"/>
-        </w:rPr>
-        <w:t>), </w:t>
-      </w:r>
-      <w:proofErr w:type="spellStart"/>
-      <w:r>
-        <w:rPr>
-          <w:highlight w:val="green"/>
-        </w:rPr>
-        <w:t>message</w:t>
-      </w:r>
-      <w:proofErr w:type="spellEnd"/>
-      <w:r>
-        <w:rPr>
-          <w:highlight w:val="green"/>
-        </w:rPr>
-        <w:t xml:space="preserve"> (String) y data (T, o </w:t>
-      </w:r>
-      <w:proofErr w:type="spellStart"/>
-      <w:r>
-        <w:rPr>
-          <w:highlight w:val="green"/>
-        </w:rPr>
-        <w:t>null</w:t>
-      </w:r>
-      <w:proofErr w:type="spellEnd"/>
-      <w:r>
-        <w:rPr>
-          <w:highlight w:val="green"/>
-        </w:rPr>
-        <w:t xml:space="preserve"> en error).</w:t>
+        <w:t> Toda respuesta HTTP (éxito y error) en todos los servicios debe usar la estructura genérica ApiResponse&lt;T&gt; con los campos success (boolean), message (String) y data (T, o null en error).</w:t>
       </w:r>
     </w:p>
     <w:p>
@@ -1699,21 +1403,7 @@
         <w:rPr>
           <w:highlight w:val="green"/>
         </w:rPr>
-        <w:t> 200 para GET/PUT exitosos, 201 para POST exitoso, 204 para DELETE exitoso, 400 para validación fallida (con </w:t>
-      </w:r>
-      <w:proofErr w:type="spellStart"/>
-      <w:r>
-        <w:rPr>
-          <w:highlight w:val="green"/>
-        </w:rPr>
-        <w:t>Map</w:t>
-      </w:r>
-      <w:proofErr w:type="spellEnd"/>
-      <w:r>
-        <w:rPr>
-          <w:highlight w:val="green"/>
-        </w:rPr>
-        <w:t>&lt;String, List&lt;String&gt;&gt; por campo), 404 para recurso no encontrado, 409 para conflictos o duplicados, 502 para fallo de API externa, 403 para acceso denegado, 500 para errores inesperados.</w:t>
+        <w:t> 200 para GET/PUT exitosos, 201 para POST exitoso, 204 para DELETE exitoso, 400 para validación fallida (con Map&lt;String, List&lt;String&gt;&gt; por campo), 404 para recurso no encontrado, 409 para conflictos o duplicados, 502 para fallo de API externa, 403 para acceso denegado, 500 para errores inesperados.</w:t>
       </w:r>
     </w:p>
     <w:p>
@@ -1729,49 +1419,7 @@
         <w:rPr>
           <w:highlight w:val="green"/>
         </w:rPr>
-        <w:t xml:space="preserve"> Todos los </w:t>
-      </w:r>
-      <w:proofErr w:type="spellStart"/>
-      <w:r>
-        <w:rPr>
-          <w:highlight w:val="green"/>
-        </w:rPr>
-        <w:t>DTOs</w:t>
-      </w:r>
-      <w:proofErr w:type="spellEnd"/>
-      <w:r>
-        <w:rPr>
-          <w:highlight w:val="green"/>
-        </w:rPr>
-        <w:t xml:space="preserve"> de </w:t>
-      </w:r>
-      <w:proofErr w:type="spellStart"/>
-      <w:r>
-        <w:rPr>
-          <w:highlight w:val="green"/>
-        </w:rPr>
-        <w:t>request</w:t>
-      </w:r>
-      <w:proofErr w:type="spellEnd"/>
-      <w:r>
-        <w:rPr>
-          <w:highlight w:val="green"/>
-        </w:rPr>
-        <w:t xml:space="preserve"> deben estar validados con Bean </w:t>
-      </w:r>
-      <w:proofErr w:type="spellStart"/>
-      <w:r>
-        <w:rPr>
-          <w:highlight w:val="green"/>
-        </w:rPr>
-        <w:t>Validation</w:t>
-      </w:r>
-      <w:proofErr w:type="spellEnd"/>
-      <w:r>
-        <w:rPr>
-          <w:highlight w:val="green"/>
-        </w:rPr>
-        <w:t>. Se deben usar mínimo 6 tipos de anotación distintos en todo el proyecto.</w:t>
+        <w:t> Todos los DTOs de request deben estar validados con Bean Validation. Se deben usar mínimo 6 tipos de anotación distintos en todo el proyecto.</w:t>
       </w:r>
     </w:p>
     <w:p>
@@ -1787,35 +1435,7 @@
         <w:rPr>
           <w:highlight w:val="green"/>
         </w:rPr>
-        <w:t> Al menos dos entidades (en cualquier servicio) deben incluir </w:t>
-      </w:r>
-      <w:proofErr w:type="spellStart"/>
-      <w:r>
-        <w:rPr>
-          <w:highlight w:val="green"/>
-        </w:rPr>
-        <w:t>createdAt</w:t>
-      </w:r>
-      <w:proofErr w:type="spellEnd"/>
-      <w:r>
-        <w:rPr>
-          <w:highlight w:val="green"/>
-        </w:rPr>
-        <w:t> y </w:t>
-      </w:r>
-      <w:proofErr w:type="spellStart"/>
-      <w:r>
-        <w:rPr>
-          <w:highlight w:val="green"/>
-        </w:rPr>
-        <w:t>updatedAt</w:t>
-      </w:r>
-      <w:proofErr w:type="spellEnd"/>
-      <w:r>
-        <w:rPr>
-          <w:highlight w:val="green"/>
-        </w:rPr>
-        <w:t> poblados automáticamente.</w:t>
+        <w:t> Al menos dos entidades (en cualquier servicio) deben incluir createdAt y updatedAt poblados automáticamente.</w:t>
       </w:r>
     </w:p>
     <w:p>
@@ -1831,63 +1451,7 @@
         <w:rPr>
           <w:highlight w:val="yellow"/>
         </w:rPr>
-        <w:t> Las pruebas de la capa de servicio deben correr sin errores con </w:t>
-      </w:r>
-      <w:proofErr w:type="spellStart"/>
-      <w:r>
-        <w:rPr>
-          <w:highlight w:val="yellow"/>
-        </w:rPr>
-        <w:t>mvn</w:t>
-      </w:r>
-      <w:proofErr w:type="spellEnd"/>
-      <w:r>
-        <w:rPr>
-          <w:highlight w:val="yellow"/>
-        </w:rPr>
-        <w:t xml:space="preserve"> test en cada microservicio que tenga pruebas. Deben cubrir: al menos un </w:t>
-      </w:r>
-      <w:proofErr w:type="spellStart"/>
-      <w:r>
-        <w:rPr>
-          <w:highlight w:val="yellow"/>
-        </w:rPr>
-        <w:t>happy</w:t>
-      </w:r>
-      <w:proofErr w:type="spellEnd"/>
-      <w:r>
-        <w:rPr>
-          <w:highlight w:val="yellow"/>
-        </w:rPr>
-        <w:t xml:space="preserve"> </w:t>
-      </w:r>
-      <w:proofErr w:type="spellStart"/>
-      <w:r>
-        <w:rPr>
-          <w:highlight w:val="yellow"/>
-        </w:rPr>
-        <w:t>path</w:t>
-      </w:r>
-      <w:proofErr w:type="spellEnd"/>
-      <w:r>
-        <w:rPr>
-          <w:highlight w:val="yellow"/>
-        </w:rPr>
-        <w:t xml:space="preserve"> por servicio probado, al menos dos rutas de excepción con </w:t>
-      </w:r>
-      <w:proofErr w:type="spellStart"/>
-      <w:r>
-        <w:rPr>
-          <w:highlight w:val="yellow"/>
-        </w:rPr>
-        <w:t>assertThrows</w:t>
-      </w:r>
-      <w:proofErr w:type="spellEnd"/>
-      <w:r>
-        <w:rPr>
-          <w:highlight w:val="yellow"/>
-        </w:rPr>
-        <w:t>, y al menos un caso de resultado vacío.</w:t>
+        <w:t> Las pruebas de la capa de servicio deben correr sin errores con mvn test en cada microservicio que tenga pruebas. Deben cubrir: al menos un happy path por servicio probado, al menos dos rutas de excepción con assertThrows, y al menos un caso de resultado vacío.</w:t>
       </w:r>
     </w:p>
     <w:p>
@@ -1903,51 +1467,7 @@
         <w:rPr>
           <w:highlight w:val="red"/>
         </w:rPr>
-        <w:t xml:space="preserve"> El token de RENIEC, la clave de firma JWT y las contraseñas de base de datos no deben estar </w:t>
-      </w:r>
-      <w:proofErr w:type="spellStart"/>
-      <w:r>
-        <w:rPr>
-          <w:highlight w:val="red"/>
-        </w:rPr>
-        <w:t>hardcodeados</w:t>
-      </w:r>
-      <w:proofErr w:type="spellEnd"/>
-      <w:r>
-        <w:rPr>
-          <w:highlight w:val="red"/>
-        </w:rPr>
-        <w:t xml:space="preserve">. En los microservicios, la clave JWT debe almacenarse en Vault; el token de RENIEC debe leerse con @Value desde el </w:t>
-      </w:r>
-      <w:proofErr w:type="spellStart"/>
-      <w:r>
-        <w:rPr>
-          <w:highlight w:val="red"/>
-        </w:rPr>
-        <w:t>Config</w:t>
-      </w:r>
-      <w:proofErr w:type="spellEnd"/>
-      <w:r>
-        <w:rPr>
-          <w:highlight w:val="red"/>
-        </w:rPr>
-        <w:t xml:space="preserve"> Server o desde </w:t>
-      </w:r>
-      <w:proofErr w:type="spellStart"/>
-      <w:proofErr w:type="gramStart"/>
-      <w:r>
-        <w:rPr>
-          <w:highlight w:val="red"/>
-        </w:rPr>
-        <w:t>application.yaml</w:t>
-      </w:r>
-      <w:proofErr w:type="spellEnd"/>
-      <w:proofErr w:type="gramEnd"/>
-      <w:r>
-        <w:rPr>
-          <w:highlight w:val="red"/>
-        </w:rPr>
-        <w:t>.</w:t>
+        <w:t> El token de RENIEC, la clave de firma JWT y las contraseñas de base de datos no deben estar hardcodeados. En los microservicios, la clave JWT debe almacenarse en Vault; el token de RENIEC debe leerse con @Value desde el Config Server o desde application.yaml.</w:t>
       </w:r>
     </w:p>
     <w:p>
@@ -2063,23 +1583,7 @@
         <w:t>Qué se evalúa:</w:t>
       </w:r>
       <w:r>
-        <w:t xml:space="preserve"> Capacidad de identificar </w:t>
-      </w:r>
-      <w:proofErr w:type="spellStart"/>
-      <w:r>
-        <w:t>bounded</w:t>
-      </w:r>
-      <w:proofErr w:type="spellEnd"/>
-      <w:r>
-        <w:t xml:space="preserve"> </w:t>
-      </w:r>
-      <w:proofErr w:type="spellStart"/>
-      <w:r>
-        <w:t>contexts</w:t>
-      </w:r>
-      <w:proofErr w:type="spellEnd"/>
-      <w:r>
-        <w:t xml:space="preserve"> coherentes y de definir responsabilidades claras para cada servicio antes de implementar.</w:t>
+        <w:t> Capacidad de identificar bounded contexts coherentes y de definir responsabilidades claras para cada servicio antes de implementar.</w:t>
       </w:r>
     </w:p>
     <w:p>
@@ -2110,23 +1614,7 @@
         </w:numPr>
       </w:pPr>
       <w:r>
-        <w:t xml:space="preserve">Su nombre y el </w:t>
-      </w:r>
-      <w:proofErr w:type="spellStart"/>
-      <w:r>
-        <w:t>bounded</w:t>
-      </w:r>
-      <w:proofErr w:type="spellEnd"/>
-      <w:r>
-        <w:t xml:space="preserve"> </w:t>
-      </w:r>
-      <w:proofErr w:type="spellStart"/>
-      <w:r>
-        <w:t>context</w:t>
-      </w:r>
-      <w:proofErr w:type="spellEnd"/>
-      <w:r>
-        <w:t xml:space="preserve"> que representa.</w:t>
+        <w:t>Su nombre y el bounded context que representa.</w:t>
       </w:r>
     </w:p>
     <w:p>
@@ -2326,23 +1814,7 @@
           </w:tcPr>
           <w:p>
             <w:r>
-              <w:t xml:space="preserve">Mínimo 3 microservicios con </w:t>
-            </w:r>
-            <w:proofErr w:type="spellStart"/>
-            <w:r>
-              <w:t>bounded</w:t>
-            </w:r>
-            <w:proofErr w:type="spellEnd"/>
-            <w:r>
-              <w:t xml:space="preserve"> </w:t>
-            </w:r>
-            <w:proofErr w:type="spellStart"/>
-            <w:r>
-              <w:t>contexts</w:t>
-            </w:r>
-            <w:proofErr w:type="spellEnd"/>
-            <w:r>
-              <w:t xml:space="preserve"> diferenciados y documentados</w:t>
+              <w:t>Mínimo 3 microservicios con bounded contexts diferenciados y documentados</w:t>
             </w:r>
           </w:p>
         </w:tc>
@@ -2446,15 +1918,7 @@
           </w:tcPr>
           <w:p>
             <w:r>
-              <w:t xml:space="preserve">Diagrama o tabla de dependencias </w:t>
-            </w:r>
-            <w:proofErr w:type="spellStart"/>
-            <w:r>
-              <w:t>inter-servicio</w:t>
-            </w:r>
-            <w:proofErr w:type="spellEnd"/>
-            <w:r>
-              <w:t xml:space="preserve"> incluido en el README.md</w:t>
+              <w:t>Diagrama o tabla de dependencias inter-servicio incluido en el README.md</w:t>
             </w:r>
           </w:p>
         </w:tc>
@@ -2605,35 +2069,7 @@
         <w:rPr>
           <w:highlight w:val="green"/>
         </w:rPr>
-        <w:t xml:space="preserve"> (la comunicación entre servicios usa </w:t>
-      </w:r>
-      <w:proofErr w:type="spellStart"/>
-      <w:r>
-        <w:rPr>
-          <w:highlight w:val="green"/>
-        </w:rPr>
-        <w:t>DTOs</w:t>
-      </w:r>
-      <w:proofErr w:type="spellEnd"/>
-      <w:r>
-        <w:rPr>
-          <w:highlight w:val="green"/>
-        </w:rPr>
-        <w:t xml:space="preserve"> o </w:t>
-      </w:r>
-      <w:proofErr w:type="spellStart"/>
-      <w:r>
-        <w:rPr>
-          <w:highlight w:val="green"/>
-        </w:rPr>
-        <w:t>IDs</w:t>
-      </w:r>
-      <w:proofErr w:type="spellEnd"/>
-      <w:r>
-        <w:rPr>
-          <w:highlight w:val="green"/>
-        </w:rPr>
-        <w:t>, no entidades).</w:t>
+        <w:t> (la comunicación entre servicios usa DTOs o IDs, no entidades).</w:t>
       </w:r>
     </w:p>
     <w:p>
@@ -2702,35 +2138,7 @@
         <w:rPr>
           <w:highlight w:val="green"/>
         </w:rPr>
-        <w:t>Campos </w:t>
-      </w:r>
-      <w:proofErr w:type="spellStart"/>
-      <w:r>
-        <w:rPr>
-          <w:highlight w:val="green"/>
-        </w:rPr>
-        <w:t>createdAt</w:t>
-      </w:r>
-      <w:proofErr w:type="spellEnd"/>
-      <w:r>
-        <w:rPr>
-          <w:highlight w:val="green"/>
-        </w:rPr>
-        <w:t> y </w:t>
-      </w:r>
-      <w:proofErr w:type="spellStart"/>
-      <w:r>
-        <w:rPr>
-          <w:highlight w:val="green"/>
-        </w:rPr>
-        <w:t>updatedAt</w:t>
-      </w:r>
-      <w:proofErr w:type="spellEnd"/>
-      <w:r>
-        <w:rPr>
-          <w:highlight w:val="green"/>
-        </w:rPr>
-        <w:t> en al menos 2 entidades con gestión automática (cubre RNF-04).</w:t>
+        <w:t>Campos createdAt y updatedAt en al menos 2 entidades con gestión automática (cubre RNF-04).</w:t>
       </w:r>
     </w:p>
     <w:p>
@@ -2934,29 +2342,8 @@
           </w:tcPr>
           <w:p>
             <w:r>
-              <w:t xml:space="preserve">Ninguna entidad JPA compartida entre servicios; comunicación </w:t>
-            </w:r>
-            <w:proofErr w:type="spellStart"/>
-            <w:r>
-              <w:t>inter-servicio</w:t>
-            </w:r>
-            <w:proofErr w:type="spellEnd"/>
-            <w:r>
-              <w:t xml:space="preserve"> solo por </w:t>
-            </w:r>
-            <w:proofErr w:type="spellStart"/>
-            <w:r>
-              <w:t>DTOs</w:t>
-            </w:r>
-            <w:proofErr w:type="spellEnd"/>
-            <w:r>
-              <w:t xml:space="preserve"> o </w:t>
-            </w:r>
-            <w:proofErr w:type="spellStart"/>
-            <w:r>
-              <w:t>IDs</w:t>
-            </w:r>
-            <w:proofErr w:type="spellEnd"/>
+              <w:t>Ninguna entidad JPA compartida entre servicios; comunicación inter-servicio solo por DTOs o IDs</w:t>
+            </w:r>
           </w:p>
         </w:tc>
         <w:tc>
@@ -3111,23 +2498,7 @@
           </w:tcPr>
           <w:p>
             <w:r>
-              <w:t>Campos </w:t>
-            </w:r>
-            <w:proofErr w:type="spellStart"/>
-            <w:r>
-              <w:t>createdAt</w:t>
-            </w:r>
-            <w:proofErr w:type="spellEnd"/>
-            <w:r>
-              <w:t> y </w:t>
-            </w:r>
-            <w:proofErr w:type="spellStart"/>
-            <w:r>
-              <w:t>updatedAt</w:t>
-            </w:r>
-            <w:proofErr w:type="spellEnd"/>
-            <w:r>
-              <w:t> en al menos 2 entidades con gestión automática (RNF-04)</w:t>
+              <w:t>Campos createdAt y updatedAt en al menos 2 entidades con gestión automática (RNF-04)</w:t>
             </w:r>
           </w:p>
         </w:tc>
@@ -3231,25 +2602,7 @@
           <w:bCs/>
           <w:highlight w:val="green"/>
         </w:rPr>
-        <w:t xml:space="preserve">Sección 3: </w:t>
-      </w:r>
-      <w:proofErr w:type="spellStart"/>
-      <w:r>
-        <w:rPr>
-          <w:b/>
-          <w:bCs/>
-          <w:highlight w:val="green"/>
-        </w:rPr>
-        <w:t>DTOs</w:t>
-      </w:r>
-      <w:proofErr w:type="spellEnd"/>
-      <w:r>
-        <w:rPr>
-          <w:b/>
-          <w:bCs/>
-          <w:highlight w:val="green"/>
-        </w:rPr>
-        <w:t xml:space="preserve"> y Validaciones (10 puntos)</w:t>
+        <w:t>Sección 3: DTOs y Validaciones (10 puntos)</w:t>
       </w:r>
     </w:p>
     <w:p>
@@ -3293,33 +2646,11 @@
           <w:highlight w:val="green"/>
         </w:rPr>
       </w:pPr>
-      <w:proofErr w:type="spellStart"/>
-      <w:r>
-        <w:rPr>
-          <w:highlight w:val="green"/>
-        </w:rPr>
-        <w:t>DTOs</w:t>
-      </w:r>
-      <w:proofErr w:type="spellEnd"/>
-      <w:r>
-        <w:rPr>
-          <w:highlight w:val="green"/>
-        </w:rPr>
-        <w:t xml:space="preserve"> separados en paquetes </w:t>
-      </w:r>
-      <w:proofErr w:type="spellStart"/>
-      <w:r>
-        <w:rPr>
-          <w:highlight w:val="green"/>
-        </w:rPr>
-        <w:t>request</w:t>
-      </w:r>
-      <w:proofErr w:type="spellEnd"/>
-      <w:r>
-        <w:rPr>
-          <w:highlight w:val="green"/>
-        </w:rPr>
-        <w:t>/ y response/ en cada servicio.</w:t>
+      <w:r>
+        <w:rPr>
+          <w:highlight w:val="green"/>
+        </w:rPr>
+        <w:t>DTOs separados en paquetes request/ y response/ en cada servicio.</w:t>
       </w:r>
     </w:p>
     <w:p>
@@ -3337,35 +2668,7 @@
           <w:highlight w:val="green"/>
         </w:rPr>
         <w:lastRenderedPageBreak/>
-        <w:t>Clase genérica </w:t>
-      </w:r>
-      <w:proofErr w:type="spellStart"/>
-      <w:r>
-        <w:rPr>
-          <w:highlight w:val="green"/>
-        </w:rPr>
-        <w:t>ApiResponse</w:t>
-      </w:r>
-      <w:proofErr w:type="spellEnd"/>
-      <w:r>
-        <w:rPr>
-          <w:highlight w:val="green"/>
-        </w:rPr>
-        <w:t xml:space="preserve">&lt;T&gt; implementada en cada servicio y usada en todos sus </w:t>
-      </w:r>
-      <w:proofErr w:type="spellStart"/>
-      <w:r>
-        <w:rPr>
-          <w:highlight w:val="green"/>
-        </w:rPr>
-        <w:t>endpoints</w:t>
-      </w:r>
-      <w:proofErr w:type="spellEnd"/>
-      <w:r>
-        <w:rPr>
-          <w:highlight w:val="green"/>
-        </w:rPr>
-        <w:t xml:space="preserve"> (cubre RNF-01).</w:t>
+        <w:t>Clase genérica ApiResponse&lt;T&gt; implementada en cada servicio y usada en todos sus endpoints (cubre RNF-01).</w:t>
       </w:r>
     </w:p>
     <w:p>
@@ -3396,35 +2699,7 @@
         <w:rPr>
           <w:highlight w:val="green"/>
         </w:rPr>
-        <w:t xml:space="preserve"> usados en los </w:t>
-      </w:r>
-      <w:proofErr w:type="spellStart"/>
-      <w:r>
-        <w:rPr>
-          <w:highlight w:val="green"/>
-        </w:rPr>
-        <w:t>DTOs</w:t>
-      </w:r>
-      <w:proofErr w:type="spellEnd"/>
-      <w:r>
-        <w:rPr>
-          <w:highlight w:val="green"/>
-        </w:rPr>
-        <w:t xml:space="preserve"> de </w:t>
-      </w:r>
-      <w:proofErr w:type="spellStart"/>
-      <w:r>
-        <w:rPr>
-          <w:highlight w:val="green"/>
-        </w:rPr>
-        <w:t>request</w:t>
-      </w:r>
-      <w:proofErr w:type="spellEnd"/>
-      <w:r>
-        <w:rPr>
-          <w:highlight w:val="green"/>
-        </w:rPr>
-        <w:t xml:space="preserve"> del proyecto. Ejemplos: @NotBlank, @NotNull, @Email, @Pattern, @Positive, @Size, @Min, @Max, @Past, @Future (cubre RNF-03).</w:t>
+        <w:t> usados en los DTOs de request del proyecto. Ejemplos: @NotBlank, @NotNull, @Email, @Pattern, @Positive, @Size, @Min, @Max, @Past, @Future (cubre RNF-03).</w:t>
       </w:r>
     </w:p>
     <w:p>
@@ -3433,43 +2708,29 @@
           <w:ilvl w:val="0"/>
           <w:numId w:val="5"/>
         </w:numPr>
-      </w:pPr>
-      <w:r>
+        <w:rPr>
+          <w:highlight w:val="green"/>
+        </w:rPr>
+      </w:pPr>
+      <w:r>
+        <w:rPr>
+          <w:highlight w:val="green"/>
+        </w:rPr>
         <w:t>Al menos </w:t>
       </w:r>
       <w:r>
         <w:rPr>
           <w:b/>
           <w:bCs/>
+          <w:highlight w:val="green"/>
         </w:rPr>
         <w:t>un DTO de response con datos anidados</w:t>
       </w:r>
       <w:r>
-        <w:t xml:space="preserve"> de otro servicio: un recurso cuyo response incluye información de una entidad de otro </w:t>
-      </w:r>
-      <w:proofErr w:type="spellStart"/>
-      <w:r>
-        <w:t>bounded</w:t>
-      </w:r>
-      <w:proofErr w:type="spellEnd"/>
-      <w:r>
-        <w:t xml:space="preserve"> </w:t>
-      </w:r>
-      <w:proofErr w:type="spellStart"/>
-      <w:r>
-        <w:t>context</w:t>
-      </w:r>
-      <w:proofErr w:type="spellEnd"/>
-      <w:r>
-        <w:t xml:space="preserve">, obtenida mediante llamada </w:t>
-      </w:r>
-      <w:proofErr w:type="spellStart"/>
-      <w:r>
-        <w:t>inter-servicio</w:t>
-      </w:r>
-      <w:proofErr w:type="spellEnd"/>
-      <w:r>
-        <w:t>.</w:t>
+        <w:rPr>
+          <w:highlight w:val="green"/>
+        </w:rPr>
+        <w:t> de otro servicio: un recurso cuyo response incluye información de una entidad de otro bounded context, obtenida mediante llamada inter-servicio.</w:t>
       </w:r>
     </w:p>
     <w:p>
@@ -3592,21 +2853,8 @@
             <w:hideMark/>
           </w:tcPr>
           <w:p>
-            <w:proofErr w:type="spellStart"/>
-            <w:r>
-              <w:t>DTOs</w:t>
-            </w:r>
-            <w:proofErr w:type="spellEnd"/>
-            <w:r>
-              <w:t xml:space="preserve"> de </w:t>
-            </w:r>
-            <w:proofErr w:type="spellStart"/>
-            <w:r>
-              <w:t>request</w:t>
-            </w:r>
-            <w:proofErr w:type="spellEnd"/>
-            <w:r>
-              <w:t xml:space="preserve"> y response diferenciados en todos los servicios</w:t>
+            <w:r>
+              <w:t>DTOs de request y response diferenciados en todos los servicios</w:t>
             </w:r>
           </w:p>
         </w:tc>
@@ -3657,21 +2905,8 @@
             <w:hideMark/>
           </w:tcPr>
           <w:p>
-            <w:proofErr w:type="spellStart"/>
-            <w:r>
-              <w:t>ApiResponse</w:t>
-            </w:r>
-            <w:proofErr w:type="spellEnd"/>
-            <w:r>
-              <w:t xml:space="preserve">&lt;T&gt; en todos los </w:t>
-            </w:r>
-            <w:proofErr w:type="spellStart"/>
-            <w:r>
-              <w:t>endpoints</w:t>
-            </w:r>
-            <w:proofErr w:type="spellEnd"/>
-            <w:r>
-              <w:t xml:space="preserve"> de todos los servicios (RNF-01)</w:t>
+            <w:r>
+              <w:t>ApiResponse&lt;T&gt; en todos los endpoints de todos los servicios (RNF-01)</w:t>
             </w:r>
           </w:p>
         </w:tc>
@@ -3723,23 +2958,7 @@
           </w:tcPr>
           <w:p>
             <w:r>
-              <w:t xml:space="preserve">Mínimo 6 tipos de anotación de validación distintos en los </w:t>
-            </w:r>
-            <w:proofErr w:type="spellStart"/>
-            <w:r>
-              <w:t>DTOs</w:t>
-            </w:r>
-            <w:proofErr w:type="spellEnd"/>
-            <w:r>
-              <w:t xml:space="preserve"> de </w:t>
-            </w:r>
-            <w:proofErr w:type="spellStart"/>
-            <w:r>
-              <w:t>request</w:t>
-            </w:r>
-            <w:proofErr w:type="spellEnd"/>
-            <w:r>
-              <w:t xml:space="preserve"> (RNF-03)</w:t>
+              <w:t>Mínimo 6 tipos de anotación de validación distintos en los DTOs de request (RNF-03)</w:t>
             </w:r>
           </w:p>
         </w:tc>
@@ -3791,13 +3010,8 @@
           </w:tcPr>
           <w:p>
             <w:r>
-              <w:t xml:space="preserve">Al menos un DTO de response que incluya datos obtenidos de otro servicio mediante llamada </w:t>
-            </w:r>
-            <w:proofErr w:type="spellStart"/>
-            <w:r>
-              <w:t>inter-servicio</w:t>
-            </w:r>
-            <w:proofErr w:type="spellEnd"/>
+              <w:t>Al menos un DTO de response que incluya datos obtenidos de otro servicio mediante llamada inter-servicio</w:t>
+            </w:r>
           </w:p>
         </w:tc>
         <w:tc>
@@ -3901,49 +3115,7 @@
         <w:rPr>
           <w:highlight w:val="green"/>
         </w:rPr>
-        <w:t>Una interfaz </w:t>
-      </w:r>
-      <w:proofErr w:type="spellStart"/>
-      <w:r>
-        <w:rPr>
-          <w:highlight w:val="green"/>
-        </w:rPr>
-        <w:t>Repository</w:t>
-      </w:r>
-      <w:proofErr w:type="spellEnd"/>
-      <w:r>
-        <w:rPr>
-          <w:highlight w:val="green"/>
-        </w:rPr>
-        <w:t> por entidad principal en cada servicio, extendiendo </w:t>
-      </w:r>
-      <w:proofErr w:type="spellStart"/>
-      <w:r>
-        <w:rPr>
-          <w:highlight w:val="green"/>
-        </w:rPr>
-        <w:t>JpaRepository</w:t>
-      </w:r>
-      <w:proofErr w:type="spellEnd"/>
-      <w:r>
-        <w:rPr>
-          <w:highlight w:val="green"/>
-        </w:rPr>
-        <w:t>&lt;E, UUID&gt; o </w:t>
-      </w:r>
-      <w:proofErr w:type="spellStart"/>
-      <w:r>
-        <w:rPr>
-          <w:highlight w:val="green"/>
-        </w:rPr>
-        <w:t>MongoRepository</w:t>
-      </w:r>
-      <w:proofErr w:type="spellEnd"/>
-      <w:r>
-        <w:rPr>
-          <w:highlight w:val="green"/>
-        </w:rPr>
-        <w:t>&lt;D, UUID&gt;.</w:t>
+        <w:t>Una interfaz Repository por entidad principal en cada servicio, extendiendo JpaRepository&lt;E, UUID&gt; o MongoRepository&lt;D, UUID&gt;.</w:t>
       </w:r>
     </w:p>
     <w:p>
@@ -3974,35 +3146,7 @@
         <w:rPr>
           <w:highlight w:val="green"/>
         </w:rPr>
-        <w:t> distribuidas entre los servicios, usando @</w:t>
-      </w:r>
-      <w:proofErr w:type="gramStart"/>
-      <w:r>
-        <w:rPr>
-          <w:highlight w:val="green"/>
-        </w:rPr>
-        <w:t>Query(</w:t>
-      </w:r>
-      <w:proofErr w:type="gramEnd"/>
-      <w:r>
-        <w:rPr>
-          <w:highlight w:val="green"/>
-        </w:rPr>
-        <w:t>nativeQuery = true) para SQL o @Aggregation / </w:t>
-      </w:r>
-      <w:proofErr w:type="spellStart"/>
-      <w:r>
-        <w:rPr>
-          <w:highlight w:val="green"/>
-        </w:rPr>
-        <w:t>MongoTemplate</w:t>
-      </w:r>
-      <w:proofErr w:type="spellEnd"/>
-      <w:r>
-        <w:rPr>
-          <w:highlight w:val="green"/>
-        </w:rPr>
-        <w:t> para MongoDB. Deben cubrir:</w:t>
+        <w:t> distribuidas entre los servicios, usando @Query(nativeQuery = true) para SQL o @Aggregation / MongoTemplate para MongoDB. Deben cubrir:</w:t>
       </w:r>
     </w:p>
     <w:p>
@@ -4065,21 +3209,7 @@
         <w:rPr>
           <w:highlight w:val="green"/>
         </w:rPr>
-        <w:t>Consulta que combine datos de dos o más entidades del mismo servicio (JOIN o $</w:t>
-      </w:r>
-      <w:proofErr w:type="spellStart"/>
-      <w:r>
-        <w:rPr>
-          <w:highlight w:val="green"/>
-        </w:rPr>
-        <w:t>lookup</w:t>
-      </w:r>
-      <w:proofErr w:type="spellEnd"/>
-      <w:r>
-        <w:rPr>
-          <w:highlight w:val="green"/>
-        </w:rPr>
-        <w:t>).</w:t>
+        <w:t>Consulta que combine datos de dos o más entidades del mismo servicio (JOIN o $lookup).</w:t>
       </w:r>
     </w:p>
     <w:p>
@@ -4361,23 +3491,7 @@
           </w:tcPr>
           <w:p>
             <w:r>
-              <w:t xml:space="preserve">Consulta </w:t>
-            </w:r>
-            <w:proofErr w:type="spellStart"/>
-            <w:r>
-              <w:t>multi-entidad</w:t>
-            </w:r>
-            <w:proofErr w:type="spellEnd"/>
-            <w:r>
-              <w:t xml:space="preserve"> con JOIN o $</w:t>
-            </w:r>
-            <w:proofErr w:type="spellStart"/>
-            <w:r>
-              <w:t>lookup</w:t>
-            </w:r>
-            <w:proofErr w:type="spellEnd"/>
-            <w:r>
-              <w:t> implementada</w:t>
+              <w:t>Consulta multi-entidad con JOIN o $lookup implementada</w:t>
             </w:r>
           </w:p>
         </w:tc>
@@ -4508,16 +3622,47 @@
           <w:ilvl w:val="1"/>
           <w:numId w:val="7"/>
         </w:numPr>
-      </w:pPr>
-      <w:r>
-        <w:rPr>
-          <w:b/>
-          <w:bCs/>
+        <w:rPr>
+          <w:highlight w:val="green"/>
+        </w:rPr>
+      </w:pPr>
+      <w:r>
+        <w:rPr>
+          <w:b/>
+          <w:bCs/>
+          <w:highlight w:val="green"/>
         </w:rPr>
         <w:t>RF-03:</w:t>
       </w:r>
       <w:r>
-        <w:t> cálculo automático de la tarifa al registrar un paquete, basado en al menos 2 variables. Documentado en el README.md.</w:t>
+        <w:rPr>
+          <w:highlight w:val="green"/>
+        </w:rPr>
+        <w:t xml:space="preserve"> cálculo </w:t>
+      </w:r>
+      <w:r>
+        <w:rPr>
+          <w:highlight w:val="green"/>
+        </w:rPr>
+        <w:t xml:space="preserve">de los porcentajes de participación </w:t>
+      </w:r>
+      <w:r>
+        <w:rPr>
+          <w:highlight w:val="green"/>
+        </w:rPr>
+        <w:t>al</w:t>
+      </w:r>
+      <w:r>
+        <w:rPr>
+          <w:highlight w:val="green"/>
+        </w:rPr>
+        <w:t xml:space="preserve"> realizar el proceso de cálculo por edificio</w:t>
+      </w:r>
+      <w:r>
+        <w:rPr>
+          <w:highlight w:val="green"/>
+        </w:rPr>
+        <w:t>. Documentado en el README.md.</w:t>
       </w:r>
     </w:p>
     <w:p>
@@ -4553,15 +3698,7 @@
         <w:t>RF-05:</w:t>
       </w:r>
       <w:r>
-        <w:t xml:space="preserve"> registro automático en el historial de estados en cada cambio, incluyendo usuario y </w:t>
-      </w:r>
-      <w:proofErr w:type="spellStart"/>
-      <w:r>
-        <w:t>timestamp</w:t>
-      </w:r>
-      <w:proofErr w:type="spellEnd"/>
-      <w:r>
-        <w:t>.</w:t>
+        <w:t> registro automático en el historial de estados en cada cambio, incluyendo usuario y timestamp.</w:t>
       </w:r>
     </w:p>
     <w:p>
@@ -4663,21 +3800,7 @@
         <w:rPr>
           <w:highlight w:val="green"/>
         </w:rPr>
-        <w:t>Conversión entidad ↔ DTO mediante </w:t>
-      </w:r>
-      <w:proofErr w:type="spellStart"/>
-      <w:r>
-        <w:rPr>
-          <w:highlight w:val="green"/>
-        </w:rPr>
-        <w:t>ModelMapper</w:t>
-      </w:r>
-      <w:proofErr w:type="spellEnd"/>
-      <w:r>
-        <w:rPr>
-          <w:highlight w:val="green"/>
-        </w:rPr>
-        <w:t> o mapeo manual justificado.</w:t>
+        <w:t>Conversión entidad ↔ DTO mediante ModelMapper o mapeo manual justificado.</w:t>
       </w:r>
     </w:p>
     <w:p>
@@ -4958,15 +4081,7 @@
           </w:tcPr>
           <w:p>
             <w:r>
-              <w:t xml:space="preserve">RF-05: registro automático de historial con usuario y </w:t>
-            </w:r>
-            <w:proofErr w:type="spellStart"/>
-            <w:r>
-              <w:t>timestamp</w:t>
-            </w:r>
-            <w:proofErr w:type="spellEnd"/>
-            <w:r>
-              <w:t xml:space="preserve"> en cada cambio de estado</w:t>
+              <w:t>RF-05: registro automático de historial con usuario y timestamp en cada cambio de estado</w:t>
             </w:r>
           </w:p>
         </w:tc>
@@ -5171,21 +4286,7 @@
         <w:rPr>
           <w:highlight w:val="green"/>
         </w:rPr>
-        <w:t xml:space="preserve">Los siguientes </w:t>
-      </w:r>
-      <w:proofErr w:type="spellStart"/>
-      <w:r>
-        <w:rPr>
-          <w:highlight w:val="green"/>
-        </w:rPr>
-        <w:t>endpoints</w:t>
-      </w:r>
-      <w:proofErr w:type="spellEnd"/>
-      <w:r>
-        <w:rPr>
-          <w:highlight w:val="green"/>
-        </w:rPr>
-        <w:t xml:space="preserve"> deben existir en algún servicio (tú decides dónde):</w:t>
+        <w:t>Los siguientes endpoints deben existir en algún servicio (tú decides dónde):</w:t>
       </w:r>
     </w:p>
     <w:p>
@@ -5211,14 +4312,26 @@
           <w:ilvl w:val="1"/>
           <w:numId w:val="8"/>
         </w:numPr>
-      </w:pPr>
-      <w:r>
+        <w:rPr>
+          <w:highlight w:val="green"/>
+        </w:rPr>
+      </w:pPr>
+      <w:r>
+        <w:rPr>
+          <w:highlight w:val="green"/>
+        </w:rPr>
         <w:t>POST registrar</w:t>
       </w:r>
       <w:r>
+        <w:rPr>
+          <w:highlight w:val="green"/>
+        </w:rPr>
         <w:t xml:space="preserve"> una unidad a una persona</w:t>
       </w:r>
       <w:r>
+        <w:rPr>
+          <w:highlight w:val="green"/>
+        </w:rPr>
         <w:t xml:space="preserve"> (RF-02, RF-03).</w:t>
       </w:r>
     </w:p>
@@ -5228,14 +4341,32 @@
           <w:ilvl w:val="1"/>
           <w:numId w:val="8"/>
         </w:numPr>
-      </w:pPr>
-      <w:r>
+        <w:rPr>
+          <w:highlight w:val="green"/>
+        </w:rPr>
+      </w:pPr>
+      <w:r>
+        <w:rPr>
+          <w:highlight w:val="green"/>
+        </w:rPr>
         <w:t>PATCH o PUT actualizar</w:t>
       </w:r>
       <w:r>
-        <w:t xml:space="preserve"> los datos de una unidad</w:t>
-      </w:r>
-      <w:r>
+        <w:rPr>
+          <w:highlight w:val="green"/>
+        </w:rPr>
+        <w:t xml:space="preserve"> los datos de una </w:t>
+      </w:r>
+      <w:r>
+        <w:rPr>
+          <w:highlight w:val="green"/>
+        </w:rPr>
+        <w:t>persona</w:t>
+      </w:r>
+      <w:r>
+        <w:rPr>
+          <w:highlight w:val="green"/>
+        </w:rPr>
         <w:t xml:space="preserve"> (RF-04).</w:t>
       </w:r>
     </w:p>
@@ -5245,14 +4376,26 @@
           <w:ilvl w:val="1"/>
           <w:numId w:val="8"/>
         </w:numPr>
-      </w:pPr>
-      <w:r>
+        <w:rPr>
+          <w:highlight w:val="green"/>
+        </w:rPr>
+      </w:pPr>
+      <w:r>
+        <w:rPr>
+          <w:highlight w:val="green"/>
+        </w:rPr>
         <w:t>GET </w:t>
       </w:r>
       <w:r>
+        <w:rPr>
+          <w:highlight w:val="green"/>
+        </w:rPr>
         <w:t>Obtener el listado de propietarios y sus unidades</w:t>
       </w:r>
       <w:r>
+        <w:rPr>
+          <w:highlight w:val="green"/>
+        </w:rPr>
         <w:t xml:space="preserve"> (RF-05).</w:t>
       </w:r>
     </w:p>
@@ -5262,15 +4405,39 @@
           <w:ilvl w:val="1"/>
           <w:numId w:val="8"/>
         </w:numPr>
-      </w:pPr>
-      <w:r>
-        <w:t xml:space="preserve">GET con @RequestParam filtro por </w:t>
-      </w:r>
-      <w:r>
-        <w:t xml:space="preserve">edifico </w:t>
-      </w:r>
-      <w:r>
-        <w:t>y estado (RF-06).</w:t>
+        <w:rPr>
+          <w:highlight w:val="green"/>
+        </w:rPr>
+      </w:pPr>
+      <w:r>
+        <w:rPr>
+          <w:highlight w:val="green"/>
+        </w:rPr>
+        <w:t>GET con @RequestParam filtro</w:t>
+      </w:r>
+      <w:r>
+        <w:rPr>
+          <w:highlight w:val="green"/>
+        </w:rPr>
+        <w:t>s</w:t>
+      </w:r>
+      <w:r>
+        <w:rPr>
+          <w:highlight w:val="green"/>
+        </w:rPr>
+        <w:t xml:space="preserve"> por</w:t>
+      </w:r>
+      <w:r>
+        <w:rPr>
+          <w:highlight w:val="green"/>
+        </w:rPr>
+        <w:t xml:space="preserve"> tipo de documento </w:t>
+      </w:r>
+      <w:r>
+        <w:rPr>
+          <w:highlight w:val="green"/>
+        </w:rPr>
+        <w:t>(RF-06).</w:t>
       </w:r>
     </w:p>
     <w:p>
@@ -5279,15 +4446,27 @@
           <w:ilvl w:val="1"/>
           <w:numId w:val="8"/>
         </w:numPr>
-      </w:pPr>
-      <w:r>
+        <w:rPr>
+          <w:highlight w:val="green"/>
+        </w:rPr>
+      </w:pPr>
+      <w:r>
+        <w:rPr>
+          <w:highlight w:val="green"/>
+        </w:rPr>
         <w:t xml:space="preserve">GET con @RequestParam búsqueda por </w:t>
       </w:r>
       <w:r>
-        <w:t xml:space="preserve">nombre o apellido </w:t>
-      </w:r>
-      <w:r>
-        <w:t>parcial (RF-07).</w:t>
+        <w:rPr>
+          <w:highlight w:val="green"/>
+        </w:rPr>
+        <w:t xml:space="preserve">tipo y número de documento de persona </w:t>
+      </w:r>
+      <w:r>
+        <w:rPr>
+          <w:highlight w:val="green"/>
+        </w:rPr>
+        <w:t>(RF-07).</w:t>
       </w:r>
     </w:p>
     <w:p>
@@ -5296,14 +4475,26 @@
           <w:ilvl w:val="1"/>
           <w:numId w:val="8"/>
         </w:numPr>
-      </w:pPr>
-      <w:r>
+        <w:rPr>
+          <w:highlight w:val="green"/>
+        </w:rPr>
+      </w:pPr>
+      <w:r>
+        <w:rPr>
+          <w:highlight w:val="green"/>
+        </w:rPr>
         <w:t xml:space="preserve">POST o PUT asignar </w:t>
       </w:r>
       <w:r>
+        <w:rPr>
+          <w:highlight w:val="green"/>
+        </w:rPr>
         <w:t xml:space="preserve">unidades a un edificio </w:t>
       </w:r>
       <w:r>
+        <w:rPr>
+          <w:highlight w:val="green"/>
+        </w:rPr>
         <w:t>(RF-09).</w:t>
       </w:r>
     </w:p>
@@ -5313,25 +4504,15 @@
           <w:ilvl w:val="0"/>
           <w:numId w:val="8"/>
         </w:numPr>
-      </w:pPr>
-      <w:r>
-        <w:t xml:space="preserve">@Valid en todos los </w:t>
-      </w:r>
-      <w:proofErr w:type="spellStart"/>
-      <w:r>
-        <w:t>endpoints</w:t>
-      </w:r>
-      <w:proofErr w:type="spellEnd"/>
-      <w:r>
-        <w:t xml:space="preserve"> que reciban un </w:t>
-      </w:r>
-      <w:proofErr w:type="spellStart"/>
-      <w:r>
-        <w:t>body</w:t>
-      </w:r>
-      <w:proofErr w:type="spellEnd"/>
-      <w:r>
-        <w:t>.</w:t>
+        <w:rPr>
+          <w:highlight w:val="green"/>
+        </w:rPr>
+      </w:pPr>
+      <w:r>
+        <w:rPr>
+          <w:highlight w:val="green"/>
+        </w:rPr>
+        <w:t>@Valid en todos los endpoints que reciban un body.</w:t>
       </w:r>
     </w:p>
     <w:p>
@@ -5340,30 +4521,15 @@
           <w:ilvl w:val="0"/>
           <w:numId w:val="8"/>
         </w:numPr>
-      </w:pPr>
-      <w:proofErr w:type="spellStart"/>
-      <w:r>
-        <w:t>ResponseEntity</w:t>
-      </w:r>
-      <w:proofErr w:type="spellEnd"/>
-      <w:r>
-        <w:t>&lt;</w:t>
-      </w:r>
-      <w:proofErr w:type="spellStart"/>
-      <w:r>
-        <w:t>ApiResponse</w:t>
-      </w:r>
-      <w:proofErr w:type="spellEnd"/>
-      <w:r>
-        <w:t xml:space="preserve">&lt;T&gt;&gt; con código HTTP correcto según RNF-02 en todos los </w:t>
-      </w:r>
-      <w:proofErr w:type="spellStart"/>
-      <w:r>
-        <w:t>endpoints</w:t>
-      </w:r>
-      <w:proofErr w:type="spellEnd"/>
-      <w:r>
-        <w:t>.</w:t>
+        <w:rPr>
+          <w:highlight w:val="green"/>
+        </w:rPr>
+      </w:pPr>
+      <w:r>
+        <w:rPr>
+          <w:highlight w:val="green"/>
+        </w:rPr>
+        <w:t>ResponseEntity&lt;ApiResponse&lt;T&gt;&gt; con código HTTP correcto según RNF-02 en todos los endpoints.</w:t>
       </w:r>
     </w:p>
     <w:p>
@@ -5540,15 +4706,7 @@
           <w:p>
             <w:r>
               <w:lastRenderedPageBreak/>
-              <w:t xml:space="preserve">Todos los </w:t>
-            </w:r>
-            <w:proofErr w:type="spellStart"/>
-            <w:r>
-              <w:t>endpoints</w:t>
-            </w:r>
-            <w:proofErr w:type="spellEnd"/>
-            <w:r>
-              <w:t xml:space="preserve"> específicos de RF-01 al RF-09 presentes y funcionando</w:t>
+              <w:t>Todos los endpoints específicos de RF-01 al RF-09 presentes y funcionando</w:t>
             </w:r>
           </w:p>
         </w:tc>
@@ -5600,21 +4758,8 @@
           </w:tcPr>
           <w:p>
             <w:r>
-              <w:t xml:space="preserve">@Valid aplicado en todos los </w:t>
-            </w:r>
-            <w:proofErr w:type="spellStart"/>
-            <w:r>
-              <w:t>endpoints</w:t>
-            </w:r>
-            <w:proofErr w:type="spellEnd"/>
-            <w:r>
-              <w:t xml:space="preserve"> con </w:t>
-            </w:r>
-            <w:proofErr w:type="spellStart"/>
-            <w:r>
-              <w:t>body</w:t>
-            </w:r>
-            <w:proofErr w:type="spellEnd"/>
+              <w:t>@Valid aplicado en todos los endpoints con body</w:t>
+            </w:r>
           </w:p>
         </w:tc>
         <w:tc>
@@ -5664,21 +4809,8 @@
             <w:hideMark/>
           </w:tcPr>
           <w:p>
-            <w:proofErr w:type="spellStart"/>
-            <w:r>
-              <w:t>ResponseEntity</w:t>
-            </w:r>
-            <w:proofErr w:type="spellEnd"/>
-            <w:r>
-              <w:t>&lt;</w:t>
-            </w:r>
-            <w:proofErr w:type="spellStart"/>
-            <w:r>
-              <w:t>ApiResponse</w:t>
-            </w:r>
-            <w:proofErr w:type="spellEnd"/>
-            <w:r>
-              <w:t>&lt;T&gt;&gt; con códigos HTTP correctos en todos los casos (RNF-02)</w:t>
+            <w:r>
+              <w:t>ResponseEntity&lt;ApiResponse&lt;T&gt;&gt; con códigos HTTP correctos en todos los casos (RNF-02)</w:t>
             </w:r>
           </w:p>
         </w:tc>
@@ -5783,21 +4915,7 @@
         <w:rPr>
           <w:highlight w:val="green"/>
         </w:rPr>
-        <w:t>Clase </w:t>
-      </w:r>
-      <w:proofErr w:type="spellStart"/>
-      <w:r>
-        <w:rPr>
-          <w:highlight w:val="green"/>
-        </w:rPr>
-        <w:t>GlobalExceptionHandler</w:t>
-      </w:r>
-      <w:proofErr w:type="spellEnd"/>
-      <w:r>
-        <w:rPr>
-          <w:highlight w:val="green"/>
-        </w:rPr>
-        <w:t> con @RestControllerAdvice en </w:t>
+        <w:t>Clase GlobalExceptionHandler con @RestControllerAdvice en </w:t>
       </w:r>
       <w:r>
         <w:rPr>
@@ -5824,19 +4942,11 @@
           <w:highlight w:val="green"/>
         </w:rPr>
       </w:pPr>
-      <w:proofErr w:type="spellStart"/>
-      <w:r>
-        <w:rPr>
-          <w:highlight w:val="green"/>
-        </w:rPr>
-        <w:t>Handlers</w:t>
-      </w:r>
-      <w:proofErr w:type="spellEnd"/>
-      <w:r>
-        <w:rPr>
-          <w:highlight w:val="green"/>
-        </w:rPr>
-        <w:t xml:space="preserve"> en cada servicio para:</w:t>
+      <w:r>
+        <w:rPr>
+          <w:highlight w:val="green"/>
+        </w:rPr>
+        <w:t>Handlers en cada servicio para:</w:t>
       </w:r>
     </w:p>
     <w:p>
@@ -5849,33 +4959,11 @@
           <w:highlight w:val="green"/>
         </w:rPr>
       </w:pPr>
-      <w:proofErr w:type="spellStart"/>
-      <w:r>
-        <w:rPr>
-          <w:highlight w:val="green"/>
-        </w:rPr>
-        <w:t>MethodArgumentNotValidException</w:t>
-      </w:r>
-      <w:proofErr w:type="spellEnd"/>
-      <w:r>
-        <w:rPr>
-          <w:highlight w:val="green"/>
-        </w:rPr>
-        <w:t> → 400 con </w:t>
-      </w:r>
-      <w:proofErr w:type="spellStart"/>
-      <w:r>
-        <w:rPr>
-          <w:highlight w:val="green"/>
-        </w:rPr>
-        <w:t>Map</w:t>
-      </w:r>
-      <w:proofErr w:type="spellEnd"/>
-      <w:r>
-        <w:rPr>
-          <w:highlight w:val="green"/>
-        </w:rPr>
-        <w:t>&lt;String, List&lt;String&gt;&gt; agrupado por campo.</w:t>
+      <w:r>
+        <w:rPr>
+          <w:highlight w:val="green"/>
+        </w:rPr>
+        <w:t>MethodArgumentNotValidException → 400 con Map&lt;String, List&lt;String&gt;&gt; agrupado por campo.</w:t>
       </w:r>
     </w:p>
     <w:p>
@@ -5939,33 +5027,11 @@
           <w:highlight w:val="green"/>
         </w:rPr>
       </w:pPr>
-      <w:proofErr w:type="spellStart"/>
-      <w:r>
-        <w:rPr>
-          <w:highlight w:val="green"/>
-        </w:rPr>
-        <w:t>Exception</w:t>
-      </w:r>
-      <w:proofErr w:type="spellEnd"/>
-      <w:r>
-        <w:rPr>
-          <w:highlight w:val="green"/>
-        </w:rPr>
-        <w:t xml:space="preserve"> genérica → 500 como </w:t>
-      </w:r>
-      <w:proofErr w:type="spellStart"/>
-      <w:r>
-        <w:rPr>
-          <w:highlight w:val="green"/>
-        </w:rPr>
-        <w:t>fallback</w:t>
-      </w:r>
-      <w:proofErr w:type="spellEnd"/>
-      <w:r>
-        <w:rPr>
-          <w:highlight w:val="green"/>
-        </w:rPr>
-        <w:t>.</w:t>
+      <w:r>
+        <w:rPr>
+          <w:highlight w:val="green"/>
+        </w:rPr>
+        <w:t>Exception genérica → 500 como fallback.</w:t>
       </w:r>
     </w:p>
     <w:p>
@@ -5982,35 +5048,7 @@
         <w:rPr>
           <w:highlight w:val="green"/>
         </w:rPr>
-        <w:t>Todos los errores retornan </w:t>
-      </w:r>
-      <w:proofErr w:type="spellStart"/>
-      <w:r>
-        <w:rPr>
-          <w:highlight w:val="green"/>
-        </w:rPr>
-        <w:t>ApiResponse</w:t>
-      </w:r>
-      <w:proofErr w:type="spellEnd"/>
-      <w:r>
-        <w:rPr>
-          <w:highlight w:val="green"/>
-        </w:rPr>
-        <w:t>&lt;T&gt; con </w:t>
-      </w:r>
-      <w:proofErr w:type="spellStart"/>
-      <w:r>
-        <w:rPr>
-          <w:highlight w:val="green"/>
-        </w:rPr>
-        <w:t>success</w:t>
-      </w:r>
-      <w:proofErr w:type="spellEnd"/>
-      <w:r>
-        <w:rPr>
-          <w:highlight w:val="green"/>
-        </w:rPr>
-        <w:t>: false.</w:t>
+        <w:t>Todos los errores retornan ApiResponse&lt;T&gt; con success: false.</w:t>
       </w:r>
     </w:p>
     <w:p>
@@ -6237,13 +5275,8 @@
             <w:hideMark/>
           </w:tcPr>
           <w:p>
-            <w:proofErr w:type="spellStart"/>
-            <w:r>
-              <w:t>Handlers</w:t>
-            </w:r>
-            <w:proofErr w:type="spellEnd"/>
-            <w:r>
-              <w:t xml:space="preserve"> para 404 y 409 en todos los servicios</w:t>
+            <w:r>
+              <w:t>Handlers para 404 y 409 en todos los servicios</w:t>
             </w:r>
           </w:p>
         </w:tc>
@@ -6295,15 +5328,7 @@
           </w:tcPr>
           <w:p>
             <w:r>
-              <w:t xml:space="preserve">Handler para 502 y </w:t>
-            </w:r>
-            <w:proofErr w:type="spellStart"/>
-            <w:r>
-              <w:t>handler</w:t>
-            </w:r>
-            <w:proofErr w:type="spellEnd"/>
-            <w:r>
-              <w:t xml:space="preserve"> genérico 500 en todos los servicios</w:t>
+              <w:t>Handler para 502 y handler genérico 500 en todos los servicios</w:t>
             </w:r>
           </w:p>
         </w:tc>
@@ -6362,25 +5387,7 @@
           <w:bCs/>
           <w:highlight w:val="green"/>
         </w:rPr>
-        <w:t xml:space="preserve">Sección 8: Integración con API Externa — </w:t>
-      </w:r>
-      <w:proofErr w:type="spellStart"/>
-      <w:r>
-        <w:rPr>
-          <w:b/>
-          <w:bCs/>
-          <w:highlight w:val="green"/>
-        </w:rPr>
-        <w:t>Feign</w:t>
-      </w:r>
-      <w:proofErr w:type="spellEnd"/>
-      <w:r>
-        <w:rPr>
-          <w:b/>
-          <w:bCs/>
-          <w:highlight w:val="green"/>
-        </w:rPr>
-        <w:t xml:space="preserve"> Client (10 puntos)</w:t>
+        <w:t>Sección 8: Integración con API Externa — Feign Client (10 puntos)</w:t>
       </w:r>
     </w:p>
     <w:p>
@@ -6401,21 +5408,7 @@
         <w:rPr>
           <w:highlight w:val="green"/>
         </w:rPr>
-        <w:t xml:space="preserve"> Consumo de RENIEC con Spring Cloud </w:t>
-      </w:r>
-      <w:proofErr w:type="spellStart"/>
-      <w:r>
-        <w:rPr>
-          <w:highlight w:val="green"/>
-        </w:rPr>
-        <w:t>OpenFeign</w:t>
-      </w:r>
-      <w:proofErr w:type="spellEnd"/>
-      <w:r>
-        <w:rPr>
-          <w:highlight w:val="green"/>
-        </w:rPr>
-        <w:t>; gestión segura del token. Cubre RF-01 y RNF-06.</w:t>
+        <w:t> Consumo de RENIEC con Spring Cloud OpenFeign; gestión segura del token. Cubre RF-01 y RNF-06.</w:t>
       </w:r>
     </w:p>
     <w:p>
@@ -6478,21 +5471,7 @@
         <w:rPr>
           <w:highlight w:val="green"/>
         </w:rPr>
-        <w:t xml:space="preserve">; no puede ser enviado por el cliente en el </w:t>
-      </w:r>
-      <w:proofErr w:type="spellStart"/>
-      <w:r>
-        <w:rPr>
-          <w:highlight w:val="green"/>
-        </w:rPr>
-        <w:t>request</w:t>
-      </w:r>
-      <w:proofErr w:type="spellEnd"/>
-      <w:r>
-        <w:rPr>
-          <w:highlight w:val="green"/>
-        </w:rPr>
-        <w:t>.</w:t>
+        <w:t>; no puede ser enviado por el cliente en el request.</w:t>
       </w:r>
     </w:p>
     <w:p>
@@ -6509,51 +5488,7 @@
         <w:rPr>
           <w:highlight w:val="green"/>
         </w:rPr>
-        <w:t>El token de RENIEC leído con @Value desde </w:t>
-      </w:r>
-      <w:proofErr w:type="spellStart"/>
-      <w:proofErr w:type="gramStart"/>
-      <w:r>
-        <w:rPr>
-          <w:highlight w:val="green"/>
-        </w:rPr>
-        <w:t>application.yaml</w:t>
-      </w:r>
-      <w:proofErr w:type="spellEnd"/>
-      <w:proofErr w:type="gramEnd"/>
-      <w:r>
-        <w:rPr>
-          <w:highlight w:val="green"/>
-        </w:rPr>
-        <w:t xml:space="preserve"> o desde el </w:t>
-      </w:r>
-      <w:proofErr w:type="spellStart"/>
-      <w:r>
-        <w:rPr>
-          <w:highlight w:val="green"/>
-        </w:rPr>
-        <w:t>Config</w:t>
-      </w:r>
-      <w:proofErr w:type="spellEnd"/>
-      <w:r>
-        <w:rPr>
-          <w:highlight w:val="green"/>
-        </w:rPr>
-        <w:t xml:space="preserve"> Server. No puede estar </w:t>
-      </w:r>
-      <w:proofErr w:type="spellStart"/>
-      <w:r>
-        <w:rPr>
-          <w:highlight w:val="green"/>
-        </w:rPr>
-        <w:t>hardcodeado</w:t>
-      </w:r>
-      <w:proofErr w:type="spellEnd"/>
-      <w:r>
-        <w:rPr>
-          <w:highlight w:val="green"/>
-        </w:rPr>
-        <w:t xml:space="preserve"> (cubre RNF-06).</w:t>
+        <w:t>El token de RENIEC leído con @Value desde application.yaml o desde el Config Server. No puede estar hardcodeado (cubre RNF-06).</w:t>
       </w:r>
     </w:p>
     <w:p>
@@ -6815,15 +5750,7 @@
           </w:tcPr>
           <w:p>
             <w:r>
-              <w:t xml:space="preserve">Token de RENIEC inyectado con @Value, sin </w:t>
-            </w:r>
-            <w:proofErr w:type="spellStart"/>
-            <w:r>
-              <w:t>hardcodear</w:t>
-            </w:r>
-            <w:proofErr w:type="spellEnd"/>
-            <w:r>
-              <w:t xml:space="preserve"> (RNF-06)</w:t>
+              <w:t>Token de RENIEC inyectado con @Value, sin hardcodear (RNF-06)</w:t>
             </w:r>
           </w:p>
         </w:tc>
@@ -6925,23 +5852,7 @@
           <w:b/>
           <w:bCs/>
         </w:rPr>
-        <w:t xml:space="preserve">Sección 9: Pruebas Unitarias con </w:t>
-      </w:r>
-      <w:proofErr w:type="spellStart"/>
-      <w:r>
-        <w:rPr>
-          <w:b/>
-          <w:bCs/>
-        </w:rPr>
-        <w:t>Mockito</w:t>
-      </w:r>
-      <w:proofErr w:type="spellEnd"/>
-      <w:r>
-        <w:rPr>
-          <w:b/>
-          <w:bCs/>
-        </w:rPr>
-        <w:t xml:space="preserve"> (10 puntos)</w:t>
+        <w:t>Sección 9: Pruebas Unitarias con Mockito (10 puntos)</w:t>
       </w:r>
     </w:p>
     <w:p>
@@ -6983,15 +5894,7 @@
         <w:t>2 microservicios distintos</w:t>
       </w:r>
       <w:r>
-        <w:t> usando @</w:t>
-      </w:r>
-      <w:proofErr w:type="gramStart"/>
-      <w:r>
-        <w:t>ExtendWith(</w:t>
-      </w:r>
-      <w:proofErr w:type="gramEnd"/>
-      <w:r>
-        <w:t>MockitoExtension.class).</w:t>
+        <w:t> usando @ExtendWith(MockitoExtension.class).</w:t>
       </w:r>
     </w:p>
     <w:p>
@@ -7034,39 +5937,7 @@
         </w:numPr>
       </w:pPr>
       <w:r>
-        <w:t xml:space="preserve">Al menos 1 </w:t>
-      </w:r>
-      <w:proofErr w:type="spellStart"/>
-      <w:r>
-        <w:t>happy</w:t>
-      </w:r>
-      <w:proofErr w:type="spellEnd"/>
-      <w:r>
-        <w:t xml:space="preserve"> </w:t>
-      </w:r>
-      <w:proofErr w:type="spellStart"/>
-      <w:r>
-        <w:t>path</w:t>
-      </w:r>
-      <w:proofErr w:type="spellEnd"/>
-      <w:r>
-        <w:t xml:space="preserve"> por servicio probado (verificado con </w:t>
-      </w:r>
-      <w:proofErr w:type="spellStart"/>
-      <w:r>
-        <w:t>assertEquals</w:t>
-      </w:r>
-      <w:proofErr w:type="spellEnd"/>
-      <w:r>
-        <w:t> / </w:t>
-      </w:r>
-      <w:proofErr w:type="spellStart"/>
-      <w:r>
-        <w:t>assertNotNull</w:t>
-      </w:r>
-      <w:proofErr w:type="spellEnd"/>
-      <w:r>
-        <w:t>).</w:t>
+        <w:t>Al menos 1 happy path por servicio probado (verificado con assertEquals / assertNotNull).</w:t>
       </w:r>
     </w:p>
     <w:p>
@@ -7078,15 +5949,7 @@
       </w:pPr>
       <w:r>
         <w:lastRenderedPageBreak/>
-        <w:t>Al menos 2 rutas de excepción con </w:t>
-      </w:r>
-      <w:proofErr w:type="spellStart"/>
-      <w:r>
-        <w:t>assertThrows</w:t>
-      </w:r>
-      <w:proofErr w:type="spellEnd"/>
-      <w:r>
-        <w:t> verificando tipo y mensaje (ejemplos: email duplicado, transición de estado inválida).</w:t>
+        <w:t>Al menos 2 rutas de excepción con assertThrows verificando tipo y mensaje (ejemplos: email duplicado, transición de estado inválida).</w:t>
       </w:r>
     </w:p>
     <w:p>
@@ -7097,15 +5960,7 @@
         </w:numPr>
       </w:pPr>
       <w:r>
-        <w:t>Al menos 1 caso de resultado vacío (repositorio retorna lista vacía u </w:t>
-      </w:r>
-      <w:proofErr w:type="spellStart"/>
-      <w:r>
-        <w:t>Optional.empty</w:t>
-      </w:r>
-      <w:proofErr w:type="spellEnd"/>
-      <w:r>
-        <w:t>()).</w:t>
+        <w:t>Al menos 1 caso de resultado vacío (repositorio retorna lista vacía u Optional.empty()).</w:t>
       </w:r>
     </w:p>
     <w:p>
@@ -7292,23 +6147,7 @@
           </w:tcPr>
           <w:p>
             <w:r>
-              <w:t xml:space="preserve">Mínimo 2 </w:t>
-            </w:r>
-            <w:proofErr w:type="spellStart"/>
-            <w:r>
-              <w:t>happy</w:t>
-            </w:r>
-            <w:proofErr w:type="spellEnd"/>
-            <w:r>
-              <w:t xml:space="preserve"> </w:t>
-            </w:r>
-            <w:proofErr w:type="spellStart"/>
-            <w:r>
-              <w:t>paths</w:t>
-            </w:r>
-            <w:proofErr w:type="spellEnd"/>
-            <w:r>
-              <w:t xml:space="preserve"> verificados con aserciones sobre el DTO retornado</w:t>
+              <w:t>Mínimo 2 happy paths verificados con aserciones sobre el DTO retornado</w:t>
             </w:r>
           </w:p>
         </w:tc>
@@ -7360,15 +6199,7 @@
           </w:tcPr>
           <w:p>
             <w:r>
-              <w:t>Mínimo 2 rutas de excepción con </w:t>
-            </w:r>
-            <w:proofErr w:type="spellStart"/>
-            <w:r>
-              <w:t>assertThrows</w:t>
-            </w:r>
-            <w:proofErr w:type="spellEnd"/>
-            <w:r>
-              <w:t> y verificación del mensaje</w:t>
+              <w:t>Mínimo 2 rutas de excepción con assertThrows y verificación del mensaje</w:t>
             </w:r>
           </w:p>
         </w:tc>
@@ -7493,21 +6324,7 @@
         <w:rPr>
           <w:highlight w:val="green"/>
         </w:rPr>
-        <w:t xml:space="preserve"> Autenticación y autorización </w:t>
-      </w:r>
-      <w:proofErr w:type="spellStart"/>
-      <w:r>
-        <w:rPr>
-          <w:highlight w:val="green"/>
-        </w:rPr>
-        <w:t>stateless</w:t>
-      </w:r>
-      <w:proofErr w:type="spellEnd"/>
-      <w:r>
-        <w:rPr>
-          <w:highlight w:val="green"/>
-        </w:rPr>
-        <w:t xml:space="preserve"> aplicada en el ecosistema de microservicios. Cubre RF-08 y RNF-06.</w:t>
+        <w:t> Autenticación y autorización stateless aplicada en el ecosistema de microservicios. Cubre RF-08 y RNF-06.</w:t>
       </w:r>
     </w:p>
     <w:p>
@@ -7609,21 +6426,7 @@
         <w:rPr>
           <w:highlight w:val="green"/>
         </w:rPr>
-        <w:t xml:space="preserve">Token JWT generado al hacer </w:t>
-      </w:r>
-      <w:proofErr w:type="spellStart"/>
-      <w:r>
-        <w:rPr>
-          <w:highlight w:val="green"/>
-        </w:rPr>
-        <w:t>login</w:t>
-      </w:r>
-      <w:proofErr w:type="spellEnd"/>
-      <w:r>
-        <w:rPr>
-          <w:highlight w:val="green"/>
-        </w:rPr>
-        <w:t>, firmado con clave HMAC leída desde Vault (cubre RNF-06). La clave no puede aparecer en ningún archivo de configuración del repositorio.</w:t>
+        <w:t>Token JWT generado al hacer login, firmado con clave HMAC leída desde Vault (cubre RNF-06). La clave no puede aparecer en ningún archivo de configuración del repositorio.</w:t>
       </w:r>
     </w:p>
     <w:p>
@@ -7632,14 +6435,27 @@
           <w:ilvl w:val="0"/>
           <w:numId w:val="12"/>
         </w:numPr>
-      </w:pPr>
-      <w:proofErr w:type="spellStart"/>
-      <w:r>
-        <w:t>DataInitializer</w:t>
-      </w:r>
-      <w:proofErr w:type="spellEnd"/>
-      <w:r>
-        <w:t> en el servicio de autenticación que inserte los tres roles y al menos un usuario por rol al iniciar.</w:t>
+        <w:rPr>
+          <w:highlight w:val="green"/>
+        </w:rPr>
+      </w:pPr>
+      <w:r>
+        <w:rPr>
+          <w:highlight w:val="green"/>
+        </w:rPr>
+        <w:t>DataInitializer en el servicio de autenticación que inserte los tres roles y al menos un usuario por rol al iniciar</w:t>
+      </w:r>
+      <w:r>
+        <w:rPr>
+          <w:highlight w:val="green"/>
+        </w:rPr>
+        <w:t xml:space="preserve"> (se hizo con flyway)</w:t>
+      </w:r>
+      <w:r>
+        <w:rPr>
+          <w:highlight w:val="green"/>
+        </w:rPr>
+        <w:t>.</w:t>
       </w:r>
     </w:p>
     <w:p>
@@ -7652,47 +6468,11 @@
           <w:highlight w:val="green"/>
         </w:rPr>
       </w:pPr>
-      <w:proofErr w:type="spellStart"/>
-      <w:r>
-        <w:rPr>
-          <w:highlight w:val="green"/>
-        </w:rPr>
-        <w:t>Endpoints</w:t>
-      </w:r>
-      <w:proofErr w:type="spellEnd"/>
-      <w:r>
-        <w:rPr>
-          <w:highlight w:val="green"/>
-        </w:rPr>
-        <w:t xml:space="preserve"> de </w:t>
-      </w:r>
-      <w:proofErr w:type="spellStart"/>
-      <w:r>
-        <w:rPr>
-          <w:highlight w:val="green"/>
-        </w:rPr>
-        <w:t>login</w:t>
-      </w:r>
-      <w:proofErr w:type="spellEnd"/>
-      <w:r>
-        <w:rPr>
-          <w:highlight w:val="green"/>
-        </w:rPr>
-        <w:t xml:space="preserve"> y </w:t>
-      </w:r>
-      <w:proofErr w:type="gramStart"/>
-      <w:r>
-        <w:rPr>
-          <w:highlight w:val="green"/>
-        </w:rPr>
-        <w:t>registro públicos</w:t>
-      </w:r>
-      <w:proofErr w:type="gramEnd"/>
-      <w:r>
-        <w:rPr>
-          <w:highlight w:val="green"/>
-        </w:rPr>
-        <w:t>; todos los demás requieren token válido.</w:t>
+      <w:r>
+        <w:rPr>
+          <w:highlight w:val="green"/>
+        </w:rPr>
+        <w:t>Endpoints de login y registro públicos; todos los demás requieren token válido.</w:t>
       </w:r>
     </w:p>
     <w:p>
@@ -7920,13 +6700,8 @@
             <w:hideMark/>
           </w:tcPr>
           <w:p>
-            <w:proofErr w:type="spellStart"/>
-            <w:r>
-              <w:t>DataInitializer</w:t>
-            </w:r>
-            <w:proofErr w:type="spellEnd"/>
-            <w:r>
-              <w:t> que puebla roles y usuarios; clave JWT en Vault, no en archivos del repo (RNF-06)</w:t>
+            <w:r>
+              <w:t>DataInitializer que puebla roles y usuarios; clave JWT en Vault, no en archivos del repo (RNF-06)</w:t>
             </w:r>
           </w:p>
         </w:tc>
@@ -8062,15 +6837,7 @@
         </w:numPr>
       </w:pPr>
       <w:r>
-        <w:t xml:space="preserve">Captura de pantalla del </w:t>
-      </w:r>
-      <w:proofErr w:type="spellStart"/>
-      <w:r>
-        <w:t>dashboard</w:t>
-      </w:r>
-      <w:proofErr w:type="spellEnd"/>
-      <w:r>
-        <w:t xml:space="preserve"> de Eureka mostrando todos los servicios en estado UP. Incluirla en el README.md.</w:t>
+        <w:t>Captura de pantalla del dashboard de Eureka mostrando todos los servicios en estado UP. Incluirla en el README.md.</w:t>
       </w:r>
     </w:p>
     <w:p>
@@ -8080,13 +6847,8 @@
           <w:numId w:val="13"/>
         </w:numPr>
       </w:pPr>
-      <w:proofErr w:type="spellStart"/>
-      <w:r>
-        <w:t>Heartbeat</w:t>
-      </w:r>
-      <w:proofErr w:type="spellEnd"/>
-      <w:r>
-        <w:t xml:space="preserve"> e intervalo de renovación configurados explícitamente en al menos 1 servicio cliente (lease-renewal-interval-in-seconds, lease-expiration-duration-in-seconds).</w:t>
+      <w:r>
+        <w:t>Heartbeat e intervalo de renovación configurados explícitamente en al menos 1 servicio cliente (lease-renewal-interval-in-seconds, lease-expiration-duration-in-seconds).</w:t>
       </w:r>
     </w:p>
     <w:p>
@@ -8314,15 +7076,7 @@
           </w:tcPr>
           <w:p>
             <w:r>
-              <w:t xml:space="preserve">Captura del </w:t>
-            </w:r>
-            <w:proofErr w:type="spellStart"/>
-            <w:r>
-              <w:t>dashboard</w:t>
-            </w:r>
-            <w:proofErr w:type="spellEnd"/>
-            <w:r>
-              <w:t xml:space="preserve"> con todos los servicios en estado UP incluida en el README.md</w:t>
+              <w:t>Captura del dashboard con todos los servicios en estado UP incluida en el README.md</w:t>
             </w:r>
           </w:p>
         </w:tc>
@@ -8373,13 +7127,8 @@
             <w:hideMark/>
           </w:tcPr>
           <w:p>
-            <w:proofErr w:type="spellStart"/>
-            <w:r>
-              <w:t>Heartbeat</w:t>
-            </w:r>
-            <w:proofErr w:type="spellEnd"/>
-            <w:r>
-              <w:t xml:space="preserve"> e intervalo de renovación configurados en al menos 1 cliente</w:t>
+            <w:r>
+              <w:t>Heartbeat e intervalo de renovación configurados en al menos 1 cliente</w:t>
             </w:r>
           </w:p>
         </w:tc>
@@ -8442,15 +7191,7 @@
         <w:t>Qué se evalúa:</w:t>
       </w:r>
       <w:r>
-        <w:t> Punto de entrada único; enrutamiento load-</w:t>
-      </w:r>
-      <w:proofErr w:type="spellStart"/>
-      <w:r>
-        <w:t>balanced</w:t>
-      </w:r>
-      <w:proofErr w:type="spellEnd"/>
-      <w:r>
-        <w:t xml:space="preserve"> vía Eureka; filtros globales y por ruta. Cubre RNF-08.</w:t>
+        <w:t> Punto de entrada único; enrutamiento load-balanced vía Eureka; filtros globales y por ruta. Cubre RNF-08.</w:t>
       </w:r>
     </w:p>
     <w:p>
@@ -8470,25 +7211,7 @@
         </w:numPr>
       </w:pPr>
       <w:r>
-        <w:t>Proyecto api-</w:t>
-      </w:r>
-      <w:proofErr w:type="spellStart"/>
-      <w:r>
-        <w:t>gateway</w:t>
-      </w:r>
-      <w:proofErr w:type="spellEnd"/>
-      <w:r>
-        <w:t> configurado en </w:t>
-      </w:r>
-      <w:proofErr w:type="spellStart"/>
-      <w:proofErr w:type="gramStart"/>
-      <w:r>
-        <w:t>application.yaml</w:t>
-      </w:r>
-      <w:proofErr w:type="spellEnd"/>
-      <w:proofErr w:type="gramEnd"/>
-      <w:r>
-        <w:t>.</w:t>
+        <w:t>Proyecto api-gateway configurado en application.yaml.</w:t>
       </w:r>
     </w:p>
     <w:p>
@@ -8551,63 +7274,7 @@
         <w:t>1 filtro global personalizado</w:t>
       </w:r>
       <w:r>
-        <w:t> implementando </w:t>
-      </w:r>
-      <w:proofErr w:type="spellStart"/>
-      <w:r>
-        <w:t>GlobalFilter</w:t>
-      </w:r>
-      <w:proofErr w:type="spellEnd"/>
-      <w:r>
-        <w:t> y </w:t>
-      </w:r>
-      <w:proofErr w:type="spellStart"/>
-      <w:r>
-        <w:t>Ordered</w:t>
-      </w:r>
-      <w:proofErr w:type="spellEnd"/>
-      <w:r>
-        <w:t xml:space="preserve"> que agregue un </w:t>
-      </w:r>
-      <w:proofErr w:type="spellStart"/>
-      <w:r>
-        <w:t>header</w:t>
-      </w:r>
-      <w:proofErr w:type="spellEnd"/>
-      <w:r>
-        <w:t xml:space="preserve"> de trazabilidad a cada </w:t>
-      </w:r>
-      <w:proofErr w:type="spellStart"/>
-      <w:r>
-        <w:t>request</w:t>
-      </w:r>
-      <w:proofErr w:type="spellEnd"/>
-      <w:r>
-        <w:t xml:space="preserve"> (por </w:t>
-      </w:r>
-      <w:proofErr w:type="gramStart"/>
-      <w:r>
-        <w:t>ejemplo</w:t>
-      </w:r>
-      <w:proofErr w:type="gramEnd"/>
-      <w:r>
-        <w:t> X-</w:t>
-      </w:r>
-      <w:proofErr w:type="spellStart"/>
-      <w:r>
-        <w:t>Request</w:t>
-      </w:r>
-      <w:proofErr w:type="spellEnd"/>
-      <w:r>
-        <w:t>-Id con UUID o X-Gateway-</w:t>
-      </w:r>
-      <w:proofErr w:type="spellStart"/>
-      <w:r>
-        <w:t>Timestamp</w:t>
-      </w:r>
-      <w:proofErr w:type="spellEnd"/>
-      <w:r>
-        <w:t>).</w:t>
+        <w:t> implementando GlobalFilter y Ordered que agregue un header de trazabilidad a cada request (por ejemplo X-Request-Id con UUID o X-Gateway-Timestamp).</w:t>
       </w:r>
     </w:p>
     <w:p>
@@ -8628,31 +7295,7 @@
         <w:t>1 filtro de ruta específico</w:t>
       </w:r>
       <w:r>
-        <w:t> aplicado a al menos una ruta (</w:t>
-      </w:r>
-      <w:proofErr w:type="spellStart"/>
-      <w:r>
-        <w:t>StripPrefix</w:t>
-      </w:r>
-      <w:proofErr w:type="spellEnd"/>
-      <w:r>
-        <w:t>, </w:t>
-      </w:r>
-      <w:proofErr w:type="spellStart"/>
-      <w:r>
-        <w:t>AddRequestHeader</w:t>
-      </w:r>
-      <w:proofErr w:type="spellEnd"/>
-      <w:r>
-        <w:t>, </w:t>
-      </w:r>
-      <w:proofErr w:type="spellStart"/>
-      <w:r>
-        <w:t>CircuitBreaker</w:t>
-      </w:r>
-      <w:proofErr w:type="spellEnd"/>
-      <w:r>
-        <w:t> u otro de Spring Cloud Gateway).</w:t>
+        <w:t> aplicado a al menos una ruta (StripPrefix, AddRequestHeader, CircuitBreaker u otro de Spring Cloud Gateway).</w:t>
       </w:r>
     </w:p>
     <w:p>
@@ -8839,15 +7482,8 @@
           </w:tcPr>
           <w:p>
             <w:r>
-              <w:t>Mínimo 3 rutas con predicados correctamente definidos en </w:t>
-            </w:r>
-            <w:proofErr w:type="spellStart"/>
-            <w:proofErr w:type="gramStart"/>
-            <w:r>
-              <w:t>application.yaml</w:t>
-            </w:r>
-            <w:proofErr w:type="spellEnd"/>
-            <w:proofErr w:type="gramEnd"/>
+              <w:t>Mínimo 3 rutas con predicados correctamente definidos en application.yaml</w:t>
+            </w:r>
           </w:p>
         </w:tc>
         <w:tc>
@@ -8897,21 +7533,8 @@
             <w:hideMark/>
           </w:tcPr>
           <w:p>
-            <w:proofErr w:type="spellStart"/>
-            <w:r>
-              <w:t>GlobalFilter</w:t>
-            </w:r>
-            <w:proofErr w:type="spellEnd"/>
-            <w:r>
-              <w:t xml:space="preserve"> personalizado con </w:t>
-            </w:r>
-            <w:proofErr w:type="spellStart"/>
-            <w:r>
-              <w:t>header</w:t>
-            </w:r>
-            <w:proofErr w:type="spellEnd"/>
-            <w:r>
-              <w:t xml:space="preserve"> de trazabilidad aplicado a todas las solicitudes</w:t>
+            <w:r>
+              <w:t>GlobalFilter personalizado con header de trazabilidad aplicado a todas las solicitudes</w:t>
             </w:r>
           </w:p>
         </w:tc>
@@ -9013,39 +7636,7 @@
           <w:b/>
           <w:bCs/>
         </w:rPr>
-        <w:t xml:space="preserve">Sección 13: </w:t>
-      </w:r>
-      <w:proofErr w:type="spellStart"/>
-      <w:r>
-        <w:rPr>
-          <w:b/>
-          <w:bCs/>
-        </w:rPr>
-        <w:t>Config</w:t>
-      </w:r>
-      <w:proofErr w:type="spellEnd"/>
-      <w:r>
-        <w:rPr>
-          <w:b/>
-          <w:bCs/>
-        </w:rPr>
-        <w:t xml:space="preserve"> Server y </w:t>
-      </w:r>
-      <w:proofErr w:type="spellStart"/>
-      <w:r>
-        <w:rPr>
-          <w:b/>
-          <w:bCs/>
-        </w:rPr>
-        <w:t>Config</w:t>
-      </w:r>
-      <w:proofErr w:type="spellEnd"/>
-      <w:r>
-        <w:rPr>
-          <w:b/>
-          <w:bCs/>
-        </w:rPr>
-        <w:t xml:space="preserve"> Client (15 puntos)</w:t>
+        <w:t>Sección 13: Config Server y Config Client (15 puntos)</w:t>
       </w:r>
     </w:p>
     <w:p>
@@ -9077,15 +7668,7 @@
         </w:numPr>
       </w:pPr>
       <w:r>
-        <w:t>Proyecto </w:t>
-      </w:r>
-      <w:proofErr w:type="spellStart"/>
-      <w:r>
-        <w:t>config</w:t>
-      </w:r>
-      <w:proofErr w:type="spellEnd"/>
-      <w:r>
-        <w:t>-server con @EnableConfigServer apuntando a un repositorio Git local o remoto con archivos de configuración por servicio.</w:t>
+        <w:t>Proyecto config-server con @EnableConfigServer apuntando a un repositorio Git local o remoto con archivos de configuración por servicio.</w:t>
       </w:r>
     </w:p>
     <w:p>
@@ -9106,39 +7689,8 @@
         <w:t>2 microservicios</w:t>
       </w:r>
       <w:r>
-        <w:t xml:space="preserve"> configurados como </w:t>
-      </w:r>
-      <w:proofErr w:type="spellStart"/>
-      <w:r>
-        <w:t>Config</w:t>
-      </w:r>
-      <w:proofErr w:type="spellEnd"/>
-      <w:r>
-        <w:t xml:space="preserve"> Client con </w:t>
-      </w:r>
-      <w:proofErr w:type="spellStart"/>
-      <w:r>
-        <w:t>spring.</w:t>
-      </w:r>
-      <w:proofErr w:type="gramStart"/>
-      <w:r>
-        <w:t>config.import</w:t>
-      </w:r>
-      <w:proofErr w:type="spellEnd"/>
-      <w:proofErr w:type="gramEnd"/>
-      <w:r>
-        <w:t>=</w:t>
-      </w:r>
-      <w:proofErr w:type="spellStart"/>
-      <w:proofErr w:type="gramStart"/>
-      <w:r>
-        <w:t>configserver</w:t>
-      </w:r>
-      <w:proofErr w:type="spellEnd"/>
-      <w:r>
-        <w:t>:.</w:t>
-      </w:r>
-      <w:proofErr w:type="gramEnd"/>
+        <w:t> configurados como Config Client con spring.config.import=configserver:.</w:t>
+      </w:r>
     </w:p>
     <w:p>
       <w:pPr>
@@ -9148,59 +7700,17 @@
         </w:numPr>
       </w:pPr>
       <w:r>
-        <w:t xml:space="preserve">Los </w:t>
-      </w:r>
-      <w:proofErr w:type="spellStart"/>
-      <w:r>
-        <w:t>Config</w:t>
-      </w:r>
-      <w:proofErr w:type="spellEnd"/>
-      <w:r>
-        <w:t xml:space="preserve"> </w:t>
-      </w:r>
-      <w:proofErr w:type="spellStart"/>
-      <w:r>
-        <w:t>Clients</w:t>
-      </w:r>
-      <w:proofErr w:type="spellEnd"/>
-      <w:r>
-        <w:t xml:space="preserve"> deben obtener al menos una propiedad de negocio o de infraestructura </w:t>
-      </w:r>
-      <w:r>
-        <w:rPr>
-          <w:b/>
-          <w:bCs/>
-        </w:rPr>
-        <w:t xml:space="preserve">exclusivamente del </w:t>
-      </w:r>
-      <w:proofErr w:type="spellStart"/>
-      <w:r>
-        <w:rPr>
-          <w:b/>
-          <w:bCs/>
-        </w:rPr>
-        <w:t>Config</w:t>
-      </w:r>
-      <w:proofErr w:type="spellEnd"/>
-      <w:r>
-        <w:rPr>
-          <w:b/>
-          <w:bCs/>
-        </w:rPr>
-        <w:t xml:space="preserve"> Server</w:t>
-      </w:r>
-      <w:r>
-        <w:t> (no de su </w:t>
-      </w:r>
-      <w:proofErr w:type="spellStart"/>
-      <w:proofErr w:type="gramStart"/>
-      <w:r>
-        <w:t>application.yaml</w:t>
-      </w:r>
-      <w:proofErr w:type="spellEnd"/>
-      <w:proofErr w:type="gramEnd"/>
-      <w:r>
-        <w:t> local). Ejemplos: puerto, nombre de base de datos, umbral de negocio configurable.</w:t>
+        <w:t>Los Config Clients deben obtener al menos una propiedad de negocio o de infraestructura </w:t>
+      </w:r>
+      <w:r>
+        <w:rPr>
+          <w:b/>
+          <w:bCs/>
+        </w:rPr>
+        <w:t>exclusivamente del Config Server</w:t>
+      </w:r>
+      <w:r>
+        <w:t> (no de su application.yaml local). Ejemplos: puerto, nombre de base de datos, umbral de negocio configurable.</w:t>
       </w:r>
     </w:p>
     <w:p>
@@ -9212,31 +7722,7 @@
       </w:pPr>
       <w:r>
         <w:lastRenderedPageBreak/>
-        <w:t>Demostración de recarga en caliente: cambiar una propiedad en el repositorio de configuración, llamar a /</w:t>
-      </w:r>
-      <w:proofErr w:type="spellStart"/>
-      <w:r>
-        <w:t>actuator</w:t>
-      </w:r>
-      <w:proofErr w:type="spellEnd"/>
-      <w:r>
-        <w:t>/</w:t>
-      </w:r>
-      <w:proofErr w:type="spellStart"/>
-      <w:r>
-        <w:t>refresh</w:t>
-      </w:r>
-      <w:proofErr w:type="spellEnd"/>
-      <w:r>
-        <w:t> en el servicio afectado (requiere @RefreshScope), y verificar que el valor se actualiza sin reiniciar. Documentar el proceso con el comando </w:t>
-      </w:r>
-      <w:proofErr w:type="spellStart"/>
-      <w:r>
-        <w:t>curl</w:t>
-      </w:r>
-      <w:proofErr w:type="spellEnd"/>
-      <w:r>
-        <w:t> exacto en el README.md.</w:t>
+        <w:t>Demostración de recarga en caliente: cambiar una propiedad en el repositorio de configuración, llamar a /actuator/refresh en el servicio afectado (requiere @RefreshScope), y verificar que el valor se actualiza sin reiniciar. Documentar el proceso con el comando curl exacto en el README.md.</w:t>
       </w:r>
     </w:p>
     <w:p>
@@ -9359,13 +7845,8 @@
             <w:hideMark/>
           </w:tcPr>
           <w:p>
-            <w:proofErr w:type="spellStart"/>
-            <w:r>
-              <w:t>config</w:t>
-            </w:r>
-            <w:proofErr w:type="spellEnd"/>
-            <w:r>
-              <w:t>-server levanta y sirve configuración desde repositorio Git</w:t>
+            <w:r>
+              <w:t>config-server levanta y sirve configuración desde repositorio Git</w:t>
             </w:r>
           </w:p>
         </w:tc>
@@ -9417,15 +7898,7 @@
           </w:tcPr>
           <w:p>
             <w:r>
-              <w:t xml:space="preserve">Mínimo 2 microservicios consumen configuración del </w:t>
-            </w:r>
-            <w:proofErr w:type="spellStart"/>
-            <w:r>
-              <w:t>Config</w:t>
-            </w:r>
-            <w:proofErr w:type="spellEnd"/>
-            <w:r>
-              <w:t xml:space="preserve"> Server correctamente</w:t>
+              <w:t>Mínimo 2 microservicios consumen configuración del Config Server correctamente</w:t>
             </w:r>
           </w:p>
         </w:tc>
@@ -9477,15 +7950,7 @@
           </w:tcPr>
           <w:p>
             <w:r>
-              <w:t xml:space="preserve">Al menos una propiedad de negocio o infraestructura proviene exclusivamente del </w:t>
-            </w:r>
-            <w:proofErr w:type="spellStart"/>
-            <w:r>
-              <w:t>Config</w:t>
-            </w:r>
-            <w:proofErr w:type="spellEnd"/>
-            <w:r>
-              <w:t xml:space="preserve"> Server</w:t>
+              <w:t>Al menos una propiedad de negocio o infraestructura proviene exclusivamente del Config Server</w:t>
             </w:r>
           </w:p>
         </w:tc>
@@ -9537,31 +8002,7 @@
           </w:tcPr>
           <w:p>
             <w:r>
-              <w:t>@RefreshScope + /</w:t>
-            </w:r>
-            <w:proofErr w:type="spellStart"/>
-            <w:r>
-              <w:t>actuator</w:t>
-            </w:r>
-            <w:proofErr w:type="spellEnd"/>
-            <w:r>
-              <w:t>/</w:t>
-            </w:r>
-            <w:proofErr w:type="spellStart"/>
-            <w:r>
-              <w:t>refresh</w:t>
-            </w:r>
-            <w:proofErr w:type="spellEnd"/>
-            <w:r>
-              <w:t> demostrado y documentado con </w:t>
-            </w:r>
-            <w:proofErr w:type="spellStart"/>
-            <w:r>
-              <w:t>curl</w:t>
-            </w:r>
-            <w:proofErr w:type="spellEnd"/>
-            <w:r>
-              <w:t> en el README.md</w:t>
+              <w:t>@RefreshScope + /actuator/refresh demostrado y documentado con curl en el README.md</w:t>
             </w:r>
           </w:p>
         </w:tc>
@@ -9613,25 +8054,7 @@
           <w:bCs/>
           <w:highlight w:val="red"/>
         </w:rPr>
-        <w:t xml:space="preserve">Sección 14: Gestión de Secretos con </w:t>
-      </w:r>
-      <w:proofErr w:type="spellStart"/>
-      <w:r>
-        <w:rPr>
-          <w:b/>
-          <w:bCs/>
-          <w:highlight w:val="red"/>
-        </w:rPr>
-        <w:t>HashiCorp</w:t>
-      </w:r>
-      <w:proofErr w:type="spellEnd"/>
-      <w:r>
-        <w:rPr>
-          <w:b/>
-          <w:bCs/>
-          <w:highlight w:val="red"/>
-        </w:rPr>
-        <w:t xml:space="preserve"> Vault (10 puntos)</w:t>
+        <w:t>Sección 14: Gestión de Secretos con HashiCorp Vault (10 puntos)</w:t>
       </w:r>
     </w:p>
     <w:p>
@@ -9684,35 +8107,7 @@
         <w:rPr>
           <w:highlight w:val="red"/>
         </w:rPr>
-        <w:t>Vault en ejecución en modo desarrollo (</w:t>
-      </w:r>
-      <w:proofErr w:type="spellStart"/>
-      <w:r>
-        <w:rPr>
-          <w:highlight w:val="red"/>
-        </w:rPr>
-        <w:t>vault</w:t>
-      </w:r>
-      <w:proofErr w:type="spellEnd"/>
-      <w:r>
-        <w:rPr>
-          <w:highlight w:val="red"/>
-        </w:rPr>
-        <w:t xml:space="preserve"> server -</w:t>
-      </w:r>
-      <w:proofErr w:type="spellStart"/>
-      <w:r>
-        <w:rPr>
-          <w:highlight w:val="red"/>
-        </w:rPr>
-        <w:t>dev</w:t>
-      </w:r>
-      <w:proofErr w:type="spellEnd"/>
-      <w:r>
-        <w:rPr>
-          <w:highlight w:val="red"/>
-        </w:rPr>
-        <w:t>) o mediante Docker.</w:t>
+        <w:t>Vault en ejecución en modo desarrollo (vault server -dev) o mediante Docker.</w:t>
       </w:r>
     </w:p>
     <w:p>
@@ -9743,35 +8138,7 @@
         <w:rPr>
           <w:highlight w:val="red"/>
         </w:rPr>
-        <w:t> (secreto HMAC) almacenada en Vault (</w:t>
-      </w:r>
-      <w:proofErr w:type="spellStart"/>
-      <w:r>
-        <w:rPr>
-          <w:highlight w:val="red"/>
-        </w:rPr>
-        <w:t>backend</w:t>
-      </w:r>
-      <w:proofErr w:type="spellEnd"/>
-      <w:r>
-        <w:rPr>
-          <w:highlight w:val="red"/>
-        </w:rPr>
-        <w:t> </w:t>
-      </w:r>
-      <w:proofErr w:type="spellStart"/>
-      <w:r>
-        <w:rPr>
-          <w:highlight w:val="red"/>
-        </w:rPr>
-        <w:t>kv</w:t>
-      </w:r>
-      <w:proofErr w:type="spellEnd"/>
-      <w:r>
-        <w:rPr>
-          <w:highlight w:val="red"/>
-        </w:rPr>
-        <w:t>) y leída por el servicio de autenticación usando Spring Cloud Vault.</w:t>
+        <w:t> (secreto HMAC) almacenada en Vault (backend kv) y leída por el servicio de autenticación usando Spring Cloud Vault.</w:t>
       </w:r>
     </w:p>
     <w:p>
@@ -9802,53 +8169,7 @@
         <w:rPr>
           <w:highlight w:val="red"/>
         </w:rPr>
-        <w:t> en ningún </w:t>
-      </w:r>
-      <w:proofErr w:type="spellStart"/>
-      <w:proofErr w:type="gramStart"/>
-      <w:r>
-        <w:rPr>
-          <w:highlight w:val="red"/>
-        </w:rPr>
-        <w:t>application.yaml</w:t>
-      </w:r>
-      <w:proofErr w:type="spellEnd"/>
-      <w:proofErr w:type="gramEnd"/>
-      <w:r>
-        <w:rPr>
-          <w:highlight w:val="red"/>
-        </w:rPr>
-        <w:t>, </w:t>
-      </w:r>
-      <w:proofErr w:type="spellStart"/>
-      <w:proofErr w:type="gramStart"/>
-      <w:r>
-        <w:rPr>
-          <w:highlight w:val="red"/>
-        </w:rPr>
-        <w:t>bootstrap.yaml</w:t>
-      </w:r>
-      <w:proofErr w:type="spellEnd"/>
-      <w:proofErr w:type="gramEnd"/>
-      <w:r>
-        <w:rPr>
-          <w:highlight w:val="red"/>
-        </w:rPr>
-        <w:t xml:space="preserve">, archivo de configuración del </w:t>
-      </w:r>
-      <w:proofErr w:type="spellStart"/>
-      <w:r>
-        <w:rPr>
-          <w:highlight w:val="red"/>
-        </w:rPr>
-        <w:t>Config</w:t>
-      </w:r>
-      <w:proofErr w:type="spellEnd"/>
-      <w:r>
-        <w:rPr>
-          <w:highlight w:val="red"/>
-        </w:rPr>
-        <w:t xml:space="preserve"> Server ni en código fuente. Su ausencia es verificable.</w:t>
+        <w:t> en ningún application.yaml, bootstrap.yaml, archivo de configuración del Config Server ni en código fuente. Su ausencia es verificable.</w:t>
       </w:r>
     </w:p>
     <w:p>
@@ -9865,37 +8186,7 @@
         <w:rPr>
           <w:highlight w:val="red"/>
         </w:rPr>
-        <w:t>Configuración de Spring Cloud Vault en el </w:t>
-      </w:r>
-      <w:proofErr w:type="spellStart"/>
-      <w:proofErr w:type="gramStart"/>
-      <w:r>
-        <w:rPr>
-          <w:highlight w:val="red"/>
-        </w:rPr>
-        <w:t>bootstrap.yaml</w:t>
-      </w:r>
-      <w:proofErr w:type="spellEnd"/>
-      <w:proofErr w:type="gramEnd"/>
-      <w:r>
-        <w:rPr>
-          <w:highlight w:val="red"/>
-        </w:rPr>
-        <w:t xml:space="preserve"> del servicio cliente: dirección de Vault, token de acceso, </w:t>
-      </w:r>
-      <w:proofErr w:type="spellStart"/>
-      <w:r>
-        <w:rPr>
-          <w:highlight w:val="red"/>
-        </w:rPr>
-        <w:t>backend</w:t>
-      </w:r>
-      <w:proofErr w:type="spellEnd"/>
-      <w:r>
-        <w:rPr>
-          <w:highlight w:val="red"/>
-        </w:rPr>
-        <w:t xml:space="preserve"> y ruta del secreto.</w:t>
+        <w:t>Configuración de Spring Cloud Vault en el bootstrap.yaml del servicio cliente: dirección de Vault, token de acceso, backend y ruta del secreto.</w:t>
       </w:r>
     </w:p>
     <w:p>
@@ -10124,17 +8415,7 @@
           <w:p>
             <w:r>
               <w:lastRenderedPageBreak/>
-              <w:t>Configuración de Spring Cloud Vault en </w:t>
-            </w:r>
-            <w:proofErr w:type="spellStart"/>
-            <w:proofErr w:type="gramStart"/>
-            <w:r>
-              <w:t>bootstrap.yaml</w:t>
-            </w:r>
-            <w:proofErr w:type="spellEnd"/>
-            <w:proofErr w:type="gramEnd"/>
-            <w:r>
-              <w:t> correcta y completa</w:t>
+              <w:t>Configuración de Spring Cloud Vault en bootstrap.yaml correcta y completa</w:t>
             </w:r>
           </w:p>
         </w:tc>
@@ -10184,23 +8465,7 @@
           <w:b/>
           <w:bCs/>
         </w:rPr>
-        <w:t xml:space="preserve">Sección 15: Patrones de Resiliencia — </w:t>
-      </w:r>
-      <w:proofErr w:type="spellStart"/>
-      <w:r>
-        <w:rPr>
-          <w:b/>
-          <w:bCs/>
-        </w:rPr>
-        <w:t>Circuit</w:t>
-      </w:r>
-      <w:proofErr w:type="spellEnd"/>
-      <w:r>
-        <w:rPr>
-          <w:b/>
-          <w:bCs/>
-        </w:rPr>
-        <w:t xml:space="preserve"> Breaker (15 puntos)</w:t>
+        <w:t>Sección 15: Patrones de Resiliencia — Circuit Breaker (15 puntos)</w:t>
       </w:r>
     </w:p>
     <w:p>
@@ -10212,15 +8477,7 @@
         <w:t>Qué se evalúa:</w:t>
       </w:r>
       <w:r>
-        <w:t xml:space="preserve"> Resiliencia en la comunicación </w:t>
-      </w:r>
-      <w:proofErr w:type="spellStart"/>
-      <w:r>
-        <w:t>inter-servicio</w:t>
-      </w:r>
-      <w:proofErr w:type="spellEnd"/>
-      <w:r>
-        <w:t xml:space="preserve"> con Resilience4j.</w:t>
+        <w:t> Resiliencia en la comunicación inter-servicio con Resilience4j.</w:t>
       </w:r>
     </w:p>
     <w:p>
@@ -10271,31 +8528,7 @@
         <w:t>1 método</w:t>
       </w:r>
       <w:r>
-        <w:t xml:space="preserve"> de comunicación </w:t>
-      </w:r>
-      <w:proofErr w:type="spellStart"/>
-      <w:r>
-        <w:t>inter-servicio</w:t>
-      </w:r>
-      <w:proofErr w:type="spellEnd"/>
-      <w:r>
-        <w:t>, con un método </w:t>
-      </w:r>
-      <w:proofErr w:type="spellStart"/>
-      <w:r>
-        <w:t>fallback</w:t>
-      </w:r>
-      <w:proofErr w:type="spellEnd"/>
-      <w:r>
-        <w:t xml:space="preserve"> que retorne una respuesta degradada pero funcional. El </w:t>
-      </w:r>
-      <w:proofErr w:type="spellStart"/>
-      <w:r>
-        <w:t>fallback</w:t>
-      </w:r>
-      <w:proofErr w:type="spellEnd"/>
-      <w:r>
-        <w:t xml:space="preserve"> no puede lanzar una excepción genérica.</w:t>
+        <w:t> de comunicación inter-servicio, con un método fallback que retorne una respuesta degradada pero funcional. El fallback no puede lanzar una excepción genérica.</w:t>
       </w:r>
     </w:p>
     <w:p>
@@ -10306,17 +8539,7 @@
         </w:numPr>
       </w:pPr>
       <w:r>
-        <w:t>Configuración en </w:t>
-      </w:r>
-      <w:proofErr w:type="spellStart"/>
-      <w:proofErr w:type="gramStart"/>
-      <w:r>
-        <w:t>application.yaml</w:t>
-      </w:r>
-      <w:proofErr w:type="spellEnd"/>
-      <w:proofErr w:type="gramEnd"/>
-      <w:r>
-        <w:t>:</w:t>
+        <w:t>Configuración en application.yaml:</w:t>
       </w:r>
     </w:p>
     <w:p>
@@ -10326,13 +8549,8 @@
           <w:numId w:val="17"/>
         </w:numPr>
       </w:pPr>
-      <w:proofErr w:type="spellStart"/>
-      <w:r>
-        <w:t>failureRateThreshold</w:t>
-      </w:r>
-      <w:proofErr w:type="spellEnd"/>
-      <w:r>
-        <w:t>: porcentaje de fallos que abre el circuito.</w:t>
+      <w:r>
+        <w:t>failureRateThreshold: porcentaje de fallos que abre el circuito.</w:t>
       </w:r>
     </w:p>
     <w:p>
@@ -10342,13 +8560,8 @@
           <w:numId w:val="17"/>
         </w:numPr>
       </w:pPr>
-      <w:proofErr w:type="spellStart"/>
-      <w:r>
-        <w:t>waitDurationInOpenState</w:t>
-      </w:r>
-      <w:proofErr w:type="spellEnd"/>
-      <w:r>
-        <w:t>: tiempo en estado abierto antes de pasar a Half-Open.</w:t>
+      <w:r>
+        <w:t>waitDurationInOpenState: tiempo en estado abierto antes de pasar a Half-Open.</w:t>
       </w:r>
     </w:p>
     <w:p>
@@ -10358,13 +8571,8 @@
           <w:numId w:val="17"/>
         </w:numPr>
       </w:pPr>
-      <w:proofErr w:type="spellStart"/>
-      <w:r>
-        <w:t>slidingWindowSize</w:t>
-      </w:r>
-      <w:proofErr w:type="spellEnd"/>
-      <w:r>
-        <w:t>: número de llamadas evaluadas.</w:t>
+      <w:r>
+        <w:t>slidingWindowSize: número de llamadas evaluadas.</w:t>
       </w:r>
     </w:p>
     <w:p>
@@ -10385,15 +8593,7 @@
         <w:t>1 patrón adicional</w:t>
       </w:r>
       <w:r>
-        <w:t xml:space="preserve">: @Retry con </w:t>
-      </w:r>
-      <w:proofErr w:type="spellStart"/>
-      <w:r>
-        <w:t>backoff</w:t>
-      </w:r>
-      <w:proofErr w:type="spellEnd"/>
-      <w:r>
-        <w:t xml:space="preserve"> configurable, @RateLimiter o @TimeLimiter.</w:t>
+        <w:t>: @Retry con backoff configurable, @RateLimiter o @TimeLimiter.</w:t>
       </w:r>
     </w:p>
     <w:p>
@@ -10403,29 +8603,8 @@
           <w:numId w:val="17"/>
         </w:numPr>
       </w:pPr>
-      <w:proofErr w:type="spellStart"/>
-      <w:r>
-        <w:t>Endpoint</w:t>
-      </w:r>
-      <w:proofErr w:type="spellEnd"/>
-      <w:r>
-        <w:t> /</w:t>
-      </w:r>
-      <w:proofErr w:type="spellStart"/>
-      <w:r>
-        <w:t>actuator</w:t>
-      </w:r>
-      <w:proofErr w:type="spellEnd"/>
-      <w:r>
-        <w:t>/</w:t>
-      </w:r>
-      <w:proofErr w:type="spellStart"/>
-      <w:r>
-        <w:t>circuitbreakers</w:t>
-      </w:r>
-      <w:proofErr w:type="spellEnd"/>
-      <w:r>
-        <w:t> accesible en el servicio configurado.</w:t>
+      <w:r>
+        <w:t>Endpoint /actuator/circuitbreakers accesible en el servicio configurado.</w:t>
       </w:r>
     </w:p>
     <w:p>
@@ -10549,21 +8728,8 @@
           </w:tcPr>
           <w:p>
             <w:r>
-              <w:t>@CircuitBreaker con </w:t>
-            </w:r>
-            <w:proofErr w:type="spellStart"/>
-            <w:r>
-              <w:t>fallback</w:t>
-            </w:r>
-            <w:proofErr w:type="spellEnd"/>
-            <w:r>
-              <w:t xml:space="preserve"> funcional aplicado en al menos 1 llamada </w:t>
-            </w:r>
-            <w:proofErr w:type="spellStart"/>
-            <w:r>
-              <w:t>inter-servicio</w:t>
-            </w:r>
-            <w:proofErr w:type="spellEnd"/>
+              <w:t>@CircuitBreaker con fallback funcional aplicado en al menos 1 llamada inter-servicio</w:t>
+            </w:r>
           </w:p>
         </w:tc>
         <w:tc>
@@ -10614,15 +8780,7 @@
           </w:tcPr>
           <w:p>
             <w:r>
-              <w:t>Configuración completa en </w:t>
-            </w:r>
-            <w:proofErr w:type="gramStart"/>
-            <w:r>
-              <w:t>application.yaml</w:t>
-            </w:r>
-            <w:proofErr w:type="gramEnd"/>
-            <w:r>
-              <w:t>: failureRateThreshold, waitDurationInOpenState, slidingWindowSize</w:t>
+              <w:t>Configuración completa en application.yaml: failureRateThreshold, waitDurationInOpenState, slidingWindowSize</w:t>
             </w:r>
           </w:p>
         </w:tc>
@@ -10726,23 +8884,7 @@
           </w:tcPr>
           <w:p>
             <w:r>
-              <w:t>/</w:t>
-            </w:r>
-            <w:proofErr w:type="spellStart"/>
-            <w:r>
-              <w:t>actuator</w:t>
-            </w:r>
-            <w:proofErr w:type="spellEnd"/>
-            <w:r>
-              <w:t>/</w:t>
-            </w:r>
-            <w:proofErr w:type="spellStart"/>
-            <w:r>
-              <w:t>circuitbreakers</w:t>
-            </w:r>
-            <w:proofErr w:type="spellEnd"/>
-            <w:r>
-              <w:t> accesible y muestra el estado actual</w:t>
+              <w:t>/actuator/circuitbreakers accesible y muestra el estado actual</w:t>
             </w:r>
           </w:p>
         </w:tc>
@@ -10832,23 +8974,7 @@
           <w:b/>
           <w:bCs/>
         </w:rPr>
-        <w:t xml:space="preserve">1 llamada </w:t>
-      </w:r>
-      <w:proofErr w:type="spellStart"/>
-      <w:r>
-        <w:rPr>
-          <w:b/>
-          <w:bCs/>
-        </w:rPr>
-        <w:t>inter-servicio</w:t>
-      </w:r>
-      <w:proofErr w:type="spellEnd"/>
-      <w:r>
-        <w:rPr>
-          <w:b/>
-          <w:bCs/>
-        </w:rPr>
-        <w:t xml:space="preserve"> real</w:t>
+        <w:t>1 llamada inter-servicio real</w:t>
       </w:r>
       <w:r>
         <w:t> implementada (por ejemplo: el servicio</w:t>
@@ -11049,15 +9175,7 @@
           </w:tcPr>
           <w:p>
             <w:r>
-              <w:t xml:space="preserve">Al menos 1 llamada </w:t>
-            </w:r>
-            <w:proofErr w:type="spellStart"/>
-            <w:r>
-              <w:t>inter-servicio</w:t>
-            </w:r>
-            <w:proofErr w:type="spellEnd"/>
-            <w:r>
-              <w:t xml:space="preserve"> real implementada y funcionando</w:t>
+              <w:t>Al menos 1 llamada inter-servicio real implementada y funcionando</w:t>
             </w:r>
           </w:p>
         </w:tc>
@@ -11216,15 +9334,7 @@
     </w:p>
     <w:p>
       <w:r>
-        <w:t>Todos los </w:t>
-      </w:r>
-      <w:proofErr w:type="spellStart"/>
-      <w:r>
-        <w:t>curl</w:t>
-      </w:r>
-      <w:proofErr w:type="spellEnd"/>
-      <w:r>
-        <w:t> van dirigidos al </w:t>
+        <w:t>Todos los curl van dirigidos al </w:t>
       </w:r>
       <w:r>
         <w:rPr>
@@ -11234,15 +9344,7 @@
         <w:t>API Gateway</w:t>
       </w:r>
       <w:r>
-        <w:t xml:space="preserve"> (localhost:8080), nunca directamente a los microservicios. Adapta las rutas al diseño que hayas implementado; si cambias alguna ruta, documéntala en el README.md. Reemplaza TOKEN por el JWT obtenido en el caso de </w:t>
-      </w:r>
-      <w:proofErr w:type="spellStart"/>
-      <w:r>
-        <w:t>login</w:t>
-      </w:r>
-      <w:proofErr w:type="spellEnd"/>
-      <w:r>
-        <w:t>. Reemplaza {id} por el UUID real del recurso.</w:t>
+        <w:t> (localhost:8080), nunca directamente a los microservicios. Adapta las rutas al diseño que hayas implementado; si cambias alguna ruta, documéntala en el README.md. Reemplaza TOKEN por el JWT obtenido en el caso de login. Reemplaza {id} por el UUID real del recurso.</w:t>
       </w:r>
     </w:p>
     <w:p>
@@ -11277,86 +9379,23 @@
       </w:r>
     </w:p>
     <w:p>
-      <w:proofErr w:type="spellStart"/>
-      <w:r>
-        <w:t>curl</w:t>
-      </w:r>
-      <w:proofErr w:type="spellEnd"/>
-      <w:r>
-        <w:t xml:space="preserve"> -s -X POST http://localhost:8080/api/v1/auth/register \</w:t>
-      </w:r>
-    </w:p>
-    <w:p>
-      <w:r>
-        <w:t xml:space="preserve">  -H "Content-</w:t>
-      </w:r>
-      <w:proofErr w:type="spellStart"/>
-      <w:r>
-        <w:t>Type</w:t>
-      </w:r>
-      <w:proofErr w:type="spellEnd"/>
-      <w:r>
-        <w:t xml:space="preserve">: </w:t>
-      </w:r>
-      <w:proofErr w:type="spellStart"/>
-      <w:r>
-        <w:t>application</w:t>
-      </w:r>
-      <w:proofErr w:type="spellEnd"/>
-      <w:r>
-        <w:t>/</w:t>
-      </w:r>
-      <w:proofErr w:type="spellStart"/>
-      <w:r>
-        <w:t>json</w:t>
-      </w:r>
-      <w:proofErr w:type="spellEnd"/>
-      <w:r>
-        <w:t>" \</w:t>
-      </w:r>
-    </w:p>
-    <w:p>
-      <w:r>
-        <w:t xml:space="preserve">  -d '{"</w:t>
-      </w:r>
-      <w:proofErr w:type="spellStart"/>
-      <w:r>
-        <w:t>nombre":"Carlos</w:t>
-      </w:r>
-      <w:proofErr w:type="spellEnd"/>
-      <w:r>
-        <w:t xml:space="preserve"> Quispe","email":"carlos@rapidocourier.pe","password":"Segura123!","role":"OPERADOR"}' | </w:t>
-      </w:r>
-      <w:proofErr w:type="spellStart"/>
-      <w:proofErr w:type="gramStart"/>
-      <w:r>
-        <w:t>jq</w:t>
-      </w:r>
-      <w:proofErr w:type="spellEnd"/>
-      <w:r>
-        <w:t xml:space="preserve"> .</w:t>
-      </w:r>
-      <w:proofErr w:type="gramEnd"/>
-    </w:p>
-    <w:p>
-      <w:r>
-        <w:t xml:space="preserve">Esperado: 201 </w:t>
-      </w:r>
-      <w:proofErr w:type="spellStart"/>
-      <w:r>
-        <w:t>Created</w:t>
-      </w:r>
-      <w:proofErr w:type="spellEnd"/>
-      <w:r>
-        <w:t> — </w:t>
-      </w:r>
-      <w:proofErr w:type="spellStart"/>
-      <w:r>
-        <w:t>success</w:t>
-      </w:r>
-      <w:proofErr w:type="spellEnd"/>
-      <w:r>
-        <w:t>: true, JWT en data.</w:t>
+      <w:r>
+        <w:t>curl -s -X POST http://localhost:8080/api/v1/auth/register \</w:t>
+      </w:r>
+    </w:p>
+    <w:p>
+      <w:r>
+        <w:t xml:space="preserve">  -H "Content-Type: application/json" \</w:t>
+      </w:r>
+    </w:p>
+    <w:p>
+      <w:r>
+        <w:t xml:space="preserve">  -d '{"nombre":"Carlos Quispe","email":"carlos@rapidocourier.pe","password":"Segura123!","role":"OPERADOR"}' | jq .</w:t>
+      </w:r>
+    </w:p>
+    <w:p>
+      <w:r>
+        <w:t>Esperado: 201 Created — success: true, JWT en data.</w:t>
       </w:r>
     </w:p>
     <w:p>
@@ -11369,71 +9408,24 @@
       </w:r>
     </w:p>
     <w:p>
-      <w:proofErr w:type="spellStart"/>
-      <w:r>
-        <w:t>curl</w:t>
-      </w:r>
-      <w:proofErr w:type="spellEnd"/>
-      <w:r>
-        <w:t xml:space="preserve"> -s -X POST http://localhost:8080/api/v1/auth/login \</w:t>
+      <w:r>
+        <w:t>curl -s -X POST http://localhost:8080/api/v1/auth/login \</w:t>
       </w:r>
     </w:p>
     <w:p>
       <w:r>
         <w:lastRenderedPageBreak/>
-        <w:t xml:space="preserve">  -H "Content-</w:t>
-      </w:r>
-      <w:proofErr w:type="spellStart"/>
-      <w:r>
-        <w:t>Type</w:t>
-      </w:r>
-      <w:proofErr w:type="spellEnd"/>
-      <w:r>
-        <w:t xml:space="preserve">: </w:t>
-      </w:r>
-      <w:proofErr w:type="spellStart"/>
-      <w:r>
-        <w:t>application</w:t>
-      </w:r>
-      <w:proofErr w:type="spellEnd"/>
-      <w:r>
-        <w:t>/</w:t>
-      </w:r>
-      <w:proofErr w:type="spellStart"/>
-      <w:r>
-        <w:t>json</w:t>
-      </w:r>
-      <w:proofErr w:type="spellEnd"/>
-      <w:r>
-        <w:t>" \</w:t>
-      </w:r>
-    </w:p>
-    <w:p>
-      <w:r>
-        <w:t xml:space="preserve">  -d '{"email":"carlos@rapidocourier.pe","password":"Segura123!"}' | </w:t>
-      </w:r>
-      <w:proofErr w:type="spellStart"/>
-      <w:proofErr w:type="gramStart"/>
-      <w:r>
-        <w:t>jq</w:t>
-      </w:r>
-      <w:proofErr w:type="spellEnd"/>
-      <w:r>
-        <w:t xml:space="preserve"> .</w:t>
-      </w:r>
-      <w:proofErr w:type="gramEnd"/>
-    </w:p>
-    <w:p>
-      <w:r>
-        <w:t>Esperado: 200 OK — </w:t>
-      </w:r>
-      <w:proofErr w:type="spellStart"/>
-      <w:r>
-        <w:t>success</w:t>
-      </w:r>
-      <w:proofErr w:type="spellEnd"/>
-      <w:r>
-        <w:t>: true, JWT válido en data.</w:t>
+        <w:t xml:space="preserve">  -H "Content-Type: application/json" \</w:t>
+      </w:r>
+    </w:p>
+    <w:p>
+      <w:r>
+        <w:t xml:space="preserve">  -d '{"email":"carlos@rapidocourier.pe","password":"Segura123!"}' | jq .</w:t>
+      </w:r>
+    </w:p>
+    <w:p>
+      <w:r>
+        <w:t>Esperado: 200 OK — success: true, JWT válido en data.</w:t>
       </w:r>
     </w:p>
     <w:p>
@@ -11446,86 +9438,23 @@
       </w:r>
     </w:p>
     <w:p>
-      <w:proofErr w:type="spellStart"/>
-      <w:r>
-        <w:t>curl</w:t>
-      </w:r>
-      <w:proofErr w:type="spellEnd"/>
-      <w:r>
-        <w:t xml:space="preserve"> -s -X POST http://localhost:8080/api/v1/auth/login \</w:t>
-      </w:r>
-    </w:p>
-    <w:p>
-      <w:r>
-        <w:t xml:space="preserve">  -H "Content-</w:t>
-      </w:r>
-      <w:proofErr w:type="spellStart"/>
-      <w:r>
-        <w:t>Type</w:t>
-      </w:r>
-      <w:proofErr w:type="spellEnd"/>
-      <w:r>
-        <w:t xml:space="preserve">: </w:t>
-      </w:r>
-      <w:proofErr w:type="spellStart"/>
-      <w:r>
-        <w:t>application</w:t>
-      </w:r>
-      <w:proofErr w:type="spellEnd"/>
-      <w:r>
-        <w:t>/</w:t>
-      </w:r>
-      <w:proofErr w:type="spellStart"/>
-      <w:r>
-        <w:t>json</w:t>
-      </w:r>
-      <w:proofErr w:type="spellEnd"/>
-      <w:r>
-        <w:t>" \</w:t>
-      </w:r>
-    </w:p>
-    <w:p>
-      <w:r>
-        <w:t xml:space="preserve">  -d '{"email":"carlos@rapidocourier.pe","</w:t>
-      </w:r>
-      <w:proofErr w:type="spellStart"/>
-      <w:r>
-        <w:t>password</w:t>
-      </w:r>
-      <w:proofErr w:type="spellEnd"/>
-      <w:r>
-        <w:t xml:space="preserve">":"incorrecta"}' | </w:t>
-      </w:r>
-      <w:proofErr w:type="spellStart"/>
-      <w:proofErr w:type="gramStart"/>
-      <w:r>
-        <w:t>jq</w:t>
-      </w:r>
-      <w:proofErr w:type="spellEnd"/>
-      <w:r>
-        <w:t xml:space="preserve"> .</w:t>
-      </w:r>
-      <w:proofErr w:type="gramEnd"/>
-    </w:p>
-    <w:p>
-      <w:r>
-        <w:t xml:space="preserve">Esperado: 401 </w:t>
-      </w:r>
-      <w:proofErr w:type="spellStart"/>
-      <w:r>
-        <w:t>Unauthorized</w:t>
-      </w:r>
-      <w:proofErr w:type="spellEnd"/>
-      <w:r>
-        <w:t> — </w:t>
-      </w:r>
-      <w:proofErr w:type="spellStart"/>
-      <w:r>
-        <w:t>success</w:t>
-      </w:r>
-      <w:proofErr w:type="spellEnd"/>
-      <w:r>
-        <w:t>: false.</w:t>
+      <w:r>
+        <w:t>curl -s -X POST http://localhost:8080/api/v1/auth/login \</w:t>
+      </w:r>
+    </w:p>
+    <w:p>
+      <w:r>
+        <w:t xml:space="preserve">  -H "Content-Type: application/json" \</w:t>
+      </w:r>
+    </w:p>
+    <w:p>
+      <w:r>
+        <w:t xml:space="preserve">  -d '{"email":"carlos@rapidocourier.pe","password":"incorrecta"}' | jq .</w:t>
+      </w:r>
+    </w:p>
+    <w:p>
+      <w:r>
+        <w:t>Esperado: 401 Unauthorized — success: false.</w:t>
       </w:r>
     </w:p>
     <w:p>
@@ -11560,91 +9489,28 @@
       </w:r>
     </w:p>
     <w:p>
-      <w:proofErr w:type="spellStart"/>
-      <w:r>
-        <w:t>curl</w:t>
-      </w:r>
-      <w:proofErr w:type="spellEnd"/>
-      <w:r>
-        <w:t xml:space="preserve"> -s -X POST http://localhost:8080/api/v1/clientes \</w:t>
-      </w:r>
-    </w:p>
-    <w:p>
-      <w:r>
-        <w:t xml:space="preserve">  -H "Content-</w:t>
-      </w:r>
-      <w:proofErr w:type="spellStart"/>
-      <w:r>
-        <w:t>Type</w:t>
-      </w:r>
-      <w:proofErr w:type="spellEnd"/>
-      <w:r>
-        <w:t xml:space="preserve">: </w:t>
-      </w:r>
-      <w:proofErr w:type="spellStart"/>
-      <w:r>
-        <w:t>application</w:t>
-      </w:r>
-      <w:proofErr w:type="spellEnd"/>
-      <w:r>
-        <w:t>/</w:t>
-      </w:r>
-      <w:proofErr w:type="spellStart"/>
-      <w:r>
-        <w:t>json</w:t>
-      </w:r>
-      <w:proofErr w:type="spellEnd"/>
-      <w:r>
-        <w:t>" \</w:t>
-      </w:r>
-    </w:p>
-    <w:p>
-      <w:r>
-        <w:t xml:space="preserve">  -H "</w:t>
-      </w:r>
-      <w:proofErr w:type="spellStart"/>
-      <w:r>
-        <w:t>Authorization</w:t>
-      </w:r>
-      <w:proofErr w:type="spellEnd"/>
-      <w:r>
-        <w:t>: Bearer TOKEN" \</w:t>
-      </w:r>
-    </w:p>
-    <w:p>
-      <w:r>
-        <w:t xml:space="preserve">  -d '{"dni":"12345678","email":"ana.flores@correo.com","telefono":"987654321"}' | </w:t>
-      </w:r>
-      <w:proofErr w:type="spellStart"/>
-      <w:proofErr w:type="gramStart"/>
-      <w:r>
-        <w:t>jq</w:t>
-      </w:r>
-      <w:proofErr w:type="spellEnd"/>
-      <w:r>
-        <w:t xml:space="preserve"> .</w:t>
-      </w:r>
-      <w:proofErr w:type="gramEnd"/>
-    </w:p>
-    <w:p>
-      <w:r>
-        <w:t xml:space="preserve">Esperado: 201 </w:t>
-      </w:r>
-      <w:proofErr w:type="spellStart"/>
-      <w:r>
-        <w:t>Created</w:t>
-      </w:r>
-      <w:proofErr w:type="spellEnd"/>
-      <w:r>
-        <w:t xml:space="preserve"> — nombre completo obtenido de RENIEC visible en data; el campo nombre no estaba en el </w:t>
-      </w:r>
-      <w:proofErr w:type="spellStart"/>
-      <w:r>
-        <w:t>request</w:t>
-      </w:r>
-      <w:proofErr w:type="spellEnd"/>
-      <w:r>
-        <w:t>.</w:t>
+      <w:r>
+        <w:t>curl -s -X POST http://localhost:8080/api/v1/clientes \</w:t>
+      </w:r>
+    </w:p>
+    <w:p>
+      <w:r>
+        <w:t xml:space="preserve">  -H "Content-Type: application/json" \</w:t>
+      </w:r>
+    </w:p>
+    <w:p>
+      <w:r>
+        <w:t xml:space="preserve">  -H "Authorization: Bearer TOKEN" \</w:t>
+      </w:r>
+    </w:p>
+    <w:p>
+      <w:r>
+        <w:t xml:space="preserve">  -d '{"dni":"12345678","email":"ana.flores@correo.com","telefono":"987654321"}' | jq .</w:t>
+      </w:r>
+    </w:p>
+    <w:p>
+      <w:r>
+        <w:t>Esperado: 201 Created — nombre completo obtenido de RENIEC visible en data; el campo nombre no estaba en el request.</w:t>
       </w:r>
     </w:p>
     <w:p>
@@ -11657,91 +9523,28 @@
       </w:r>
     </w:p>
     <w:p>
-      <w:proofErr w:type="spellStart"/>
-      <w:r>
-        <w:t>curl</w:t>
-      </w:r>
-      <w:proofErr w:type="spellEnd"/>
-      <w:r>
-        <w:t xml:space="preserve"> -s -X POST http://localhost:8080/api/v1/clientes \</w:t>
-      </w:r>
-    </w:p>
-    <w:p>
-      <w:r>
-        <w:t xml:space="preserve">  -H "Content-</w:t>
-      </w:r>
-      <w:proofErr w:type="spellStart"/>
-      <w:r>
-        <w:t>Type</w:t>
-      </w:r>
-      <w:proofErr w:type="spellEnd"/>
-      <w:r>
-        <w:t xml:space="preserve">: </w:t>
-      </w:r>
-      <w:proofErr w:type="spellStart"/>
-      <w:r>
-        <w:t>application</w:t>
-      </w:r>
-      <w:proofErr w:type="spellEnd"/>
-      <w:r>
-        <w:t>/</w:t>
-      </w:r>
-      <w:proofErr w:type="spellStart"/>
-      <w:r>
-        <w:t>json</w:t>
-      </w:r>
-      <w:proofErr w:type="spellEnd"/>
-      <w:r>
-        <w:t>" \</w:t>
-      </w:r>
-    </w:p>
-    <w:p>
-      <w:r>
-        <w:t xml:space="preserve">  -H "</w:t>
-      </w:r>
-      <w:proofErr w:type="spellStart"/>
-      <w:r>
-        <w:t>Authorization</w:t>
-      </w:r>
-      <w:proofErr w:type="spellEnd"/>
-      <w:r>
-        <w:t>: Bearer TOKEN" \</w:t>
-      </w:r>
-    </w:p>
-    <w:p>
-      <w:r>
-        <w:t xml:space="preserve">  -d '{"dni":"87654321","email":"ana.flores@correo.com","telefono":"999888777"}' | </w:t>
-      </w:r>
-      <w:proofErr w:type="spellStart"/>
-      <w:proofErr w:type="gramStart"/>
-      <w:r>
-        <w:t>jq</w:t>
-      </w:r>
-      <w:proofErr w:type="spellEnd"/>
-      <w:r>
-        <w:t xml:space="preserve"> .</w:t>
-      </w:r>
-      <w:proofErr w:type="gramEnd"/>
-    </w:p>
-    <w:p>
-      <w:r>
-        <w:t xml:space="preserve">Esperado: 409 </w:t>
-      </w:r>
-      <w:proofErr w:type="spellStart"/>
-      <w:r>
-        <w:t>Conflict</w:t>
-      </w:r>
-      <w:proofErr w:type="spellEnd"/>
-      <w:r>
-        <w:t> — </w:t>
-      </w:r>
-      <w:proofErr w:type="spellStart"/>
-      <w:r>
-        <w:t>success</w:t>
-      </w:r>
-      <w:proofErr w:type="spellEnd"/>
-      <w:r>
-        <w:t>: false, mensaje indica email ya registrado.</w:t>
+      <w:r>
+        <w:t>curl -s -X POST http://localhost:8080/api/v1/clientes \</w:t>
+      </w:r>
+    </w:p>
+    <w:p>
+      <w:r>
+        <w:t xml:space="preserve">  -H "Content-Type: application/json" \</w:t>
+      </w:r>
+    </w:p>
+    <w:p>
+      <w:r>
+        <w:t xml:space="preserve">  -H "Authorization: Bearer TOKEN" \</w:t>
+      </w:r>
+    </w:p>
+    <w:p>
+      <w:r>
+        <w:t xml:space="preserve">  -d '{"dni":"87654321","email":"ana.flores@correo.com","telefono":"999888777"}' | jq .</w:t>
+      </w:r>
+    </w:p>
+    <w:p>
+      <w:r>
+        <w:t>Esperado: 409 Conflict — success: false, mensaje indica email ya registrado.</w:t>
       </w:r>
     </w:p>
     <w:p>
@@ -11754,91 +9557,28 @@
       </w:r>
     </w:p>
     <w:p>
-      <w:proofErr w:type="spellStart"/>
-      <w:r>
-        <w:t>curl</w:t>
-      </w:r>
-      <w:proofErr w:type="spellEnd"/>
-      <w:r>
-        <w:t xml:space="preserve"> -s -X POST http://localhost:8080/api/v1/clientes \</w:t>
-      </w:r>
-    </w:p>
-    <w:p>
-      <w:r>
-        <w:t xml:space="preserve">  -H "Content-</w:t>
-      </w:r>
-      <w:proofErr w:type="spellStart"/>
-      <w:r>
-        <w:t>Type</w:t>
-      </w:r>
-      <w:proofErr w:type="spellEnd"/>
-      <w:r>
-        <w:t xml:space="preserve">: </w:t>
-      </w:r>
-      <w:proofErr w:type="spellStart"/>
-      <w:r>
-        <w:t>application</w:t>
-      </w:r>
-      <w:proofErr w:type="spellEnd"/>
-      <w:r>
-        <w:t>/</w:t>
-      </w:r>
-      <w:proofErr w:type="spellStart"/>
-      <w:r>
-        <w:t>json</w:t>
-      </w:r>
-      <w:proofErr w:type="spellEnd"/>
-      <w:r>
-        <w:t>" \</w:t>
-      </w:r>
-    </w:p>
-    <w:p>
-      <w:r>
-        <w:t xml:space="preserve">  -H "</w:t>
-      </w:r>
-      <w:proofErr w:type="spellStart"/>
-      <w:r>
-        <w:t>Authorization</w:t>
-      </w:r>
-      <w:proofErr w:type="spellEnd"/>
-      <w:r>
-        <w:t>: Bearer TOKEN" \</w:t>
-      </w:r>
-    </w:p>
-    <w:p>
-      <w:r>
-        <w:t xml:space="preserve">  -d '{"dni":"123","email":"correo-invalido","telefono":""}' | </w:t>
-      </w:r>
-      <w:proofErr w:type="spellStart"/>
-      <w:proofErr w:type="gramStart"/>
-      <w:r>
-        <w:t>jq</w:t>
-      </w:r>
-      <w:proofErr w:type="spellEnd"/>
-      <w:r>
-        <w:t xml:space="preserve"> .</w:t>
-      </w:r>
-      <w:proofErr w:type="gramEnd"/>
-    </w:p>
-    <w:p>
-      <w:r>
-        <w:t xml:space="preserve">Esperado: 400 Bad </w:t>
-      </w:r>
-      <w:proofErr w:type="spellStart"/>
-      <w:r>
-        <w:t>Request</w:t>
-      </w:r>
-      <w:proofErr w:type="spellEnd"/>
-      <w:r>
-        <w:t> — </w:t>
-      </w:r>
-      <w:proofErr w:type="spellStart"/>
-      <w:r>
-        <w:t>success</w:t>
-      </w:r>
-      <w:proofErr w:type="spellEnd"/>
-      <w:r>
-        <w:t>: false, data con mapa de errores agrupado por campo.</w:t>
+      <w:r>
+        <w:t>curl -s -X POST http://localhost:8080/api/v1/clientes \</w:t>
+      </w:r>
+    </w:p>
+    <w:p>
+      <w:r>
+        <w:t xml:space="preserve">  -H "Content-Type: application/json" \</w:t>
+      </w:r>
+    </w:p>
+    <w:p>
+      <w:r>
+        <w:t xml:space="preserve">  -H "Authorization: Bearer TOKEN" \</w:t>
+      </w:r>
+    </w:p>
+    <w:p>
+      <w:r>
+        <w:t xml:space="preserve">  -d '{"dni":"123","email":"correo-invalido","telefono":""}' | jq .</w:t>
+      </w:r>
+    </w:p>
+    <w:p>
+      <w:r>
+        <w:t>Esperado: 400 Bad Request — success: false, data con mapa de errores agrupado por campo.</w:t>
       </w:r>
     </w:p>
     <w:p>
@@ -11874,55 +9614,18 @@
       </w:r>
     </w:p>
     <w:p>
-      <w:proofErr w:type="spellStart"/>
-      <w:r>
-        <w:t>curl</w:t>
-      </w:r>
-      <w:proofErr w:type="spellEnd"/>
-      <w:r>
-        <w:t xml:space="preserve"> -s -X POST http://localhost:8080/api/v1/paquetes \</w:t>
-      </w:r>
-    </w:p>
-    <w:p>
-      <w:r>
-        <w:t xml:space="preserve">  -H "Content-</w:t>
-      </w:r>
-      <w:proofErr w:type="spellStart"/>
-      <w:r>
-        <w:t>Type</w:t>
-      </w:r>
-      <w:proofErr w:type="spellEnd"/>
-      <w:r>
-        <w:t xml:space="preserve">: </w:t>
-      </w:r>
-      <w:proofErr w:type="spellStart"/>
-      <w:r>
-        <w:t>application</w:t>
-      </w:r>
-      <w:proofErr w:type="spellEnd"/>
-      <w:r>
-        <w:t>/</w:t>
-      </w:r>
-      <w:proofErr w:type="spellStart"/>
-      <w:r>
-        <w:t>json</w:t>
-      </w:r>
-      <w:proofErr w:type="spellEnd"/>
-      <w:r>
-        <w:t>" \</w:t>
-      </w:r>
-    </w:p>
-    <w:p>
-      <w:r>
-        <w:t xml:space="preserve">  -H "</w:t>
-      </w:r>
-      <w:proofErr w:type="spellStart"/>
-      <w:r>
-        <w:t>Authorization</w:t>
-      </w:r>
-      <w:proofErr w:type="spellEnd"/>
-      <w:r>
-        <w:t>: Bearer TOKEN" \</w:t>
+      <w:r>
+        <w:t>curl -s -X POST http://localhost:8080/api/v1/paquetes \</w:t>
+      </w:r>
+    </w:p>
+    <w:p>
+      <w:r>
+        <w:t xml:space="preserve">  -H "Content-Type: application/json" \</w:t>
+      </w:r>
+    </w:p>
+    <w:p>
+      <w:r>
+        <w:t xml:space="preserve">  -H "Authorization: Bearer TOKEN" \</w:t>
       </w:r>
     </w:p>
     <w:p>
@@ -11932,15 +9635,7 @@
     </w:p>
     <w:p>
       <w:r>
-        <w:t xml:space="preserve">    "</w:t>
-      </w:r>
-      <w:proofErr w:type="spellStart"/>
-      <w:r>
-        <w:t>descripcion</w:t>
-      </w:r>
-      <w:proofErr w:type="spellEnd"/>
-      <w:r>
-        <w:t>":"Documentos legales",</w:t>
+        <w:t xml:space="preserve">    "descripcion":"Documentos legales",</w:t>
       </w:r>
     </w:p>
     <w:p>
@@ -11955,28 +9650,12 @@
     </w:p>
     <w:p>
       <w:r>
-        <w:t xml:space="preserve">    "</w:t>
-      </w:r>
-      <w:proofErr w:type="spellStart"/>
-      <w:r>
-        <w:t>sucursalOrigen</w:t>
-      </w:r>
-      <w:proofErr w:type="spellEnd"/>
-      <w:r>
-        <w:t>":"Lima",</w:t>
-      </w:r>
-    </w:p>
-    <w:p>
-      <w:r>
-        <w:t xml:space="preserve">    "</w:t>
-      </w:r>
-      <w:proofErr w:type="spellStart"/>
-      <w:r>
-        <w:t>sucursalDestino</w:t>
-      </w:r>
-      <w:proofErr w:type="spellEnd"/>
-      <w:r>
-        <w:t>":"Arequipa",</w:t>
+        <w:t xml:space="preserve">    "sucursalOrigen":"Lima",</w:t>
+      </w:r>
+    </w:p>
+    <w:p>
+      <w:r>
+        <w:t xml:space="preserve">    "sucursalDestino":"Arequipa",</w:t>
       </w:r>
     </w:p>
     <w:p>
@@ -11991,30 +9670,12 @@
     </w:p>
     <w:p>
       <w:r>
-        <w:t xml:space="preserve">  }' | </w:t>
-      </w:r>
-      <w:proofErr w:type="spellStart"/>
-      <w:proofErr w:type="gramStart"/>
-      <w:r>
-        <w:t>jq</w:t>
-      </w:r>
-      <w:proofErr w:type="spellEnd"/>
-      <w:r>
-        <w:t xml:space="preserve"> .</w:t>
-      </w:r>
-      <w:proofErr w:type="gramEnd"/>
-    </w:p>
-    <w:p>
-      <w:r>
-        <w:t xml:space="preserve">Esperado: 201 </w:t>
-      </w:r>
-      <w:proofErr w:type="spellStart"/>
-      <w:r>
-        <w:t>Created</w:t>
-      </w:r>
-      <w:proofErr w:type="spellEnd"/>
-      <w:r>
-        <w:t> — código de rastreo generado y tarifa calculada visibles en data.</w:t>
+        <w:t xml:space="preserve">  }' | jq .</w:t>
+      </w:r>
+    </w:p>
+    <w:p>
+      <w:r>
+        <w:t>Esperado: 201 Created — código de rastreo generado y tarifa calculada visibles en data.</w:t>
       </w:r>
     </w:p>
     <w:p>
@@ -12027,104 +9688,28 @@
       </w:r>
     </w:p>
     <w:p>
-      <w:proofErr w:type="spellStart"/>
-      <w:r>
-        <w:t>curl</w:t>
-      </w:r>
-      <w:proofErr w:type="spellEnd"/>
-      <w:r>
-        <w:t xml:space="preserve"> -s -X POST http://localhost:8080/api/v1/paquetes \</w:t>
-      </w:r>
-    </w:p>
-    <w:p>
-      <w:r>
-        <w:t xml:space="preserve">  -H "Content-</w:t>
-      </w:r>
-      <w:proofErr w:type="spellStart"/>
-      <w:r>
-        <w:t>Type</w:t>
-      </w:r>
-      <w:proofErr w:type="spellEnd"/>
-      <w:r>
-        <w:t xml:space="preserve">: </w:t>
-      </w:r>
-      <w:proofErr w:type="spellStart"/>
-      <w:r>
-        <w:t>application</w:t>
-      </w:r>
-      <w:proofErr w:type="spellEnd"/>
-      <w:r>
-        <w:t>/</w:t>
-      </w:r>
-      <w:proofErr w:type="spellStart"/>
-      <w:r>
-        <w:t>json</w:t>
-      </w:r>
-      <w:proofErr w:type="spellEnd"/>
-      <w:r>
-        <w:t>" \</w:t>
-      </w:r>
-    </w:p>
-    <w:p>
-      <w:r>
-        <w:t xml:space="preserve">  -H "</w:t>
-      </w:r>
-      <w:proofErr w:type="spellStart"/>
-      <w:r>
-        <w:t>Authorization</w:t>
-      </w:r>
-      <w:proofErr w:type="spellEnd"/>
-      <w:r>
-        <w:t>: Bearer TOKEN" \</w:t>
-      </w:r>
-    </w:p>
-    <w:p>
-      <w:r>
-        <w:t xml:space="preserve">  -d '{"</w:t>
-      </w:r>
-      <w:proofErr w:type="spellStart"/>
-      <w:r>
-        <w:t>descripcion</w:t>
-      </w:r>
-      <w:proofErr w:type="spellEnd"/>
-      <w:r>
-        <w:t>":"","</w:t>
-      </w:r>
-      <w:proofErr w:type="spellStart"/>
-      <w:r>
-        <w:t>pesoKg</w:t>
-      </w:r>
-      <w:proofErr w:type="spellEnd"/>
-      <w:proofErr w:type="gramStart"/>
-      <w:r>
-        <w:t>":-</w:t>
-      </w:r>
-      <w:proofErr w:type="gramEnd"/>
-      <w:r>
-        <w:t xml:space="preserve">1,"valorDeclarado":0}' | </w:t>
-      </w:r>
-      <w:proofErr w:type="spellStart"/>
-      <w:proofErr w:type="gramStart"/>
-      <w:r>
-        <w:t>jq</w:t>
-      </w:r>
-      <w:proofErr w:type="spellEnd"/>
-      <w:r>
-        <w:t xml:space="preserve"> .</w:t>
-      </w:r>
-      <w:proofErr w:type="gramEnd"/>
-    </w:p>
-    <w:p>
-      <w:r>
-        <w:t xml:space="preserve">Esperado: 400 Bad </w:t>
-      </w:r>
-      <w:proofErr w:type="spellStart"/>
-      <w:r>
-        <w:t>Request</w:t>
-      </w:r>
-      <w:proofErr w:type="spellEnd"/>
-      <w:r>
-        <w:t> — mapa de errores por campo en data.</w:t>
+      <w:r>
+        <w:t>curl -s -X POST http://localhost:8080/api/v1/paquetes \</w:t>
+      </w:r>
+    </w:p>
+    <w:p>
+      <w:r>
+        <w:t xml:space="preserve">  -H "Content-Type: application/json" \</w:t>
+      </w:r>
+    </w:p>
+    <w:p>
+      <w:r>
+        <w:t xml:space="preserve">  -H "Authorization: Bearer TOKEN" \</w:t>
+      </w:r>
+    </w:p>
+    <w:p>
+      <w:r>
+        <w:t xml:space="preserve">  -d '{"descripcion":"","pesoKg":-1,"valorDeclarado":0}' | jq .</w:t>
+      </w:r>
+    </w:p>
+    <w:p>
+      <w:r>
+        <w:t>Esperado: 400 Bad Request — mapa de errores por campo en data.</w:t>
       </w:r>
     </w:p>
     <w:p>
@@ -12137,37 +9722,14 @@
       </w:r>
     </w:p>
     <w:p>
-      <w:proofErr w:type="spellStart"/>
-      <w:r>
-        <w:t>curl</w:t>
-      </w:r>
-      <w:proofErr w:type="spellEnd"/>
-      <w:r>
-        <w:t xml:space="preserve"> -s -X GET http://localhost:8080/api/v1/paquetes/{id} \</w:t>
-      </w:r>
-    </w:p>
-    <w:p>
-      <w:r>
-        <w:t xml:space="preserve">  -H "</w:t>
-      </w:r>
-      <w:proofErr w:type="spellStart"/>
-      <w:r>
-        <w:t>Authorization</w:t>
-      </w:r>
-      <w:proofErr w:type="spellEnd"/>
-      <w:r>
-        <w:t xml:space="preserve">: Bearer TOKEN" | </w:t>
-      </w:r>
-      <w:proofErr w:type="spellStart"/>
-      <w:proofErr w:type="gramStart"/>
-      <w:r>
-        <w:t>jq</w:t>
-      </w:r>
-      <w:proofErr w:type="spellEnd"/>
-      <w:r>
-        <w:t xml:space="preserve"> .</w:t>
-      </w:r>
-      <w:proofErr w:type="gramEnd"/>
+      <w:r>
+        <w:t>curl -s -X GET http://localhost:8080/api/v1/paquetes/{id} \</w:t>
+      </w:r>
+    </w:p>
+    <w:p>
+      <w:r>
+        <w:t xml:space="preserve">  -H "Authorization: Bearer TOKEN" | jq .</w:t>
+      </w:r>
     </w:p>
     <w:p>
       <w:r>
@@ -12184,49 +9746,18 @@
       </w:r>
     </w:p>
     <w:p>
-      <w:proofErr w:type="spellStart"/>
-      <w:r>
-        <w:t>curl</w:t>
-      </w:r>
-      <w:proofErr w:type="spellEnd"/>
-      <w:r>
-        <w:t xml:space="preserve"> -s -X GET http://localhost:8080/api/v1/paquetes/00000000-0000-0000-0000-000000000000 \</w:t>
-      </w:r>
-    </w:p>
-    <w:p>
-      <w:r>
-        <w:t xml:space="preserve">  -H "</w:t>
-      </w:r>
-      <w:proofErr w:type="spellStart"/>
-      <w:r>
-        <w:t>Authorization</w:t>
-      </w:r>
-      <w:proofErr w:type="spellEnd"/>
-      <w:r>
-        <w:t xml:space="preserve">: Bearer TOKEN" | </w:t>
-      </w:r>
-      <w:proofErr w:type="spellStart"/>
-      <w:proofErr w:type="gramStart"/>
-      <w:r>
-        <w:t>jq</w:t>
-      </w:r>
-      <w:proofErr w:type="spellEnd"/>
-      <w:r>
-        <w:t xml:space="preserve"> .</w:t>
-      </w:r>
-      <w:proofErr w:type="gramEnd"/>
-    </w:p>
-    <w:p>
-      <w:r>
-        <w:t>Esperado: 404 Not Found — </w:t>
-      </w:r>
-      <w:proofErr w:type="spellStart"/>
-      <w:r>
-        <w:t>success</w:t>
-      </w:r>
-      <w:proofErr w:type="spellEnd"/>
-      <w:r>
-        <w:t>: false.</w:t>
+      <w:r>
+        <w:t>curl -s -X GET http://localhost:8080/api/v1/paquetes/00000000-0000-0000-0000-000000000000 \</w:t>
+      </w:r>
+    </w:p>
+    <w:p>
+      <w:r>
+        <w:t xml:space="preserve">  -H "Authorization: Bearer TOKEN" | jq .</w:t>
+      </w:r>
+    </w:p>
+    <w:p>
+      <w:r>
+        <w:t>Esperado: 404 Not Found — success: false.</w:t>
       </w:r>
     </w:p>
     <w:p>
@@ -12239,80 +9770,25 @@
       </w:r>
     </w:p>
     <w:p>
-      <w:proofErr w:type="spellStart"/>
-      <w:r>
-        <w:t>curl</w:t>
-      </w:r>
-      <w:proofErr w:type="spellEnd"/>
-      <w:r>
-        <w:t xml:space="preserve"> -s -X PATCH http://localhost:8080/api/v1/paquetes/{id}/estado \</w:t>
+      <w:r>
+        <w:t>curl -s -X PATCH http://localhost:8080/api/v1/paquetes/{id}/estado \</w:t>
       </w:r>
     </w:p>
     <w:p>
       <w:r>
         <w:lastRenderedPageBreak/>
-        <w:t xml:space="preserve">  -H "Content-</w:t>
-      </w:r>
-      <w:proofErr w:type="spellStart"/>
-      <w:r>
-        <w:t>Type</w:t>
-      </w:r>
-      <w:proofErr w:type="spellEnd"/>
-      <w:r>
-        <w:t xml:space="preserve">: </w:t>
-      </w:r>
-      <w:proofErr w:type="spellStart"/>
-      <w:r>
-        <w:t>application</w:t>
-      </w:r>
-      <w:proofErr w:type="spellEnd"/>
-      <w:r>
-        <w:t>/</w:t>
-      </w:r>
-      <w:proofErr w:type="spellStart"/>
-      <w:r>
-        <w:t>json</w:t>
-      </w:r>
-      <w:proofErr w:type="spellEnd"/>
-      <w:r>
-        <w:t>" \</w:t>
-      </w:r>
-    </w:p>
-    <w:p>
-      <w:r>
-        <w:t xml:space="preserve">  -H "</w:t>
-      </w:r>
-      <w:proofErr w:type="spellStart"/>
-      <w:r>
-        <w:t>Authorization</w:t>
-      </w:r>
-      <w:proofErr w:type="spellEnd"/>
-      <w:r>
-        <w:t>: Bearer TOKEN" \</w:t>
-      </w:r>
-    </w:p>
-    <w:p>
-      <w:r>
-        <w:t xml:space="preserve">  -d '{"</w:t>
-      </w:r>
-      <w:proofErr w:type="spellStart"/>
-      <w:r>
-        <w:t>nuevoEstado</w:t>
-      </w:r>
-      <w:proofErr w:type="spellEnd"/>
-      <w:r>
-        <w:t xml:space="preserve">":"EN_TRANSITO"}' | </w:t>
-      </w:r>
-      <w:proofErr w:type="spellStart"/>
-      <w:proofErr w:type="gramStart"/>
-      <w:r>
-        <w:t>jq</w:t>
-      </w:r>
-      <w:proofErr w:type="spellEnd"/>
-      <w:r>
-        <w:t xml:space="preserve"> .</w:t>
-      </w:r>
-      <w:proofErr w:type="gramEnd"/>
+        <w:t xml:space="preserve">  -H "Content-Type: application/json" \</w:t>
+      </w:r>
+    </w:p>
+    <w:p>
+      <w:r>
+        <w:t xml:space="preserve">  -H "Authorization: Bearer TOKEN" \</w:t>
+      </w:r>
+    </w:p>
+    <w:p>
+      <w:r>
+        <w:t xml:space="preserve">  -d '{"nuevoEstado":"EN_TRANSITO"}' | jq .</w:t>
+      </w:r>
     </w:p>
     <w:p>
       <w:r>
@@ -12329,91 +9805,28 @@
       </w:r>
     </w:p>
     <w:p>
-      <w:proofErr w:type="spellStart"/>
-      <w:r>
-        <w:t>curl</w:t>
-      </w:r>
-      <w:proofErr w:type="spellEnd"/>
-      <w:r>
-        <w:t xml:space="preserve"> -s -X PATCH http://localhost:8080/api/v1/paquetes/{id}/estado \</w:t>
-      </w:r>
-    </w:p>
-    <w:p>
-      <w:r>
-        <w:t xml:space="preserve">  -H "Content-</w:t>
-      </w:r>
-      <w:proofErr w:type="spellStart"/>
-      <w:r>
-        <w:t>Type</w:t>
-      </w:r>
-      <w:proofErr w:type="spellEnd"/>
-      <w:r>
-        <w:t xml:space="preserve">: </w:t>
-      </w:r>
-      <w:proofErr w:type="spellStart"/>
-      <w:r>
-        <w:t>application</w:t>
-      </w:r>
-      <w:proofErr w:type="spellEnd"/>
-      <w:r>
-        <w:t>/</w:t>
-      </w:r>
-      <w:proofErr w:type="spellStart"/>
-      <w:r>
-        <w:t>json</w:t>
-      </w:r>
-      <w:proofErr w:type="spellEnd"/>
-      <w:r>
-        <w:t>" \</w:t>
-      </w:r>
-    </w:p>
-    <w:p>
-      <w:r>
-        <w:t xml:space="preserve">  -H "</w:t>
-      </w:r>
-      <w:proofErr w:type="spellStart"/>
-      <w:r>
-        <w:t>Authorization</w:t>
-      </w:r>
-      <w:proofErr w:type="spellEnd"/>
-      <w:r>
-        <w:t>: Bearer TOKEN" \</w:t>
-      </w:r>
-    </w:p>
-    <w:p>
-      <w:r>
-        <w:t xml:space="preserve">  -d '{"</w:t>
-      </w:r>
-      <w:proofErr w:type="spellStart"/>
-      <w:r>
-        <w:t>nuevoEstado</w:t>
-      </w:r>
-      <w:proofErr w:type="spellEnd"/>
-      <w:r>
-        <w:t xml:space="preserve">":"REGISTRADO"}' | </w:t>
-      </w:r>
-      <w:proofErr w:type="spellStart"/>
-      <w:proofErr w:type="gramStart"/>
-      <w:r>
-        <w:t>jq</w:t>
-      </w:r>
-      <w:proofErr w:type="spellEnd"/>
-      <w:r>
-        <w:t xml:space="preserve"> .</w:t>
-      </w:r>
-      <w:proofErr w:type="gramEnd"/>
-    </w:p>
-    <w:p>
-      <w:r>
-        <w:t xml:space="preserve">Esperado: 409 </w:t>
-      </w:r>
-      <w:proofErr w:type="spellStart"/>
-      <w:r>
-        <w:t>Conflict</w:t>
-      </w:r>
-      <w:proofErr w:type="spellEnd"/>
-      <w:r>
-        <w:t> — mensaje descriptivo con los estados involucrados.</w:t>
+      <w:r>
+        <w:t>curl -s -X PATCH http://localhost:8080/api/v1/paquetes/{id}/estado \</w:t>
+      </w:r>
+    </w:p>
+    <w:p>
+      <w:r>
+        <w:t xml:space="preserve">  -H "Content-Type: application/json" \</w:t>
+      </w:r>
+    </w:p>
+    <w:p>
+      <w:r>
+        <w:t xml:space="preserve">  -H "Authorization: Bearer TOKEN" \</w:t>
+      </w:r>
+    </w:p>
+    <w:p>
+      <w:r>
+        <w:t xml:space="preserve">  -d '{"nuevoEstado":"REGISTRADO"}' | jq .</w:t>
+      </w:r>
+    </w:p>
+    <w:p>
+      <w:r>
+        <w:t>Esperado: 409 Conflict — mensaje descriptivo con los estados involucrados.</w:t>
       </w:r>
     </w:p>
     <w:p>
@@ -12448,49 +9861,18 @@
       </w:r>
     </w:p>
     <w:p>
-      <w:proofErr w:type="spellStart"/>
-      <w:r>
-        <w:t>curl</w:t>
-      </w:r>
-      <w:proofErr w:type="spellEnd"/>
-      <w:r>
-        <w:t xml:space="preserve"> -s -X GET http://localhost:8080/api/v1/paquetes/{id}/historial \</w:t>
-      </w:r>
-    </w:p>
-    <w:p>
-      <w:r>
-        <w:t xml:space="preserve">  -H "</w:t>
-      </w:r>
-      <w:proofErr w:type="spellStart"/>
-      <w:r>
-        <w:t>Authorization</w:t>
-      </w:r>
-      <w:proofErr w:type="spellEnd"/>
-      <w:r>
-        <w:t xml:space="preserve">: Bearer TOKEN" | </w:t>
-      </w:r>
-      <w:proofErr w:type="spellStart"/>
-      <w:proofErr w:type="gramStart"/>
-      <w:r>
-        <w:t>jq</w:t>
-      </w:r>
-      <w:proofErr w:type="spellEnd"/>
-      <w:r>
-        <w:t xml:space="preserve"> .</w:t>
-      </w:r>
-      <w:proofErr w:type="gramEnd"/>
-    </w:p>
-    <w:p>
-      <w:r>
-        <w:t xml:space="preserve">Esperado: 200 OK — lista ordenada de cambios de estado con </w:t>
-      </w:r>
-      <w:proofErr w:type="spellStart"/>
-      <w:r>
-        <w:t>timestamp</w:t>
-      </w:r>
-      <w:proofErr w:type="spellEnd"/>
-      <w:r>
-        <w:t xml:space="preserve"> y usuario en data.</w:t>
+      <w:r>
+        <w:t>curl -s -X GET http://localhost:8080/api/v1/paquetes/{id}/historial \</w:t>
+      </w:r>
+    </w:p>
+    <w:p>
+      <w:r>
+        <w:t xml:space="preserve">  -H "Authorization: Bearer TOKEN" | jq .</w:t>
+      </w:r>
+    </w:p>
+    <w:p>
+      <w:r>
+        <w:t>Esperado: 200 OK — lista ordenada de cambios de estado con timestamp y usuario en data.</w:t>
       </w:r>
     </w:p>
     <w:p>
@@ -12525,45 +9907,14 @@
       </w:r>
     </w:p>
     <w:p>
-      <w:proofErr w:type="spellStart"/>
-      <w:r>
-        <w:t>curl</w:t>
-      </w:r>
-      <w:proofErr w:type="spellEnd"/>
-      <w:r>
-        <w:t xml:space="preserve"> -s -X GET "http://localhost:8080/api/v1/</w:t>
-      </w:r>
-      <w:proofErr w:type="spellStart"/>
-      <w:r>
-        <w:t>paquetes?busqueda</w:t>
-      </w:r>
-      <w:proofErr w:type="spellEnd"/>
-      <w:r>
-        <w:t>=RC2024" \</w:t>
-      </w:r>
-    </w:p>
-    <w:p>
-      <w:r>
-        <w:t xml:space="preserve">  -H "</w:t>
-      </w:r>
-      <w:proofErr w:type="spellStart"/>
-      <w:r>
-        <w:t>Authorization</w:t>
-      </w:r>
-      <w:proofErr w:type="spellEnd"/>
-      <w:r>
-        <w:t xml:space="preserve">: Bearer TOKEN" | </w:t>
-      </w:r>
-      <w:proofErr w:type="spellStart"/>
-      <w:proofErr w:type="gramStart"/>
-      <w:r>
-        <w:t>jq</w:t>
-      </w:r>
-      <w:proofErr w:type="spellEnd"/>
-      <w:r>
-        <w:t xml:space="preserve"> .</w:t>
-      </w:r>
-      <w:proofErr w:type="gramEnd"/>
+      <w:r>
+        <w:t>curl -s -X GET "http://localhost:8080/api/v1/paquetes?busqueda=RC2024" \</w:t>
+      </w:r>
+    </w:p>
+    <w:p>
+      <w:r>
+        <w:t xml:space="preserve">  -H "Authorization: Bearer TOKEN" | jq .</w:t>
+      </w:r>
     </w:p>
     <w:p>
       <w:r>
@@ -12580,45 +9931,14 @@
       </w:r>
     </w:p>
     <w:p>
-      <w:proofErr w:type="spellStart"/>
-      <w:r>
-        <w:t>curl</w:t>
-      </w:r>
-      <w:proofErr w:type="spellEnd"/>
-      <w:r>
-        <w:t xml:space="preserve"> -s -X GET "http://localhost:8080/api/v1/</w:t>
-      </w:r>
-      <w:proofErr w:type="spellStart"/>
-      <w:r>
-        <w:t>paquetes?busqueda</w:t>
-      </w:r>
-      <w:proofErr w:type="spellEnd"/>
-      <w:r>
-        <w:t>=flores" \</w:t>
-      </w:r>
-    </w:p>
-    <w:p>
-      <w:r>
-        <w:t xml:space="preserve">  -H "</w:t>
-      </w:r>
-      <w:proofErr w:type="spellStart"/>
-      <w:r>
-        <w:t>Authorization</w:t>
-      </w:r>
-      <w:proofErr w:type="spellEnd"/>
-      <w:r>
-        <w:t xml:space="preserve">: Bearer TOKEN" | </w:t>
-      </w:r>
-      <w:proofErr w:type="spellStart"/>
-      <w:proofErr w:type="gramStart"/>
-      <w:r>
-        <w:t>jq</w:t>
-      </w:r>
-      <w:proofErr w:type="spellEnd"/>
-      <w:r>
-        <w:t xml:space="preserve"> .</w:t>
-      </w:r>
-      <w:proofErr w:type="gramEnd"/>
+      <w:r>
+        <w:t>curl -s -X GET "http://localhost:8080/api/v1/paquetes?busqueda=flores" \</w:t>
+      </w:r>
+    </w:p>
+    <w:p>
+      <w:r>
+        <w:t xml:space="preserve">  -H "Authorization: Bearer TOKEN" | jq .</w:t>
+      </w:r>
     </w:p>
     <w:p>
       <w:r>
@@ -12635,37 +9955,14 @@
       </w:r>
     </w:p>
     <w:p>
-      <w:proofErr w:type="spellStart"/>
-      <w:r>
-        <w:t>curl</w:t>
-      </w:r>
-      <w:proofErr w:type="spellEnd"/>
-      <w:r>
-        <w:t xml:space="preserve"> -s -X GET "http://localhost:8080/api/v1/paquetes?sucursal=Lima&amp;estado=EN_TRANSITO" \</w:t>
-      </w:r>
-    </w:p>
-    <w:p>
-      <w:r>
-        <w:t xml:space="preserve">  -H "</w:t>
-      </w:r>
-      <w:proofErr w:type="spellStart"/>
-      <w:r>
-        <w:t>Authorization</w:t>
-      </w:r>
-      <w:proofErr w:type="spellEnd"/>
-      <w:r>
-        <w:t xml:space="preserve">: Bearer TOKEN" | </w:t>
-      </w:r>
-      <w:proofErr w:type="spellStart"/>
-      <w:proofErr w:type="gramStart"/>
-      <w:r>
-        <w:t>jq</w:t>
-      </w:r>
-      <w:proofErr w:type="spellEnd"/>
-      <w:r>
-        <w:t xml:space="preserve"> .</w:t>
-      </w:r>
-      <w:proofErr w:type="gramEnd"/>
+      <w:r>
+        <w:t>curl -s -X GET "http://localhost:8080/api/v1/paquetes?sucursal=Lima&amp;estado=EN_TRANSITO" \</w:t>
+      </w:r>
+    </w:p>
+    <w:p>
+      <w:r>
+        <w:t xml:space="preserve">  -H "Authorization: Bearer TOKEN" | jq .</w:t>
+      </w:r>
     </w:p>
     <w:p>
       <w:r>
@@ -12705,37 +10002,14 @@
       </w:r>
     </w:p>
     <w:p>
-      <w:proofErr w:type="spellStart"/>
-      <w:r>
-        <w:t>curl</w:t>
-      </w:r>
-      <w:proofErr w:type="spellEnd"/>
-      <w:r>
-        <w:t xml:space="preserve"> -s -X POST http://localhost:8080/api/v1/paquetes/{id}/categorias/{categoriaId} \</w:t>
-      </w:r>
-    </w:p>
-    <w:p>
-      <w:r>
-        <w:t xml:space="preserve">  -H "</w:t>
-      </w:r>
-      <w:proofErr w:type="spellStart"/>
-      <w:r>
-        <w:t>Authorization</w:t>
-      </w:r>
-      <w:proofErr w:type="spellEnd"/>
-      <w:r>
-        <w:t xml:space="preserve">: Bearer TOKEN" | </w:t>
-      </w:r>
-      <w:proofErr w:type="spellStart"/>
-      <w:proofErr w:type="gramStart"/>
-      <w:r>
-        <w:t>jq</w:t>
-      </w:r>
-      <w:proofErr w:type="spellEnd"/>
-      <w:r>
-        <w:t xml:space="preserve"> .</w:t>
-      </w:r>
-      <w:proofErr w:type="gramEnd"/>
+      <w:r>
+        <w:t>curl -s -X POST http://localhost:8080/api/v1/paquetes/{id}/categorias/{categoriaId} \</w:t>
+      </w:r>
+    </w:p>
+    <w:p>
+      <w:r>
+        <w:t xml:space="preserve">  -H "Authorization: Bearer TOKEN" | jq .</w:t>
+      </w:r>
     </w:p>
     <w:p>
       <w:r>
@@ -12774,79 +10048,24 @@
       </w:r>
     </w:p>
     <w:p>
-      <w:proofErr w:type="spellStart"/>
-      <w:r>
-        <w:t>curl</w:t>
-      </w:r>
-      <w:proofErr w:type="spellEnd"/>
-      <w:r>
-        <w:t xml:space="preserve"> -s -X PUT http://localhost:8080/api/v1/paquetes/{id} \</w:t>
-      </w:r>
-    </w:p>
-    <w:p>
-      <w:r>
-        <w:t xml:space="preserve">  -H "Content-</w:t>
-      </w:r>
-      <w:proofErr w:type="spellStart"/>
-      <w:r>
-        <w:t>Type</w:t>
-      </w:r>
-      <w:proofErr w:type="spellEnd"/>
-      <w:r>
-        <w:t xml:space="preserve">: </w:t>
-      </w:r>
-      <w:proofErr w:type="spellStart"/>
-      <w:r>
-        <w:t>application</w:t>
-      </w:r>
-      <w:proofErr w:type="spellEnd"/>
-      <w:r>
-        <w:t>/</w:t>
-      </w:r>
-      <w:proofErr w:type="spellStart"/>
-      <w:r>
-        <w:t>json</w:t>
-      </w:r>
-      <w:proofErr w:type="spellEnd"/>
-      <w:r>
-        <w:t>" \</w:t>
-      </w:r>
-    </w:p>
-    <w:p>
-      <w:r>
-        <w:t xml:space="preserve">  -H "</w:t>
-      </w:r>
-      <w:proofErr w:type="spellStart"/>
-      <w:r>
-        <w:t>Authorization</w:t>
-      </w:r>
-      <w:proofErr w:type="spellEnd"/>
-      <w:r>
-        <w:t>: Bearer TOKEN" \</w:t>
-      </w:r>
-    </w:p>
-    <w:p>
-      <w:r>
-        <w:t xml:space="preserve">  -d '{"</w:t>
-      </w:r>
-      <w:proofErr w:type="spellStart"/>
-      <w:r>
-        <w:t>descripcion</w:t>
-      </w:r>
-      <w:proofErr w:type="spellEnd"/>
-      <w:r>
-        <w:t xml:space="preserve">":"Documentos actualizados","pesoKg":2.0}' | </w:t>
-      </w:r>
-      <w:proofErr w:type="spellStart"/>
-      <w:proofErr w:type="gramStart"/>
-      <w:r>
-        <w:t>jq</w:t>
-      </w:r>
-      <w:proofErr w:type="spellEnd"/>
-      <w:r>
-        <w:t xml:space="preserve"> .</w:t>
-      </w:r>
-      <w:proofErr w:type="gramEnd"/>
+      <w:r>
+        <w:t>curl -s -X PUT http://localhost:8080/api/v1/paquetes/{id} \</w:t>
+      </w:r>
+    </w:p>
+    <w:p>
+      <w:r>
+        <w:t xml:space="preserve">  -H "Content-Type: application/json" \</w:t>
+      </w:r>
+    </w:p>
+    <w:p>
+      <w:r>
+        <w:t xml:space="preserve">  -H "Authorization: Bearer TOKEN" \</w:t>
+      </w:r>
+    </w:p>
+    <w:p>
+      <w:r>
+        <w:t xml:space="preserve">  -d '{"descripcion":"Documentos actualizados","pesoKg":2.0}' | jq .</w:t>
+      </w:r>
     </w:p>
     <w:p>
       <w:r>
@@ -12863,37 +10082,14 @@
       </w:r>
     </w:p>
     <w:p>
-      <w:proofErr w:type="spellStart"/>
-      <w:r>
-        <w:t>curl</w:t>
-      </w:r>
-      <w:proofErr w:type="spellEnd"/>
-      <w:r>
-        <w:t xml:space="preserve"> -s -X DELETE http://localhost:8080/api/v1/paquetes/{id} \</w:t>
-      </w:r>
-    </w:p>
-    <w:p>
-      <w:r>
-        <w:t xml:space="preserve">  -H "</w:t>
-      </w:r>
-      <w:proofErr w:type="spellStart"/>
-      <w:r>
-        <w:t>Authorization</w:t>
-      </w:r>
-      <w:proofErr w:type="spellEnd"/>
-      <w:r>
-        <w:t xml:space="preserve">: Bearer TOKEN_ADMIN" | </w:t>
-      </w:r>
-      <w:proofErr w:type="spellStart"/>
-      <w:proofErr w:type="gramStart"/>
-      <w:r>
-        <w:t>jq</w:t>
-      </w:r>
-      <w:proofErr w:type="spellEnd"/>
-      <w:r>
-        <w:t xml:space="preserve"> .</w:t>
-      </w:r>
-      <w:proofErr w:type="gramEnd"/>
+      <w:r>
+        <w:t>curl -s -X DELETE http://localhost:8080/api/v1/paquetes/{id} \</w:t>
+      </w:r>
+    </w:p>
+    <w:p>
+      <w:r>
+        <w:t xml:space="preserve">  -H "Authorization: Bearer TOKEN_ADMIN" | jq .</w:t>
+      </w:r>
     </w:p>
     <w:p>
       <w:r>
@@ -12910,49 +10106,18 @@
       </w:r>
     </w:p>
     <w:p>
-      <w:proofErr w:type="spellStart"/>
-      <w:r>
-        <w:t>curl</w:t>
-      </w:r>
-      <w:proofErr w:type="spellEnd"/>
-      <w:r>
-        <w:t xml:space="preserve"> -s -X DELETE http://localhost:8080/api/v1/paquetes/00000000-0000-0000-0000-000000000000 \</w:t>
-      </w:r>
-    </w:p>
-    <w:p>
-      <w:r>
-        <w:t xml:space="preserve">  -H "</w:t>
-      </w:r>
-      <w:proofErr w:type="spellStart"/>
-      <w:r>
-        <w:t>Authorization</w:t>
-      </w:r>
-      <w:proofErr w:type="spellEnd"/>
-      <w:r>
-        <w:t xml:space="preserve">: Bearer TOKEN_ADMIN" | </w:t>
-      </w:r>
-      <w:proofErr w:type="spellStart"/>
-      <w:proofErr w:type="gramStart"/>
-      <w:r>
-        <w:t>jq</w:t>
-      </w:r>
-      <w:proofErr w:type="spellEnd"/>
-      <w:r>
-        <w:t xml:space="preserve"> .</w:t>
-      </w:r>
-      <w:proofErr w:type="gramEnd"/>
-    </w:p>
-    <w:p>
-      <w:r>
-        <w:t>Esperado: 404 Not Found — </w:t>
-      </w:r>
-      <w:proofErr w:type="spellStart"/>
-      <w:r>
-        <w:t>success</w:t>
-      </w:r>
-      <w:proofErr w:type="spellEnd"/>
-      <w:r>
-        <w:t>: false.</w:t>
+      <w:r>
+        <w:t>curl -s -X DELETE http://localhost:8080/api/v1/paquetes/00000000-0000-0000-0000-000000000000 \</w:t>
+      </w:r>
+    </w:p>
+    <w:p>
+      <w:r>
+        <w:t xml:space="preserve">  -H "Authorization: Bearer TOKEN_ADMIN" | jq .</w:t>
+      </w:r>
+    </w:p>
+    <w:p>
+      <w:r>
+        <w:t>Esperado: 404 Not Found — success: false.</w:t>
       </w:r>
     </w:p>
     <w:p>
@@ -12983,56 +10148,17 @@
           <w:b/>
           <w:bCs/>
         </w:rPr>
-        <w:t xml:space="preserve">Caso 21 — Acceso sin token a </w:t>
-      </w:r>
-      <w:proofErr w:type="spellStart"/>
-      <w:r>
-        <w:rPr>
-          <w:b/>
-          <w:bCs/>
-        </w:rPr>
-        <w:t>endpoint</w:t>
-      </w:r>
-      <w:proofErr w:type="spellEnd"/>
-      <w:r>
-        <w:rPr>
-          <w:b/>
-          <w:bCs/>
-        </w:rPr>
-        <w:t xml:space="preserve"> protegido</w:t>
-      </w:r>
-    </w:p>
-    <w:p>
-      <w:proofErr w:type="spellStart"/>
-      <w:r>
-        <w:t>curl</w:t>
-      </w:r>
-      <w:proofErr w:type="spellEnd"/>
-      <w:r>
-        <w:t xml:space="preserve"> -s -X GET http://localhost:8080/api/v1/paquetes | </w:t>
-      </w:r>
-      <w:proofErr w:type="spellStart"/>
-      <w:proofErr w:type="gramStart"/>
-      <w:r>
-        <w:t>jq</w:t>
-      </w:r>
-      <w:proofErr w:type="spellEnd"/>
-      <w:r>
-        <w:t xml:space="preserve"> .</w:t>
-      </w:r>
-      <w:proofErr w:type="gramEnd"/>
-    </w:p>
-    <w:p>
-      <w:r>
-        <w:t xml:space="preserve">Esperado: 401 </w:t>
-      </w:r>
-      <w:proofErr w:type="spellStart"/>
-      <w:r>
-        <w:t>Unauthorized</w:t>
-      </w:r>
-      <w:proofErr w:type="spellEnd"/>
-      <w:r>
-        <w:t>.</w:t>
+        <w:t>Caso 21 — Acceso sin token a endpoint protegido</w:t>
+      </w:r>
+    </w:p>
+    <w:p>
+      <w:r>
+        <w:t>curl -s -X GET http://localhost:8080/api/v1/paquetes | jq .</w:t>
+      </w:r>
+    </w:p>
+    <w:p>
+      <w:r>
+        <w:t>Esperado: 401 Unauthorized.</w:t>
       </w:r>
     </w:p>
     <w:p>
@@ -13045,49 +10171,18 @@
       </w:r>
     </w:p>
     <w:p>
-      <w:proofErr w:type="spellStart"/>
-      <w:r>
-        <w:t>curl</w:t>
-      </w:r>
-      <w:proofErr w:type="spellEnd"/>
-      <w:r>
-        <w:t xml:space="preserve"> -s -X DELETE http://localhost:8080/api/v1/paquetes/{id} \</w:t>
-      </w:r>
-    </w:p>
-    <w:p>
-      <w:r>
-        <w:t xml:space="preserve">  -H "</w:t>
-      </w:r>
-      <w:proofErr w:type="spellStart"/>
-      <w:r>
-        <w:t>Authorization</w:t>
-      </w:r>
-      <w:proofErr w:type="spellEnd"/>
-      <w:r>
-        <w:t xml:space="preserve">: Bearer TOKEN_CLIENTE" | </w:t>
-      </w:r>
-      <w:proofErr w:type="spellStart"/>
-      <w:proofErr w:type="gramStart"/>
-      <w:r>
-        <w:t>jq</w:t>
-      </w:r>
-      <w:proofErr w:type="spellEnd"/>
-      <w:r>
-        <w:t xml:space="preserve"> .</w:t>
-      </w:r>
-      <w:proofErr w:type="gramEnd"/>
-    </w:p>
-    <w:p>
-      <w:r>
-        <w:t xml:space="preserve">Esperado: 403 </w:t>
-      </w:r>
-      <w:proofErr w:type="spellStart"/>
-      <w:r>
-        <w:t>Forbidden</w:t>
-      </w:r>
-      <w:proofErr w:type="spellEnd"/>
-      <w:r>
-        <w:t>.</w:t>
+      <w:r>
+        <w:t>curl -s -X DELETE http://localhost:8080/api/v1/paquetes/{id} \</w:t>
+      </w:r>
+    </w:p>
+    <w:p>
+      <w:r>
+        <w:t xml:space="preserve">  -H "Authorization: Bearer TOKEN_CLIENTE" | jq .</w:t>
+      </w:r>
+    </w:p>
+    <w:p>
+      <w:r>
+        <w:t>Esperado: 403 Forbidden.</w:t>
       </w:r>
     </w:p>
     <w:p>
@@ -13143,23 +10238,7 @@
         </w:numPr>
       </w:pPr>
       <w:r>
-        <w:t xml:space="preserve"> Mapa de microservicios: nombre, </w:t>
-      </w:r>
-      <w:proofErr w:type="spellStart"/>
-      <w:r>
-        <w:t>bounded</w:t>
-      </w:r>
-      <w:proofErr w:type="spellEnd"/>
-      <w:r>
-        <w:t xml:space="preserve"> </w:t>
-      </w:r>
-      <w:proofErr w:type="spellStart"/>
-      <w:r>
-        <w:t>context</w:t>
-      </w:r>
-      <w:proofErr w:type="spellEnd"/>
-      <w:r>
-        <w:t>, RF asignados, base de datos y dependencias.</w:t>
+        <w:t> Mapa de microservicios: nombre, bounded context, RF asignados, base de datos y dependencias.</w:t>
       </w:r>
     </w:p>
     <w:p>
@@ -13236,15 +10315,7 @@
         </w:numPr>
       </w:pPr>
       <w:r>
-        <w:t xml:space="preserve"> Captura del </w:t>
-      </w:r>
-      <w:proofErr w:type="spellStart"/>
-      <w:r>
-        <w:t>dashboard</w:t>
-      </w:r>
-      <w:proofErr w:type="spellEnd"/>
-      <w:r>
-        <w:t xml:space="preserve"> de Eureka con todos los servicios en estado UP.</w:t>
+        <w:t> Captura del dashboard de Eureka con todos los servicios en estado UP.</w:t>
       </w:r>
     </w:p>
     <w:p>
@@ -13255,39 +10326,7 @@
         </w:numPr>
       </w:pPr>
       <w:r>
-        <w:t> Comando </w:t>
-      </w:r>
-      <w:proofErr w:type="spellStart"/>
-      <w:r>
-        <w:t>curl</w:t>
-      </w:r>
-      <w:proofErr w:type="spellEnd"/>
-      <w:r>
-        <w:t xml:space="preserve"> exacto para demostrar el </w:t>
-      </w:r>
-      <w:proofErr w:type="spellStart"/>
-      <w:r>
-        <w:t>refresh</w:t>
-      </w:r>
-      <w:proofErr w:type="spellEnd"/>
-      <w:r>
-        <w:t xml:space="preserve"> de configuración con /</w:t>
-      </w:r>
-      <w:proofErr w:type="spellStart"/>
-      <w:r>
-        <w:t>actuator</w:t>
-      </w:r>
-      <w:proofErr w:type="spellEnd"/>
-      <w:r>
-        <w:t>/</w:t>
-      </w:r>
-      <w:proofErr w:type="spellStart"/>
-      <w:r>
-        <w:t>refresh</w:t>
-      </w:r>
-      <w:proofErr w:type="spellEnd"/>
-      <w:r>
-        <w:t>.</w:t>
+        <w:t> Comando curl exacto para demostrar el refresh de configuración con /actuator/refresh.</w:t>
       </w:r>
     </w:p>
     <w:p>
@@ -13298,15 +10337,7 @@
         </w:numPr>
       </w:pPr>
       <w:r>
-        <w:t xml:space="preserve"> Justificación de la descomposición y decisiones de comunicación </w:t>
-      </w:r>
-      <w:proofErr w:type="spellStart"/>
-      <w:r>
-        <w:t>inter-servicio</w:t>
-      </w:r>
-      <w:proofErr w:type="spellEnd"/>
-      <w:r>
-        <w:t>.</w:t>
+        <w:t> Justificación de la descomposición y decisiones de comunicación inter-servicio.</w:t>
       </w:r>
     </w:p>
     <w:p>
@@ -13327,13 +10358,8 @@
           <w:numId w:val="19"/>
         </w:numPr>
       </w:pPr>
-      <w:proofErr w:type="spellStart"/>
-      <w:r>
-        <w:t>mvn</w:t>
-      </w:r>
-      <w:proofErr w:type="spellEnd"/>
-      <w:r>
-        <w:t xml:space="preserve"> test sin errores en cada microservicio que contenga pruebas unitarias.</w:t>
+      <w:r>
+        <w:t>mvn test sin errores en cada microservicio que contenga pruebas unitarias.</w:t>
       </w:r>
     </w:p>
     <w:p>
@@ -13795,13 +10821,8 @@
             <w:hideMark/>
           </w:tcPr>
           <w:p>
-            <w:proofErr w:type="spellStart"/>
-            <w:r>
-              <w:t>DTOs</w:t>
-            </w:r>
-            <w:proofErr w:type="spellEnd"/>
-            <w:r>
-              <w:t xml:space="preserve"> y Validaciones</w:t>
+            <w:r>
+              <w:t>DTOs y Validaciones</w:t>
             </w:r>
           </w:p>
         </w:tc>
@@ -14312,15 +11333,7 @@
           </w:tcPr>
           <w:p>
             <w:r>
-              <w:t xml:space="preserve">Integración RENIEC — </w:t>
-            </w:r>
-            <w:proofErr w:type="spellStart"/>
-            <w:r>
-              <w:t>Feign</w:t>
-            </w:r>
-            <w:proofErr w:type="spellEnd"/>
-            <w:r>
-              <w:t xml:space="preserve"> Client</w:t>
+              <w:t>Integración RENIEC — Feign Client</w:t>
             </w:r>
           </w:p>
         </w:tc>
@@ -14422,13 +11435,8 @@
           </w:tcPr>
           <w:p>
             <w:r>
-              <w:t xml:space="preserve">Pruebas Unitarias con </w:t>
-            </w:r>
-            <w:proofErr w:type="spellStart"/>
-            <w:r>
-              <w:t>Mockito</w:t>
-            </w:r>
-            <w:proofErr w:type="spellEnd"/>
+              <w:t>Pruebas Unitarias con Mockito</w:t>
+            </w:r>
           </w:p>
         </w:tc>
         <w:tc>
@@ -14936,21 +11944,8 @@
             <w:hideMark/>
           </w:tcPr>
           <w:p>
-            <w:proofErr w:type="spellStart"/>
-            <w:r>
-              <w:t>Config</w:t>
-            </w:r>
-            <w:proofErr w:type="spellEnd"/>
-            <w:r>
-              <w:t xml:space="preserve"> Server y </w:t>
-            </w:r>
-            <w:proofErr w:type="spellStart"/>
-            <w:r>
-              <w:t>Config</w:t>
-            </w:r>
-            <w:proofErr w:type="spellEnd"/>
-            <w:r>
-              <w:t xml:space="preserve"> Client</w:t>
+            <w:r>
+              <w:t>Config Server y Config Client</w:t>
             </w:r>
           </w:p>
         </w:tc>
@@ -15153,13 +12148,8 @@
             <w:hideMark/>
           </w:tcPr>
           <w:p>
-            <w:proofErr w:type="spellStart"/>
-            <w:r>
-              <w:t>Circuit</w:t>
-            </w:r>
-            <w:proofErr w:type="spellEnd"/>
-            <w:r>
-              <w:t xml:space="preserve"> Breaker con Resilience4j</w:t>
+            <w:r>
+              <w:t>Circuit Breaker con Resilience4j</w:t>
             </w:r>
           </w:p>
         </w:tc>
@@ -15465,15 +12455,7 @@
           </w:tcPr>
           <w:p>
             <w:r>
-              <w:t xml:space="preserve">Preguntas Conceptuales (5 × 2 </w:t>
-            </w:r>
-            <w:proofErr w:type="spellStart"/>
-            <w:r>
-              <w:t>pts</w:t>
-            </w:r>
-            <w:proofErr w:type="spellEnd"/>
-            <w:r>
-              <w:t>)</w:t>
+              <w:t>Preguntas Conceptuales (5 × 2 pts)</w:t>
             </w:r>
           </w:p>
         </w:tc>

--- a/EXAMEN FINAL.docx
+++ b/EXAMEN FINAL.docx
@@ -26,7 +26,15 @@
         <w:t>Curso:</w:t>
       </w:r>
       <w:r>
-        <w:t> Desarrollo Backend con Java y Spring Boot </w:t>
+        <w:t xml:space="preserve"> Desarrollo </w:t>
+      </w:r>
+      <w:proofErr w:type="spellStart"/>
+      <w:r>
+        <w:t>Backend</w:t>
+      </w:r>
+      <w:proofErr w:type="spellEnd"/>
+      <w:r>
+        <w:t xml:space="preserve"> con Java y Spring Boot </w:t>
       </w:r>
       <w:r>
         <w:rPr>
@@ -71,48 +79,135 @@
         <w:rPr>
           <w:b/>
           <w:bCs/>
-        </w:rPr>
-      </w:pPr>
-      <w:r>
-        <w:rPr>
-          <w:b/>
-          <w:bCs/>
+          <w:highlight w:val="green"/>
+        </w:rPr>
+      </w:pPr>
+      <w:r>
+        <w:rPr>
+          <w:b/>
+          <w:bCs/>
+          <w:highlight w:val="green"/>
         </w:rPr>
         <w:t>Introducción</w:t>
       </w:r>
     </w:p>
     <w:p>
-      <w:r>
-        <w:rPr>
-          <w:b/>
-          <w:bCs/>
-        </w:rPr>
-        <w:t>RapidoCourier S.A.C.</w:t>
-      </w:r>
-      <w:r>
-        <w:t> es una empresa peruana de mensajería y courier con sucursales en Lima, Arequipa y Cusco. Gestiona envíos de paquetes entre personas naturales y empresas, con tarifas que varían según el peso, el valor declarado y la ruta. Actualmente opera de forma completamente manual y necesita digitalizar su operación.</w:t>
-      </w:r>
-    </w:p>
-    <w:p>
-      <w:r>
-        <w:t>Dado su plan de expansión nacional, la empresa ha decidido construir su plataforma backend </w:t>
-      </w:r>
-      <w:r>
-        <w:rPr>
-          <w:b/>
-          <w:bCs/>
+      <w:pPr>
+        <w:rPr>
+          <w:highlight w:val="green"/>
+        </w:rPr>
+      </w:pPr>
+      <w:r>
+        <w:rPr>
+          <w:b/>
+          <w:bCs/>
+          <w:highlight w:val="green"/>
+        </w:rPr>
+        <w:t xml:space="preserve">Edificio </w:t>
+      </w:r>
+      <w:r>
+        <w:rPr>
+          <w:b/>
+          <w:bCs/>
+          <w:highlight w:val="green"/>
+        </w:rPr>
+        <w:t>S.A.C.</w:t>
+      </w:r>
+      <w:r>
+        <w:rPr>
+          <w:highlight w:val="green"/>
+        </w:rPr>
+        <w:t xml:space="preserve"> es una empresa peruana de </w:t>
+      </w:r>
+      <w:r>
+        <w:rPr>
+          <w:highlight w:val="green"/>
+        </w:rPr>
+        <w:t xml:space="preserve">administración de edificios </w:t>
+      </w:r>
+      <w:r>
+        <w:rPr>
+          <w:highlight w:val="green"/>
+        </w:rPr>
+        <w:t>con sucursales en Lima</w:t>
+      </w:r>
+      <w:r>
+        <w:rPr>
+          <w:highlight w:val="green"/>
+        </w:rPr>
+        <w:t>.</w:t>
+      </w:r>
+      <w:r>
+        <w:rPr>
+          <w:highlight w:val="green"/>
+        </w:rPr>
+        <w:t xml:space="preserve"> Gestiona </w:t>
+      </w:r>
+      <w:r>
+        <w:rPr>
+          <w:highlight w:val="green"/>
+        </w:rPr>
+        <w:t>administración de residentes, propietarios, personal, unidades</w:t>
+      </w:r>
+      <w:r>
+        <w:rPr>
+          <w:highlight w:val="green"/>
+        </w:rPr>
+        <w:t>. Actualmente opera de forma completamente manual y necesita digitalizar su operación.</w:t>
+      </w:r>
+    </w:p>
+    <w:p>
+      <w:pPr>
+        <w:rPr>
+          <w:highlight w:val="green"/>
+        </w:rPr>
+      </w:pPr>
+      <w:r>
+        <w:rPr>
+          <w:highlight w:val="green"/>
+        </w:rPr>
+        <w:t xml:space="preserve">Dado su plan de expansión nacional, la empresa ha decidido construir su plataforma </w:t>
+      </w:r>
+      <w:proofErr w:type="spellStart"/>
+      <w:r>
+        <w:rPr>
+          <w:highlight w:val="green"/>
+        </w:rPr>
+        <w:t>backend</w:t>
+      </w:r>
+      <w:proofErr w:type="spellEnd"/>
+      <w:r>
+        <w:rPr>
+          <w:highlight w:val="green"/>
+        </w:rPr>
+        <w:t> </w:t>
+      </w:r>
+      <w:r>
+        <w:rPr>
+          <w:b/>
+          <w:bCs/>
+          <w:highlight w:val="green"/>
         </w:rPr>
         <w:t>directamente como un sistema de microservicios</w:t>
       </w:r>
       <w:r>
+        <w:rPr>
+          <w:highlight w:val="green"/>
+        </w:rPr>
         <w:t>, sin pasar por un monolito previo. La arquitectura debe ser distribuida desde el primer día.</w:t>
       </w:r>
     </w:p>
     <w:p>
-      <w:r>
-        <w:rPr>
-          <w:b/>
-          <w:bCs/>
+      <w:pPr>
+        <w:rPr>
+          <w:highlight w:val="green"/>
+        </w:rPr>
+      </w:pPr>
+      <w:r>
+        <w:rPr>
+          <w:b/>
+          <w:bCs/>
+          <w:highlight w:val="green"/>
         </w:rPr>
         <w:t>Tu tarea es diseñar e implementar este sistema de microservicios desde cero.</w:t>
       </w:r>
@@ -122,18 +217,23 @@
         <w:rPr>
           <w:b/>
           <w:bCs/>
-        </w:rPr>
-      </w:pPr>
-      <w:r>
-        <w:rPr>
-          <w:b/>
-          <w:bCs/>
+          <w:highlight w:val="green"/>
+        </w:rPr>
+      </w:pPr>
+      <w:r>
+        <w:rPr>
+          <w:b/>
+          <w:bCs/>
+          <w:highlight w:val="green"/>
         </w:rPr>
         <w:t>Libertad de diseño</w:t>
       </w:r>
     </w:p>
     <w:p>
       <w:r>
+        <w:rPr>
+          <w:highlight w:val="green"/>
+        </w:rPr>
         <w:t>Las siguientes decisiones son tuyas. Justifica cada una brevemente en el README.md del repositorio:</w:t>
       </w:r>
     </w:p>
@@ -209,7 +309,21 @@
         <w:rPr>
           <w:highlight w:val="green"/>
         </w:rPr>
-        <w:t> capas tradicional, hexagonal u otra. Debe ser consistente dentro de cada servicio.</w:t>
+        <w:t> </w:t>
+      </w:r>
+      <w:proofErr w:type="gramStart"/>
+      <w:r>
+        <w:rPr>
+          <w:highlight w:val="green"/>
+        </w:rPr>
+        <w:t>capas tradicional</w:t>
+      </w:r>
+      <w:proofErr w:type="gramEnd"/>
+      <w:r>
+        <w:rPr>
+          <w:highlight w:val="green"/>
+        </w:rPr>
+        <w:t>, hexagonal u otra. Debe ser consistente dentro de cada servicio.</w:t>
       </w:r>
     </w:p>
     <w:p>
@@ -253,13 +367,45 @@
           <w:bCs/>
           <w:highlight w:val="green"/>
         </w:rPr>
-        <w:t>Comunicación inter-servicio:</w:t>
-      </w:r>
-      <w:r>
-        <w:rPr>
-          <w:highlight w:val="green"/>
-        </w:rPr>
-        <w:t> sincrónica (Feign), asincrónica (eventos) o ambas. Justifica según el caso de uso.</w:t>
+        <w:t xml:space="preserve">Comunicación </w:t>
+      </w:r>
+      <w:proofErr w:type="spellStart"/>
+      <w:r>
+        <w:rPr>
+          <w:b/>
+          <w:bCs/>
+          <w:highlight w:val="green"/>
+        </w:rPr>
+        <w:t>inter-servicio</w:t>
+      </w:r>
+      <w:proofErr w:type="spellEnd"/>
+      <w:r>
+        <w:rPr>
+          <w:b/>
+          <w:bCs/>
+          <w:highlight w:val="green"/>
+        </w:rPr>
+        <w:t>:</w:t>
+      </w:r>
+      <w:r>
+        <w:rPr>
+          <w:highlight w:val="green"/>
+        </w:rPr>
+        <w:t> sincrónica (</w:t>
+      </w:r>
+      <w:proofErr w:type="spellStart"/>
+      <w:r>
+        <w:rPr>
+          <w:highlight w:val="green"/>
+        </w:rPr>
+        <w:t>Feign</w:t>
+      </w:r>
+      <w:proofErr w:type="spellEnd"/>
+      <w:r>
+        <w:rPr>
+          <w:highlight w:val="green"/>
+        </w:rPr>
+        <w:t>), asincrónica (eventos) o ambas. Justifica según el caso de uso.</w:t>
       </w:r>
     </w:p>
     <w:p>
@@ -327,7 +473,21 @@
         <w:rPr>
           <w:highlight w:val="green"/>
         </w:rPr>
-        <w:t>Clase genérica ApiResponse&lt;T&gt; en todas las respuestas HTTP de todos los servicios.</w:t>
+        <w:t>Clase genérica </w:t>
+      </w:r>
+      <w:proofErr w:type="spellStart"/>
+      <w:r>
+        <w:rPr>
+          <w:highlight w:val="green"/>
+        </w:rPr>
+        <w:t>ApiResponse</w:t>
+      </w:r>
+      <w:proofErr w:type="spellEnd"/>
+      <w:r>
+        <w:rPr>
+          <w:highlight w:val="green"/>
+        </w:rPr>
+        <w:t>&lt;T&gt; en todas las respuestas HTTP de todos los servicios.</w:t>
       </w:r>
     </w:p>
     <w:p>
@@ -340,11 +500,37 @@
           <w:highlight w:val="green"/>
         </w:rPr>
       </w:pPr>
-      <w:r>
-        <w:rPr>
-          <w:highlight w:val="green"/>
-        </w:rPr>
-        <w:t>application.yaml (no application.properties).</w:t>
+      <w:proofErr w:type="spellStart"/>
+      <w:proofErr w:type="gramStart"/>
+      <w:r>
+        <w:rPr>
+          <w:highlight w:val="green"/>
+        </w:rPr>
+        <w:t>application.yaml</w:t>
+      </w:r>
+      <w:proofErr w:type="spellEnd"/>
+      <w:proofErr w:type="gramEnd"/>
+      <w:r>
+        <w:rPr>
+          <w:highlight w:val="green"/>
+        </w:rPr>
+        <w:t> (no </w:t>
+      </w:r>
+      <w:proofErr w:type="spellStart"/>
+      <w:proofErr w:type="gramStart"/>
+      <w:r>
+        <w:rPr>
+          <w:highlight w:val="green"/>
+        </w:rPr>
+        <w:t>application.properties</w:t>
+      </w:r>
+      <w:proofErr w:type="spellEnd"/>
+      <w:proofErr w:type="gramEnd"/>
+      <w:r>
+        <w:rPr>
+          <w:highlight w:val="green"/>
+        </w:rPr>
+        <w:t>).</w:t>
       </w:r>
     </w:p>
     <w:p>
@@ -396,8 +582,13 @@
       </w:r>
     </w:p>
     <w:p>
-      <w:r>
-        <w:t>rapidocourier/</w:t>
+      <w:proofErr w:type="spellStart"/>
+      <w:r>
+        <w:t>rapidocourier</w:t>
+      </w:r>
+      <w:proofErr w:type="spellEnd"/>
+      <w:r>
+        <w:t>/</w:t>
       </w:r>
     </w:p>
     <w:p>
@@ -431,7 +622,15 @@
         <w:t>──</w:t>
       </w:r>
       <w:r>
-        <w:t xml:space="preserve"> api-gateway/</w:t>
+        <w:t xml:space="preserve"> api-</w:t>
+      </w:r>
+      <w:proofErr w:type="spellStart"/>
+      <w:r>
+        <w:t>gateway</w:t>
+      </w:r>
+      <w:proofErr w:type="spellEnd"/>
+      <w:r>
+        <w:t>/</w:t>
       </w:r>
     </w:p>
     <w:p>
@@ -448,7 +647,15 @@
         <w:t>──</w:t>
       </w:r>
       <w:r>
-        <w:t xml:space="preserve"> config-server/</w:t>
+        <w:t xml:space="preserve"> </w:t>
+      </w:r>
+      <w:proofErr w:type="spellStart"/>
+      <w:r>
+        <w:t>config</w:t>
+      </w:r>
+      <w:proofErr w:type="spellEnd"/>
+      <w:r>
+        <w:t>-server/</w:t>
       </w:r>
     </w:p>
     <w:p>
@@ -472,12 +679,14 @@
         </w:rPr>
         <w:t xml:space="preserve"> servicio-[</w:t>
       </w:r>
+      <w:proofErr w:type="spellStart"/>
       <w:r>
         <w:rPr>
           <w:highlight w:val="green"/>
         </w:rPr>
         <w:t>person-service</w:t>
       </w:r>
+      <w:proofErr w:type="spellEnd"/>
       <w:r>
         <w:rPr>
           <w:highlight w:val="green"/>
@@ -823,13 +1032,41 @@
         <w:rPr>
           <w:highlight w:val="green"/>
         </w:rPr>
-        <w:t>(fk)</w:t>
-      </w:r>
-      <w:r>
-        <w:rPr>
-          <w:highlight w:val="green"/>
-        </w:rPr>
-        <w:t>, así que en el insert deberá de</w:t>
+        <w:t>(</w:t>
+      </w:r>
+      <w:proofErr w:type="spellStart"/>
+      <w:r>
+        <w:rPr>
+          <w:highlight w:val="green"/>
+        </w:rPr>
+        <w:t>fk</w:t>
+      </w:r>
+      <w:proofErr w:type="spellEnd"/>
+      <w:r>
+        <w:rPr>
+          <w:highlight w:val="green"/>
+        </w:rPr>
+        <w:t>)</w:t>
+      </w:r>
+      <w:r>
+        <w:rPr>
+          <w:highlight w:val="green"/>
+        </w:rPr>
+        <w:t xml:space="preserve">, así que en el </w:t>
+      </w:r>
+      <w:proofErr w:type="spellStart"/>
+      <w:r>
+        <w:rPr>
+          <w:highlight w:val="green"/>
+        </w:rPr>
+        <w:t>insert</w:t>
+      </w:r>
+      <w:proofErr w:type="spellEnd"/>
+      <w:r>
+        <w:rPr>
+          <w:highlight w:val="green"/>
+        </w:rPr>
+        <w:t xml:space="preserve"> deberá de</w:t>
       </w:r>
       <w:r>
         <w:rPr>
@@ -925,7 +1162,49 @@
         <w:rPr>
           <w:highlight w:val="green"/>
         </w:rPr>
-        <w:t xml:space="preserve"> permitir el login del usuario creado y autenticarse con un token, realizar los jwt filter diferenciados por los de acceso libre y los que si requiere autorización.</w:t>
+        <w:t xml:space="preserve"> permitir el </w:t>
+      </w:r>
+      <w:proofErr w:type="spellStart"/>
+      <w:r>
+        <w:rPr>
+          <w:highlight w:val="green"/>
+        </w:rPr>
+        <w:t>login</w:t>
+      </w:r>
+      <w:proofErr w:type="spellEnd"/>
+      <w:r>
+        <w:rPr>
+          <w:highlight w:val="green"/>
+        </w:rPr>
+        <w:t xml:space="preserve"> del usuario creado y autenticarse con un token, realizar los </w:t>
+      </w:r>
+      <w:proofErr w:type="spellStart"/>
+      <w:r>
+        <w:rPr>
+          <w:highlight w:val="green"/>
+        </w:rPr>
+        <w:t>jwt</w:t>
+      </w:r>
+      <w:proofErr w:type="spellEnd"/>
+      <w:r>
+        <w:rPr>
+          <w:highlight w:val="green"/>
+        </w:rPr>
+        <w:t xml:space="preserve"> </w:t>
+      </w:r>
+      <w:proofErr w:type="spellStart"/>
+      <w:r>
+        <w:rPr>
+          <w:highlight w:val="green"/>
+        </w:rPr>
+        <w:t>filter</w:t>
+      </w:r>
+      <w:proofErr w:type="spellEnd"/>
+      <w:r>
+        <w:rPr>
+          <w:highlight w:val="green"/>
+        </w:rPr>
+        <w:t xml:space="preserve"> diferenciados por los de acceso libre y los que si requiere autorización.</w:t>
       </w:r>
       <w:r>
         <w:rPr>
@@ -1136,7 +1415,21 @@
         <w:rPr>
           <w:highlight w:val="green"/>
         </w:rPr>
-        <w:t xml:space="preserve"> y se recalcule con un endpoint el % de participación de cada unidad del edificio</w:t>
+        <w:t xml:space="preserve"> y se recalcule con un </w:t>
+      </w:r>
+      <w:proofErr w:type="spellStart"/>
+      <w:r>
+        <w:rPr>
+          <w:highlight w:val="green"/>
+        </w:rPr>
+        <w:t>endpoint</w:t>
+      </w:r>
+      <w:proofErr w:type="spellEnd"/>
+      <w:r>
+        <w:rPr>
+          <w:highlight w:val="green"/>
+        </w:rPr>
+        <w:t xml:space="preserve"> el % de participación de cada unidad del edificio</w:t>
       </w:r>
       <w:r>
         <w:rPr>
@@ -1387,7 +1680,77 @@
         <w:rPr>
           <w:highlight w:val="green"/>
         </w:rPr>
-        <w:t> Toda respuesta HTTP (éxito y error) en todos los servicios debe usar la estructura genérica ApiResponse&lt;T&gt; con los campos success (boolean), message (String) y data (T, o null en error).</w:t>
+        <w:t> Toda respuesta HTTP (éxito y error) en todos los servicios debe usar la estructura genérica </w:t>
+      </w:r>
+      <w:proofErr w:type="spellStart"/>
+      <w:r>
+        <w:rPr>
+          <w:highlight w:val="green"/>
+        </w:rPr>
+        <w:t>ApiResponse</w:t>
+      </w:r>
+      <w:proofErr w:type="spellEnd"/>
+      <w:r>
+        <w:rPr>
+          <w:highlight w:val="green"/>
+        </w:rPr>
+        <w:t>&lt;T&gt; con los campos </w:t>
+      </w:r>
+      <w:proofErr w:type="spellStart"/>
+      <w:r>
+        <w:rPr>
+          <w:highlight w:val="green"/>
+        </w:rPr>
+        <w:t>success</w:t>
+      </w:r>
+      <w:proofErr w:type="spellEnd"/>
+      <w:r>
+        <w:rPr>
+          <w:highlight w:val="green"/>
+        </w:rPr>
+        <w:t> (</w:t>
+      </w:r>
+      <w:proofErr w:type="spellStart"/>
+      <w:r>
+        <w:rPr>
+          <w:highlight w:val="green"/>
+        </w:rPr>
+        <w:t>boolean</w:t>
+      </w:r>
+      <w:proofErr w:type="spellEnd"/>
+      <w:r>
+        <w:rPr>
+          <w:highlight w:val="green"/>
+        </w:rPr>
+        <w:t>), </w:t>
+      </w:r>
+      <w:proofErr w:type="spellStart"/>
+      <w:r>
+        <w:rPr>
+          <w:highlight w:val="green"/>
+        </w:rPr>
+        <w:t>message</w:t>
+      </w:r>
+      <w:proofErr w:type="spellEnd"/>
+      <w:r>
+        <w:rPr>
+          <w:highlight w:val="green"/>
+        </w:rPr>
+        <w:t xml:space="preserve"> (String) y data (T, o </w:t>
+      </w:r>
+      <w:proofErr w:type="spellStart"/>
+      <w:r>
+        <w:rPr>
+          <w:highlight w:val="green"/>
+        </w:rPr>
+        <w:t>null</w:t>
+      </w:r>
+      <w:proofErr w:type="spellEnd"/>
+      <w:r>
+        <w:rPr>
+          <w:highlight w:val="green"/>
+        </w:rPr>
+        <w:t xml:space="preserve"> en error).</w:t>
       </w:r>
     </w:p>
     <w:p>
@@ -1403,7 +1766,21 @@
         <w:rPr>
           <w:highlight w:val="green"/>
         </w:rPr>
-        <w:t> 200 para GET/PUT exitosos, 201 para POST exitoso, 204 para DELETE exitoso, 400 para validación fallida (con Map&lt;String, List&lt;String&gt;&gt; por campo), 404 para recurso no encontrado, 409 para conflictos o duplicados, 502 para fallo de API externa, 403 para acceso denegado, 500 para errores inesperados.</w:t>
+        <w:t> 200 para GET/PUT exitosos, 201 para POST exitoso, 204 para DELETE exitoso, 400 para validación fallida (con </w:t>
+      </w:r>
+      <w:proofErr w:type="spellStart"/>
+      <w:r>
+        <w:rPr>
+          <w:highlight w:val="green"/>
+        </w:rPr>
+        <w:t>Map</w:t>
+      </w:r>
+      <w:proofErr w:type="spellEnd"/>
+      <w:r>
+        <w:rPr>
+          <w:highlight w:val="green"/>
+        </w:rPr>
+        <w:t>&lt;String, List&lt;String&gt;&gt; por campo), 404 para recurso no encontrado, 409 para conflictos o duplicados, 502 para fallo de API externa, 403 para acceso denegado, 500 para errores inesperados.</w:t>
       </w:r>
     </w:p>
     <w:p>
@@ -1419,7 +1796,49 @@
         <w:rPr>
           <w:highlight w:val="green"/>
         </w:rPr>
-        <w:t> Todos los DTOs de request deben estar validados con Bean Validation. Se deben usar mínimo 6 tipos de anotación distintos en todo el proyecto.</w:t>
+        <w:t xml:space="preserve"> Todos los </w:t>
+      </w:r>
+      <w:proofErr w:type="spellStart"/>
+      <w:r>
+        <w:rPr>
+          <w:highlight w:val="green"/>
+        </w:rPr>
+        <w:t>DTOs</w:t>
+      </w:r>
+      <w:proofErr w:type="spellEnd"/>
+      <w:r>
+        <w:rPr>
+          <w:highlight w:val="green"/>
+        </w:rPr>
+        <w:t xml:space="preserve"> de </w:t>
+      </w:r>
+      <w:proofErr w:type="spellStart"/>
+      <w:r>
+        <w:rPr>
+          <w:highlight w:val="green"/>
+        </w:rPr>
+        <w:t>request</w:t>
+      </w:r>
+      <w:proofErr w:type="spellEnd"/>
+      <w:r>
+        <w:rPr>
+          <w:highlight w:val="green"/>
+        </w:rPr>
+        <w:t xml:space="preserve"> deben estar validados con Bean </w:t>
+      </w:r>
+      <w:proofErr w:type="spellStart"/>
+      <w:r>
+        <w:rPr>
+          <w:highlight w:val="green"/>
+        </w:rPr>
+        <w:t>Validation</w:t>
+      </w:r>
+      <w:proofErr w:type="spellEnd"/>
+      <w:r>
+        <w:rPr>
+          <w:highlight w:val="green"/>
+        </w:rPr>
+        <w:t>. Se deben usar mínimo 6 tipos de anotación distintos en todo el proyecto.</w:t>
       </w:r>
     </w:p>
     <w:p>
@@ -1435,7 +1854,35 @@
         <w:rPr>
           <w:highlight w:val="green"/>
         </w:rPr>
-        <w:t> Al menos dos entidades (en cualquier servicio) deben incluir createdAt y updatedAt poblados automáticamente.</w:t>
+        <w:t> Al menos dos entidades (en cualquier servicio) deben incluir </w:t>
+      </w:r>
+      <w:proofErr w:type="spellStart"/>
+      <w:r>
+        <w:rPr>
+          <w:highlight w:val="green"/>
+        </w:rPr>
+        <w:t>createdAt</w:t>
+      </w:r>
+      <w:proofErr w:type="spellEnd"/>
+      <w:r>
+        <w:rPr>
+          <w:highlight w:val="green"/>
+        </w:rPr>
+        <w:t> y </w:t>
+      </w:r>
+      <w:proofErr w:type="spellStart"/>
+      <w:r>
+        <w:rPr>
+          <w:highlight w:val="green"/>
+        </w:rPr>
+        <w:t>updatedAt</w:t>
+      </w:r>
+      <w:proofErr w:type="spellEnd"/>
+      <w:r>
+        <w:rPr>
+          <w:highlight w:val="green"/>
+        </w:rPr>
+        <w:t> poblados automáticamente.</w:t>
       </w:r>
     </w:p>
     <w:p>
@@ -1451,7 +1898,63 @@
         <w:rPr>
           <w:highlight w:val="yellow"/>
         </w:rPr>
-        <w:t> Las pruebas de la capa de servicio deben correr sin errores con mvn test en cada microservicio que tenga pruebas. Deben cubrir: al menos un happy path por servicio probado, al menos dos rutas de excepción con assertThrows, y al menos un caso de resultado vacío.</w:t>
+        <w:t> Las pruebas de la capa de servicio deben correr sin errores con </w:t>
+      </w:r>
+      <w:proofErr w:type="spellStart"/>
+      <w:r>
+        <w:rPr>
+          <w:highlight w:val="yellow"/>
+        </w:rPr>
+        <w:t>mvn</w:t>
+      </w:r>
+      <w:proofErr w:type="spellEnd"/>
+      <w:r>
+        <w:rPr>
+          <w:highlight w:val="yellow"/>
+        </w:rPr>
+        <w:t xml:space="preserve"> test en cada microservicio que tenga pruebas. Deben cubrir: al menos un </w:t>
+      </w:r>
+      <w:proofErr w:type="spellStart"/>
+      <w:r>
+        <w:rPr>
+          <w:highlight w:val="yellow"/>
+        </w:rPr>
+        <w:t>happy</w:t>
+      </w:r>
+      <w:proofErr w:type="spellEnd"/>
+      <w:r>
+        <w:rPr>
+          <w:highlight w:val="yellow"/>
+        </w:rPr>
+        <w:t xml:space="preserve"> </w:t>
+      </w:r>
+      <w:proofErr w:type="spellStart"/>
+      <w:r>
+        <w:rPr>
+          <w:highlight w:val="yellow"/>
+        </w:rPr>
+        <w:t>path</w:t>
+      </w:r>
+      <w:proofErr w:type="spellEnd"/>
+      <w:r>
+        <w:rPr>
+          <w:highlight w:val="yellow"/>
+        </w:rPr>
+        <w:t xml:space="preserve"> por servicio probado, al menos dos rutas de excepción con </w:t>
+      </w:r>
+      <w:proofErr w:type="spellStart"/>
+      <w:r>
+        <w:rPr>
+          <w:highlight w:val="yellow"/>
+        </w:rPr>
+        <w:t>assertThrows</w:t>
+      </w:r>
+      <w:proofErr w:type="spellEnd"/>
+      <w:r>
+        <w:rPr>
+          <w:highlight w:val="yellow"/>
+        </w:rPr>
+        <w:t>, y al menos un caso de resultado vacío.</w:t>
       </w:r>
     </w:p>
     <w:p>
@@ -1467,24 +1970,78 @@
         <w:rPr>
           <w:highlight w:val="red"/>
         </w:rPr>
-        <w:t> El token de RENIEC, la clave de firma JWT y las contraseñas de base de datos no deben estar hardcodeados. En los microservicios, la clave JWT debe almacenarse en Vault; el token de RENIEC debe leerse con @Value desde el Config Server o desde application.yaml.</w:t>
-      </w:r>
-    </w:p>
-    <w:p>
-      <w:r>
-        <w:rPr>
-          <w:b/>
-          <w:bCs/>
+        <w:t xml:space="preserve"> El token de RENIEC, la clave de firma JWT y las contraseñas de base de datos no deben estar </w:t>
+      </w:r>
+      <w:proofErr w:type="spellStart"/>
+      <w:r>
+        <w:rPr>
+          <w:highlight w:val="red"/>
+        </w:rPr>
+        <w:t>hardcodeados</w:t>
+      </w:r>
+      <w:proofErr w:type="spellEnd"/>
+      <w:r>
+        <w:rPr>
+          <w:highlight w:val="red"/>
+        </w:rPr>
+        <w:t xml:space="preserve">. En los microservicios, la clave JWT debe almacenarse en Vault; el token de RENIEC debe leerse con @Value desde el </w:t>
+      </w:r>
+      <w:proofErr w:type="spellStart"/>
+      <w:r>
+        <w:rPr>
+          <w:highlight w:val="red"/>
+        </w:rPr>
+        <w:t>Config</w:t>
+      </w:r>
+      <w:proofErr w:type="spellEnd"/>
+      <w:r>
+        <w:rPr>
+          <w:highlight w:val="red"/>
+        </w:rPr>
+        <w:t xml:space="preserve"> Server o desde </w:t>
+      </w:r>
+      <w:proofErr w:type="spellStart"/>
+      <w:proofErr w:type="gramStart"/>
+      <w:r>
+        <w:rPr>
+          <w:highlight w:val="red"/>
+        </w:rPr>
+        <w:t>application.yaml</w:t>
+      </w:r>
+      <w:proofErr w:type="spellEnd"/>
+      <w:proofErr w:type="gramEnd"/>
+      <w:r>
+        <w:rPr>
+          <w:highlight w:val="red"/>
+        </w:rPr>
+        <w:t>.</w:t>
+      </w:r>
+    </w:p>
+    <w:p>
+      <w:r>
+        <w:rPr>
+          <w:b/>
+          <w:bCs/>
+          <w:highlight w:val="green"/>
         </w:rPr>
         <w:t>RNF-07 — Documentación en README</w:t>
       </w:r>
       <w:r>
+        <w:rPr>
+          <w:highlight w:val="green"/>
+        </w:rPr>
         <w:t> El README.md raíz debe incluir: mapa de microservicios con sus responsabilidades, modelo de datos por servicio, justificación de cada base de datos elegida</w:t>
       </w:r>
       <w:r>
+        <w:rPr>
+          <w:highlight w:val="green"/>
+        </w:rPr>
         <w:t xml:space="preserve">, </w:t>
       </w:r>
       <w:r>
+        <w:rPr>
+          <w:highlight w:val="green"/>
+        </w:rPr>
         <w:t>e instrucciones para levantar el ecosistema completo localmente.</w:t>
       </w:r>
     </w:p>
@@ -1564,33 +2121,96 @@
         <w:rPr>
           <w:b/>
           <w:bCs/>
-        </w:rPr>
-      </w:pPr>
-      <w:r>
-        <w:rPr>
-          <w:b/>
-          <w:bCs/>
-        </w:rPr>
+          <w:highlight w:val="green"/>
+        </w:rPr>
+      </w:pPr>
+      <w:r>
+        <w:rPr>
+          <w:b/>
+          <w:bCs/>
+          <w:highlight w:val="green"/>
+        </w:rPr>
+        <w:br w:type="page"/>
+      </w:r>
+    </w:p>
+    <w:p>
+      <w:pPr>
+        <w:rPr>
+          <w:b/>
+          <w:bCs/>
+          <w:highlight w:val="green"/>
+        </w:rPr>
+      </w:pPr>
+      <w:r>
+        <w:rPr>
+          <w:b/>
+          <w:bCs/>
+          <w:highlight w:val="green"/>
+        </w:rPr>
+        <w:lastRenderedPageBreak/>
         <w:t>Sección 1: Diseño e Identificación de Microservicios (10 puntos)</w:t>
       </w:r>
     </w:p>
     <w:p>
-      <w:r>
-        <w:rPr>
-          <w:b/>
-          <w:bCs/>
+      <w:pPr>
+        <w:rPr>
+          <w:highlight w:val="green"/>
+        </w:rPr>
+      </w:pPr>
+      <w:r>
+        <w:rPr>
+          <w:b/>
+          <w:bCs/>
+          <w:highlight w:val="green"/>
         </w:rPr>
         <w:t>Qué se evalúa:</w:t>
       </w:r>
       <w:r>
-        <w:t> Capacidad de identificar bounded contexts coherentes y de definir responsabilidades claras para cada servicio antes de implementar.</w:t>
-      </w:r>
-    </w:p>
-    <w:p>
-      <w:r>
-        <w:rPr>
-          <w:b/>
-          <w:bCs/>
+        <w:rPr>
+          <w:highlight w:val="green"/>
+        </w:rPr>
+        <w:t xml:space="preserve"> Capacidad de identificar </w:t>
+      </w:r>
+      <w:proofErr w:type="spellStart"/>
+      <w:r>
+        <w:rPr>
+          <w:highlight w:val="green"/>
+        </w:rPr>
+        <w:t>bounded</w:t>
+      </w:r>
+      <w:proofErr w:type="spellEnd"/>
+      <w:r>
+        <w:rPr>
+          <w:highlight w:val="green"/>
+        </w:rPr>
+        <w:t xml:space="preserve"> </w:t>
+      </w:r>
+      <w:proofErr w:type="spellStart"/>
+      <w:r>
+        <w:rPr>
+          <w:highlight w:val="green"/>
+        </w:rPr>
+        <w:t>contexts</w:t>
+      </w:r>
+      <w:proofErr w:type="spellEnd"/>
+      <w:r>
+        <w:rPr>
+          <w:highlight w:val="green"/>
+        </w:rPr>
+        <w:t xml:space="preserve"> coherentes y de definir responsabilidades claras para cada servicio antes de implementar.</w:t>
+      </w:r>
+    </w:p>
+    <w:p>
+      <w:pPr>
+        <w:rPr>
+          <w:highlight w:val="green"/>
+        </w:rPr>
+      </w:pPr>
+      <w:r>
+        <w:rPr>
+          <w:b/>
+          <w:bCs/>
+          <w:highlight w:val="green"/>
         </w:rPr>
         <w:t>Entregables:</w:t>
       </w:r>
@@ -1601,8 +2221,14 @@
           <w:ilvl w:val="0"/>
           <w:numId w:val="3"/>
         </w:numPr>
-      </w:pPr>
-      <w:r>
+        <w:rPr>
+          <w:highlight w:val="green"/>
+        </w:rPr>
+      </w:pPr>
+      <w:r>
+        <w:rPr>
+          <w:highlight w:val="green"/>
+        </w:rPr>
         <w:t>Sección en el README.md que liste cada microservicio de negocio con:</w:t>
       </w:r>
     </w:p>
@@ -1612,9 +2238,43 @@
           <w:ilvl w:val="1"/>
           <w:numId w:val="3"/>
         </w:numPr>
-      </w:pPr>
-      <w:r>
-        <w:t>Su nombre y el bounded context que representa.</w:t>
+        <w:rPr>
+          <w:highlight w:val="green"/>
+        </w:rPr>
+      </w:pPr>
+      <w:r>
+        <w:rPr>
+          <w:highlight w:val="green"/>
+        </w:rPr>
+        <w:t xml:space="preserve">Su nombre y el </w:t>
+      </w:r>
+      <w:proofErr w:type="spellStart"/>
+      <w:r>
+        <w:rPr>
+          <w:highlight w:val="green"/>
+        </w:rPr>
+        <w:t>bounded</w:t>
+      </w:r>
+      <w:proofErr w:type="spellEnd"/>
+      <w:r>
+        <w:rPr>
+          <w:highlight w:val="green"/>
+        </w:rPr>
+        <w:t xml:space="preserve"> </w:t>
+      </w:r>
+      <w:proofErr w:type="spellStart"/>
+      <w:r>
+        <w:rPr>
+          <w:highlight w:val="green"/>
+        </w:rPr>
+        <w:t>context</w:t>
+      </w:r>
+      <w:proofErr w:type="spellEnd"/>
+      <w:r>
+        <w:rPr>
+          <w:highlight w:val="green"/>
+        </w:rPr>
+        <w:t xml:space="preserve"> que representa.</w:t>
       </w:r>
     </w:p>
     <w:p>
@@ -1623,8 +2283,14 @@
           <w:ilvl w:val="1"/>
           <w:numId w:val="3"/>
         </w:numPr>
-      </w:pPr>
-      <w:r>
+        <w:rPr>
+          <w:highlight w:val="green"/>
+        </w:rPr>
+      </w:pPr>
+      <w:r>
+        <w:rPr>
+          <w:highlight w:val="green"/>
+        </w:rPr>
         <w:t>Las entidades que gestiona.</w:t>
       </w:r>
     </w:p>
@@ -1634,8 +2300,14 @@
           <w:ilvl w:val="1"/>
           <w:numId w:val="3"/>
         </w:numPr>
-      </w:pPr>
-      <w:r>
+        <w:rPr>
+          <w:highlight w:val="green"/>
+        </w:rPr>
+      </w:pPr>
+      <w:r>
+        <w:rPr>
+          <w:highlight w:val="green"/>
+        </w:rPr>
         <w:t>Los RF que implementa.</w:t>
       </w:r>
     </w:p>
@@ -1645,8 +2317,14 @@
           <w:ilvl w:val="1"/>
           <w:numId w:val="3"/>
         </w:numPr>
-      </w:pPr>
-      <w:r>
+        <w:rPr>
+          <w:highlight w:val="green"/>
+        </w:rPr>
+      </w:pPr>
+      <w:r>
+        <w:rPr>
+          <w:highlight w:val="green"/>
+        </w:rPr>
         <w:t>La base de datos que usa y por qué.</w:t>
       </w:r>
     </w:p>
@@ -1656,8 +2334,14 @@
           <w:ilvl w:val="1"/>
           <w:numId w:val="3"/>
         </w:numPr>
-      </w:pPr>
-      <w:r>
+        <w:rPr>
+          <w:highlight w:val="green"/>
+        </w:rPr>
+      </w:pPr>
+      <w:r>
+        <w:rPr>
+          <w:highlight w:val="green"/>
+        </w:rPr>
         <w:t>Los otros servicios con los que se comunica y el tipo de comunicación (sincrónica / asincrónica).</w:t>
       </w:r>
     </w:p>
@@ -1667,18 +2351,28 @@
           <w:ilvl w:val="0"/>
           <w:numId w:val="3"/>
         </w:numPr>
-      </w:pPr>
-      <w:r>
+        <w:rPr>
+          <w:highlight w:val="green"/>
+        </w:rPr>
+      </w:pPr>
+      <w:r>
+        <w:rPr>
+          <w:highlight w:val="green"/>
+        </w:rPr>
         <w:t>Mínimo </w:t>
       </w:r>
       <w:r>
         <w:rPr>
           <w:b/>
           <w:bCs/>
+          <w:highlight w:val="green"/>
         </w:rPr>
         <w:t>3 microservicios de negocio</w:t>
       </w:r>
       <w:r>
+        <w:rPr>
+          <w:highlight w:val="green"/>
+        </w:rPr>
         <w:t> con responsabilidades claramente diferenciadas y sin solapamiento de dominio.</w:t>
       </w:r>
     </w:p>
@@ -1688,8 +2382,14 @@
           <w:ilvl w:val="0"/>
           <w:numId w:val="3"/>
         </w:numPr>
-      </w:pPr>
-      <w:r>
+        <w:rPr>
+          <w:highlight w:val="green"/>
+        </w:rPr>
+      </w:pPr>
+      <w:r>
+        <w:rPr>
+          <w:highlight w:val="green"/>
+        </w:rPr>
         <w:t>Diagrama o tabla en el README.md que muestre las dependencias entre servicios (quién llama a quién).</w:t>
       </w:r>
     </w:p>
@@ -1814,7 +2514,23 @@
           </w:tcPr>
           <w:p>
             <w:r>
-              <w:t>Mínimo 3 microservicios con bounded contexts diferenciados y documentados</w:t>
+              <w:t xml:space="preserve">Mínimo 3 microservicios con </w:t>
+            </w:r>
+            <w:proofErr w:type="spellStart"/>
+            <w:r>
+              <w:t>bounded</w:t>
+            </w:r>
+            <w:proofErr w:type="spellEnd"/>
+            <w:r>
+              <w:t xml:space="preserve"> </w:t>
+            </w:r>
+            <w:proofErr w:type="spellStart"/>
+            <w:r>
+              <w:t>contexts</w:t>
+            </w:r>
+            <w:proofErr w:type="spellEnd"/>
+            <w:r>
+              <w:t xml:space="preserve"> diferenciados y documentados</w:t>
             </w:r>
           </w:p>
         </w:tc>
@@ -1918,7 +2634,15 @@
           </w:tcPr>
           <w:p>
             <w:r>
-              <w:t>Diagrama o tabla de dependencias inter-servicio incluido en el README.md</w:t>
+              <w:t xml:space="preserve">Diagrama o tabla de dependencias </w:t>
+            </w:r>
+            <w:proofErr w:type="spellStart"/>
+            <w:r>
+              <w:t>inter-servicio</w:t>
+            </w:r>
+            <w:proofErr w:type="spellEnd"/>
+            <w:r>
+              <w:t xml:space="preserve"> incluido en el README.md</w:t>
             </w:r>
           </w:p>
         </w:tc>
@@ -1970,6 +2694,24 @@
           <w:bCs/>
           <w:highlight w:val="green"/>
         </w:rPr>
+        <w:br w:type="page"/>
+      </w:r>
+    </w:p>
+    <w:p>
+      <w:pPr>
+        <w:rPr>
+          <w:b/>
+          <w:bCs/>
+          <w:highlight w:val="green"/>
+        </w:rPr>
+      </w:pPr>
+      <w:r>
+        <w:rPr>
+          <w:b/>
+          <w:bCs/>
+          <w:highlight w:val="green"/>
+        </w:rPr>
+        <w:lastRenderedPageBreak/>
         <w:t>Sección 2: Entidades y Base de Datos (20 puntos)</w:t>
       </w:r>
     </w:p>
@@ -2023,7 +2765,6 @@
         <w:rPr>
           <w:highlight w:val="green"/>
         </w:rPr>
-        <w:lastRenderedPageBreak/>
         <w:t>Mínimo </w:t>
       </w:r>
       <w:r>
@@ -2069,7 +2810,35 @@
         <w:rPr>
           <w:highlight w:val="green"/>
         </w:rPr>
-        <w:t> (la comunicación entre servicios usa DTOs o IDs, no entidades).</w:t>
+        <w:t xml:space="preserve"> (la comunicación entre servicios usa </w:t>
+      </w:r>
+      <w:proofErr w:type="spellStart"/>
+      <w:r>
+        <w:rPr>
+          <w:highlight w:val="green"/>
+        </w:rPr>
+        <w:t>DTOs</w:t>
+      </w:r>
+      <w:proofErr w:type="spellEnd"/>
+      <w:r>
+        <w:rPr>
+          <w:highlight w:val="green"/>
+        </w:rPr>
+        <w:t xml:space="preserve"> o </w:t>
+      </w:r>
+      <w:proofErr w:type="spellStart"/>
+      <w:r>
+        <w:rPr>
+          <w:highlight w:val="green"/>
+        </w:rPr>
+        <w:t>IDs</w:t>
+      </w:r>
+      <w:proofErr w:type="spellEnd"/>
+      <w:r>
+        <w:rPr>
+          <w:highlight w:val="green"/>
+        </w:rPr>
+        <w:t>, no entidades).</w:t>
       </w:r>
     </w:p>
     <w:p>
@@ -2138,7 +2907,35 @@
         <w:rPr>
           <w:highlight w:val="green"/>
         </w:rPr>
-        <w:t>Campos createdAt y updatedAt en al menos 2 entidades con gestión automática (cubre RNF-04).</w:t>
+        <w:t>Campos </w:t>
+      </w:r>
+      <w:proofErr w:type="spellStart"/>
+      <w:r>
+        <w:rPr>
+          <w:highlight w:val="green"/>
+        </w:rPr>
+        <w:t>createdAt</w:t>
+      </w:r>
+      <w:proofErr w:type="spellEnd"/>
+      <w:r>
+        <w:rPr>
+          <w:highlight w:val="green"/>
+        </w:rPr>
+        <w:t> y </w:t>
+      </w:r>
+      <w:proofErr w:type="spellStart"/>
+      <w:r>
+        <w:rPr>
+          <w:highlight w:val="green"/>
+        </w:rPr>
+        <w:t>updatedAt</w:t>
+      </w:r>
+      <w:proofErr w:type="spellEnd"/>
+      <w:r>
+        <w:rPr>
+          <w:highlight w:val="green"/>
+        </w:rPr>
+        <w:t> en al menos 2 entidades con gestión automática (cubre RNF-04).</w:t>
       </w:r>
     </w:p>
     <w:p>
@@ -2342,8 +3139,29 @@
           </w:tcPr>
           <w:p>
             <w:r>
-              <w:t>Ninguna entidad JPA compartida entre servicios; comunicación inter-servicio solo por DTOs o IDs</w:t>
-            </w:r>
+              <w:t xml:space="preserve">Ninguna entidad JPA compartida entre servicios; comunicación </w:t>
+            </w:r>
+            <w:proofErr w:type="spellStart"/>
+            <w:r>
+              <w:t>inter-servicio</w:t>
+            </w:r>
+            <w:proofErr w:type="spellEnd"/>
+            <w:r>
+              <w:t xml:space="preserve"> solo por </w:t>
+            </w:r>
+            <w:proofErr w:type="spellStart"/>
+            <w:r>
+              <w:t>DTOs</w:t>
+            </w:r>
+            <w:proofErr w:type="spellEnd"/>
+            <w:r>
+              <w:t xml:space="preserve"> o </w:t>
+            </w:r>
+            <w:proofErr w:type="spellStart"/>
+            <w:r>
+              <w:t>IDs</w:t>
+            </w:r>
+            <w:proofErr w:type="spellEnd"/>
           </w:p>
         </w:tc>
         <w:tc>
@@ -2498,7 +3316,23 @@
           </w:tcPr>
           <w:p>
             <w:r>
-              <w:t>Campos createdAt y updatedAt en al menos 2 entidades con gestión automática (RNF-04)</w:t>
+              <w:t>Campos </w:t>
+            </w:r>
+            <w:proofErr w:type="spellStart"/>
+            <w:r>
+              <w:t>createdAt</w:t>
+            </w:r>
+            <w:proofErr w:type="spellEnd"/>
+            <w:r>
+              <w:t> y </w:t>
+            </w:r>
+            <w:proofErr w:type="spellStart"/>
+            <w:r>
+              <w:t>updatedAt</w:t>
+            </w:r>
+            <w:proofErr w:type="spellEnd"/>
+            <w:r>
+              <w:t> en al menos 2 entidades con gestión automática (RNF-04)</w:t>
             </w:r>
           </w:p>
         </w:tc>
@@ -2602,7 +3436,43 @@
           <w:bCs/>
           <w:highlight w:val="green"/>
         </w:rPr>
-        <w:t>Sección 3: DTOs y Validaciones (10 puntos)</w:t>
+        <w:br w:type="page"/>
+      </w:r>
+    </w:p>
+    <w:p>
+      <w:pPr>
+        <w:rPr>
+          <w:b/>
+          <w:bCs/>
+          <w:highlight w:val="green"/>
+        </w:rPr>
+      </w:pPr>
+      <w:r>
+        <w:rPr>
+          <w:b/>
+          <w:bCs/>
+          <w:highlight w:val="green"/>
+        </w:rPr>
+        <w:lastRenderedPageBreak/>
+        <w:t xml:space="preserve">Sección 3: </w:t>
+      </w:r>
+      <w:proofErr w:type="spellStart"/>
+      <w:r>
+        <w:rPr>
+          <w:b/>
+          <w:bCs/>
+          <w:highlight w:val="green"/>
+        </w:rPr>
+        <w:t>DTOs</w:t>
+      </w:r>
+      <w:proofErr w:type="spellEnd"/>
+      <w:r>
+        <w:rPr>
+          <w:b/>
+          <w:bCs/>
+          <w:highlight w:val="green"/>
+        </w:rPr>
+        <w:t xml:space="preserve"> y Validaciones (10 puntos)</w:t>
       </w:r>
     </w:p>
     <w:p>
@@ -2646,11 +3516,33 @@
           <w:highlight w:val="green"/>
         </w:rPr>
       </w:pPr>
-      <w:r>
-        <w:rPr>
-          <w:highlight w:val="green"/>
-        </w:rPr>
-        <w:t>DTOs separados en paquetes request/ y response/ en cada servicio.</w:t>
+      <w:proofErr w:type="spellStart"/>
+      <w:r>
+        <w:rPr>
+          <w:highlight w:val="green"/>
+        </w:rPr>
+        <w:t>DTOs</w:t>
+      </w:r>
+      <w:proofErr w:type="spellEnd"/>
+      <w:r>
+        <w:rPr>
+          <w:highlight w:val="green"/>
+        </w:rPr>
+        <w:t xml:space="preserve"> separados en paquetes </w:t>
+      </w:r>
+      <w:proofErr w:type="spellStart"/>
+      <w:r>
+        <w:rPr>
+          <w:highlight w:val="green"/>
+        </w:rPr>
+        <w:t>request</w:t>
+      </w:r>
+      <w:proofErr w:type="spellEnd"/>
+      <w:r>
+        <w:rPr>
+          <w:highlight w:val="green"/>
+        </w:rPr>
+        <w:t>/ y response/ en cada servicio.</w:t>
       </w:r>
     </w:p>
     <w:p>
@@ -2667,8 +3559,35 @@
         <w:rPr>
           <w:highlight w:val="green"/>
         </w:rPr>
-        <w:lastRenderedPageBreak/>
-        <w:t>Clase genérica ApiResponse&lt;T&gt; implementada en cada servicio y usada en todos sus endpoints (cubre RNF-01).</w:t>
+        <w:t>Clase genérica </w:t>
+      </w:r>
+      <w:proofErr w:type="spellStart"/>
+      <w:r>
+        <w:rPr>
+          <w:highlight w:val="green"/>
+        </w:rPr>
+        <w:t>ApiResponse</w:t>
+      </w:r>
+      <w:proofErr w:type="spellEnd"/>
+      <w:r>
+        <w:rPr>
+          <w:highlight w:val="green"/>
+        </w:rPr>
+        <w:t xml:space="preserve">&lt;T&gt; implementada en cada servicio y usada en todos sus </w:t>
+      </w:r>
+      <w:proofErr w:type="spellStart"/>
+      <w:r>
+        <w:rPr>
+          <w:highlight w:val="green"/>
+        </w:rPr>
+        <w:t>endpoints</w:t>
+      </w:r>
+      <w:proofErr w:type="spellEnd"/>
+      <w:r>
+        <w:rPr>
+          <w:highlight w:val="green"/>
+        </w:rPr>
+        <w:t xml:space="preserve"> (cubre RNF-01).</w:t>
       </w:r>
     </w:p>
     <w:p>
@@ -2699,7 +3618,35 @@
         <w:rPr>
           <w:highlight w:val="green"/>
         </w:rPr>
-        <w:t> usados en los DTOs de request del proyecto. Ejemplos: @NotBlank, @NotNull, @Email, @Pattern, @Positive, @Size, @Min, @Max, @Past, @Future (cubre RNF-03).</w:t>
+        <w:t xml:space="preserve"> usados en los </w:t>
+      </w:r>
+      <w:proofErr w:type="spellStart"/>
+      <w:r>
+        <w:rPr>
+          <w:highlight w:val="green"/>
+        </w:rPr>
+        <w:t>DTOs</w:t>
+      </w:r>
+      <w:proofErr w:type="spellEnd"/>
+      <w:r>
+        <w:rPr>
+          <w:highlight w:val="green"/>
+        </w:rPr>
+        <w:t xml:space="preserve"> de </w:t>
+      </w:r>
+      <w:proofErr w:type="spellStart"/>
+      <w:r>
+        <w:rPr>
+          <w:highlight w:val="green"/>
+        </w:rPr>
+        <w:t>request</w:t>
+      </w:r>
+      <w:proofErr w:type="spellEnd"/>
+      <w:r>
+        <w:rPr>
+          <w:highlight w:val="green"/>
+        </w:rPr>
+        <w:t xml:space="preserve"> del proyecto. Ejemplos: @NotBlank, @NotNull, @Email, @Pattern, @Positive, @Size, @Min, @Max, @Past, @Future (cubre RNF-03).</w:t>
       </w:r>
     </w:p>
     <w:p>
@@ -2730,7 +3677,49 @@
         <w:rPr>
           <w:highlight w:val="green"/>
         </w:rPr>
-        <w:t> de otro servicio: un recurso cuyo response incluye información de una entidad de otro bounded context, obtenida mediante llamada inter-servicio.</w:t>
+        <w:t xml:space="preserve"> de otro servicio: un recurso cuyo response incluye información de una entidad de otro </w:t>
+      </w:r>
+      <w:proofErr w:type="spellStart"/>
+      <w:r>
+        <w:rPr>
+          <w:highlight w:val="green"/>
+        </w:rPr>
+        <w:t>bounded</w:t>
+      </w:r>
+      <w:proofErr w:type="spellEnd"/>
+      <w:r>
+        <w:rPr>
+          <w:highlight w:val="green"/>
+        </w:rPr>
+        <w:t xml:space="preserve"> </w:t>
+      </w:r>
+      <w:proofErr w:type="spellStart"/>
+      <w:r>
+        <w:rPr>
+          <w:highlight w:val="green"/>
+        </w:rPr>
+        <w:t>context</w:t>
+      </w:r>
+      <w:proofErr w:type="spellEnd"/>
+      <w:r>
+        <w:rPr>
+          <w:highlight w:val="green"/>
+        </w:rPr>
+        <w:t xml:space="preserve">, obtenida mediante llamada </w:t>
+      </w:r>
+      <w:proofErr w:type="spellStart"/>
+      <w:r>
+        <w:rPr>
+          <w:highlight w:val="green"/>
+        </w:rPr>
+        <w:t>inter-servicio</w:t>
+      </w:r>
+      <w:proofErr w:type="spellEnd"/>
+      <w:r>
+        <w:rPr>
+          <w:highlight w:val="green"/>
+        </w:rPr>
+        <w:t>.</w:t>
       </w:r>
     </w:p>
     <w:p>
@@ -2853,8 +3842,21 @@
             <w:hideMark/>
           </w:tcPr>
           <w:p>
-            <w:r>
-              <w:t>DTOs de request y response diferenciados en todos los servicios</w:t>
+            <w:proofErr w:type="spellStart"/>
+            <w:r>
+              <w:t>DTOs</w:t>
+            </w:r>
+            <w:proofErr w:type="spellEnd"/>
+            <w:r>
+              <w:t xml:space="preserve"> de </w:t>
+            </w:r>
+            <w:proofErr w:type="spellStart"/>
+            <w:r>
+              <w:t>request</w:t>
+            </w:r>
+            <w:proofErr w:type="spellEnd"/>
+            <w:r>
+              <w:t xml:space="preserve"> y response diferenciados en todos los servicios</w:t>
             </w:r>
           </w:p>
         </w:tc>
@@ -2905,8 +3907,21 @@
             <w:hideMark/>
           </w:tcPr>
           <w:p>
-            <w:r>
-              <w:t>ApiResponse&lt;T&gt; en todos los endpoints de todos los servicios (RNF-01)</w:t>
+            <w:proofErr w:type="spellStart"/>
+            <w:r>
+              <w:t>ApiResponse</w:t>
+            </w:r>
+            <w:proofErr w:type="spellEnd"/>
+            <w:r>
+              <w:t xml:space="preserve">&lt;T&gt; en todos los </w:t>
+            </w:r>
+            <w:proofErr w:type="spellStart"/>
+            <w:r>
+              <w:t>endpoints</w:t>
+            </w:r>
+            <w:proofErr w:type="spellEnd"/>
+            <w:r>
+              <w:t xml:space="preserve"> de todos los servicios (RNF-01)</w:t>
             </w:r>
           </w:p>
         </w:tc>
@@ -2958,7 +3973,23 @@
           </w:tcPr>
           <w:p>
             <w:r>
-              <w:t>Mínimo 6 tipos de anotación de validación distintos en los DTOs de request (RNF-03)</w:t>
+              <w:t xml:space="preserve">Mínimo 6 tipos de anotación de validación distintos en los </w:t>
+            </w:r>
+            <w:proofErr w:type="spellStart"/>
+            <w:r>
+              <w:t>DTOs</w:t>
+            </w:r>
+            <w:proofErr w:type="spellEnd"/>
+            <w:r>
+              <w:t xml:space="preserve"> de </w:t>
+            </w:r>
+            <w:proofErr w:type="spellStart"/>
+            <w:r>
+              <w:t>request</w:t>
+            </w:r>
+            <w:proofErr w:type="spellEnd"/>
+            <w:r>
+              <w:t xml:space="preserve"> (RNF-03)</w:t>
             </w:r>
           </w:p>
         </w:tc>
@@ -3010,8 +4041,13 @@
           </w:tcPr>
           <w:p>
             <w:r>
-              <w:t>Al menos un DTO de response que incluya datos obtenidos de otro servicio mediante llamada inter-servicio</w:t>
-            </w:r>
+              <w:t xml:space="preserve">Al menos un DTO de response que incluya datos obtenidos de otro servicio mediante llamada </w:t>
+            </w:r>
+            <w:proofErr w:type="spellStart"/>
+            <w:r>
+              <w:t>inter-servicio</w:t>
+            </w:r>
+            <w:proofErr w:type="spellEnd"/>
           </w:p>
         </w:tc>
         <w:tc>
@@ -3062,6 +4098,24 @@
           <w:bCs/>
           <w:highlight w:val="green"/>
         </w:rPr>
+        <w:br w:type="page"/>
+      </w:r>
+    </w:p>
+    <w:p>
+      <w:pPr>
+        <w:rPr>
+          <w:b/>
+          <w:bCs/>
+          <w:highlight w:val="green"/>
+        </w:rPr>
+      </w:pPr>
+      <w:r>
+        <w:rPr>
+          <w:b/>
+          <w:bCs/>
+          <w:highlight w:val="green"/>
+        </w:rPr>
+        <w:lastRenderedPageBreak/>
         <w:t>Sección 4: Repositorios (10 puntos)</w:t>
       </w:r>
     </w:p>
@@ -3115,7 +4169,49 @@
         <w:rPr>
           <w:highlight w:val="green"/>
         </w:rPr>
-        <w:t>Una interfaz Repository por entidad principal en cada servicio, extendiendo JpaRepository&lt;E, UUID&gt; o MongoRepository&lt;D, UUID&gt;.</w:t>
+        <w:t>Una interfaz </w:t>
+      </w:r>
+      <w:proofErr w:type="spellStart"/>
+      <w:r>
+        <w:rPr>
+          <w:highlight w:val="green"/>
+        </w:rPr>
+        <w:t>Repository</w:t>
+      </w:r>
+      <w:proofErr w:type="spellEnd"/>
+      <w:r>
+        <w:rPr>
+          <w:highlight w:val="green"/>
+        </w:rPr>
+        <w:t> por entidad principal en cada servicio, extendiendo </w:t>
+      </w:r>
+      <w:proofErr w:type="spellStart"/>
+      <w:r>
+        <w:rPr>
+          <w:highlight w:val="green"/>
+        </w:rPr>
+        <w:t>JpaRepository</w:t>
+      </w:r>
+      <w:proofErr w:type="spellEnd"/>
+      <w:r>
+        <w:rPr>
+          <w:highlight w:val="green"/>
+        </w:rPr>
+        <w:t>&lt;E, UUID&gt; o </w:t>
+      </w:r>
+      <w:proofErr w:type="spellStart"/>
+      <w:r>
+        <w:rPr>
+          <w:highlight w:val="green"/>
+        </w:rPr>
+        <w:t>MongoRepository</w:t>
+      </w:r>
+      <w:proofErr w:type="spellEnd"/>
+      <w:r>
+        <w:rPr>
+          <w:highlight w:val="green"/>
+        </w:rPr>
+        <w:t>&lt;D, UUID&gt;.</w:t>
       </w:r>
     </w:p>
     <w:p>
@@ -3146,7 +4242,35 @@
         <w:rPr>
           <w:highlight w:val="green"/>
         </w:rPr>
-        <w:t> distribuidas entre los servicios, usando @Query(nativeQuery = true) para SQL o @Aggregation / MongoTemplate para MongoDB. Deben cubrir:</w:t>
+        <w:t> distribuidas entre los servicios, usando @</w:t>
+      </w:r>
+      <w:proofErr w:type="gramStart"/>
+      <w:r>
+        <w:rPr>
+          <w:highlight w:val="green"/>
+        </w:rPr>
+        <w:t>Query(</w:t>
+      </w:r>
+      <w:proofErr w:type="gramEnd"/>
+      <w:r>
+        <w:rPr>
+          <w:highlight w:val="green"/>
+        </w:rPr>
+        <w:t>nativeQuery = true) para SQL o @Aggregation / </w:t>
+      </w:r>
+      <w:proofErr w:type="spellStart"/>
+      <w:r>
+        <w:rPr>
+          <w:highlight w:val="green"/>
+        </w:rPr>
+        <w:t>MongoTemplate</w:t>
+      </w:r>
+      <w:proofErr w:type="spellEnd"/>
+      <w:r>
+        <w:rPr>
+          <w:highlight w:val="green"/>
+        </w:rPr>
+        <w:t> para MongoDB. Deben cubrir:</w:t>
       </w:r>
     </w:p>
     <w:p>
@@ -3209,7 +4333,21 @@
         <w:rPr>
           <w:highlight w:val="green"/>
         </w:rPr>
-        <w:t>Consulta que combine datos de dos o más entidades del mismo servicio (JOIN o $lookup).</w:t>
+        <w:t>Consulta que combine datos de dos o más entidades del mismo servicio (JOIN o $</w:t>
+      </w:r>
+      <w:proofErr w:type="spellStart"/>
+      <w:r>
+        <w:rPr>
+          <w:highlight w:val="green"/>
+        </w:rPr>
+        <w:t>lookup</w:t>
+      </w:r>
+      <w:proofErr w:type="spellEnd"/>
+      <w:r>
+        <w:rPr>
+          <w:highlight w:val="green"/>
+        </w:rPr>
+        <w:t>).</w:t>
       </w:r>
     </w:p>
     <w:p>
@@ -3272,7 +4410,6 @@
                 <w:b/>
                 <w:bCs/>
               </w:rPr>
-              <w:lastRenderedPageBreak/>
               <w:t>Criterio</w:t>
             </w:r>
           </w:p>
@@ -3491,7 +4628,23 @@
           </w:tcPr>
           <w:p>
             <w:r>
-              <w:t>Consulta multi-entidad con JOIN o $lookup implementada</w:t>
+              <w:t xml:space="preserve">Consulta </w:t>
+            </w:r>
+            <w:proofErr w:type="spellStart"/>
+            <w:r>
+              <w:t>multi-entidad</w:t>
+            </w:r>
+            <w:proofErr w:type="spellEnd"/>
+            <w:r>
+              <w:t xml:space="preserve"> con JOIN o $</w:t>
+            </w:r>
+            <w:proofErr w:type="spellStart"/>
+            <w:r>
+              <w:t>lookup</w:t>
+            </w:r>
+            <w:proofErr w:type="spellEnd"/>
+            <w:r>
+              <w:t> implementada</w:t>
             </w:r>
           </w:p>
         </w:tc>
@@ -3543,6 +4696,24 @@
           <w:bCs/>
           <w:highlight w:val="green"/>
         </w:rPr>
+        <w:br w:type="page"/>
+      </w:r>
+    </w:p>
+    <w:p>
+      <w:pPr>
+        <w:rPr>
+          <w:b/>
+          <w:bCs/>
+          <w:highlight w:val="green"/>
+        </w:rPr>
+      </w:pPr>
+      <w:r>
+        <w:rPr>
+          <w:b/>
+          <w:bCs/>
+          <w:highlight w:val="green"/>
+        </w:rPr>
+        <w:lastRenderedPageBreak/>
         <w:t>Sección 5: Capa de Servicio y Lógica de Negocio (20 puntos)</w:t>
       </w:r>
     </w:p>
@@ -3698,7 +4869,15 @@
         <w:t>RF-05:</w:t>
       </w:r>
       <w:r>
-        <w:t> registro automático en el historial de estados en cada cambio, incluyendo usuario y timestamp.</w:t>
+        <w:t xml:space="preserve"> registro automático en el historial de estados en cada cambio, incluyendo usuario y </w:t>
+      </w:r>
+      <w:proofErr w:type="spellStart"/>
+      <w:r>
+        <w:t>timestamp</w:t>
+      </w:r>
+      <w:proofErr w:type="spellEnd"/>
+      <w:r>
+        <w:t>.</w:t>
       </w:r>
     </w:p>
     <w:p>
@@ -3800,7 +4979,21 @@
         <w:rPr>
           <w:highlight w:val="green"/>
         </w:rPr>
-        <w:t>Conversión entidad ↔ DTO mediante ModelMapper o mapeo manual justificado.</w:t>
+        <w:t>Conversión entidad ↔ DTO mediante </w:t>
+      </w:r>
+      <w:proofErr w:type="spellStart"/>
+      <w:r>
+        <w:rPr>
+          <w:highlight w:val="green"/>
+        </w:rPr>
+        <w:t>ModelMapper</w:t>
+      </w:r>
+      <w:proofErr w:type="spellEnd"/>
+      <w:r>
+        <w:rPr>
+          <w:highlight w:val="green"/>
+        </w:rPr>
+        <w:t> o mapeo manual justificado.</w:t>
       </w:r>
     </w:p>
     <w:p>
@@ -3976,7 +5169,6 @@
           </w:tcPr>
           <w:p>
             <w:r>
-              <w:lastRenderedPageBreak/>
               <w:t>RF-03: cálculo automático de tarifa implementado y documentado</w:t>
             </w:r>
           </w:p>
@@ -4081,7 +5273,15 @@
           </w:tcPr>
           <w:p>
             <w:r>
-              <w:t>RF-05: registro automático de historial con usuario y timestamp en cada cambio de estado</w:t>
+              <w:t xml:space="preserve">RF-05: registro automático de historial con usuario y </w:t>
+            </w:r>
+            <w:proofErr w:type="spellStart"/>
+            <w:r>
+              <w:t>timestamp</w:t>
+            </w:r>
+            <w:proofErr w:type="spellEnd"/>
+            <w:r>
+              <w:t xml:space="preserve"> en cada cambio de estado</w:t>
             </w:r>
           </w:p>
         </w:tc>
@@ -4185,6 +5385,24 @@
           <w:bCs/>
           <w:highlight w:val="green"/>
         </w:rPr>
+        <w:br w:type="page"/>
+      </w:r>
+    </w:p>
+    <w:p>
+      <w:pPr>
+        <w:rPr>
+          <w:b/>
+          <w:bCs/>
+          <w:highlight w:val="green"/>
+        </w:rPr>
+      </w:pPr>
+      <w:r>
+        <w:rPr>
+          <w:b/>
+          <w:bCs/>
+          <w:highlight w:val="green"/>
+        </w:rPr>
+        <w:lastRenderedPageBreak/>
         <w:t>Sección 6: Controladores REST (15 puntos)</w:t>
       </w:r>
     </w:p>
@@ -4286,7 +5504,21 @@
         <w:rPr>
           <w:highlight w:val="green"/>
         </w:rPr>
-        <w:t>Los siguientes endpoints deben existir en algún servicio (tú decides dónde):</w:t>
+        <w:t xml:space="preserve">Los siguientes </w:t>
+      </w:r>
+      <w:proofErr w:type="spellStart"/>
+      <w:r>
+        <w:rPr>
+          <w:highlight w:val="green"/>
+        </w:rPr>
+        <w:t>endpoints</w:t>
+      </w:r>
+      <w:proofErr w:type="spellEnd"/>
+      <w:r>
+        <w:rPr>
+          <w:highlight w:val="green"/>
+        </w:rPr>
+        <w:t xml:space="preserve"> deben existir en algún servicio (tú decides dónde):</w:t>
       </w:r>
     </w:p>
     <w:p>
@@ -4512,7 +5744,35 @@
         <w:rPr>
           <w:highlight w:val="green"/>
         </w:rPr>
-        <w:t>@Valid en todos los endpoints que reciban un body.</w:t>
+        <w:t xml:space="preserve">@Valid en todos los </w:t>
+      </w:r>
+      <w:proofErr w:type="spellStart"/>
+      <w:r>
+        <w:rPr>
+          <w:highlight w:val="green"/>
+        </w:rPr>
+        <w:t>endpoints</w:t>
+      </w:r>
+      <w:proofErr w:type="spellEnd"/>
+      <w:r>
+        <w:rPr>
+          <w:highlight w:val="green"/>
+        </w:rPr>
+        <w:t xml:space="preserve"> que reciban un </w:t>
+      </w:r>
+      <w:proofErr w:type="spellStart"/>
+      <w:r>
+        <w:rPr>
+          <w:highlight w:val="green"/>
+        </w:rPr>
+        <w:t>body</w:t>
+      </w:r>
+      <w:proofErr w:type="spellEnd"/>
+      <w:r>
+        <w:rPr>
+          <w:highlight w:val="green"/>
+        </w:rPr>
+        <w:t>.</w:t>
       </w:r>
     </w:p>
     <w:p>
@@ -4525,11 +5785,47 @@
           <w:highlight w:val="green"/>
         </w:rPr>
       </w:pPr>
-      <w:r>
-        <w:rPr>
-          <w:highlight w:val="green"/>
-        </w:rPr>
-        <w:t>ResponseEntity&lt;ApiResponse&lt;T&gt;&gt; con código HTTP correcto según RNF-02 en todos los endpoints.</w:t>
+      <w:proofErr w:type="spellStart"/>
+      <w:r>
+        <w:rPr>
+          <w:highlight w:val="green"/>
+        </w:rPr>
+        <w:t>ResponseEntity</w:t>
+      </w:r>
+      <w:proofErr w:type="spellEnd"/>
+      <w:r>
+        <w:rPr>
+          <w:highlight w:val="green"/>
+        </w:rPr>
+        <w:t>&lt;</w:t>
+      </w:r>
+      <w:proofErr w:type="spellStart"/>
+      <w:r>
+        <w:rPr>
+          <w:highlight w:val="green"/>
+        </w:rPr>
+        <w:t>ApiResponse</w:t>
+      </w:r>
+      <w:proofErr w:type="spellEnd"/>
+      <w:r>
+        <w:rPr>
+          <w:highlight w:val="green"/>
+        </w:rPr>
+        <w:t xml:space="preserve">&lt;T&gt;&gt; con código HTTP correcto según RNF-02 en todos los </w:t>
+      </w:r>
+      <w:proofErr w:type="spellStart"/>
+      <w:r>
+        <w:rPr>
+          <w:highlight w:val="green"/>
+        </w:rPr>
+        <w:t>endpoints</w:t>
+      </w:r>
+      <w:proofErr w:type="spellEnd"/>
+      <w:r>
+        <w:rPr>
+          <w:highlight w:val="green"/>
+        </w:rPr>
+        <w:t>.</w:t>
       </w:r>
     </w:p>
     <w:p>
@@ -4705,8 +6001,15 @@
           </w:tcPr>
           <w:p>
             <w:r>
-              <w:lastRenderedPageBreak/>
-              <w:t>Todos los endpoints específicos de RF-01 al RF-09 presentes y funcionando</w:t>
+              <w:t xml:space="preserve">Todos los </w:t>
+            </w:r>
+            <w:proofErr w:type="spellStart"/>
+            <w:r>
+              <w:t>endpoints</w:t>
+            </w:r>
+            <w:proofErr w:type="spellEnd"/>
+            <w:r>
+              <w:t xml:space="preserve"> específicos de RF-01 al RF-09 presentes y funcionando</w:t>
             </w:r>
           </w:p>
         </w:tc>
@@ -4758,8 +6061,21 @@
           </w:tcPr>
           <w:p>
             <w:r>
-              <w:t>@Valid aplicado en todos los endpoints con body</w:t>
-            </w:r>
+              <w:t xml:space="preserve">@Valid aplicado en todos los </w:t>
+            </w:r>
+            <w:proofErr w:type="spellStart"/>
+            <w:r>
+              <w:t>endpoints</w:t>
+            </w:r>
+            <w:proofErr w:type="spellEnd"/>
+            <w:r>
+              <w:t xml:space="preserve"> con </w:t>
+            </w:r>
+            <w:proofErr w:type="spellStart"/>
+            <w:r>
+              <w:t>body</w:t>
+            </w:r>
+            <w:proofErr w:type="spellEnd"/>
           </w:p>
         </w:tc>
         <w:tc>
@@ -4809,8 +6125,21 @@
             <w:hideMark/>
           </w:tcPr>
           <w:p>
-            <w:r>
-              <w:t>ResponseEntity&lt;ApiResponse&lt;T&gt;&gt; con códigos HTTP correctos en todos los casos (RNF-02)</w:t>
+            <w:proofErr w:type="spellStart"/>
+            <w:r>
+              <w:t>ResponseEntity</w:t>
+            </w:r>
+            <w:proofErr w:type="spellEnd"/>
+            <w:r>
+              <w:t>&lt;</w:t>
+            </w:r>
+            <w:proofErr w:type="spellStart"/>
+            <w:r>
+              <w:t>ApiResponse</w:t>
+            </w:r>
+            <w:proofErr w:type="spellEnd"/>
+            <w:r>
+              <w:t>&lt;T&gt;&gt; con códigos HTTP correctos en todos los casos (RNF-02)</w:t>
             </w:r>
           </w:p>
         </w:tc>
@@ -4862,6 +6191,24 @@
           <w:bCs/>
           <w:highlight w:val="green"/>
         </w:rPr>
+        <w:br w:type="page"/>
+      </w:r>
+    </w:p>
+    <w:p>
+      <w:pPr>
+        <w:rPr>
+          <w:b/>
+          <w:bCs/>
+          <w:highlight w:val="green"/>
+        </w:rPr>
+      </w:pPr>
+      <w:r>
+        <w:rPr>
+          <w:b/>
+          <w:bCs/>
+          <w:highlight w:val="green"/>
+        </w:rPr>
+        <w:lastRenderedPageBreak/>
         <w:t>Sección 7: Manejo Global de Excepciones (10 puntos)</w:t>
       </w:r>
     </w:p>
@@ -4915,7 +6262,21 @@
         <w:rPr>
           <w:highlight w:val="green"/>
         </w:rPr>
-        <w:t>Clase GlobalExceptionHandler con @RestControllerAdvice en </w:t>
+        <w:t>Clase </w:t>
+      </w:r>
+      <w:proofErr w:type="spellStart"/>
+      <w:r>
+        <w:rPr>
+          <w:highlight w:val="green"/>
+        </w:rPr>
+        <w:t>GlobalExceptionHandler</w:t>
+      </w:r>
+      <w:proofErr w:type="spellEnd"/>
+      <w:r>
+        <w:rPr>
+          <w:highlight w:val="green"/>
+        </w:rPr>
+        <w:t> con @RestControllerAdvice en </w:t>
       </w:r>
       <w:r>
         <w:rPr>
@@ -4942,11 +6303,19 @@
           <w:highlight w:val="green"/>
         </w:rPr>
       </w:pPr>
-      <w:r>
-        <w:rPr>
-          <w:highlight w:val="green"/>
-        </w:rPr>
-        <w:t>Handlers en cada servicio para:</w:t>
+      <w:proofErr w:type="spellStart"/>
+      <w:r>
+        <w:rPr>
+          <w:highlight w:val="green"/>
+        </w:rPr>
+        <w:t>Handlers</w:t>
+      </w:r>
+      <w:proofErr w:type="spellEnd"/>
+      <w:r>
+        <w:rPr>
+          <w:highlight w:val="green"/>
+        </w:rPr>
+        <w:t xml:space="preserve"> en cada servicio para:</w:t>
       </w:r>
     </w:p>
     <w:p>
@@ -4959,11 +6328,33 @@
           <w:highlight w:val="green"/>
         </w:rPr>
       </w:pPr>
-      <w:r>
-        <w:rPr>
-          <w:highlight w:val="green"/>
-        </w:rPr>
-        <w:t>MethodArgumentNotValidException → 400 con Map&lt;String, List&lt;String&gt;&gt; agrupado por campo.</w:t>
+      <w:proofErr w:type="spellStart"/>
+      <w:r>
+        <w:rPr>
+          <w:highlight w:val="green"/>
+        </w:rPr>
+        <w:t>MethodArgumentNotValidException</w:t>
+      </w:r>
+      <w:proofErr w:type="spellEnd"/>
+      <w:r>
+        <w:rPr>
+          <w:highlight w:val="green"/>
+        </w:rPr>
+        <w:t> → 400 con </w:t>
+      </w:r>
+      <w:proofErr w:type="spellStart"/>
+      <w:r>
+        <w:rPr>
+          <w:highlight w:val="green"/>
+        </w:rPr>
+        <w:t>Map</w:t>
+      </w:r>
+      <w:proofErr w:type="spellEnd"/>
+      <w:r>
+        <w:rPr>
+          <w:highlight w:val="green"/>
+        </w:rPr>
+        <w:t>&lt;String, List&lt;String&gt;&gt; agrupado por campo.</w:t>
       </w:r>
     </w:p>
     <w:p>
@@ -5027,11 +6418,33 @@
           <w:highlight w:val="green"/>
         </w:rPr>
       </w:pPr>
-      <w:r>
-        <w:rPr>
-          <w:highlight w:val="green"/>
-        </w:rPr>
-        <w:t>Exception genérica → 500 como fallback.</w:t>
+      <w:proofErr w:type="spellStart"/>
+      <w:r>
+        <w:rPr>
+          <w:highlight w:val="green"/>
+        </w:rPr>
+        <w:t>Exception</w:t>
+      </w:r>
+      <w:proofErr w:type="spellEnd"/>
+      <w:r>
+        <w:rPr>
+          <w:highlight w:val="green"/>
+        </w:rPr>
+        <w:t xml:space="preserve"> genérica → 500 como </w:t>
+      </w:r>
+      <w:proofErr w:type="spellStart"/>
+      <w:r>
+        <w:rPr>
+          <w:highlight w:val="green"/>
+        </w:rPr>
+        <w:t>fallback</w:t>
+      </w:r>
+      <w:proofErr w:type="spellEnd"/>
+      <w:r>
+        <w:rPr>
+          <w:highlight w:val="green"/>
+        </w:rPr>
+        <w:t>.</w:t>
       </w:r>
     </w:p>
     <w:p>
@@ -5048,7 +6461,35 @@
         <w:rPr>
           <w:highlight w:val="green"/>
         </w:rPr>
-        <w:t>Todos los errores retornan ApiResponse&lt;T&gt; con success: false.</w:t>
+        <w:t>Todos los errores retornan </w:t>
+      </w:r>
+      <w:proofErr w:type="spellStart"/>
+      <w:r>
+        <w:rPr>
+          <w:highlight w:val="green"/>
+        </w:rPr>
+        <w:t>ApiResponse</w:t>
+      </w:r>
+      <w:proofErr w:type="spellEnd"/>
+      <w:r>
+        <w:rPr>
+          <w:highlight w:val="green"/>
+        </w:rPr>
+        <w:t>&lt;T&gt; con </w:t>
+      </w:r>
+      <w:proofErr w:type="spellStart"/>
+      <w:r>
+        <w:rPr>
+          <w:highlight w:val="green"/>
+        </w:rPr>
+        <w:t>success</w:t>
+      </w:r>
+      <w:proofErr w:type="spellEnd"/>
+      <w:r>
+        <w:rPr>
+          <w:highlight w:val="green"/>
+        </w:rPr>
+        <w:t>: false.</w:t>
       </w:r>
     </w:p>
     <w:p>
@@ -5275,8 +6716,13 @@
             <w:hideMark/>
           </w:tcPr>
           <w:p>
-            <w:r>
-              <w:t>Handlers para 404 y 409 en todos los servicios</w:t>
+            <w:proofErr w:type="spellStart"/>
+            <w:r>
+              <w:t>Handlers</w:t>
+            </w:r>
+            <w:proofErr w:type="spellEnd"/>
+            <w:r>
+              <w:t xml:space="preserve"> para 404 y 409 en todos los servicios</w:t>
             </w:r>
           </w:p>
         </w:tc>
@@ -5328,7 +6774,15 @@
           </w:tcPr>
           <w:p>
             <w:r>
-              <w:t>Handler para 502 y handler genérico 500 en todos los servicios</w:t>
+              <w:t xml:space="preserve">Handler para 502 y </w:t>
+            </w:r>
+            <w:proofErr w:type="spellStart"/>
+            <w:r>
+              <w:t>handler</w:t>
+            </w:r>
+            <w:proofErr w:type="spellEnd"/>
+            <w:r>
+              <w:t xml:space="preserve"> genérico 500 en todos los servicios</w:t>
             </w:r>
           </w:p>
         </w:tc>
@@ -5366,28 +6820,39 @@
       </w:r>
     </w:p>
     <w:p>
-      <w:r>
+      <w:pPr>
+        <w:rPr>
+          <w:b/>
+          <w:bCs/>
+          <w:highlight w:val="green"/>
+        </w:rPr>
+      </w:pPr>
+      <w:r>
+        <w:rPr>
+          <w:b/>
+          <w:bCs/>
+          <w:highlight w:val="green"/>
+        </w:rPr>
         <w:lastRenderedPageBreak/>
-        <w:pict w14:anchorId="3873DECB">
-          <v:rect id="_x0000_i1036" style="width:0;height:3pt" o:hralign="center" o:hrstd="t" o:hr="t" fillcolor="#a0a0a0" stroked="f"/>
-        </w:pict>
-      </w:r>
-    </w:p>
-    <w:p>
-      <w:pPr>
-        <w:rPr>
-          <w:b/>
-          <w:bCs/>
-          <w:highlight w:val="green"/>
-        </w:rPr>
-      </w:pPr>
-      <w:r>
-        <w:rPr>
-          <w:b/>
-          <w:bCs/>
-          <w:highlight w:val="green"/>
-        </w:rPr>
-        <w:t>Sección 8: Integración con API Externa — Feign Client (10 puntos)</w:t>
+        <w:t xml:space="preserve">Sección 8: Integración con API Externa — </w:t>
+      </w:r>
+      <w:proofErr w:type="spellStart"/>
+      <w:r>
+        <w:rPr>
+          <w:b/>
+          <w:bCs/>
+          <w:highlight w:val="green"/>
+        </w:rPr>
+        <w:t>Feign</w:t>
+      </w:r>
+      <w:proofErr w:type="spellEnd"/>
+      <w:r>
+        <w:rPr>
+          <w:b/>
+          <w:bCs/>
+          <w:highlight w:val="green"/>
+        </w:rPr>
+        <w:t xml:space="preserve"> Client (10 puntos)</w:t>
       </w:r>
     </w:p>
     <w:p>
@@ -5408,7 +6873,21 @@
         <w:rPr>
           <w:highlight w:val="green"/>
         </w:rPr>
-        <w:t> Consumo de RENIEC con Spring Cloud OpenFeign; gestión segura del token. Cubre RF-01 y RNF-06.</w:t>
+        <w:t xml:space="preserve"> Consumo de RENIEC con Spring Cloud </w:t>
+      </w:r>
+      <w:proofErr w:type="spellStart"/>
+      <w:r>
+        <w:rPr>
+          <w:highlight w:val="green"/>
+        </w:rPr>
+        <w:t>OpenFeign</w:t>
+      </w:r>
+      <w:proofErr w:type="spellEnd"/>
+      <w:r>
+        <w:rPr>
+          <w:highlight w:val="green"/>
+        </w:rPr>
+        <w:t>; gestión segura del token. Cubre RF-01 y RNF-06.</w:t>
       </w:r>
     </w:p>
     <w:p>
@@ -5471,7 +6950,21 @@
         <w:rPr>
           <w:highlight w:val="green"/>
         </w:rPr>
-        <w:t>; no puede ser enviado por el cliente en el request.</w:t>
+        <w:t xml:space="preserve">; no puede ser enviado por el cliente en el </w:t>
+      </w:r>
+      <w:proofErr w:type="spellStart"/>
+      <w:r>
+        <w:rPr>
+          <w:highlight w:val="green"/>
+        </w:rPr>
+        <w:t>request</w:t>
+      </w:r>
+      <w:proofErr w:type="spellEnd"/>
+      <w:r>
+        <w:rPr>
+          <w:highlight w:val="green"/>
+        </w:rPr>
+        <w:t>.</w:t>
       </w:r>
     </w:p>
     <w:p>
@@ -5488,7 +6981,51 @@
         <w:rPr>
           <w:highlight w:val="green"/>
         </w:rPr>
-        <w:t>El token de RENIEC leído con @Value desde application.yaml o desde el Config Server. No puede estar hardcodeado (cubre RNF-06).</w:t>
+        <w:t>El token de RENIEC leído con @Value desde </w:t>
+      </w:r>
+      <w:proofErr w:type="spellStart"/>
+      <w:proofErr w:type="gramStart"/>
+      <w:r>
+        <w:rPr>
+          <w:highlight w:val="green"/>
+        </w:rPr>
+        <w:t>application.yaml</w:t>
+      </w:r>
+      <w:proofErr w:type="spellEnd"/>
+      <w:proofErr w:type="gramEnd"/>
+      <w:r>
+        <w:rPr>
+          <w:highlight w:val="green"/>
+        </w:rPr>
+        <w:t xml:space="preserve"> o desde el </w:t>
+      </w:r>
+      <w:proofErr w:type="spellStart"/>
+      <w:r>
+        <w:rPr>
+          <w:highlight w:val="green"/>
+        </w:rPr>
+        <w:t>Config</w:t>
+      </w:r>
+      <w:proofErr w:type="spellEnd"/>
+      <w:r>
+        <w:rPr>
+          <w:highlight w:val="green"/>
+        </w:rPr>
+        <w:t xml:space="preserve"> Server. No puede estar </w:t>
+      </w:r>
+      <w:proofErr w:type="spellStart"/>
+      <w:r>
+        <w:rPr>
+          <w:highlight w:val="green"/>
+        </w:rPr>
+        <w:t>hardcodeado</w:t>
+      </w:r>
+      <w:proofErr w:type="spellEnd"/>
+      <w:r>
+        <w:rPr>
+          <w:highlight w:val="green"/>
+        </w:rPr>
+        <w:t xml:space="preserve"> (cubre RNF-06).</w:t>
       </w:r>
     </w:p>
     <w:p>
@@ -5750,7 +7287,15 @@
           </w:tcPr>
           <w:p>
             <w:r>
-              <w:t>Token de RENIEC inyectado con @Value, sin hardcodear (RNF-06)</w:t>
+              <w:t xml:space="preserve">Token de RENIEC inyectado con @Value, sin </w:t>
+            </w:r>
+            <w:proofErr w:type="spellStart"/>
+            <w:r>
+              <w:t>hardcodear</w:t>
+            </w:r>
+            <w:proofErr w:type="spellEnd"/>
+            <w:r>
+              <w:t xml:space="preserve"> (RNF-06)</w:t>
             </w:r>
           </w:p>
         </w:tc>
@@ -5852,7 +7397,39 @@
           <w:b/>
           <w:bCs/>
         </w:rPr>
-        <w:t>Sección 9: Pruebas Unitarias con Mockito (10 puntos)</w:t>
+        <w:br w:type="page"/>
+      </w:r>
+    </w:p>
+    <w:p>
+      <w:pPr>
+        <w:rPr>
+          <w:b/>
+          <w:bCs/>
+        </w:rPr>
+      </w:pPr>
+      <w:r>
+        <w:rPr>
+          <w:b/>
+          <w:bCs/>
+        </w:rPr>
+        <w:lastRenderedPageBreak/>
+        <w:t xml:space="preserve">Sección 9: Pruebas Unitarias con </w:t>
+      </w:r>
+      <w:proofErr w:type="spellStart"/>
+      <w:r>
+        <w:rPr>
+          <w:b/>
+          <w:bCs/>
+        </w:rPr>
+        <w:t>Mockito</w:t>
+      </w:r>
+      <w:proofErr w:type="spellEnd"/>
+      <w:r>
+        <w:rPr>
+          <w:b/>
+          <w:bCs/>
+        </w:rPr>
+        <w:t xml:space="preserve"> (10 puntos)</w:t>
       </w:r>
     </w:p>
     <w:p>
@@ -5894,7 +7471,15 @@
         <w:t>2 microservicios distintos</w:t>
       </w:r>
       <w:r>
-        <w:t> usando @ExtendWith(MockitoExtension.class).</w:t>
+        <w:t> usando @</w:t>
+      </w:r>
+      <w:proofErr w:type="gramStart"/>
+      <w:r>
+        <w:t>ExtendWith(</w:t>
+      </w:r>
+      <w:proofErr w:type="gramEnd"/>
+      <w:r>
+        <w:t>MockitoExtension.class).</w:t>
       </w:r>
     </w:p>
     <w:p>
@@ -5937,7 +7522,39 @@
         </w:numPr>
       </w:pPr>
       <w:r>
-        <w:t>Al menos 1 happy path por servicio probado (verificado con assertEquals / assertNotNull).</w:t>
+        <w:t xml:space="preserve">Al menos 1 </w:t>
+      </w:r>
+      <w:proofErr w:type="spellStart"/>
+      <w:r>
+        <w:t>happy</w:t>
+      </w:r>
+      <w:proofErr w:type="spellEnd"/>
+      <w:r>
+        <w:t xml:space="preserve"> </w:t>
+      </w:r>
+      <w:proofErr w:type="spellStart"/>
+      <w:r>
+        <w:t>path</w:t>
+      </w:r>
+      <w:proofErr w:type="spellEnd"/>
+      <w:r>
+        <w:t xml:space="preserve"> por servicio probado (verificado con </w:t>
+      </w:r>
+      <w:proofErr w:type="spellStart"/>
+      <w:r>
+        <w:t>assertEquals</w:t>
+      </w:r>
+      <w:proofErr w:type="spellEnd"/>
+      <w:r>
+        <w:t> / </w:t>
+      </w:r>
+      <w:proofErr w:type="spellStart"/>
+      <w:r>
+        <w:t>assertNotNull</w:t>
+      </w:r>
+      <w:proofErr w:type="spellEnd"/>
+      <w:r>
+        <w:t>).</w:t>
       </w:r>
     </w:p>
     <w:p>
@@ -5948,8 +7565,15 @@
         </w:numPr>
       </w:pPr>
       <w:r>
-        <w:lastRenderedPageBreak/>
-        <w:t>Al menos 2 rutas de excepción con assertThrows verificando tipo y mensaje (ejemplos: email duplicado, transición de estado inválida).</w:t>
+        <w:t>Al menos 2 rutas de excepción con </w:t>
+      </w:r>
+      <w:proofErr w:type="spellStart"/>
+      <w:r>
+        <w:t>assertThrows</w:t>
+      </w:r>
+      <w:proofErr w:type="spellEnd"/>
+      <w:r>
+        <w:t> verificando tipo y mensaje (ejemplos: email duplicado, transición de estado inválida).</w:t>
       </w:r>
     </w:p>
     <w:p>
@@ -5960,7 +7584,15 @@
         </w:numPr>
       </w:pPr>
       <w:r>
-        <w:t>Al menos 1 caso de resultado vacío (repositorio retorna lista vacía u Optional.empty()).</w:t>
+        <w:t>Al menos 1 caso de resultado vacío (repositorio retorna lista vacía u </w:t>
+      </w:r>
+      <w:proofErr w:type="spellStart"/>
+      <w:r>
+        <w:t>Optional.empty</w:t>
+      </w:r>
+      <w:proofErr w:type="spellEnd"/>
+      <w:r>
+        <w:t>()).</w:t>
       </w:r>
     </w:p>
     <w:p>
@@ -6147,7 +7779,23 @@
           </w:tcPr>
           <w:p>
             <w:r>
-              <w:t>Mínimo 2 happy paths verificados con aserciones sobre el DTO retornado</w:t>
+              <w:t xml:space="preserve">Mínimo 2 </w:t>
+            </w:r>
+            <w:proofErr w:type="spellStart"/>
+            <w:r>
+              <w:t>happy</w:t>
+            </w:r>
+            <w:proofErr w:type="spellEnd"/>
+            <w:r>
+              <w:t xml:space="preserve"> </w:t>
+            </w:r>
+            <w:proofErr w:type="spellStart"/>
+            <w:r>
+              <w:t>paths</w:t>
+            </w:r>
+            <w:proofErr w:type="spellEnd"/>
+            <w:r>
+              <w:t xml:space="preserve"> verificados con aserciones sobre el DTO retornado</w:t>
             </w:r>
           </w:p>
         </w:tc>
@@ -6199,7 +7847,15 @@
           </w:tcPr>
           <w:p>
             <w:r>
-              <w:t>Mínimo 2 rutas de excepción con assertThrows y verificación del mensaje</w:t>
+              <w:t>Mínimo 2 rutas de excepción con </w:t>
+            </w:r>
+            <w:proofErr w:type="spellStart"/>
+            <w:r>
+              <w:t>assertThrows</w:t>
+            </w:r>
+            <w:proofErr w:type="spellEnd"/>
+            <w:r>
+              <w:t> y verificación del mensaje</w:t>
             </w:r>
           </w:p>
         </w:tc>
@@ -6303,6 +7959,24 @@
           <w:bCs/>
           <w:highlight w:val="green"/>
         </w:rPr>
+        <w:br w:type="page"/>
+      </w:r>
+    </w:p>
+    <w:p>
+      <w:pPr>
+        <w:rPr>
+          <w:b/>
+          <w:bCs/>
+          <w:highlight w:val="green"/>
+        </w:rPr>
+      </w:pPr>
+      <w:r>
+        <w:rPr>
+          <w:b/>
+          <w:bCs/>
+          <w:highlight w:val="green"/>
+        </w:rPr>
+        <w:lastRenderedPageBreak/>
         <w:t>Sección 10: Seguridad con Spring Security y JWT (5 puntos)</w:t>
       </w:r>
     </w:p>
@@ -6324,7 +7998,21 @@
         <w:rPr>
           <w:highlight w:val="green"/>
         </w:rPr>
-        <w:t> Autenticación y autorización stateless aplicada en el ecosistema de microservicios. Cubre RF-08 y RNF-06.</w:t>
+        <w:t xml:space="preserve"> Autenticación y autorización </w:t>
+      </w:r>
+      <w:proofErr w:type="spellStart"/>
+      <w:r>
+        <w:rPr>
+          <w:highlight w:val="green"/>
+        </w:rPr>
+        <w:t>stateless</w:t>
+      </w:r>
+      <w:proofErr w:type="spellEnd"/>
+      <w:r>
+        <w:rPr>
+          <w:highlight w:val="green"/>
+        </w:rPr>
+        <w:t xml:space="preserve"> aplicada en el ecosistema de microservicios. Cubre RF-08 y RNF-06.</w:t>
       </w:r>
     </w:p>
     <w:p>
@@ -6426,7 +8114,21 @@
         <w:rPr>
           <w:highlight w:val="green"/>
         </w:rPr>
-        <w:t>Token JWT generado al hacer login, firmado con clave HMAC leída desde Vault (cubre RNF-06). La clave no puede aparecer en ningún archivo de configuración del repositorio.</w:t>
+        <w:t xml:space="preserve">Token JWT generado al hacer </w:t>
+      </w:r>
+      <w:proofErr w:type="spellStart"/>
+      <w:r>
+        <w:rPr>
+          <w:highlight w:val="green"/>
+        </w:rPr>
+        <w:t>login</w:t>
+      </w:r>
+      <w:proofErr w:type="spellEnd"/>
+      <w:r>
+        <w:rPr>
+          <w:highlight w:val="green"/>
+        </w:rPr>
+        <w:t>, firmado con clave HMAC leída desde Vault (cubre RNF-06). La clave no puede aparecer en ningún archivo de configuración del repositorio.</w:t>
       </w:r>
     </w:p>
     <w:p>
@@ -6439,17 +8141,39 @@
           <w:highlight w:val="green"/>
         </w:rPr>
       </w:pPr>
-      <w:r>
-        <w:rPr>
-          <w:highlight w:val="green"/>
-        </w:rPr>
-        <w:t>DataInitializer en el servicio de autenticación que inserte los tres roles y al menos un usuario por rol al iniciar</w:t>
-      </w:r>
-      <w:r>
-        <w:rPr>
-          <w:highlight w:val="green"/>
-        </w:rPr>
-        <w:t xml:space="preserve"> (se hizo con flyway)</w:t>
+      <w:proofErr w:type="spellStart"/>
+      <w:r>
+        <w:rPr>
+          <w:highlight w:val="green"/>
+        </w:rPr>
+        <w:t>DataInitializer</w:t>
+      </w:r>
+      <w:proofErr w:type="spellEnd"/>
+      <w:r>
+        <w:rPr>
+          <w:highlight w:val="green"/>
+        </w:rPr>
+        <w:t> en el servicio de autenticación que inserte los tres roles y al menos un usuario por rol al iniciar</w:t>
+      </w:r>
+      <w:r>
+        <w:rPr>
+          <w:highlight w:val="green"/>
+        </w:rPr>
+        <w:t xml:space="preserve"> (se hizo con </w:t>
+      </w:r>
+      <w:proofErr w:type="spellStart"/>
+      <w:r>
+        <w:rPr>
+          <w:highlight w:val="green"/>
+        </w:rPr>
+        <w:t>flyway</w:t>
+      </w:r>
+      <w:proofErr w:type="spellEnd"/>
+      <w:r>
+        <w:rPr>
+          <w:highlight w:val="green"/>
+        </w:rPr>
+        <w:t>)</w:t>
       </w:r>
       <w:r>
         <w:rPr>
@@ -6468,11 +8192,47 @@
           <w:highlight w:val="green"/>
         </w:rPr>
       </w:pPr>
-      <w:r>
-        <w:rPr>
-          <w:highlight w:val="green"/>
-        </w:rPr>
-        <w:t>Endpoints de login y registro públicos; todos los demás requieren token válido.</w:t>
+      <w:proofErr w:type="spellStart"/>
+      <w:r>
+        <w:rPr>
+          <w:highlight w:val="green"/>
+        </w:rPr>
+        <w:t>Endpoints</w:t>
+      </w:r>
+      <w:proofErr w:type="spellEnd"/>
+      <w:r>
+        <w:rPr>
+          <w:highlight w:val="green"/>
+        </w:rPr>
+        <w:t xml:space="preserve"> de </w:t>
+      </w:r>
+      <w:proofErr w:type="spellStart"/>
+      <w:r>
+        <w:rPr>
+          <w:highlight w:val="green"/>
+        </w:rPr>
+        <w:t>login</w:t>
+      </w:r>
+      <w:proofErr w:type="spellEnd"/>
+      <w:r>
+        <w:rPr>
+          <w:highlight w:val="green"/>
+        </w:rPr>
+        <w:t xml:space="preserve"> y </w:t>
+      </w:r>
+      <w:proofErr w:type="gramStart"/>
+      <w:r>
+        <w:rPr>
+          <w:highlight w:val="green"/>
+        </w:rPr>
+        <w:t>registro públicos</w:t>
+      </w:r>
+      <w:proofErr w:type="gramEnd"/>
+      <w:r>
+        <w:rPr>
+          <w:highlight w:val="green"/>
+        </w:rPr>
+        <w:t>; todos los demás requieren token válido.</w:t>
       </w:r>
     </w:p>
     <w:p>
@@ -6534,7 +8294,6 @@
                 <w:b/>
                 <w:bCs/>
               </w:rPr>
-              <w:lastRenderedPageBreak/>
               <w:t>Criterio</w:t>
             </w:r>
           </w:p>
@@ -6700,8 +8459,13 @@
             <w:hideMark/>
           </w:tcPr>
           <w:p>
-            <w:r>
-              <w:t>DataInitializer que puebla roles y usuarios; clave JWT en Vault, no en archivos del repo (RNF-06)</w:t>
+            <w:proofErr w:type="spellStart"/>
+            <w:r>
+              <w:t>DataInitializer</w:t>
+            </w:r>
+            <w:proofErr w:type="spellEnd"/>
+            <w:r>
+              <w:t> que puebla roles y usuarios; clave JWT en Vault, no en archivos del repo (RNF-06)</w:t>
             </w:r>
           </w:p>
         </w:tc>
@@ -6732,8 +8496,15 @@
         </w:tc>
       </w:tr>
     </w:tbl>
-    <w:p>
-      <w:r>
+    <w:p/>
+    <w:p>
+      <w:r>
+        <w:br w:type="page"/>
+      </w:r>
+    </w:p>
+    <w:p>
+      <w:r>
+        <w:lastRenderedPageBreak/>
         <w:pict w14:anchorId="350636D3">
           <v:rect id="_x0000_i1039" style="width:0;height:3pt" o:hralign="center" o:hrstd="t" o:hr="t" fillcolor="#a0a0a0" stroked="f"/>
         </w:pict>
@@ -6837,7 +8608,15 @@
         </w:numPr>
       </w:pPr>
       <w:r>
-        <w:t>Captura de pantalla del dashboard de Eureka mostrando todos los servicios en estado UP. Incluirla en el README.md.</w:t>
+        <w:t xml:space="preserve">Captura de pantalla del </w:t>
+      </w:r>
+      <w:proofErr w:type="spellStart"/>
+      <w:r>
+        <w:t>dashboard</w:t>
+      </w:r>
+      <w:proofErr w:type="spellEnd"/>
+      <w:r>
+        <w:t xml:space="preserve"> de Eureka mostrando todos los servicios en estado UP. Incluirla en el README.md.</w:t>
       </w:r>
     </w:p>
     <w:p>
@@ -6847,8 +8626,13 @@
           <w:numId w:val="13"/>
         </w:numPr>
       </w:pPr>
-      <w:r>
-        <w:t>Heartbeat e intervalo de renovación configurados explícitamente en al menos 1 servicio cliente (lease-renewal-interval-in-seconds, lease-expiration-duration-in-seconds).</w:t>
+      <w:proofErr w:type="spellStart"/>
+      <w:r>
+        <w:t>Heartbeat</w:t>
+      </w:r>
+      <w:proofErr w:type="spellEnd"/>
+      <w:r>
+        <w:t xml:space="preserve"> e intervalo de renovación configurados explícitamente en al menos 1 servicio cliente (lease-renewal-interval-in-seconds, lease-expiration-duration-in-seconds).</w:t>
       </w:r>
     </w:p>
     <w:p>
@@ -7076,7 +8860,15 @@
           </w:tcPr>
           <w:p>
             <w:r>
-              <w:t>Captura del dashboard con todos los servicios en estado UP incluida en el README.md</w:t>
+              <w:t xml:space="preserve">Captura del </w:t>
+            </w:r>
+            <w:proofErr w:type="spellStart"/>
+            <w:r>
+              <w:t>dashboard</w:t>
+            </w:r>
+            <w:proofErr w:type="spellEnd"/>
+            <w:r>
+              <w:t xml:space="preserve"> con todos los servicios en estado UP incluida en el README.md</w:t>
             </w:r>
           </w:p>
         </w:tc>
@@ -7127,8 +8919,13 @@
             <w:hideMark/>
           </w:tcPr>
           <w:p>
-            <w:r>
-              <w:t>Heartbeat e intervalo de renovación configurados en al menos 1 cliente</w:t>
+            <w:proofErr w:type="spellStart"/>
+            <w:r>
+              <w:t>Heartbeat</w:t>
+            </w:r>
+            <w:proofErr w:type="spellEnd"/>
+            <w:r>
+              <w:t xml:space="preserve"> e intervalo de renovación configurados en al menos 1 cliente</w:t>
             </w:r>
           </w:p>
         </w:tc>
@@ -7178,6 +8975,21 @@
           <w:b/>
           <w:bCs/>
         </w:rPr>
+        <w:br w:type="page"/>
+      </w:r>
+    </w:p>
+    <w:p>
+      <w:pPr>
+        <w:rPr>
+          <w:b/>
+          <w:bCs/>
+        </w:rPr>
+      </w:pPr>
+      <w:r>
+        <w:rPr>
+          <w:b/>
+          <w:bCs/>
+        </w:rPr>
         <w:lastRenderedPageBreak/>
         <w:t>Sección 12: API Gateway — Spring Cloud Gateway (20 puntos)</w:t>
       </w:r>
@@ -7191,7 +9003,15 @@
         <w:t>Qué se evalúa:</w:t>
       </w:r>
       <w:r>
-        <w:t> Punto de entrada único; enrutamiento load-balanced vía Eureka; filtros globales y por ruta. Cubre RNF-08.</w:t>
+        <w:t> Punto de entrada único; enrutamiento load-</w:t>
+      </w:r>
+      <w:proofErr w:type="spellStart"/>
+      <w:r>
+        <w:t>balanced</w:t>
+      </w:r>
+      <w:proofErr w:type="spellEnd"/>
+      <w:r>
+        <w:t xml:space="preserve"> vía Eureka; filtros globales y por ruta. Cubre RNF-08.</w:t>
       </w:r>
     </w:p>
     <w:p>
@@ -7211,7 +9031,25 @@
         </w:numPr>
       </w:pPr>
       <w:r>
-        <w:t>Proyecto api-gateway configurado en application.yaml.</w:t>
+        <w:t>Proyecto api-</w:t>
+      </w:r>
+      <w:proofErr w:type="spellStart"/>
+      <w:r>
+        <w:t>gateway</w:t>
+      </w:r>
+      <w:proofErr w:type="spellEnd"/>
+      <w:r>
+        <w:t> configurado en </w:t>
+      </w:r>
+      <w:proofErr w:type="spellStart"/>
+      <w:proofErr w:type="gramStart"/>
+      <w:r>
+        <w:t>application.yaml</w:t>
+      </w:r>
+      <w:proofErr w:type="spellEnd"/>
+      <w:proofErr w:type="gramEnd"/>
+      <w:r>
+        <w:t>.</w:t>
       </w:r>
     </w:p>
     <w:p>
@@ -7274,7 +9112,63 @@
         <w:t>1 filtro global personalizado</w:t>
       </w:r>
       <w:r>
-        <w:t> implementando GlobalFilter y Ordered que agregue un header de trazabilidad a cada request (por ejemplo X-Request-Id con UUID o X-Gateway-Timestamp).</w:t>
+        <w:t> implementando </w:t>
+      </w:r>
+      <w:proofErr w:type="spellStart"/>
+      <w:r>
+        <w:t>GlobalFilter</w:t>
+      </w:r>
+      <w:proofErr w:type="spellEnd"/>
+      <w:r>
+        <w:t> y </w:t>
+      </w:r>
+      <w:proofErr w:type="spellStart"/>
+      <w:r>
+        <w:t>Ordered</w:t>
+      </w:r>
+      <w:proofErr w:type="spellEnd"/>
+      <w:r>
+        <w:t xml:space="preserve"> que agregue un </w:t>
+      </w:r>
+      <w:proofErr w:type="spellStart"/>
+      <w:r>
+        <w:t>header</w:t>
+      </w:r>
+      <w:proofErr w:type="spellEnd"/>
+      <w:r>
+        <w:t xml:space="preserve"> de trazabilidad a cada </w:t>
+      </w:r>
+      <w:proofErr w:type="spellStart"/>
+      <w:r>
+        <w:t>request</w:t>
+      </w:r>
+      <w:proofErr w:type="spellEnd"/>
+      <w:r>
+        <w:t xml:space="preserve"> (por </w:t>
+      </w:r>
+      <w:proofErr w:type="gramStart"/>
+      <w:r>
+        <w:t>ejemplo</w:t>
+      </w:r>
+      <w:proofErr w:type="gramEnd"/>
+      <w:r>
+        <w:t> X-</w:t>
+      </w:r>
+      <w:proofErr w:type="spellStart"/>
+      <w:r>
+        <w:t>Request</w:t>
+      </w:r>
+      <w:proofErr w:type="spellEnd"/>
+      <w:r>
+        <w:t>-Id con UUID o X-Gateway-</w:t>
+      </w:r>
+      <w:proofErr w:type="spellStart"/>
+      <w:r>
+        <w:t>Timestamp</w:t>
+      </w:r>
+      <w:proofErr w:type="spellEnd"/>
+      <w:r>
+        <w:t>).</w:t>
       </w:r>
     </w:p>
     <w:p>
@@ -7295,7 +9189,31 @@
         <w:t>1 filtro de ruta específico</w:t>
       </w:r>
       <w:r>
-        <w:t> aplicado a al menos una ruta (StripPrefix, AddRequestHeader, CircuitBreaker u otro de Spring Cloud Gateway).</w:t>
+        <w:t> aplicado a al menos una ruta (</w:t>
+      </w:r>
+      <w:proofErr w:type="spellStart"/>
+      <w:r>
+        <w:t>StripPrefix</w:t>
+      </w:r>
+      <w:proofErr w:type="spellEnd"/>
+      <w:r>
+        <w:t>, </w:t>
+      </w:r>
+      <w:proofErr w:type="spellStart"/>
+      <w:r>
+        <w:t>AddRequestHeader</w:t>
+      </w:r>
+      <w:proofErr w:type="spellEnd"/>
+      <w:r>
+        <w:t>, </w:t>
+      </w:r>
+      <w:proofErr w:type="spellStart"/>
+      <w:r>
+        <w:t>CircuitBreaker</w:t>
+      </w:r>
+      <w:proofErr w:type="spellEnd"/>
+      <w:r>
+        <w:t> u otro de Spring Cloud Gateway).</w:t>
       </w:r>
     </w:p>
     <w:p>
@@ -7482,8 +9400,15 @@
           </w:tcPr>
           <w:p>
             <w:r>
-              <w:t>Mínimo 3 rutas con predicados correctamente definidos en application.yaml</w:t>
-            </w:r>
+              <w:t>Mínimo 3 rutas con predicados correctamente definidos en </w:t>
+            </w:r>
+            <w:proofErr w:type="spellStart"/>
+            <w:proofErr w:type="gramStart"/>
+            <w:r>
+              <w:t>application.yaml</w:t>
+            </w:r>
+            <w:proofErr w:type="spellEnd"/>
+            <w:proofErr w:type="gramEnd"/>
           </w:p>
         </w:tc>
         <w:tc>
@@ -7533,8 +9458,21 @@
             <w:hideMark/>
           </w:tcPr>
           <w:p>
-            <w:r>
-              <w:t>GlobalFilter personalizado con header de trazabilidad aplicado a todas las solicitudes</w:t>
+            <w:proofErr w:type="spellStart"/>
+            <w:r>
+              <w:t>GlobalFilter</w:t>
+            </w:r>
+            <w:proofErr w:type="spellEnd"/>
+            <w:r>
+              <w:t xml:space="preserve"> personalizado con </w:t>
+            </w:r>
+            <w:proofErr w:type="spellStart"/>
+            <w:r>
+              <w:t>header</w:t>
+            </w:r>
+            <w:proofErr w:type="spellEnd"/>
+            <w:r>
+              <w:t xml:space="preserve"> de trazabilidad aplicado a todas las solicitudes</w:t>
             </w:r>
           </w:p>
         </w:tc>
@@ -7636,7 +9574,55 @@
           <w:b/>
           <w:bCs/>
         </w:rPr>
-        <w:t>Sección 13: Config Server y Config Client (15 puntos)</w:t>
+        <w:br w:type="page"/>
+      </w:r>
+    </w:p>
+    <w:p>
+      <w:pPr>
+        <w:rPr>
+          <w:b/>
+          <w:bCs/>
+        </w:rPr>
+      </w:pPr>
+      <w:r>
+        <w:rPr>
+          <w:b/>
+          <w:bCs/>
+        </w:rPr>
+        <w:lastRenderedPageBreak/>
+        <w:t xml:space="preserve">Sección 13: </w:t>
+      </w:r>
+      <w:proofErr w:type="spellStart"/>
+      <w:r>
+        <w:rPr>
+          <w:b/>
+          <w:bCs/>
+        </w:rPr>
+        <w:t>Config</w:t>
+      </w:r>
+      <w:proofErr w:type="spellEnd"/>
+      <w:r>
+        <w:rPr>
+          <w:b/>
+          <w:bCs/>
+        </w:rPr>
+        <w:t xml:space="preserve"> Server y </w:t>
+      </w:r>
+      <w:proofErr w:type="spellStart"/>
+      <w:r>
+        <w:rPr>
+          <w:b/>
+          <w:bCs/>
+        </w:rPr>
+        <w:t>Config</w:t>
+      </w:r>
+      <w:proofErr w:type="spellEnd"/>
+      <w:r>
+        <w:rPr>
+          <w:b/>
+          <w:bCs/>
+        </w:rPr>
+        <w:t xml:space="preserve"> Client (15 puntos)</w:t>
       </w:r>
     </w:p>
     <w:p>
@@ -7668,7 +9654,15 @@
         </w:numPr>
       </w:pPr>
       <w:r>
-        <w:t>Proyecto config-server con @EnableConfigServer apuntando a un repositorio Git local o remoto con archivos de configuración por servicio.</w:t>
+        <w:t>Proyecto </w:t>
+      </w:r>
+      <w:proofErr w:type="spellStart"/>
+      <w:r>
+        <w:t>config</w:t>
+      </w:r>
+      <w:proofErr w:type="spellEnd"/>
+      <w:r>
+        <w:t>-server con @EnableConfigServer apuntando a un repositorio Git local o remoto con archivos de configuración por servicio.</w:t>
       </w:r>
     </w:p>
     <w:p>
@@ -7689,8 +9683,39 @@
         <w:t>2 microservicios</w:t>
       </w:r>
       <w:r>
-        <w:t> configurados como Config Client con spring.config.import=configserver:.</w:t>
-      </w:r>
+        <w:t xml:space="preserve"> configurados como </w:t>
+      </w:r>
+      <w:proofErr w:type="spellStart"/>
+      <w:r>
+        <w:t>Config</w:t>
+      </w:r>
+      <w:proofErr w:type="spellEnd"/>
+      <w:r>
+        <w:t xml:space="preserve"> Client con </w:t>
+      </w:r>
+      <w:proofErr w:type="spellStart"/>
+      <w:r>
+        <w:t>spring.</w:t>
+      </w:r>
+      <w:proofErr w:type="gramStart"/>
+      <w:r>
+        <w:t>config.import</w:t>
+      </w:r>
+      <w:proofErr w:type="spellEnd"/>
+      <w:proofErr w:type="gramEnd"/>
+      <w:r>
+        <w:t>=</w:t>
+      </w:r>
+      <w:proofErr w:type="spellStart"/>
+      <w:proofErr w:type="gramStart"/>
+      <w:r>
+        <w:t>configserver</w:t>
+      </w:r>
+      <w:proofErr w:type="spellEnd"/>
+      <w:r>
+        <w:t>:.</w:t>
+      </w:r>
+      <w:proofErr w:type="gramEnd"/>
     </w:p>
     <w:p>
       <w:pPr>
@@ -7700,17 +9725,59 @@
         </w:numPr>
       </w:pPr>
       <w:r>
-        <w:t>Los Config Clients deben obtener al menos una propiedad de negocio o de infraestructura </w:t>
-      </w:r>
-      <w:r>
-        <w:rPr>
-          <w:b/>
-          <w:bCs/>
-        </w:rPr>
-        <w:t>exclusivamente del Config Server</w:t>
-      </w:r>
-      <w:r>
-        <w:t> (no de su application.yaml local). Ejemplos: puerto, nombre de base de datos, umbral de negocio configurable.</w:t>
+        <w:t xml:space="preserve">Los </w:t>
+      </w:r>
+      <w:proofErr w:type="spellStart"/>
+      <w:r>
+        <w:t>Config</w:t>
+      </w:r>
+      <w:proofErr w:type="spellEnd"/>
+      <w:r>
+        <w:t xml:space="preserve"> </w:t>
+      </w:r>
+      <w:proofErr w:type="spellStart"/>
+      <w:r>
+        <w:t>Clients</w:t>
+      </w:r>
+      <w:proofErr w:type="spellEnd"/>
+      <w:r>
+        <w:t xml:space="preserve"> deben obtener al menos una propiedad de negocio o de infraestructura </w:t>
+      </w:r>
+      <w:r>
+        <w:rPr>
+          <w:b/>
+          <w:bCs/>
+        </w:rPr>
+        <w:t xml:space="preserve">exclusivamente del </w:t>
+      </w:r>
+      <w:proofErr w:type="spellStart"/>
+      <w:r>
+        <w:rPr>
+          <w:b/>
+          <w:bCs/>
+        </w:rPr>
+        <w:t>Config</w:t>
+      </w:r>
+      <w:proofErr w:type="spellEnd"/>
+      <w:r>
+        <w:rPr>
+          <w:b/>
+          <w:bCs/>
+        </w:rPr>
+        <w:t xml:space="preserve"> Server</w:t>
+      </w:r>
+      <w:r>
+        <w:t> (no de su </w:t>
+      </w:r>
+      <w:proofErr w:type="spellStart"/>
+      <w:proofErr w:type="gramStart"/>
+      <w:r>
+        <w:t>application.yaml</w:t>
+      </w:r>
+      <w:proofErr w:type="spellEnd"/>
+      <w:proofErr w:type="gramEnd"/>
+      <w:r>
+        <w:t> local). Ejemplos: puerto, nombre de base de datos, umbral de negocio configurable.</w:t>
       </w:r>
     </w:p>
     <w:p>
@@ -7721,8 +9788,31 @@
         </w:numPr>
       </w:pPr>
       <w:r>
-        <w:lastRenderedPageBreak/>
-        <w:t>Demostración de recarga en caliente: cambiar una propiedad en el repositorio de configuración, llamar a /actuator/refresh en el servicio afectado (requiere @RefreshScope), y verificar que el valor se actualiza sin reiniciar. Documentar el proceso con el comando curl exacto en el README.md.</w:t>
+        <w:t>Demostración de recarga en caliente: cambiar una propiedad en el repositorio de configuración, llamar a /</w:t>
+      </w:r>
+      <w:proofErr w:type="spellStart"/>
+      <w:r>
+        <w:t>actuator</w:t>
+      </w:r>
+      <w:proofErr w:type="spellEnd"/>
+      <w:r>
+        <w:t>/</w:t>
+      </w:r>
+      <w:proofErr w:type="spellStart"/>
+      <w:r>
+        <w:t>refresh</w:t>
+      </w:r>
+      <w:proofErr w:type="spellEnd"/>
+      <w:r>
+        <w:t> en el servicio afectado (requiere @RefreshScope), y verificar que el valor se actualiza sin reiniciar. Documentar el proceso con el comando </w:t>
+      </w:r>
+      <w:proofErr w:type="spellStart"/>
+      <w:r>
+        <w:t>curl</w:t>
+      </w:r>
+      <w:proofErr w:type="spellEnd"/>
+      <w:r>
+        <w:t> exacto en el README.md.</w:t>
       </w:r>
     </w:p>
     <w:p>
@@ -7845,8 +9935,13 @@
             <w:hideMark/>
           </w:tcPr>
           <w:p>
-            <w:r>
-              <w:t>config-server levanta y sirve configuración desde repositorio Git</w:t>
+            <w:proofErr w:type="spellStart"/>
+            <w:r>
+              <w:t>config</w:t>
+            </w:r>
+            <w:proofErr w:type="spellEnd"/>
+            <w:r>
+              <w:t>-server levanta y sirve configuración desde repositorio Git</w:t>
             </w:r>
           </w:p>
         </w:tc>
@@ -7898,7 +9993,15 @@
           </w:tcPr>
           <w:p>
             <w:r>
-              <w:t>Mínimo 2 microservicios consumen configuración del Config Server correctamente</w:t>
+              <w:t xml:space="preserve">Mínimo 2 microservicios consumen configuración del </w:t>
+            </w:r>
+            <w:proofErr w:type="spellStart"/>
+            <w:r>
+              <w:t>Config</w:t>
+            </w:r>
+            <w:proofErr w:type="spellEnd"/>
+            <w:r>
+              <w:t xml:space="preserve"> Server correctamente</w:t>
             </w:r>
           </w:p>
         </w:tc>
@@ -7950,7 +10053,15 @@
           </w:tcPr>
           <w:p>
             <w:r>
-              <w:t>Al menos una propiedad de negocio o infraestructura proviene exclusivamente del Config Server</w:t>
+              <w:t xml:space="preserve">Al menos una propiedad de negocio o infraestructura proviene exclusivamente del </w:t>
+            </w:r>
+            <w:proofErr w:type="spellStart"/>
+            <w:r>
+              <w:t>Config</w:t>
+            </w:r>
+            <w:proofErr w:type="spellEnd"/>
+            <w:r>
+              <w:t xml:space="preserve"> Server</w:t>
             </w:r>
           </w:p>
         </w:tc>
@@ -8002,7 +10113,31 @@
           </w:tcPr>
           <w:p>
             <w:r>
-              <w:t>@RefreshScope + /actuator/refresh demostrado y documentado con curl en el README.md</w:t>
+              <w:t>@RefreshScope + /</w:t>
+            </w:r>
+            <w:proofErr w:type="spellStart"/>
+            <w:r>
+              <w:t>actuator</w:t>
+            </w:r>
+            <w:proofErr w:type="spellEnd"/>
+            <w:r>
+              <w:t>/</w:t>
+            </w:r>
+            <w:proofErr w:type="spellStart"/>
+            <w:r>
+              <w:t>refresh</w:t>
+            </w:r>
+            <w:proofErr w:type="spellEnd"/>
+            <w:r>
+              <w:t> demostrado y documentado con </w:t>
+            </w:r>
+            <w:proofErr w:type="spellStart"/>
+            <w:r>
+              <w:t>curl</w:t>
+            </w:r>
+            <w:proofErr w:type="spellEnd"/>
+            <w:r>
+              <w:t> en el README.md</w:t>
             </w:r>
           </w:p>
         </w:tc>
@@ -8054,7 +10189,43 @@
           <w:bCs/>
           <w:highlight w:val="red"/>
         </w:rPr>
-        <w:t>Sección 14: Gestión de Secretos con HashiCorp Vault (10 puntos)</w:t>
+        <w:br w:type="page"/>
+      </w:r>
+    </w:p>
+    <w:p>
+      <w:pPr>
+        <w:rPr>
+          <w:b/>
+          <w:bCs/>
+          <w:highlight w:val="red"/>
+        </w:rPr>
+      </w:pPr>
+      <w:r>
+        <w:rPr>
+          <w:b/>
+          <w:bCs/>
+          <w:highlight w:val="red"/>
+        </w:rPr>
+        <w:lastRenderedPageBreak/>
+        <w:t xml:space="preserve">Sección 14: Gestión de Secretos con </w:t>
+      </w:r>
+      <w:proofErr w:type="spellStart"/>
+      <w:r>
+        <w:rPr>
+          <w:b/>
+          <w:bCs/>
+          <w:highlight w:val="red"/>
+        </w:rPr>
+        <w:t>HashiCorp</w:t>
+      </w:r>
+      <w:proofErr w:type="spellEnd"/>
+      <w:r>
+        <w:rPr>
+          <w:b/>
+          <w:bCs/>
+          <w:highlight w:val="red"/>
+        </w:rPr>
+        <w:t xml:space="preserve"> Vault (10 puntos)</w:t>
       </w:r>
     </w:p>
     <w:p>
@@ -8107,7 +10278,35 @@
         <w:rPr>
           <w:highlight w:val="red"/>
         </w:rPr>
-        <w:t>Vault en ejecución en modo desarrollo (vault server -dev) o mediante Docker.</w:t>
+        <w:t>Vault en ejecución en modo desarrollo (</w:t>
+      </w:r>
+      <w:proofErr w:type="spellStart"/>
+      <w:r>
+        <w:rPr>
+          <w:highlight w:val="red"/>
+        </w:rPr>
+        <w:t>vault</w:t>
+      </w:r>
+      <w:proofErr w:type="spellEnd"/>
+      <w:r>
+        <w:rPr>
+          <w:highlight w:val="red"/>
+        </w:rPr>
+        <w:t xml:space="preserve"> server -</w:t>
+      </w:r>
+      <w:proofErr w:type="spellStart"/>
+      <w:r>
+        <w:rPr>
+          <w:highlight w:val="red"/>
+        </w:rPr>
+        <w:t>dev</w:t>
+      </w:r>
+      <w:proofErr w:type="spellEnd"/>
+      <w:r>
+        <w:rPr>
+          <w:highlight w:val="red"/>
+        </w:rPr>
+        <w:t>) o mediante Docker.</w:t>
       </w:r>
     </w:p>
     <w:p>
@@ -8138,7 +10337,35 @@
         <w:rPr>
           <w:highlight w:val="red"/>
         </w:rPr>
-        <w:t> (secreto HMAC) almacenada en Vault (backend kv) y leída por el servicio de autenticación usando Spring Cloud Vault.</w:t>
+        <w:t> (secreto HMAC) almacenada en Vault (</w:t>
+      </w:r>
+      <w:proofErr w:type="spellStart"/>
+      <w:r>
+        <w:rPr>
+          <w:highlight w:val="red"/>
+        </w:rPr>
+        <w:t>backend</w:t>
+      </w:r>
+      <w:proofErr w:type="spellEnd"/>
+      <w:r>
+        <w:rPr>
+          <w:highlight w:val="red"/>
+        </w:rPr>
+        <w:t> </w:t>
+      </w:r>
+      <w:proofErr w:type="spellStart"/>
+      <w:r>
+        <w:rPr>
+          <w:highlight w:val="red"/>
+        </w:rPr>
+        <w:t>kv</w:t>
+      </w:r>
+      <w:proofErr w:type="spellEnd"/>
+      <w:r>
+        <w:rPr>
+          <w:highlight w:val="red"/>
+        </w:rPr>
+        <w:t>) y leída por el servicio de autenticación usando Spring Cloud Vault.</w:t>
       </w:r>
     </w:p>
     <w:p>
@@ -8169,7 +10396,53 @@
         <w:rPr>
           <w:highlight w:val="red"/>
         </w:rPr>
-        <w:t> en ningún application.yaml, bootstrap.yaml, archivo de configuración del Config Server ni en código fuente. Su ausencia es verificable.</w:t>
+        <w:t> en ningún </w:t>
+      </w:r>
+      <w:proofErr w:type="spellStart"/>
+      <w:proofErr w:type="gramStart"/>
+      <w:r>
+        <w:rPr>
+          <w:highlight w:val="red"/>
+        </w:rPr>
+        <w:t>application.yaml</w:t>
+      </w:r>
+      <w:proofErr w:type="spellEnd"/>
+      <w:proofErr w:type="gramEnd"/>
+      <w:r>
+        <w:rPr>
+          <w:highlight w:val="red"/>
+        </w:rPr>
+        <w:t>, </w:t>
+      </w:r>
+      <w:proofErr w:type="spellStart"/>
+      <w:proofErr w:type="gramStart"/>
+      <w:r>
+        <w:rPr>
+          <w:highlight w:val="red"/>
+        </w:rPr>
+        <w:t>bootstrap.yaml</w:t>
+      </w:r>
+      <w:proofErr w:type="spellEnd"/>
+      <w:proofErr w:type="gramEnd"/>
+      <w:r>
+        <w:rPr>
+          <w:highlight w:val="red"/>
+        </w:rPr>
+        <w:t xml:space="preserve">, archivo de configuración del </w:t>
+      </w:r>
+      <w:proofErr w:type="spellStart"/>
+      <w:r>
+        <w:rPr>
+          <w:highlight w:val="red"/>
+        </w:rPr>
+        <w:t>Config</w:t>
+      </w:r>
+      <w:proofErr w:type="spellEnd"/>
+      <w:r>
+        <w:rPr>
+          <w:highlight w:val="red"/>
+        </w:rPr>
+        <w:t xml:space="preserve"> Server ni en código fuente. Su ausencia es verificable.</w:t>
       </w:r>
     </w:p>
     <w:p>
@@ -8186,7 +10459,37 @@
         <w:rPr>
           <w:highlight w:val="red"/>
         </w:rPr>
-        <w:t>Configuración de Spring Cloud Vault en el bootstrap.yaml del servicio cliente: dirección de Vault, token de acceso, backend y ruta del secreto.</w:t>
+        <w:t>Configuración de Spring Cloud Vault en el </w:t>
+      </w:r>
+      <w:proofErr w:type="spellStart"/>
+      <w:proofErr w:type="gramStart"/>
+      <w:r>
+        <w:rPr>
+          <w:highlight w:val="red"/>
+        </w:rPr>
+        <w:t>bootstrap.yaml</w:t>
+      </w:r>
+      <w:proofErr w:type="spellEnd"/>
+      <w:proofErr w:type="gramEnd"/>
+      <w:r>
+        <w:rPr>
+          <w:highlight w:val="red"/>
+        </w:rPr>
+        <w:t xml:space="preserve"> del servicio cliente: dirección de Vault, token de acceso, </w:t>
+      </w:r>
+      <w:proofErr w:type="spellStart"/>
+      <w:r>
+        <w:rPr>
+          <w:highlight w:val="red"/>
+        </w:rPr>
+        <w:t>backend</w:t>
+      </w:r>
+      <w:proofErr w:type="spellEnd"/>
+      <w:r>
+        <w:rPr>
+          <w:highlight w:val="red"/>
+        </w:rPr>
+        <w:t xml:space="preserve"> y ruta del secreto.</w:t>
       </w:r>
     </w:p>
     <w:p>
@@ -8414,8 +10717,17 @@
           </w:tcPr>
           <w:p>
             <w:r>
-              <w:lastRenderedPageBreak/>
-              <w:t>Configuración de Spring Cloud Vault en bootstrap.yaml correcta y completa</w:t>
+              <w:t>Configuración de Spring Cloud Vault en </w:t>
+            </w:r>
+            <w:proofErr w:type="spellStart"/>
+            <w:proofErr w:type="gramStart"/>
+            <w:r>
+              <w:t>bootstrap.yaml</w:t>
+            </w:r>
+            <w:proofErr w:type="spellEnd"/>
+            <w:proofErr w:type="gramEnd"/>
+            <w:r>
+              <w:t> correcta y completa</w:t>
             </w:r>
           </w:p>
         </w:tc>
@@ -8465,7 +10777,39 @@
           <w:b/>
           <w:bCs/>
         </w:rPr>
-        <w:t>Sección 15: Patrones de Resiliencia — Circuit Breaker (15 puntos)</w:t>
+        <w:br w:type="page"/>
+      </w:r>
+    </w:p>
+    <w:p>
+      <w:pPr>
+        <w:rPr>
+          <w:b/>
+          <w:bCs/>
+        </w:rPr>
+      </w:pPr>
+      <w:r>
+        <w:rPr>
+          <w:b/>
+          <w:bCs/>
+        </w:rPr>
+        <w:lastRenderedPageBreak/>
+        <w:t xml:space="preserve">Sección 15: Patrones de Resiliencia — </w:t>
+      </w:r>
+      <w:proofErr w:type="spellStart"/>
+      <w:r>
+        <w:rPr>
+          <w:b/>
+          <w:bCs/>
+        </w:rPr>
+        <w:t>Circuit</w:t>
+      </w:r>
+      <w:proofErr w:type="spellEnd"/>
+      <w:r>
+        <w:rPr>
+          <w:b/>
+          <w:bCs/>
+        </w:rPr>
+        <w:t xml:space="preserve"> Breaker (15 puntos)</w:t>
       </w:r>
     </w:p>
     <w:p>
@@ -8477,7 +10821,15 @@
         <w:t>Qué se evalúa:</w:t>
       </w:r>
       <w:r>
-        <w:t> Resiliencia en la comunicación inter-servicio con Resilience4j.</w:t>
+        <w:t xml:space="preserve"> Resiliencia en la comunicación </w:t>
+      </w:r>
+      <w:proofErr w:type="spellStart"/>
+      <w:r>
+        <w:t>inter-servicio</w:t>
+      </w:r>
+      <w:proofErr w:type="spellEnd"/>
+      <w:r>
+        <w:t xml:space="preserve"> con Resilience4j.</w:t>
       </w:r>
     </w:p>
     <w:p>
@@ -8528,7 +10880,31 @@
         <w:t>1 método</w:t>
       </w:r>
       <w:r>
-        <w:t> de comunicación inter-servicio, con un método fallback que retorne una respuesta degradada pero funcional. El fallback no puede lanzar una excepción genérica.</w:t>
+        <w:t xml:space="preserve"> de comunicación </w:t>
+      </w:r>
+      <w:proofErr w:type="spellStart"/>
+      <w:r>
+        <w:t>inter-servicio</w:t>
+      </w:r>
+      <w:proofErr w:type="spellEnd"/>
+      <w:r>
+        <w:t>, con un método </w:t>
+      </w:r>
+      <w:proofErr w:type="spellStart"/>
+      <w:r>
+        <w:t>fallback</w:t>
+      </w:r>
+      <w:proofErr w:type="spellEnd"/>
+      <w:r>
+        <w:t xml:space="preserve"> que retorne una respuesta degradada pero funcional. El </w:t>
+      </w:r>
+      <w:proofErr w:type="spellStart"/>
+      <w:r>
+        <w:t>fallback</w:t>
+      </w:r>
+      <w:proofErr w:type="spellEnd"/>
+      <w:r>
+        <w:t xml:space="preserve"> no puede lanzar una excepción genérica.</w:t>
       </w:r>
     </w:p>
     <w:p>
@@ -8539,7 +10915,17 @@
         </w:numPr>
       </w:pPr>
       <w:r>
-        <w:t>Configuración en application.yaml:</w:t>
+        <w:t>Configuración en </w:t>
+      </w:r>
+      <w:proofErr w:type="spellStart"/>
+      <w:proofErr w:type="gramStart"/>
+      <w:r>
+        <w:t>application.yaml</w:t>
+      </w:r>
+      <w:proofErr w:type="spellEnd"/>
+      <w:proofErr w:type="gramEnd"/>
+      <w:r>
+        <w:t>:</w:t>
       </w:r>
     </w:p>
     <w:p>
@@ -8549,8 +10935,13 @@
           <w:numId w:val="17"/>
         </w:numPr>
       </w:pPr>
-      <w:r>
-        <w:t>failureRateThreshold: porcentaje de fallos que abre el circuito.</w:t>
+      <w:proofErr w:type="spellStart"/>
+      <w:r>
+        <w:t>failureRateThreshold</w:t>
+      </w:r>
+      <w:proofErr w:type="spellEnd"/>
+      <w:r>
+        <w:t>: porcentaje de fallos que abre el circuito.</w:t>
       </w:r>
     </w:p>
     <w:p>
@@ -8560,8 +10951,13 @@
           <w:numId w:val="17"/>
         </w:numPr>
       </w:pPr>
-      <w:r>
-        <w:t>waitDurationInOpenState: tiempo en estado abierto antes de pasar a Half-Open.</w:t>
+      <w:proofErr w:type="spellStart"/>
+      <w:r>
+        <w:t>waitDurationInOpenState</w:t>
+      </w:r>
+      <w:proofErr w:type="spellEnd"/>
+      <w:r>
+        <w:t>: tiempo en estado abierto antes de pasar a Half-Open.</w:t>
       </w:r>
     </w:p>
     <w:p>
@@ -8571,8 +10967,13 @@
           <w:numId w:val="17"/>
         </w:numPr>
       </w:pPr>
-      <w:r>
-        <w:t>slidingWindowSize: número de llamadas evaluadas.</w:t>
+      <w:proofErr w:type="spellStart"/>
+      <w:r>
+        <w:t>slidingWindowSize</w:t>
+      </w:r>
+      <w:proofErr w:type="spellEnd"/>
+      <w:r>
+        <w:t>: número de llamadas evaluadas.</w:t>
       </w:r>
     </w:p>
     <w:p>
@@ -8593,7 +10994,15 @@
         <w:t>1 patrón adicional</w:t>
       </w:r>
       <w:r>
-        <w:t>: @Retry con backoff configurable, @RateLimiter o @TimeLimiter.</w:t>
+        <w:t xml:space="preserve">: @Retry con </w:t>
+      </w:r>
+      <w:proofErr w:type="spellStart"/>
+      <w:r>
+        <w:t>backoff</w:t>
+      </w:r>
+      <w:proofErr w:type="spellEnd"/>
+      <w:r>
+        <w:t xml:space="preserve"> configurable, @RateLimiter o @TimeLimiter.</w:t>
       </w:r>
     </w:p>
     <w:p>
@@ -8603,8 +11012,29 @@
           <w:numId w:val="17"/>
         </w:numPr>
       </w:pPr>
-      <w:r>
-        <w:t>Endpoint /actuator/circuitbreakers accesible en el servicio configurado.</w:t>
+      <w:proofErr w:type="spellStart"/>
+      <w:r>
+        <w:t>Endpoint</w:t>
+      </w:r>
+      <w:proofErr w:type="spellEnd"/>
+      <w:r>
+        <w:t> /</w:t>
+      </w:r>
+      <w:proofErr w:type="spellStart"/>
+      <w:r>
+        <w:t>actuator</w:t>
+      </w:r>
+      <w:proofErr w:type="spellEnd"/>
+      <w:r>
+        <w:t>/</w:t>
+      </w:r>
+      <w:proofErr w:type="spellStart"/>
+      <w:r>
+        <w:t>circuitbreakers</w:t>
+      </w:r>
+      <w:proofErr w:type="spellEnd"/>
+      <w:r>
+        <w:t> accesible en el servicio configurado.</w:t>
       </w:r>
     </w:p>
     <w:p>
@@ -8728,8 +11158,21 @@
           </w:tcPr>
           <w:p>
             <w:r>
-              <w:t>@CircuitBreaker con fallback funcional aplicado en al menos 1 llamada inter-servicio</w:t>
-            </w:r>
+              <w:t>@CircuitBreaker con </w:t>
+            </w:r>
+            <w:proofErr w:type="spellStart"/>
+            <w:r>
+              <w:t>fallback</w:t>
+            </w:r>
+            <w:proofErr w:type="spellEnd"/>
+            <w:r>
+              <w:t xml:space="preserve"> funcional aplicado en al menos 1 llamada </w:t>
+            </w:r>
+            <w:proofErr w:type="spellStart"/>
+            <w:r>
+              <w:t>inter-servicio</w:t>
+            </w:r>
+            <w:proofErr w:type="spellEnd"/>
           </w:p>
         </w:tc>
         <w:tc>
@@ -8780,7 +11223,15 @@
           </w:tcPr>
           <w:p>
             <w:r>
-              <w:t>Configuración completa en application.yaml: failureRateThreshold, waitDurationInOpenState, slidingWindowSize</w:t>
+              <w:t>Configuración completa en </w:t>
+            </w:r>
+            <w:proofErr w:type="gramStart"/>
+            <w:r>
+              <w:t>application.yaml</w:t>
+            </w:r>
+            <w:proofErr w:type="gramEnd"/>
+            <w:r>
+              <w:t>: failureRateThreshold, waitDurationInOpenState, slidingWindowSize</w:t>
             </w:r>
           </w:p>
         </w:tc>
@@ -8884,7 +11335,23 @@
           </w:tcPr>
           <w:p>
             <w:r>
-              <w:t>/actuator/circuitbreakers accesible y muestra el estado actual</w:t>
+              <w:t>/</w:t>
+            </w:r>
+            <w:proofErr w:type="spellStart"/>
+            <w:r>
+              <w:t>actuator</w:t>
+            </w:r>
+            <w:proofErr w:type="spellEnd"/>
+            <w:r>
+              <w:t>/</w:t>
+            </w:r>
+            <w:proofErr w:type="spellStart"/>
+            <w:r>
+              <w:t>circuitbreakers</w:t>
+            </w:r>
+            <w:proofErr w:type="spellEnd"/>
+            <w:r>
+              <w:t> accesible y muestra el estado actual</w:t>
             </w:r>
           </w:p>
         </w:tc>
@@ -8934,27 +11401,59 @@
           <w:b/>
           <w:bCs/>
         </w:rPr>
+        <w:br w:type="page"/>
+      </w:r>
+    </w:p>
+    <w:p>
+      <w:pPr>
+        <w:rPr>
+          <w:b/>
+          <w:bCs/>
+          <w:highlight w:val="green"/>
+        </w:rPr>
+      </w:pPr>
+      <w:r>
+        <w:rPr>
+          <w:b/>
+          <w:bCs/>
+          <w:highlight w:val="green"/>
+        </w:rPr>
+        <w:lastRenderedPageBreak/>
         <w:t>Sección 16: Comunicación Inter-Servicio y Justificación de la Descomposición (5 puntos)</w:t>
       </w:r>
     </w:p>
     <w:p>
-      <w:r>
-        <w:rPr>
-          <w:b/>
-          <w:bCs/>
-        </w:rPr>
-        <w:lastRenderedPageBreak/>
+      <w:pPr>
+        <w:rPr>
+          <w:highlight w:val="green"/>
+        </w:rPr>
+      </w:pPr>
+      <w:r>
+        <w:rPr>
+          <w:b/>
+          <w:bCs/>
+          <w:highlight w:val="green"/>
+        </w:rPr>
         <w:t>Qué se evalúa:</w:t>
       </w:r>
       <w:r>
+        <w:rPr>
+          <w:highlight w:val="green"/>
+        </w:rPr>
         <w:t> Al menos un ejemplo concreto de comunicación entre servicios; razonamiento arquitectónico documentado.</w:t>
       </w:r>
     </w:p>
     <w:p>
-      <w:r>
-        <w:rPr>
-          <w:b/>
-          <w:bCs/>
+      <w:pPr>
+        <w:rPr>
+          <w:highlight w:val="green"/>
+        </w:rPr>
+      </w:pPr>
+      <w:r>
+        <w:rPr>
+          <w:b/>
+          <w:bCs/>
+          <w:highlight w:val="green"/>
         </w:rPr>
         <w:t>Entregables:</w:t>
       </w:r>
@@ -8965,48 +11464,106 @@
           <w:ilvl w:val="0"/>
           <w:numId w:val="18"/>
         </w:numPr>
-      </w:pPr>
-      <w:r>
+        <w:rPr>
+          <w:highlight w:val="green"/>
+        </w:rPr>
+      </w:pPr>
+      <w:r>
+        <w:rPr>
+          <w:highlight w:val="green"/>
+        </w:rPr>
         <w:t>Al menos </w:t>
       </w:r>
       <w:r>
         <w:rPr>
           <w:b/>
           <w:bCs/>
-        </w:rPr>
-        <w:t>1 llamada inter-servicio real</w:t>
-      </w:r>
-      <w:r>
+          <w:highlight w:val="green"/>
+        </w:rPr>
+        <w:t xml:space="preserve">1 llamada </w:t>
+      </w:r>
+      <w:proofErr w:type="spellStart"/>
+      <w:r>
+        <w:rPr>
+          <w:b/>
+          <w:bCs/>
+          <w:highlight w:val="green"/>
+        </w:rPr>
+        <w:t>inter-servicio</w:t>
+      </w:r>
+      <w:proofErr w:type="spellEnd"/>
+      <w:r>
+        <w:rPr>
+          <w:b/>
+          <w:bCs/>
+          <w:highlight w:val="green"/>
+        </w:rPr>
+        <w:t xml:space="preserve"> real</w:t>
+      </w:r>
+      <w:r>
+        <w:rPr>
+          <w:highlight w:val="green"/>
+        </w:rPr>
         <w:t> implementada (por ejemplo: el servicio</w:t>
       </w:r>
       <w:r>
+        <w:rPr>
+          <w:highlight w:val="green"/>
+        </w:rPr>
         <w:t xml:space="preserve"> de asignar una persona a una unidad </w:t>
       </w:r>
       <w:r>
+        <w:rPr>
+          <w:highlight w:val="green"/>
+        </w:rPr>
         <w:t xml:space="preserve">consulta al servicio de </w:t>
       </w:r>
       <w:r>
+        <w:rPr>
+          <w:highlight w:val="green"/>
+        </w:rPr>
         <w:t xml:space="preserve">personas </w:t>
       </w:r>
       <w:r>
+        <w:rPr>
+          <w:highlight w:val="green"/>
+        </w:rPr>
         <w:t xml:space="preserve">para verificar que </w:t>
       </w:r>
       <w:r>
+        <w:rPr>
+          <w:highlight w:val="green"/>
+        </w:rPr>
         <w:t>la</w:t>
       </w:r>
       <w:r>
+        <w:rPr>
+          <w:highlight w:val="green"/>
+        </w:rPr>
         <w:t xml:space="preserve"> </w:t>
       </w:r>
       <w:r>
+        <w:rPr>
+          <w:highlight w:val="green"/>
+        </w:rPr>
         <w:t xml:space="preserve">persona </w:t>
       </w:r>
       <w:r>
+        <w:rPr>
+          <w:highlight w:val="green"/>
+        </w:rPr>
         <w:t xml:space="preserve">existe antes de registrar </w:t>
       </w:r>
       <w:r>
+        <w:rPr>
+          <w:highlight w:val="green"/>
+        </w:rPr>
         <w:t>la relación</w:t>
       </w:r>
       <w:r>
+        <w:rPr>
+          <w:highlight w:val="green"/>
+        </w:rPr>
         <w:t>).</w:t>
       </w:r>
     </w:p>
@@ -9016,8 +11573,14 @@
           <w:ilvl w:val="0"/>
           <w:numId w:val="18"/>
         </w:numPr>
-      </w:pPr>
-      <w:r>
+        <w:rPr>
+          <w:highlight w:val="green"/>
+        </w:rPr>
+      </w:pPr>
+      <w:r>
+        <w:rPr>
+          <w:highlight w:val="green"/>
+        </w:rPr>
         <w:t>Sección en el README.md (máximo 15 líneas) que responda:</w:t>
       </w:r>
     </w:p>
@@ -9027,8 +11590,14 @@
           <w:ilvl w:val="1"/>
           <w:numId w:val="18"/>
         </w:numPr>
-      </w:pPr>
-      <w:r>
+        <w:rPr>
+          <w:highlight w:val="green"/>
+        </w:rPr>
+      </w:pPr>
+      <w:r>
+        <w:rPr>
+          <w:highlight w:val="green"/>
+        </w:rPr>
         <w:t>Qué tipo de comunicación usaste (sincrónica / asincrónica) y por qué en cada caso.</w:t>
       </w:r>
     </w:p>
@@ -9038,8 +11607,14 @@
           <w:ilvl w:val="1"/>
           <w:numId w:val="18"/>
         </w:numPr>
-      </w:pPr>
-      <w:r>
+        <w:rPr>
+          <w:highlight w:val="green"/>
+        </w:rPr>
+      </w:pPr>
+      <w:r>
+        <w:rPr>
+          <w:highlight w:val="green"/>
+        </w:rPr>
         <w:t>Qué datos replicaste entre servicios (si aplica) y cómo manejas la consistencia.</w:t>
       </w:r>
     </w:p>
@@ -9049,8 +11624,14 @@
           <w:ilvl w:val="1"/>
           <w:numId w:val="18"/>
         </w:numPr>
-      </w:pPr>
-      <w:r>
+        <w:rPr>
+          <w:highlight w:val="green"/>
+        </w:rPr>
+      </w:pPr>
+      <w:r>
+        <w:rPr>
+          <w:highlight w:val="green"/>
+        </w:rPr>
         <w:t>Una decisión difícil de diseño con el razonamiento que usaste para resolverla.</w:t>
       </w:r>
     </w:p>
@@ -9175,7 +11756,15 @@
           </w:tcPr>
           <w:p>
             <w:r>
-              <w:t>Al menos 1 llamada inter-servicio real implementada y funcionando</w:t>
+              <w:t xml:space="preserve">Al menos 1 llamada </w:t>
+            </w:r>
+            <w:proofErr w:type="spellStart"/>
+            <w:r>
+              <w:t>inter-servicio</w:t>
+            </w:r>
+            <w:proofErr w:type="spellEnd"/>
+            <w:r>
+              <w:t xml:space="preserve"> real implementada y funcionando</w:t>
             </w:r>
           </w:p>
         </w:tc>
@@ -9334,7 +11923,15 @@
     </w:p>
     <w:p>
       <w:r>
-        <w:t>Todos los curl van dirigidos al </w:t>
+        <w:t>Todos los </w:t>
+      </w:r>
+      <w:proofErr w:type="spellStart"/>
+      <w:r>
+        <w:t>curl</w:t>
+      </w:r>
+      <w:proofErr w:type="spellEnd"/>
+      <w:r>
+        <w:t> van dirigidos al </w:t>
       </w:r>
       <w:r>
         <w:rPr>
@@ -9344,7 +11941,15 @@
         <w:t>API Gateway</w:t>
       </w:r>
       <w:r>
-        <w:t> (localhost:8080), nunca directamente a los microservicios. Adapta las rutas al diseño que hayas implementado; si cambias alguna ruta, documéntala en el README.md. Reemplaza TOKEN por el JWT obtenido en el caso de login. Reemplaza {id} por el UUID real del recurso.</w:t>
+        <w:t xml:space="preserve"> (localhost:8080), nunca directamente a los microservicios. Adapta las rutas al diseño que hayas implementado; si cambias alguna ruta, documéntala en el README.md. Reemplaza TOKEN por el JWT obtenido en el caso de </w:t>
+      </w:r>
+      <w:proofErr w:type="spellStart"/>
+      <w:r>
+        <w:t>login</w:t>
+      </w:r>
+      <w:proofErr w:type="spellEnd"/>
+      <w:r>
+        <w:t>. Reemplaza {id} por el UUID real del recurso.</w:t>
       </w:r>
     </w:p>
     <w:p>
@@ -9379,23 +11984,86 @@
       </w:r>
     </w:p>
     <w:p>
-      <w:r>
-        <w:t>curl -s -X POST http://localhost:8080/api/v1/auth/register \</w:t>
-      </w:r>
-    </w:p>
-    <w:p>
-      <w:r>
-        <w:t xml:space="preserve">  -H "Content-Type: application/json" \</w:t>
-      </w:r>
-    </w:p>
-    <w:p>
-      <w:r>
-        <w:t xml:space="preserve">  -d '{"nombre":"Carlos Quispe","email":"carlos@rapidocourier.pe","password":"Segura123!","role":"OPERADOR"}' | jq .</w:t>
-      </w:r>
-    </w:p>
-    <w:p>
-      <w:r>
-        <w:t>Esperado: 201 Created — success: true, JWT en data.</w:t>
+      <w:proofErr w:type="spellStart"/>
+      <w:r>
+        <w:t>curl</w:t>
+      </w:r>
+      <w:proofErr w:type="spellEnd"/>
+      <w:r>
+        <w:t xml:space="preserve"> -s -X POST http://localhost:8080/api/v1/auth/register \</w:t>
+      </w:r>
+    </w:p>
+    <w:p>
+      <w:r>
+        <w:t xml:space="preserve">  -H "Content-</w:t>
+      </w:r>
+      <w:proofErr w:type="spellStart"/>
+      <w:r>
+        <w:t>Type</w:t>
+      </w:r>
+      <w:proofErr w:type="spellEnd"/>
+      <w:r>
+        <w:t xml:space="preserve">: </w:t>
+      </w:r>
+      <w:proofErr w:type="spellStart"/>
+      <w:r>
+        <w:t>application</w:t>
+      </w:r>
+      <w:proofErr w:type="spellEnd"/>
+      <w:r>
+        <w:t>/</w:t>
+      </w:r>
+      <w:proofErr w:type="spellStart"/>
+      <w:r>
+        <w:t>json</w:t>
+      </w:r>
+      <w:proofErr w:type="spellEnd"/>
+      <w:r>
+        <w:t>" \</w:t>
+      </w:r>
+    </w:p>
+    <w:p>
+      <w:r>
+        <w:t xml:space="preserve">  -d '{"</w:t>
+      </w:r>
+      <w:proofErr w:type="spellStart"/>
+      <w:r>
+        <w:t>nombre":"Carlos</w:t>
+      </w:r>
+      <w:proofErr w:type="spellEnd"/>
+      <w:r>
+        <w:t xml:space="preserve"> Quispe","email":"carlos@rapidocourier.pe","password":"Segura123!","role":"OPERADOR"}' | </w:t>
+      </w:r>
+      <w:proofErr w:type="spellStart"/>
+      <w:proofErr w:type="gramStart"/>
+      <w:r>
+        <w:t>jq</w:t>
+      </w:r>
+      <w:proofErr w:type="spellEnd"/>
+      <w:r>
+        <w:t xml:space="preserve"> .</w:t>
+      </w:r>
+      <w:proofErr w:type="gramEnd"/>
+    </w:p>
+    <w:p>
+      <w:r>
+        <w:t xml:space="preserve">Esperado: 201 </w:t>
+      </w:r>
+      <w:proofErr w:type="spellStart"/>
+      <w:r>
+        <w:t>Created</w:t>
+      </w:r>
+      <w:proofErr w:type="spellEnd"/>
+      <w:r>
+        <w:t> — </w:t>
+      </w:r>
+      <w:proofErr w:type="spellStart"/>
+      <w:r>
+        <w:t>success</w:t>
+      </w:r>
+      <w:proofErr w:type="spellEnd"/>
+      <w:r>
+        <w:t>: true, JWT en data.</w:t>
       </w:r>
     </w:p>
     <w:p>
@@ -9408,24 +12076,71 @@
       </w:r>
     </w:p>
     <w:p>
-      <w:r>
-        <w:t>curl -s -X POST http://localhost:8080/api/v1/auth/login \</w:t>
-      </w:r>
-    </w:p>
-    <w:p>
+      <w:proofErr w:type="spellStart"/>
       <w:r>
         <w:lastRenderedPageBreak/>
-        <w:t xml:space="preserve">  -H "Content-Type: application/json" \</w:t>
-      </w:r>
-    </w:p>
-    <w:p>
-      <w:r>
-        <w:t xml:space="preserve">  -d '{"email":"carlos@rapidocourier.pe","password":"Segura123!"}' | jq .</w:t>
-      </w:r>
-    </w:p>
-    <w:p>
-      <w:r>
-        <w:t>Esperado: 200 OK — success: true, JWT válido en data.</w:t>
+        <w:t>curl</w:t>
+      </w:r>
+      <w:proofErr w:type="spellEnd"/>
+      <w:r>
+        <w:t xml:space="preserve"> -s -X POST http://localhost:8080/api/v1/auth/login \</w:t>
+      </w:r>
+    </w:p>
+    <w:p>
+      <w:r>
+        <w:t xml:space="preserve">  -H "Content-</w:t>
+      </w:r>
+      <w:proofErr w:type="spellStart"/>
+      <w:r>
+        <w:t>Type</w:t>
+      </w:r>
+      <w:proofErr w:type="spellEnd"/>
+      <w:r>
+        <w:t xml:space="preserve">: </w:t>
+      </w:r>
+      <w:proofErr w:type="spellStart"/>
+      <w:r>
+        <w:t>application</w:t>
+      </w:r>
+      <w:proofErr w:type="spellEnd"/>
+      <w:r>
+        <w:t>/</w:t>
+      </w:r>
+      <w:proofErr w:type="spellStart"/>
+      <w:r>
+        <w:t>json</w:t>
+      </w:r>
+      <w:proofErr w:type="spellEnd"/>
+      <w:r>
+        <w:t>" \</w:t>
+      </w:r>
+    </w:p>
+    <w:p>
+      <w:r>
+        <w:t xml:space="preserve">  -d '{"email":"carlos@rapidocourier.pe","password":"Segura123!"}' | </w:t>
+      </w:r>
+      <w:proofErr w:type="spellStart"/>
+      <w:proofErr w:type="gramStart"/>
+      <w:r>
+        <w:t>jq</w:t>
+      </w:r>
+      <w:proofErr w:type="spellEnd"/>
+      <w:r>
+        <w:t xml:space="preserve"> .</w:t>
+      </w:r>
+      <w:proofErr w:type="gramEnd"/>
+    </w:p>
+    <w:p>
+      <w:r>
+        <w:t>Esperado: 200 OK — </w:t>
+      </w:r>
+      <w:proofErr w:type="spellStart"/>
+      <w:r>
+        <w:t>success</w:t>
+      </w:r>
+      <w:proofErr w:type="spellEnd"/>
+      <w:r>
+        <w:t>: true, JWT válido en data.</w:t>
       </w:r>
     </w:p>
     <w:p>
@@ -9438,23 +12153,86 @@
       </w:r>
     </w:p>
     <w:p>
-      <w:r>
-        <w:t>curl -s -X POST http://localhost:8080/api/v1/auth/login \</w:t>
-      </w:r>
-    </w:p>
-    <w:p>
-      <w:r>
-        <w:t xml:space="preserve">  -H "Content-Type: application/json" \</w:t>
-      </w:r>
-    </w:p>
-    <w:p>
-      <w:r>
-        <w:t xml:space="preserve">  -d '{"email":"carlos@rapidocourier.pe","password":"incorrecta"}' | jq .</w:t>
-      </w:r>
-    </w:p>
-    <w:p>
-      <w:r>
-        <w:t>Esperado: 401 Unauthorized — success: false.</w:t>
+      <w:proofErr w:type="spellStart"/>
+      <w:r>
+        <w:t>curl</w:t>
+      </w:r>
+      <w:proofErr w:type="spellEnd"/>
+      <w:r>
+        <w:t xml:space="preserve"> -s -X POST http://localhost:8080/api/v1/auth/login \</w:t>
+      </w:r>
+    </w:p>
+    <w:p>
+      <w:r>
+        <w:t xml:space="preserve">  -H "Content-</w:t>
+      </w:r>
+      <w:proofErr w:type="spellStart"/>
+      <w:r>
+        <w:t>Type</w:t>
+      </w:r>
+      <w:proofErr w:type="spellEnd"/>
+      <w:r>
+        <w:t xml:space="preserve">: </w:t>
+      </w:r>
+      <w:proofErr w:type="spellStart"/>
+      <w:r>
+        <w:t>application</w:t>
+      </w:r>
+      <w:proofErr w:type="spellEnd"/>
+      <w:r>
+        <w:t>/</w:t>
+      </w:r>
+      <w:proofErr w:type="spellStart"/>
+      <w:r>
+        <w:t>json</w:t>
+      </w:r>
+      <w:proofErr w:type="spellEnd"/>
+      <w:r>
+        <w:t>" \</w:t>
+      </w:r>
+    </w:p>
+    <w:p>
+      <w:r>
+        <w:t xml:space="preserve">  -d '{"email":"carlos@rapidocourier.pe","</w:t>
+      </w:r>
+      <w:proofErr w:type="spellStart"/>
+      <w:r>
+        <w:t>password</w:t>
+      </w:r>
+      <w:proofErr w:type="spellEnd"/>
+      <w:r>
+        <w:t xml:space="preserve">":"incorrecta"}' | </w:t>
+      </w:r>
+      <w:proofErr w:type="spellStart"/>
+      <w:proofErr w:type="gramStart"/>
+      <w:r>
+        <w:t>jq</w:t>
+      </w:r>
+      <w:proofErr w:type="spellEnd"/>
+      <w:r>
+        <w:t xml:space="preserve"> .</w:t>
+      </w:r>
+      <w:proofErr w:type="gramEnd"/>
+    </w:p>
+    <w:p>
+      <w:r>
+        <w:t xml:space="preserve">Esperado: 401 </w:t>
+      </w:r>
+      <w:proofErr w:type="spellStart"/>
+      <w:r>
+        <w:t>Unauthorized</w:t>
+      </w:r>
+      <w:proofErr w:type="spellEnd"/>
+      <w:r>
+        <w:t> — </w:t>
+      </w:r>
+      <w:proofErr w:type="spellStart"/>
+      <w:r>
+        <w:t>success</w:t>
+      </w:r>
+      <w:proofErr w:type="spellEnd"/>
+      <w:r>
+        <w:t>: false.</w:t>
       </w:r>
     </w:p>
     <w:p>
@@ -9489,28 +12267,91 @@
       </w:r>
     </w:p>
     <w:p>
-      <w:r>
-        <w:t>curl -s -X POST http://localhost:8080/api/v1/clientes \</w:t>
-      </w:r>
-    </w:p>
-    <w:p>
-      <w:r>
-        <w:t xml:space="preserve">  -H "Content-Type: application/json" \</w:t>
-      </w:r>
-    </w:p>
-    <w:p>
-      <w:r>
-        <w:t xml:space="preserve">  -H "Authorization: Bearer TOKEN" \</w:t>
-      </w:r>
-    </w:p>
-    <w:p>
-      <w:r>
-        <w:t xml:space="preserve">  -d '{"dni":"12345678","email":"ana.flores@correo.com","telefono":"987654321"}' | jq .</w:t>
-      </w:r>
-    </w:p>
-    <w:p>
-      <w:r>
-        <w:t>Esperado: 201 Created — nombre completo obtenido de RENIEC visible en data; el campo nombre no estaba en el request.</w:t>
+      <w:proofErr w:type="spellStart"/>
+      <w:r>
+        <w:t>curl</w:t>
+      </w:r>
+      <w:proofErr w:type="spellEnd"/>
+      <w:r>
+        <w:t xml:space="preserve"> -s -X POST http://localhost:8080/api/v1/clientes \</w:t>
+      </w:r>
+    </w:p>
+    <w:p>
+      <w:r>
+        <w:t xml:space="preserve">  -H "Content-</w:t>
+      </w:r>
+      <w:proofErr w:type="spellStart"/>
+      <w:r>
+        <w:t>Type</w:t>
+      </w:r>
+      <w:proofErr w:type="spellEnd"/>
+      <w:r>
+        <w:t xml:space="preserve">: </w:t>
+      </w:r>
+      <w:proofErr w:type="spellStart"/>
+      <w:r>
+        <w:t>application</w:t>
+      </w:r>
+      <w:proofErr w:type="spellEnd"/>
+      <w:r>
+        <w:t>/</w:t>
+      </w:r>
+      <w:proofErr w:type="spellStart"/>
+      <w:r>
+        <w:t>json</w:t>
+      </w:r>
+      <w:proofErr w:type="spellEnd"/>
+      <w:r>
+        <w:t>" \</w:t>
+      </w:r>
+    </w:p>
+    <w:p>
+      <w:r>
+        <w:t xml:space="preserve">  -H "</w:t>
+      </w:r>
+      <w:proofErr w:type="spellStart"/>
+      <w:r>
+        <w:t>Authorization</w:t>
+      </w:r>
+      <w:proofErr w:type="spellEnd"/>
+      <w:r>
+        <w:t>: Bearer TOKEN" \</w:t>
+      </w:r>
+    </w:p>
+    <w:p>
+      <w:r>
+        <w:t xml:space="preserve">  -d '{"dni":"12345678","email":"ana.flores@correo.com","telefono":"987654321"}' | </w:t>
+      </w:r>
+      <w:proofErr w:type="spellStart"/>
+      <w:proofErr w:type="gramStart"/>
+      <w:r>
+        <w:t>jq</w:t>
+      </w:r>
+      <w:proofErr w:type="spellEnd"/>
+      <w:r>
+        <w:t xml:space="preserve"> .</w:t>
+      </w:r>
+      <w:proofErr w:type="gramEnd"/>
+    </w:p>
+    <w:p>
+      <w:r>
+        <w:t xml:space="preserve">Esperado: 201 </w:t>
+      </w:r>
+      <w:proofErr w:type="spellStart"/>
+      <w:r>
+        <w:t>Created</w:t>
+      </w:r>
+      <w:proofErr w:type="spellEnd"/>
+      <w:r>
+        <w:t xml:space="preserve"> — nombre completo obtenido de RENIEC visible en data; el campo nombre no estaba en el </w:t>
+      </w:r>
+      <w:proofErr w:type="spellStart"/>
+      <w:r>
+        <w:t>request</w:t>
+      </w:r>
+      <w:proofErr w:type="spellEnd"/>
+      <w:r>
+        <w:t>.</w:t>
       </w:r>
     </w:p>
     <w:p>
@@ -9523,28 +12364,91 @@
       </w:r>
     </w:p>
     <w:p>
-      <w:r>
-        <w:t>curl -s -X POST http://localhost:8080/api/v1/clientes \</w:t>
-      </w:r>
-    </w:p>
-    <w:p>
-      <w:r>
-        <w:t xml:space="preserve">  -H "Content-Type: application/json" \</w:t>
-      </w:r>
-    </w:p>
-    <w:p>
-      <w:r>
-        <w:t xml:space="preserve">  -H "Authorization: Bearer TOKEN" \</w:t>
-      </w:r>
-    </w:p>
-    <w:p>
-      <w:r>
-        <w:t xml:space="preserve">  -d '{"dni":"87654321","email":"ana.flores@correo.com","telefono":"999888777"}' | jq .</w:t>
-      </w:r>
-    </w:p>
-    <w:p>
-      <w:r>
-        <w:t>Esperado: 409 Conflict — success: false, mensaje indica email ya registrado.</w:t>
+      <w:proofErr w:type="spellStart"/>
+      <w:r>
+        <w:t>curl</w:t>
+      </w:r>
+      <w:proofErr w:type="spellEnd"/>
+      <w:r>
+        <w:t xml:space="preserve"> -s -X POST http://localhost:8080/api/v1/clientes \</w:t>
+      </w:r>
+    </w:p>
+    <w:p>
+      <w:r>
+        <w:t xml:space="preserve">  -H "Content-</w:t>
+      </w:r>
+      <w:proofErr w:type="spellStart"/>
+      <w:r>
+        <w:t>Type</w:t>
+      </w:r>
+      <w:proofErr w:type="spellEnd"/>
+      <w:r>
+        <w:t xml:space="preserve">: </w:t>
+      </w:r>
+      <w:proofErr w:type="spellStart"/>
+      <w:r>
+        <w:t>application</w:t>
+      </w:r>
+      <w:proofErr w:type="spellEnd"/>
+      <w:r>
+        <w:t>/</w:t>
+      </w:r>
+      <w:proofErr w:type="spellStart"/>
+      <w:r>
+        <w:t>json</w:t>
+      </w:r>
+      <w:proofErr w:type="spellEnd"/>
+      <w:r>
+        <w:t>" \</w:t>
+      </w:r>
+    </w:p>
+    <w:p>
+      <w:r>
+        <w:t xml:space="preserve">  -H "</w:t>
+      </w:r>
+      <w:proofErr w:type="spellStart"/>
+      <w:r>
+        <w:t>Authorization</w:t>
+      </w:r>
+      <w:proofErr w:type="spellEnd"/>
+      <w:r>
+        <w:t>: Bearer TOKEN" \</w:t>
+      </w:r>
+    </w:p>
+    <w:p>
+      <w:r>
+        <w:t xml:space="preserve">  -d '{"dni":"87654321","email":"ana.flores@correo.com","telefono":"999888777"}' | </w:t>
+      </w:r>
+      <w:proofErr w:type="spellStart"/>
+      <w:proofErr w:type="gramStart"/>
+      <w:r>
+        <w:t>jq</w:t>
+      </w:r>
+      <w:proofErr w:type="spellEnd"/>
+      <w:r>
+        <w:t xml:space="preserve"> .</w:t>
+      </w:r>
+      <w:proofErr w:type="gramEnd"/>
+    </w:p>
+    <w:p>
+      <w:r>
+        <w:t xml:space="preserve">Esperado: 409 </w:t>
+      </w:r>
+      <w:proofErr w:type="spellStart"/>
+      <w:r>
+        <w:t>Conflict</w:t>
+      </w:r>
+      <w:proofErr w:type="spellEnd"/>
+      <w:r>
+        <w:t> — </w:t>
+      </w:r>
+      <w:proofErr w:type="spellStart"/>
+      <w:r>
+        <w:t>success</w:t>
+      </w:r>
+      <w:proofErr w:type="spellEnd"/>
+      <w:r>
+        <w:t>: false, mensaje indica email ya registrado.</w:t>
       </w:r>
     </w:p>
     <w:p>
@@ -9557,28 +12461,91 @@
       </w:r>
     </w:p>
     <w:p>
-      <w:r>
-        <w:t>curl -s -X POST http://localhost:8080/api/v1/clientes \</w:t>
-      </w:r>
-    </w:p>
-    <w:p>
-      <w:r>
-        <w:t xml:space="preserve">  -H "Content-Type: application/json" \</w:t>
-      </w:r>
-    </w:p>
-    <w:p>
-      <w:r>
-        <w:t xml:space="preserve">  -H "Authorization: Bearer TOKEN" \</w:t>
-      </w:r>
-    </w:p>
-    <w:p>
-      <w:r>
-        <w:t xml:space="preserve">  -d '{"dni":"123","email":"correo-invalido","telefono":""}' | jq .</w:t>
-      </w:r>
-    </w:p>
-    <w:p>
-      <w:r>
-        <w:t>Esperado: 400 Bad Request — success: false, data con mapa de errores agrupado por campo.</w:t>
+      <w:proofErr w:type="spellStart"/>
+      <w:r>
+        <w:t>curl</w:t>
+      </w:r>
+      <w:proofErr w:type="spellEnd"/>
+      <w:r>
+        <w:t xml:space="preserve"> -s -X POST http://localhost:8080/api/v1/clientes \</w:t>
+      </w:r>
+    </w:p>
+    <w:p>
+      <w:r>
+        <w:t xml:space="preserve">  -H "Content-</w:t>
+      </w:r>
+      <w:proofErr w:type="spellStart"/>
+      <w:r>
+        <w:t>Type</w:t>
+      </w:r>
+      <w:proofErr w:type="spellEnd"/>
+      <w:r>
+        <w:t xml:space="preserve">: </w:t>
+      </w:r>
+      <w:proofErr w:type="spellStart"/>
+      <w:r>
+        <w:t>application</w:t>
+      </w:r>
+      <w:proofErr w:type="spellEnd"/>
+      <w:r>
+        <w:t>/</w:t>
+      </w:r>
+      <w:proofErr w:type="spellStart"/>
+      <w:r>
+        <w:t>json</w:t>
+      </w:r>
+      <w:proofErr w:type="spellEnd"/>
+      <w:r>
+        <w:t>" \</w:t>
+      </w:r>
+    </w:p>
+    <w:p>
+      <w:r>
+        <w:t xml:space="preserve">  -H "</w:t>
+      </w:r>
+      <w:proofErr w:type="spellStart"/>
+      <w:r>
+        <w:t>Authorization</w:t>
+      </w:r>
+      <w:proofErr w:type="spellEnd"/>
+      <w:r>
+        <w:t>: Bearer TOKEN" \</w:t>
+      </w:r>
+    </w:p>
+    <w:p>
+      <w:r>
+        <w:t xml:space="preserve">  -d '{"dni":"123","email":"correo-invalido","telefono":""}' | </w:t>
+      </w:r>
+      <w:proofErr w:type="spellStart"/>
+      <w:proofErr w:type="gramStart"/>
+      <w:r>
+        <w:t>jq</w:t>
+      </w:r>
+      <w:proofErr w:type="spellEnd"/>
+      <w:r>
+        <w:t xml:space="preserve"> .</w:t>
+      </w:r>
+      <w:proofErr w:type="gramEnd"/>
+    </w:p>
+    <w:p>
+      <w:r>
+        <w:t xml:space="preserve">Esperado: 400 Bad </w:t>
+      </w:r>
+      <w:proofErr w:type="spellStart"/>
+      <w:r>
+        <w:t>Request</w:t>
+      </w:r>
+      <w:proofErr w:type="spellEnd"/>
+      <w:r>
+        <w:t> — </w:t>
+      </w:r>
+      <w:proofErr w:type="spellStart"/>
+      <w:r>
+        <w:t>success</w:t>
+      </w:r>
+      <w:proofErr w:type="spellEnd"/>
+      <w:r>
+        <w:t>: false, data con mapa de errores agrupado por campo.</w:t>
       </w:r>
     </w:p>
     <w:p>
@@ -9600,6 +12567,7 @@
           <w:b/>
           <w:bCs/>
         </w:rPr>
+        <w:lastRenderedPageBreak/>
         <w:t>Paquetes (RF-02, RF-03, RF-04)</w:t>
       </w:r>
     </w:p>
@@ -9609,186 +12577,449 @@
           <w:b/>
           <w:bCs/>
         </w:rPr>
+        <w:t>Caso 7 — Registro de paquete con tarifa calculada</w:t>
+      </w:r>
+    </w:p>
+    <w:p>
+      <w:proofErr w:type="spellStart"/>
+      <w:r>
+        <w:t>curl</w:t>
+      </w:r>
+      <w:proofErr w:type="spellEnd"/>
+      <w:r>
+        <w:t xml:space="preserve"> -s -X POST http://localhost:8080/api/v1/paquetes \</w:t>
+      </w:r>
+    </w:p>
+    <w:p>
+      <w:r>
+        <w:t xml:space="preserve">  -H "Content-</w:t>
+      </w:r>
+      <w:proofErr w:type="spellStart"/>
+      <w:r>
+        <w:t>Type</w:t>
+      </w:r>
+      <w:proofErr w:type="spellEnd"/>
+      <w:r>
+        <w:t xml:space="preserve">: </w:t>
+      </w:r>
+      <w:proofErr w:type="spellStart"/>
+      <w:r>
+        <w:t>application</w:t>
+      </w:r>
+      <w:proofErr w:type="spellEnd"/>
+      <w:r>
+        <w:t>/</w:t>
+      </w:r>
+      <w:proofErr w:type="spellStart"/>
+      <w:r>
+        <w:t>json</w:t>
+      </w:r>
+      <w:proofErr w:type="spellEnd"/>
+      <w:r>
+        <w:t>" \</w:t>
+      </w:r>
+    </w:p>
+    <w:p>
+      <w:r>
+        <w:t xml:space="preserve">  -H "</w:t>
+      </w:r>
+      <w:proofErr w:type="spellStart"/>
+      <w:r>
+        <w:t>Authorization</w:t>
+      </w:r>
+      <w:proofErr w:type="spellEnd"/>
+      <w:r>
+        <w:t>: Bearer TOKEN" \</w:t>
+      </w:r>
+    </w:p>
+    <w:p>
+      <w:r>
+        <w:t xml:space="preserve">  -d '{</w:t>
+      </w:r>
+    </w:p>
+    <w:p>
+      <w:r>
+        <w:t xml:space="preserve">    "</w:t>
+      </w:r>
+      <w:proofErr w:type="spellStart"/>
+      <w:r>
+        <w:t>descripcion</w:t>
+      </w:r>
+      <w:proofErr w:type="spellEnd"/>
+      <w:r>
+        <w:t>":"Documentos legales",</w:t>
+      </w:r>
+    </w:p>
+    <w:p>
+      <w:r>
+        <w:t xml:space="preserve">    "pesoKg":1.5,</w:t>
+      </w:r>
+    </w:p>
+    <w:p>
+      <w:r>
+        <w:t xml:space="preserve">    "valorDeclarado":200.00,</w:t>
+      </w:r>
+    </w:p>
+    <w:p>
+      <w:r>
+        <w:t xml:space="preserve">    "</w:t>
+      </w:r>
+      <w:proofErr w:type="spellStart"/>
+      <w:r>
+        <w:t>sucursalOrigen</w:t>
+      </w:r>
+      <w:proofErr w:type="spellEnd"/>
+      <w:r>
+        <w:t>":"Lima",</w:t>
+      </w:r>
+    </w:p>
+    <w:p>
+      <w:r>
+        <w:t xml:space="preserve">    "</w:t>
+      </w:r>
+      <w:proofErr w:type="spellStart"/>
+      <w:r>
+        <w:t>sucursalDestino</w:t>
+      </w:r>
+      <w:proofErr w:type="spellEnd"/>
+      <w:r>
+        <w:t>":"Arequipa",</w:t>
+      </w:r>
+    </w:p>
+    <w:p>
+      <w:r>
+        <w:t xml:space="preserve">    "dniRemitente":"12345678",</w:t>
+      </w:r>
+    </w:p>
+    <w:p>
+      <w:r>
+        <w:t xml:space="preserve">    "dniDestinatario":"87654321"</w:t>
+      </w:r>
+    </w:p>
+    <w:p>
+      <w:r>
+        <w:t xml:space="preserve">  }' | </w:t>
+      </w:r>
+      <w:proofErr w:type="spellStart"/>
+      <w:proofErr w:type="gramStart"/>
+      <w:r>
+        <w:t>jq</w:t>
+      </w:r>
+      <w:proofErr w:type="spellEnd"/>
+      <w:r>
+        <w:t xml:space="preserve"> .</w:t>
+      </w:r>
+      <w:proofErr w:type="gramEnd"/>
+    </w:p>
+    <w:p>
+      <w:r>
+        <w:t xml:space="preserve">Esperado: 201 </w:t>
+      </w:r>
+      <w:proofErr w:type="spellStart"/>
+      <w:r>
+        <w:t>Created</w:t>
+      </w:r>
+      <w:proofErr w:type="spellEnd"/>
+      <w:r>
+        <w:t> — código de rastreo generado y tarifa calculada visibles en data.</w:t>
+      </w:r>
+    </w:p>
+    <w:p>
+      <w:r>
+        <w:rPr>
+          <w:b/>
+          <w:bCs/>
+        </w:rPr>
+        <w:t>Caso 8 — Datos inválidos en registro de paquete</w:t>
+      </w:r>
+    </w:p>
+    <w:p>
+      <w:proofErr w:type="spellStart"/>
+      <w:r>
+        <w:t>curl</w:t>
+      </w:r>
+      <w:proofErr w:type="spellEnd"/>
+      <w:r>
+        <w:t xml:space="preserve"> -s -X POST http://localhost:8080/api/v1/paquetes \</w:t>
+      </w:r>
+    </w:p>
+    <w:p>
+      <w:r>
+        <w:t xml:space="preserve">  -H "Content-</w:t>
+      </w:r>
+      <w:proofErr w:type="spellStart"/>
+      <w:r>
+        <w:t>Type</w:t>
+      </w:r>
+      <w:proofErr w:type="spellEnd"/>
+      <w:r>
+        <w:t xml:space="preserve">: </w:t>
+      </w:r>
+      <w:proofErr w:type="spellStart"/>
+      <w:r>
+        <w:t>application</w:t>
+      </w:r>
+      <w:proofErr w:type="spellEnd"/>
+      <w:r>
+        <w:t>/</w:t>
+      </w:r>
+      <w:proofErr w:type="spellStart"/>
+      <w:r>
+        <w:t>json</w:t>
+      </w:r>
+      <w:proofErr w:type="spellEnd"/>
+      <w:r>
+        <w:t>" \</w:t>
+      </w:r>
+    </w:p>
+    <w:p>
+      <w:r>
+        <w:t xml:space="preserve">  -H "</w:t>
+      </w:r>
+      <w:proofErr w:type="spellStart"/>
+      <w:r>
+        <w:t>Authorization</w:t>
+      </w:r>
+      <w:proofErr w:type="spellEnd"/>
+      <w:r>
+        <w:t>: Bearer TOKEN" \</w:t>
+      </w:r>
+    </w:p>
+    <w:p>
+      <w:r>
+        <w:t xml:space="preserve">  -d '{"</w:t>
+      </w:r>
+      <w:proofErr w:type="spellStart"/>
+      <w:r>
+        <w:t>descripcion</w:t>
+      </w:r>
+      <w:proofErr w:type="spellEnd"/>
+      <w:r>
+        <w:t>":"","</w:t>
+      </w:r>
+      <w:proofErr w:type="spellStart"/>
+      <w:r>
+        <w:t>pesoKg</w:t>
+      </w:r>
+      <w:proofErr w:type="spellEnd"/>
+      <w:proofErr w:type="gramStart"/>
+      <w:r>
+        <w:t>":-</w:t>
+      </w:r>
+      <w:proofErr w:type="gramEnd"/>
+      <w:r>
+        <w:t xml:space="preserve">1,"valorDeclarado":0}' | </w:t>
+      </w:r>
+      <w:proofErr w:type="spellStart"/>
+      <w:proofErr w:type="gramStart"/>
+      <w:r>
+        <w:t>jq</w:t>
+      </w:r>
+      <w:proofErr w:type="spellEnd"/>
+      <w:r>
+        <w:t xml:space="preserve"> .</w:t>
+      </w:r>
+      <w:proofErr w:type="gramEnd"/>
+    </w:p>
+    <w:p>
+      <w:r>
+        <w:t xml:space="preserve">Esperado: 400 Bad </w:t>
+      </w:r>
+      <w:proofErr w:type="spellStart"/>
+      <w:r>
+        <w:t>Request</w:t>
+      </w:r>
+      <w:proofErr w:type="spellEnd"/>
+      <w:r>
+        <w:t> — mapa de errores por campo en data.</w:t>
+      </w:r>
+    </w:p>
+    <w:p>
+      <w:r>
+        <w:rPr>
+          <w:b/>
+          <w:bCs/>
+        </w:rPr>
+        <w:t>Caso 9 — Consulta de paquete por ID existente</w:t>
+      </w:r>
+    </w:p>
+    <w:p>
+      <w:proofErr w:type="spellStart"/>
+      <w:r>
+        <w:t>curl</w:t>
+      </w:r>
+      <w:proofErr w:type="spellEnd"/>
+      <w:r>
+        <w:t xml:space="preserve"> -s -X GET http://localhost:8080/api/v1/paquetes/{id} \</w:t>
+      </w:r>
+    </w:p>
+    <w:p>
+      <w:r>
+        <w:t xml:space="preserve">  -H "</w:t>
+      </w:r>
+      <w:proofErr w:type="spellStart"/>
+      <w:r>
+        <w:t>Authorization</w:t>
+      </w:r>
+      <w:proofErr w:type="spellEnd"/>
+      <w:r>
+        <w:t xml:space="preserve">: Bearer TOKEN" | </w:t>
+      </w:r>
+      <w:proofErr w:type="spellStart"/>
+      <w:proofErr w:type="gramStart"/>
+      <w:r>
+        <w:t>jq</w:t>
+      </w:r>
+      <w:proofErr w:type="spellEnd"/>
+      <w:r>
+        <w:t xml:space="preserve"> .</w:t>
+      </w:r>
+      <w:proofErr w:type="gramEnd"/>
+    </w:p>
+    <w:p>
+      <w:r>
+        <w:t>Esperado: 200 OK — datos del paquete incluyendo nombre del remitente y destinatario en data.</w:t>
+      </w:r>
+    </w:p>
+    <w:p>
+      <w:r>
+        <w:rPr>
+          <w:b/>
+          <w:bCs/>
+        </w:rPr>
+        <w:t>Caso 10 — Consulta de paquete por ID inexistente</w:t>
+      </w:r>
+    </w:p>
+    <w:p>
+      <w:proofErr w:type="spellStart"/>
+      <w:r>
+        <w:t>curl</w:t>
+      </w:r>
+      <w:proofErr w:type="spellEnd"/>
+      <w:r>
+        <w:t xml:space="preserve"> -s -X GET http://localhost:8080/api/v1/paquetes/00000000-0000-0000-0000-000000000000 \</w:t>
+      </w:r>
+    </w:p>
+    <w:p>
+      <w:r>
+        <w:t xml:space="preserve">  -H "</w:t>
+      </w:r>
+      <w:proofErr w:type="spellStart"/>
+      <w:r>
+        <w:t>Authorization</w:t>
+      </w:r>
+      <w:proofErr w:type="spellEnd"/>
+      <w:r>
+        <w:t xml:space="preserve">: Bearer TOKEN" | </w:t>
+      </w:r>
+      <w:proofErr w:type="spellStart"/>
+      <w:proofErr w:type="gramStart"/>
+      <w:r>
+        <w:t>jq</w:t>
+      </w:r>
+      <w:proofErr w:type="spellEnd"/>
+      <w:r>
+        <w:t xml:space="preserve"> .</w:t>
+      </w:r>
+      <w:proofErr w:type="gramEnd"/>
+    </w:p>
+    <w:p>
+      <w:r>
+        <w:t>Esperado: 404 Not Found — </w:t>
+      </w:r>
+      <w:proofErr w:type="spellStart"/>
+      <w:r>
+        <w:t>success</w:t>
+      </w:r>
+      <w:proofErr w:type="spellEnd"/>
+      <w:r>
+        <w:t>: false.</w:t>
+      </w:r>
+    </w:p>
+    <w:p>
+      <w:r>
+        <w:rPr>
+          <w:b/>
+          <w:bCs/>
+        </w:rPr>
+        <w:t>Caso 11 — Actualización de estado: transición válida (RF-04)</w:t>
+      </w:r>
+    </w:p>
+    <w:p>
+      <w:proofErr w:type="spellStart"/>
+      <w:r>
         <w:lastRenderedPageBreak/>
-        <w:t>Caso 7 — Registro de paquete con tarifa calculada</w:t>
-      </w:r>
-    </w:p>
-    <w:p>
-      <w:r>
-        <w:t>curl -s -X POST http://localhost:8080/api/v1/paquetes \</w:t>
-      </w:r>
-    </w:p>
-    <w:p>
-      <w:r>
-        <w:t xml:space="preserve">  -H "Content-Type: application/json" \</w:t>
-      </w:r>
-    </w:p>
-    <w:p>
-      <w:r>
-        <w:t xml:space="preserve">  -H "Authorization: Bearer TOKEN" \</w:t>
-      </w:r>
-    </w:p>
-    <w:p>
-      <w:r>
-        <w:t xml:space="preserve">  -d '{</w:t>
-      </w:r>
-    </w:p>
-    <w:p>
-      <w:r>
-        <w:t xml:space="preserve">    "descripcion":"Documentos legales",</w:t>
-      </w:r>
-    </w:p>
-    <w:p>
-      <w:r>
-        <w:t xml:space="preserve">    "pesoKg":1.5,</w:t>
-      </w:r>
-    </w:p>
-    <w:p>
-      <w:r>
-        <w:t xml:space="preserve">    "valorDeclarado":200.00,</w:t>
-      </w:r>
-    </w:p>
-    <w:p>
-      <w:r>
-        <w:t xml:space="preserve">    "sucursalOrigen":"Lima",</w:t>
-      </w:r>
-    </w:p>
-    <w:p>
-      <w:r>
-        <w:t xml:space="preserve">    "sucursalDestino":"Arequipa",</w:t>
-      </w:r>
-    </w:p>
-    <w:p>
-      <w:r>
-        <w:t xml:space="preserve">    "dniRemitente":"12345678",</w:t>
-      </w:r>
-    </w:p>
-    <w:p>
-      <w:r>
-        <w:t xml:space="preserve">    "dniDestinatario":"87654321"</w:t>
-      </w:r>
-    </w:p>
-    <w:p>
-      <w:r>
-        <w:t xml:space="preserve">  }' | jq .</w:t>
-      </w:r>
-    </w:p>
-    <w:p>
-      <w:r>
-        <w:t>Esperado: 201 Created — código de rastreo generado y tarifa calculada visibles en data.</w:t>
-      </w:r>
-    </w:p>
-    <w:p>
-      <w:r>
-        <w:rPr>
-          <w:b/>
-          <w:bCs/>
-        </w:rPr>
-        <w:t>Caso 8 — Datos inválidos en registro de paquete</w:t>
-      </w:r>
-    </w:p>
-    <w:p>
-      <w:r>
-        <w:t>curl -s -X POST http://localhost:8080/api/v1/paquetes \</w:t>
-      </w:r>
-    </w:p>
-    <w:p>
-      <w:r>
-        <w:t xml:space="preserve">  -H "Content-Type: application/json" \</w:t>
-      </w:r>
-    </w:p>
-    <w:p>
-      <w:r>
-        <w:t xml:space="preserve">  -H "Authorization: Bearer TOKEN" \</w:t>
-      </w:r>
-    </w:p>
-    <w:p>
-      <w:r>
-        <w:t xml:space="preserve">  -d '{"descripcion":"","pesoKg":-1,"valorDeclarado":0}' | jq .</w:t>
-      </w:r>
-    </w:p>
-    <w:p>
-      <w:r>
-        <w:t>Esperado: 400 Bad Request — mapa de errores por campo en data.</w:t>
-      </w:r>
-    </w:p>
-    <w:p>
-      <w:r>
-        <w:rPr>
-          <w:b/>
-          <w:bCs/>
-        </w:rPr>
-        <w:t>Caso 9 — Consulta de paquete por ID existente</w:t>
-      </w:r>
-    </w:p>
-    <w:p>
-      <w:r>
-        <w:t>curl -s -X GET http://localhost:8080/api/v1/paquetes/{id} \</w:t>
-      </w:r>
-    </w:p>
-    <w:p>
-      <w:r>
-        <w:t xml:space="preserve">  -H "Authorization: Bearer TOKEN" | jq .</w:t>
-      </w:r>
-    </w:p>
-    <w:p>
-      <w:r>
-        <w:t>Esperado: 200 OK — datos del paquete incluyendo nombre del remitente y destinatario en data.</w:t>
-      </w:r>
-    </w:p>
-    <w:p>
-      <w:r>
-        <w:rPr>
-          <w:b/>
-          <w:bCs/>
-        </w:rPr>
-        <w:t>Caso 10 — Consulta de paquete por ID inexistente</w:t>
-      </w:r>
-    </w:p>
-    <w:p>
-      <w:r>
-        <w:t>curl -s -X GET http://localhost:8080/api/v1/paquetes/00000000-0000-0000-0000-000000000000 \</w:t>
-      </w:r>
-    </w:p>
-    <w:p>
-      <w:r>
-        <w:t xml:space="preserve">  -H "Authorization: Bearer TOKEN" | jq .</w:t>
-      </w:r>
-    </w:p>
-    <w:p>
-      <w:r>
-        <w:t>Esperado: 404 Not Found — success: false.</w:t>
-      </w:r>
-    </w:p>
-    <w:p>
-      <w:r>
-        <w:rPr>
-          <w:b/>
-          <w:bCs/>
-        </w:rPr>
-        <w:t>Caso 11 — Actualización de estado: transición válida (RF-04)</w:t>
-      </w:r>
-    </w:p>
-    <w:p>
-      <w:r>
-        <w:t>curl -s -X PATCH http://localhost:8080/api/v1/paquetes/{id}/estado \</w:t>
-      </w:r>
-    </w:p>
-    <w:p>
-      <w:r>
-        <w:lastRenderedPageBreak/>
-        <w:t xml:space="preserve">  -H "Content-Type: application/json" \</w:t>
-      </w:r>
-    </w:p>
-    <w:p>
-      <w:r>
-        <w:t xml:space="preserve">  -H "Authorization: Bearer TOKEN" \</w:t>
-      </w:r>
-    </w:p>
-    <w:p>
-      <w:r>
-        <w:t xml:space="preserve">  -d '{"nuevoEstado":"EN_TRANSITO"}' | jq .</w:t>
-      </w:r>
+        <w:t>curl</w:t>
+      </w:r>
+      <w:proofErr w:type="spellEnd"/>
+      <w:r>
+        <w:t xml:space="preserve"> -s -X PATCH http://localhost:8080/api/v1/paquetes/{id}/estado \</w:t>
+      </w:r>
+    </w:p>
+    <w:p>
+      <w:r>
+        <w:t xml:space="preserve">  -H "Content-</w:t>
+      </w:r>
+      <w:proofErr w:type="spellStart"/>
+      <w:r>
+        <w:t>Type</w:t>
+      </w:r>
+      <w:proofErr w:type="spellEnd"/>
+      <w:r>
+        <w:t xml:space="preserve">: </w:t>
+      </w:r>
+      <w:proofErr w:type="spellStart"/>
+      <w:r>
+        <w:t>application</w:t>
+      </w:r>
+      <w:proofErr w:type="spellEnd"/>
+      <w:r>
+        <w:t>/</w:t>
+      </w:r>
+      <w:proofErr w:type="spellStart"/>
+      <w:r>
+        <w:t>json</w:t>
+      </w:r>
+      <w:proofErr w:type="spellEnd"/>
+      <w:r>
+        <w:t>" \</w:t>
+      </w:r>
+    </w:p>
+    <w:p>
+      <w:r>
+        <w:t xml:space="preserve">  -H "</w:t>
+      </w:r>
+      <w:proofErr w:type="spellStart"/>
+      <w:r>
+        <w:t>Authorization</w:t>
+      </w:r>
+      <w:proofErr w:type="spellEnd"/>
+      <w:r>
+        <w:t>: Bearer TOKEN" \</w:t>
+      </w:r>
+    </w:p>
+    <w:p>
+      <w:r>
+        <w:t xml:space="preserve">  -d '{"</w:t>
+      </w:r>
+      <w:proofErr w:type="spellStart"/>
+      <w:r>
+        <w:t>nuevoEstado</w:t>
+      </w:r>
+      <w:proofErr w:type="spellEnd"/>
+      <w:r>
+        <w:t xml:space="preserve">":"EN_TRANSITO"}' | </w:t>
+      </w:r>
+      <w:proofErr w:type="spellStart"/>
+      <w:proofErr w:type="gramStart"/>
+      <w:r>
+        <w:t>jq</w:t>
+      </w:r>
+      <w:proofErr w:type="spellEnd"/>
+      <w:r>
+        <w:t xml:space="preserve"> .</w:t>
+      </w:r>
+      <w:proofErr w:type="gramEnd"/>
     </w:p>
     <w:p>
       <w:r>
@@ -9805,28 +13036,91 @@
       </w:r>
     </w:p>
     <w:p>
-      <w:r>
-        <w:t>curl -s -X PATCH http://localhost:8080/api/v1/paquetes/{id}/estado \</w:t>
-      </w:r>
-    </w:p>
-    <w:p>
-      <w:r>
-        <w:t xml:space="preserve">  -H "Content-Type: application/json" \</w:t>
-      </w:r>
-    </w:p>
-    <w:p>
-      <w:r>
-        <w:t xml:space="preserve">  -H "Authorization: Bearer TOKEN" \</w:t>
-      </w:r>
-    </w:p>
-    <w:p>
-      <w:r>
-        <w:t xml:space="preserve">  -d '{"nuevoEstado":"REGISTRADO"}' | jq .</w:t>
-      </w:r>
-    </w:p>
-    <w:p>
-      <w:r>
-        <w:t>Esperado: 409 Conflict — mensaje descriptivo con los estados involucrados.</w:t>
+      <w:proofErr w:type="spellStart"/>
+      <w:r>
+        <w:t>curl</w:t>
+      </w:r>
+      <w:proofErr w:type="spellEnd"/>
+      <w:r>
+        <w:t xml:space="preserve"> -s -X PATCH http://localhost:8080/api/v1/paquetes/{id}/estado \</w:t>
+      </w:r>
+    </w:p>
+    <w:p>
+      <w:r>
+        <w:t xml:space="preserve">  -H "Content-</w:t>
+      </w:r>
+      <w:proofErr w:type="spellStart"/>
+      <w:r>
+        <w:t>Type</w:t>
+      </w:r>
+      <w:proofErr w:type="spellEnd"/>
+      <w:r>
+        <w:t xml:space="preserve">: </w:t>
+      </w:r>
+      <w:proofErr w:type="spellStart"/>
+      <w:r>
+        <w:t>application</w:t>
+      </w:r>
+      <w:proofErr w:type="spellEnd"/>
+      <w:r>
+        <w:t>/</w:t>
+      </w:r>
+      <w:proofErr w:type="spellStart"/>
+      <w:r>
+        <w:t>json</w:t>
+      </w:r>
+      <w:proofErr w:type="spellEnd"/>
+      <w:r>
+        <w:t>" \</w:t>
+      </w:r>
+    </w:p>
+    <w:p>
+      <w:r>
+        <w:t xml:space="preserve">  -H "</w:t>
+      </w:r>
+      <w:proofErr w:type="spellStart"/>
+      <w:r>
+        <w:t>Authorization</w:t>
+      </w:r>
+      <w:proofErr w:type="spellEnd"/>
+      <w:r>
+        <w:t>: Bearer TOKEN" \</w:t>
+      </w:r>
+    </w:p>
+    <w:p>
+      <w:r>
+        <w:t xml:space="preserve">  -d '{"</w:t>
+      </w:r>
+      <w:proofErr w:type="spellStart"/>
+      <w:r>
+        <w:t>nuevoEstado</w:t>
+      </w:r>
+      <w:proofErr w:type="spellEnd"/>
+      <w:r>
+        <w:t xml:space="preserve">":"REGISTRADO"}' | </w:t>
+      </w:r>
+      <w:proofErr w:type="spellStart"/>
+      <w:proofErr w:type="gramStart"/>
+      <w:r>
+        <w:t>jq</w:t>
+      </w:r>
+      <w:proofErr w:type="spellEnd"/>
+      <w:r>
+        <w:t xml:space="preserve"> .</w:t>
+      </w:r>
+      <w:proofErr w:type="gramEnd"/>
+    </w:p>
+    <w:p>
+      <w:r>
+        <w:t xml:space="preserve">Esperado: 409 </w:t>
+      </w:r>
+      <w:proofErr w:type="spellStart"/>
+      <w:r>
+        <w:t>Conflict</w:t>
+      </w:r>
+      <w:proofErr w:type="spellEnd"/>
+      <w:r>
+        <w:t> — mensaje descriptivo con los estados involucrados.</w:t>
       </w:r>
     </w:p>
     <w:p>
@@ -9861,18 +13155,49 @@
       </w:r>
     </w:p>
     <w:p>
-      <w:r>
-        <w:t>curl -s -X GET http://localhost:8080/api/v1/paquetes/{id}/historial \</w:t>
-      </w:r>
-    </w:p>
-    <w:p>
-      <w:r>
-        <w:t xml:space="preserve">  -H "Authorization: Bearer TOKEN" | jq .</w:t>
-      </w:r>
-    </w:p>
-    <w:p>
-      <w:r>
-        <w:t>Esperado: 200 OK — lista ordenada de cambios de estado con timestamp y usuario en data.</w:t>
+      <w:proofErr w:type="spellStart"/>
+      <w:r>
+        <w:t>curl</w:t>
+      </w:r>
+      <w:proofErr w:type="spellEnd"/>
+      <w:r>
+        <w:t xml:space="preserve"> -s -X GET http://localhost:8080/api/v1/paquetes/{id}/historial \</w:t>
+      </w:r>
+    </w:p>
+    <w:p>
+      <w:r>
+        <w:t xml:space="preserve">  -H "</w:t>
+      </w:r>
+      <w:proofErr w:type="spellStart"/>
+      <w:r>
+        <w:t>Authorization</w:t>
+      </w:r>
+      <w:proofErr w:type="spellEnd"/>
+      <w:r>
+        <w:t xml:space="preserve">: Bearer TOKEN" | </w:t>
+      </w:r>
+      <w:proofErr w:type="spellStart"/>
+      <w:proofErr w:type="gramStart"/>
+      <w:r>
+        <w:t>jq</w:t>
+      </w:r>
+      <w:proofErr w:type="spellEnd"/>
+      <w:r>
+        <w:t xml:space="preserve"> .</w:t>
+      </w:r>
+      <w:proofErr w:type="gramEnd"/>
+    </w:p>
+    <w:p>
+      <w:r>
+        <w:t xml:space="preserve">Esperado: 200 OK — lista ordenada de cambios de estado con </w:t>
+      </w:r>
+      <w:proofErr w:type="spellStart"/>
+      <w:r>
+        <w:t>timestamp</w:t>
+      </w:r>
+      <w:proofErr w:type="spellEnd"/>
+      <w:r>
+        <w:t xml:space="preserve"> y usuario en data.</w:t>
       </w:r>
     </w:p>
     <w:p>
@@ -9907,14 +13232,45 @@
       </w:r>
     </w:p>
     <w:p>
-      <w:r>
-        <w:t>curl -s -X GET "http://localhost:8080/api/v1/paquetes?busqueda=RC2024" \</w:t>
-      </w:r>
-    </w:p>
-    <w:p>
-      <w:r>
-        <w:t xml:space="preserve">  -H "Authorization: Bearer TOKEN" | jq .</w:t>
-      </w:r>
+      <w:proofErr w:type="spellStart"/>
+      <w:r>
+        <w:t>curl</w:t>
+      </w:r>
+      <w:proofErr w:type="spellEnd"/>
+      <w:r>
+        <w:t xml:space="preserve"> -s -X GET "http://localhost:8080/api/v1/</w:t>
+      </w:r>
+      <w:proofErr w:type="spellStart"/>
+      <w:r>
+        <w:t>paquetes?busqueda</w:t>
+      </w:r>
+      <w:proofErr w:type="spellEnd"/>
+      <w:r>
+        <w:t>=RC2024" \</w:t>
+      </w:r>
+    </w:p>
+    <w:p>
+      <w:r>
+        <w:t xml:space="preserve">  -H "</w:t>
+      </w:r>
+      <w:proofErr w:type="spellStart"/>
+      <w:r>
+        <w:t>Authorization</w:t>
+      </w:r>
+      <w:proofErr w:type="spellEnd"/>
+      <w:r>
+        <w:t xml:space="preserve">: Bearer TOKEN" | </w:t>
+      </w:r>
+      <w:proofErr w:type="spellStart"/>
+      <w:proofErr w:type="gramStart"/>
+      <w:r>
+        <w:t>jq</w:t>
+      </w:r>
+      <w:proofErr w:type="spellEnd"/>
+      <w:r>
+        <w:t xml:space="preserve"> .</w:t>
+      </w:r>
+      <w:proofErr w:type="gramEnd"/>
     </w:p>
     <w:p>
       <w:r>
@@ -9931,14 +13287,45 @@
       </w:r>
     </w:p>
     <w:p>
-      <w:r>
-        <w:t>curl -s -X GET "http://localhost:8080/api/v1/paquetes?busqueda=flores" \</w:t>
-      </w:r>
-    </w:p>
-    <w:p>
-      <w:r>
-        <w:t xml:space="preserve">  -H "Authorization: Bearer TOKEN" | jq .</w:t>
-      </w:r>
+      <w:proofErr w:type="spellStart"/>
+      <w:r>
+        <w:t>curl</w:t>
+      </w:r>
+      <w:proofErr w:type="spellEnd"/>
+      <w:r>
+        <w:t xml:space="preserve"> -s -X GET "http://localhost:8080/api/v1/</w:t>
+      </w:r>
+      <w:proofErr w:type="spellStart"/>
+      <w:r>
+        <w:t>paquetes?busqueda</w:t>
+      </w:r>
+      <w:proofErr w:type="spellEnd"/>
+      <w:r>
+        <w:t>=flores" \</w:t>
+      </w:r>
+    </w:p>
+    <w:p>
+      <w:r>
+        <w:t xml:space="preserve">  -H "</w:t>
+      </w:r>
+      <w:proofErr w:type="spellStart"/>
+      <w:r>
+        <w:t>Authorization</w:t>
+      </w:r>
+      <w:proofErr w:type="spellEnd"/>
+      <w:r>
+        <w:t xml:space="preserve">: Bearer TOKEN" | </w:t>
+      </w:r>
+      <w:proofErr w:type="spellStart"/>
+      <w:proofErr w:type="gramStart"/>
+      <w:r>
+        <w:t>jq</w:t>
+      </w:r>
+      <w:proofErr w:type="spellEnd"/>
+      <w:r>
+        <w:t xml:space="preserve"> .</w:t>
+      </w:r>
+      <w:proofErr w:type="gramEnd"/>
     </w:p>
     <w:p>
       <w:r>
@@ -9955,14 +13342,37 @@
       </w:r>
     </w:p>
     <w:p>
-      <w:r>
-        <w:t>curl -s -X GET "http://localhost:8080/api/v1/paquetes?sucursal=Lima&amp;estado=EN_TRANSITO" \</w:t>
-      </w:r>
-    </w:p>
-    <w:p>
-      <w:r>
-        <w:t xml:space="preserve">  -H "Authorization: Bearer TOKEN" | jq .</w:t>
-      </w:r>
+      <w:proofErr w:type="spellStart"/>
+      <w:r>
+        <w:t>curl</w:t>
+      </w:r>
+      <w:proofErr w:type="spellEnd"/>
+      <w:r>
+        <w:t xml:space="preserve"> -s -X GET "http://localhost:8080/api/v1/paquetes?sucursal=Lima&amp;estado=EN_TRANSITO" \</w:t>
+      </w:r>
+    </w:p>
+    <w:p>
+      <w:r>
+        <w:t xml:space="preserve">  -H "</w:t>
+      </w:r>
+      <w:proofErr w:type="spellStart"/>
+      <w:r>
+        <w:t>Authorization</w:t>
+      </w:r>
+      <w:proofErr w:type="spellEnd"/>
+      <w:r>
+        <w:t xml:space="preserve">: Bearer TOKEN" | </w:t>
+      </w:r>
+      <w:proofErr w:type="spellStart"/>
+      <w:proofErr w:type="gramStart"/>
+      <w:r>
+        <w:t>jq</w:t>
+      </w:r>
+      <w:proofErr w:type="spellEnd"/>
+      <w:r>
+        <w:t xml:space="preserve"> .</w:t>
+      </w:r>
+      <w:proofErr w:type="gramEnd"/>
     </w:p>
     <w:p>
       <w:r>
@@ -9971,6 +13381,7 @@
     </w:p>
     <w:p>
       <w:r>
+        <w:lastRenderedPageBreak/>
         <w:pict w14:anchorId="30B8E4EC">
           <v:rect id="_x0000_i1052" style="width:0;height:3pt" o:hralign="center" o:hrstd="t" o:hr="t" fillcolor="#a0a0a0" stroked="f"/>
         </w:pict>
@@ -9988,7 +13399,6 @@
           <w:b/>
           <w:bCs/>
         </w:rPr>
-        <w:lastRenderedPageBreak/>
         <w:t>Categorías (RF-09)</w:t>
       </w:r>
     </w:p>
@@ -10002,14 +13412,37 @@
       </w:r>
     </w:p>
     <w:p>
-      <w:r>
-        <w:t>curl -s -X POST http://localhost:8080/api/v1/paquetes/{id}/categorias/{categoriaId} \</w:t>
-      </w:r>
-    </w:p>
-    <w:p>
-      <w:r>
-        <w:t xml:space="preserve">  -H "Authorization: Bearer TOKEN" | jq .</w:t>
-      </w:r>
+      <w:proofErr w:type="spellStart"/>
+      <w:r>
+        <w:t>curl</w:t>
+      </w:r>
+      <w:proofErr w:type="spellEnd"/>
+      <w:r>
+        <w:t xml:space="preserve"> -s -X POST http://localhost:8080/api/v1/paquetes/{id}/categorias/{categoriaId} \</w:t>
+      </w:r>
+    </w:p>
+    <w:p>
+      <w:r>
+        <w:t xml:space="preserve">  -H "</w:t>
+      </w:r>
+      <w:proofErr w:type="spellStart"/>
+      <w:r>
+        <w:t>Authorization</w:t>
+      </w:r>
+      <w:proofErr w:type="spellEnd"/>
+      <w:r>
+        <w:t xml:space="preserve">: Bearer TOKEN" | </w:t>
+      </w:r>
+      <w:proofErr w:type="spellStart"/>
+      <w:proofErr w:type="gramStart"/>
+      <w:r>
+        <w:t>jq</w:t>
+      </w:r>
+      <w:proofErr w:type="spellEnd"/>
+      <w:r>
+        <w:t xml:space="preserve"> .</w:t>
+      </w:r>
+      <w:proofErr w:type="gramEnd"/>
     </w:p>
     <w:p>
       <w:r>
@@ -10048,24 +13481,79 @@
       </w:r>
     </w:p>
     <w:p>
-      <w:r>
-        <w:t>curl -s -X PUT http://localhost:8080/api/v1/paquetes/{id} \</w:t>
-      </w:r>
-    </w:p>
-    <w:p>
-      <w:r>
-        <w:t xml:space="preserve">  -H "Content-Type: application/json" \</w:t>
-      </w:r>
-    </w:p>
-    <w:p>
-      <w:r>
-        <w:t xml:space="preserve">  -H "Authorization: Bearer TOKEN" \</w:t>
-      </w:r>
-    </w:p>
-    <w:p>
-      <w:r>
-        <w:t xml:space="preserve">  -d '{"descripcion":"Documentos actualizados","pesoKg":2.0}' | jq .</w:t>
-      </w:r>
+      <w:proofErr w:type="spellStart"/>
+      <w:r>
+        <w:t>curl</w:t>
+      </w:r>
+      <w:proofErr w:type="spellEnd"/>
+      <w:r>
+        <w:t xml:space="preserve"> -s -X PUT http://localhost:8080/api/v1/paquetes/{id} \</w:t>
+      </w:r>
+    </w:p>
+    <w:p>
+      <w:r>
+        <w:t xml:space="preserve">  -H "Content-</w:t>
+      </w:r>
+      <w:proofErr w:type="spellStart"/>
+      <w:r>
+        <w:t>Type</w:t>
+      </w:r>
+      <w:proofErr w:type="spellEnd"/>
+      <w:r>
+        <w:t xml:space="preserve">: </w:t>
+      </w:r>
+      <w:proofErr w:type="spellStart"/>
+      <w:r>
+        <w:t>application</w:t>
+      </w:r>
+      <w:proofErr w:type="spellEnd"/>
+      <w:r>
+        <w:t>/</w:t>
+      </w:r>
+      <w:proofErr w:type="spellStart"/>
+      <w:r>
+        <w:t>json</w:t>
+      </w:r>
+      <w:proofErr w:type="spellEnd"/>
+      <w:r>
+        <w:t>" \</w:t>
+      </w:r>
+    </w:p>
+    <w:p>
+      <w:r>
+        <w:t xml:space="preserve">  -H "</w:t>
+      </w:r>
+      <w:proofErr w:type="spellStart"/>
+      <w:r>
+        <w:t>Authorization</w:t>
+      </w:r>
+      <w:proofErr w:type="spellEnd"/>
+      <w:r>
+        <w:t>: Bearer TOKEN" \</w:t>
+      </w:r>
+    </w:p>
+    <w:p>
+      <w:r>
+        <w:t xml:space="preserve">  -d '{"</w:t>
+      </w:r>
+      <w:proofErr w:type="spellStart"/>
+      <w:r>
+        <w:t>descripcion</w:t>
+      </w:r>
+      <w:proofErr w:type="spellEnd"/>
+      <w:r>
+        <w:t xml:space="preserve">":"Documentos actualizados","pesoKg":2.0}' | </w:t>
+      </w:r>
+      <w:proofErr w:type="spellStart"/>
+      <w:proofErr w:type="gramStart"/>
+      <w:r>
+        <w:t>jq</w:t>
+      </w:r>
+      <w:proofErr w:type="spellEnd"/>
+      <w:r>
+        <w:t xml:space="preserve"> .</w:t>
+      </w:r>
+      <w:proofErr w:type="gramEnd"/>
     </w:p>
     <w:p>
       <w:r>
@@ -10082,14 +13570,37 @@
       </w:r>
     </w:p>
     <w:p>
-      <w:r>
-        <w:t>curl -s -X DELETE http://localhost:8080/api/v1/paquetes/{id} \</w:t>
-      </w:r>
-    </w:p>
-    <w:p>
-      <w:r>
-        <w:t xml:space="preserve">  -H "Authorization: Bearer TOKEN_ADMIN" | jq .</w:t>
-      </w:r>
+      <w:proofErr w:type="spellStart"/>
+      <w:r>
+        <w:t>curl</w:t>
+      </w:r>
+      <w:proofErr w:type="spellEnd"/>
+      <w:r>
+        <w:t xml:space="preserve"> -s -X DELETE http://localhost:8080/api/v1/paquetes/{id} \</w:t>
+      </w:r>
+    </w:p>
+    <w:p>
+      <w:r>
+        <w:t xml:space="preserve">  -H "</w:t>
+      </w:r>
+      <w:proofErr w:type="spellStart"/>
+      <w:r>
+        <w:t>Authorization</w:t>
+      </w:r>
+      <w:proofErr w:type="spellEnd"/>
+      <w:r>
+        <w:t xml:space="preserve">: Bearer TOKEN_ADMIN" | </w:t>
+      </w:r>
+      <w:proofErr w:type="spellStart"/>
+      <w:proofErr w:type="gramStart"/>
+      <w:r>
+        <w:t>jq</w:t>
+      </w:r>
+      <w:proofErr w:type="spellEnd"/>
+      <w:r>
+        <w:t xml:space="preserve"> .</w:t>
+      </w:r>
+      <w:proofErr w:type="gramEnd"/>
     </w:p>
     <w:p>
       <w:r>
@@ -10106,18 +13617,49 @@
       </w:r>
     </w:p>
     <w:p>
-      <w:r>
-        <w:t>curl -s -X DELETE http://localhost:8080/api/v1/paquetes/00000000-0000-0000-0000-000000000000 \</w:t>
-      </w:r>
-    </w:p>
-    <w:p>
-      <w:r>
-        <w:t xml:space="preserve">  -H "Authorization: Bearer TOKEN_ADMIN" | jq .</w:t>
-      </w:r>
-    </w:p>
-    <w:p>
-      <w:r>
-        <w:t>Esperado: 404 Not Found — success: false.</w:t>
+      <w:proofErr w:type="spellStart"/>
+      <w:r>
+        <w:t>curl</w:t>
+      </w:r>
+      <w:proofErr w:type="spellEnd"/>
+      <w:r>
+        <w:t xml:space="preserve"> -s -X DELETE http://localhost:8080/api/v1/paquetes/00000000-0000-0000-0000-000000000000 \</w:t>
+      </w:r>
+    </w:p>
+    <w:p>
+      <w:r>
+        <w:t xml:space="preserve">  -H "</w:t>
+      </w:r>
+      <w:proofErr w:type="spellStart"/>
+      <w:r>
+        <w:t>Authorization</w:t>
+      </w:r>
+      <w:proofErr w:type="spellEnd"/>
+      <w:r>
+        <w:t xml:space="preserve">: Bearer TOKEN_ADMIN" | </w:t>
+      </w:r>
+      <w:proofErr w:type="spellStart"/>
+      <w:proofErr w:type="gramStart"/>
+      <w:r>
+        <w:t>jq</w:t>
+      </w:r>
+      <w:proofErr w:type="spellEnd"/>
+      <w:r>
+        <w:t xml:space="preserve"> .</w:t>
+      </w:r>
+      <w:proofErr w:type="gramEnd"/>
+    </w:p>
+    <w:p>
+      <w:r>
+        <w:t>Esperado: 404 Not Found — </w:t>
+      </w:r>
+      <w:proofErr w:type="spellStart"/>
+      <w:r>
+        <w:t>success</w:t>
+      </w:r>
+      <w:proofErr w:type="spellEnd"/>
+      <w:r>
+        <w:t>: false.</w:t>
       </w:r>
     </w:p>
     <w:p>
@@ -10148,17 +13690,56 @@
           <w:b/>
           <w:bCs/>
         </w:rPr>
-        <w:t>Caso 21 — Acceso sin token a endpoint protegido</w:t>
-      </w:r>
-    </w:p>
-    <w:p>
-      <w:r>
-        <w:t>curl -s -X GET http://localhost:8080/api/v1/paquetes | jq .</w:t>
-      </w:r>
-    </w:p>
-    <w:p>
-      <w:r>
-        <w:t>Esperado: 401 Unauthorized.</w:t>
+        <w:t xml:space="preserve">Caso 21 — Acceso sin token a </w:t>
+      </w:r>
+      <w:proofErr w:type="spellStart"/>
+      <w:r>
+        <w:rPr>
+          <w:b/>
+          <w:bCs/>
+        </w:rPr>
+        <w:t>endpoint</w:t>
+      </w:r>
+      <w:proofErr w:type="spellEnd"/>
+      <w:r>
+        <w:rPr>
+          <w:b/>
+          <w:bCs/>
+        </w:rPr>
+        <w:t xml:space="preserve"> protegido</w:t>
+      </w:r>
+    </w:p>
+    <w:p>
+      <w:proofErr w:type="spellStart"/>
+      <w:r>
+        <w:t>curl</w:t>
+      </w:r>
+      <w:proofErr w:type="spellEnd"/>
+      <w:r>
+        <w:t xml:space="preserve"> -s -X GET http://localhost:8080/api/v1/paquetes | </w:t>
+      </w:r>
+      <w:proofErr w:type="spellStart"/>
+      <w:proofErr w:type="gramStart"/>
+      <w:r>
+        <w:t>jq</w:t>
+      </w:r>
+      <w:proofErr w:type="spellEnd"/>
+      <w:r>
+        <w:t xml:space="preserve"> .</w:t>
+      </w:r>
+      <w:proofErr w:type="gramEnd"/>
+    </w:p>
+    <w:p>
+      <w:r>
+        <w:t xml:space="preserve">Esperado: 401 </w:t>
+      </w:r>
+      <w:proofErr w:type="spellStart"/>
+      <w:r>
+        <w:t>Unauthorized</w:t>
+      </w:r>
+      <w:proofErr w:type="spellEnd"/>
+      <w:r>
+        <w:t>.</w:t>
       </w:r>
     </w:p>
     <w:p>
@@ -10171,23 +13752,54 @@
       </w:r>
     </w:p>
     <w:p>
-      <w:r>
-        <w:t>curl -s -X DELETE http://localhost:8080/api/v1/paquetes/{id} \</w:t>
-      </w:r>
-    </w:p>
-    <w:p>
-      <w:r>
-        <w:t xml:space="preserve">  -H "Authorization: Bearer TOKEN_CLIENTE" | jq .</w:t>
-      </w:r>
-    </w:p>
-    <w:p>
-      <w:r>
-        <w:t>Esperado: 403 Forbidden.</w:t>
-      </w:r>
+      <w:proofErr w:type="spellStart"/>
+      <w:r>
+        <w:t>curl</w:t>
+      </w:r>
+      <w:proofErr w:type="spellEnd"/>
+      <w:r>
+        <w:t xml:space="preserve"> -s -X DELETE http://localhost:8080/api/v1/paquetes/{id} \</w:t>
+      </w:r>
+    </w:p>
+    <w:p>
+      <w:r>
+        <w:t xml:space="preserve">  -H "</w:t>
+      </w:r>
+      <w:proofErr w:type="spellStart"/>
+      <w:r>
+        <w:t>Authorization</w:t>
+      </w:r>
+      <w:proofErr w:type="spellEnd"/>
+      <w:r>
+        <w:t xml:space="preserve">: Bearer TOKEN_CLIENTE" | </w:t>
+      </w:r>
+      <w:proofErr w:type="spellStart"/>
+      <w:proofErr w:type="gramStart"/>
+      <w:r>
+        <w:t>jq</w:t>
+      </w:r>
+      <w:proofErr w:type="spellEnd"/>
+      <w:r>
+        <w:t xml:space="preserve"> .</w:t>
+      </w:r>
+      <w:proofErr w:type="gramEnd"/>
     </w:p>
     <w:p>
       <w:r>
         <w:lastRenderedPageBreak/>
+        <w:t xml:space="preserve">Esperado: 403 </w:t>
+      </w:r>
+      <w:proofErr w:type="spellStart"/>
+      <w:r>
+        <w:t>Forbidden</w:t>
+      </w:r>
+      <w:proofErr w:type="spellEnd"/>
+      <w:r>
+        <w:t>.</w:t>
+      </w:r>
+    </w:p>
+    <w:p>
+      <w:r>
         <w:pict w14:anchorId="7D896CB3">
           <v:rect id="_x0000_i1055" style="width:0;height:3pt" o:hralign="center" o:hrstd="t" o:hr="t" fillcolor="#a0a0a0" stroked="f"/>
         </w:pict>
@@ -10238,7 +13850,23 @@
         </w:numPr>
       </w:pPr>
       <w:r>
-        <w:t> Mapa de microservicios: nombre, bounded context, RF asignados, base de datos y dependencias.</w:t>
+        <w:t xml:space="preserve"> Mapa de microservicios: nombre, </w:t>
+      </w:r>
+      <w:proofErr w:type="spellStart"/>
+      <w:r>
+        <w:t>bounded</w:t>
+      </w:r>
+      <w:proofErr w:type="spellEnd"/>
+      <w:r>
+        <w:t xml:space="preserve"> </w:t>
+      </w:r>
+      <w:proofErr w:type="spellStart"/>
+      <w:r>
+        <w:t>context</w:t>
+      </w:r>
+      <w:proofErr w:type="spellEnd"/>
+      <w:r>
+        <w:t>, RF asignados, base de datos y dependencias.</w:t>
       </w:r>
     </w:p>
     <w:p>
@@ -10315,7 +13943,15 @@
         </w:numPr>
       </w:pPr>
       <w:r>
-        <w:t> Captura del dashboard de Eureka con todos los servicios en estado UP.</w:t>
+        <w:t xml:space="preserve"> Captura del </w:t>
+      </w:r>
+      <w:proofErr w:type="spellStart"/>
+      <w:r>
+        <w:t>dashboard</w:t>
+      </w:r>
+      <w:proofErr w:type="spellEnd"/>
+      <w:r>
+        <w:t xml:space="preserve"> de Eureka con todos los servicios en estado UP.</w:t>
       </w:r>
     </w:p>
     <w:p>
@@ -10326,7 +13962,39 @@
         </w:numPr>
       </w:pPr>
       <w:r>
-        <w:t> Comando curl exacto para demostrar el refresh de configuración con /actuator/refresh.</w:t>
+        <w:t> Comando </w:t>
+      </w:r>
+      <w:proofErr w:type="spellStart"/>
+      <w:r>
+        <w:t>curl</w:t>
+      </w:r>
+      <w:proofErr w:type="spellEnd"/>
+      <w:r>
+        <w:t xml:space="preserve"> exacto para demostrar el </w:t>
+      </w:r>
+      <w:proofErr w:type="spellStart"/>
+      <w:r>
+        <w:t>refresh</w:t>
+      </w:r>
+      <w:proofErr w:type="spellEnd"/>
+      <w:r>
+        <w:t xml:space="preserve"> de configuración con /</w:t>
+      </w:r>
+      <w:proofErr w:type="spellStart"/>
+      <w:r>
+        <w:t>actuator</w:t>
+      </w:r>
+      <w:proofErr w:type="spellEnd"/>
+      <w:r>
+        <w:t>/</w:t>
+      </w:r>
+      <w:proofErr w:type="spellStart"/>
+      <w:r>
+        <w:t>refresh</w:t>
+      </w:r>
+      <w:proofErr w:type="spellEnd"/>
+      <w:r>
+        <w:t>.</w:t>
       </w:r>
     </w:p>
     <w:p>
@@ -10337,7 +14005,15 @@
         </w:numPr>
       </w:pPr>
       <w:r>
-        <w:t> Justificación de la descomposición y decisiones de comunicación inter-servicio.</w:t>
+        <w:t xml:space="preserve"> Justificación de la descomposición y decisiones de comunicación </w:t>
+      </w:r>
+      <w:proofErr w:type="spellStart"/>
+      <w:r>
+        <w:t>inter-servicio</w:t>
+      </w:r>
+      <w:proofErr w:type="spellEnd"/>
+      <w:r>
+        <w:t>.</w:t>
       </w:r>
     </w:p>
     <w:p>
@@ -10358,8 +14034,13 @@
           <w:numId w:val="19"/>
         </w:numPr>
       </w:pPr>
-      <w:r>
-        <w:t>mvn test sin errores en cada microservicio que contenga pruebas unitarias.</w:t>
+      <w:proofErr w:type="spellStart"/>
+      <w:r>
+        <w:t>mvn</w:t>
+      </w:r>
+      <w:proofErr w:type="spellEnd"/>
+      <w:r>
+        <w:t xml:space="preserve"> test sin errores en cada microservicio que contenga pruebas unitarias.</w:t>
       </w:r>
     </w:p>
     <w:p>
@@ -10821,8 +14502,13 @@
             <w:hideMark/>
           </w:tcPr>
           <w:p>
-            <w:r>
-              <w:t>DTOs y Validaciones</w:t>
+            <w:proofErr w:type="spellStart"/>
+            <w:r>
+              <w:t>DTOs</w:t>
+            </w:r>
+            <w:proofErr w:type="spellEnd"/>
+            <w:r>
+              <w:t xml:space="preserve"> y Validaciones</w:t>
             </w:r>
           </w:p>
         </w:tc>
@@ -11078,6 +14764,7 @@
           </w:tcPr>
           <w:p>
             <w:r>
+              <w:lastRenderedPageBreak/>
               <w:t>A</w:t>
             </w:r>
           </w:p>
@@ -11180,7 +14867,6 @@
           </w:tcPr>
           <w:p>
             <w:r>
-              <w:lastRenderedPageBreak/>
               <w:t>A</w:t>
             </w:r>
           </w:p>
@@ -11333,7 +15019,15 @@
           </w:tcPr>
           <w:p>
             <w:r>
-              <w:t>Integración RENIEC — Feign Client</w:t>
+              <w:t xml:space="preserve">Integración RENIEC — </w:t>
+            </w:r>
+            <w:proofErr w:type="spellStart"/>
+            <w:r>
+              <w:t>Feign</w:t>
+            </w:r>
+            <w:proofErr w:type="spellEnd"/>
+            <w:r>
+              <w:t xml:space="preserve"> Client</w:t>
             </w:r>
           </w:p>
         </w:tc>
@@ -11435,8 +15129,13 @@
           </w:tcPr>
           <w:p>
             <w:r>
-              <w:t>Pruebas Unitarias con Mockito</w:t>
-            </w:r>
+              <w:t xml:space="preserve">Pruebas Unitarias con </w:t>
+            </w:r>
+            <w:proofErr w:type="spellStart"/>
+            <w:r>
+              <w:t>Mockito</w:t>
+            </w:r>
+            <w:proofErr w:type="spellEnd"/>
           </w:p>
         </w:tc>
         <w:tc>
@@ -11944,8 +15643,21 @@
             <w:hideMark/>
           </w:tcPr>
           <w:p>
-            <w:r>
-              <w:t>Config Server y Config Client</w:t>
+            <w:proofErr w:type="spellStart"/>
+            <w:r>
+              <w:t>Config</w:t>
+            </w:r>
+            <w:proofErr w:type="spellEnd"/>
+            <w:r>
+              <w:t xml:space="preserve"> Server y </w:t>
+            </w:r>
+            <w:proofErr w:type="spellStart"/>
+            <w:r>
+              <w:t>Config</w:t>
+            </w:r>
+            <w:proofErr w:type="spellEnd"/>
+            <w:r>
+              <w:t xml:space="preserve"> Client</w:t>
             </w:r>
           </w:p>
         </w:tc>
@@ -12148,8 +15860,13 @@
             <w:hideMark/>
           </w:tcPr>
           <w:p>
-            <w:r>
-              <w:t>Circuit Breaker con Resilience4j</w:t>
+            <w:proofErr w:type="spellStart"/>
+            <w:r>
+              <w:t>Circuit</w:t>
+            </w:r>
+            <w:proofErr w:type="spellEnd"/>
+            <w:r>
+              <w:t xml:space="preserve"> Breaker con Resilience4j</w:t>
             </w:r>
           </w:p>
         </w:tc>
@@ -12455,7 +16172,15 @@
           </w:tcPr>
           <w:p>
             <w:r>
-              <w:t>Preguntas Conceptuales (5 × 2 pts)</w:t>
+              <w:t xml:space="preserve">Preguntas Conceptuales (5 × 2 </w:t>
+            </w:r>
+            <w:proofErr w:type="spellStart"/>
+            <w:r>
+              <w:t>pts</w:t>
+            </w:r>
+            <w:proofErr w:type="spellEnd"/>
+            <w:r>
+              <w:t>)</w:t>
             </w:r>
           </w:p>
         </w:tc>
@@ -16460,7 +20185,7 @@
       <w14:ligatures w14:val="none"/>
     </w:rPr>
   </w:style>
-  <w:style w:type="character" w:styleId="Fuerte">
+  <w:style w:type="character" w:styleId="Textoennegrita">
     <w:name w:val="Strong"/>
     <w:basedOn w:val="Fuentedeprrafopredeter"/>
     <w:uiPriority w:val="22"/>

--- a/EXAMEN FINAL.docx
+++ b/EXAMEN FINAL.docx
@@ -595,16 +595,21 @@
       <w:r>
         <w:rPr>
           <w:rFonts w:ascii="MS Gothic" w:eastAsia="MS Gothic" w:hAnsi="MS Gothic" w:cs="MS Gothic" w:hint="eastAsia"/>
+          <w:highlight w:val="green"/>
         </w:rPr>
         <w:t>├</w:t>
       </w:r>
       <w:r>
         <w:rPr>
           <w:rFonts w:ascii="Calibri" w:hAnsi="Calibri" w:cs="Calibri"/>
+          <w:highlight w:val="green"/>
         </w:rPr>
         <w:t>──</w:t>
       </w:r>
       <w:r>
+        <w:rPr>
+          <w:highlight w:val="green"/>
+        </w:rPr>
         <w:t xml:space="preserve"> eureka-server/</w:t>
       </w:r>
     </w:p>
@@ -774,6 +779,9 @@
     </w:p>
     <w:p>
       <w:r>
+        <w:rPr>
+          <w:highlight w:val="green"/>
+        </w:rPr>
         <w:t>└── README.md</w:t>
       </w:r>
     </w:p>
@@ -7381,7 +7389,7 @@
     <w:p>
       <w:r>
         <w:pict w14:anchorId="5036F301">
-          <v:rect id="_x0000_i1037" style="width:0;height:3pt" o:hralign="center" o:hrstd="t" o:hr="t" fillcolor="#a0a0a0" stroked="f"/>
+          <v:rect id="_x0000_i1036" style="width:0;height:3pt" o:hralign="center" o:hrstd="t" o:hr="t" fillcolor="#a0a0a0" stroked="f"/>
         </w:pict>
       </w:r>
     </w:p>
@@ -7941,7 +7949,7 @@
     <w:p>
       <w:r>
         <w:pict w14:anchorId="67153E5C">
-          <v:rect id="_x0000_i1038" style="width:0;height:3pt" o:hralign="center" o:hrstd="t" o:hr="t" fillcolor="#a0a0a0" stroked="f"/>
+          <v:rect id="_x0000_i1037" style="width:0;height:3pt" o:hralign="center" o:hrstd="t" o:hr="t" fillcolor="#a0a0a0" stroked="f"/>
         </w:pict>
       </w:r>
     </w:p>
@@ -8503,9 +8511,49 @@
       </w:r>
     </w:p>
     <w:p>
-      <w:r>
+      <w:pPr>
+        <w:rPr>
+          <w:highlight w:val="green"/>
+        </w:rPr>
+      </w:pPr>
+      <w:r>
+        <w:rPr>
+          <w:highlight w:val="green"/>
+        </w:rPr>
         <w:lastRenderedPageBreak/>
         <w:pict w14:anchorId="350636D3">
+          <v:rect id="_x0000_i1038" style="width:0;height:3pt" o:hralign="center" o:hrstd="t" o:hr="t" fillcolor="#a0a0a0" stroked="f"/>
+        </w:pict>
+      </w:r>
+    </w:p>
+    <w:p>
+      <w:pPr>
+        <w:rPr>
+          <w:b/>
+          <w:bCs/>
+          <w:highlight w:val="green"/>
+        </w:rPr>
+      </w:pPr>
+      <w:r>
+        <w:rPr>
+          <w:b/>
+          <w:bCs/>
+          <w:highlight w:val="green"/>
+        </w:rPr>
+        <w:t>PARTE B — INFRAESTRUCTURA Y PATRONES (80 puntos)</w:t>
+      </w:r>
+    </w:p>
+    <w:p>
+      <w:pPr>
+        <w:rPr>
+          <w:highlight w:val="green"/>
+        </w:rPr>
+      </w:pPr>
+      <w:r>
+        <w:rPr>
+          <w:highlight w:val="green"/>
+        </w:rPr>
+        <w:pict w14:anchorId="4A72099A">
           <v:rect id="_x0000_i1039" style="width:0;height:3pt" o:hralign="center" o:hrstd="t" o:hr="t" fillcolor="#a0a0a0" stroked="f"/>
         </w:pict>
       </w:r>
@@ -8515,55 +8563,50 @@
         <w:rPr>
           <w:b/>
           <w:bCs/>
-        </w:rPr>
-      </w:pPr>
-      <w:r>
-        <w:rPr>
-          <w:b/>
-          <w:bCs/>
-        </w:rPr>
-        <w:t>PARTE B — INFRAESTRUCTURA Y PATRONES (80 puntos)</w:t>
-      </w:r>
-    </w:p>
-    <w:p>
-      <w:r>
-        <w:pict w14:anchorId="4A72099A">
-          <v:rect id="_x0000_i1040" style="width:0;height:3pt" o:hralign="center" o:hrstd="t" o:hr="t" fillcolor="#a0a0a0" stroked="f"/>
-        </w:pict>
-      </w:r>
-    </w:p>
-    <w:p>
-      <w:pPr>
-        <w:rPr>
-          <w:b/>
-          <w:bCs/>
-        </w:rPr>
-      </w:pPr>
-      <w:r>
-        <w:rPr>
-          <w:b/>
-          <w:bCs/>
+          <w:highlight w:val="green"/>
+        </w:rPr>
+      </w:pPr>
+      <w:r>
+        <w:rPr>
+          <w:b/>
+          <w:bCs/>
+          <w:highlight w:val="green"/>
         </w:rPr>
         <w:t>Sección 11: Eureka Server y Registro de Servicios (15 puntos)</w:t>
       </w:r>
     </w:p>
     <w:p>
-      <w:r>
-        <w:rPr>
-          <w:b/>
-          <w:bCs/>
+      <w:pPr>
+        <w:rPr>
+          <w:highlight w:val="green"/>
+        </w:rPr>
+      </w:pPr>
+      <w:r>
+        <w:rPr>
+          <w:b/>
+          <w:bCs/>
+          <w:highlight w:val="green"/>
         </w:rPr>
         <w:t>Qué se evalúa:</w:t>
       </w:r>
       <w:r>
+        <w:rPr>
+          <w:highlight w:val="green"/>
+        </w:rPr>
         <w:t> Descubrimiento de servicios: configuración del servidor y registro correcto de todos los componentes. Cubre RNF-08.</w:t>
       </w:r>
     </w:p>
     <w:p>
-      <w:r>
-        <w:rPr>
-          <w:b/>
-          <w:bCs/>
+      <w:pPr>
+        <w:rPr>
+          <w:highlight w:val="green"/>
+        </w:rPr>
+      </w:pPr>
+      <w:r>
+        <w:rPr>
+          <w:b/>
+          <w:bCs/>
+          <w:highlight w:val="green"/>
         </w:rPr>
         <w:t>Entregables:</w:t>
       </w:r>
@@ -8574,18 +8617,28 @@
           <w:ilvl w:val="0"/>
           <w:numId w:val="13"/>
         </w:numPr>
-      </w:pPr>
-      <w:r>
+        <w:rPr>
+          <w:highlight w:val="green"/>
+        </w:rPr>
+      </w:pPr>
+      <w:r>
+        <w:rPr>
+          <w:highlight w:val="green"/>
+        </w:rPr>
         <w:t>Proyecto eureka-server con @EnableEurekaServer en el puerto </w:t>
       </w:r>
       <w:r>
         <w:rPr>
           <w:b/>
           <w:bCs/>
+          <w:highlight w:val="green"/>
         </w:rPr>
         <w:t>8761</w:t>
       </w:r>
       <w:r>
+        <w:rPr>
+          <w:highlight w:val="green"/>
+        </w:rPr>
         <w:t>.</w:t>
       </w:r>
     </w:p>
@@ -8595,8 +8648,14 @@
           <w:ilvl w:val="0"/>
           <w:numId w:val="13"/>
         </w:numPr>
-      </w:pPr>
-      <w:r>
+        <w:rPr>
+          <w:highlight w:val="green"/>
+        </w:rPr>
+      </w:pPr>
+      <w:r>
+        <w:rPr>
+          <w:highlight w:val="green"/>
+        </w:rPr>
         <w:t>Todos los microservicios de negocio y el API Gateway registrados como clientes Eureka con spring.application.name único y descriptivo en cada uno.</w:t>
       </w:r>
     </w:p>
@@ -8606,16 +8665,28 @@
           <w:ilvl w:val="0"/>
           <w:numId w:val="13"/>
         </w:numPr>
-      </w:pPr>
-      <w:r>
+        <w:rPr>
+          <w:highlight w:val="green"/>
+        </w:rPr>
+      </w:pPr>
+      <w:r>
+        <w:rPr>
+          <w:highlight w:val="green"/>
+        </w:rPr>
         <w:t xml:space="preserve">Captura de pantalla del </w:t>
       </w:r>
       <w:proofErr w:type="spellStart"/>
       <w:r>
+        <w:rPr>
+          <w:highlight w:val="green"/>
+        </w:rPr>
         <w:t>dashboard</w:t>
       </w:r>
       <w:proofErr w:type="spellEnd"/>
       <w:r>
+        <w:rPr>
+          <w:highlight w:val="green"/>
+        </w:rPr>
         <w:t xml:space="preserve"> de Eureka mostrando todos los servicios en estado UP. Incluirla en el README.md.</w:t>
       </w:r>
     </w:p>
@@ -8625,13 +8696,22 @@
           <w:ilvl w:val="0"/>
           <w:numId w:val="13"/>
         </w:numPr>
-      </w:pPr>
-      <w:proofErr w:type="spellStart"/>
-      <w:r>
+        <w:rPr>
+          <w:highlight w:val="green"/>
+        </w:rPr>
+      </w:pPr>
+      <w:proofErr w:type="spellStart"/>
+      <w:r>
+        <w:rPr>
+          <w:highlight w:val="green"/>
+        </w:rPr>
         <w:t>Heartbeat</w:t>
       </w:r>
       <w:proofErr w:type="spellEnd"/>
       <w:r>
+        <w:rPr>
+          <w:highlight w:val="green"/>
+        </w:rPr>
         <w:t xml:space="preserve"> e intervalo de renovación configurados explícitamente en al menos 1 servicio cliente (lease-renewal-interval-in-seconds, lease-expiration-duration-in-seconds).</w:t>
       </w:r>
     </w:p>
@@ -8959,7 +9039,7 @@
     <w:p>
       <w:r>
         <w:pict w14:anchorId="13E747B1">
-          <v:rect id="_x0000_i1041" style="width:0;height:3pt" o:hralign="center" o:hrstd="t" o:hr="t" fillcolor="#a0a0a0" stroked="f"/>
+          <v:rect id="_x0000_i1040" style="width:0;height:3pt" o:hralign="center" o:hrstd="t" o:hr="t" fillcolor="#a0a0a0" stroked="f"/>
         </w:pict>
       </w:r>
     </w:p>
@@ -9558,7 +9638,7 @@
     <w:p>
       <w:r>
         <w:pict w14:anchorId="2AB6169C">
-          <v:rect id="_x0000_i1042" style="width:0;height:3pt" o:hralign="center" o:hrstd="t" o:hr="t" fillcolor="#a0a0a0" stroked="f"/>
+          <v:rect id="_x0000_i1041" style="width:0;height:3pt" o:hralign="center" o:hrstd="t" o:hr="t" fillcolor="#a0a0a0" stroked="f"/>
         </w:pict>
       </w:r>
     </w:p>
@@ -10171,7 +10251,7 @@
     <w:p>
       <w:r>
         <w:pict w14:anchorId="268E3930">
-          <v:rect id="_x0000_i1043" style="width:0;height:3pt" o:hralign="center" o:hrstd="t" o:hr="t" fillcolor="#a0a0a0" stroked="f"/>
+          <v:rect id="_x0000_i1042" style="width:0;height:3pt" o:hralign="center" o:hrstd="t" o:hr="t" fillcolor="#a0a0a0" stroked="f"/>
         </w:pict>
       </w:r>
     </w:p>
@@ -10761,7 +10841,7 @@
     <w:p>
       <w:r>
         <w:pict w14:anchorId="3934AA19">
-          <v:rect id="_x0000_i1044" style="width:0;height:3pt" o:hralign="center" o:hrstd="t" o:hr="t" fillcolor="#a0a0a0" stroked="f"/>
+          <v:rect id="_x0000_i1043" style="width:0;height:3pt" o:hralign="center" o:hrstd="t" o:hr="t" fillcolor="#a0a0a0" stroked="f"/>
         </w:pict>
       </w:r>
     </w:p>
@@ -11385,7 +11465,7 @@
     <w:p>
       <w:r>
         <w:pict w14:anchorId="346E5BBF">
-          <v:rect id="_x0000_i1045" style="width:0;height:3pt" o:hralign="center" o:hrstd="t" o:hr="t" fillcolor="#a0a0a0" stroked="f"/>
+          <v:rect id="_x0000_i1044" style="width:0;height:3pt" o:hralign="center" o:hrstd="t" o:hr="t" fillcolor="#a0a0a0" stroked="f"/>
         </w:pict>
       </w:r>
     </w:p>
@@ -11902,6 +11982,59 @@
     <w:p>
       <w:r>
         <w:pict w14:anchorId="08C27FFD">
+          <v:rect id="_x0000_i1045" style="width:0;height:3pt" o:hralign="center" o:hrstd="t" o:hr="t" fillcolor="#a0a0a0" stroked="f"/>
+        </w:pict>
+      </w:r>
+    </w:p>
+    <w:p>
+      <w:pPr>
+        <w:rPr>
+          <w:b/>
+          <w:bCs/>
+        </w:rPr>
+      </w:pPr>
+      <w:r>
+        <w:rPr>
+          <w:b/>
+          <w:bCs/>
+        </w:rPr>
+        <w:t>APÉNDICE — CASOS DE PRUEBA</w:t>
+      </w:r>
+    </w:p>
+    <w:p>
+      <w:r>
+        <w:t>Todos los </w:t>
+      </w:r>
+      <w:proofErr w:type="spellStart"/>
+      <w:r>
+        <w:t>curl</w:t>
+      </w:r>
+      <w:proofErr w:type="spellEnd"/>
+      <w:r>
+        <w:t> van dirigidos al </w:t>
+      </w:r>
+      <w:r>
+        <w:rPr>
+          <w:b/>
+          <w:bCs/>
+        </w:rPr>
+        <w:t>API Gateway</w:t>
+      </w:r>
+      <w:r>
+        <w:t xml:space="preserve"> (localhost:8080), nunca directamente a los microservicios. Adapta las rutas al diseño que hayas implementado; si cambias alguna ruta, documéntala en el README.md. Reemplaza TOKEN por el JWT obtenido en el caso de </w:t>
+      </w:r>
+      <w:proofErr w:type="spellStart"/>
+      <w:r>
+        <w:t>login</w:t>
+      </w:r>
+      <w:proofErr w:type="spellEnd"/>
+      <w:r>
+        <w:t>. Reemplaza {id} por el UUID real del recurso.</w:t>
+      </w:r>
+    </w:p>
+    <w:p>
+      <w:r>
+        <w:pict w14:anchorId="28B4B8F8">
           <v:rect id="_x0000_i1046" style="width:0;height:3pt" o:hralign="center" o:hrstd="t" o:hr="t" fillcolor="#a0a0a0" stroked="f"/>
         </w:pict>
       </w:r>
@@ -11918,43 +12051,273 @@
           <w:b/>
           <w:bCs/>
         </w:rPr>
-        <w:t>APÉNDICE — CASOS DE PRUEBA</w:t>
-      </w:r>
-    </w:p>
-    <w:p>
-      <w:r>
-        <w:t>Todos los </w:t>
-      </w:r>
+        <w:t>Autenticación</w:t>
+      </w:r>
+    </w:p>
+    <w:p>
+      <w:r>
+        <w:rPr>
+          <w:b/>
+          <w:bCs/>
+        </w:rPr>
+        <w:t>Caso 1 — Registro de usuario</w:t>
+      </w:r>
+    </w:p>
+    <w:p>
       <w:proofErr w:type="spellStart"/>
       <w:r>
         <w:t>curl</w:t>
       </w:r>
       <w:proofErr w:type="spellEnd"/>
       <w:r>
-        <w:t> van dirigidos al </w:t>
-      </w:r>
-      <w:r>
-        <w:rPr>
-          <w:b/>
-          <w:bCs/>
-        </w:rPr>
-        <w:t>API Gateway</w:t>
-      </w:r>
-      <w:r>
-        <w:t xml:space="preserve"> (localhost:8080), nunca directamente a los microservicios. Adapta las rutas al diseño que hayas implementado; si cambias alguna ruta, documéntala en el README.md. Reemplaza TOKEN por el JWT obtenido en el caso de </w:t>
-      </w:r>
-      <w:proofErr w:type="spellStart"/>
-      <w:r>
-        <w:t>login</w:t>
-      </w:r>
-      <w:proofErr w:type="spellEnd"/>
-      <w:r>
-        <w:t>. Reemplaza {id} por el UUID real del recurso.</w:t>
-      </w:r>
-    </w:p>
-    <w:p>
-      <w:r>
-        <w:pict w14:anchorId="28B4B8F8">
+        <w:t xml:space="preserve"> -s -X POST http://localhost:8080/api/v1/auth/register \</w:t>
+      </w:r>
+    </w:p>
+    <w:p>
+      <w:r>
+        <w:t xml:space="preserve">  -H "Content-</w:t>
+      </w:r>
+      <w:proofErr w:type="spellStart"/>
+      <w:r>
+        <w:t>Type</w:t>
+      </w:r>
+      <w:proofErr w:type="spellEnd"/>
+      <w:r>
+        <w:t xml:space="preserve">: </w:t>
+      </w:r>
+      <w:proofErr w:type="spellStart"/>
+      <w:r>
+        <w:t>application</w:t>
+      </w:r>
+      <w:proofErr w:type="spellEnd"/>
+      <w:r>
+        <w:t>/</w:t>
+      </w:r>
+      <w:proofErr w:type="spellStart"/>
+      <w:r>
+        <w:t>json</w:t>
+      </w:r>
+      <w:proofErr w:type="spellEnd"/>
+      <w:r>
+        <w:t>" \</w:t>
+      </w:r>
+    </w:p>
+    <w:p>
+      <w:r>
+        <w:t xml:space="preserve">  -d '{"</w:t>
+      </w:r>
+      <w:proofErr w:type="spellStart"/>
+      <w:r>
+        <w:t>nombre":"Carlos</w:t>
+      </w:r>
+      <w:proofErr w:type="spellEnd"/>
+      <w:r>
+        <w:t xml:space="preserve"> Quispe","email":"carlos@rapidocourier.pe","password":"Segura123!","role":"OPERADOR"}' | </w:t>
+      </w:r>
+      <w:proofErr w:type="spellStart"/>
+      <w:proofErr w:type="gramStart"/>
+      <w:r>
+        <w:t>jq</w:t>
+      </w:r>
+      <w:proofErr w:type="spellEnd"/>
+      <w:r>
+        <w:t xml:space="preserve"> .</w:t>
+      </w:r>
+      <w:proofErr w:type="gramEnd"/>
+    </w:p>
+    <w:p>
+      <w:r>
+        <w:t xml:space="preserve">Esperado: 201 </w:t>
+      </w:r>
+      <w:proofErr w:type="spellStart"/>
+      <w:r>
+        <w:t>Created</w:t>
+      </w:r>
+      <w:proofErr w:type="spellEnd"/>
+      <w:r>
+        <w:t> — </w:t>
+      </w:r>
+      <w:proofErr w:type="spellStart"/>
+      <w:r>
+        <w:t>success</w:t>
+      </w:r>
+      <w:proofErr w:type="spellEnd"/>
+      <w:r>
+        <w:t>: true, JWT en data.</w:t>
+      </w:r>
+    </w:p>
+    <w:p>
+      <w:r>
+        <w:rPr>
+          <w:b/>
+          <w:bCs/>
+        </w:rPr>
+        <w:t>Caso 2 — Login exitoso</w:t>
+      </w:r>
+    </w:p>
+    <w:p>
+      <w:proofErr w:type="spellStart"/>
+      <w:r>
+        <w:lastRenderedPageBreak/>
+        <w:t>curl</w:t>
+      </w:r>
+      <w:proofErr w:type="spellEnd"/>
+      <w:r>
+        <w:t xml:space="preserve"> -s -X POST http://localhost:8080/api/v1/auth/login \</w:t>
+      </w:r>
+    </w:p>
+    <w:p>
+      <w:r>
+        <w:t xml:space="preserve">  -H "Content-</w:t>
+      </w:r>
+      <w:proofErr w:type="spellStart"/>
+      <w:r>
+        <w:t>Type</w:t>
+      </w:r>
+      <w:proofErr w:type="spellEnd"/>
+      <w:r>
+        <w:t xml:space="preserve">: </w:t>
+      </w:r>
+      <w:proofErr w:type="spellStart"/>
+      <w:r>
+        <w:t>application</w:t>
+      </w:r>
+      <w:proofErr w:type="spellEnd"/>
+      <w:r>
+        <w:t>/</w:t>
+      </w:r>
+      <w:proofErr w:type="spellStart"/>
+      <w:r>
+        <w:t>json</w:t>
+      </w:r>
+      <w:proofErr w:type="spellEnd"/>
+      <w:r>
+        <w:t>" \</w:t>
+      </w:r>
+    </w:p>
+    <w:p>
+      <w:r>
+        <w:t xml:space="preserve">  -d '{"email":"carlos@rapidocourier.pe","password":"Segura123!"}' | </w:t>
+      </w:r>
+      <w:proofErr w:type="spellStart"/>
+      <w:proofErr w:type="gramStart"/>
+      <w:r>
+        <w:t>jq</w:t>
+      </w:r>
+      <w:proofErr w:type="spellEnd"/>
+      <w:r>
+        <w:t xml:space="preserve"> .</w:t>
+      </w:r>
+      <w:proofErr w:type="gramEnd"/>
+    </w:p>
+    <w:p>
+      <w:r>
+        <w:t>Esperado: 200 OK — </w:t>
+      </w:r>
+      <w:proofErr w:type="spellStart"/>
+      <w:r>
+        <w:t>success</w:t>
+      </w:r>
+      <w:proofErr w:type="spellEnd"/>
+      <w:r>
+        <w:t>: true, JWT válido en data.</w:t>
+      </w:r>
+    </w:p>
+    <w:p>
+      <w:r>
+        <w:rPr>
+          <w:b/>
+          <w:bCs/>
+        </w:rPr>
+        <w:t>Caso 3 — Login con credenciales incorrectas</w:t>
+      </w:r>
+    </w:p>
+    <w:p>
+      <w:proofErr w:type="spellStart"/>
+      <w:r>
+        <w:t>curl</w:t>
+      </w:r>
+      <w:proofErr w:type="spellEnd"/>
+      <w:r>
+        <w:t xml:space="preserve"> -s -X POST http://localhost:8080/api/v1/auth/login \</w:t>
+      </w:r>
+    </w:p>
+    <w:p>
+      <w:r>
+        <w:t xml:space="preserve">  -H "Content-</w:t>
+      </w:r>
+      <w:proofErr w:type="spellStart"/>
+      <w:r>
+        <w:t>Type</w:t>
+      </w:r>
+      <w:proofErr w:type="spellEnd"/>
+      <w:r>
+        <w:t xml:space="preserve">: </w:t>
+      </w:r>
+      <w:proofErr w:type="spellStart"/>
+      <w:r>
+        <w:t>application</w:t>
+      </w:r>
+      <w:proofErr w:type="spellEnd"/>
+      <w:r>
+        <w:t>/</w:t>
+      </w:r>
+      <w:proofErr w:type="spellStart"/>
+      <w:r>
+        <w:t>json</w:t>
+      </w:r>
+      <w:proofErr w:type="spellEnd"/>
+      <w:r>
+        <w:t>" \</w:t>
+      </w:r>
+    </w:p>
+    <w:p>
+      <w:r>
+        <w:t xml:space="preserve">  -d '{"email":"carlos@rapidocourier.pe","</w:t>
+      </w:r>
+      <w:proofErr w:type="spellStart"/>
+      <w:r>
+        <w:t>password</w:t>
+      </w:r>
+      <w:proofErr w:type="spellEnd"/>
+      <w:r>
+        <w:t xml:space="preserve">":"incorrecta"}' | </w:t>
+      </w:r>
+      <w:proofErr w:type="spellStart"/>
+      <w:proofErr w:type="gramStart"/>
+      <w:r>
+        <w:t>jq</w:t>
+      </w:r>
+      <w:proofErr w:type="spellEnd"/>
+      <w:r>
+        <w:t xml:space="preserve"> .</w:t>
+      </w:r>
+      <w:proofErr w:type="gramEnd"/>
+    </w:p>
+    <w:p>
+      <w:r>
+        <w:t xml:space="preserve">Esperado: 401 </w:t>
+      </w:r>
+      <w:proofErr w:type="spellStart"/>
+      <w:r>
+        <w:t>Unauthorized</w:t>
+      </w:r>
+      <w:proofErr w:type="spellEnd"/>
+      <w:r>
+        <w:t> — </w:t>
+      </w:r>
+      <w:proofErr w:type="spellStart"/>
+      <w:r>
+        <w:t>success</w:t>
+      </w:r>
+      <w:proofErr w:type="spellEnd"/>
+      <w:r>
+        <w:t>: false.</w:t>
+      </w:r>
+    </w:p>
+    <w:p>
+      <w:r>
+        <w:pict w14:anchorId="3828D471">
           <v:rect id="_x0000_i1047" style="width:0;height:3pt" o:hralign="center" o:hrstd="t" o:hr="t" fillcolor="#a0a0a0" stroked="f"/>
         </w:pict>
       </w:r>
@@ -11971,16 +12334,16 @@
           <w:b/>
           <w:bCs/>
         </w:rPr>
-        <w:t>Autenticación</w:t>
-      </w:r>
-    </w:p>
-    <w:p>
-      <w:r>
-        <w:rPr>
-          <w:b/>
-          <w:bCs/>
-        </w:rPr>
-        <w:t>Caso 1 — Registro de usuario</w:t>
+        <w:t>Clientes (RF-01)</w:t>
+      </w:r>
+    </w:p>
+    <w:p>
+      <w:r>
+        <w:rPr>
+          <w:b/>
+          <w:bCs/>
+        </w:rPr>
+        <w:t>Caso 4 — Registro de cliente con consulta RENIEC</w:t>
       </w:r>
     </w:p>
     <w:p>
@@ -11990,7 +12353,7 @@
       </w:r>
       <w:proofErr w:type="spellEnd"/>
       <w:r>
-        <w:t xml:space="preserve"> -s -X POST http://localhost:8080/api/v1/auth/register \</w:t>
+        <w:t xml:space="preserve"> -s -X POST http://localhost:8080/api/v1/clientes \</w:t>
       </w:r>
     </w:p>
     <w:p>
@@ -12024,19 +12387,512 @@
     </w:p>
     <w:p>
       <w:r>
+        <w:t xml:space="preserve">  -H "</w:t>
+      </w:r>
+      <w:proofErr w:type="spellStart"/>
+      <w:r>
+        <w:t>Authorization</w:t>
+      </w:r>
+      <w:proofErr w:type="spellEnd"/>
+      <w:r>
+        <w:t>: Bearer TOKEN" \</w:t>
+      </w:r>
+    </w:p>
+    <w:p>
+      <w:r>
+        <w:t xml:space="preserve">  -d '{"dni":"12345678","email":"ana.flores@correo.com","telefono":"987654321"}' | </w:t>
+      </w:r>
+      <w:proofErr w:type="spellStart"/>
+      <w:proofErr w:type="gramStart"/>
+      <w:r>
+        <w:t>jq</w:t>
+      </w:r>
+      <w:proofErr w:type="spellEnd"/>
+      <w:r>
+        <w:t xml:space="preserve"> .</w:t>
+      </w:r>
+      <w:proofErr w:type="gramEnd"/>
+    </w:p>
+    <w:p>
+      <w:r>
+        <w:t xml:space="preserve">Esperado: 201 </w:t>
+      </w:r>
+      <w:proofErr w:type="spellStart"/>
+      <w:r>
+        <w:t>Created</w:t>
+      </w:r>
+      <w:proofErr w:type="spellEnd"/>
+      <w:r>
+        <w:t xml:space="preserve"> — nombre completo obtenido de RENIEC visible en data; el campo nombre no estaba en el </w:t>
+      </w:r>
+      <w:proofErr w:type="spellStart"/>
+      <w:r>
+        <w:t>request</w:t>
+      </w:r>
+      <w:proofErr w:type="spellEnd"/>
+      <w:r>
+        <w:t>.</w:t>
+      </w:r>
+    </w:p>
+    <w:p>
+      <w:r>
+        <w:rPr>
+          <w:b/>
+          <w:bCs/>
+        </w:rPr>
+        <w:t>Caso 5 — Email duplicado en registro de cliente</w:t>
+      </w:r>
+    </w:p>
+    <w:p>
+      <w:proofErr w:type="spellStart"/>
+      <w:r>
+        <w:t>curl</w:t>
+      </w:r>
+      <w:proofErr w:type="spellEnd"/>
+      <w:r>
+        <w:t xml:space="preserve"> -s -X POST http://localhost:8080/api/v1/clientes \</w:t>
+      </w:r>
+    </w:p>
+    <w:p>
+      <w:r>
+        <w:t xml:space="preserve">  -H "Content-</w:t>
+      </w:r>
+      <w:proofErr w:type="spellStart"/>
+      <w:r>
+        <w:t>Type</w:t>
+      </w:r>
+      <w:proofErr w:type="spellEnd"/>
+      <w:r>
+        <w:t xml:space="preserve">: </w:t>
+      </w:r>
+      <w:proofErr w:type="spellStart"/>
+      <w:r>
+        <w:t>application</w:t>
+      </w:r>
+      <w:proofErr w:type="spellEnd"/>
+      <w:r>
+        <w:t>/</w:t>
+      </w:r>
+      <w:proofErr w:type="spellStart"/>
+      <w:r>
+        <w:t>json</w:t>
+      </w:r>
+      <w:proofErr w:type="spellEnd"/>
+      <w:r>
+        <w:t>" \</w:t>
+      </w:r>
+    </w:p>
+    <w:p>
+      <w:r>
+        <w:t xml:space="preserve">  -H "</w:t>
+      </w:r>
+      <w:proofErr w:type="spellStart"/>
+      <w:r>
+        <w:t>Authorization</w:t>
+      </w:r>
+      <w:proofErr w:type="spellEnd"/>
+      <w:r>
+        <w:t>: Bearer TOKEN" \</w:t>
+      </w:r>
+    </w:p>
+    <w:p>
+      <w:r>
+        <w:t xml:space="preserve">  -d '{"dni":"87654321","email":"ana.flores@correo.com","telefono":"999888777"}' | </w:t>
+      </w:r>
+      <w:proofErr w:type="spellStart"/>
+      <w:proofErr w:type="gramStart"/>
+      <w:r>
+        <w:t>jq</w:t>
+      </w:r>
+      <w:proofErr w:type="spellEnd"/>
+      <w:r>
+        <w:t xml:space="preserve"> .</w:t>
+      </w:r>
+      <w:proofErr w:type="gramEnd"/>
+    </w:p>
+    <w:p>
+      <w:r>
+        <w:t xml:space="preserve">Esperado: 409 </w:t>
+      </w:r>
+      <w:proofErr w:type="spellStart"/>
+      <w:r>
+        <w:t>Conflict</w:t>
+      </w:r>
+      <w:proofErr w:type="spellEnd"/>
+      <w:r>
+        <w:t> — </w:t>
+      </w:r>
+      <w:proofErr w:type="spellStart"/>
+      <w:r>
+        <w:t>success</w:t>
+      </w:r>
+      <w:proofErr w:type="spellEnd"/>
+      <w:r>
+        <w:t>: false, mensaje indica email ya registrado.</w:t>
+      </w:r>
+    </w:p>
+    <w:p>
+      <w:r>
+        <w:rPr>
+          <w:b/>
+          <w:bCs/>
+        </w:rPr>
+        <w:t>Caso 6 — Datos inválidos en registro de cliente</w:t>
+      </w:r>
+    </w:p>
+    <w:p>
+      <w:proofErr w:type="spellStart"/>
+      <w:r>
+        <w:t>curl</w:t>
+      </w:r>
+      <w:proofErr w:type="spellEnd"/>
+      <w:r>
+        <w:t xml:space="preserve"> -s -X POST http://localhost:8080/api/v1/clientes \</w:t>
+      </w:r>
+    </w:p>
+    <w:p>
+      <w:r>
+        <w:t xml:space="preserve">  -H "Content-</w:t>
+      </w:r>
+      <w:proofErr w:type="spellStart"/>
+      <w:r>
+        <w:t>Type</w:t>
+      </w:r>
+      <w:proofErr w:type="spellEnd"/>
+      <w:r>
+        <w:t xml:space="preserve">: </w:t>
+      </w:r>
+      <w:proofErr w:type="spellStart"/>
+      <w:r>
+        <w:t>application</w:t>
+      </w:r>
+      <w:proofErr w:type="spellEnd"/>
+      <w:r>
+        <w:t>/</w:t>
+      </w:r>
+      <w:proofErr w:type="spellStart"/>
+      <w:r>
+        <w:t>json</w:t>
+      </w:r>
+      <w:proofErr w:type="spellEnd"/>
+      <w:r>
+        <w:t>" \</w:t>
+      </w:r>
+    </w:p>
+    <w:p>
+      <w:r>
+        <w:t xml:space="preserve">  -H "</w:t>
+      </w:r>
+      <w:proofErr w:type="spellStart"/>
+      <w:r>
+        <w:t>Authorization</w:t>
+      </w:r>
+      <w:proofErr w:type="spellEnd"/>
+      <w:r>
+        <w:t>: Bearer TOKEN" \</w:t>
+      </w:r>
+    </w:p>
+    <w:p>
+      <w:r>
+        <w:t xml:space="preserve">  -d '{"dni":"123","email":"correo-invalido","telefono":""}' | </w:t>
+      </w:r>
+      <w:proofErr w:type="spellStart"/>
+      <w:proofErr w:type="gramStart"/>
+      <w:r>
+        <w:t>jq</w:t>
+      </w:r>
+      <w:proofErr w:type="spellEnd"/>
+      <w:r>
+        <w:t xml:space="preserve"> .</w:t>
+      </w:r>
+      <w:proofErr w:type="gramEnd"/>
+    </w:p>
+    <w:p>
+      <w:r>
+        <w:t xml:space="preserve">Esperado: 400 Bad </w:t>
+      </w:r>
+      <w:proofErr w:type="spellStart"/>
+      <w:r>
+        <w:t>Request</w:t>
+      </w:r>
+      <w:proofErr w:type="spellEnd"/>
+      <w:r>
+        <w:t> — </w:t>
+      </w:r>
+      <w:proofErr w:type="spellStart"/>
+      <w:r>
+        <w:t>success</w:t>
+      </w:r>
+      <w:proofErr w:type="spellEnd"/>
+      <w:r>
+        <w:t>: false, data con mapa de errores agrupado por campo.</w:t>
+      </w:r>
+    </w:p>
+    <w:p>
+      <w:r>
+        <w:pict w14:anchorId="116ABE6F">
+          <v:rect id="_x0000_i1048" style="width:0;height:3pt" o:hralign="center" o:hrstd="t" o:hr="t" fillcolor="#a0a0a0" stroked="f"/>
+        </w:pict>
+      </w:r>
+    </w:p>
+    <w:p>
+      <w:pPr>
+        <w:rPr>
+          <w:b/>
+          <w:bCs/>
+        </w:rPr>
+      </w:pPr>
+      <w:r>
+        <w:rPr>
+          <w:b/>
+          <w:bCs/>
+        </w:rPr>
+        <w:lastRenderedPageBreak/>
+        <w:t>Paquetes (RF-02, RF-03, RF-04)</w:t>
+      </w:r>
+    </w:p>
+    <w:p>
+      <w:r>
+        <w:rPr>
+          <w:b/>
+          <w:bCs/>
+        </w:rPr>
+        <w:t>Caso 7 — Registro de paquete con tarifa calculada</w:t>
+      </w:r>
+    </w:p>
+    <w:p>
+      <w:proofErr w:type="spellStart"/>
+      <w:r>
+        <w:t>curl</w:t>
+      </w:r>
+      <w:proofErr w:type="spellEnd"/>
+      <w:r>
+        <w:t xml:space="preserve"> -s -X POST http://localhost:8080/api/v1/paquetes \</w:t>
+      </w:r>
+    </w:p>
+    <w:p>
+      <w:r>
+        <w:t xml:space="preserve">  -H "Content-</w:t>
+      </w:r>
+      <w:proofErr w:type="spellStart"/>
+      <w:r>
+        <w:t>Type</w:t>
+      </w:r>
+      <w:proofErr w:type="spellEnd"/>
+      <w:r>
+        <w:t xml:space="preserve">: </w:t>
+      </w:r>
+      <w:proofErr w:type="spellStart"/>
+      <w:r>
+        <w:t>application</w:t>
+      </w:r>
+      <w:proofErr w:type="spellEnd"/>
+      <w:r>
+        <w:t>/</w:t>
+      </w:r>
+      <w:proofErr w:type="spellStart"/>
+      <w:r>
+        <w:t>json</w:t>
+      </w:r>
+      <w:proofErr w:type="spellEnd"/>
+      <w:r>
+        <w:t>" \</w:t>
+      </w:r>
+    </w:p>
+    <w:p>
+      <w:r>
+        <w:t xml:space="preserve">  -H "</w:t>
+      </w:r>
+      <w:proofErr w:type="spellStart"/>
+      <w:r>
+        <w:t>Authorization</w:t>
+      </w:r>
+      <w:proofErr w:type="spellEnd"/>
+      <w:r>
+        <w:t>: Bearer TOKEN" \</w:t>
+      </w:r>
+    </w:p>
+    <w:p>
+      <w:r>
+        <w:t xml:space="preserve">  -d '{</w:t>
+      </w:r>
+    </w:p>
+    <w:p>
+      <w:r>
+        <w:t xml:space="preserve">    "</w:t>
+      </w:r>
+      <w:proofErr w:type="spellStart"/>
+      <w:r>
+        <w:t>descripcion</w:t>
+      </w:r>
+      <w:proofErr w:type="spellEnd"/>
+      <w:r>
+        <w:t>":"Documentos legales",</w:t>
+      </w:r>
+    </w:p>
+    <w:p>
+      <w:r>
+        <w:t xml:space="preserve">    "pesoKg":1.5,</w:t>
+      </w:r>
+    </w:p>
+    <w:p>
+      <w:r>
+        <w:t xml:space="preserve">    "valorDeclarado":200.00,</w:t>
+      </w:r>
+    </w:p>
+    <w:p>
+      <w:r>
+        <w:t xml:space="preserve">    "</w:t>
+      </w:r>
+      <w:proofErr w:type="spellStart"/>
+      <w:r>
+        <w:t>sucursalOrigen</w:t>
+      </w:r>
+      <w:proofErr w:type="spellEnd"/>
+      <w:r>
+        <w:t>":"Lima",</w:t>
+      </w:r>
+    </w:p>
+    <w:p>
+      <w:r>
+        <w:t xml:space="preserve">    "</w:t>
+      </w:r>
+      <w:proofErr w:type="spellStart"/>
+      <w:r>
+        <w:t>sucursalDestino</w:t>
+      </w:r>
+      <w:proofErr w:type="spellEnd"/>
+      <w:r>
+        <w:t>":"Arequipa",</w:t>
+      </w:r>
+    </w:p>
+    <w:p>
+      <w:r>
+        <w:t xml:space="preserve">    "dniRemitente":"12345678",</w:t>
+      </w:r>
+    </w:p>
+    <w:p>
+      <w:r>
+        <w:t xml:space="preserve">    "dniDestinatario":"87654321"</w:t>
+      </w:r>
+    </w:p>
+    <w:p>
+      <w:r>
+        <w:t xml:space="preserve">  }' | </w:t>
+      </w:r>
+      <w:proofErr w:type="spellStart"/>
+      <w:proofErr w:type="gramStart"/>
+      <w:r>
+        <w:t>jq</w:t>
+      </w:r>
+      <w:proofErr w:type="spellEnd"/>
+      <w:r>
+        <w:t xml:space="preserve"> .</w:t>
+      </w:r>
+      <w:proofErr w:type="gramEnd"/>
+    </w:p>
+    <w:p>
+      <w:r>
+        <w:t xml:space="preserve">Esperado: 201 </w:t>
+      </w:r>
+      <w:proofErr w:type="spellStart"/>
+      <w:r>
+        <w:t>Created</w:t>
+      </w:r>
+      <w:proofErr w:type="spellEnd"/>
+      <w:r>
+        <w:t> — código de rastreo generado y tarifa calculada visibles en data.</w:t>
+      </w:r>
+    </w:p>
+    <w:p>
+      <w:r>
+        <w:rPr>
+          <w:b/>
+          <w:bCs/>
+        </w:rPr>
+        <w:t>Caso 8 — Datos inválidos en registro de paquete</w:t>
+      </w:r>
+    </w:p>
+    <w:p>
+      <w:proofErr w:type="spellStart"/>
+      <w:r>
+        <w:t>curl</w:t>
+      </w:r>
+      <w:proofErr w:type="spellEnd"/>
+      <w:r>
+        <w:t xml:space="preserve"> -s -X POST http://localhost:8080/api/v1/paquetes \</w:t>
+      </w:r>
+    </w:p>
+    <w:p>
+      <w:r>
+        <w:t xml:space="preserve">  -H "Content-</w:t>
+      </w:r>
+      <w:proofErr w:type="spellStart"/>
+      <w:r>
+        <w:t>Type</w:t>
+      </w:r>
+      <w:proofErr w:type="spellEnd"/>
+      <w:r>
+        <w:t xml:space="preserve">: </w:t>
+      </w:r>
+      <w:proofErr w:type="spellStart"/>
+      <w:r>
+        <w:t>application</w:t>
+      </w:r>
+      <w:proofErr w:type="spellEnd"/>
+      <w:r>
+        <w:t>/</w:t>
+      </w:r>
+      <w:proofErr w:type="spellStart"/>
+      <w:r>
+        <w:t>json</w:t>
+      </w:r>
+      <w:proofErr w:type="spellEnd"/>
+      <w:r>
+        <w:t>" \</w:t>
+      </w:r>
+    </w:p>
+    <w:p>
+      <w:r>
+        <w:t xml:space="preserve">  -H "</w:t>
+      </w:r>
+      <w:proofErr w:type="spellStart"/>
+      <w:r>
+        <w:t>Authorization</w:t>
+      </w:r>
+      <w:proofErr w:type="spellEnd"/>
+      <w:r>
+        <w:t>: Bearer TOKEN" \</w:t>
+      </w:r>
+    </w:p>
+    <w:p>
+      <w:r>
         <w:t xml:space="preserve">  -d '{"</w:t>
       </w:r>
       <w:proofErr w:type="spellStart"/>
       <w:r>
-        <w:t>nombre":"Carlos</w:t>
-      </w:r>
-      <w:proofErr w:type="spellEnd"/>
-      <w:r>
-        <w:t xml:space="preserve"> Quispe","email":"carlos@rapidocourier.pe","password":"Segura123!","role":"OPERADOR"}' | </w:t>
-      </w:r>
-      <w:proofErr w:type="spellStart"/>
+        <w:t>descripcion</w:t>
+      </w:r>
+      <w:proofErr w:type="spellEnd"/>
+      <w:r>
+        <w:t>":"","</w:t>
+      </w:r>
+      <w:proofErr w:type="spellStart"/>
+      <w:r>
+        <w:t>pesoKg</w:t>
+      </w:r>
+      <w:proofErr w:type="spellEnd"/>
       <w:proofErr w:type="gramStart"/>
       <w:r>
+        <w:t>":-</w:t>
+      </w:r>
+      <w:proofErr w:type="gramEnd"/>
+      <w:r>
+        <w:t xml:space="preserve">1,"valorDeclarado":0}' | </w:t>
+      </w:r>
+      <w:proofErr w:type="spellStart"/>
+      <w:proofErr w:type="gramStart"/>
+      <w:r>
         <w:t>jq</w:t>
       </w:r>
       <w:proofErr w:type="spellEnd"/>
@@ -12047,15 +12903,109 @@
     </w:p>
     <w:p>
       <w:r>
-        <w:t xml:space="preserve">Esperado: 201 </w:t>
-      </w:r>
-      <w:proofErr w:type="spellStart"/>
-      <w:r>
-        <w:t>Created</w:t>
-      </w:r>
-      <w:proofErr w:type="spellEnd"/>
-      <w:r>
-        <w:t> — </w:t>
+        <w:t xml:space="preserve">Esperado: 400 Bad </w:t>
+      </w:r>
+      <w:proofErr w:type="spellStart"/>
+      <w:r>
+        <w:t>Request</w:t>
+      </w:r>
+      <w:proofErr w:type="spellEnd"/>
+      <w:r>
+        <w:t> — mapa de errores por campo en data.</w:t>
+      </w:r>
+    </w:p>
+    <w:p>
+      <w:r>
+        <w:rPr>
+          <w:b/>
+          <w:bCs/>
+        </w:rPr>
+        <w:t>Caso 9 — Consulta de paquete por ID existente</w:t>
+      </w:r>
+    </w:p>
+    <w:p>
+      <w:proofErr w:type="spellStart"/>
+      <w:r>
+        <w:t>curl</w:t>
+      </w:r>
+      <w:proofErr w:type="spellEnd"/>
+      <w:r>
+        <w:t xml:space="preserve"> -s -X GET http://localhost:8080/api/v1/paquetes/{id} \</w:t>
+      </w:r>
+    </w:p>
+    <w:p>
+      <w:r>
+        <w:t xml:space="preserve">  -H "</w:t>
+      </w:r>
+      <w:proofErr w:type="spellStart"/>
+      <w:r>
+        <w:t>Authorization</w:t>
+      </w:r>
+      <w:proofErr w:type="spellEnd"/>
+      <w:r>
+        <w:t xml:space="preserve">: Bearer TOKEN" | </w:t>
+      </w:r>
+      <w:proofErr w:type="spellStart"/>
+      <w:proofErr w:type="gramStart"/>
+      <w:r>
+        <w:t>jq</w:t>
+      </w:r>
+      <w:proofErr w:type="spellEnd"/>
+      <w:r>
+        <w:t xml:space="preserve"> .</w:t>
+      </w:r>
+      <w:proofErr w:type="gramEnd"/>
+    </w:p>
+    <w:p>
+      <w:r>
+        <w:t>Esperado: 200 OK — datos del paquete incluyendo nombre del remitente y destinatario en data.</w:t>
+      </w:r>
+    </w:p>
+    <w:p>
+      <w:r>
+        <w:rPr>
+          <w:b/>
+          <w:bCs/>
+        </w:rPr>
+        <w:t>Caso 10 — Consulta de paquete por ID inexistente</w:t>
+      </w:r>
+    </w:p>
+    <w:p>
+      <w:proofErr w:type="spellStart"/>
+      <w:r>
+        <w:t>curl</w:t>
+      </w:r>
+      <w:proofErr w:type="spellEnd"/>
+      <w:r>
+        <w:t xml:space="preserve"> -s -X GET http://localhost:8080/api/v1/paquetes/00000000-0000-0000-0000-000000000000 \</w:t>
+      </w:r>
+    </w:p>
+    <w:p>
+      <w:r>
+        <w:t xml:space="preserve">  -H "</w:t>
+      </w:r>
+      <w:proofErr w:type="spellStart"/>
+      <w:r>
+        <w:t>Authorization</w:t>
+      </w:r>
+      <w:proofErr w:type="spellEnd"/>
+      <w:r>
+        <w:t xml:space="preserve">: Bearer TOKEN" | </w:t>
+      </w:r>
+      <w:proofErr w:type="spellStart"/>
+      <w:proofErr w:type="gramStart"/>
+      <w:r>
+        <w:t>jq</w:t>
+      </w:r>
+      <w:proofErr w:type="spellEnd"/>
+      <w:r>
+        <w:t xml:space="preserve"> .</w:t>
+      </w:r>
+      <w:proofErr w:type="gramEnd"/>
+    </w:p>
+    <w:p>
+      <w:r>
+        <w:t>Esperado: 404 Not Found — </w:t>
       </w:r>
       <w:proofErr w:type="spellStart"/>
       <w:r>
@@ -12063,16 +13013,16 @@
       </w:r>
       <w:proofErr w:type="spellEnd"/>
       <w:r>
-        <w:t>: true, JWT en data.</w:t>
-      </w:r>
-    </w:p>
-    <w:p>
-      <w:r>
-        <w:rPr>
-          <w:b/>
-          <w:bCs/>
-        </w:rPr>
-        <w:t>Caso 2 — Login exitoso</w:t>
+        <w:t>: false.</w:t>
+      </w:r>
+    </w:p>
+    <w:p>
+      <w:r>
+        <w:rPr>
+          <w:b/>
+          <w:bCs/>
+        </w:rPr>
+        <w:t>Caso 11 — Actualización de estado: transición válida (RF-04)</w:t>
       </w:r>
     </w:p>
     <w:p>
@@ -12083,7 +13033,7 @@
       </w:r>
       <w:proofErr w:type="spellEnd"/>
       <w:r>
-        <w:t xml:space="preserve"> -s -X POST http://localhost:8080/api/v1/auth/login \</w:t>
+        <w:t xml:space="preserve"> -s -X PATCH http://localhost:8080/api/v1/paquetes/{id}/estado \</w:t>
       </w:r>
     </w:p>
     <w:p>
@@ -12117,7 +13067,28 @@
     </w:p>
     <w:p>
       <w:r>
-        <w:t xml:space="preserve">  -d '{"email":"carlos@rapidocourier.pe","password":"Segura123!"}' | </w:t>
+        <w:t xml:space="preserve">  -H "</w:t>
+      </w:r>
+      <w:proofErr w:type="spellStart"/>
+      <w:r>
+        <w:t>Authorization</w:t>
+      </w:r>
+      <w:proofErr w:type="spellEnd"/>
+      <w:r>
+        <w:t>: Bearer TOKEN" \</w:t>
+      </w:r>
+    </w:p>
+    <w:p>
+      <w:r>
+        <w:t xml:space="preserve">  -d '{"</w:t>
+      </w:r>
+      <w:proofErr w:type="spellStart"/>
+      <w:r>
+        <w:t>nuevoEstado</w:t>
+      </w:r>
+      <w:proofErr w:type="spellEnd"/>
+      <w:r>
+        <w:t xml:space="preserve">":"EN_TRANSITO"}' | </w:t>
       </w:r>
       <w:proofErr w:type="spellStart"/>
       <w:proofErr w:type="gramStart"/>
@@ -12132,24 +13103,16 @@
     </w:p>
     <w:p>
       <w:r>
-        <w:t>Esperado: 200 OK — </w:t>
-      </w:r>
-      <w:proofErr w:type="spellStart"/>
-      <w:r>
-        <w:t>success</w:t>
-      </w:r>
-      <w:proofErr w:type="spellEnd"/>
-      <w:r>
-        <w:t>: true, JWT válido en data.</w:t>
-      </w:r>
-    </w:p>
-    <w:p>
-      <w:r>
-        <w:rPr>
-          <w:b/>
-          <w:bCs/>
-        </w:rPr>
-        <w:t>Caso 3 — Login con credenciales incorrectas</w:t>
+        <w:t>Esperado: 200 OK — paquete con nuevo estado en data.</w:t>
+      </w:r>
+    </w:p>
+    <w:p>
+      <w:r>
+        <w:rPr>
+          <w:b/>
+          <w:bCs/>
+        </w:rPr>
+        <w:t>Caso 12 — Actualización de estado: transición inválida (RF-04)</w:t>
       </w:r>
     </w:p>
     <w:p>
@@ -12159,7 +13122,7 @@
       </w:r>
       <w:proofErr w:type="spellEnd"/>
       <w:r>
-        <w:t xml:space="preserve"> -s -X POST http://localhost:8080/api/v1/auth/login \</w:t>
+        <w:t xml:space="preserve"> -s -X PATCH http://localhost:8080/api/v1/paquetes/{id}/estado \</w:t>
       </w:r>
     </w:p>
     <w:p>
@@ -12193,15 +13156,28 @@
     </w:p>
     <w:p>
       <w:r>
-        <w:t xml:space="preserve">  -d '{"email":"carlos@rapidocourier.pe","</w:t>
-      </w:r>
-      <w:proofErr w:type="spellStart"/>
-      <w:r>
-        <w:t>password</w:t>
-      </w:r>
-      <w:proofErr w:type="spellEnd"/>
-      <w:r>
-        <w:t xml:space="preserve">":"incorrecta"}' | </w:t>
+        <w:t xml:space="preserve">  -H "</w:t>
+      </w:r>
+      <w:proofErr w:type="spellStart"/>
+      <w:r>
+        <w:t>Authorization</w:t>
+      </w:r>
+      <w:proofErr w:type="spellEnd"/>
+      <w:r>
+        <w:t>: Bearer TOKEN" \</w:t>
+      </w:r>
+    </w:p>
+    <w:p>
+      <w:r>
+        <w:t xml:space="preserve">  -d '{"</w:t>
+      </w:r>
+      <w:proofErr w:type="spellStart"/>
+      <w:r>
+        <w:t>nuevoEstado</w:t>
+      </w:r>
+      <w:proofErr w:type="spellEnd"/>
+      <w:r>
+        <w:t xml:space="preserve">":"REGISTRADO"}' | </w:t>
       </w:r>
       <w:proofErr w:type="spellStart"/>
       <w:proofErr w:type="gramStart"/>
@@ -12216,222 +13192,6 @@
     </w:p>
     <w:p>
       <w:r>
-        <w:t xml:space="preserve">Esperado: 401 </w:t>
-      </w:r>
-      <w:proofErr w:type="spellStart"/>
-      <w:r>
-        <w:t>Unauthorized</w:t>
-      </w:r>
-      <w:proofErr w:type="spellEnd"/>
-      <w:r>
-        <w:t> — </w:t>
-      </w:r>
-      <w:proofErr w:type="spellStart"/>
-      <w:r>
-        <w:t>success</w:t>
-      </w:r>
-      <w:proofErr w:type="spellEnd"/>
-      <w:r>
-        <w:t>: false.</w:t>
-      </w:r>
-    </w:p>
-    <w:p>
-      <w:r>
-        <w:pict w14:anchorId="3828D471">
-          <v:rect id="_x0000_i1048" style="width:0;height:3pt" o:hralign="center" o:hrstd="t" o:hr="t" fillcolor="#a0a0a0" stroked="f"/>
-        </w:pict>
-      </w:r>
-    </w:p>
-    <w:p>
-      <w:pPr>
-        <w:rPr>
-          <w:b/>
-          <w:bCs/>
-        </w:rPr>
-      </w:pPr>
-      <w:r>
-        <w:rPr>
-          <w:b/>
-          <w:bCs/>
-        </w:rPr>
-        <w:t>Clientes (RF-01)</w:t>
-      </w:r>
-    </w:p>
-    <w:p>
-      <w:r>
-        <w:rPr>
-          <w:b/>
-          <w:bCs/>
-        </w:rPr>
-        <w:t>Caso 4 — Registro de cliente con consulta RENIEC</w:t>
-      </w:r>
-    </w:p>
-    <w:p>
-      <w:proofErr w:type="spellStart"/>
-      <w:r>
-        <w:t>curl</w:t>
-      </w:r>
-      <w:proofErr w:type="spellEnd"/>
-      <w:r>
-        <w:t xml:space="preserve"> -s -X POST http://localhost:8080/api/v1/clientes \</w:t>
-      </w:r>
-    </w:p>
-    <w:p>
-      <w:r>
-        <w:t xml:space="preserve">  -H "Content-</w:t>
-      </w:r>
-      <w:proofErr w:type="spellStart"/>
-      <w:r>
-        <w:t>Type</w:t>
-      </w:r>
-      <w:proofErr w:type="spellEnd"/>
-      <w:r>
-        <w:t xml:space="preserve">: </w:t>
-      </w:r>
-      <w:proofErr w:type="spellStart"/>
-      <w:r>
-        <w:t>application</w:t>
-      </w:r>
-      <w:proofErr w:type="spellEnd"/>
-      <w:r>
-        <w:t>/</w:t>
-      </w:r>
-      <w:proofErr w:type="spellStart"/>
-      <w:r>
-        <w:t>json</w:t>
-      </w:r>
-      <w:proofErr w:type="spellEnd"/>
-      <w:r>
-        <w:t>" \</w:t>
-      </w:r>
-    </w:p>
-    <w:p>
-      <w:r>
-        <w:t xml:space="preserve">  -H "</w:t>
-      </w:r>
-      <w:proofErr w:type="spellStart"/>
-      <w:r>
-        <w:t>Authorization</w:t>
-      </w:r>
-      <w:proofErr w:type="spellEnd"/>
-      <w:r>
-        <w:t>: Bearer TOKEN" \</w:t>
-      </w:r>
-    </w:p>
-    <w:p>
-      <w:r>
-        <w:t xml:space="preserve">  -d '{"dni":"12345678","email":"ana.flores@correo.com","telefono":"987654321"}' | </w:t>
-      </w:r>
-      <w:proofErr w:type="spellStart"/>
-      <w:proofErr w:type="gramStart"/>
-      <w:r>
-        <w:t>jq</w:t>
-      </w:r>
-      <w:proofErr w:type="spellEnd"/>
-      <w:r>
-        <w:t xml:space="preserve"> .</w:t>
-      </w:r>
-      <w:proofErr w:type="gramEnd"/>
-    </w:p>
-    <w:p>
-      <w:r>
-        <w:t xml:space="preserve">Esperado: 201 </w:t>
-      </w:r>
-      <w:proofErr w:type="spellStart"/>
-      <w:r>
-        <w:t>Created</w:t>
-      </w:r>
-      <w:proofErr w:type="spellEnd"/>
-      <w:r>
-        <w:t xml:space="preserve"> — nombre completo obtenido de RENIEC visible en data; el campo nombre no estaba en el </w:t>
-      </w:r>
-      <w:proofErr w:type="spellStart"/>
-      <w:r>
-        <w:t>request</w:t>
-      </w:r>
-      <w:proofErr w:type="spellEnd"/>
-      <w:r>
-        <w:t>.</w:t>
-      </w:r>
-    </w:p>
-    <w:p>
-      <w:r>
-        <w:rPr>
-          <w:b/>
-          <w:bCs/>
-        </w:rPr>
-        <w:t>Caso 5 — Email duplicado en registro de cliente</w:t>
-      </w:r>
-    </w:p>
-    <w:p>
-      <w:proofErr w:type="spellStart"/>
-      <w:r>
-        <w:t>curl</w:t>
-      </w:r>
-      <w:proofErr w:type="spellEnd"/>
-      <w:r>
-        <w:t xml:space="preserve"> -s -X POST http://localhost:8080/api/v1/clientes \</w:t>
-      </w:r>
-    </w:p>
-    <w:p>
-      <w:r>
-        <w:t xml:space="preserve">  -H "Content-</w:t>
-      </w:r>
-      <w:proofErr w:type="spellStart"/>
-      <w:r>
-        <w:t>Type</w:t>
-      </w:r>
-      <w:proofErr w:type="spellEnd"/>
-      <w:r>
-        <w:t xml:space="preserve">: </w:t>
-      </w:r>
-      <w:proofErr w:type="spellStart"/>
-      <w:r>
-        <w:t>application</w:t>
-      </w:r>
-      <w:proofErr w:type="spellEnd"/>
-      <w:r>
-        <w:t>/</w:t>
-      </w:r>
-      <w:proofErr w:type="spellStart"/>
-      <w:r>
-        <w:t>json</w:t>
-      </w:r>
-      <w:proofErr w:type="spellEnd"/>
-      <w:r>
-        <w:t>" \</w:t>
-      </w:r>
-    </w:p>
-    <w:p>
-      <w:r>
-        <w:t xml:space="preserve">  -H "</w:t>
-      </w:r>
-      <w:proofErr w:type="spellStart"/>
-      <w:r>
-        <w:t>Authorization</w:t>
-      </w:r>
-      <w:proofErr w:type="spellEnd"/>
-      <w:r>
-        <w:t>: Bearer TOKEN" \</w:t>
-      </w:r>
-    </w:p>
-    <w:p>
-      <w:r>
-        <w:t xml:space="preserve">  -d '{"dni":"87654321","email":"ana.flores@correo.com","telefono":"999888777"}' | </w:t>
-      </w:r>
-      <w:proofErr w:type="spellStart"/>
-      <w:proofErr w:type="gramStart"/>
-      <w:r>
-        <w:t>jq</w:t>
-      </w:r>
-      <w:proofErr w:type="spellEnd"/>
-      <w:r>
-        <w:t xml:space="preserve"> .</w:t>
-      </w:r>
-      <w:proofErr w:type="gramEnd"/>
-    </w:p>
-    <w:p>
-      <w:r>
         <w:t xml:space="preserve">Esperado: 409 </w:t>
       </w:r>
       <w:proofErr w:type="spellStart"/>
@@ -12440,117 +13200,12 @@
       </w:r>
       <w:proofErr w:type="spellEnd"/>
       <w:r>
-        <w:t> — </w:t>
-      </w:r>
-      <w:proofErr w:type="spellStart"/>
-      <w:r>
-        <w:t>success</w:t>
-      </w:r>
-      <w:proofErr w:type="spellEnd"/>
-      <w:r>
-        <w:t>: false, mensaje indica email ya registrado.</w:t>
-      </w:r>
-    </w:p>
-    <w:p>
-      <w:r>
-        <w:rPr>
-          <w:b/>
-          <w:bCs/>
-        </w:rPr>
-        <w:t>Caso 6 — Datos inválidos en registro de cliente</w:t>
-      </w:r>
-    </w:p>
-    <w:p>
-      <w:proofErr w:type="spellStart"/>
-      <w:r>
-        <w:t>curl</w:t>
-      </w:r>
-      <w:proofErr w:type="spellEnd"/>
-      <w:r>
-        <w:t xml:space="preserve"> -s -X POST http://localhost:8080/api/v1/clientes \</w:t>
-      </w:r>
-    </w:p>
-    <w:p>
-      <w:r>
-        <w:t xml:space="preserve">  -H "Content-</w:t>
-      </w:r>
-      <w:proofErr w:type="spellStart"/>
-      <w:r>
-        <w:t>Type</w:t>
-      </w:r>
-      <w:proofErr w:type="spellEnd"/>
-      <w:r>
-        <w:t xml:space="preserve">: </w:t>
-      </w:r>
-      <w:proofErr w:type="spellStart"/>
-      <w:r>
-        <w:t>application</w:t>
-      </w:r>
-      <w:proofErr w:type="spellEnd"/>
-      <w:r>
-        <w:t>/</w:t>
-      </w:r>
-      <w:proofErr w:type="spellStart"/>
-      <w:r>
-        <w:t>json</w:t>
-      </w:r>
-      <w:proofErr w:type="spellEnd"/>
-      <w:r>
-        <w:t>" \</w:t>
-      </w:r>
-    </w:p>
-    <w:p>
-      <w:r>
-        <w:t xml:space="preserve">  -H "</w:t>
-      </w:r>
-      <w:proofErr w:type="spellStart"/>
-      <w:r>
-        <w:t>Authorization</w:t>
-      </w:r>
-      <w:proofErr w:type="spellEnd"/>
-      <w:r>
-        <w:t>: Bearer TOKEN" \</w:t>
-      </w:r>
-    </w:p>
-    <w:p>
-      <w:r>
-        <w:t xml:space="preserve">  -d '{"dni":"123","email":"correo-invalido","telefono":""}' | </w:t>
-      </w:r>
-      <w:proofErr w:type="spellStart"/>
-      <w:proofErr w:type="gramStart"/>
-      <w:r>
-        <w:t>jq</w:t>
-      </w:r>
-      <w:proofErr w:type="spellEnd"/>
-      <w:r>
-        <w:t xml:space="preserve"> .</w:t>
-      </w:r>
-      <w:proofErr w:type="gramEnd"/>
-    </w:p>
-    <w:p>
-      <w:r>
-        <w:t xml:space="preserve">Esperado: 400 Bad </w:t>
-      </w:r>
-      <w:proofErr w:type="spellStart"/>
-      <w:r>
-        <w:t>Request</w:t>
-      </w:r>
-      <w:proofErr w:type="spellEnd"/>
-      <w:r>
-        <w:t> — </w:t>
-      </w:r>
-      <w:proofErr w:type="spellStart"/>
-      <w:r>
-        <w:t>success</w:t>
-      </w:r>
-      <w:proofErr w:type="spellEnd"/>
-      <w:r>
-        <w:t>: false, data con mapa de errores agrupado por campo.</w:t>
-      </w:r>
-    </w:p>
-    <w:p>
-      <w:r>
-        <w:pict w14:anchorId="116ABE6F">
+        <w:t> — mensaje descriptivo con los estados involucrados.</w:t>
+      </w:r>
+    </w:p>
+    <w:p>
+      <w:r>
+        <w:pict w14:anchorId="47185176">
           <v:rect id="_x0000_i1049" style="width:0;height:3pt" o:hralign="center" o:hrstd="t" o:hr="t" fillcolor="#a0a0a0" stroked="f"/>
         </w:pict>
       </w:r>
@@ -12567,17 +13222,16 @@
           <w:b/>
           <w:bCs/>
         </w:rPr>
-        <w:lastRenderedPageBreak/>
-        <w:t>Paquetes (RF-02, RF-03, RF-04)</w:t>
-      </w:r>
-    </w:p>
-    <w:p>
-      <w:r>
-        <w:rPr>
-          <w:b/>
-          <w:bCs/>
-        </w:rPr>
-        <w:t>Caso 7 — Registro de paquete con tarifa calculada</w:t>
+        <w:t>Historial de Estados (RF-05)</w:t>
+      </w:r>
+    </w:p>
+    <w:p>
+      <w:r>
+        <w:rPr>
+          <w:b/>
+          <w:bCs/>
+        </w:rPr>
+        <w:t>Caso 13 — Consulta del historial de estados</w:t>
       </w:r>
     </w:p>
     <w:p>
@@ -12587,36 +13241,7 @@
       </w:r>
       <w:proofErr w:type="spellEnd"/>
       <w:r>
-        <w:t xml:space="preserve"> -s -X POST http://localhost:8080/api/v1/paquetes \</w:t>
-      </w:r>
-    </w:p>
-    <w:p>
-      <w:r>
-        <w:t xml:space="preserve">  -H "Content-</w:t>
-      </w:r>
-      <w:proofErr w:type="spellStart"/>
-      <w:r>
-        <w:t>Type</w:t>
-      </w:r>
-      <w:proofErr w:type="spellEnd"/>
-      <w:r>
-        <w:t xml:space="preserve">: </w:t>
-      </w:r>
-      <w:proofErr w:type="spellStart"/>
-      <w:r>
-        <w:t>application</w:t>
-      </w:r>
-      <w:proofErr w:type="spellEnd"/>
-      <w:r>
-        <w:t>/</w:t>
-      </w:r>
-      <w:proofErr w:type="spellStart"/>
-      <w:r>
-        <w:t>json</w:t>
-      </w:r>
-      <w:proofErr w:type="spellEnd"/>
-      <w:r>
-        <w:t>" \</w:t>
+        <w:t xml:space="preserve"> -s -X GET http://localhost:8080/api/v1/paquetes/{id}/historial \</w:t>
       </w:r>
     </w:p>
     <w:p>
@@ -12629,76 +13254,7 @@
       </w:r>
       <w:proofErr w:type="spellEnd"/>
       <w:r>
-        <w:t>: Bearer TOKEN" \</w:t>
-      </w:r>
-    </w:p>
-    <w:p>
-      <w:r>
-        <w:t xml:space="preserve">  -d '{</w:t>
-      </w:r>
-    </w:p>
-    <w:p>
-      <w:r>
-        <w:t xml:space="preserve">    "</w:t>
-      </w:r>
-      <w:proofErr w:type="spellStart"/>
-      <w:r>
-        <w:t>descripcion</w:t>
-      </w:r>
-      <w:proofErr w:type="spellEnd"/>
-      <w:r>
-        <w:t>":"Documentos legales",</w:t>
-      </w:r>
-    </w:p>
-    <w:p>
-      <w:r>
-        <w:t xml:space="preserve">    "pesoKg":1.5,</w:t>
-      </w:r>
-    </w:p>
-    <w:p>
-      <w:r>
-        <w:t xml:space="preserve">    "valorDeclarado":200.00,</w:t>
-      </w:r>
-    </w:p>
-    <w:p>
-      <w:r>
-        <w:t xml:space="preserve">    "</w:t>
-      </w:r>
-      <w:proofErr w:type="spellStart"/>
-      <w:r>
-        <w:t>sucursalOrigen</w:t>
-      </w:r>
-      <w:proofErr w:type="spellEnd"/>
-      <w:r>
-        <w:t>":"Lima",</w:t>
-      </w:r>
-    </w:p>
-    <w:p>
-      <w:r>
-        <w:t xml:space="preserve">    "</w:t>
-      </w:r>
-      <w:proofErr w:type="spellStart"/>
-      <w:r>
-        <w:t>sucursalDestino</w:t>
-      </w:r>
-      <w:proofErr w:type="spellEnd"/>
-      <w:r>
-        <w:t>":"Arequipa",</w:t>
-      </w:r>
-    </w:p>
-    <w:p>
-      <w:r>
-        <w:t xml:space="preserve">    "dniRemitente":"12345678",</w:t>
-      </w:r>
-    </w:p>
-    <w:p>
-      <w:r>
-        <w:t xml:space="preserve">    "dniDestinatario":"87654321"</w:t>
-      </w:r>
-    </w:p>
-    <w:p>
-      <w:r>
-        <w:t xml:space="preserve">  }' | </w:t>
+        <w:t xml:space="preserve">: Bearer TOKEN" | </w:t>
       </w:r>
       <w:proofErr w:type="spellStart"/>
       <w:proofErr w:type="gramStart"/>
@@ -12713,419 +13269,20 @@
     </w:p>
     <w:p>
       <w:r>
-        <w:t xml:space="preserve">Esperado: 201 </w:t>
-      </w:r>
-      <w:proofErr w:type="spellStart"/>
-      <w:r>
-        <w:t>Created</w:t>
-      </w:r>
-      <w:proofErr w:type="spellEnd"/>
-      <w:r>
-        <w:t> — código de rastreo generado y tarifa calculada visibles en data.</w:t>
-      </w:r>
-    </w:p>
-    <w:p>
-      <w:r>
-        <w:rPr>
-          <w:b/>
-          <w:bCs/>
-        </w:rPr>
-        <w:t>Caso 8 — Datos inválidos en registro de paquete</w:t>
-      </w:r>
-    </w:p>
-    <w:p>
-      <w:proofErr w:type="spellStart"/>
-      <w:r>
-        <w:t>curl</w:t>
-      </w:r>
-      <w:proofErr w:type="spellEnd"/>
-      <w:r>
-        <w:t xml:space="preserve"> -s -X POST http://localhost:8080/api/v1/paquetes \</w:t>
-      </w:r>
-    </w:p>
-    <w:p>
-      <w:r>
-        <w:t xml:space="preserve">  -H "Content-</w:t>
-      </w:r>
-      <w:proofErr w:type="spellStart"/>
-      <w:r>
-        <w:t>Type</w:t>
-      </w:r>
-      <w:proofErr w:type="spellEnd"/>
-      <w:r>
-        <w:t xml:space="preserve">: </w:t>
-      </w:r>
-      <w:proofErr w:type="spellStart"/>
-      <w:r>
-        <w:t>application</w:t>
-      </w:r>
-      <w:proofErr w:type="spellEnd"/>
-      <w:r>
-        <w:t>/</w:t>
-      </w:r>
-      <w:proofErr w:type="spellStart"/>
-      <w:r>
-        <w:t>json</w:t>
-      </w:r>
-      <w:proofErr w:type="spellEnd"/>
-      <w:r>
-        <w:t>" \</w:t>
-      </w:r>
-    </w:p>
-    <w:p>
-      <w:r>
-        <w:t xml:space="preserve">  -H "</w:t>
-      </w:r>
-      <w:proofErr w:type="spellStart"/>
-      <w:r>
-        <w:t>Authorization</w:t>
-      </w:r>
-      <w:proofErr w:type="spellEnd"/>
-      <w:r>
-        <w:t>: Bearer TOKEN" \</w:t>
-      </w:r>
-    </w:p>
-    <w:p>
-      <w:r>
-        <w:t xml:space="preserve">  -d '{"</w:t>
-      </w:r>
-      <w:proofErr w:type="spellStart"/>
-      <w:r>
-        <w:t>descripcion</w:t>
-      </w:r>
-      <w:proofErr w:type="spellEnd"/>
-      <w:r>
-        <w:t>":"","</w:t>
-      </w:r>
-      <w:proofErr w:type="spellStart"/>
-      <w:r>
-        <w:t>pesoKg</w:t>
-      </w:r>
-      <w:proofErr w:type="spellEnd"/>
-      <w:proofErr w:type="gramStart"/>
-      <w:r>
-        <w:t>":-</w:t>
-      </w:r>
-      <w:proofErr w:type="gramEnd"/>
-      <w:r>
-        <w:t xml:space="preserve">1,"valorDeclarado":0}' | </w:t>
-      </w:r>
-      <w:proofErr w:type="spellStart"/>
-      <w:proofErr w:type="gramStart"/>
-      <w:r>
-        <w:t>jq</w:t>
-      </w:r>
-      <w:proofErr w:type="spellEnd"/>
-      <w:r>
-        <w:t xml:space="preserve"> .</w:t>
-      </w:r>
-      <w:proofErr w:type="gramEnd"/>
-    </w:p>
-    <w:p>
-      <w:r>
-        <w:t xml:space="preserve">Esperado: 400 Bad </w:t>
-      </w:r>
-      <w:proofErr w:type="spellStart"/>
-      <w:r>
-        <w:t>Request</w:t>
-      </w:r>
-      <w:proofErr w:type="spellEnd"/>
-      <w:r>
-        <w:t> — mapa de errores por campo en data.</w:t>
-      </w:r>
-    </w:p>
-    <w:p>
-      <w:r>
-        <w:rPr>
-          <w:b/>
-          <w:bCs/>
-        </w:rPr>
-        <w:t>Caso 9 — Consulta de paquete por ID existente</w:t>
-      </w:r>
-    </w:p>
-    <w:p>
-      <w:proofErr w:type="spellStart"/>
-      <w:r>
-        <w:t>curl</w:t>
-      </w:r>
-      <w:proofErr w:type="spellEnd"/>
-      <w:r>
-        <w:t xml:space="preserve"> -s -X GET http://localhost:8080/api/v1/paquetes/{id} \</w:t>
-      </w:r>
-    </w:p>
-    <w:p>
-      <w:r>
-        <w:t xml:space="preserve">  -H "</w:t>
-      </w:r>
-      <w:proofErr w:type="spellStart"/>
-      <w:r>
-        <w:t>Authorization</w:t>
-      </w:r>
-      <w:proofErr w:type="spellEnd"/>
-      <w:r>
-        <w:t xml:space="preserve">: Bearer TOKEN" | </w:t>
-      </w:r>
-      <w:proofErr w:type="spellStart"/>
-      <w:proofErr w:type="gramStart"/>
-      <w:r>
-        <w:t>jq</w:t>
-      </w:r>
-      <w:proofErr w:type="spellEnd"/>
-      <w:r>
-        <w:t xml:space="preserve"> .</w:t>
-      </w:r>
-      <w:proofErr w:type="gramEnd"/>
-    </w:p>
-    <w:p>
-      <w:r>
-        <w:t>Esperado: 200 OK — datos del paquete incluyendo nombre del remitente y destinatario en data.</w:t>
-      </w:r>
-    </w:p>
-    <w:p>
-      <w:r>
-        <w:rPr>
-          <w:b/>
-          <w:bCs/>
-        </w:rPr>
-        <w:t>Caso 10 — Consulta de paquete por ID inexistente</w:t>
-      </w:r>
-    </w:p>
-    <w:p>
-      <w:proofErr w:type="spellStart"/>
-      <w:r>
-        <w:t>curl</w:t>
-      </w:r>
-      <w:proofErr w:type="spellEnd"/>
-      <w:r>
-        <w:t xml:space="preserve"> -s -X GET http://localhost:8080/api/v1/paquetes/00000000-0000-0000-0000-000000000000 \</w:t>
-      </w:r>
-    </w:p>
-    <w:p>
-      <w:r>
-        <w:t xml:space="preserve">  -H "</w:t>
-      </w:r>
-      <w:proofErr w:type="spellStart"/>
-      <w:r>
-        <w:t>Authorization</w:t>
-      </w:r>
-      <w:proofErr w:type="spellEnd"/>
-      <w:r>
-        <w:t xml:space="preserve">: Bearer TOKEN" | </w:t>
-      </w:r>
-      <w:proofErr w:type="spellStart"/>
-      <w:proofErr w:type="gramStart"/>
-      <w:r>
-        <w:t>jq</w:t>
-      </w:r>
-      <w:proofErr w:type="spellEnd"/>
-      <w:r>
-        <w:t xml:space="preserve"> .</w:t>
-      </w:r>
-      <w:proofErr w:type="gramEnd"/>
-    </w:p>
-    <w:p>
-      <w:r>
-        <w:t>Esperado: 404 Not Found — </w:t>
-      </w:r>
-      <w:proofErr w:type="spellStart"/>
-      <w:r>
-        <w:t>success</w:t>
-      </w:r>
-      <w:proofErr w:type="spellEnd"/>
-      <w:r>
-        <w:t>: false.</w:t>
-      </w:r>
-    </w:p>
-    <w:p>
-      <w:r>
-        <w:rPr>
-          <w:b/>
-          <w:bCs/>
-        </w:rPr>
-        <w:t>Caso 11 — Actualización de estado: transición válida (RF-04)</w:t>
-      </w:r>
-    </w:p>
-    <w:p>
-      <w:proofErr w:type="spellStart"/>
-      <w:r>
-        <w:lastRenderedPageBreak/>
-        <w:t>curl</w:t>
-      </w:r>
-      <w:proofErr w:type="spellEnd"/>
-      <w:r>
-        <w:t xml:space="preserve"> -s -X PATCH http://localhost:8080/api/v1/paquetes/{id}/estado \</w:t>
-      </w:r>
-    </w:p>
-    <w:p>
-      <w:r>
-        <w:t xml:space="preserve">  -H "Content-</w:t>
-      </w:r>
-      <w:proofErr w:type="spellStart"/>
-      <w:r>
-        <w:t>Type</w:t>
-      </w:r>
-      <w:proofErr w:type="spellEnd"/>
-      <w:r>
-        <w:t xml:space="preserve">: </w:t>
-      </w:r>
-      <w:proofErr w:type="spellStart"/>
-      <w:r>
-        <w:t>application</w:t>
-      </w:r>
-      <w:proofErr w:type="spellEnd"/>
-      <w:r>
-        <w:t>/</w:t>
-      </w:r>
-      <w:proofErr w:type="spellStart"/>
-      <w:r>
-        <w:t>json</w:t>
-      </w:r>
-      <w:proofErr w:type="spellEnd"/>
-      <w:r>
-        <w:t>" \</w:t>
-      </w:r>
-    </w:p>
-    <w:p>
-      <w:r>
-        <w:t xml:space="preserve">  -H "</w:t>
-      </w:r>
-      <w:proofErr w:type="spellStart"/>
-      <w:r>
-        <w:t>Authorization</w:t>
-      </w:r>
-      <w:proofErr w:type="spellEnd"/>
-      <w:r>
-        <w:t>: Bearer TOKEN" \</w:t>
-      </w:r>
-    </w:p>
-    <w:p>
-      <w:r>
-        <w:t xml:space="preserve">  -d '{"</w:t>
-      </w:r>
-      <w:proofErr w:type="spellStart"/>
-      <w:r>
-        <w:t>nuevoEstado</w:t>
-      </w:r>
-      <w:proofErr w:type="spellEnd"/>
-      <w:r>
-        <w:t xml:space="preserve">":"EN_TRANSITO"}' | </w:t>
-      </w:r>
-      <w:proofErr w:type="spellStart"/>
-      <w:proofErr w:type="gramStart"/>
-      <w:r>
-        <w:t>jq</w:t>
-      </w:r>
-      <w:proofErr w:type="spellEnd"/>
-      <w:r>
-        <w:t xml:space="preserve"> .</w:t>
-      </w:r>
-      <w:proofErr w:type="gramEnd"/>
-    </w:p>
-    <w:p>
-      <w:r>
-        <w:t>Esperado: 200 OK — paquete con nuevo estado en data.</w:t>
-      </w:r>
-    </w:p>
-    <w:p>
-      <w:r>
-        <w:rPr>
-          <w:b/>
-          <w:bCs/>
-        </w:rPr>
-        <w:t>Caso 12 — Actualización de estado: transición inválida (RF-04)</w:t>
-      </w:r>
-    </w:p>
-    <w:p>
-      <w:proofErr w:type="spellStart"/>
-      <w:r>
-        <w:t>curl</w:t>
-      </w:r>
-      <w:proofErr w:type="spellEnd"/>
-      <w:r>
-        <w:t xml:space="preserve"> -s -X PATCH http://localhost:8080/api/v1/paquetes/{id}/estado \</w:t>
-      </w:r>
-    </w:p>
-    <w:p>
-      <w:r>
-        <w:t xml:space="preserve">  -H "Content-</w:t>
-      </w:r>
-      <w:proofErr w:type="spellStart"/>
-      <w:r>
-        <w:t>Type</w:t>
-      </w:r>
-      <w:proofErr w:type="spellEnd"/>
-      <w:r>
-        <w:t xml:space="preserve">: </w:t>
-      </w:r>
-      <w:proofErr w:type="spellStart"/>
-      <w:r>
-        <w:t>application</w:t>
-      </w:r>
-      <w:proofErr w:type="spellEnd"/>
-      <w:r>
-        <w:t>/</w:t>
-      </w:r>
-      <w:proofErr w:type="spellStart"/>
-      <w:r>
-        <w:t>json</w:t>
-      </w:r>
-      <w:proofErr w:type="spellEnd"/>
-      <w:r>
-        <w:t>" \</w:t>
-      </w:r>
-    </w:p>
-    <w:p>
-      <w:r>
-        <w:t xml:space="preserve">  -H "</w:t>
-      </w:r>
-      <w:proofErr w:type="spellStart"/>
-      <w:r>
-        <w:t>Authorization</w:t>
-      </w:r>
-      <w:proofErr w:type="spellEnd"/>
-      <w:r>
-        <w:t>: Bearer TOKEN" \</w:t>
-      </w:r>
-    </w:p>
-    <w:p>
-      <w:r>
-        <w:t xml:space="preserve">  -d '{"</w:t>
-      </w:r>
-      <w:proofErr w:type="spellStart"/>
-      <w:r>
-        <w:t>nuevoEstado</w:t>
-      </w:r>
-      <w:proofErr w:type="spellEnd"/>
-      <w:r>
-        <w:t xml:space="preserve">":"REGISTRADO"}' | </w:t>
-      </w:r>
-      <w:proofErr w:type="spellStart"/>
-      <w:proofErr w:type="gramStart"/>
-      <w:r>
-        <w:t>jq</w:t>
-      </w:r>
-      <w:proofErr w:type="spellEnd"/>
-      <w:r>
-        <w:t xml:space="preserve"> .</w:t>
-      </w:r>
-      <w:proofErr w:type="gramEnd"/>
-    </w:p>
-    <w:p>
-      <w:r>
-        <w:t xml:space="preserve">Esperado: 409 </w:t>
-      </w:r>
-      <w:proofErr w:type="spellStart"/>
-      <w:r>
-        <w:t>Conflict</w:t>
-      </w:r>
-      <w:proofErr w:type="spellEnd"/>
-      <w:r>
-        <w:t> — mensaje descriptivo con los estados involucrados.</w:t>
-      </w:r>
-    </w:p>
-    <w:p>
-      <w:r>
-        <w:pict w14:anchorId="47185176">
+        <w:t xml:space="preserve">Esperado: 200 OK — lista ordenada de cambios de estado con </w:t>
+      </w:r>
+      <w:proofErr w:type="spellStart"/>
+      <w:r>
+        <w:t>timestamp</w:t>
+      </w:r>
+      <w:proofErr w:type="spellEnd"/>
+      <w:r>
+        <w:t xml:space="preserve"> y usuario en data.</w:t>
+      </w:r>
+    </w:p>
+    <w:p>
+      <w:r>
+        <w:pict w14:anchorId="0AF9EAFF">
           <v:rect id="_x0000_i1050" style="width:0;height:3pt" o:hralign="center" o:hrstd="t" o:hr="t" fillcolor="#a0a0a0" stroked="f"/>
         </w:pict>
       </w:r>
@@ -13142,16 +13299,16 @@
           <w:b/>
           <w:bCs/>
         </w:rPr>
-        <w:t>Historial de Estados (RF-05)</w:t>
-      </w:r>
-    </w:p>
-    <w:p>
-      <w:r>
-        <w:rPr>
-          <w:b/>
-          <w:bCs/>
-        </w:rPr>
-        <w:t>Caso 13 — Consulta del historial de estados</w:t>
+        <w:t>Búsqueda y Filtros (RF-06, RF-07)</w:t>
+      </w:r>
+    </w:p>
+    <w:p>
+      <w:r>
+        <w:rPr>
+          <w:b/>
+          <w:bCs/>
+        </w:rPr>
+        <w:t>Caso 14 — Búsqueda por texto parcial en código de rastreo (RF-07)</w:t>
       </w:r>
     </w:p>
     <w:p>
@@ -13161,7 +13318,15 @@
       </w:r>
       <w:proofErr w:type="spellEnd"/>
       <w:r>
-        <w:t xml:space="preserve"> -s -X GET http://localhost:8080/api/v1/paquetes/{id}/historial \</w:t>
+        <w:t xml:space="preserve"> -s -X GET "http://localhost:8080/api/v1/</w:t>
+      </w:r>
+      <w:proofErr w:type="spellStart"/>
+      <w:r>
+        <w:t>paquetes?busqueda</w:t>
+      </w:r>
+      <w:proofErr w:type="spellEnd"/>
+      <w:r>
+        <w:t>=RC2024" \</w:t>
       </w:r>
     </w:p>
     <w:p>
@@ -13189,20 +13354,115 @@
     </w:p>
     <w:p>
       <w:r>
-        <w:t xml:space="preserve">Esperado: 200 OK — lista ordenada de cambios de estado con </w:t>
-      </w:r>
-      <w:proofErr w:type="spellStart"/>
-      <w:r>
-        <w:t>timestamp</w:t>
-      </w:r>
-      <w:proofErr w:type="spellEnd"/>
-      <w:r>
-        <w:t xml:space="preserve"> y usuario en data.</w:t>
-      </w:r>
-    </w:p>
-    <w:p>
-      <w:r>
-        <w:pict w14:anchorId="0AF9EAFF">
+        <w:t>Esperado: 200 OK — lista de paquetes cuyo código de rastreo contenga "RC2024".</w:t>
+      </w:r>
+    </w:p>
+    <w:p>
+      <w:r>
+        <w:rPr>
+          <w:b/>
+          <w:bCs/>
+        </w:rPr>
+        <w:t>Caso 15 — Búsqueda por nombre de cliente (RF-07)</w:t>
+      </w:r>
+    </w:p>
+    <w:p>
+      <w:proofErr w:type="spellStart"/>
+      <w:r>
+        <w:t>curl</w:t>
+      </w:r>
+      <w:proofErr w:type="spellEnd"/>
+      <w:r>
+        <w:t xml:space="preserve"> -s -X GET "http://localhost:8080/api/v1/</w:t>
+      </w:r>
+      <w:proofErr w:type="spellStart"/>
+      <w:r>
+        <w:t>paquetes?busqueda</w:t>
+      </w:r>
+      <w:proofErr w:type="spellEnd"/>
+      <w:r>
+        <w:t>=flores" \</w:t>
+      </w:r>
+    </w:p>
+    <w:p>
+      <w:r>
+        <w:t xml:space="preserve">  -H "</w:t>
+      </w:r>
+      <w:proofErr w:type="spellStart"/>
+      <w:r>
+        <w:t>Authorization</w:t>
+      </w:r>
+      <w:proofErr w:type="spellEnd"/>
+      <w:r>
+        <w:t xml:space="preserve">: Bearer TOKEN" | </w:t>
+      </w:r>
+      <w:proofErr w:type="spellStart"/>
+      <w:proofErr w:type="gramStart"/>
+      <w:r>
+        <w:t>jq</w:t>
+      </w:r>
+      <w:proofErr w:type="spellEnd"/>
+      <w:r>
+        <w:t xml:space="preserve"> .</w:t>
+      </w:r>
+      <w:proofErr w:type="gramEnd"/>
+    </w:p>
+    <w:p>
+      <w:r>
+        <w:t>Esperado: 200 OK — paquetes cuyo remitente o destinatario contenga "flores" en su nombre.</w:t>
+      </w:r>
+    </w:p>
+    <w:p>
+      <w:r>
+        <w:rPr>
+          <w:b/>
+          <w:bCs/>
+        </w:rPr>
+        <w:t>Caso 16 — Filtro por sucursal y estado (RF-06)</w:t>
+      </w:r>
+    </w:p>
+    <w:p>
+      <w:proofErr w:type="spellStart"/>
+      <w:r>
+        <w:t>curl</w:t>
+      </w:r>
+      <w:proofErr w:type="spellEnd"/>
+      <w:r>
+        <w:t xml:space="preserve"> -s -X GET "http://localhost:8080/api/v1/paquetes?sucursal=Lima&amp;estado=EN_TRANSITO" \</w:t>
+      </w:r>
+    </w:p>
+    <w:p>
+      <w:r>
+        <w:t xml:space="preserve">  -H "</w:t>
+      </w:r>
+      <w:proofErr w:type="spellStart"/>
+      <w:r>
+        <w:t>Authorization</w:t>
+      </w:r>
+      <w:proofErr w:type="spellEnd"/>
+      <w:r>
+        <w:t xml:space="preserve">: Bearer TOKEN" | </w:t>
+      </w:r>
+      <w:proofErr w:type="spellStart"/>
+      <w:proofErr w:type="gramStart"/>
+      <w:r>
+        <w:t>jq</w:t>
+      </w:r>
+      <w:proofErr w:type="spellEnd"/>
+      <w:r>
+        <w:t xml:space="preserve"> .</w:t>
+      </w:r>
+      <w:proofErr w:type="gramEnd"/>
+    </w:p>
+    <w:p>
+      <w:r>
+        <w:t>Esperado: 200 OK — paquetes con origen o destino en Lima y estado EN_TRANSITO.</w:t>
+      </w:r>
+    </w:p>
+    <w:p>
+      <w:r>
+        <w:lastRenderedPageBreak/>
+        <w:pict w14:anchorId="30B8E4EC">
           <v:rect id="_x0000_i1051" style="width:0;height:3pt" o:hralign="center" o:hrstd="t" o:hr="t" fillcolor="#a0a0a0" stroked="f"/>
         </w:pict>
       </w:r>
@@ -13219,16 +13479,16 @@
           <w:b/>
           <w:bCs/>
         </w:rPr>
-        <w:t>Búsqueda y Filtros (RF-06, RF-07)</w:t>
-      </w:r>
-    </w:p>
-    <w:p>
-      <w:r>
-        <w:rPr>
-          <w:b/>
-          <w:bCs/>
-        </w:rPr>
-        <w:t>Caso 14 — Búsqueda por texto parcial en código de rastreo (RF-07)</w:t>
+        <w:t>Categorías (RF-09)</w:t>
+      </w:r>
+    </w:p>
+    <w:p>
+      <w:r>
+        <w:rPr>
+          <w:b/>
+          <w:bCs/>
+        </w:rPr>
+        <w:t>Caso 17 — Asignación de categoría a un paquete</w:t>
       </w:r>
     </w:p>
     <w:p>
@@ -13238,15 +13498,7 @@
       </w:r>
       <w:proofErr w:type="spellEnd"/>
       <w:r>
-        <w:t xml:space="preserve"> -s -X GET "http://localhost:8080/api/v1/</w:t>
-      </w:r>
-      <w:proofErr w:type="spellStart"/>
-      <w:r>
-        <w:t>paquetes?busqueda</w:t>
-      </w:r>
-      <w:proofErr w:type="spellEnd"/>
-      <w:r>
-        <w:t>=RC2024" \</w:t>
+        <w:t xml:space="preserve"> -s -X POST http://localhost:8080/api/v1/paquetes/{id}/categorias/{categoriaId} \</w:t>
       </w:r>
     </w:p>
     <w:p>
@@ -13274,115 +13526,12 @@
     </w:p>
     <w:p>
       <w:r>
-        <w:t>Esperado: 200 OK — lista de paquetes cuyo código de rastreo contenga "RC2024".</w:t>
-      </w:r>
-    </w:p>
-    <w:p>
-      <w:r>
-        <w:rPr>
-          <w:b/>
-          <w:bCs/>
-        </w:rPr>
-        <w:t>Caso 15 — Búsqueda por nombre de cliente (RF-07)</w:t>
-      </w:r>
-    </w:p>
-    <w:p>
-      <w:proofErr w:type="spellStart"/>
-      <w:r>
-        <w:t>curl</w:t>
-      </w:r>
-      <w:proofErr w:type="spellEnd"/>
-      <w:r>
-        <w:t xml:space="preserve"> -s -X GET "http://localhost:8080/api/v1/</w:t>
-      </w:r>
-      <w:proofErr w:type="spellStart"/>
-      <w:r>
-        <w:t>paquetes?busqueda</w:t>
-      </w:r>
-      <w:proofErr w:type="spellEnd"/>
-      <w:r>
-        <w:t>=flores" \</w:t>
-      </w:r>
-    </w:p>
-    <w:p>
-      <w:r>
-        <w:t xml:space="preserve">  -H "</w:t>
-      </w:r>
-      <w:proofErr w:type="spellStart"/>
-      <w:r>
-        <w:t>Authorization</w:t>
-      </w:r>
-      <w:proofErr w:type="spellEnd"/>
-      <w:r>
-        <w:t xml:space="preserve">: Bearer TOKEN" | </w:t>
-      </w:r>
-      <w:proofErr w:type="spellStart"/>
-      <w:proofErr w:type="gramStart"/>
-      <w:r>
-        <w:t>jq</w:t>
-      </w:r>
-      <w:proofErr w:type="spellEnd"/>
-      <w:r>
-        <w:t xml:space="preserve"> .</w:t>
-      </w:r>
-      <w:proofErr w:type="gramEnd"/>
-    </w:p>
-    <w:p>
-      <w:r>
-        <w:t>Esperado: 200 OK — paquetes cuyo remitente o destinatario contenga "flores" en su nombre.</w:t>
-      </w:r>
-    </w:p>
-    <w:p>
-      <w:r>
-        <w:rPr>
-          <w:b/>
-          <w:bCs/>
-        </w:rPr>
-        <w:t>Caso 16 — Filtro por sucursal y estado (RF-06)</w:t>
-      </w:r>
-    </w:p>
-    <w:p>
-      <w:proofErr w:type="spellStart"/>
-      <w:r>
-        <w:t>curl</w:t>
-      </w:r>
-      <w:proofErr w:type="spellEnd"/>
-      <w:r>
-        <w:t xml:space="preserve"> -s -X GET "http://localhost:8080/api/v1/paquetes?sucursal=Lima&amp;estado=EN_TRANSITO" \</w:t>
-      </w:r>
-    </w:p>
-    <w:p>
-      <w:r>
-        <w:t xml:space="preserve">  -H "</w:t>
-      </w:r>
-      <w:proofErr w:type="spellStart"/>
-      <w:r>
-        <w:t>Authorization</w:t>
-      </w:r>
-      <w:proofErr w:type="spellEnd"/>
-      <w:r>
-        <w:t xml:space="preserve">: Bearer TOKEN" | </w:t>
-      </w:r>
-      <w:proofErr w:type="spellStart"/>
-      <w:proofErr w:type="gramStart"/>
-      <w:r>
-        <w:t>jq</w:t>
-      </w:r>
-      <w:proofErr w:type="spellEnd"/>
-      <w:r>
-        <w:t xml:space="preserve"> .</w:t>
-      </w:r>
-      <w:proofErr w:type="gramEnd"/>
-    </w:p>
-    <w:p>
-      <w:r>
-        <w:t>Esperado: 200 OK — paquetes con origen o destino en Lima y estado EN_TRANSITO.</w:t>
-      </w:r>
-    </w:p>
-    <w:p>
-      <w:r>
-        <w:lastRenderedPageBreak/>
-        <w:pict w14:anchorId="30B8E4EC">
+        <w:t>Esperado: 200 OK — paquete actualizado con la categoría asignada en data.</w:t>
+      </w:r>
+    </w:p>
+    <w:p>
+      <w:r>
+        <w:pict w14:anchorId="4032F29F">
           <v:rect id="_x0000_i1052" style="width:0;height:3pt" o:hralign="center" o:hrstd="t" o:hr="t" fillcolor="#a0a0a0" stroked="f"/>
         </w:pict>
       </w:r>
@@ -13399,16 +13548,16 @@
           <w:b/>
           <w:bCs/>
         </w:rPr>
-        <w:t>Categorías (RF-09)</w:t>
-      </w:r>
-    </w:p>
-    <w:p>
-      <w:r>
-        <w:rPr>
-          <w:b/>
-          <w:bCs/>
-        </w:rPr>
-        <w:t>Caso 17 — Asignación de categoría a un paquete</w:t>
+        <w:t>Operaciones de escritura y borrado</w:t>
+      </w:r>
+    </w:p>
+    <w:p>
+      <w:r>
+        <w:rPr>
+          <w:b/>
+          <w:bCs/>
+        </w:rPr>
+        <w:t>Caso 18 — Actualización de paquete</w:t>
       </w:r>
     </w:p>
     <w:p>
@@ -13418,7 +13567,36 @@
       </w:r>
       <w:proofErr w:type="spellEnd"/>
       <w:r>
-        <w:t xml:space="preserve"> -s -X POST http://localhost:8080/api/v1/paquetes/{id}/categorias/{categoriaId} \</w:t>
+        <w:t xml:space="preserve"> -s -X PUT http://localhost:8080/api/v1/paquetes/{id} \</w:t>
+      </w:r>
+    </w:p>
+    <w:p>
+      <w:r>
+        <w:t xml:space="preserve">  -H "Content-</w:t>
+      </w:r>
+      <w:proofErr w:type="spellStart"/>
+      <w:r>
+        <w:t>Type</w:t>
+      </w:r>
+      <w:proofErr w:type="spellEnd"/>
+      <w:r>
+        <w:t xml:space="preserve">: </w:t>
+      </w:r>
+      <w:proofErr w:type="spellStart"/>
+      <w:r>
+        <w:t>application</w:t>
+      </w:r>
+      <w:proofErr w:type="spellEnd"/>
+      <w:r>
+        <w:t>/</w:t>
+      </w:r>
+      <w:proofErr w:type="spellStart"/>
+      <w:r>
+        <w:t>json</w:t>
+      </w:r>
+      <w:proofErr w:type="spellEnd"/>
+      <w:r>
+        <w:t>" \</w:t>
       </w:r>
     </w:p>
     <w:p>
@@ -13431,7 +13609,20 @@
       </w:r>
       <w:proofErr w:type="spellEnd"/>
       <w:r>
-        <w:t xml:space="preserve">: Bearer TOKEN" | </w:t>
+        <w:t>: Bearer TOKEN" \</w:t>
+      </w:r>
+    </w:p>
+    <w:p>
+      <w:r>
+        <w:t xml:space="preserve">  -d '{"</w:t>
+      </w:r>
+      <w:proofErr w:type="spellStart"/>
+      <w:r>
+        <w:t>descripcion</w:t>
+      </w:r>
+      <w:proofErr w:type="spellEnd"/>
+      <w:r>
+        <w:t xml:space="preserve">":"Documentos actualizados","pesoKg":2.0}' | </w:t>
       </w:r>
       <w:proofErr w:type="spellStart"/>
       <w:proofErr w:type="gramStart"/>
@@ -13446,12 +13637,114 @@
     </w:p>
     <w:p>
       <w:r>
-        <w:t>Esperado: 200 OK — paquete actualizado con la categoría asignada en data.</w:t>
-      </w:r>
-    </w:p>
-    <w:p>
-      <w:r>
-        <w:pict w14:anchorId="4032F29F">
+        <w:t>Esperado: 200 OK — datos actualizados en data.</w:t>
+      </w:r>
+    </w:p>
+    <w:p>
+      <w:r>
+        <w:rPr>
+          <w:b/>
+          <w:bCs/>
+        </w:rPr>
+        <w:t>Caso 19 — Eliminación de paquete (solo ADMIN)</w:t>
+      </w:r>
+    </w:p>
+    <w:p>
+      <w:proofErr w:type="spellStart"/>
+      <w:r>
+        <w:t>curl</w:t>
+      </w:r>
+      <w:proofErr w:type="spellEnd"/>
+      <w:r>
+        <w:t xml:space="preserve"> -s -X DELETE http://localhost:8080/api/v1/paquetes/{id} \</w:t>
+      </w:r>
+    </w:p>
+    <w:p>
+      <w:r>
+        <w:t xml:space="preserve">  -H "</w:t>
+      </w:r>
+      <w:proofErr w:type="spellStart"/>
+      <w:r>
+        <w:t>Authorization</w:t>
+      </w:r>
+      <w:proofErr w:type="spellEnd"/>
+      <w:r>
+        <w:t xml:space="preserve">: Bearer TOKEN_ADMIN" | </w:t>
+      </w:r>
+      <w:proofErr w:type="spellStart"/>
+      <w:proofErr w:type="gramStart"/>
+      <w:r>
+        <w:t>jq</w:t>
+      </w:r>
+      <w:proofErr w:type="spellEnd"/>
+      <w:r>
+        <w:t xml:space="preserve"> .</w:t>
+      </w:r>
+      <w:proofErr w:type="gramEnd"/>
+    </w:p>
+    <w:p>
+      <w:r>
+        <w:t>Esperado: 204 No Content.</w:t>
+      </w:r>
+    </w:p>
+    <w:p>
+      <w:r>
+        <w:rPr>
+          <w:b/>
+          <w:bCs/>
+        </w:rPr>
+        <w:t>Caso 20 — Eliminación de recurso inexistente</w:t>
+      </w:r>
+    </w:p>
+    <w:p>
+      <w:proofErr w:type="spellStart"/>
+      <w:r>
+        <w:t>curl</w:t>
+      </w:r>
+      <w:proofErr w:type="spellEnd"/>
+      <w:r>
+        <w:t xml:space="preserve"> -s -X DELETE http://localhost:8080/api/v1/paquetes/00000000-0000-0000-0000-000000000000 \</w:t>
+      </w:r>
+    </w:p>
+    <w:p>
+      <w:r>
+        <w:t xml:space="preserve">  -H "</w:t>
+      </w:r>
+      <w:proofErr w:type="spellStart"/>
+      <w:r>
+        <w:t>Authorization</w:t>
+      </w:r>
+      <w:proofErr w:type="spellEnd"/>
+      <w:r>
+        <w:t xml:space="preserve">: Bearer TOKEN_ADMIN" | </w:t>
+      </w:r>
+      <w:proofErr w:type="spellStart"/>
+      <w:proofErr w:type="gramStart"/>
+      <w:r>
+        <w:t>jq</w:t>
+      </w:r>
+      <w:proofErr w:type="spellEnd"/>
+      <w:r>
+        <w:t xml:space="preserve"> .</w:t>
+      </w:r>
+      <w:proofErr w:type="gramEnd"/>
+    </w:p>
+    <w:p>
+      <w:r>
+        <w:t>Esperado: 404 Not Found — </w:t>
+      </w:r>
+      <w:proofErr w:type="spellStart"/>
+      <w:r>
+        <w:t>success</w:t>
+      </w:r>
+      <w:proofErr w:type="spellEnd"/>
+      <w:r>
+        <w:t>: false.</w:t>
+      </w:r>
+    </w:p>
+    <w:p>
+      <w:r>
+        <w:pict w14:anchorId="7D92A323">
           <v:rect id="_x0000_i1053" style="width:0;height:3pt" o:hralign="center" o:hrstd="t" o:hr="t" fillcolor="#a0a0a0" stroked="f"/>
         </w:pict>
       </w:r>
@@ -13468,219 +13761,6 @@
           <w:b/>
           <w:bCs/>
         </w:rPr>
-        <w:t>Operaciones de escritura y borrado</w:t>
-      </w:r>
-    </w:p>
-    <w:p>
-      <w:r>
-        <w:rPr>
-          <w:b/>
-          <w:bCs/>
-        </w:rPr>
-        <w:t>Caso 18 — Actualización de paquete</w:t>
-      </w:r>
-    </w:p>
-    <w:p>
-      <w:proofErr w:type="spellStart"/>
-      <w:r>
-        <w:t>curl</w:t>
-      </w:r>
-      <w:proofErr w:type="spellEnd"/>
-      <w:r>
-        <w:t xml:space="preserve"> -s -X PUT http://localhost:8080/api/v1/paquetes/{id} \</w:t>
-      </w:r>
-    </w:p>
-    <w:p>
-      <w:r>
-        <w:t xml:space="preserve">  -H "Content-</w:t>
-      </w:r>
-      <w:proofErr w:type="spellStart"/>
-      <w:r>
-        <w:t>Type</w:t>
-      </w:r>
-      <w:proofErr w:type="spellEnd"/>
-      <w:r>
-        <w:t xml:space="preserve">: </w:t>
-      </w:r>
-      <w:proofErr w:type="spellStart"/>
-      <w:r>
-        <w:t>application</w:t>
-      </w:r>
-      <w:proofErr w:type="spellEnd"/>
-      <w:r>
-        <w:t>/</w:t>
-      </w:r>
-      <w:proofErr w:type="spellStart"/>
-      <w:r>
-        <w:t>json</w:t>
-      </w:r>
-      <w:proofErr w:type="spellEnd"/>
-      <w:r>
-        <w:t>" \</w:t>
-      </w:r>
-    </w:p>
-    <w:p>
-      <w:r>
-        <w:t xml:space="preserve">  -H "</w:t>
-      </w:r>
-      <w:proofErr w:type="spellStart"/>
-      <w:r>
-        <w:t>Authorization</w:t>
-      </w:r>
-      <w:proofErr w:type="spellEnd"/>
-      <w:r>
-        <w:t>: Bearer TOKEN" \</w:t>
-      </w:r>
-    </w:p>
-    <w:p>
-      <w:r>
-        <w:t xml:space="preserve">  -d '{"</w:t>
-      </w:r>
-      <w:proofErr w:type="spellStart"/>
-      <w:r>
-        <w:t>descripcion</w:t>
-      </w:r>
-      <w:proofErr w:type="spellEnd"/>
-      <w:r>
-        <w:t xml:space="preserve">":"Documentos actualizados","pesoKg":2.0}' | </w:t>
-      </w:r>
-      <w:proofErr w:type="spellStart"/>
-      <w:proofErr w:type="gramStart"/>
-      <w:r>
-        <w:t>jq</w:t>
-      </w:r>
-      <w:proofErr w:type="spellEnd"/>
-      <w:r>
-        <w:t xml:space="preserve"> .</w:t>
-      </w:r>
-      <w:proofErr w:type="gramEnd"/>
-    </w:p>
-    <w:p>
-      <w:r>
-        <w:t>Esperado: 200 OK — datos actualizados en data.</w:t>
-      </w:r>
-    </w:p>
-    <w:p>
-      <w:r>
-        <w:rPr>
-          <w:b/>
-          <w:bCs/>
-        </w:rPr>
-        <w:t>Caso 19 — Eliminación de paquete (solo ADMIN)</w:t>
-      </w:r>
-    </w:p>
-    <w:p>
-      <w:proofErr w:type="spellStart"/>
-      <w:r>
-        <w:t>curl</w:t>
-      </w:r>
-      <w:proofErr w:type="spellEnd"/>
-      <w:r>
-        <w:t xml:space="preserve"> -s -X DELETE http://localhost:8080/api/v1/paquetes/{id} \</w:t>
-      </w:r>
-    </w:p>
-    <w:p>
-      <w:r>
-        <w:t xml:space="preserve">  -H "</w:t>
-      </w:r>
-      <w:proofErr w:type="spellStart"/>
-      <w:r>
-        <w:t>Authorization</w:t>
-      </w:r>
-      <w:proofErr w:type="spellEnd"/>
-      <w:r>
-        <w:t xml:space="preserve">: Bearer TOKEN_ADMIN" | </w:t>
-      </w:r>
-      <w:proofErr w:type="spellStart"/>
-      <w:proofErr w:type="gramStart"/>
-      <w:r>
-        <w:t>jq</w:t>
-      </w:r>
-      <w:proofErr w:type="spellEnd"/>
-      <w:r>
-        <w:t xml:space="preserve"> .</w:t>
-      </w:r>
-      <w:proofErr w:type="gramEnd"/>
-    </w:p>
-    <w:p>
-      <w:r>
-        <w:t>Esperado: 204 No Content.</w:t>
-      </w:r>
-    </w:p>
-    <w:p>
-      <w:r>
-        <w:rPr>
-          <w:b/>
-          <w:bCs/>
-        </w:rPr>
-        <w:t>Caso 20 — Eliminación de recurso inexistente</w:t>
-      </w:r>
-    </w:p>
-    <w:p>
-      <w:proofErr w:type="spellStart"/>
-      <w:r>
-        <w:t>curl</w:t>
-      </w:r>
-      <w:proofErr w:type="spellEnd"/>
-      <w:r>
-        <w:t xml:space="preserve"> -s -X DELETE http://localhost:8080/api/v1/paquetes/00000000-0000-0000-0000-000000000000 \</w:t>
-      </w:r>
-    </w:p>
-    <w:p>
-      <w:r>
-        <w:t xml:space="preserve">  -H "</w:t>
-      </w:r>
-      <w:proofErr w:type="spellStart"/>
-      <w:r>
-        <w:t>Authorization</w:t>
-      </w:r>
-      <w:proofErr w:type="spellEnd"/>
-      <w:r>
-        <w:t xml:space="preserve">: Bearer TOKEN_ADMIN" | </w:t>
-      </w:r>
-      <w:proofErr w:type="spellStart"/>
-      <w:proofErr w:type="gramStart"/>
-      <w:r>
-        <w:t>jq</w:t>
-      </w:r>
-      <w:proofErr w:type="spellEnd"/>
-      <w:r>
-        <w:t xml:space="preserve"> .</w:t>
-      </w:r>
-      <w:proofErr w:type="gramEnd"/>
-    </w:p>
-    <w:p>
-      <w:r>
-        <w:t>Esperado: 404 Not Found — </w:t>
-      </w:r>
-      <w:proofErr w:type="spellStart"/>
-      <w:r>
-        <w:t>success</w:t>
-      </w:r>
-      <w:proofErr w:type="spellEnd"/>
-      <w:r>
-        <w:t>: false.</w:t>
-      </w:r>
-    </w:p>
-    <w:p>
-      <w:r>
-        <w:pict w14:anchorId="7D92A323">
-          <v:rect id="_x0000_i1054" style="width:0;height:3pt" o:hralign="center" o:hrstd="t" o:hr="t" fillcolor="#a0a0a0" stroked="f"/>
-        </w:pict>
-      </w:r>
-    </w:p>
-    <w:p>
-      <w:pPr>
-        <w:rPr>
-          <w:b/>
-          <w:bCs/>
-        </w:rPr>
-      </w:pPr>
-      <w:r>
-        <w:rPr>
-          <w:b/>
-          <w:bCs/>
-        </w:rPr>
         <w:t>Seguridad (RF-08)</w:t>
       </w:r>
     </w:p>
@@ -13801,7 +13881,7 @@
     <w:p>
       <w:r>
         <w:pict w14:anchorId="7D896CB3">
-          <v:rect id="_x0000_i1055" style="width:0;height:3pt" o:hralign="center" o:hrstd="t" o:hr="t" fillcolor="#a0a0a0" stroked="f"/>
+          <v:rect id="_x0000_i1054" style="width:0;height:3pt" o:hralign="center" o:hrstd="t" o:hr="t" fillcolor="#a0a0a0" stroked="f"/>
         </w:pict>
       </w:r>
     </w:p>
@@ -14046,7 +14126,7 @@
     <w:p>
       <w:r>
         <w:pict w14:anchorId="1C1BF9F4">
-          <v:rect id="_x0000_i1056" style="width:0;height:3pt" o:hralign="center" o:hrstd="t" o:hr="t" fillcolor="#a0a0a0" stroked="f"/>
+          <v:rect id="_x0000_i1055" style="width:0;height:3pt" o:hralign="center" o:hrstd="t" o:hr="t" fillcolor="#a0a0a0" stroked="f"/>
         </w:pict>
       </w:r>
     </w:p>

--- a/EXAMEN FINAL.docx
+++ b/EXAMEN FINAL.docx
@@ -617,24 +617,35 @@
       <w:r>
         <w:rPr>
           <w:rFonts w:ascii="MS Gothic" w:eastAsia="MS Gothic" w:hAnsi="MS Gothic" w:cs="MS Gothic" w:hint="eastAsia"/>
+          <w:highlight w:val="green"/>
         </w:rPr>
         <w:t>├</w:t>
       </w:r>
       <w:r>
         <w:rPr>
           <w:rFonts w:ascii="Calibri" w:hAnsi="Calibri" w:cs="Calibri"/>
+          <w:highlight w:val="green"/>
         </w:rPr>
         <w:t>──</w:t>
       </w:r>
       <w:r>
+        <w:rPr>
+          <w:highlight w:val="green"/>
+        </w:rPr>
         <w:t xml:space="preserve"> api-</w:t>
       </w:r>
       <w:proofErr w:type="spellStart"/>
       <w:r>
+        <w:rPr>
+          <w:highlight w:val="green"/>
+        </w:rPr>
         <w:t>gateway</w:t>
       </w:r>
       <w:proofErr w:type="spellEnd"/>
       <w:r>
+        <w:rPr>
+          <w:highlight w:val="green"/>
+        </w:rPr>
         <w:t>/</w:t>
       </w:r>
     </w:p>
@@ -642,24 +653,35 @@
       <w:r>
         <w:rPr>
           <w:rFonts w:ascii="MS Gothic" w:eastAsia="MS Gothic" w:hAnsi="MS Gothic" w:cs="MS Gothic" w:hint="eastAsia"/>
+          <w:highlight w:val="green"/>
         </w:rPr>
         <w:t>├</w:t>
       </w:r>
       <w:r>
         <w:rPr>
           <w:rFonts w:ascii="Calibri" w:hAnsi="Calibri" w:cs="Calibri"/>
+          <w:highlight w:val="green"/>
         </w:rPr>
         <w:t>──</w:t>
       </w:r>
       <w:r>
+        <w:rPr>
+          <w:highlight w:val="green"/>
+        </w:rPr>
         <w:t xml:space="preserve"> </w:t>
       </w:r>
       <w:proofErr w:type="spellStart"/>
       <w:r>
+        <w:rPr>
+          <w:highlight w:val="green"/>
+        </w:rPr>
         <w:t>config</w:t>
       </w:r>
       <w:proofErr w:type="spellEnd"/>
       <w:r>
+        <w:rPr>
+          <w:highlight w:val="green"/>
+        </w:rPr>
         <w:t>-server/</w:t>
       </w:r>
     </w:p>
@@ -764,16 +786,21 @@
       <w:r>
         <w:rPr>
           <w:rFonts w:ascii="MS Gothic" w:eastAsia="MS Gothic" w:hAnsi="MS Gothic" w:cs="MS Gothic" w:hint="eastAsia"/>
+          <w:highlight w:val="green"/>
         </w:rPr>
         <w:t>├</w:t>
       </w:r>
       <w:r>
         <w:rPr>
           <w:rFonts w:ascii="Calibri" w:hAnsi="Calibri" w:cs="Calibri"/>
+          <w:highlight w:val="green"/>
         </w:rPr>
         <w:t>──</w:t>
       </w:r>
       <w:r>
+        <w:rPr>
+          <w:highlight w:val="green"/>
+        </w:rPr>
         <w:t xml:space="preserve"> RESPUESTAS-CONCEPTUALES.md</w:t>
       </w:r>
     </w:p>
@@ -1660,18 +1687,23 @@
         <w:rPr>
           <w:b/>
           <w:bCs/>
-        </w:rPr>
-      </w:pPr>
-      <w:r>
-        <w:rPr>
-          <w:b/>
-          <w:bCs/>
+          <w:highlight w:val="green"/>
+        </w:rPr>
+      </w:pPr>
+      <w:r>
+        <w:rPr>
+          <w:b/>
+          <w:bCs/>
+          <w:highlight w:val="green"/>
         </w:rPr>
         <w:t>Requerimientos No Funcionales</w:t>
       </w:r>
     </w:p>
     <w:p>
       <w:r>
+        <w:rPr>
+          <w:highlight w:val="green"/>
+        </w:rPr>
         <w:t>Aplican a todos los microservicios del sistema y serán verificados durante la corrección.</w:t>
       </w:r>
     </w:p>
@@ -2058,10 +2090,14 @@
         <w:rPr>
           <w:b/>
           <w:bCs/>
+          <w:highlight w:val="green"/>
         </w:rPr>
         <w:t>RNF-08 — Todo el tráfico pasa por el Gateway</w:t>
       </w:r>
       <w:r>
+        <w:rPr>
+          <w:highlight w:val="green"/>
+        </w:rPr>
         <w:t> Los clientes externos solo interactúan con el sistema a través del API Gateway. Los microservicios de negocio no deben ser accesibles directamente desde el exterior en el entorno de producción local (puertos no expuestos o protegidos).</w:t>
       </w:r>
     </w:p>
@@ -2886,18 +2922,28 @@
           <w:ilvl w:val="0"/>
           <w:numId w:val="4"/>
         </w:numPr>
-      </w:pPr>
-      <w:r>
+        <w:rPr>
+          <w:highlight w:val="green"/>
+        </w:rPr>
+      </w:pPr>
+      <w:r>
+        <w:rPr>
+          <w:highlight w:val="green"/>
+        </w:rPr>
         <w:t>Al menos </w:t>
       </w:r>
       <w:r>
         <w:rPr>
           <w:b/>
           <w:bCs/>
+          <w:highlight w:val="green"/>
         </w:rPr>
         <w:t>una relación @ManyToMany</w:t>
       </w:r>
       <w:r>
+        <w:rPr>
+          <w:highlight w:val="green"/>
+        </w:rPr>
         <w:t> con tabla intermedia explícita en alguno de los servicios (cubre RF-09).</w:t>
       </w:r>
     </w:p>
@@ -2969,8 +3015,14 @@
           <w:ilvl w:val="0"/>
           <w:numId w:val="4"/>
         </w:numPr>
-      </w:pPr>
-      <w:r>
+        <w:rPr>
+          <w:highlight w:val="green"/>
+        </w:rPr>
+      </w:pPr>
+      <w:r>
+        <w:rPr>
+          <w:highlight w:val="green"/>
+        </w:rPr>
         <w:t>Modelo de datos de cada servicio documentado en el README.md.</w:t>
       </w:r>
     </w:p>
@@ -4850,16 +4902,35 @@
           <w:ilvl w:val="1"/>
           <w:numId w:val="7"/>
         </w:numPr>
-      </w:pPr>
-      <w:r>
-        <w:rPr>
-          <w:b/>
-          <w:bCs/>
+        <w:rPr>
+          <w:highlight w:val="green"/>
+        </w:rPr>
+      </w:pPr>
+      <w:r>
+        <w:rPr>
+          <w:b/>
+          <w:bCs/>
+          <w:highlight w:val="green"/>
         </w:rPr>
         <w:t>RF-04:</w:t>
       </w:r>
       <w:r>
-        <w:t> validación de transiciones de estado; transición inválida rechazada con excepción descriptiva que indique los estados involucrados. Estados y transiciones documentados en el README.md.</w:t>
+        <w:rPr>
+          <w:highlight w:val="green"/>
+        </w:rPr>
+        <w:t xml:space="preserve"> validación de transiciones de estado; transición inválida rechazada </w:t>
+      </w:r>
+      <w:r>
+        <w:rPr>
+          <w:highlight w:val="green"/>
+        </w:rPr>
+        <w:t xml:space="preserve">de los tokens invalidados </w:t>
+      </w:r>
+      <w:r>
+        <w:rPr>
+          <w:highlight w:val="green"/>
+        </w:rPr>
+        <w:t>con excepción descriptiva que indique los estados involucrados. Estados y transiciones documentados en el README.md.</w:t>
       </w:r>
     </w:p>
     <w:p>
@@ -4868,23 +4939,42 @@
           <w:ilvl w:val="1"/>
           <w:numId w:val="7"/>
         </w:numPr>
-      </w:pPr>
-      <w:r>
-        <w:rPr>
-          <w:b/>
-          <w:bCs/>
+        <w:rPr>
+          <w:highlight w:val="green"/>
+        </w:rPr>
+      </w:pPr>
+      <w:r>
+        <w:rPr>
+          <w:b/>
+          <w:bCs/>
+          <w:highlight w:val="green"/>
         </w:rPr>
         <w:t>RF-05:</w:t>
       </w:r>
       <w:r>
+        <w:rPr>
+          <w:highlight w:val="green"/>
+        </w:rPr>
         <w:t xml:space="preserve"> registro automático en el historial de estados en cada cambio, incluyendo usuario y </w:t>
       </w:r>
       <w:proofErr w:type="spellStart"/>
       <w:r>
+        <w:rPr>
+          <w:highlight w:val="green"/>
+        </w:rPr>
         <w:t>timestamp</w:t>
       </w:r>
       <w:proofErr w:type="spellEnd"/>
       <w:r>
+        <w:rPr>
+          <w:highlight w:val="green"/>
+        </w:rPr>
+        <w:t>, se aplicó auditoría automática</w:t>
+      </w:r>
+      <w:r>
+        <w:rPr>
+          <w:highlight w:val="green"/>
+        </w:rPr>
         <w:t>.</w:t>
       </w:r>
     </w:p>
@@ -9063,42 +9153,65 @@
         <w:rPr>
           <w:b/>
           <w:bCs/>
-        </w:rPr>
-      </w:pPr>
-      <w:r>
-        <w:rPr>
-          <w:b/>
-          <w:bCs/>
+          <w:highlight w:val="green"/>
+        </w:rPr>
+      </w:pPr>
+      <w:r>
+        <w:rPr>
+          <w:b/>
+          <w:bCs/>
+          <w:highlight w:val="green"/>
         </w:rPr>
         <w:lastRenderedPageBreak/>
         <w:t>Sección 12: API Gateway — Spring Cloud Gateway (20 puntos)</w:t>
       </w:r>
     </w:p>
     <w:p>
-      <w:r>
-        <w:rPr>
-          <w:b/>
-          <w:bCs/>
+      <w:pPr>
+        <w:rPr>
+          <w:highlight w:val="green"/>
+        </w:rPr>
+      </w:pPr>
+      <w:r>
+        <w:rPr>
+          <w:b/>
+          <w:bCs/>
+          <w:highlight w:val="green"/>
         </w:rPr>
         <w:t>Qué se evalúa:</w:t>
       </w:r>
       <w:r>
+        <w:rPr>
+          <w:highlight w:val="green"/>
+        </w:rPr>
         <w:t> Punto de entrada único; enrutamiento load-</w:t>
       </w:r>
       <w:proofErr w:type="spellStart"/>
       <w:r>
+        <w:rPr>
+          <w:highlight w:val="green"/>
+        </w:rPr>
         <w:t>balanced</w:t>
       </w:r>
       <w:proofErr w:type="spellEnd"/>
       <w:r>
+        <w:rPr>
+          <w:highlight w:val="green"/>
+        </w:rPr>
         <w:t xml:space="preserve"> vía Eureka; filtros globales y por ruta. Cubre RNF-08.</w:t>
       </w:r>
     </w:p>
     <w:p>
-      <w:r>
-        <w:rPr>
-          <w:b/>
-          <w:bCs/>
+      <w:pPr>
+        <w:rPr>
+          <w:highlight w:val="green"/>
+        </w:rPr>
+      </w:pPr>
+      <w:r>
+        <w:rPr>
+          <w:b/>
+          <w:bCs/>
+          <w:highlight w:val="green"/>
         </w:rPr>
         <w:t>Entregables:</w:t>
       </w:r>
@@ -9109,26 +9222,44 @@
           <w:ilvl w:val="0"/>
           <w:numId w:val="14"/>
         </w:numPr>
-      </w:pPr>
-      <w:r>
+        <w:rPr>
+          <w:highlight w:val="green"/>
+        </w:rPr>
+      </w:pPr>
+      <w:r>
+        <w:rPr>
+          <w:highlight w:val="green"/>
+        </w:rPr>
         <w:t>Proyecto api-</w:t>
       </w:r>
       <w:proofErr w:type="spellStart"/>
       <w:r>
+        <w:rPr>
+          <w:highlight w:val="green"/>
+        </w:rPr>
         <w:t>gateway</w:t>
       </w:r>
       <w:proofErr w:type="spellEnd"/>
       <w:r>
+        <w:rPr>
+          <w:highlight w:val="green"/>
+        </w:rPr>
         <w:t> configurado en </w:t>
       </w:r>
       <w:proofErr w:type="spellStart"/>
       <w:proofErr w:type="gramStart"/>
       <w:r>
+        <w:rPr>
+          <w:highlight w:val="green"/>
+        </w:rPr>
         <w:t>application.yaml</w:t>
       </w:r>
       <w:proofErr w:type="spellEnd"/>
       <w:proofErr w:type="gramEnd"/>
       <w:r>
+        <w:rPr>
+          <w:highlight w:val="green"/>
+        </w:rPr>
         <w:t>.</w:t>
       </w:r>
     </w:p>
@@ -9138,18 +9269,28 @@
           <w:ilvl w:val="0"/>
           <w:numId w:val="14"/>
         </w:numPr>
-      </w:pPr>
-      <w:r>
+        <w:rPr>
+          <w:highlight w:val="green"/>
+        </w:rPr>
+      </w:pPr>
+      <w:r>
+        <w:rPr>
+          <w:highlight w:val="green"/>
+        </w:rPr>
         <w:t>Mínimo </w:t>
       </w:r>
       <w:r>
         <w:rPr>
           <w:b/>
           <w:bCs/>
+          <w:highlight w:val="green"/>
         </w:rPr>
         <w:t>3 rutas</w:t>
       </w:r>
       <w:r>
+        <w:rPr>
+          <w:highlight w:val="green"/>
+        </w:rPr>
         <w:t> (una por microservicio de negocio) usando lb:// para resolución vía Eureka.</w:t>
       </w:r>
     </w:p>
@@ -9159,18 +9300,28 @@
           <w:ilvl w:val="0"/>
           <w:numId w:val="14"/>
         </w:numPr>
-      </w:pPr>
-      <w:r>
+        <w:rPr>
+          <w:highlight w:val="green"/>
+        </w:rPr>
+      </w:pPr>
+      <w:r>
+        <w:rPr>
+          <w:highlight w:val="green"/>
+        </w:rPr>
         <w:t>Al menos </w:t>
       </w:r>
       <w:r>
         <w:rPr>
           <w:b/>
           <w:bCs/>
+          <w:highlight w:val="green"/>
         </w:rPr>
         <w:t>1 predicado</w:t>
       </w:r>
       <w:r>
+        <w:rPr>
+          <w:highlight w:val="green"/>
+        </w:rPr>
         <w:t> por ruta (Path, Method, Header u otro).</w:t>
       </w:r>
     </w:p>
@@ -9180,74 +9331,126 @@
           <w:ilvl w:val="0"/>
           <w:numId w:val="14"/>
         </w:numPr>
-      </w:pPr>
-      <w:r>
+        <w:rPr>
+          <w:highlight w:val="green"/>
+        </w:rPr>
+      </w:pPr>
+      <w:r>
+        <w:rPr>
+          <w:highlight w:val="green"/>
+        </w:rPr>
         <w:t>Al menos </w:t>
       </w:r>
       <w:r>
         <w:rPr>
           <w:b/>
           <w:bCs/>
+          <w:highlight w:val="green"/>
         </w:rPr>
         <w:t>1 filtro global personalizado</w:t>
       </w:r>
       <w:r>
+        <w:rPr>
+          <w:highlight w:val="green"/>
+        </w:rPr>
         <w:t> implementando </w:t>
       </w:r>
       <w:proofErr w:type="spellStart"/>
       <w:r>
+        <w:rPr>
+          <w:highlight w:val="green"/>
+        </w:rPr>
         <w:t>GlobalFilter</w:t>
       </w:r>
       <w:proofErr w:type="spellEnd"/>
       <w:r>
+        <w:rPr>
+          <w:highlight w:val="green"/>
+        </w:rPr>
         <w:t> y </w:t>
       </w:r>
       <w:proofErr w:type="spellStart"/>
       <w:r>
+        <w:rPr>
+          <w:highlight w:val="green"/>
+        </w:rPr>
         <w:t>Ordered</w:t>
       </w:r>
       <w:proofErr w:type="spellEnd"/>
       <w:r>
+        <w:rPr>
+          <w:highlight w:val="green"/>
+        </w:rPr>
         <w:t xml:space="preserve"> que agregue un </w:t>
       </w:r>
       <w:proofErr w:type="spellStart"/>
       <w:r>
+        <w:rPr>
+          <w:highlight w:val="green"/>
+        </w:rPr>
         <w:t>header</w:t>
       </w:r>
       <w:proofErr w:type="spellEnd"/>
       <w:r>
+        <w:rPr>
+          <w:highlight w:val="green"/>
+        </w:rPr>
         <w:t xml:space="preserve"> de trazabilidad a cada </w:t>
       </w:r>
       <w:proofErr w:type="spellStart"/>
       <w:r>
+        <w:rPr>
+          <w:highlight w:val="green"/>
+        </w:rPr>
         <w:t>request</w:t>
       </w:r>
       <w:proofErr w:type="spellEnd"/>
       <w:r>
+        <w:rPr>
+          <w:highlight w:val="green"/>
+        </w:rPr>
         <w:t xml:space="preserve"> (por </w:t>
       </w:r>
       <w:proofErr w:type="gramStart"/>
       <w:r>
+        <w:rPr>
+          <w:highlight w:val="green"/>
+        </w:rPr>
         <w:t>ejemplo</w:t>
       </w:r>
       <w:proofErr w:type="gramEnd"/>
       <w:r>
+        <w:rPr>
+          <w:highlight w:val="green"/>
+        </w:rPr>
         <w:t> X-</w:t>
       </w:r>
       <w:proofErr w:type="spellStart"/>
       <w:r>
+        <w:rPr>
+          <w:highlight w:val="green"/>
+        </w:rPr>
         <w:t>Request</w:t>
       </w:r>
       <w:proofErr w:type="spellEnd"/>
       <w:r>
+        <w:rPr>
+          <w:highlight w:val="green"/>
+        </w:rPr>
         <w:t>-Id con UUID o X-Gateway-</w:t>
       </w:r>
       <w:proofErr w:type="spellStart"/>
       <w:r>
+        <w:rPr>
+          <w:highlight w:val="green"/>
+        </w:rPr>
         <w:t>Timestamp</w:t>
       </w:r>
       <w:proofErr w:type="spellEnd"/>
       <w:r>
+        <w:rPr>
+          <w:highlight w:val="green"/>
+        </w:rPr>
         <w:t>).</w:t>
       </w:r>
     </w:p>
@@ -9257,42 +9460,70 @@
           <w:ilvl w:val="0"/>
           <w:numId w:val="14"/>
         </w:numPr>
-      </w:pPr>
-      <w:r>
+        <w:rPr>
+          <w:highlight w:val="green"/>
+        </w:rPr>
+      </w:pPr>
+      <w:r>
+        <w:rPr>
+          <w:highlight w:val="green"/>
+        </w:rPr>
         <w:t>Al menos </w:t>
       </w:r>
       <w:r>
         <w:rPr>
           <w:b/>
           <w:bCs/>
+          <w:highlight w:val="green"/>
         </w:rPr>
         <w:t>1 filtro de ruta específico</w:t>
       </w:r>
       <w:r>
+        <w:rPr>
+          <w:highlight w:val="green"/>
+        </w:rPr>
         <w:t> aplicado a al menos una ruta (</w:t>
       </w:r>
       <w:proofErr w:type="spellStart"/>
       <w:r>
+        <w:rPr>
+          <w:highlight w:val="green"/>
+        </w:rPr>
         <w:t>StripPrefix</w:t>
       </w:r>
       <w:proofErr w:type="spellEnd"/>
       <w:r>
+        <w:rPr>
+          <w:highlight w:val="green"/>
+        </w:rPr>
         <w:t>, </w:t>
       </w:r>
       <w:proofErr w:type="spellStart"/>
       <w:r>
+        <w:rPr>
+          <w:highlight w:val="green"/>
+        </w:rPr>
         <w:t>AddRequestHeader</w:t>
       </w:r>
       <w:proofErr w:type="spellEnd"/>
       <w:r>
+        <w:rPr>
+          <w:highlight w:val="green"/>
+        </w:rPr>
         <w:t>, </w:t>
       </w:r>
       <w:proofErr w:type="spellStart"/>
       <w:r>
+        <w:rPr>
+          <w:highlight w:val="green"/>
+        </w:rPr>
         <w:t>CircuitBreaker</w:t>
       </w:r>
       <w:proofErr w:type="spellEnd"/>
       <w:r>
+        <w:rPr>
+          <w:highlight w:val="green"/>
+        </w:rPr>
         <w:t> u otro de Spring Cloud Gateway).</w:t>
       </w:r>
     </w:p>
@@ -9302,8 +9533,14 @@
           <w:ilvl w:val="0"/>
           <w:numId w:val="14"/>
         </w:numPr>
-      </w:pPr>
-      <w:r>
+        <w:rPr>
+          <w:highlight w:val="green"/>
+        </w:rPr>
+      </w:pPr>
+      <w:r>
+        <w:rPr>
+          <w:highlight w:val="green"/>
+        </w:rPr>
         <w:t>Si la validación JWT se realiza en el Gateway, el filtro de autenticación debe estar aquí.</w:t>
       </w:r>
     </w:p>
@@ -11979,8 +12216,15 @@
         </w:tc>
       </w:tr>
     </w:tbl>
-    <w:p>
-      <w:r>
+    <w:p/>
+    <w:p>
+      <w:r>
+        <w:br w:type="page"/>
+      </w:r>
+    </w:p>
+    <w:p>
+      <w:r>
+        <w:lastRenderedPageBreak/>
         <w:pict w14:anchorId="08C27FFD">
           <v:rect id="_x0000_i1045" style="width:0;height:3pt" o:hralign="center" o:hrstd="t" o:hr="t" fillcolor="#a0a0a0" stroked="f"/>
         </w:pict>
@@ -12021,7 +12265,13 @@
         <w:t>API Gateway</w:t>
       </w:r>
       <w:r>
-        <w:t xml:space="preserve"> (localhost:8080), nunca directamente a los microservicios. Adapta las rutas al diseño que hayas implementado; si cambias alguna ruta, documéntala en el README.md. Reemplaza TOKEN por el JWT obtenido en el caso de </w:t>
+        <w:t> (localhost:</w:t>
+      </w:r>
+      <w:r>
+        <w:t>9090</w:t>
+      </w:r>
+      <w:r>
+        <w:t xml:space="preserve">), nunca directamente a los microservicios. Adapta las rutas al diseño que hayas implementado; si cambias alguna ruta, documéntala en el README.md. Reemplaza TOKEN por el JWT obtenido en el caso de </w:t>
       </w:r>
       <w:proofErr w:type="spellStart"/>
       <w:r>
@@ -12036,1852 +12286,6 @@
       <w:r>
         <w:pict w14:anchorId="28B4B8F8">
           <v:rect id="_x0000_i1046" style="width:0;height:3pt" o:hralign="center" o:hrstd="t" o:hr="t" fillcolor="#a0a0a0" stroked="f"/>
-        </w:pict>
-      </w:r>
-    </w:p>
-    <w:p>
-      <w:pPr>
-        <w:rPr>
-          <w:b/>
-          <w:bCs/>
-        </w:rPr>
-      </w:pPr>
-      <w:r>
-        <w:rPr>
-          <w:b/>
-          <w:bCs/>
-        </w:rPr>
-        <w:t>Autenticación</w:t>
-      </w:r>
-    </w:p>
-    <w:p>
-      <w:r>
-        <w:rPr>
-          <w:b/>
-          <w:bCs/>
-        </w:rPr>
-        <w:t>Caso 1 — Registro de usuario</w:t>
-      </w:r>
-    </w:p>
-    <w:p>
-      <w:proofErr w:type="spellStart"/>
-      <w:r>
-        <w:t>curl</w:t>
-      </w:r>
-      <w:proofErr w:type="spellEnd"/>
-      <w:r>
-        <w:t xml:space="preserve"> -s -X POST http://localhost:8080/api/v1/auth/register \</w:t>
-      </w:r>
-    </w:p>
-    <w:p>
-      <w:r>
-        <w:t xml:space="preserve">  -H "Content-</w:t>
-      </w:r>
-      <w:proofErr w:type="spellStart"/>
-      <w:r>
-        <w:t>Type</w:t>
-      </w:r>
-      <w:proofErr w:type="spellEnd"/>
-      <w:r>
-        <w:t xml:space="preserve">: </w:t>
-      </w:r>
-      <w:proofErr w:type="spellStart"/>
-      <w:r>
-        <w:t>application</w:t>
-      </w:r>
-      <w:proofErr w:type="spellEnd"/>
-      <w:r>
-        <w:t>/</w:t>
-      </w:r>
-      <w:proofErr w:type="spellStart"/>
-      <w:r>
-        <w:t>json</w:t>
-      </w:r>
-      <w:proofErr w:type="spellEnd"/>
-      <w:r>
-        <w:t>" \</w:t>
-      </w:r>
-    </w:p>
-    <w:p>
-      <w:r>
-        <w:t xml:space="preserve">  -d '{"</w:t>
-      </w:r>
-      <w:proofErr w:type="spellStart"/>
-      <w:r>
-        <w:t>nombre":"Carlos</w:t>
-      </w:r>
-      <w:proofErr w:type="spellEnd"/>
-      <w:r>
-        <w:t xml:space="preserve"> Quispe","email":"carlos@rapidocourier.pe","password":"Segura123!","role":"OPERADOR"}' | </w:t>
-      </w:r>
-      <w:proofErr w:type="spellStart"/>
-      <w:proofErr w:type="gramStart"/>
-      <w:r>
-        <w:t>jq</w:t>
-      </w:r>
-      <w:proofErr w:type="spellEnd"/>
-      <w:r>
-        <w:t xml:space="preserve"> .</w:t>
-      </w:r>
-      <w:proofErr w:type="gramEnd"/>
-    </w:p>
-    <w:p>
-      <w:r>
-        <w:t xml:space="preserve">Esperado: 201 </w:t>
-      </w:r>
-      <w:proofErr w:type="spellStart"/>
-      <w:r>
-        <w:t>Created</w:t>
-      </w:r>
-      <w:proofErr w:type="spellEnd"/>
-      <w:r>
-        <w:t> — </w:t>
-      </w:r>
-      <w:proofErr w:type="spellStart"/>
-      <w:r>
-        <w:t>success</w:t>
-      </w:r>
-      <w:proofErr w:type="spellEnd"/>
-      <w:r>
-        <w:t>: true, JWT en data.</w:t>
-      </w:r>
-    </w:p>
-    <w:p>
-      <w:r>
-        <w:rPr>
-          <w:b/>
-          <w:bCs/>
-        </w:rPr>
-        <w:t>Caso 2 — Login exitoso</w:t>
-      </w:r>
-    </w:p>
-    <w:p>
-      <w:proofErr w:type="spellStart"/>
-      <w:r>
-        <w:lastRenderedPageBreak/>
-        <w:t>curl</w:t>
-      </w:r>
-      <w:proofErr w:type="spellEnd"/>
-      <w:r>
-        <w:t xml:space="preserve"> -s -X POST http://localhost:8080/api/v1/auth/login \</w:t>
-      </w:r>
-    </w:p>
-    <w:p>
-      <w:r>
-        <w:t xml:space="preserve">  -H "Content-</w:t>
-      </w:r>
-      <w:proofErr w:type="spellStart"/>
-      <w:r>
-        <w:t>Type</w:t>
-      </w:r>
-      <w:proofErr w:type="spellEnd"/>
-      <w:r>
-        <w:t xml:space="preserve">: </w:t>
-      </w:r>
-      <w:proofErr w:type="spellStart"/>
-      <w:r>
-        <w:t>application</w:t>
-      </w:r>
-      <w:proofErr w:type="spellEnd"/>
-      <w:r>
-        <w:t>/</w:t>
-      </w:r>
-      <w:proofErr w:type="spellStart"/>
-      <w:r>
-        <w:t>json</w:t>
-      </w:r>
-      <w:proofErr w:type="spellEnd"/>
-      <w:r>
-        <w:t>" \</w:t>
-      </w:r>
-    </w:p>
-    <w:p>
-      <w:r>
-        <w:t xml:space="preserve">  -d '{"email":"carlos@rapidocourier.pe","password":"Segura123!"}' | </w:t>
-      </w:r>
-      <w:proofErr w:type="spellStart"/>
-      <w:proofErr w:type="gramStart"/>
-      <w:r>
-        <w:t>jq</w:t>
-      </w:r>
-      <w:proofErr w:type="spellEnd"/>
-      <w:r>
-        <w:t xml:space="preserve"> .</w:t>
-      </w:r>
-      <w:proofErr w:type="gramEnd"/>
-    </w:p>
-    <w:p>
-      <w:r>
-        <w:t>Esperado: 200 OK — </w:t>
-      </w:r>
-      <w:proofErr w:type="spellStart"/>
-      <w:r>
-        <w:t>success</w:t>
-      </w:r>
-      <w:proofErr w:type="spellEnd"/>
-      <w:r>
-        <w:t>: true, JWT válido en data.</w:t>
-      </w:r>
-    </w:p>
-    <w:p>
-      <w:r>
-        <w:rPr>
-          <w:b/>
-          <w:bCs/>
-        </w:rPr>
-        <w:t>Caso 3 — Login con credenciales incorrectas</w:t>
-      </w:r>
-    </w:p>
-    <w:p>
-      <w:proofErr w:type="spellStart"/>
-      <w:r>
-        <w:t>curl</w:t>
-      </w:r>
-      <w:proofErr w:type="spellEnd"/>
-      <w:r>
-        <w:t xml:space="preserve"> -s -X POST http://localhost:8080/api/v1/auth/login \</w:t>
-      </w:r>
-    </w:p>
-    <w:p>
-      <w:r>
-        <w:t xml:space="preserve">  -H "Content-</w:t>
-      </w:r>
-      <w:proofErr w:type="spellStart"/>
-      <w:r>
-        <w:t>Type</w:t>
-      </w:r>
-      <w:proofErr w:type="spellEnd"/>
-      <w:r>
-        <w:t xml:space="preserve">: </w:t>
-      </w:r>
-      <w:proofErr w:type="spellStart"/>
-      <w:r>
-        <w:t>application</w:t>
-      </w:r>
-      <w:proofErr w:type="spellEnd"/>
-      <w:r>
-        <w:t>/</w:t>
-      </w:r>
-      <w:proofErr w:type="spellStart"/>
-      <w:r>
-        <w:t>json</w:t>
-      </w:r>
-      <w:proofErr w:type="spellEnd"/>
-      <w:r>
-        <w:t>" \</w:t>
-      </w:r>
-    </w:p>
-    <w:p>
-      <w:r>
-        <w:t xml:space="preserve">  -d '{"email":"carlos@rapidocourier.pe","</w:t>
-      </w:r>
-      <w:proofErr w:type="spellStart"/>
-      <w:r>
-        <w:t>password</w:t>
-      </w:r>
-      <w:proofErr w:type="spellEnd"/>
-      <w:r>
-        <w:t xml:space="preserve">":"incorrecta"}' | </w:t>
-      </w:r>
-      <w:proofErr w:type="spellStart"/>
-      <w:proofErr w:type="gramStart"/>
-      <w:r>
-        <w:t>jq</w:t>
-      </w:r>
-      <w:proofErr w:type="spellEnd"/>
-      <w:r>
-        <w:t xml:space="preserve"> .</w:t>
-      </w:r>
-      <w:proofErr w:type="gramEnd"/>
-    </w:p>
-    <w:p>
-      <w:r>
-        <w:t xml:space="preserve">Esperado: 401 </w:t>
-      </w:r>
-      <w:proofErr w:type="spellStart"/>
-      <w:r>
-        <w:t>Unauthorized</w:t>
-      </w:r>
-      <w:proofErr w:type="spellEnd"/>
-      <w:r>
-        <w:t> — </w:t>
-      </w:r>
-      <w:proofErr w:type="spellStart"/>
-      <w:r>
-        <w:t>success</w:t>
-      </w:r>
-      <w:proofErr w:type="spellEnd"/>
-      <w:r>
-        <w:t>: false.</w:t>
-      </w:r>
-    </w:p>
-    <w:p>
-      <w:r>
-        <w:pict w14:anchorId="3828D471">
-          <v:rect id="_x0000_i1047" style="width:0;height:3pt" o:hralign="center" o:hrstd="t" o:hr="t" fillcolor="#a0a0a0" stroked="f"/>
-        </w:pict>
-      </w:r>
-    </w:p>
-    <w:p>
-      <w:pPr>
-        <w:rPr>
-          <w:b/>
-          <w:bCs/>
-        </w:rPr>
-      </w:pPr>
-      <w:r>
-        <w:rPr>
-          <w:b/>
-          <w:bCs/>
-        </w:rPr>
-        <w:t>Clientes (RF-01)</w:t>
-      </w:r>
-    </w:p>
-    <w:p>
-      <w:r>
-        <w:rPr>
-          <w:b/>
-          <w:bCs/>
-        </w:rPr>
-        <w:t>Caso 4 — Registro de cliente con consulta RENIEC</w:t>
-      </w:r>
-    </w:p>
-    <w:p>
-      <w:proofErr w:type="spellStart"/>
-      <w:r>
-        <w:t>curl</w:t>
-      </w:r>
-      <w:proofErr w:type="spellEnd"/>
-      <w:r>
-        <w:t xml:space="preserve"> -s -X POST http://localhost:8080/api/v1/clientes \</w:t>
-      </w:r>
-    </w:p>
-    <w:p>
-      <w:r>
-        <w:t xml:space="preserve">  -H "Content-</w:t>
-      </w:r>
-      <w:proofErr w:type="spellStart"/>
-      <w:r>
-        <w:t>Type</w:t>
-      </w:r>
-      <w:proofErr w:type="spellEnd"/>
-      <w:r>
-        <w:t xml:space="preserve">: </w:t>
-      </w:r>
-      <w:proofErr w:type="spellStart"/>
-      <w:r>
-        <w:t>application</w:t>
-      </w:r>
-      <w:proofErr w:type="spellEnd"/>
-      <w:r>
-        <w:t>/</w:t>
-      </w:r>
-      <w:proofErr w:type="spellStart"/>
-      <w:r>
-        <w:t>json</w:t>
-      </w:r>
-      <w:proofErr w:type="spellEnd"/>
-      <w:r>
-        <w:t>" \</w:t>
-      </w:r>
-    </w:p>
-    <w:p>
-      <w:r>
-        <w:t xml:space="preserve">  -H "</w:t>
-      </w:r>
-      <w:proofErr w:type="spellStart"/>
-      <w:r>
-        <w:t>Authorization</w:t>
-      </w:r>
-      <w:proofErr w:type="spellEnd"/>
-      <w:r>
-        <w:t>: Bearer TOKEN" \</w:t>
-      </w:r>
-    </w:p>
-    <w:p>
-      <w:r>
-        <w:t xml:space="preserve">  -d '{"dni":"12345678","email":"ana.flores@correo.com","telefono":"987654321"}' | </w:t>
-      </w:r>
-      <w:proofErr w:type="spellStart"/>
-      <w:proofErr w:type="gramStart"/>
-      <w:r>
-        <w:t>jq</w:t>
-      </w:r>
-      <w:proofErr w:type="spellEnd"/>
-      <w:r>
-        <w:t xml:space="preserve"> .</w:t>
-      </w:r>
-      <w:proofErr w:type="gramEnd"/>
-    </w:p>
-    <w:p>
-      <w:r>
-        <w:t xml:space="preserve">Esperado: 201 </w:t>
-      </w:r>
-      <w:proofErr w:type="spellStart"/>
-      <w:r>
-        <w:t>Created</w:t>
-      </w:r>
-      <w:proofErr w:type="spellEnd"/>
-      <w:r>
-        <w:t xml:space="preserve"> — nombre completo obtenido de RENIEC visible en data; el campo nombre no estaba en el </w:t>
-      </w:r>
-      <w:proofErr w:type="spellStart"/>
-      <w:r>
-        <w:t>request</w:t>
-      </w:r>
-      <w:proofErr w:type="spellEnd"/>
-      <w:r>
-        <w:t>.</w:t>
-      </w:r>
-    </w:p>
-    <w:p>
-      <w:r>
-        <w:rPr>
-          <w:b/>
-          <w:bCs/>
-        </w:rPr>
-        <w:t>Caso 5 — Email duplicado en registro de cliente</w:t>
-      </w:r>
-    </w:p>
-    <w:p>
-      <w:proofErr w:type="spellStart"/>
-      <w:r>
-        <w:t>curl</w:t>
-      </w:r>
-      <w:proofErr w:type="spellEnd"/>
-      <w:r>
-        <w:t xml:space="preserve"> -s -X POST http://localhost:8080/api/v1/clientes \</w:t>
-      </w:r>
-    </w:p>
-    <w:p>
-      <w:r>
-        <w:t xml:space="preserve">  -H "Content-</w:t>
-      </w:r>
-      <w:proofErr w:type="spellStart"/>
-      <w:r>
-        <w:t>Type</w:t>
-      </w:r>
-      <w:proofErr w:type="spellEnd"/>
-      <w:r>
-        <w:t xml:space="preserve">: </w:t>
-      </w:r>
-      <w:proofErr w:type="spellStart"/>
-      <w:r>
-        <w:t>application</w:t>
-      </w:r>
-      <w:proofErr w:type="spellEnd"/>
-      <w:r>
-        <w:t>/</w:t>
-      </w:r>
-      <w:proofErr w:type="spellStart"/>
-      <w:r>
-        <w:t>json</w:t>
-      </w:r>
-      <w:proofErr w:type="spellEnd"/>
-      <w:r>
-        <w:t>" \</w:t>
-      </w:r>
-    </w:p>
-    <w:p>
-      <w:r>
-        <w:t xml:space="preserve">  -H "</w:t>
-      </w:r>
-      <w:proofErr w:type="spellStart"/>
-      <w:r>
-        <w:t>Authorization</w:t>
-      </w:r>
-      <w:proofErr w:type="spellEnd"/>
-      <w:r>
-        <w:t>: Bearer TOKEN" \</w:t>
-      </w:r>
-    </w:p>
-    <w:p>
-      <w:r>
-        <w:t xml:space="preserve">  -d '{"dni":"87654321","email":"ana.flores@correo.com","telefono":"999888777"}' | </w:t>
-      </w:r>
-      <w:proofErr w:type="spellStart"/>
-      <w:proofErr w:type="gramStart"/>
-      <w:r>
-        <w:t>jq</w:t>
-      </w:r>
-      <w:proofErr w:type="spellEnd"/>
-      <w:r>
-        <w:t xml:space="preserve"> .</w:t>
-      </w:r>
-      <w:proofErr w:type="gramEnd"/>
-    </w:p>
-    <w:p>
-      <w:r>
-        <w:t xml:space="preserve">Esperado: 409 </w:t>
-      </w:r>
-      <w:proofErr w:type="spellStart"/>
-      <w:r>
-        <w:t>Conflict</w:t>
-      </w:r>
-      <w:proofErr w:type="spellEnd"/>
-      <w:r>
-        <w:t> — </w:t>
-      </w:r>
-      <w:proofErr w:type="spellStart"/>
-      <w:r>
-        <w:t>success</w:t>
-      </w:r>
-      <w:proofErr w:type="spellEnd"/>
-      <w:r>
-        <w:t>: false, mensaje indica email ya registrado.</w:t>
-      </w:r>
-    </w:p>
-    <w:p>
-      <w:r>
-        <w:rPr>
-          <w:b/>
-          <w:bCs/>
-        </w:rPr>
-        <w:t>Caso 6 — Datos inválidos en registro de cliente</w:t>
-      </w:r>
-    </w:p>
-    <w:p>
-      <w:proofErr w:type="spellStart"/>
-      <w:r>
-        <w:t>curl</w:t>
-      </w:r>
-      <w:proofErr w:type="spellEnd"/>
-      <w:r>
-        <w:t xml:space="preserve"> -s -X POST http://localhost:8080/api/v1/clientes \</w:t>
-      </w:r>
-    </w:p>
-    <w:p>
-      <w:r>
-        <w:t xml:space="preserve">  -H "Content-</w:t>
-      </w:r>
-      <w:proofErr w:type="spellStart"/>
-      <w:r>
-        <w:t>Type</w:t>
-      </w:r>
-      <w:proofErr w:type="spellEnd"/>
-      <w:r>
-        <w:t xml:space="preserve">: </w:t>
-      </w:r>
-      <w:proofErr w:type="spellStart"/>
-      <w:r>
-        <w:t>application</w:t>
-      </w:r>
-      <w:proofErr w:type="spellEnd"/>
-      <w:r>
-        <w:t>/</w:t>
-      </w:r>
-      <w:proofErr w:type="spellStart"/>
-      <w:r>
-        <w:t>json</w:t>
-      </w:r>
-      <w:proofErr w:type="spellEnd"/>
-      <w:r>
-        <w:t>" \</w:t>
-      </w:r>
-    </w:p>
-    <w:p>
-      <w:r>
-        <w:t xml:space="preserve">  -H "</w:t>
-      </w:r>
-      <w:proofErr w:type="spellStart"/>
-      <w:r>
-        <w:t>Authorization</w:t>
-      </w:r>
-      <w:proofErr w:type="spellEnd"/>
-      <w:r>
-        <w:t>: Bearer TOKEN" \</w:t>
-      </w:r>
-    </w:p>
-    <w:p>
-      <w:r>
-        <w:t xml:space="preserve">  -d '{"dni":"123","email":"correo-invalido","telefono":""}' | </w:t>
-      </w:r>
-      <w:proofErr w:type="spellStart"/>
-      <w:proofErr w:type="gramStart"/>
-      <w:r>
-        <w:t>jq</w:t>
-      </w:r>
-      <w:proofErr w:type="spellEnd"/>
-      <w:r>
-        <w:t xml:space="preserve"> .</w:t>
-      </w:r>
-      <w:proofErr w:type="gramEnd"/>
-    </w:p>
-    <w:p>
-      <w:r>
-        <w:t xml:space="preserve">Esperado: 400 Bad </w:t>
-      </w:r>
-      <w:proofErr w:type="spellStart"/>
-      <w:r>
-        <w:t>Request</w:t>
-      </w:r>
-      <w:proofErr w:type="spellEnd"/>
-      <w:r>
-        <w:t> — </w:t>
-      </w:r>
-      <w:proofErr w:type="spellStart"/>
-      <w:r>
-        <w:t>success</w:t>
-      </w:r>
-      <w:proofErr w:type="spellEnd"/>
-      <w:r>
-        <w:t>: false, data con mapa de errores agrupado por campo.</w:t>
-      </w:r>
-    </w:p>
-    <w:p>
-      <w:r>
-        <w:pict w14:anchorId="116ABE6F">
-          <v:rect id="_x0000_i1048" style="width:0;height:3pt" o:hralign="center" o:hrstd="t" o:hr="t" fillcolor="#a0a0a0" stroked="f"/>
-        </w:pict>
-      </w:r>
-    </w:p>
-    <w:p>
-      <w:pPr>
-        <w:rPr>
-          <w:b/>
-          <w:bCs/>
-        </w:rPr>
-      </w:pPr>
-      <w:r>
-        <w:rPr>
-          <w:b/>
-          <w:bCs/>
-        </w:rPr>
-        <w:lastRenderedPageBreak/>
-        <w:t>Paquetes (RF-02, RF-03, RF-04)</w:t>
-      </w:r>
-    </w:p>
-    <w:p>
-      <w:r>
-        <w:rPr>
-          <w:b/>
-          <w:bCs/>
-        </w:rPr>
-        <w:t>Caso 7 — Registro de paquete con tarifa calculada</w:t>
-      </w:r>
-    </w:p>
-    <w:p>
-      <w:proofErr w:type="spellStart"/>
-      <w:r>
-        <w:t>curl</w:t>
-      </w:r>
-      <w:proofErr w:type="spellEnd"/>
-      <w:r>
-        <w:t xml:space="preserve"> -s -X POST http://localhost:8080/api/v1/paquetes \</w:t>
-      </w:r>
-    </w:p>
-    <w:p>
-      <w:r>
-        <w:t xml:space="preserve">  -H "Content-</w:t>
-      </w:r>
-      <w:proofErr w:type="spellStart"/>
-      <w:r>
-        <w:t>Type</w:t>
-      </w:r>
-      <w:proofErr w:type="spellEnd"/>
-      <w:r>
-        <w:t xml:space="preserve">: </w:t>
-      </w:r>
-      <w:proofErr w:type="spellStart"/>
-      <w:r>
-        <w:t>application</w:t>
-      </w:r>
-      <w:proofErr w:type="spellEnd"/>
-      <w:r>
-        <w:t>/</w:t>
-      </w:r>
-      <w:proofErr w:type="spellStart"/>
-      <w:r>
-        <w:t>json</w:t>
-      </w:r>
-      <w:proofErr w:type="spellEnd"/>
-      <w:r>
-        <w:t>" \</w:t>
-      </w:r>
-    </w:p>
-    <w:p>
-      <w:r>
-        <w:t xml:space="preserve">  -H "</w:t>
-      </w:r>
-      <w:proofErr w:type="spellStart"/>
-      <w:r>
-        <w:t>Authorization</w:t>
-      </w:r>
-      <w:proofErr w:type="spellEnd"/>
-      <w:r>
-        <w:t>: Bearer TOKEN" \</w:t>
-      </w:r>
-    </w:p>
-    <w:p>
-      <w:r>
-        <w:t xml:space="preserve">  -d '{</w:t>
-      </w:r>
-    </w:p>
-    <w:p>
-      <w:r>
-        <w:t xml:space="preserve">    "</w:t>
-      </w:r>
-      <w:proofErr w:type="spellStart"/>
-      <w:r>
-        <w:t>descripcion</w:t>
-      </w:r>
-      <w:proofErr w:type="spellEnd"/>
-      <w:r>
-        <w:t>":"Documentos legales",</w:t>
-      </w:r>
-    </w:p>
-    <w:p>
-      <w:r>
-        <w:t xml:space="preserve">    "pesoKg":1.5,</w:t>
-      </w:r>
-    </w:p>
-    <w:p>
-      <w:r>
-        <w:t xml:space="preserve">    "valorDeclarado":200.00,</w:t>
-      </w:r>
-    </w:p>
-    <w:p>
-      <w:r>
-        <w:t xml:space="preserve">    "</w:t>
-      </w:r>
-      <w:proofErr w:type="spellStart"/>
-      <w:r>
-        <w:t>sucursalOrigen</w:t>
-      </w:r>
-      <w:proofErr w:type="spellEnd"/>
-      <w:r>
-        <w:t>":"Lima",</w:t>
-      </w:r>
-    </w:p>
-    <w:p>
-      <w:r>
-        <w:t xml:space="preserve">    "</w:t>
-      </w:r>
-      <w:proofErr w:type="spellStart"/>
-      <w:r>
-        <w:t>sucursalDestino</w:t>
-      </w:r>
-      <w:proofErr w:type="spellEnd"/>
-      <w:r>
-        <w:t>":"Arequipa",</w:t>
-      </w:r>
-    </w:p>
-    <w:p>
-      <w:r>
-        <w:t xml:space="preserve">    "dniRemitente":"12345678",</w:t>
-      </w:r>
-    </w:p>
-    <w:p>
-      <w:r>
-        <w:t xml:space="preserve">    "dniDestinatario":"87654321"</w:t>
-      </w:r>
-    </w:p>
-    <w:p>
-      <w:r>
-        <w:t xml:space="preserve">  }' | </w:t>
-      </w:r>
-      <w:proofErr w:type="spellStart"/>
-      <w:proofErr w:type="gramStart"/>
-      <w:r>
-        <w:t>jq</w:t>
-      </w:r>
-      <w:proofErr w:type="spellEnd"/>
-      <w:r>
-        <w:t xml:space="preserve"> .</w:t>
-      </w:r>
-      <w:proofErr w:type="gramEnd"/>
-    </w:p>
-    <w:p>
-      <w:r>
-        <w:t xml:space="preserve">Esperado: 201 </w:t>
-      </w:r>
-      <w:proofErr w:type="spellStart"/>
-      <w:r>
-        <w:t>Created</w:t>
-      </w:r>
-      <w:proofErr w:type="spellEnd"/>
-      <w:r>
-        <w:t> — código de rastreo generado y tarifa calculada visibles en data.</w:t>
-      </w:r>
-    </w:p>
-    <w:p>
-      <w:r>
-        <w:rPr>
-          <w:b/>
-          <w:bCs/>
-        </w:rPr>
-        <w:t>Caso 8 — Datos inválidos en registro de paquete</w:t>
-      </w:r>
-    </w:p>
-    <w:p>
-      <w:proofErr w:type="spellStart"/>
-      <w:r>
-        <w:t>curl</w:t>
-      </w:r>
-      <w:proofErr w:type="spellEnd"/>
-      <w:r>
-        <w:t xml:space="preserve"> -s -X POST http://localhost:8080/api/v1/paquetes \</w:t>
-      </w:r>
-    </w:p>
-    <w:p>
-      <w:r>
-        <w:t xml:space="preserve">  -H "Content-</w:t>
-      </w:r>
-      <w:proofErr w:type="spellStart"/>
-      <w:r>
-        <w:t>Type</w:t>
-      </w:r>
-      <w:proofErr w:type="spellEnd"/>
-      <w:r>
-        <w:t xml:space="preserve">: </w:t>
-      </w:r>
-      <w:proofErr w:type="spellStart"/>
-      <w:r>
-        <w:t>application</w:t>
-      </w:r>
-      <w:proofErr w:type="spellEnd"/>
-      <w:r>
-        <w:t>/</w:t>
-      </w:r>
-      <w:proofErr w:type="spellStart"/>
-      <w:r>
-        <w:t>json</w:t>
-      </w:r>
-      <w:proofErr w:type="spellEnd"/>
-      <w:r>
-        <w:t>" \</w:t>
-      </w:r>
-    </w:p>
-    <w:p>
-      <w:r>
-        <w:t xml:space="preserve">  -H "</w:t>
-      </w:r>
-      <w:proofErr w:type="spellStart"/>
-      <w:r>
-        <w:t>Authorization</w:t>
-      </w:r>
-      <w:proofErr w:type="spellEnd"/>
-      <w:r>
-        <w:t>: Bearer TOKEN" \</w:t>
-      </w:r>
-    </w:p>
-    <w:p>
-      <w:r>
-        <w:t xml:space="preserve">  -d '{"</w:t>
-      </w:r>
-      <w:proofErr w:type="spellStart"/>
-      <w:r>
-        <w:t>descripcion</w:t>
-      </w:r>
-      <w:proofErr w:type="spellEnd"/>
-      <w:r>
-        <w:t>":"","</w:t>
-      </w:r>
-      <w:proofErr w:type="spellStart"/>
-      <w:r>
-        <w:t>pesoKg</w:t>
-      </w:r>
-      <w:proofErr w:type="spellEnd"/>
-      <w:proofErr w:type="gramStart"/>
-      <w:r>
-        <w:t>":-</w:t>
-      </w:r>
-      <w:proofErr w:type="gramEnd"/>
-      <w:r>
-        <w:t xml:space="preserve">1,"valorDeclarado":0}' | </w:t>
-      </w:r>
-      <w:proofErr w:type="spellStart"/>
-      <w:proofErr w:type="gramStart"/>
-      <w:r>
-        <w:t>jq</w:t>
-      </w:r>
-      <w:proofErr w:type="spellEnd"/>
-      <w:r>
-        <w:t xml:space="preserve"> .</w:t>
-      </w:r>
-      <w:proofErr w:type="gramEnd"/>
-    </w:p>
-    <w:p>
-      <w:r>
-        <w:t xml:space="preserve">Esperado: 400 Bad </w:t>
-      </w:r>
-      <w:proofErr w:type="spellStart"/>
-      <w:r>
-        <w:t>Request</w:t>
-      </w:r>
-      <w:proofErr w:type="spellEnd"/>
-      <w:r>
-        <w:t> — mapa de errores por campo en data.</w:t>
-      </w:r>
-    </w:p>
-    <w:p>
-      <w:r>
-        <w:rPr>
-          <w:b/>
-          <w:bCs/>
-        </w:rPr>
-        <w:t>Caso 9 — Consulta de paquete por ID existente</w:t>
-      </w:r>
-    </w:p>
-    <w:p>
-      <w:proofErr w:type="spellStart"/>
-      <w:r>
-        <w:t>curl</w:t>
-      </w:r>
-      <w:proofErr w:type="spellEnd"/>
-      <w:r>
-        <w:t xml:space="preserve"> -s -X GET http://localhost:8080/api/v1/paquetes/{id} \</w:t>
-      </w:r>
-    </w:p>
-    <w:p>
-      <w:r>
-        <w:t xml:space="preserve">  -H "</w:t>
-      </w:r>
-      <w:proofErr w:type="spellStart"/>
-      <w:r>
-        <w:t>Authorization</w:t>
-      </w:r>
-      <w:proofErr w:type="spellEnd"/>
-      <w:r>
-        <w:t xml:space="preserve">: Bearer TOKEN" | </w:t>
-      </w:r>
-      <w:proofErr w:type="spellStart"/>
-      <w:proofErr w:type="gramStart"/>
-      <w:r>
-        <w:t>jq</w:t>
-      </w:r>
-      <w:proofErr w:type="spellEnd"/>
-      <w:r>
-        <w:t xml:space="preserve"> .</w:t>
-      </w:r>
-      <w:proofErr w:type="gramEnd"/>
-    </w:p>
-    <w:p>
-      <w:r>
-        <w:t>Esperado: 200 OK — datos del paquete incluyendo nombre del remitente y destinatario en data.</w:t>
-      </w:r>
-    </w:p>
-    <w:p>
-      <w:r>
-        <w:rPr>
-          <w:b/>
-          <w:bCs/>
-        </w:rPr>
-        <w:t>Caso 10 — Consulta de paquete por ID inexistente</w:t>
-      </w:r>
-    </w:p>
-    <w:p>
-      <w:proofErr w:type="spellStart"/>
-      <w:r>
-        <w:t>curl</w:t>
-      </w:r>
-      <w:proofErr w:type="spellEnd"/>
-      <w:r>
-        <w:t xml:space="preserve"> -s -X GET http://localhost:8080/api/v1/paquetes/00000000-0000-0000-0000-000000000000 \</w:t>
-      </w:r>
-    </w:p>
-    <w:p>
-      <w:r>
-        <w:t xml:space="preserve">  -H "</w:t>
-      </w:r>
-      <w:proofErr w:type="spellStart"/>
-      <w:r>
-        <w:t>Authorization</w:t>
-      </w:r>
-      <w:proofErr w:type="spellEnd"/>
-      <w:r>
-        <w:t xml:space="preserve">: Bearer TOKEN" | </w:t>
-      </w:r>
-      <w:proofErr w:type="spellStart"/>
-      <w:proofErr w:type="gramStart"/>
-      <w:r>
-        <w:t>jq</w:t>
-      </w:r>
-      <w:proofErr w:type="spellEnd"/>
-      <w:r>
-        <w:t xml:space="preserve"> .</w:t>
-      </w:r>
-      <w:proofErr w:type="gramEnd"/>
-    </w:p>
-    <w:p>
-      <w:r>
-        <w:t>Esperado: 404 Not Found — </w:t>
-      </w:r>
-      <w:proofErr w:type="spellStart"/>
-      <w:r>
-        <w:t>success</w:t>
-      </w:r>
-      <w:proofErr w:type="spellEnd"/>
-      <w:r>
-        <w:t>: false.</w:t>
-      </w:r>
-    </w:p>
-    <w:p>
-      <w:r>
-        <w:rPr>
-          <w:b/>
-          <w:bCs/>
-        </w:rPr>
-        <w:t>Caso 11 — Actualización de estado: transición válida (RF-04)</w:t>
-      </w:r>
-    </w:p>
-    <w:p>
-      <w:proofErr w:type="spellStart"/>
-      <w:r>
-        <w:lastRenderedPageBreak/>
-        <w:t>curl</w:t>
-      </w:r>
-      <w:proofErr w:type="spellEnd"/>
-      <w:r>
-        <w:t xml:space="preserve"> -s -X PATCH http://localhost:8080/api/v1/paquetes/{id}/estado \</w:t>
-      </w:r>
-    </w:p>
-    <w:p>
-      <w:r>
-        <w:t xml:space="preserve">  -H "Content-</w:t>
-      </w:r>
-      <w:proofErr w:type="spellStart"/>
-      <w:r>
-        <w:t>Type</w:t>
-      </w:r>
-      <w:proofErr w:type="spellEnd"/>
-      <w:r>
-        <w:t xml:space="preserve">: </w:t>
-      </w:r>
-      <w:proofErr w:type="spellStart"/>
-      <w:r>
-        <w:t>application</w:t>
-      </w:r>
-      <w:proofErr w:type="spellEnd"/>
-      <w:r>
-        <w:t>/</w:t>
-      </w:r>
-      <w:proofErr w:type="spellStart"/>
-      <w:r>
-        <w:t>json</w:t>
-      </w:r>
-      <w:proofErr w:type="spellEnd"/>
-      <w:r>
-        <w:t>" \</w:t>
-      </w:r>
-    </w:p>
-    <w:p>
-      <w:r>
-        <w:t xml:space="preserve">  -H "</w:t>
-      </w:r>
-      <w:proofErr w:type="spellStart"/>
-      <w:r>
-        <w:t>Authorization</w:t>
-      </w:r>
-      <w:proofErr w:type="spellEnd"/>
-      <w:r>
-        <w:t>: Bearer TOKEN" \</w:t>
-      </w:r>
-    </w:p>
-    <w:p>
-      <w:r>
-        <w:t xml:space="preserve">  -d '{"</w:t>
-      </w:r>
-      <w:proofErr w:type="spellStart"/>
-      <w:r>
-        <w:t>nuevoEstado</w:t>
-      </w:r>
-      <w:proofErr w:type="spellEnd"/>
-      <w:r>
-        <w:t xml:space="preserve">":"EN_TRANSITO"}' | </w:t>
-      </w:r>
-      <w:proofErr w:type="spellStart"/>
-      <w:proofErr w:type="gramStart"/>
-      <w:r>
-        <w:t>jq</w:t>
-      </w:r>
-      <w:proofErr w:type="spellEnd"/>
-      <w:r>
-        <w:t xml:space="preserve"> .</w:t>
-      </w:r>
-      <w:proofErr w:type="gramEnd"/>
-    </w:p>
-    <w:p>
-      <w:r>
-        <w:t>Esperado: 200 OK — paquete con nuevo estado en data.</w:t>
-      </w:r>
-    </w:p>
-    <w:p>
-      <w:r>
-        <w:rPr>
-          <w:b/>
-          <w:bCs/>
-        </w:rPr>
-        <w:t>Caso 12 — Actualización de estado: transición inválida (RF-04)</w:t>
-      </w:r>
-    </w:p>
-    <w:p>
-      <w:proofErr w:type="spellStart"/>
-      <w:r>
-        <w:t>curl</w:t>
-      </w:r>
-      <w:proofErr w:type="spellEnd"/>
-      <w:r>
-        <w:t xml:space="preserve"> -s -X PATCH http://localhost:8080/api/v1/paquetes/{id}/estado \</w:t>
-      </w:r>
-    </w:p>
-    <w:p>
-      <w:r>
-        <w:t xml:space="preserve">  -H "Content-</w:t>
-      </w:r>
-      <w:proofErr w:type="spellStart"/>
-      <w:r>
-        <w:t>Type</w:t>
-      </w:r>
-      <w:proofErr w:type="spellEnd"/>
-      <w:r>
-        <w:t xml:space="preserve">: </w:t>
-      </w:r>
-      <w:proofErr w:type="spellStart"/>
-      <w:r>
-        <w:t>application</w:t>
-      </w:r>
-      <w:proofErr w:type="spellEnd"/>
-      <w:r>
-        <w:t>/</w:t>
-      </w:r>
-      <w:proofErr w:type="spellStart"/>
-      <w:r>
-        <w:t>json</w:t>
-      </w:r>
-      <w:proofErr w:type="spellEnd"/>
-      <w:r>
-        <w:t>" \</w:t>
-      </w:r>
-    </w:p>
-    <w:p>
-      <w:r>
-        <w:t xml:space="preserve">  -H "</w:t>
-      </w:r>
-      <w:proofErr w:type="spellStart"/>
-      <w:r>
-        <w:t>Authorization</w:t>
-      </w:r>
-      <w:proofErr w:type="spellEnd"/>
-      <w:r>
-        <w:t>: Bearer TOKEN" \</w:t>
-      </w:r>
-    </w:p>
-    <w:p>
-      <w:r>
-        <w:t xml:space="preserve">  -d '{"</w:t>
-      </w:r>
-      <w:proofErr w:type="spellStart"/>
-      <w:r>
-        <w:t>nuevoEstado</w:t>
-      </w:r>
-      <w:proofErr w:type="spellEnd"/>
-      <w:r>
-        <w:t xml:space="preserve">":"REGISTRADO"}' | </w:t>
-      </w:r>
-      <w:proofErr w:type="spellStart"/>
-      <w:proofErr w:type="gramStart"/>
-      <w:r>
-        <w:t>jq</w:t>
-      </w:r>
-      <w:proofErr w:type="spellEnd"/>
-      <w:r>
-        <w:t xml:space="preserve"> .</w:t>
-      </w:r>
-      <w:proofErr w:type="gramEnd"/>
-    </w:p>
-    <w:p>
-      <w:r>
-        <w:t xml:space="preserve">Esperado: 409 </w:t>
-      </w:r>
-      <w:proofErr w:type="spellStart"/>
-      <w:r>
-        <w:t>Conflict</w:t>
-      </w:r>
-      <w:proofErr w:type="spellEnd"/>
-      <w:r>
-        <w:t> — mensaje descriptivo con los estados involucrados.</w:t>
-      </w:r>
-    </w:p>
-    <w:p>
-      <w:r>
-        <w:pict w14:anchorId="47185176">
-          <v:rect id="_x0000_i1049" style="width:0;height:3pt" o:hralign="center" o:hrstd="t" o:hr="t" fillcolor="#a0a0a0" stroked="f"/>
-        </w:pict>
-      </w:r>
-    </w:p>
-    <w:p>
-      <w:pPr>
-        <w:rPr>
-          <w:b/>
-          <w:bCs/>
-        </w:rPr>
-      </w:pPr>
-      <w:r>
-        <w:rPr>
-          <w:b/>
-          <w:bCs/>
-        </w:rPr>
-        <w:t>Historial de Estados (RF-05)</w:t>
-      </w:r>
-    </w:p>
-    <w:p>
-      <w:r>
-        <w:rPr>
-          <w:b/>
-          <w:bCs/>
-        </w:rPr>
-        <w:t>Caso 13 — Consulta del historial de estados</w:t>
-      </w:r>
-    </w:p>
-    <w:p>
-      <w:proofErr w:type="spellStart"/>
-      <w:r>
-        <w:t>curl</w:t>
-      </w:r>
-      <w:proofErr w:type="spellEnd"/>
-      <w:r>
-        <w:t xml:space="preserve"> -s -X GET http://localhost:8080/api/v1/paquetes/{id}/historial \</w:t>
-      </w:r>
-    </w:p>
-    <w:p>
-      <w:r>
-        <w:t xml:space="preserve">  -H "</w:t>
-      </w:r>
-      <w:proofErr w:type="spellStart"/>
-      <w:r>
-        <w:t>Authorization</w:t>
-      </w:r>
-      <w:proofErr w:type="spellEnd"/>
-      <w:r>
-        <w:t xml:space="preserve">: Bearer TOKEN" | </w:t>
-      </w:r>
-      <w:proofErr w:type="spellStart"/>
-      <w:proofErr w:type="gramStart"/>
-      <w:r>
-        <w:t>jq</w:t>
-      </w:r>
-      <w:proofErr w:type="spellEnd"/>
-      <w:r>
-        <w:t xml:space="preserve"> .</w:t>
-      </w:r>
-      <w:proofErr w:type="gramEnd"/>
-    </w:p>
-    <w:p>
-      <w:r>
-        <w:t xml:space="preserve">Esperado: 200 OK — lista ordenada de cambios de estado con </w:t>
-      </w:r>
-      <w:proofErr w:type="spellStart"/>
-      <w:r>
-        <w:t>timestamp</w:t>
-      </w:r>
-      <w:proofErr w:type="spellEnd"/>
-      <w:r>
-        <w:t xml:space="preserve"> y usuario en data.</w:t>
-      </w:r>
-    </w:p>
-    <w:p>
-      <w:r>
-        <w:pict w14:anchorId="0AF9EAFF">
-          <v:rect id="_x0000_i1050" style="width:0;height:3pt" o:hralign="center" o:hrstd="t" o:hr="t" fillcolor="#a0a0a0" stroked="f"/>
-        </w:pict>
-      </w:r>
-    </w:p>
-    <w:p>
-      <w:pPr>
-        <w:rPr>
-          <w:b/>
-          <w:bCs/>
-        </w:rPr>
-      </w:pPr>
-      <w:r>
-        <w:rPr>
-          <w:b/>
-          <w:bCs/>
-        </w:rPr>
-        <w:t>Búsqueda y Filtros (RF-06, RF-07)</w:t>
-      </w:r>
-    </w:p>
-    <w:p>
-      <w:r>
-        <w:rPr>
-          <w:b/>
-          <w:bCs/>
-        </w:rPr>
-        <w:t>Caso 14 — Búsqueda por texto parcial en código de rastreo (RF-07)</w:t>
-      </w:r>
-    </w:p>
-    <w:p>
-      <w:proofErr w:type="spellStart"/>
-      <w:r>
-        <w:t>curl</w:t>
-      </w:r>
-      <w:proofErr w:type="spellEnd"/>
-      <w:r>
-        <w:t xml:space="preserve"> -s -X GET "http://localhost:8080/api/v1/</w:t>
-      </w:r>
-      <w:proofErr w:type="spellStart"/>
-      <w:r>
-        <w:t>paquetes?busqueda</w:t>
-      </w:r>
-      <w:proofErr w:type="spellEnd"/>
-      <w:r>
-        <w:t>=RC2024" \</w:t>
-      </w:r>
-    </w:p>
-    <w:p>
-      <w:r>
-        <w:t xml:space="preserve">  -H "</w:t>
-      </w:r>
-      <w:proofErr w:type="spellStart"/>
-      <w:r>
-        <w:t>Authorization</w:t>
-      </w:r>
-      <w:proofErr w:type="spellEnd"/>
-      <w:r>
-        <w:t xml:space="preserve">: Bearer TOKEN" | </w:t>
-      </w:r>
-      <w:proofErr w:type="spellStart"/>
-      <w:proofErr w:type="gramStart"/>
-      <w:r>
-        <w:t>jq</w:t>
-      </w:r>
-      <w:proofErr w:type="spellEnd"/>
-      <w:r>
-        <w:t xml:space="preserve"> .</w:t>
-      </w:r>
-      <w:proofErr w:type="gramEnd"/>
-    </w:p>
-    <w:p>
-      <w:r>
-        <w:t>Esperado: 200 OK — lista de paquetes cuyo código de rastreo contenga "RC2024".</w:t>
-      </w:r>
-    </w:p>
-    <w:p>
-      <w:r>
-        <w:rPr>
-          <w:b/>
-          <w:bCs/>
-        </w:rPr>
-        <w:t>Caso 15 — Búsqueda por nombre de cliente (RF-07)</w:t>
-      </w:r>
-    </w:p>
-    <w:p>
-      <w:proofErr w:type="spellStart"/>
-      <w:r>
-        <w:t>curl</w:t>
-      </w:r>
-      <w:proofErr w:type="spellEnd"/>
-      <w:r>
-        <w:t xml:space="preserve"> -s -X GET "http://localhost:8080/api/v1/</w:t>
-      </w:r>
-      <w:proofErr w:type="spellStart"/>
-      <w:r>
-        <w:t>paquetes?busqueda</w:t>
-      </w:r>
-      <w:proofErr w:type="spellEnd"/>
-      <w:r>
-        <w:t>=flores" \</w:t>
-      </w:r>
-    </w:p>
-    <w:p>
-      <w:r>
-        <w:t xml:space="preserve">  -H "</w:t>
-      </w:r>
-      <w:proofErr w:type="spellStart"/>
-      <w:r>
-        <w:t>Authorization</w:t>
-      </w:r>
-      <w:proofErr w:type="spellEnd"/>
-      <w:r>
-        <w:t xml:space="preserve">: Bearer TOKEN" | </w:t>
-      </w:r>
-      <w:proofErr w:type="spellStart"/>
-      <w:proofErr w:type="gramStart"/>
-      <w:r>
-        <w:t>jq</w:t>
-      </w:r>
-      <w:proofErr w:type="spellEnd"/>
-      <w:r>
-        <w:t xml:space="preserve"> .</w:t>
-      </w:r>
-      <w:proofErr w:type="gramEnd"/>
-    </w:p>
-    <w:p>
-      <w:r>
-        <w:t>Esperado: 200 OK — paquetes cuyo remitente o destinatario contenga "flores" en su nombre.</w:t>
-      </w:r>
-    </w:p>
-    <w:p>
-      <w:r>
-        <w:rPr>
-          <w:b/>
-          <w:bCs/>
-        </w:rPr>
-        <w:t>Caso 16 — Filtro por sucursal y estado (RF-06)</w:t>
-      </w:r>
-    </w:p>
-    <w:p>
-      <w:proofErr w:type="spellStart"/>
-      <w:r>
-        <w:t>curl</w:t>
-      </w:r>
-      <w:proofErr w:type="spellEnd"/>
-      <w:r>
-        <w:t xml:space="preserve"> -s -X GET "http://localhost:8080/api/v1/paquetes?sucursal=Lima&amp;estado=EN_TRANSITO" \</w:t>
-      </w:r>
-    </w:p>
-    <w:p>
-      <w:r>
-        <w:t xml:space="preserve">  -H "</w:t>
-      </w:r>
-      <w:proofErr w:type="spellStart"/>
-      <w:r>
-        <w:t>Authorization</w:t>
-      </w:r>
-      <w:proofErr w:type="spellEnd"/>
-      <w:r>
-        <w:t xml:space="preserve">: Bearer TOKEN" | </w:t>
-      </w:r>
-      <w:proofErr w:type="spellStart"/>
-      <w:proofErr w:type="gramStart"/>
-      <w:r>
-        <w:t>jq</w:t>
-      </w:r>
-      <w:proofErr w:type="spellEnd"/>
-      <w:r>
-        <w:t xml:space="preserve"> .</w:t>
-      </w:r>
-      <w:proofErr w:type="gramEnd"/>
-    </w:p>
-    <w:p>
-      <w:r>
-        <w:t>Esperado: 200 OK — paquetes con origen o destino en Lima y estado EN_TRANSITO.</w:t>
-      </w:r>
-    </w:p>
-    <w:p>
-      <w:r>
-        <w:lastRenderedPageBreak/>
-        <w:pict w14:anchorId="30B8E4EC">
-          <v:rect id="_x0000_i1051" style="width:0;height:3pt" o:hralign="center" o:hrstd="t" o:hr="t" fillcolor="#a0a0a0" stroked="f"/>
-        </w:pict>
-      </w:r>
-    </w:p>
-    <w:p>
-      <w:pPr>
-        <w:rPr>
-          <w:b/>
-          <w:bCs/>
-        </w:rPr>
-      </w:pPr>
-      <w:r>
-        <w:rPr>
-          <w:b/>
-          <w:bCs/>
-        </w:rPr>
-        <w:t>Categorías (RF-09)</w:t>
-      </w:r>
-    </w:p>
-    <w:p>
-      <w:r>
-        <w:rPr>
-          <w:b/>
-          <w:bCs/>
-        </w:rPr>
-        <w:t>Caso 17 — Asignación de categoría a un paquete</w:t>
-      </w:r>
-    </w:p>
-    <w:p>
-      <w:proofErr w:type="spellStart"/>
-      <w:r>
-        <w:t>curl</w:t>
-      </w:r>
-      <w:proofErr w:type="spellEnd"/>
-      <w:r>
-        <w:t xml:space="preserve"> -s -X POST http://localhost:8080/api/v1/paquetes/{id}/categorias/{categoriaId} \</w:t>
-      </w:r>
-    </w:p>
-    <w:p>
-      <w:r>
-        <w:t xml:space="preserve">  -H "</w:t>
-      </w:r>
-      <w:proofErr w:type="spellStart"/>
-      <w:r>
-        <w:t>Authorization</w:t>
-      </w:r>
-      <w:proofErr w:type="spellEnd"/>
-      <w:r>
-        <w:t xml:space="preserve">: Bearer TOKEN" | </w:t>
-      </w:r>
-      <w:proofErr w:type="spellStart"/>
-      <w:proofErr w:type="gramStart"/>
-      <w:r>
-        <w:t>jq</w:t>
-      </w:r>
-      <w:proofErr w:type="spellEnd"/>
-      <w:r>
-        <w:t xml:space="preserve"> .</w:t>
-      </w:r>
-      <w:proofErr w:type="gramEnd"/>
-    </w:p>
-    <w:p>
-      <w:r>
-        <w:t>Esperado: 200 OK — paquete actualizado con la categoría asignada en data.</w:t>
-      </w:r>
-    </w:p>
-    <w:p>
-      <w:r>
-        <w:pict w14:anchorId="4032F29F">
-          <v:rect id="_x0000_i1052" style="width:0;height:3pt" o:hralign="center" o:hrstd="t" o:hr="t" fillcolor="#a0a0a0" stroked="f"/>
-        </w:pict>
-      </w:r>
-    </w:p>
-    <w:p>
-      <w:pPr>
-        <w:rPr>
-          <w:b/>
-          <w:bCs/>
-        </w:rPr>
-      </w:pPr>
-      <w:r>
-        <w:rPr>
-          <w:b/>
-          <w:bCs/>
-        </w:rPr>
-        <w:t>Operaciones de escritura y borrado</w:t>
-      </w:r>
-    </w:p>
-    <w:p>
-      <w:r>
-        <w:rPr>
-          <w:b/>
-          <w:bCs/>
-        </w:rPr>
-        <w:t>Caso 18 — Actualización de paquete</w:t>
-      </w:r>
-    </w:p>
-    <w:p>
-      <w:proofErr w:type="spellStart"/>
-      <w:r>
-        <w:t>curl</w:t>
-      </w:r>
-      <w:proofErr w:type="spellEnd"/>
-      <w:r>
-        <w:t xml:space="preserve"> -s -X PUT http://localhost:8080/api/v1/paquetes/{id} \</w:t>
-      </w:r>
-    </w:p>
-    <w:p>
-      <w:r>
-        <w:t xml:space="preserve">  -H "Content-</w:t>
-      </w:r>
-      <w:proofErr w:type="spellStart"/>
-      <w:r>
-        <w:t>Type</w:t>
-      </w:r>
-      <w:proofErr w:type="spellEnd"/>
-      <w:r>
-        <w:t xml:space="preserve">: </w:t>
-      </w:r>
-      <w:proofErr w:type="spellStart"/>
-      <w:r>
-        <w:t>application</w:t>
-      </w:r>
-      <w:proofErr w:type="spellEnd"/>
-      <w:r>
-        <w:t>/</w:t>
-      </w:r>
-      <w:proofErr w:type="spellStart"/>
-      <w:r>
-        <w:t>json</w:t>
-      </w:r>
-      <w:proofErr w:type="spellEnd"/>
-      <w:r>
-        <w:t>" \</w:t>
-      </w:r>
-    </w:p>
-    <w:p>
-      <w:r>
-        <w:t xml:space="preserve">  -H "</w:t>
-      </w:r>
-      <w:proofErr w:type="spellStart"/>
-      <w:r>
-        <w:t>Authorization</w:t>
-      </w:r>
-      <w:proofErr w:type="spellEnd"/>
-      <w:r>
-        <w:t>: Bearer TOKEN" \</w:t>
-      </w:r>
-    </w:p>
-    <w:p>
-      <w:r>
-        <w:t xml:space="preserve">  -d '{"</w:t>
-      </w:r>
-      <w:proofErr w:type="spellStart"/>
-      <w:r>
-        <w:t>descripcion</w:t>
-      </w:r>
-      <w:proofErr w:type="spellEnd"/>
-      <w:r>
-        <w:t xml:space="preserve">":"Documentos actualizados","pesoKg":2.0}' | </w:t>
-      </w:r>
-      <w:proofErr w:type="spellStart"/>
-      <w:proofErr w:type="gramStart"/>
-      <w:r>
-        <w:t>jq</w:t>
-      </w:r>
-      <w:proofErr w:type="spellEnd"/>
-      <w:r>
-        <w:t xml:space="preserve"> .</w:t>
-      </w:r>
-      <w:proofErr w:type="gramEnd"/>
-    </w:p>
-    <w:p>
-      <w:r>
-        <w:t>Esperado: 200 OK — datos actualizados en data.</w:t>
-      </w:r>
-    </w:p>
-    <w:p>
-      <w:r>
-        <w:rPr>
-          <w:b/>
-          <w:bCs/>
-        </w:rPr>
-        <w:t>Caso 19 — Eliminación de paquete (solo ADMIN)</w:t>
-      </w:r>
-    </w:p>
-    <w:p>
-      <w:proofErr w:type="spellStart"/>
-      <w:r>
-        <w:t>curl</w:t>
-      </w:r>
-      <w:proofErr w:type="spellEnd"/>
-      <w:r>
-        <w:t xml:space="preserve"> -s -X DELETE http://localhost:8080/api/v1/paquetes/{id} \</w:t>
-      </w:r>
-    </w:p>
-    <w:p>
-      <w:r>
-        <w:t xml:space="preserve">  -H "</w:t>
-      </w:r>
-      <w:proofErr w:type="spellStart"/>
-      <w:r>
-        <w:t>Authorization</w:t>
-      </w:r>
-      <w:proofErr w:type="spellEnd"/>
-      <w:r>
-        <w:t xml:space="preserve">: Bearer TOKEN_ADMIN" | </w:t>
-      </w:r>
-      <w:proofErr w:type="spellStart"/>
-      <w:proofErr w:type="gramStart"/>
-      <w:r>
-        <w:t>jq</w:t>
-      </w:r>
-      <w:proofErr w:type="spellEnd"/>
-      <w:r>
-        <w:t xml:space="preserve"> .</w:t>
-      </w:r>
-      <w:proofErr w:type="gramEnd"/>
-    </w:p>
-    <w:p>
-      <w:r>
-        <w:t>Esperado: 204 No Content.</w:t>
-      </w:r>
-    </w:p>
-    <w:p>
-      <w:r>
-        <w:rPr>
-          <w:b/>
-          <w:bCs/>
-        </w:rPr>
-        <w:t>Caso 20 — Eliminación de recurso inexistente</w:t>
-      </w:r>
-    </w:p>
-    <w:p>
-      <w:proofErr w:type="spellStart"/>
-      <w:r>
-        <w:t>curl</w:t>
-      </w:r>
-      <w:proofErr w:type="spellEnd"/>
-      <w:r>
-        <w:t xml:space="preserve"> -s -X DELETE http://localhost:8080/api/v1/paquetes/00000000-0000-0000-0000-000000000000 \</w:t>
-      </w:r>
-    </w:p>
-    <w:p>
-      <w:r>
-        <w:t xml:space="preserve">  -H "</w:t>
-      </w:r>
-      <w:proofErr w:type="spellStart"/>
-      <w:r>
-        <w:t>Authorization</w:t>
-      </w:r>
-      <w:proofErr w:type="spellEnd"/>
-      <w:r>
-        <w:t xml:space="preserve">: Bearer TOKEN_ADMIN" | </w:t>
-      </w:r>
-      <w:proofErr w:type="spellStart"/>
-      <w:proofErr w:type="gramStart"/>
-      <w:r>
-        <w:t>jq</w:t>
-      </w:r>
-      <w:proofErr w:type="spellEnd"/>
-      <w:r>
-        <w:t xml:space="preserve"> .</w:t>
-      </w:r>
-      <w:proofErr w:type="gramEnd"/>
-    </w:p>
-    <w:p>
-      <w:r>
-        <w:t>Esperado: 404 Not Found — </w:t>
-      </w:r>
-      <w:proofErr w:type="spellStart"/>
-      <w:r>
-        <w:t>success</w:t>
-      </w:r>
-      <w:proofErr w:type="spellEnd"/>
-      <w:r>
-        <w:t>: false.</w:t>
-      </w:r>
-    </w:p>
-    <w:p>
-      <w:r>
-        <w:pict w14:anchorId="7D92A323">
-          <v:rect id="_x0000_i1053" style="width:0;height:3pt" o:hralign="center" o:hrstd="t" o:hr="t" fillcolor="#a0a0a0" stroked="f"/>
-        </w:pict>
-      </w:r>
-    </w:p>
-    <w:p>
-      <w:pPr>
-        <w:rPr>
-          <w:b/>
-          <w:bCs/>
-        </w:rPr>
-      </w:pPr>
-      <w:r>
-        <w:rPr>
-          <w:b/>
-          <w:bCs/>
-        </w:rPr>
-        <w:t>Seguridad (RF-08)</w:t>
-      </w:r>
-    </w:p>
-    <w:p>
-      <w:r>
-        <w:rPr>
-          <w:b/>
-          <w:bCs/>
-        </w:rPr>
-        <w:t xml:space="preserve">Caso 21 — Acceso sin token a </w:t>
-      </w:r>
-      <w:proofErr w:type="spellStart"/>
-      <w:r>
-        <w:rPr>
-          <w:b/>
-          <w:bCs/>
-        </w:rPr>
-        <w:t>endpoint</w:t>
-      </w:r>
-      <w:proofErr w:type="spellEnd"/>
-      <w:r>
-        <w:rPr>
-          <w:b/>
-          <w:bCs/>
-        </w:rPr>
-        <w:t xml:space="preserve"> protegido</w:t>
-      </w:r>
-    </w:p>
-    <w:p>
-      <w:proofErr w:type="spellStart"/>
-      <w:r>
-        <w:t>curl</w:t>
-      </w:r>
-      <w:proofErr w:type="spellEnd"/>
-      <w:r>
-        <w:t xml:space="preserve"> -s -X GET http://localhost:8080/api/v1/paquetes | </w:t>
-      </w:r>
-      <w:proofErr w:type="spellStart"/>
-      <w:proofErr w:type="gramStart"/>
-      <w:r>
-        <w:t>jq</w:t>
-      </w:r>
-      <w:proofErr w:type="spellEnd"/>
-      <w:r>
-        <w:t xml:space="preserve"> .</w:t>
-      </w:r>
-      <w:proofErr w:type="gramEnd"/>
-    </w:p>
-    <w:p>
-      <w:r>
-        <w:t xml:space="preserve">Esperado: 401 </w:t>
-      </w:r>
-      <w:proofErr w:type="spellStart"/>
-      <w:r>
-        <w:t>Unauthorized</w:t>
-      </w:r>
-      <w:proofErr w:type="spellEnd"/>
-      <w:r>
-        <w:t>.</w:t>
-      </w:r>
-    </w:p>
-    <w:p>
-      <w:r>
-        <w:rPr>
-          <w:b/>
-          <w:bCs/>
-        </w:rPr>
-        <w:t>Caso 22 — Acceso con rol insuficiente: CLIENTE intenta eliminar</w:t>
-      </w:r>
-    </w:p>
-    <w:p>
-      <w:proofErr w:type="spellStart"/>
-      <w:r>
-        <w:t>curl</w:t>
-      </w:r>
-      <w:proofErr w:type="spellEnd"/>
-      <w:r>
-        <w:t xml:space="preserve"> -s -X DELETE http://localhost:8080/api/v1/paquetes/{id} \</w:t>
-      </w:r>
-    </w:p>
-    <w:p>
-      <w:r>
-        <w:t xml:space="preserve">  -H "</w:t>
-      </w:r>
-      <w:proofErr w:type="spellStart"/>
-      <w:r>
-        <w:t>Authorization</w:t>
-      </w:r>
-      <w:proofErr w:type="spellEnd"/>
-      <w:r>
-        <w:t xml:space="preserve">: Bearer TOKEN_CLIENTE" | </w:t>
-      </w:r>
-      <w:proofErr w:type="spellStart"/>
-      <w:proofErr w:type="gramStart"/>
-      <w:r>
-        <w:t>jq</w:t>
-      </w:r>
-      <w:proofErr w:type="spellEnd"/>
-      <w:r>
-        <w:t xml:space="preserve"> .</w:t>
-      </w:r>
-      <w:proofErr w:type="gramEnd"/>
-    </w:p>
-    <w:p>
-      <w:r>
-        <w:lastRenderedPageBreak/>
-        <w:t xml:space="preserve">Esperado: 403 </w:t>
-      </w:r>
-      <w:proofErr w:type="spellStart"/>
-      <w:r>
-        <w:t>Forbidden</w:t>
-      </w:r>
-      <w:proofErr w:type="spellEnd"/>
-      <w:r>
-        <w:t>.</w:t>
-      </w:r>
-    </w:p>
-    <w:p>
-      <w:r>
-        <w:pict w14:anchorId="7D896CB3">
-          <v:rect id="_x0000_i1054" style="width:0;height:3pt" o:hralign="center" o:hrstd="t" o:hr="t" fillcolor="#a0a0a0" stroked="f"/>
         </w:pict>
       </w:r>
     </w:p>
@@ -13990,7 +12394,13 @@
         </w:numPr>
       </w:pPr>
       <w:r>
-        <w:t> Regla de cálculo de tarifa (RF-03).</w:t>
+        <w:t> Regla de cálculo de</w:t>
+      </w:r>
+      <w:r>
+        <w:t xml:space="preserve"> porcentaje de participación</w:t>
+      </w:r>
+      <w:r>
+        <w:t>.</w:t>
       </w:r>
     </w:p>
     <w:p>
@@ -14001,7 +12411,7 @@
         </w:numPr>
       </w:pPr>
       <w:r>
-        <w:t> Estados y transiciones válidas del paquete (RF-04).</w:t>
+        <w:t> Estados y transiciones válidas.</w:t>
       </w:r>
     </w:p>
     <w:p>
@@ -14533,6 +12943,7 @@
           </w:tcPr>
           <w:p>
             <w:r>
+              <w:lastRenderedPageBreak/>
               <w:t>A</w:t>
             </w:r>
           </w:p>
@@ -14844,7 +13255,6 @@
           </w:tcPr>
           <w:p>
             <w:r>
-              <w:lastRenderedPageBreak/>
               <w:t>A</w:t>
             </w:r>
           </w:p>

--- a/EXAMEN FINAL.docx
+++ b/EXAMEN FINAL.docx
@@ -7503,12 +7503,14 @@
         <w:rPr>
           <w:b/>
           <w:bCs/>
-        </w:rPr>
-      </w:pPr>
-      <w:r>
-        <w:rPr>
-          <w:b/>
-          <w:bCs/>
+          <w:highlight w:val="green"/>
+        </w:rPr>
+      </w:pPr>
+      <w:r>
+        <w:rPr>
+          <w:b/>
+          <w:bCs/>
+          <w:highlight w:val="green"/>
         </w:rPr>
         <w:lastRenderedPageBreak/>
         <w:t xml:space="preserve">Sección 9: Pruebas Unitarias con </w:t>
@@ -7518,6 +7520,7 @@
         <w:rPr>
           <w:b/>
           <w:bCs/>
+          <w:highlight w:val="green"/>
         </w:rPr>
         <w:t>Mockito</w:t>
       </w:r>
@@ -7526,27 +7529,43 @@
         <w:rPr>
           <w:b/>
           <w:bCs/>
+          <w:highlight w:val="green"/>
         </w:rPr>
         <w:t xml:space="preserve"> (10 puntos)</w:t>
       </w:r>
     </w:p>
     <w:p>
-      <w:r>
-        <w:rPr>
-          <w:b/>
-          <w:bCs/>
+      <w:pPr>
+        <w:rPr>
+          <w:highlight w:val="green"/>
+        </w:rPr>
+      </w:pPr>
+      <w:r>
+        <w:rPr>
+          <w:b/>
+          <w:bCs/>
+          <w:highlight w:val="green"/>
         </w:rPr>
         <w:t>Qué se evalúa:</w:t>
       </w:r>
       <w:r>
+        <w:rPr>
+          <w:highlight w:val="green"/>
+        </w:rPr>
         <w:t> Pruebas aisladas de la capa de servicio en al menos 2 microservicios. Cubre RNF-05.</w:t>
       </w:r>
     </w:p>
     <w:p>
-      <w:r>
-        <w:rPr>
-          <w:b/>
-          <w:bCs/>
+      <w:pPr>
+        <w:rPr>
+          <w:highlight w:val="green"/>
+        </w:rPr>
+      </w:pPr>
+      <w:r>
+        <w:rPr>
+          <w:b/>
+          <w:bCs/>
+          <w:highlight w:val="green"/>
         </w:rPr>
         <w:t>Entregables:</w:t>
       </w:r>
@@ -7557,26 +7576,42 @@
           <w:ilvl w:val="0"/>
           <w:numId w:val="11"/>
         </w:numPr>
-      </w:pPr>
-      <w:r>
+        <w:rPr>
+          <w:highlight w:val="green"/>
+        </w:rPr>
+      </w:pPr>
+      <w:r>
+        <w:rPr>
+          <w:highlight w:val="green"/>
+        </w:rPr>
         <w:t>Clases de prueba en al menos </w:t>
       </w:r>
       <w:r>
         <w:rPr>
           <w:b/>
           <w:bCs/>
+          <w:highlight w:val="green"/>
         </w:rPr>
         <w:t>2 microservicios distintos</w:t>
       </w:r>
       <w:r>
+        <w:rPr>
+          <w:highlight w:val="green"/>
+        </w:rPr>
         <w:t> usando @</w:t>
       </w:r>
       <w:proofErr w:type="gramStart"/>
       <w:r>
+        <w:rPr>
+          <w:highlight w:val="green"/>
+        </w:rPr>
         <w:t>ExtendWith(</w:t>
       </w:r>
       <w:proofErr w:type="gramEnd"/>
       <w:r>
+        <w:rPr>
+          <w:highlight w:val="green"/>
+        </w:rPr>
         <w:t>MockitoExtension.class).</w:t>
       </w:r>
     </w:p>
@@ -7586,8 +7621,14 @@
           <w:ilvl w:val="0"/>
           <w:numId w:val="11"/>
         </w:numPr>
-      </w:pPr>
-      <w:r>
+        <w:rPr>
+          <w:highlight w:val="green"/>
+        </w:rPr>
+      </w:pPr>
+      <w:r>
+        <w:rPr>
+          <w:highlight w:val="green"/>
+        </w:rPr>
         <w:t>@Mock para todas las dependencias; @InjectMocks para la clase bajo prueba.</w:t>
       </w:r>
     </w:p>
@@ -7597,18 +7638,28 @@
           <w:ilvl w:val="0"/>
           <w:numId w:val="11"/>
         </w:numPr>
-      </w:pPr>
-      <w:r>
+        <w:rPr>
+          <w:highlight w:val="green"/>
+        </w:rPr>
+      </w:pPr>
+      <w:r>
+        <w:rPr>
+          <w:highlight w:val="green"/>
+        </w:rPr>
         <w:t>Mínimo </w:t>
       </w:r>
       <w:r>
         <w:rPr>
           <w:b/>
           <w:bCs/>
+          <w:highlight w:val="green"/>
         </w:rPr>
         <w:t>6 casos de prueba en total</w:t>
       </w:r>
       <w:r>
+        <w:rPr>
+          <w:highlight w:val="green"/>
+        </w:rPr>
         <w:t> cubriendo obligatoriamente:</w:t>
       </w:r>
     </w:p>
@@ -7618,40 +7669,70 @@
           <w:ilvl w:val="1"/>
           <w:numId w:val="11"/>
         </w:numPr>
-      </w:pPr>
-      <w:r>
+        <w:rPr>
+          <w:highlight w:val="green"/>
+        </w:rPr>
+      </w:pPr>
+      <w:r>
+        <w:rPr>
+          <w:highlight w:val="green"/>
+        </w:rPr>
         <w:t xml:space="preserve">Al menos 1 </w:t>
       </w:r>
       <w:proofErr w:type="spellStart"/>
       <w:r>
+        <w:rPr>
+          <w:highlight w:val="green"/>
+        </w:rPr>
         <w:t>happy</w:t>
       </w:r>
       <w:proofErr w:type="spellEnd"/>
       <w:r>
+        <w:rPr>
+          <w:highlight w:val="green"/>
+        </w:rPr>
         <w:t xml:space="preserve"> </w:t>
       </w:r>
       <w:proofErr w:type="spellStart"/>
       <w:r>
+        <w:rPr>
+          <w:highlight w:val="green"/>
+        </w:rPr>
         <w:t>path</w:t>
       </w:r>
       <w:proofErr w:type="spellEnd"/>
       <w:r>
+        <w:rPr>
+          <w:highlight w:val="green"/>
+        </w:rPr>
         <w:t xml:space="preserve"> por servicio probado (verificado con </w:t>
       </w:r>
       <w:proofErr w:type="spellStart"/>
       <w:r>
+        <w:rPr>
+          <w:highlight w:val="green"/>
+        </w:rPr>
         <w:t>assertEquals</w:t>
       </w:r>
       <w:proofErr w:type="spellEnd"/>
       <w:r>
+        <w:rPr>
+          <w:highlight w:val="green"/>
+        </w:rPr>
         <w:t> / </w:t>
       </w:r>
       <w:proofErr w:type="spellStart"/>
       <w:r>
+        <w:rPr>
+          <w:highlight w:val="green"/>
+        </w:rPr>
         <w:t>assertNotNull</w:t>
       </w:r>
       <w:proofErr w:type="spellEnd"/>
       <w:r>
+        <w:rPr>
+          <w:highlight w:val="green"/>
+        </w:rPr>
         <w:t>).</w:t>
       </w:r>
     </w:p>
@@ -7661,16 +7742,28 @@
           <w:ilvl w:val="1"/>
           <w:numId w:val="11"/>
         </w:numPr>
-      </w:pPr>
-      <w:r>
+        <w:rPr>
+          <w:highlight w:val="green"/>
+        </w:rPr>
+      </w:pPr>
+      <w:r>
+        <w:rPr>
+          <w:highlight w:val="green"/>
+        </w:rPr>
         <w:t>Al menos 2 rutas de excepción con </w:t>
       </w:r>
       <w:proofErr w:type="spellStart"/>
       <w:r>
+        <w:rPr>
+          <w:highlight w:val="green"/>
+        </w:rPr>
         <w:t>assertThrows</w:t>
       </w:r>
       <w:proofErr w:type="spellEnd"/>
       <w:r>
+        <w:rPr>
+          <w:highlight w:val="green"/>
+        </w:rPr>
         <w:t> verificando tipo y mensaje (ejemplos: email duplicado, transición de estado inválida).</w:t>
       </w:r>
     </w:p>
@@ -7680,16 +7773,28 @@
           <w:ilvl w:val="1"/>
           <w:numId w:val="11"/>
         </w:numPr>
-      </w:pPr>
-      <w:r>
+        <w:rPr>
+          <w:highlight w:val="green"/>
+        </w:rPr>
+      </w:pPr>
+      <w:r>
+        <w:rPr>
+          <w:highlight w:val="green"/>
+        </w:rPr>
         <w:t>Al menos 1 caso de resultado vacío (repositorio retorna lista vacía u </w:t>
       </w:r>
       <w:proofErr w:type="spellStart"/>
       <w:r>
+        <w:rPr>
+          <w:highlight w:val="green"/>
+        </w:rPr>
         <w:t>Optional.empty</w:t>
       </w:r>
       <w:proofErr w:type="spellEnd"/>
       <w:r>
+        <w:rPr>
+          <w:highlight w:val="green"/>
+        </w:rPr>
         <w:t>()).</w:t>
       </w:r>
     </w:p>
@@ -7699,8 +7804,14 @@
           <w:ilvl w:val="0"/>
           <w:numId w:val="11"/>
         </w:numPr>
-      </w:pPr>
-      <w:r>
+        <w:rPr>
+          <w:highlight w:val="green"/>
+        </w:rPr>
+      </w:pPr>
+      <w:r>
+        <w:rPr>
+          <w:highlight w:val="green"/>
+        </w:rPr>
         <w:t>Si tienes un componente auxiliar compartido entre servicios (por ejemplo, un calculador de tarifa), usa @Spy y demuestra el impacto cruzado. Si no aplica, justifícalo con un comentario en el archivo de prueba.</w:t>
       </w:r>
     </w:p>

--- a/EXAMEN FINAL.docx
+++ b/EXAMEN FINAL.docx
@@ -26,15 +26,7 @@
         <w:t>Curso:</w:t>
       </w:r>
       <w:r>
-        <w:t xml:space="preserve"> Desarrollo </w:t>
-      </w:r>
-      <w:proofErr w:type="spellStart"/>
-      <w:r>
-        <w:t>Backend</w:t>
-      </w:r>
-      <w:proofErr w:type="spellEnd"/>
-      <w:r>
-        <w:t xml:space="preserve"> con Java y Spring Boot </w:t>
+        <w:t> Desarrollo Backend con Java y Spring Boot </w:t>
       </w:r>
       <w:r>
         <w:rPr>
@@ -166,21 +158,7 @@
         <w:rPr>
           <w:highlight w:val="green"/>
         </w:rPr>
-        <w:t xml:space="preserve">Dado su plan de expansión nacional, la empresa ha decidido construir su plataforma </w:t>
-      </w:r>
-      <w:proofErr w:type="spellStart"/>
-      <w:r>
-        <w:rPr>
-          <w:highlight w:val="green"/>
-        </w:rPr>
-        <w:t>backend</w:t>
-      </w:r>
-      <w:proofErr w:type="spellEnd"/>
-      <w:r>
-        <w:rPr>
-          <w:highlight w:val="green"/>
-        </w:rPr>
-        <w:t> </w:t>
+        <w:t>Dado su plan de expansión nacional, la empresa ha decidido construir su plataforma backend </w:t>
       </w:r>
       <w:r>
         <w:rPr>
@@ -309,21 +287,7 @@
         <w:rPr>
           <w:highlight w:val="green"/>
         </w:rPr>
-        <w:t> </w:t>
-      </w:r>
-      <w:proofErr w:type="gramStart"/>
-      <w:r>
-        <w:rPr>
-          <w:highlight w:val="green"/>
-        </w:rPr>
-        <w:t>capas tradicional</w:t>
-      </w:r>
-      <w:proofErr w:type="gramEnd"/>
-      <w:r>
-        <w:rPr>
-          <w:highlight w:val="green"/>
-        </w:rPr>
-        <w:t>, hexagonal u otra. Debe ser consistente dentro de cada servicio.</w:t>
+        <w:t> capas tradicional, hexagonal u otra. Debe ser consistente dentro de cada servicio.</w:t>
       </w:r>
     </w:p>
     <w:p>
@@ -367,45 +331,13 @@
           <w:bCs/>
           <w:highlight w:val="green"/>
         </w:rPr>
-        <w:t xml:space="preserve">Comunicación </w:t>
-      </w:r>
-      <w:proofErr w:type="spellStart"/>
-      <w:r>
-        <w:rPr>
-          <w:b/>
-          <w:bCs/>
-          <w:highlight w:val="green"/>
-        </w:rPr>
-        <w:t>inter-servicio</w:t>
-      </w:r>
-      <w:proofErr w:type="spellEnd"/>
-      <w:r>
-        <w:rPr>
-          <w:b/>
-          <w:bCs/>
-          <w:highlight w:val="green"/>
-        </w:rPr>
-        <w:t>:</w:t>
-      </w:r>
-      <w:r>
-        <w:rPr>
-          <w:highlight w:val="green"/>
-        </w:rPr>
-        <w:t> sincrónica (</w:t>
-      </w:r>
-      <w:proofErr w:type="spellStart"/>
-      <w:r>
-        <w:rPr>
-          <w:highlight w:val="green"/>
-        </w:rPr>
-        <w:t>Feign</w:t>
-      </w:r>
-      <w:proofErr w:type="spellEnd"/>
-      <w:r>
-        <w:rPr>
-          <w:highlight w:val="green"/>
-        </w:rPr>
-        <w:t>), asincrónica (eventos) o ambas. Justifica según el caso de uso.</w:t>
+        <w:t>Comunicación inter-servicio:</w:t>
+      </w:r>
+      <w:r>
+        <w:rPr>
+          <w:highlight w:val="green"/>
+        </w:rPr>
+        <w:t> sincrónica (Feign), asincrónica (eventos) o ambas. Justifica según el caso de uso.</w:t>
       </w:r>
     </w:p>
     <w:p>
@@ -473,21 +405,7 @@
         <w:rPr>
           <w:highlight w:val="green"/>
         </w:rPr>
-        <w:t>Clase genérica </w:t>
-      </w:r>
-      <w:proofErr w:type="spellStart"/>
-      <w:r>
-        <w:rPr>
-          <w:highlight w:val="green"/>
-        </w:rPr>
-        <w:t>ApiResponse</w:t>
-      </w:r>
-      <w:proofErr w:type="spellEnd"/>
-      <w:r>
-        <w:rPr>
-          <w:highlight w:val="green"/>
-        </w:rPr>
-        <w:t>&lt;T&gt; en todas las respuestas HTTP de todos los servicios.</w:t>
+        <w:t>Clase genérica ApiResponse&lt;T&gt; en todas las respuestas HTTP de todos los servicios.</w:t>
       </w:r>
     </w:p>
     <w:p>
@@ -500,37 +418,11 @@
           <w:highlight w:val="green"/>
         </w:rPr>
       </w:pPr>
-      <w:proofErr w:type="spellStart"/>
-      <w:proofErr w:type="gramStart"/>
-      <w:r>
-        <w:rPr>
-          <w:highlight w:val="green"/>
-        </w:rPr>
-        <w:t>application.yaml</w:t>
-      </w:r>
-      <w:proofErr w:type="spellEnd"/>
-      <w:proofErr w:type="gramEnd"/>
-      <w:r>
-        <w:rPr>
-          <w:highlight w:val="green"/>
-        </w:rPr>
-        <w:t> (no </w:t>
-      </w:r>
-      <w:proofErr w:type="spellStart"/>
-      <w:proofErr w:type="gramStart"/>
-      <w:r>
-        <w:rPr>
-          <w:highlight w:val="green"/>
-        </w:rPr>
-        <w:t>application.properties</w:t>
-      </w:r>
-      <w:proofErr w:type="spellEnd"/>
-      <w:proofErr w:type="gramEnd"/>
-      <w:r>
-        <w:rPr>
-          <w:highlight w:val="green"/>
-        </w:rPr>
-        <w:t>).</w:t>
+      <w:r>
+        <w:rPr>
+          <w:highlight w:val="green"/>
+        </w:rPr>
+        <w:t>application.yaml (no application.properties).</w:t>
       </w:r>
     </w:p>
     <w:p>
@@ -582,13 +474,8 @@
       </w:r>
     </w:p>
     <w:p>
-      <w:proofErr w:type="spellStart"/>
-      <w:r>
-        <w:t>rapidocourier</w:t>
-      </w:r>
-      <w:proofErr w:type="spellEnd"/>
-      <w:r>
-        <w:t>/</w:t>
+      <w:r>
+        <w:t>rapidocourier/</w:t>
       </w:r>
     </w:p>
     <w:p>
@@ -632,21 +519,7 @@
         <w:rPr>
           <w:highlight w:val="green"/>
         </w:rPr>
-        <w:t xml:space="preserve"> api-</w:t>
-      </w:r>
-      <w:proofErr w:type="spellStart"/>
-      <w:r>
-        <w:rPr>
-          <w:highlight w:val="green"/>
-        </w:rPr>
-        <w:t>gateway</w:t>
-      </w:r>
-      <w:proofErr w:type="spellEnd"/>
-      <w:r>
-        <w:rPr>
-          <w:highlight w:val="green"/>
-        </w:rPr>
-        <w:t>/</w:t>
+        <w:t xml:space="preserve"> api-gateway/</w:t>
       </w:r>
     </w:p>
     <w:p>
@@ -668,21 +541,7 @@
         <w:rPr>
           <w:highlight w:val="green"/>
         </w:rPr>
-        <w:t xml:space="preserve"> </w:t>
-      </w:r>
-      <w:proofErr w:type="spellStart"/>
-      <w:r>
-        <w:rPr>
-          <w:highlight w:val="green"/>
-        </w:rPr>
-        <w:t>config</w:t>
-      </w:r>
-      <w:proofErr w:type="spellEnd"/>
-      <w:r>
-        <w:rPr>
-          <w:highlight w:val="green"/>
-        </w:rPr>
-        <w:t>-server/</w:t>
+        <w:t xml:space="preserve"> config-server/</w:t>
       </w:r>
     </w:p>
     <w:p>
@@ -706,14 +565,12 @@
         </w:rPr>
         <w:t xml:space="preserve"> servicio-[</w:t>
       </w:r>
-      <w:proofErr w:type="spellStart"/>
       <w:r>
         <w:rPr>
           <w:highlight w:val="green"/>
         </w:rPr>
         <w:t>person-service</w:t>
       </w:r>
-      <w:proofErr w:type="spellEnd"/>
       <w:r>
         <w:rPr>
           <w:highlight w:val="green"/>
@@ -1067,41 +924,13 @@
         <w:rPr>
           <w:highlight w:val="green"/>
         </w:rPr>
-        <w:t>(</w:t>
-      </w:r>
-      <w:proofErr w:type="spellStart"/>
-      <w:r>
-        <w:rPr>
-          <w:highlight w:val="green"/>
-        </w:rPr>
-        <w:t>fk</w:t>
-      </w:r>
-      <w:proofErr w:type="spellEnd"/>
-      <w:r>
-        <w:rPr>
-          <w:highlight w:val="green"/>
-        </w:rPr>
-        <w:t>)</w:t>
-      </w:r>
-      <w:r>
-        <w:rPr>
-          <w:highlight w:val="green"/>
-        </w:rPr>
-        <w:t xml:space="preserve">, así que en el </w:t>
-      </w:r>
-      <w:proofErr w:type="spellStart"/>
-      <w:r>
-        <w:rPr>
-          <w:highlight w:val="green"/>
-        </w:rPr>
-        <w:t>insert</w:t>
-      </w:r>
-      <w:proofErr w:type="spellEnd"/>
-      <w:r>
-        <w:rPr>
-          <w:highlight w:val="green"/>
-        </w:rPr>
-        <w:t xml:space="preserve"> deberá de</w:t>
+        <w:t>(fk)</w:t>
+      </w:r>
+      <w:r>
+        <w:rPr>
+          <w:highlight w:val="green"/>
+        </w:rPr>
+        <w:t>, así que en el insert deberá de</w:t>
       </w:r>
       <w:r>
         <w:rPr>
@@ -1197,49 +1026,7 @@
         <w:rPr>
           <w:highlight w:val="green"/>
         </w:rPr>
-        <w:t xml:space="preserve"> permitir el </w:t>
-      </w:r>
-      <w:proofErr w:type="spellStart"/>
-      <w:r>
-        <w:rPr>
-          <w:highlight w:val="green"/>
-        </w:rPr>
-        <w:t>login</w:t>
-      </w:r>
-      <w:proofErr w:type="spellEnd"/>
-      <w:r>
-        <w:rPr>
-          <w:highlight w:val="green"/>
-        </w:rPr>
-        <w:t xml:space="preserve"> del usuario creado y autenticarse con un token, realizar los </w:t>
-      </w:r>
-      <w:proofErr w:type="spellStart"/>
-      <w:r>
-        <w:rPr>
-          <w:highlight w:val="green"/>
-        </w:rPr>
-        <w:t>jwt</w:t>
-      </w:r>
-      <w:proofErr w:type="spellEnd"/>
-      <w:r>
-        <w:rPr>
-          <w:highlight w:val="green"/>
-        </w:rPr>
-        <w:t xml:space="preserve"> </w:t>
-      </w:r>
-      <w:proofErr w:type="spellStart"/>
-      <w:r>
-        <w:rPr>
-          <w:highlight w:val="green"/>
-        </w:rPr>
-        <w:t>filter</w:t>
-      </w:r>
-      <w:proofErr w:type="spellEnd"/>
-      <w:r>
-        <w:rPr>
-          <w:highlight w:val="green"/>
-        </w:rPr>
-        <w:t xml:space="preserve"> diferenciados por los de acceso libre y los que si requiere autorización.</w:t>
+        <w:t xml:space="preserve"> permitir el login del usuario creado y autenticarse con un token, realizar los jwt filter diferenciados por los de acceso libre y los que si requiere autorización.</w:t>
       </w:r>
       <w:r>
         <w:rPr>
@@ -1450,21 +1237,7 @@
         <w:rPr>
           <w:highlight w:val="green"/>
         </w:rPr>
-        <w:t xml:space="preserve"> y se recalcule con un </w:t>
-      </w:r>
-      <w:proofErr w:type="spellStart"/>
-      <w:r>
-        <w:rPr>
-          <w:highlight w:val="green"/>
-        </w:rPr>
-        <w:t>endpoint</w:t>
-      </w:r>
-      <w:proofErr w:type="spellEnd"/>
-      <w:r>
-        <w:rPr>
-          <w:highlight w:val="green"/>
-        </w:rPr>
-        <w:t xml:space="preserve"> el % de participación de cada unidad del edificio</w:t>
+        <w:t xml:space="preserve"> y se recalcule con un endpoint el % de participación de cada unidad del edificio</w:t>
       </w:r>
       <w:r>
         <w:rPr>
@@ -1720,77 +1493,7 @@
         <w:rPr>
           <w:highlight w:val="green"/>
         </w:rPr>
-        <w:t> Toda respuesta HTTP (éxito y error) en todos los servicios debe usar la estructura genérica </w:t>
-      </w:r>
-      <w:proofErr w:type="spellStart"/>
-      <w:r>
-        <w:rPr>
-          <w:highlight w:val="green"/>
-        </w:rPr>
-        <w:t>ApiResponse</w:t>
-      </w:r>
-      <w:proofErr w:type="spellEnd"/>
-      <w:r>
-        <w:rPr>
-          <w:highlight w:val="green"/>
-        </w:rPr>
-        <w:t>&lt;T&gt; con los campos </w:t>
-      </w:r>
-      <w:proofErr w:type="spellStart"/>
-      <w:r>
-        <w:rPr>
-          <w:highlight w:val="green"/>
-        </w:rPr>
-        <w:t>success</w:t>
-      </w:r>
-      <w:proofErr w:type="spellEnd"/>
-      <w:r>
-        <w:rPr>
-          <w:highlight w:val="green"/>
-        </w:rPr>
-        <w:t> (</w:t>
-      </w:r>
-      <w:proofErr w:type="spellStart"/>
-      <w:r>
-        <w:rPr>
-          <w:highlight w:val="green"/>
-        </w:rPr>
-        <w:t>boolean</w:t>
-      </w:r>
-      <w:proofErr w:type="spellEnd"/>
-      <w:r>
-        <w:rPr>
-          <w:highlight w:val="green"/>
-        </w:rPr>
-        <w:t>), </w:t>
-      </w:r>
-      <w:proofErr w:type="spellStart"/>
-      <w:r>
-        <w:rPr>
-          <w:highlight w:val="green"/>
-        </w:rPr>
-        <w:t>message</w:t>
-      </w:r>
-      <w:proofErr w:type="spellEnd"/>
-      <w:r>
-        <w:rPr>
-          <w:highlight w:val="green"/>
-        </w:rPr>
-        <w:t xml:space="preserve"> (String) y data (T, o </w:t>
-      </w:r>
-      <w:proofErr w:type="spellStart"/>
-      <w:r>
-        <w:rPr>
-          <w:highlight w:val="green"/>
-        </w:rPr>
-        <w:t>null</w:t>
-      </w:r>
-      <w:proofErr w:type="spellEnd"/>
-      <w:r>
-        <w:rPr>
-          <w:highlight w:val="green"/>
-        </w:rPr>
-        <w:t xml:space="preserve"> en error).</w:t>
+        <w:t> Toda respuesta HTTP (éxito y error) en todos los servicios debe usar la estructura genérica ApiResponse&lt;T&gt; con los campos success (boolean), message (String) y data (T, o null en error).</w:t>
       </w:r>
     </w:p>
     <w:p>
@@ -1806,21 +1509,7 @@
         <w:rPr>
           <w:highlight w:val="green"/>
         </w:rPr>
-        <w:t> 200 para GET/PUT exitosos, 201 para POST exitoso, 204 para DELETE exitoso, 400 para validación fallida (con </w:t>
-      </w:r>
-      <w:proofErr w:type="spellStart"/>
-      <w:r>
-        <w:rPr>
-          <w:highlight w:val="green"/>
-        </w:rPr>
-        <w:t>Map</w:t>
-      </w:r>
-      <w:proofErr w:type="spellEnd"/>
-      <w:r>
-        <w:rPr>
-          <w:highlight w:val="green"/>
-        </w:rPr>
-        <w:t>&lt;String, List&lt;String&gt;&gt; por campo), 404 para recurso no encontrado, 409 para conflictos o duplicados, 502 para fallo de API externa, 403 para acceso denegado, 500 para errores inesperados.</w:t>
+        <w:t> 200 para GET/PUT exitosos, 201 para POST exitoso, 204 para DELETE exitoso, 400 para validación fallida (con Map&lt;String, List&lt;String&gt;&gt; por campo), 404 para recurso no encontrado, 409 para conflictos o duplicados, 502 para fallo de API externa, 403 para acceso denegado, 500 para errores inesperados.</w:t>
       </w:r>
     </w:p>
     <w:p>
@@ -1836,49 +1525,7 @@
         <w:rPr>
           <w:highlight w:val="green"/>
         </w:rPr>
-        <w:t xml:space="preserve"> Todos los </w:t>
-      </w:r>
-      <w:proofErr w:type="spellStart"/>
-      <w:r>
-        <w:rPr>
-          <w:highlight w:val="green"/>
-        </w:rPr>
-        <w:t>DTOs</w:t>
-      </w:r>
-      <w:proofErr w:type="spellEnd"/>
-      <w:r>
-        <w:rPr>
-          <w:highlight w:val="green"/>
-        </w:rPr>
-        <w:t xml:space="preserve"> de </w:t>
-      </w:r>
-      <w:proofErr w:type="spellStart"/>
-      <w:r>
-        <w:rPr>
-          <w:highlight w:val="green"/>
-        </w:rPr>
-        <w:t>request</w:t>
-      </w:r>
-      <w:proofErr w:type="spellEnd"/>
-      <w:r>
-        <w:rPr>
-          <w:highlight w:val="green"/>
-        </w:rPr>
-        <w:t xml:space="preserve"> deben estar validados con Bean </w:t>
-      </w:r>
-      <w:proofErr w:type="spellStart"/>
-      <w:r>
-        <w:rPr>
-          <w:highlight w:val="green"/>
-        </w:rPr>
-        <w:t>Validation</w:t>
-      </w:r>
-      <w:proofErr w:type="spellEnd"/>
-      <w:r>
-        <w:rPr>
-          <w:highlight w:val="green"/>
-        </w:rPr>
-        <w:t>. Se deben usar mínimo 6 tipos de anotación distintos en todo el proyecto.</w:t>
+        <w:t> Todos los DTOs de request deben estar validados con Bean Validation. Se deben usar mínimo 6 tipos de anotación distintos en todo el proyecto.</w:t>
       </w:r>
     </w:p>
     <w:p>
@@ -1894,107 +1541,23 @@
         <w:rPr>
           <w:highlight w:val="green"/>
         </w:rPr>
-        <w:t> Al menos dos entidades (en cualquier servicio) deben incluir </w:t>
-      </w:r>
-      <w:proofErr w:type="spellStart"/>
-      <w:r>
-        <w:rPr>
-          <w:highlight w:val="green"/>
-        </w:rPr>
-        <w:t>createdAt</w:t>
-      </w:r>
-      <w:proofErr w:type="spellEnd"/>
-      <w:r>
-        <w:rPr>
-          <w:highlight w:val="green"/>
-        </w:rPr>
-        <w:t> y </w:t>
-      </w:r>
-      <w:proofErr w:type="spellStart"/>
-      <w:r>
-        <w:rPr>
-          <w:highlight w:val="green"/>
-        </w:rPr>
-        <w:t>updatedAt</w:t>
-      </w:r>
-      <w:proofErr w:type="spellEnd"/>
-      <w:r>
-        <w:rPr>
-          <w:highlight w:val="green"/>
-        </w:rPr>
-        <w:t> poblados automáticamente.</w:t>
-      </w:r>
-    </w:p>
-    <w:p>
-      <w:r>
-        <w:rPr>
-          <w:b/>
-          <w:bCs/>
-          <w:highlight w:val="yellow"/>
+        <w:t> Al menos dos entidades (en cualquier servicio) deben incluir createdAt y updatedAt poblados automáticamente.</w:t>
+      </w:r>
+    </w:p>
+    <w:p>
+      <w:r>
+        <w:rPr>
+          <w:b/>
+          <w:bCs/>
+          <w:highlight w:val="green"/>
         </w:rPr>
         <w:t>RNF-05 — Pruebas unitarias</w:t>
       </w:r>
       <w:r>
         <w:rPr>
-          <w:highlight w:val="yellow"/>
-        </w:rPr>
-        <w:t> Las pruebas de la capa de servicio deben correr sin errores con </w:t>
-      </w:r>
-      <w:proofErr w:type="spellStart"/>
-      <w:r>
-        <w:rPr>
-          <w:highlight w:val="yellow"/>
-        </w:rPr>
-        <w:t>mvn</w:t>
-      </w:r>
-      <w:proofErr w:type="spellEnd"/>
-      <w:r>
-        <w:rPr>
-          <w:highlight w:val="yellow"/>
-        </w:rPr>
-        <w:t xml:space="preserve"> test en cada microservicio que tenga pruebas. Deben cubrir: al menos un </w:t>
-      </w:r>
-      <w:proofErr w:type="spellStart"/>
-      <w:r>
-        <w:rPr>
-          <w:highlight w:val="yellow"/>
-        </w:rPr>
-        <w:t>happy</w:t>
-      </w:r>
-      <w:proofErr w:type="spellEnd"/>
-      <w:r>
-        <w:rPr>
-          <w:highlight w:val="yellow"/>
-        </w:rPr>
-        <w:t xml:space="preserve"> </w:t>
-      </w:r>
-      <w:proofErr w:type="spellStart"/>
-      <w:r>
-        <w:rPr>
-          <w:highlight w:val="yellow"/>
-        </w:rPr>
-        <w:t>path</w:t>
-      </w:r>
-      <w:proofErr w:type="spellEnd"/>
-      <w:r>
-        <w:rPr>
-          <w:highlight w:val="yellow"/>
-        </w:rPr>
-        <w:t xml:space="preserve"> por servicio probado, al menos dos rutas de excepción con </w:t>
-      </w:r>
-      <w:proofErr w:type="spellStart"/>
-      <w:r>
-        <w:rPr>
-          <w:highlight w:val="yellow"/>
-        </w:rPr>
-        <w:t>assertThrows</w:t>
-      </w:r>
-      <w:proofErr w:type="spellEnd"/>
-      <w:r>
-        <w:rPr>
-          <w:highlight w:val="yellow"/>
-        </w:rPr>
-        <w:t>, y al menos un caso de resultado vacío.</w:t>
+          <w:highlight w:val="green"/>
+        </w:rPr>
+        <w:t> Las pruebas de la capa de servicio deben correr sin errores con mvn test en cada microservicio que tenga pruebas. Deben cubrir: al menos un happy path por servicio probado, al menos dos rutas de excepción con assertThrows, y al menos un caso de resultado vacío.</w:t>
       </w:r>
     </w:p>
     <w:p>
@@ -2010,51 +1573,7 @@
         <w:rPr>
           <w:highlight w:val="red"/>
         </w:rPr>
-        <w:t xml:space="preserve"> El token de RENIEC, la clave de firma JWT y las contraseñas de base de datos no deben estar </w:t>
-      </w:r>
-      <w:proofErr w:type="spellStart"/>
-      <w:r>
-        <w:rPr>
-          <w:highlight w:val="red"/>
-        </w:rPr>
-        <w:t>hardcodeados</w:t>
-      </w:r>
-      <w:proofErr w:type="spellEnd"/>
-      <w:r>
-        <w:rPr>
-          <w:highlight w:val="red"/>
-        </w:rPr>
-        <w:t xml:space="preserve">. En los microservicios, la clave JWT debe almacenarse en Vault; el token de RENIEC debe leerse con @Value desde el </w:t>
-      </w:r>
-      <w:proofErr w:type="spellStart"/>
-      <w:r>
-        <w:rPr>
-          <w:highlight w:val="red"/>
-        </w:rPr>
-        <w:t>Config</w:t>
-      </w:r>
-      <w:proofErr w:type="spellEnd"/>
-      <w:r>
-        <w:rPr>
-          <w:highlight w:val="red"/>
-        </w:rPr>
-        <w:t xml:space="preserve"> Server o desde </w:t>
-      </w:r>
-      <w:proofErr w:type="spellStart"/>
-      <w:proofErr w:type="gramStart"/>
-      <w:r>
-        <w:rPr>
-          <w:highlight w:val="red"/>
-        </w:rPr>
-        <w:t>application.yaml</w:t>
-      </w:r>
-      <w:proofErr w:type="spellEnd"/>
-      <w:proofErr w:type="gramEnd"/>
-      <w:r>
-        <w:rPr>
-          <w:highlight w:val="red"/>
-        </w:rPr>
-        <w:t>.</w:t>
+        <w:t> El token de RENIEC, la clave de firma JWT y las contraseñas de base de datos no deben estar hardcodeados. En los microservicios, la clave JWT debe almacenarse en Vault; el token de RENIEC debe leerse con @Value desde el Config Server o desde application.yaml.</w:t>
       </w:r>
     </w:p>
     <w:p>
@@ -2213,35 +1732,7 @@
         <w:rPr>
           <w:highlight w:val="green"/>
         </w:rPr>
-        <w:t xml:space="preserve"> Capacidad de identificar </w:t>
-      </w:r>
-      <w:proofErr w:type="spellStart"/>
-      <w:r>
-        <w:rPr>
-          <w:highlight w:val="green"/>
-        </w:rPr>
-        <w:t>bounded</w:t>
-      </w:r>
-      <w:proofErr w:type="spellEnd"/>
-      <w:r>
-        <w:rPr>
-          <w:highlight w:val="green"/>
-        </w:rPr>
-        <w:t xml:space="preserve"> </w:t>
-      </w:r>
-      <w:proofErr w:type="spellStart"/>
-      <w:r>
-        <w:rPr>
-          <w:highlight w:val="green"/>
-        </w:rPr>
-        <w:t>contexts</w:t>
-      </w:r>
-      <w:proofErr w:type="spellEnd"/>
-      <w:r>
-        <w:rPr>
-          <w:highlight w:val="green"/>
-        </w:rPr>
-        <w:t xml:space="preserve"> coherentes y de definir responsabilidades claras para cada servicio antes de implementar.</w:t>
+        <w:t> Capacidad de identificar bounded contexts coherentes y de definir responsabilidades claras para cada servicio antes de implementar.</w:t>
       </w:r>
     </w:p>
     <w:p>
@@ -2290,35 +1781,7 @@
         <w:rPr>
           <w:highlight w:val="green"/>
         </w:rPr>
-        <w:t xml:space="preserve">Su nombre y el </w:t>
-      </w:r>
-      <w:proofErr w:type="spellStart"/>
-      <w:r>
-        <w:rPr>
-          <w:highlight w:val="green"/>
-        </w:rPr>
-        <w:t>bounded</w:t>
-      </w:r>
-      <w:proofErr w:type="spellEnd"/>
-      <w:r>
-        <w:rPr>
-          <w:highlight w:val="green"/>
-        </w:rPr>
-        <w:t xml:space="preserve"> </w:t>
-      </w:r>
-      <w:proofErr w:type="spellStart"/>
-      <w:r>
-        <w:rPr>
-          <w:highlight w:val="green"/>
-        </w:rPr>
-        <w:t>context</w:t>
-      </w:r>
-      <w:proofErr w:type="spellEnd"/>
-      <w:r>
-        <w:rPr>
-          <w:highlight w:val="green"/>
-        </w:rPr>
-        <w:t xml:space="preserve"> que representa.</w:t>
+        <w:t>Su nombre y el bounded context que representa.</w:t>
       </w:r>
     </w:p>
     <w:p>
@@ -2558,23 +2021,7 @@
           </w:tcPr>
           <w:p>
             <w:r>
-              <w:t xml:space="preserve">Mínimo 3 microservicios con </w:t>
-            </w:r>
-            <w:proofErr w:type="spellStart"/>
-            <w:r>
-              <w:t>bounded</w:t>
-            </w:r>
-            <w:proofErr w:type="spellEnd"/>
-            <w:r>
-              <w:t xml:space="preserve"> </w:t>
-            </w:r>
-            <w:proofErr w:type="spellStart"/>
-            <w:r>
-              <w:t>contexts</w:t>
-            </w:r>
-            <w:proofErr w:type="spellEnd"/>
-            <w:r>
-              <w:t xml:space="preserve"> diferenciados y documentados</w:t>
+              <w:t>Mínimo 3 microservicios con bounded contexts diferenciados y documentados</w:t>
             </w:r>
           </w:p>
         </w:tc>
@@ -2678,15 +2125,7 @@
           </w:tcPr>
           <w:p>
             <w:r>
-              <w:t xml:space="preserve">Diagrama o tabla de dependencias </w:t>
-            </w:r>
-            <w:proofErr w:type="spellStart"/>
-            <w:r>
-              <w:t>inter-servicio</w:t>
-            </w:r>
-            <w:proofErr w:type="spellEnd"/>
-            <w:r>
-              <w:t xml:space="preserve"> incluido en el README.md</w:t>
+              <w:t>Diagrama o tabla de dependencias inter-servicio incluido en el README.md</w:t>
             </w:r>
           </w:p>
         </w:tc>
@@ -2854,35 +2293,7 @@
         <w:rPr>
           <w:highlight w:val="green"/>
         </w:rPr>
-        <w:t xml:space="preserve"> (la comunicación entre servicios usa </w:t>
-      </w:r>
-      <w:proofErr w:type="spellStart"/>
-      <w:r>
-        <w:rPr>
-          <w:highlight w:val="green"/>
-        </w:rPr>
-        <w:t>DTOs</w:t>
-      </w:r>
-      <w:proofErr w:type="spellEnd"/>
-      <w:r>
-        <w:rPr>
-          <w:highlight w:val="green"/>
-        </w:rPr>
-        <w:t xml:space="preserve"> o </w:t>
-      </w:r>
-      <w:proofErr w:type="spellStart"/>
-      <w:r>
-        <w:rPr>
-          <w:highlight w:val="green"/>
-        </w:rPr>
-        <w:t>IDs</w:t>
-      </w:r>
-      <w:proofErr w:type="spellEnd"/>
-      <w:r>
-        <w:rPr>
-          <w:highlight w:val="green"/>
-        </w:rPr>
-        <w:t>, no entidades).</w:t>
+        <w:t> (la comunicación entre servicios usa DTOs o IDs, no entidades).</w:t>
       </w:r>
     </w:p>
     <w:p>
@@ -2961,35 +2372,7 @@
         <w:rPr>
           <w:highlight w:val="green"/>
         </w:rPr>
-        <w:t>Campos </w:t>
-      </w:r>
-      <w:proofErr w:type="spellStart"/>
-      <w:r>
-        <w:rPr>
-          <w:highlight w:val="green"/>
-        </w:rPr>
-        <w:t>createdAt</w:t>
-      </w:r>
-      <w:proofErr w:type="spellEnd"/>
-      <w:r>
-        <w:rPr>
-          <w:highlight w:val="green"/>
-        </w:rPr>
-        <w:t> y </w:t>
-      </w:r>
-      <w:proofErr w:type="spellStart"/>
-      <w:r>
-        <w:rPr>
-          <w:highlight w:val="green"/>
-        </w:rPr>
-        <w:t>updatedAt</w:t>
-      </w:r>
-      <w:proofErr w:type="spellEnd"/>
-      <w:r>
-        <w:rPr>
-          <w:highlight w:val="green"/>
-        </w:rPr>
-        <w:t> en al menos 2 entidades con gestión automática (cubre RNF-04).</w:t>
+        <w:t>Campos createdAt y updatedAt en al menos 2 entidades con gestión automática (cubre RNF-04).</w:t>
       </w:r>
     </w:p>
     <w:p>
@@ -3199,29 +2582,8 @@
           </w:tcPr>
           <w:p>
             <w:r>
-              <w:t xml:space="preserve">Ninguna entidad JPA compartida entre servicios; comunicación </w:t>
-            </w:r>
-            <w:proofErr w:type="spellStart"/>
-            <w:r>
-              <w:t>inter-servicio</w:t>
-            </w:r>
-            <w:proofErr w:type="spellEnd"/>
-            <w:r>
-              <w:t xml:space="preserve"> solo por </w:t>
-            </w:r>
-            <w:proofErr w:type="spellStart"/>
-            <w:r>
-              <w:t>DTOs</w:t>
-            </w:r>
-            <w:proofErr w:type="spellEnd"/>
-            <w:r>
-              <w:t xml:space="preserve"> o </w:t>
-            </w:r>
-            <w:proofErr w:type="spellStart"/>
-            <w:r>
-              <w:t>IDs</w:t>
-            </w:r>
-            <w:proofErr w:type="spellEnd"/>
+              <w:t>Ninguna entidad JPA compartida entre servicios; comunicación inter-servicio solo por DTOs o IDs</w:t>
+            </w:r>
           </w:p>
         </w:tc>
         <w:tc>
@@ -3376,23 +2738,7 @@
           </w:tcPr>
           <w:p>
             <w:r>
-              <w:t>Campos </w:t>
-            </w:r>
-            <w:proofErr w:type="spellStart"/>
-            <w:r>
-              <w:t>createdAt</w:t>
-            </w:r>
-            <w:proofErr w:type="spellEnd"/>
-            <w:r>
-              <w:t> y </w:t>
-            </w:r>
-            <w:proofErr w:type="spellStart"/>
-            <w:r>
-              <w:t>updatedAt</w:t>
-            </w:r>
-            <w:proofErr w:type="spellEnd"/>
-            <w:r>
-              <w:t> en al menos 2 entidades con gestión automática (RNF-04)</w:t>
+              <w:t>Campos createdAt y updatedAt en al menos 2 entidades con gestión automática (RNF-04)</w:t>
             </w:r>
           </w:p>
         </w:tc>
@@ -3514,25 +2860,7 @@
           <w:highlight w:val="green"/>
         </w:rPr>
         <w:lastRenderedPageBreak/>
-        <w:t xml:space="preserve">Sección 3: </w:t>
-      </w:r>
-      <w:proofErr w:type="spellStart"/>
-      <w:r>
-        <w:rPr>
-          <w:b/>
-          <w:bCs/>
-          <w:highlight w:val="green"/>
-        </w:rPr>
-        <w:t>DTOs</w:t>
-      </w:r>
-      <w:proofErr w:type="spellEnd"/>
-      <w:r>
-        <w:rPr>
-          <w:b/>
-          <w:bCs/>
-          <w:highlight w:val="green"/>
-        </w:rPr>
-        <w:t xml:space="preserve"> y Validaciones (10 puntos)</w:t>
+        <w:t>Sección 3: DTOs y Validaciones (10 puntos)</w:t>
       </w:r>
     </w:p>
     <w:p>
@@ -3576,33 +2904,11 @@
           <w:highlight w:val="green"/>
         </w:rPr>
       </w:pPr>
-      <w:proofErr w:type="spellStart"/>
-      <w:r>
-        <w:rPr>
-          <w:highlight w:val="green"/>
-        </w:rPr>
-        <w:t>DTOs</w:t>
-      </w:r>
-      <w:proofErr w:type="spellEnd"/>
-      <w:r>
-        <w:rPr>
-          <w:highlight w:val="green"/>
-        </w:rPr>
-        <w:t xml:space="preserve"> separados en paquetes </w:t>
-      </w:r>
-      <w:proofErr w:type="spellStart"/>
-      <w:r>
-        <w:rPr>
-          <w:highlight w:val="green"/>
-        </w:rPr>
-        <w:t>request</w:t>
-      </w:r>
-      <w:proofErr w:type="spellEnd"/>
-      <w:r>
-        <w:rPr>
-          <w:highlight w:val="green"/>
-        </w:rPr>
-        <w:t>/ y response/ en cada servicio.</w:t>
+      <w:r>
+        <w:rPr>
+          <w:highlight w:val="green"/>
+        </w:rPr>
+        <w:t>DTOs separados en paquetes request/ y response/ en cada servicio.</w:t>
       </w:r>
     </w:p>
     <w:p>
@@ -3619,35 +2925,7 @@
         <w:rPr>
           <w:highlight w:val="green"/>
         </w:rPr>
-        <w:t>Clase genérica </w:t>
-      </w:r>
-      <w:proofErr w:type="spellStart"/>
-      <w:r>
-        <w:rPr>
-          <w:highlight w:val="green"/>
-        </w:rPr>
-        <w:t>ApiResponse</w:t>
-      </w:r>
-      <w:proofErr w:type="spellEnd"/>
-      <w:r>
-        <w:rPr>
-          <w:highlight w:val="green"/>
-        </w:rPr>
-        <w:t xml:space="preserve">&lt;T&gt; implementada en cada servicio y usada en todos sus </w:t>
-      </w:r>
-      <w:proofErr w:type="spellStart"/>
-      <w:r>
-        <w:rPr>
-          <w:highlight w:val="green"/>
-        </w:rPr>
-        <w:t>endpoints</w:t>
-      </w:r>
-      <w:proofErr w:type="spellEnd"/>
-      <w:r>
-        <w:rPr>
-          <w:highlight w:val="green"/>
-        </w:rPr>
-        <w:t xml:space="preserve"> (cubre RNF-01).</w:t>
+        <w:t>Clase genérica ApiResponse&lt;T&gt; implementada en cada servicio y usada en todos sus endpoints (cubre RNF-01).</w:t>
       </w:r>
     </w:p>
     <w:p>
@@ -3678,35 +2956,7 @@
         <w:rPr>
           <w:highlight w:val="green"/>
         </w:rPr>
-        <w:t xml:space="preserve"> usados en los </w:t>
-      </w:r>
-      <w:proofErr w:type="spellStart"/>
-      <w:r>
-        <w:rPr>
-          <w:highlight w:val="green"/>
-        </w:rPr>
-        <w:t>DTOs</w:t>
-      </w:r>
-      <w:proofErr w:type="spellEnd"/>
-      <w:r>
-        <w:rPr>
-          <w:highlight w:val="green"/>
-        </w:rPr>
-        <w:t xml:space="preserve"> de </w:t>
-      </w:r>
-      <w:proofErr w:type="spellStart"/>
-      <w:r>
-        <w:rPr>
-          <w:highlight w:val="green"/>
-        </w:rPr>
-        <w:t>request</w:t>
-      </w:r>
-      <w:proofErr w:type="spellEnd"/>
-      <w:r>
-        <w:rPr>
-          <w:highlight w:val="green"/>
-        </w:rPr>
-        <w:t xml:space="preserve"> del proyecto. Ejemplos: @NotBlank, @NotNull, @Email, @Pattern, @Positive, @Size, @Min, @Max, @Past, @Future (cubre RNF-03).</w:t>
+        <w:t> usados en los DTOs de request del proyecto. Ejemplos: @NotBlank, @NotNull, @Email, @Pattern, @Positive, @Size, @Min, @Max, @Past, @Future (cubre RNF-03).</w:t>
       </w:r>
     </w:p>
     <w:p>
@@ -3737,49 +2987,7 @@
         <w:rPr>
           <w:highlight w:val="green"/>
         </w:rPr>
-        <w:t xml:space="preserve"> de otro servicio: un recurso cuyo response incluye información de una entidad de otro </w:t>
-      </w:r>
-      <w:proofErr w:type="spellStart"/>
-      <w:r>
-        <w:rPr>
-          <w:highlight w:val="green"/>
-        </w:rPr>
-        <w:t>bounded</w:t>
-      </w:r>
-      <w:proofErr w:type="spellEnd"/>
-      <w:r>
-        <w:rPr>
-          <w:highlight w:val="green"/>
-        </w:rPr>
-        <w:t xml:space="preserve"> </w:t>
-      </w:r>
-      <w:proofErr w:type="spellStart"/>
-      <w:r>
-        <w:rPr>
-          <w:highlight w:val="green"/>
-        </w:rPr>
-        <w:t>context</w:t>
-      </w:r>
-      <w:proofErr w:type="spellEnd"/>
-      <w:r>
-        <w:rPr>
-          <w:highlight w:val="green"/>
-        </w:rPr>
-        <w:t xml:space="preserve">, obtenida mediante llamada </w:t>
-      </w:r>
-      <w:proofErr w:type="spellStart"/>
-      <w:r>
-        <w:rPr>
-          <w:highlight w:val="green"/>
-        </w:rPr>
-        <w:t>inter-servicio</w:t>
-      </w:r>
-      <w:proofErr w:type="spellEnd"/>
-      <w:r>
-        <w:rPr>
-          <w:highlight w:val="green"/>
-        </w:rPr>
-        <w:t>.</w:t>
+        <w:t> de otro servicio: un recurso cuyo response incluye información de una entidad de otro bounded context, obtenida mediante llamada inter-servicio.</w:t>
       </w:r>
     </w:p>
     <w:p>
@@ -3902,21 +3110,8 @@
             <w:hideMark/>
           </w:tcPr>
           <w:p>
-            <w:proofErr w:type="spellStart"/>
-            <w:r>
-              <w:t>DTOs</w:t>
-            </w:r>
-            <w:proofErr w:type="spellEnd"/>
-            <w:r>
-              <w:t xml:space="preserve"> de </w:t>
-            </w:r>
-            <w:proofErr w:type="spellStart"/>
-            <w:r>
-              <w:t>request</w:t>
-            </w:r>
-            <w:proofErr w:type="spellEnd"/>
-            <w:r>
-              <w:t xml:space="preserve"> y response diferenciados en todos los servicios</w:t>
+            <w:r>
+              <w:t>DTOs de request y response diferenciados en todos los servicios</w:t>
             </w:r>
           </w:p>
         </w:tc>
@@ -3967,21 +3162,8 @@
             <w:hideMark/>
           </w:tcPr>
           <w:p>
-            <w:proofErr w:type="spellStart"/>
-            <w:r>
-              <w:t>ApiResponse</w:t>
-            </w:r>
-            <w:proofErr w:type="spellEnd"/>
-            <w:r>
-              <w:t xml:space="preserve">&lt;T&gt; en todos los </w:t>
-            </w:r>
-            <w:proofErr w:type="spellStart"/>
-            <w:r>
-              <w:t>endpoints</w:t>
-            </w:r>
-            <w:proofErr w:type="spellEnd"/>
-            <w:r>
-              <w:t xml:space="preserve"> de todos los servicios (RNF-01)</w:t>
+            <w:r>
+              <w:t>ApiResponse&lt;T&gt; en todos los endpoints de todos los servicios (RNF-01)</w:t>
             </w:r>
           </w:p>
         </w:tc>
@@ -4033,23 +3215,7 @@
           </w:tcPr>
           <w:p>
             <w:r>
-              <w:t xml:space="preserve">Mínimo 6 tipos de anotación de validación distintos en los </w:t>
-            </w:r>
-            <w:proofErr w:type="spellStart"/>
-            <w:r>
-              <w:t>DTOs</w:t>
-            </w:r>
-            <w:proofErr w:type="spellEnd"/>
-            <w:r>
-              <w:t xml:space="preserve"> de </w:t>
-            </w:r>
-            <w:proofErr w:type="spellStart"/>
-            <w:r>
-              <w:t>request</w:t>
-            </w:r>
-            <w:proofErr w:type="spellEnd"/>
-            <w:r>
-              <w:t xml:space="preserve"> (RNF-03)</w:t>
+              <w:t>Mínimo 6 tipos de anotación de validación distintos en los DTOs de request (RNF-03)</w:t>
             </w:r>
           </w:p>
         </w:tc>
@@ -4101,13 +3267,8 @@
           </w:tcPr>
           <w:p>
             <w:r>
-              <w:t xml:space="preserve">Al menos un DTO de response que incluya datos obtenidos de otro servicio mediante llamada </w:t>
-            </w:r>
-            <w:proofErr w:type="spellStart"/>
-            <w:r>
-              <w:t>inter-servicio</w:t>
-            </w:r>
-            <w:proofErr w:type="spellEnd"/>
+              <w:t>Al menos un DTO de response que incluya datos obtenidos de otro servicio mediante llamada inter-servicio</w:t>
+            </w:r>
           </w:p>
         </w:tc>
         <w:tc>
@@ -4229,49 +3390,7 @@
         <w:rPr>
           <w:highlight w:val="green"/>
         </w:rPr>
-        <w:t>Una interfaz </w:t>
-      </w:r>
-      <w:proofErr w:type="spellStart"/>
-      <w:r>
-        <w:rPr>
-          <w:highlight w:val="green"/>
-        </w:rPr>
-        <w:t>Repository</w:t>
-      </w:r>
-      <w:proofErr w:type="spellEnd"/>
-      <w:r>
-        <w:rPr>
-          <w:highlight w:val="green"/>
-        </w:rPr>
-        <w:t> por entidad principal en cada servicio, extendiendo </w:t>
-      </w:r>
-      <w:proofErr w:type="spellStart"/>
-      <w:r>
-        <w:rPr>
-          <w:highlight w:val="green"/>
-        </w:rPr>
-        <w:t>JpaRepository</w:t>
-      </w:r>
-      <w:proofErr w:type="spellEnd"/>
-      <w:r>
-        <w:rPr>
-          <w:highlight w:val="green"/>
-        </w:rPr>
-        <w:t>&lt;E, UUID&gt; o </w:t>
-      </w:r>
-      <w:proofErr w:type="spellStart"/>
-      <w:r>
-        <w:rPr>
-          <w:highlight w:val="green"/>
-        </w:rPr>
-        <w:t>MongoRepository</w:t>
-      </w:r>
-      <w:proofErr w:type="spellEnd"/>
-      <w:r>
-        <w:rPr>
-          <w:highlight w:val="green"/>
-        </w:rPr>
-        <w:t>&lt;D, UUID&gt;.</w:t>
+        <w:t>Una interfaz Repository por entidad principal en cada servicio, extendiendo JpaRepository&lt;E, UUID&gt; o MongoRepository&lt;D, UUID&gt;.</w:t>
       </w:r>
     </w:p>
     <w:p>
@@ -4302,35 +3421,7 @@
         <w:rPr>
           <w:highlight w:val="green"/>
         </w:rPr>
-        <w:t> distribuidas entre los servicios, usando @</w:t>
-      </w:r>
-      <w:proofErr w:type="gramStart"/>
-      <w:r>
-        <w:rPr>
-          <w:highlight w:val="green"/>
-        </w:rPr>
-        <w:t>Query(</w:t>
-      </w:r>
-      <w:proofErr w:type="gramEnd"/>
-      <w:r>
-        <w:rPr>
-          <w:highlight w:val="green"/>
-        </w:rPr>
-        <w:t>nativeQuery = true) para SQL o @Aggregation / </w:t>
-      </w:r>
-      <w:proofErr w:type="spellStart"/>
-      <w:r>
-        <w:rPr>
-          <w:highlight w:val="green"/>
-        </w:rPr>
-        <w:t>MongoTemplate</w:t>
-      </w:r>
-      <w:proofErr w:type="spellEnd"/>
-      <w:r>
-        <w:rPr>
-          <w:highlight w:val="green"/>
-        </w:rPr>
-        <w:t> para MongoDB. Deben cubrir:</w:t>
+        <w:t> distribuidas entre los servicios, usando @Query(nativeQuery = true) para SQL o @Aggregation / MongoTemplate para MongoDB. Deben cubrir:</w:t>
       </w:r>
     </w:p>
     <w:p>
@@ -4393,21 +3484,7 @@
         <w:rPr>
           <w:highlight w:val="green"/>
         </w:rPr>
-        <w:t>Consulta que combine datos de dos o más entidades del mismo servicio (JOIN o $</w:t>
-      </w:r>
-      <w:proofErr w:type="spellStart"/>
-      <w:r>
-        <w:rPr>
-          <w:highlight w:val="green"/>
-        </w:rPr>
-        <w:t>lookup</w:t>
-      </w:r>
-      <w:proofErr w:type="spellEnd"/>
-      <w:r>
-        <w:rPr>
-          <w:highlight w:val="green"/>
-        </w:rPr>
-        <w:t>).</w:t>
+        <w:t>Consulta que combine datos de dos o más entidades del mismo servicio (JOIN o $lookup).</w:t>
       </w:r>
     </w:p>
     <w:p>
@@ -4688,23 +3765,7 @@
           </w:tcPr>
           <w:p>
             <w:r>
-              <w:t xml:space="preserve">Consulta </w:t>
-            </w:r>
-            <w:proofErr w:type="spellStart"/>
-            <w:r>
-              <w:t>multi-entidad</w:t>
-            </w:r>
-            <w:proofErr w:type="spellEnd"/>
-            <w:r>
-              <w:t xml:space="preserve"> con JOIN o $</w:t>
-            </w:r>
-            <w:proofErr w:type="spellStart"/>
-            <w:r>
-              <w:t>lookup</w:t>
-            </w:r>
-            <w:proofErr w:type="spellEnd"/>
-            <w:r>
-              <w:t> implementada</w:t>
+              <w:t>Consulta multi-entidad con JOIN o $lookup implementada</w:t>
             </w:r>
           </w:p>
         </w:tc>
@@ -4955,16 +4016,8 @@
         <w:rPr>
           <w:highlight w:val="green"/>
         </w:rPr>
-        <w:t xml:space="preserve"> registro automático en el historial de estados en cada cambio, incluyendo usuario y </w:t>
-      </w:r>
-      <w:proofErr w:type="spellStart"/>
-      <w:r>
-        <w:rPr>
-          <w:highlight w:val="green"/>
-        </w:rPr>
-        <w:t>timestamp</w:t>
-      </w:r>
-      <w:proofErr w:type="spellEnd"/>
+        <w:t> registro automático en el historial de estados en cada cambio, incluyendo usuario y timestamp</w:t>
+      </w:r>
       <w:r>
         <w:rPr>
           <w:highlight w:val="green"/>
@@ -5077,21 +4130,7 @@
         <w:rPr>
           <w:highlight w:val="green"/>
         </w:rPr>
-        <w:t>Conversión entidad ↔ DTO mediante </w:t>
-      </w:r>
-      <w:proofErr w:type="spellStart"/>
-      <w:r>
-        <w:rPr>
-          <w:highlight w:val="green"/>
-        </w:rPr>
-        <w:t>ModelMapper</w:t>
-      </w:r>
-      <w:proofErr w:type="spellEnd"/>
-      <w:r>
-        <w:rPr>
-          <w:highlight w:val="green"/>
-        </w:rPr>
-        <w:t> o mapeo manual justificado.</w:t>
+        <w:t>Conversión entidad ↔ DTO mediante ModelMapper o mapeo manual justificado.</w:t>
       </w:r>
     </w:p>
     <w:p>
@@ -5371,15 +4410,7 @@
           </w:tcPr>
           <w:p>
             <w:r>
-              <w:t xml:space="preserve">RF-05: registro automático de historial con usuario y </w:t>
-            </w:r>
-            <w:proofErr w:type="spellStart"/>
-            <w:r>
-              <w:t>timestamp</w:t>
-            </w:r>
-            <w:proofErr w:type="spellEnd"/>
-            <w:r>
-              <w:t xml:space="preserve"> en cada cambio de estado</w:t>
+              <w:t>RF-05: registro automático de historial con usuario y timestamp en cada cambio de estado</w:t>
             </w:r>
           </w:p>
         </w:tc>
@@ -5602,21 +4633,7 @@
         <w:rPr>
           <w:highlight w:val="green"/>
         </w:rPr>
-        <w:t xml:space="preserve">Los siguientes </w:t>
-      </w:r>
-      <w:proofErr w:type="spellStart"/>
-      <w:r>
-        <w:rPr>
-          <w:highlight w:val="green"/>
-        </w:rPr>
-        <w:t>endpoints</w:t>
-      </w:r>
-      <w:proofErr w:type="spellEnd"/>
-      <w:r>
-        <w:rPr>
-          <w:highlight w:val="green"/>
-        </w:rPr>
-        <w:t xml:space="preserve"> deben existir en algún servicio (tú decides dónde):</w:t>
+        <w:t>Los siguientes endpoints deben existir en algún servicio (tú decides dónde):</w:t>
       </w:r>
     </w:p>
     <w:p>
@@ -5842,35 +4859,7 @@
         <w:rPr>
           <w:highlight w:val="green"/>
         </w:rPr>
-        <w:t xml:space="preserve">@Valid en todos los </w:t>
-      </w:r>
-      <w:proofErr w:type="spellStart"/>
-      <w:r>
-        <w:rPr>
-          <w:highlight w:val="green"/>
-        </w:rPr>
-        <w:t>endpoints</w:t>
-      </w:r>
-      <w:proofErr w:type="spellEnd"/>
-      <w:r>
-        <w:rPr>
-          <w:highlight w:val="green"/>
-        </w:rPr>
-        <w:t xml:space="preserve"> que reciban un </w:t>
-      </w:r>
-      <w:proofErr w:type="spellStart"/>
-      <w:r>
-        <w:rPr>
-          <w:highlight w:val="green"/>
-        </w:rPr>
-        <w:t>body</w:t>
-      </w:r>
-      <w:proofErr w:type="spellEnd"/>
-      <w:r>
-        <w:rPr>
-          <w:highlight w:val="green"/>
-        </w:rPr>
-        <w:t>.</w:t>
+        <w:t>@Valid en todos los endpoints que reciban un body.</w:t>
       </w:r>
     </w:p>
     <w:p>
@@ -5883,47 +4872,11 @@
           <w:highlight w:val="green"/>
         </w:rPr>
       </w:pPr>
-      <w:proofErr w:type="spellStart"/>
-      <w:r>
-        <w:rPr>
-          <w:highlight w:val="green"/>
-        </w:rPr>
-        <w:t>ResponseEntity</w:t>
-      </w:r>
-      <w:proofErr w:type="spellEnd"/>
-      <w:r>
-        <w:rPr>
-          <w:highlight w:val="green"/>
-        </w:rPr>
-        <w:t>&lt;</w:t>
-      </w:r>
-      <w:proofErr w:type="spellStart"/>
-      <w:r>
-        <w:rPr>
-          <w:highlight w:val="green"/>
-        </w:rPr>
-        <w:t>ApiResponse</w:t>
-      </w:r>
-      <w:proofErr w:type="spellEnd"/>
-      <w:r>
-        <w:rPr>
-          <w:highlight w:val="green"/>
-        </w:rPr>
-        <w:t xml:space="preserve">&lt;T&gt;&gt; con código HTTP correcto según RNF-02 en todos los </w:t>
-      </w:r>
-      <w:proofErr w:type="spellStart"/>
-      <w:r>
-        <w:rPr>
-          <w:highlight w:val="green"/>
-        </w:rPr>
-        <w:t>endpoints</w:t>
-      </w:r>
-      <w:proofErr w:type="spellEnd"/>
-      <w:r>
-        <w:rPr>
-          <w:highlight w:val="green"/>
-        </w:rPr>
-        <w:t>.</w:t>
+      <w:r>
+        <w:rPr>
+          <w:highlight w:val="green"/>
+        </w:rPr>
+        <w:t>ResponseEntity&lt;ApiResponse&lt;T&gt;&gt; con código HTTP correcto según RNF-02 en todos los endpoints.</w:t>
       </w:r>
     </w:p>
     <w:p>
@@ -6099,15 +5052,7 @@
           </w:tcPr>
           <w:p>
             <w:r>
-              <w:t xml:space="preserve">Todos los </w:t>
-            </w:r>
-            <w:proofErr w:type="spellStart"/>
-            <w:r>
-              <w:t>endpoints</w:t>
-            </w:r>
-            <w:proofErr w:type="spellEnd"/>
-            <w:r>
-              <w:t xml:space="preserve"> específicos de RF-01 al RF-09 presentes y funcionando</w:t>
+              <w:t>Todos los endpoints específicos de RF-01 al RF-09 presentes y funcionando</w:t>
             </w:r>
           </w:p>
         </w:tc>
@@ -6159,21 +5104,8 @@
           </w:tcPr>
           <w:p>
             <w:r>
-              <w:t xml:space="preserve">@Valid aplicado en todos los </w:t>
-            </w:r>
-            <w:proofErr w:type="spellStart"/>
-            <w:r>
-              <w:t>endpoints</w:t>
-            </w:r>
-            <w:proofErr w:type="spellEnd"/>
-            <w:r>
-              <w:t xml:space="preserve"> con </w:t>
-            </w:r>
-            <w:proofErr w:type="spellStart"/>
-            <w:r>
-              <w:t>body</w:t>
-            </w:r>
-            <w:proofErr w:type="spellEnd"/>
+              <w:t>@Valid aplicado en todos los endpoints con body</w:t>
+            </w:r>
           </w:p>
         </w:tc>
         <w:tc>
@@ -6223,21 +5155,8 @@
             <w:hideMark/>
           </w:tcPr>
           <w:p>
-            <w:proofErr w:type="spellStart"/>
-            <w:r>
-              <w:t>ResponseEntity</w:t>
-            </w:r>
-            <w:proofErr w:type="spellEnd"/>
-            <w:r>
-              <w:t>&lt;</w:t>
-            </w:r>
-            <w:proofErr w:type="spellStart"/>
-            <w:r>
-              <w:t>ApiResponse</w:t>
-            </w:r>
-            <w:proofErr w:type="spellEnd"/>
-            <w:r>
-              <w:t>&lt;T&gt;&gt; con códigos HTTP correctos en todos los casos (RNF-02)</w:t>
+            <w:r>
+              <w:t>ResponseEntity&lt;ApiResponse&lt;T&gt;&gt; con códigos HTTP correctos en todos los casos (RNF-02)</w:t>
             </w:r>
           </w:p>
         </w:tc>
@@ -6360,21 +5279,7 @@
         <w:rPr>
           <w:highlight w:val="green"/>
         </w:rPr>
-        <w:t>Clase </w:t>
-      </w:r>
-      <w:proofErr w:type="spellStart"/>
-      <w:r>
-        <w:rPr>
-          <w:highlight w:val="green"/>
-        </w:rPr>
-        <w:t>GlobalExceptionHandler</w:t>
-      </w:r>
-      <w:proofErr w:type="spellEnd"/>
-      <w:r>
-        <w:rPr>
-          <w:highlight w:val="green"/>
-        </w:rPr>
-        <w:t> con @RestControllerAdvice en </w:t>
+        <w:t>Clase GlobalExceptionHandler con @RestControllerAdvice en </w:t>
       </w:r>
       <w:r>
         <w:rPr>
@@ -6401,19 +5306,11 @@
           <w:highlight w:val="green"/>
         </w:rPr>
       </w:pPr>
-      <w:proofErr w:type="spellStart"/>
-      <w:r>
-        <w:rPr>
-          <w:highlight w:val="green"/>
-        </w:rPr>
-        <w:t>Handlers</w:t>
-      </w:r>
-      <w:proofErr w:type="spellEnd"/>
-      <w:r>
-        <w:rPr>
-          <w:highlight w:val="green"/>
-        </w:rPr>
-        <w:t xml:space="preserve"> en cada servicio para:</w:t>
+      <w:r>
+        <w:rPr>
+          <w:highlight w:val="green"/>
+        </w:rPr>
+        <w:t>Handlers en cada servicio para:</w:t>
       </w:r>
     </w:p>
     <w:p>
@@ -6426,33 +5323,11 @@
           <w:highlight w:val="green"/>
         </w:rPr>
       </w:pPr>
-      <w:proofErr w:type="spellStart"/>
-      <w:r>
-        <w:rPr>
-          <w:highlight w:val="green"/>
-        </w:rPr>
-        <w:t>MethodArgumentNotValidException</w:t>
-      </w:r>
-      <w:proofErr w:type="spellEnd"/>
-      <w:r>
-        <w:rPr>
-          <w:highlight w:val="green"/>
-        </w:rPr>
-        <w:t> → 400 con </w:t>
-      </w:r>
-      <w:proofErr w:type="spellStart"/>
-      <w:r>
-        <w:rPr>
-          <w:highlight w:val="green"/>
-        </w:rPr>
-        <w:t>Map</w:t>
-      </w:r>
-      <w:proofErr w:type="spellEnd"/>
-      <w:r>
-        <w:rPr>
-          <w:highlight w:val="green"/>
-        </w:rPr>
-        <w:t>&lt;String, List&lt;String&gt;&gt; agrupado por campo.</w:t>
+      <w:r>
+        <w:rPr>
+          <w:highlight w:val="green"/>
+        </w:rPr>
+        <w:t>MethodArgumentNotValidException → 400 con Map&lt;String, List&lt;String&gt;&gt; agrupado por campo.</w:t>
       </w:r>
     </w:p>
     <w:p>
@@ -6516,33 +5391,11 @@
           <w:highlight w:val="green"/>
         </w:rPr>
       </w:pPr>
-      <w:proofErr w:type="spellStart"/>
-      <w:r>
-        <w:rPr>
-          <w:highlight w:val="green"/>
-        </w:rPr>
-        <w:t>Exception</w:t>
-      </w:r>
-      <w:proofErr w:type="spellEnd"/>
-      <w:r>
-        <w:rPr>
-          <w:highlight w:val="green"/>
-        </w:rPr>
-        <w:t xml:space="preserve"> genérica → 500 como </w:t>
-      </w:r>
-      <w:proofErr w:type="spellStart"/>
-      <w:r>
-        <w:rPr>
-          <w:highlight w:val="green"/>
-        </w:rPr>
-        <w:t>fallback</w:t>
-      </w:r>
-      <w:proofErr w:type="spellEnd"/>
-      <w:r>
-        <w:rPr>
-          <w:highlight w:val="green"/>
-        </w:rPr>
-        <w:t>.</w:t>
+      <w:r>
+        <w:rPr>
+          <w:highlight w:val="green"/>
+        </w:rPr>
+        <w:t>Exception genérica → 500 como fallback.</w:t>
       </w:r>
     </w:p>
     <w:p>
@@ -6559,35 +5412,7 @@
         <w:rPr>
           <w:highlight w:val="green"/>
         </w:rPr>
-        <w:t>Todos los errores retornan </w:t>
-      </w:r>
-      <w:proofErr w:type="spellStart"/>
-      <w:r>
-        <w:rPr>
-          <w:highlight w:val="green"/>
-        </w:rPr>
-        <w:t>ApiResponse</w:t>
-      </w:r>
-      <w:proofErr w:type="spellEnd"/>
-      <w:r>
-        <w:rPr>
-          <w:highlight w:val="green"/>
-        </w:rPr>
-        <w:t>&lt;T&gt; con </w:t>
-      </w:r>
-      <w:proofErr w:type="spellStart"/>
-      <w:r>
-        <w:rPr>
-          <w:highlight w:val="green"/>
-        </w:rPr>
-        <w:t>success</w:t>
-      </w:r>
-      <w:proofErr w:type="spellEnd"/>
-      <w:r>
-        <w:rPr>
-          <w:highlight w:val="green"/>
-        </w:rPr>
-        <w:t>: false.</w:t>
+        <w:t>Todos los errores retornan ApiResponse&lt;T&gt; con success: false.</w:t>
       </w:r>
     </w:p>
     <w:p>
@@ -6814,13 +5639,8 @@
             <w:hideMark/>
           </w:tcPr>
           <w:p>
-            <w:proofErr w:type="spellStart"/>
-            <w:r>
-              <w:t>Handlers</w:t>
-            </w:r>
-            <w:proofErr w:type="spellEnd"/>
-            <w:r>
-              <w:t xml:space="preserve"> para 404 y 409 en todos los servicios</w:t>
+            <w:r>
+              <w:t>Handlers para 404 y 409 en todos los servicios</w:t>
             </w:r>
           </w:p>
         </w:tc>
@@ -6872,15 +5692,7 @@
           </w:tcPr>
           <w:p>
             <w:r>
-              <w:t xml:space="preserve">Handler para 502 y </w:t>
-            </w:r>
-            <w:proofErr w:type="spellStart"/>
-            <w:r>
-              <w:t>handler</w:t>
-            </w:r>
-            <w:proofErr w:type="spellEnd"/>
-            <w:r>
-              <w:t xml:space="preserve"> genérico 500 en todos los servicios</w:t>
+              <w:t>Handler para 502 y handler genérico 500 en todos los servicios</w:t>
             </w:r>
           </w:p>
         </w:tc>
@@ -6932,25 +5744,7 @@
           <w:highlight w:val="green"/>
         </w:rPr>
         <w:lastRenderedPageBreak/>
-        <w:t xml:space="preserve">Sección 8: Integración con API Externa — </w:t>
-      </w:r>
-      <w:proofErr w:type="spellStart"/>
-      <w:r>
-        <w:rPr>
-          <w:b/>
-          <w:bCs/>
-          <w:highlight w:val="green"/>
-        </w:rPr>
-        <w:t>Feign</w:t>
-      </w:r>
-      <w:proofErr w:type="spellEnd"/>
-      <w:r>
-        <w:rPr>
-          <w:b/>
-          <w:bCs/>
-          <w:highlight w:val="green"/>
-        </w:rPr>
-        <w:t xml:space="preserve"> Client (10 puntos)</w:t>
+        <w:t>Sección 8: Integración con API Externa — Feign Client (10 puntos)</w:t>
       </w:r>
     </w:p>
     <w:p>
@@ -6971,21 +5765,7 @@
         <w:rPr>
           <w:highlight w:val="green"/>
         </w:rPr>
-        <w:t xml:space="preserve"> Consumo de RENIEC con Spring Cloud </w:t>
-      </w:r>
-      <w:proofErr w:type="spellStart"/>
-      <w:r>
-        <w:rPr>
-          <w:highlight w:val="green"/>
-        </w:rPr>
-        <w:t>OpenFeign</w:t>
-      </w:r>
-      <w:proofErr w:type="spellEnd"/>
-      <w:r>
-        <w:rPr>
-          <w:highlight w:val="green"/>
-        </w:rPr>
-        <w:t>; gestión segura del token. Cubre RF-01 y RNF-06.</w:t>
+        <w:t> Consumo de RENIEC con Spring Cloud OpenFeign; gestión segura del token. Cubre RF-01 y RNF-06.</w:t>
       </w:r>
     </w:p>
     <w:p>
@@ -7048,21 +5828,7 @@
         <w:rPr>
           <w:highlight w:val="green"/>
         </w:rPr>
-        <w:t xml:space="preserve">; no puede ser enviado por el cliente en el </w:t>
-      </w:r>
-      <w:proofErr w:type="spellStart"/>
-      <w:r>
-        <w:rPr>
-          <w:highlight w:val="green"/>
-        </w:rPr>
-        <w:t>request</w:t>
-      </w:r>
-      <w:proofErr w:type="spellEnd"/>
-      <w:r>
-        <w:rPr>
-          <w:highlight w:val="green"/>
-        </w:rPr>
-        <w:t>.</w:t>
+        <w:t>; no puede ser enviado por el cliente en el request.</w:t>
       </w:r>
     </w:p>
     <w:p>
@@ -7079,51 +5845,7 @@
         <w:rPr>
           <w:highlight w:val="green"/>
         </w:rPr>
-        <w:t>El token de RENIEC leído con @Value desde </w:t>
-      </w:r>
-      <w:proofErr w:type="spellStart"/>
-      <w:proofErr w:type="gramStart"/>
-      <w:r>
-        <w:rPr>
-          <w:highlight w:val="green"/>
-        </w:rPr>
-        <w:t>application.yaml</w:t>
-      </w:r>
-      <w:proofErr w:type="spellEnd"/>
-      <w:proofErr w:type="gramEnd"/>
-      <w:r>
-        <w:rPr>
-          <w:highlight w:val="green"/>
-        </w:rPr>
-        <w:t xml:space="preserve"> o desde el </w:t>
-      </w:r>
-      <w:proofErr w:type="spellStart"/>
-      <w:r>
-        <w:rPr>
-          <w:highlight w:val="green"/>
-        </w:rPr>
-        <w:t>Config</w:t>
-      </w:r>
-      <w:proofErr w:type="spellEnd"/>
-      <w:r>
-        <w:rPr>
-          <w:highlight w:val="green"/>
-        </w:rPr>
-        <w:t xml:space="preserve"> Server. No puede estar </w:t>
-      </w:r>
-      <w:proofErr w:type="spellStart"/>
-      <w:r>
-        <w:rPr>
-          <w:highlight w:val="green"/>
-        </w:rPr>
-        <w:t>hardcodeado</w:t>
-      </w:r>
-      <w:proofErr w:type="spellEnd"/>
-      <w:r>
-        <w:rPr>
-          <w:highlight w:val="green"/>
-        </w:rPr>
-        <w:t xml:space="preserve"> (cubre RNF-06).</w:t>
+        <w:t>El token de RENIEC leído con @Value desde application.yaml o desde el Config Server. No puede estar hardcodeado (cubre RNF-06).</w:t>
       </w:r>
     </w:p>
     <w:p>
@@ -7385,15 +6107,7 @@
           </w:tcPr>
           <w:p>
             <w:r>
-              <w:t xml:space="preserve">Token de RENIEC inyectado con @Value, sin </w:t>
-            </w:r>
-            <w:proofErr w:type="spellStart"/>
-            <w:r>
-              <w:t>hardcodear</w:t>
-            </w:r>
-            <w:proofErr w:type="spellEnd"/>
-            <w:r>
-              <w:t xml:space="preserve"> (RNF-06)</w:t>
+              <w:t>Token de RENIEC inyectado con @Value, sin hardcodear (RNF-06)</w:t>
             </w:r>
           </w:p>
         </w:tc>
@@ -7513,25 +6227,7 @@
           <w:highlight w:val="green"/>
         </w:rPr>
         <w:lastRenderedPageBreak/>
-        <w:t xml:space="preserve">Sección 9: Pruebas Unitarias con </w:t>
-      </w:r>
-      <w:proofErr w:type="spellStart"/>
-      <w:r>
-        <w:rPr>
-          <w:b/>
-          <w:bCs/>
-          <w:highlight w:val="green"/>
-        </w:rPr>
-        <w:t>Mockito</w:t>
-      </w:r>
-      <w:proofErr w:type="spellEnd"/>
-      <w:r>
-        <w:rPr>
-          <w:b/>
-          <w:bCs/>
-          <w:highlight w:val="green"/>
-        </w:rPr>
-        <w:t xml:space="preserve"> (10 puntos)</w:t>
+        <w:t>Sección 9: Pruebas Unitarias con Mockito (10 puntos)</w:t>
       </w:r>
     </w:p>
     <w:p>
@@ -7598,21 +6294,7 @@
         <w:rPr>
           <w:highlight w:val="green"/>
         </w:rPr>
-        <w:t> usando @</w:t>
-      </w:r>
-      <w:proofErr w:type="gramStart"/>
-      <w:r>
-        <w:rPr>
-          <w:highlight w:val="green"/>
-        </w:rPr>
-        <w:t>ExtendWith(</w:t>
-      </w:r>
-      <w:proofErr w:type="gramEnd"/>
-      <w:r>
-        <w:rPr>
-          <w:highlight w:val="green"/>
-        </w:rPr>
-        <w:t>MockitoExtension.class).</w:t>
+        <w:t> usando @ExtendWith(MockitoExtension.class).</w:t>
       </w:r>
     </w:p>
     <w:p>
@@ -7677,63 +6359,7 @@
         <w:rPr>
           <w:highlight w:val="green"/>
         </w:rPr>
-        <w:t xml:space="preserve">Al menos 1 </w:t>
-      </w:r>
-      <w:proofErr w:type="spellStart"/>
-      <w:r>
-        <w:rPr>
-          <w:highlight w:val="green"/>
-        </w:rPr>
-        <w:t>happy</w:t>
-      </w:r>
-      <w:proofErr w:type="spellEnd"/>
-      <w:r>
-        <w:rPr>
-          <w:highlight w:val="green"/>
-        </w:rPr>
-        <w:t xml:space="preserve"> </w:t>
-      </w:r>
-      <w:proofErr w:type="spellStart"/>
-      <w:r>
-        <w:rPr>
-          <w:highlight w:val="green"/>
-        </w:rPr>
-        <w:t>path</w:t>
-      </w:r>
-      <w:proofErr w:type="spellEnd"/>
-      <w:r>
-        <w:rPr>
-          <w:highlight w:val="green"/>
-        </w:rPr>
-        <w:t xml:space="preserve"> por servicio probado (verificado con </w:t>
-      </w:r>
-      <w:proofErr w:type="spellStart"/>
-      <w:r>
-        <w:rPr>
-          <w:highlight w:val="green"/>
-        </w:rPr>
-        <w:t>assertEquals</w:t>
-      </w:r>
-      <w:proofErr w:type="spellEnd"/>
-      <w:r>
-        <w:rPr>
-          <w:highlight w:val="green"/>
-        </w:rPr>
-        <w:t> / </w:t>
-      </w:r>
-      <w:proofErr w:type="spellStart"/>
-      <w:r>
-        <w:rPr>
-          <w:highlight w:val="green"/>
-        </w:rPr>
-        <w:t>assertNotNull</w:t>
-      </w:r>
-      <w:proofErr w:type="spellEnd"/>
-      <w:r>
-        <w:rPr>
-          <w:highlight w:val="green"/>
-        </w:rPr>
-        <w:t>).</w:t>
+        <w:t>Al menos 1 happy path por servicio probado (verificado con assertEquals / assertNotNull).</w:t>
       </w:r>
     </w:p>
     <w:p>
@@ -7750,21 +6376,7 @@
         <w:rPr>
           <w:highlight w:val="green"/>
         </w:rPr>
-        <w:t>Al menos 2 rutas de excepción con </w:t>
-      </w:r>
-      <w:proofErr w:type="spellStart"/>
-      <w:r>
-        <w:rPr>
-          <w:highlight w:val="green"/>
-        </w:rPr>
-        <w:t>assertThrows</w:t>
-      </w:r>
-      <w:proofErr w:type="spellEnd"/>
-      <w:r>
-        <w:rPr>
-          <w:highlight w:val="green"/>
-        </w:rPr>
-        <w:t> verificando tipo y mensaje (ejemplos: email duplicado, transición de estado inválida).</w:t>
+        <w:t>Al menos 2 rutas de excepción con assertThrows verificando tipo y mensaje (ejemplos: email duplicado, transición de estado inválida).</w:t>
       </w:r>
     </w:p>
     <w:p>
@@ -7781,21 +6393,7 @@
         <w:rPr>
           <w:highlight w:val="green"/>
         </w:rPr>
-        <w:t>Al menos 1 caso de resultado vacío (repositorio retorna lista vacía u </w:t>
-      </w:r>
-      <w:proofErr w:type="spellStart"/>
-      <w:r>
-        <w:rPr>
-          <w:highlight w:val="green"/>
-        </w:rPr>
-        <w:t>Optional.empty</w:t>
-      </w:r>
-      <w:proofErr w:type="spellEnd"/>
-      <w:r>
-        <w:rPr>
-          <w:highlight w:val="green"/>
-        </w:rPr>
-        <w:t>()).</w:t>
+        <w:t>Al menos 1 caso de resultado vacío (repositorio retorna lista vacía u Optional.empty()).</w:t>
       </w:r>
     </w:p>
     <w:p>
@@ -7988,23 +6586,7 @@
           </w:tcPr>
           <w:p>
             <w:r>
-              <w:t xml:space="preserve">Mínimo 2 </w:t>
-            </w:r>
-            <w:proofErr w:type="spellStart"/>
-            <w:r>
-              <w:t>happy</w:t>
-            </w:r>
-            <w:proofErr w:type="spellEnd"/>
-            <w:r>
-              <w:t xml:space="preserve"> </w:t>
-            </w:r>
-            <w:proofErr w:type="spellStart"/>
-            <w:r>
-              <w:t>paths</w:t>
-            </w:r>
-            <w:proofErr w:type="spellEnd"/>
-            <w:r>
-              <w:t xml:space="preserve"> verificados con aserciones sobre el DTO retornado</w:t>
+              <w:t>Mínimo 2 happy paths verificados con aserciones sobre el DTO retornado</w:t>
             </w:r>
           </w:p>
         </w:tc>
@@ -8056,15 +6638,7 @@
           </w:tcPr>
           <w:p>
             <w:r>
-              <w:t>Mínimo 2 rutas de excepción con </w:t>
-            </w:r>
-            <w:proofErr w:type="spellStart"/>
-            <w:r>
-              <w:t>assertThrows</w:t>
-            </w:r>
-            <w:proofErr w:type="spellEnd"/>
-            <w:r>
-              <w:t> y verificación del mensaje</w:t>
+              <w:t>Mínimo 2 rutas de excepción con assertThrows y verificación del mensaje</w:t>
             </w:r>
           </w:p>
         </w:tc>
@@ -8207,21 +6781,7 @@
         <w:rPr>
           <w:highlight w:val="green"/>
         </w:rPr>
-        <w:t xml:space="preserve"> Autenticación y autorización </w:t>
-      </w:r>
-      <w:proofErr w:type="spellStart"/>
-      <w:r>
-        <w:rPr>
-          <w:highlight w:val="green"/>
-        </w:rPr>
-        <w:t>stateless</w:t>
-      </w:r>
-      <w:proofErr w:type="spellEnd"/>
-      <w:r>
-        <w:rPr>
-          <w:highlight w:val="green"/>
-        </w:rPr>
-        <w:t xml:space="preserve"> aplicada en el ecosistema de microservicios. Cubre RF-08 y RNF-06.</w:t>
+        <w:t> Autenticación y autorización stateless aplicada en el ecosistema de microservicios. Cubre RF-08 y RNF-06.</w:t>
       </w:r>
     </w:p>
     <w:p>
@@ -8323,21 +6883,7 @@
         <w:rPr>
           <w:highlight w:val="green"/>
         </w:rPr>
-        <w:t xml:space="preserve">Token JWT generado al hacer </w:t>
-      </w:r>
-      <w:proofErr w:type="spellStart"/>
-      <w:r>
-        <w:rPr>
-          <w:highlight w:val="green"/>
-        </w:rPr>
-        <w:t>login</w:t>
-      </w:r>
-      <w:proofErr w:type="spellEnd"/>
-      <w:r>
-        <w:rPr>
-          <w:highlight w:val="green"/>
-        </w:rPr>
-        <w:t>, firmado con clave HMAC leída desde Vault (cubre RNF-06). La clave no puede aparecer en ningún archivo de configuración del repositorio.</w:t>
+        <w:t>Token JWT generado al hacer login, firmado con clave HMAC leída desde Vault (cubre RNF-06). La clave no puede aparecer en ningún archivo de configuración del repositorio.</w:t>
       </w:r>
     </w:p>
     <w:p>
@@ -8350,39 +6896,17 @@
           <w:highlight w:val="green"/>
         </w:rPr>
       </w:pPr>
-      <w:proofErr w:type="spellStart"/>
-      <w:r>
-        <w:rPr>
-          <w:highlight w:val="green"/>
-        </w:rPr>
-        <w:t>DataInitializer</w:t>
-      </w:r>
-      <w:proofErr w:type="spellEnd"/>
-      <w:r>
-        <w:rPr>
-          <w:highlight w:val="green"/>
-        </w:rPr>
-        <w:t> en el servicio de autenticación que inserte los tres roles y al menos un usuario por rol al iniciar</w:t>
-      </w:r>
-      <w:r>
-        <w:rPr>
-          <w:highlight w:val="green"/>
-        </w:rPr>
-        <w:t xml:space="preserve"> (se hizo con </w:t>
-      </w:r>
-      <w:proofErr w:type="spellStart"/>
-      <w:r>
-        <w:rPr>
-          <w:highlight w:val="green"/>
-        </w:rPr>
-        <w:t>flyway</w:t>
-      </w:r>
-      <w:proofErr w:type="spellEnd"/>
-      <w:r>
-        <w:rPr>
-          <w:highlight w:val="green"/>
-        </w:rPr>
-        <w:t>)</w:t>
+      <w:r>
+        <w:rPr>
+          <w:highlight w:val="green"/>
+        </w:rPr>
+        <w:t>DataInitializer en el servicio de autenticación que inserte los tres roles y al menos un usuario por rol al iniciar</w:t>
+      </w:r>
+      <w:r>
+        <w:rPr>
+          <w:highlight w:val="green"/>
+        </w:rPr>
+        <w:t xml:space="preserve"> (se hizo con flyway)</w:t>
       </w:r>
       <w:r>
         <w:rPr>
@@ -8401,47 +6925,11 @@
           <w:highlight w:val="green"/>
         </w:rPr>
       </w:pPr>
-      <w:proofErr w:type="spellStart"/>
-      <w:r>
-        <w:rPr>
-          <w:highlight w:val="green"/>
-        </w:rPr>
-        <w:t>Endpoints</w:t>
-      </w:r>
-      <w:proofErr w:type="spellEnd"/>
-      <w:r>
-        <w:rPr>
-          <w:highlight w:val="green"/>
-        </w:rPr>
-        <w:t xml:space="preserve"> de </w:t>
-      </w:r>
-      <w:proofErr w:type="spellStart"/>
-      <w:r>
-        <w:rPr>
-          <w:highlight w:val="green"/>
-        </w:rPr>
-        <w:t>login</w:t>
-      </w:r>
-      <w:proofErr w:type="spellEnd"/>
-      <w:r>
-        <w:rPr>
-          <w:highlight w:val="green"/>
-        </w:rPr>
-        <w:t xml:space="preserve"> y </w:t>
-      </w:r>
-      <w:proofErr w:type="gramStart"/>
-      <w:r>
-        <w:rPr>
-          <w:highlight w:val="green"/>
-        </w:rPr>
-        <w:t>registro públicos</w:t>
-      </w:r>
-      <w:proofErr w:type="gramEnd"/>
-      <w:r>
-        <w:rPr>
-          <w:highlight w:val="green"/>
-        </w:rPr>
-        <w:t>; todos los demás requieren token válido.</w:t>
+      <w:r>
+        <w:rPr>
+          <w:highlight w:val="green"/>
+        </w:rPr>
+        <w:t>Endpoints de login y registro públicos; todos los demás requieren token válido.</w:t>
       </w:r>
     </w:p>
     <w:p>
@@ -8668,13 +7156,8 @@
             <w:hideMark/>
           </w:tcPr>
           <w:p>
-            <w:proofErr w:type="spellStart"/>
-            <w:r>
-              <w:t>DataInitializer</w:t>
-            </w:r>
-            <w:proofErr w:type="spellEnd"/>
-            <w:r>
-              <w:t> que puebla roles y usuarios; clave JWT en Vault, no en archivos del repo (RNF-06)</w:t>
+            <w:r>
+              <w:t>DataInitializer que puebla roles y usuarios; clave JWT en Vault, no en archivos del repo (RNF-06)</w:t>
             </w:r>
           </w:p>
         </w:tc>
@@ -8874,21 +7357,7 @@
         <w:rPr>
           <w:highlight w:val="green"/>
         </w:rPr>
-        <w:t xml:space="preserve">Captura de pantalla del </w:t>
-      </w:r>
-      <w:proofErr w:type="spellStart"/>
-      <w:r>
-        <w:rPr>
-          <w:highlight w:val="green"/>
-        </w:rPr>
-        <w:t>dashboard</w:t>
-      </w:r>
-      <w:proofErr w:type="spellEnd"/>
-      <w:r>
-        <w:rPr>
-          <w:highlight w:val="green"/>
-        </w:rPr>
-        <w:t xml:space="preserve"> de Eureka mostrando todos los servicios en estado UP. Incluirla en el README.md.</w:t>
+        <w:t>Captura de pantalla del dashboard de Eureka mostrando todos los servicios en estado UP. Incluirla en el README.md.</w:t>
       </w:r>
     </w:p>
     <w:p>
@@ -8901,19 +7370,11 @@
           <w:highlight w:val="green"/>
         </w:rPr>
       </w:pPr>
-      <w:proofErr w:type="spellStart"/>
-      <w:r>
-        <w:rPr>
-          <w:highlight w:val="green"/>
-        </w:rPr>
-        <w:t>Heartbeat</w:t>
-      </w:r>
-      <w:proofErr w:type="spellEnd"/>
-      <w:r>
-        <w:rPr>
-          <w:highlight w:val="green"/>
-        </w:rPr>
-        <w:t xml:space="preserve"> e intervalo de renovación configurados explícitamente en al menos 1 servicio cliente (lease-renewal-interval-in-seconds, lease-expiration-duration-in-seconds).</w:t>
+      <w:r>
+        <w:rPr>
+          <w:highlight w:val="green"/>
+        </w:rPr>
+        <w:t>Heartbeat e intervalo de renovación configurados explícitamente en al menos 1 servicio cliente (lease-renewal-interval-in-seconds, lease-expiration-duration-in-seconds).</w:t>
       </w:r>
     </w:p>
     <w:p>
@@ -9141,15 +7602,7 @@
           </w:tcPr>
           <w:p>
             <w:r>
-              <w:t xml:space="preserve">Captura del </w:t>
-            </w:r>
-            <w:proofErr w:type="spellStart"/>
-            <w:r>
-              <w:t>dashboard</w:t>
-            </w:r>
-            <w:proofErr w:type="spellEnd"/>
-            <w:r>
-              <w:t xml:space="preserve"> con todos los servicios en estado UP incluida en el README.md</w:t>
+              <w:t>Captura del dashboard con todos los servicios en estado UP incluida en el README.md</w:t>
             </w:r>
           </w:p>
         </w:tc>
@@ -9200,13 +7653,8 @@
             <w:hideMark/>
           </w:tcPr>
           <w:p>
-            <w:proofErr w:type="spellStart"/>
-            <w:r>
-              <w:t>Heartbeat</w:t>
-            </w:r>
-            <w:proofErr w:type="spellEnd"/>
-            <w:r>
-              <w:t xml:space="preserve"> e intervalo de renovación configurados en al menos 1 cliente</w:t>
+            <w:r>
+              <w:t>Heartbeat e intervalo de renovación configurados en al menos 1 cliente</w:t>
             </w:r>
           </w:p>
         </w:tc>
@@ -9295,21 +7743,7 @@
         <w:rPr>
           <w:highlight w:val="green"/>
         </w:rPr>
-        <w:t> Punto de entrada único; enrutamiento load-</w:t>
-      </w:r>
-      <w:proofErr w:type="spellStart"/>
-      <w:r>
-        <w:rPr>
-          <w:highlight w:val="green"/>
-        </w:rPr>
-        <w:t>balanced</w:t>
-      </w:r>
-      <w:proofErr w:type="spellEnd"/>
-      <w:r>
-        <w:rPr>
-          <w:highlight w:val="green"/>
-        </w:rPr>
-        <w:t xml:space="preserve"> vía Eureka; filtros globales y por ruta. Cubre RNF-08.</w:t>
+        <w:t> Punto de entrada único; enrutamiento load-balanced vía Eureka; filtros globales y por ruta. Cubre RNF-08.</w:t>
       </w:r>
     </w:p>
     <w:p>
@@ -9341,37 +7775,7 @@
         <w:rPr>
           <w:highlight w:val="green"/>
         </w:rPr>
-        <w:t>Proyecto api-</w:t>
-      </w:r>
-      <w:proofErr w:type="spellStart"/>
-      <w:r>
-        <w:rPr>
-          <w:highlight w:val="green"/>
-        </w:rPr>
-        <w:t>gateway</w:t>
-      </w:r>
-      <w:proofErr w:type="spellEnd"/>
-      <w:r>
-        <w:rPr>
-          <w:highlight w:val="green"/>
-        </w:rPr>
-        <w:t> configurado en </w:t>
-      </w:r>
-      <w:proofErr w:type="spellStart"/>
-      <w:proofErr w:type="gramStart"/>
-      <w:r>
-        <w:rPr>
-          <w:highlight w:val="green"/>
-        </w:rPr>
-        <w:t>application.yaml</w:t>
-      </w:r>
-      <w:proofErr w:type="spellEnd"/>
-      <w:proofErr w:type="gramEnd"/>
-      <w:r>
-        <w:rPr>
-          <w:highlight w:val="green"/>
-        </w:rPr>
-        <w:t>.</w:t>
+        <w:t>Proyecto api-gateway configurado en application.yaml.</w:t>
       </w:r>
     </w:p>
     <w:p>
@@ -9464,105 +7868,7 @@
         <w:rPr>
           <w:highlight w:val="green"/>
         </w:rPr>
-        <w:t> implementando </w:t>
-      </w:r>
-      <w:proofErr w:type="spellStart"/>
-      <w:r>
-        <w:rPr>
-          <w:highlight w:val="green"/>
-        </w:rPr>
-        <w:t>GlobalFilter</w:t>
-      </w:r>
-      <w:proofErr w:type="spellEnd"/>
-      <w:r>
-        <w:rPr>
-          <w:highlight w:val="green"/>
-        </w:rPr>
-        <w:t> y </w:t>
-      </w:r>
-      <w:proofErr w:type="spellStart"/>
-      <w:r>
-        <w:rPr>
-          <w:highlight w:val="green"/>
-        </w:rPr>
-        <w:t>Ordered</w:t>
-      </w:r>
-      <w:proofErr w:type="spellEnd"/>
-      <w:r>
-        <w:rPr>
-          <w:highlight w:val="green"/>
-        </w:rPr>
-        <w:t xml:space="preserve"> que agregue un </w:t>
-      </w:r>
-      <w:proofErr w:type="spellStart"/>
-      <w:r>
-        <w:rPr>
-          <w:highlight w:val="green"/>
-        </w:rPr>
-        <w:t>header</w:t>
-      </w:r>
-      <w:proofErr w:type="spellEnd"/>
-      <w:r>
-        <w:rPr>
-          <w:highlight w:val="green"/>
-        </w:rPr>
-        <w:t xml:space="preserve"> de trazabilidad a cada </w:t>
-      </w:r>
-      <w:proofErr w:type="spellStart"/>
-      <w:r>
-        <w:rPr>
-          <w:highlight w:val="green"/>
-        </w:rPr>
-        <w:t>request</w:t>
-      </w:r>
-      <w:proofErr w:type="spellEnd"/>
-      <w:r>
-        <w:rPr>
-          <w:highlight w:val="green"/>
-        </w:rPr>
-        <w:t xml:space="preserve"> (por </w:t>
-      </w:r>
-      <w:proofErr w:type="gramStart"/>
-      <w:r>
-        <w:rPr>
-          <w:highlight w:val="green"/>
-        </w:rPr>
-        <w:t>ejemplo</w:t>
-      </w:r>
-      <w:proofErr w:type="gramEnd"/>
-      <w:r>
-        <w:rPr>
-          <w:highlight w:val="green"/>
-        </w:rPr>
-        <w:t> X-</w:t>
-      </w:r>
-      <w:proofErr w:type="spellStart"/>
-      <w:r>
-        <w:rPr>
-          <w:highlight w:val="green"/>
-        </w:rPr>
-        <w:t>Request</w:t>
-      </w:r>
-      <w:proofErr w:type="spellEnd"/>
-      <w:r>
-        <w:rPr>
-          <w:highlight w:val="green"/>
-        </w:rPr>
-        <w:t>-Id con UUID o X-Gateway-</w:t>
-      </w:r>
-      <w:proofErr w:type="spellStart"/>
-      <w:r>
-        <w:rPr>
-          <w:highlight w:val="green"/>
-        </w:rPr>
-        <w:t>Timestamp</w:t>
-      </w:r>
-      <w:proofErr w:type="spellEnd"/>
-      <w:r>
-        <w:rPr>
-          <w:highlight w:val="green"/>
-        </w:rPr>
-        <w:t>).</w:t>
+        <w:t> implementando GlobalFilter y Ordered que agregue un header de trazabilidad a cada request (por ejemplo X-Request-Id con UUID o X-Gateway-Timestamp).</w:t>
       </w:r>
     </w:p>
     <w:p>
@@ -9593,49 +7899,7 @@
         <w:rPr>
           <w:highlight w:val="green"/>
         </w:rPr>
-        <w:t> aplicado a al menos una ruta (</w:t>
-      </w:r>
-      <w:proofErr w:type="spellStart"/>
-      <w:r>
-        <w:rPr>
-          <w:highlight w:val="green"/>
-        </w:rPr>
-        <w:t>StripPrefix</w:t>
-      </w:r>
-      <w:proofErr w:type="spellEnd"/>
-      <w:r>
-        <w:rPr>
-          <w:highlight w:val="green"/>
-        </w:rPr>
-        <w:t>, </w:t>
-      </w:r>
-      <w:proofErr w:type="spellStart"/>
-      <w:r>
-        <w:rPr>
-          <w:highlight w:val="green"/>
-        </w:rPr>
-        <w:t>AddRequestHeader</w:t>
-      </w:r>
-      <w:proofErr w:type="spellEnd"/>
-      <w:r>
-        <w:rPr>
-          <w:highlight w:val="green"/>
-        </w:rPr>
-        <w:t>, </w:t>
-      </w:r>
-      <w:proofErr w:type="spellStart"/>
-      <w:r>
-        <w:rPr>
-          <w:highlight w:val="green"/>
-        </w:rPr>
-        <w:t>CircuitBreaker</w:t>
-      </w:r>
-      <w:proofErr w:type="spellEnd"/>
-      <w:r>
-        <w:rPr>
-          <w:highlight w:val="green"/>
-        </w:rPr>
-        <w:t> u otro de Spring Cloud Gateway).</w:t>
+        <w:t> aplicado a al menos una ruta (StripPrefix, AddRequestHeader, CircuitBreaker u otro de Spring Cloud Gateway).</w:t>
       </w:r>
     </w:p>
     <w:p>
@@ -9828,15 +8092,8 @@
           </w:tcPr>
           <w:p>
             <w:r>
-              <w:t>Mínimo 3 rutas con predicados correctamente definidos en </w:t>
-            </w:r>
-            <w:proofErr w:type="spellStart"/>
-            <w:proofErr w:type="gramStart"/>
-            <w:r>
-              <w:t>application.yaml</w:t>
-            </w:r>
-            <w:proofErr w:type="spellEnd"/>
-            <w:proofErr w:type="gramEnd"/>
+              <w:t>Mínimo 3 rutas con predicados correctamente definidos en application.yaml</w:t>
+            </w:r>
           </w:p>
         </w:tc>
         <w:tc>
@@ -9886,21 +8143,8 @@
             <w:hideMark/>
           </w:tcPr>
           <w:p>
-            <w:proofErr w:type="spellStart"/>
-            <w:r>
-              <w:t>GlobalFilter</w:t>
-            </w:r>
-            <w:proofErr w:type="spellEnd"/>
-            <w:r>
-              <w:t xml:space="preserve"> personalizado con </w:t>
-            </w:r>
-            <w:proofErr w:type="spellStart"/>
-            <w:r>
-              <w:t>header</w:t>
-            </w:r>
-            <w:proofErr w:type="spellEnd"/>
-            <w:r>
-              <w:t xml:space="preserve"> de trazabilidad aplicado a todas las solicitudes</w:t>
+            <w:r>
+              <w:t>GlobalFilter personalizado con header de trazabilidad aplicado a todas las solicitudes</w:t>
             </w:r>
           </w:p>
         </w:tc>
@@ -10018,39 +8262,7 @@
           <w:bCs/>
         </w:rPr>
         <w:lastRenderedPageBreak/>
-        <w:t xml:space="preserve">Sección 13: </w:t>
-      </w:r>
-      <w:proofErr w:type="spellStart"/>
-      <w:r>
-        <w:rPr>
-          <w:b/>
-          <w:bCs/>
-        </w:rPr>
-        <w:t>Config</w:t>
-      </w:r>
-      <w:proofErr w:type="spellEnd"/>
-      <w:r>
-        <w:rPr>
-          <w:b/>
-          <w:bCs/>
-        </w:rPr>
-        <w:t xml:space="preserve"> Server y </w:t>
-      </w:r>
-      <w:proofErr w:type="spellStart"/>
-      <w:r>
-        <w:rPr>
-          <w:b/>
-          <w:bCs/>
-        </w:rPr>
-        <w:t>Config</w:t>
-      </w:r>
-      <w:proofErr w:type="spellEnd"/>
-      <w:r>
-        <w:rPr>
-          <w:b/>
-          <w:bCs/>
-        </w:rPr>
-        <w:t xml:space="preserve"> Client (15 puntos)</w:t>
+        <w:t>Sección 13: Config Server y Config Client (15 puntos)</w:t>
       </w:r>
     </w:p>
     <w:p>
@@ -10082,15 +8294,7 @@
         </w:numPr>
       </w:pPr>
       <w:r>
-        <w:t>Proyecto </w:t>
-      </w:r>
-      <w:proofErr w:type="spellStart"/>
-      <w:r>
-        <w:t>config</w:t>
-      </w:r>
-      <w:proofErr w:type="spellEnd"/>
-      <w:r>
-        <w:t>-server con @EnableConfigServer apuntando a un repositorio Git local o remoto con archivos de configuración por servicio.</w:t>
+        <w:t>Proyecto config-server con @EnableConfigServer apuntando a un repositorio Git local o remoto con archivos de configuración por servicio.</w:t>
       </w:r>
     </w:p>
     <w:p>
@@ -10111,39 +8315,8 @@
         <w:t>2 microservicios</w:t>
       </w:r>
       <w:r>
-        <w:t xml:space="preserve"> configurados como </w:t>
-      </w:r>
-      <w:proofErr w:type="spellStart"/>
-      <w:r>
-        <w:t>Config</w:t>
-      </w:r>
-      <w:proofErr w:type="spellEnd"/>
-      <w:r>
-        <w:t xml:space="preserve"> Client con </w:t>
-      </w:r>
-      <w:proofErr w:type="spellStart"/>
-      <w:r>
-        <w:t>spring.</w:t>
-      </w:r>
-      <w:proofErr w:type="gramStart"/>
-      <w:r>
-        <w:t>config.import</w:t>
-      </w:r>
-      <w:proofErr w:type="spellEnd"/>
-      <w:proofErr w:type="gramEnd"/>
-      <w:r>
-        <w:t>=</w:t>
-      </w:r>
-      <w:proofErr w:type="spellStart"/>
-      <w:proofErr w:type="gramStart"/>
-      <w:r>
-        <w:t>configserver</w:t>
-      </w:r>
-      <w:proofErr w:type="spellEnd"/>
-      <w:r>
-        <w:t>:.</w:t>
-      </w:r>
-      <w:proofErr w:type="gramEnd"/>
+        <w:t> configurados como Config Client con spring.config.import=configserver:.</w:t>
+      </w:r>
     </w:p>
     <w:p>
       <w:pPr>
@@ -10153,59 +8326,17 @@
         </w:numPr>
       </w:pPr>
       <w:r>
-        <w:t xml:space="preserve">Los </w:t>
-      </w:r>
-      <w:proofErr w:type="spellStart"/>
-      <w:r>
-        <w:t>Config</w:t>
-      </w:r>
-      <w:proofErr w:type="spellEnd"/>
-      <w:r>
-        <w:t xml:space="preserve"> </w:t>
-      </w:r>
-      <w:proofErr w:type="spellStart"/>
-      <w:r>
-        <w:t>Clients</w:t>
-      </w:r>
-      <w:proofErr w:type="spellEnd"/>
-      <w:r>
-        <w:t xml:space="preserve"> deben obtener al menos una propiedad de negocio o de infraestructura </w:t>
-      </w:r>
-      <w:r>
-        <w:rPr>
-          <w:b/>
-          <w:bCs/>
-        </w:rPr>
-        <w:t xml:space="preserve">exclusivamente del </w:t>
-      </w:r>
-      <w:proofErr w:type="spellStart"/>
-      <w:r>
-        <w:rPr>
-          <w:b/>
-          <w:bCs/>
-        </w:rPr>
-        <w:t>Config</w:t>
-      </w:r>
-      <w:proofErr w:type="spellEnd"/>
-      <w:r>
-        <w:rPr>
-          <w:b/>
-          <w:bCs/>
-        </w:rPr>
-        <w:t xml:space="preserve"> Server</w:t>
-      </w:r>
-      <w:r>
-        <w:t> (no de su </w:t>
-      </w:r>
-      <w:proofErr w:type="spellStart"/>
-      <w:proofErr w:type="gramStart"/>
-      <w:r>
-        <w:t>application.yaml</w:t>
-      </w:r>
-      <w:proofErr w:type="spellEnd"/>
-      <w:proofErr w:type="gramEnd"/>
-      <w:r>
-        <w:t> local). Ejemplos: puerto, nombre de base de datos, umbral de negocio configurable.</w:t>
+        <w:t>Los Config Clients deben obtener al menos una propiedad de negocio o de infraestructura </w:t>
+      </w:r>
+      <w:r>
+        <w:rPr>
+          <w:b/>
+          <w:bCs/>
+        </w:rPr>
+        <w:t>exclusivamente del Config Server</w:t>
+      </w:r>
+      <w:r>
+        <w:t> (no de su application.yaml local). Ejemplos: puerto, nombre de base de datos, umbral de negocio configurable.</w:t>
       </w:r>
     </w:p>
     <w:p>
@@ -10216,31 +8347,7 @@
         </w:numPr>
       </w:pPr>
       <w:r>
-        <w:t>Demostración de recarga en caliente: cambiar una propiedad en el repositorio de configuración, llamar a /</w:t>
-      </w:r>
-      <w:proofErr w:type="spellStart"/>
-      <w:r>
-        <w:t>actuator</w:t>
-      </w:r>
-      <w:proofErr w:type="spellEnd"/>
-      <w:r>
-        <w:t>/</w:t>
-      </w:r>
-      <w:proofErr w:type="spellStart"/>
-      <w:r>
-        <w:t>refresh</w:t>
-      </w:r>
-      <w:proofErr w:type="spellEnd"/>
-      <w:r>
-        <w:t> en el servicio afectado (requiere @RefreshScope), y verificar que el valor se actualiza sin reiniciar. Documentar el proceso con el comando </w:t>
-      </w:r>
-      <w:proofErr w:type="spellStart"/>
-      <w:r>
-        <w:t>curl</w:t>
-      </w:r>
-      <w:proofErr w:type="spellEnd"/>
-      <w:r>
-        <w:t> exacto en el README.md.</w:t>
+        <w:t>Demostración de recarga en caliente: cambiar una propiedad en el repositorio de configuración, llamar a /actuator/refresh en el servicio afectado (requiere @RefreshScope), y verificar que el valor se actualiza sin reiniciar. Documentar el proceso con el comando curl exacto en el README.md.</w:t>
       </w:r>
     </w:p>
     <w:p>
@@ -10363,13 +8470,8 @@
             <w:hideMark/>
           </w:tcPr>
           <w:p>
-            <w:proofErr w:type="spellStart"/>
-            <w:r>
-              <w:t>config</w:t>
-            </w:r>
-            <w:proofErr w:type="spellEnd"/>
-            <w:r>
-              <w:t>-server levanta y sirve configuración desde repositorio Git</w:t>
+            <w:r>
+              <w:t>config-server levanta y sirve configuración desde repositorio Git</w:t>
             </w:r>
           </w:p>
         </w:tc>
@@ -10421,15 +8523,7 @@
           </w:tcPr>
           <w:p>
             <w:r>
-              <w:t xml:space="preserve">Mínimo 2 microservicios consumen configuración del </w:t>
-            </w:r>
-            <w:proofErr w:type="spellStart"/>
-            <w:r>
-              <w:t>Config</w:t>
-            </w:r>
-            <w:proofErr w:type="spellEnd"/>
-            <w:r>
-              <w:t xml:space="preserve"> Server correctamente</w:t>
+              <w:t>Mínimo 2 microservicios consumen configuración del Config Server correctamente</w:t>
             </w:r>
           </w:p>
         </w:tc>
@@ -10481,15 +8575,7 @@
           </w:tcPr>
           <w:p>
             <w:r>
-              <w:t xml:space="preserve">Al menos una propiedad de negocio o infraestructura proviene exclusivamente del </w:t>
-            </w:r>
-            <w:proofErr w:type="spellStart"/>
-            <w:r>
-              <w:t>Config</w:t>
-            </w:r>
-            <w:proofErr w:type="spellEnd"/>
-            <w:r>
-              <w:t xml:space="preserve"> Server</w:t>
+              <w:t>Al menos una propiedad de negocio o infraestructura proviene exclusivamente del Config Server</w:t>
             </w:r>
           </w:p>
         </w:tc>
@@ -10541,31 +8627,7 @@
           </w:tcPr>
           <w:p>
             <w:r>
-              <w:t>@RefreshScope + /</w:t>
-            </w:r>
-            <w:proofErr w:type="spellStart"/>
-            <w:r>
-              <w:t>actuator</w:t>
-            </w:r>
-            <w:proofErr w:type="spellEnd"/>
-            <w:r>
-              <w:t>/</w:t>
-            </w:r>
-            <w:proofErr w:type="spellStart"/>
-            <w:r>
-              <w:t>refresh</w:t>
-            </w:r>
-            <w:proofErr w:type="spellEnd"/>
-            <w:r>
-              <w:t> demostrado y documentado con </w:t>
-            </w:r>
-            <w:proofErr w:type="spellStart"/>
-            <w:r>
-              <w:t>curl</w:t>
-            </w:r>
-            <w:proofErr w:type="spellEnd"/>
-            <w:r>
-              <w:t> en el README.md</w:t>
+              <w:t>@RefreshScope + /actuator/refresh demostrado y documentado con curl en el README.md</w:t>
             </w:r>
           </w:p>
         </w:tc>
@@ -10635,25 +8697,7 @@
           <w:highlight w:val="red"/>
         </w:rPr>
         <w:lastRenderedPageBreak/>
-        <w:t xml:space="preserve">Sección 14: Gestión de Secretos con </w:t>
-      </w:r>
-      <w:proofErr w:type="spellStart"/>
-      <w:r>
-        <w:rPr>
-          <w:b/>
-          <w:bCs/>
-          <w:highlight w:val="red"/>
-        </w:rPr>
-        <w:t>HashiCorp</w:t>
-      </w:r>
-      <w:proofErr w:type="spellEnd"/>
-      <w:r>
-        <w:rPr>
-          <w:b/>
-          <w:bCs/>
-          <w:highlight w:val="red"/>
-        </w:rPr>
-        <w:t xml:space="preserve"> Vault (10 puntos)</w:t>
+        <w:t>Sección 14: Gestión de Secretos con HashiCorp Vault (10 puntos)</w:t>
       </w:r>
     </w:p>
     <w:p>
@@ -10706,35 +8750,7 @@
         <w:rPr>
           <w:highlight w:val="red"/>
         </w:rPr>
-        <w:t>Vault en ejecución en modo desarrollo (</w:t>
-      </w:r>
-      <w:proofErr w:type="spellStart"/>
-      <w:r>
-        <w:rPr>
-          <w:highlight w:val="red"/>
-        </w:rPr>
-        <w:t>vault</w:t>
-      </w:r>
-      <w:proofErr w:type="spellEnd"/>
-      <w:r>
-        <w:rPr>
-          <w:highlight w:val="red"/>
-        </w:rPr>
-        <w:t xml:space="preserve"> server -</w:t>
-      </w:r>
-      <w:proofErr w:type="spellStart"/>
-      <w:r>
-        <w:rPr>
-          <w:highlight w:val="red"/>
-        </w:rPr>
-        <w:t>dev</w:t>
-      </w:r>
-      <w:proofErr w:type="spellEnd"/>
-      <w:r>
-        <w:rPr>
-          <w:highlight w:val="red"/>
-        </w:rPr>
-        <w:t>) o mediante Docker.</w:t>
+        <w:t>Vault en ejecución en modo desarrollo (vault server -dev) o mediante Docker.</w:t>
       </w:r>
     </w:p>
     <w:p>
@@ -10765,35 +8781,7 @@
         <w:rPr>
           <w:highlight w:val="red"/>
         </w:rPr>
-        <w:t> (secreto HMAC) almacenada en Vault (</w:t>
-      </w:r>
-      <w:proofErr w:type="spellStart"/>
-      <w:r>
-        <w:rPr>
-          <w:highlight w:val="red"/>
-        </w:rPr>
-        <w:t>backend</w:t>
-      </w:r>
-      <w:proofErr w:type="spellEnd"/>
-      <w:r>
-        <w:rPr>
-          <w:highlight w:val="red"/>
-        </w:rPr>
-        <w:t> </w:t>
-      </w:r>
-      <w:proofErr w:type="spellStart"/>
-      <w:r>
-        <w:rPr>
-          <w:highlight w:val="red"/>
-        </w:rPr>
-        <w:t>kv</w:t>
-      </w:r>
-      <w:proofErr w:type="spellEnd"/>
-      <w:r>
-        <w:rPr>
-          <w:highlight w:val="red"/>
-        </w:rPr>
-        <w:t>) y leída por el servicio de autenticación usando Spring Cloud Vault.</w:t>
+        <w:t> (secreto HMAC) almacenada en Vault (backend kv) y leída por el servicio de autenticación usando Spring Cloud Vault.</w:t>
       </w:r>
     </w:p>
     <w:p>
@@ -10824,53 +8812,7 @@
         <w:rPr>
           <w:highlight w:val="red"/>
         </w:rPr>
-        <w:t> en ningún </w:t>
-      </w:r>
-      <w:proofErr w:type="spellStart"/>
-      <w:proofErr w:type="gramStart"/>
-      <w:r>
-        <w:rPr>
-          <w:highlight w:val="red"/>
-        </w:rPr>
-        <w:t>application.yaml</w:t>
-      </w:r>
-      <w:proofErr w:type="spellEnd"/>
-      <w:proofErr w:type="gramEnd"/>
-      <w:r>
-        <w:rPr>
-          <w:highlight w:val="red"/>
-        </w:rPr>
-        <w:t>, </w:t>
-      </w:r>
-      <w:proofErr w:type="spellStart"/>
-      <w:proofErr w:type="gramStart"/>
-      <w:r>
-        <w:rPr>
-          <w:highlight w:val="red"/>
-        </w:rPr>
-        <w:t>bootstrap.yaml</w:t>
-      </w:r>
-      <w:proofErr w:type="spellEnd"/>
-      <w:proofErr w:type="gramEnd"/>
-      <w:r>
-        <w:rPr>
-          <w:highlight w:val="red"/>
-        </w:rPr>
-        <w:t xml:space="preserve">, archivo de configuración del </w:t>
-      </w:r>
-      <w:proofErr w:type="spellStart"/>
-      <w:r>
-        <w:rPr>
-          <w:highlight w:val="red"/>
-        </w:rPr>
-        <w:t>Config</w:t>
-      </w:r>
-      <w:proofErr w:type="spellEnd"/>
-      <w:r>
-        <w:rPr>
-          <w:highlight w:val="red"/>
-        </w:rPr>
-        <w:t xml:space="preserve"> Server ni en código fuente. Su ausencia es verificable.</w:t>
+        <w:t> en ningún application.yaml, bootstrap.yaml, archivo de configuración del Config Server ni en código fuente. Su ausencia es verificable.</w:t>
       </w:r>
     </w:p>
     <w:p>
@@ -10887,37 +8829,7 @@
         <w:rPr>
           <w:highlight w:val="red"/>
         </w:rPr>
-        <w:t>Configuración de Spring Cloud Vault en el </w:t>
-      </w:r>
-      <w:proofErr w:type="spellStart"/>
-      <w:proofErr w:type="gramStart"/>
-      <w:r>
-        <w:rPr>
-          <w:highlight w:val="red"/>
-        </w:rPr>
-        <w:t>bootstrap.yaml</w:t>
-      </w:r>
-      <w:proofErr w:type="spellEnd"/>
-      <w:proofErr w:type="gramEnd"/>
-      <w:r>
-        <w:rPr>
-          <w:highlight w:val="red"/>
-        </w:rPr>
-        <w:t xml:space="preserve"> del servicio cliente: dirección de Vault, token de acceso, </w:t>
-      </w:r>
-      <w:proofErr w:type="spellStart"/>
-      <w:r>
-        <w:rPr>
-          <w:highlight w:val="red"/>
-        </w:rPr>
-        <w:t>backend</w:t>
-      </w:r>
-      <w:proofErr w:type="spellEnd"/>
-      <w:r>
-        <w:rPr>
-          <w:highlight w:val="red"/>
-        </w:rPr>
-        <w:t xml:space="preserve"> y ruta del secreto.</w:t>
+        <w:t>Configuración de Spring Cloud Vault en el bootstrap.yaml del servicio cliente: dirección de Vault, token de acceso, backend y ruta del secreto.</w:t>
       </w:r>
     </w:p>
     <w:p>
@@ -11145,17 +9057,7 @@
           </w:tcPr>
           <w:p>
             <w:r>
-              <w:t>Configuración de Spring Cloud Vault en </w:t>
-            </w:r>
-            <w:proofErr w:type="spellStart"/>
-            <w:proofErr w:type="gramStart"/>
-            <w:r>
-              <w:t>bootstrap.yaml</w:t>
-            </w:r>
-            <w:proofErr w:type="spellEnd"/>
-            <w:proofErr w:type="gramEnd"/>
-            <w:r>
-              <w:t> correcta y completa</w:t>
+              <w:t>Configuración de Spring Cloud Vault en bootstrap.yaml correcta y completa</w:t>
             </w:r>
           </w:p>
         </w:tc>
@@ -11213,58 +9115,51 @@
         <w:rPr>
           <w:b/>
           <w:bCs/>
-        </w:rPr>
-      </w:pPr>
-      <w:r>
-        <w:rPr>
-          <w:b/>
-          <w:bCs/>
+          <w:highlight w:val="green"/>
+        </w:rPr>
+      </w:pPr>
+      <w:r>
+        <w:rPr>
+          <w:b/>
+          <w:bCs/>
+          <w:highlight w:val="green"/>
         </w:rPr>
         <w:lastRenderedPageBreak/>
-        <w:t xml:space="preserve">Sección 15: Patrones de Resiliencia — </w:t>
-      </w:r>
-      <w:proofErr w:type="spellStart"/>
-      <w:r>
-        <w:rPr>
-          <w:b/>
-          <w:bCs/>
-        </w:rPr>
-        <w:t>Circuit</w:t>
-      </w:r>
-      <w:proofErr w:type="spellEnd"/>
-      <w:r>
-        <w:rPr>
-          <w:b/>
-          <w:bCs/>
-        </w:rPr>
-        <w:t xml:space="preserve"> Breaker (15 puntos)</w:t>
-      </w:r>
-    </w:p>
-    <w:p>
-      <w:r>
-        <w:rPr>
-          <w:b/>
-          <w:bCs/>
+        <w:t>Sección 15: Patrones de Resiliencia — Circuit Breaker (15 puntos)</w:t>
+      </w:r>
+    </w:p>
+    <w:p>
+      <w:pPr>
+        <w:rPr>
+          <w:highlight w:val="green"/>
+        </w:rPr>
+      </w:pPr>
+      <w:r>
+        <w:rPr>
+          <w:b/>
+          <w:bCs/>
+          <w:highlight w:val="green"/>
         </w:rPr>
         <w:t>Qué se evalúa:</w:t>
       </w:r>
       <w:r>
-        <w:t xml:space="preserve"> Resiliencia en la comunicación </w:t>
-      </w:r>
-      <w:proofErr w:type="spellStart"/>
-      <w:r>
-        <w:t>inter-servicio</w:t>
-      </w:r>
-      <w:proofErr w:type="spellEnd"/>
-      <w:r>
-        <w:t xml:space="preserve"> con Resilience4j.</w:t>
-      </w:r>
-    </w:p>
-    <w:p>
-      <w:r>
-        <w:rPr>
-          <w:b/>
-          <w:bCs/>
+        <w:rPr>
+          <w:highlight w:val="green"/>
+        </w:rPr>
+        <w:t> Resiliencia en la comunicación inter-servicio con Resilience4j.</w:t>
+      </w:r>
+    </w:p>
+    <w:p>
+      <w:pPr>
+        <w:rPr>
+          <w:highlight w:val="green"/>
+        </w:rPr>
+      </w:pPr>
+      <w:r>
+        <w:rPr>
+          <w:b/>
+          <w:bCs/>
+          <w:highlight w:val="green"/>
         </w:rPr>
         <w:t>Entregables:</w:t>
       </w:r>
@@ -11275,18 +9170,28 @@
           <w:ilvl w:val="0"/>
           <w:numId w:val="17"/>
         </w:numPr>
-      </w:pPr>
-      <w:r>
+        <w:rPr>
+          <w:highlight w:val="green"/>
+        </w:rPr>
+      </w:pPr>
+      <w:r>
+        <w:rPr>
+          <w:highlight w:val="green"/>
+        </w:rPr>
         <w:t>Resilience4j incluido en al menos </w:t>
       </w:r>
       <w:r>
         <w:rPr>
           <w:b/>
           <w:bCs/>
+          <w:highlight w:val="green"/>
         </w:rPr>
         <w:t>1 microservicio</w:t>
       </w:r>
       <w:r>
+        <w:rPr>
+          <w:highlight w:val="green"/>
+        </w:rPr>
         <w:t> que llame a otro servicio de negocio.</w:t>
       </w:r>
     </w:p>
@@ -11296,43 +9201,29 @@
           <w:ilvl w:val="0"/>
           <w:numId w:val="17"/>
         </w:numPr>
-      </w:pPr>
-      <w:r>
+        <w:rPr>
+          <w:highlight w:val="green"/>
+        </w:rPr>
+      </w:pPr>
+      <w:r>
+        <w:rPr>
+          <w:highlight w:val="green"/>
+        </w:rPr>
         <w:t>@CircuitBreaker aplicado a al menos </w:t>
       </w:r>
       <w:r>
         <w:rPr>
           <w:b/>
           <w:bCs/>
+          <w:highlight w:val="green"/>
         </w:rPr>
         <w:t>1 método</w:t>
       </w:r>
       <w:r>
-        <w:t xml:space="preserve"> de comunicación </w:t>
-      </w:r>
-      <w:proofErr w:type="spellStart"/>
-      <w:r>
-        <w:t>inter-servicio</w:t>
-      </w:r>
-      <w:proofErr w:type="spellEnd"/>
-      <w:r>
-        <w:t>, con un método </w:t>
-      </w:r>
-      <w:proofErr w:type="spellStart"/>
-      <w:r>
-        <w:t>fallback</w:t>
-      </w:r>
-      <w:proofErr w:type="spellEnd"/>
-      <w:r>
-        <w:t xml:space="preserve"> que retorne una respuesta degradada pero funcional. El </w:t>
-      </w:r>
-      <w:proofErr w:type="spellStart"/>
-      <w:r>
-        <w:t>fallback</w:t>
-      </w:r>
-      <w:proofErr w:type="spellEnd"/>
-      <w:r>
-        <w:t xml:space="preserve"> no puede lanzar una excepción genérica.</w:t>
+        <w:rPr>
+          <w:highlight w:val="green"/>
+        </w:rPr>
+        <w:t> de comunicación inter-servicio, con un método fallback que retorne una respuesta degradada pero funcional. El fallback no puede lanzar una excepción genérica.</w:t>
       </w:r>
     </w:p>
     <w:p>
@@ -11341,19 +9232,15 @@
           <w:ilvl w:val="0"/>
           <w:numId w:val="17"/>
         </w:numPr>
-      </w:pPr>
-      <w:r>
-        <w:t>Configuración en </w:t>
-      </w:r>
-      <w:proofErr w:type="spellStart"/>
-      <w:proofErr w:type="gramStart"/>
-      <w:r>
-        <w:t>application.yaml</w:t>
-      </w:r>
-      <w:proofErr w:type="spellEnd"/>
-      <w:proofErr w:type="gramEnd"/>
-      <w:r>
-        <w:t>:</w:t>
+        <w:rPr>
+          <w:highlight w:val="green"/>
+        </w:rPr>
+      </w:pPr>
+      <w:r>
+        <w:rPr>
+          <w:highlight w:val="green"/>
+        </w:rPr>
+        <w:t>Configuración en application.yaml:</w:t>
       </w:r>
     </w:p>
     <w:p>
@@ -11362,14 +9249,15 @@
           <w:ilvl w:val="1"/>
           <w:numId w:val="17"/>
         </w:numPr>
-      </w:pPr>
-      <w:proofErr w:type="spellStart"/>
-      <w:r>
-        <w:t>failureRateThreshold</w:t>
-      </w:r>
-      <w:proofErr w:type="spellEnd"/>
-      <w:r>
-        <w:t>: porcentaje de fallos que abre el circuito.</w:t>
+        <w:rPr>
+          <w:highlight w:val="green"/>
+        </w:rPr>
+      </w:pPr>
+      <w:r>
+        <w:rPr>
+          <w:highlight w:val="green"/>
+        </w:rPr>
+        <w:t>failureRateThreshold: porcentaje de fallos que abre el circuito.</w:t>
       </w:r>
     </w:p>
     <w:p>
@@ -11378,14 +9266,15 @@
           <w:ilvl w:val="1"/>
           <w:numId w:val="17"/>
         </w:numPr>
-      </w:pPr>
-      <w:proofErr w:type="spellStart"/>
-      <w:r>
-        <w:t>waitDurationInOpenState</w:t>
-      </w:r>
-      <w:proofErr w:type="spellEnd"/>
-      <w:r>
-        <w:t>: tiempo en estado abierto antes de pasar a Half-Open.</w:t>
+        <w:rPr>
+          <w:highlight w:val="green"/>
+        </w:rPr>
+      </w:pPr>
+      <w:r>
+        <w:rPr>
+          <w:highlight w:val="green"/>
+        </w:rPr>
+        <w:t>waitDurationInOpenState: tiempo en estado abierto antes de pasar a Half-Open.</w:t>
       </w:r>
     </w:p>
     <w:p>
@@ -11394,14 +9283,15 @@
           <w:ilvl w:val="1"/>
           <w:numId w:val="17"/>
         </w:numPr>
-      </w:pPr>
-      <w:proofErr w:type="spellStart"/>
-      <w:r>
-        <w:t>slidingWindowSize</w:t>
-      </w:r>
-      <w:proofErr w:type="spellEnd"/>
-      <w:r>
-        <w:t>: número de llamadas evaluadas.</w:t>
+        <w:rPr>
+          <w:highlight w:val="green"/>
+        </w:rPr>
+      </w:pPr>
+      <w:r>
+        <w:rPr>
+          <w:highlight w:val="green"/>
+        </w:rPr>
+        <w:t>slidingWindowSize: número de llamadas evaluadas.</w:t>
       </w:r>
     </w:p>
     <w:p>
@@ -11410,27 +9300,29 @@
           <w:ilvl w:val="0"/>
           <w:numId w:val="17"/>
         </w:numPr>
-      </w:pPr>
-      <w:r>
+        <w:rPr>
+          <w:highlight w:val="green"/>
+        </w:rPr>
+      </w:pPr>
+      <w:r>
+        <w:rPr>
+          <w:highlight w:val="green"/>
+        </w:rPr>
         <w:t>Al menos </w:t>
       </w:r>
       <w:r>
         <w:rPr>
           <w:b/>
           <w:bCs/>
+          <w:highlight w:val="green"/>
         </w:rPr>
         <w:t>1 patrón adicional</w:t>
       </w:r>
       <w:r>
-        <w:t xml:space="preserve">: @Retry con </w:t>
-      </w:r>
-      <w:proofErr w:type="spellStart"/>
-      <w:r>
-        <w:t>backoff</w:t>
-      </w:r>
-      <w:proofErr w:type="spellEnd"/>
-      <w:r>
-        <w:t xml:space="preserve"> configurable, @RateLimiter o @TimeLimiter.</w:t>
+        <w:rPr>
+          <w:highlight w:val="green"/>
+        </w:rPr>
+        <w:t>: @Retry con backoff configurable, @RateLimiter o @TimeLimiter.</w:t>
       </w:r>
     </w:p>
     <w:p>
@@ -11439,37 +9331,23 @@
           <w:ilvl w:val="0"/>
           <w:numId w:val="17"/>
         </w:numPr>
-      </w:pPr>
-      <w:proofErr w:type="spellStart"/>
-      <w:r>
-        <w:t>Endpoint</w:t>
-      </w:r>
-      <w:proofErr w:type="spellEnd"/>
-      <w:r>
-        <w:t> /</w:t>
-      </w:r>
-      <w:proofErr w:type="spellStart"/>
-      <w:r>
-        <w:t>actuator</w:t>
-      </w:r>
-      <w:proofErr w:type="spellEnd"/>
-      <w:r>
-        <w:t>/</w:t>
-      </w:r>
-      <w:proofErr w:type="spellStart"/>
-      <w:r>
-        <w:t>circuitbreakers</w:t>
-      </w:r>
-      <w:proofErr w:type="spellEnd"/>
-      <w:r>
-        <w:t> accesible en el servicio configurado.</w:t>
-      </w:r>
-    </w:p>
-    <w:p>
-      <w:r>
-        <w:rPr>
-          <w:b/>
-          <w:bCs/>
+        <w:rPr>
+          <w:highlight w:val="green"/>
+        </w:rPr>
+      </w:pPr>
+      <w:r>
+        <w:rPr>
+          <w:highlight w:val="green"/>
+        </w:rPr>
+        <w:t>Endpoint /actuator/circuitbreakers accesible en el servicio configurado.</w:t>
+      </w:r>
+    </w:p>
+    <w:p>
+      <w:r>
+        <w:rPr>
+          <w:b/>
+          <w:bCs/>
+          <w:highlight w:val="green"/>
         </w:rPr>
         <w:t>Rúbrica:</w:t>
       </w:r>
@@ -11586,21 +9464,8 @@
           </w:tcPr>
           <w:p>
             <w:r>
-              <w:t>@CircuitBreaker con </w:t>
-            </w:r>
-            <w:proofErr w:type="spellStart"/>
-            <w:r>
-              <w:t>fallback</w:t>
-            </w:r>
-            <w:proofErr w:type="spellEnd"/>
-            <w:r>
-              <w:t xml:space="preserve"> funcional aplicado en al menos 1 llamada </w:t>
-            </w:r>
-            <w:proofErr w:type="spellStart"/>
-            <w:r>
-              <w:t>inter-servicio</w:t>
-            </w:r>
-            <w:proofErr w:type="spellEnd"/>
+              <w:t>@CircuitBreaker con fallback funcional aplicado en al menos 1 llamada inter-servicio</w:t>
+            </w:r>
           </w:p>
         </w:tc>
         <w:tc>
@@ -11651,15 +9516,7 @@
           </w:tcPr>
           <w:p>
             <w:r>
-              <w:t>Configuración completa en </w:t>
-            </w:r>
-            <w:proofErr w:type="gramStart"/>
-            <w:r>
-              <w:t>application.yaml</w:t>
-            </w:r>
-            <w:proofErr w:type="gramEnd"/>
-            <w:r>
-              <w:t>: failureRateThreshold, waitDurationInOpenState, slidingWindowSize</w:t>
+              <w:t>Configuración completa en application.yaml: failureRateThreshold, waitDurationInOpenState, slidingWindowSize</w:t>
             </w:r>
           </w:p>
         </w:tc>
@@ -11763,23 +9620,7 @@
           </w:tcPr>
           <w:p>
             <w:r>
-              <w:t>/</w:t>
-            </w:r>
-            <w:proofErr w:type="spellStart"/>
-            <w:r>
-              <w:t>actuator</w:t>
-            </w:r>
-            <w:proofErr w:type="spellEnd"/>
-            <w:r>
-              <w:t>/</w:t>
-            </w:r>
-            <w:proofErr w:type="spellStart"/>
-            <w:r>
-              <w:t>circuitbreakers</w:t>
-            </w:r>
-            <w:proofErr w:type="spellEnd"/>
-            <w:r>
-              <w:t> accesible y muestra el estado actual</w:t>
+              <w:t>/actuator/circuitbreakers accesible y muestra el estado actual</w:t>
             </w:r>
           </w:p>
         </w:tc>
@@ -11908,25 +9749,7 @@
           <w:bCs/>
           <w:highlight w:val="green"/>
         </w:rPr>
-        <w:t xml:space="preserve">1 llamada </w:t>
-      </w:r>
-      <w:proofErr w:type="spellStart"/>
-      <w:r>
-        <w:rPr>
-          <w:b/>
-          <w:bCs/>
-          <w:highlight w:val="green"/>
-        </w:rPr>
-        <w:t>inter-servicio</w:t>
-      </w:r>
-      <w:proofErr w:type="spellEnd"/>
-      <w:r>
-        <w:rPr>
-          <w:b/>
-          <w:bCs/>
-          <w:highlight w:val="green"/>
-        </w:rPr>
-        <w:t xml:space="preserve"> real</w:t>
+        <w:t>1 llamada inter-servicio real</w:t>
       </w:r>
       <w:r>
         <w:rPr>
@@ -12184,15 +10007,7 @@
           </w:tcPr>
           <w:p>
             <w:r>
-              <w:t xml:space="preserve">Al menos 1 llamada </w:t>
-            </w:r>
-            <w:proofErr w:type="spellStart"/>
-            <w:r>
-              <w:t>inter-servicio</w:t>
-            </w:r>
-            <w:proofErr w:type="spellEnd"/>
-            <w:r>
-              <w:t xml:space="preserve"> real implementada y funcionando</w:t>
+              <w:t>Al menos 1 llamada inter-servicio real implementada y funcionando</w:t>
             </w:r>
           </w:p>
         </w:tc>
@@ -12358,15 +10173,7 @@
     </w:p>
     <w:p>
       <w:r>
-        <w:t>Todos los </w:t>
-      </w:r>
-      <w:proofErr w:type="spellStart"/>
-      <w:r>
-        <w:t>curl</w:t>
-      </w:r>
-      <w:proofErr w:type="spellEnd"/>
-      <w:r>
-        <w:t> van dirigidos al </w:t>
+        <w:t>Todos los curl van dirigidos al </w:t>
       </w:r>
       <w:r>
         <w:rPr>
@@ -12382,15 +10189,7 @@
         <w:t>9090</w:t>
       </w:r>
       <w:r>
-        <w:t xml:space="preserve">), nunca directamente a los microservicios. Adapta las rutas al diseño que hayas implementado; si cambias alguna ruta, documéntala en el README.md. Reemplaza TOKEN por el JWT obtenido en el caso de </w:t>
-      </w:r>
-      <w:proofErr w:type="spellStart"/>
-      <w:r>
-        <w:t>login</w:t>
-      </w:r>
-      <w:proofErr w:type="spellEnd"/>
-      <w:r>
-        <w:t>. Reemplaza {id} por el UUID real del recurso.</w:t>
+        <w:t>), nunca directamente a los microservicios. Adapta las rutas al diseño que hayas implementado; si cambias alguna ruta, documéntala en el README.md. Reemplaza TOKEN por el JWT obtenido en el caso de login. Reemplaza {id} por el UUID real del recurso.</w:t>
       </w:r>
     </w:p>
     <w:p>
@@ -12445,23 +10244,7 @@
         </w:numPr>
       </w:pPr>
       <w:r>
-        <w:t xml:space="preserve"> Mapa de microservicios: nombre, </w:t>
-      </w:r>
-      <w:proofErr w:type="spellStart"/>
-      <w:r>
-        <w:t>bounded</w:t>
-      </w:r>
-      <w:proofErr w:type="spellEnd"/>
-      <w:r>
-        <w:t xml:space="preserve"> </w:t>
-      </w:r>
-      <w:proofErr w:type="spellStart"/>
-      <w:r>
-        <w:t>context</w:t>
-      </w:r>
-      <w:proofErr w:type="spellEnd"/>
-      <w:r>
-        <w:t>, RF asignados, base de datos y dependencias.</w:t>
+        <w:t> Mapa de microservicios: nombre, bounded context, RF asignados, base de datos y dependencias.</w:t>
       </w:r>
     </w:p>
     <w:p>
@@ -12544,15 +10327,7 @@
         </w:numPr>
       </w:pPr>
       <w:r>
-        <w:t xml:space="preserve"> Captura del </w:t>
-      </w:r>
-      <w:proofErr w:type="spellStart"/>
-      <w:r>
-        <w:t>dashboard</w:t>
-      </w:r>
-      <w:proofErr w:type="spellEnd"/>
-      <w:r>
-        <w:t xml:space="preserve"> de Eureka con todos los servicios en estado UP.</w:t>
+        <w:t> Captura del dashboard de Eureka con todos los servicios en estado UP.</w:t>
       </w:r>
     </w:p>
     <w:p>
@@ -12563,39 +10338,7 @@
         </w:numPr>
       </w:pPr>
       <w:r>
-        <w:t> Comando </w:t>
-      </w:r>
-      <w:proofErr w:type="spellStart"/>
-      <w:r>
-        <w:t>curl</w:t>
-      </w:r>
-      <w:proofErr w:type="spellEnd"/>
-      <w:r>
-        <w:t xml:space="preserve"> exacto para demostrar el </w:t>
-      </w:r>
-      <w:proofErr w:type="spellStart"/>
-      <w:r>
-        <w:t>refresh</w:t>
-      </w:r>
-      <w:proofErr w:type="spellEnd"/>
-      <w:r>
-        <w:t xml:space="preserve"> de configuración con /</w:t>
-      </w:r>
-      <w:proofErr w:type="spellStart"/>
-      <w:r>
-        <w:t>actuator</w:t>
-      </w:r>
-      <w:proofErr w:type="spellEnd"/>
-      <w:r>
-        <w:t>/</w:t>
-      </w:r>
-      <w:proofErr w:type="spellStart"/>
-      <w:r>
-        <w:t>refresh</w:t>
-      </w:r>
-      <w:proofErr w:type="spellEnd"/>
-      <w:r>
-        <w:t>.</w:t>
+        <w:t> Comando curl exacto para demostrar el refresh de configuración con /actuator/refresh.</w:t>
       </w:r>
     </w:p>
     <w:p>
@@ -12606,15 +10349,7 @@
         </w:numPr>
       </w:pPr>
       <w:r>
-        <w:t xml:space="preserve"> Justificación de la descomposición y decisiones de comunicación </w:t>
-      </w:r>
-      <w:proofErr w:type="spellStart"/>
-      <w:r>
-        <w:t>inter-servicio</w:t>
-      </w:r>
-      <w:proofErr w:type="spellEnd"/>
-      <w:r>
-        <w:t>.</w:t>
+        <w:t> Justificación de la descomposición y decisiones de comunicación inter-servicio.</w:t>
       </w:r>
     </w:p>
     <w:p>
@@ -12635,19 +10370,14 @@
           <w:numId w:val="19"/>
         </w:numPr>
       </w:pPr>
-      <w:proofErr w:type="spellStart"/>
-      <w:r>
-        <w:t>mvn</w:t>
-      </w:r>
-      <w:proofErr w:type="spellEnd"/>
-      <w:r>
-        <w:t xml:space="preserve"> test sin errores en cada microservicio que contenga pruebas unitarias.</w:t>
+      <w:r>
+        <w:t>mvn test sin errores en cada microservicio que contenga pruebas unitarias.</w:t>
       </w:r>
     </w:p>
     <w:p>
       <w:r>
         <w:pict w14:anchorId="1C1BF9F4">
-          <v:rect id="_x0000_i1055" style="width:0;height:3pt" o:hralign="center" o:hrstd="t" o:hr="t" fillcolor="#a0a0a0" stroked="f"/>
+          <v:rect id="_x0000_i1047" style="width:0;height:3pt" o:hralign="center" o:hrstd="t" o:hr="t" fillcolor="#a0a0a0" stroked="f"/>
         </w:pict>
       </w:r>
     </w:p>
@@ -13104,13 +10834,8 @@
             <w:hideMark/>
           </w:tcPr>
           <w:p>
-            <w:proofErr w:type="spellStart"/>
-            <w:r>
-              <w:t>DTOs</w:t>
-            </w:r>
-            <w:proofErr w:type="spellEnd"/>
-            <w:r>
-              <w:t xml:space="preserve"> y Validaciones</w:t>
+            <w:r>
+              <w:t>DTOs y Validaciones</w:t>
             </w:r>
           </w:p>
         </w:tc>
@@ -13620,15 +11345,7 @@
           </w:tcPr>
           <w:p>
             <w:r>
-              <w:t xml:space="preserve">Integración RENIEC — </w:t>
-            </w:r>
-            <w:proofErr w:type="spellStart"/>
-            <w:r>
-              <w:t>Feign</w:t>
-            </w:r>
-            <w:proofErr w:type="spellEnd"/>
-            <w:r>
-              <w:t xml:space="preserve"> Client</w:t>
+              <w:t>Integración RENIEC — Feign Client</w:t>
             </w:r>
           </w:p>
         </w:tc>
@@ -13730,13 +11447,8 @@
           </w:tcPr>
           <w:p>
             <w:r>
-              <w:t xml:space="preserve">Pruebas Unitarias con </w:t>
-            </w:r>
-            <w:proofErr w:type="spellStart"/>
-            <w:r>
-              <w:t>Mockito</w:t>
-            </w:r>
-            <w:proofErr w:type="spellEnd"/>
+              <w:t>Pruebas Unitarias con Mockito</w:t>
+            </w:r>
           </w:p>
         </w:tc>
         <w:tc>
@@ -14244,21 +11956,8 @@
             <w:hideMark/>
           </w:tcPr>
           <w:p>
-            <w:proofErr w:type="spellStart"/>
-            <w:r>
-              <w:t>Config</w:t>
-            </w:r>
-            <w:proofErr w:type="spellEnd"/>
-            <w:r>
-              <w:t xml:space="preserve"> Server y </w:t>
-            </w:r>
-            <w:proofErr w:type="spellStart"/>
-            <w:r>
-              <w:t>Config</w:t>
-            </w:r>
-            <w:proofErr w:type="spellEnd"/>
-            <w:r>
-              <w:t xml:space="preserve"> Client</w:t>
+            <w:r>
+              <w:t>Config Server y Config Client</w:t>
             </w:r>
           </w:p>
         </w:tc>
@@ -14461,13 +12160,8 @@
             <w:hideMark/>
           </w:tcPr>
           <w:p>
-            <w:proofErr w:type="spellStart"/>
-            <w:r>
-              <w:t>Circuit</w:t>
-            </w:r>
-            <w:proofErr w:type="spellEnd"/>
-            <w:r>
-              <w:t xml:space="preserve"> Breaker con Resilience4j</w:t>
+            <w:r>
+              <w:t>Circuit Breaker con Resilience4j</w:t>
             </w:r>
           </w:p>
         </w:tc>
@@ -14773,15 +12467,7 @@
           </w:tcPr>
           <w:p>
             <w:r>
-              <w:t xml:space="preserve">Preguntas Conceptuales (5 × 2 </w:t>
-            </w:r>
-            <w:proofErr w:type="spellStart"/>
-            <w:r>
-              <w:t>pts</w:t>
-            </w:r>
-            <w:proofErr w:type="spellEnd"/>
-            <w:r>
-              <w:t>)</w:t>
+              <w:t>Preguntas Conceptuales (5 × 2 pts)</w:t>
             </w:r>
           </w:p>
         </w:tc>

--- a/EXAMEN FINAL.docx
+++ b/EXAMEN FINAL.docx
@@ -26,7 +26,15 @@
         <w:t>Curso:</w:t>
       </w:r>
       <w:r>
-        <w:t> Desarrollo Backend con Java y Spring Boot </w:t>
+        <w:t xml:space="preserve"> Desarrollo </w:t>
+      </w:r>
+      <w:proofErr w:type="spellStart"/>
+      <w:r>
+        <w:t>Backend</w:t>
+      </w:r>
+      <w:proofErr w:type="spellEnd"/>
+      <w:r>
+        <w:t xml:space="preserve"> con Java y Spring Boot </w:t>
       </w:r>
       <w:r>
         <w:rPr>
@@ -158,7 +166,21 @@
         <w:rPr>
           <w:highlight w:val="green"/>
         </w:rPr>
-        <w:t>Dado su plan de expansión nacional, la empresa ha decidido construir su plataforma backend </w:t>
+        <w:t xml:space="preserve">Dado su plan de expansión nacional, la empresa ha decidido construir su plataforma </w:t>
+      </w:r>
+      <w:proofErr w:type="spellStart"/>
+      <w:r>
+        <w:rPr>
+          <w:highlight w:val="green"/>
+        </w:rPr>
+        <w:t>backend</w:t>
+      </w:r>
+      <w:proofErr w:type="spellEnd"/>
+      <w:r>
+        <w:rPr>
+          <w:highlight w:val="green"/>
+        </w:rPr>
+        <w:t> </w:t>
       </w:r>
       <w:r>
         <w:rPr>
@@ -287,7 +309,21 @@
         <w:rPr>
           <w:highlight w:val="green"/>
         </w:rPr>
-        <w:t> capas tradicional, hexagonal u otra. Debe ser consistente dentro de cada servicio.</w:t>
+        <w:t> </w:t>
+      </w:r>
+      <w:proofErr w:type="gramStart"/>
+      <w:r>
+        <w:rPr>
+          <w:highlight w:val="green"/>
+        </w:rPr>
+        <w:t>capas tradicional</w:t>
+      </w:r>
+      <w:proofErr w:type="gramEnd"/>
+      <w:r>
+        <w:rPr>
+          <w:highlight w:val="green"/>
+        </w:rPr>
+        <w:t>, hexagonal u otra. Debe ser consistente dentro de cada servicio.</w:t>
       </w:r>
     </w:p>
     <w:p>
@@ -331,13 +367,45 @@
           <w:bCs/>
           <w:highlight w:val="green"/>
         </w:rPr>
-        <w:t>Comunicación inter-servicio:</w:t>
-      </w:r>
-      <w:r>
-        <w:rPr>
-          <w:highlight w:val="green"/>
-        </w:rPr>
-        <w:t> sincrónica (Feign), asincrónica (eventos) o ambas. Justifica según el caso de uso.</w:t>
+        <w:t xml:space="preserve">Comunicación </w:t>
+      </w:r>
+      <w:proofErr w:type="spellStart"/>
+      <w:r>
+        <w:rPr>
+          <w:b/>
+          <w:bCs/>
+          <w:highlight w:val="green"/>
+        </w:rPr>
+        <w:t>inter-servicio</w:t>
+      </w:r>
+      <w:proofErr w:type="spellEnd"/>
+      <w:r>
+        <w:rPr>
+          <w:b/>
+          <w:bCs/>
+          <w:highlight w:val="green"/>
+        </w:rPr>
+        <w:t>:</w:t>
+      </w:r>
+      <w:r>
+        <w:rPr>
+          <w:highlight w:val="green"/>
+        </w:rPr>
+        <w:t> sincrónica (</w:t>
+      </w:r>
+      <w:proofErr w:type="spellStart"/>
+      <w:r>
+        <w:rPr>
+          <w:highlight w:val="green"/>
+        </w:rPr>
+        <w:t>Feign</w:t>
+      </w:r>
+      <w:proofErr w:type="spellEnd"/>
+      <w:r>
+        <w:rPr>
+          <w:highlight w:val="green"/>
+        </w:rPr>
+        <w:t>), asincrónica (eventos) o ambas. Justifica según el caso de uso.</w:t>
       </w:r>
     </w:p>
     <w:p>
@@ -405,7 +473,21 @@
         <w:rPr>
           <w:highlight w:val="green"/>
         </w:rPr>
-        <w:t>Clase genérica ApiResponse&lt;T&gt; en todas las respuestas HTTP de todos los servicios.</w:t>
+        <w:t>Clase genérica </w:t>
+      </w:r>
+      <w:proofErr w:type="spellStart"/>
+      <w:r>
+        <w:rPr>
+          <w:highlight w:val="green"/>
+        </w:rPr>
+        <w:t>ApiResponse</w:t>
+      </w:r>
+      <w:proofErr w:type="spellEnd"/>
+      <w:r>
+        <w:rPr>
+          <w:highlight w:val="green"/>
+        </w:rPr>
+        <w:t>&lt;T&gt; en todas las respuestas HTTP de todos los servicios.</w:t>
       </w:r>
     </w:p>
     <w:p>
@@ -418,11 +500,37 @@
           <w:highlight w:val="green"/>
         </w:rPr>
       </w:pPr>
-      <w:r>
-        <w:rPr>
-          <w:highlight w:val="green"/>
-        </w:rPr>
-        <w:t>application.yaml (no application.properties).</w:t>
+      <w:proofErr w:type="spellStart"/>
+      <w:proofErr w:type="gramStart"/>
+      <w:r>
+        <w:rPr>
+          <w:highlight w:val="green"/>
+        </w:rPr>
+        <w:t>application.yaml</w:t>
+      </w:r>
+      <w:proofErr w:type="spellEnd"/>
+      <w:proofErr w:type="gramEnd"/>
+      <w:r>
+        <w:rPr>
+          <w:highlight w:val="green"/>
+        </w:rPr>
+        <w:t> (no </w:t>
+      </w:r>
+      <w:proofErr w:type="spellStart"/>
+      <w:proofErr w:type="gramStart"/>
+      <w:r>
+        <w:rPr>
+          <w:highlight w:val="green"/>
+        </w:rPr>
+        <w:t>application.properties</w:t>
+      </w:r>
+      <w:proofErr w:type="spellEnd"/>
+      <w:proofErr w:type="gramEnd"/>
+      <w:r>
+        <w:rPr>
+          <w:highlight w:val="green"/>
+        </w:rPr>
+        <w:t>).</w:t>
       </w:r>
     </w:p>
     <w:p>
@@ -474,8 +582,13 @@
       </w:r>
     </w:p>
     <w:p>
-      <w:r>
-        <w:t>rapidocourier/</w:t>
+      <w:proofErr w:type="spellStart"/>
+      <w:r>
+        <w:t>rapidocourier</w:t>
+      </w:r>
+      <w:proofErr w:type="spellEnd"/>
+      <w:r>
+        <w:t>/</w:t>
       </w:r>
     </w:p>
     <w:p>
@@ -519,7 +632,21 @@
         <w:rPr>
           <w:highlight w:val="green"/>
         </w:rPr>
-        <w:t xml:space="preserve"> api-gateway/</w:t>
+        <w:t xml:space="preserve"> api-</w:t>
+      </w:r>
+      <w:proofErr w:type="spellStart"/>
+      <w:r>
+        <w:rPr>
+          <w:highlight w:val="green"/>
+        </w:rPr>
+        <w:t>gateway</w:t>
+      </w:r>
+      <w:proofErr w:type="spellEnd"/>
+      <w:r>
+        <w:rPr>
+          <w:highlight w:val="green"/>
+        </w:rPr>
+        <w:t>/</w:t>
       </w:r>
     </w:p>
     <w:p>
@@ -541,7 +668,21 @@
         <w:rPr>
           <w:highlight w:val="green"/>
         </w:rPr>
-        <w:t xml:space="preserve"> config-server/</w:t>
+        <w:t xml:space="preserve"> </w:t>
+      </w:r>
+      <w:proofErr w:type="spellStart"/>
+      <w:r>
+        <w:rPr>
+          <w:highlight w:val="green"/>
+        </w:rPr>
+        <w:t>config</w:t>
+      </w:r>
+      <w:proofErr w:type="spellEnd"/>
+      <w:r>
+        <w:rPr>
+          <w:highlight w:val="green"/>
+        </w:rPr>
+        <w:t>-server/</w:t>
       </w:r>
     </w:p>
     <w:p>
@@ -565,12 +706,14 @@
         </w:rPr>
         <w:t xml:space="preserve"> servicio-[</w:t>
       </w:r>
+      <w:proofErr w:type="spellStart"/>
       <w:r>
         <w:rPr>
           <w:highlight w:val="green"/>
         </w:rPr>
         <w:t>person-service</w:t>
       </w:r>
+      <w:proofErr w:type="spellEnd"/>
       <w:r>
         <w:rPr>
           <w:highlight w:val="green"/>
@@ -924,13 +1067,41 @@
         <w:rPr>
           <w:highlight w:val="green"/>
         </w:rPr>
-        <w:t>(fk)</w:t>
-      </w:r>
-      <w:r>
-        <w:rPr>
-          <w:highlight w:val="green"/>
-        </w:rPr>
-        <w:t>, así que en el insert deberá de</w:t>
+        <w:t>(</w:t>
+      </w:r>
+      <w:proofErr w:type="spellStart"/>
+      <w:r>
+        <w:rPr>
+          <w:highlight w:val="green"/>
+        </w:rPr>
+        <w:t>fk</w:t>
+      </w:r>
+      <w:proofErr w:type="spellEnd"/>
+      <w:r>
+        <w:rPr>
+          <w:highlight w:val="green"/>
+        </w:rPr>
+        <w:t>)</w:t>
+      </w:r>
+      <w:r>
+        <w:rPr>
+          <w:highlight w:val="green"/>
+        </w:rPr>
+        <w:t xml:space="preserve">, así que en el </w:t>
+      </w:r>
+      <w:proofErr w:type="spellStart"/>
+      <w:r>
+        <w:rPr>
+          <w:highlight w:val="green"/>
+        </w:rPr>
+        <w:t>insert</w:t>
+      </w:r>
+      <w:proofErr w:type="spellEnd"/>
+      <w:r>
+        <w:rPr>
+          <w:highlight w:val="green"/>
+        </w:rPr>
+        <w:t xml:space="preserve"> deberá de</w:t>
       </w:r>
       <w:r>
         <w:rPr>
@@ -1026,7 +1197,49 @@
         <w:rPr>
           <w:highlight w:val="green"/>
         </w:rPr>
-        <w:t xml:space="preserve"> permitir el login del usuario creado y autenticarse con un token, realizar los jwt filter diferenciados por los de acceso libre y los que si requiere autorización.</w:t>
+        <w:t xml:space="preserve"> permitir el </w:t>
+      </w:r>
+      <w:proofErr w:type="spellStart"/>
+      <w:r>
+        <w:rPr>
+          <w:highlight w:val="green"/>
+        </w:rPr>
+        <w:t>login</w:t>
+      </w:r>
+      <w:proofErr w:type="spellEnd"/>
+      <w:r>
+        <w:rPr>
+          <w:highlight w:val="green"/>
+        </w:rPr>
+        <w:t xml:space="preserve"> del usuario creado y autenticarse con un token, realizar los </w:t>
+      </w:r>
+      <w:proofErr w:type="spellStart"/>
+      <w:r>
+        <w:rPr>
+          <w:highlight w:val="green"/>
+        </w:rPr>
+        <w:t>jwt</w:t>
+      </w:r>
+      <w:proofErr w:type="spellEnd"/>
+      <w:r>
+        <w:rPr>
+          <w:highlight w:val="green"/>
+        </w:rPr>
+        <w:t xml:space="preserve"> </w:t>
+      </w:r>
+      <w:proofErr w:type="spellStart"/>
+      <w:r>
+        <w:rPr>
+          <w:highlight w:val="green"/>
+        </w:rPr>
+        <w:t>filter</w:t>
+      </w:r>
+      <w:proofErr w:type="spellEnd"/>
+      <w:r>
+        <w:rPr>
+          <w:highlight w:val="green"/>
+        </w:rPr>
+        <w:t xml:space="preserve"> diferenciados por los de acceso libre y los que si requiere autorización.</w:t>
       </w:r>
       <w:r>
         <w:rPr>
@@ -1237,7 +1450,21 @@
         <w:rPr>
           <w:highlight w:val="green"/>
         </w:rPr>
-        <w:t xml:space="preserve"> y se recalcule con un endpoint el % de participación de cada unidad del edificio</w:t>
+        <w:t xml:space="preserve"> y se recalcule con un </w:t>
+      </w:r>
+      <w:proofErr w:type="spellStart"/>
+      <w:r>
+        <w:rPr>
+          <w:highlight w:val="green"/>
+        </w:rPr>
+        <w:t>endpoint</w:t>
+      </w:r>
+      <w:proofErr w:type="spellEnd"/>
+      <w:r>
+        <w:rPr>
+          <w:highlight w:val="green"/>
+        </w:rPr>
+        <w:t xml:space="preserve"> el % de participación de cada unidad del edificio</w:t>
       </w:r>
       <w:r>
         <w:rPr>
@@ -1493,7 +1720,77 @@
         <w:rPr>
           <w:highlight w:val="green"/>
         </w:rPr>
-        <w:t> Toda respuesta HTTP (éxito y error) en todos los servicios debe usar la estructura genérica ApiResponse&lt;T&gt; con los campos success (boolean), message (String) y data (T, o null en error).</w:t>
+        <w:t> Toda respuesta HTTP (éxito y error) en todos los servicios debe usar la estructura genérica </w:t>
+      </w:r>
+      <w:proofErr w:type="spellStart"/>
+      <w:r>
+        <w:rPr>
+          <w:highlight w:val="green"/>
+        </w:rPr>
+        <w:t>ApiResponse</w:t>
+      </w:r>
+      <w:proofErr w:type="spellEnd"/>
+      <w:r>
+        <w:rPr>
+          <w:highlight w:val="green"/>
+        </w:rPr>
+        <w:t>&lt;T&gt; con los campos </w:t>
+      </w:r>
+      <w:proofErr w:type="spellStart"/>
+      <w:r>
+        <w:rPr>
+          <w:highlight w:val="green"/>
+        </w:rPr>
+        <w:t>success</w:t>
+      </w:r>
+      <w:proofErr w:type="spellEnd"/>
+      <w:r>
+        <w:rPr>
+          <w:highlight w:val="green"/>
+        </w:rPr>
+        <w:t> (</w:t>
+      </w:r>
+      <w:proofErr w:type="spellStart"/>
+      <w:r>
+        <w:rPr>
+          <w:highlight w:val="green"/>
+        </w:rPr>
+        <w:t>boolean</w:t>
+      </w:r>
+      <w:proofErr w:type="spellEnd"/>
+      <w:r>
+        <w:rPr>
+          <w:highlight w:val="green"/>
+        </w:rPr>
+        <w:t>), </w:t>
+      </w:r>
+      <w:proofErr w:type="spellStart"/>
+      <w:r>
+        <w:rPr>
+          <w:highlight w:val="green"/>
+        </w:rPr>
+        <w:t>message</w:t>
+      </w:r>
+      <w:proofErr w:type="spellEnd"/>
+      <w:r>
+        <w:rPr>
+          <w:highlight w:val="green"/>
+        </w:rPr>
+        <w:t xml:space="preserve"> (String) y data (T, o </w:t>
+      </w:r>
+      <w:proofErr w:type="spellStart"/>
+      <w:r>
+        <w:rPr>
+          <w:highlight w:val="green"/>
+        </w:rPr>
+        <w:t>null</w:t>
+      </w:r>
+      <w:proofErr w:type="spellEnd"/>
+      <w:r>
+        <w:rPr>
+          <w:highlight w:val="green"/>
+        </w:rPr>
+        <w:t xml:space="preserve"> en error).</w:t>
       </w:r>
     </w:p>
     <w:p>
@@ -1509,7 +1806,21 @@
         <w:rPr>
           <w:highlight w:val="green"/>
         </w:rPr>
-        <w:t> 200 para GET/PUT exitosos, 201 para POST exitoso, 204 para DELETE exitoso, 400 para validación fallida (con Map&lt;String, List&lt;String&gt;&gt; por campo), 404 para recurso no encontrado, 409 para conflictos o duplicados, 502 para fallo de API externa, 403 para acceso denegado, 500 para errores inesperados.</w:t>
+        <w:t> 200 para GET/PUT exitosos, 201 para POST exitoso, 204 para DELETE exitoso, 400 para validación fallida (con </w:t>
+      </w:r>
+      <w:proofErr w:type="spellStart"/>
+      <w:r>
+        <w:rPr>
+          <w:highlight w:val="green"/>
+        </w:rPr>
+        <w:t>Map</w:t>
+      </w:r>
+      <w:proofErr w:type="spellEnd"/>
+      <w:r>
+        <w:rPr>
+          <w:highlight w:val="green"/>
+        </w:rPr>
+        <w:t>&lt;String, List&lt;String&gt;&gt; por campo), 404 para recurso no encontrado, 409 para conflictos o duplicados, 502 para fallo de API externa, 403 para acceso denegado, 500 para errores inesperados.</w:t>
       </w:r>
     </w:p>
     <w:p>
@@ -1525,7 +1836,49 @@
         <w:rPr>
           <w:highlight w:val="green"/>
         </w:rPr>
-        <w:t> Todos los DTOs de request deben estar validados con Bean Validation. Se deben usar mínimo 6 tipos de anotación distintos en todo el proyecto.</w:t>
+        <w:t xml:space="preserve"> Todos los </w:t>
+      </w:r>
+      <w:proofErr w:type="spellStart"/>
+      <w:r>
+        <w:rPr>
+          <w:highlight w:val="green"/>
+        </w:rPr>
+        <w:t>DTOs</w:t>
+      </w:r>
+      <w:proofErr w:type="spellEnd"/>
+      <w:r>
+        <w:rPr>
+          <w:highlight w:val="green"/>
+        </w:rPr>
+        <w:t xml:space="preserve"> de </w:t>
+      </w:r>
+      <w:proofErr w:type="spellStart"/>
+      <w:r>
+        <w:rPr>
+          <w:highlight w:val="green"/>
+        </w:rPr>
+        <w:t>request</w:t>
+      </w:r>
+      <w:proofErr w:type="spellEnd"/>
+      <w:r>
+        <w:rPr>
+          <w:highlight w:val="green"/>
+        </w:rPr>
+        <w:t xml:space="preserve"> deben estar validados con Bean </w:t>
+      </w:r>
+      <w:proofErr w:type="spellStart"/>
+      <w:r>
+        <w:rPr>
+          <w:highlight w:val="green"/>
+        </w:rPr>
+        <w:t>Validation</w:t>
+      </w:r>
+      <w:proofErr w:type="spellEnd"/>
+      <w:r>
+        <w:rPr>
+          <w:highlight w:val="green"/>
+        </w:rPr>
+        <w:t>. Se deben usar mínimo 6 tipos de anotación distintos en todo el proyecto.</w:t>
       </w:r>
     </w:p>
     <w:p>
@@ -1541,7 +1894,35 @@
         <w:rPr>
           <w:highlight w:val="green"/>
         </w:rPr>
-        <w:t> Al menos dos entidades (en cualquier servicio) deben incluir createdAt y updatedAt poblados automáticamente.</w:t>
+        <w:t> Al menos dos entidades (en cualquier servicio) deben incluir </w:t>
+      </w:r>
+      <w:proofErr w:type="spellStart"/>
+      <w:r>
+        <w:rPr>
+          <w:highlight w:val="green"/>
+        </w:rPr>
+        <w:t>createdAt</w:t>
+      </w:r>
+      <w:proofErr w:type="spellEnd"/>
+      <w:r>
+        <w:rPr>
+          <w:highlight w:val="green"/>
+        </w:rPr>
+        <w:t> y </w:t>
+      </w:r>
+      <w:proofErr w:type="spellStart"/>
+      <w:r>
+        <w:rPr>
+          <w:highlight w:val="green"/>
+        </w:rPr>
+        <w:t>updatedAt</w:t>
+      </w:r>
+      <w:proofErr w:type="spellEnd"/>
+      <w:r>
+        <w:rPr>
+          <w:highlight w:val="green"/>
+        </w:rPr>
+        <w:t> poblados automáticamente.</w:t>
       </w:r>
     </w:p>
     <w:p>
@@ -1557,7 +1938,63 @@
         <w:rPr>
           <w:highlight w:val="green"/>
         </w:rPr>
-        <w:t> Las pruebas de la capa de servicio deben correr sin errores con mvn test en cada microservicio que tenga pruebas. Deben cubrir: al menos un happy path por servicio probado, al menos dos rutas de excepción con assertThrows, y al menos un caso de resultado vacío.</w:t>
+        <w:t> Las pruebas de la capa de servicio deben correr sin errores con </w:t>
+      </w:r>
+      <w:proofErr w:type="spellStart"/>
+      <w:r>
+        <w:rPr>
+          <w:highlight w:val="green"/>
+        </w:rPr>
+        <w:t>mvn</w:t>
+      </w:r>
+      <w:proofErr w:type="spellEnd"/>
+      <w:r>
+        <w:rPr>
+          <w:highlight w:val="green"/>
+        </w:rPr>
+        <w:t xml:space="preserve"> test en cada microservicio que tenga pruebas. Deben cubrir: al menos un </w:t>
+      </w:r>
+      <w:proofErr w:type="spellStart"/>
+      <w:r>
+        <w:rPr>
+          <w:highlight w:val="green"/>
+        </w:rPr>
+        <w:t>happy</w:t>
+      </w:r>
+      <w:proofErr w:type="spellEnd"/>
+      <w:r>
+        <w:rPr>
+          <w:highlight w:val="green"/>
+        </w:rPr>
+        <w:t xml:space="preserve"> </w:t>
+      </w:r>
+      <w:proofErr w:type="spellStart"/>
+      <w:r>
+        <w:rPr>
+          <w:highlight w:val="green"/>
+        </w:rPr>
+        <w:t>path</w:t>
+      </w:r>
+      <w:proofErr w:type="spellEnd"/>
+      <w:r>
+        <w:rPr>
+          <w:highlight w:val="green"/>
+        </w:rPr>
+        <w:t xml:space="preserve"> por servicio probado, al menos dos rutas de excepción con </w:t>
+      </w:r>
+      <w:proofErr w:type="spellStart"/>
+      <w:r>
+        <w:rPr>
+          <w:highlight w:val="green"/>
+        </w:rPr>
+        <w:t>assertThrows</w:t>
+      </w:r>
+      <w:proofErr w:type="spellEnd"/>
+      <w:r>
+        <w:rPr>
+          <w:highlight w:val="green"/>
+        </w:rPr>
+        <w:t>, y al menos un caso de resultado vacío.</w:t>
       </w:r>
     </w:p>
     <w:p>
@@ -1573,7 +2010,51 @@
         <w:rPr>
           <w:highlight w:val="red"/>
         </w:rPr>
-        <w:t> El token de RENIEC, la clave de firma JWT y las contraseñas de base de datos no deben estar hardcodeados. En los microservicios, la clave JWT debe almacenarse en Vault; el token de RENIEC debe leerse con @Value desde el Config Server o desde application.yaml.</w:t>
+        <w:t xml:space="preserve"> El token de RENIEC, la clave de firma JWT y las contraseñas de base de datos no deben estar </w:t>
+      </w:r>
+      <w:proofErr w:type="spellStart"/>
+      <w:r>
+        <w:rPr>
+          <w:highlight w:val="red"/>
+        </w:rPr>
+        <w:t>hardcodeados</w:t>
+      </w:r>
+      <w:proofErr w:type="spellEnd"/>
+      <w:r>
+        <w:rPr>
+          <w:highlight w:val="red"/>
+        </w:rPr>
+        <w:t xml:space="preserve">. En los microservicios, la clave JWT debe almacenarse en Vault; el token de RENIEC debe leerse con @Value desde el </w:t>
+      </w:r>
+      <w:proofErr w:type="spellStart"/>
+      <w:r>
+        <w:rPr>
+          <w:highlight w:val="red"/>
+        </w:rPr>
+        <w:t>Config</w:t>
+      </w:r>
+      <w:proofErr w:type="spellEnd"/>
+      <w:r>
+        <w:rPr>
+          <w:highlight w:val="red"/>
+        </w:rPr>
+        <w:t xml:space="preserve"> Server o desde </w:t>
+      </w:r>
+      <w:proofErr w:type="spellStart"/>
+      <w:proofErr w:type="gramStart"/>
+      <w:r>
+        <w:rPr>
+          <w:highlight w:val="red"/>
+        </w:rPr>
+        <w:t>application.yaml</w:t>
+      </w:r>
+      <w:proofErr w:type="spellEnd"/>
+      <w:proofErr w:type="gramEnd"/>
+      <w:r>
+        <w:rPr>
+          <w:highlight w:val="red"/>
+        </w:rPr>
+        <w:t>.</w:t>
       </w:r>
     </w:p>
     <w:p>
@@ -1732,7 +2213,35 @@
         <w:rPr>
           <w:highlight w:val="green"/>
         </w:rPr>
-        <w:t> Capacidad de identificar bounded contexts coherentes y de definir responsabilidades claras para cada servicio antes de implementar.</w:t>
+        <w:t xml:space="preserve"> Capacidad de identificar </w:t>
+      </w:r>
+      <w:proofErr w:type="spellStart"/>
+      <w:r>
+        <w:rPr>
+          <w:highlight w:val="green"/>
+        </w:rPr>
+        <w:t>bounded</w:t>
+      </w:r>
+      <w:proofErr w:type="spellEnd"/>
+      <w:r>
+        <w:rPr>
+          <w:highlight w:val="green"/>
+        </w:rPr>
+        <w:t xml:space="preserve"> </w:t>
+      </w:r>
+      <w:proofErr w:type="spellStart"/>
+      <w:r>
+        <w:rPr>
+          <w:highlight w:val="green"/>
+        </w:rPr>
+        <w:t>contexts</w:t>
+      </w:r>
+      <w:proofErr w:type="spellEnd"/>
+      <w:r>
+        <w:rPr>
+          <w:highlight w:val="green"/>
+        </w:rPr>
+        <w:t xml:space="preserve"> coherentes y de definir responsabilidades claras para cada servicio antes de implementar.</w:t>
       </w:r>
     </w:p>
     <w:p>
@@ -1781,7 +2290,35 @@
         <w:rPr>
           <w:highlight w:val="green"/>
         </w:rPr>
-        <w:t>Su nombre y el bounded context que representa.</w:t>
+        <w:t xml:space="preserve">Su nombre y el </w:t>
+      </w:r>
+      <w:proofErr w:type="spellStart"/>
+      <w:r>
+        <w:rPr>
+          <w:highlight w:val="green"/>
+        </w:rPr>
+        <w:t>bounded</w:t>
+      </w:r>
+      <w:proofErr w:type="spellEnd"/>
+      <w:r>
+        <w:rPr>
+          <w:highlight w:val="green"/>
+        </w:rPr>
+        <w:t xml:space="preserve"> </w:t>
+      </w:r>
+      <w:proofErr w:type="spellStart"/>
+      <w:r>
+        <w:rPr>
+          <w:highlight w:val="green"/>
+        </w:rPr>
+        <w:t>context</w:t>
+      </w:r>
+      <w:proofErr w:type="spellEnd"/>
+      <w:r>
+        <w:rPr>
+          <w:highlight w:val="green"/>
+        </w:rPr>
+        <w:t xml:space="preserve"> que representa.</w:t>
       </w:r>
     </w:p>
     <w:p>
@@ -2021,7 +2558,23 @@
           </w:tcPr>
           <w:p>
             <w:r>
-              <w:t>Mínimo 3 microservicios con bounded contexts diferenciados y documentados</w:t>
+              <w:t xml:space="preserve">Mínimo 3 microservicios con </w:t>
+            </w:r>
+            <w:proofErr w:type="spellStart"/>
+            <w:r>
+              <w:t>bounded</w:t>
+            </w:r>
+            <w:proofErr w:type="spellEnd"/>
+            <w:r>
+              <w:t xml:space="preserve"> </w:t>
+            </w:r>
+            <w:proofErr w:type="spellStart"/>
+            <w:r>
+              <w:t>contexts</w:t>
+            </w:r>
+            <w:proofErr w:type="spellEnd"/>
+            <w:r>
+              <w:t xml:space="preserve"> diferenciados y documentados</w:t>
             </w:r>
           </w:p>
         </w:tc>
@@ -2125,7 +2678,15 @@
           </w:tcPr>
           <w:p>
             <w:r>
-              <w:t>Diagrama o tabla de dependencias inter-servicio incluido en el README.md</w:t>
+              <w:t xml:space="preserve">Diagrama o tabla de dependencias </w:t>
+            </w:r>
+            <w:proofErr w:type="spellStart"/>
+            <w:r>
+              <w:t>inter-servicio</w:t>
+            </w:r>
+            <w:proofErr w:type="spellEnd"/>
+            <w:r>
+              <w:t xml:space="preserve"> incluido en el README.md</w:t>
             </w:r>
           </w:p>
         </w:tc>
@@ -2293,7 +2854,35 @@
         <w:rPr>
           <w:highlight w:val="green"/>
         </w:rPr>
-        <w:t> (la comunicación entre servicios usa DTOs o IDs, no entidades).</w:t>
+        <w:t xml:space="preserve"> (la comunicación entre servicios usa </w:t>
+      </w:r>
+      <w:proofErr w:type="spellStart"/>
+      <w:r>
+        <w:rPr>
+          <w:highlight w:val="green"/>
+        </w:rPr>
+        <w:t>DTOs</w:t>
+      </w:r>
+      <w:proofErr w:type="spellEnd"/>
+      <w:r>
+        <w:rPr>
+          <w:highlight w:val="green"/>
+        </w:rPr>
+        <w:t xml:space="preserve"> o </w:t>
+      </w:r>
+      <w:proofErr w:type="spellStart"/>
+      <w:r>
+        <w:rPr>
+          <w:highlight w:val="green"/>
+        </w:rPr>
+        <w:t>IDs</w:t>
+      </w:r>
+      <w:proofErr w:type="spellEnd"/>
+      <w:r>
+        <w:rPr>
+          <w:highlight w:val="green"/>
+        </w:rPr>
+        <w:t>, no entidades).</w:t>
       </w:r>
     </w:p>
     <w:p>
@@ -2372,7 +2961,35 @@
         <w:rPr>
           <w:highlight w:val="green"/>
         </w:rPr>
-        <w:t>Campos createdAt y updatedAt en al menos 2 entidades con gestión automática (cubre RNF-04).</w:t>
+        <w:t>Campos </w:t>
+      </w:r>
+      <w:proofErr w:type="spellStart"/>
+      <w:r>
+        <w:rPr>
+          <w:highlight w:val="green"/>
+        </w:rPr>
+        <w:t>createdAt</w:t>
+      </w:r>
+      <w:proofErr w:type="spellEnd"/>
+      <w:r>
+        <w:rPr>
+          <w:highlight w:val="green"/>
+        </w:rPr>
+        <w:t> y </w:t>
+      </w:r>
+      <w:proofErr w:type="spellStart"/>
+      <w:r>
+        <w:rPr>
+          <w:highlight w:val="green"/>
+        </w:rPr>
+        <w:t>updatedAt</w:t>
+      </w:r>
+      <w:proofErr w:type="spellEnd"/>
+      <w:r>
+        <w:rPr>
+          <w:highlight w:val="green"/>
+        </w:rPr>
+        <w:t> en al menos 2 entidades con gestión automática (cubre RNF-04).</w:t>
       </w:r>
     </w:p>
     <w:p>
@@ -2582,8 +3199,29 @@
           </w:tcPr>
           <w:p>
             <w:r>
-              <w:t>Ninguna entidad JPA compartida entre servicios; comunicación inter-servicio solo por DTOs o IDs</w:t>
-            </w:r>
+              <w:t xml:space="preserve">Ninguna entidad JPA compartida entre servicios; comunicación </w:t>
+            </w:r>
+            <w:proofErr w:type="spellStart"/>
+            <w:r>
+              <w:t>inter-servicio</w:t>
+            </w:r>
+            <w:proofErr w:type="spellEnd"/>
+            <w:r>
+              <w:t xml:space="preserve"> solo por </w:t>
+            </w:r>
+            <w:proofErr w:type="spellStart"/>
+            <w:r>
+              <w:t>DTOs</w:t>
+            </w:r>
+            <w:proofErr w:type="spellEnd"/>
+            <w:r>
+              <w:t xml:space="preserve"> o </w:t>
+            </w:r>
+            <w:proofErr w:type="spellStart"/>
+            <w:r>
+              <w:t>IDs</w:t>
+            </w:r>
+            <w:proofErr w:type="spellEnd"/>
           </w:p>
         </w:tc>
         <w:tc>
@@ -2738,7 +3376,23 @@
           </w:tcPr>
           <w:p>
             <w:r>
-              <w:t>Campos createdAt y updatedAt en al menos 2 entidades con gestión automática (RNF-04)</w:t>
+              <w:t>Campos </w:t>
+            </w:r>
+            <w:proofErr w:type="spellStart"/>
+            <w:r>
+              <w:t>createdAt</w:t>
+            </w:r>
+            <w:proofErr w:type="spellEnd"/>
+            <w:r>
+              <w:t> y </w:t>
+            </w:r>
+            <w:proofErr w:type="spellStart"/>
+            <w:r>
+              <w:t>updatedAt</w:t>
+            </w:r>
+            <w:proofErr w:type="spellEnd"/>
+            <w:r>
+              <w:t> en al menos 2 entidades con gestión automática (RNF-04)</w:t>
             </w:r>
           </w:p>
         </w:tc>
@@ -2860,7 +3514,25 @@
           <w:highlight w:val="green"/>
         </w:rPr>
         <w:lastRenderedPageBreak/>
-        <w:t>Sección 3: DTOs y Validaciones (10 puntos)</w:t>
+        <w:t xml:space="preserve">Sección 3: </w:t>
+      </w:r>
+      <w:proofErr w:type="spellStart"/>
+      <w:r>
+        <w:rPr>
+          <w:b/>
+          <w:bCs/>
+          <w:highlight w:val="green"/>
+        </w:rPr>
+        <w:t>DTOs</w:t>
+      </w:r>
+      <w:proofErr w:type="spellEnd"/>
+      <w:r>
+        <w:rPr>
+          <w:b/>
+          <w:bCs/>
+          <w:highlight w:val="green"/>
+        </w:rPr>
+        <w:t xml:space="preserve"> y Validaciones (10 puntos)</w:t>
       </w:r>
     </w:p>
     <w:p>
@@ -2904,11 +3576,33 @@
           <w:highlight w:val="green"/>
         </w:rPr>
       </w:pPr>
-      <w:r>
-        <w:rPr>
-          <w:highlight w:val="green"/>
-        </w:rPr>
-        <w:t>DTOs separados en paquetes request/ y response/ en cada servicio.</w:t>
+      <w:proofErr w:type="spellStart"/>
+      <w:r>
+        <w:rPr>
+          <w:highlight w:val="green"/>
+        </w:rPr>
+        <w:t>DTOs</w:t>
+      </w:r>
+      <w:proofErr w:type="spellEnd"/>
+      <w:r>
+        <w:rPr>
+          <w:highlight w:val="green"/>
+        </w:rPr>
+        <w:t xml:space="preserve"> separados en paquetes </w:t>
+      </w:r>
+      <w:proofErr w:type="spellStart"/>
+      <w:r>
+        <w:rPr>
+          <w:highlight w:val="green"/>
+        </w:rPr>
+        <w:t>request</w:t>
+      </w:r>
+      <w:proofErr w:type="spellEnd"/>
+      <w:r>
+        <w:rPr>
+          <w:highlight w:val="green"/>
+        </w:rPr>
+        <w:t>/ y response/ en cada servicio.</w:t>
       </w:r>
     </w:p>
     <w:p>
@@ -2925,7 +3619,35 @@
         <w:rPr>
           <w:highlight w:val="green"/>
         </w:rPr>
-        <w:t>Clase genérica ApiResponse&lt;T&gt; implementada en cada servicio y usada en todos sus endpoints (cubre RNF-01).</w:t>
+        <w:t>Clase genérica </w:t>
+      </w:r>
+      <w:proofErr w:type="spellStart"/>
+      <w:r>
+        <w:rPr>
+          <w:highlight w:val="green"/>
+        </w:rPr>
+        <w:t>ApiResponse</w:t>
+      </w:r>
+      <w:proofErr w:type="spellEnd"/>
+      <w:r>
+        <w:rPr>
+          <w:highlight w:val="green"/>
+        </w:rPr>
+        <w:t xml:space="preserve">&lt;T&gt; implementada en cada servicio y usada en todos sus </w:t>
+      </w:r>
+      <w:proofErr w:type="spellStart"/>
+      <w:r>
+        <w:rPr>
+          <w:highlight w:val="green"/>
+        </w:rPr>
+        <w:t>endpoints</w:t>
+      </w:r>
+      <w:proofErr w:type="spellEnd"/>
+      <w:r>
+        <w:rPr>
+          <w:highlight w:val="green"/>
+        </w:rPr>
+        <w:t xml:space="preserve"> (cubre RNF-01).</w:t>
       </w:r>
     </w:p>
     <w:p>
@@ -2956,7 +3678,35 @@
         <w:rPr>
           <w:highlight w:val="green"/>
         </w:rPr>
-        <w:t> usados en los DTOs de request del proyecto. Ejemplos: @NotBlank, @NotNull, @Email, @Pattern, @Positive, @Size, @Min, @Max, @Past, @Future (cubre RNF-03).</w:t>
+        <w:t xml:space="preserve"> usados en los </w:t>
+      </w:r>
+      <w:proofErr w:type="spellStart"/>
+      <w:r>
+        <w:rPr>
+          <w:highlight w:val="green"/>
+        </w:rPr>
+        <w:t>DTOs</w:t>
+      </w:r>
+      <w:proofErr w:type="spellEnd"/>
+      <w:r>
+        <w:rPr>
+          <w:highlight w:val="green"/>
+        </w:rPr>
+        <w:t xml:space="preserve"> de </w:t>
+      </w:r>
+      <w:proofErr w:type="spellStart"/>
+      <w:r>
+        <w:rPr>
+          <w:highlight w:val="green"/>
+        </w:rPr>
+        <w:t>request</w:t>
+      </w:r>
+      <w:proofErr w:type="spellEnd"/>
+      <w:r>
+        <w:rPr>
+          <w:highlight w:val="green"/>
+        </w:rPr>
+        <w:t xml:space="preserve"> del proyecto. Ejemplos: @NotBlank, @NotNull, @Email, @Pattern, @Positive, @Size, @Min, @Max, @Past, @Future (cubre RNF-03).</w:t>
       </w:r>
     </w:p>
     <w:p>
@@ -2987,7 +3737,49 @@
         <w:rPr>
           <w:highlight w:val="green"/>
         </w:rPr>
-        <w:t> de otro servicio: un recurso cuyo response incluye información de una entidad de otro bounded context, obtenida mediante llamada inter-servicio.</w:t>
+        <w:t xml:space="preserve"> de otro servicio: un recurso cuyo response incluye información de una entidad de otro </w:t>
+      </w:r>
+      <w:proofErr w:type="spellStart"/>
+      <w:r>
+        <w:rPr>
+          <w:highlight w:val="green"/>
+        </w:rPr>
+        <w:t>bounded</w:t>
+      </w:r>
+      <w:proofErr w:type="spellEnd"/>
+      <w:r>
+        <w:rPr>
+          <w:highlight w:val="green"/>
+        </w:rPr>
+        <w:t xml:space="preserve"> </w:t>
+      </w:r>
+      <w:proofErr w:type="spellStart"/>
+      <w:r>
+        <w:rPr>
+          <w:highlight w:val="green"/>
+        </w:rPr>
+        <w:t>context</w:t>
+      </w:r>
+      <w:proofErr w:type="spellEnd"/>
+      <w:r>
+        <w:rPr>
+          <w:highlight w:val="green"/>
+        </w:rPr>
+        <w:t xml:space="preserve">, obtenida mediante llamada </w:t>
+      </w:r>
+      <w:proofErr w:type="spellStart"/>
+      <w:r>
+        <w:rPr>
+          <w:highlight w:val="green"/>
+        </w:rPr>
+        <w:t>inter-servicio</w:t>
+      </w:r>
+      <w:proofErr w:type="spellEnd"/>
+      <w:r>
+        <w:rPr>
+          <w:highlight w:val="green"/>
+        </w:rPr>
+        <w:t>.</w:t>
       </w:r>
     </w:p>
     <w:p>
@@ -3110,8 +3902,21 @@
             <w:hideMark/>
           </w:tcPr>
           <w:p>
-            <w:r>
-              <w:t>DTOs de request y response diferenciados en todos los servicios</w:t>
+            <w:proofErr w:type="spellStart"/>
+            <w:r>
+              <w:t>DTOs</w:t>
+            </w:r>
+            <w:proofErr w:type="spellEnd"/>
+            <w:r>
+              <w:t xml:space="preserve"> de </w:t>
+            </w:r>
+            <w:proofErr w:type="spellStart"/>
+            <w:r>
+              <w:t>request</w:t>
+            </w:r>
+            <w:proofErr w:type="spellEnd"/>
+            <w:r>
+              <w:t xml:space="preserve"> y response diferenciados en todos los servicios</w:t>
             </w:r>
           </w:p>
         </w:tc>
@@ -3162,8 +3967,21 @@
             <w:hideMark/>
           </w:tcPr>
           <w:p>
-            <w:r>
-              <w:t>ApiResponse&lt;T&gt; en todos los endpoints de todos los servicios (RNF-01)</w:t>
+            <w:proofErr w:type="spellStart"/>
+            <w:r>
+              <w:t>ApiResponse</w:t>
+            </w:r>
+            <w:proofErr w:type="spellEnd"/>
+            <w:r>
+              <w:t xml:space="preserve">&lt;T&gt; en todos los </w:t>
+            </w:r>
+            <w:proofErr w:type="spellStart"/>
+            <w:r>
+              <w:t>endpoints</w:t>
+            </w:r>
+            <w:proofErr w:type="spellEnd"/>
+            <w:r>
+              <w:t xml:space="preserve"> de todos los servicios (RNF-01)</w:t>
             </w:r>
           </w:p>
         </w:tc>
@@ -3215,7 +4033,23 @@
           </w:tcPr>
           <w:p>
             <w:r>
-              <w:t>Mínimo 6 tipos de anotación de validación distintos en los DTOs de request (RNF-03)</w:t>
+              <w:t xml:space="preserve">Mínimo 6 tipos de anotación de validación distintos en los </w:t>
+            </w:r>
+            <w:proofErr w:type="spellStart"/>
+            <w:r>
+              <w:t>DTOs</w:t>
+            </w:r>
+            <w:proofErr w:type="spellEnd"/>
+            <w:r>
+              <w:t xml:space="preserve"> de </w:t>
+            </w:r>
+            <w:proofErr w:type="spellStart"/>
+            <w:r>
+              <w:t>request</w:t>
+            </w:r>
+            <w:proofErr w:type="spellEnd"/>
+            <w:r>
+              <w:t xml:space="preserve"> (RNF-03)</w:t>
             </w:r>
           </w:p>
         </w:tc>
@@ -3267,8 +4101,13 @@
           </w:tcPr>
           <w:p>
             <w:r>
-              <w:t>Al menos un DTO de response que incluya datos obtenidos de otro servicio mediante llamada inter-servicio</w:t>
-            </w:r>
+              <w:t xml:space="preserve">Al menos un DTO de response que incluya datos obtenidos de otro servicio mediante llamada </w:t>
+            </w:r>
+            <w:proofErr w:type="spellStart"/>
+            <w:r>
+              <w:t>inter-servicio</w:t>
+            </w:r>
+            <w:proofErr w:type="spellEnd"/>
           </w:p>
         </w:tc>
         <w:tc>
@@ -3390,7 +4229,49 @@
         <w:rPr>
           <w:highlight w:val="green"/>
         </w:rPr>
-        <w:t>Una interfaz Repository por entidad principal en cada servicio, extendiendo JpaRepository&lt;E, UUID&gt; o MongoRepository&lt;D, UUID&gt;.</w:t>
+        <w:t>Una interfaz </w:t>
+      </w:r>
+      <w:proofErr w:type="spellStart"/>
+      <w:r>
+        <w:rPr>
+          <w:highlight w:val="green"/>
+        </w:rPr>
+        <w:t>Repository</w:t>
+      </w:r>
+      <w:proofErr w:type="spellEnd"/>
+      <w:r>
+        <w:rPr>
+          <w:highlight w:val="green"/>
+        </w:rPr>
+        <w:t> por entidad principal en cada servicio, extendiendo </w:t>
+      </w:r>
+      <w:proofErr w:type="spellStart"/>
+      <w:r>
+        <w:rPr>
+          <w:highlight w:val="green"/>
+        </w:rPr>
+        <w:t>JpaRepository</w:t>
+      </w:r>
+      <w:proofErr w:type="spellEnd"/>
+      <w:r>
+        <w:rPr>
+          <w:highlight w:val="green"/>
+        </w:rPr>
+        <w:t>&lt;E, UUID&gt; o </w:t>
+      </w:r>
+      <w:proofErr w:type="spellStart"/>
+      <w:r>
+        <w:rPr>
+          <w:highlight w:val="green"/>
+        </w:rPr>
+        <w:t>MongoRepository</w:t>
+      </w:r>
+      <w:proofErr w:type="spellEnd"/>
+      <w:r>
+        <w:rPr>
+          <w:highlight w:val="green"/>
+        </w:rPr>
+        <w:t>&lt;D, UUID&gt;.</w:t>
       </w:r>
     </w:p>
     <w:p>
@@ -3421,7 +4302,35 @@
         <w:rPr>
           <w:highlight w:val="green"/>
         </w:rPr>
-        <w:t> distribuidas entre los servicios, usando @Query(nativeQuery = true) para SQL o @Aggregation / MongoTemplate para MongoDB. Deben cubrir:</w:t>
+        <w:t> distribuidas entre los servicios, usando @</w:t>
+      </w:r>
+      <w:proofErr w:type="gramStart"/>
+      <w:r>
+        <w:rPr>
+          <w:highlight w:val="green"/>
+        </w:rPr>
+        <w:t>Query(</w:t>
+      </w:r>
+      <w:proofErr w:type="gramEnd"/>
+      <w:r>
+        <w:rPr>
+          <w:highlight w:val="green"/>
+        </w:rPr>
+        <w:t>nativeQuery = true) para SQL o @Aggregation / </w:t>
+      </w:r>
+      <w:proofErr w:type="spellStart"/>
+      <w:r>
+        <w:rPr>
+          <w:highlight w:val="green"/>
+        </w:rPr>
+        <w:t>MongoTemplate</w:t>
+      </w:r>
+      <w:proofErr w:type="spellEnd"/>
+      <w:r>
+        <w:rPr>
+          <w:highlight w:val="green"/>
+        </w:rPr>
+        <w:t> para MongoDB. Deben cubrir:</w:t>
       </w:r>
     </w:p>
     <w:p>
@@ -3484,7 +4393,21 @@
         <w:rPr>
           <w:highlight w:val="green"/>
         </w:rPr>
-        <w:t>Consulta que combine datos de dos o más entidades del mismo servicio (JOIN o $lookup).</w:t>
+        <w:t>Consulta que combine datos de dos o más entidades del mismo servicio (JOIN o $</w:t>
+      </w:r>
+      <w:proofErr w:type="spellStart"/>
+      <w:r>
+        <w:rPr>
+          <w:highlight w:val="green"/>
+        </w:rPr>
+        <w:t>lookup</w:t>
+      </w:r>
+      <w:proofErr w:type="spellEnd"/>
+      <w:r>
+        <w:rPr>
+          <w:highlight w:val="green"/>
+        </w:rPr>
+        <w:t>).</w:t>
       </w:r>
     </w:p>
     <w:p>
@@ -3765,7 +4688,23 @@
           </w:tcPr>
           <w:p>
             <w:r>
-              <w:t>Consulta multi-entidad con JOIN o $lookup implementada</w:t>
+              <w:t xml:space="preserve">Consulta </w:t>
+            </w:r>
+            <w:proofErr w:type="spellStart"/>
+            <w:r>
+              <w:t>multi-entidad</w:t>
+            </w:r>
+            <w:proofErr w:type="spellEnd"/>
+            <w:r>
+              <w:t xml:space="preserve"> con JOIN o $</w:t>
+            </w:r>
+            <w:proofErr w:type="spellStart"/>
+            <w:r>
+              <w:t>lookup</w:t>
+            </w:r>
+            <w:proofErr w:type="spellEnd"/>
+            <w:r>
+              <w:t> implementada</w:t>
             </w:r>
           </w:p>
         </w:tc>
@@ -4016,8 +4955,16 @@
         <w:rPr>
           <w:highlight w:val="green"/>
         </w:rPr>
-        <w:t> registro automático en el historial de estados en cada cambio, incluyendo usuario y timestamp</w:t>
-      </w:r>
+        <w:t xml:space="preserve"> registro automático en el historial de estados en cada cambio, incluyendo usuario y </w:t>
+      </w:r>
+      <w:proofErr w:type="spellStart"/>
+      <w:r>
+        <w:rPr>
+          <w:highlight w:val="green"/>
+        </w:rPr>
+        <w:t>timestamp</w:t>
+      </w:r>
+      <w:proofErr w:type="spellEnd"/>
       <w:r>
         <w:rPr>
           <w:highlight w:val="green"/>
@@ -4130,7 +5077,21 @@
         <w:rPr>
           <w:highlight w:val="green"/>
         </w:rPr>
-        <w:t>Conversión entidad ↔ DTO mediante ModelMapper o mapeo manual justificado.</w:t>
+        <w:t>Conversión entidad ↔ DTO mediante </w:t>
+      </w:r>
+      <w:proofErr w:type="spellStart"/>
+      <w:r>
+        <w:rPr>
+          <w:highlight w:val="green"/>
+        </w:rPr>
+        <w:t>ModelMapper</w:t>
+      </w:r>
+      <w:proofErr w:type="spellEnd"/>
+      <w:r>
+        <w:rPr>
+          <w:highlight w:val="green"/>
+        </w:rPr>
+        <w:t> o mapeo manual justificado.</w:t>
       </w:r>
     </w:p>
     <w:p>
@@ -4410,7 +5371,15 @@
           </w:tcPr>
           <w:p>
             <w:r>
-              <w:t>RF-05: registro automático de historial con usuario y timestamp en cada cambio de estado</w:t>
+              <w:t xml:space="preserve">RF-05: registro automático de historial con usuario y </w:t>
+            </w:r>
+            <w:proofErr w:type="spellStart"/>
+            <w:r>
+              <w:t>timestamp</w:t>
+            </w:r>
+            <w:proofErr w:type="spellEnd"/>
+            <w:r>
+              <w:t xml:space="preserve"> en cada cambio de estado</w:t>
             </w:r>
           </w:p>
         </w:tc>
@@ -4633,7 +5602,21 @@
         <w:rPr>
           <w:highlight w:val="green"/>
         </w:rPr>
-        <w:t>Los siguientes endpoints deben existir en algún servicio (tú decides dónde):</w:t>
+        <w:t xml:space="preserve">Los siguientes </w:t>
+      </w:r>
+      <w:proofErr w:type="spellStart"/>
+      <w:r>
+        <w:rPr>
+          <w:highlight w:val="green"/>
+        </w:rPr>
+        <w:t>endpoints</w:t>
+      </w:r>
+      <w:proofErr w:type="spellEnd"/>
+      <w:r>
+        <w:rPr>
+          <w:highlight w:val="green"/>
+        </w:rPr>
+        <w:t xml:space="preserve"> deben existir en algún servicio (tú decides dónde):</w:t>
       </w:r>
     </w:p>
     <w:p>
@@ -4859,7 +5842,35 @@
         <w:rPr>
           <w:highlight w:val="green"/>
         </w:rPr>
-        <w:t>@Valid en todos los endpoints que reciban un body.</w:t>
+        <w:t xml:space="preserve">@Valid en todos los </w:t>
+      </w:r>
+      <w:proofErr w:type="spellStart"/>
+      <w:r>
+        <w:rPr>
+          <w:highlight w:val="green"/>
+        </w:rPr>
+        <w:t>endpoints</w:t>
+      </w:r>
+      <w:proofErr w:type="spellEnd"/>
+      <w:r>
+        <w:rPr>
+          <w:highlight w:val="green"/>
+        </w:rPr>
+        <w:t xml:space="preserve"> que reciban un </w:t>
+      </w:r>
+      <w:proofErr w:type="spellStart"/>
+      <w:r>
+        <w:rPr>
+          <w:highlight w:val="green"/>
+        </w:rPr>
+        <w:t>body</w:t>
+      </w:r>
+      <w:proofErr w:type="spellEnd"/>
+      <w:r>
+        <w:rPr>
+          <w:highlight w:val="green"/>
+        </w:rPr>
+        <w:t>.</w:t>
       </w:r>
     </w:p>
     <w:p>
@@ -4872,11 +5883,47 @@
           <w:highlight w:val="green"/>
         </w:rPr>
       </w:pPr>
-      <w:r>
-        <w:rPr>
-          <w:highlight w:val="green"/>
-        </w:rPr>
-        <w:t>ResponseEntity&lt;ApiResponse&lt;T&gt;&gt; con código HTTP correcto según RNF-02 en todos los endpoints.</w:t>
+      <w:proofErr w:type="spellStart"/>
+      <w:r>
+        <w:rPr>
+          <w:highlight w:val="green"/>
+        </w:rPr>
+        <w:t>ResponseEntity</w:t>
+      </w:r>
+      <w:proofErr w:type="spellEnd"/>
+      <w:r>
+        <w:rPr>
+          <w:highlight w:val="green"/>
+        </w:rPr>
+        <w:t>&lt;</w:t>
+      </w:r>
+      <w:proofErr w:type="spellStart"/>
+      <w:r>
+        <w:rPr>
+          <w:highlight w:val="green"/>
+        </w:rPr>
+        <w:t>ApiResponse</w:t>
+      </w:r>
+      <w:proofErr w:type="spellEnd"/>
+      <w:r>
+        <w:rPr>
+          <w:highlight w:val="green"/>
+        </w:rPr>
+        <w:t xml:space="preserve">&lt;T&gt;&gt; con código HTTP correcto según RNF-02 en todos los </w:t>
+      </w:r>
+      <w:proofErr w:type="spellStart"/>
+      <w:r>
+        <w:rPr>
+          <w:highlight w:val="green"/>
+        </w:rPr>
+        <w:t>endpoints</w:t>
+      </w:r>
+      <w:proofErr w:type="spellEnd"/>
+      <w:r>
+        <w:rPr>
+          <w:highlight w:val="green"/>
+        </w:rPr>
+        <w:t>.</w:t>
       </w:r>
     </w:p>
     <w:p>
@@ -5052,7 +6099,15 @@
           </w:tcPr>
           <w:p>
             <w:r>
-              <w:t>Todos los endpoints específicos de RF-01 al RF-09 presentes y funcionando</w:t>
+              <w:t xml:space="preserve">Todos los </w:t>
+            </w:r>
+            <w:proofErr w:type="spellStart"/>
+            <w:r>
+              <w:t>endpoints</w:t>
+            </w:r>
+            <w:proofErr w:type="spellEnd"/>
+            <w:r>
+              <w:t xml:space="preserve"> específicos de RF-01 al RF-09 presentes y funcionando</w:t>
             </w:r>
           </w:p>
         </w:tc>
@@ -5104,8 +6159,21 @@
           </w:tcPr>
           <w:p>
             <w:r>
-              <w:t>@Valid aplicado en todos los endpoints con body</w:t>
-            </w:r>
+              <w:t xml:space="preserve">@Valid aplicado en todos los </w:t>
+            </w:r>
+            <w:proofErr w:type="spellStart"/>
+            <w:r>
+              <w:t>endpoints</w:t>
+            </w:r>
+            <w:proofErr w:type="spellEnd"/>
+            <w:r>
+              <w:t xml:space="preserve"> con </w:t>
+            </w:r>
+            <w:proofErr w:type="spellStart"/>
+            <w:r>
+              <w:t>body</w:t>
+            </w:r>
+            <w:proofErr w:type="spellEnd"/>
           </w:p>
         </w:tc>
         <w:tc>
@@ -5155,8 +6223,21 @@
             <w:hideMark/>
           </w:tcPr>
           <w:p>
-            <w:r>
-              <w:t>ResponseEntity&lt;ApiResponse&lt;T&gt;&gt; con códigos HTTP correctos en todos los casos (RNF-02)</w:t>
+            <w:proofErr w:type="spellStart"/>
+            <w:r>
+              <w:t>ResponseEntity</w:t>
+            </w:r>
+            <w:proofErr w:type="spellEnd"/>
+            <w:r>
+              <w:t>&lt;</w:t>
+            </w:r>
+            <w:proofErr w:type="spellStart"/>
+            <w:r>
+              <w:t>ApiResponse</w:t>
+            </w:r>
+            <w:proofErr w:type="spellEnd"/>
+            <w:r>
+              <w:t>&lt;T&gt;&gt; con códigos HTTP correctos en todos los casos (RNF-02)</w:t>
             </w:r>
           </w:p>
         </w:tc>
@@ -5279,7 +6360,21 @@
         <w:rPr>
           <w:highlight w:val="green"/>
         </w:rPr>
-        <w:t>Clase GlobalExceptionHandler con @RestControllerAdvice en </w:t>
+        <w:t>Clase </w:t>
+      </w:r>
+      <w:proofErr w:type="spellStart"/>
+      <w:r>
+        <w:rPr>
+          <w:highlight w:val="green"/>
+        </w:rPr>
+        <w:t>GlobalExceptionHandler</w:t>
+      </w:r>
+      <w:proofErr w:type="spellEnd"/>
+      <w:r>
+        <w:rPr>
+          <w:highlight w:val="green"/>
+        </w:rPr>
+        <w:t> con @RestControllerAdvice en </w:t>
       </w:r>
       <w:r>
         <w:rPr>
@@ -5306,11 +6401,19 @@
           <w:highlight w:val="green"/>
         </w:rPr>
       </w:pPr>
-      <w:r>
-        <w:rPr>
-          <w:highlight w:val="green"/>
-        </w:rPr>
-        <w:t>Handlers en cada servicio para:</w:t>
+      <w:proofErr w:type="spellStart"/>
+      <w:r>
+        <w:rPr>
+          <w:highlight w:val="green"/>
+        </w:rPr>
+        <w:t>Handlers</w:t>
+      </w:r>
+      <w:proofErr w:type="spellEnd"/>
+      <w:r>
+        <w:rPr>
+          <w:highlight w:val="green"/>
+        </w:rPr>
+        <w:t xml:space="preserve"> en cada servicio para:</w:t>
       </w:r>
     </w:p>
     <w:p>
@@ -5323,11 +6426,33 @@
           <w:highlight w:val="green"/>
         </w:rPr>
       </w:pPr>
-      <w:r>
-        <w:rPr>
-          <w:highlight w:val="green"/>
-        </w:rPr>
-        <w:t>MethodArgumentNotValidException → 400 con Map&lt;String, List&lt;String&gt;&gt; agrupado por campo.</w:t>
+      <w:proofErr w:type="spellStart"/>
+      <w:r>
+        <w:rPr>
+          <w:highlight w:val="green"/>
+        </w:rPr>
+        <w:t>MethodArgumentNotValidException</w:t>
+      </w:r>
+      <w:proofErr w:type="spellEnd"/>
+      <w:r>
+        <w:rPr>
+          <w:highlight w:val="green"/>
+        </w:rPr>
+        <w:t> → 400 con </w:t>
+      </w:r>
+      <w:proofErr w:type="spellStart"/>
+      <w:r>
+        <w:rPr>
+          <w:highlight w:val="green"/>
+        </w:rPr>
+        <w:t>Map</w:t>
+      </w:r>
+      <w:proofErr w:type="spellEnd"/>
+      <w:r>
+        <w:rPr>
+          <w:highlight w:val="green"/>
+        </w:rPr>
+        <w:t>&lt;String, List&lt;String&gt;&gt; agrupado por campo.</w:t>
       </w:r>
     </w:p>
     <w:p>
@@ -5391,11 +6516,33 @@
           <w:highlight w:val="green"/>
         </w:rPr>
       </w:pPr>
-      <w:r>
-        <w:rPr>
-          <w:highlight w:val="green"/>
-        </w:rPr>
-        <w:t>Exception genérica → 500 como fallback.</w:t>
+      <w:proofErr w:type="spellStart"/>
+      <w:r>
+        <w:rPr>
+          <w:highlight w:val="green"/>
+        </w:rPr>
+        <w:t>Exception</w:t>
+      </w:r>
+      <w:proofErr w:type="spellEnd"/>
+      <w:r>
+        <w:rPr>
+          <w:highlight w:val="green"/>
+        </w:rPr>
+        <w:t xml:space="preserve"> genérica → 500 como </w:t>
+      </w:r>
+      <w:proofErr w:type="spellStart"/>
+      <w:r>
+        <w:rPr>
+          <w:highlight w:val="green"/>
+        </w:rPr>
+        <w:t>fallback</w:t>
+      </w:r>
+      <w:proofErr w:type="spellEnd"/>
+      <w:r>
+        <w:rPr>
+          <w:highlight w:val="green"/>
+        </w:rPr>
+        <w:t>.</w:t>
       </w:r>
     </w:p>
     <w:p>
@@ -5412,7 +6559,35 @@
         <w:rPr>
           <w:highlight w:val="green"/>
         </w:rPr>
-        <w:t>Todos los errores retornan ApiResponse&lt;T&gt; con success: false.</w:t>
+        <w:t>Todos los errores retornan </w:t>
+      </w:r>
+      <w:proofErr w:type="spellStart"/>
+      <w:r>
+        <w:rPr>
+          <w:highlight w:val="green"/>
+        </w:rPr>
+        <w:t>ApiResponse</w:t>
+      </w:r>
+      <w:proofErr w:type="spellEnd"/>
+      <w:r>
+        <w:rPr>
+          <w:highlight w:val="green"/>
+        </w:rPr>
+        <w:t>&lt;T&gt; con </w:t>
+      </w:r>
+      <w:proofErr w:type="spellStart"/>
+      <w:r>
+        <w:rPr>
+          <w:highlight w:val="green"/>
+        </w:rPr>
+        <w:t>success</w:t>
+      </w:r>
+      <w:proofErr w:type="spellEnd"/>
+      <w:r>
+        <w:rPr>
+          <w:highlight w:val="green"/>
+        </w:rPr>
+        <w:t>: false.</w:t>
       </w:r>
     </w:p>
     <w:p>
@@ -5639,8 +6814,13 @@
             <w:hideMark/>
           </w:tcPr>
           <w:p>
-            <w:r>
-              <w:t>Handlers para 404 y 409 en todos los servicios</w:t>
+            <w:proofErr w:type="spellStart"/>
+            <w:r>
+              <w:t>Handlers</w:t>
+            </w:r>
+            <w:proofErr w:type="spellEnd"/>
+            <w:r>
+              <w:t xml:space="preserve"> para 404 y 409 en todos los servicios</w:t>
             </w:r>
           </w:p>
         </w:tc>
@@ -5692,7 +6872,15 @@
           </w:tcPr>
           <w:p>
             <w:r>
-              <w:t>Handler para 502 y handler genérico 500 en todos los servicios</w:t>
+              <w:t xml:space="preserve">Handler para 502 y </w:t>
+            </w:r>
+            <w:proofErr w:type="spellStart"/>
+            <w:r>
+              <w:t>handler</w:t>
+            </w:r>
+            <w:proofErr w:type="spellEnd"/>
+            <w:r>
+              <w:t xml:space="preserve"> genérico 500 en todos los servicios</w:t>
             </w:r>
           </w:p>
         </w:tc>
@@ -5744,7 +6932,25 @@
           <w:highlight w:val="green"/>
         </w:rPr>
         <w:lastRenderedPageBreak/>
-        <w:t>Sección 8: Integración con API Externa — Feign Client (10 puntos)</w:t>
+        <w:t xml:space="preserve">Sección 8: Integración con API Externa — </w:t>
+      </w:r>
+      <w:proofErr w:type="spellStart"/>
+      <w:r>
+        <w:rPr>
+          <w:b/>
+          <w:bCs/>
+          <w:highlight w:val="green"/>
+        </w:rPr>
+        <w:t>Feign</w:t>
+      </w:r>
+      <w:proofErr w:type="spellEnd"/>
+      <w:r>
+        <w:rPr>
+          <w:b/>
+          <w:bCs/>
+          <w:highlight w:val="green"/>
+        </w:rPr>
+        <w:t xml:space="preserve"> Client (10 puntos)</w:t>
       </w:r>
     </w:p>
     <w:p>
@@ -5765,7 +6971,21 @@
         <w:rPr>
           <w:highlight w:val="green"/>
         </w:rPr>
-        <w:t> Consumo de RENIEC con Spring Cloud OpenFeign; gestión segura del token. Cubre RF-01 y RNF-06.</w:t>
+        <w:t xml:space="preserve"> Consumo de RENIEC con Spring Cloud </w:t>
+      </w:r>
+      <w:proofErr w:type="spellStart"/>
+      <w:r>
+        <w:rPr>
+          <w:highlight w:val="green"/>
+        </w:rPr>
+        <w:t>OpenFeign</w:t>
+      </w:r>
+      <w:proofErr w:type="spellEnd"/>
+      <w:r>
+        <w:rPr>
+          <w:highlight w:val="green"/>
+        </w:rPr>
+        <w:t>; gestión segura del token. Cubre RF-01 y RNF-06.</w:t>
       </w:r>
     </w:p>
     <w:p>
@@ -5828,7 +7048,21 @@
         <w:rPr>
           <w:highlight w:val="green"/>
         </w:rPr>
-        <w:t>; no puede ser enviado por el cliente en el request.</w:t>
+        <w:t xml:space="preserve">; no puede ser enviado por el cliente en el </w:t>
+      </w:r>
+      <w:proofErr w:type="spellStart"/>
+      <w:r>
+        <w:rPr>
+          <w:highlight w:val="green"/>
+        </w:rPr>
+        <w:t>request</w:t>
+      </w:r>
+      <w:proofErr w:type="spellEnd"/>
+      <w:r>
+        <w:rPr>
+          <w:highlight w:val="green"/>
+        </w:rPr>
+        <w:t>.</w:t>
       </w:r>
     </w:p>
     <w:p>
@@ -5845,7 +7079,51 @@
         <w:rPr>
           <w:highlight w:val="green"/>
         </w:rPr>
-        <w:t>El token de RENIEC leído con @Value desde application.yaml o desde el Config Server. No puede estar hardcodeado (cubre RNF-06).</w:t>
+        <w:t>El token de RENIEC leído con @Value desde </w:t>
+      </w:r>
+      <w:proofErr w:type="spellStart"/>
+      <w:proofErr w:type="gramStart"/>
+      <w:r>
+        <w:rPr>
+          <w:highlight w:val="green"/>
+        </w:rPr>
+        <w:t>application.yaml</w:t>
+      </w:r>
+      <w:proofErr w:type="spellEnd"/>
+      <w:proofErr w:type="gramEnd"/>
+      <w:r>
+        <w:rPr>
+          <w:highlight w:val="green"/>
+        </w:rPr>
+        <w:t xml:space="preserve"> o desde el </w:t>
+      </w:r>
+      <w:proofErr w:type="spellStart"/>
+      <w:r>
+        <w:rPr>
+          <w:highlight w:val="green"/>
+        </w:rPr>
+        <w:t>Config</w:t>
+      </w:r>
+      <w:proofErr w:type="spellEnd"/>
+      <w:r>
+        <w:rPr>
+          <w:highlight w:val="green"/>
+        </w:rPr>
+        <w:t xml:space="preserve"> Server. No puede estar </w:t>
+      </w:r>
+      <w:proofErr w:type="spellStart"/>
+      <w:r>
+        <w:rPr>
+          <w:highlight w:val="green"/>
+        </w:rPr>
+        <w:t>hardcodeado</w:t>
+      </w:r>
+      <w:proofErr w:type="spellEnd"/>
+      <w:r>
+        <w:rPr>
+          <w:highlight w:val="green"/>
+        </w:rPr>
+        <w:t xml:space="preserve"> (cubre RNF-06).</w:t>
       </w:r>
     </w:p>
     <w:p>
@@ -6107,7 +7385,15 @@
           </w:tcPr>
           <w:p>
             <w:r>
-              <w:t>Token de RENIEC inyectado con @Value, sin hardcodear (RNF-06)</w:t>
+              <w:t xml:space="preserve">Token de RENIEC inyectado con @Value, sin </w:t>
+            </w:r>
+            <w:proofErr w:type="spellStart"/>
+            <w:r>
+              <w:t>hardcodear</w:t>
+            </w:r>
+            <w:proofErr w:type="spellEnd"/>
+            <w:r>
+              <w:t xml:space="preserve"> (RNF-06)</w:t>
             </w:r>
           </w:p>
         </w:tc>
@@ -6227,7 +7513,25 @@
           <w:highlight w:val="green"/>
         </w:rPr>
         <w:lastRenderedPageBreak/>
-        <w:t>Sección 9: Pruebas Unitarias con Mockito (10 puntos)</w:t>
+        <w:t xml:space="preserve">Sección 9: Pruebas Unitarias con </w:t>
+      </w:r>
+      <w:proofErr w:type="spellStart"/>
+      <w:r>
+        <w:rPr>
+          <w:b/>
+          <w:bCs/>
+          <w:highlight w:val="green"/>
+        </w:rPr>
+        <w:t>Mockito</w:t>
+      </w:r>
+      <w:proofErr w:type="spellEnd"/>
+      <w:r>
+        <w:rPr>
+          <w:b/>
+          <w:bCs/>
+          <w:highlight w:val="green"/>
+        </w:rPr>
+        <w:t xml:space="preserve"> (10 puntos)</w:t>
       </w:r>
     </w:p>
     <w:p>
@@ -6294,7 +7598,21 @@
         <w:rPr>
           <w:highlight w:val="green"/>
         </w:rPr>
-        <w:t> usando @ExtendWith(MockitoExtension.class).</w:t>
+        <w:t> usando @</w:t>
+      </w:r>
+      <w:proofErr w:type="gramStart"/>
+      <w:r>
+        <w:rPr>
+          <w:highlight w:val="green"/>
+        </w:rPr>
+        <w:t>ExtendWith(</w:t>
+      </w:r>
+      <w:proofErr w:type="gramEnd"/>
+      <w:r>
+        <w:rPr>
+          <w:highlight w:val="green"/>
+        </w:rPr>
+        <w:t>MockitoExtension.class).</w:t>
       </w:r>
     </w:p>
     <w:p>
@@ -6359,7 +7677,63 @@
         <w:rPr>
           <w:highlight w:val="green"/>
         </w:rPr>
-        <w:t>Al menos 1 happy path por servicio probado (verificado con assertEquals / assertNotNull).</w:t>
+        <w:t xml:space="preserve">Al menos 1 </w:t>
+      </w:r>
+      <w:proofErr w:type="spellStart"/>
+      <w:r>
+        <w:rPr>
+          <w:highlight w:val="green"/>
+        </w:rPr>
+        <w:t>happy</w:t>
+      </w:r>
+      <w:proofErr w:type="spellEnd"/>
+      <w:r>
+        <w:rPr>
+          <w:highlight w:val="green"/>
+        </w:rPr>
+        <w:t xml:space="preserve"> </w:t>
+      </w:r>
+      <w:proofErr w:type="spellStart"/>
+      <w:r>
+        <w:rPr>
+          <w:highlight w:val="green"/>
+        </w:rPr>
+        <w:t>path</w:t>
+      </w:r>
+      <w:proofErr w:type="spellEnd"/>
+      <w:r>
+        <w:rPr>
+          <w:highlight w:val="green"/>
+        </w:rPr>
+        <w:t xml:space="preserve"> por servicio probado (verificado con </w:t>
+      </w:r>
+      <w:proofErr w:type="spellStart"/>
+      <w:r>
+        <w:rPr>
+          <w:highlight w:val="green"/>
+        </w:rPr>
+        <w:t>assertEquals</w:t>
+      </w:r>
+      <w:proofErr w:type="spellEnd"/>
+      <w:r>
+        <w:rPr>
+          <w:highlight w:val="green"/>
+        </w:rPr>
+        <w:t> / </w:t>
+      </w:r>
+      <w:proofErr w:type="spellStart"/>
+      <w:r>
+        <w:rPr>
+          <w:highlight w:val="green"/>
+        </w:rPr>
+        <w:t>assertNotNull</w:t>
+      </w:r>
+      <w:proofErr w:type="spellEnd"/>
+      <w:r>
+        <w:rPr>
+          <w:highlight w:val="green"/>
+        </w:rPr>
+        <w:t>).</w:t>
       </w:r>
     </w:p>
     <w:p>
@@ -6376,7 +7750,21 @@
         <w:rPr>
           <w:highlight w:val="green"/>
         </w:rPr>
-        <w:t>Al menos 2 rutas de excepción con assertThrows verificando tipo y mensaje (ejemplos: email duplicado, transición de estado inválida).</w:t>
+        <w:t>Al menos 2 rutas de excepción con </w:t>
+      </w:r>
+      <w:proofErr w:type="spellStart"/>
+      <w:r>
+        <w:rPr>
+          <w:highlight w:val="green"/>
+        </w:rPr>
+        <w:t>assertThrows</w:t>
+      </w:r>
+      <w:proofErr w:type="spellEnd"/>
+      <w:r>
+        <w:rPr>
+          <w:highlight w:val="green"/>
+        </w:rPr>
+        <w:t> verificando tipo y mensaje (ejemplos: email duplicado, transición de estado inválida).</w:t>
       </w:r>
     </w:p>
     <w:p>
@@ -6393,7 +7781,21 @@
         <w:rPr>
           <w:highlight w:val="green"/>
         </w:rPr>
-        <w:t>Al menos 1 caso de resultado vacío (repositorio retorna lista vacía u Optional.empty()).</w:t>
+        <w:t>Al menos 1 caso de resultado vacío (repositorio retorna lista vacía u </w:t>
+      </w:r>
+      <w:proofErr w:type="spellStart"/>
+      <w:r>
+        <w:rPr>
+          <w:highlight w:val="green"/>
+        </w:rPr>
+        <w:t>Optional.empty</w:t>
+      </w:r>
+      <w:proofErr w:type="spellEnd"/>
+      <w:r>
+        <w:rPr>
+          <w:highlight w:val="green"/>
+        </w:rPr>
+        <w:t>()).</w:t>
       </w:r>
     </w:p>
     <w:p>
@@ -6586,7 +7988,23 @@
           </w:tcPr>
           <w:p>
             <w:r>
-              <w:t>Mínimo 2 happy paths verificados con aserciones sobre el DTO retornado</w:t>
+              <w:t xml:space="preserve">Mínimo 2 </w:t>
+            </w:r>
+            <w:proofErr w:type="spellStart"/>
+            <w:r>
+              <w:t>happy</w:t>
+            </w:r>
+            <w:proofErr w:type="spellEnd"/>
+            <w:r>
+              <w:t xml:space="preserve"> </w:t>
+            </w:r>
+            <w:proofErr w:type="spellStart"/>
+            <w:r>
+              <w:t>paths</w:t>
+            </w:r>
+            <w:proofErr w:type="spellEnd"/>
+            <w:r>
+              <w:t xml:space="preserve"> verificados con aserciones sobre el DTO retornado</w:t>
             </w:r>
           </w:p>
         </w:tc>
@@ -6638,7 +8056,15 @@
           </w:tcPr>
           <w:p>
             <w:r>
-              <w:t>Mínimo 2 rutas de excepción con assertThrows y verificación del mensaje</w:t>
+              <w:t>Mínimo 2 rutas de excepción con </w:t>
+            </w:r>
+            <w:proofErr w:type="spellStart"/>
+            <w:r>
+              <w:t>assertThrows</w:t>
+            </w:r>
+            <w:proofErr w:type="spellEnd"/>
+            <w:r>
+              <w:t> y verificación del mensaje</w:t>
             </w:r>
           </w:p>
         </w:tc>
@@ -6781,7 +8207,21 @@
         <w:rPr>
           <w:highlight w:val="green"/>
         </w:rPr>
-        <w:t> Autenticación y autorización stateless aplicada en el ecosistema de microservicios. Cubre RF-08 y RNF-06.</w:t>
+        <w:t xml:space="preserve"> Autenticación y autorización </w:t>
+      </w:r>
+      <w:proofErr w:type="spellStart"/>
+      <w:r>
+        <w:rPr>
+          <w:highlight w:val="green"/>
+        </w:rPr>
+        <w:t>stateless</w:t>
+      </w:r>
+      <w:proofErr w:type="spellEnd"/>
+      <w:r>
+        <w:rPr>
+          <w:highlight w:val="green"/>
+        </w:rPr>
+        <w:t xml:space="preserve"> aplicada en el ecosistema de microservicios. Cubre RF-08 y RNF-06.</w:t>
       </w:r>
     </w:p>
     <w:p>
@@ -6883,7 +8323,21 @@
         <w:rPr>
           <w:highlight w:val="green"/>
         </w:rPr>
-        <w:t>Token JWT generado al hacer login, firmado con clave HMAC leída desde Vault (cubre RNF-06). La clave no puede aparecer en ningún archivo de configuración del repositorio.</w:t>
+        <w:t xml:space="preserve">Token JWT generado al hacer </w:t>
+      </w:r>
+      <w:proofErr w:type="spellStart"/>
+      <w:r>
+        <w:rPr>
+          <w:highlight w:val="green"/>
+        </w:rPr>
+        <w:t>login</w:t>
+      </w:r>
+      <w:proofErr w:type="spellEnd"/>
+      <w:r>
+        <w:rPr>
+          <w:highlight w:val="green"/>
+        </w:rPr>
+        <w:t>, firmado con clave HMAC leída desde Vault (cubre RNF-06). La clave no puede aparecer en ningún archivo de configuración del repositorio.</w:t>
       </w:r>
     </w:p>
     <w:p>
@@ -6896,17 +8350,39 @@
           <w:highlight w:val="green"/>
         </w:rPr>
       </w:pPr>
-      <w:r>
-        <w:rPr>
-          <w:highlight w:val="green"/>
-        </w:rPr>
-        <w:t>DataInitializer en el servicio de autenticación que inserte los tres roles y al menos un usuario por rol al iniciar</w:t>
-      </w:r>
-      <w:r>
-        <w:rPr>
-          <w:highlight w:val="green"/>
-        </w:rPr>
-        <w:t xml:space="preserve"> (se hizo con flyway)</w:t>
+      <w:proofErr w:type="spellStart"/>
+      <w:r>
+        <w:rPr>
+          <w:highlight w:val="green"/>
+        </w:rPr>
+        <w:t>DataInitializer</w:t>
+      </w:r>
+      <w:proofErr w:type="spellEnd"/>
+      <w:r>
+        <w:rPr>
+          <w:highlight w:val="green"/>
+        </w:rPr>
+        <w:t> en el servicio de autenticación que inserte los tres roles y al menos un usuario por rol al iniciar</w:t>
+      </w:r>
+      <w:r>
+        <w:rPr>
+          <w:highlight w:val="green"/>
+        </w:rPr>
+        <w:t xml:space="preserve"> (se hizo con </w:t>
+      </w:r>
+      <w:proofErr w:type="spellStart"/>
+      <w:r>
+        <w:rPr>
+          <w:highlight w:val="green"/>
+        </w:rPr>
+        <w:t>flyway</w:t>
+      </w:r>
+      <w:proofErr w:type="spellEnd"/>
+      <w:r>
+        <w:rPr>
+          <w:highlight w:val="green"/>
+        </w:rPr>
+        <w:t>)</w:t>
       </w:r>
       <w:r>
         <w:rPr>
@@ -6925,11 +8401,47 @@
           <w:highlight w:val="green"/>
         </w:rPr>
       </w:pPr>
-      <w:r>
-        <w:rPr>
-          <w:highlight w:val="green"/>
-        </w:rPr>
-        <w:t>Endpoints de login y registro públicos; todos los demás requieren token válido.</w:t>
+      <w:proofErr w:type="spellStart"/>
+      <w:r>
+        <w:rPr>
+          <w:highlight w:val="green"/>
+        </w:rPr>
+        <w:t>Endpoints</w:t>
+      </w:r>
+      <w:proofErr w:type="spellEnd"/>
+      <w:r>
+        <w:rPr>
+          <w:highlight w:val="green"/>
+        </w:rPr>
+        <w:t xml:space="preserve"> de </w:t>
+      </w:r>
+      <w:proofErr w:type="spellStart"/>
+      <w:r>
+        <w:rPr>
+          <w:highlight w:val="green"/>
+        </w:rPr>
+        <w:t>login</w:t>
+      </w:r>
+      <w:proofErr w:type="spellEnd"/>
+      <w:r>
+        <w:rPr>
+          <w:highlight w:val="green"/>
+        </w:rPr>
+        <w:t xml:space="preserve"> y </w:t>
+      </w:r>
+      <w:proofErr w:type="gramStart"/>
+      <w:r>
+        <w:rPr>
+          <w:highlight w:val="green"/>
+        </w:rPr>
+        <w:t>registro públicos</w:t>
+      </w:r>
+      <w:proofErr w:type="gramEnd"/>
+      <w:r>
+        <w:rPr>
+          <w:highlight w:val="green"/>
+        </w:rPr>
+        <w:t>; todos los demás requieren token válido.</w:t>
       </w:r>
     </w:p>
     <w:p>
@@ -7156,8 +8668,13 @@
             <w:hideMark/>
           </w:tcPr>
           <w:p>
-            <w:r>
-              <w:t>DataInitializer que puebla roles y usuarios; clave JWT en Vault, no en archivos del repo (RNF-06)</w:t>
+            <w:proofErr w:type="spellStart"/>
+            <w:r>
+              <w:t>DataInitializer</w:t>
+            </w:r>
+            <w:proofErr w:type="spellEnd"/>
+            <w:r>
+              <w:t> que puebla roles y usuarios; clave JWT en Vault, no en archivos del repo (RNF-06)</w:t>
             </w:r>
           </w:p>
         </w:tc>
@@ -7357,7 +8874,21 @@
         <w:rPr>
           <w:highlight w:val="green"/>
         </w:rPr>
-        <w:t>Captura de pantalla del dashboard de Eureka mostrando todos los servicios en estado UP. Incluirla en el README.md.</w:t>
+        <w:t xml:space="preserve">Captura de pantalla del </w:t>
+      </w:r>
+      <w:proofErr w:type="spellStart"/>
+      <w:r>
+        <w:rPr>
+          <w:highlight w:val="green"/>
+        </w:rPr>
+        <w:t>dashboard</w:t>
+      </w:r>
+      <w:proofErr w:type="spellEnd"/>
+      <w:r>
+        <w:rPr>
+          <w:highlight w:val="green"/>
+        </w:rPr>
+        <w:t xml:space="preserve"> de Eureka mostrando todos los servicios en estado UP. Incluirla en el README.md.</w:t>
       </w:r>
     </w:p>
     <w:p>
@@ -7370,11 +8901,19 @@
           <w:highlight w:val="green"/>
         </w:rPr>
       </w:pPr>
-      <w:r>
-        <w:rPr>
-          <w:highlight w:val="green"/>
-        </w:rPr>
-        <w:t>Heartbeat e intervalo de renovación configurados explícitamente en al menos 1 servicio cliente (lease-renewal-interval-in-seconds, lease-expiration-duration-in-seconds).</w:t>
+      <w:proofErr w:type="spellStart"/>
+      <w:r>
+        <w:rPr>
+          <w:highlight w:val="green"/>
+        </w:rPr>
+        <w:t>Heartbeat</w:t>
+      </w:r>
+      <w:proofErr w:type="spellEnd"/>
+      <w:r>
+        <w:rPr>
+          <w:highlight w:val="green"/>
+        </w:rPr>
+        <w:t xml:space="preserve"> e intervalo de renovación configurados explícitamente en al menos 1 servicio cliente (lease-renewal-interval-in-seconds, lease-expiration-duration-in-seconds).</w:t>
       </w:r>
     </w:p>
     <w:p>
@@ -7602,7 +9141,15 @@
           </w:tcPr>
           <w:p>
             <w:r>
-              <w:t>Captura del dashboard con todos los servicios en estado UP incluida en el README.md</w:t>
+              <w:t xml:space="preserve">Captura del </w:t>
+            </w:r>
+            <w:proofErr w:type="spellStart"/>
+            <w:r>
+              <w:t>dashboard</w:t>
+            </w:r>
+            <w:proofErr w:type="spellEnd"/>
+            <w:r>
+              <w:t xml:space="preserve"> con todos los servicios en estado UP incluida en el README.md</w:t>
             </w:r>
           </w:p>
         </w:tc>
@@ -7653,8 +9200,13 @@
             <w:hideMark/>
           </w:tcPr>
           <w:p>
-            <w:r>
-              <w:t>Heartbeat e intervalo de renovación configurados en al menos 1 cliente</w:t>
+            <w:proofErr w:type="spellStart"/>
+            <w:r>
+              <w:t>Heartbeat</w:t>
+            </w:r>
+            <w:proofErr w:type="spellEnd"/>
+            <w:r>
+              <w:t xml:space="preserve"> e intervalo de renovación configurados en al menos 1 cliente</w:t>
             </w:r>
           </w:p>
         </w:tc>
@@ -7743,7 +9295,21 @@
         <w:rPr>
           <w:highlight w:val="green"/>
         </w:rPr>
-        <w:t> Punto de entrada único; enrutamiento load-balanced vía Eureka; filtros globales y por ruta. Cubre RNF-08.</w:t>
+        <w:t> Punto de entrada único; enrutamiento load-</w:t>
+      </w:r>
+      <w:proofErr w:type="spellStart"/>
+      <w:r>
+        <w:rPr>
+          <w:highlight w:val="green"/>
+        </w:rPr>
+        <w:t>balanced</w:t>
+      </w:r>
+      <w:proofErr w:type="spellEnd"/>
+      <w:r>
+        <w:rPr>
+          <w:highlight w:val="green"/>
+        </w:rPr>
+        <w:t xml:space="preserve"> vía Eureka; filtros globales y por ruta. Cubre RNF-08.</w:t>
       </w:r>
     </w:p>
     <w:p>
@@ -7775,7 +9341,37 @@
         <w:rPr>
           <w:highlight w:val="green"/>
         </w:rPr>
-        <w:t>Proyecto api-gateway configurado en application.yaml.</w:t>
+        <w:t>Proyecto api-</w:t>
+      </w:r>
+      <w:proofErr w:type="spellStart"/>
+      <w:r>
+        <w:rPr>
+          <w:highlight w:val="green"/>
+        </w:rPr>
+        <w:t>gateway</w:t>
+      </w:r>
+      <w:proofErr w:type="spellEnd"/>
+      <w:r>
+        <w:rPr>
+          <w:highlight w:val="green"/>
+        </w:rPr>
+        <w:t> configurado en </w:t>
+      </w:r>
+      <w:proofErr w:type="spellStart"/>
+      <w:proofErr w:type="gramStart"/>
+      <w:r>
+        <w:rPr>
+          <w:highlight w:val="green"/>
+        </w:rPr>
+        <w:t>application.yaml</w:t>
+      </w:r>
+      <w:proofErr w:type="spellEnd"/>
+      <w:proofErr w:type="gramEnd"/>
+      <w:r>
+        <w:rPr>
+          <w:highlight w:val="green"/>
+        </w:rPr>
+        <w:t>.</w:t>
       </w:r>
     </w:p>
     <w:p>
@@ -7868,7 +9464,105 @@
         <w:rPr>
           <w:highlight w:val="green"/>
         </w:rPr>
-        <w:t> implementando GlobalFilter y Ordered que agregue un header de trazabilidad a cada request (por ejemplo X-Request-Id con UUID o X-Gateway-Timestamp).</w:t>
+        <w:t> implementando </w:t>
+      </w:r>
+      <w:proofErr w:type="spellStart"/>
+      <w:r>
+        <w:rPr>
+          <w:highlight w:val="green"/>
+        </w:rPr>
+        <w:t>GlobalFilter</w:t>
+      </w:r>
+      <w:proofErr w:type="spellEnd"/>
+      <w:r>
+        <w:rPr>
+          <w:highlight w:val="green"/>
+        </w:rPr>
+        <w:t> y </w:t>
+      </w:r>
+      <w:proofErr w:type="spellStart"/>
+      <w:r>
+        <w:rPr>
+          <w:highlight w:val="green"/>
+        </w:rPr>
+        <w:t>Ordered</w:t>
+      </w:r>
+      <w:proofErr w:type="spellEnd"/>
+      <w:r>
+        <w:rPr>
+          <w:highlight w:val="green"/>
+        </w:rPr>
+        <w:t xml:space="preserve"> que agregue un </w:t>
+      </w:r>
+      <w:proofErr w:type="spellStart"/>
+      <w:r>
+        <w:rPr>
+          <w:highlight w:val="green"/>
+        </w:rPr>
+        <w:t>header</w:t>
+      </w:r>
+      <w:proofErr w:type="spellEnd"/>
+      <w:r>
+        <w:rPr>
+          <w:highlight w:val="green"/>
+        </w:rPr>
+        <w:t xml:space="preserve"> de trazabilidad a cada </w:t>
+      </w:r>
+      <w:proofErr w:type="spellStart"/>
+      <w:r>
+        <w:rPr>
+          <w:highlight w:val="green"/>
+        </w:rPr>
+        <w:t>request</w:t>
+      </w:r>
+      <w:proofErr w:type="spellEnd"/>
+      <w:r>
+        <w:rPr>
+          <w:highlight w:val="green"/>
+        </w:rPr>
+        <w:t xml:space="preserve"> (por </w:t>
+      </w:r>
+      <w:proofErr w:type="gramStart"/>
+      <w:r>
+        <w:rPr>
+          <w:highlight w:val="green"/>
+        </w:rPr>
+        <w:t>ejemplo</w:t>
+      </w:r>
+      <w:proofErr w:type="gramEnd"/>
+      <w:r>
+        <w:rPr>
+          <w:highlight w:val="green"/>
+        </w:rPr>
+        <w:t> X-</w:t>
+      </w:r>
+      <w:proofErr w:type="spellStart"/>
+      <w:r>
+        <w:rPr>
+          <w:highlight w:val="green"/>
+        </w:rPr>
+        <w:t>Request</w:t>
+      </w:r>
+      <w:proofErr w:type="spellEnd"/>
+      <w:r>
+        <w:rPr>
+          <w:highlight w:val="green"/>
+        </w:rPr>
+        <w:t>-Id con UUID o X-Gateway-</w:t>
+      </w:r>
+      <w:proofErr w:type="spellStart"/>
+      <w:r>
+        <w:rPr>
+          <w:highlight w:val="green"/>
+        </w:rPr>
+        <w:t>Timestamp</w:t>
+      </w:r>
+      <w:proofErr w:type="spellEnd"/>
+      <w:r>
+        <w:rPr>
+          <w:highlight w:val="green"/>
+        </w:rPr>
+        <w:t>).</w:t>
       </w:r>
     </w:p>
     <w:p>
@@ -7899,7 +9593,49 @@
         <w:rPr>
           <w:highlight w:val="green"/>
         </w:rPr>
-        <w:t> aplicado a al menos una ruta (StripPrefix, AddRequestHeader, CircuitBreaker u otro de Spring Cloud Gateway).</w:t>
+        <w:t> aplicado a al menos una ruta (</w:t>
+      </w:r>
+      <w:proofErr w:type="spellStart"/>
+      <w:r>
+        <w:rPr>
+          <w:highlight w:val="green"/>
+        </w:rPr>
+        <w:t>StripPrefix</w:t>
+      </w:r>
+      <w:proofErr w:type="spellEnd"/>
+      <w:r>
+        <w:rPr>
+          <w:highlight w:val="green"/>
+        </w:rPr>
+        <w:t>, </w:t>
+      </w:r>
+      <w:proofErr w:type="spellStart"/>
+      <w:r>
+        <w:rPr>
+          <w:highlight w:val="green"/>
+        </w:rPr>
+        <w:t>AddRequestHeader</w:t>
+      </w:r>
+      <w:proofErr w:type="spellEnd"/>
+      <w:r>
+        <w:rPr>
+          <w:highlight w:val="green"/>
+        </w:rPr>
+        <w:t>, </w:t>
+      </w:r>
+      <w:proofErr w:type="spellStart"/>
+      <w:r>
+        <w:rPr>
+          <w:highlight w:val="green"/>
+        </w:rPr>
+        <w:t>CircuitBreaker</w:t>
+      </w:r>
+      <w:proofErr w:type="spellEnd"/>
+      <w:r>
+        <w:rPr>
+          <w:highlight w:val="green"/>
+        </w:rPr>
+        <w:t> u otro de Spring Cloud Gateway).</w:t>
       </w:r>
     </w:p>
     <w:p>
@@ -8092,8 +9828,15 @@
           </w:tcPr>
           <w:p>
             <w:r>
-              <w:t>Mínimo 3 rutas con predicados correctamente definidos en application.yaml</w:t>
-            </w:r>
+              <w:t>Mínimo 3 rutas con predicados correctamente definidos en </w:t>
+            </w:r>
+            <w:proofErr w:type="spellStart"/>
+            <w:proofErr w:type="gramStart"/>
+            <w:r>
+              <w:t>application.yaml</w:t>
+            </w:r>
+            <w:proofErr w:type="spellEnd"/>
+            <w:proofErr w:type="gramEnd"/>
           </w:p>
         </w:tc>
         <w:tc>
@@ -8143,8 +9886,21 @@
             <w:hideMark/>
           </w:tcPr>
           <w:p>
-            <w:r>
-              <w:t>GlobalFilter personalizado con header de trazabilidad aplicado a todas las solicitudes</w:t>
+            <w:proofErr w:type="spellStart"/>
+            <w:r>
+              <w:t>GlobalFilter</w:t>
+            </w:r>
+            <w:proofErr w:type="spellEnd"/>
+            <w:r>
+              <w:t xml:space="preserve"> personalizado con </w:t>
+            </w:r>
+            <w:proofErr w:type="spellStart"/>
+            <w:r>
+              <w:t>header</w:t>
+            </w:r>
+            <w:proofErr w:type="spellEnd"/>
+            <w:r>
+              <w:t xml:space="preserve"> de trazabilidad aplicado a todas las solicitudes</w:t>
             </w:r>
           </w:p>
         </w:tc>
@@ -8254,34 +10010,87 @@
         <w:rPr>
           <w:b/>
           <w:bCs/>
-        </w:rPr>
-      </w:pPr>
-      <w:r>
-        <w:rPr>
-          <w:b/>
-          <w:bCs/>
+          <w:highlight w:val="green"/>
+        </w:rPr>
+      </w:pPr>
+      <w:r>
+        <w:rPr>
+          <w:b/>
+          <w:bCs/>
+          <w:highlight w:val="green"/>
         </w:rPr>
         <w:lastRenderedPageBreak/>
-        <w:t>Sección 13: Config Server y Config Client (15 puntos)</w:t>
-      </w:r>
-    </w:p>
-    <w:p>
-      <w:r>
-        <w:rPr>
-          <w:b/>
-          <w:bCs/>
+        <w:t xml:space="preserve">Sección 13: </w:t>
+      </w:r>
+      <w:proofErr w:type="spellStart"/>
+      <w:r>
+        <w:rPr>
+          <w:b/>
+          <w:bCs/>
+          <w:highlight w:val="green"/>
+        </w:rPr>
+        <w:t>Config</w:t>
+      </w:r>
+      <w:proofErr w:type="spellEnd"/>
+      <w:r>
+        <w:rPr>
+          <w:b/>
+          <w:bCs/>
+          <w:highlight w:val="green"/>
+        </w:rPr>
+        <w:t xml:space="preserve"> Server y </w:t>
+      </w:r>
+      <w:proofErr w:type="spellStart"/>
+      <w:r>
+        <w:rPr>
+          <w:b/>
+          <w:bCs/>
+          <w:highlight w:val="green"/>
+        </w:rPr>
+        <w:t>Config</w:t>
+      </w:r>
+      <w:proofErr w:type="spellEnd"/>
+      <w:r>
+        <w:rPr>
+          <w:b/>
+          <w:bCs/>
+          <w:highlight w:val="green"/>
+        </w:rPr>
+        <w:t xml:space="preserve"> Client (15 puntos)</w:t>
+      </w:r>
+    </w:p>
+    <w:p>
+      <w:pPr>
+        <w:rPr>
+          <w:highlight w:val="green"/>
+        </w:rPr>
+      </w:pPr>
+      <w:r>
+        <w:rPr>
+          <w:b/>
+          <w:bCs/>
+          <w:highlight w:val="green"/>
         </w:rPr>
         <w:t>Qué se evalúa:</w:t>
       </w:r>
       <w:r>
+        <w:rPr>
+          <w:highlight w:val="green"/>
+        </w:rPr>
         <w:t> Configuración externalizada y centralizada; recarga de propiedades en caliente.</w:t>
       </w:r>
     </w:p>
     <w:p>
-      <w:r>
-        <w:rPr>
-          <w:b/>
-          <w:bCs/>
+      <w:pPr>
+        <w:rPr>
+          <w:highlight w:val="green"/>
+        </w:rPr>
+      </w:pPr>
+      <w:r>
+        <w:rPr>
+          <w:b/>
+          <w:bCs/>
+          <w:highlight w:val="green"/>
         </w:rPr>
         <w:t>Entregables:</w:t>
       </w:r>
@@ -8292,9 +10101,29 @@
           <w:ilvl w:val="0"/>
           <w:numId w:val="15"/>
         </w:numPr>
-      </w:pPr>
-      <w:r>
-        <w:t>Proyecto config-server con @EnableConfigServer apuntando a un repositorio Git local o remoto con archivos de configuración por servicio.</w:t>
+        <w:rPr>
+          <w:highlight w:val="green"/>
+        </w:rPr>
+      </w:pPr>
+      <w:r>
+        <w:rPr>
+          <w:highlight w:val="green"/>
+        </w:rPr>
+        <w:t>Proyecto </w:t>
+      </w:r>
+      <w:proofErr w:type="spellStart"/>
+      <w:r>
+        <w:rPr>
+          <w:highlight w:val="green"/>
+        </w:rPr>
+        <w:t>config</w:t>
+      </w:r>
+      <w:proofErr w:type="spellEnd"/>
+      <w:r>
+        <w:rPr>
+          <w:highlight w:val="green"/>
+        </w:rPr>
+        <w:t>-server con @EnableConfigServer apuntando a un repositorio Git local o remoto con archivos de configuración por servicio.</w:t>
       </w:r>
     </w:p>
     <w:p>
@@ -8303,20 +10132,82 @@
           <w:ilvl w:val="0"/>
           <w:numId w:val="15"/>
         </w:numPr>
-      </w:pPr>
-      <w:r>
+        <w:rPr>
+          <w:highlight w:val="green"/>
+        </w:rPr>
+      </w:pPr>
+      <w:r>
+        <w:rPr>
+          <w:highlight w:val="green"/>
+        </w:rPr>
         <w:t>Al menos </w:t>
       </w:r>
       <w:r>
         <w:rPr>
           <w:b/>
           <w:bCs/>
+          <w:highlight w:val="green"/>
         </w:rPr>
         <w:t>2 microservicios</w:t>
       </w:r>
       <w:r>
-        <w:t> configurados como Config Client con spring.config.import=configserver:.</w:t>
-      </w:r>
+        <w:rPr>
+          <w:highlight w:val="green"/>
+        </w:rPr>
+        <w:t xml:space="preserve"> configurados como </w:t>
+      </w:r>
+      <w:proofErr w:type="spellStart"/>
+      <w:r>
+        <w:rPr>
+          <w:highlight w:val="green"/>
+        </w:rPr>
+        <w:t>Config</w:t>
+      </w:r>
+      <w:proofErr w:type="spellEnd"/>
+      <w:r>
+        <w:rPr>
+          <w:highlight w:val="green"/>
+        </w:rPr>
+        <w:t xml:space="preserve"> Client con </w:t>
+      </w:r>
+      <w:proofErr w:type="spellStart"/>
+      <w:r>
+        <w:rPr>
+          <w:highlight w:val="green"/>
+        </w:rPr>
+        <w:t>spring.</w:t>
+      </w:r>
+      <w:proofErr w:type="gramStart"/>
+      <w:r>
+        <w:rPr>
+          <w:highlight w:val="green"/>
+        </w:rPr>
+        <w:t>config.import</w:t>
+      </w:r>
+      <w:proofErr w:type="spellEnd"/>
+      <w:proofErr w:type="gramEnd"/>
+      <w:r>
+        <w:rPr>
+          <w:highlight w:val="green"/>
+        </w:rPr>
+        <w:t>=</w:t>
+      </w:r>
+      <w:proofErr w:type="spellStart"/>
+      <w:proofErr w:type="gramStart"/>
+      <w:r>
+        <w:rPr>
+          <w:highlight w:val="green"/>
+        </w:rPr>
+        <w:t>configserver</w:t>
+      </w:r>
+      <w:proofErr w:type="spellEnd"/>
+      <w:r>
+        <w:rPr>
+          <w:highlight w:val="green"/>
+        </w:rPr>
+        <w:t>:.</w:t>
+      </w:r>
+      <w:proofErr w:type="gramEnd"/>
     </w:p>
     <w:p>
       <w:pPr>
@@ -8324,19 +10215,91 @@
           <w:ilvl w:val="0"/>
           <w:numId w:val="15"/>
         </w:numPr>
-      </w:pPr>
-      <w:r>
-        <w:t>Los Config Clients deben obtener al menos una propiedad de negocio o de infraestructura </w:t>
-      </w:r>
-      <w:r>
-        <w:rPr>
-          <w:b/>
-          <w:bCs/>
-        </w:rPr>
-        <w:t>exclusivamente del Config Server</w:t>
-      </w:r>
-      <w:r>
-        <w:t> (no de su application.yaml local). Ejemplos: puerto, nombre de base de datos, umbral de negocio configurable.</w:t>
+        <w:rPr>
+          <w:highlight w:val="green"/>
+        </w:rPr>
+      </w:pPr>
+      <w:r>
+        <w:rPr>
+          <w:highlight w:val="green"/>
+        </w:rPr>
+        <w:t xml:space="preserve">Los </w:t>
+      </w:r>
+      <w:proofErr w:type="spellStart"/>
+      <w:r>
+        <w:rPr>
+          <w:highlight w:val="green"/>
+        </w:rPr>
+        <w:t>Config</w:t>
+      </w:r>
+      <w:proofErr w:type="spellEnd"/>
+      <w:r>
+        <w:rPr>
+          <w:highlight w:val="green"/>
+        </w:rPr>
+        <w:t xml:space="preserve"> </w:t>
+      </w:r>
+      <w:proofErr w:type="spellStart"/>
+      <w:r>
+        <w:rPr>
+          <w:highlight w:val="green"/>
+        </w:rPr>
+        <w:t>Clients</w:t>
+      </w:r>
+      <w:proofErr w:type="spellEnd"/>
+      <w:r>
+        <w:rPr>
+          <w:highlight w:val="green"/>
+        </w:rPr>
+        <w:t xml:space="preserve"> deben obtener al menos una propiedad de negocio o de infraestructura </w:t>
+      </w:r>
+      <w:r>
+        <w:rPr>
+          <w:b/>
+          <w:bCs/>
+          <w:highlight w:val="green"/>
+        </w:rPr>
+        <w:t xml:space="preserve">exclusivamente del </w:t>
+      </w:r>
+      <w:proofErr w:type="spellStart"/>
+      <w:r>
+        <w:rPr>
+          <w:b/>
+          <w:bCs/>
+          <w:highlight w:val="green"/>
+        </w:rPr>
+        <w:t>Config</w:t>
+      </w:r>
+      <w:proofErr w:type="spellEnd"/>
+      <w:r>
+        <w:rPr>
+          <w:b/>
+          <w:bCs/>
+          <w:highlight w:val="green"/>
+        </w:rPr>
+        <w:t xml:space="preserve"> Server</w:t>
+      </w:r>
+      <w:r>
+        <w:rPr>
+          <w:highlight w:val="green"/>
+        </w:rPr>
+        <w:t> (no de su </w:t>
+      </w:r>
+      <w:proofErr w:type="spellStart"/>
+      <w:proofErr w:type="gramStart"/>
+      <w:r>
+        <w:rPr>
+          <w:highlight w:val="green"/>
+        </w:rPr>
+        <w:t>application.yaml</w:t>
+      </w:r>
+      <w:proofErr w:type="spellEnd"/>
+      <w:proofErr w:type="gramEnd"/>
+      <w:r>
+        <w:rPr>
+          <w:highlight w:val="green"/>
+        </w:rPr>
+        <w:t> local). Ejemplos: puerto, nombre de base de datos, umbral de negocio configurable.</w:t>
       </w:r>
     </w:p>
     <w:p>
@@ -8345,16 +10308,65 @@
           <w:ilvl w:val="0"/>
           <w:numId w:val="15"/>
         </w:numPr>
-      </w:pPr>
-      <w:r>
-        <w:t>Demostración de recarga en caliente: cambiar una propiedad en el repositorio de configuración, llamar a /actuator/refresh en el servicio afectado (requiere @RefreshScope), y verificar que el valor se actualiza sin reiniciar. Documentar el proceso con el comando curl exacto en el README.md.</w:t>
-      </w:r>
-    </w:p>
-    <w:p>
-      <w:r>
-        <w:rPr>
-          <w:b/>
-          <w:bCs/>
+        <w:rPr>
+          <w:highlight w:val="green"/>
+        </w:rPr>
+      </w:pPr>
+      <w:r>
+        <w:rPr>
+          <w:highlight w:val="green"/>
+        </w:rPr>
+        <w:t>Demostración de recarga en caliente: cambiar una propiedad en el repositorio de configuración, llamar a /</w:t>
+      </w:r>
+      <w:proofErr w:type="spellStart"/>
+      <w:r>
+        <w:rPr>
+          <w:highlight w:val="green"/>
+        </w:rPr>
+        <w:t>actuator</w:t>
+      </w:r>
+      <w:proofErr w:type="spellEnd"/>
+      <w:r>
+        <w:rPr>
+          <w:highlight w:val="green"/>
+        </w:rPr>
+        <w:t>/</w:t>
+      </w:r>
+      <w:proofErr w:type="spellStart"/>
+      <w:r>
+        <w:rPr>
+          <w:highlight w:val="green"/>
+        </w:rPr>
+        <w:t>refresh</w:t>
+      </w:r>
+      <w:proofErr w:type="spellEnd"/>
+      <w:r>
+        <w:rPr>
+          <w:highlight w:val="green"/>
+        </w:rPr>
+        <w:t> en el servicio afectado (requiere @RefreshScope), y verificar que el valor se actualiza sin reiniciar. Documentar el proceso con el comando </w:t>
+      </w:r>
+      <w:proofErr w:type="spellStart"/>
+      <w:r>
+        <w:rPr>
+          <w:highlight w:val="green"/>
+        </w:rPr>
+        <w:t>curl</w:t>
+      </w:r>
+      <w:proofErr w:type="spellEnd"/>
+      <w:r>
+        <w:rPr>
+          <w:highlight w:val="green"/>
+        </w:rPr>
+        <w:t> exacto en el README.md.</w:t>
+      </w:r>
+    </w:p>
+    <w:p>
+      <w:r>
+        <w:rPr>
+          <w:b/>
+          <w:bCs/>
+          <w:highlight w:val="green"/>
         </w:rPr>
         <w:t>Rúbrica:</w:t>
       </w:r>
@@ -8470,8 +10482,13 @@
             <w:hideMark/>
           </w:tcPr>
           <w:p>
-            <w:r>
-              <w:t>config-server levanta y sirve configuración desde repositorio Git</w:t>
+            <w:proofErr w:type="spellStart"/>
+            <w:r>
+              <w:t>config</w:t>
+            </w:r>
+            <w:proofErr w:type="spellEnd"/>
+            <w:r>
+              <w:t>-server levanta y sirve configuración desde repositorio Git</w:t>
             </w:r>
           </w:p>
         </w:tc>
@@ -8523,7 +10540,15 @@
           </w:tcPr>
           <w:p>
             <w:r>
-              <w:t>Mínimo 2 microservicios consumen configuración del Config Server correctamente</w:t>
+              <w:t xml:space="preserve">Mínimo 2 microservicios consumen configuración del </w:t>
+            </w:r>
+            <w:proofErr w:type="spellStart"/>
+            <w:r>
+              <w:t>Config</w:t>
+            </w:r>
+            <w:proofErr w:type="spellEnd"/>
+            <w:r>
+              <w:t xml:space="preserve"> Server correctamente</w:t>
             </w:r>
           </w:p>
         </w:tc>
@@ -8575,7 +10600,15 @@
           </w:tcPr>
           <w:p>
             <w:r>
-              <w:t>Al menos una propiedad de negocio o infraestructura proviene exclusivamente del Config Server</w:t>
+              <w:t xml:space="preserve">Al menos una propiedad de negocio o infraestructura proviene exclusivamente del </w:t>
+            </w:r>
+            <w:proofErr w:type="spellStart"/>
+            <w:r>
+              <w:t>Config</w:t>
+            </w:r>
+            <w:proofErr w:type="spellEnd"/>
+            <w:r>
+              <w:t xml:space="preserve"> Server</w:t>
             </w:r>
           </w:p>
         </w:tc>
@@ -8627,7 +10660,31 @@
           </w:tcPr>
           <w:p>
             <w:r>
-              <w:t>@RefreshScope + /actuator/refresh demostrado y documentado con curl en el README.md</w:t>
+              <w:t>@RefreshScope + /</w:t>
+            </w:r>
+            <w:proofErr w:type="spellStart"/>
+            <w:r>
+              <w:t>actuator</w:t>
+            </w:r>
+            <w:proofErr w:type="spellEnd"/>
+            <w:r>
+              <w:t>/</w:t>
+            </w:r>
+            <w:proofErr w:type="spellStart"/>
+            <w:r>
+              <w:t>refresh</w:t>
+            </w:r>
+            <w:proofErr w:type="spellEnd"/>
+            <w:r>
+              <w:t> demostrado y documentado con </w:t>
+            </w:r>
+            <w:proofErr w:type="spellStart"/>
+            <w:r>
+              <w:t>curl</w:t>
+            </w:r>
+            <w:proofErr w:type="spellEnd"/>
+            <w:r>
+              <w:t> en el README.md</w:t>
             </w:r>
           </w:p>
         </w:tc>
@@ -8697,7 +10754,25 @@
           <w:highlight w:val="red"/>
         </w:rPr>
         <w:lastRenderedPageBreak/>
-        <w:t>Sección 14: Gestión de Secretos con HashiCorp Vault (10 puntos)</w:t>
+        <w:t xml:space="preserve">Sección 14: Gestión de Secretos con </w:t>
+      </w:r>
+      <w:proofErr w:type="spellStart"/>
+      <w:r>
+        <w:rPr>
+          <w:b/>
+          <w:bCs/>
+          <w:highlight w:val="red"/>
+        </w:rPr>
+        <w:t>HashiCorp</w:t>
+      </w:r>
+      <w:proofErr w:type="spellEnd"/>
+      <w:r>
+        <w:rPr>
+          <w:b/>
+          <w:bCs/>
+          <w:highlight w:val="red"/>
+        </w:rPr>
+        <w:t xml:space="preserve"> Vault (10 puntos)</w:t>
       </w:r>
     </w:p>
     <w:p>
@@ -8750,7 +10825,35 @@
         <w:rPr>
           <w:highlight w:val="red"/>
         </w:rPr>
-        <w:t>Vault en ejecución en modo desarrollo (vault server -dev) o mediante Docker.</w:t>
+        <w:t>Vault en ejecución en modo desarrollo (</w:t>
+      </w:r>
+      <w:proofErr w:type="spellStart"/>
+      <w:r>
+        <w:rPr>
+          <w:highlight w:val="red"/>
+        </w:rPr>
+        <w:t>vault</w:t>
+      </w:r>
+      <w:proofErr w:type="spellEnd"/>
+      <w:r>
+        <w:rPr>
+          <w:highlight w:val="red"/>
+        </w:rPr>
+        <w:t xml:space="preserve"> server -</w:t>
+      </w:r>
+      <w:proofErr w:type="spellStart"/>
+      <w:r>
+        <w:rPr>
+          <w:highlight w:val="red"/>
+        </w:rPr>
+        <w:t>dev</w:t>
+      </w:r>
+      <w:proofErr w:type="spellEnd"/>
+      <w:r>
+        <w:rPr>
+          <w:highlight w:val="red"/>
+        </w:rPr>
+        <w:t>) o mediante Docker.</w:t>
       </w:r>
     </w:p>
     <w:p>
@@ -8781,7 +10884,35 @@
         <w:rPr>
           <w:highlight w:val="red"/>
         </w:rPr>
-        <w:t> (secreto HMAC) almacenada en Vault (backend kv) y leída por el servicio de autenticación usando Spring Cloud Vault.</w:t>
+        <w:t> (secreto HMAC) almacenada en Vault (</w:t>
+      </w:r>
+      <w:proofErr w:type="spellStart"/>
+      <w:r>
+        <w:rPr>
+          <w:highlight w:val="red"/>
+        </w:rPr>
+        <w:t>backend</w:t>
+      </w:r>
+      <w:proofErr w:type="spellEnd"/>
+      <w:r>
+        <w:rPr>
+          <w:highlight w:val="red"/>
+        </w:rPr>
+        <w:t> </w:t>
+      </w:r>
+      <w:proofErr w:type="spellStart"/>
+      <w:r>
+        <w:rPr>
+          <w:highlight w:val="red"/>
+        </w:rPr>
+        <w:t>kv</w:t>
+      </w:r>
+      <w:proofErr w:type="spellEnd"/>
+      <w:r>
+        <w:rPr>
+          <w:highlight w:val="red"/>
+        </w:rPr>
+        <w:t>) y leída por el servicio de autenticación usando Spring Cloud Vault.</w:t>
       </w:r>
     </w:p>
     <w:p>
@@ -8812,7 +10943,53 @@
         <w:rPr>
           <w:highlight w:val="red"/>
         </w:rPr>
-        <w:t> en ningún application.yaml, bootstrap.yaml, archivo de configuración del Config Server ni en código fuente. Su ausencia es verificable.</w:t>
+        <w:t> en ningún </w:t>
+      </w:r>
+      <w:proofErr w:type="spellStart"/>
+      <w:proofErr w:type="gramStart"/>
+      <w:r>
+        <w:rPr>
+          <w:highlight w:val="red"/>
+        </w:rPr>
+        <w:t>application.yaml</w:t>
+      </w:r>
+      <w:proofErr w:type="spellEnd"/>
+      <w:proofErr w:type="gramEnd"/>
+      <w:r>
+        <w:rPr>
+          <w:highlight w:val="red"/>
+        </w:rPr>
+        <w:t>, </w:t>
+      </w:r>
+      <w:proofErr w:type="spellStart"/>
+      <w:proofErr w:type="gramStart"/>
+      <w:r>
+        <w:rPr>
+          <w:highlight w:val="red"/>
+        </w:rPr>
+        <w:t>bootstrap.yaml</w:t>
+      </w:r>
+      <w:proofErr w:type="spellEnd"/>
+      <w:proofErr w:type="gramEnd"/>
+      <w:r>
+        <w:rPr>
+          <w:highlight w:val="red"/>
+        </w:rPr>
+        <w:t xml:space="preserve">, archivo de configuración del </w:t>
+      </w:r>
+      <w:proofErr w:type="spellStart"/>
+      <w:r>
+        <w:rPr>
+          <w:highlight w:val="red"/>
+        </w:rPr>
+        <w:t>Config</w:t>
+      </w:r>
+      <w:proofErr w:type="spellEnd"/>
+      <w:r>
+        <w:rPr>
+          <w:highlight w:val="red"/>
+        </w:rPr>
+        <w:t xml:space="preserve"> Server ni en código fuente. Su ausencia es verificable.</w:t>
       </w:r>
     </w:p>
     <w:p>
@@ -8829,7 +11006,37 @@
         <w:rPr>
           <w:highlight w:val="red"/>
         </w:rPr>
-        <w:t>Configuración de Spring Cloud Vault en el bootstrap.yaml del servicio cliente: dirección de Vault, token de acceso, backend y ruta del secreto.</w:t>
+        <w:t>Configuración de Spring Cloud Vault en el </w:t>
+      </w:r>
+      <w:proofErr w:type="spellStart"/>
+      <w:proofErr w:type="gramStart"/>
+      <w:r>
+        <w:rPr>
+          <w:highlight w:val="red"/>
+        </w:rPr>
+        <w:t>bootstrap.yaml</w:t>
+      </w:r>
+      <w:proofErr w:type="spellEnd"/>
+      <w:proofErr w:type="gramEnd"/>
+      <w:r>
+        <w:rPr>
+          <w:highlight w:val="red"/>
+        </w:rPr>
+        <w:t xml:space="preserve"> del servicio cliente: dirección de Vault, token de acceso, </w:t>
+      </w:r>
+      <w:proofErr w:type="spellStart"/>
+      <w:r>
+        <w:rPr>
+          <w:highlight w:val="red"/>
+        </w:rPr>
+        <w:t>backend</w:t>
+      </w:r>
+      <w:proofErr w:type="spellEnd"/>
+      <w:r>
+        <w:rPr>
+          <w:highlight w:val="red"/>
+        </w:rPr>
+        <w:t xml:space="preserve"> y ruta del secreto.</w:t>
       </w:r>
     </w:p>
     <w:p>
@@ -9057,7 +11264,17 @@
           </w:tcPr>
           <w:p>
             <w:r>
-              <w:t>Configuración de Spring Cloud Vault en bootstrap.yaml correcta y completa</w:t>
+              <w:t>Configuración de Spring Cloud Vault en </w:t>
+            </w:r>
+            <w:proofErr w:type="spellStart"/>
+            <w:proofErr w:type="gramStart"/>
+            <w:r>
+              <w:t>bootstrap.yaml</w:t>
+            </w:r>
+            <w:proofErr w:type="spellEnd"/>
+            <w:proofErr w:type="gramEnd"/>
+            <w:r>
+              <w:t> correcta y completa</w:t>
             </w:r>
           </w:p>
         </w:tc>
@@ -9125,7 +11342,25 @@
           <w:highlight w:val="green"/>
         </w:rPr>
         <w:lastRenderedPageBreak/>
-        <w:t>Sección 15: Patrones de Resiliencia — Circuit Breaker (15 puntos)</w:t>
+        <w:t xml:space="preserve">Sección 15: Patrones de Resiliencia — </w:t>
+      </w:r>
+      <w:proofErr w:type="spellStart"/>
+      <w:r>
+        <w:rPr>
+          <w:b/>
+          <w:bCs/>
+          <w:highlight w:val="green"/>
+        </w:rPr>
+        <w:t>Circuit</w:t>
+      </w:r>
+      <w:proofErr w:type="spellEnd"/>
+      <w:r>
+        <w:rPr>
+          <w:b/>
+          <w:bCs/>
+          <w:highlight w:val="green"/>
+        </w:rPr>
+        <w:t xml:space="preserve"> Breaker (15 puntos)</w:t>
       </w:r>
     </w:p>
     <w:p>
@@ -9146,7 +11381,21 @@
         <w:rPr>
           <w:highlight w:val="green"/>
         </w:rPr>
-        <w:t> Resiliencia en la comunicación inter-servicio con Resilience4j.</w:t>
+        <w:t xml:space="preserve"> Resiliencia en la comunicación </w:t>
+      </w:r>
+      <w:proofErr w:type="spellStart"/>
+      <w:r>
+        <w:rPr>
+          <w:highlight w:val="green"/>
+        </w:rPr>
+        <w:t>inter-servicio</w:t>
+      </w:r>
+      <w:proofErr w:type="spellEnd"/>
+      <w:r>
+        <w:rPr>
+          <w:highlight w:val="green"/>
+        </w:rPr>
+        <w:t xml:space="preserve"> con Resilience4j.</w:t>
       </w:r>
     </w:p>
     <w:p>
@@ -9223,7 +11472,49 @@
         <w:rPr>
           <w:highlight w:val="green"/>
         </w:rPr>
-        <w:t> de comunicación inter-servicio, con un método fallback que retorne una respuesta degradada pero funcional. El fallback no puede lanzar una excepción genérica.</w:t>
+        <w:t xml:space="preserve"> de comunicación </w:t>
+      </w:r>
+      <w:proofErr w:type="spellStart"/>
+      <w:r>
+        <w:rPr>
+          <w:highlight w:val="green"/>
+        </w:rPr>
+        <w:t>inter-servicio</w:t>
+      </w:r>
+      <w:proofErr w:type="spellEnd"/>
+      <w:r>
+        <w:rPr>
+          <w:highlight w:val="green"/>
+        </w:rPr>
+        <w:t>, con un método </w:t>
+      </w:r>
+      <w:proofErr w:type="spellStart"/>
+      <w:r>
+        <w:rPr>
+          <w:highlight w:val="green"/>
+        </w:rPr>
+        <w:t>fallback</w:t>
+      </w:r>
+      <w:proofErr w:type="spellEnd"/>
+      <w:r>
+        <w:rPr>
+          <w:highlight w:val="green"/>
+        </w:rPr>
+        <w:t xml:space="preserve"> que retorne una respuesta degradada pero funcional. El </w:t>
+      </w:r>
+      <w:proofErr w:type="spellStart"/>
+      <w:r>
+        <w:rPr>
+          <w:highlight w:val="green"/>
+        </w:rPr>
+        <w:t>fallback</w:t>
+      </w:r>
+      <w:proofErr w:type="spellEnd"/>
+      <w:r>
+        <w:rPr>
+          <w:highlight w:val="green"/>
+        </w:rPr>
+        <w:t xml:space="preserve"> no puede lanzar una excepción genérica.</w:t>
       </w:r>
     </w:p>
     <w:p>
@@ -9240,7 +11531,23 @@
         <w:rPr>
           <w:highlight w:val="green"/>
         </w:rPr>
-        <w:t>Configuración en application.yaml:</w:t>
+        <w:t>Configuración en </w:t>
+      </w:r>
+      <w:proofErr w:type="spellStart"/>
+      <w:proofErr w:type="gramStart"/>
+      <w:r>
+        <w:rPr>
+          <w:highlight w:val="green"/>
+        </w:rPr>
+        <w:t>application.yaml</w:t>
+      </w:r>
+      <w:proofErr w:type="spellEnd"/>
+      <w:proofErr w:type="gramEnd"/>
+      <w:r>
+        <w:rPr>
+          <w:highlight w:val="green"/>
+        </w:rPr>
+        <w:t>:</w:t>
       </w:r>
     </w:p>
     <w:p>
@@ -9253,11 +11560,19 @@
           <w:highlight w:val="green"/>
         </w:rPr>
       </w:pPr>
-      <w:r>
-        <w:rPr>
-          <w:highlight w:val="green"/>
-        </w:rPr>
-        <w:t>failureRateThreshold: porcentaje de fallos que abre el circuito.</w:t>
+      <w:proofErr w:type="spellStart"/>
+      <w:r>
+        <w:rPr>
+          <w:highlight w:val="green"/>
+        </w:rPr>
+        <w:t>failureRateThreshold</w:t>
+      </w:r>
+      <w:proofErr w:type="spellEnd"/>
+      <w:r>
+        <w:rPr>
+          <w:highlight w:val="green"/>
+        </w:rPr>
+        <w:t>: porcentaje de fallos que abre el circuito.</w:t>
       </w:r>
     </w:p>
     <w:p>
@@ -9270,11 +11585,19 @@
           <w:highlight w:val="green"/>
         </w:rPr>
       </w:pPr>
-      <w:r>
-        <w:rPr>
-          <w:highlight w:val="green"/>
-        </w:rPr>
-        <w:t>waitDurationInOpenState: tiempo en estado abierto antes de pasar a Half-Open.</w:t>
+      <w:proofErr w:type="spellStart"/>
+      <w:r>
+        <w:rPr>
+          <w:highlight w:val="green"/>
+        </w:rPr>
+        <w:t>waitDurationInOpenState</w:t>
+      </w:r>
+      <w:proofErr w:type="spellEnd"/>
+      <w:r>
+        <w:rPr>
+          <w:highlight w:val="green"/>
+        </w:rPr>
+        <w:t>: tiempo en estado abierto antes de pasar a Half-Open.</w:t>
       </w:r>
     </w:p>
     <w:p>
@@ -9287,11 +11610,19 @@
           <w:highlight w:val="green"/>
         </w:rPr>
       </w:pPr>
-      <w:r>
-        <w:rPr>
-          <w:highlight w:val="green"/>
-        </w:rPr>
-        <w:t>slidingWindowSize: número de llamadas evaluadas.</w:t>
+      <w:proofErr w:type="spellStart"/>
+      <w:r>
+        <w:rPr>
+          <w:highlight w:val="green"/>
+        </w:rPr>
+        <w:t>slidingWindowSize</w:t>
+      </w:r>
+      <w:proofErr w:type="spellEnd"/>
+      <w:r>
+        <w:rPr>
+          <w:highlight w:val="green"/>
+        </w:rPr>
+        <w:t>: número de llamadas evaluadas.</w:t>
       </w:r>
     </w:p>
     <w:p>
@@ -9322,7 +11653,21 @@
         <w:rPr>
           <w:highlight w:val="green"/>
         </w:rPr>
-        <w:t>: @Retry con backoff configurable, @RateLimiter o @TimeLimiter.</w:t>
+        <w:t xml:space="preserve">: @Retry con </w:t>
+      </w:r>
+      <w:proofErr w:type="spellStart"/>
+      <w:r>
+        <w:rPr>
+          <w:highlight w:val="green"/>
+        </w:rPr>
+        <w:t>backoff</w:t>
+      </w:r>
+      <w:proofErr w:type="spellEnd"/>
+      <w:r>
+        <w:rPr>
+          <w:highlight w:val="green"/>
+        </w:rPr>
+        <w:t xml:space="preserve"> configurable, @RateLimiter o @TimeLimiter.</w:t>
       </w:r>
     </w:p>
     <w:p>
@@ -9335,11 +11680,47 @@
           <w:highlight w:val="green"/>
         </w:rPr>
       </w:pPr>
-      <w:r>
-        <w:rPr>
-          <w:highlight w:val="green"/>
-        </w:rPr>
-        <w:t>Endpoint /actuator/circuitbreakers accesible en el servicio configurado.</w:t>
+      <w:proofErr w:type="spellStart"/>
+      <w:r>
+        <w:rPr>
+          <w:highlight w:val="green"/>
+        </w:rPr>
+        <w:t>Endpoint</w:t>
+      </w:r>
+      <w:proofErr w:type="spellEnd"/>
+      <w:r>
+        <w:rPr>
+          <w:highlight w:val="green"/>
+        </w:rPr>
+        <w:t> /</w:t>
+      </w:r>
+      <w:proofErr w:type="spellStart"/>
+      <w:r>
+        <w:rPr>
+          <w:highlight w:val="green"/>
+        </w:rPr>
+        <w:t>actuator</w:t>
+      </w:r>
+      <w:proofErr w:type="spellEnd"/>
+      <w:r>
+        <w:rPr>
+          <w:highlight w:val="green"/>
+        </w:rPr>
+        <w:t>/</w:t>
+      </w:r>
+      <w:proofErr w:type="spellStart"/>
+      <w:r>
+        <w:rPr>
+          <w:highlight w:val="green"/>
+        </w:rPr>
+        <w:t>circuitbreakers</w:t>
+      </w:r>
+      <w:proofErr w:type="spellEnd"/>
+      <w:r>
+        <w:rPr>
+          <w:highlight w:val="green"/>
+        </w:rPr>
+        <w:t> accesible en el servicio configurado.</w:t>
       </w:r>
     </w:p>
     <w:p>
@@ -9464,8 +11845,21 @@
           </w:tcPr>
           <w:p>
             <w:r>
-              <w:t>@CircuitBreaker con fallback funcional aplicado en al menos 1 llamada inter-servicio</w:t>
-            </w:r>
+              <w:t>@CircuitBreaker con </w:t>
+            </w:r>
+            <w:proofErr w:type="spellStart"/>
+            <w:r>
+              <w:t>fallback</w:t>
+            </w:r>
+            <w:proofErr w:type="spellEnd"/>
+            <w:r>
+              <w:t xml:space="preserve"> funcional aplicado en al menos 1 llamada </w:t>
+            </w:r>
+            <w:proofErr w:type="spellStart"/>
+            <w:r>
+              <w:t>inter-servicio</w:t>
+            </w:r>
+            <w:proofErr w:type="spellEnd"/>
           </w:p>
         </w:tc>
         <w:tc>
@@ -9516,7 +11910,15 @@
           </w:tcPr>
           <w:p>
             <w:r>
-              <w:t>Configuración completa en application.yaml: failureRateThreshold, waitDurationInOpenState, slidingWindowSize</w:t>
+              <w:t>Configuración completa en </w:t>
+            </w:r>
+            <w:proofErr w:type="gramStart"/>
+            <w:r>
+              <w:t>application.yaml</w:t>
+            </w:r>
+            <w:proofErr w:type="gramEnd"/>
+            <w:r>
+              <w:t>: failureRateThreshold, waitDurationInOpenState, slidingWindowSize</w:t>
             </w:r>
           </w:p>
         </w:tc>
@@ -9620,7 +12022,23 @@
           </w:tcPr>
           <w:p>
             <w:r>
-              <w:t>/actuator/circuitbreakers accesible y muestra el estado actual</w:t>
+              <w:t>/</w:t>
+            </w:r>
+            <w:proofErr w:type="spellStart"/>
+            <w:r>
+              <w:t>actuator</w:t>
+            </w:r>
+            <w:proofErr w:type="spellEnd"/>
+            <w:r>
+              <w:t>/</w:t>
+            </w:r>
+            <w:proofErr w:type="spellStart"/>
+            <w:r>
+              <w:t>circuitbreakers</w:t>
+            </w:r>
+            <w:proofErr w:type="spellEnd"/>
+            <w:r>
+              <w:t> accesible y muestra el estado actual</w:t>
             </w:r>
           </w:p>
         </w:tc>
@@ -9749,7 +12167,25 @@
           <w:bCs/>
           <w:highlight w:val="green"/>
         </w:rPr>
-        <w:t>1 llamada inter-servicio real</w:t>
+        <w:t xml:space="preserve">1 llamada </w:t>
+      </w:r>
+      <w:proofErr w:type="spellStart"/>
+      <w:r>
+        <w:rPr>
+          <w:b/>
+          <w:bCs/>
+          <w:highlight w:val="green"/>
+        </w:rPr>
+        <w:t>inter-servicio</w:t>
+      </w:r>
+      <w:proofErr w:type="spellEnd"/>
+      <w:r>
+        <w:rPr>
+          <w:b/>
+          <w:bCs/>
+          <w:highlight w:val="green"/>
+        </w:rPr>
+        <w:t xml:space="preserve"> real</w:t>
       </w:r>
       <w:r>
         <w:rPr>
@@ -10007,7 +12443,15 @@
           </w:tcPr>
           <w:p>
             <w:r>
-              <w:t>Al menos 1 llamada inter-servicio real implementada y funcionando</w:t>
+              <w:t xml:space="preserve">Al menos 1 llamada </w:t>
+            </w:r>
+            <w:proofErr w:type="spellStart"/>
+            <w:r>
+              <w:t>inter-servicio</w:t>
+            </w:r>
+            <w:proofErr w:type="spellEnd"/>
+            <w:r>
+              <w:t xml:space="preserve"> real implementada y funcionando</w:t>
             </w:r>
           </w:p>
         </w:tc>
@@ -10173,7 +12617,15 @@
     </w:p>
     <w:p>
       <w:r>
-        <w:t>Todos los curl van dirigidos al </w:t>
+        <w:t>Todos los </w:t>
+      </w:r>
+      <w:proofErr w:type="spellStart"/>
+      <w:r>
+        <w:t>curl</w:t>
+      </w:r>
+      <w:proofErr w:type="spellEnd"/>
+      <w:r>
+        <w:t> van dirigidos al </w:t>
       </w:r>
       <w:r>
         <w:rPr>
@@ -10189,7 +12641,15 @@
         <w:t>9090</w:t>
       </w:r>
       <w:r>
-        <w:t>), nunca directamente a los microservicios. Adapta las rutas al diseño que hayas implementado; si cambias alguna ruta, documéntala en el README.md. Reemplaza TOKEN por el JWT obtenido en el caso de login. Reemplaza {id} por el UUID real del recurso.</w:t>
+        <w:t xml:space="preserve">), nunca directamente a los microservicios. Adapta las rutas al diseño que hayas implementado; si cambias alguna ruta, documéntala en el README.md. Reemplaza TOKEN por el JWT obtenido en el caso de </w:t>
+      </w:r>
+      <w:proofErr w:type="spellStart"/>
+      <w:r>
+        <w:t>login</w:t>
+      </w:r>
+      <w:proofErr w:type="spellEnd"/>
+      <w:r>
+        <w:t>. Reemplaza {id} por el UUID real del recurso.</w:t>
       </w:r>
     </w:p>
     <w:p>
@@ -10244,7 +12704,23 @@
         </w:numPr>
       </w:pPr>
       <w:r>
-        <w:t> Mapa de microservicios: nombre, bounded context, RF asignados, base de datos y dependencias.</w:t>
+        <w:t xml:space="preserve"> Mapa de microservicios: nombre, </w:t>
+      </w:r>
+      <w:proofErr w:type="spellStart"/>
+      <w:r>
+        <w:t>bounded</w:t>
+      </w:r>
+      <w:proofErr w:type="spellEnd"/>
+      <w:r>
+        <w:t xml:space="preserve"> </w:t>
+      </w:r>
+      <w:proofErr w:type="spellStart"/>
+      <w:r>
+        <w:t>context</w:t>
+      </w:r>
+      <w:proofErr w:type="spellEnd"/>
+      <w:r>
+        <w:t>, RF asignados, base de datos y dependencias.</w:t>
       </w:r>
     </w:p>
     <w:p>
@@ -10327,7 +12803,15 @@
         </w:numPr>
       </w:pPr>
       <w:r>
-        <w:t> Captura del dashboard de Eureka con todos los servicios en estado UP.</w:t>
+        <w:t xml:space="preserve"> Captura del </w:t>
+      </w:r>
+      <w:proofErr w:type="spellStart"/>
+      <w:r>
+        <w:t>dashboard</w:t>
+      </w:r>
+      <w:proofErr w:type="spellEnd"/>
+      <w:r>
+        <w:t xml:space="preserve"> de Eureka con todos los servicios en estado UP.</w:t>
       </w:r>
     </w:p>
     <w:p>
@@ -10338,7 +12822,39 @@
         </w:numPr>
       </w:pPr>
       <w:r>
-        <w:t> Comando curl exacto para demostrar el refresh de configuración con /actuator/refresh.</w:t>
+        <w:t> Comando </w:t>
+      </w:r>
+      <w:proofErr w:type="spellStart"/>
+      <w:r>
+        <w:t>curl</w:t>
+      </w:r>
+      <w:proofErr w:type="spellEnd"/>
+      <w:r>
+        <w:t xml:space="preserve"> exacto para demostrar el </w:t>
+      </w:r>
+      <w:proofErr w:type="spellStart"/>
+      <w:r>
+        <w:t>refresh</w:t>
+      </w:r>
+      <w:proofErr w:type="spellEnd"/>
+      <w:r>
+        <w:t xml:space="preserve"> de configuración con /</w:t>
+      </w:r>
+      <w:proofErr w:type="spellStart"/>
+      <w:r>
+        <w:t>actuator</w:t>
+      </w:r>
+      <w:proofErr w:type="spellEnd"/>
+      <w:r>
+        <w:t>/</w:t>
+      </w:r>
+      <w:proofErr w:type="spellStart"/>
+      <w:r>
+        <w:t>refresh</w:t>
+      </w:r>
+      <w:proofErr w:type="spellEnd"/>
+      <w:r>
+        <w:t>.</w:t>
       </w:r>
     </w:p>
     <w:p>
@@ -10349,7 +12865,15 @@
         </w:numPr>
       </w:pPr>
       <w:r>
-        <w:t> Justificación de la descomposición y decisiones de comunicación inter-servicio.</w:t>
+        <w:t xml:space="preserve"> Justificación de la descomposición y decisiones de comunicación </w:t>
+      </w:r>
+      <w:proofErr w:type="spellStart"/>
+      <w:r>
+        <w:t>inter-servicio</w:t>
+      </w:r>
+      <w:proofErr w:type="spellEnd"/>
+      <w:r>
+        <w:t>.</w:t>
       </w:r>
     </w:p>
     <w:p>
@@ -10370,8 +12894,13 @@
           <w:numId w:val="19"/>
         </w:numPr>
       </w:pPr>
-      <w:r>
-        <w:t>mvn test sin errores en cada microservicio que contenga pruebas unitarias.</w:t>
+      <w:proofErr w:type="spellStart"/>
+      <w:r>
+        <w:t>mvn</w:t>
+      </w:r>
+      <w:proofErr w:type="spellEnd"/>
+      <w:r>
+        <w:t xml:space="preserve"> test sin errores en cada microservicio que contenga pruebas unitarias.</w:t>
       </w:r>
     </w:p>
     <w:p>
@@ -10834,8 +13363,13 @@
             <w:hideMark/>
           </w:tcPr>
           <w:p>
-            <w:r>
-              <w:t>DTOs y Validaciones</w:t>
+            <w:proofErr w:type="spellStart"/>
+            <w:r>
+              <w:t>DTOs</w:t>
+            </w:r>
+            <w:proofErr w:type="spellEnd"/>
+            <w:r>
+              <w:t xml:space="preserve"> y Validaciones</w:t>
             </w:r>
           </w:p>
         </w:tc>
@@ -11345,7 +13879,15 @@
           </w:tcPr>
           <w:p>
             <w:r>
-              <w:t>Integración RENIEC — Feign Client</w:t>
+              <w:t xml:space="preserve">Integración RENIEC — </w:t>
+            </w:r>
+            <w:proofErr w:type="spellStart"/>
+            <w:r>
+              <w:t>Feign</w:t>
+            </w:r>
+            <w:proofErr w:type="spellEnd"/>
+            <w:r>
+              <w:t xml:space="preserve"> Client</w:t>
             </w:r>
           </w:p>
         </w:tc>
@@ -11447,8 +13989,13 @@
           </w:tcPr>
           <w:p>
             <w:r>
-              <w:t>Pruebas Unitarias con Mockito</w:t>
-            </w:r>
+              <w:t xml:space="preserve">Pruebas Unitarias con </w:t>
+            </w:r>
+            <w:proofErr w:type="spellStart"/>
+            <w:r>
+              <w:t>Mockito</w:t>
+            </w:r>
+            <w:proofErr w:type="spellEnd"/>
           </w:p>
         </w:tc>
         <w:tc>
@@ -11956,8 +14503,21 @@
             <w:hideMark/>
           </w:tcPr>
           <w:p>
-            <w:r>
-              <w:t>Config Server y Config Client</w:t>
+            <w:proofErr w:type="spellStart"/>
+            <w:r>
+              <w:t>Config</w:t>
+            </w:r>
+            <w:proofErr w:type="spellEnd"/>
+            <w:r>
+              <w:t xml:space="preserve"> Server y </w:t>
+            </w:r>
+            <w:proofErr w:type="spellStart"/>
+            <w:r>
+              <w:t>Config</w:t>
+            </w:r>
+            <w:proofErr w:type="spellEnd"/>
+            <w:r>
+              <w:t xml:space="preserve"> Client</w:t>
             </w:r>
           </w:p>
         </w:tc>
@@ -12160,8 +14720,13 @@
             <w:hideMark/>
           </w:tcPr>
           <w:p>
-            <w:r>
-              <w:t>Circuit Breaker con Resilience4j</w:t>
+            <w:proofErr w:type="spellStart"/>
+            <w:r>
+              <w:t>Circuit</w:t>
+            </w:r>
+            <w:proofErr w:type="spellEnd"/>
+            <w:r>
+              <w:t xml:space="preserve"> Breaker con Resilience4j</w:t>
             </w:r>
           </w:p>
         </w:tc>
@@ -12467,7 +15032,15 @@
           </w:tcPr>
           <w:p>
             <w:r>
-              <w:t>Preguntas Conceptuales (5 × 2 pts)</w:t>
+              <w:t xml:space="preserve">Preguntas Conceptuales (5 × 2 </w:t>
+            </w:r>
+            <w:proofErr w:type="spellStart"/>
+            <w:r>
+              <w:t>pts</w:t>
+            </w:r>
+            <w:proofErr w:type="spellEnd"/>
+            <w:r>
+              <w:t>)</w:t>
             </w:r>
           </w:p>
         </w:tc>
